--- a/1.docx
+++ b/1.docx
@@ -1,6 +1,6 @@
 
 <file path=word/document.xml><?xml version="1.0" encoding="utf-8"?>
-<w:document xmlns:wpc="http://schemas.microsoft.com/office/word/2010/wordprocessingCanvas" xmlns:cx="http://schemas.microsoft.com/office/drawing/2014/chartex" xmlns:cx1="http://schemas.microsoft.com/office/drawing/2015/9/8/chartex" xmlns:cx2="http://schemas.microsoft.com/office/drawing/2015/10/21/chartex" xmlns:cx3="http://schemas.microsoft.com/office/drawing/2016/5/9/chartex" xmlns:cx4="http://schemas.microsoft.com/office/drawing/2016/5/10/chartex" xmlns:cx5="http://schemas.microsoft.com/office/drawing/2016/5/11/chartex" xmlns:cx6="http://schemas.microsoft.com/office/drawing/2016/5/12/chartex" xmlns:cx7="http://schemas.microsoft.com/office/drawing/2016/5/13/chartex" xmlns:cx8="http://schemas.microsoft.com/office/drawing/2016/5/14/chartex" xmlns:mc="http://schemas.openxmlformats.org/markup-compatibility/2006" xmlns:aink="http://schemas.microsoft.com/office/drawing/2016/ink" xmlns:am3d="http://schemas.microsoft.com/office/drawing/2017/model3d" xmlns:o="urn:schemas-microsoft-com:office:office" xmlns:oel="http://schemas.microsoft.com/office/2019/extlst" xmlns:r="http://schemas.openxmlformats.org/officeDocument/2006/relationships" xmlns:m="http://schemas.openxmlformats.org/officeDocument/2006/math" xmlns:v="urn:schemas-microsoft-com:vml" xmlns:wp14="http://schemas.microsoft.com/office/word/2010/wordprocessingDrawing" xmlns:wp="http://schemas.openxmlformats.org/drawingml/2006/wordprocessingDrawing" xmlns:w10="urn:schemas-microsoft-com:office:word" xmlns:w="http://schemas.openxmlformats.org/wordprocessingml/2006/main" xmlns:w14="http://schemas.microsoft.com/office/word/2010/wordml" xmlns:w15="http://schemas.microsoft.com/office/word/2012/wordml" xmlns:w16cex="http://schemas.microsoft.com/office/word/2018/wordml/cex" xmlns:w16cid="http://schemas.microsoft.com/office/word/2016/wordml/cid" xmlns:w16="http://schemas.microsoft.com/office/word/2018/wordml" xmlns:w16du="http://schemas.microsoft.com/office/word/2023/wordml/word16du" xmlns:w16sdtdh="http://schemas.microsoft.com/office/word/2020/wordml/sdtdatahash" xmlns:w16sdtfl="http://schemas.microsoft.com/office/word/2024/wordml/sdtformatlock" xmlns:w16se="http://schemas.microsoft.com/office/word/2015/wordml/symex" xmlns:wpg="http://schemas.microsoft.com/office/word/2010/wordprocessingGroup" xmlns:wpi="http://schemas.microsoft.com/office/word/2010/wordprocessingInk" xmlns:wne="http://schemas.microsoft.com/office/word/2006/wordml" xmlns:wps="http://schemas.microsoft.com/office/word/2010/wordprocessingShape" mc:Ignorable="w14 w15 w16se w16cid w16 w16cex w16sdtdh w16sdtfl w16du wp14">
+<w:document xmlns:wpc="http://schemas.microsoft.com/office/word/2010/wordprocessingCanvas" xmlns:cx="http://schemas.microsoft.com/office/drawing/2014/chartex" xmlns:cx1="http://schemas.microsoft.com/office/drawing/2015/9/8/chartex" xmlns:cx2="http://schemas.microsoft.com/office/drawing/2015/10/21/chartex" xmlns:cx3="http://schemas.microsoft.com/office/drawing/2016/5/9/chartex" xmlns:cx4="http://schemas.microsoft.com/office/drawing/2016/5/10/chartex" xmlns:cx5="http://schemas.microsoft.com/office/drawing/2016/5/11/chartex" xmlns:cx6="http://schemas.microsoft.com/office/drawing/2016/5/12/chartex" xmlns:cx7="http://schemas.microsoft.com/office/drawing/2016/5/13/chartex" xmlns:cx8="http://schemas.microsoft.com/office/drawing/2016/5/14/chartex" xmlns:mc="http://schemas.openxmlformats.org/markup-compatibility/2006" xmlns:aink="http://schemas.microsoft.com/office/drawing/2016/ink" xmlns:am3d="http://schemas.microsoft.com/office/drawing/2017/model3d" xmlns:o="urn:schemas-microsoft-com:office:office" xmlns:r="http://schemas.openxmlformats.org/officeDocument/2006/relationships" xmlns:m="http://schemas.openxmlformats.org/officeDocument/2006/math" xmlns:v="urn:schemas-microsoft-com:vml" xmlns:wp14="http://schemas.microsoft.com/office/word/2010/wordprocessingDrawing" xmlns:wp="http://schemas.openxmlformats.org/drawingml/2006/wordprocessingDrawing" xmlns:w10="urn:schemas-microsoft-com:office:word" xmlns:w="http://schemas.openxmlformats.org/wordprocessingml/2006/main" xmlns:w14="http://schemas.microsoft.com/office/word/2010/wordml" xmlns:w15="http://schemas.microsoft.com/office/word/2012/wordml" xmlns:w16cex="http://schemas.microsoft.com/office/word/2018/wordml/cex" xmlns:w16cid="http://schemas.microsoft.com/office/word/2016/wordml/cid" xmlns:w16="http://schemas.microsoft.com/office/word/2018/wordml" xmlns:w16sdtdh="http://schemas.microsoft.com/office/word/2020/wordml/sdtdatahash" xmlns:w16se="http://schemas.microsoft.com/office/word/2015/wordml/symex" xmlns:wpg="http://schemas.microsoft.com/office/word/2010/wordprocessingGroup" xmlns:wpi="http://schemas.microsoft.com/office/word/2010/wordprocessingInk" xmlns:wne="http://schemas.microsoft.com/office/word/2006/wordml" xmlns:wps="http://schemas.microsoft.com/office/word/2010/wordprocessingShape" mc:Ignorable="w14 w15 w16se w16cid w16 w16cex w16sdtdh wp14">
   <w:body>
     <w:p>
       <w:pPr>
@@ -25,248 +25,636 @@
     </w:p>
     <w:p>
       <w:pPr>
+        <w:pStyle w:val="Heading2"/>
+      </w:pPr>
+      <w:r>
+        <w:t>Uvod</w:t>
+      </w:r>
+    </w:p>
+    <w:p>
+      <w:r>
+        <w:t>Prije razvoja mašinskog učenja mnoge probleme je bilo teško ili gotovo nemoguće rješiti klasičnim programiranjem. Mašinsko učenje nam omogućuje da rješavamo ogroman skup problema poput: dijagnoze medicinskih slika za prisustvo anomalija</w:t>
+      </w:r>
+      <w:r>
+        <w:t>,</w:t>
+      </w:r>
+      <w:r>
+        <w:t xml:space="preserve"> </w:t>
+      </w:r>
+      <w:r>
+        <w:t>s</w:t>
+      </w:r>
+      <w:r>
+        <w:t>amovozeći automobili</w:t>
+      </w:r>
+      <w:r>
+        <w:t xml:space="preserve">, </w:t>
+      </w:r>
+      <w:r>
+        <w:t>generisanje sadržaja pomoću generativnih modela</w:t>
+      </w:r>
+      <w:r>
+        <w:t>, predviđanja cijena proizvoda i budućih prihoda</w:t>
+      </w:r>
+      <w:r>
+        <w:t xml:space="preserve"> te razni drugi.</w:t>
+      </w:r>
+    </w:p>
+    <w:p>
+      <w:r>
+        <w:t>Algoritmi koji omogućavaju da se dati problemi rješe su veoma kompleksni</w:t>
+      </w:r>
+      <w:r>
+        <w:t xml:space="preserve"> i bilo bi ih veoma teško ručno implementirati</w:t>
+      </w:r>
+      <w:r>
+        <w:t xml:space="preserve">. </w:t>
+      </w:r>
+      <w:r>
         <w:rPr>
           <w:lang w:val="de-DE"/>
         </w:rPr>
-      </w:pPr>
+        <w:t xml:space="preserve">Danas, imamo alate koji su nam olakšali </w:t>
+      </w:r>
+      <w:r>
+        <w:t xml:space="preserve">korištenje </w:t>
+      </w:r>
       <w:r>
         <w:rPr>
           <w:lang w:val="de-DE"/>
         </w:rPr>
-        <w:t>Uvod</w:t>
-      </w:r>
-    </w:p>
-    <w:p>
+        <w:t>datih algori</w:t>
+      </w:r>
+      <w:r>
+        <w:t xml:space="preserve">tama. Neki od tih alata su </w:t>
+      </w:r>
+      <w:r>
+        <w:t xml:space="preserve">PyTorch, Tensorflow i Keras. Ovi alati nam </w:t>
+      </w:r>
+      <w:r>
+        <w:t>omogućavaju</w:t>
+      </w:r>
+      <w:r>
+        <w:t xml:space="preserve"> </w:t>
+      </w:r>
+      <w:r>
+        <w:t>da na lagan način koristimo kompleksne modele mašinskog učenja od učenja pod nadzorom do neuralnih mreža.</w:t>
+      </w:r>
+    </w:p>
+    <w:p>
+      <w:r>
+        <w:t xml:space="preserve">Alati poput PyTorch su veoma popularni za treniranje modela mašinskog učenja. Repozitorij za PyTorch na Github </w:t>
+      </w:r>
+      <w:hyperlink r:id="rId5" w:history="1">
+        <w:r>
+          <w:t>https://github.com/pytorch/pytorch</w:t>
+        </w:r>
+      </w:hyperlink>
+      <w:r>
+        <w:t xml:space="preserve"> ima preko 100 hiljada commita, 4000 contributora i koristi se u 800 hiljada projekata. Po github </w:t>
+      </w:r>
+      <w:hyperlink r:id="rId6" w:history="1">
+        <w:r>
+          <w:rPr>
+            <w:rStyle w:val="Hyperlink"/>
+          </w:rPr>
+          <w:t>https://github.blog/news-insights/octoverse/octoverse-a-new-developer-joins-github-every-second-as-ai-leads-typescript-to-1/</w:t>
+        </w:r>
+      </w:hyperlink>
+      <w:r>
+        <w:t xml:space="preserve"> </w:t>
+      </w:r>
+      <w:r>
+        <w:t xml:space="preserve">istraživanju </w:t>
+      </w:r>
+      <w:r>
+        <w:t>iz 2025 Python dominira u AI projektima i gotovo pola svih novih AI projekta su napisani u Pythonu</w:t>
+      </w:r>
+      <w:r>
+        <w:t xml:space="preserve">. Možemo reći da je Python najkorišteniji programski jezik za rješavanja problema mašinskog učenja.  </w:t>
+      </w:r>
+    </w:p>
+    <w:p>
+      <w:r>
+        <w:t xml:space="preserve">Ali, Python nije jedini izbor. Alat poput PyTorch je samo wrapper za </w:t>
+      </w:r>
+      <w:r>
+        <w:t>visoko performantnu</w:t>
+      </w:r>
+      <w:r>
+        <w:t xml:space="preserve"> </w:t>
+      </w:r>
+      <w:r>
+        <w:t>C++ bibliotek</w:t>
+      </w:r>
+      <w:r>
+        <w:t>u</w:t>
+      </w:r>
+      <w:r>
+        <w:t xml:space="preserve"> LibTorch. Wrapperi za LibTorch su napisani u drugim programskim jezicima poput TorchSharp za C#, TyTorch za Typescript/Javascript te tch-rs za Rust.</w:t>
+      </w:r>
+    </w:p>
+    <w:p>
+      <w:r>
+        <w:t xml:space="preserve">Tada dolazimo do veoma zanimljivog pitanja. Kakve su razlike u treniranje i korištenju modela mašinskog učenja korištenjem ovih različitih bindings. </w:t>
+      </w:r>
+      <w:r>
+        <w:br/>
+        <w:t xml:space="preserve">Sa time u vezi </w:t>
+      </w:r>
+      <w:r>
+        <w:t xml:space="preserve">ovaj rad </w:t>
+      </w:r>
+      <w:r>
+        <w:t xml:space="preserve"> papir gleda konkretno dvije biblioteke. PyTorch iz Python ekosistema i TorchSharp i</w:t>
+      </w:r>
+      <w:r>
+        <w:t>z</w:t>
+      </w:r>
+      <w:r>
+        <w:t xml:space="preserve"> C# odnosno .NET ekosistema.</w:t>
+      </w:r>
+      <w:r>
+        <w:t xml:space="preserve"> Konekretan model koji će biti treniran je detekcija raka pluća na CT slikama pluća.</w:t>
+      </w:r>
+    </w:p>
+    <w:p>
+      <w:r>
+        <w:t>Oba okruženja će koristiti istu verziju LibTorch biblioteke te biti trenirane na istim resursima.</w:t>
+      </w:r>
+    </w:p>
+    <w:p>
+      <w:r>
+        <w:t xml:space="preserve">U našem istraživanje ćemo gledati par metrika. </w:t>
+      </w:r>
+    </w:p>
+    <w:p>
+      <w:r>
+        <w:t>Prva metrika je brzina treniranja. Treniranje modela mašinskog učenja zahtjeva veoma puno resursa. Da bi se treniranje ubrzalo gpu ili graphics processing unit je obično korišten u ovu svrhu. Sa time u vezi treniranje će biti urađeno na sistemu sa datim karaketristikama</w:t>
+      </w:r>
+      <w:r>
+        <w:t>:</w:t>
+      </w:r>
+    </w:p>
+    <w:p>
+      <w:pPr>
+        <w:pStyle w:val="ListParagraph"/>
+        <w:numPr>
+          <w:ilvl w:val="0"/>
+          <w:numId w:val="6"/>
+        </w:numPr>
+      </w:pPr>
+      <w:r>
+        <w:t>GPU RTX 5070</w:t>
+      </w:r>
+    </w:p>
+    <w:p>
+      <w:pPr>
+        <w:pStyle w:val="ListParagraph"/>
+        <w:numPr>
+          <w:ilvl w:val="0"/>
+          <w:numId w:val="6"/>
+        </w:numPr>
+      </w:pPr>
+      <w:r>
+        <w:t>RAM 32GB DDR5</w:t>
+      </w:r>
+    </w:p>
+    <w:p>
+      <w:pPr>
+        <w:pStyle w:val="ListParagraph"/>
+        <w:numPr>
+          <w:ilvl w:val="0"/>
+          <w:numId w:val="6"/>
+        </w:numPr>
+      </w:pPr>
+      <w:r>
+        <w:t>Windows 11 okruženje</w:t>
+      </w:r>
+    </w:p>
+    <w:p>
+      <w:r>
+        <w:t>Obje verzije koriste CUDA alata od Nvidie. CUDA je alata koji omogućuju paralelno procesiranje koji će nam koristiti za brže treniranje.</w:t>
+      </w:r>
+    </w:p>
+    <w:p/>
+    <w:p>
+      <w:r>
+        <w:t xml:space="preserve">Druga metrika je tačnost modela. </w:t>
+      </w:r>
+      <w:r>
+        <w:t>Ovdje ćemo razmatrati najvažnije stavke model koje uključuju preciznost, odziv, F1 score. Osim toga ćemo posmatrati kako se modeli poboljšavaju kroz trening epohe</w:t>
+      </w:r>
+    </w:p>
+    <w:p/>
+    <w:p>
+      <w:r>
+        <w:t>Treća metrika je brzina analize. Kako analiza će se obično raditi na produkcionom serveru gdje je aplikacija host-ona to se može da kompjuter ima gpu ili cpu. Sa tim u vezi gledati ćemo brzinu analize u oba slučaja.</w:t>
+      </w:r>
+    </w:p>
+    <w:p/>
+    <w:p/>
+    <w:p/>
+    <w:p/>
+    <w:p/>
+    <w:p/>
+    <w:p/>
+    <w:p/>
+    <w:p/>
+    <w:p/>
+    <w:p/>
+    <w:p/>
+    <w:p/>
+    <w:p/>
+    <w:p/>
+    <w:p/>
+    <w:p/>
+    <w:p/>
+    <w:p/>
+    <w:p/>
+    <w:p/>
+    <w:p/>
+    <w:p/>
+    <w:p/>
+    <w:p>
+      <w:pPr>
+        <w:pStyle w:val="Heading2"/>
+      </w:pPr>
+      <w:r>
+        <w:t>T</w:t>
+      </w:r>
       <w:r>
         <w:rPr>
-          <w:lang w:val="de-DE"/>
+          <w:rStyle w:val="Heading2Char"/>
         </w:rPr>
-        <w:t xml:space="preserve">Broj aplikacijskih rješenja koje koriste neku vrstu mašinskog učenja bilo to duboko učenje ili klasični algoritmi postaje sve opširniji. </w:t>
-      </w:r>
-      <w:r>
-        <w:rPr>
-          <w:lang w:val="de-DE"/>
-        </w:rPr>
-        <w:t>Sa rastom genera</w:t>
-      </w:r>
-      <w:r>
-        <w:rPr>
-          <w:lang w:val="de-DE"/>
-        </w:rPr>
-        <w:t xml:space="preserve">tivnih AI modela taj broj </w:t>
-      </w:r>
-      <w:r>
-        <w:rPr>
-          <w:lang w:val="de-DE"/>
-        </w:rPr>
-        <w:t xml:space="preserve">eksponencijalno raste. </w:t>
-      </w:r>
-      <w:r>
-        <w:rPr>
-          <w:lang w:val="de-DE"/>
-        </w:rPr>
-        <w:t xml:space="preserve">Date algoritme </w:t>
-      </w:r>
-      <w:r>
-        <w:rPr>
-          <w:lang w:val="de-DE"/>
-        </w:rPr>
-        <w:t xml:space="preserve">bi bilo jako </w:t>
-      </w:r>
-      <w:r>
-        <w:rPr>
-          <w:lang w:val="de-DE"/>
-        </w:rPr>
-        <w:t>te</w:t>
-      </w:r>
-      <w:r>
-        <w:t xml:space="preserve">ško </w:t>
-      </w:r>
-      <w:r>
-        <w:rPr>
-          <w:lang w:val="de-DE"/>
-        </w:rPr>
-        <w:t xml:space="preserve">implementirati </w:t>
-      </w:r>
-      <w:r>
-        <w:rPr>
-          <w:lang w:val="de-DE"/>
-        </w:rPr>
-        <w:t xml:space="preserve">iz početka, </w:t>
-      </w:r>
-      <w:r>
-        <w:rPr>
-          <w:lang w:val="de-DE"/>
-        </w:rPr>
-        <w:t>te postaje rješenja poput PyTorch</w:t>
-      </w:r>
-      <w:r>
-        <w:rPr>
-          <w:lang w:val="de-DE"/>
-        </w:rPr>
-        <w:t>, Tenserflow ili Keras,</w:t>
-      </w:r>
-      <w:r>
-        <w:rPr>
-          <w:lang w:val="de-DE"/>
-        </w:rPr>
-        <w:t xml:space="preserve"> koja su</w:t>
-      </w:r>
-      <w:r>
-        <w:rPr>
-          <w:lang w:val="de-DE"/>
-        </w:rPr>
-        <w:t xml:space="preserve"> te algoritme implemtirale i optimizirale</w:t>
-      </w:r>
-      <w:r>
-        <w:rPr>
-          <w:lang w:val="de-DE"/>
-        </w:rPr>
+        <w:t>eorijska osnova</w:t>
+      </w:r>
+    </w:p>
+    <w:p/>
+    <w:p>
+      <w:pPr>
+        <w:pStyle w:val="Heading3"/>
+      </w:pPr>
+      <w:r>
+        <w:t>Šta su neuralne mreže?</w:t>
+      </w:r>
+    </w:p>
+    <w:p/>
+    <w:p>
+      <w:r>
+        <w:t>Najbolji način da pokažemo kako neuralna mreža radi jest kroz primjer.</w:t>
+      </w:r>
+    </w:p>
+    <w:p>
+      <w:r>
+        <w:t xml:space="preserve">Recimo da imamo sliku dimenzija 28×28 piksela koja prikazuje neki ručno napisani broj. Ljudski mozak bez </w:t>
+      </w:r>
+      <w:r>
+        <w:t>problema</w:t>
+      </w:r>
+      <w:r>
+        <w:t xml:space="preserve"> prepoznaje takve brojeve, ali implementacija algoritma koji to radi programski </w:t>
+      </w:r>
+      <w:r>
+        <w:t>je veoma teška</w:t>
+      </w:r>
+      <w:r>
+        <w:t>. Neuronske mreže nude elegantno rješenje ovog problema.</w:t>
+      </w:r>
+    </w:p>
+    <w:p>
+      <w:r>
+        <w:t>Neuralna mreža se sastoji od slojeva, a svaki sloj je sačinjen od neurona. Za naš primjer, mreža ima sljedeću strukturu:</w:t>
+      </w:r>
+    </w:p>
+    <w:p>
+      <w:pPr>
+        <w:pStyle w:val="ListParagraph"/>
+        <w:numPr>
+          <w:ilvl w:val="0"/>
+          <w:numId w:val="6"/>
+        </w:numPr>
+      </w:pPr>
+      <w:r>
+        <w:t>Ulazni sloj — svaki piksel slike predstavlja jedan ulazni neuron. Kako slika ima 28×28 piksela, dobijamo 784 ulazna neurona, pri čemu svaki neuron nosi vrijednost piksela</w:t>
+      </w:r>
+      <w:r>
         <w:t>.</w:t>
       </w:r>
-      <w:r>
-        <w:t xml:space="preserve"> Primjer takvih softvera su </w:t>
-      </w:r>
-      <w:r>
-        <w:t>samo vozeći</w:t>
-      </w:r>
-      <w:r>
-        <w:t xml:space="preserve"> automobili, </w:t>
-      </w:r>
-      <w:r>
-        <w:t>g</w:t>
-      </w:r>
-      <w:r>
-        <w:t>enerativni modeli</w:t>
-      </w:r>
-      <w:r>
-        <w:t>, algoritmi za trgovanje</w:t>
-      </w:r>
-      <w:r>
-        <w:t xml:space="preserve"> i razni drugi.</w:t>
-      </w:r>
-    </w:p>
-    <w:p>
-      <w:r>
-        <w:t>Kako su dati alati napisani u Python ima smisla da je najkorišteniji programski jezik za treniranje modela mašinskog učenja upravo Python.</w:t>
-      </w:r>
-    </w:p>
-    <w:p>
-      <w:r>
-        <w:t xml:space="preserve">Gledajući razvoj softvera u širemu smislu veliki broj </w:t>
-      </w:r>
-      <w:r>
-        <w:t xml:space="preserve">aplikacija je napisano u drugim programskim jezicima bilo to </w:t>
-      </w:r>
-      <w:r>
-        <w:t xml:space="preserve">C#, Rust ili </w:t>
-      </w:r>
-      <w:r>
-        <w:t>Java</w:t>
-      </w:r>
-      <w:r>
-        <w:t xml:space="preserve">. </w:t>
-      </w:r>
-      <w:r>
-        <w:t xml:space="preserve">Da bi se olakšalo </w:t>
-      </w:r>
-      <w:r>
-        <w:t>implementira</w:t>
-      </w:r>
-      <w:r>
-        <w:t>nje modela mašinskog učenja datim developerima je napisani su ekvivalenti Python blibliotekama za date jezike. Npr. TensrFlow Rust omogućava Rust developerima korištenje Tenserflow biblioteke u Rust programskog jeziku.</w:t>
-      </w:r>
-    </w:p>
-    <w:p>
-      <w:r>
-        <w:t>Time se postavlja pitanje. Kakve su razlik</w:t>
-      </w:r>
-      <w:r>
-        <w:t>e</w:t>
-      </w:r>
-      <w:r>
-        <w:t xml:space="preserve"> u treniranje modela mašinskog učenja u različitim okruženjima?</w:t>
-      </w:r>
-      <w:r>
-        <w:br/>
-        <w:t>Sa time u vezi dati papir gleda konkretno dvije biblioteke. PyTorch iz Python ekosistema i TorchSharp is C# odnosno .NET ekosistema.</w:t>
-      </w:r>
-      <w:r>
-        <w:t xml:space="preserve"> Konekretan model koji će biti treniran je detekcija raka pluća na CT slikama pluća.</w:t>
-      </w:r>
-    </w:p>
-    <w:p>
-      <w:r>
-        <w:t xml:space="preserve">Obje biliboteke predstavljaju abstrakciju LibTorch </w:t>
-      </w:r>
-      <w:r>
-        <w:t xml:space="preserve">koda </w:t>
-      </w:r>
-      <w:r>
-        <w:t xml:space="preserve"> koji </w:t>
-      </w:r>
-      <w:r>
-        <w:t xml:space="preserve">zapravo radi </w:t>
-      </w:r>
-      <w:r>
-        <w:t>kalkulacije</w:t>
-      </w:r>
-      <w:r>
-        <w:t xml:space="preserve"> potrebne za treniranje te je </w:t>
-      </w:r>
-      <w:r>
-        <w:t>koji je implementiran u C++ programskoj jeziku.</w:t>
-      </w:r>
-    </w:p>
-    <w:p>
+    </w:p>
+    <w:p>
+      <w:pPr>
+        <w:pStyle w:val="ListParagraph"/>
+        <w:numPr>
+          <w:ilvl w:val="0"/>
+          <w:numId w:val="6"/>
+        </w:numPr>
+      </w:pPr>
+      <w:r>
+        <w:t>Skriveni slojevi — u ovom primjeru koristimo dva skrivena sloja, svaki sa po 16 neurona.</w:t>
+      </w:r>
+    </w:p>
+    <w:p>
+      <w:pPr>
+        <w:pStyle w:val="ListParagraph"/>
+        <w:numPr>
+          <w:ilvl w:val="0"/>
+          <w:numId w:val="6"/>
+        </w:numPr>
+      </w:pPr>
+      <w:r>
+        <w:t>Izlazni sloj — sastoji se od 10 neurona, po jedan za svaku cifru od 0 do 9. Vrijednost svakog izlaznog neurona predstavlja "pouzdanost" mreže da ulazna slika prikazuje odgovarajuću cifru.</w:t>
+      </w:r>
+    </w:p>
+    <w:p>
+      <w:pPr>
+        <w:pStyle w:val="ListParagraph"/>
+        <w:numPr>
+          <w:ilvl w:val="0"/>
+          <w:numId w:val="6"/>
+        </w:numPr>
+      </w:pPr>
+    </w:p>
+    <w:p>
+      <w:r>
+        <w:t xml:space="preserve">Ukupna arhitektura mreže je </w:t>
+      </w:r>
+      <w:r>
+        <w:t>tada</w:t>
+      </w:r>
+      <w:r>
+        <w:t>: 784 → 16 → 16 → 10.</w:t>
+      </w:r>
+    </w:p>
+    <w:p>
+      <w:r>
+        <w:t xml:space="preserve">Ideja iza skrivenih slojeva je prepoznavanje oblika. Uzmimo kao primjer cifru 9. Broj 9 se može opisati kao krug na vrhu i vertikalna linija na dnu. Nada bi bila da neuroni u drugom skrivenom sloju nauče prepoznavati upravo takve oblike — jedan neuron reagira na krug, drugi na liniju — te da njihova kombinovana aktivacija dovodi do predviđanja cifre 9. Ali kako mreža prepoznaje krug? Krug je </w:t>
+      </w:r>
+      <w:r>
+        <w:t xml:space="preserve">sam </w:t>
+      </w:r>
+      <w:r>
+        <w:t>sačinjen od malih zakrivljenih ivica. Nada bi bila da neuroni u prvom skrivenom sloju nauče prepoznavati upravo te ivice, te da aktiviraju odgovarajuće neurone u drugom sloju.</w:t>
+      </w:r>
+    </w:p>
+    <w:p/>
+    <w:p>
+      <w:r>
+        <w:t>Kako neuroni utječu jedni na druge?</w:t>
+      </w:r>
+    </w:p>
+    <w:p>
+      <w:r>
+        <w:t>Svaki neuron predstavlja jednu numeričku vrijednost — svoju aktivaciju. Aktivacija neurona u nekom sloju izračunava se na osnovu aktivacija svih neurona u prethodnom sloju. Konkretno, uzimaju se aktivacije prethodnih neurona, množi se svaka od njih sa odgovarajućom težinom</w:t>
+      </w:r>
+      <w:r>
+        <w:t>,</w:t>
+      </w:r>
+      <w:r>
+        <w:t xml:space="preserve"> rezultati se sabiraju, te se dodaje prag</w:t>
+      </w:r>
+      <w:r>
+        <w:t>.</w:t>
+      </w:r>
       <w:r>
         <w:t xml:space="preserve"> </w:t>
       </w:r>
-    </w:p>
-    <w:p>
-      <w:r>
-        <w:t xml:space="preserve">U našem istraživanje ćemo gledati par metrika. </w:t>
-      </w:r>
-    </w:p>
-    <w:p>
-      <w:pPr>
-        <w:pStyle w:val="Paragrafspiska"/>
-        <w:numPr>
-          <w:ilvl w:val="1"/>
-          <w:numId w:val="4"/>
-        </w:numPr>
-      </w:pPr>
-      <w:r>
-        <w:t>Tačnost modela. Ovdje ćemo razmatrati najvažnije stavke model koje uključuju preciznost, odziv, F1 score. Osim toga ćemo posmatrati kako se modeli poboljšavaju kroz trening epohe</w:t>
-      </w:r>
-    </w:p>
-    <w:p>
-      <w:pPr>
-        <w:pStyle w:val="Paragrafspiska"/>
-        <w:numPr>
-          <w:ilvl w:val="1"/>
-          <w:numId w:val="4"/>
-        </w:numPr>
-      </w:pPr>
-      <w:r>
-        <w:t>Vrijeme. Ovdje ćemo razmatrati koliko je vremena bilo potrebno za treniranje modela. Osim toga ćemo uporediti potrebno vrijeme za analizu slike korištenjem već treniranog modela</w:t>
-      </w:r>
-    </w:p>
-    <w:p/>
-    <w:p/>
-    <w:p/>
-    <w:p/>
-    <w:p/>
-    <w:p/>
-    <w:p/>
-    <w:p/>
-    <w:p>
-      <w:r>
-        <w:t>Definicije</w:t>
-      </w:r>
-    </w:p>
-    <w:p/>
-    <w:p/>
+      <w:r>
+        <w:t>Formalno:</w:t>
+      </w:r>
+    </w:p>
+    <w:p>
+      <w:r>
+        <w:t>z = w₁a₁ + w₂a₂ + ... + wₙaₙ + b</w:t>
+      </w:r>
+    </w:p>
+    <w:p>
+      <w:r>
+        <w:t>gdje su wᵢ težine, aᵢ aktivacije prethodnog sloja, a b prag.</w:t>
+      </w:r>
+    </w:p>
+    <w:p/>
+    <w:p/>
+    <w:p>
+      <w:r>
+        <w:lastRenderedPageBreak/>
+        <w:t>Kako bi vrijednost neurona bila ograničen</w:t>
+      </w:r>
+      <w:r>
+        <w:t>a</w:t>
+      </w:r>
+      <w:r>
+        <w:t xml:space="preserve"> i kako bi mreža mogla modelirati nelinearne ovisnosti, primjenjuje se aktivacijska funkcija. </w:t>
+      </w:r>
+      <w:r>
+        <w:t>Jedan i</w:t>
+      </w:r>
+      <w:r>
+        <w:t xml:space="preserve">zbor je </w:t>
+      </w:r>
+      <w:r>
+        <w:t>ReLU</w:t>
+      </w:r>
+      <w:r>
+        <w:t xml:space="preserve"> funkcija:</w:t>
+      </w:r>
+    </w:p>
+    <w:p>
+      <w:r>
+        <w:t>ReLU</w:t>
+      </w:r>
+      <w:r>
+        <w:t>(</w:t>
+      </w:r>
+      <w:r>
+        <w:t>z</w:t>
+      </w:r>
+      <w:r>
+        <w:t xml:space="preserve">) = </w:t>
+      </w:r>
+      <w:r>
+        <w:t>max(0, z)</w:t>
+      </w:r>
+    </w:p>
+    <w:p>
+      <w:r>
+        <w:t xml:space="preserve">ReLU funkcija preslikava broj tako da negativne vrijednost idu u 0 dok pozitvne vrijednost </w:t>
+      </w:r>
+      <w:r>
+        <w:t>ostaju kakve jesu.</w:t>
+      </w:r>
+    </w:p>
+    <w:p/>
+    <w:p>
+      <w:r>
+        <w:t>Koliko parametara ima ova mreža?</w:t>
+      </w:r>
+    </w:p>
+    <w:p>
+      <w:r>
+        <w:t>Svaki neuron u jednom sloju je povezan sa svakim neuronom u slijedećem sloju. Za svaku takvu vezu postoji jedna težina, a svaki neuron ima i jedan prag. Broj parametara se izračunava kao:</w:t>
+      </w:r>
+    </w:p>
+    <w:p>
+      <w:r>
+        <w:t>Veza 784 → 16: 784 × 16 težina + 16 pragova = 12 560</w:t>
+      </w:r>
+    </w:p>
+    <w:p>
+      <w:r>
+        <w:t>Veza 16 → 16: 16 × 16 težina + 16 pragova = 272</w:t>
+      </w:r>
+    </w:p>
+    <w:p>
+      <w:r>
+        <w:t>Veza 16 → 10: 16 × 10 težina + 10 pragova = 170</w:t>
+      </w:r>
+    </w:p>
+    <w:p>
+      <w:r>
+        <w:t>Ukupno: 13 002 parametra koje mreža podešava tokom treniranja.</w:t>
+      </w:r>
+    </w:p>
+    <w:p/>
+    <w:p>
+      <w:r>
+        <w:t>Kako</w:t>
+      </w:r>
+      <w:r>
+        <w:t xml:space="preserve"> mreža uči da podešava ovih 13 002 parametara na osnovu primjera?</w:t>
+      </w:r>
+    </w:p>
+    <w:p>
+      <w:r>
+        <w:t>Treniranje modela se radi na skupu podataka za treniranje. Za naš primjer će to biti skup slika ručno napisanih brojeva i oznaka</w:t>
+      </w:r>
+      <w:r>
+        <w:t xml:space="preserve"> koji nam govori</w:t>
+      </w:r>
+      <w:r>
+        <w:t xml:space="preserve"> koji broj data slika predstavlja. Nada je da će naš model nakon treniranj</w:t>
+      </w:r>
+      <w:r>
+        <w:t xml:space="preserve">a </w:t>
+      </w:r>
+      <w:r>
+        <w:t>biti u mogućnosti da predvidi ručno napisan</w:t>
+      </w:r>
+      <w:r>
+        <w:t xml:space="preserve"> </w:t>
+      </w:r>
+      <w:r>
+        <w:t>broj na slici koju do sada nije vidio.</w:t>
+      </w:r>
+    </w:p>
+    <w:p>
+      <w:r>
+        <w:t xml:space="preserve">Inicijalno postavljamo sve parametre </w:t>
+      </w:r>
+      <w:r>
+        <w:t xml:space="preserve">mreže </w:t>
+      </w:r>
+      <w:r>
+        <w:t xml:space="preserve">na neke nasumične vrijednosti. </w:t>
+      </w:r>
+      <w:r>
+        <w:t>Da bismo mogli procjeniti kako se naša mreža ponaša tj. Koliko je dobra u predviđanju brojeva ispravno definišemo funkciju troška. Funkcija troška je funkcija koja uzima rezultate neuralne mreže za svaki trening podatak, od njega oduzme vrijednost koji bi trebao da ima te nađe njihov prosjek.</w:t>
+      </w:r>
+    </w:p>
+    <w:p>
+      <w:r>
+        <w:t>Što je funkcija troška veća neuralna mreža je lošija. Naš zadatak prilikom treniranje jeste da smanjimo funkciju troška odnosno da nađemo neki njezin minimum.</w:t>
+      </w:r>
+    </w:p>
+    <w:p>
+      <w:r>
+        <w:t>Kako možemo minimizirati funkciju troška?</w:t>
+      </w:r>
+    </w:p>
+    <w:p>
+      <w:r>
+        <w:t xml:space="preserve">Po našoj definiciji funkcije troška ona svoju vrijednost dobija na osnovu rezultata naše neuralne mreže. Sa time u vezi sama funkcija troška je funkcija naše neuralne mreže odnosno funkcija svih 13000 parametar. </w:t>
+      </w:r>
+      <w:r>
+        <w:t xml:space="preserve">Ovdje nam može pomoći gradijent funkcije. Gradijet funkcije nam daje pravac u kojem funkcija najviše raste. Kako je naš cilj da funkciju smanjimo negativna vrijednost gradijenta funkcija će predstavljati pravac u kojem trebamo smanjiti funkciju. </w:t>
+      </w:r>
+      <w:r>
+        <w:t xml:space="preserve">Algoritam koji dobijamo jeste da izračunamo gradijent funkcije </w:t>
+      </w:r>
+      <w:r>
+        <w:t>troška</w:t>
+      </w:r>
+      <w:r>
+        <w:t>, uradimo mali korak u tom pravcu i</w:t>
+      </w:r>
+      <w:r>
+        <w:t xml:space="preserve"> </w:t>
+      </w:r>
+      <w:r>
+        <w:t>ponavljamo taj proces. Ovaj algoritam se naziva gradijento opadanje.</w:t>
+      </w:r>
+      <w:r>
+        <w:t xml:space="preserve"> </w:t>
+      </w:r>
+    </w:p>
+    <w:p/>
+    <w:p/>
+    <w:p>
+      <w:r>
+        <w:lastRenderedPageBreak/>
+        <w:t>Kako računamo gradijent funkcije troška?</w:t>
+      </w:r>
+    </w:p>
+    <w:p>
+      <w:r>
+        <w:t xml:space="preserve">Kako je funkcija troška funkcija svih 13000 parametara neuralne mreže gradijent date funkcije će biti vektor od 13000 vrijednost. Dati vektor će nam reći kako da izmjenimo parametre neuralne mreže da bismo smanjili funkciju troška. </w:t>
+      </w:r>
+    </w:p>
+    <w:p>
+      <w:pPr>
+        <w:spacing w:line="480" w:lineRule="auto"/>
+      </w:pPr>
+    </w:p>
+    <w:p>
+      <w:pPr>
+        <w:spacing w:line="480" w:lineRule="auto"/>
+      </w:pPr>
+    </w:p>
+    <w:p>
+      <w:pPr>
+        <w:spacing w:line="480" w:lineRule="auto"/>
+      </w:pPr>
+    </w:p>
+    <w:p>
+      <w:pPr>
+        <w:ind w:left="720" w:hanging="720"/>
+      </w:pPr>
+    </w:p>
+    <w:p/>
+    <w:p/>
+    <w:p/>
+    <w:p>
+      <w:pPr>
+        <w:pStyle w:val="Heading3"/>
+      </w:pPr>
+      <w:r>
+        <w:t>CNN</w:t>
+      </w:r>
+      <w:r>
+        <w:t xml:space="preserve"> – Konvolucijske neuralne mreže </w:t>
+      </w:r>
+    </w:p>
+    <w:p/>
+    <w:p>
+      <w:r>
+        <w:t>CNN ili konvolucijske neuralne mreže su posebna vrsta neuralnih mreža najmjenjena specifično za procesiranje podataka u gridu, poput slike. CNN konvolucijske slojeve koji služe za prepozavanje oblika i šablona.</w:t>
+      </w:r>
+    </w:p>
+    <w:p>
+      <w:r>
+        <w:t>Za razliku od običnih neuralnih</w:t>
+      </w:r>
+    </w:p>
     <w:sectPr>
       <w:pgSz w:w="12240" w:h="15840"/>
       <w:pgMar w:top="1440" w:right="1440" w:bottom="1440" w:left="1440" w:header="720" w:footer="720" w:gutter="0"/>
@@ -278,7 +666,7 @@
 </file>
 
 <file path=word/numbering.xml><?xml version="1.0" encoding="utf-8"?>
-<w:numbering xmlns:wpc="http://schemas.microsoft.com/office/word/2010/wordprocessingCanvas" xmlns:cx="http://schemas.microsoft.com/office/drawing/2014/chartex" xmlns:cx1="http://schemas.microsoft.com/office/drawing/2015/9/8/chartex" xmlns:cx2="http://schemas.microsoft.com/office/drawing/2015/10/21/chartex" xmlns:cx3="http://schemas.microsoft.com/office/drawing/2016/5/9/chartex" xmlns:cx4="http://schemas.microsoft.com/office/drawing/2016/5/10/chartex" xmlns:cx5="http://schemas.microsoft.com/office/drawing/2016/5/11/chartex" xmlns:cx6="http://schemas.microsoft.com/office/drawing/2016/5/12/chartex" xmlns:cx7="http://schemas.microsoft.com/office/drawing/2016/5/13/chartex" xmlns:cx8="http://schemas.microsoft.com/office/drawing/2016/5/14/chartex" xmlns:mc="http://schemas.openxmlformats.org/markup-compatibility/2006" xmlns:aink="http://schemas.microsoft.com/office/drawing/2016/ink" xmlns:am3d="http://schemas.microsoft.com/office/drawing/2017/model3d" xmlns:o="urn:schemas-microsoft-com:office:office" xmlns:oel="http://schemas.microsoft.com/office/2019/extlst" xmlns:r="http://schemas.openxmlformats.org/officeDocument/2006/relationships" xmlns:m="http://schemas.openxmlformats.org/officeDocument/2006/math" xmlns:v="urn:schemas-microsoft-com:vml" xmlns:wp14="http://schemas.microsoft.com/office/word/2010/wordprocessingDrawing" xmlns:wp="http://schemas.openxmlformats.org/drawingml/2006/wordprocessingDrawing" xmlns:w10="urn:schemas-microsoft-com:office:word" xmlns:w="http://schemas.openxmlformats.org/wordprocessingml/2006/main" xmlns:w14="http://schemas.microsoft.com/office/word/2010/wordml" xmlns:w15="http://schemas.microsoft.com/office/word/2012/wordml" xmlns:w16cex="http://schemas.microsoft.com/office/word/2018/wordml/cex" xmlns:w16cid="http://schemas.microsoft.com/office/word/2016/wordml/cid" xmlns:w16="http://schemas.microsoft.com/office/word/2018/wordml" xmlns:w16du="http://schemas.microsoft.com/office/word/2023/wordml/word16du" xmlns:w16sdtdh="http://schemas.microsoft.com/office/word/2020/wordml/sdtdatahash" xmlns:w16sdtfl="http://schemas.microsoft.com/office/word/2024/wordml/sdtformatlock" xmlns:w16se="http://schemas.microsoft.com/office/word/2015/wordml/symex" xmlns:wpg="http://schemas.microsoft.com/office/word/2010/wordprocessingGroup" xmlns:wpi="http://schemas.microsoft.com/office/word/2010/wordprocessingInk" xmlns:wne="http://schemas.microsoft.com/office/word/2006/wordml" xmlns:wps="http://schemas.microsoft.com/office/word/2010/wordprocessingShape" mc:Ignorable="w14 w15 w16se w16cid w16 w16cex w16sdtdh w16sdtfl w16du wp14">
+<w:numbering xmlns:wpc="http://schemas.microsoft.com/office/word/2010/wordprocessingCanvas" xmlns:cx="http://schemas.microsoft.com/office/drawing/2014/chartex" xmlns:cx1="http://schemas.microsoft.com/office/drawing/2015/9/8/chartex" xmlns:cx2="http://schemas.microsoft.com/office/drawing/2015/10/21/chartex" xmlns:cx3="http://schemas.microsoft.com/office/drawing/2016/5/9/chartex" xmlns:cx4="http://schemas.microsoft.com/office/drawing/2016/5/10/chartex" xmlns:cx5="http://schemas.microsoft.com/office/drawing/2016/5/11/chartex" xmlns:cx6="http://schemas.microsoft.com/office/drawing/2016/5/12/chartex" xmlns:cx7="http://schemas.microsoft.com/office/drawing/2016/5/13/chartex" xmlns:cx8="http://schemas.microsoft.com/office/drawing/2016/5/14/chartex" xmlns:mc="http://schemas.openxmlformats.org/markup-compatibility/2006" xmlns:aink="http://schemas.microsoft.com/office/drawing/2016/ink" xmlns:am3d="http://schemas.microsoft.com/office/drawing/2017/model3d" xmlns:o="urn:schemas-microsoft-com:office:office" xmlns:r="http://schemas.openxmlformats.org/officeDocument/2006/relationships" xmlns:m="http://schemas.openxmlformats.org/officeDocument/2006/math" xmlns:v="urn:schemas-microsoft-com:vml" xmlns:wp14="http://schemas.microsoft.com/office/word/2010/wordprocessingDrawing" xmlns:wp="http://schemas.openxmlformats.org/drawingml/2006/wordprocessingDrawing" xmlns:w10="urn:schemas-microsoft-com:office:word" xmlns:w="http://schemas.openxmlformats.org/wordprocessingml/2006/main" xmlns:w14="http://schemas.microsoft.com/office/word/2010/wordml" xmlns:w15="http://schemas.microsoft.com/office/word/2012/wordml" xmlns:w16cex="http://schemas.microsoft.com/office/word/2018/wordml/cex" xmlns:w16cid="http://schemas.microsoft.com/office/word/2016/wordml/cid" xmlns:w16="http://schemas.microsoft.com/office/word/2018/wordml" xmlns:w16sdtdh="http://schemas.microsoft.com/office/word/2020/wordml/sdtdatahash" xmlns:w16se="http://schemas.microsoft.com/office/word/2015/wordml/symex" xmlns:wpg="http://schemas.microsoft.com/office/word/2010/wordprocessingGroup" xmlns:wpi="http://schemas.microsoft.com/office/word/2010/wordprocessingInk" xmlns:wne="http://schemas.microsoft.com/office/word/2006/wordml" xmlns:wps="http://schemas.microsoft.com/office/word/2010/wordprocessingShape" mc:Ignorable="w14 w15 w16se w16cid w16 w16cex w16sdtdh wp14">
   <w:abstractNum w:abstractNumId="0" w15:restartNumberingAfterBreak="0">
     <w:nsid w:val="04D9279B"/>
     <w:multiLevelType w:val="multilevel"/>
@@ -578,6 +966,118 @@
     </w:lvl>
   </w:abstractNum>
   <w:abstractNum w:abstractNumId="2" w15:restartNumberingAfterBreak="0">
+    <w:nsid w:val="2CDF3599"/>
+    <w:multiLevelType w:val="hybridMultilevel"/>
+    <w:tmpl w:val="0A2CA9DA"/>
+    <w:lvl w:ilvl="0" w:tplc="7BAE48A4">
+      <w:numFmt w:val="bullet"/>
+      <w:lvlText w:val="-"/>
+      <w:lvlJc w:val="left"/>
+      <w:pPr>
+        <w:ind w:left="720" w:hanging="360"/>
+      </w:pPr>
+      <w:rPr>
+        <w:rFonts w:ascii="Aptos" w:eastAsiaTheme="minorHAnsi" w:hAnsi="Aptos" w:cstheme="minorBidi" w:hint="default"/>
+      </w:rPr>
+    </w:lvl>
+    <w:lvl w:ilvl="1" w:tplc="04090003" w:tentative="1">
+      <w:start w:val="1"/>
+      <w:numFmt w:val="bullet"/>
+      <w:lvlText w:val="o"/>
+      <w:lvlJc w:val="left"/>
+      <w:pPr>
+        <w:ind w:left="1440" w:hanging="360"/>
+      </w:pPr>
+      <w:rPr>
+        <w:rFonts w:ascii="Courier New" w:hAnsi="Courier New" w:cs="Courier New" w:hint="default"/>
+      </w:rPr>
+    </w:lvl>
+    <w:lvl w:ilvl="2" w:tplc="04090005" w:tentative="1">
+      <w:start w:val="1"/>
+      <w:numFmt w:val="bullet"/>
+      <w:lvlText w:val=""/>
+      <w:lvlJc w:val="left"/>
+      <w:pPr>
+        <w:ind w:left="2160" w:hanging="360"/>
+      </w:pPr>
+      <w:rPr>
+        <w:rFonts w:ascii="Wingdings" w:hAnsi="Wingdings" w:hint="default"/>
+      </w:rPr>
+    </w:lvl>
+    <w:lvl w:ilvl="3" w:tplc="04090001" w:tentative="1">
+      <w:start w:val="1"/>
+      <w:numFmt w:val="bullet"/>
+      <w:lvlText w:val=""/>
+      <w:lvlJc w:val="left"/>
+      <w:pPr>
+        <w:ind w:left="2880" w:hanging="360"/>
+      </w:pPr>
+      <w:rPr>
+        <w:rFonts w:ascii="Symbol" w:hAnsi="Symbol" w:hint="default"/>
+      </w:rPr>
+    </w:lvl>
+    <w:lvl w:ilvl="4" w:tplc="04090003" w:tentative="1">
+      <w:start w:val="1"/>
+      <w:numFmt w:val="bullet"/>
+      <w:lvlText w:val="o"/>
+      <w:lvlJc w:val="left"/>
+      <w:pPr>
+        <w:ind w:left="3600" w:hanging="360"/>
+      </w:pPr>
+      <w:rPr>
+        <w:rFonts w:ascii="Courier New" w:hAnsi="Courier New" w:cs="Courier New" w:hint="default"/>
+      </w:rPr>
+    </w:lvl>
+    <w:lvl w:ilvl="5" w:tplc="04090005" w:tentative="1">
+      <w:start w:val="1"/>
+      <w:numFmt w:val="bullet"/>
+      <w:lvlText w:val=""/>
+      <w:lvlJc w:val="left"/>
+      <w:pPr>
+        <w:ind w:left="4320" w:hanging="360"/>
+      </w:pPr>
+      <w:rPr>
+        <w:rFonts w:ascii="Wingdings" w:hAnsi="Wingdings" w:hint="default"/>
+      </w:rPr>
+    </w:lvl>
+    <w:lvl w:ilvl="6" w:tplc="04090001" w:tentative="1">
+      <w:start w:val="1"/>
+      <w:numFmt w:val="bullet"/>
+      <w:lvlText w:val=""/>
+      <w:lvlJc w:val="left"/>
+      <w:pPr>
+        <w:ind w:left="5040" w:hanging="360"/>
+      </w:pPr>
+      <w:rPr>
+        <w:rFonts w:ascii="Symbol" w:hAnsi="Symbol" w:hint="default"/>
+      </w:rPr>
+    </w:lvl>
+    <w:lvl w:ilvl="7" w:tplc="04090003" w:tentative="1">
+      <w:start w:val="1"/>
+      <w:numFmt w:val="bullet"/>
+      <w:lvlText w:val="o"/>
+      <w:lvlJc w:val="left"/>
+      <w:pPr>
+        <w:ind w:left="5760" w:hanging="360"/>
+      </w:pPr>
+      <w:rPr>
+        <w:rFonts w:ascii="Courier New" w:hAnsi="Courier New" w:cs="Courier New" w:hint="default"/>
+      </w:rPr>
+    </w:lvl>
+    <w:lvl w:ilvl="8" w:tplc="04090005" w:tentative="1">
+      <w:start w:val="1"/>
+      <w:numFmt w:val="bullet"/>
+      <w:lvlText w:val=""/>
+      <w:lvlJc w:val="left"/>
+      <w:pPr>
+        <w:ind w:left="6480" w:hanging="360"/>
+      </w:pPr>
+      <w:rPr>
+        <w:rFonts w:ascii="Wingdings" w:hAnsi="Wingdings" w:hint="default"/>
+      </w:rPr>
+    </w:lvl>
+  </w:abstractNum>
+  <w:abstractNum w:abstractNumId="3" w15:restartNumberingAfterBreak="0">
     <w:nsid w:val="5A8205B9"/>
     <w:multiLevelType w:val="multilevel"/>
     <w:tmpl w:val="540E3276"/>
@@ -726,7 +1226,7 @@
       </w:rPr>
     </w:lvl>
   </w:abstractNum>
-  <w:abstractNum w:abstractNumId="3" w15:restartNumberingAfterBreak="0">
+  <w:abstractNum w:abstractNumId="4" w15:restartNumberingAfterBreak="0">
     <w:nsid w:val="631F6B00"/>
     <w:multiLevelType w:val="multilevel"/>
     <w:tmpl w:val="40102B3C"/>
@@ -875,7 +1375,7 @@
       </w:rPr>
     </w:lvl>
   </w:abstractNum>
-  <w:abstractNum w:abstractNumId="4" w15:restartNumberingAfterBreak="0">
+  <w:abstractNum w:abstractNumId="5" w15:restartNumberingAfterBreak="0">
     <w:nsid w:val="7DD476EE"/>
     <w:multiLevelType w:val="multilevel"/>
     <w:tmpl w:val="7C961B94"/>
@@ -1020,26 +1520,29 @@
       </w:rPr>
     </w:lvl>
   </w:abstractNum>
-  <w:num w:numId="1" w16cid:durableId="1695956454">
+  <w:num w:numId="1">
     <w:abstractNumId w:val="0"/>
   </w:num>
-  <w:num w:numId="2" w16cid:durableId="385764334">
-    <w:abstractNumId w:val="2"/>
+  <w:num w:numId="2">
+    <w:abstractNumId w:val="3"/>
   </w:num>
-  <w:num w:numId="3" w16cid:durableId="1118259301">
+  <w:num w:numId="3">
     <w:abstractNumId w:val="1"/>
   </w:num>
-  <w:num w:numId="4" w16cid:durableId="1192181476">
+  <w:num w:numId="4">
+    <w:abstractNumId w:val="5"/>
+  </w:num>
+  <w:num w:numId="5">
     <w:abstractNumId w:val="4"/>
   </w:num>
-  <w:num w:numId="5" w16cid:durableId="330569107">
-    <w:abstractNumId w:val="3"/>
+  <w:num w:numId="6">
+    <w:abstractNumId w:val="2"/>
   </w:num>
 </w:numbering>
 </file>
 
 <file path=word/styles.xml><?xml version="1.0" encoding="utf-8"?>
-<w:styles xmlns:mc="http://schemas.openxmlformats.org/markup-compatibility/2006" xmlns:r="http://schemas.openxmlformats.org/officeDocument/2006/relationships" xmlns:w="http://schemas.openxmlformats.org/wordprocessingml/2006/main" xmlns:w14="http://schemas.microsoft.com/office/word/2010/wordml" xmlns:w15="http://schemas.microsoft.com/office/word/2012/wordml" xmlns:w16cex="http://schemas.microsoft.com/office/word/2018/wordml/cex" xmlns:w16cid="http://schemas.microsoft.com/office/word/2016/wordml/cid" xmlns:w16="http://schemas.microsoft.com/office/word/2018/wordml" xmlns:w16du="http://schemas.microsoft.com/office/word/2023/wordml/word16du" xmlns:w16sdtdh="http://schemas.microsoft.com/office/word/2020/wordml/sdtdatahash" xmlns:w16sdtfl="http://schemas.microsoft.com/office/word/2024/wordml/sdtformatlock" xmlns:w16se="http://schemas.microsoft.com/office/word/2015/wordml/symex" mc:Ignorable="w14 w15 w16se w16cid w16 w16cex w16sdtdh w16sdtfl w16du">
+<w:styles xmlns:mc="http://schemas.openxmlformats.org/markup-compatibility/2006" xmlns:r="http://schemas.openxmlformats.org/officeDocument/2006/relationships" xmlns:w="http://schemas.openxmlformats.org/wordprocessingml/2006/main" xmlns:w14="http://schemas.microsoft.com/office/word/2010/wordml" xmlns:w15="http://schemas.microsoft.com/office/word/2012/wordml" xmlns:w16cex="http://schemas.microsoft.com/office/word/2018/wordml/cex" xmlns:w16cid="http://schemas.microsoft.com/office/word/2016/wordml/cid" xmlns:w16="http://schemas.microsoft.com/office/word/2018/wordml" xmlns:w16sdtdh="http://schemas.microsoft.com/office/word/2020/wordml/sdtdatahash" xmlns:w16se="http://schemas.microsoft.com/office/word/2015/wordml/symex" mc:Ignorable="w14 w15 w16se w16cid w16 w16cex w16sdtdh">
   <w:docDefaults>
     <w:rPrDefault>
       <w:rPr>
@@ -1435,18 +1938,18 @@
     <w:lsdException w:name="Unresolved Mention" w:semiHidden="1" w:unhideWhenUsed="1"/>
     <w:lsdException w:name="Smart Link" w:semiHidden="1" w:unhideWhenUsed="1"/>
   </w:latentStyles>
-  <w:style w:type="paragraph" w:default="1" w:styleId="Normalno">
+  <w:style w:type="paragraph" w:default="1" w:styleId="Normal">
     <w:name w:val="Normal"/>
     <w:qFormat/>
     <w:rPr>
       <w:lang w:val="bs-Latn-BA"/>
     </w:rPr>
   </w:style>
-  <w:style w:type="paragraph" w:styleId="Naslov1">
+  <w:style w:type="paragraph" w:styleId="Heading1">
     <w:name w:val="heading 1"/>
-    <w:basedOn w:val="Normalno"/>
-    <w:next w:val="Normalno"/>
-    <w:link w:val="Naslov1Znak"/>
+    <w:basedOn w:val="Normal"/>
+    <w:next w:val="Normal"/>
+    <w:link w:val="Heading1Char"/>
     <w:uiPriority w:val="9"/>
     <w:qFormat/>
     <w:rsid w:val="001519A7"/>
@@ -1463,13 +1966,12 @@
       <w:szCs w:val="40"/>
     </w:rPr>
   </w:style>
-  <w:style w:type="paragraph" w:styleId="Naslov2">
+  <w:style w:type="paragraph" w:styleId="Heading2">
     <w:name w:val="heading 2"/>
-    <w:basedOn w:val="Normalno"/>
-    <w:next w:val="Normalno"/>
-    <w:link w:val="Naslov2Znak"/>
+    <w:basedOn w:val="Normal"/>
+    <w:next w:val="Normal"/>
+    <w:link w:val="Heading2Char"/>
     <w:uiPriority w:val="9"/>
-    <w:semiHidden/>
     <w:unhideWhenUsed/>
     <w:qFormat/>
     <w:rsid w:val="001519A7"/>
@@ -1486,13 +1988,12 @@
       <w:szCs w:val="32"/>
     </w:rPr>
   </w:style>
-  <w:style w:type="paragraph" w:styleId="Naslov3">
+  <w:style w:type="paragraph" w:styleId="Heading3">
     <w:name w:val="heading 3"/>
-    <w:basedOn w:val="Normalno"/>
-    <w:next w:val="Normalno"/>
-    <w:link w:val="Naslov3Znak"/>
+    <w:basedOn w:val="Normal"/>
+    <w:next w:val="Normal"/>
+    <w:link w:val="Heading3Char"/>
     <w:uiPriority w:val="9"/>
-    <w:semiHidden/>
     <w:unhideWhenUsed/>
     <w:qFormat/>
     <w:rsid w:val="001519A7"/>
@@ -1509,13 +2010,12 @@
       <w:szCs w:val="28"/>
     </w:rPr>
   </w:style>
-  <w:style w:type="paragraph" w:styleId="Naslov4">
+  <w:style w:type="paragraph" w:styleId="Heading4">
     <w:name w:val="heading 4"/>
-    <w:basedOn w:val="Normalno"/>
-    <w:next w:val="Normalno"/>
-    <w:link w:val="Naslov4Znak"/>
+    <w:basedOn w:val="Normal"/>
+    <w:next w:val="Normal"/>
+    <w:link w:val="Heading4Char"/>
     <w:uiPriority w:val="9"/>
-    <w:semiHidden/>
     <w:unhideWhenUsed/>
     <w:qFormat/>
     <w:rsid w:val="001519A7"/>
@@ -1532,11 +2032,11 @@
       <w:color w:val="0F4761" w:themeColor="accent1" w:themeShade="BF"/>
     </w:rPr>
   </w:style>
-  <w:style w:type="paragraph" w:styleId="Naslov5">
+  <w:style w:type="paragraph" w:styleId="Heading5">
     <w:name w:val="heading 5"/>
-    <w:basedOn w:val="Normalno"/>
-    <w:next w:val="Normalno"/>
-    <w:link w:val="Naslov5Znak"/>
+    <w:basedOn w:val="Normal"/>
+    <w:next w:val="Normal"/>
+    <w:link w:val="Heading5Char"/>
     <w:uiPriority w:val="9"/>
     <w:semiHidden/>
     <w:unhideWhenUsed/>
@@ -1553,11 +2053,11 @@
       <w:color w:val="0F4761" w:themeColor="accent1" w:themeShade="BF"/>
     </w:rPr>
   </w:style>
-  <w:style w:type="paragraph" w:styleId="Naslov6">
+  <w:style w:type="paragraph" w:styleId="Heading6">
     <w:name w:val="heading 6"/>
-    <w:basedOn w:val="Normalno"/>
-    <w:next w:val="Normalno"/>
-    <w:link w:val="Naslov6Znak"/>
+    <w:basedOn w:val="Normal"/>
+    <w:next w:val="Normal"/>
+    <w:link w:val="Heading6Char"/>
     <w:uiPriority w:val="9"/>
     <w:semiHidden/>
     <w:unhideWhenUsed/>
@@ -1576,11 +2076,11 @@
       <w:color w:val="595959" w:themeColor="text1" w:themeTint="A6"/>
     </w:rPr>
   </w:style>
-  <w:style w:type="paragraph" w:styleId="Naslov7">
+  <w:style w:type="paragraph" w:styleId="Heading7">
     <w:name w:val="heading 7"/>
-    <w:basedOn w:val="Normalno"/>
-    <w:next w:val="Normalno"/>
-    <w:link w:val="Naslov7Znak"/>
+    <w:basedOn w:val="Normal"/>
+    <w:next w:val="Normal"/>
+    <w:link w:val="Heading7Char"/>
     <w:uiPriority w:val="9"/>
     <w:semiHidden/>
     <w:unhideWhenUsed/>
@@ -1597,11 +2097,11 @@
       <w:color w:val="595959" w:themeColor="text1" w:themeTint="A6"/>
     </w:rPr>
   </w:style>
-  <w:style w:type="paragraph" w:styleId="Naslov8">
+  <w:style w:type="paragraph" w:styleId="Heading8">
     <w:name w:val="heading 8"/>
-    <w:basedOn w:val="Normalno"/>
-    <w:next w:val="Normalno"/>
-    <w:link w:val="Naslov8Znak"/>
+    <w:basedOn w:val="Normal"/>
+    <w:next w:val="Normal"/>
+    <w:link w:val="Heading8Char"/>
     <w:uiPriority w:val="9"/>
     <w:semiHidden/>
     <w:unhideWhenUsed/>
@@ -1620,11 +2120,11 @@
       <w:color w:val="272727" w:themeColor="text1" w:themeTint="D8"/>
     </w:rPr>
   </w:style>
-  <w:style w:type="paragraph" w:styleId="Naslov9">
+  <w:style w:type="paragraph" w:styleId="Heading9">
     <w:name w:val="heading 9"/>
-    <w:basedOn w:val="Normalno"/>
-    <w:next w:val="Normalno"/>
-    <w:link w:val="Naslov9Znak"/>
+    <w:basedOn w:val="Normal"/>
+    <w:next w:val="Normal"/>
+    <w:link w:val="Heading9Char"/>
     <w:uiPriority w:val="9"/>
     <w:semiHidden/>
     <w:unhideWhenUsed/>
@@ -1641,13 +2141,12 @@
       <w:color w:val="272727" w:themeColor="text1" w:themeTint="D8"/>
     </w:rPr>
   </w:style>
-  <w:style w:type="character" w:default="1" w:styleId="Zadanifontparagrafa">
+  <w:style w:type="character" w:default="1" w:styleId="DefaultParagraphFont">
     <w:name w:val="Default Paragraph Font"/>
     <w:uiPriority w:val="1"/>
-    <w:semiHidden/>
     <w:unhideWhenUsed/>
   </w:style>
-  <w:style w:type="table" w:default="1" w:styleId="Normalnatabela">
+  <w:style w:type="table" w:default="1" w:styleId="TableNormal">
     <w:name w:val="Normal Table"/>
     <w:uiPriority w:val="99"/>
     <w:semiHidden/>
@@ -1662,16 +2161,16 @@
       </w:tblCellMar>
     </w:tblPr>
   </w:style>
-  <w:style w:type="numbering" w:default="1" w:styleId="Bezspiska">
+  <w:style w:type="numbering" w:default="1" w:styleId="NoList">
     <w:name w:val="No List"/>
     <w:uiPriority w:val="99"/>
     <w:semiHidden/>
     <w:unhideWhenUsed/>
   </w:style>
-  <w:style w:type="character" w:customStyle="1" w:styleId="Naslov1Znak">
-    <w:name w:val="Naslov 1 Znak"/>
-    <w:basedOn w:val="Zadanifontparagrafa"/>
-    <w:link w:val="Naslov1"/>
+  <w:style w:type="character" w:customStyle="1" w:styleId="Heading1Char">
+    <w:name w:val="Heading 1 Char"/>
+    <w:basedOn w:val="DefaultParagraphFont"/>
+    <w:link w:val="Heading1"/>
     <w:uiPriority w:val="9"/>
     <w:rsid w:val="001519A7"/>
     <w:rPr>
@@ -1682,12 +2181,11 @@
       <w:lang w:val="bs-Latn-BA"/>
     </w:rPr>
   </w:style>
-  <w:style w:type="character" w:customStyle="1" w:styleId="Naslov2Znak">
-    <w:name w:val="Naslov 2 Znak"/>
-    <w:basedOn w:val="Zadanifontparagrafa"/>
-    <w:link w:val="Naslov2"/>
+  <w:style w:type="character" w:customStyle="1" w:styleId="Heading2Char">
+    <w:name w:val="Heading 2 Char"/>
+    <w:basedOn w:val="DefaultParagraphFont"/>
+    <w:link w:val="Heading2"/>
     <w:uiPriority w:val="9"/>
-    <w:semiHidden/>
     <w:rsid w:val="001519A7"/>
     <w:rPr>
       <w:rFonts w:asciiTheme="majorHAnsi" w:eastAsiaTheme="majorEastAsia" w:hAnsiTheme="majorHAnsi" w:cstheme="majorBidi"/>
@@ -1697,12 +2195,11 @@
       <w:lang w:val="bs-Latn-BA"/>
     </w:rPr>
   </w:style>
-  <w:style w:type="character" w:customStyle="1" w:styleId="Naslov3Znak">
-    <w:name w:val="Naslov 3 Znak"/>
-    <w:basedOn w:val="Zadanifontparagrafa"/>
-    <w:link w:val="Naslov3"/>
+  <w:style w:type="character" w:customStyle="1" w:styleId="Heading3Char">
+    <w:name w:val="Heading 3 Char"/>
+    <w:basedOn w:val="DefaultParagraphFont"/>
+    <w:link w:val="Heading3"/>
     <w:uiPriority w:val="9"/>
-    <w:semiHidden/>
     <w:rsid w:val="001519A7"/>
     <w:rPr>
       <w:rFonts w:eastAsiaTheme="majorEastAsia" w:cstheme="majorBidi"/>
@@ -1712,12 +2209,11 @@
       <w:lang w:val="bs-Latn-BA"/>
     </w:rPr>
   </w:style>
-  <w:style w:type="character" w:customStyle="1" w:styleId="Naslov4Znak">
-    <w:name w:val="Naslov 4 Znak"/>
-    <w:basedOn w:val="Zadanifontparagrafa"/>
-    <w:link w:val="Naslov4"/>
+  <w:style w:type="character" w:customStyle="1" w:styleId="Heading4Char">
+    <w:name w:val="Heading 4 Char"/>
+    <w:basedOn w:val="DefaultParagraphFont"/>
+    <w:link w:val="Heading4"/>
     <w:uiPriority w:val="9"/>
-    <w:semiHidden/>
     <w:rsid w:val="001519A7"/>
     <w:rPr>
       <w:rFonts w:eastAsiaTheme="majorEastAsia" w:cstheme="majorBidi"/>
@@ -1727,10 +2223,10 @@
       <w:lang w:val="bs-Latn-BA"/>
     </w:rPr>
   </w:style>
-  <w:style w:type="character" w:customStyle="1" w:styleId="Naslov5Znak">
-    <w:name w:val="Naslov 5 Znak"/>
-    <w:basedOn w:val="Zadanifontparagrafa"/>
-    <w:link w:val="Naslov5"/>
+  <w:style w:type="character" w:customStyle="1" w:styleId="Heading5Char">
+    <w:name w:val="Heading 5 Char"/>
+    <w:basedOn w:val="DefaultParagraphFont"/>
+    <w:link w:val="Heading5"/>
     <w:uiPriority w:val="9"/>
     <w:semiHidden/>
     <w:rsid w:val="001519A7"/>
@@ -1740,10 +2236,10 @@
       <w:lang w:val="bs-Latn-BA"/>
     </w:rPr>
   </w:style>
-  <w:style w:type="character" w:customStyle="1" w:styleId="Naslov6Znak">
-    <w:name w:val="Naslov 6 Znak"/>
-    <w:basedOn w:val="Zadanifontparagrafa"/>
-    <w:link w:val="Naslov6"/>
+  <w:style w:type="character" w:customStyle="1" w:styleId="Heading6Char">
+    <w:name w:val="Heading 6 Char"/>
+    <w:basedOn w:val="DefaultParagraphFont"/>
+    <w:link w:val="Heading6"/>
     <w:uiPriority w:val="9"/>
     <w:semiHidden/>
     <w:rsid w:val="001519A7"/>
@@ -1755,10 +2251,10 @@
       <w:lang w:val="bs-Latn-BA"/>
     </w:rPr>
   </w:style>
-  <w:style w:type="character" w:customStyle="1" w:styleId="Naslov7Znak">
-    <w:name w:val="Naslov 7 Znak"/>
-    <w:basedOn w:val="Zadanifontparagrafa"/>
-    <w:link w:val="Naslov7"/>
+  <w:style w:type="character" w:customStyle="1" w:styleId="Heading7Char">
+    <w:name w:val="Heading 7 Char"/>
+    <w:basedOn w:val="DefaultParagraphFont"/>
+    <w:link w:val="Heading7"/>
     <w:uiPriority w:val="9"/>
     <w:semiHidden/>
     <w:rsid w:val="001519A7"/>
@@ -1768,10 +2264,10 @@
       <w:lang w:val="bs-Latn-BA"/>
     </w:rPr>
   </w:style>
-  <w:style w:type="character" w:customStyle="1" w:styleId="Naslov8Znak">
-    <w:name w:val="Naslov 8 Znak"/>
-    <w:basedOn w:val="Zadanifontparagrafa"/>
-    <w:link w:val="Naslov8"/>
+  <w:style w:type="character" w:customStyle="1" w:styleId="Heading8Char">
+    <w:name w:val="Heading 8 Char"/>
+    <w:basedOn w:val="DefaultParagraphFont"/>
+    <w:link w:val="Heading8"/>
     <w:uiPriority w:val="9"/>
     <w:semiHidden/>
     <w:rsid w:val="001519A7"/>
@@ -1783,10 +2279,10 @@
       <w:lang w:val="bs-Latn-BA"/>
     </w:rPr>
   </w:style>
-  <w:style w:type="character" w:customStyle="1" w:styleId="Naslov9Znak">
-    <w:name w:val="Naslov 9 Znak"/>
-    <w:basedOn w:val="Zadanifontparagrafa"/>
-    <w:link w:val="Naslov9"/>
+  <w:style w:type="character" w:customStyle="1" w:styleId="Heading9Char">
+    <w:name w:val="Heading 9 Char"/>
+    <w:basedOn w:val="DefaultParagraphFont"/>
+    <w:link w:val="Heading9"/>
     <w:uiPriority w:val="9"/>
     <w:semiHidden/>
     <w:rsid w:val="001519A7"/>
@@ -1796,11 +2292,11 @@
       <w:lang w:val="bs-Latn-BA"/>
     </w:rPr>
   </w:style>
-  <w:style w:type="paragraph" w:styleId="Naslov">
+  <w:style w:type="paragraph" w:styleId="Title">
     <w:name w:val="Title"/>
-    <w:basedOn w:val="Normalno"/>
-    <w:next w:val="Normalno"/>
-    <w:link w:val="NaslovZnak"/>
+    <w:basedOn w:val="Normal"/>
+    <w:next w:val="Normal"/>
+    <w:link w:val="TitleChar"/>
     <w:uiPriority w:val="10"/>
     <w:qFormat/>
     <w:rsid w:val="001519A7"/>
@@ -1816,10 +2312,10 @@
       <w:szCs w:val="56"/>
     </w:rPr>
   </w:style>
-  <w:style w:type="character" w:customStyle="1" w:styleId="NaslovZnak">
-    <w:name w:val="Naslov Znak"/>
-    <w:basedOn w:val="Zadanifontparagrafa"/>
-    <w:link w:val="Naslov"/>
+  <w:style w:type="character" w:customStyle="1" w:styleId="TitleChar">
+    <w:name w:val="Title Char"/>
+    <w:basedOn w:val="DefaultParagraphFont"/>
+    <w:link w:val="Title"/>
     <w:uiPriority w:val="10"/>
     <w:rsid w:val="001519A7"/>
     <w:rPr>
@@ -1831,11 +2327,11 @@
       <w:lang w:val="bs-Latn-BA"/>
     </w:rPr>
   </w:style>
-  <w:style w:type="paragraph" w:styleId="Podnaslov">
+  <w:style w:type="paragraph" w:styleId="Subtitle">
     <w:name w:val="Subtitle"/>
-    <w:basedOn w:val="Normalno"/>
-    <w:next w:val="Normalno"/>
-    <w:link w:val="PodnaslovZnak"/>
+    <w:basedOn w:val="Normal"/>
+    <w:next w:val="Normal"/>
+    <w:link w:val="SubtitleChar"/>
     <w:uiPriority w:val="11"/>
     <w:qFormat/>
     <w:rsid w:val="001519A7"/>
@@ -1852,10 +2348,10 @@
       <w:szCs w:val="28"/>
     </w:rPr>
   </w:style>
-  <w:style w:type="character" w:customStyle="1" w:styleId="PodnaslovZnak">
-    <w:name w:val="Podnaslov Znak"/>
-    <w:basedOn w:val="Zadanifontparagrafa"/>
-    <w:link w:val="Podnaslov"/>
+  <w:style w:type="character" w:customStyle="1" w:styleId="SubtitleChar">
+    <w:name w:val="Subtitle Char"/>
+    <w:basedOn w:val="DefaultParagraphFont"/>
+    <w:link w:val="Subtitle"/>
     <w:uiPriority w:val="11"/>
     <w:rsid w:val="001519A7"/>
     <w:rPr>
@@ -1867,11 +2363,11 @@
       <w:lang w:val="bs-Latn-BA"/>
     </w:rPr>
   </w:style>
-  <w:style w:type="paragraph" w:styleId="Citat">
+  <w:style w:type="paragraph" w:styleId="Quote">
     <w:name w:val="Quote"/>
-    <w:basedOn w:val="Normalno"/>
-    <w:next w:val="Normalno"/>
-    <w:link w:val="CitatZnak"/>
+    <w:basedOn w:val="Normal"/>
+    <w:next w:val="Normal"/>
+    <w:link w:val="QuoteChar"/>
     <w:uiPriority w:val="29"/>
     <w:qFormat/>
     <w:rsid w:val="001519A7"/>
@@ -1885,10 +2381,10 @@
       <w:color w:val="404040" w:themeColor="text1" w:themeTint="BF"/>
     </w:rPr>
   </w:style>
-  <w:style w:type="character" w:customStyle="1" w:styleId="CitatZnak">
-    <w:name w:val="Citat Znak"/>
-    <w:basedOn w:val="Zadanifontparagrafa"/>
-    <w:link w:val="Citat"/>
+  <w:style w:type="character" w:customStyle="1" w:styleId="QuoteChar">
+    <w:name w:val="Quote Char"/>
+    <w:basedOn w:val="DefaultParagraphFont"/>
+    <w:link w:val="Quote"/>
     <w:uiPriority w:val="29"/>
     <w:rsid w:val="001519A7"/>
     <w:rPr>
@@ -1898,9 +2394,9 @@
       <w:lang w:val="bs-Latn-BA"/>
     </w:rPr>
   </w:style>
-  <w:style w:type="paragraph" w:styleId="Paragrafspiska">
+  <w:style w:type="paragraph" w:styleId="ListParagraph">
     <w:name w:val="List Paragraph"/>
-    <w:basedOn w:val="Normalno"/>
+    <w:basedOn w:val="Normal"/>
     <w:uiPriority w:val="34"/>
     <w:qFormat/>
     <w:rsid w:val="001519A7"/>
@@ -1909,9 +2405,9 @@
       <w:contextualSpacing/>
     </w:pPr>
   </w:style>
-  <w:style w:type="character" w:styleId="Snaninaglasak">
+  <w:style w:type="character" w:styleId="IntenseEmphasis">
     <w:name w:val="Intense Emphasis"/>
-    <w:basedOn w:val="Zadanifontparagrafa"/>
+    <w:basedOn w:val="DefaultParagraphFont"/>
     <w:uiPriority w:val="21"/>
     <w:qFormat/>
     <w:rsid w:val="001519A7"/>
@@ -1921,11 +2417,11 @@
       <w:color w:val="0F4761" w:themeColor="accent1" w:themeShade="BF"/>
     </w:rPr>
   </w:style>
-  <w:style w:type="paragraph" w:styleId="Snanicitat">
+  <w:style w:type="paragraph" w:styleId="IntenseQuote">
     <w:name w:val="Intense Quote"/>
-    <w:basedOn w:val="Normalno"/>
-    <w:next w:val="Normalno"/>
-    <w:link w:val="SnanicitatZnak"/>
+    <w:basedOn w:val="Normal"/>
+    <w:next w:val="Normal"/>
+    <w:link w:val="IntenseQuoteChar"/>
     <w:uiPriority w:val="30"/>
     <w:qFormat/>
     <w:rsid w:val="001519A7"/>
@@ -1944,10 +2440,10 @@
       <w:color w:val="0F4761" w:themeColor="accent1" w:themeShade="BF"/>
     </w:rPr>
   </w:style>
-  <w:style w:type="character" w:customStyle="1" w:styleId="SnanicitatZnak">
-    <w:name w:val="Snažni citat Znak"/>
-    <w:basedOn w:val="Zadanifontparagrafa"/>
-    <w:link w:val="Snanicitat"/>
+  <w:style w:type="character" w:customStyle="1" w:styleId="IntenseQuoteChar">
+    <w:name w:val="Intense Quote Char"/>
+    <w:basedOn w:val="DefaultParagraphFont"/>
+    <w:link w:val="IntenseQuote"/>
     <w:uiPriority w:val="30"/>
     <w:rsid w:val="001519A7"/>
     <w:rPr>
@@ -1957,9 +2453,9 @@
       <w:lang w:val="bs-Latn-BA"/>
     </w:rPr>
   </w:style>
-  <w:style w:type="character" w:styleId="Snanareferenca">
+  <w:style w:type="character" w:styleId="IntenseReference">
     <w:name w:val="Intense Reference"/>
-    <w:basedOn w:val="Zadanifontparagrafa"/>
+    <w:basedOn w:val="DefaultParagraphFont"/>
     <w:uiPriority w:val="32"/>
     <w:qFormat/>
     <w:rsid w:val="001519A7"/>
@@ -1971,9 +2467,9 @@
       <w:spacing w:val="5"/>
     </w:rPr>
   </w:style>
-  <w:style w:type="paragraph" w:styleId="NormalnoWeb">
+  <w:style w:type="paragraph" w:styleId="NormalWeb">
     <w:name w:val="Normal (Web)"/>
-    <w:basedOn w:val="Normalno"/>
+    <w:basedOn w:val="Normal"/>
     <w:uiPriority w:val="99"/>
     <w:semiHidden/>
     <w:unhideWhenUsed/>
@@ -1982,6 +2478,29 @@
       <w:rFonts w:ascii="Times New Roman" w:hAnsi="Times New Roman" w:cs="Times New Roman"/>
       <w:sz w:val="24"/>
       <w:szCs w:val="24"/>
+    </w:rPr>
+  </w:style>
+  <w:style w:type="character" w:styleId="Hyperlink">
+    <w:name w:val="Hyperlink"/>
+    <w:basedOn w:val="DefaultParagraphFont"/>
+    <w:uiPriority w:val="99"/>
+    <w:unhideWhenUsed/>
+    <w:rsid w:val="002C7EDA"/>
+    <w:rPr>
+      <w:color w:val="467886" w:themeColor="hyperlink"/>
+      <w:u w:val="single"/>
+    </w:rPr>
+  </w:style>
+  <w:style w:type="character" w:styleId="UnresolvedMention">
+    <w:name w:val="Unresolved Mention"/>
+    <w:basedOn w:val="DefaultParagraphFont"/>
+    <w:uiPriority w:val="99"/>
+    <w:semiHidden/>
+    <w:unhideWhenUsed/>
+    <w:rsid w:val="002C7EDA"/>
+    <w:rPr>
+      <w:color w:val="605E5C"/>
+      <w:shd w:val="clear" w:color="auto" w:fill="E1DFDD"/>
     </w:rPr>
   </w:style>
 </w:styles>

--- a/1.docx
+++ b/1.docx
@@ -1,6 +1,6 @@
 
 <file path=word/document.xml><?xml version="1.0" encoding="utf-8"?>
-<w:document xmlns:wpc="http://schemas.microsoft.com/office/word/2010/wordprocessingCanvas" xmlns:cx="http://schemas.microsoft.com/office/drawing/2014/chartex" xmlns:cx1="http://schemas.microsoft.com/office/drawing/2015/9/8/chartex" xmlns:cx2="http://schemas.microsoft.com/office/drawing/2015/10/21/chartex" xmlns:cx3="http://schemas.microsoft.com/office/drawing/2016/5/9/chartex" xmlns:cx4="http://schemas.microsoft.com/office/drawing/2016/5/10/chartex" xmlns:cx5="http://schemas.microsoft.com/office/drawing/2016/5/11/chartex" xmlns:cx6="http://schemas.microsoft.com/office/drawing/2016/5/12/chartex" xmlns:cx7="http://schemas.microsoft.com/office/drawing/2016/5/13/chartex" xmlns:cx8="http://schemas.microsoft.com/office/drawing/2016/5/14/chartex" xmlns:mc="http://schemas.openxmlformats.org/markup-compatibility/2006" xmlns:aink="http://schemas.microsoft.com/office/drawing/2016/ink" xmlns:am3d="http://schemas.microsoft.com/office/drawing/2017/model3d" xmlns:o="urn:schemas-microsoft-com:office:office" xmlns:r="http://schemas.openxmlformats.org/officeDocument/2006/relationships" xmlns:m="http://schemas.openxmlformats.org/officeDocument/2006/math" xmlns:v="urn:schemas-microsoft-com:vml" xmlns:wp14="http://schemas.microsoft.com/office/word/2010/wordprocessingDrawing" xmlns:wp="http://schemas.openxmlformats.org/drawingml/2006/wordprocessingDrawing" xmlns:w10="urn:schemas-microsoft-com:office:word" xmlns:w="http://schemas.openxmlformats.org/wordprocessingml/2006/main" xmlns:w14="http://schemas.microsoft.com/office/word/2010/wordml" xmlns:w15="http://schemas.microsoft.com/office/word/2012/wordml" xmlns:w16cex="http://schemas.microsoft.com/office/word/2018/wordml/cex" xmlns:w16cid="http://schemas.microsoft.com/office/word/2016/wordml/cid" xmlns:w16="http://schemas.microsoft.com/office/word/2018/wordml" xmlns:w16sdtdh="http://schemas.microsoft.com/office/word/2020/wordml/sdtdatahash" xmlns:w16se="http://schemas.microsoft.com/office/word/2015/wordml/symex" xmlns:wpg="http://schemas.microsoft.com/office/word/2010/wordprocessingGroup" xmlns:wpi="http://schemas.microsoft.com/office/word/2010/wordprocessingInk" xmlns:wne="http://schemas.microsoft.com/office/word/2006/wordml" xmlns:wps="http://schemas.microsoft.com/office/word/2010/wordprocessingShape" mc:Ignorable="w14 w15 w16se w16cid w16 w16cex w16sdtdh wp14">
+<w:document xmlns:wpc="http://schemas.microsoft.com/office/word/2010/wordprocessingCanvas" xmlns:cx="http://schemas.microsoft.com/office/drawing/2014/chartex" xmlns:cx1="http://schemas.microsoft.com/office/drawing/2015/9/8/chartex" xmlns:cx2="http://schemas.microsoft.com/office/drawing/2015/10/21/chartex" xmlns:cx3="http://schemas.microsoft.com/office/drawing/2016/5/9/chartex" xmlns:cx4="http://schemas.microsoft.com/office/drawing/2016/5/10/chartex" xmlns:cx5="http://schemas.microsoft.com/office/drawing/2016/5/11/chartex" xmlns:cx6="http://schemas.microsoft.com/office/drawing/2016/5/12/chartex" xmlns:cx7="http://schemas.microsoft.com/office/drawing/2016/5/13/chartex" xmlns:cx8="http://schemas.microsoft.com/office/drawing/2016/5/14/chartex" xmlns:mc="http://schemas.openxmlformats.org/markup-compatibility/2006" xmlns:aink="http://schemas.microsoft.com/office/drawing/2016/ink" xmlns:am3d="http://schemas.microsoft.com/office/drawing/2017/model3d" xmlns:o="urn:schemas-microsoft-com:office:office" xmlns:oel="http://schemas.microsoft.com/office/2019/extlst" xmlns:r="http://schemas.openxmlformats.org/officeDocument/2006/relationships" xmlns:m="http://schemas.openxmlformats.org/officeDocument/2006/math" xmlns:v="urn:schemas-microsoft-com:vml" xmlns:wp14="http://schemas.microsoft.com/office/word/2010/wordprocessingDrawing" xmlns:wp="http://schemas.openxmlformats.org/drawingml/2006/wordprocessingDrawing" xmlns:w10="urn:schemas-microsoft-com:office:word" xmlns:w="http://schemas.openxmlformats.org/wordprocessingml/2006/main" xmlns:w14="http://schemas.microsoft.com/office/word/2010/wordml" xmlns:w15="http://schemas.microsoft.com/office/word/2012/wordml" xmlns:w16cex="http://schemas.microsoft.com/office/word/2018/wordml/cex" xmlns:w16cid="http://schemas.microsoft.com/office/word/2016/wordml/cid" xmlns:w16="http://schemas.microsoft.com/office/word/2018/wordml" xmlns:w16du="http://schemas.microsoft.com/office/word/2023/wordml/word16du" xmlns:w16sdtdh="http://schemas.microsoft.com/office/word/2020/wordml/sdtdatahash" xmlns:w16sdtfl="http://schemas.microsoft.com/office/word/2024/wordml/sdtformatlock" xmlns:w16se="http://schemas.microsoft.com/office/word/2015/wordml/symex" xmlns:wpg="http://schemas.microsoft.com/office/word/2010/wordprocessingGroup" xmlns:wpi="http://schemas.microsoft.com/office/word/2010/wordprocessingInk" xmlns:wne="http://schemas.microsoft.com/office/word/2006/wordml" xmlns:wps="http://schemas.microsoft.com/office/word/2010/wordprocessingShape" mc:Ignorable="w14 w15 w16se w16cid w16 w16cex w16sdtdh w16sdtfl w16du wp14">
   <w:body>
     <w:p>
       <w:pPr>
@@ -25,7 +25,7 @@
     </w:p>
     <w:p>
       <w:pPr>
-        <w:pStyle w:val="Heading2"/>
+        <w:pStyle w:val="Naslov2"/>
       </w:pPr>
       <w:r>
         <w:t>Uvod</w:t>
@@ -42,16 +42,7 @@
         <w:t xml:space="preserve"> </w:t>
       </w:r>
       <w:r>
-        <w:t>s</w:t>
-      </w:r>
-      <w:r>
-        <w:t>amovozeći automobili</w:t>
-      </w:r>
-      <w:r>
-        <w:t xml:space="preserve">, </w:t>
-      </w:r>
-      <w:r>
-        <w:t>generisanje sadržaja pomoću generativnih modela</w:t>
+        <w:t>samovozeći automobili, generisanje sadržaja pomoću generativnih modela</w:t>
       </w:r>
       <w:r>
         <w:t>, predviđanja cijena proizvoda i budućih prihoda</w:t>
@@ -71,19 +62,26 @@
         <w:t xml:space="preserve">. </w:t>
       </w:r>
       <w:r>
-        <w:rPr>
-          <w:lang w:val="de-DE"/>
-        </w:rPr>
-        <w:t xml:space="preserve">Danas, imamo alate koji su nam olakšali </w:t>
+        <w:t xml:space="preserve">Danas, imamo alate koji su nam </w:t>
+      </w:r>
+      <w:proofErr w:type="spellStart"/>
+      <w:r>
+        <w:t>olakšali</w:t>
+      </w:r>
+      <w:proofErr w:type="spellEnd"/>
+      <w:r>
+        <w:t xml:space="preserve"> </w:t>
       </w:r>
       <w:r>
         <w:t xml:space="preserve">korištenje </w:t>
       </w:r>
-      <w:r>
-        <w:rPr>
-          <w:lang w:val="de-DE"/>
-        </w:rPr>
-        <w:t>datih algori</w:t>
+      <w:proofErr w:type="spellStart"/>
+      <w:r>
+        <w:t>datih</w:t>
+      </w:r>
+      <w:proofErr w:type="spellEnd"/>
+      <w:r>
+        <w:t xml:space="preserve"> algori</w:t>
       </w:r>
       <w:r>
         <w:t xml:space="preserve">tama. Neki od tih alata su </w:t>
@@ -92,10 +90,7 @@
         <w:t xml:space="preserve">PyTorch, Tensorflow i Keras. Ovi alati nam </w:t>
       </w:r>
       <w:r>
-        <w:t>omogućavaju</w:t>
-      </w:r>
-      <w:r>
-        <w:t xml:space="preserve"> </w:t>
+        <w:t xml:space="preserve">omogućavaju </w:t>
       </w:r>
       <w:r>
         <w:t>da na lagan način koristimo kompleksne modele mašinskog učenja od učenja pod nadzorom do neuralnih mreža.</w:t>
@@ -116,7 +111,7 @@
       <w:hyperlink r:id="rId6" w:history="1">
         <w:r>
           <w:rPr>
-            <w:rStyle w:val="Hyperlink"/>
+            <w:rStyle w:val="Hiperveza"/>
           </w:rPr>
           <w:t>https://github.blog/news-insights/octoverse/octoverse-a-new-developer-joins-github-every-second-as-ai-leads-typescript-to-1/</w:t>
         </w:r>
@@ -139,10 +134,7 @@
         <w:t xml:space="preserve">Ali, Python nije jedini izbor. Alat poput PyTorch je samo wrapper za </w:t>
       </w:r>
       <w:r>
-        <w:t>visoko performantnu</w:t>
-      </w:r>
-      <w:r>
-        <w:t xml:space="preserve"> </w:t>
+        <w:t xml:space="preserve">visoko performantnu </w:t>
       </w:r>
       <w:r>
         <w:t>C++ bibliotek</w:t>
@@ -198,7 +190,7 @@
     </w:p>
     <w:p>
       <w:pPr>
-        <w:pStyle w:val="ListParagraph"/>
+        <w:pStyle w:val="Paragrafspiska"/>
         <w:numPr>
           <w:ilvl w:val="0"/>
           <w:numId w:val="6"/>
@@ -210,7 +202,7 @@
     </w:p>
     <w:p>
       <w:pPr>
-        <w:pStyle w:val="ListParagraph"/>
+        <w:pStyle w:val="Paragrafspiska"/>
         <w:numPr>
           <w:ilvl w:val="0"/>
           <w:numId w:val="6"/>
@@ -222,7 +214,7 @@
     </w:p>
     <w:p>
       <w:pPr>
-        <w:pStyle w:val="ListParagraph"/>
+        <w:pStyle w:val="Paragrafspiska"/>
         <w:numPr>
           <w:ilvl w:val="0"/>
           <w:numId w:val="6"/>
@@ -240,10 +232,7 @@
     <w:p/>
     <w:p>
       <w:r>
-        <w:t xml:space="preserve">Druga metrika je tačnost modela. </w:t>
-      </w:r>
-      <w:r>
-        <w:t>Ovdje ćemo razmatrati najvažnije stavke model koje uključuju preciznost, odziv, F1 score. Osim toga ćemo posmatrati kako se modeli poboljšavaju kroz trening epohe</w:t>
+        <w:t>Druga metrika je tačnost modela. Ovdje ćemo razmatrati najvažnije stavke model koje uključuju preciznost, odziv, F1 score. Osim toga ćemo posmatrati kako se modeli poboljšavaju kroz trening epohe</w:t>
       </w:r>
     </w:p>
     <w:p/>
@@ -278,14 +267,14 @@
     <w:p/>
     <w:p>
       <w:pPr>
-        <w:pStyle w:val="Heading2"/>
+        <w:pStyle w:val="Naslov2"/>
       </w:pPr>
       <w:r>
         <w:t>T</w:t>
       </w:r>
       <w:r>
         <w:rPr>
-          <w:rStyle w:val="Heading2Char"/>
+          <w:rStyle w:val="Naslov2Znak"/>
         </w:rPr>
         <w:t>eorijska osnova</w:t>
       </w:r>
@@ -293,7 +282,7 @@
     <w:p/>
     <w:p>
       <w:pPr>
-        <w:pStyle w:val="Heading3"/>
+        <w:pStyle w:val="Naslov3"/>
       </w:pPr>
       <w:r>
         <w:t>Šta su neuralne mreže?</w:t>
@@ -307,13 +296,7 @@
     </w:p>
     <w:p>
       <w:r>
-        <w:t xml:space="preserve">Recimo da imamo sliku dimenzija 28×28 piksela koja prikazuje neki ručno napisani broj. Ljudski mozak bez </w:t>
-      </w:r>
-      <w:r>
-        <w:t>problema</w:t>
-      </w:r>
-      <w:r>
-        <w:t xml:space="preserve"> prepoznaje takve brojeve, ali implementacija algoritma koji to radi programski </w:t>
+        <w:t xml:space="preserve">Recimo da imamo sliku dimenzija 28×28 piksela koja prikazuje neki ručno napisani broj. Ljudski mozak bez problema prepoznaje takve brojeve, ali implementacija algoritma koji to radi programski </w:t>
       </w:r>
       <w:r>
         <w:t>je veoma teška</w:t>
@@ -329,7 +312,7 @@
     </w:p>
     <w:p>
       <w:pPr>
-        <w:pStyle w:val="ListParagraph"/>
+        <w:pStyle w:val="Paragrafspiska"/>
         <w:numPr>
           <w:ilvl w:val="0"/>
           <w:numId w:val="6"/>
@@ -344,7 +327,7 @@
     </w:p>
     <w:p>
       <w:pPr>
-        <w:pStyle w:val="ListParagraph"/>
+        <w:pStyle w:val="Paragrafspiska"/>
         <w:numPr>
           <w:ilvl w:val="0"/>
           <w:numId w:val="6"/>
@@ -356,7 +339,7 @@
     </w:p>
     <w:p>
       <w:pPr>
-        <w:pStyle w:val="ListParagraph"/>
+        <w:pStyle w:val="Paragrafspiska"/>
         <w:numPr>
           <w:ilvl w:val="0"/>
           <w:numId w:val="6"/>
@@ -368,7 +351,7 @@
     </w:p>
     <w:p>
       <w:pPr>
-        <w:pStyle w:val="ListParagraph"/>
+        <w:pStyle w:val="Paragrafspiska"/>
         <w:numPr>
           <w:ilvl w:val="0"/>
           <w:numId w:val="6"/>
@@ -437,224 +420,1524 @@
     <w:p/>
     <w:p>
       <w:r>
+        <w:t>Kako bi vrijednost neurona bila ograničen</w:t>
+      </w:r>
+      <w:r>
+        <w:t>a</w:t>
+      </w:r>
+      <w:r>
+        <w:t xml:space="preserve"> i kako bi mreža mogla modelirati nelinearne ovisnosti, primjenjuje se aktivacijska funkcija. </w:t>
+      </w:r>
+      <w:r>
+        <w:t>Jedan i</w:t>
+      </w:r>
+      <w:r>
+        <w:t xml:space="preserve">zbor je </w:t>
+      </w:r>
+      <w:r>
+        <w:t>ReLU</w:t>
+      </w:r>
+      <w:r>
+        <w:t xml:space="preserve"> funkcija:</w:t>
+      </w:r>
+    </w:p>
+    <w:p>
+      <w:r>
+        <w:t>ReLU</w:t>
+      </w:r>
+      <w:r>
+        <w:t>(</w:t>
+      </w:r>
+      <w:r>
+        <w:t>z</w:t>
+      </w:r>
+      <w:r>
+        <w:t xml:space="preserve">) = </w:t>
+      </w:r>
+      <w:r>
+        <w:t>max(0, z)</w:t>
+      </w:r>
+    </w:p>
+    <w:p>
+      <w:r>
+        <w:t xml:space="preserve">ReLU funkcija preslikava broj tako da negativne vrijednost idu u 0 dok pozitvne vrijednost </w:t>
+      </w:r>
+      <w:r>
+        <w:t>ostaju kakve jesu.</w:t>
+      </w:r>
+    </w:p>
+    <w:p/>
+    <w:p>
+      <w:r>
+        <w:t>Koliko parametara ima ova mreža?</w:t>
+      </w:r>
+    </w:p>
+    <w:p>
+      <w:r>
+        <w:t>Svaki neuron u jednom sloju je povezan sa svakim neuronom u slijedećem sloju. Za svaku takvu vezu postoji jedna težina, a svaki neuron ima i jedan prag. Broj parametara se izračunava kao:</w:t>
+      </w:r>
+    </w:p>
+    <w:p>
+      <w:r>
+        <w:t>Veza 784 → 16: 784 × 16 težina + 16 pragova = 12 560</w:t>
+      </w:r>
+    </w:p>
+    <w:p>
+      <w:r>
+        <w:t>Veza 16 → 16: 16 × 16 težina + 16 pragova = 272</w:t>
+      </w:r>
+    </w:p>
+    <w:p>
+      <w:r>
+        <w:t>Veza 16 → 10: 16 × 10 težina + 10 pragova = 170</w:t>
+      </w:r>
+    </w:p>
+    <w:p>
+      <w:r>
+        <w:t>Ukupno: 13 002 parametra koje mreža podešava tokom treniranja.</w:t>
+      </w:r>
+    </w:p>
+    <w:p/>
+    <w:p>
+      <w:r>
+        <w:t>Kako</w:t>
+      </w:r>
+      <w:r>
+        <w:t xml:space="preserve"> mreža uči da podešava ovih 13 002 parametara na osnovu primjera?</w:t>
+      </w:r>
+    </w:p>
+    <w:p>
+      <w:r>
+        <w:t>Treniranje modela se radi na skupu podataka za treniranje. Za naš primjer će to biti skup slika ručno napisanih brojeva i oznaka</w:t>
+      </w:r>
+      <w:r>
+        <w:t xml:space="preserve"> koji nam govori</w:t>
+      </w:r>
+      <w:r>
+        <w:t xml:space="preserve"> koji broj data slika predstavlja. Nada je da će naš model nakon treniranj</w:t>
+      </w:r>
+      <w:r>
+        <w:t xml:space="preserve">a </w:t>
+      </w:r>
+      <w:r>
+        <w:t>biti u mogućnosti da predvidi ručno napisan</w:t>
+      </w:r>
+      <w:r>
+        <w:t xml:space="preserve"> </w:t>
+      </w:r>
+      <w:r>
+        <w:t>broj na slici koju do sada nije vidio.</w:t>
+      </w:r>
+    </w:p>
+    <w:p>
+      <w:r>
+        <w:t xml:space="preserve">Inicijalno postavljamo sve parametre </w:t>
+      </w:r>
+      <w:r>
+        <w:t xml:space="preserve">mreže </w:t>
+      </w:r>
+      <w:r>
+        <w:t xml:space="preserve">na neke nasumične vrijednosti. </w:t>
+      </w:r>
+      <w:r>
+        <w:t>Da bismo mogli procjeniti kako se naša mreža ponaša tj. Koliko je dobra u predviđanju brojeva ispravno definišemo funkciju troška. Funkcija troška je funkcija koja uzima rezultate neuralne mreže za svaki trening podatak, od njega oduzme vrijednost koji bi trebao da ima te nađe njihov prosjek.</w:t>
+      </w:r>
+    </w:p>
+    <w:p>
+      <w:r>
+        <w:t>Što je funkcija troška veća neuralna mreža je lošija. Naš zadatak prilikom treniranje jeste da smanjimo funkciju troška odnosno da nađemo neki njezin minimum.</w:t>
+      </w:r>
+    </w:p>
+    <w:p>
+      <w:r>
+        <w:t>Kako možemo minimizirati funkciju troška?</w:t>
+      </w:r>
+    </w:p>
+    <w:p>
+      <w:r>
+        <w:t xml:space="preserve">Po našoj definiciji funkcije troška ona svoju vrijednost dobija na osnovu rezultata naše neuralne mreže. Sa time u vezi sama funkcija troška je funkcija naše neuralne mreže odnosno funkcija svih 13000 parametar. </w:t>
+      </w:r>
+      <w:r>
+        <w:t xml:space="preserve">Ovdje nam može pomoći gradijent funkcije. Gradijet funkcije nam daje pravac u kojem funkcija najviše raste. Kako je naš cilj da funkciju smanjimo negativna vrijednost gradijenta funkcija će predstavljati pravac u kojem trebamo smanjiti funkciju. </w:t>
+      </w:r>
+      <w:r>
+        <w:t xml:space="preserve">Algoritam koji dobijamo jeste da izračunamo gradijent funkcije </w:t>
+      </w:r>
+      <w:r>
+        <w:t>troška</w:t>
+      </w:r>
+      <w:r>
+        <w:t>, uradimo mali korak u tom pravcu i</w:t>
+      </w:r>
+      <w:r>
+        <w:t xml:space="preserve"> </w:t>
+      </w:r>
+      <w:r>
+        <w:t>ponavljamo taj proces. Ovaj algoritam se naziva gradijento opadanje.</w:t>
+      </w:r>
+      <w:r>
+        <w:t xml:space="preserve"> </w:t>
+      </w:r>
+    </w:p>
+    <w:p/>
+    <w:p/>
+    <w:p>
+      <w:r>
+        <w:t>Kako računamo gradijent funkcije troška?</w:t>
+      </w:r>
+    </w:p>
+    <w:p>
+      <w:r>
+        <w:t xml:space="preserve">Kako je funkcija troška funkcija svih 13000 parametara neuralne mreže gradijent date funkcije će biti vektor od 13000 vrijednost. Dati vektor će nam reći kako da izmjenimo parametre neuralne mreže da bismo smanjili funkciju troška. </w:t>
+      </w:r>
+    </w:p>
+    <w:p>
+      <w:pPr>
+        <w:spacing w:line="480" w:lineRule="auto"/>
+      </w:pPr>
+    </w:p>
+    <w:p>
+      <w:pPr>
+        <w:spacing w:line="480" w:lineRule="auto"/>
+      </w:pPr>
+    </w:p>
+    <w:p>
+      <w:pPr>
+        <w:spacing w:line="480" w:lineRule="auto"/>
+      </w:pPr>
+    </w:p>
+    <w:p>
+      <w:pPr>
+        <w:ind w:left="720" w:hanging="720"/>
+      </w:pPr>
+    </w:p>
+    <w:p/>
+    <w:p/>
+    <w:p/>
+    <w:p/>
+    <w:p/>
+    <w:p/>
+    <w:p/>
+    <w:p/>
+    <w:p/>
+    <w:p/>
+    <w:p/>
+    <w:p/>
+    <w:p/>
+    <w:p/>
+    <w:p/>
+    <w:p/>
+    <w:p/>
+    <w:p/>
+    <w:p>
+      <w:pPr>
+        <w:pStyle w:val="Naslov3"/>
+      </w:pPr>
+      <w:r>
         <w:lastRenderedPageBreak/>
-        <w:t>Kako bi vrijednost neurona bila ograničen</w:t>
+        <w:t>CNN</w:t>
+      </w:r>
+      <w:r>
+        <w:t xml:space="preserve"> – Konvolucijske neuralne mreže </w:t>
+      </w:r>
+    </w:p>
+    <w:p/>
+    <w:p>
+      <w:r>
+        <w:t>CNN ili konvolucijske neuralne mreže su posebna vrsta neuralnih mreža najmjenjena specifično za procesiranje podataka u gridu, poput slike. CNN konvolucijske slojeve koji služe za prepozavanje oblika i šablona.</w:t>
+      </w:r>
+    </w:p>
+    <w:p>
+      <w:r>
+        <w:t xml:space="preserve">Za razliku od običnih </w:t>
+      </w:r>
+      <w:proofErr w:type="spellStart"/>
+      <w:r>
+        <w:t>neuralnih</w:t>
+      </w:r>
+      <w:proofErr w:type="spellEnd"/>
+    </w:p>
+    <w:p/>
+    <w:p/>
+    <w:p/>
+    <w:p/>
+    <w:p/>
+    <w:p/>
+    <w:p/>
+    <w:p/>
+    <w:p/>
+    <w:p/>
+    <w:p/>
+    <w:p/>
+    <w:p/>
+    <w:p/>
+    <w:p/>
+    <w:p/>
+    <w:p/>
+    <w:p/>
+    <w:p/>
+    <w:p/>
+    <w:p/>
+    <w:p/>
+    <w:p>
+      <w:pPr>
+        <w:rPr>
+          <w:rFonts w:eastAsiaTheme="majorEastAsia" w:cstheme="majorBidi"/>
+          <w:color w:val="0F4761" w:themeColor="accent1" w:themeShade="BF"/>
+          <w:sz w:val="28"/>
+          <w:szCs w:val="28"/>
+        </w:rPr>
+      </w:pPr>
+    </w:p>
+    <w:p>
+      <w:r>
+        <w:rPr>
+          <w:rFonts w:eastAsiaTheme="majorEastAsia" w:cstheme="majorBidi"/>
+          <w:color w:val="0F4761" w:themeColor="accent1" w:themeShade="BF"/>
+          <w:sz w:val="28"/>
+          <w:szCs w:val="28"/>
+        </w:rPr>
+        <w:lastRenderedPageBreak/>
+        <w:t>Metrike modela</w:t>
+      </w:r>
+    </w:p>
+    <w:p>
+      <w:r>
+        <w:t xml:space="preserve">Da bismo mogli pravilno </w:t>
+      </w:r>
+      <w:proofErr w:type="spellStart"/>
+      <w:r>
+        <w:t>procjeniti</w:t>
+      </w:r>
+      <w:proofErr w:type="spellEnd"/>
+      <w:r>
+        <w:t xml:space="preserve"> mane i prednosti treniranja i korištenja modela u oba </w:t>
+      </w:r>
+      <w:proofErr w:type="spellStart"/>
+      <w:r>
+        <w:t>okruženja</w:t>
+      </w:r>
+      <w:proofErr w:type="spellEnd"/>
+      <w:r>
+        <w:t xml:space="preserve"> moramo definisati par metrik</w:t>
       </w:r>
       <w:r>
         <w:t>a</w:t>
       </w:r>
       <w:r>
-        <w:t xml:space="preserve"> i kako bi mreža mogla modelirati nelinearne ovisnosti, primjenjuje se aktivacijska funkcija. </w:t>
-      </w:r>
-      <w:r>
-        <w:t>Jedan i</w:t>
-      </w:r>
-      <w:r>
-        <w:t xml:space="preserve">zbor je </w:t>
-      </w:r>
-      <w:r>
-        <w:t>ReLU</w:t>
-      </w:r>
-      <w:r>
-        <w:t xml:space="preserve"> funkcija:</w:t>
-      </w:r>
-    </w:p>
-    <w:p>
-      <w:r>
-        <w:t>ReLU</w:t>
+        <w:t xml:space="preserve"> koje ćemo koristiti.</w:t>
+      </w:r>
+    </w:p>
+    <w:p/>
+    <w:p>
+      <w:pPr>
+        <w:rPr>
+          <w:b/>
+          <w:bCs/>
+        </w:rPr>
+      </w:pPr>
+      <w:r>
+        <w:rPr>
+          <w:b/>
+          <w:bCs/>
+        </w:rPr>
+        <w:t>Brzina treniranja</w:t>
+      </w:r>
+    </w:p>
+    <w:p>
+      <w:r>
+        <w:t xml:space="preserve">Prva metrika koju ćemo analizirati jeste brzina treniranja. Prilikom treniranja </w:t>
+      </w:r>
+      <w:proofErr w:type="spellStart"/>
+      <w:r>
+        <w:t>neuralnih</w:t>
+      </w:r>
+      <w:proofErr w:type="spellEnd"/>
+      <w:r>
+        <w:t xml:space="preserve"> mreža obično se koriste GPU jedinice</w:t>
+      </w:r>
+      <w:r>
+        <w:t xml:space="preserve"> </w:t>
       </w:r>
       <w:r>
         <w:t>(</w:t>
       </w:r>
-      <w:r>
-        <w:t>z</w:t>
-      </w:r>
-      <w:r>
-        <w:t xml:space="preserve">) = </w:t>
-      </w:r>
-      <w:r>
-        <w:t>max(0, z)</w:t>
-      </w:r>
-    </w:p>
-    <w:p>
-      <w:r>
-        <w:t xml:space="preserve">ReLU funkcija preslikava broj tako da negativne vrijednost idu u 0 dok pozitvne vrijednost </w:t>
-      </w:r>
-      <w:r>
-        <w:t>ostaju kakve jesu.</w:t>
-      </w:r>
-    </w:p>
-    <w:p/>
-    <w:p>
-      <w:r>
-        <w:t>Koliko parametara ima ova mreža?</w:t>
-      </w:r>
-    </w:p>
-    <w:p>
-      <w:r>
-        <w:t>Svaki neuron u jednom sloju je povezan sa svakim neuronom u slijedećem sloju. Za svaku takvu vezu postoji jedna težina, a svaki neuron ima i jedan prag. Broj parametara se izračunava kao:</w:t>
-      </w:r>
-    </w:p>
-    <w:p>
-      <w:r>
-        <w:t>Veza 784 → 16: 784 × 16 težina + 16 pragova = 12 560</w:t>
-      </w:r>
-    </w:p>
-    <w:p>
-      <w:r>
-        <w:t>Veza 16 → 16: 16 × 16 težina + 16 pragova = 272</w:t>
-      </w:r>
-    </w:p>
-    <w:p>
-      <w:r>
-        <w:t>Veza 16 → 10: 16 × 10 težina + 10 pragova = 170</w:t>
-      </w:r>
-    </w:p>
-    <w:p>
-      <w:r>
-        <w:t>Ukupno: 13 002 parametra koje mreža podešava tokom treniranja.</w:t>
-      </w:r>
-    </w:p>
-    <w:p/>
-    <w:p>
-      <w:r>
-        <w:t>Kako</w:t>
-      </w:r>
-      <w:r>
-        <w:t xml:space="preserve"> mreža uči da podešava ovih 13 002 parametara na osnovu primjera?</w:t>
-      </w:r>
-    </w:p>
-    <w:p>
-      <w:r>
-        <w:t>Treniranje modela se radi na skupu podataka za treniranje. Za naš primjer će to biti skup slika ručno napisanih brojeva i oznaka</w:t>
-      </w:r>
-      <w:r>
-        <w:t xml:space="preserve"> koji nam govori</w:t>
-      </w:r>
-      <w:r>
-        <w:t xml:space="preserve"> koji broj data slika predstavlja. Nada je da će naš model nakon treniranj</w:t>
-      </w:r>
-      <w:r>
-        <w:t xml:space="preserve">a </w:t>
-      </w:r>
-      <w:r>
-        <w:t>biti u mogućnosti da predvidi ručno napisan</w:t>
-      </w:r>
+      <w:proofErr w:type="spellStart"/>
+      <w:r>
+        <w:t>Graphics</w:t>
+      </w:r>
+      <w:proofErr w:type="spellEnd"/>
+      <w:r>
+        <w:t xml:space="preserve"> Processing </w:t>
+      </w:r>
+      <w:proofErr w:type="spellStart"/>
+      <w:r>
+        <w:t>Units</w:t>
+      </w:r>
+      <w:proofErr w:type="spellEnd"/>
+      <w:r>
+        <w:t>).</w:t>
+      </w:r>
+      <w:r>
+        <w:t xml:space="preserve"> GPU jedinice </w:t>
+      </w:r>
+      <w:proofErr w:type="spellStart"/>
+      <w:r>
+        <w:t>omogućavaju</w:t>
+      </w:r>
+      <w:proofErr w:type="spellEnd"/>
       <w:r>
         <w:t xml:space="preserve"> </w:t>
       </w:r>
-      <w:r>
-        <w:t>broj na slici koju do sada nije vidio.</w:t>
-      </w:r>
-    </w:p>
-    <w:p>
-      <w:r>
-        <w:t xml:space="preserve">Inicijalno postavljamo sve parametre </w:t>
-      </w:r>
-      <w:r>
-        <w:t xml:space="preserve">mreže </w:t>
-      </w:r>
-      <w:r>
-        <w:t xml:space="preserve">na neke nasumične vrijednosti. </w:t>
-      </w:r>
-      <w:r>
-        <w:t>Da bismo mogli procjeniti kako se naša mreža ponaša tj. Koliko je dobra u predviđanju brojeva ispravno definišemo funkciju troška. Funkcija troška je funkcija koja uzima rezultate neuralne mreže za svaki trening podatak, od njega oduzme vrijednost koji bi trebao da ima te nađe njihov prosjek.</w:t>
-      </w:r>
-    </w:p>
-    <w:p>
-      <w:r>
-        <w:t>Što je funkcija troška veća neuralna mreža je lošija. Naš zadatak prilikom treniranje jeste da smanjimo funkciju troška odnosno da nađemo neki njezin minimum.</w:t>
-      </w:r>
-    </w:p>
-    <w:p>
-      <w:r>
-        <w:t>Kako možemo minimizirati funkciju troška?</w:t>
-      </w:r>
-    </w:p>
-    <w:p>
-      <w:r>
-        <w:t xml:space="preserve">Po našoj definiciji funkcije troška ona svoju vrijednost dobija na osnovu rezultata naše neuralne mreže. Sa time u vezi sama funkcija troška je funkcija naše neuralne mreže odnosno funkcija svih 13000 parametar. </w:t>
-      </w:r>
-      <w:r>
-        <w:t xml:space="preserve">Ovdje nam može pomoći gradijent funkcije. Gradijet funkcije nam daje pravac u kojem funkcija najviše raste. Kako je naš cilj da funkciju smanjimo negativna vrijednost gradijenta funkcija će predstavljati pravac u kojem trebamo smanjiti funkciju. </w:t>
-      </w:r>
-      <w:r>
-        <w:t xml:space="preserve">Algoritam koji dobijamo jeste da izračunamo gradijent funkcije </w:t>
-      </w:r>
-      <w:r>
-        <w:t>troška</w:t>
-      </w:r>
-      <w:r>
-        <w:t>, uradimo mali korak u tom pravcu i</w:t>
-      </w:r>
+      <w:proofErr w:type="spellStart"/>
+      <w:r>
+        <w:t>izvršavanje</w:t>
+      </w:r>
+      <w:proofErr w:type="spellEnd"/>
+      <w:r>
+        <w:t xml:space="preserve"> velikog broja operacija istovremeno poput </w:t>
+      </w:r>
+      <w:proofErr w:type="spellStart"/>
+      <w:r>
+        <w:t>množenja</w:t>
+      </w:r>
+      <w:proofErr w:type="spellEnd"/>
+      <w:r>
+        <w:t xml:space="preserve"> matrica. Zbog toga treniranje će se raditi na NVIDIA </w:t>
+      </w:r>
+      <w:proofErr w:type="spellStart"/>
+      <w:r>
+        <w:t>GeForce</w:t>
+      </w:r>
+      <w:proofErr w:type="spellEnd"/>
+      <w:r>
+        <w:t xml:space="preserve"> RTX 5070 grafičkoj kartici. </w:t>
+      </w:r>
+    </w:p>
+    <w:p/>
+    <w:p>
+      <w:pPr>
+        <w:rPr>
+          <w:b/>
+          <w:bCs/>
+        </w:rPr>
+      </w:pPr>
+      <w:r>
+        <w:rPr>
+          <w:b/>
+          <w:bCs/>
+        </w:rPr>
+        <w:t>Klasifikacijske metrike</w:t>
+      </w:r>
+    </w:p>
+    <w:p>
+      <w:r>
+        <w:t xml:space="preserve">Da </w:t>
+      </w:r>
+      <w:r>
+        <w:t xml:space="preserve">bismo procijenili koliko je naš model pouzdan, koristimo metrike kao što su: preciznost, odziv i F1 skor. Za </w:t>
+      </w:r>
+      <w:proofErr w:type="spellStart"/>
+      <w:r>
+        <w:t>dobijanje</w:t>
+      </w:r>
+      <w:proofErr w:type="spellEnd"/>
+      <w:r>
+        <w:t xml:space="preserve"> ovih metrika prvo moramo definisati osnovne komponente klasifikacije</w:t>
+      </w:r>
+      <w:r>
+        <w:t>.</w:t>
+      </w:r>
+    </w:p>
+    <w:p>
+      <w:pPr>
+        <w:pStyle w:val="Paragrafspiska"/>
+        <w:numPr>
+          <w:ilvl w:val="0"/>
+          <w:numId w:val="7"/>
+        </w:numPr>
+      </w:pPr>
+      <w:r>
+        <w:t>TP (</w:t>
+      </w:r>
+      <w:proofErr w:type="spellStart"/>
+      <w:r>
+        <w:t>True</w:t>
+      </w:r>
+      <w:proofErr w:type="spellEnd"/>
       <w:r>
         <w:t xml:space="preserve"> </w:t>
       </w:r>
-      <w:r>
-        <w:t>ponavljamo taj proces. Ovaj algoritam se naziva gradijento opadanje.</w:t>
-      </w:r>
+      <w:proofErr w:type="spellStart"/>
+      <w:r>
+        <w:t>Positive</w:t>
+      </w:r>
+      <w:proofErr w:type="spellEnd"/>
+      <w:r>
+        <w:t xml:space="preserve"> - stvarno pozitivan): Predstavlja broj primjera gdje je naš model ispravno predvidio da je primjer maligni karcinom</w:t>
+      </w:r>
+      <w:r>
+        <w:t>.</w:t>
+      </w:r>
+    </w:p>
+    <w:p>
+      <w:pPr>
+        <w:pStyle w:val="Paragrafspiska"/>
+      </w:pPr>
+    </w:p>
+    <w:p>
+      <w:pPr>
+        <w:pStyle w:val="Paragrafspiska"/>
+        <w:numPr>
+          <w:ilvl w:val="0"/>
+          <w:numId w:val="7"/>
+        </w:numPr>
+      </w:pPr>
+      <w:r>
+        <w:t>FP (</w:t>
+      </w:r>
+      <w:proofErr w:type="spellStart"/>
+      <w:r>
+        <w:t>False</w:t>
+      </w:r>
+      <w:proofErr w:type="spellEnd"/>
       <w:r>
         <w:t xml:space="preserve"> </w:t>
       </w:r>
-    </w:p>
-    <w:p/>
-    <w:p/>
-    <w:p>
-      <w:r>
-        <w:lastRenderedPageBreak/>
-        <w:t>Kako računamo gradijent funkcije troška?</w:t>
-      </w:r>
-    </w:p>
-    <w:p>
-      <w:r>
-        <w:t xml:space="preserve">Kako je funkcija troška funkcija svih 13000 parametara neuralne mreže gradijent date funkcije će biti vektor od 13000 vrijednost. Dati vektor će nam reći kako da izmjenimo parametre neuralne mreže da bismo smanjili funkciju troška. </w:t>
-      </w:r>
-    </w:p>
-    <w:p>
-      <w:pPr>
-        <w:spacing w:line="480" w:lineRule="auto"/>
-      </w:pPr>
-    </w:p>
-    <w:p>
-      <w:pPr>
-        <w:spacing w:line="480" w:lineRule="auto"/>
-      </w:pPr>
-    </w:p>
-    <w:p>
-      <w:pPr>
-        <w:spacing w:line="480" w:lineRule="auto"/>
-      </w:pPr>
-    </w:p>
-    <w:p>
-      <w:pPr>
-        <w:ind w:left="720" w:hanging="720"/>
-      </w:pPr>
-    </w:p>
-    <w:p/>
-    <w:p/>
-    <w:p/>
-    <w:p>
-      <w:pPr>
-        <w:pStyle w:val="Heading3"/>
-      </w:pPr>
-      <w:r>
-        <w:t>CNN</w:t>
-      </w:r>
-      <w:r>
-        <w:t xml:space="preserve"> – Konvolucijske neuralne mreže </w:t>
-      </w:r>
-    </w:p>
-    <w:p/>
-    <w:p>
-      <w:r>
-        <w:t>CNN ili konvolucijske neuralne mreže su posebna vrsta neuralnih mreža najmjenjena specifično za procesiranje podataka u gridu, poput slike. CNN konvolucijske slojeve koji služe za prepozavanje oblika i šablona.</w:t>
-      </w:r>
-    </w:p>
-    <w:p>
-      <w:r>
-        <w:t>Za razliku od običnih neuralnih</w:t>
-      </w:r>
-    </w:p>
+      <w:proofErr w:type="spellStart"/>
+      <w:r>
+        <w:t>Positive</w:t>
+      </w:r>
+      <w:proofErr w:type="spellEnd"/>
+      <w:r>
+        <w:t xml:space="preserve"> - lažno pozitivan): Predstavlja broj primjera gdje je naš model predvidio da je primjer maligni karcinom, ali je pogriješio (lažna uzbuna).</w:t>
+      </w:r>
+    </w:p>
+    <w:p>
+      <w:pPr>
+        <w:pStyle w:val="Paragrafspiska"/>
+      </w:pPr>
+    </w:p>
+    <w:p>
+      <w:pPr>
+        <w:pStyle w:val="Paragrafspiska"/>
+        <w:numPr>
+          <w:ilvl w:val="0"/>
+          <w:numId w:val="7"/>
+        </w:numPr>
+      </w:pPr>
+      <w:r>
+        <w:t>FN (</w:t>
+      </w:r>
+      <w:proofErr w:type="spellStart"/>
+      <w:r>
+        <w:t>False</w:t>
+      </w:r>
+      <w:proofErr w:type="spellEnd"/>
+      <w:r>
+        <w:t xml:space="preserve"> Negative - lažno negativan): Predstavlja broj primjera gdje pacijent zaista ima maligni karcinom, ali je model pogriješio i predvidio da ga nema.</w:t>
+      </w:r>
+    </w:p>
+    <w:p/>
+    <w:p>
+      <w:r>
+        <w:t xml:space="preserve">Sa </w:t>
+      </w:r>
+      <w:proofErr w:type="spellStart"/>
+      <w:r>
+        <w:t>datim</w:t>
+      </w:r>
+      <w:proofErr w:type="spellEnd"/>
+      <w:r>
+        <w:t xml:space="preserve"> </w:t>
+      </w:r>
+      <w:r>
+        <w:t>komponentama</w:t>
+      </w:r>
+      <w:r>
+        <w:t xml:space="preserve"> možemo definisati par metrika koje ćemo koristiti prilikom </w:t>
+      </w:r>
+      <w:proofErr w:type="spellStart"/>
+      <w:r>
+        <w:t>poređenja</w:t>
+      </w:r>
+      <w:proofErr w:type="spellEnd"/>
+      <w:r>
+        <w:t xml:space="preserve"> modela.</w:t>
+      </w:r>
+    </w:p>
+    <w:p>
+      <w:pPr>
+        <w:pStyle w:val="Paragrafspiska"/>
+        <w:numPr>
+          <w:ilvl w:val="0"/>
+          <w:numId w:val="8"/>
+        </w:numPr>
+      </w:pPr>
+      <w:r>
+        <w:t>Preciznost</w:t>
+      </w:r>
+      <w:r>
+        <w:t>(</w:t>
+      </w:r>
+      <w:proofErr w:type="spellStart"/>
+      <w:r>
+        <w:t>Precision</w:t>
+      </w:r>
+      <w:proofErr w:type="spellEnd"/>
+      <w:r>
+        <w:t>)</w:t>
+      </w:r>
+      <w:r>
+        <w:t>. Računa se pomoću formule</w:t>
+      </w:r>
+      <w:r>
+        <w:t>:</w:t>
+      </w:r>
+    </w:p>
+    <w:p>
+      <w:pPr>
+        <w:ind w:firstLine="720"/>
+      </w:pPr>
+      <w:r>
+        <w:t xml:space="preserve"> </w:t>
+      </w:r>
+      <m:oMath>
+        <m:r>
+          <m:rPr>
+            <m:sty m:val="p"/>
+          </m:rPr>
+          <w:rPr>
+            <w:rFonts w:ascii="Cambria Math" w:hAnsi="Cambria Math"/>
+          </w:rPr>
+          <m:t xml:space="preserve">Preciznost </m:t>
+        </m:r>
+        <m:r>
+          <m:rPr>
+            <m:sty m:val="p"/>
+          </m:rPr>
+          <w:rPr>
+            <w:rFonts w:ascii="Cambria Math" w:hAnsi="Cambria Math" w:cs="Cambria Math"/>
+          </w:rPr>
+          <m:t>=</m:t>
+        </m:r>
+        <m:f>
+          <m:fPr>
+            <m:ctrlPr>
+              <w:rPr>
+                <w:rFonts w:ascii="Cambria Math" w:hAnsi="Cambria Math"/>
+                <w:lang w:val="en-US"/>
+              </w:rPr>
+            </m:ctrlPr>
+          </m:fPr>
+          <m:num>
+            <m:r>
+              <m:rPr>
+                <m:sty m:val="p"/>
+              </m:rPr>
+              <w:rPr>
+                <w:rFonts w:ascii="Cambria Math" w:hAnsi="Cambria Math" w:cs="Cambria Math"/>
+              </w:rPr>
+              <m:t>TP</m:t>
+            </m:r>
+          </m:num>
+          <m:den>
+            <m:r>
+              <w:rPr>
+                <w:rFonts w:ascii="Cambria Math" w:hAnsi="Cambria Math" w:cs="Cambria Math"/>
+                <w:lang w:val="en-US"/>
+              </w:rPr>
+              <m:t xml:space="preserve">TP+FP </m:t>
+            </m:r>
+          </m:den>
+        </m:f>
+      </m:oMath>
+    </w:p>
+    <w:p>
+      <w:pPr>
+        <w:ind w:left="720"/>
+      </w:pPr>
+      <w:r>
+        <w:t>Preciznost nam govori koliko često naš model daje lažne uzbune, odnosno koliko često vidi maligni karcinom kada on zapravo nije tu. Želimo da ova vrijednost bude što bliža broju 1.</w:t>
+      </w:r>
+    </w:p>
+    <w:p/>
+    <w:p>
+      <w:pPr>
+        <w:pStyle w:val="Paragrafspiska"/>
+        <w:numPr>
+          <w:ilvl w:val="0"/>
+          <w:numId w:val="8"/>
+        </w:numPr>
+      </w:pPr>
+      <w:r>
+        <w:t>Odziv. Računa se pomoću formule</w:t>
+      </w:r>
+      <w:r>
+        <w:t>:</w:t>
+      </w:r>
+    </w:p>
+    <w:p>
+      <w:pPr>
+        <w:pStyle w:val="Paragrafspiska"/>
+        <w:rPr>
+          <w:rFonts w:eastAsiaTheme="minorEastAsia"/>
+        </w:rPr>
+      </w:pPr>
+    </w:p>
+    <w:p>
+      <w:pPr>
+        <w:pStyle w:val="Paragrafspiska"/>
+      </w:pPr>
+      <m:oMathPara>
+        <m:oMathParaPr>
+          <m:jc m:val="left"/>
+        </m:oMathParaPr>
+        <m:oMath>
+          <m:r>
+            <w:rPr>
+              <w:rFonts w:ascii="Cambria Math" w:hAnsi="Cambria Math" w:cs="Cambria Math"/>
+            </w:rPr>
+            <m:t>O</m:t>
+          </m:r>
+          <m:r>
+            <w:rPr>
+              <w:rFonts w:ascii="Cambria Math" w:hAnsi="Cambria Math" w:cs="Cambria Math"/>
+            </w:rPr>
+            <m:t>dziv</m:t>
+          </m:r>
+          <m:r>
+            <m:rPr>
+              <m:sty m:val="p"/>
+            </m:rPr>
+            <w:rPr>
+              <w:rFonts w:ascii="Cambria Math" w:hAnsi="Cambria Math" w:cs="Cambria Math"/>
+            </w:rPr>
+            <m:t>=</m:t>
+          </m:r>
+          <m:f>
+            <m:fPr>
+              <m:ctrlPr>
+                <w:rPr>
+                  <w:rFonts w:ascii="Cambria Math" w:hAnsi="Cambria Math"/>
+                </w:rPr>
+              </m:ctrlPr>
+            </m:fPr>
+            <m:num>
+              <m:r>
+                <m:rPr>
+                  <m:sty m:val="p"/>
+                </m:rPr>
+                <w:rPr>
+                  <w:rFonts w:ascii="Cambria Math" w:hAnsi="Cambria Math" w:cs="Cambria Math"/>
+                </w:rPr>
+                <m:t>TP</m:t>
+              </m:r>
+            </m:num>
+            <m:den>
+              <m:r>
+                <w:rPr>
+                  <w:rFonts w:ascii="Cambria Math" w:hAnsi="Cambria Math" w:cs="Cambria Math"/>
+                </w:rPr>
+                <m:t>TP+FN</m:t>
+              </m:r>
+            </m:den>
+          </m:f>
+        </m:oMath>
+      </m:oMathPara>
+    </w:p>
+    <w:p>
+      <w:pPr>
+        <w:pStyle w:val="Paragrafspiska"/>
+      </w:pPr>
+      <w:r>
+        <w:t xml:space="preserve"> </w:t>
+      </w:r>
+    </w:p>
+    <w:p>
+      <w:pPr>
+        <w:pStyle w:val="Paragrafspiska"/>
+      </w:pPr>
+      <w:r>
+        <w:t>Odziv nam govori koliko stvarnih slučajeva karcinoma naš model propusti da prepozna. U medicinskoj dijagnostici, ovaj broj želimo da je što bliži 1.</w:t>
+      </w:r>
+    </w:p>
+    <w:p>
+      <w:pPr>
+        <w:pStyle w:val="Paragrafspiska"/>
+      </w:pPr>
+    </w:p>
+    <w:p>
+      <w:pPr>
+        <w:pStyle w:val="Paragrafspiska"/>
+        <w:numPr>
+          <w:ilvl w:val="0"/>
+          <w:numId w:val="8"/>
+        </w:numPr>
+      </w:pPr>
+      <w:r>
+        <w:t>F1 Skor. Računa se pomoću formule:</w:t>
+      </w:r>
+    </w:p>
+    <w:p>
+      <w:pPr>
+        <w:pStyle w:val="Paragrafspiska"/>
+        <w:rPr>
+          <w:rFonts w:eastAsiaTheme="minorEastAsia"/>
+          <w:iCs/>
+        </w:rPr>
+      </w:pPr>
+    </w:p>
+    <w:p>
+      <w:pPr>
+        <w:pStyle w:val="Paragrafspiska"/>
+      </w:pPr>
+      <m:oMathPara>
+        <m:oMathParaPr>
+          <m:jc m:val="left"/>
+        </m:oMathParaPr>
+        <m:oMath>
+          <m:r>
+            <w:rPr>
+              <w:rFonts w:ascii="Cambria Math" w:hAnsi="Cambria Math" w:cs="Cambria Math"/>
+            </w:rPr>
+            <m:t>F1</m:t>
+          </m:r>
+          <m:r>
+            <m:rPr>
+              <m:sty m:val="p"/>
+            </m:rPr>
+            <w:rPr>
+              <w:rFonts w:ascii="Cambria Math" w:hAnsi="Cambria Math" w:cs="Cambria Math"/>
+            </w:rPr>
+            <m:t>=</m:t>
+          </m:r>
+          <m:r>
+            <m:rPr>
+              <m:sty m:val="p"/>
+            </m:rPr>
+            <w:rPr>
+              <w:rFonts w:ascii="Cambria Math" w:hAnsi="Cambria Math" w:cs="Cambria Math"/>
+            </w:rPr>
+            <m:t xml:space="preserve">2 </m:t>
+          </m:r>
+          <m:r>
+            <w:rPr>
+              <w:rFonts w:ascii="Cambria Math" w:hAnsi="Cambria Math" w:cs="Cambria Math"/>
+              <w:lang w:val="en-US"/>
+            </w:rPr>
+            <m:t>×</m:t>
+          </m:r>
+          <m:f>
+            <m:fPr>
+              <m:ctrlPr>
+                <w:rPr>
+                  <w:rFonts w:ascii="Cambria Math" w:hAnsi="Cambria Math"/>
+                </w:rPr>
+              </m:ctrlPr>
+            </m:fPr>
+            <m:num>
+              <m:r>
+                <w:rPr>
+                  <w:rFonts w:ascii="Cambria Math" w:hAnsi="Cambria Math"/>
+                </w:rPr>
+                <m:t>Preciznost ×Odziv</m:t>
+              </m:r>
+            </m:num>
+            <m:den>
+              <m:r>
+                <w:rPr>
+                  <w:rFonts w:ascii="Cambria Math" w:hAnsi="Cambria Math"/>
+                </w:rPr>
+                <m:t>P</m:t>
+              </m:r>
+              <m:r>
+                <w:rPr>
+                  <w:rFonts w:ascii="Cambria Math" w:hAnsi="Cambria Math"/>
+                </w:rPr>
+                <m:t>reciznost</m:t>
+              </m:r>
+              <m:r>
+                <w:rPr>
+                  <w:rFonts w:ascii="Cambria Math" w:hAnsi="Cambria Math"/>
+                </w:rPr>
+                <m:t>+</m:t>
+              </m:r>
+              <m:r>
+                <w:rPr>
+                  <w:rFonts w:ascii="Cambria Math" w:hAnsi="Cambria Math"/>
+                </w:rPr>
+                <m:t>Odziv</m:t>
+              </m:r>
+            </m:den>
+          </m:f>
+        </m:oMath>
+      </m:oMathPara>
+    </w:p>
+    <w:p>
+      <w:pPr>
+        <w:pStyle w:val="Paragrafspiska"/>
+      </w:pPr>
+    </w:p>
+    <w:p>
+      <w:pPr>
+        <w:pStyle w:val="Paragrafspiska"/>
+      </w:pPr>
+      <w:r>
+        <w:t xml:space="preserve">F1 Skor predstavlja harmonijsku sredinu između preciznosti i odziva. Ova metrika nam služi da procijenimo koliko je naš model generalno dobar i balansiran, jer </w:t>
+      </w:r>
+      <w:proofErr w:type="spellStart"/>
+      <w:r>
+        <w:t>kažnjava</w:t>
+      </w:r>
+      <w:proofErr w:type="spellEnd"/>
+      <w:r>
+        <w:t xml:space="preserve"> modele koji žrtvuju preciznost </w:t>
+      </w:r>
+      <w:r>
+        <w:t>za</w:t>
+      </w:r>
+      <w:r>
+        <w:t xml:space="preserve"> odziva (ili obrnuto).</w:t>
+      </w:r>
+    </w:p>
+    <w:p>
+      <w:pPr>
+        <w:pStyle w:val="Paragrafspiska"/>
+      </w:pPr>
+    </w:p>
+    <w:p>
+      <w:pPr>
+        <w:rPr>
+          <w:b/>
+          <w:bCs/>
+        </w:rPr>
+      </w:pPr>
+      <w:r>
+        <w:rPr>
+          <w:b/>
+          <w:bCs/>
+        </w:rPr>
+        <w:t xml:space="preserve">Metrike za više </w:t>
+      </w:r>
+    </w:p>
+    <w:p>
+      <w:r>
+        <w:t>Navedene metrike su veoma korisne, ali se standardno računaju za pojedinačne klase. Kako se naš problem sastoji od 3 klase (normalno, benigno, maligno), moramo uvesti metrike koje sumiraju performanse kroz sve tri klase istovremeno.</w:t>
+      </w:r>
+    </w:p>
+    <w:p/>
+    <w:p>
+      <w:pPr>
+        <w:pStyle w:val="Paragrafspiska"/>
+        <w:numPr>
+          <w:ilvl w:val="0"/>
+          <w:numId w:val="8"/>
+        </w:numPr>
+      </w:pPr>
+      <w:r>
+        <w:t>Makro metrike</w:t>
+      </w:r>
+      <w:r>
+        <w:t xml:space="preserve"> (</w:t>
+      </w:r>
+      <w:proofErr w:type="spellStart"/>
+      <w:r>
+        <w:t>Macro-Averaging</w:t>
+      </w:r>
+      <w:proofErr w:type="spellEnd"/>
+      <w:r>
+        <w:t>)</w:t>
+      </w:r>
+      <w:r>
+        <w:t xml:space="preserve">. </w:t>
+      </w:r>
+      <w:r>
+        <w:t xml:space="preserve">Makro metrike se dobijaju </w:t>
+      </w:r>
+      <w:proofErr w:type="spellStart"/>
+      <w:r>
+        <w:t>izračunavanjem</w:t>
+      </w:r>
+      <w:proofErr w:type="spellEnd"/>
+      <w:r>
+        <w:t xml:space="preserve"> metrika za svaku pojedinačnu klasu, a zatim pronalaženjem njihovog aritmetičkog prosjeka:</w:t>
+      </w:r>
+    </w:p>
+    <w:p>
+      <w:pPr>
+        <w:pStyle w:val="Paragrafspiska"/>
+      </w:pPr>
+    </w:p>
+    <w:p>
+      <w:pPr>
+        <w:pStyle w:val="Paragrafspiska"/>
+      </w:pPr>
+      <m:oMathPara>
+        <m:oMathParaPr>
+          <m:jc m:val="left"/>
+        </m:oMathParaPr>
+        <m:oMath>
+          <m:r>
+            <w:rPr>
+              <w:rFonts w:ascii="Cambria Math" w:hAnsi="Cambria Math" w:cs="Cambria Math"/>
+            </w:rPr>
+            <m:t>Makro Metrika</m:t>
+          </m:r>
+          <m:r>
+            <m:rPr>
+              <m:sty m:val="p"/>
+            </m:rPr>
+            <w:rPr>
+              <w:rFonts w:ascii="Cambria Math" w:hAnsi="Cambria Math" w:cs="Cambria Math"/>
+            </w:rPr>
+            <m:t>=</m:t>
+          </m:r>
+          <m:f>
+            <m:fPr>
+              <m:ctrlPr>
+                <w:rPr>
+                  <w:rFonts w:ascii="Cambria Math" w:hAnsi="Cambria Math"/>
+                </w:rPr>
+              </m:ctrlPr>
+            </m:fPr>
+            <m:num>
+              <m:sSub>
+                <m:sSubPr>
+                  <m:ctrlPr>
+                    <w:rPr>
+                      <w:rFonts w:ascii="Cambria Math" w:hAnsi="Cambria Math"/>
+                      <w:i/>
+                    </w:rPr>
+                  </m:ctrlPr>
+                </m:sSubPr>
+                <m:e>
+                  <m:r>
+                    <w:rPr>
+                      <w:rFonts w:ascii="Cambria Math" w:hAnsi="Cambria Math"/>
+                    </w:rPr>
+                    <m:t>Metrika</m:t>
+                  </m:r>
+                </m:e>
+                <m:sub>
+                  <m:r>
+                    <w:rPr>
+                      <w:rFonts w:ascii="Cambria Math" w:hAnsi="Cambria Math"/>
+                    </w:rPr>
+                    <m:t>Normalno</m:t>
+                  </m:r>
+                </m:sub>
+              </m:sSub>
+              <m:r>
+                <w:rPr>
+                  <w:rFonts w:ascii="Cambria Math" w:hAnsi="Cambria Math"/>
+                </w:rPr>
+                <m:t xml:space="preserve"> ×</m:t>
+              </m:r>
+              <m:sSub>
+                <m:sSubPr>
+                  <m:ctrlPr>
+                    <w:rPr>
+                      <w:rFonts w:ascii="Cambria Math" w:hAnsi="Cambria Math"/>
+                      <w:i/>
+                    </w:rPr>
+                  </m:ctrlPr>
+                </m:sSubPr>
+                <m:e>
+                  <m:r>
+                    <w:rPr>
+                      <w:rFonts w:ascii="Cambria Math" w:hAnsi="Cambria Math"/>
+                    </w:rPr>
+                    <m:t>Metrika</m:t>
+                  </m:r>
+                </m:e>
+                <m:sub>
+                  <m:r>
+                    <w:rPr>
+                      <w:rFonts w:ascii="Cambria Math" w:hAnsi="Cambria Math"/>
+                    </w:rPr>
+                    <m:t>Benigno</m:t>
+                  </m:r>
+                </m:sub>
+              </m:sSub>
+              <m:r>
+                <w:rPr>
+                  <w:rFonts w:ascii="Cambria Math" w:hAnsi="Cambria Math"/>
+                </w:rPr>
+                <m:t xml:space="preserve">× </m:t>
+              </m:r>
+              <m:sSub>
+                <m:sSubPr>
+                  <m:ctrlPr>
+                    <w:rPr>
+                      <w:rFonts w:ascii="Cambria Math" w:hAnsi="Cambria Math"/>
+                      <w:i/>
+                    </w:rPr>
+                  </m:ctrlPr>
+                </m:sSubPr>
+                <m:e>
+                  <m:r>
+                    <w:rPr>
+                      <w:rFonts w:ascii="Cambria Math" w:hAnsi="Cambria Math"/>
+                    </w:rPr>
+                    <m:t>Metrika</m:t>
+                  </m:r>
+                </m:e>
+                <m:sub>
+                  <m:r>
+                    <w:rPr>
+                      <w:rFonts w:ascii="Cambria Math" w:hAnsi="Cambria Math"/>
+                    </w:rPr>
+                    <m:t>Maligno</m:t>
+                  </m:r>
+                </m:sub>
+              </m:sSub>
+            </m:num>
+            <m:den>
+              <m:r>
+                <w:rPr>
+                  <w:rFonts w:ascii="Cambria Math" w:hAnsi="Cambria Math"/>
+                </w:rPr>
+                <m:t>3</m:t>
+              </m:r>
+            </m:den>
+          </m:f>
+        </m:oMath>
+      </m:oMathPara>
+    </w:p>
+    <w:p>
+      <w:pPr>
+        <w:pStyle w:val="Paragrafspiska"/>
+      </w:pPr>
+    </w:p>
+    <w:p>
+      <w:pPr>
+        <w:ind w:left="720"/>
+      </w:pPr>
+      <w:r>
+        <w:t>Makro metrike tretiraju svaku klasu jednako, nezavisno od broja primjera u toj klasi. Kako naš skup podataka (</w:t>
+      </w:r>
+      <w:proofErr w:type="spellStart"/>
+      <w:r>
+        <w:t>dataset</w:t>
+      </w:r>
+      <w:proofErr w:type="spellEnd"/>
+      <w:r>
+        <w:t xml:space="preserve">) ima nejednak broj primjera između klasa, ove metrike će nam biti najvažnije za </w:t>
+      </w:r>
+      <w:proofErr w:type="spellStart"/>
+      <w:r>
+        <w:t>posmatranje</w:t>
+      </w:r>
+      <w:proofErr w:type="spellEnd"/>
+      <w:r>
+        <w:t>.</w:t>
+      </w:r>
+    </w:p>
+    <w:p>
+      <w:pPr>
+        <w:ind w:left="720"/>
+      </w:pPr>
+    </w:p>
+    <w:p>
+      <w:pPr>
+        <w:pStyle w:val="Paragrafspiska"/>
+        <w:numPr>
+          <w:ilvl w:val="0"/>
+          <w:numId w:val="8"/>
+        </w:numPr>
+      </w:pPr>
+      <w:r>
+        <w:t>Težinske metrike</w:t>
+      </w:r>
+      <w:r>
+        <w:t xml:space="preserve"> (</w:t>
+      </w:r>
+      <w:proofErr w:type="spellStart"/>
+      <w:r>
+        <w:t>Weighted-Averaging</w:t>
+      </w:r>
+      <w:proofErr w:type="spellEnd"/>
+      <w:r>
+        <w:t>)</w:t>
+      </w:r>
+      <w:r>
+        <w:t xml:space="preserve">. </w:t>
+      </w:r>
+      <w:r>
+        <w:t xml:space="preserve">Težinske metrike se računaju tako što se metrika svake pojedinačne klase </w:t>
+      </w:r>
+      <w:proofErr w:type="spellStart"/>
+      <w:r>
+        <w:t>pomnoži</w:t>
+      </w:r>
+      <w:proofErr w:type="spellEnd"/>
+      <w:r>
+        <w:t xml:space="preserve"> sa brojem primjera iz te klase, te se sve sabere i podijeli sa ukupnim brojem primjera u skupu podataka:</w:t>
+      </w:r>
+    </w:p>
+    <w:p>
+      <w:pPr>
+        <w:pStyle w:val="Paragrafspiska"/>
+      </w:pPr>
+      <m:oMathPara>
+        <m:oMathParaPr>
+          <m:jc m:val="left"/>
+        </m:oMathParaPr>
+        <m:oMath>
+          <m:r>
+            <w:rPr>
+              <w:rFonts w:ascii="Cambria Math" w:hAnsi="Cambria Math" w:cs="Cambria Math"/>
+            </w:rPr>
+            <m:t>Težinska Metrika</m:t>
+          </m:r>
+          <m:r>
+            <m:rPr>
+              <m:sty m:val="p"/>
+            </m:rPr>
+            <w:rPr>
+              <w:rFonts w:ascii="Cambria Math" w:hAnsi="Cambria Math" w:cs="Cambria Math"/>
+            </w:rPr>
+            <m:t>=</m:t>
+          </m:r>
+          <m:f>
+            <m:fPr>
+              <m:ctrlPr>
+                <w:rPr>
+                  <w:rFonts w:ascii="Cambria Math" w:hAnsi="Cambria Math"/>
+                </w:rPr>
+              </m:ctrlPr>
+            </m:fPr>
+            <m:num>
+              <m:sSub>
+                <m:sSubPr>
+                  <m:ctrlPr>
+                    <w:rPr>
+                      <w:rFonts w:ascii="Cambria Math" w:hAnsi="Cambria Math"/>
+                      <w:i/>
+                    </w:rPr>
+                  </m:ctrlPr>
+                </m:sSubPr>
+                <m:e>
+                  <m:r>
+                    <w:rPr>
+                      <w:rFonts w:ascii="Cambria Math" w:hAnsi="Cambria Math"/>
+                      <w:lang w:val="en-US"/>
+                    </w:rPr>
+                    <m:t>(</m:t>
+                  </m:r>
+                  <m:r>
+                    <w:rPr>
+                      <w:rFonts w:ascii="Cambria Math" w:hAnsi="Cambria Math"/>
+                    </w:rPr>
+                    <m:t>Metrika</m:t>
+                  </m:r>
+                </m:e>
+                <m:sub>
+                  <m:r>
+                    <w:rPr>
+                      <w:rFonts w:ascii="Cambria Math" w:hAnsi="Cambria Math"/>
+                    </w:rPr>
+                    <m:t xml:space="preserve">Normalno </m:t>
+                  </m:r>
+                </m:sub>
+              </m:sSub>
+              <m:r>
+                <w:rPr>
+                  <w:rFonts w:ascii="Cambria Math" w:hAnsi="Cambria Math"/>
+                </w:rPr>
+                <m:t xml:space="preserve"> ×</m:t>
+              </m:r>
+              <m:sSub>
+                <m:sSubPr>
+                  <m:ctrlPr>
+                    <w:rPr>
+                      <w:rFonts w:ascii="Cambria Math" w:hAnsi="Cambria Math"/>
+                      <w:i/>
+                    </w:rPr>
+                  </m:ctrlPr>
+                </m:sSubPr>
+                <m:e>
+                  <m:r>
+                    <w:rPr>
+                      <w:rFonts w:ascii="Cambria Math" w:hAnsi="Cambria Math"/>
+                    </w:rPr>
+                    <m:t>N</m:t>
+                  </m:r>
+                </m:e>
+                <m:sub>
+                  <m:r>
+                    <w:rPr>
+                      <w:rFonts w:ascii="Cambria Math" w:hAnsi="Cambria Math"/>
+                    </w:rPr>
+                    <m:t>normalno</m:t>
+                  </m:r>
+                </m:sub>
+              </m:sSub>
+              <m:r>
+                <w:rPr>
+                  <w:rFonts w:ascii="Cambria Math" w:hAnsi="Cambria Math"/>
+                  <w:lang w:val="en-US"/>
+                </w:rPr>
+                <m:t xml:space="preserve">)+ </m:t>
+              </m:r>
+              <m:sSub>
+                <m:sSubPr>
+                  <m:ctrlPr>
+                    <w:rPr>
+                      <w:rFonts w:ascii="Cambria Math" w:hAnsi="Cambria Math"/>
+                      <w:i/>
+                    </w:rPr>
+                  </m:ctrlPr>
+                </m:sSubPr>
+                <m:e>
+                  <m:r>
+                    <w:rPr>
+                      <w:rFonts w:ascii="Cambria Math" w:hAnsi="Cambria Math"/>
+                      <w:lang w:val="en-US"/>
+                    </w:rPr>
+                    <m:t>(</m:t>
+                  </m:r>
+                  <m:r>
+                    <w:rPr>
+                      <w:rFonts w:ascii="Cambria Math" w:hAnsi="Cambria Math"/>
+                    </w:rPr>
+                    <m:t>Metrika</m:t>
+                  </m:r>
+                </m:e>
+                <m:sub>
+                  <m:r>
+                    <w:rPr>
+                      <w:rFonts w:ascii="Cambria Math" w:hAnsi="Cambria Math"/>
+                    </w:rPr>
+                    <m:t xml:space="preserve">Benigno </m:t>
+                  </m:r>
+                </m:sub>
+              </m:sSub>
+              <m:r>
+                <w:rPr>
+                  <w:rFonts w:ascii="Cambria Math" w:hAnsi="Cambria Math"/>
+                </w:rPr>
+                <m:t xml:space="preserve"> ×</m:t>
+              </m:r>
+              <m:sSub>
+                <m:sSubPr>
+                  <m:ctrlPr>
+                    <w:rPr>
+                      <w:rFonts w:ascii="Cambria Math" w:hAnsi="Cambria Math"/>
+                      <w:i/>
+                    </w:rPr>
+                  </m:ctrlPr>
+                </m:sSubPr>
+                <m:e>
+                  <m:r>
+                    <w:rPr>
+                      <w:rFonts w:ascii="Cambria Math" w:hAnsi="Cambria Math"/>
+                    </w:rPr>
+                    <m:t>N</m:t>
+                  </m:r>
+                </m:e>
+                <m:sub>
+                  <m:r>
+                    <w:rPr>
+                      <w:rFonts w:ascii="Cambria Math" w:hAnsi="Cambria Math"/>
+                    </w:rPr>
+                    <m:t>Benigno</m:t>
+                  </m:r>
+                </m:sub>
+              </m:sSub>
+              <m:r>
+                <w:rPr>
+                  <w:rFonts w:ascii="Cambria Math" w:hAnsi="Cambria Math"/>
+                  <w:lang w:val="en-US"/>
+                </w:rPr>
+                <m:t>)</m:t>
+              </m:r>
+              <m:sSub>
+                <m:sSubPr>
+                  <m:ctrlPr>
+                    <w:rPr>
+                      <w:rFonts w:ascii="Cambria Math" w:hAnsi="Cambria Math"/>
+                      <w:i/>
+                    </w:rPr>
+                  </m:ctrlPr>
+                </m:sSubPr>
+                <m:e>
+                  <m:r>
+                    <w:rPr>
+                      <w:rFonts w:ascii="Cambria Math" w:hAnsi="Cambria Math"/>
+                      <w:lang w:val="en-US"/>
+                    </w:rPr>
+                    <m:t>(</m:t>
+                  </m:r>
+                  <m:r>
+                    <w:rPr>
+                      <w:rFonts w:ascii="Cambria Math" w:hAnsi="Cambria Math"/>
+                    </w:rPr>
+                    <m:t>Metrika</m:t>
+                  </m:r>
+                </m:e>
+                <m:sub>
+                  <m:r>
+                    <w:rPr>
+                      <w:rFonts w:ascii="Cambria Math" w:hAnsi="Cambria Math"/>
+                    </w:rPr>
+                    <m:t>Maligno</m:t>
+                  </m:r>
+                </m:sub>
+              </m:sSub>
+              <m:r>
+                <w:rPr>
+                  <w:rFonts w:ascii="Cambria Math" w:hAnsi="Cambria Math"/>
+                </w:rPr>
+                <m:t xml:space="preserve"> ×</m:t>
+              </m:r>
+              <m:sSub>
+                <m:sSubPr>
+                  <m:ctrlPr>
+                    <w:rPr>
+                      <w:rFonts w:ascii="Cambria Math" w:hAnsi="Cambria Math"/>
+                      <w:i/>
+                    </w:rPr>
+                  </m:ctrlPr>
+                </m:sSubPr>
+                <m:e>
+                  <m:r>
+                    <w:rPr>
+                      <w:rFonts w:ascii="Cambria Math" w:hAnsi="Cambria Math"/>
+                    </w:rPr>
+                    <m:t>N</m:t>
+                  </m:r>
+                </m:e>
+                <m:sub>
+                  <m:r>
+                    <w:rPr>
+                      <w:rFonts w:ascii="Cambria Math" w:hAnsi="Cambria Math"/>
+                    </w:rPr>
+                    <m:t>Maligno</m:t>
+                  </m:r>
+                </m:sub>
+              </m:sSub>
+              <m:r>
+                <w:rPr>
+                  <w:rFonts w:ascii="Cambria Math" w:hAnsi="Cambria Math"/>
+                  <w:lang w:val="en-US"/>
+                </w:rPr>
+                <m:t>)</m:t>
+              </m:r>
+            </m:num>
+            <m:den>
+              <m:sSub>
+                <m:sSubPr>
+                  <m:ctrlPr>
+                    <w:rPr>
+                      <w:rFonts w:ascii="Cambria Math" w:hAnsi="Cambria Math"/>
+                      <w:i/>
+                    </w:rPr>
+                  </m:ctrlPr>
+                </m:sSubPr>
+                <m:e>
+                  <m:r>
+                    <w:rPr>
+                      <w:rFonts w:ascii="Cambria Math" w:hAnsi="Cambria Math"/>
+                    </w:rPr>
+                    <m:t>N</m:t>
+                  </m:r>
+                </m:e>
+                <m:sub>
+                  <m:r>
+                    <w:rPr>
+                      <w:rFonts w:ascii="Cambria Math" w:hAnsi="Cambria Math"/>
+                    </w:rPr>
+                    <m:t>Ukupno</m:t>
+                  </m:r>
+                </m:sub>
+              </m:sSub>
+            </m:den>
+          </m:f>
+        </m:oMath>
+      </m:oMathPara>
+    </w:p>
+    <w:p>
+      <w:pPr>
+        <w:ind w:left="360"/>
+      </w:pPr>
+    </w:p>
+    <w:p>
+      <w:pPr>
+        <w:ind w:left="720"/>
+      </w:pPr>
+      <w:r>
+        <w:t>Težinska metrika uzima u obzir broj primjera</w:t>
+      </w:r>
+      <w:r>
+        <w:t xml:space="preserve"> u svakoj klasi</w:t>
+      </w:r>
+      <w:r>
+        <w:t xml:space="preserve">. </w:t>
+      </w:r>
+      <w:r>
+        <w:t>U</w:t>
+      </w:r>
+      <w:r>
+        <w:t xml:space="preserve">koliko naš model ima veoma visoku preciznost za </w:t>
+      </w:r>
+      <w:r>
+        <w:t>jednu</w:t>
+      </w:r>
+      <w:r>
+        <w:t xml:space="preserve"> klasu gdje imamo 10000 primjera te jako malu preciznost za </w:t>
+      </w:r>
+      <w:r>
+        <w:t xml:space="preserve">drugu </w:t>
+      </w:r>
+      <w:r>
+        <w:t>klasu</w:t>
+      </w:r>
+      <w:r>
+        <w:t xml:space="preserve"> </w:t>
+      </w:r>
+      <w:r>
+        <w:t>(</w:t>
+      </w:r>
+      <w:r>
+        <w:t xml:space="preserve">koja nam je </w:t>
+      </w:r>
+      <w:r>
+        <w:t>važnij</w:t>
+      </w:r>
+      <w:r>
+        <w:t>a</w:t>
+      </w:r>
+      <w:r>
+        <w:t xml:space="preserve">) recimo 10% težinska preciznost će </w:t>
+      </w:r>
+      <w:proofErr w:type="spellStart"/>
+      <w:r>
+        <w:t>idalje</w:t>
+      </w:r>
+      <w:proofErr w:type="spellEnd"/>
+      <w:r>
+        <w:t xml:space="preserve"> </w:t>
+      </w:r>
+      <w:r>
+        <w:t xml:space="preserve">biti blizu 100%. </w:t>
+      </w:r>
+      <w:r>
+        <w:t xml:space="preserve">Zbog ovog efekta maskiranja slabe preciznosti na </w:t>
+      </w:r>
+      <w:proofErr w:type="spellStart"/>
+      <w:r>
+        <w:t>manjinkim</w:t>
+      </w:r>
+      <w:proofErr w:type="spellEnd"/>
+      <w:r>
+        <w:t xml:space="preserve"> klasama, za naš slučaju je data metrika manje korisna.</w:t>
+      </w:r>
+    </w:p>
+    <w:p/>
+    <w:p/>
+    <w:p/>
     <w:sectPr>
       <w:pgSz w:w="12240" w:h="15840"/>
       <w:pgMar w:top="1440" w:right="1440" w:bottom="1440" w:left="1440" w:header="720" w:footer="720" w:gutter="0"/>
@@ -666,7 +1949,7 @@
 </file>
 
 <file path=word/numbering.xml><?xml version="1.0" encoding="utf-8"?>
-<w:numbering xmlns:wpc="http://schemas.microsoft.com/office/word/2010/wordprocessingCanvas" xmlns:cx="http://schemas.microsoft.com/office/drawing/2014/chartex" xmlns:cx1="http://schemas.microsoft.com/office/drawing/2015/9/8/chartex" xmlns:cx2="http://schemas.microsoft.com/office/drawing/2015/10/21/chartex" xmlns:cx3="http://schemas.microsoft.com/office/drawing/2016/5/9/chartex" xmlns:cx4="http://schemas.microsoft.com/office/drawing/2016/5/10/chartex" xmlns:cx5="http://schemas.microsoft.com/office/drawing/2016/5/11/chartex" xmlns:cx6="http://schemas.microsoft.com/office/drawing/2016/5/12/chartex" xmlns:cx7="http://schemas.microsoft.com/office/drawing/2016/5/13/chartex" xmlns:cx8="http://schemas.microsoft.com/office/drawing/2016/5/14/chartex" xmlns:mc="http://schemas.openxmlformats.org/markup-compatibility/2006" xmlns:aink="http://schemas.microsoft.com/office/drawing/2016/ink" xmlns:am3d="http://schemas.microsoft.com/office/drawing/2017/model3d" xmlns:o="urn:schemas-microsoft-com:office:office" xmlns:r="http://schemas.openxmlformats.org/officeDocument/2006/relationships" xmlns:m="http://schemas.openxmlformats.org/officeDocument/2006/math" xmlns:v="urn:schemas-microsoft-com:vml" xmlns:wp14="http://schemas.microsoft.com/office/word/2010/wordprocessingDrawing" xmlns:wp="http://schemas.openxmlformats.org/drawingml/2006/wordprocessingDrawing" xmlns:w10="urn:schemas-microsoft-com:office:word" xmlns:w="http://schemas.openxmlformats.org/wordprocessingml/2006/main" xmlns:w14="http://schemas.microsoft.com/office/word/2010/wordml" xmlns:w15="http://schemas.microsoft.com/office/word/2012/wordml" xmlns:w16cex="http://schemas.microsoft.com/office/word/2018/wordml/cex" xmlns:w16cid="http://schemas.microsoft.com/office/word/2016/wordml/cid" xmlns:w16="http://schemas.microsoft.com/office/word/2018/wordml" xmlns:w16sdtdh="http://schemas.microsoft.com/office/word/2020/wordml/sdtdatahash" xmlns:w16se="http://schemas.microsoft.com/office/word/2015/wordml/symex" xmlns:wpg="http://schemas.microsoft.com/office/word/2010/wordprocessingGroup" xmlns:wpi="http://schemas.microsoft.com/office/word/2010/wordprocessingInk" xmlns:wne="http://schemas.microsoft.com/office/word/2006/wordml" xmlns:wps="http://schemas.microsoft.com/office/word/2010/wordprocessingShape" mc:Ignorable="w14 w15 w16se w16cid w16 w16cex w16sdtdh wp14">
+<w:numbering xmlns:wpc="http://schemas.microsoft.com/office/word/2010/wordprocessingCanvas" xmlns:cx="http://schemas.microsoft.com/office/drawing/2014/chartex" xmlns:cx1="http://schemas.microsoft.com/office/drawing/2015/9/8/chartex" xmlns:cx2="http://schemas.microsoft.com/office/drawing/2015/10/21/chartex" xmlns:cx3="http://schemas.microsoft.com/office/drawing/2016/5/9/chartex" xmlns:cx4="http://schemas.microsoft.com/office/drawing/2016/5/10/chartex" xmlns:cx5="http://schemas.microsoft.com/office/drawing/2016/5/11/chartex" xmlns:cx6="http://schemas.microsoft.com/office/drawing/2016/5/12/chartex" xmlns:cx7="http://schemas.microsoft.com/office/drawing/2016/5/13/chartex" xmlns:cx8="http://schemas.microsoft.com/office/drawing/2016/5/14/chartex" xmlns:mc="http://schemas.openxmlformats.org/markup-compatibility/2006" xmlns:aink="http://schemas.microsoft.com/office/drawing/2016/ink" xmlns:am3d="http://schemas.microsoft.com/office/drawing/2017/model3d" xmlns:o="urn:schemas-microsoft-com:office:office" xmlns:oel="http://schemas.microsoft.com/office/2019/extlst" xmlns:r="http://schemas.openxmlformats.org/officeDocument/2006/relationships" xmlns:m="http://schemas.openxmlformats.org/officeDocument/2006/math" xmlns:v="urn:schemas-microsoft-com:vml" xmlns:wp14="http://schemas.microsoft.com/office/word/2010/wordprocessingDrawing" xmlns:wp="http://schemas.openxmlformats.org/drawingml/2006/wordprocessingDrawing" xmlns:w10="urn:schemas-microsoft-com:office:word" xmlns:w="http://schemas.openxmlformats.org/wordprocessingml/2006/main" xmlns:w14="http://schemas.microsoft.com/office/word/2010/wordml" xmlns:w15="http://schemas.microsoft.com/office/word/2012/wordml" xmlns:w16cex="http://schemas.microsoft.com/office/word/2018/wordml/cex" xmlns:w16cid="http://schemas.microsoft.com/office/word/2016/wordml/cid" xmlns:w16="http://schemas.microsoft.com/office/word/2018/wordml" xmlns:w16du="http://schemas.microsoft.com/office/word/2023/wordml/word16du" xmlns:w16sdtdh="http://schemas.microsoft.com/office/word/2020/wordml/sdtdatahash" xmlns:w16sdtfl="http://schemas.microsoft.com/office/word/2024/wordml/sdtformatlock" xmlns:w16se="http://schemas.microsoft.com/office/word/2015/wordml/symex" xmlns:wpg="http://schemas.microsoft.com/office/word/2010/wordprocessingGroup" xmlns:wpi="http://schemas.microsoft.com/office/word/2010/wordprocessingInk" xmlns:wne="http://schemas.microsoft.com/office/word/2006/wordml" xmlns:wps="http://schemas.microsoft.com/office/word/2010/wordprocessingShape" mc:Ignorable="w14 w15 w16se w16cid w16 w16cex w16sdtdh w16sdtfl w16du wp14">
   <w:abstractNum w:abstractNumId="0" w15:restartNumberingAfterBreak="0">
     <w:nsid w:val="04D9279B"/>
     <w:multiLevelType w:val="multilevel"/>
@@ -1078,6 +2361,95 @@
     </w:lvl>
   </w:abstractNum>
   <w:abstractNum w:abstractNumId="3" w15:restartNumberingAfterBreak="0">
+    <w:nsid w:val="517008FD"/>
+    <w:multiLevelType w:val="hybridMultilevel"/>
+    <w:tmpl w:val="3844F67C"/>
+    <w:lvl w:ilvl="0" w:tplc="0409000F">
+      <w:start w:val="1"/>
+      <w:numFmt w:val="decimal"/>
+      <w:lvlText w:val="%1."/>
+      <w:lvlJc w:val="left"/>
+      <w:pPr>
+        <w:ind w:left="720" w:hanging="360"/>
+      </w:pPr>
+      <w:rPr>
+        <w:rFonts w:hint="default"/>
+      </w:rPr>
+    </w:lvl>
+    <w:lvl w:ilvl="1" w:tplc="04090019" w:tentative="1">
+      <w:start w:val="1"/>
+      <w:numFmt w:val="lowerLetter"/>
+      <w:lvlText w:val="%2."/>
+      <w:lvlJc w:val="left"/>
+      <w:pPr>
+        <w:ind w:left="1440" w:hanging="360"/>
+      </w:pPr>
+    </w:lvl>
+    <w:lvl w:ilvl="2" w:tplc="0409001B" w:tentative="1">
+      <w:start w:val="1"/>
+      <w:numFmt w:val="lowerRoman"/>
+      <w:lvlText w:val="%3."/>
+      <w:lvlJc w:val="right"/>
+      <w:pPr>
+        <w:ind w:left="2160" w:hanging="180"/>
+      </w:pPr>
+    </w:lvl>
+    <w:lvl w:ilvl="3" w:tplc="0409000F" w:tentative="1">
+      <w:start w:val="1"/>
+      <w:numFmt w:val="decimal"/>
+      <w:lvlText w:val="%4."/>
+      <w:lvlJc w:val="left"/>
+      <w:pPr>
+        <w:ind w:left="2880" w:hanging="360"/>
+      </w:pPr>
+    </w:lvl>
+    <w:lvl w:ilvl="4" w:tplc="04090019" w:tentative="1">
+      <w:start w:val="1"/>
+      <w:numFmt w:val="lowerLetter"/>
+      <w:lvlText w:val="%5."/>
+      <w:lvlJc w:val="left"/>
+      <w:pPr>
+        <w:ind w:left="3600" w:hanging="360"/>
+      </w:pPr>
+    </w:lvl>
+    <w:lvl w:ilvl="5" w:tplc="0409001B" w:tentative="1">
+      <w:start w:val="1"/>
+      <w:numFmt w:val="lowerRoman"/>
+      <w:lvlText w:val="%6."/>
+      <w:lvlJc w:val="right"/>
+      <w:pPr>
+        <w:ind w:left="4320" w:hanging="180"/>
+      </w:pPr>
+    </w:lvl>
+    <w:lvl w:ilvl="6" w:tplc="0409000F" w:tentative="1">
+      <w:start w:val="1"/>
+      <w:numFmt w:val="decimal"/>
+      <w:lvlText w:val="%7."/>
+      <w:lvlJc w:val="left"/>
+      <w:pPr>
+        <w:ind w:left="5040" w:hanging="360"/>
+      </w:pPr>
+    </w:lvl>
+    <w:lvl w:ilvl="7" w:tplc="04090019" w:tentative="1">
+      <w:start w:val="1"/>
+      <w:numFmt w:val="lowerLetter"/>
+      <w:lvlText w:val="%8."/>
+      <w:lvlJc w:val="left"/>
+      <w:pPr>
+        <w:ind w:left="5760" w:hanging="360"/>
+      </w:pPr>
+    </w:lvl>
+    <w:lvl w:ilvl="8" w:tplc="0409001B" w:tentative="1">
+      <w:start w:val="1"/>
+      <w:numFmt w:val="lowerRoman"/>
+      <w:lvlText w:val="%9."/>
+      <w:lvlJc w:val="right"/>
+      <w:pPr>
+        <w:ind w:left="6480" w:hanging="180"/>
+      </w:pPr>
+    </w:lvl>
+  </w:abstractNum>
+  <w:abstractNum w:abstractNumId="4" w15:restartNumberingAfterBreak="0">
     <w:nsid w:val="5A8205B9"/>
     <w:multiLevelType w:val="multilevel"/>
     <w:tmpl w:val="540E3276"/>
@@ -1226,7 +2598,7 @@
       </w:rPr>
     </w:lvl>
   </w:abstractNum>
-  <w:abstractNum w:abstractNumId="4" w15:restartNumberingAfterBreak="0">
+  <w:abstractNum w:abstractNumId="5" w15:restartNumberingAfterBreak="0">
     <w:nsid w:val="631F6B00"/>
     <w:multiLevelType w:val="multilevel"/>
     <w:tmpl w:val="40102B3C"/>
@@ -1375,7 +2747,96 @@
       </w:rPr>
     </w:lvl>
   </w:abstractNum>
-  <w:abstractNum w:abstractNumId="5" w15:restartNumberingAfterBreak="0">
+  <w:abstractNum w:abstractNumId="6" w15:restartNumberingAfterBreak="0">
+    <w:nsid w:val="72AD148F"/>
+    <w:multiLevelType w:val="hybridMultilevel"/>
+    <w:tmpl w:val="B952162C"/>
+    <w:lvl w:ilvl="0" w:tplc="0409000F">
+      <w:start w:val="1"/>
+      <w:numFmt w:val="decimal"/>
+      <w:lvlText w:val="%1."/>
+      <w:lvlJc w:val="left"/>
+      <w:pPr>
+        <w:ind w:left="720" w:hanging="360"/>
+      </w:pPr>
+      <w:rPr>
+        <w:rFonts w:hint="default"/>
+      </w:rPr>
+    </w:lvl>
+    <w:lvl w:ilvl="1" w:tplc="04090019" w:tentative="1">
+      <w:start w:val="1"/>
+      <w:numFmt w:val="lowerLetter"/>
+      <w:lvlText w:val="%2."/>
+      <w:lvlJc w:val="left"/>
+      <w:pPr>
+        <w:ind w:left="1440" w:hanging="360"/>
+      </w:pPr>
+    </w:lvl>
+    <w:lvl w:ilvl="2" w:tplc="0409001B" w:tentative="1">
+      <w:start w:val="1"/>
+      <w:numFmt w:val="lowerRoman"/>
+      <w:lvlText w:val="%3."/>
+      <w:lvlJc w:val="right"/>
+      <w:pPr>
+        <w:ind w:left="2160" w:hanging="180"/>
+      </w:pPr>
+    </w:lvl>
+    <w:lvl w:ilvl="3" w:tplc="0409000F" w:tentative="1">
+      <w:start w:val="1"/>
+      <w:numFmt w:val="decimal"/>
+      <w:lvlText w:val="%4."/>
+      <w:lvlJc w:val="left"/>
+      <w:pPr>
+        <w:ind w:left="2880" w:hanging="360"/>
+      </w:pPr>
+    </w:lvl>
+    <w:lvl w:ilvl="4" w:tplc="04090019" w:tentative="1">
+      <w:start w:val="1"/>
+      <w:numFmt w:val="lowerLetter"/>
+      <w:lvlText w:val="%5."/>
+      <w:lvlJc w:val="left"/>
+      <w:pPr>
+        <w:ind w:left="3600" w:hanging="360"/>
+      </w:pPr>
+    </w:lvl>
+    <w:lvl w:ilvl="5" w:tplc="0409001B" w:tentative="1">
+      <w:start w:val="1"/>
+      <w:numFmt w:val="lowerRoman"/>
+      <w:lvlText w:val="%6."/>
+      <w:lvlJc w:val="right"/>
+      <w:pPr>
+        <w:ind w:left="4320" w:hanging="180"/>
+      </w:pPr>
+    </w:lvl>
+    <w:lvl w:ilvl="6" w:tplc="0409000F" w:tentative="1">
+      <w:start w:val="1"/>
+      <w:numFmt w:val="decimal"/>
+      <w:lvlText w:val="%7."/>
+      <w:lvlJc w:val="left"/>
+      <w:pPr>
+        <w:ind w:left="5040" w:hanging="360"/>
+      </w:pPr>
+    </w:lvl>
+    <w:lvl w:ilvl="7" w:tplc="04090019" w:tentative="1">
+      <w:start w:val="1"/>
+      <w:numFmt w:val="lowerLetter"/>
+      <w:lvlText w:val="%8."/>
+      <w:lvlJc w:val="left"/>
+      <w:pPr>
+        <w:ind w:left="5760" w:hanging="360"/>
+      </w:pPr>
+    </w:lvl>
+    <w:lvl w:ilvl="8" w:tplc="0409001B" w:tentative="1">
+      <w:start w:val="1"/>
+      <w:numFmt w:val="lowerRoman"/>
+      <w:lvlText w:val="%9."/>
+      <w:lvlJc w:val="right"/>
+      <w:pPr>
+        <w:ind w:left="6480" w:hanging="180"/>
+      </w:pPr>
+    </w:lvl>
+  </w:abstractNum>
+  <w:abstractNum w:abstractNumId="7" w15:restartNumberingAfterBreak="0">
     <w:nsid w:val="7DD476EE"/>
     <w:multiLevelType w:val="multilevel"/>
     <w:tmpl w:val="7C961B94"/>
@@ -1520,29 +2981,35 @@
       </w:rPr>
     </w:lvl>
   </w:abstractNum>
-  <w:num w:numId="1">
+  <w:num w:numId="1" w16cid:durableId="1463693608">
     <w:abstractNumId w:val="0"/>
   </w:num>
-  <w:num w:numId="2">
+  <w:num w:numId="2" w16cid:durableId="1421485209">
+    <w:abstractNumId w:val="4"/>
+  </w:num>
+  <w:num w:numId="3" w16cid:durableId="120418803">
+    <w:abstractNumId w:val="1"/>
+  </w:num>
+  <w:num w:numId="4" w16cid:durableId="10184571">
+    <w:abstractNumId w:val="7"/>
+  </w:num>
+  <w:num w:numId="5" w16cid:durableId="873150535">
+    <w:abstractNumId w:val="5"/>
+  </w:num>
+  <w:num w:numId="6" w16cid:durableId="1424643387">
+    <w:abstractNumId w:val="2"/>
+  </w:num>
+  <w:num w:numId="7" w16cid:durableId="123620047">
     <w:abstractNumId w:val="3"/>
   </w:num>
-  <w:num w:numId="3">
-    <w:abstractNumId w:val="1"/>
-  </w:num>
-  <w:num w:numId="4">
-    <w:abstractNumId w:val="5"/>
-  </w:num>
-  <w:num w:numId="5">
-    <w:abstractNumId w:val="4"/>
-  </w:num>
-  <w:num w:numId="6">
-    <w:abstractNumId w:val="2"/>
+  <w:num w:numId="8" w16cid:durableId="2088457720">
+    <w:abstractNumId w:val="6"/>
   </w:num>
 </w:numbering>
 </file>
 
 <file path=word/styles.xml><?xml version="1.0" encoding="utf-8"?>
-<w:styles xmlns:mc="http://schemas.openxmlformats.org/markup-compatibility/2006" xmlns:r="http://schemas.openxmlformats.org/officeDocument/2006/relationships" xmlns:w="http://schemas.openxmlformats.org/wordprocessingml/2006/main" xmlns:w14="http://schemas.microsoft.com/office/word/2010/wordml" xmlns:w15="http://schemas.microsoft.com/office/word/2012/wordml" xmlns:w16cex="http://schemas.microsoft.com/office/word/2018/wordml/cex" xmlns:w16cid="http://schemas.microsoft.com/office/word/2016/wordml/cid" xmlns:w16="http://schemas.microsoft.com/office/word/2018/wordml" xmlns:w16sdtdh="http://schemas.microsoft.com/office/word/2020/wordml/sdtdatahash" xmlns:w16se="http://schemas.microsoft.com/office/word/2015/wordml/symex" mc:Ignorable="w14 w15 w16se w16cid w16 w16cex w16sdtdh">
+<w:styles xmlns:mc="http://schemas.openxmlformats.org/markup-compatibility/2006" xmlns:r="http://schemas.openxmlformats.org/officeDocument/2006/relationships" xmlns:w="http://schemas.openxmlformats.org/wordprocessingml/2006/main" xmlns:w14="http://schemas.microsoft.com/office/word/2010/wordml" xmlns:w15="http://schemas.microsoft.com/office/word/2012/wordml" xmlns:w16cex="http://schemas.microsoft.com/office/word/2018/wordml/cex" xmlns:w16cid="http://schemas.microsoft.com/office/word/2016/wordml/cid" xmlns:w16="http://schemas.microsoft.com/office/word/2018/wordml" xmlns:w16du="http://schemas.microsoft.com/office/word/2023/wordml/word16du" xmlns:w16sdtdh="http://schemas.microsoft.com/office/word/2020/wordml/sdtdatahash" xmlns:w16sdtfl="http://schemas.microsoft.com/office/word/2024/wordml/sdtformatlock" xmlns:w16se="http://schemas.microsoft.com/office/word/2015/wordml/symex" mc:Ignorable="w14 w15 w16se w16cid w16 w16cex w16sdtdh w16sdtfl w16du">
   <w:docDefaults>
     <w:rPrDefault>
       <w:rPr>
@@ -1938,18 +3405,18 @@
     <w:lsdException w:name="Unresolved Mention" w:semiHidden="1" w:unhideWhenUsed="1"/>
     <w:lsdException w:name="Smart Link" w:semiHidden="1" w:unhideWhenUsed="1"/>
   </w:latentStyles>
-  <w:style w:type="paragraph" w:default="1" w:styleId="Normal">
+  <w:style w:type="paragraph" w:default="1" w:styleId="Normalno">
     <w:name w:val="Normal"/>
     <w:qFormat/>
     <w:rPr>
       <w:lang w:val="bs-Latn-BA"/>
     </w:rPr>
   </w:style>
-  <w:style w:type="paragraph" w:styleId="Heading1">
+  <w:style w:type="paragraph" w:styleId="Naslov1">
     <w:name w:val="heading 1"/>
-    <w:basedOn w:val="Normal"/>
-    <w:next w:val="Normal"/>
-    <w:link w:val="Heading1Char"/>
+    <w:basedOn w:val="Normalno"/>
+    <w:next w:val="Normalno"/>
+    <w:link w:val="Naslov1Znak"/>
     <w:uiPriority w:val="9"/>
     <w:qFormat/>
     <w:rsid w:val="001519A7"/>
@@ -1966,11 +3433,11 @@
       <w:szCs w:val="40"/>
     </w:rPr>
   </w:style>
-  <w:style w:type="paragraph" w:styleId="Heading2">
+  <w:style w:type="paragraph" w:styleId="Naslov2">
     <w:name w:val="heading 2"/>
-    <w:basedOn w:val="Normal"/>
-    <w:next w:val="Normal"/>
-    <w:link w:val="Heading2Char"/>
+    <w:basedOn w:val="Normalno"/>
+    <w:next w:val="Normalno"/>
+    <w:link w:val="Naslov2Znak"/>
     <w:uiPriority w:val="9"/>
     <w:unhideWhenUsed/>
     <w:qFormat/>
@@ -1988,11 +3455,11 @@
       <w:szCs w:val="32"/>
     </w:rPr>
   </w:style>
-  <w:style w:type="paragraph" w:styleId="Heading3">
+  <w:style w:type="paragraph" w:styleId="Naslov3">
     <w:name w:val="heading 3"/>
-    <w:basedOn w:val="Normal"/>
-    <w:next w:val="Normal"/>
-    <w:link w:val="Heading3Char"/>
+    <w:basedOn w:val="Normalno"/>
+    <w:next w:val="Normalno"/>
+    <w:link w:val="Naslov3Znak"/>
     <w:uiPriority w:val="9"/>
     <w:unhideWhenUsed/>
     <w:qFormat/>
@@ -2010,11 +3477,11 @@
       <w:szCs w:val="28"/>
     </w:rPr>
   </w:style>
-  <w:style w:type="paragraph" w:styleId="Heading4">
+  <w:style w:type="paragraph" w:styleId="Naslov4">
     <w:name w:val="heading 4"/>
-    <w:basedOn w:val="Normal"/>
-    <w:next w:val="Normal"/>
-    <w:link w:val="Heading4Char"/>
+    <w:basedOn w:val="Normalno"/>
+    <w:next w:val="Normalno"/>
+    <w:link w:val="Naslov4Znak"/>
     <w:uiPriority w:val="9"/>
     <w:unhideWhenUsed/>
     <w:qFormat/>
@@ -2032,11 +3499,11 @@
       <w:color w:val="0F4761" w:themeColor="accent1" w:themeShade="BF"/>
     </w:rPr>
   </w:style>
-  <w:style w:type="paragraph" w:styleId="Heading5">
+  <w:style w:type="paragraph" w:styleId="Naslov5">
     <w:name w:val="heading 5"/>
-    <w:basedOn w:val="Normal"/>
-    <w:next w:val="Normal"/>
-    <w:link w:val="Heading5Char"/>
+    <w:basedOn w:val="Normalno"/>
+    <w:next w:val="Normalno"/>
+    <w:link w:val="Naslov5Znak"/>
     <w:uiPriority w:val="9"/>
     <w:semiHidden/>
     <w:unhideWhenUsed/>
@@ -2053,11 +3520,11 @@
       <w:color w:val="0F4761" w:themeColor="accent1" w:themeShade="BF"/>
     </w:rPr>
   </w:style>
-  <w:style w:type="paragraph" w:styleId="Heading6">
+  <w:style w:type="paragraph" w:styleId="Naslov6">
     <w:name w:val="heading 6"/>
-    <w:basedOn w:val="Normal"/>
-    <w:next w:val="Normal"/>
-    <w:link w:val="Heading6Char"/>
+    <w:basedOn w:val="Normalno"/>
+    <w:next w:val="Normalno"/>
+    <w:link w:val="Naslov6Znak"/>
     <w:uiPriority w:val="9"/>
     <w:semiHidden/>
     <w:unhideWhenUsed/>
@@ -2076,11 +3543,11 @@
       <w:color w:val="595959" w:themeColor="text1" w:themeTint="A6"/>
     </w:rPr>
   </w:style>
-  <w:style w:type="paragraph" w:styleId="Heading7">
+  <w:style w:type="paragraph" w:styleId="Naslov7">
     <w:name w:val="heading 7"/>
-    <w:basedOn w:val="Normal"/>
-    <w:next w:val="Normal"/>
-    <w:link w:val="Heading7Char"/>
+    <w:basedOn w:val="Normalno"/>
+    <w:next w:val="Normalno"/>
+    <w:link w:val="Naslov7Znak"/>
     <w:uiPriority w:val="9"/>
     <w:semiHidden/>
     <w:unhideWhenUsed/>
@@ -2097,11 +3564,11 @@
       <w:color w:val="595959" w:themeColor="text1" w:themeTint="A6"/>
     </w:rPr>
   </w:style>
-  <w:style w:type="paragraph" w:styleId="Heading8">
+  <w:style w:type="paragraph" w:styleId="Naslov8">
     <w:name w:val="heading 8"/>
-    <w:basedOn w:val="Normal"/>
-    <w:next w:val="Normal"/>
-    <w:link w:val="Heading8Char"/>
+    <w:basedOn w:val="Normalno"/>
+    <w:next w:val="Normalno"/>
+    <w:link w:val="Naslov8Znak"/>
     <w:uiPriority w:val="9"/>
     <w:semiHidden/>
     <w:unhideWhenUsed/>
@@ -2120,11 +3587,11 @@
       <w:color w:val="272727" w:themeColor="text1" w:themeTint="D8"/>
     </w:rPr>
   </w:style>
-  <w:style w:type="paragraph" w:styleId="Heading9">
+  <w:style w:type="paragraph" w:styleId="Naslov9">
     <w:name w:val="heading 9"/>
-    <w:basedOn w:val="Normal"/>
-    <w:next w:val="Normal"/>
-    <w:link w:val="Heading9Char"/>
+    <w:basedOn w:val="Normalno"/>
+    <w:next w:val="Normalno"/>
+    <w:link w:val="Naslov9Znak"/>
     <w:uiPriority w:val="9"/>
     <w:semiHidden/>
     <w:unhideWhenUsed/>
@@ -2141,12 +3608,12 @@
       <w:color w:val="272727" w:themeColor="text1" w:themeTint="D8"/>
     </w:rPr>
   </w:style>
-  <w:style w:type="character" w:default="1" w:styleId="DefaultParagraphFont">
+  <w:style w:type="character" w:default="1" w:styleId="Zadanifontparagrafa">
     <w:name w:val="Default Paragraph Font"/>
     <w:uiPriority w:val="1"/>
     <w:unhideWhenUsed/>
   </w:style>
-  <w:style w:type="table" w:default="1" w:styleId="TableNormal">
+  <w:style w:type="table" w:default="1" w:styleId="Normalnatabela">
     <w:name w:val="Normal Table"/>
     <w:uiPriority w:val="99"/>
     <w:semiHidden/>
@@ -2161,16 +3628,16 @@
       </w:tblCellMar>
     </w:tblPr>
   </w:style>
-  <w:style w:type="numbering" w:default="1" w:styleId="NoList">
+  <w:style w:type="numbering" w:default="1" w:styleId="Bezspiska">
     <w:name w:val="No List"/>
     <w:uiPriority w:val="99"/>
     <w:semiHidden/>
     <w:unhideWhenUsed/>
   </w:style>
-  <w:style w:type="character" w:customStyle="1" w:styleId="Heading1Char">
-    <w:name w:val="Heading 1 Char"/>
-    <w:basedOn w:val="DefaultParagraphFont"/>
-    <w:link w:val="Heading1"/>
+  <w:style w:type="character" w:customStyle="1" w:styleId="Naslov1Znak">
+    <w:name w:val="Naslov 1 Znak"/>
+    <w:basedOn w:val="Zadanifontparagrafa"/>
+    <w:link w:val="Naslov1"/>
     <w:uiPriority w:val="9"/>
     <w:rsid w:val="001519A7"/>
     <w:rPr>
@@ -2181,10 +3648,10 @@
       <w:lang w:val="bs-Latn-BA"/>
     </w:rPr>
   </w:style>
-  <w:style w:type="character" w:customStyle="1" w:styleId="Heading2Char">
-    <w:name w:val="Heading 2 Char"/>
-    <w:basedOn w:val="DefaultParagraphFont"/>
-    <w:link w:val="Heading2"/>
+  <w:style w:type="character" w:customStyle="1" w:styleId="Naslov2Znak">
+    <w:name w:val="Naslov 2 Znak"/>
+    <w:basedOn w:val="Zadanifontparagrafa"/>
+    <w:link w:val="Naslov2"/>
     <w:uiPriority w:val="9"/>
     <w:rsid w:val="001519A7"/>
     <w:rPr>
@@ -2195,10 +3662,10 @@
       <w:lang w:val="bs-Latn-BA"/>
     </w:rPr>
   </w:style>
-  <w:style w:type="character" w:customStyle="1" w:styleId="Heading3Char">
-    <w:name w:val="Heading 3 Char"/>
-    <w:basedOn w:val="DefaultParagraphFont"/>
-    <w:link w:val="Heading3"/>
+  <w:style w:type="character" w:customStyle="1" w:styleId="Naslov3Znak">
+    <w:name w:val="Naslov 3 Znak"/>
+    <w:basedOn w:val="Zadanifontparagrafa"/>
+    <w:link w:val="Naslov3"/>
     <w:uiPriority w:val="9"/>
     <w:rsid w:val="001519A7"/>
     <w:rPr>
@@ -2209,10 +3676,10 @@
       <w:lang w:val="bs-Latn-BA"/>
     </w:rPr>
   </w:style>
-  <w:style w:type="character" w:customStyle="1" w:styleId="Heading4Char">
-    <w:name w:val="Heading 4 Char"/>
-    <w:basedOn w:val="DefaultParagraphFont"/>
-    <w:link w:val="Heading4"/>
+  <w:style w:type="character" w:customStyle="1" w:styleId="Naslov4Znak">
+    <w:name w:val="Naslov 4 Znak"/>
+    <w:basedOn w:val="Zadanifontparagrafa"/>
+    <w:link w:val="Naslov4"/>
     <w:uiPriority w:val="9"/>
     <w:rsid w:val="001519A7"/>
     <w:rPr>
@@ -2223,10 +3690,10 @@
       <w:lang w:val="bs-Latn-BA"/>
     </w:rPr>
   </w:style>
-  <w:style w:type="character" w:customStyle="1" w:styleId="Heading5Char">
-    <w:name w:val="Heading 5 Char"/>
-    <w:basedOn w:val="DefaultParagraphFont"/>
-    <w:link w:val="Heading5"/>
+  <w:style w:type="character" w:customStyle="1" w:styleId="Naslov5Znak">
+    <w:name w:val="Naslov 5 Znak"/>
+    <w:basedOn w:val="Zadanifontparagrafa"/>
+    <w:link w:val="Naslov5"/>
     <w:uiPriority w:val="9"/>
     <w:semiHidden/>
     <w:rsid w:val="001519A7"/>
@@ -2236,10 +3703,10 @@
       <w:lang w:val="bs-Latn-BA"/>
     </w:rPr>
   </w:style>
-  <w:style w:type="character" w:customStyle="1" w:styleId="Heading6Char">
-    <w:name w:val="Heading 6 Char"/>
-    <w:basedOn w:val="DefaultParagraphFont"/>
-    <w:link w:val="Heading6"/>
+  <w:style w:type="character" w:customStyle="1" w:styleId="Naslov6Znak">
+    <w:name w:val="Naslov 6 Znak"/>
+    <w:basedOn w:val="Zadanifontparagrafa"/>
+    <w:link w:val="Naslov6"/>
     <w:uiPriority w:val="9"/>
     <w:semiHidden/>
     <w:rsid w:val="001519A7"/>
@@ -2251,10 +3718,10 @@
       <w:lang w:val="bs-Latn-BA"/>
     </w:rPr>
   </w:style>
-  <w:style w:type="character" w:customStyle="1" w:styleId="Heading7Char">
-    <w:name w:val="Heading 7 Char"/>
-    <w:basedOn w:val="DefaultParagraphFont"/>
-    <w:link w:val="Heading7"/>
+  <w:style w:type="character" w:customStyle="1" w:styleId="Naslov7Znak">
+    <w:name w:val="Naslov 7 Znak"/>
+    <w:basedOn w:val="Zadanifontparagrafa"/>
+    <w:link w:val="Naslov7"/>
     <w:uiPriority w:val="9"/>
     <w:semiHidden/>
     <w:rsid w:val="001519A7"/>
@@ -2264,10 +3731,10 @@
       <w:lang w:val="bs-Latn-BA"/>
     </w:rPr>
   </w:style>
-  <w:style w:type="character" w:customStyle="1" w:styleId="Heading8Char">
-    <w:name w:val="Heading 8 Char"/>
-    <w:basedOn w:val="DefaultParagraphFont"/>
-    <w:link w:val="Heading8"/>
+  <w:style w:type="character" w:customStyle="1" w:styleId="Naslov8Znak">
+    <w:name w:val="Naslov 8 Znak"/>
+    <w:basedOn w:val="Zadanifontparagrafa"/>
+    <w:link w:val="Naslov8"/>
     <w:uiPriority w:val="9"/>
     <w:semiHidden/>
     <w:rsid w:val="001519A7"/>
@@ -2279,10 +3746,10 @@
       <w:lang w:val="bs-Latn-BA"/>
     </w:rPr>
   </w:style>
-  <w:style w:type="character" w:customStyle="1" w:styleId="Heading9Char">
-    <w:name w:val="Heading 9 Char"/>
-    <w:basedOn w:val="DefaultParagraphFont"/>
-    <w:link w:val="Heading9"/>
+  <w:style w:type="character" w:customStyle="1" w:styleId="Naslov9Znak">
+    <w:name w:val="Naslov 9 Znak"/>
+    <w:basedOn w:val="Zadanifontparagrafa"/>
+    <w:link w:val="Naslov9"/>
     <w:uiPriority w:val="9"/>
     <w:semiHidden/>
     <w:rsid w:val="001519A7"/>
@@ -2292,11 +3759,11 @@
       <w:lang w:val="bs-Latn-BA"/>
     </w:rPr>
   </w:style>
-  <w:style w:type="paragraph" w:styleId="Title">
+  <w:style w:type="paragraph" w:styleId="Naslov">
     <w:name w:val="Title"/>
-    <w:basedOn w:val="Normal"/>
-    <w:next w:val="Normal"/>
-    <w:link w:val="TitleChar"/>
+    <w:basedOn w:val="Normalno"/>
+    <w:next w:val="Normalno"/>
+    <w:link w:val="NaslovZnak"/>
     <w:uiPriority w:val="10"/>
     <w:qFormat/>
     <w:rsid w:val="001519A7"/>
@@ -2312,10 +3779,10 @@
       <w:szCs w:val="56"/>
     </w:rPr>
   </w:style>
-  <w:style w:type="character" w:customStyle="1" w:styleId="TitleChar">
-    <w:name w:val="Title Char"/>
-    <w:basedOn w:val="DefaultParagraphFont"/>
-    <w:link w:val="Title"/>
+  <w:style w:type="character" w:customStyle="1" w:styleId="NaslovZnak">
+    <w:name w:val="Naslov Znak"/>
+    <w:basedOn w:val="Zadanifontparagrafa"/>
+    <w:link w:val="Naslov"/>
     <w:uiPriority w:val="10"/>
     <w:rsid w:val="001519A7"/>
     <w:rPr>
@@ -2327,11 +3794,11 @@
       <w:lang w:val="bs-Latn-BA"/>
     </w:rPr>
   </w:style>
-  <w:style w:type="paragraph" w:styleId="Subtitle">
+  <w:style w:type="paragraph" w:styleId="Podnaslov">
     <w:name w:val="Subtitle"/>
-    <w:basedOn w:val="Normal"/>
-    <w:next w:val="Normal"/>
-    <w:link w:val="SubtitleChar"/>
+    <w:basedOn w:val="Normalno"/>
+    <w:next w:val="Normalno"/>
+    <w:link w:val="PodnaslovZnak"/>
     <w:uiPriority w:val="11"/>
     <w:qFormat/>
     <w:rsid w:val="001519A7"/>
@@ -2348,10 +3815,10 @@
       <w:szCs w:val="28"/>
     </w:rPr>
   </w:style>
-  <w:style w:type="character" w:customStyle="1" w:styleId="SubtitleChar">
-    <w:name w:val="Subtitle Char"/>
-    <w:basedOn w:val="DefaultParagraphFont"/>
-    <w:link w:val="Subtitle"/>
+  <w:style w:type="character" w:customStyle="1" w:styleId="PodnaslovZnak">
+    <w:name w:val="Podnaslov Znak"/>
+    <w:basedOn w:val="Zadanifontparagrafa"/>
+    <w:link w:val="Podnaslov"/>
     <w:uiPriority w:val="11"/>
     <w:rsid w:val="001519A7"/>
     <w:rPr>
@@ -2363,11 +3830,11 @@
       <w:lang w:val="bs-Latn-BA"/>
     </w:rPr>
   </w:style>
-  <w:style w:type="paragraph" w:styleId="Quote">
+  <w:style w:type="paragraph" w:styleId="Citat">
     <w:name w:val="Quote"/>
-    <w:basedOn w:val="Normal"/>
-    <w:next w:val="Normal"/>
-    <w:link w:val="QuoteChar"/>
+    <w:basedOn w:val="Normalno"/>
+    <w:next w:val="Normalno"/>
+    <w:link w:val="CitatZnak"/>
     <w:uiPriority w:val="29"/>
     <w:qFormat/>
     <w:rsid w:val="001519A7"/>
@@ -2381,10 +3848,10 @@
       <w:color w:val="404040" w:themeColor="text1" w:themeTint="BF"/>
     </w:rPr>
   </w:style>
-  <w:style w:type="character" w:customStyle="1" w:styleId="QuoteChar">
-    <w:name w:val="Quote Char"/>
-    <w:basedOn w:val="DefaultParagraphFont"/>
-    <w:link w:val="Quote"/>
+  <w:style w:type="character" w:customStyle="1" w:styleId="CitatZnak">
+    <w:name w:val="Citat Znak"/>
+    <w:basedOn w:val="Zadanifontparagrafa"/>
+    <w:link w:val="Citat"/>
     <w:uiPriority w:val="29"/>
     <w:rsid w:val="001519A7"/>
     <w:rPr>
@@ -2394,9 +3861,9 @@
       <w:lang w:val="bs-Latn-BA"/>
     </w:rPr>
   </w:style>
-  <w:style w:type="paragraph" w:styleId="ListParagraph">
+  <w:style w:type="paragraph" w:styleId="Paragrafspiska">
     <w:name w:val="List Paragraph"/>
-    <w:basedOn w:val="Normal"/>
+    <w:basedOn w:val="Normalno"/>
     <w:uiPriority w:val="34"/>
     <w:qFormat/>
     <w:rsid w:val="001519A7"/>
@@ -2405,9 +3872,9 @@
       <w:contextualSpacing/>
     </w:pPr>
   </w:style>
-  <w:style w:type="character" w:styleId="IntenseEmphasis">
+  <w:style w:type="character" w:styleId="Snaninaglasak">
     <w:name w:val="Intense Emphasis"/>
-    <w:basedOn w:val="DefaultParagraphFont"/>
+    <w:basedOn w:val="Zadanifontparagrafa"/>
     <w:uiPriority w:val="21"/>
     <w:qFormat/>
     <w:rsid w:val="001519A7"/>
@@ -2417,11 +3884,11 @@
       <w:color w:val="0F4761" w:themeColor="accent1" w:themeShade="BF"/>
     </w:rPr>
   </w:style>
-  <w:style w:type="paragraph" w:styleId="IntenseQuote">
+  <w:style w:type="paragraph" w:styleId="Snanicitat">
     <w:name w:val="Intense Quote"/>
-    <w:basedOn w:val="Normal"/>
-    <w:next w:val="Normal"/>
-    <w:link w:val="IntenseQuoteChar"/>
+    <w:basedOn w:val="Normalno"/>
+    <w:next w:val="Normalno"/>
+    <w:link w:val="SnanicitatZnak"/>
     <w:uiPriority w:val="30"/>
     <w:qFormat/>
     <w:rsid w:val="001519A7"/>
@@ -2440,10 +3907,10 @@
       <w:color w:val="0F4761" w:themeColor="accent1" w:themeShade="BF"/>
     </w:rPr>
   </w:style>
-  <w:style w:type="character" w:customStyle="1" w:styleId="IntenseQuoteChar">
-    <w:name w:val="Intense Quote Char"/>
-    <w:basedOn w:val="DefaultParagraphFont"/>
-    <w:link w:val="IntenseQuote"/>
+  <w:style w:type="character" w:customStyle="1" w:styleId="SnanicitatZnak">
+    <w:name w:val="Snažni citat Znak"/>
+    <w:basedOn w:val="Zadanifontparagrafa"/>
+    <w:link w:val="Snanicitat"/>
     <w:uiPriority w:val="30"/>
     <w:rsid w:val="001519A7"/>
     <w:rPr>
@@ -2453,9 +3920,9 @@
       <w:lang w:val="bs-Latn-BA"/>
     </w:rPr>
   </w:style>
-  <w:style w:type="character" w:styleId="IntenseReference">
+  <w:style w:type="character" w:styleId="Snanareferenca">
     <w:name w:val="Intense Reference"/>
-    <w:basedOn w:val="DefaultParagraphFont"/>
+    <w:basedOn w:val="Zadanifontparagrafa"/>
     <w:uiPriority w:val="32"/>
     <w:qFormat/>
     <w:rsid w:val="001519A7"/>
@@ -2467,9 +3934,9 @@
       <w:spacing w:val="5"/>
     </w:rPr>
   </w:style>
-  <w:style w:type="paragraph" w:styleId="NormalWeb">
+  <w:style w:type="paragraph" w:styleId="NormalnoWeb">
     <w:name w:val="Normal (Web)"/>
-    <w:basedOn w:val="Normal"/>
+    <w:basedOn w:val="Normalno"/>
     <w:uiPriority w:val="99"/>
     <w:semiHidden/>
     <w:unhideWhenUsed/>
@@ -2480,9 +3947,9 @@
       <w:szCs w:val="24"/>
     </w:rPr>
   </w:style>
-  <w:style w:type="character" w:styleId="Hyperlink">
+  <w:style w:type="character" w:styleId="Hiperveza">
     <w:name w:val="Hyperlink"/>
-    <w:basedOn w:val="DefaultParagraphFont"/>
+    <w:basedOn w:val="Zadanifontparagrafa"/>
     <w:uiPriority w:val="99"/>
     <w:unhideWhenUsed/>
     <w:rsid w:val="002C7EDA"/>
@@ -2491,9 +3958,9 @@
       <w:u w:val="single"/>
     </w:rPr>
   </w:style>
-  <w:style w:type="character" w:styleId="UnresolvedMention">
+  <w:style w:type="character" w:styleId="Nerijeenopominjanje">
     <w:name w:val="Unresolved Mention"/>
-    <w:basedOn w:val="DefaultParagraphFont"/>
+    <w:basedOn w:val="Zadanifontparagrafa"/>
     <w:uiPriority w:val="99"/>
     <w:semiHidden/>
     <w:unhideWhenUsed/>

--- a/1.docx
+++ b/1.docx
@@ -678,7 +678,11 @@
     <w:p/>
     <w:p/>
     <w:p/>
-    <w:p/>
+    <w:p>
+      <w:pPr>
+        <w:pStyle w:val="Naslov3"/>
+      </w:pPr>
+    </w:p>
     <w:p>
       <w:pPr>
         <w:rPr>
@@ -698,6 +702,564 @@
           <w:szCs w:val="28"/>
         </w:rPr>
         <w:lastRenderedPageBreak/>
+        <w:t>Korišteni skup podataka (</w:t>
+      </w:r>
+      <w:proofErr w:type="spellStart"/>
+      <w:r>
+        <w:rPr>
+          <w:rFonts w:eastAsiaTheme="majorEastAsia" w:cstheme="majorBidi"/>
+          <w:color w:val="0F4761" w:themeColor="accent1" w:themeShade="BF"/>
+          <w:sz w:val="28"/>
+          <w:szCs w:val="28"/>
+        </w:rPr>
+        <w:t>Dataset</w:t>
+      </w:r>
+      <w:proofErr w:type="spellEnd"/>
+      <w:r>
+        <w:rPr>
+          <w:rFonts w:eastAsiaTheme="majorEastAsia" w:cstheme="majorBidi"/>
+          <w:color w:val="0F4761" w:themeColor="accent1" w:themeShade="BF"/>
+          <w:sz w:val="28"/>
+          <w:szCs w:val="28"/>
+        </w:rPr>
+        <w:t>)</w:t>
+      </w:r>
+    </w:p>
+    <w:p>
+      <w:r>
+        <w:t>Da bi</w:t>
+      </w:r>
+      <w:r>
+        <w:t>smo bili</w:t>
+      </w:r>
+      <w:r>
+        <w:t xml:space="preserve"> u </w:t>
+      </w:r>
+      <w:proofErr w:type="spellStart"/>
+      <w:r>
+        <w:t>mogućnosti</w:t>
+      </w:r>
+      <w:proofErr w:type="spellEnd"/>
+      <w:r>
+        <w:t xml:space="preserve"> trenirati model </w:t>
+      </w:r>
+      <w:r>
+        <w:t>mašinskog učenja</w:t>
+      </w:r>
+      <w:r>
+        <w:t xml:space="preserve">, neophodni </w:t>
+      </w:r>
+      <w:r>
+        <w:t xml:space="preserve">su nam podaci na kojima će model </w:t>
+      </w:r>
+      <w:r>
+        <w:t xml:space="preserve">učiti </w:t>
+      </w:r>
+      <w:r>
+        <w:t>i na kojim će se provjeravati njegova</w:t>
+      </w:r>
+      <w:r>
+        <w:t xml:space="preserve"> tačnost</w:t>
+      </w:r>
+      <w:r>
+        <w:t>.</w:t>
+      </w:r>
+      <w:r>
+        <w:t xml:space="preserve"> </w:t>
+      </w:r>
+      <w:proofErr w:type="spellStart"/>
+      <w:r>
+        <w:t>Kvalitet</w:t>
+      </w:r>
+      <w:proofErr w:type="spellEnd"/>
+      <w:r>
+        <w:t xml:space="preserve"> i </w:t>
+      </w:r>
+      <w:proofErr w:type="spellStart"/>
+      <w:r>
+        <w:t>kvantitet</w:t>
+      </w:r>
+      <w:proofErr w:type="spellEnd"/>
+      <w:r>
+        <w:t xml:space="preserve"> podataka će diktirati koliko će dobar naš model biti</w:t>
+      </w:r>
+      <w:r>
+        <w:t xml:space="preserve">. Podaci moraju biti ispravno obilježeni te moraju biti dovoljno opširni i raznovrsni da bi naš model mogao ispravno generalizirati </w:t>
+      </w:r>
+      <w:proofErr w:type="spellStart"/>
+      <w:r>
+        <w:t>proble</w:t>
+      </w:r>
+      <w:proofErr w:type="spellEnd"/>
+      <w:r>
+        <w:t xml:space="preserve"> bez prilagođavanja podacima(</w:t>
+      </w:r>
+      <w:proofErr w:type="spellStart"/>
+      <w:r>
+        <w:t>overfitting</w:t>
+      </w:r>
+      <w:proofErr w:type="spellEnd"/>
+      <w:r>
+        <w:t>)</w:t>
+      </w:r>
+      <w:r>
+        <w:t xml:space="preserve">. </w:t>
+      </w:r>
+    </w:p>
+    <w:p>
+      <w:r>
+        <w:t xml:space="preserve">U ovu svrhu je korišten </w:t>
+      </w:r>
+      <w:r>
+        <w:t>skup podataka</w:t>
+      </w:r>
+      <w:r>
+        <w:t xml:space="preserve"> sa stranice </w:t>
+      </w:r>
+      <w:proofErr w:type="spellStart"/>
+      <w:r>
+        <w:t>Kaggle</w:t>
+      </w:r>
+      <w:proofErr w:type="spellEnd"/>
+      <w:r>
+        <w:t xml:space="preserve">. </w:t>
+      </w:r>
+      <w:proofErr w:type="spellStart"/>
+      <w:r>
+        <w:t>Kaggle</w:t>
+      </w:r>
+      <w:proofErr w:type="spellEnd"/>
+      <w:r>
+        <w:t xml:space="preserve"> je</w:t>
+      </w:r>
+      <w:r>
+        <w:t xml:space="preserve"> online</w:t>
+      </w:r>
+      <w:r>
+        <w:t xml:space="preserve"> platforma koja pruža korisnicima </w:t>
+      </w:r>
+      <w:proofErr w:type="spellStart"/>
+      <w:r>
+        <w:t>mogućnost</w:t>
+      </w:r>
+      <w:proofErr w:type="spellEnd"/>
+      <w:r>
+        <w:t xml:space="preserve"> preuzimanja </w:t>
+      </w:r>
+      <w:proofErr w:type="spellStart"/>
+      <w:r>
+        <w:t>dataset</w:t>
+      </w:r>
+      <w:proofErr w:type="spellEnd"/>
+      <w:r>
+        <w:t>-ova</w:t>
+      </w:r>
+      <w:r>
+        <w:t xml:space="preserve"> za treniranje modela kao</w:t>
+      </w:r>
+      <w:r>
+        <w:t xml:space="preserve"> </w:t>
+      </w:r>
+      <w:r>
+        <w:t xml:space="preserve">o </w:t>
+      </w:r>
+      <w:proofErr w:type="spellStart"/>
+      <w:r>
+        <w:t>poređenje</w:t>
+      </w:r>
+      <w:proofErr w:type="spellEnd"/>
+      <w:r>
+        <w:t xml:space="preserve"> </w:t>
+      </w:r>
+      <w:r>
+        <w:t>i</w:t>
+      </w:r>
+      <w:r>
+        <w:t>s</w:t>
+      </w:r>
+      <w:r>
+        <w:t xml:space="preserve">treniranih </w:t>
+      </w:r>
+      <w:r>
+        <w:t>modela mašinskog učenja.</w:t>
+      </w:r>
+    </w:p>
+    <w:p>
+      <w:r>
+        <w:t>Skup podataka koji je korišten za dati radi je</w:t>
+      </w:r>
+      <w:r>
+        <w:t xml:space="preserve"> IQ-OTH</w:t>
+      </w:r>
+      <w:r>
+        <w:t>/NCCD(</w:t>
+      </w:r>
+      <w:proofErr w:type="spellStart"/>
+      <w:r>
+        <w:t>Iraq</w:t>
+      </w:r>
+      <w:r>
+        <w:t>-Oncolog</w:t>
+      </w:r>
+      <w:r>
+        <w:t>y</w:t>
+      </w:r>
+      <w:proofErr w:type="spellEnd"/>
+      <w:r>
+        <w:t xml:space="preserve"> </w:t>
+      </w:r>
+      <w:proofErr w:type="spellStart"/>
+      <w:r>
+        <w:t>Teaching</w:t>
+      </w:r>
+      <w:proofErr w:type="spellEnd"/>
+      <w:r>
+        <w:t xml:space="preserve"> </w:t>
+      </w:r>
+      <w:proofErr w:type="spellStart"/>
+      <w:r>
+        <w:t>Hospital</w:t>
+      </w:r>
+      <w:proofErr w:type="spellEnd"/>
+      <w:r>
+        <w:rPr>
+          <w:lang w:val="en-GB"/>
+        </w:rPr>
+        <w:t xml:space="preserve">/National </w:t>
+      </w:r>
+      <w:proofErr w:type="spellStart"/>
+      <w:r>
+        <w:rPr>
+          <w:lang w:val="en-GB"/>
+        </w:rPr>
+        <w:t>Center</w:t>
+      </w:r>
+      <w:proofErr w:type="spellEnd"/>
+      <w:r>
+        <w:rPr>
+          <w:lang w:val="en-GB"/>
+        </w:rPr>
+        <w:t xml:space="preserve"> for C</w:t>
+      </w:r>
+      <w:r>
+        <w:rPr>
+          <w:lang w:val="en-GB"/>
+        </w:rPr>
+        <w:t>a</w:t>
+      </w:r>
+      <w:r>
+        <w:rPr>
+          <w:lang w:val="en-GB"/>
+        </w:rPr>
+        <w:t>n</w:t>
+      </w:r>
+      <w:r>
+        <w:rPr>
+          <w:lang w:val="en-GB"/>
+        </w:rPr>
+        <w:t>c</w:t>
+      </w:r>
+      <w:r>
+        <w:rPr>
+          <w:lang w:val="en-GB"/>
+        </w:rPr>
+        <w:t xml:space="preserve">er Diseases). </w:t>
+      </w:r>
+      <w:proofErr w:type="spellStart"/>
+      <w:r>
+        <w:rPr>
+          <w:lang w:val="en-GB"/>
+        </w:rPr>
+        <w:t>Podaci</w:t>
+      </w:r>
+      <w:proofErr w:type="spellEnd"/>
+      <w:r>
+        <w:rPr>
+          <w:lang w:val="en-GB"/>
+        </w:rPr>
+        <w:t xml:space="preserve"> </w:t>
+      </w:r>
+      <w:proofErr w:type="spellStart"/>
+      <w:r>
+        <w:rPr>
+          <w:lang w:val="en-GB"/>
+        </w:rPr>
+        <w:t>su</w:t>
+      </w:r>
+      <w:proofErr w:type="spellEnd"/>
+      <w:r>
+        <w:rPr>
+          <w:lang w:val="en-GB"/>
+        </w:rPr>
+        <w:t xml:space="preserve"> </w:t>
+      </w:r>
+      <w:proofErr w:type="spellStart"/>
+      <w:r>
+        <w:rPr>
+          <w:lang w:val="en-GB"/>
+        </w:rPr>
+        <w:t>prikupljeni</w:t>
+      </w:r>
+      <w:proofErr w:type="spellEnd"/>
+      <w:r>
+        <w:rPr>
+          <w:lang w:val="en-GB"/>
+        </w:rPr>
+        <w:t xml:space="preserve"> u </w:t>
+      </w:r>
+      <w:proofErr w:type="spellStart"/>
+      <w:r>
+        <w:rPr>
+          <w:lang w:val="en-GB"/>
+        </w:rPr>
+        <w:t>bolnicama</w:t>
+      </w:r>
+      <w:proofErr w:type="spellEnd"/>
+      <w:r>
+        <w:rPr>
+          <w:lang w:val="en-GB"/>
+        </w:rPr>
+        <w:t xml:space="preserve"> u </w:t>
+      </w:r>
+      <w:proofErr w:type="spellStart"/>
+      <w:r>
+        <w:rPr>
+          <w:lang w:val="en-GB"/>
+        </w:rPr>
+        <w:t>Iraku</w:t>
+      </w:r>
+      <w:proofErr w:type="spellEnd"/>
+      <w:r>
+        <w:rPr>
+          <w:lang w:val="en-GB"/>
+        </w:rPr>
+        <w:t xml:space="preserve"> u </w:t>
+      </w:r>
+      <w:proofErr w:type="spellStart"/>
+      <w:r>
+        <w:rPr>
+          <w:lang w:val="en-GB"/>
+        </w:rPr>
+        <w:t>periodu</w:t>
+      </w:r>
+      <w:proofErr w:type="spellEnd"/>
+      <w:r>
+        <w:rPr>
+          <w:lang w:val="en-GB"/>
+        </w:rPr>
+        <w:t xml:space="preserve"> od </w:t>
+      </w:r>
+      <w:r>
+        <w:rPr>
+          <w:lang w:val="en-GB"/>
+        </w:rPr>
+        <w:t xml:space="preserve">tri </w:t>
+      </w:r>
+      <w:proofErr w:type="spellStart"/>
+      <w:r>
+        <w:rPr>
+          <w:lang w:val="en-GB"/>
+        </w:rPr>
+        <w:t>mjeseca</w:t>
+      </w:r>
+      <w:proofErr w:type="spellEnd"/>
+      <w:r>
+        <w:rPr>
+          <w:lang w:val="en-GB"/>
+        </w:rPr>
+        <w:t xml:space="preserve"> u </w:t>
+      </w:r>
+      <w:proofErr w:type="spellStart"/>
+      <w:r>
+        <w:rPr>
+          <w:lang w:val="en-GB"/>
+        </w:rPr>
+        <w:t>jes</w:t>
+      </w:r>
+      <w:r>
+        <w:rPr>
+          <w:lang w:val="en-GB"/>
+        </w:rPr>
+        <w:t>en</w:t>
+      </w:r>
+      <w:proofErr w:type="spellEnd"/>
+      <w:r>
+        <w:rPr>
+          <w:lang w:val="en-GB"/>
+        </w:rPr>
+        <w:t xml:space="preserve"> 2019</w:t>
+      </w:r>
+      <w:r>
+        <w:rPr>
+          <w:lang w:val="en-GB"/>
+        </w:rPr>
+        <w:t>.</w:t>
+      </w:r>
+      <w:r>
+        <w:rPr>
+          <w:lang w:val="en-GB"/>
+        </w:rPr>
+        <w:t xml:space="preserve"> </w:t>
+      </w:r>
+      <w:proofErr w:type="spellStart"/>
+      <w:r>
+        <w:rPr>
+          <w:lang w:val="en-GB"/>
+        </w:rPr>
+        <w:t>godine</w:t>
+      </w:r>
+      <w:proofErr w:type="spellEnd"/>
+      <w:r>
+        <w:rPr>
+          <w:lang w:val="en-GB"/>
+        </w:rPr>
+        <w:t>. Sadr</w:t>
+      </w:r>
+      <w:proofErr w:type="spellStart"/>
+      <w:r>
+        <w:t>ži</w:t>
+      </w:r>
+      <w:proofErr w:type="spellEnd"/>
+      <w:r>
+        <w:t xml:space="preserve"> CT snimke pacijenata sa rakom pluća u različitim fazama, kao i </w:t>
+      </w:r>
+      <w:r>
+        <w:t xml:space="preserve">snimke </w:t>
+      </w:r>
+      <w:r>
+        <w:t xml:space="preserve">zdravih pacijenata. </w:t>
+      </w:r>
+    </w:p>
+    <w:p>
+      <w:r>
+        <w:t>Ukupno je obuhvaćeno 110 slučajeva, koji su grupisani u tri klase:</w:t>
+      </w:r>
+    </w:p>
+    <w:p>
+      <w:pPr>
+        <w:pStyle w:val="Paragrafspiska"/>
+        <w:numPr>
+          <w:ilvl w:val="0"/>
+          <w:numId w:val="6"/>
+        </w:numPr>
+        <w:rPr>
+          <w:lang w:val="de-DE"/>
+        </w:rPr>
+      </w:pPr>
+      <w:r>
+        <w:rPr>
+          <w:lang w:val="de-DE"/>
+        </w:rPr>
+        <w:t>Maligno: 40 slučajeva</w:t>
+      </w:r>
+    </w:p>
+    <w:p>
+      <w:pPr>
+        <w:pStyle w:val="Paragrafspiska"/>
+        <w:numPr>
+          <w:ilvl w:val="0"/>
+          <w:numId w:val="6"/>
+        </w:numPr>
+        <w:rPr>
+          <w:lang w:val="de-DE"/>
+        </w:rPr>
+      </w:pPr>
+      <w:r>
+        <w:t>Benigno: 15 slučajeva</w:t>
+      </w:r>
+    </w:p>
+    <w:p>
+      <w:pPr>
+        <w:pStyle w:val="Paragrafspiska"/>
+        <w:numPr>
+          <w:ilvl w:val="0"/>
+          <w:numId w:val="6"/>
+        </w:numPr>
+        <w:rPr>
+          <w:lang w:val="de-DE"/>
+        </w:rPr>
+      </w:pPr>
+      <w:r>
+        <w:t>Normalno: 55 slučajeva</w:t>
+      </w:r>
+    </w:p>
+    <w:p>
+      <w:pPr>
+        <w:ind w:left="360"/>
+        <w:rPr>
+          <w:lang w:val="de-DE"/>
+        </w:rPr>
+      </w:pPr>
+    </w:p>
+    <w:p>
+      <w:pPr>
+        <w:rPr>
+          <w:lang w:val="de-DE"/>
+        </w:rPr>
+      </w:pPr>
+      <w:r>
+        <w:rPr>
+          <w:lang w:val="de-DE"/>
+        </w:rPr>
+        <w:t xml:space="preserve">CT snimci su originalno prikupljeni u DICOM formatu korištenjem Siemens SOMATOM skenera. Iako jedan potpuni CT sken ljudskog grudnog koša sadrži između 80 i 200 pojedinačnih </w:t>
+      </w:r>
+      <w:r>
+        <w:rPr>
+          <w:lang w:val="de-DE"/>
+        </w:rPr>
+        <w:t xml:space="preserve">snimaka </w:t>
+      </w:r>
+      <w:r>
+        <w:rPr>
+          <w:lang w:val="de-DE"/>
+        </w:rPr>
+        <w:t>iz različitih uglova, za potrebe ovog skupa podataka izdvoj</w:t>
+      </w:r>
+      <w:r>
+        <w:rPr>
+          <w:lang w:val="de-DE"/>
+        </w:rPr>
+        <w:t>eno je</w:t>
+      </w:r>
+      <w:r>
+        <w:rPr>
+          <w:lang w:val="de-DE"/>
+        </w:rPr>
+        <w:t xml:space="preserve"> ukupno 1190 najrelevantnijih slika. Izdvajanje samo ključnih presjeka na kojima su promjene vidljive omogućava efikasnije treniranje modela bez šuma koji bi stvorile nerelevantne slike.</w:t>
+      </w:r>
+    </w:p>
+    <w:p>
+      <w:pPr>
+        <w:rPr>
+          <w:lang w:val="de-DE"/>
+        </w:rPr>
+      </w:pPr>
+    </w:p>
+    <w:p>
+      <w:r>
+        <w:rPr>
+          <w:lang w:val="de-DE"/>
+        </w:rPr>
+        <w:t>Pacijenti unutar ovih 110 slučajeva variraju po spolu, starosti, stepenu obrazovanja, te mjestu stanovanja i socio-ekonomskom statusu, što doprinosi demografskoj raznovrsnosti samog skupa podataka.</w:t>
+      </w:r>
+    </w:p>
+    <w:p/>
+    <w:p/>
+    <w:p/>
+    <w:p/>
+    <w:p/>
+    <w:p/>
+    <w:p/>
+    <w:p/>
+    <w:p>
+      <w:r>
+        <w:rPr>
+          <w:rFonts w:eastAsiaTheme="majorEastAsia" w:cstheme="majorBidi"/>
+          <w:color w:val="0F4761" w:themeColor="accent1" w:themeShade="BF"/>
+          <w:sz w:val="28"/>
+          <w:szCs w:val="28"/>
+        </w:rPr>
+        <w:lastRenderedPageBreak/>
         <w:t>Metrike modela</w:t>
       </w:r>
     </w:p>
@@ -757,10 +1319,7 @@
         <w:t xml:space="preserve"> mreža obično se koriste GPU jedinice</w:t>
       </w:r>
       <w:r>
-        <w:t xml:space="preserve"> </w:t>
-      </w:r>
-      <w:r>
-        <w:t>(</w:t>
+        <w:t xml:space="preserve"> (</w:t>
       </w:r>
       <w:proofErr w:type="spellStart"/>
       <w:r>
@@ -1098,13 +1657,7 @@
             <w:rPr>
               <w:rFonts w:ascii="Cambria Math" w:hAnsi="Cambria Math" w:cs="Cambria Math"/>
             </w:rPr>
-            <m:t>O</m:t>
-          </m:r>
-          <m:r>
-            <w:rPr>
-              <w:rFonts w:ascii="Cambria Math" w:hAnsi="Cambria Math" w:cs="Cambria Math"/>
-            </w:rPr>
-            <m:t>dziv</m:t>
+            <m:t>Odziv</m:t>
           </m:r>
           <m:r>
             <m:rPr>
@@ -1210,16 +1763,7 @@
             <w:rPr>
               <w:rFonts w:ascii="Cambria Math" w:hAnsi="Cambria Math" w:cs="Cambria Math"/>
             </w:rPr>
-            <m:t>=</m:t>
-          </m:r>
-          <m:r>
-            <m:rPr>
-              <m:sty m:val="p"/>
-            </m:rPr>
-            <w:rPr>
-              <w:rFonts w:ascii="Cambria Math" w:hAnsi="Cambria Math" w:cs="Cambria Math"/>
-            </w:rPr>
-            <m:t xml:space="preserve">2 </m:t>
+            <m:t xml:space="preserve">=2 </m:t>
           </m:r>
           <m:r>
             <w:rPr>
@@ -1249,25 +1793,7 @@
                 <w:rPr>
                   <w:rFonts w:ascii="Cambria Math" w:hAnsi="Cambria Math"/>
                 </w:rPr>
-                <m:t>P</m:t>
-              </m:r>
-              <m:r>
-                <w:rPr>
-                  <w:rFonts w:ascii="Cambria Math" w:hAnsi="Cambria Math"/>
-                </w:rPr>
-                <m:t>reciznost</m:t>
-              </m:r>
-              <m:r>
-                <w:rPr>
-                  <w:rFonts w:ascii="Cambria Math" w:hAnsi="Cambria Math"/>
-                </w:rPr>
-                <m:t>+</m:t>
-              </m:r>
-              <m:r>
-                <w:rPr>
-                  <w:rFonts w:ascii="Cambria Math" w:hAnsi="Cambria Math"/>
-                </w:rPr>
-                <m:t>Odziv</m:t>
+                <m:t>Preciznost+Odziv</m:t>
               </m:r>
             </m:den>
           </m:f>
@@ -1937,7 +2463,2245 @@
     </w:p>
     <w:p/>
     <w:p/>
-    <w:p/>
+    <w:p>
+      <w:pPr>
+        <w:pStyle w:val="Naslov2"/>
+      </w:pPr>
+      <w:r>
+        <w:lastRenderedPageBreak/>
+        <w:t>Arhitektura sistema i metodologija testiranja</w:t>
+      </w:r>
+    </w:p>
+    <w:p>
+      <w:pPr>
+        <w:pStyle w:val="Naslov2"/>
+        <w:rPr>
+          <w:lang w:val="en-GB"/>
+        </w:rPr>
+      </w:pPr>
+    </w:p>
+    <w:p>
+      <w:pPr>
+        <w:pStyle w:val="Naslov3"/>
+        <w:rPr>
+          <w:lang w:val="en-GB"/>
+        </w:rPr>
+      </w:pPr>
+      <w:proofErr w:type="spellStart"/>
+      <w:r>
+        <w:rPr>
+          <w:lang w:val="en-GB"/>
+        </w:rPr>
+        <w:t>Metodologija</w:t>
+      </w:r>
+      <w:proofErr w:type="spellEnd"/>
+      <w:r>
+        <w:rPr>
+          <w:lang w:val="en-GB"/>
+        </w:rPr>
+        <w:t xml:space="preserve"> </w:t>
+      </w:r>
+      <w:proofErr w:type="spellStart"/>
+      <w:r>
+        <w:rPr>
+          <w:lang w:val="en-GB"/>
+        </w:rPr>
+        <w:t>testiranja</w:t>
+      </w:r>
+      <w:proofErr w:type="spellEnd"/>
+      <w:r>
+        <w:rPr>
+          <w:lang w:val="en-GB"/>
+        </w:rPr>
+        <w:t xml:space="preserve"> </w:t>
+      </w:r>
+      <w:proofErr w:type="spellStart"/>
+      <w:r>
+        <w:rPr>
+          <w:lang w:val="en-GB"/>
+        </w:rPr>
+        <w:t>i</w:t>
+      </w:r>
+      <w:proofErr w:type="spellEnd"/>
+      <w:r>
+        <w:rPr>
+          <w:lang w:val="en-GB"/>
+        </w:rPr>
+        <w:t xml:space="preserve"> </w:t>
+      </w:r>
+      <w:proofErr w:type="spellStart"/>
+      <w:r>
+        <w:rPr>
+          <w:lang w:val="en-GB"/>
+        </w:rPr>
+        <w:t>kontrola</w:t>
+      </w:r>
+      <w:proofErr w:type="spellEnd"/>
+      <w:r>
+        <w:rPr>
+          <w:lang w:val="en-GB"/>
+        </w:rPr>
+        <w:t xml:space="preserve"> </w:t>
+      </w:r>
+      <w:proofErr w:type="spellStart"/>
+      <w:r>
+        <w:rPr>
+          <w:lang w:val="en-GB"/>
+        </w:rPr>
+        <w:t>varijabli</w:t>
+      </w:r>
+      <w:proofErr w:type="spellEnd"/>
+    </w:p>
+    <w:p>
+      <w:pPr>
+        <w:rPr>
+          <w:lang w:val="en-GB"/>
+        </w:rPr>
+      </w:pPr>
+    </w:p>
+    <w:p>
+      <w:pPr>
+        <w:rPr>
+          <w:lang w:val="en-GB"/>
+        </w:rPr>
+      </w:pPr>
+      <w:r>
+        <w:rPr>
+          <w:lang w:val="en-GB"/>
+        </w:rPr>
+        <w:t xml:space="preserve">Kako bi se </w:t>
+      </w:r>
+      <w:proofErr w:type="spellStart"/>
+      <w:r>
+        <w:rPr>
+          <w:lang w:val="en-GB"/>
+        </w:rPr>
+        <w:t>osiguralo</w:t>
+      </w:r>
+      <w:proofErr w:type="spellEnd"/>
+      <w:r>
+        <w:rPr>
+          <w:lang w:val="en-GB"/>
+        </w:rPr>
+        <w:t xml:space="preserve"> </w:t>
+      </w:r>
+      <w:proofErr w:type="spellStart"/>
+      <w:r>
+        <w:rPr>
+          <w:lang w:val="en-GB"/>
+        </w:rPr>
+        <w:t>naučno</w:t>
+      </w:r>
+      <w:proofErr w:type="spellEnd"/>
+      <w:r>
+        <w:rPr>
+          <w:lang w:val="en-GB"/>
+        </w:rPr>
+        <w:t xml:space="preserve"> </w:t>
+      </w:r>
+      <w:proofErr w:type="spellStart"/>
+      <w:r>
+        <w:rPr>
+          <w:lang w:val="en-GB"/>
+        </w:rPr>
+        <w:t>relevantno</w:t>
+      </w:r>
+      <w:proofErr w:type="spellEnd"/>
+      <w:r>
+        <w:rPr>
+          <w:lang w:val="en-GB"/>
+        </w:rPr>
+        <w:t xml:space="preserve"> </w:t>
+      </w:r>
+      <w:proofErr w:type="spellStart"/>
+      <w:r>
+        <w:rPr>
+          <w:lang w:val="en-GB"/>
+        </w:rPr>
+        <w:t>i</w:t>
+      </w:r>
+      <w:proofErr w:type="spellEnd"/>
+      <w:r>
+        <w:rPr>
+          <w:lang w:val="en-GB"/>
+        </w:rPr>
+        <w:t xml:space="preserve"> </w:t>
+      </w:r>
+      <w:proofErr w:type="spellStart"/>
+      <w:r>
+        <w:rPr>
+          <w:lang w:val="en-GB"/>
+        </w:rPr>
+        <w:t>pravedno</w:t>
+      </w:r>
+      <w:proofErr w:type="spellEnd"/>
+      <w:r>
+        <w:rPr>
+          <w:lang w:val="en-GB"/>
+        </w:rPr>
+        <w:t xml:space="preserve"> </w:t>
+      </w:r>
+      <w:proofErr w:type="spellStart"/>
+      <w:r>
+        <w:rPr>
+          <w:lang w:val="en-GB"/>
+        </w:rPr>
+        <w:t>poređenje</w:t>
+      </w:r>
+      <w:proofErr w:type="spellEnd"/>
+      <w:r>
+        <w:rPr>
+          <w:lang w:val="en-GB"/>
+        </w:rPr>
+        <w:t xml:space="preserve"> </w:t>
+      </w:r>
+      <w:proofErr w:type="spellStart"/>
+      <w:r>
+        <w:rPr>
+          <w:lang w:val="en-GB"/>
+        </w:rPr>
+        <w:t>performansi</w:t>
+      </w:r>
+      <w:proofErr w:type="spellEnd"/>
+      <w:r>
+        <w:rPr>
+          <w:lang w:val="en-GB"/>
+        </w:rPr>
+        <w:t xml:space="preserve"> </w:t>
+      </w:r>
+      <w:proofErr w:type="spellStart"/>
+      <w:r>
+        <w:rPr>
+          <w:lang w:val="en-GB"/>
+        </w:rPr>
+        <w:t>između</w:t>
+      </w:r>
+      <w:proofErr w:type="spellEnd"/>
+      <w:r>
+        <w:rPr>
+          <w:lang w:val="en-GB"/>
+        </w:rPr>
+        <w:t xml:space="preserve"> Python (</w:t>
+      </w:r>
+      <w:proofErr w:type="spellStart"/>
+      <w:r>
+        <w:rPr>
+          <w:lang w:val="en-GB"/>
+        </w:rPr>
+        <w:t>PyTorch</w:t>
+      </w:r>
+      <w:proofErr w:type="spellEnd"/>
+      <w:r>
+        <w:rPr>
+          <w:lang w:val="en-GB"/>
+        </w:rPr>
+        <w:t xml:space="preserve">) </w:t>
+      </w:r>
+      <w:proofErr w:type="spellStart"/>
+      <w:r>
+        <w:rPr>
+          <w:lang w:val="en-GB"/>
+        </w:rPr>
+        <w:t>i</w:t>
+      </w:r>
+      <w:proofErr w:type="spellEnd"/>
+      <w:r>
+        <w:rPr>
+          <w:lang w:val="en-GB"/>
+        </w:rPr>
+        <w:t xml:space="preserve"> C# (</w:t>
+      </w:r>
+      <w:proofErr w:type="spellStart"/>
+      <w:r>
+        <w:rPr>
+          <w:lang w:val="en-GB"/>
+        </w:rPr>
+        <w:t>TorchSharp</w:t>
+      </w:r>
+      <w:proofErr w:type="spellEnd"/>
+      <w:r>
+        <w:rPr>
+          <w:lang w:val="en-GB"/>
+        </w:rPr>
+        <w:t xml:space="preserve">) </w:t>
+      </w:r>
+      <w:proofErr w:type="spellStart"/>
+      <w:r>
+        <w:rPr>
+          <w:lang w:val="en-GB"/>
+        </w:rPr>
+        <w:t>okruženja</w:t>
+      </w:r>
+      <w:proofErr w:type="spellEnd"/>
+      <w:r>
+        <w:rPr>
+          <w:lang w:val="en-GB"/>
+        </w:rPr>
+        <w:t xml:space="preserve">, </w:t>
+      </w:r>
+      <w:proofErr w:type="spellStart"/>
+      <w:r>
+        <w:rPr>
+          <w:lang w:val="en-GB"/>
+        </w:rPr>
+        <w:t>proces</w:t>
+      </w:r>
+      <w:proofErr w:type="spellEnd"/>
+      <w:r>
+        <w:rPr>
+          <w:lang w:val="en-GB"/>
+        </w:rPr>
+        <w:t xml:space="preserve"> </w:t>
+      </w:r>
+      <w:proofErr w:type="spellStart"/>
+      <w:r>
+        <w:rPr>
+          <w:lang w:val="en-GB"/>
+        </w:rPr>
+        <w:t>evaluacije</w:t>
+      </w:r>
+      <w:proofErr w:type="spellEnd"/>
+      <w:r>
+        <w:rPr>
+          <w:lang w:val="en-GB"/>
+        </w:rPr>
+        <w:t xml:space="preserve"> je </w:t>
+      </w:r>
+      <w:proofErr w:type="spellStart"/>
+      <w:r>
+        <w:rPr>
+          <w:lang w:val="en-GB"/>
+        </w:rPr>
+        <w:t>strogo</w:t>
+      </w:r>
+      <w:proofErr w:type="spellEnd"/>
+      <w:r>
+        <w:rPr>
+          <w:lang w:val="en-GB"/>
+        </w:rPr>
+        <w:t xml:space="preserve"> </w:t>
+      </w:r>
+      <w:proofErr w:type="spellStart"/>
+      <w:r>
+        <w:rPr>
+          <w:lang w:val="en-GB"/>
+        </w:rPr>
+        <w:t>kontrolisan</w:t>
+      </w:r>
+      <w:proofErr w:type="spellEnd"/>
+      <w:r>
+        <w:rPr>
+          <w:lang w:val="en-GB"/>
+        </w:rPr>
+        <w:t xml:space="preserve"> </w:t>
+      </w:r>
+      <w:proofErr w:type="spellStart"/>
+      <w:r>
+        <w:rPr>
+          <w:lang w:val="en-GB"/>
+        </w:rPr>
+        <w:t>kroz</w:t>
+      </w:r>
+      <w:proofErr w:type="spellEnd"/>
+      <w:r>
+        <w:rPr>
+          <w:lang w:val="en-GB"/>
+        </w:rPr>
+        <w:t xml:space="preserve"> </w:t>
+      </w:r>
+      <w:proofErr w:type="spellStart"/>
+      <w:r>
+        <w:rPr>
+          <w:lang w:val="en-GB"/>
+        </w:rPr>
+        <w:t>nekoliko</w:t>
+      </w:r>
+      <w:proofErr w:type="spellEnd"/>
+      <w:r>
+        <w:rPr>
+          <w:lang w:val="en-GB"/>
+        </w:rPr>
+        <w:t xml:space="preserve"> </w:t>
+      </w:r>
+      <w:proofErr w:type="spellStart"/>
+      <w:r>
+        <w:rPr>
+          <w:lang w:val="en-GB"/>
+        </w:rPr>
+        <w:t>parametara</w:t>
+      </w:r>
+      <w:proofErr w:type="spellEnd"/>
+      <w:r>
+        <w:rPr>
+          <w:lang w:val="en-GB"/>
+        </w:rPr>
+        <w:t xml:space="preserve">. Svi </w:t>
+      </w:r>
+      <w:proofErr w:type="spellStart"/>
+      <w:r>
+        <w:rPr>
+          <w:lang w:val="en-GB"/>
+        </w:rPr>
+        <w:t>eksperimenti</w:t>
+      </w:r>
+      <w:proofErr w:type="spellEnd"/>
+      <w:r>
+        <w:rPr>
+          <w:lang w:val="en-GB"/>
+        </w:rPr>
+        <w:t xml:space="preserve"> </w:t>
+      </w:r>
+      <w:proofErr w:type="spellStart"/>
+      <w:r>
+        <w:rPr>
+          <w:lang w:val="en-GB"/>
+        </w:rPr>
+        <w:t>su</w:t>
+      </w:r>
+      <w:proofErr w:type="spellEnd"/>
+      <w:r>
+        <w:rPr>
+          <w:lang w:val="en-GB"/>
+        </w:rPr>
+        <w:t xml:space="preserve"> </w:t>
+      </w:r>
+      <w:proofErr w:type="spellStart"/>
+      <w:r>
+        <w:rPr>
+          <w:lang w:val="en-GB"/>
+        </w:rPr>
+        <w:t>pokrenuti</w:t>
+      </w:r>
+      <w:proofErr w:type="spellEnd"/>
+      <w:r>
+        <w:rPr>
+          <w:lang w:val="en-GB"/>
+        </w:rPr>
+        <w:t xml:space="preserve"> </w:t>
+      </w:r>
+      <w:proofErr w:type="spellStart"/>
+      <w:r>
+        <w:rPr>
+          <w:lang w:val="en-GB"/>
+        </w:rPr>
+        <w:t>na</w:t>
+      </w:r>
+      <w:proofErr w:type="spellEnd"/>
+      <w:r>
+        <w:rPr>
+          <w:lang w:val="en-GB"/>
+        </w:rPr>
+        <w:t xml:space="preserve"> </w:t>
+      </w:r>
+      <w:proofErr w:type="spellStart"/>
+      <w:r>
+        <w:rPr>
+          <w:lang w:val="en-GB"/>
+        </w:rPr>
+        <w:t>identičnoj</w:t>
+      </w:r>
+      <w:proofErr w:type="spellEnd"/>
+      <w:r>
+        <w:rPr>
+          <w:lang w:val="en-GB"/>
+        </w:rPr>
+        <w:t xml:space="preserve"> </w:t>
+      </w:r>
+      <w:proofErr w:type="spellStart"/>
+      <w:r>
+        <w:rPr>
+          <w:lang w:val="en-GB"/>
+        </w:rPr>
+        <w:t>hardverskoj</w:t>
+      </w:r>
+      <w:proofErr w:type="spellEnd"/>
+      <w:r>
+        <w:rPr>
+          <w:lang w:val="en-GB"/>
+        </w:rPr>
+        <w:t xml:space="preserve"> </w:t>
+      </w:r>
+      <w:proofErr w:type="spellStart"/>
+      <w:r>
+        <w:rPr>
+          <w:lang w:val="en-GB"/>
+        </w:rPr>
+        <w:t>konfiguraciji</w:t>
+      </w:r>
+      <w:proofErr w:type="spellEnd"/>
+      <w:r>
+        <w:rPr>
+          <w:lang w:val="en-GB"/>
+        </w:rPr>
+        <w:t xml:space="preserve"> (</w:t>
+      </w:r>
+      <w:proofErr w:type="spellStart"/>
+      <w:r>
+        <w:rPr>
+          <w:lang w:val="en-GB"/>
+        </w:rPr>
+        <w:t>navesti</w:t>
+      </w:r>
+      <w:proofErr w:type="spellEnd"/>
+      <w:r>
+        <w:rPr>
+          <w:lang w:val="en-GB"/>
+        </w:rPr>
+        <w:t xml:space="preserve"> CPU, RAM, GPU), </w:t>
+      </w:r>
+      <w:proofErr w:type="spellStart"/>
+      <w:r>
+        <w:rPr>
+          <w:lang w:val="en-GB"/>
+        </w:rPr>
+        <w:t>osiguravajući</w:t>
+      </w:r>
+      <w:proofErr w:type="spellEnd"/>
+      <w:r>
+        <w:rPr>
+          <w:lang w:val="en-GB"/>
+        </w:rPr>
+        <w:t xml:space="preserve"> da </w:t>
+      </w:r>
+      <w:proofErr w:type="spellStart"/>
+      <w:r>
+        <w:rPr>
+          <w:lang w:val="en-GB"/>
+        </w:rPr>
+        <w:t>sistemski</w:t>
+      </w:r>
+      <w:proofErr w:type="spellEnd"/>
+      <w:r>
+        <w:rPr>
+          <w:lang w:val="en-GB"/>
+        </w:rPr>
+        <w:t xml:space="preserve"> </w:t>
+      </w:r>
+      <w:proofErr w:type="spellStart"/>
+      <w:r>
+        <w:rPr>
+          <w:lang w:val="en-GB"/>
+        </w:rPr>
+        <w:t>resursi</w:t>
+      </w:r>
+      <w:proofErr w:type="spellEnd"/>
+      <w:r>
+        <w:rPr>
+          <w:lang w:val="en-GB"/>
+        </w:rPr>
+        <w:t xml:space="preserve"> ne </w:t>
+      </w:r>
+      <w:proofErr w:type="spellStart"/>
+      <w:r>
+        <w:rPr>
+          <w:lang w:val="en-GB"/>
+        </w:rPr>
+        <w:t>utiču</w:t>
+      </w:r>
+      <w:proofErr w:type="spellEnd"/>
+      <w:r>
+        <w:rPr>
+          <w:lang w:val="en-GB"/>
+        </w:rPr>
+        <w:t xml:space="preserve"> </w:t>
+      </w:r>
+      <w:proofErr w:type="spellStart"/>
+      <w:r>
+        <w:rPr>
+          <w:lang w:val="en-GB"/>
+        </w:rPr>
+        <w:t>na</w:t>
+      </w:r>
+      <w:proofErr w:type="spellEnd"/>
+      <w:r>
+        <w:rPr>
+          <w:lang w:val="en-GB"/>
+        </w:rPr>
+        <w:t xml:space="preserve"> </w:t>
+      </w:r>
+      <w:proofErr w:type="spellStart"/>
+      <w:r>
+        <w:rPr>
+          <w:lang w:val="en-GB"/>
+        </w:rPr>
+        <w:t>razlike</w:t>
+      </w:r>
+      <w:proofErr w:type="spellEnd"/>
+      <w:r>
+        <w:rPr>
+          <w:lang w:val="en-GB"/>
+        </w:rPr>
+        <w:t xml:space="preserve"> u </w:t>
+      </w:r>
+      <w:proofErr w:type="spellStart"/>
+      <w:r>
+        <w:rPr>
+          <w:lang w:val="en-GB"/>
+        </w:rPr>
+        <w:t>vremenu</w:t>
+      </w:r>
+      <w:proofErr w:type="spellEnd"/>
+      <w:r>
+        <w:rPr>
+          <w:lang w:val="en-GB"/>
+        </w:rPr>
+        <w:t xml:space="preserve"> </w:t>
+      </w:r>
+      <w:proofErr w:type="spellStart"/>
+      <w:r>
+        <w:rPr>
+          <w:lang w:val="en-GB"/>
+        </w:rPr>
+        <w:t>izvršavanja</w:t>
+      </w:r>
+      <w:proofErr w:type="spellEnd"/>
+      <w:r>
+        <w:rPr>
+          <w:lang w:val="en-GB"/>
+        </w:rPr>
+        <w:t>.</w:t>
+      </w:r>
+    </w:p>
+    <w:p>
+      <w:pPr>
+        <w:rPr>
+          <w:lang w:val="en-GB"/>
+        </w:rPr>
+      </w:pPr>
+    </w:p>
+    <w:p>
+      <w:pPr>
+        <w:rPr>
+          <w:lang w:val="en-GB"/>
+        </w:rPr>
+      </w:pPr>
+      <w:r>
+        <w:rPr>
+          <w:lang w:val="en-GB"/>
+        </w:rPr>
+        <w:t xml:space="preserve">Da bi </w:t>
+      </w:r>
+      <w:proofErr w:type="spellStart"/>
+      <w:r>
+        <w:rPr>
+          <w:lang w:val="en-GB"/>
+        </w:rPr>
+        <w:t>poređenje</w:t>
+      </w:r>
+      <w:proofErr w:type="spellEnd"/>
+      <w:r>
+        <w:rPr>
+          <w:lang w:val="en-GB"/>
+        </w:rPr>
+        <w:t xml:space="preserve"> </w:t>
+      </w:r>
+      <w:proofErr w:type="spellStart"/>
+      <w:r>
+        <w:rPr>
+          <w:lang w:val="en-GB"/>
+        </w:rPr>
+        <w:t>bilo</w:t>
+      </w:r>
+      <w:proofErr w:type="spellEnd"/>
+      <w:r>
+        <w:rPr>
+          <w:lang w:val="en-GB"/>
+        </w:rPr>
+        <w:t xml:space="preserve"> </w:t>
+      </w:r>
+      <w:proofErr w:type="spellStart"/>
+      <w:r>
+        <w:rPr>
+          <w:lang w:val="en-GB"/>
+        </w:rPr>
+        <w:t>potpuno</w:t>
+      </w:r>
+      <w:proofErr w:type="spellEnd"/>
+      <w:r>
+        <w:rPr>
+          <w:lang w:val="en-GB"/>
+        </w:rPr>
+        <w:t xml:space="preserve"> </w:t>
+      </w:r>
+      <w:proofErr w:type="spellStart"/>
+      <w:r>
+        <w:rPr>
+          <w:lang w:val="en-GB"/>
+        </w:rPr>
+        <w:t>validno</w:t>
+      </w:r>
+      <w:proofErr w:type="spellEnd"/>
+      <w:r>
+        <w:rPr>
+          <w:lang w:val="en-GB"/>
+        </w:rPr>
+        <w:t xml:space="preserve">, </w:t>
+      </w:r>
+      <w:proofErr w:type="spellStart"/>
+      <w:r>
+        <w:rPr>
+          <w:lang w:val="en-GB"/>
+        </w:rPr>
+        <w:t>definisana</w:t>
+      </w:r>
+      <w:proofErr w:type="spellEnd"/>
+      <w:r>
+        <w:rPr>
+          <w:lang w:val="en-GB"/>
+        </w:rPr>
+        <w:t xml:space="preserve"> </w:t>
+      </w:r>
+      <w:proofErr w:type="spellStart"/>
+      <w:r>
+        <w:rPr>
+          <w:lang w:val="en-GB"/>
+        </w:rPr>
+        <w:t>su</w:t>
+      </w:r>
+      <w:proofErr w:type="spellEnd"/>
+      <w:r>
+        <w:rPr>
+          <w:lang w:val="en-GB"/>
+        </w:rPr>
+        <w:t xml:space="preserve"> </w:t>
+      </w:r>
+      <w:proofErr w:type="spellStart"/>
+      <w:r>
+        <w:rPr>
+          <w:lang w:val="en-GB"/>
+        </w:rPr>
+        <w:t>sljedeća</w:t>
+      </w:r>
+      <w:proofErr w:type="spellEnd"/>
+      <w:r>
+        <w:rPr>
+          <w:lang w:val="en-GB"/>
+        </w:rPr>
+        <w:t xml:space="preserve"> </w:t>
+      </w:r>
+      <w:proofErr w:type="spellStart"/>
+      <w:r>
+        <w:rPr>
+          <w:lang w:val="en-GB"/>
+        </w:rPr>
+        <w:t>pravila</w:t>
+      </w:r>
+      <w:proofErr w:type="spellEnd"/>
+      <w:r>
+        <w:rPr>
+          <w:lang w:val="en-GB"/>
+        </w:rPr>
+        <w:t>:</w:t>
+      </w:r>
+    </w:p>
+    <w:p>
+      <w:pPr>
+        <w:rPr>
+          <w:lang w:val="en-GB"/>
+        </w:rPr>
+      </w:pPr>
+    </w:p>
+    <w:p>
+      <w:pPr>
+        <w:rPr>
+          <w:lang w:val="en-GB"/>
+        </w:rPr>
+      </w:pPr>
+      <w:r>
+        <w:rPr>
+          <w:lang w:val="en-GB"/>
+        </w:rPr>
+        <w:t xml:space="preserve">    </w:t>
+      </w:r>
+      <w:proofErr w:type="spellStart"/>
+      <w:r>
+        <w:rPr>
+          <w:lang w:val="en-GB"/>
+        </w:rPr>
+        <w:t>Identična</w:t>
+      </w:r>
+      <w:proofErr w:type="spellEnd"/>
+      <w:r>
+        <w:rPr>
+          <w:lang w:val="en-GB"/>
+        </w:rPr>
+        <w:t xml:space="preserve"> </w:t>
+      </w:r>
+      <w:proofErr w:type="spellStart"/>
+      <w:r>
+        <w:rPr>
+          <w:lang w:val="en-GB"/>
+        </w:rPr>
+        <w:t>arhitektura</w:t>
+      </w:r>
+      <w:proofErr w:type="spellEnd"/>
+      <w:r>
+        <w:rPr>
+          <w:lang w:val="en-GB"/>
+        </w:rPr>
+        <w:t xml:space="preserve"> </w:t>
+      </w:r>
+      <w:proofErr w:type="spellStart"/>
+      <w:r>
+        <w:rPr>
+          <w:lang w:val="en-GB"/>
+        </w:rPr>
+        <w:t>i</w:t>
+      </w:r>
+      <w:proofErr w:type="spellEnd"/>
+      <w:r>
+        <w:rPr>
+          <w:lang w:val="en-GB"/>
+        </w:rPr>
+        <w:t xml:space="preserve"> </w:t>
+      </w:r>
+      <w:proofErr w:type="spellStart"/>
+      <w:r>
+        <w:rPr>
+          <w:lang w:val="en-GB"/>
+        </w:rPr>
+        <w:t>hiperparametri</w:t>
+      </w:r>
+      <w:proofErr w:type="spellEnd"/>
+      <w:r>
+        <w:rPr>
+          <w:lang w:val="en-GB"/>
+        </w:rPr>
+        <w:t xml:space="preserve">: Oba </w:t>
+      </w:r>
+      <w:proofErr w:type="spellStart"/>
+      <w:r>
+        <w:rPr>
+          <w:lang w:val="en-GB"/>
+        </w:rPr>
+        <w:t>modela</w:t>
+      </w:r>
+      <w:proofErr w:type="spellEnd"/>
+      <w:r>
+        <w:rPr>
+          <w:lang w:val="en-GB"/>
+        </w:rPr>
+        <w:t xml:space="preserve"> </w:t>
+      </w:r>
+      <w:proofErr w:type="spellStart"/>
+      <w:r>
+        <w:rPr>
+          <w:lang w:val="en-GB"/>
+        </w:rPr>
+        <w:t>posjeduju</w:t>
+      </w:r>
+      <w:proofErr w:type="spellEnd"/>
+      <w:r>
+        <w:rPr>
+          <w:lang w:val="en-GB"/>
+        </w:rPr>
+        <w:t xml:space="preserve"> </w:t>
+      </w:r>
+      <w:proofErr w:type="spellStart"/>
+      <w:r>
+        <w:rPr>
+          <w:lang w:val="en-GB"/>
+        </w:rPr>
+        <w:t>identičan</w:t>
+      </w:r>
+      <w:proofErr w:type="spellEnd"/>
+      <w:r>
+        <w:rPr>
+          <w:lang w:val="en-GB"/>
+        </w:rPr>
+        <w:t xml:space="preserve"> </w:t>
+      </w:r>
+      <w:proofErr w:type="spellStart"/>
+      <w:r>
+        <w:rPr>
+          <w:lang w:val="en-GB"/>
+        </w:rPr>
+        <w:t>broj</w:t>
+      </w:r>
+      <w:proofErr w:type="spellEnd"/>
+      <w:r>
+        <w:rPr>
+          <w:lang w:val="en-GB"/>
+        </w:rPr>
+        <w:t xml:space="preserve"> </w:t>
+      </w:r>
+      <w:proofErr w:type="spellStart"/>
+      <w:r>
+        <w:rPr>
+          <w:lang w:val="en-GB"/>
+        </w:rPr>
+        <w:t>konvolutivnih</w:t>
+      </w:r>
+      <w:proofErr w:type="spellEnd"/>
+      <w:r>
+        <w:rPr>
+          <w:lang w:val="en-GB"/>
+        </w:rPr>
+        <w:t xml:space="preserve"> </w:t>
+      </w:r>
+      <w:proofErr w:type="spellStart"/>
+      <w:r>
+        <w:rPr>
+          <w:lang w:val="en-GB"/>
+        </w:rPr>
+        <w:t>slojeva</w:t>
+      </w:r>
+      <w:proofErr w:type="spellEnd"/>
+      <w:r>
+        <w:rPr>
+          <w:lang w:val="en-GB"/>
+        </w:rPr>
+        <w:t xml:space="preserve"> </w:t>
+      </w:r>
+      <w:proofErr w:type="spellStart"/>
+      <w:r>
+        <w:rPr>
+          <w:lang w:val="en-GB"/>
+        </w:rPr>
+        <w:t>i</w:t>
+      </w:r>
+      <w:proofErr w:type="spellEnd"/>
+      <w:r>
+        <w:rPr>
+          <w:lang w:val="en-GB"/>
+        </w:rPr>
+        <w:t xml:space="preserve"> </w:t>
+      </w:r>
+      <w:proofErr w:type="spellStart"/>
+      <w:r>
+        <w:rPr>
+          <w:lang w:val="en-GB"/>
+        </w:rPr>
+        <w:t>koriste</w:t>
+      </w:r>
+      <w:proofErr w:type="spellEnd"/>
+      <w:r>
+        <w:rPr>
+          <w:lang w:val="en-GB"/>
+        </w:rPr>
+        <w:t xml:space="preserve"> </w:t>
+      </w:r>
+      <w:proofErr w:type="spellStart"/>
+      <w:r>
+        <w:rPr>
+          <w:lang w:val="en-GB"/>
+        </w:rPr>
+        <w:t>isti</w:t>
+      </w:r>
+      <w:proofErr w:type="spellEnd"/>
+      <w:r>
+        <w:rPr>
+          <w:lang w:val="en-GB"/>
+        </w:rPr>
+        <w:t xml:space="preserve"> </w:t>
+      </w:r>
+      <w:proofErr w:type="spellStart"/>
+      <w:r>
+        <w:rPr>
+          <w:lang w:val="en-GB"/>
+        </w:rPr>
+        <w:t>optimizator</w:t>
+      </w:r>
+      <w:proofErr w:type="spellEnd"/>
+      <w:r>
+        <w:rPr>
+          <w:lang w:val="en-GB"/>
+        </w:rPr>
+        <w:t xml:space="preserve"> (</w:t>
+      </w:r>
+      <w:proofErr w:type="spellStart"/>
+      <w:r>
+        <w:rPr>
+          <w:lang w:val="en-GB"/>
+        </w:rPr>
+        <w:t>npr</w:t>
+      </w:r>
+      <w:proofErr w:type="spellEnd"/>
+      <w:r>
+        <w:rPr>
+          <w:lang w:val="en-GB"/>
+        </w:rPr>
+        <w:t xml:space="preserve">. Adam) </w:t>
+      </w:r>
+      <w:proofErr w:type="spellStart"/>
+      <w:r>
+        <w:rPr>
+          <w:lang w:val="en-GB"/>
+        </w:rPr>
+        <w:t>sa</w:t>
+      </w:r>
+      <w:proofErr w:type="spellEnd"/>
+      <w:r>
+        <w:rPr>
+          <w:lang w:val="en-GB"/>
+        </w:rPr>
+        <w:t xml:space="preserve"> </w:t>
+      </w:r>
+      <w:proofErr w:type="spellStart"/>
+      <w:r>
+        <w:rPr>
+          <w:lang w:val="en-GB"/>
+        </w:rPr>
+        <w:t>identičnom</w:t>
+      </w:r>
+      <w:proofErr w:type="spellEnd"/>
+      <w:r>
+        <w:rPr>
+          <w:lang w:val="en-GB"/>
+        </w:rPr>
+        <w:t xml:space="preserve"> </w:t>
+      </w:r>
+      <w:proofErr w:type="spellStart"/>
+      <w:r>
+        <w:rPr>
+          <w:lang w:val="en-GB"/>
+        </w:rPr>
+        <w:t>stopom</w:t>
+      </w:r>
+      <w:proofErr w:type="spellEnd"/>
+      <w:r>
+        <w:rPr>
+          <w:lang w:val="en-GB"/>
+        </w:rPr>
+        <w:t xml:space="preserve"> </w:t>
+      </w:r>
+      <w:proofErr w:type="spellStart"/>
+      <w:r>
+        <w:rPr>
+          <w:lang w:val="en-GB"/>
+        </w:rPr>
+        <w:t>učenja</w:t>
+      </w:r>
+      <w:proofErr w:type="spellEnd"/>
+      <w:r>
+        <w:rPr>
+          <w:lang w:val="en-GB"/>
+        </w:rPr>
+        <w:t xml:space="preserve"> (Learning Rate).</w:t>
+      </w:r>
+    </w:p>
+    <w:p>
+      <w:pPr>
+        <w:rPr>
+          <w:lang w:val="en-GB"/>
+        </w:rPr>
+      </w:pPr>
+    </w:p>
+    <w:p>
+      <w:pPr>
+        <w:rPr>
+          <w:lang w:val="en-GB"/>
+        </w:rPr>
+      </w:pPr>
+      <w:r>
+        <w:rPr>
+          <w:lang w:val="en-GB"/>
+        </w:rPr>
+        <w:t xml:space="preserve">    </w:t>
+      </w:r>
+      <w:proofErr w:type="spellStart"/>
+      <w:r>
+        <w:rPr>
+          <w:lang w:val="en-GB"/>
+        </w:rPr>
+        <w:t>Kontrola</w:t>
+      </w:r>
+      <w:proofErr w:type="spellEnd"/>
+      <w:r>
+        <w:rPr>
+          <w:lang w:val="en-GB"/>
+        </w:rPr>
+        <w:t xml:space="preserve"> </w:t>
+      </w:r>
+      <w:proofErr w:type="spellStart"/>
+      <w:r>
+        <w:rPr>
+          <w:lang w:val="en-GB"/>
+        </w:rPr>
+        <w:t>nasumičnosti</w:t>
+      </w:r>
+      <w:proofErr w:type="spellEnd"/>
+      <w:r>
+        <w:rPr>
+          <w:lang w:val="en-GB"/>
+        </w:rPr>
+        <w:t xml:space="preserve"> (Random Seed): </w:t>
+      </w:r>
+      <w:proofErr w:type="spellStart"/>
+      <w:r>
+        <w:rPr>
+          <w:lang w:val="en-GB"/>
+        </w:rPr>
+        <w:t>Prije</w:t>
+      </w:r>
+      <w:proofErr w:type="spellEnd"/>
+      <w:r>
+        <w:rPr>
+          <w:lang w:val="en-GB"/>
+        </w:rPr>
+        <w:t xml:space="preserve"> </w:t>
+      </w:r>
+      <w:proofErr w:type="spellStart"/>
+      <w:r>
+        <w:rPr>
+          <w:lang w:val="en-GB"/>
+        </w:rPr>
+        <w:t>inicijalizacije</w:t>
+      </w:r>
+      <w:proofErr w:type="spellEnd"/>
+      <w:r>
+        <w:rPr>
+          <w:lang w:val="en-GB"/>
+        </w:rPr>
+        <w:t xml:space="preserve"> </w:t>
+      </w:r>
+      <w:proofErr w:type="spellStart"/>
+      <w:r>
+        <w:rPr>
+          <w:lang w:val="en-GB"/>
+        </w:rPr>
+        <w:t>težina</w:t>
+      </w:r>
+      <w:proofErr w:type="spellEnd"/>
+      <w:r>
+        <w:rPr>
+          <w:lang w:val="en-GB"/>
+        </w:rPr>
+        <w:t xml:space="preserve"> </w:t>
+      </w:r>
+      <w:proofErr w:type="spellStart"/>
+      <w:r>
+        <w:rPr>
+          <w:lang w:val="en-GB"/>
+        </w:rPr>
+        <w:t>modela</w:t>
+      </w:r>
+      <w:proofErr w:type="spellEnd"/>
+      <w:r>
+        <w:rPr>
+          <w:lang w:val="en-GB"/>
+        </w:rPr>
+        <w:t xml:space="preserve">, u oba </w:t>
+      </w:r>
+      <w:proofErr w:type="spellStart"/>
+      <w:r>
+        <w:rPr>
+          <w:lang w:val="en-GB"/>
+        </w:rPr>
+        <w:t>programska</w:t>
+      </w:r>
+      <w:proofErr w:type="spellEnd"/>
+      <w:r>
+        <w:rPr>
+          <w:lang w:val="en-GB"/>
+        </w:rPr>
+        <w:t xml:space="preserve"> </w:t>
+      </w:r>
+      <w:proofErr w:type="spellStart"/>
+      <w:r>
+        <w:rPr>
+          <w:lang w:val="en-GB"/>
+        </w:rPr>
+        <w:t>jezika</w:t>
+      </w:r>
+      <w:proofErr w:type="spellEnd"/>
+      <w:r>
+        <w:rPr>
+          <w:lang w:val="en-GB"/>
+        </w:rPr>
+        <w:t xml:space="preserve"> </w:t>
+      </w:r>
+      <w:proofErr w:type="spellStart"/>
+      <w:r>
+        <w:rPr>
+          <w:lang w:val="en-GB"/>
+        </w:rPr>
+        <w:t>fiksirana</w:t>
+      </w:r>
+      <w:proofErr w:type="spellEnd"/>
+      <w:r>
+        <w:rPr>
+          <w:lang w:val="en-GB"/>
+        </w:rPr>
+        <w:t xml:space="preserve"> je </w:t>
+      </w:r>
+      <w:proofErr w:type="spellStart"/>
+      <w:r>
+        <w:rPr>
+          <w:lang w:val="en-GB"/>
+        </w:rPr>
+        <w:t>vrijednost</w:t>
+      </w:r>
+      <w:proofErr w:type="spellEnd"/>
+      <w:r>
+        <w:rPr>
+          <w:lang w:val="en-GB"/>
+        </w:rPr>
+        <w:t xml:space="preserve"> </w:t>
+      </w:r>
+      <w:proofErr w:type="spellStart"/>
+      <w:r>
+        <w:rPr>
+          <w:lang w:val="en-GB"/>
+        </w:rPr>
+        <w:t>nasumičnog</w:t>
+      </w:r>
+      <w:proofErr w:type="spellEnd"/>
+      <w:r>
+        <w:rPr>
+          <w:lang w:val="en-GB"/>
+        </w:rPr>
+        <w:t xml:space="preserve"> "seed-a" (</w:t>
+      </w:r>
+      <w:proofErr w:type="spellStart"/>
+      <w:r>
+        <w:rPr>
+          <w:lang w:val="en-GB"/>
+        </w:rPr>
+        <w:t>npr</w:t>
+      </w:r>
+      <w:proofErr w:type="spellEnd"/>
+      <w:r>
+        <w:rPr>
+          <w:lang w:val="en-GB"/>
+        </w:rPr>
+        <w:t xml:space="preserve">. 42). Time se </w:t>
+      </w:r>
+      <w:proofErr w:type="spellStart"/>
+      <w:r>
+        <w:rPr>
+          <w:lang w:val="en-GB"/>
+        </w:rPr>
+        <w:t>garantuje</w:t>
+      </w:r>
+      <w:proofErr w:type="spellEnd"/>
+      <w:r>
+        <w:rPr>
+          <w:lang w:val="en-GB"/>
+        </w:rPr>
+        <w:t xml:space="preserve"> da oba </w:t>
+      </w:r>
+      <w:proofErr w:type="spellStart"/>
+      <w:r>
+        <w:rPr>
+          <w:lang w:val="en-GB"/>
+        </w:rPr>
+        <w:t>okruženja</w:t>
+      </w:r>
+      <w:proofErr w:type="spellEnd"/>
+      <w:r>
+        <w:rPr>
+          <w:lang w:val="en-GB"/>
+        </w:rPr>
+        <w:t xml:space="preserve"> </w:t>
+      </w:r>
+      <w:proofErr w:type="spellStart"/>
+      <w:r>
+        <w:rPr>
+          <w:lang w:val="en-GB"/>
+        </w:rPr>
+        <w:t>započinju</w:t>
+      </w:r>
+      <w:proofErr w:type="spellEnd"/>
+      <w:r>
+        <w:rPr>
+          <w:lang w:val="en-GB"/>
+        </w:rPr>
+        <w:t xml:space="preserve"> </w:t>
+      </w:r>
+      <w:proofErr w:type="spellStart"/>
+      <w:r>
+        <w:rPr>
+          <w:lang w:val="en-GB"/>
+        </w:rPr>
+        <w:t>proces</w:t>
+      </w:r>
+      <w:proofErr w:type="spellEnd"/>
+      <w:r>
+        <w:rPr>
+          <w:lang w:val="en-GB"/>
+        </w:rPr>
+        <w:t xml:space="preserve"> </w:t>
+      </w:r>
+      <w:proofErr w:type="spellStart"/>
+      <w:r>
+        <w:rPr>
+          <w:lang w:val="en-GB"/>
+        </w:rPr>
+        <w:t>učenja</w:t>
+      </w:r>
+      <w:proofErr w:type="spellEnd"/>
+      <w:r>
+        <w:rPr>
+          <w:lang w:val="en-GB"/>
+        </w:rPr>
+        <w:t xml:space="preserve"> </w:t>
+      </w:r>
+      <w:proofErr w:type="spellStart"/>
+      <w:r>
+        <w:rPr>
+          <w:lang w:val="en-GB"/>
+        </w:rPr>
+        <w:t>sa</w:t>
+      </w:r>
+      <w:proofErr w:type="spellEnd"/>
+      <w:r>
+        <w:rPr>
+          <w:lang w:val="en-GB"/>
+        </w:rPr>
+        <w:t xml:space="preserve"> </w:t>
+      </w:r>
+      <w:proofErr w:type="spellStart"/>
+      <w:r>
+        <w:rPr>
+          <w:lang w:val="en-GB"/>
+        </w:rPr>
+        <w:t>matematički</w:t>
+      </w:r>
+      <w:proofErr w:type="spellEnd"/>
+      <w:r>
+        <w:rPr>
+          <w:lang w:val="en-GB"/>
+        </w:rPr>
+        <w:t xml:space="preserve"> </w:t>
+      </w:r>
+      <w:proofErr w:type="spellStart"/>
+      <w:r>
+        <w:rPr>
+          <w:lang w:val="en-GB"/>
+        </w:rPr>
+        <w:t>istim</w:t>
+      </w:r>
+      <w:proofErr w:type="spellEnd"/>
+      <w:r>
+        <w:rPr>
+          <w:lang w:val="en-GB"/>
+        </w:rPr>
+        <w:t xml:space="preserve"> </w:t>
+      </w:r>
+      <w:proofErr w:type="spellStart"/>
+      <w:r>
+        <w:rPr>
+          <w:lang w:val="en-GB"/>
+        </w:rPr>
+        <w:t>početnim</w:t>
+      </w:r>
+      <w:proofErr w:type="spellEnd"/>
+      <w:r>
+        <w:rPr>
+          <w:lang w:val="en-GB"/>
+        </w:rPr>
+        <w:t xml:space="preserve"> </w:t>
+      </w:r>
+      <w:proofErr w:type="spellStart"/>
+      <w:r>
+        <w:rPr>
+          <w:lang w:val="en-GB"/>
+        </w:rPr>
+        <w:t>stanjem</w:t>
+      </w:r>
+      <w:proofErr w:type="spellEnd"/>
+      <w:r>
+        <w:rPr>
+          <w:lang w:val="en-GB"/>
+        </w:rPr>
+        <w:t xml:space="preserve"> </w:t>
+      </w:r>
+      <w:proofErr w:type="spellStart"/>
+      <w:r>
+        <w:rPr>
+          <w:lang w:val="en-GB"/>
+        </w:rPr>
+        <w:t>matrice</w:t>
+      </w:r>
+      <w:proofErr w:type="spellEnd"/>
+      <w:r>
+        <w:rPr>
+          <w:lang w:val="en-GB"/>
+        </w:rPr>
+        <w:t xml:space="preserve"> </w:t>
+      </w:r>
+      <w:proofErr w:type="spellStart"/>
+      <w:r>
+        <w:rPr>
+          <w:lang w:val="en-GB"/>
+        </w:rPr>
+        <w:t>težina</w:t>
+      </w:r>
+      <w:proofErr w:type="spellEnd"/>
+      <w:r>
+        <w:rPr>
+          <w:lang w:val="en-GB"/>
+        </w:rPr>
+        <w:t xml:space="preserve">, </w:t>
+      </w:r>
+      <w:proofErr w:type="spellStart"/>
+      <w:r>
+        <w:rPr>
+          <w:lang w:val="en-GB"/>
+        </w:rPr>
+        <w:t>čime</w:t>
+      </w:r>
+      <w:proofErr w:type="spellEnd"/>
+      <w:r>
+        <w:rPr>
+          <w:lang w:val="en-GB"/>
+        </w:rPr>
+        <w:t xml:space="preserve"> se </w:t>
+      </w:r>
+      <w:proofErr w:type="spellStart"/>
+      <w:r>
+        <w:rPr>
+          <w:lang w:val="en-GB"/>
+        </w:rPr>
+        <w:t>eliminiše</w:t>
+      </w:r>
+      <w:proofErr w:type="spellEnd"/>
+      <w:r>
+        <w:rPr>
+          <w:lang w:val="en-GB"/>
+        </w:rPr>
+        <w:t xml:space="preserve"> </w:t>
+      </w:r>
+      <w:proofErr w:type="spellStart"/>
+      <w:r>
+        <w:rPr>
+          <w:lang w:val="en-GB"/>
+        </w:rPr>
+        <w:t>faktor</w:t>
+      </w:r>
+      <w:proofErr w:type="spellEnd"/>
+      <w:r>
+        <w:rPr>
+          <w:lang w:val="en-GB"/>
+        </w:rPr>
+        <w:t xml:space="preserve"> </w:t>
+      </w:r>
+      <w:proofErr w:type="spellStart"/>
+      <w:r>
+        <w:rPr>
+          <w:lang w:val="en-GB"/>
+        </w:rPr>
+        <w:t>sreće</w:t>
+      </w:r>
+      <w:proofErr w:type="spellEnd"/>
+      <w:r>
+        <w:rPr>
+          <w:lang w:val="en-GB"/>
+        </w:rPr>
+        <w:t xml:space="preserve"> </w:t>
+      </w:r>
+      <w:proofErr w:type="spellStart"/>
+      <w:r>
+        <w:rPr>
+          <w:lang w:val="en-GB"/>
+        </w:rPr>
+        <w:t>pri</w:t>
+      </w:r>
+      <w:proofErr w:type="spellEnd"/>
+      <w:r>
+        <w:rPr>
+          <w:lang w:val="en-GB"/>
+        </w:rPr>
+        <w:t xml:space="preserve"> </w:t>
+      </w:r>
+      <w:proofErr w:type="spellStart"/>
+      <w:r>
+        <w:rPr>
+          <w:lang w:val="en-GB"/>
+        </w:rPr>
+        <w:t>inicijalizaciji</w:t>
+      </w:r>
+      <w:proofErr w:type="spellEnd"/>
+      <w:r>
+        <w:rPr>
+          <w:lang w:val="en-GB"/>
+        </w:rPr>
+        <w:t>.</w:t>
+      </w:r>
+    </w:p>
+    <w:p>
+      <w:pPr>
+        <w:rPr>
+          <w:lang w:val="en-GB"/>
+        </w:rPr>
+      </w:pPr>
+    </w:p>
+    <w:p>
+      <w:pPr>
+        <w:rPr>
+          <w:lang w:val="en-GB"/>
+        </w:rPr>
+      </w:pPr>
+      <w:r>
+        <w:rPr>
+          <w:lang w:val="en-GB"/>
+        </w:rPr>
+        <w:t xml:space="preserve">    </w:t>
+      </w:r>
+      <w:proofErr w:type="spellStart"/>
+      <w:r>
+        <w:rPr>
+          <w:lang w:val="en-GB"/>
+        </w:rPr>
+        <w:t>Ponavljanje</w:t>
+      </w:r>
+      <w:proofErr w:type="spellEnd"/>
+      <w:r>
+        <w:rPr>
+          <w:lang w:val="en-GB"/>
+        </w:rPr>
+        <w:t xml:space="preserve"> </w:t>
+      </w:r>
+      <w:proofErr w:type="spellStart"/>
+      <w:r>
+        <w:rPr>
+          <w:lang w:val="en-GB"/>
+        </w:rPr>
+        <w:t>eksperimenta</w:t>
+      </w:r>
+      <w:proofErr w:type="spellEnd"/>
+      <w:r>
+        <w:rPr>
+          <w:lang w:val="en-GB"/>
+        </w:rPr>
+        <w:t xml:space="preserve">: Kako bi se </w:t>
+      </w:r>
+      <w:proofErr w:type="spellStart"/>
+      <w:r>
+        <w:rPr>
+          <w:lang w:val="en-GB"/>
+        </w:rPr>
+        <w:t>izbjegle</w:t>
+      </w:r>
+      <w:proofErr w:type="spellEnd"/>
+      <w:r>
+        <w:rPr>
+          <w:lang w:val="en-GB"/>
+        </w:rPr>
+        <w:t xml:space="preserve"> </w:t>
+      </w:r>
+      <w:proofErr w:type="spellStart"/>
+      <w:r>
+        <w:rPr>
+          <w:lang w:val="en-GB"/>
+        </w:rPr>
+        <w:t>statističke</w:t>
+      </w:r>
+      <w:proofErr w:type="spellEnd"/>
+      <w:r>
+        <w:rPr>
+          <w:lang w:val="en-GB"/>
+        </w:rPr>
+        <w:t xml:space="preserve"> </w:t>
+      </w:r>
+      <w:proofErr w:type="spellStart"/>
+      <w:r>
+        <w:rPr>
+          <w:lang w:val="en-GB"/>
+        </w:rPr>
+        <w:t>anomalije</w:t>
+      </w:r>
+      <w:proofErr w:type="spellEnd"/>
+      <w:r>
+        <w:rPr>
+          <w:lang w:val="en-GB"/>
+        </w:rPr>
+        <w:t xml:space="preserve">, </w:t>
+      </w:r>
+      <w:proofErr w:type="spellStart"/>
+      <w:r>
+        <w:rPr>
+          <w:lang w:val="en-GB"/>
+        </w:rPr>
+        <w:t>proces</w:t>
+      </w:r>
+      <w:proofErr w:type="spellEnd"/>
+      <w:r>
+        <w:rPr>
+          <w:lang w:val="en-GB"/>
+        </w:rPr>
+        <w:t xml:space="preserve"> </w:t>
+      </w:r>
+      <w:proofErr w:type="spellStart"/>
+      <w:r>
+        <w:rPr>
+          <w:lang w:val="en-GB"/>
+        </w:rPr>
+        <w:t>treniranja</w:t>
+      </w:r>
+      <w:proofErr w:type="spellEnd"/>
+      <w:r>
+        <w:rPr>
+          <w:lang w:val="en-GB"/>
+        </w:rPr>
+        <w:t xml:space="preserve"> (od </w:t>
+      </w:r>
+      <w:proofErr w:type="spellStart"/>
+      <w:r>
+        <w:rPr>
+          <w:lang w:val="en-GB"/>
+        </w:rPr>
+        <w:t>npr</w:t>
+      </w:r>
+      <w:proofErr w:type="spellEnd"/>
+      <w:r>
+        <w:rPr>
+          <w:lang w:val="en-GB"/>
+        </w:rPr>
+        <w:t xml:space="preserve">. 10 </w:t>
+      </w:r>
+      <w:proofErr w:type="spellStart"/>
+      <w:r>
+        <w:rPr>
+          <w:lang w:val="en-GB"/>
+        </w:rPr>
+        <w:t>epoha</w:t>
+      </w:r>
+      <w:proofErr w:type="spellEnd"/>
+      <w:r>
+        <w:rPr>
+          <w:lang w:val="en-GB"/>
+        </w:rPr>
+        <w:t xml:space="preserve">) se </w:t>
+      </w:r>
+      <w:proofErr w:type="spellStart"/>
+      <w:r>
+        <w:rPr>
+          <w:lang w:val="en-GB"/>
+        </w:rPr>
+        <w:t>ponavlja</w:t>
+      </w:r>
+      <w:proofErr w:type="spellEnd"/>
+      <w:r>
+        <w:rPr>
+          <w:lang w:val="en-GB"/>
+        </w:rPr>
+        <w:t xml:space="preserve"> tri puta, a </w:t>
+      </w:r>
+      <w:proofErr w:type="spellStart"/>
+      <w:r>
+        <w:rPr>
+          <w:lang w:val="en-GB"/>
+        </w:rPr>
+        <w:t>finalni</w:t>
+      </w:r>
+      <w:proofErr w:type="spellEnd"/>
+      <w:r>
+        <w:rPr>
+          <w:lang w:val="en-GB"/>
+        </w:rPr>
+        <w:t xml:space="preserve"> </w:t>
+      </w:r>
+      <w:proofErr w:type="spellStart"/>
+      <w:r>
+        <w:rPr>
+          <w:lang w:val="en-GB"/>
+        </w:rPr>
+        <w:t>rezultati</w:t>
+      </w:r>
+      <w:proofErr w:type="spellEnd"/>
+      <w:r>
+        <w:rPr>
+          <w:lang w:val="en-GB"/>
+        </w:rPr>
+        <w:t xml:space="preserve"> </w:t>
+      </w:r>
+      <w:proofErr w:type="spellStart"/>
+      <w:r>
+        <w:rPr>
+          <w:lang w:val="en-GB"/>
+        </w:rPr>
+        <w:t>brzine</w:t>
+      </w:r>
+      <w:proofErr w:type="spellEnd"/>
+      <w:r>
+        <w:rPr>
+          <w:lang w:val="en-GB"/>
+        </w:rPr>
+        <w:t xml:space="preserve"> </w:t>
+      </w:r>
+      <w:proofErr w:type="spellStart"/>
+      <w:r>
+        <w:rPr>
+          <w:lang w:val="en-GB"/>
+        </w:rPr>
+        <w:t>treniranja</w:t>
+      </w:r>
+      <w:proofErr w:type="spellEnd"/>
+      <w:r>
+        <w:rPr>
+          <w:lang w:val="en-GB"/>
+        </w:rPr>
+        <w:t xml:space="preserve"> </w:t>
+      </w:r>
+      <w:proofErr w:type="spellStart"/>
+      <w:r>
+        <w:rPr>
+          <w:lang w:val="en-GB"/>
+        </w:rPr>
+        <w:t>i</w:t>
+      </w:r>
+      <w:proofErr w:type="spellEnd"/>
+      <w:r>
+        <w:rPr>
+          <w:lang w:val="en-GB"/>
+        </w:rPr>
+        <w:t xml:space="preserve"> </w:t>
+      </w:r>
+      <w:proofErr w:type="spellStart"/>
+      <w:r>
+        <w:rPr>
+          <w:lang w:val="en-GB"/>
+        </w:rPr>
+        <w:t>preciznosti</w:t>
+      </w:r>
+      <w:proofErr w:type="spellEnd"/>
+      <w:r>
+        <w:rPr>
+          <w:lang w:val="en-GB"/>
+        </w:rPr>
+        <w:t xml:space="preserve"> </w:t>
+      </w:r>
+      <w:proofErr w:type="spellStart"/>
+      <w:r>
+        <w:rPr>
+          <w:lang w:val="en-GB"/>
+        </w:rPr>
+        <w:t>predstavljaju</w:t>
+      </w:r>
+      <w:proofErr w:type="spellEnd"/>
+      <w:r>
+        <w:rPr>
+          <w:lang w:val="en-GB"/>
+        </w:rPr>
+        <w:t xml:space="preserve"> </w:t>
+      </w:r>
+      <w:proofErr w:type="spellStart"/>
+      <w:r>
+        <w:rPr>
+          <w:lang w:val="en-GB"/>
+        </w:rPr>
+        <w:t>aritmetičku</w:t>
+      </w:r>
+      <w:proofErr w:type="spellEnd"/>
+      <w:r>
+        <w:rPr>
+          <w:lang w:val="en-GB"/>
+        </w:rPr>
+        <w:t xml:space="preserve"> </w:t>
+      </w:r>
+      <w:proofErr w:type="spellStart"/>
+      <w:r>
+        <w:rPr>
+          <w:lang w:val="en-GB"/>
+        </w:rPr>
+        <w:t>sredinu</w:t>
+      </w:r>
+      <w:proofErr w:type="spellEnd"/>
+      <w:r>
+        <w:rPr>
+          <w:lang w:val="en-GB"/>
+        </w:rPr>
+        <w:t xml:space="preserve"> </w:t>
+      </w:r>
+      <w:proofErr w:type="spellStart"/>
+      <w:r>
+        <w:rPr>
+          <w:lang w:val="en-GB"/>
+        </w:rPr>
+        <w:t>svih</w:t>
+      </w:r>
+      <w:proofErr w:type="spellEnd"/>
+      <w:r>
+        <w:rPr>
+          <w:lang w:val="en-GB"/>
+        </w:rPr>
+        <w:t xml:space="preserve"> </w:t>
+      </w:r>
+      <w:proofErr w:type="spellStart"/>
+      <w:r>
+        <w:rPr>
+          <w:lang w:val="en-GB"/>
+        </w:rPr>
+        <w:t>pokretanja</w:t>
+      </w:r>
+      <w:proofErr w:type="spellEnd"/>
+      <w:r>
+        <w:rPr>
+          <w:lang w:val="en-GB"/>
+        </w:rPr>
+        <w:t>.</w:t>
+      </w:r>
+    </w:p>
+    <w:p>
+      <w:pPr>
+        <w:rPr>
+          <w:lang w:val="en-GB"/>
+        </w:rPr>
+      </w:pPr>
+    </w:p>
+    <w:p>
+      <w:pPr>
+        <w:rPr>
+          <w:lang w:val="en-GB"/>
+        </w:rPr>
+      </w:pPr>
+      <w:r>
+        <w:rPr>
+          <w:lang w:val="en-GB"/>
+        </w:rPr>
+        <w:t xml:space="preserve">    </w:t>
+      </w:r>
+      <w:proofErr w:type="spellStart"/>
+      <w:r>
+        <w:rPr>
+          <w:lang w:val="en-GB"/>
+        </w:rPr>
+        <w:t>Unakrsna</w:t>
+      </w:r>
+      <w:proofErr w:type="spellEnd"/>
+      <w:r>
+        <w:rPr>
+          <w:lang w:val="en-GB"/>
+        </w:rPr>
+        <w:t xml:space="preserve"> </w:t>
+      </w:r>
+      <w:proofErr w:type="spellStart"/>
+      <w:r>
+        <w:rPr>
+          <w:lang w:val="en-GB"/>
+        </w:rPr>
+        <w:t>inferencija</w:t>
+      </w:r>
+      <w:proofErr w:type="spellEnd"/>
+      <w:r>
+        <w:rPr>
+          <w:lang w:val="en-GB"/>
+        </w:rPr>
+        <w:t xml:space="preserve"> (Cross-binding inference): Kao </w:t>
+      </w:r>
+      <w:proofErr w:type="spellStart"/>
+      <w:r>
+        <w:rPr>
+          <w:lang w:val="en-GB"/>
+        </w:rPr>
+        <w:t>finalni</w:t>
+      </w:r>
+      <w:proofErr w:type="spellEnd"/>
+      <w:r>
+        <w:rPr>
+          <w:lang w:val="en-GB"/>
+        </w:rPr>
+        <w:t xml:space="preserve"> test </w:t>
+      </w:r>
+      <w:proofErr w:type="spellStart"/>
+      <w:r>
+        <w:rPr>
+          <w:lang w:val="en-GB"/>
+        </w:rPr>
+        <w:t>tačnosti</w:t>
+      </w:r>
+      <w:proofErr w:type="spellEnd"/>
+      <w:r>
+        <w:rPr>
+          <w:lang w:val="en-GB"/>
+        </w:rPr>
+        <w:t xml:space="preserve"> C++ </w:t>
+      </w:r>
+      <w:proofErr w:type="spellStart"/>
+      <w:r>
+        <w:rPr>
+          <w:lang w:val="en-GB"/>
+        </w:rPr>
+        <w:t>LibTorch</w:t>
+      </w:r>
+      <w:proofErr w:type="spellEnd"/>
+      <w:r>
+        <w:rPr>
+          <w:lang w:val="en-GB"/>
+        </w:rPr>
+        <w:t xml:space="preserve"> </w:t>
+      </w:r>
+      <w:proofErr w:type="spellStart"/>
+      <w:r>
+        <w:rPr>
+          <w:lang w:val="en-GB"/>
+        </w:rPr>
+        <w:t>omotača</w:t>
+      </w:r>
+      <w:proofErr w:type="spellEnd"/>
+      <w:r>
+        <w:rPr>
+          <w:lang w:val="en-GB"/>
+        </w:rPr>
+        <w:t xml:space="preserve"> u oba </w:t>
+      </w:r>
+      <w:proofErr w:type="spellStart"/>
+      <w:r>
+        <w:rPr>
+          <w:lang w:val="en-GB"/>
+        </w:rPr>
+        <w:t>jezika</w:t>
+      </w:r>
+      <w:proofErr w:type="spellEnd"/>
+      <w:r>
+        <w:rPr>
+          <w:lang w:val="en-GB"/>
+        </w:rPr>
+        <w:t xml:space="preserve">, model </w:t>
+      </w:r>
+      <w:proofErr w:type="spellStart"/>
+      <w:r>
+        <w:rPr>
+          <w:lang w:val="en-GB"/>
+        </w:rPr>
+        <w:t>istreniran</w:t>
+      </w:r>
+      <w:proofErr w:type="spellEnd"/>
+      <w:r>
+        <w:rPr>
+          <w:lang w:val="en-GB"/>
+        </w:rPr>
+        <w:t xml:space="preserve"> </w:t>
+      </w:r>
+      <w:proofErr w:type="spellStart"/>
+      <w:r>
+        <w:rPr>
+          <w:lang w:val="en-GB"/>
+        </w:rPr>
+        <w:t>i</w:t>
+      </w:r>
+      <w:proofErr w:type="spellEnd"/>
+      <w:r>
+        <w:rPr>
+          <w:lang w:val="en-GB"/>
+        </w:rPr>
+        <w:t xml:space="preserve"> </w:t>
+      </w:r>
+      <w:proofErr w:type="spellStart"/>
+      <w:r>
+        <w:rPr>
+          <w:lang w:val="en-GB"/>
+        </w:rPr>
+        <w:t>sačuvan</w:t>
+      </w:r>
+      <w:proofErr w:type="spellEnd"/>
+      <w:r>
+        <w:rPr>
+          <w:lang w:val="en-GB"/>
+        </w:rPr>
+        <w:t xml:space="preserve"> u Python </w:t>
+      </w:r>
+      <w:proofErr w:type="spellStart"/>
+      <w:r>
+        <w:rPr>
+          <w:lang w:val="en-GB"/>
+        </w:rPr>
+        <w:t>okruženju</w:t>
+      </w:r>
+      <w:proofErr w:type="spellEnd"/>
+      <w:r>
+        <w:rPr>
+          <w:lang w:val="en-GB"/>
+        </w:rPr>
+        <w:t xml:space="preserve"> </w:t>
+      </w:r>
+      <w:proofErr w:type="spellStart"/>
+      <w:r>
+        <w:rPr>
+          <w:lang w:val="en-GB"/>
+        </w:rPr>
+        <w:t>će</w:t>
+      </w:r>
+      <w:proofErr w:type="spellEnd"/>
+      <w:r>
+        <w:rPr>
+          <w:lang w:val="en-GB"/>
+        </w:rPr>
+        <w:t xml:space="preserve"> </w:t>
+      </w:r>
+      <w:proofErr w:type="spellStart"/>
+      <w:r>
+        <w:rPr>
+          <w:lang w:val="en-GB"/>
+        </w:rPr>
+        <w:t>biti</w:t>
+      </w:r>
+      <w:proofErr w:type="spellEnd"/>
+      <w:r>
+        <w:rPr>
+          <w:lang w:val="en-GB"/>
+        </w:rPr>
+        <w:t xml:space="preserve"> </w:t>
+      </w:r>
+      <w:proofErr w:type="spellStart"/>
+      <w:r>
+        <w:rPr>
+          <w:lang w:val="en-GB"/>
+        </w:rPr>
+        <w:t>učitan</w:t>
+      </w:r>
+      <w:proofErr w:type="spellEnd"/>
+      <w:r>
+        <w:rPr>
+          <w:lang w:val="en-GB"/>
+        </w:rPr>
+        <w:t xml:space="preserve"> u C# </w:t>
+      </w:r>
+      <w:proofErr w:type="spellStart"/>
+      <w:r>
+        <w:rPr>
+          <w:lang w:val="en-GB"/>
+        </w:rPr>
+        <w:t>okruženje</w:t>
+      </w:r>
+      <w:proofErr w:type="spellEnd"/>
+      <w:r>
+        <w:rPr>
+          <w:lang w:val="en-GB"/>
+        </w:rPr>
+        <w:t xml:space="preserve"> </w:t>
+      </w:r>
+      <w:proofErr w:type="spellStart"/>
+      <w:r>
+        <w:rPr>
+          <w:lang w:val="en-GB"/>
+        </w:rPr>
+        <w:t>radi</w:t>
+      </w:r>
+      <w:proofErr w:type="spellEnd"/>
+      <w:r>
+        <w:rPr>
+          <w:lang w:val="en-GB"/>
+        </w:rPr>
+        <w:t xml:space="preserve"> </w:t>
+      </w:r>
+      <w:proofErr w:type="spellStart"/>
+      <w:r>
+        <w:rPr>
+          <w:lang w:val="en-GB"/>
+        </w:rPr>
+        <w:t>vršenja</w:t>
+      </w:r>
+      <w:proofErr w:type="spellEnd"/>
+      <w:r>
+        <w:rPr>
+          <w:lang w:val="en-GB"/>
+        </w:rPr>
+        <w:t xml:space="preserve"> </w:t>
+      </w:r>
+      <w:proofErr w:type="spellStart"/>
+      <w:r>
+        <w:rPr>
+          <w:lang w:val="en-GB"/>
+        </w:rPr>
+        <w:t>inferencije</w:t>
+      </w:r>
+      <w:proofErr w:type="spellEnd"/>
+      <w:r>
+        <w:rPr>
+          <w:lang w:val="en-GB"/>
+        </w:rPr>
+        <w:t xml:space="preserve"> </w:t>
+      </w:r>
+      <w:proofErr w:type="spellStart"/>
+      <w:r>
+        <w:rPr>
+          <w:lang w:val="en-GB"/>
+        </w:rPr>
+        <w:t>nad</w:t>
+      </w:r>
+      <w:proofErr w:type="spellEnd"/>
+      <w:r>
+        <w:rPr>
+          <w:lang w:val="en-GB"/>
+        </w:rPr>
+        <w:t xml:space="preserve"> </w:t>
+      </w:r>
+      <w:proofErr w:type="spellStart"/>
+      <w:r>
+        <w:rPr>
+          <w:lang w:val="en-GB"/>
+        </w:rPr>
+        <w:t>testnim</w:t>
+      </w:r>
+      <w:proofErr w:type="spellEnd"/>
+      <w:r>
+        <w:rPr>
+          <w:lang w:val="en-GB"/>
+        </w:rPr>
+        <w:t xml:space="preserve"> </w:t>
+      </w:r>
+      <w:proofErr w:type="spellStart"/>
+      <w:r>
+        <w:rPr>
+          <w:lang w:val="en-GB"/>
+        </w:rPr>
+        <w:t>skupom</w:t>
+      </w:r>
+      <w:proofErr w:type="spellEnd"/>
+      <w:r>
+        <w:rPr>
+          <w:lang w:val="en-GB"/>
+        </w:rPr>
+        <w:t xml:space="preserve"> </w:t>
+      </w:r>
+      <w:proofErr w:type="spellStart"/>
+      <w:r>
+        <w:rPr>
+          <w:lang w:val="en-GB"/>
+        </w:rPr>
+        <w:t>podataka</w:t>
+      </w:r>
+      <w:proofErr w:type="spellEnd"/>
+      <w:r>
+        <w:rPr>
+          <w:lang w:val="en-GB"/>
+        </w:rPr>
+        <w:t xml:space="preserve">, </w:t>
+      </w:r>
+      <w:proofErr w:type="spellStart"/>
+      <w:r>
+        <w:rPr>
+          <w:lang w:val="en-GB"/>
+        </w:rPr>
+        <w:t>čime</w:t>
+      </w:r>
+      <w:proofErr w:type="spellEnd"/>
+      <w:r>
+        <w:rPr>
+          <w:lang w:val="en-GB"/>
+        </w:rPr>
+        <w:t xml:space="preserve"> </w:t>
+      </w:r>
+      <w:proofErr w:type="spellStart"/>
+      <w:r>
+        <w:rPr>
+          <w:lang w:val="en-GB"/>
+        </w:rPr>
+        <w:t>će</w:t>
+      </w:r>
+      <w:proofErr w:type="spellEnd"/>
+      <w:r>
+        <w:rPr>
+          <w:lang w:val="en-GB"/>
+        </w:rPr>
+        <w:t xml:space="preserve"> se </w:t>
+      </w:r>
+      <w:proofErr w:type="spellStart"/>
+      <w:r>
+        <w:rPr>
+          <w:lang w:val="en-GB"/>
+        </w:rPr>
+        <w:t>provjeriti</w:t>
+      </w:r>
+      <w:proofErr w:type="spellEnd"/>
+      <w:r>
+        <w:rPr>
+          <w:lang w:val="en-GB"/>
+        </w:rPr>
+        <w:t xml:space="preserve"> da li </w:t>
+      </w:r>
+      <w:proofErr w:type="spellStart"/>
+      <w:r>
+        <w:rPr>
+          <w:lang w:val="en-GB"/>
+        </w:rPr>
+        <w:t>jezici</w:t>
+      </w:r>
+      <w:proofErr w:type="spellEnd"/>
+      <w:r>
+        <w:rPr>
+          <w:lang w:val="en-GB"/>
+        </w:rPr>
+        <w:t xml:space="preserve"> </w:t>
+      </w:r>
+      <w:proofErr w:type="spellStart"/>
+      <w:r>
+        <w:rPr>
+          <w:lang w:val="en-GB"/>
+        </w:rPr>
+        <w:t>proizvode</w:t>
+      </w:r>
+      <w:proofErr w:type="spellEnd"/>
+      <w:r>
+        <w:rPr>
+          <w:lang w:val="en-GB"/>
+        </w:rPr>
+        <w:t xml:space="preserve"> </w:t>
+      </w:r>
+      <w:proofErr w:type="spellStart"/>
+      <w:r>
+        <w:rPr>
+          <w:lang w:val="en-GB"/>
+        </w:rPr>
+        <w:t>odstupanja</w:t>
+      </w:r>
+      <w:proofErr w:type="spellEnd"/>
+      <w:r>
+        <w:rPr>
+          <w:lang w:val="en-GB"/>
+        </w:rPr>
+        <w:t xml:space="preserve"> </w:t>
+      </w:r>
+      <w:proofErr w:type="spellStart"/>
+      <w:r>
+        <w:rPr>
+          <w:lang w:val="en-GB"/>
+        </w:rPr>
+        <w:t>prilikom</w:t>
+      </w:r>
+      <w:proofErr w:type="spellEnd"/>
+      <w:r>
+        <w:rPr>
+          <w:lang w:val="en-GB"/>
+        </w:rPr>
+        <w:t xml:space="preserve"> </w:t>
+      </w:r>
+      <w:proofErr w:type="spellStart"/>
+      <w:r>
+        <w:rPr>
+          <w:lang w:val="en-GB"/>
+        </w:rPr>
+        <w:t>parsiranja</w:t>
+      </w:r>
+      <w:proofErr w:type="spellEnd"/>
+      <w:r>
+        <w:rPr>
+          <w:lang w:val="en-GB"/>
+        </w:rPr>
+        <w:t xml:space="preserve"> </w:t>
+      </w:r>
+      <w:proofErr w:type="spellStart"/>
+      <w:r>
+        <w:rPr>
+          <w:lang w:val="en-GB"/>
+        </w:rPr>
+        <w:t>istih</w:t>
+      </w:r>
+      <w:proofErr w:type="spellEnd"/>
+      <w:r>
+        <w:rPr>
+          <w:lang w:val="en-GB"/>
+        </w:rPr>
+        <w:t xml:space="preserve"> </w:t>
+      </w:r>
+      <w:proofErr w:type="spellStart"/>
+      <w:r>
+        <w:rPr>
+          <w:lang w:val="en-GB"/>
+        </w:rPr>
+        <w:t>tenzora</w:t>
+      </w:r>
+      <w:proofErr w:type="spellEnd"/>
+      <w:r>
+        <w:rPr>
+          <w:lang w:val="en-GB"/>
+        </w:rPr>
+        <w:t>.</w:t>
+      </w:r>
+    </w:p>
     <w:sectPr>
       <w:pgSz w:w="12240" w:h="15840"/>
       <w:pgMar w:top="1440" w:right="1440" w:bottom="1440" w:left="1440" w:header="720" w:footer="720" w:gutter="0"/>

--- a/1.docx
+++ b/1.docx
@@ -643,57 +643,504 @@
     </w:p>
     <w:p/>
     <w:p>
-      <w:r>
-        <w:t>CNN ili konvolucijske neuralne mreže su posebna vrsta neuralnih mreža najmjenjena specifično za procesiranje podataka u gridu, poput slike. CNN konvolucijske slojeve koji služe za prepozavanje oblika i šablona.</w:t>
-      </w:r>
-    </w:p>
-    <w:p>
-      <w:r>
-        <w:t xml:space="preserve">Za razliku od običnih </w:t>
+      <w:proofErr w:type="spellStart"/>
+      <w:r>
+        <w:t>Konvolucijske</w:t>
+      </w:r>
+      <w:proofErr w:type="spellEnd"/>
+      <w:r>
+        <w:t xml:space="preserve"> </w:t>
+      </w:r>
+      <w:proofErr w:type="spellStart"/>
+      <w:r>
+        <w:t>neuralne</w:t>
+      </w:r>
+      <w:proofErr w:type="spellEnd"/>
+      <w:r>
+        <w:t xml:space="preserve"> mreže (CNN) su posebna vrsta </w:t>
       </w:r>
       <w:proofErr w:type="spellStart"/>
       <w:r>
         <w:t>neuralnih</w:t>
       </w:r>
       <w:proofErr w:type="spellEnd"/>
-    </w:p>
-    <w:p/>
-    <w:p/>
-    <w:p/>
-    <w:p/>
-    <w:p/>
-    <w:p/>
-    <w:p/>
-    <w:p/>
-    <w:p/>
-    <w:p/>
-    <w:p/>
-    <w:p/>
-    <w:p/>
-    <w:p/>
-    <w:p/>
-    <w:p/>
-    <w:p/>
-    <w:p/>
-    <w:p/>
-    <w:p/>
-    <w:p/>
-    <w:p>
-      <w:pPr>
-        <w:pStyle w:val="Naslov3"/>
-      </w:pPr>
-    </w:p>
-    <w:p>
-      <w:pPr>
+      <w:r>
+        <w:t xml:space="preserve"> mreža koje koriste algoritme specifično za rad sa podacima koji su predstavljani preko </w:t>
+      </w:r>
+      <w:proofErr w:type="spellStart"/>
+      <w:r>
+        <w:t>grida</w:t>
+      </w:r>
+      <w:proofErr w:type="spellEnd"/>
+      <w:r>
+        <w:t xml:space="preserve"> (mreže), poput slika. Kao i obične </w:t>
+      </w:r>
+      <w:proofErr w:type="spellStart"/>
+      <w:r>
+        <w:t>neuralne</w:t>
+      </w:r>
+      <w:proofErr w:type="spellEnd"/>
+      <w:r>
+        <w:t xml:space="preserve"> mreže, </w:t>
+      </w:r>
+      <w:proofErr w:type="spellStart"/>
+      <w:r>
+        <w:t>konvolucijske</w:t>
+      </w:r>
+      <w:proofErr w:type="spellEnd"/>
+      <w:r>
+        <w:t xml:space="preserve"> </w:t>
+      </w:r>
+      <w:proofErr w:type="spellStart"/>
+      <w:r>
+        <w:t>neuralne</w:t>
+      </w:r>
+      <w:proofErr w:type="spellEnd"/>
+      <w:r>
+        <w:t xml:space="preserve"> mreže rade na principu slojeva. Prvi slojevi se obično koriste za detekciju </w:t>
+      </w:r>
+      <w:proofErr w:type="spellStart"/>
+      <w:r>
+        <w:t>jednostavih</w:t>
+      </w:r>
+      <w:proofErr w:type="spellEnd"/>
+      <w:r>
+        <w:t xml:space="preserve"> oblika poput ivica dok kasniji slojevi mogu prepoznavati kompleksnije oblike. </w:t>
+      </w:r>
+    </w:p>
+    <w:p>
+      <w:proofErr w:type="spellStart"/>
+      <w:r>
+        <w:t>Konvolucijske</w:t>
+      </w:r>
+      <w:proofErr w:type="spellEnd"/>
+      <w:r>
+        <w:t xml:space="preserve"> </w:t>
+      </w:r>
+      <w:proofErr w:type="spellStart"/>
+      <w:r>
+        <w:t>neuralne</w:t>
+      </w:r>
+      <w:proofErr w:type="spellEnd"/>
+      <w:r>
+        <w:t xml:space="preserve"> mreže koriste posebne slojeve pomoću kojih se efikasno dobijaju informacije iz podataka.</w:t>
+      </w:r>
+    </w:p>
+    <w:p>
+      <w:r>
+        <w:t>Dati slojevi s</w:t>
+      </w:r>
+      <w:r>
+        <w:t>u</w:t>
+      </w:r>
+      <w:r>
+        <w:t>:</w:t>
+      </w:r>
+    </w:p>
+    <w:p>
+      <w:pPr>
+        <w:pStyle w:val="Paragrafspiska"/>
+        <w:numPr>
+          <w:ilvl w:val="0"/>
+          <w:numId w:val="6"/>
+        </w:numPr>
+      </w:pPr>
+      <w:proofErr w:type="spellStart"/>
+      <w:r>
+        <w:t>konvolucijski</w:t>
+      </w:r>
+      <w:proofErr w:type="spellEnd"/>
+      <w:r>
+        <w:t xml:space="preserve"> slojevi, koriste filtere ili </w:t>
+      </w:r>
+      <w:proofErr w:type="spellStart"/>
+      <w:r>
+        <w:t>kernele</w:t>
+      </w:r>
+      <w:proofErr w:type="spellEnd"/>
+      <w:r>
+        <w:t xml:space="preserve"> koji prelaze preko čitave slike i </w:t>
+      </w:r>
+      <w:proofErr w:type="spellStart"/>
+      <w:r>
+        <w:t>pomoće</w:t>
+      </w:r>
+      <w:proofErr w:type="spellEnd"/>
+      <w:r>
+        <w:t xml:space="preserve"> njih traže neki </w:t>
+      </w:r>
+      <w:proofErr w:type="spellStart"/>
+      <w:r>
+        <w:t>jedostavan</w:t>
+      </w:r>
+      <w:proofErr w:type="spellEnd"/>
+      <w:r>
+        <w:t xml:space="preserve"> oblik bilo to ivica ili boja. Kako računar sliku vidi kao </w:t>
+      </w:r>
+      <w:proofErr w:type="spellStart"/>
+      <w:r>
+        <w:t>metricu</w:t>
+      </w:r>
+      <w:proofErr w:type="spellEnd"/>
+      <w:r>
+        <w:t xml:space="preserve"> brojeva, </w:t>
+      </w:r>
+      <w:proofErr w:type="spellStart"/>
+      <w:r>
+        <w:t>kernel</w:t>
+      </w:r>
+      <w:proofErr w:type="spellEnd"/>
+      <w:r>
+        <w:t xml:space="preserve"> također predstavlja jednu manju matricu obično 3x3. Data matrica u sadrži težine (</w:t>
+      </w:r>
+      <w:proofErr w:type="spellStart"/>
+      <w:r>
+        <w:t>weights</w:t>
+      </w:r>
+      <w:proofErr w:type="spellEnd"/>
+      <w:r>
+        <w:t xml:space="preserve">) koje </w:t>
+      </w:r>
+      <w:proofErr w:type="spellStart"/>
+      <w:r>
+        <w:t>množi</w:t>
+      </w:r>
+      <w:proofErr w:type="spellEnd"/>
+      <w:r>
+        <w:t xml:space="preserve"> za vrijednostima matrice direktno ispod, </w:t>
+      </w:r>
+      <w:proofErr w:type="spellStart"/>
+      <w:r>
+        <w:t>sabira</w:t>
+      </w:r>
+      <w:proofErr w:type="spellEnd"/>
+      <w:r>
+        <w:t xml:space="preserve"> ih te kao rezultat nam daje jedan broj. Rezultat iz </w:t>
+      </w:r>
+      <w:proofErr w:type="spellStart"/>
+      <w:r>
+        <w:t>konvolucijskog</w:t>
+      </w:r>
+      <w:proofErr w:type="spellEnd"/>
+      <w:r>
+        <w:t xml:space="preserve"> sloja će predstavljati lokacije gdje imamo date oblike prisutne.</w:t>
+      </w:r>
+      <w:r>
+        <w:t xml:space="preserve"> </w:t>
+      </w:r>
+    </w:p>
+    <w:p>
+      <w:pPr>
+        <w:pStyle w:val="Paragrafspiska"/>
+        <w:numPr>
+          <w:ilvl w:val="0"/>
+          <w:numId w:val="6"/>
+        </w:numPr>
+      </w:pPr>
+      <w:r>
+        <w:t xml:space="preserve">aktivacijski slojevi - aktivacijski sloj obično koristi </w:t>
+      </w:r>
+      <w:proofErr w:type="spellStart"/>
+      <w:r>
+        <w:t>RElu</w:t>
+      </w:r>
+      <w:proofErr w:type="spellEnd"/>
+      <w:r>
+        <w:t xml:space="preserve"> aktivacijsku funkcija koja uvodi nelinearnost u sistem. Ona će slabe signale odbaciti a jače ostaviti (negativni vrijednost se preslikavaju u 0, dok pozitivni se ne diraju).</w:t>
+      </w:r>
+    </w:p>
+    <w:p>
+      <w:pPr>
+        <w:pStyle w:val="Paragrafspiska"/>
+        <w:numPr>
+          <w:ilvl w:val="0"/>
+          <w:numId w:val="6"/>
+        </w:numPr>
+      </w:pPr>
+      <w:proofErr w:type="spellStart"/>
+      <w:r>
+        <w:t>pooling</w:t>
+      </w:r>
+      <w:proofErr w:type="spellEnd"/>
+      <w:r>
+        <w:t xml:space="preserve"> slojevi (slojevi sažimanja), kao i </w:t>
+      </w:r>
+      <w:proofErr w:type="spellStart"/>
+      <w:r>
+        <w:t>konvolucijski</w:t>
+      </w:r>
+      <w:proofErr w:type="spellEnd"/>
+      <w:r>
+        <w:t xml:space="preserve"> slojevi koriste filtere ili </w:t>
+      </w:r>
+      <w:proofErr w:type="spellStart"/>
+      <w:r>
+        <w:t>kernel</w:t>
+      </w:r>
+      <w:proofErr w:type="spellEnd"/>
+      <w:r>
+        <w:t xml:space="preserve"> koji prelazi preko čitave slike ali </w:t>
+      </w:r>
+      <w:proofErr w:type="spellStart"/>
+      <w:r>
+        <w:t>pooling</w:t>
+      </w:r>
+      <w:proofErr w:type="spellEnd"/>
+      <w:r>
+        <w:t xml:space="preserve"> sloj nam daje neku informaciju o </w:t>
+      </w:r>
+      <w:proofErr w:type="spellStart"/>
+      <w:r>
+        <w:t>datom</w:t>
+      </w:r>
+      <w:proofErr w:type="spellEnd"/>
+      <w:r>
+        <w:t xml:space="preserve"> prostoru i smanjuje dimenzije slike. Recimo, imamo </w:t>
+      </w:r>
+      <w:proofErr w:type="spellStart"/>
+      <w:r>
+        <w:t>max</w:t>
+      </w:r>
+      <w:proofErr w:type="spellEnd"/>
+      <w:r>
+        <w:t xml:space="preserve"> </w:t>
+      </w:r>
+      <w:proofErr w:type="spellStart"/>
+      <w:r>
+        <w:t>pooling</w:t>
+      </w:r>
+      <w:proofErr w:type="spellEnd"/>
+      <w:r>
+        <w:t xml:space="preserve"> sloj koji će preći preko </w:t>
+      </w:r>
+      <w:proofErr w:type="spellStart"/>
+      <w:r>
+        <w:t>datog</w:t>
+      </w:r>
+      <w:proofErr w:type="spellEnd"/>
+      <w:r>
+        <w:t xml:space="preserve"> dijela slike (npr. 2x2 </w:t>
+      </w:r>
+      <w:proofErr w:type="spellStart"/>
+      <w:r>
+        <w:t>kernel</w:t>
+      </w:r>
+      <w:proofErr w:type="spellEnd"/>
+      <w:r>
+        <w:t xml:space="preserve">) i izvući samo najveću vrijednost. Time se smanjuje računarsko </w:t>
+      </w:r>
+      <w:proofErr w:type="spellStart"/>
+      <w:r>
+        <w:t>opterećenje</w:t>
+      </w:r>
+      <w:proofErr w:type="spellEnd"/>
+      <w:r>
+        <w:t xml:space="preserve">, a </w:t>
+      </w:r>
+      <w:proofErr w:type="spellStart"/>
+      <w:r>
+        <w:t>zadržavamo</w:t>
+      </w:r>
+      <w:proofErr w:type="spellEnd"/>
+      <w:r>
+        <w:t xml:space="preserve"> najvažnije informacije.</w:t>
+      </w:r>
+    </w:p>
+    <w:p>
+      <w:pPr>
+        <w:pStyle w:val="Paragrafspiska"/>
+        <w:numPr>
+          <w:ilvl w:val="0"/>
+          <w:numId w:val="6"/>
+        </w:numPr>
+      </w:pPr>
+      <w:r>
+        <w:t xml:space="preserve">potpuno povezani slojevi, kao što smo imali i u osnovnim </w:t>
+      </w:r>
+      <w:proofErr w:type="spellStart"/>
+      <w:r>
+        <w:t>neuralnim</w:t>
+      </w:r>
+      <w:proofErr w:type="spellEnd"/>
+      <w:r>
+        <w:t xml:space="preserve"> mrežama potpuno povezani slojevi će doći na kraju mreže. Oni nam tada mogu uzeti sve informacije o slici koje smo prethodno dobili i donijeti finalnu odluku, recimo da li se na slici nalazi maligno ili benigno tkivo.</w:t>
+      </w:r>
+    </w:p>
+    <w:p>
+      <w:r>
+        <w:t xml:space="preserve">Najveća razlika </w:t>
+      </w:r>
+      <w:proofErr w:type="spellStart"/>
+      <w:r>
+        <w:t>izmežu</w:t>
+      </w:r>
+      <w:proofErr w:type="spellEnd"/>
+      <w:r>
+        <w:t xml:space="preserve"> običnih </w:t>
+      </w:r>
+      <w:proofErr w:type="spellStart"/>
+      <w:r>
+        <w:t>neuralnih</w:t>
+      </w:r>
+      <w:proofErr w:type="spellEnd"/>
+      <w:r>
+        <w:t xml:space="preserve"> mreža i </w:t>
+      </w:r>
+      <w:proofErr w:type="spellStart"/>
+      <w:r>
+        <w:t>konvolucijskih</w:t>
+      </w:r>
+      <w:proofErr w:type="spellEnd"/>
+      <w:r>
+        <w:t xml:space="preserve"> mreža jeste arhitektura. Obične </w:t>
+      </w:r>
+      <w:proofErr w:type="spellStart"/>
+      <w:r>
+        <w:t>neuralne</w:t>
+      </w:r>
+      <w:proofErr w:type="spellEnd"/>
+      <w:r>
+        <w:t xml:space="preserve"> mreže sadrže isključivo potpuno povezani slojeve dok </w:t>
+      </w:r>
+      <w:proofErr w:type="spellStart"/>
+      <w:r>
+        <w:t>konvolucijske</w:t>
+      </w:r>
+      <w:proofErr w:type="spellEnd"/>
+      <w:r>
+        <w:t xml:space="preserve"> mreže sadrže </w:t>
+      </w:r>
+      <w:proofErr w:type="spellStart"/>
+      <w:r>
+        <w:t>konvolucijske</w:t>
+      </w:r>
+      <w:proofErr w:type="spellEnd"/>
+      <w:r>
+        <w:t xml:space="preserve">, </w:t>
+      </w:r>
+      <w:proofErr w:type="spellStart"/>
+      <w:r>
+        <w:t>pooling</w:t>
+      </w:r>
+      <w:proofErr w:type="spellEnd"/>
+      <w:r>
+        <w:t xml:space="preserve"> i potpuno povezane slojeve.</w:t>
+      </w:r>
+    </w:p>
+    <w:p>
+      <w:proofErr w:type="spellStart"/>
+      <w:r>
+        <w:t>Konvolucijske</w:t>
+      </w:r>
+      <w:proofErr w:type="spellEnd"/>
+      <w:r>
+        <w:t xml:space="preserve"> </w:t>
+      </w:r>
+      <w:proofErr w:type="spellStart"/>
+      <w:r>
+        <w:t>neuralne</w:t>
+      </w:r>
+      <w:proofErr w:type="spellEnd"/>
+      <w:r>
+        <w:t xml:space="preserve"> mreže su se pokazale kao veoma efikasne za </w:t>
+      </w:r>
+      <w:proofErr w:type="spellStart"/>
+      <w:r>
+        <w:t>riješavanje</w:t>
+      </w:r>
+      <w:proofErr w:type="spellEnd"/>
+      <w:r>
+        <w:t xml:space="preserve"> problema gdje su podaci strukturirani u </w:t>
+      </w:r>
+      <w:proofErr w:type="spellStart"/>
+      <w:r>
+        <w:t>grid</w:t>
+      </w:r>
+      <w:proofErr w:type="spellEnd"/>
+      <w:r>
+        <w:t xml:space="preserve"> poput slika ali su se pokazale </w:t>
+      </w:r>
+      <w:proofErr w:type="spellStart"/>
+      <w:r>
+        <w:t>efkiasne</w:t>
+      </w:r>
+      <w:proofErr w:type="spellEnd"/>
+      <w:r>
+        <w:t xml:space="preserve"> i za različite vrste problema poput: </w:t>
+      </w:r>
+    </w:p>
+    <w:p>
+      <w:pPr>
+        <w:pStyle w:val="Paragrafspiska"/>
+        <w:numPr>
+          <w:ilvl w:val="0"/>
+          <w:numId w:val="6"/>
+        </w:numPr>
+      </w:pPr>
+      <w:r>
+        <w:t xml:space="preserve">NLP (Natural </w:t>
+      </w:r>
+      <w:proofErr w:type="spellStart"/>
+      <w:r>
+        <w:t>Language</w:t>
+      </w:r>
+      <w:proofErr w:type="spellEnd"/>
+      <w:r>
+        <w:t xml:space="preserve"> Processing) problemi, gdje se tekst </w:t>
+      </w:r>
+      <w:proofErr w:type="spellStart"/>
+      <w:r>
+        <w:t>posmatra</w:t>
+      </w:r>
+      <w:proofErr w:type="spellEnd"/>
+      <w:r>
+        <w:t xml:space="preserve"> kao 1D slika, te CNN mogu analizirati sentiment teksta kao i prevod.</w:t>
+      </w:r>
+    </w:p>
+    <w:p>
+      <w:pPr>
+        <w:pStyle w:val="Paragrafspiska"/>
+        <w:numPr>
+          <w:ilvl w:val="0"/>
+          <w:numId w:val="6"/>
+        </w:numPr>
+      </w:pPr>
+      <w:r>
+        <w:t>Analiza medicinskih slika, gdje se koriste za detekciju anomalija koje mogu predstavljati bolest.</w:t>
+      </w:r>
+    </w:p>
+    <w:p>
+      <w:pPr>
+        <w:pStyle w:val="Paragrafspiska"/>
+        <w:numPr>
+          <w:ilvl w:val="0"/>
+          <w:numId w:val="6"/>
+        </w:numPr>
+      </w:pPr>
+      <w:r>
+        <w:t xml:space="preserve">Finansijsko modeliranje, gdje se finansijski podaci tretiraju kao 1D slike, a CNN se mogu koristiti za prepoznavanje anomalija i </w:t>
+      </w:r>
+      <w:proofErr w:type="spellStart"/>
+      <w:r>
+        <w:t>predviđanje</w:t>
+      </w:r>
+      <w:proofErr w:type="spellEnd"/>
+      <w:r>
+        <w:t xml:space="preserve"> trendova.</w:t>
+      </w:r>
+    </w:p>
+    <w:p>
+      <w:r>
         <w:rPr>
           <w:rFonts w:eastAsiaTheme="majorEastAsia" w:cstheme="majorBidi"/>
           <w:color w:val="0F4761" w:themeColor="accent1" w:themeShade="BF"/>
           <w:sz w:val="28"/>
           <w:szCs w:val="28"/>
         </w:rPr>
-      </w:pPr>
-    </w:p>
-    <w:p>
+        <w:lastRenderedPageBreak/>
+        <w:t>Korišteni skup podataka (</w:t>
+      </w:r>
+      <w:proofErr w:type="spellStart"/>
       <w:r>
         <w:rPr>
           <w:rFonts w:eastAsiaTheme="majorEastAsia" w:cstheme="majorBidi"/>
@@ -701,10 +1148,9 @@
           <w:sz w:val="28"/>
           <w:szCs w:val="28"/>
         </w:rPr>
-        <w:lastRenderedPageBreak/>
-        <w:t>Korišteni skup podataka (</w:t>
-      </w:r>
-      <w:proofErr w:type="spellStart"/>
+        <w:t>Dataset</w:t>
+      </w:r>
+      <w:proofErr w:type="spellEnd"/>
       <w:r>
         <w:rPr>
           <w:rFonts w:eastAsiaTheme="majorEastAsia" w:cstheme="majorBidi"/>
@@ -712,16 +1158,6 @@
           <w:sz w:val="28"/>
           <w:szCs w:val="28"/>
         </w:rPr>
-        <w:t>Dataset</w:t>
-      </w:r>
-      <w:proofErr w:type="spellEnd"/>
-      <w:r>
-        <w:rPr>
-          <w:rFonts w:eastAsiaTheme="majorEastAsia" w:cstheme="majorBidi"/>
-          <w:color w:val="0F4761" w:themeColor="accent1" w:themeShade="BF"/>
-          <w:sz w:val="28"/>
-          <w:szCs w:val="28"/>
-        </w:rPr>
         <w:t>)</w:t>
       </w:r>
     </w:p>
@@ -786,13 +1222,17 @@
       <w:r>
         <w:t xml:space="preserve">. Podaci moraju biti ispravno obilježeni te moraju biti dovoljno opširni i raznovrsni da bi naš model mogao ispravno generalizirati </w:t>
       </w:r>
-      <w:proofErr w:type="spellStart"/>
-      <w:r>
-        <w:t>proble</w:t>
-      </w:r>
-      <w:proofErr w:type="spellEnd"/>
-      <w:r>
-        <w:t xml:space="preserve"> bez prilagođavanja podacima(</w:t>
+      <w:r>
+        <w:t>problem</w:t>
+      </w:r>
+      <w:r>
+        <w:t xml:space="preserve"> bez prilagođavanja podacima</w:t>
+      </w:r>
+      <w:r>
+        <w:t xml:space="preserve"> </w:t>
+      </w:r>
+      <w:r>
+        <w:t>(</w:t>
       </w:r>
       <w:proofErr w:type="spellStart"/>
       <w:r>
@@ -861,7 +1301,10 @@
         <w:t xml:space="preserve"> </w:t>
       </w:r>
       <w:r>
-        <w:t xml:space="preserve">o </w:t>
+        <w:t>i</w:t>
+      </w:r>
+      <w:r>
+        <w:t xml:space="preserve"> </w:t>
       </w:r>
       <w:proofErr w:type="spellStart"/>
       <w:r>
@@ -1844,7 +2287,14 @@
           <w:b/>
           <w:bCs/>
         </w:rPr>
-        <w:t xml:space="preserve">Metrike za više </w:t>
+        <w:t>Metrike za više</w:t>
+      </w:r>
+      <w:r>
+        <w:rPr>
+          <w:b/>
+          <w:bCs/>
+        </w:rPr>
+        <w:t xml:space="preserve"> klasa</w:t>
       </w:r>
     </w:p>
     <w:p>
@@ -2465,6 +2915,42 @@
     <w:p/>
     <w:p>
       <w:pPr>
+        <w:pStyle w:val="Naslov3"/>
+      </w:pPr>
+      <w:r>
+        <w:lastRenderedPageBreak/>
+        <w:t>Tehnološki okvir mašinskog učenja</w:t>
+      </w:r>
+    </w:p>
+    <w:p/>
+    <w:p/>
+    <w:p/>
+    <w:p/>
+    <w:p/>
+    <w:p/>
+    <w:p/>
+    <w:p/>
+    <w:p/>
+    <w:p/>
+    <w:p/>
+    <w:p/>
+    <w:p/>
+    <w:p/>
+    <w:p/>
+    <w:p/>
+    <w:p/>
+    <w:p/>
+    <w:p/>
+    <w:p/>
+    <w:p/>
+    <w:p/>
+    <w:p/>
+    <w:p/>
+    <w:p/>
+    <w:p/>
+    <w:p/>
+    <w:p>
+      <w:pPr>
         <w:pStyle w:val="Naslov2"/>
       </w:pPr>
       <w:r>
@@ -2472,41 +2958,121 @@
         <w:t>Arhitektura sistema i metodologija testiranja</w:t>
       </w:r>
     </w:p>
-    <w:p>
-      <w:pPr>
-        <w:pStyle w:val="Naslov2"/>
-        <w:rPr>
-          <w:lang w:val="en-GB"/>
-        </w:rPr>
-      </w:pPr>
-    </w:p>
+    <w:p/>
     <w:p>
       <w:pPr>
         <w:pStyle w:val="Naslov3"/>
-        <w:rPr>
-          <w:lang w:val="en-GB"/>
-        </w:rPr>
-      </w:pPr>
-      <w:proofErr w:type="spellStart"/>
-      <w:r>
-        <w:rPr>
-          <w:lang w:val="en-GB"/>
-        </w:rPr>
-        <w:t>Metodologija</w:t>
-      </w:r>
-      <w:proofErr w:type="spellEnd"/>
-      <w:r>
-        <w:rPr>
-          <w:lang w:val="en-GB"/>
-        </w:rPr>
-        <w:t xml:space="preserve"> </w:t>
-      </w:r>
-      <w:proofErr w:type="spellStart"/>
-      <w:r>
-        <w:rPr>
-          <w:lang w:val="en-GB"/>
-        </w:rPr>
-        <w:t>testiranja</w:t>
+      </w:pPr>
+      <w:r>
+        <w:t>Metodologija testiranja i kontrola varijabli</w:t>
+      </w:r>
+    </w:p>
+    <w:p/>
+    <w:p>
+      <w:r>
+        <w:t xml:space="preserve">Kako bi se osiguralo naučno relevantno i pravedno </w:t>
+      </w:r>
+      <w:proofErr w:type="spellStart"/>
+      <w:r>
+        <w:t>poređenje</w:t>
+      </w:r>
+      <w:proofErr w:type="spellEnd"/>
+      <w:r>
+        <w:t xml:space="preserve"> performansi između </w:t>
+      </w:r>
+      <w:proofErr w:type="spellStart"/>
+      <w:r>
+        <w:t>Python</w:t>
+      </w:r>
+      <w:proofErr w:type="spellEnd"/>
+      <w:r>
+        <w:t xml:space="preserve"> (</w:t>
+      </w:r>
+      <w:proofErr w:type="spellStart"/>
+      <w:r>
+        <w:t>PyTorch</w:t>
+      </w:r>
+      <w:proofErr w:type="spellEnd"/>
+      <w:r>
+        <w:t>) i C# (</w:t>
+      </w:r>
+      <w:proofErr w:type="spellStart"/>
+      <w:r>
+        <w:t>TorchSharp</w:t>
+      </w:r>
+      <w:proofErr w:type="spellEnd"/>
+      <w:r>
+        <w:t xml:space="preserve">) </w:t>
+      </w:r>
+      <w:proofErr w:type="spellStart"/>
+      <w:r>
+        <w:t>okruženja</w:t>
+      </w:r>
+      <w:proofErr w:type="spellEnd"/>
+      <w:r>
+        <w:t xml:space="preserve">, proces </w:t>
+      </w:r>
+      <w:proofErr w:type="spellStart"/>
+      <w:r>
+        <w:t>evaluacije</w:t>
+      </w:r>
+      <w:proofErr w:type="spellEnd"/>
+      <w:r>
+        <w:t xml:space="preserve"> je strogo kontrolisan kroz nekoliko parametara. Svi eksperimenti su pokrenuti na identičnoj hardverskoj konfiguraciji (navesti CPU, RAM, GPU), osiguravajući da sistemski resursi ne utiču na razlike u vremenu </w:t>
+      </w:r>
+      <w:proofErr w:type="spellStart"/>
+      <w:r>
+        <w:t>izvršavanja</w:t>
+      </w:r>
+      <w:proofErr w:type="spellEnd"/>
+      <w:r>
+        <w:t>.</w:t>
+      </w:r>
+    </w:p>
+    <w:p/>
+    <w:p>
+      <w:r>
+        <w:t xml:space="preserve">Da bi </w:t>
+      </w:r>
+      <w:proofErr w:type="spellStart"/>
+      <w:r>
+        <w:t>poređenje</w:t>
+      </w:r>
+      <w:proofErr w:type="spellEnd"/>
+      <w:r>
+        <w:t xml:space="preserve"> bilo potpuno validno, definisana su sljedeća pravila:</w:t>
+      </w:r>
+    </w:p>
+    <w:p/>
+    <w:p>
+      <w:pPr>
+        <w:rPr>
+          <w:lang w:val="en-GB"/>
+        </w:rPr>
+      </w:pPr>
+      <w:r>
+        <w:t xml:space="preserve">    </w:t>
+      </w:r>
+      <w:proofErr w:type="spellStart"/>
+      <w:r>
+        <w:rPr>
+          <w:lang w:val="en-GB"/>
+        </w:rPr>
+        <w:t>Identična</w:t>
+      </w:r>
+      <w:proofErr w:type="spellEnd"/>
+      <w:r>
+        <w:rPr>
+          <w:lang w:val="en-GB"/>
+        </w:rPr>
+        <w:t xml:space="preserve"> </w:t>
+      </w:r>
+      <w:proofErr w:type="spellStart"/>
+      <w:r>
+        <w:rPr>
+          <w:lang w:val="en-GB"/>
+        </w:rPr>
+        <w:t>arhitektura</w:t>
       </w:r>
       <w:proofErr w:type="spellEnd"/>
       <w:r>
@@ -2534,77 +3100,91 @@
         <w:rPr>
           <w:lang w:val="en-GB"/>
         </w:rPr>
-        <w:t>kontrola</w:t>
-      </w:r>
-      <w:proofErr w:type="spellEnd"/>
-      <w:r>
-        <w:rPr>
-          <w:lang w:val="en-GB"/>
-        </w:rPr>
-        <w:t xml:space="preserve"> </w:t>
-      </w:r>
-      <w:proofErr w:type="spellStart"/>
-      <w:r>
-        <w:rPr>
-          <w:lang w:val="en-GB"/>
-        </w:rPr>
-        <w:t>varijabli</w:t>
-      </w:r>
-      <w:proofErr w:type="spellEnd"/>
-    </w:p>
-    <w:p>
-      <w:pPr>
-        <w:rPr>
-          <w:lang w:val="en-GB"/>
-        </w:rPr>
-      </w:pPr>
-    </w:p>
-    <w:p>
-      <w:pPr>
-        <w:rPr>
-          <w:lang w:val="en-GB"/>
-        </w:rPr>
-      </w:pPr>
-      <w:r>
-        <w:rPr>
-          <w:lang w:val="en-GB"/>
-        </w:rPr>
-        <w:t xml:space="preserve">Kako bi se </w:t>
-      </w:r>
-      <w:proofErr w:type="spellStart"/>
-      <w:r>
-        <w:rPr>
-          <w:lang w:val="en-GB"/>
-        </w:rPr>
-        <w:t>osiguralo</w:t>
-      </w:r>
-      <w:proofErr w:type="spellEnd"/>
-      <w:r>
-        <w:rPr>
-          <w:lang w:val="en-GB"/>
-        </w:rPr>
-        <w:t xml:space="preserve"> </w:t>
-      </w:r>
-      <w:proofErr w:type="spellStart"/>
-      <w:r>
-        <w:rPr>
-          <w:lang w:val="en-GB"/>
-        </w:rPr>
-        <w:t>naučno</w:t>
-      </w:r>
-      <w:proofErr w:type="spellEnd"/>
-      <w:r>
-        <w:rPr>
-          <w:lang w:val="en-GB"/>
-        </w:rPr>
-        <w:t xml:space="preserve"> </w:t>
-      </w:r>
-      <w:proofErr w:type="spellStart"/>
-      <w:r>
-        <w:rPr>
-          <w:lang w:val="en-GB"/>
-        </w:rPr>
-        <w:t>relevantno</w:t>
+        <w:t>hiperparametri</w:t>
+      </w:r>
+      <w:proofErr w:type="spellEnd"/>
+      <w:r>
+        <w:rPr>
+          <w:lang w:val="en-GB"/>
+        </w:rPr>
+        <w:t xml:space="preserve">: Oba </w:t>
+      </w:r>
+      <w:proofErr w:type="spellStart"/>
+      <w:r>
+        <w:rPr>
+          <w:lang w:val="en-GB"/>
+        </w:rPr>
+        <w:t>modela</w:t>
+      </w:r>
+      <w:proofErr w:type="spellEnd"/>
+      <w:r>
+        <w:rPr>
+          <w:lang w:val="en-GB"/>
+        </w:rPr>
+        <w:t xml:space="preserve"> </w:t>
+      </w:r>
+      <w:proofErr w:type="spellStart"/>
+      <w:r>
+        <w:rPr>
+          <w:lang w:val="en-GB"/>
+        </w:rPr>
+        <w:t>posjeduju</w:t>
+      </w:r>
+      <w:proofErr w:type="spellEnd"/>
+      <w:r>
+        <w:rPr>
+          <w:lang w:val="en-GB"/>
+        </w:rPr>
+        <w:t xml:space="preserve"> </w:t>
+      </w:r>
+      <w:proofErr w:type="spellStart"/>
+      <w:r>
+        <w:rPr>
+          <w:lang w:val="en-GB"/>
+        </w:rPr>
+        <w:t>identičan</w:t>
+      </w:r>
+      <w:proofErr w:type="spellEnd"/>
+      <w:r>
+        <w:rPr>
+          <w:lang w:val="en-GB"/>
+        </w:rPr>
+        <w:t xml:space="preserve"> </w:t>
+      </w:r>
+      <w:proofErr w:type="spellStart"/>
+      <w:r>
+        <w:rPr>
+          <w:lang w:val="en-GB"/>
+        </w:rPr>
+        <w:t>broj</w:t>
+      </w:r>
+      <w:proofErr w:type="spellEnd"/>
+      <w:r>
+        <w:rPr>
+          <w:lang w:val="en-GB"/>
+        </w:rPr>
+        <w:t xml:space="preserve"> </w:t>
+      </w:r>
+      <w:proofErr w:type="spellStart"/>
+      <w:r>
+        <w:rPr>
+          <w:lang w:val="en-GB"/>
+        </w:rPr>
+        <w:t>konvolutivnih</w:t>
+      </w:r>
+      <w:proofErr w:type="spellEnd"/>
+      <w:r>
+        <w:rPr>
+          <w:lang w:val="en-GB"/>
+        </w:rPr>
+        <w:t xml:space="preserve"> </w:t>
+      </w:r>
+      <w:proofErr w:type="spellStart"/>
+      <w:r>
+        <w:rPr>
+          <w:lang w:val="en-GB"/>
+        </w:rPr>
+        <w:t>slojeva</w:t>
       </w:r>
       <w:proofErr w:type="spellEnd"/>
       <w:r>
@@ -2632,14 +3212,1461 @@
         <w:rPr>
           <w:lang w:val="en-GB"/>
         </w:rPr>
-        <w:t>pravedno</w:t>
-      </w:r>
-      <w:proofErr w:type="spellEnd"/>
-      <w:r>
-        <w:rPr>
-          <w:lang w:val="en-GB"/>
-        </w:rPr>
-        <w:t xml:space="preserve"> </w:t>
+        <w:t>koriste</w:t>
+      </w:r>
+      <w:proofErr w:type="spellEnd"/>
+      <w:r>
+        <w:rPr>
+          <w:lang w:val="en-GB"/>
+        </w:rPr>
+        <w:t xml:space="preserve"> </w:t>
+      </w:r>
+      <w:proofErr w:type="spellStart"/>
+      <w:r>
+        <w:rPr>
+          <w:lang w:val="en-GB"/>
+        </w:rPr>
+        <w:t>isti</w:t>
+      </w:r>
+      <w:proofErr w:type="spellEnd"/>
+      <w:r>
+        <w:rPr>
+          <w:lang w:val="en-GB"/>
+        </w:rPr>
+        <w:t xml:space="preserve"> </w:t>
+      </w:r>
+      <w:proofErr w:type="spellStart"/>
+      <w:r>
+        <w:rPr>
+          <w:lang w:val="en-GB"/>
+        </w:rPr>
+        <w:t>optimizator</w:t>
+      </w:r>
+      <w:proofErr w:type="spellEnd"/>
+      <w:r>
+        <w:rPr>
+          <w:lang w:val="en-GB"/>
+        </w:rPr>
+        <w:t xml:space="preserve"> (</w:t>
+      </w:r>
+      <w:proofErr w:type="spellStart"/>
+      <w:r>
+        <w:rPr>
+          <w:lang w:val="en-GB"/>
+        </w:rPr>
+        <w:t>npr</w:t>
+      </w:r>
+      <w:proofErr w:type="spellEnd"/>
+      <w:r>
+        <w:rPr>
+          <w:lang w:val="en-GB"/>
+        </w:rPr>
+        <w:t xml:space="preserve">. Adam) </w:t>
+      </w:r>
+      <w:proofErr w:type="spellStart"/>
+      <w:r>
+        <w:rPr>
+          <w:lang w:val="en-GB"/>
+        </w:rPr>
+        <w:t>sa</w:t>
+      </w:r>
+      <w:proofErr w:type="spellEnd"/>
+      <w:r>
+        <w:rPr>
+          <w:lang w:val="en-GB"/>
+        </w:rPr>
+        <w:t xml:space="preserve"> </w:t>
+      </w:r>
+      <w:proofErr w:type="spellStart"/>
+      <w:r>
+        <w:rPr>
+          <w:lang w:val="en-GB"/>
+        </w:rPr>
+        <w:t>identičnom</w:t>
+      </w:r>
+      <w:proofErr w:type="spellEnd"/>
+      <w:r>
+        <w:rPr>
+          <w:lang w:val="en-GB"/>
+        </w:rPr>
+        <w:t xml:space="preserve"> </w:t>
+      </w:r>
+      <w:proofErr w:type="spellStart"/>
+      <w:r>
+        <w:rPr>
+          <w:lang w:val="en-GB"/>
+        </w:rPr>
+        <w:t>stopom</w:t>
+      </w:r>
+      <w:proofErr w:type="spellEnd"/>
+      <w:r>
+        <w:rPr>
+          <w:lang w:val="en-GB"/>
+        </w:rPr>
+        <w:t xml:space="preserve"> </w:t>
+      </w:r>
+      <w:proofErr w:type="spellStart"/>
+      <w:r>
+        <w:rPr>
+          <w:lang w:val="en-GB"/>
+        </w:rPr>
+        <w:t>učenja</w:t>
+      </w:r>
+      <w:proofErr w:type="spellEnd"/>
+      <w:r>
+        <w:rPr>
+          <w:lang w:val="en-GB"/>
+        </w:rPr>
+        <w:t xml:space="preserve"> (Learning Rate).</w:t>
+      </w:r>
+    </w:p>
+    <w:p>
+      <w:pPr>
+        <w:rPr>
+          <w:lang w:val="en-GB"/>
+        </w:rPr>
+      </w:pPr>
+    </w:p>
+    <w:p>
+      <w:pPr>
+        <w:rPr>
+          <w:lang w:val="en-GB"/>
+        </w:rPr>
+      </w:pPr>
+      <w:r>
+        <w:rPr>
+          <w:lang w:val="en-GB"/>
+        </w:rPr>
+        <w:t xml:space="preserve">    </w:t>
+      </w:r>
+      <w:proofErr w:type="spellStart"/>
+      <w:r>
+        <w:rPr>
+          <w:lang w:val="en-GB"/>
+        </w:rPr>
+        <w:t>Kontrola</w:t>
+      </w:r>
+      <w:proofErr w:type="spellEnd"/>
+      <w:r>
+        <w:rPr>
+          <w:lang w:val="en-GB"/>
+        </w:rPr>
+        <w:t xml:space="preserve"> </w:t>
+      </w:r>
+      <w:proofErr w:type="spellStart"/>
+      <w:r>
+        <w:rPr>
+          <w:lang w:val="en-GB"/>
+        </w:rPr>
+        <w:t>nasumičnosti</w:t>
+      </w:r>
+      <w:proofErr w:type="spellEnd"/>
+      <w:r>
+        <w:rPr>
+          <w:lang w:val="en-GB"/>
+        </w:rPr>
+        <w:t xml:space="preserve"> (Random Seed): </w:t>
+      </w:r>
+      <w:proofErr w:type="spellStart"/>
+      <w:r>
+        <w:rPr>
+          <w:lang w:val="en-GB"/>
+        </w:rPr>
+        <w:t>Prije</w:t>
+      </w:r>
+      <w:proofErr w:type="spellEnd"/>
+      <w:r>
+        <w:rPr>
+          <w:lang w:val="en-GB"/>
+        </w:rPr>
+        <w:t xml:space="preserve"> </w:t>
+      </w:r>
+      <w:proofErr w:type="spellStart"/>
+      <w:r>
+        <w:rPr>
+          <w:lang w:val="en-GB"/>
+        </w:rPr>
+        <w:t>inicijalizacije</w:t>
+      </w:r>
+      <w:proofErr w:type="spellEnd"/>
+      <w:r>
+        <w:rPr>
+          <w:lang w:val="en-GB"/>
+        </w:rPr>
+        <w:t xml:space="preserve"> </w:t>
+      </w:r>
+      <w:proofErr w:type="spellStart"/>
+      <w:r>
+        <w:rPr>
+          <w:lang w:val="en-GB"/>
+        </w:rPr>
+        <w:t>težina</w:t>
+      </w:r>
+      <w:proofErr w:type="spellEnd"/>
+      <w:r>
+        <w:rPr>
+          <w:lang w:val="en-GB"/>
+        </w:rPr>
+        <w:t xml:space="preserve"> </w:t>
+      </w:r>
+      <w:proofErr w:type="spellStart"/>
+      <w:r>
+        <w:rPr>
+          <w:lang w:val="en-GB"/>
+        </w:rPr>
+        <w:t>modela</w:t>
+      </w:r>
+      <w:proofErr w:type="spellEnd"/>
+      <w:r>
+        <w:rPr>
+          <w:lang w:val="en-GB"/>
+        </w:rPr>
+        <w:t xml:space="preserve">, u oba </w:t>
+      </w:r>
+      <w:proofErr w:type="spellStart"/>
+      <w:r>
+        <w:rPr>
+          <w:lang w:val="en-GB"/>
+        </w:rPr>
+        <w:t>programska</w:t>
+      </w:r>
+      <w:proofErr w:type="spellEnd"/>
+      <w:r>
+        <w:rPr>
+          <w:lang w:val="en-GB"/>
+        </w:rPr>
+        <w:t xml:space="preserve"> </w:t>
+      </w:r>
+      <w:proofErr w:type="spellStart"/>
+      <w:r>
+        <w:rPr>
+          <w:lang w:val="en-GB"/>
+        </w:rPr>
+        <w:t>jezika</w:t>
+      </w:r>
+      <w:proofErr w:type="spellEnd"/>
+      <w:r>
+        <w:rPr>
+          <w:lang w:val="en-GB"/>
+        </w:rPr>
+        <w:t xml:space="preserve"> </w:t>
+      </w:r>
+      <w:proofErr w:type="spellStart"/>
+      <w:r>
+        <w:rPr>
+          <w:lang w:val="en-GB"/>
+        </w:rPr>
+        <w:t>fiksirana</w:t>
+      </w:r>
+      <w:proofErr w:type="spellEnd"/>
+      <w:r>
+        <w:rPr>
+          <w:lang w:val="en-GB"/>
+        </w:rPr>
+        <w:t xml:space="preserve"> je </w:t>
+      </w:r>
+      <w:proofErr w:type="spellStart"/>
+      <w:r>
+        <w:rPr>
+          <w:lang w:val="en-GB"/>
+        </w:rPr>
+        <w:t>vrijednost</w:t>
+      </w:r>
+      <w:proofErr w:type="spellEnd"/>
+      <w:r>
+        <w:rPr>
+          <w:lang w:val="en-GB"/>
+        </w:rPr>
+        <w:t xml:space="preserve"> </w:t>
+      </w:r>
+      <w:proofErr w:type="spellStart"/>
+      <w:r>
+        <w:rPr>
+          <w:lang w:val="en-GB"/>
+        </w:rPr>
+        <w:t>nasumičnog</w:t>
+      </w:r>
+      <w:proofErr w:type="spellEnd"/>
+      <w:r>
+        <w:rPr>
+          <w:lang w:val="en-GB"/>
+        </w:rPr>
+        <w:t xml:space="preserve"> "seed-a" (</w:t>
+      </w:r>
+      <w:proofErr w:type="spellStart"/>
+      <w:r>
+        <w:rPr>
+          <w:lang w:val="en-GB"/>
+        </w:rPr>
+        <w:t>npr</w:t>
+      </w:r>
+      <w:proofErr w:type="spellEnd"/>
+      <w:r>
+        <w:rPr>
+          <w:lang w:val="en-GB"/>
+        </w:rPr>
+        <w:t xml:space="preserve">. 42). Time se </w:t>
+      </w:r>
+      <w:proofErr w:type="spellStart"/>
+      <w:r>
+        <w:rPr>
+          <w:lang w:val="en-GB"/>
+        </w:rPr>
+        <w:t>garantuje</w:t>
+      </w:r>
+      <w:proofErr w:type="spellEnd"/>
+      <w:r>
+        <w:rPr>
+          <w:lang w:val="en-GB"/>
+        </w:rPr>
+        <w:t xml:space="preserve"> da oba </w:t>
+      </w:r>
+      <w:proofErr w:type="spellStart"/>
+      <w:r>
+        <w:rPr>
+          <w:lang w:val="en-GB"/>
+        </w:rPr>
+        <w:t>okruženja</w:t>
+      </w:r>
+      <w:proofErr w:type="spellEnd"/>
+      <w:r>
+        <w:rPr>
+          <w:lang w:val="en-GB"/>
+        </w:rPr>
+        <w:t xml:space="preserve"> </w:t>
+      </w:r>
+      <w:proofErr w:type="spellStart"/>
+      <w:r>
+        <w:rPr>
+          <w:lang w:val="en-GB"/>
+        </w:rPr>
+        <w:t>započinju</w:t>
+      </w:r>
+      <w:proofErr w:type="spellEnd"/>
+      <w:r>
+        <w:rPr>
+          <w:lang w:val="en-GB"/>
+        </w:rPr>
+        <w:t xml:space="preserve"> </w:t>
+      </w:r>
+      <w:proofErr w:type="spellStart"/>
+      <w:r>
+        <w:rPr>
+          <w:lang w:val="en-GB"/>
+        </w:rPr>
+        <w:t>proces</w:t>
+      </w:r>
+      <w:proofErr w:type="spellEnd"/>
+      <w:r>
+        <w:rPr>
+          <w:lang w:val="en-GB"/>
+        </w:rPr>
+        <w:t xml:space="preserve"> </w:t>
+      </w:r>
+      <w:proofErr w:type="spellStart"/>
+      <w:r>
+        <w:rPr>
+          <w:lang w:val="en-GB"/>
+        </w:rPr>
+        <w:t>učenja</w:t>
+      </w:r>
+      <w:proofErr w:type="spellEnd"/>
+      <w:r>
+        <w:rPr>
+          <w:lang w:val="en-GB"/>
+        </w:rPr>
+        <w:t xml:space="preserve"> </w:t>
+      </w:r>
+      <w:proofErr w:type="spellStart"/>
+      <w:r>
+        <w:rPr>
+          <w:lang w:val="en-GB"/>
+        </w:rPr>
+        <w:t>sa</w:t>
+      </w:r>
+      <w:proofErr w:type="spellEnd"/>
+      <w:r>
+        <w:rPr>
+          <w:lang w:val="en-GB"/>
+        </w:rPr>
+        <w:t xml:space="preserve"> </w:t>
+      </w:r>
+      <w:proofErr w:type="spellStart"/>
+      <w:r>
+        <w:rPr>
+          <w:lang w:val="en-GB"/>
+        </w:rPr>
+        <w:t>matematički</w:t>
+      </w:r>
+      <w:proofErr w:type="spellEnd"/>
+      <w:r>
+        <w:rPr>
+          <w:lang w:val="en-GB"/>
+        </w:rPr>
+        <w:t xml:space="preserve"> </w:t>
+      </w:r>
+      <w:proofErr w:type="spellStart"/>
+      <w:r>
+        <w:rPr>
+          <w:lang w:val="en-GB"/>
+        </w:rPr>
+        <w:t>istim</w:t>
+      </w:r>
+      <w:proofErr w:type="spellEnd"/>
+      <w:r>
+        <w:rPr>
+          <w:lang w:val="en-GB"/>
+        </w:rPr>
+        <w:t xml:space="preserve"> </w:t>
+      </w:r>
+      <w:proofErr w:type="spellStart"/>
+      <w:r>
+        <w:rPr>
+          <w:lang w:val="en-GB"/>
+        </w:rPr>
+        <w:t>početnim</w:t>
+      </w:r>
+      <w:proofErr w:type="spellEnd"/>
+      <w:r>
+        <w:rPr>
+          <w:lang w:val="en-GB"/>
+        </w:rPr>
+        <w:t xml:space="preserve"> </w:t>
+      </w:r>
+      <w:proofErr w:type="spellStart"/>
+      <w:r>
+        <w:rPr>
+          <w:lang w:val="en-GB"/>
+        </w:rPr>
+        <w:t>stanjem</w:t>
+      </w:r>
+      <w:proofErr w:type="spellEnd"/>
+      <w:r>
+        <w:rPr>
+          <w:lang w:val="en-GB"/>
+        </w:rPr>
+        <w:t xml:space="preserve"> </w:t>
+      </w:r>
+      <w:proofErr w:type="spellStart"/>
+      <w:r>
+        <w:rPr>
+          <w:lang w:val="en-GB"/>
+        </w:rPr>
+        <w:t>matrice</w:t>
+      </w:r>
+      <w:proofErr w:type="spellEnd"/>
+      <w:r>
+        <w:rPr>
+          <w:lang w:val="en-GB"/>
+        </w:rPr>
+        <w:t xml:space="preserve"> </w:t>
+      </w:r>
+      <w:proofErr w:type="spellStart"/>
+      <w:r>
+        <w:rPr>
+          <w:lang w:val="en-GB"/>
+        </w:rPr>
+        <w:t>težina</w:t>
+      </w:r>
+      <w:proofErr w:type="spellEnd"/>
+      <w:r>
+        <w:rPr>
+          <w:lang w:val="en-GB"/>
+        </w:rPr>
+        <w:t xml:space="preserve">, </w:t>
+      </w:r>
+      <w:proofErr w:type="spellStart"/>
+      <w:r>
+        <w:rPr>
+          <w:lang w:val="en-GB"/>
+        </w:rPr>
+        <w:t>čime</w:t>
+      </w:r>
+      <w:proofErr w:type="spellEnd"/>
+      <w:r>
+        <w:rPr>
+          <w:lang w:val="en-GB"/>
+        </w:rPr>
+        <w:t xml:space="preserve"> se </w:t>
+      </w:r>
+      <w:proofErr w:type="spellStart"/>
+      <w:r>
+        <w:rPr>
+          <w:lang w:val="en-GB"/>
+        </w:rPr>
+        <w:t>eliminiše</w:t>
+      </w:r>
+      <w:proofErr w:type="spellEnd"/>
+      <w:r>
+        <w:rPr>
+          <w:lang w:val="en-GB"/>
+        </w:rPr>
+        <w:t xml:space="preserve"> </w:t>
+      </w:r>
+      <w:proofErr w:type="spellStart"/>
+      <w:r>
+        <w:rPr>
+          <w:lang w:val="en-GB"/>
+        </w:rPr>
+        <w:t>faktor</w:t>
+      </w:r>
+      <w:proofErr w:type="spellEnd"/>
+      <w:r>
+        <w:rPr>
+          <w:lang w:val="en-GB"/>
+        </w:rPr>
+        <w:t xml:space="preserve"> </w:t>
+      </w:r>
+      <w:proofErr w:type="spellStart"/>
+      <w:r>
+        <w:rPr>
+          <w:lang w:val="en-GB"/>
+        </w:rPr>
+        <w:t>sreće</w:t>
+      </w:r>
+      <w:proofErr w:type="spellEnd"/>
+      <w:r>
+        <w:rPr>
+          <w:lang w:val="en-GB"/>
+        </w:rPr>
+        <w:t xml:space="preserve"> </w:t>
+      </w:r>
+      <w:proofErr w:type="spellStart"/>
+      <w:r>
+        <w:rPr>
+          <w:lang w:val="en-GB"/>
+        </w:rPr>
+        <w:t>pri</w:t>
+      </w:r>
+      <w:proofErr w:type="spellEnd"/>
+      <w:r>
+        <w:rPr>
+          <w:lang w:val="en-GB"/>
+        </w:rPr>
+        <w:t xml:space="preserve"> </w:t>
+      </w:r>
+      <w:proofErr w:type="spellStart"/>
+      <w:r>
+        <w:rPr>
+          <w:lang w:val="en-GB"/>
+        </w:rPr>
+        <w:t>inicijalizaciji</w:t>
+      </w:r>
+      <w:proofErr w:type="spellEnd"/>
+      <w:r>
+        <w:rPr>
+          <w:lang w:val="en-GB"/>
+        </w:rPr>
+        <w:t>.</w:t>
+      </w:r>
+    </w:p>
+    <w:p>
+      <w:pPr>
+        <w:rPr>
+          <w:lang w:val="en-GB"/>
+        </w:rPr>
+      </w:pPr>
+    </w:p>
+    <w:p>
+      <w:pPr>
+        <w:rPr>
+          <w:lang w:val="en-GB"/>
+        </w:rPr>
+      </w:pPr>
+      <w:r>
+        <w:rPr>
+          <w:lang w:val="en-GB"/>
+        </w:rPr>
+        <w:t xml:space="preserve">    </w:t>
+      </w:r>
+      <w:proofErr w:type="spellStart"/>
+      <w:r>
+        <w:rPr>
+          <w:lang w:val="en-GB"/>
+        </w:rPr>
+        <w:t>Ponavljanje</w:t>
+      </w:r>
+      <w:proofErr w:type="spellEnd"/>
+      <w:r>
+        <w:rPr>
+          <w:lang w:val="en-GB"/>
+        </w:rPr>
+        <w:t xml:space="preserve"> </w:t>
+      </w:r>
+      <w:proofErr w:type="spellStart"/>
+      <w:r>
+        <w:rPr>
+          <w:lang w:val="en-GB"/>
+        </w:rPr>
+        <w:t>eksperimenta</w:t>
+      </w:r>
+      <w:proofErr w:type="spellEnd"/>
+      <w:r>
+        <w:rPr>
+          <w:lang w:val="en-GB"/>
+        </w:rPr>
+        <w:t xml:space="preserve">: Kako bi se </w:t>
+      </w:r>
+      <w:proofErr w:type="spellStart"/>
+      <w:r>
+        <w:rPr>
+          <w:lang w:val="en-GB"/>
+        </w:rPr>
+        <w:t>izbjegle</w:t>
+      </w:r>
+      <w:proofErr w:type="spellEnd"/>
+      <w:r>
+        <w:rPr>
+          <w:lang w:val="en-GB"/>
+        </w:rPr>
+        <w:t xml:space="preserve"> </w:t>
+      </w:r>
+      <w:proofErr w:type="spellStart"/>
+      <w:r>
+        <w:rPr>
+          <w:lang w:val="en-GB"/>
+        </w:rPr>
+        <w:t>statističke</w:t>
+      </w:r>
+      <w:proofErr w:type="spellEnd"/>
+      <w:r>
+        <w:rPr>
+          <w:lang w:val="en-GB"/>
+        </w:rPr>
+        <w:t xml:space="preserve"> </w:t>
+      </w:r>
+      <w:proofErr w:type="spellStart"/>
+      <w:r>
+        <w:rPr>
+          <w:lang w:val="en-GB"/>
+        </w:rPr>
+        <w:t>anomalije</w:t>
+      </w:r>
+      <w:proofErr w:type="spellEnd"/>
+      <w:r>
+        <w:rPr>
+          <w:lang w:val="en-GB"/>
+        </w:rPr>
+        <w:t xml:space="preserve">, </w:t>
+      </w:r>
+      <w:proofErr w:type="spellStart"/>
+      <w:r>
+        <w:rPr>
+          <w:lang w:val="en-GB"/>
+        </w:rPr>
+        <w:t>proces</w:t>
+      </w:r>
+      <w:proofErr w:type="spellEnd"/>
+      <w:r>
+        <w:rPr>
+          <w:lang w:val="en-GB"/>
+        </w:rPr>
+        <w:t xml:space="preserve"> </w:t>
+      </w:r>
+      <w:proofErr w:type="spellStart"/>
+      <w:r>
+        <w:rPr>
+          <w:lang w:val="en-GB"/>
+        </w:rPr>
+        <w:t>treniranja</w:t>
+      </w:r>
+      <w:proofErr w:type="spellEnd"/>
+      <w:r>
+        <w:rPr>
+          <w:lang w:val="en-GB"/>
+        </w:rPr>
+        <w:t xml:space="preserve"> (od </w:t>
+      </w:r>
+      <w:proofErr w:type="spellStart"/>
+      <w:r>
+        <w:rPr>
+          <w:lang w:val="en-GB"/>
+        </w:rPr>
+        <w:t>npr</w:t>
+      </w:r>
+      <w:proofErr w:type="spellEnd"/>
+      <w:r>
+        <w:rPr>
+          <w:lang w:val="en-GB"/>
+        </w:rPr>
+        <w:t xml:space="preserve">. 10 </w:t>
+      </w:r>
+      <w:proofErr w:type="spellStart"/>
+      <w:r>
+        <w:rPr>
+          <w:lang w:val="en-GB"/>
+        </w:rPr>
+        <w:t>epoha</w:t>
+      </w:r>
+      <w:proofErr w:type="spellEnd"/>
+      <w:r>
+        <w:rPr>
+          <w:lang w:val="en-GB"/>
+        </w:rPr>
+        <w:t xml:space="preserve">) se </w:t>
+      </w:r>
+      <w:proofErr w:type="spellStart"/>
+      <w:r>
+        <w:rPr>
+          <w:lang w:val="en-GB"/>
+        </w:rPr>
+        <w:t>ponavlja</w:t>
+      </w:r>
+      <w:proofErr w:type="spellEnd"/>
+      <w:r>
+        <w:rPr>
+          <w:lang w:val="en-GB"/>
+        </w:rPr>
+        <w:t xml:space="preserve"> tri puta, a </w:t>
+      </w:r>
+      <w:proofErr w:type="spellStart"/>
+      <w:r>
+        <w:rPr>
+          <w:lang w:val="en-GB"/>
+        </w:rPr>
+        <w:t>finalni</w:t>
+      </w:r>
+      <w:proofErr w:type="spellEnd"/>
+      <w:r>
+        <w:rPr>
+          <w:lang w:val="en-GB"/>
+        </w:rPr>
+        <w:t xml:space="preserve"> </w:t>
+      </w:r>
+      <w:proofErr w:type="spellStart"/>
+      <w:r>
+        <w:rPr>
+          <w:lang w:val="en-GB"/>
+        </w:rPr>
+        <w:t>rezultati</w:t>
+      </w:r>
+      <w:proofErr w:type="spellEnd"/>
+      <w:r>
+        <w:rPr>
+          <w:lang w:val="en-GB"/>
+        </w:rPr>
+        <w:t xml:space="preserve"> </w:t>
+      </w:r>
+      <w:proofErr w:type="spellStart"/>
+      <w:r>
+        <w:rPr>
+          <w:lang w:val="en-GB"/>
+        </w:rPr>
+        <w:t>brzine</w:t>
+      </w:r>
+      <w:proofErr w:type="spellEnd"/>
+      <w:r>
+        <w:rPr>
+          <w:lang w:val="en-GB"/>
+        </w:rPr>
+        <w:t xml:space="preserve"> </w:t>
+      </w:r>
+      <w:proofErr w:type="spellStart"/>
+      <w:r>
+        <w:rPr>
+          <w:lang w:val="en-GB"/>
+        </w:rPr>
+        <w:t>treniranja</w:t>
+      </w:r>
+      <w:proofErr w:type="spellEnd"/>
+      <w:r>
+        <w:rPr>
+          <w:lang w:val="en-GB"/>
+        </w:rPr>
+        <w:t xml:space="preserve"> </w:t>
+      </w:r>
+      <w:proofErr w:type="spellStart"/>
+      <w:r>
+        <w:rPr>
+          <w:lang w:val="en-GB"/>
+        </w:rPr>
+        <w:t>i</w:t>
+      </w:r>
+      <w:proofErr w:type="spellEnd"/>
+      <w:r>
+        <w:rPr>
+          <w:lang w:val="en-GB"/>
+        </w:rPr>
+        <w:t xml:space="preserve"> </w:t>
+      </w:r>
+      <w:proofErr w:type="spellStart"/>
+      <w:r>
+        <w:rPr>
+          <w:lang w:val="en-GB"/>
+        </w:rPr>
+        <w:t>preciznosti</w:t>
+      </w:r>
+      <w:proofErr w:type="spellEnd"/>
+      <w:r>
+        <w:rPr>
+          <w:lang w:val="en-GB"/>
+        </w:rPr>
+        <w:t xml:space="preserve"> </w:t>
+      </w:r>
+      <w:proofErr w:type="spellStart"/>
+      <w:r>
+        <w:rPr>
+          <w:lang w:val="en-GB"/>
+        </w:rPr>
+        <w:t>predstavljaju</w:t>
+      </w:r>
+      <w:proofErr w:type="spellEnd"/>
+      <w:r>
+        <w:rPr>
+          <w:lang w:val="en-GB"/>
+        </w:rPr>
+        <w:t xml:space="preserve"> </w:t>
+      </w:r>
+      <w:proofErr w:type="spellStart"/>
+      <w:r>
+        <w:rPr>
+          <w:lang w:val="en-GB"/>
+        </w:rPr>
+        <w:t>aritmetičku</w:t>
+      </w:r>
+      <w:proofErr w:type="spellEnd"/>
+      <w:r>
+        <w:rPr>
+          <w:lang w:val="en-GB"/>
+        </w:rPr>
+        <w:t xml:space="preserve"> </w:t>
+      </w:r>
+      <w:proofErr w:type="spellStart"/>
+      <w:r>
+        <w:rPr>
+          <w:lang w:val="en-GB"/>
+        </w:rPr>
+        <w:t>sredinu</w:t>
+      </w:r>
+      <w:proofErr w:type="spellEnd"/>
+      <w:r>
+        <w:rPr>
+          <w:lang w:val="en-GB"/>
+        </w:rPr>
+        <w:t xml:space="preserve"> </w:t>
+      </w:r>
+      <w:proofErr w:type="spellStart"/>
+      <w:r>
+        <w:rPr>
+          <w:lang w:val="en-GB"/>
+        </w:rPr>
+        <w:t>svih</w:t>
+      </w:r>
+      <w:proofErr w:type="spellEnd"/>
+      <w:r>
+        <w:rPr>
+          <w:lang w:val="en-GB"/>
+        </w:rPr>
+        <w:t xml:space="preserve"> </w:t>
+      </w:r>
+      <w:proofErr w:type="spellStart"/>
+      <w:r>
+        <w:rPr>
+          <w:lang w:val="en-GB"/>
+        </w:rPr>
+        <w:t>pokretanja</w:t>
+      </w:r>
+      <w:proofErr w:type="spellEnd"/>
+      <w:r>
+        <w:rPr>
+          <w:lang w:val="en-GB"/>
+        </w:rPr>
+        <w:t>.</w:t>
+      </w:r>
+    </w:p>
+    <w:p>
+      <w:pPr>
+        <w:rPr>
+          <w:lang w:val="en-GB"/>
+        </w:rPr>
+      </w:pPr>
+    </w:p>
+    <w:p>
+      <w:pPr>
+        <w:rPr>
+          <w:lang w:val="en-GB"/>
+        </w:rPr>
+      </w:pPr>
+      <w:r>
+        <w:rPr>
+          <w:lang w:val="en-GB"/>
+        </w:rPr>
+        <w:t xml:space="preserve">    </w:t>
+      </w:r>
+      <w:proofErr w:type="spellStart"/>
+      <w:r>
+        <w:rPr>
+          <w:lang w:val="en-GB"/>
+        </w:rPr>
+        <w:t>Unakrsna</w:t>
+      </w:r>
+      <w:proofErr w:type="spellEnd"/>
+      <w:r>
+        <w:rPr>
+          <w:lang w:val="en-GB"/>
+        </w:rPr>
+        <w:t xml:space="preserve"> </w:t>
+      </w:r>
+      <w:proofErr w:type="spellStart"/>
+      <w:r>
+        <w:rPr>
+          <w:lang w:val="en-GB"/>
+        </w:rPr>
+        <w:t>inferencija</w:t>
+      </w:r>
+      <w:proofErr w:type="spellEnd"/>
+      <w:r>
+        <w:rPr>
+          <w:lang w:val="en-GB"/>
+        </w:rPr>
+        <w:t xml:space="preserve"> (Cross-binding inference): Kao </w:t>
+      </w:r>
+      <w:proofErr w:type="spellStart"/>
+      <w:r>
+        <w:rPr>
+          <w:lang w:val="en-GB"/>
+        </w:rPr>
+        <w:t>finalni</w:t>
+      </w:r>
+      <w:proofErr w:type="spellEnd"/>
+      <w:r>
+        <w:rPr>
+          <w:lang w:val="en-GB"/>
+        </w:rPr>
+        <w:t xml:space="preserve"> test </w:t>
+      </w:r>
+      <w:proofErr w:type="spellStart"/>
+      <w:r>
+        <w:rPr>
+          <w:lang w:val="en-GB"/>
+        </w:rPr>
+        <w:t>tačnosti</w:t>
+      </w:r>
+      <w:proofErr w:type="spellEnd"/>
+      <w:r>
+        <w:rPr>
+          <w:lang w:val="en-GB"/>
+        </w:rPr>
+        <w:t xml:space="preserve"> C++ </w:t>
+      </w:r>
+      <w:proofErr w:type="spellStart"/>
+      <w:r>
+        <w:rPr>
+          <w:lang w:val="en-GB"/>
+        </w:rPr>
+        <w:t>LibTorch</w:t>
+      </w:r>
+      <w:proofErr w:type="spellEnd"/>
+      <w:r>
+        <w:rPr>
+          <w:lang w:val="en-GB"/>
+        </w:rPr>
+        <w:t xml:space="preserve"> </w:t>
+      </w:r>
+      <w:proofErr w:type="spellStart"/>
+      <w:r>
+        <w:rPr>
+          <w:lang w:val="en-GB"/>
+        </w:rPr>
+        <w:t>omotača</w:t>
+      </w:r>
+      <w:proofErr w:type="spellEnd"/>
+      <w:r>
+        <w:rPr>
+          <w:lang w:val="en-GB"/>
+        </w:rPr>
+        <w:t xml:space="preserve"> u oba </w:t>
+      </w:r>
+      <w:proofErr w:type="spellStart"/>
+      <w:r>
+        <w:rPr>
+          <w:lang w:val="en-GB"/>
+        </w:rPr>
+        <w:t>jezika</w:t>
+      </w:r>
+      <w:proofErr w:type="spellEnd"/>
+      <w:r>
+        <w:rPr>
+          <w:lang w:val="en-GB"/>
+        </w:rPr>
+        <w:t xml:space="preserve">, model </w:t>
+      </w:r>
+      <w:proofErr w:type="spellStart"/>
+      <w:r>
+        <w:rPr>
+          <w:lang w:val="en-GB"/>
+        </w:rPr>
+        <w:t>istreniran</w:t>
+      </w:r>
+      <w:proofErr w:type="spellEnd"/>
+      <w:r>
+        <w:rPr>
+          <w:lang w:val="en-GB"/>
+        </w:rPr>
+        <w:t xml:space="preserve"> </w:t>
+      </w:r>
+      <w:proofErr w:type="spellStart"/>
+      <w:r>
+        <w:rPr>
+          <w:lang w:val="en-GB"/>
+        </w:rPr>
+        <w:t>i</w:t>
+      </w:r>
+      <w:proofErr w:type="spellEnd"/>
+      <w:r>
+        <w:rPr>
+          <w:lang w:val="en-GB"/>
+        </w:rPr>
+        <w:t xml:space="preserve"> </w:t>
+      </w:r>
+      <w:proofErr w:type="spellStart"/>
+      <w:r>
+        <w:rPr>
+          <w:lang w:val="en-GB"/>
+        </w:rPr>
+        <w:t>sačuvan</w:t>
+      </w:r>
+      <w:proofErr w:type="spellEnd"/>
+      <w:r>
+        <w:rPr>
+          <w:lang w:val="en-GB"/>
+        </w:rPr>
+        <w:t xml:space="preserve"> u Python </w:t>
+      </w:r>
+      <w:proofErr w:type="spellStart"/>
+      <w:r>
+        <w:rPr>
+          <w:lang w:val="en-GB"/>
+        </w:rPr>
+        <w:t>okruženju</w:t>
+      </w:r>
+      <w:proofErr w:type="spellEnd"/>
+      <w:r>
+        <w:rPr>
+          <w:lang w:val="en-GB"/>
+        </w:rPr>
+        <w:t xml:space="preserve"> </w:t>
+      </w:r>
+      <w:proofErr w:type="spellStart"/>
+      <w:r>
+        <w:rPr>
+          <w:lang w:val="en-GB"/>
+        </w:rPr>
+        <w:t>će</w:t>
+      </w:r>
+      <w:proofErr w:type="spellEnd"/>
+      <w:r>
+        <w:rPr>
+          <w:lang w:val="en-GB"/>
+        </w:rPr>
+        <w:t xml:space="preserve"> </w:t>
+      </w:r>
+      <w:proofErr w:type="spellStart"/>
+      <w:r>
+        <w:rPr>
+          <w:lang w:val="en-GB"/>
+        </w:rPr>
+        <w:t>biti</w:t>
+      </w:r>
+      <w:proofErr w:type="spellEnd"/>
+      <w:r>
+        <w:rPr>
+          <w:lang w:val="en-GB"/>
+        </w:rPr>
+        <w:t xml:space="preserve"> </w:t>
+      </w:r>
+      <w:proofErr w:type="spellStart"/>
+      <w:r>
+        <w:rPr>
+          <w:lang w:val="en-GB"/>
+        </w:rPr>
+        <w:t>učitan</w:t>
+      </w:r>
+      <w:proofErr w:type="spellEnd"/>
+      <w:r>
+        <w:rPr>
+          <w:lang w:val="en-GB"/>
+        </w:rPr>
+        <w:t xml:space="preserve"> u C# </w:t>
+      </w:r>
+      <w:proofErr w:type="spellStart"/>
+      <w:r>
+        <w:rPr>
+          <w:lang w:val="en-GB"/>
+        </w:rPr>
+        <w:t>okruženje</w:t>
+      </w:r>
+      <w:proofErr w:type="spellEnd"/>
+      <w:r>
+        <w:rPr>
+          <w:lang w:val="en-GB"/>
+        </w:rPr>
+        <w:t xml:space="preserve"> </w:t>
+      </w:r>
+      <w:proofErr w:type="spellStart"/>
+      <w:r>
+        <w:rPr>
+          <w:lang w:val="en-GB"/>
+        </w:rPr>
+        <w:t>radi</w:t>
+      </w:r>
+      <w:proofErr w:type="spellEnd"/>
+      <w:r>
+        <w:rPr>
+          <w:lang w:val="en-GB"/>
+        </w:rPr>
+        <w:t xml:space="preserve"> </w:t>
+      </w:r>
+      <w:proofErr w:type="spellStart"/>
+      <w:r>
+        <w:rPr>
+          <w:lang w:val="en-GB"/>
+        </w:rPr>
+        <w:t>vršenja</w:t>
+      </w:r>
+      <w:proofErr w:type="spellEnd"/>
+      <w:r>
+        <w:rPr>
+          <w:lang w:val="en-GB"/>
+        </w:rPr>
+        <w:t xml:space="preserve"> </w:t>
+      </w:r>
+      <w:proofErr w:type="spellStart"/>
+      <w:r>
+        <w:rPr>
+          <w:lang w:val="en-GB"/>
+        </w:rPr>
+        <w:t>inferencije</w:t>
+      </w:r>
+      <w:proofErr w:type="spellEnd"/>
+      <w:r>
+        <w:rPr>
+          <w:lang w:val="en-GB"/>
+        </w:rPr>
+        <w:t xml:space="preserve"> </w:t>
+      </w:r>
+      <w:proofErr w:type="spellStart"/>
+      <w:r>
+        <w:rPr>
+          <w:lang w:val="en-GB"/>
+        </w:rPr>
+        <w:t>nad</w:t>
+      </w:r>
+      <w:proofErr w:type="spellEnd"/>
+      <w:r>
+        <w:rPr>
+          <w:lang w:val="en-GB"/>
+        </w:rPr>
+        <w:t xml:space="preserve"> </w:t>
+      </w:r>
+      <w:proofErr w:type="spellStart"/>
+      <w:r>
+        <w:rPr>
+          <w:lang w:val="en-GB"/>
+        </w:rPr>
+        <w:t>testnim</w:t>
+      </w:r>
+      <w:proofErr w:type="spellEnd"/>
+      <w:r>
+        <w:rPr>
+          <w:lang w:val="en-GB"/>
+        </w:rPr>
+        <w:t xml:space="preserve"> </w:t>
+      </w:r>
+      <w:proofErr w:type="spellStart"/>
+      <w:r>
+        <w:rPr>
+          <w:lang w:val="en-GB"/>
+        </w:rPr>
+        <w:t>skupom</w:t>
+      </w:r>
+      <w:proofErr w:type="spellEnd"/>
+      <w:r>
+        <w:rPr>
+          <w:lang w:val="en-GB"/>
+        </w:rPr>
+        <w:t xml:space="preserve"> </w:t>
+      </w:r>
+      <w:proofErr w:type="spellStart"/>
+      <w:r>
+        <w:rPr>
+          <w:lang w:val="en-GB"/>
+        </w:rPr>
+        <w:t>podataka</w:t>
+      </w:r>
+      <w:proofErr w:type="spellEnd"/>
+      <w:r>
+        <w:rPr>
+          <w:lang w:val="en-GB"/>
+        </w:rPr>
+        <w:t xml:space="preserve">, </w:t>
+      </w:r>
+      <w:proofErr w:type="spellStart"/>
+      <w:r>
+        <w:rPr>
+          <w:lang w:val="en-GB"/>
+        </w:rPr>
+        <w:t>čime</w:t>
+      </w:r>
+      <w:proofErr w:type="spellEnd"/>
+      <w:r>
+        <w:rPr>
+          <w:lang w:val="en-GB"/>
+        </w:rPr>
+        <w:t xml:space="preserve"> </w:t>
+      </w:r>
+      <w:proofErr w:type="spellStart"/>
+      <w:r>
+        <w:rPr>
+          <w:lang w:val="en-GB"/>
+        </w:rPr>
+        <w:t>će</w:t>
+      </w:r>
+      <w:proofErr w:type="spellEnd"/>
+      <w:r>
+        <w:rPr>
+          <w:lang w:val="en-GB"/>
+        </w:rPr>
+        <w:t xml:space="preserve"> se </w:t>
+      </w:r>
+      <w:proofErr w:type="spellStart"/>
+      <w:r>
+        <w:rPr>
+          <w:lang w:val="en-GB"/>
+        </w:rPr>
+        <w:t>provjeriti</w:t>
+      </w:r>
+      <w:proofErr w:type="spellEnd"/>
+      <w:r>
+        <w:rPr>
+          <w:lang w:val="en-GB"/>
+        </w:rPr>
+        <w:t xml:space="preserve"> da li </w:t>
+      </w:r>
+      <w:proofErr w:type="spellStart"/>
+      <w:r>
+        <w:rPr>
+          <w:lang w:val="en-GB"/>
+        </w:rPr>
+        <w:t>jezici</w:t>
+      </w:r>
+      <w:proofErr w:type="spellEnd"/>
+      <w:r>
+        <w:rPr>
+          <w:lang w:val="en-GB"/>
+        </w:rPr>
+        <w:t xml:space="preserve"> </w:t>
+      </w:r>
+      <w:proofErr w:type="spellStart"/>
+      <w:r>
+        <w:rPr>
+          <w:lang w:val="en-GB"/>
+        </w:rPr>
+        <w:t>proizvode</w:t>
+      </w:r>
+      <w:proofErr w:type="spellEnd"/>
+      <w:r>
+        <w:rPr>
+          <w:lang w:val="en-GB"/>
+        </w:rPr>
+        <w:t xml:space="preserve"> </w:t>
+      </w:r>
+      <w:proofErr w:type="spellStart"/>
+      <w:r>
+        <w:rPr>
+          <w:lang w:val="en-GB"/>
+        </w:rPr>
+        <w:t>odstupanja</w:t>
+      </w:r>
+      <w:proofErr w:type="spellEnd"/>
+      <w:r>
+        <w:rPr>
+          <w:lang w:val="en-GB"/>
+        </w:rPr>
+        <w:t xml:space="preserve"> </w:t>
+      </w:r>
+      <w:proofErr w:type="spellStart"/>
+      <w:r>
+        <w:rPr>
+          <w:lang w:val="en-GB"/>
+        </w:rPr>
+        <w:t>prilikom</w:t>
+      </w:r>
+      <w:proofErr w:type="spellEnd"/>
+      <w:r>
+        <w:rPr>
+          <w:lang w:val="en-GB"/>
+        </w:rPr>
+        <w:t xml:space="preserve"> </w:t>
+      </w:r>
+      <w:proofErr w:type="spellStart"/>
+      <w:r>
+        <w:rPr>
+          <w:lang w:val="en-GB"/>
+        </w:rPr>
+        <w:t>parsiranja</w:t>
+      </w:r>
+      <w:proofErr w:type="spellEnd"/>
+      <w:r>
+        <w:rPr>
+          <w:lang w:val="en-GB"/>
+        </w:rPr>
+        <w:t xml:space="preserve"> </w:t>
+      </w:r>
+      <w:proofErr w:type="spellStart"/>
+      <w:r>
+        <w:rPr>
+          <w:lang w:val="en-GB"/>
+        </w:rPr>
+        <w:t>istih</w:t>
+      </w:r>
+      <w:proofErr w:type="spellEnd"/>
+      <w:r>
+        <w:rPr>
+          <w:lang w:val="en-GB"/>
+        </w:rPr>
+        <w:t xml:space="preserve"> </w:t>
+      </w:r>
+      <w:proofErr w:type="spellStart"/>
+      <w:r>
+        <w:rPr>
+          <w:lang w:val="en-GB"/>
+        </w:rPr>
+        <w:t>tenzora</w:t>
+      </w:r>
+      <w:proofErr w:type="spellEnd"/>
+      <w:r>
+        <w:rPr>
+          <w:lang w:val="en-GB"/>
+        </w:rPr>
+        <w:t>.</w:t>
+      </w:r>
+    </w:p>
+    <w:p>
+      <w:pPr>
+        <w:rPr>
+          <w:lang w:val="en-GB"/>
+        </w:rPr>
+      </w:pPr>
+    </w:p>
+    <w:p>
+      <w:pPr>
+        <w:rPr>
+          <w:lang w:val="en-GB"/>
+        </w:rPr>
+      </w:pPr>
+    </w:p>
+    <w:p>
+      <w:pPr>
+        <w:rPr>
+          <w:lang w:val="en-GB"/>
+        </w:rPr>
+      </w:pPr>
+    </w:p>
+    <w:p>
+      <w:pPr>
+        <w:rPr>
+          <w:lang w:val="en-GB"/>
+        </w:rPr>
+      </w:pPr>
+    </w:p>
+    <w:p>
+      <w:pPr>
+        <w:rPr>
+          <w:lang w:val="en-GB"/>
+        </w:rPr>
+      </w:pPr>
+    </w:p>
+    <w:p>
+      <w:pPr>
+        <w:rPr>
+          <w:lang w:val="en-GB"/>
+        </w:rPr>
+      </w:pPr>
+    </w:p>
+    <w:p>
+      <w:pPr>
+        <w:pStyle w:val="Naslov3"/>
+        <w:rPr>
+          <w:lang w:val="en-GB"/>
+        </w:rPr>
+      </w:pPr>
+      <w:proofErr w:type="spellStart"/>
+      <w:r>
+        <w:lastRenderedPageBreak/>
+        <w:t>Prepocesiranje</w:t>
+      </w:r>
+      <w:proofErr w:type="spellEnd"/>
+      <w:r>
+        <w:t xml:space="preserve"> slika</w:t>
+      </w:r>
+    </w:p>
+    <w:p>
+      <w:pPr>
+        <w:pStyle w:val="Naslov3"/>
+      </w:pPr>
+    </w:p>
+    <w:p/>
+    <w:p/>
+    <w:p/>
+    <w:p/>
+    <w:p/>
+    <w:p/>
+    <w:p/>
+    <w:p/>
+    <w:p/>
+    <w:p/>
+    <w:p/>
+    <w:p/>
+    <w:p/>
+    <w:p/>
+    <w:p/>
+    <w:p/>
+    <w:p/>
+    <w:p/>
+    <w:p/>
+    <w:p/>
+    <w:p/>
+    <w:p/>
+    <w:p/>
+    <w:p/>
+    <w:p/>
+    <w:p/>
+    <w:p>
+      <w:pPr>
+        <w:pStyle w:val="Naslov3"/>
+      </w:pPr>
+      <w:r>
+        <w:lastRenderedPageBreak/>
+        <w:t xml:space="preserve">Dizajn i arhitektura CNN modela, </w:t>
+      </w:r>
+      <w:proofErr w:type="spellStart"/>
+      <w:r>
+        <w:t>Optimizer</w:t>
+      </w:r>
+      <w:proofErr w:type="spellEnd"/>
+      <w:r>
+        <w:t>, Weights</w:t>
+      </w:r>
+    </w:p>
+    <w:p>
+      <w:pPr>
+        <w:rPr>
+          <w:lang w:val="en-GB"/>
+        </w:rPr>
+      </w:pPr>
+    </w:p>
+    <w:p>
+      <w:pPr>
+        <w:rPr>
+          <w:lang w:val="en-GB"/>
+        </w:rPr>
+      </w:pPr>
+      <w:r>
+        <w:rPr>
+          <w:lang w:val="en-GB"/>
+        </w:rPr>
+        <w:t xml:space="preserve">Da bi </w:t>
       </w:r>
       <w:proofErr w:type="spellStart"/>
       <w:r>
@@ -2660,7 +4687,666 @@
         <w:rPr>
           <w:lang w:val="en-GB"/>
         </w:rPr>
-        <w:t>performansi</w:t>
+        <w:t>imalo</w:t>
+      </w:r>
+      <w:proofErr w:type="spellEnd"/>
+      <w:r>
+        <w:rPr>
+          <w:lang w:val="en-GB"/>
+        </w:rPr>
+        <w:t xml:space="preserve"> </w:t>
+      </w:r>
+      <w:proofErr w:type="spellStart"/>
+      <w:r>
+        <w:rPr>
+          <w:lang w:val="en-GB"/>
+        </w:rPr>
+        <w:t>smisla</w:t>
+      </w:r>
+      <w:proofErr w:type="spellEnd"/>
+      <w:r>
+        <w:rPr>
+          <w:lang w:val="en-GB"/>
+        </w:rPr>
+        <w:t xml:space="preserve"> </w:t>
+      </w:r>
+      <w:proofErr w:type="spellStart"/>
+      <w:r>
+        <w:rPr>
+          <w:lang w:val="en-GB"/>
+        </w:rPr>
+        <w:t>i</w:t>
+      </w:r>
+      <w:proofErr w:type="spellEnd"/>
+      <w:r>
+        <w:rPr>
+          <w:lang w:val="en-GB"/>
+        </w:rPr>
+        <w:t xml:space="preserve"> </w:t>
+      </w:r>
+      <w:proofErr w:type="spellStart"/>
+      <w:r>
+        <w:rPr>
+          <w:lang w:val="en-GB"/>
+        </w:rPr>
+        <w:t>bilo</w:t>
+      </w:r>
+      <w:proofErr w:type="spellEnd"/>
+      <w:r>
+        <w:rPr>
+          <w:lang w:val="en-GB"/>
+        </w:rPr>
+        <w:t xml:space="preserve"> </w:t>
+      </w:r>
+      <w:proofErr w:type="spellStart"/>
+      <w:r>
+        <w:rPr>
+          <w:lang w:val="en-GB"/>
+        </w:rPr>
+        <w:t>akademski</w:t>
+      </w:r>
+      <w:proofErr w:type="spellEnd"/>
+      <w:r>
+        <w:rPr>
+          <w:lang w:val="en-GB"/>
+        </w:rPr>
+        <w:t xml:space="preserve"> </w:t>
+      </w:r>
+      <w:proofErr w:type="spellStart"/>
+      <w:r>
+        <w:rPr>
+          <w:lang w:val="en-GB"/>
+        </w:rPr>
+        <w:t>validno</w:t>
+      </w:r>
+      <w:proofErr w:type="spellEnd"/>
+      <w:r>
+        <w:rPr>
+          <w:lang w:val="en-GB"/>
+        </w:rPr>
+        <w:t xml:space="preserve">, </w:t>
+      </w:r>
+      <w:proofErr w:type="spellStart"/>
+      <w:r>
+        <w:rPr>
+          <w:lang w:val="en-GB"/>
+        </w:rPr>
+        <w:t>obje</w:t>
+      </w:r>
+      <w:proofErr w:type="spellEnd"/>
+      <w:r>
+        <w:rPr>
+          <w:lang w:val="en-GB"/>
+        </w:rPr>
+        <w:t xml:space="preserve"> </w:t>
+      </w:r>
+      <w:proofErr w:type="spellStart"/>
+      <w:r>
+        <w:rPr>
+          <w:lang w:val="en-GB"/>
+        </w:rPr>
+        <w:t>neuralne</w:t>
+      </w:r>
+      <w:proofErr w:type="spellEnd"/>
+      <w:r>
+        <w:rPr>
+          <w:lang w:val="en-GB"/>
+        </w:rPr>
+        <w:t xml:space="preserve"> </w:t>
+      </w:r>
+      <w:proofErr w:type="spellStart"/>
+      <w:r>
+        <w:rPr>
+          <w:lang w:val="en-GB"/>
+        </w:rPr>
+        <w:t>mreže</w:t>
+      </w:r>
+      <w:proofErr w:type="spellEnd"/>
+      <w:r>
+        <w:rPr>
+          <w:lang w:val="en-GB"/>
+        </w:rPr>
+        <w:t xml:space="preserve"> </w:t>
+      </w:r>
+      <w:proofErr w:type="spellStart"/>
+      <w:r>
+        <w:rPr>
+          <w:lang w:val="en-GB"/>
+        </w:rPr>
+        <w:t>su</w:t>
+      </w:r>
+      <w:proofErr w:type="spellEnd"/>
+      <w:r>
+        <w:rPr>
+          <w:lang w:val="en-GB"/>
+        </w:rPr>
+        <w:t xml:space="preserve"> </w:t>
+      </w:r>
+      <w:proofErr w:type="spellStart"/>
+      <w:r>
+        <w:rPr>
+          <w:lang w:val="en-GB"/>
+        </w:rPr>
+        <w:t>implementirane</w:t>
+      </w:r>
+      <w:proofErr w:type="spellEnd"/>
+      <w:r>
+        <w:rPr>
+          <w:lang w:val="en-GB"/>
+        </w:rPr>
+        <w:t xml:space="preserve"> </w:t>
+      </w:r>
+      <w:proofErr w:type="spellStart"/>
+      <w:r>
+        <w:rPr>
+          <w:lang w:val="en-GB"/>
+        </w:rPr>
+        <w:t>na</w:t>
+      </w:r>
+      <w:proofErr w:type="spellEnd"/>
+      <w:r>
+        <w:rPr>
+          <w:lang w:val="en-GB"/>
+        </w:rPr>
+        <w:t xml:space="preserve"> </w:t>
+      </w:r>
+      <w:proofErr w:type="spellStart"/>
+      <w:r>
+        <w:rPr>
+          <w:lang w:val="en-GB"/>
+        </w:rPr>
+        <w:t>isti</w:t>
+      </w:r>
+      <w:proofErr w:type="spellEnd"/>
+      <w:r>
+        <w:rPr>
+          <w:lang w:val="en-GB"/>
+        </w:rPr>
+        <w:t xml:space="preserve"> </w:t>
+      </w:r>
+      <w:proofErr w:type="spellStart"/>
+      <w:r>
+        <w:rPr>
+          <w:lang w:val="en-GB"/>
+        </w:rPr>
+        <w:t>način</w:t>
+      </w:r>
+      <w:proofErr w:type="spellEnd"/>
+      <w:r>
+        <w:rPr>
+          <w:lang w:val="en-GB"/>
+        </w:rPr>
+        <w:t xml:space="preserve"> u Python </w:t>
+      </w:r>
+      <w:proofErr w:type="spellStart"/>
+      <w:r>
+        <w:rPr>
+          <w:lang w:val="en-GB"/>
+        </w:rPr>
+        <w:t>i</w:t>
+      </w:r>
+      <w:proofErr w:type="spellEnd"/>
+      <w:r>
+        <w:rPr>
+          <w:lang w:val="en-GB"/>
+        </w:rPr>
+        <w:t xml:space="preserve"> .NET </w:t>
+      </w:r>
+      <w:proofErr w:type="spellStart"/>
+      <w:r>
+        <w:rPr>
+          <w:lang w:val="en-GB"/>
+        </w:rPr>
+        <w:t>okruženjima</w:t>
+      </w:r>
+      <w:proofErr w:type="spellEnd"/>
+      <w:r>
+        <w:rPr>
+          <w:lang w:val="en-GB"/>
+        </w:rPr>
+        <w:t xml:space="preserve">. </w:t>
+      </w:r>
+      <w:proofErr w:type="spellStart"/>
+      <w:r>
+        <w:rPr>
+          <w:lang w:val="en-GB"/>
+        </w:rPr>
+        <w:t>Sastoji</w:t>
+      </w:r>
+      <w:proofErr w:type="spellEnd"/>
+      <w:r>
+        <w:rPr>
+          <w:lang w:val="en-GB"/>
+        </w:rPr>
+        <w:t xml:space="preserve"> se od </w:t>
+      </w:r>
+      <w:proofErr w:type="spellStart"/>
+      <w:r>
+        <w:rPr>
+          <w:lang w:val="en-GB"/>
+        </w:rPr>
+        <w:t>konvolucijskih</w:t>
+      </w:r>
+      <w:proofErr w:type="spellEnd"/>
+      <w:r>
+        <w:rPr>
+          <w:lang w:val="en-GB"/>
+        </w:rPr>
+        <w:t xml:space="preserve">, pooling, </w:t>
+      </w:r>
+      <w:proofErr w:type="spellStart"/>
+      <w:r>
+        <w:rPr>
+          <w:lang w:val="en-GB"/>
+        </w:rPr>
+        <w:t>aktivacijskih</w:t>
+      </w:r>
+      <w:proofErr w:type="spellEnd"/>
+      <w:r>
+        <w:rPr>
+          <w:lang w:val="en-GB"/>
+        </w:rPr>
+        <w:t xml:space="preserve"> </w:t>
+      </w:r>
+      <w:proofErr w:type="spellStart"/>
+      <w:r>
+        <w:rPr>
+          <w:lang w:val="en-GB"/>
+        </w:rPr>
+        <w:t>i</w:t>
+      </w:r>
+      <w:proofErr w:type="spellEnd"/>
+      <w:r>
+        <w:rPr>
+          <w:lang w:val="en-GB"/>
+        </w:rPr>
+        <w:t xml:space="preserve"> </w:t>
+      </w:r>
+      <w:proofErr w:type="spellStart"/>
+      <w:r>
+        <w:rPr>
+          <w:lang w:val="en-GB"/>
+        </w:rPr>
+        <w:t>potpuno</w:t>
+      </w:r>
+      <w:proofErr w:type="spellEnd"/>
+      <w:r>
+        <w:rPr>
+          <w:lang w:val="en-GB"/>
+        </w:rPr>
+        <w:t xml:space="preserve"> </w:t>
+      </w:r>
+      <w:proofErr w:type="spellStart"/>
+      <w:r>
+        <w:rPr>
+          <w:lang w:val="en-GB"/>
+        </w:rPr>
+        <w:t>povezanih</w:t>
+      </w:r>
+      <w:proofErr w:type="spellEnd"/>
+      <w:r>
+        <w:rPr>
+          <w:lang w:val="en-GB"/>
+        </w:rPr>
+        <w:t xml:space="preserve"> </w:t>
+      </w:r>
+      <w:proofErr w:type="spellStart"/>
+      <w:r>
+        <w:rPr>
+          <w:lang w:val="en-GB"/>
+        </w:rPr>
+        <w:t>slojeva</w:t>
+      </w:r>
+      <w:proofErr w:type="spellEnd"/>
+      <w:r>
+        <w:rPr>
+          <w:lang w:val="en-GB"/>
+        </w:rPr>
+        <w:t xml:space="preserve">. </w:t>
+      </w:r>
+    </w:p>
+    <w:p>
+      <w:pPr>
+        <w:rPr>
+          <w:lang w:val="en-GB"/>
+        </w:rPr>
+      </w:pPr>
+      <w:r>
+        <w:rPr>
+          <w:lang w:val="en-GB"/>
+        </w:rPr>
+        <w:t xml:space="preserve">Pored </w:t>
+      </w:r>
+      <w:proofErr w:type="spellStart"/>
+      <w:r>
+        <w:rPr>
+          <w:lang w:val="en-GB"/>
+        </w:rPr>
+        <w:t>navedenih</w:t>
+      </w:r>
+      <w:proofErr w:type="spellEnd"/>
+      <w:r>
+        <w:rPr>
+          <w:lang w:val="en-GB"/>
+        </w:rPr>
+        <w:t xml:space="preserve">, </w:t>
+      </w:r>
+      <w:proofErr w:type="spellStart"/>
+      <w:r>
+        <w:rPr>
+          <w:lang w:val="en-GB"/>
+        </w:rPr>
+        <w:t>koristi</w:t>
+      </w:r>
+      <w:proofErr w:type="spellEnd"/>
+      <w:r>
+        <w:rPr>
+          <w:lang w:val="en-GB"/>
+        </w:rPr>
+        <w:t xml:space="preserve"> se Flatten </w:t>
+      </w:r>
+      <w:proofErr w:type="spellStart"/>
+      <w:proofErr w:type="gramStart"/>
+      <w:r>
+        <w:rPr>
+          <w:lang w:val="en-GB"/>
+        </w:rPr>
+        <w:t>sloj</w:t>
+      </w:r>
+      <w:proofErr w:type="spellEnd"/>
+      <w:r>
+        <w:rPr>
+          <w:lang w:val="en-GB"/>
+        </w:rPr>
+        <w:t>(</w:t>
+      </w:r>
+      <w:proofErr w:type="spellStart"/>
+      <w:proofErr w:type="gramEnd"/>
+      <w:r>
+        <w:rPr>
+          <w:lang w:val="en-GB"/>
+        </w:rPr>
+        <w:t>sloj</w:t>
+      </w:r>
+      <w:proofErr w:type="spellEnd"/>
+      <w:r>
+        <w:rPr>
+          <w:lang w:val="en-GB"/>
+        </w:rPr>
+        <w:t xml:space="preserve"> </w:t>
+      </w:r>
+      <w:proofErr w:type="spellStart"/>
+      <w:r>
+        <w:rPr>
+          <w:lang w:val="en-GB"/>
+        </w:rPr>
+        <w:t>ispravljanja</w:t>
+      </w:r>
+      <w:proofErr w:type="spellEnd"/>
+      <w:r>
+        <w:rPr>
+          <w:lang w:val="en-GB"/>
+        </w:rPr>
+        <w:t xml:space="preserve">). Dati </w:t>
+      </w:r>
+      <w:proofErr w:type="spellStart"/>
+      <w:r>
+        <w:rPr>
+          <w:lang w:val="en-GB"/>
+        </w:rPr>
+        <w:t>sloj</w:t>
+      </w:r>
+      <w:proofErr w:type="spellEnd"/>
+      <w:r>
+        <w:rPr>
+          <w:lang w:val="en-GB"/>
+        </w:rPr>
+        <w:t xml:space="preserve"> </w:t>
+      </w:r>
+      <w:proofErr w:type="spellStart"/>
+      <w:r>
+        <w:rPr>
+          <w:lang w:val="en-GB"/>
+        </w:rPr>
+        <w:t>uzima</w:t>
+      </w:r>
+      <w:proofErr w:type="spellEnd"/>
+      <w:r>
+        <w:rPr>
+          <w:lang w:val="en-GB"/>
+        </w:rPr>
+        <w:t xml:space="preserve"> </w:t>
+      </w:r>
+      <w:proofErr w:type="spellStart"/>
+      <w:r>
+        <w:rPr>
+          <w:lang w:val="en-GB"/>
+        </w:rPr>
+        <w:t>podatak</w:t>
+      </w:r>
+      <w:proofErr w:type="spellEnd"/>
+      <w:r>
+        <w:rPr>
+          <w:lang w:val="en-GB"/>
+        </w:rPr>
+        <w:t xml:space="preserve"> </w:t>
+      </w:r>
+      <w:proofErr w:type="spellStart"/>
+      <w:r>
+        <w:rPr>
+          <w:lang w:val="en-GB"/>
+        </w:rPr>
+        <w:t>iz</w:t>
+      </w:r>
+      <w:proofErr w:type="spellEnd"/>
+      <w:r>
+        <w:rPr>
+          <w:lang w:val="en-GB"/>
+        </w:rPr>
+        <w:t xml:space="preserve"> </w:t>
+      </w:r>
+      <w:proofErr w:type="spellStart"/>
+      <w:r>
+        <w:rPr>
+          <w:lang w:val="en-GB"/>
+        </w:rPr>
+        <w:t>više</w:t>
+      </w:r>
+      <w:proofErr w:type="spellEnd"/>
+      <w:r>
+        <w:rPr>
+          <w:lang w:val="en-GB"/>
+        </w:rPr>
+        <w:t xml:space="preserve"> </w:t>
+      </w:r>
+      <w:proofErr w:type="spellStart"/>
+      <w:r>
+        <w:rPr>
+          <w:lang w:val="en-GB"/>
+        </w:rPr>
+        <w:t>dimenzija</w:t>
+      </w:r>
+      <w:proofErr w:type="spellEnd"/>
+      <w:r>
+        <w:rPr>
+          <w:lang w:val="en-GB"/>
+        </w:rPr>
+        <w:t xml:space="preserve"> </w:t>
+      </w:r>
+      <w:proofErr w:type="spellStart"/>
+      <w:r>
+        <w:rPr>
+          <w:lang w:val="en-GB"/>
+        </w:rPr>
+        <w:t>recimo</w:t>
+      </w:r>
+      <w:proofErr w:type="spellEnd"/>
+      <w:r>
+        <w:rPr>
+          <w:lang w:val="en-GB"/>
+        </w:rPr>
+        <w:t xml:space="preserve"> </w:t>
+      </w:r>
+      <w:proofErr w:type="spellStart"/>
+      <w:r>
+        <w:rPr>
+          <w:lang w:val="en-GB"/>
+        </w:rPr>
+        <w:t>sliku</w:t>
+      </w:r>
+      <w:proofErr w:type="spellEnd"/>
+      <w:r>
+        <w:rPr>
+          <w:lang w:val="en-GB"/>
+        </w:rPr>
+        <w:t xml:space="preserve"> </w:t>
+      </w:r>
+      <w:proofErr w:type="spellStart"/>
+      <w:r>
+        <w:rPr>
+          <w:lang w:val="en-GB"/>
+        </w:rPr>
+        <w:t>koja</w:t>
+      </w:r>
+      <w:proofErr w:type="spellEnd"/>
+      <w:r>
+        <w:rPr>
+          <w:lang w:val="en-GB"/>
+        </w:rPr>
+        <w:t xml:space="preserve"> je u 2D </w:t>
+      </w:r>
+      <w:proofErr w:type="spellStart"/>
+      <w:r>
+        <w:rPr>
+          <w:lang w:val="en-GB"/>
+        </w:rPr>
+        <w:t>iz</w:t>
+      </w:r>
+      <w:proofErr w:type="spellEnd"/>
+      <w:r>
+        <w:rPr>
+          <w:lang w:val="en-GB"/>
+        </w:rPr>
+        <w:t xml:space="preserve"> </w:t>
+      </w:r>
+      <w:proofErr w:type="spellStart"/>
+      <w:r>
+        <w:rPr>
+          <w:lang w:val="en-GB"/>
+        </w:rPr>
+        <w:t>predhodnih</w:t>
+      </w:r>
+      <w:proofErr w:type="spellEnd"/>
+      <w:r>
+        <w:rPr>
+          <w:lang w:val="en-GB"/>
+        </w:rPr>
+        <w:t xml:space="preserve"> </w:t>
+      </w:r>
+      <w:proofErr w:type="spellStart"/>
+      <w:r>
+        <w:rPr>
+          <w:lang w:val="en-GB"/>
+        </w:rPr>
+        <w:t>slojeva</w:t>
+      </w:r>
+      <w:proofErr w:type="spellEnd"/>
+      <w:r>
+        <w:rPr>
+          <w:lang w:val="en-GB"/>
+        </w:rPr>
+        <w:t xml:space="preserve"> </w:t>
+      </w:r>
+      <w:proofErr w:type="spellStart"/>
+      <w:r>
+        <w:rPr>
+          <w:lang w:val="en-GB"/>
+        </w:rPr>
+        <w:t>i</w:t>
+      </w:r>
+      <w:proofErr w:type="spellEnd"/>
+      <w:r>
+        <w:rPr>
+          <w:lang w:val="en-GB"/>
+        </w:rPr>
+        <w:t xml:space="preserve"> </w:t>
+      </w:r>
+      <w:proofErr w:type="spellStart"/>
+      <w:r>
+        <w:rPr>
+          <w:lang w:val="en-GB"/>
+        </w:rPr>
+        <w:t>pretvori</w:t>
+      </w:r>
+      <w:proofErr w:type="spellEnd"/>
+      <w:r>
+        <w:rPr>
+          <w:lang w:val="en-GB"/>
+        </w:rPr>
+        <w:t xml:space="preserve"> je 1D </w:t>
+      </w:r>
+      <w:proofErr w:type="spellStart"/>
+      <w:r>
+        <w:rPr>
+          <w:lang w:val="en-GB"/>
+        </w:rPr>
+        <w:t>niz</w:t>
+      </w:r>
+      <w:proofErr w:type="spellEnd"/>
+      <w:r>
+        <w:rPr>
+          <w:lang w:val="en-GB"/>
+        </w:rPr>
+        <w:t xml:space="preserve">. </w:t>
+      </w:r>
+      <w:proofErr w:type="spellStart"/>
+      <w:r>
+        <w:rPr>
+          <w:lang w:val="en-GB"/>
+        </w:rPr>
+        <w:t>Ovaj</w:t>
+      </w:r>
+      <w:proofErr w:type="spellEnd"/>
+      <w:r>
+        <w:rPr>
+          <w:lang w:val="en-GB"/>
+        </w:rPr>
+        <w:t xml:space="preserve"> </w:t>
+      </w:r>
+      <w:proofErr w:type="spellStart"/>
+      <w:r>
+        <w:rPr>
+          <w:lang w:val="en-GB"/>
+        </w:rPr>
+        <w:t>sloj</w:t>
+      </w:r>
+      <w:proofErr w:type="spellEnd"/>
+      <w:r>
+        <w:rPr>
+          <w:lang w:val="en-GB"/>
+        </w:rPr>
+        <w:t xml:space="preserve"> </w:t>
+      </w:r>
+      <w:proofErr w:type="spellStart"/>
+      <w:r>
+        <w:rPr>
+          <w:lang w:val="en-GB"/>
+        </w:rPr>
+        <w:t>nam</w:t>
+      </w:r>
+      <w:proofErr w:type="spellEnd"/>
+      <w:r>
+        <w:rPr>
+          <w:lang w:val="en-GB"/>
+        </w:rPr>
+        <w:t xml:space="preserve"> je </w:t>
+      </w:r>
+      <w:proofErr w:type="spellStart"/>
+      <w:r>
+        <w:rPr>
+          <w:lang w:val="en-GB"/>
+        </w:rPr>
+        <w:t>potreban</w:t>
       </w:r>
       <w:proofErr w:type="spellEnd"/>
       <w:r>
@@ -2681,21 +5367,91 @@
         <w:rPr>
           <w:lang w:val="en-GB"/>
         </w:rPr>
-        <w:t xml:space="preserve"> Python (</w:t>
-      </w:r>
-      <w:proofErr w:type="spellStart"/>
-      <w:r>
-        <w:rPr>
-          <w:lang w:val="en-GB"/>
-        </w:rPr>
-        <w:t>PyTorch</w:t>
-      </w:r>
-      <w:proofErr w:type="spellEnd"/>
-      <w:r>
-        <w:rPr>
-          <w:lang w:val="en-GB"/>
-        </w:rPr>
-        <w:t xml:space="preserve">) </w:t>
+        <w:t xml:space="preserve"> </w:t>
+      </w:r>
+      <w:proofErr w:type="spellStart"/>
+      <w:r>
+        <w:rPr>
+          <w:lang w:val="en-GB"/>
+        </w:rPr>
+        <w:t>konvolucijskog</w:t>
+      </w:r>
+      <w:proofErr w:type="spellEnd"/>
+      <w:r>
+        <w:rPr>
+          <w:lang w:val="en-GB"/>
+        </w:rPr>
+        <w:t xml:space="preserve"> </w:t>
+      </w:r>
+      <w:proofErr w:type="spellStart"/>
+      <w:r>
+        <w:rPr>
+          <w:lang w:val="en-GB"/>
+        </w:rPr>
+        <w:t>dijela</w:t>
+      </w:r>
+      <w:proofErr w:type="spellEnd"/>
+      <w:r>
+        <w:rPr>
+          <w:lang w:val="en-GB"/>
+        </w:rPr>
+        <w:t xml:space="preserve"> </w:t>
+      </w:r>
+      <w:proofErr w:type="spellStart"/>
+      <w:r>
+        <w:rPr>
+          <w:lang w:val="en-GB"/>
+        </w:rPr>
+        <w:t>mreže</w:t>
+      </w:r>
+      <w:proofErr w:type="spellEnd"/>
+      <w:r>
+        <w:rPr>
+          <w:lang w:val="en-GB"/>
+        </w:rPr>
+        <w:t xml:space="preserve"> koji </w:t>
+      </w:r>
+      <w:proofErr w:type="spellStart"/>
+      <w:r>
+        <w:rPr>
+          <w:lang w:val="en-GB"/>
+        </w:rPr>
+        <w:t>radi</w:t>
+      </w:r>
+      <w:proofErr w:type="spellEnd"/>
+      <w:r>
+        <w:rPr>
+          <w:lang w:val="en-GB"/>
+        </w:rPr>
+        <w:t xml:space="preserve"> </w:t>
+      </w:r>
+      <w:proofErr w:type="spellStart"/>
+      <w:r>
+        <w:rPr>
+          <w:lang w:val="en-GB"/>
+        </w:rPr>
+        <w:t>sa</w:t>
+      </w:r>
+      <w:proofErr w:type="spellEnd"/>
+      <w:r>
+        <w:rPr>
+          <w:lang w:val="en-GB"/>
+        </w:rPr>
+        <w:t xml:space="preserve"> </w:t>
+      </w:r>
+      <w:proofErr w:type="spellStart"/>
+      <w:r>
+        <w:rPr>
+          <w:lang w:val="en-GB"/>
+        </w:rPr>
+        <w:t>matricima</w:t>
+      </w:r>
+      <w:proofErr w:type="spellEnd"/>
+      <w:r>
+        <w:rPr>
+          <w:lang w:val="en-GB"/>
+        </w:rPr>
+        <w:t xml:space="preserve"> </w:t>
       </w:r>
       <w:proofErr w:type="spellStart"/>
       <w:r>
@@ -2709,56 +5465,2356 @@
         <w:rPr>
           <w:lang w:val="en-GB"/>
         </w:rPr>
-        <w:t xml:space="preserve"> C# (</w:t>
-      </w:r>
-      <w:proofErr w:type="spellStart"/>
-      <w:r>
-        <w:rPr>
-          <w:lang w:val="en-GB"/>
-        </w:rPr>
-        <w:t>TorchSharp</w:t>
-      </w:r>
-      <w:proofErr w:type="spellEnd"/>
-      <w:r>
-        <w:rPr>
-          <w:lang w:val="en-GB"/>
-        </w:rPr>
-        <w:t xml:space="preserve">) </w:t>
-      </w:r>
-      <w:proofErr w:type="spellStart"/>
-      <w:r>
-        <w:rPr>
-          <w:lang w:val="en-GB"/>
-        </w:rPr>
-        <w:t>okruženja</w:t>
-      </w:r>
-      <w:proofErr w:type="spellEnd"/>
-      <w:r>
-        <w:rPr>
-          <w:lang w:val="en-GB"/>
-        </w:rPr>
-        <w:t xml:space="preserve">, </w:t>
-      </w:r>
-      <w:proofErr w:type="spellStart"/>
-      <w:r>
-        <w:rPr>
-          <w:lang w:val="en-GB"/>
-        </w:rPr>
-        <w:t>proces</w:t>
-      </w:r>
-      <w:proofErr w:type="spellEnd"/>
-      <w:r>
-        <w:rPr>
-          <w:lang w:val="en-GB"/>
-        </w:rPr>
-        <w:t xml:space="preserve"> </w:t>
-      </w:r>
-      <w:proofErr w:type="spellStart"/>
-      <w:r>
-        <w:rPr>
-          <w:lang w:val="en-GB"/>
-        </w:rPr>
-        <w:t>evaluacije</w:t>
+        <w:t xml:space="preserve"> </w:t>
+      </w:r>
+      <w:proofErr w:type="spellStart"/>
+      <w:r>
+        <w:rPr>
+          <w:lang w:val="en-GB"/>
+        </w:rPr>
+        <w:t>poptpuno</w:t>
+      </w:r>
+      <w:proofErr w:type="spellEnd"/>
+      <w:r>
+        <w:rPr>
+          <w:lang w:val="en-GB"/>
+        </w:rPr>
+        <w:t xml:space="preserve"> </w:t>
+      </w:r>
+      <w:proofErr w:type="spellStart"/>
+      <w:r>
+        <w:rPr>
+          <w:lang w:val="en-GB"/>
+        </w:rPr>
+        <w:t>povezanog</w:t>
+      </w:r>
+      <w:proofErr w:type="spellEnd"/>
+      <w:r>
+        <w:rPr>
+          <w:lang w:val="en-GB"/>
+        </w:rPr>
+        <w:t xml:space="preserve"> </w:t>
+      </w:r>
+      <w:proofErr w:type="spellStart"/>
+      <w:r>
+        <w:rPr>
+          <w:lang w:val="en-GB"/>
+        </w:rPr>
+        <w:t>dijela</w:t>
+      </w:r>
+      <w:proofErr w:type="spellEnd"/>
+      <w:r>
+        <w:rPr>
+          <w:lang w:val="en-GB"/>
+        </w:rPr>
+        <w:t xml:space="preserve"> koji </w:t>
+      </w:r>
+      <w:proofErr w:type="spellStart"/>
+      <w:r>
+        <w:rPr>
+          <w:lang w:val="en-GB"/>
+        </w:rPr>
+        <w:t>radi</w:t>
+      </w:r>
+      <w:proofErr w:type="spellEnd"/>
+      <w:r>
+        <w:rPr>
+          <w:lang w:val="en-GB"/>
+        </w:rPr>
+        <w:t xml:space="preserve"> </w:t>
+      </w:r>
+      <w:proofErr w:type="spellStart"/>
+      <w:r>
+        <w:rPr>
+          <w:lang w:val="en-GB"/>
+        </w:rPr>
+        <w:t>sa</w:t>
+      </w:r>
+      <w:proofErr w:type="spellEnd"/>
+      <w:r>
+        <w:rPr>
+          <w:lang w:val="en-GB"/>
+        </w:rPr>
+        <w:t xml:space="preserve"> 1D </w:t>
+      </w:r>
+      <w:proofErr w:type="spellStart"/>
+      <w:r>
+        <w:rPr>
+          <w:lang w:val="en-GB"/>
+        </w:rPr>
+        <w:t>ulazima</w:t>
+      </w:r>
+      <w:proofErr w:type="spellEnd"/>
+      <w:r>
+        <w:rPr>
+          <w:lang w:val="en-GB"/>
+        </w:rPr>
+        <w:t>.</w:t>
+      </w:r>
+    </w:p>
+    <w:p>
+      <w:pPr>
+        <w:rPr>
+          <w:lang w:val="en-GB"/>
+        </w:rPr>
+      </w:pPr>
+      <w:r>
+        <w:rPr>
+          <w:lang w:val="en-GB"/>
+        </w:rPr>
+        <w:t xml:space="preserve">Također, </w:t>
+      </w:r>
+      <w:proofErr w:type="spellStart"/>
+      <w:r>
+        <w:rPr>
+          <w:lang w:val="en-GB"/>
+        </w:rPr>
+        <w:t>prilikom</w:t>
+      </w:r>
+      <w:proofErr w:type="spellEnd"/>
+      <w:r>
+        <w:rPr>
+          <w:lang w:val="en-GB"/>
+        </w:rPr>
+        <w:t xml:space="preserve"> </w:t>
+      </w:r>
+      <w:proofErr w:type="spellStart"/>
+      <w:r>
+        <w:rPr>
+          <w:lang w:val="en-GB"/>
+        </w:rPr>
+        <w:t>prolaska</w:t>
+      </w:r>
+      <w:proofErr w:type="spellEnd"/>
+      <w:r>
+        <w:rPr>
+          <w:lang w:val="en-GB"/>
+        </w:rPr>
+        <w:t xml:space="preserve"> </w:t>
+      </w:r>
+      <w:proofErr w:type="spellStart"/>
+      <w:r>
+        <w:rPr>
+          <w:lang w:val="en-GB"/>
+        </w:rPr>
+        <w:t>kroz</w:t>
+      </w:r>
+      <w:proofErr w:type="spellEnd"/>
+      <w:r>
+        <w:rPr>
+          <w:lang w:val="en-GB"/>
+        </w:rPr>
+        <w:t xml:space="preserve"> </w:t>
+      </w:r>
+      <w:proofErr w:type="spellStart"/>
+      <w:r>
+        <w:rPr>
+          <w:lang w:val="en-GB"/>
+        </w:rPr>
+        <w:t>prvi</w:t>
+      </w:r>
+      <w:proofErr w:type="spellEnd"/>
+      <w:r>
+        <w:rPr>
+          <w:lang w:val="en-GB"/>
+        </w:rPr>
+        <w:t xml:space="preserve"> </w:t>
+      </w:r>
+      <w:proofErr w:type="spellStart"/>
+      <w:r>
+        <w:rPr>
+          <w:lang w:val="en-GB"/>
+        </w:rPr>
+        <w:t>kovolucijskog</w:t>
+      </w:r>
+      <w:proofErr w:type="spellEnd"/>
+      <w:r>
+        <w:rPr>
+          <w:lang w:val="en-GB"/>
+        </w:rPr>
+        <w:t xml:space="preserve"> </w:t>
+      </w:r>
+      <w:proofErr w:type="spellStart"/>
+      <w:r>
+        <w:rPr>
+          <w:lang w:val="en-GB"/>
+        </w:rPr>
+        <w:t>sloj</w:t>
+      </w:r>
+      <w:proofErr w:type="spellEnd"/>
+      <w:r>
+        <w:rPr>
+          <w:lang w:val="en-GB"/>
+        </w:rPr>
+        <w:t xml:space="preserve"> </w:t>
+      </w:r>
+      <w:proofErr w:type="spellStart"/>
+      <w:r>
+        <w:rPr>
+          <w:lang w:val="en-GB"/>
+        </w:rPr>
+        <w:t>slika</w:t>
+      </w:r>
+      <w:proofErr w:type="spellEnd"/>
+      <w:r>
+        <w:rPr>
+          <w:lang w:val="en-GB"/>
+        </w:rPr>
+        <w:t xml:space="preserve"> se </w:t>
+      </w:r>
+      <w:proofErr w:type="spellStart"/>
+      <w:r>
+        <w:rPr>
+          <w:lang w:val="en-GB"/>
+        </w:rPr>
+        <w:t>transformiše</w:t>
+      </w:r>
+      <w:proofErr w:type="spellEnd"/>
+      <w:r>
+        <w:rPr>
+          <w:lang w:val="en-GB"/>
+        </w:rPr>
+        <w:t xml:space="preserve"> </w:t>
+      </w:r>
+      <w:proofErr w:type="spellStart"/>
+      <w:r>
+        <w:rPr>
+          <w:lang w:val="en-GB"/>
+        </w:rPr>
+        <w:t>iz</w:t>
+      </w:r>
+      <w:proofErr w:type="spellEnd"/>
+      <w:r>
+        <w:rPr>
+          <w:lang w:val="en-GB"/>
+        </w:rPr>
+        <w:t xml:space="preserve"> </w:t>
+      </w:r>
+      <w:proofErr w:type="spellStart"/>
+      <w:r>
+        <w:rPr>
+          <w:lang w:val="en-GB"/>
+        </w:rPr>
+        <w:t>jednog</w:t>
+      </w:r>
+      <w:proofErr w:type="spellEnd"/>
+      <w:r>
+        <w:rPr>
+          <w:lang w:val="en-GB"/>
+        </w:rPr>
+        <w:t xml:space="preserve"> u 64. </w:t>
+      </w:r>
+      <w:proofErr w:type="spellStart"/>
+      <w:r>
+        <w:rPr>
+          <w:lang w:val="en-GB"/>
+        </w:rPr>
+        <w:t>kanala</w:t>
+      </w:r>
+      <w:proofErr w:type="spellEnd"/>
+      <w:r>
+        <w:rPr>
+          <w:lang w:val="en-GB"/>
+        </w:rPr>
+        <w:t xml:space="preserve">. Ovo </w:t>
+      </w:r>
+      <w:proofErr w:type="spellStart"/>
+      <w:r>
+        <w:rPr>
+          <w:lang w:val="en-GB"/>
+        </w:rPr>
+        <w:t>nam</w:t>
+      </w:r>
+      <w:proofErr w:type="spellEnd"/>
+      <w:r>
+        <w:rPr>
+          <w:lang w:val="en-GB"/>
+        </w:rPr>
+        <w:t xml:space="preserve"> u </w:t>
+      </w:r>
+      <w:proofErr w:type="spellStart"/>
+      <w:r>
+        <w:rPr>
+          <w:lang w:val="en-GB"/>
+        </w:rPr>
+        <w:t>biti</w:t>
+      </w:r>
+      <w:proofErr w:type="spellEnd"/>
+      <w:r>
+        <w:rPr>
+          <w:lang w:val="en-GB"/>
+        </w:rPr>
+        <w:t xml:space="preserve"> </w:t>
+      </w:r>
+      <w:proofErr w:type="spellStart"/>
+      <w:r>
+        <w:rPr>
+          <w:lang w:val="en-GB"/>
+        </w:rPr>
+        <w:t>daje</w:t>
+      </w:r>
+      <w:proofErr w:type="spellEnd"/>
+      <w:r>
+        <w:rPr>
+          <w:lang w:val="en-GB"/>
+        </w:rPr>
+        <w:t xml:space="preserve"> 64 </w:t>
+      </w:r>
+      <w:proofErr w:type="spellStart"/>
+      <w:r>
+        <w:rPr>
+          <w:lang w:val="en-GB"/>
+        </w:rPr>
+        <w:t>različite</w:t>
+      </w:r>
+      <w:proofErr w:type="spellEnd"/>
+      <w:r>
+        <w:rPr>
+          <w:lang w:val="en-GB"/>
+        </w:rPr>
+        <w:t xml:space="preserve"> </w:t>
+      </w:r>
+      <w:proofErr w:type="spellStart"/>
+      <w:r>
+        <w:rPr>
+          <w:lang w:val="en-GB"/>
+        </w:rPr>
+        <w:t>slike</w:t>
+      </w:r>
+      <w:proofErr w:type="spellEnd"/>
+      <w:r>
+        <w:rPr>
+          <w:lang w:val="en-GB"/>
+        </w:rPr>
+        <w:t xml:space="preserve">. </w:t>
+      </w:r>
+      <w:proofErr w:type="spellStart"/>
+      <w:r>
+        <w:rPr>
+          <w:lang w:val="en-GB"/>
+        </w:rPr>
+        <w:t>Cilj</w:t>
+      </w:r>
+      <w:proofErr w:type="spellEnd"/>
+      <w:r>
+        <w:rPr>
+          <w:lang w:val="en-GB"/>
+        </w:rPr>
+        <w:t xml:space="preserve"> </w:t>
+      </w:r>
+      <w:proofErr w:type="spellStart"/>
+      <w:r>
+        <w:rPr>
+          <w:lang w:val="en-GB"/>
+        </w:rPr>
+        <w:t>ovoga</w:t>
+      </w:r>
+      <w:proofErr w:type="spellEnd"/>
+      <w:r>
+        <w:rPr>
+          <w:lang w:val="en-GB"/>
+        </w:rPr>
+        <w:t xml:space="preserve"> </w:t>
+      </w:r>
+      <w:proofErr w:type="spellStart"/>
+      <w:r>
+        <w:rPr>
+          <w:lang w:val="en-GB"/>
+        </w:rPr>
+        <w:t>jeste</w:t>
+      </w:r>
+      <w:proofErr w:type="spellEnd"/>
+      <w:r>
+        <w:rPr>
+          <w:lang w:val="en-GB"/>
+        </w:rPr>
+        <w:t xml:space="preserve"> da </w:t>
+      </w:r>
+      <w:proofErr w:type="spellStart"/>
+      <w:r>
+        <w:rPr>
+          <w:lang w:val="en-GB"/>
+        </w:rPr>
+        <w:t>povećavanje</w:t>
+      </w:r>
+      <w:proofErr w:type="spellEnd"/>
+      <w:r>
+        <w:rPr>
+          <w:lang w:val="en-GB"/>
+        </w:rPr>
+        <w:t xml:space="preserve"> </w:t>
+      </w:r>
+      <w:proofErr w:type="spellStart"/>
+      <w:r>
+        <w:rPr>
+          <w:lang w:val="en-GB"/>
+        </w:rPr>
+        <w:t>broj</w:t>
+      </w:r>
+      <w:proofErr w:type="spellEnd"/>
+      <w:r>
+        <w:rPr>
+          <w:lang w:val="en-GB"/>
+        </w:rPr>
+        <w:t xml:space="preserve"> </w:t>
+      </w:r>
+      <w:proofErr w:type="spellStart"/>
+      <w:r>
+        <w:rPr>
+          <w:lang w:val="en-GB"/>
+        </w:rPr>
+        <w:t>kernela</w:t>
+      </w:r>
+      <w:proofErr w:type="spellEnd"/>
+      <w:r>
+        <w:rPr>
+          <w:lang w:val="en-GB"/>
+        </w:rPr>
+        <w:t xml:space="preserve"> </w:t>
+      </w:r>
+      <w:proofErr w:type="spellStart"/>
+      <w:r>
+        <w:rPr>
+          <w:lang w:val="en-GB"/>
+        </w:rPr>
+        <w:t>samim</w:t>
+      </w:r>
+      <w:proofErr w:type="spellEnd"/>
+      <w:r>
+        <w:rPr>
+          <w:lang w:val="en-GB"/>
+        </w:rPr>
+        <w:t xml:space="preserve"> time </w:t>
+      </w:r>
+      <w:proofErr w:type="spellStart"/>
+      <w:r>
+        <w:rPr>
+          <w:lang w:val="en-GB"/>
+        </w:rPr>
+        <w:t>omogućavanje</w:t>
+      </w:r>
+      <w:proofErr w:type="spellEnd"/>
+      <w:r>
+        <w:rPr>
+          <w:lang w:val="en-GB"/>
+        </w:rPr>
+        <w:t xml:space="preserve"> </w:t>
+      </w:r>
+      <w:proofErr w:type="spellStart"/>
+      <w:r>
+        <w:rPr>
+          <w:lang w:val="en-GB"/>
+        </w:rPr>
+        <w:t>prepoznavanje</w:t>
+      </w:r>
+      <w:proofErr w:type="spellEnd"/>
+      <w:r>
+        <w:rPr>
+          <w:lang w:val="en-GB"/>
+        </w:rPr>
+        <w:t xml:space="preserve"> </w:t>
+      </w:r>
+      <w:proofErr w:type="spellStart"/>
+      <w:r>
+        <w:rPr>
+          <w:lang w:val="en-GB"/>
+        </w:rPr>
+        <w:t>više</w:t>
+      </w:r>
+      <w:proofErr w:type="spellEnd"/>
+      <w:r>
+        <w:rPr>
+          <w:lang w:val="en-GB"/>
+        </w:rPr>
+        <w:t xml:space="preserve"> </w:t>
+      </w:r>
+      <w:proofErr w:type="spellStart"/>
+      <w:r>
+        <w:rPr>
+          <w:lang w:val="en-GB"/>
+        </w:rPr>
+        <w:t>oblika</w:t>
+      </w:r>
+      <w:proofErr w:type="spellEnd"/>
+      <w:r>
+        <w:rPr>
+          <w:lang w:val="en-GB"/>
+        </w:rPr>
+        <w:t xml:space="preserve"> </w:t>
+      </w:r>
+      <w:proofErr w:type="spellStart"/>
+      <w:r>
+        <w:rPr>
+          <w:lang w:val="en-GB"/>
+        </w:rPr>
+        <w:t>recimo</w:t>
+      </w:r>
+      <w:proofErr w:type="spellEnd"/>
+      <w:r>
+        <w:rPr>
+          <w:lang w:val="en-GB"/>
+        </w:rPr>
+        <w:t xml:space="preserve"> </w:t>
+      </w:r>
+      <w:proofErr w:type="spellStart"/>
+      <w:r>
+        <w:rPr>
+          <w:lang w:val="en-GB"/>
+        </w:rPr>
+        <w:t>jedan</w:t>
+      </w:r>
+      <w:proofErr w:type="spellEnd"/>
+      <w:r>
+        <w:rPr>
+          <w:lang w:val="en-GB"/>
+        </w:rPr>
+        <w:t xml:space="preserve"> kernel </w:t>
+      </w:r>
+      <w:proofErr w:type="spellStart"/>
+      <w:r>
+        <w:rPr>
+          <w:lang w:val="en-GB"/>
+        </w:rPr>
+        <w:t>će</w:t>
+      </w:r>
+      <w:proofErr w:type="spellEnd"/>
+      <w:r>
+        <w:rPr>
+          <w:lang w:val="en-GB"/>
+        </w:rPr>
+        <w:t xml:space="preserve"> </w:t>
+      </w:r>
+      <w:proofErr w:type="spellStart"/>
+      <w:r>
+        <w:rPr>
+          <w:lang w:val="en-GB"/>
+        </w:rPr>
+        <w:t>tražiti</w:t>
+      </w:r>
+      <w:proofErr w:type="spellEnd"/>
+      <w:r>
+        <w:rPr>
+          <w:lang w:val="en-GB"/>
+        </w:rPr>
+        <w:t xml:space="preserve"> </w:t>
+      </w:r>
+      <w:proofErr w:type="spellStart"/>
+      <w:r>
+        <w:rPr>
+          <w:lang w:val="en-GB"/>
+        </w:rPr>
+        <w:t>vertikale</w:t>
+      </w:r>
+      <w:proofErr w:type="spellEnd"/>
+      <w:r>
+        <w:rPr>
+          <w:lang w:val="en-GB"/>
+        </w:rPr>
+        <w:t xml:space="preserve"> </w:t>
+      </w:r>
+      <w:proofErr w:type="spellStart"/>
+      <w:r>
+        <w:rPr>
+          <w:lang w:val="en-GB"/>
+        </w:rPr>
+        <w:t>dok</w:t>
+      </w:r>
+      <w:proofErr w:type="spellEnd"/>
+      <w:r>
+        <w:rPr>
+          <w:lang w:val="en-GB"/>
+        </w:rPr>
+        <w:t xml:space="preserve"> </w:t>
+      </w:r>
+      <w:proofErr w:type="spellStart"/>
+      <w:r>
+        <w:rPr>
+          <w:lang w:val="en-GB"/>
+        </w:rPr>
+        <w:t>će</w:t>
+      </w:r>
+      <w:proofErr w:type="spellEnd"/>
+      <w:r>
+        <w:rPr>
+          <w:lang w:val="en-GB"/>
+        </w:rPr>
+        <w:t xml:space="preserve"> </w:t>
+      </w:r>
+      <w:proofErr w:type="spellStart"/>
+      <w:r>
+        <w:rPr>
+          <w:lang w:val="en-GB"/>
+        </w:rPr>
+        <w:t>drugi</w:t>
+      </w:r>
+      <w:proofErr w:type="spellEnd"/>
+      <w:r>
+        <w:rPr>
+          <w:lang w:val="en-GB"/>
+        </w:rPr>
+        <w:t xml:space="preserve"> </w:t>
+      </w:r>
+      <w:proofErr w:type="spellStart"/>
+      <w:r>
+        <w:rPr>
+          <w:lang w:val="en-GB"/>
+        </w:rPr>
+        <w:t>tražiti</w:t>
+      </w:r>
+      <w:proofErr w:type="spellEnd"/>
+      <w:r>
+        <w:rPr>
+          <w:lang w:val="en-GB"/>
+        </w:rPr>
+        <w:t xml:space="preserve"> </w:t>
+      </w:r>
+      <w:proofErr w:type="spellStart"/>
+      <w:r>
+        <w:rPr>
+          <w:lang w:val="en-GB"/>
+        </w:rPr>
+        <w:t>horizontalne</w:t>
+      </w:r>
+      <w:proofErr w:type="spellEnd"/>
+      <w:r>
+        <w:rPr>
+          <w:lang w:val="en-GB"/>
+        </w:rPr>
+        <w:t xml:space="preserve"> </w:t>
+      </w:r>
+      <w:proofErr w:type="spellStart"/>
+      <w:r>
+        <w:rPr>
+          <w:lang w:val="en-GB"/>
+        </w:rPr>
+        <w:t>linije</w:t>
+      </w:r>
+      <w:proofErr w:type="spellEnd"/>
+      <w:r>
+        <w:rPr>
+          <w:lang w:val="en-GB"/>
+        </w:rPr>
+        <w:t>.</w:t>
+      </w:r>
+    </w:p>
+    <w:p>
+      <w:pPr>
+        <w:rPr>
+          <w:lang w:val="en-GB"/>
+        </w:rPr>
+      </w:pPr>
+    </w:p>
+    <w:p>
+      <w:pPr>
+        <w:ind w:left="720" w:hanging="720"/>
+        <w:rPr>
+          <w:lang w:val="en-GB"/>
+        </w:rPr>
+      </w:pPr>
+      <w:proofErr w:type="spellStart"/>
+      <w:r>
+        <w:rPr>
+          <w:lang w:val="en-GB"/>
+        </w:rPr>
+        <w:t>Čitava</w:t>
+      </w:r>
+      <w:proofErr w:type="spellEnd"/>
+      <w:r>
+        <w:rPr>
+          <w:lang w:val="en-GB"/>
+        </w:rPr>
+        <w:t xml:space="preserve"> </w:t>
+      </w:r>
+      <w:proofErr w:type="spellStart"/>
+      <w:r>
+        <w:rPr>
+          <w:lang w:val="en-GB"/>
+        </w:rPr>
+        <w:t>arhitektura</w:t>
+      </w:r>
+      <w:proofErr w:type="spellEnd"/>
+      <w:r>
+        <w:rPr>
+          <w:lang w:val="en-GB"/>
+        </w:rPr>
+        <w:t xml:space="preserve"> se </w:t>
+      </w:r>
+      <w:proofErr w:type="spellStart"/>
+      <w:r>
+        <w:rPr>
+          <w:lang w:val="en-GB"/>
+        </w:rPr>
+        <w:t>sastoji</w:t>
+      </w:r>
+      <w:proofErr w:type="spellEnd"/>
+      <w:r>
+        <w:rPr>
+          <w:lang w:val="en-GB"/>
+        </w:rPr>
+        <w:t xml:space="preserve"> od:</w:t>
+      </w:r>
+    </w:p>
+    <w:p>
+      <w:pPr>
+        <w:pStyle w:val="Paragrafspiska"/>
+        <w:numPr>
+          <w:ilvl w:val="0"/>
+          <w:numId w:val="12"/>
+        </w:numPr>
+        <w:rPr>
+          <w:lang w:val="en-GB"/>
+        </w:rPr>
+      </w:pPr>
+      <w:proofErr w:type="spellStart"/>
+      <w:r>
+        <w:rPr>
+          <w:lang w:val="en-GB"/>
+        </w:rPr>
+        <w:t>Ulazni</w:t>
+      </w:r>
+      <w:proofErr w:type="spellEnd"/>
+      <w:r>
+        <w:rPr>
+          <w:lang w:val="en-GB"/>
+        </w:rPr>
+        <w:t xml:space="preserve"> </w:t>
+      </w:r>
+      <w:proofErr w:type="spellStart"/>
+      <w:r>
+        <w:rPr>
+          <w:lang w:val="en-GB"/>
+        </w:rPr>
+        <w:t>sloj</w:t>
+      </w:r>
+      <w:proofErr w:type="spellEnd"/>
+      <w:r>
+        <w:rPr>
+          <w:lang w:val="en-GB"/>
+        </w:rPr>
+        <w:t xml:space="preserve">. </w:t>
+      </w:r>
+      <w:proofErr w:type="spellStart"/>
+      <w:r>
+        <w:rPr>
+          <w:lang w:val="en-GB"/>
+        </w:rPr>
+        <w:t>Nakon</w:t>
+      </w:r>
+      <w:proofErr w:type="spellEnd"/>
+      <w:r>
+        <w:rPr>
+          <w:lang w:val="en-GB"/>
+        </w:rPr>
+        <w:t xml:space="preserve"> </w:t>
+      </w:r>
+      <w:proofErr w:type="spellStart"/>
+      <w:r>
+        <w:rPr>
+          <w:lang w:val="en-GB"/>
+        </w:rPr>
+        <w:t>preprocesiranja</w:t>
+      </w:r>
+      <w:proofErr w:type="spellEnd"/>
+      <w:r>
+        <w:rPr>
+          <w:lang w:val="en-GB"/>
+        </w:rPr>
+        <w:t xml:space="preserve"> </w:t>
+      </w:r>
+      <w:proofErr w:type="spellStart"/>
+      <w:r>
+        <w:rPr>
+          <w:lang w:val="en-GB"/>
+        </w:rPr>
+        <w:t>slika</w:t>
+      </w:r>
+      <w:proofErr w:type="spellEnd"/>
+      <w:r>
+        <w:rPr>
+          <w:lang w:val="en-GB"/>
+        </w:rPr>
+        <w:t xml:space="preserve"> </w:t>
+      </w:r>
+      <w:proofErr w:type="spellStart"/>
+      <w:r>
+        <w:rPr>
+          <w:lang w:val="en-GB"/>
+        </w:rPr>
+        <w:t>dobijamo</w:t>
+      </w:r>
+      <w:proofErr w:type="spellEnd"/>
+      <w:r>
+        <w:rPr>
+          <w:lang w:val="en-GB"/>
+        </w:rPr>
+        <w:t xml:space="preserve"> </w:t>
+      </w:r>
+      <w:proofErr w:type="spellStart"/>
+      <w:r>
+        <w:rPr>
+          <w:lang w:val="en-GB"/>
+        </w:rPr>
+        <w:t>slike</w:t>
+      </w:r>
+      <w:proofErr w:type="spellEnd"/>
+      <w:r>
+        <w:rPr>
+          <w:lang w:val="en-GB"/>
+        </w:rPr>
+        <w:t xml:space="preserve"> </w:t>
+      </w:r>
+      <w:proofErr w:type="spellStart"/>
+      <w:r>
+        <w:rPr>
+          <w:lang w:val="en-GB"/>
+        </w:rPr>
+        <w:t>veličine</w:t>
+      </w:r>
+      <w:proofErr w:type="spellEnd"/>
+      <w:r>
+        <w:rPr>
+          <w:lang w:val="en-GB"/>
+        </w:rPr>
+        <w:t xml:space="preserve"> 256x256 </w:t>
+      </w:r>
+      <w:proofErr w:type="spellStart"/>
+      <w:r>
+        <w:rPr>
+          <w:lang w:val="en-GB"/>
+        </w:rPr>
+        <w:t>koje</w:t>
+      </w:r>
+      <w:proofErr w:type="spellEnd"/>
+      <w:r>
+        <w:rPr>
+          <w:lang w:val="en-GB"/>
+        </w:rPr>
+        <w:t xml:space="preserve"> </w:t>
+      </w:r>
+      <w:proofErr w:type="spellStart"/>
+      <w:r>
+        <w:rPr>
+          <w:lang w:val="en-GB"/>
+        </w:rPr>
+        <w:t>su</w:t>
+      </w:r>
+      <w:proofErr w:type="spellEnd"/>
+      <w:r>
+        <w:rPr>
+          <w:lang w:val="en-GB"/>
+        </w:rPr>
+        <w:t xml:space="preserve"> </w:t>
+      </w:r>
+      <w:proofErr w:type="spellStart"/>
+      <w:r>
+        <w:rPr>
+          <w:lang w:val="en-GB"/>
+        </w:rPr>
+        <w:t>crnobjel</w:t>
+      </w:r>
+      <w:r>
+        <w:rPr>
+          <w:lang w:val="en-GB"/>
+        </w:rPr>
+        <w:t>e</w:t>
+      </w:r>
+      <w:proofErr w:type="spellEnd"/>
+      <w:r>
+        <w:rPr>
+          <w:lang w:val="en-GB"/>
+        </w:rPr>
+        <w:t xml:space="preserve"> </w:t>
+      </w:r>
+      <w:r>
+        <w:rPr>
+          <w:lang w:val="en-GB"/>
+        </w:rPr>
+        <w:t xml:space="preserve">(1 </w:t>
+      </w:r>
+      <w:proofErr w:type="spellStart"/>
+      <w:r>
+        <w:rPr>
+          <w:lang w:val="en-GB"/>
+        </w:rPr>
+        <w:t>kanal</w:t>
+      </w:r>
+      <w:proofErr w:type="spellEnd"/>
+      <w:r>
+        <w:rPr>
+          <w:lang w:val="en-GB"/>
+        </w:rPr>
+        <w:t>).</w:t>
+      </w:r>
+    </w:p>
+    <w:p>
+      <w:pPr>
+        <w:pStyle w:val="Paragrafspiska"/>
+        <w:numPr>
+          <w:ilvl w:val="0"/>
+          <w:numId w:val="12"/>
+        </w:numPr>
+        <w:rPr>
+          <w:lang w:val="en-GB"/>
+        </w:rPr>
+      </w:pPr>
+      <w:r>
+        <w:rPr>
+          <w:lang w:val="en-GB"/>
+        </w:rPr>
+        <w:t xml:space="preserve">Prvi </w:t>
+      </w:r>
+      <w:proofErr w:type="spellStart"/>
+      <w:r>
+        <w:rPr>
+          <w:lang w:val="en-GB"/>
+        </w:rPr>
+        <w:t>Konvolucijskih</w:t>
+      </w:r>
+      <w:proofErr w:type="spellEnd"/>
+      <w:r>
+        <w:rPr>
+          <w:lang w:val="en-GB"/>
+        </w:rPr>
+        <w:t xml:space="preserve"> </w:t>
+      </w:r>
+      <w:proofErr w:type="spellStart"/>
+      <w:r>
+        <w:rPr>
+          <w:lang w:val="en-GB"/>
+        </w:rPr>
+        <w:t>sloj</w:t>
+      </w:r>
+      <w:proofErr w:type="spellEnd"/>
+      <w:r>
+        <w:rPr>
+          <w:lang w:val="en-GB"/>
+        </w:rPr>
+        <w:t xml:space="preserve">. Dati </w:t>
+      </w:r>
+      <w:proofErr w:type="spellStart"/>
+      <w:r>
+        <w:rPr>
+          <w:lang w:val="en-GB"/>
+        </w:rPr>
+        <w:t>sloj</w:t>
+      </w:r>
+      <w:proofErr w:type="spellEnd"/>
+      <w:r>
+        <w:rPr>
+          <w:lang w:val="en-GB"/>
+        </w:rPr>
+        <w:t xml:space="preserve"> </w:t>
+      </w:r>
+      <w:proofErr w:type="spellStart"/>
+      <w:r>
+        <w:rPr>
+          <w:lang w:val="en-GB"/>
+        </w:rPr>
+        <w:t>specificira</w:t>
+      </w:r>
+      <w:proofErr w:type="spellEnd"/>
+      <w:r>
+        <w:rPr>
+          <w:lang w:val="en-GB"/>
+        </w:rPr>
+        <w:t xml:space="preserve"> kernel </w:t>
+      </w:r>
+      <w:proofErr w:type="spellStart"/>
+      <w:r>
+        <w:rPr>
+          <w:lang w:val="en-GB"/>
+        </w:rPr>
+        <w:t>veličine</w:t>
+      </w:r>
+      <w:proofErr w:type="spellEnd"/>
+      <w:r>
+        <w:rPr>
+          <w:lang w:val="en-GB"/>
+        </w:rPr>
+        <w:t xml:space="preserve"> 3x3 </w:t>
+      </w:r>
+      <w:proofErr w:type="spellStart"/>
+      <w:r>
+        <w:rPr>
+          <w:lang w:val="en-GB"/>
+        </w:rPr>
+        <w:t>i</w:t>
+      </w:r>
+      <w:proofErr w:type="spellEnd"/>
+      <w:r>
+        <w:rPr>
+          <w:lang w:val="en-GB"/>
+        </w:rPr>
+        <w:t xml:space="preserve"> </w:t>
+      </w:r>
+      <w:proofErr w:type="spellStart"/>
+      <w:r>
+        <w:rPr>
+          <w:lang w:val="en-GB"/>
+        </w:rPr>
+        <w:t>izbacuje</w:t>
+      </w:r>
+      <w:proofErr w:type="spellEnd"/>
+      <w:r>
+        <w:rPr>
+          <w:lang w:val="en-GB"/>
+        </w:rPr>
+        <w:t xml:space="preserve"> 64 </w:t>
+      </w:r>
+      <w:proofErr w:type="spellStart"/>
+      <w:r>
+        <w:rPr>
+          <w:lang w:val="en-GB"/>
+        </w:rPr>
+        <w:t>kanala</w:t>
+      </w:r>
+      <w:proofErr w:type="spellEnd"/>
+      <w:r>
+        <w:rPr>
+          <w:lang w:val="en-GB"/>
+        </w:rPr>
+        <w:t xml:space="preserve">. Time </w:t>
+      </w:r>
+      <w:proofErr w:type="spellStart"/>
+      <w:r>
+        <w:rPr>
+          <w:lang w:val="en-GB"/>
+        </w:rPr>
+        <w:t>dobijamo</w:t>
+      </w:r>
+      <w:proofErr w:type="spellEnd"/>
+      <w:r>
+        <w:rPr>
+          <w:lang w:val="en-GB"/>
+        </w:rPr>
+        <w:t xml:space="preserve"> 64 </w:t>
+      </w:r>
+      <w:proofErr w:type="spellStart"/>
+      <w:r>
+        <w:rPr>
+          <w:lang w:val="en-GB"/>
+        </w:rPr>
+        <w:t>transformisane</w:t>
+      </w:r>
+      <w:proofErr w:type="spellEnd"/>
+      <w:r>
+        <w:rPr>
+          <w:lang w:val="en-GB"/>
+        </w:rPr>
+        <w:t xml:space="preserve"> </w:t>
+      </w:r>
+      <w:proofErr w:type="spellStart"/>
+      <w:r>
+        <w:rPr>
+          <w:lang w:val="en-GB"/>
+        </w:rPr>
+        <w:t>slike</w:t>
+      </w:r>
+      <w:proofErr w:type="spellEnd"/>
+      <w:r>
+        <w:rPr>
+          <w:lang w:val="en-GB"/>
+        </w:rPr>
+        <w:t xml:space="preserve">. </w:t>
+      </w:r>
+      <w:r>
+        <w:rPr>
+          <w:lang w:val="en-GB"/>
+        </w:rPr>
+        <w:t xml:space="preserve"> </w:t>
+      </w:r>
+      <w:proofErr w:type="spellStart"/>
+      <w:r>
+        <w:rPr>
+          <w:lang w:val="en-GB"/>
+        </w:rPr>
+        <w:t>Prelazak</w:t>
+      </w:r>
+      <w:proofErr w:type="spellEnd"/>
+      <w:r>
+        <w:rPr>
+          <w:lang w:val="en-GB"/>
+        </w:rPr>
+        <w:t xml:space="preserve"> </w:t>
+      </w:r>
+      <w:proofErr w:type="spellStart"/>
+      <w:r>
+        <w:rPr>
+          <w:lang w:val="en-GB"/>
+        </w:rPr>
+        <w:t>slike</w:t>
+      </w:r>
+      <w:proofErr w:type="spellEnd"/>
+      <w:r>
+        <w:rPr>
+          <w:lang w:val="en-GB"/>
+        </w:rPr>
+        <w:t xml:space="preserve"> </w:t>
+      </w:r>
+      <w:proofErr w:type="spellStart"/>
+      <w:r>
+        <w:rPr>
+          <w:lang w:val="en-GB"/>
+        </w:rPr>
+        <w:t>kroz</w:t>
+      </w:r>
+      <w:proofErr w:type="spellEnd"/>
+      <w:r>
+        <w:rPr>
+          <w:lang w:val="en-GB"/>
+        </w:rPr>
+        <w:t xml:space="preserve"> </w:t>
+      </w:r>
+      <w:proofErr w:type="spellStart"/>
+      <w:r>
+        <w:rPr>
+          <w:lang w:val="en-GB"/>
+        </w:rPr>
+        <w:t>dati</w:t>
+      </w:r>
+      <w:proofErr w:type="spellEnd"/>
+      <w:r>
+        <w:rPr>
+          <w:lang w:val="en-GB"/>
+        </w:rPr>
+        <w:t xml:space="preserve"> </w:t>
+      </w:r>
+      <w:proofErr w:type="spellStart"/>
+      <w:r>
+        <w:rPr>
+          <w:lang w:val="en-GB"/>
+        </w:rPr>
+        <w:t>sloj</w:t>
+      </w:r>
+      <w:proofErr w:type="spellEnd"/>
+      <w:r>
+        <w:rPr>
+          <w:lang w:val="en-GB"/>
+        </w:rPr>
+        <w:t xml:space="preserve"> </w:t>
+      </w:r>
+      <w:proofErr w:type="spellStart"/>
+      <w:r>
+        <w:rPr>
+          <w:lang w:val="en-GB"/>
+        </w:rPr>
+        <w:t>će</w:t>
+      </w:r>
+      <w:proofErr w:type="spellEnd"/>
+      <w:r>
+        <w:rPr>
+          <w:lang w:val="en-GB"/>
+        </w:rPr>
+        <w:t xml:space="preserve"> </w:t>
+      </w:r>
+      <w:proofErr w:type="spellStart"/>
+      <w:r>
+        <w:rPr>
+          <w:lang w:val="en-GB"/>
+        </w:rPr>
+        <w:t>smanjiti</w:t>
+      </w:r>
+      <w:proofErr w:type="spellEnd"/>
+      <w:r>
+        <w:rPr>
+          <w:lang w:val="en-GB"/>
+        </w:rPr>
+        <w:t xml:space="preserve"> </w:t>
+      </w:r>
+      <w:proofErr w:type="spellStart"/>
+      <w:r>
+        <w:rPr>
+          <w:lang w:val="en-GB"/>
+        </w:rPr>
+        <w:t>dimenzije</w:t>
+      </w:r>
+      <w:proofErr w:type="spellEnd"/>
+      <w:r>
+        <w:rPr>
+          <w:lang w:val="en-GB"/>
+        </w:rPr>
+        <w:t xml:space="preserve"> </w:t>
+      </w:r>
+      <w:proofErr w:type="spellStart"/>
+      <w:r>
+        <w:rPr>
+          <w:lang w:val="en-GB"/>
+        </w:rPr>
+        <w:t>na</w:t>
+      </w:r>
+      <w:proofErr w:type="spellEnd"/>
+      <w:r>
+        <w:rPr>
+          <w:lang w:val="en-GB"/>
+        </w:rPr>
+        <w:t xml:space="preserve"> 254x254.</w:t>
+      </w:r>
+    </w:p>
+    <w:p>
+      <w:pPr>
+        <w:pStyle w:val="Paragrafspiska"/>
+        <w:numPr>
+          <w:ilvl w:val="0"/>
+          <w:numId w:val="12"/>
+        </w:numPr>
+        <w:rPr>
+          <w:lang w:val="en-GB"/>
+        </w:rPr>
+      </w:pPr>
+      <w:proofErr w:type="spellStart"/>
+      <w:r>
+        <w:rPr>
+          <w:lang w:val="en-GB"/>
+        </w:rPr>
+        <w:t>ReLU</w:t>
+      </w:r>
+      <w:proofErr w:type="spellEnd"/>
+      <w:r>
+        <w:rPr>
+          <w:lang w:val="en-GB"/>
+        </w:rPr>
+        <w:t xml:space="preserve"> </w:t>
+      </w:r>
+      <w:proofErr w:type="spellStart"/>
+      <w:r>
+        <w:rPr>
+          <w:lang w:val="en-GB"/>
+        </w:rPr>
+        <w:t>sloj</w:t>
+      </w:r>
+      <w:proofErr w:type="spellEnd"/>
+      <w:r>
+        <w:rPr>
+          <w:lang w:val="en-GB"/>
+        </w:rPr>
+        <w:t xml:space="preserve">. </w:t>
+      </w:r>
+      <w:proofErr w:type="spellStart"/>
+      <w:r>
+        <w:rPr>
+          <w:lang w:val="en-GB"/>
+        </w:rPr>
+        <w:t>Primjenjuje</w:t>
+      </w:r>
+      <w:proofErr w:type="spellEnd"/>
+      <w:r>
+        <w:rPr>
+          <w:lang w:val="en-GB"/>
+        </w:rPr>
+        <w:t xml:space="preserve"> </w:t>
+      </w:r>
+      <w:proofErr w:type="spellStart"/>
+      <w:r>
+        <w:rPr>
+          <w:lang w:val="en-GB"/>
+        </w:rPr>
+        <w:t>aktivacijsku</w:t>
+      </w:r>
+      <w:proofErr w:type="spellEnd"/>
+      <w:r>
+        <w:rPr>
+          <w:lang w:val="en-GB"/>
+        </w:rPr>
+        <w:t xml:space="preserve"> </w:t>
+      </w:r>
+      <w:proofErr w:type="spellStart"/>
+      <w:r>
+        <w:rPr>
+          <w:lang w:val="en-GB"/>
+        </w:rPr>
+        <w:t>funkciju</w:t>
+      </w:r>
+      <w:proofErr w:type="spellEnd"/>
+      <w:r>
+        <w:rPr>
+          <w:lang w:val="en-GB"/>
+        </w:rPr>
+        <w:t xml:space="preserve"> </w:t>
+      </w:r>
+      <w:proofErr w:type="spellStart"/>
+      <w:r>
+        <w:rPr>
+          <w:lang w:val="en-GB"/>
+        </w:rPr>
+        <w:t>te</w:t>
+      </w:r>
+      <w:proofErr w:type="spellEnd"/>
+      <w:r>
+        <w:rPr>
+          <w:lang w:val="en-GB"/>
+        </w:rPr>
+        <w:t xml:space="preserve"> </w:t>
+      </w:r>
+      <w:proofErr w:type="spellStart"/>
+      <w:r>
+        <w:rPr>
+          <w:lang w:val="en-GB"/>
+        </w:rPr>
+        <w:t>uvodi</w:t>
+      </w:r>
+      <w:proofErr w:type="spellEnd"/>
+      <w:r>
+        <w:rPr>
+          <w:lang w:val="en-GB"/>
+        </w:rPr>
+        <w:t xml:space="preserve"> </w:t>
+      </w:r>
+      <w:proofErr w:type="spellStart"/>
+      <w:r>
+        <w:rPr>
+          <w:lang w:val="en-GB"/>
+        </w:rPr>
+        <w:t>nelinearnost.</w:t>
+      </w:r>
+      <w:proofErr w:type="spellEnd"/>
+    </w:p>
+    <w:p>
+      <w:pPr>
+        <w:pStyle w:val="Paragrafspiska"/>
+        <w:numPr>
+          <w:ilvl w:val="0"/>
+          <w:numId w:val="12"/>
+        </w:numPr>
+        <w:rPr>
+          <w:lang w:val="en-GB"/>
+        </w:rPr>
+      </w:pPr>
+      <w:r>
+        <w:rPr>
+          <w:lang w:val="en-GB"/>
+        </w:rPr>
+        <w:t xml:space="preserve">Max Pooling </w:t>
+      </w:r>
+      <w:proofErr w:type="spellStart"/>
+      <w:r>
+        <w:rPr>
+          <w:lang w:val="en-GB"/>
+        </w:rPr>
+        <w:t>sloj</w:t>
+      </w:r>
+      <w:proofErr w:type="spellEnd"/>
+      <w:r>
+        <w:rPr>
+          <w:lang w:val="en-GB"/>
+        </w:rPr>
+        <w:t xml:space="preserve">. Dati </w:t>
+      </w:r>
+      <w:proofErr w:type="spellStart"/>
+      <w:r>
+        <w:rPr>
+          <w:lang w:val="en-GB"/>
+        </w:rPr>
+        <w:t>sloj</w:t>
+      </w:r>
+      <w:proofErr w:type="spellEnd"/>
+      <w:r>
+        <w:rPr>
+          <w:lang w:val="en-GB"/>
+        </w:rPr>
+        <w:t xml:space="preserve"> </w:t>
+      </w:r>
+      <w:proofErr w:type="spellStart"/>
+      <w:r>
+        <w:rPr>
+          <w:lang w:val="en-GB"/>
+        </w:rPr>
+        <w:t>specificira</w:t>
+      </w:r>
+      <w:proofErr w:type="spellEnd"/>
+      <w:r>
+        <w:rPr>
+          <w:lang w:val="en-GB"/>
+        </w:rPr>
+        <w:t xml:space="preserve"> kernel 2x2 koji </w:t>
+      </w:r>
+      <w:proofErr w:type="spellStart"/>
+      <w:r>
+        <w:rPr>
+          <w:lang w:val="en-GB"/>
+        </w:rPr>
+        <w:t>će</w:t>
+      </w:r>
+      <w:proofErr w:type="spellEnd"/>
+      <w:r>
+        <w:rPr>
+          <w:lang w:val="en-GB"/>
+        </w:rPr>
+        <w:t xml:space="preserve"> </w:t>
+      </w:r>
+      <w:proofErr w:type="spellStart"/>
+      <w:r>
+        <w:rPr>
+          <w:lang w:val="en-GB"/>
+        </w:rPr>
+        <w:t>smanjiti</w:t>
+      </w:r>
+      <w:proofErr w:type="spellEnd"/>
+      <w:r>
+        <w:rPr>
+          <w:lang w:val="en-GB"/>
+        </w:rPr>
+        <w:t xml:space="preserve"> </w:t>
+      </w:r>
+      <w:proofErr w:type="spellStart"/>
+      <w:r>
+        <w:rPr>
+          <w:lang w:val="en-GB"/>
+        </w:rPr>
+        <w:t>dimezije</w:t>
+      </w:r>
+      <w:proofErr w:type="spellEnd"/>
+      <w:r>
+        <w:rPr>
+          <w:lang w:val="en-GB"/>
+        </w:rPr>
+        <w:t xml:space="preserve"> </w:t>
+      </w:r>
+      <w:proofErr w:type="spellStart"/>
+      <w:r>
+        <w:rPr>
+          <w:lang w:val="en-GB"/>
+        </w:rPr>
+        <w:t>slike</w:t>
+      </w:r>
+      <w:proofErr w:type="spellEnd"/>
+      <w:r>
+        <w:rPr>
+          <w:lang w:val="en-GB"/>
+        </w:rPr>
+        <w:t xml:space="preserve"> </w:t>
+      </w:r>
+      <w:proofErr w:type="spellStart"/>
+      <w:r>
+        <w:rPr>
+          <w:lang w:val="en-GB"/>
+        </w:rPr>
+        <w:t>na</w:t>
+      </w:r>
+      <w:proofErr w:type="spellEnd"/>
+      <w:r>
+        <w:rPr>
+          <w:lang w:val="en-GB"/>
+        </w:rPr>
+        <w:t xml:space="preserve"> 127x127 </w:t>
+      </w:r>
+      <w:proofErr w:type="spellStart"/>
+      <w:r>
+        <w:rPr>
+          <w:lang w:val="en-GB"/>
+        </w:rPr>
+        <w:t>čime</w:t>
+      </w:r>
+      <w:proofErr w:type="spellEnd"/>
+      <w:r>
+        <w:rPr>
+          <w:lang w:val="en-GB"/>
+        </w:rPr>
+        <w:t xml:space="preserve"> </w:t>
+      </w:r>
+      <w:proofErr w:type="spellStart"/>
+      <w:r>
+        <w:rPr>
+          <w:lang w:val="en-GB"/>
+        </w:rPr>
+        <w:t>ćemo</w:t>
+      </w:r>
+      <w:proofErr w:type="spellEnd"/>
+      <w:r>
+        <w:rPr>
+          <w:lang w:val="en-GB"/>
+        </w:rPr>
+        <w:t xml:space="preserve"> </w:t>
+      </w:r>
+      <w:proofErr w:type="spellStart"/>
+      <w:r>
+        <w:rPr>
+          <w:lang w:val="en-GB"/>
+        </w:rPr>
+        <w:t>smanjiti</w:t>
+      </w:r>
+      <w:proofErr w:type="spellEnd"/>
+      <w:r>
+        <w:rPr>
+          <w:lang w:val="en-GB"/>
+        </w:rPr>
+        <w:t xml:space="preserve"> </w:t>
+      </w:r>
+      <w:proofErr w:type="spellStart"/>
+      <w:r>
+        <w:rPr>
+          <w:lang w:val="en-GB"/>
+        </w:rPr>
+        <w:t>količinu</w:t>
+      </w:r>
+      <w:proofErr w:type="spellEnd"/>
+      <w:r>
+        <w:rPr>
+          <w:lang w:val="en-GB"/>
+        </w:rPr>
+        <w:t xml:space="preserve"> </w:t>
+      </w:r>
+      <w:proofErr w:type="spellStart"/>
+      <w:r>
+        <w:rPr>
+          <w:lang w:val="en-GB"/>
+        </w:rPr>
+        <w:t>resursa</w:t>
+      </w:r>
+      <w:proofErr w:type="spellEnd"/>
+      <w:r>
+        <w:rPr>
+          <w:lang w:val="en-GB"/>
+        </w:rPr>
+        <w:t xml:space="preserve"> </w:t>
+      </w:r>
+      <w:proofErr w:type="spellStart"/>
+      <w:r>
+        <w:rPr>
+          <w:lang w:val="en-GB"/>
+        </w:rPr>
+        <w:t>potrebnih</w:t>
+      </w:r>
+      <w:proofErr w:type="spellEnd"/>
+      <w:r>
+        <w:rPr>
+          <w:lang w:val="en-GB"/>
+        </w:rPr>
+        <w:t xml:space="preserve"> za </w:t>
+      </w:r>
+      <w:proofErr w:type="spellStart"/>
+      <w:r>
+        <w:rPr>
+          <w:lang w:val="en-GB"/>
+        </w:rPr>
+        <w:t>treniranje</w:t>
+      </w:r>
+      <w:proofErr w:type="spellEnd"/>
+      <w:r>
+        <w:rPr>
+          <w:lang w:val="en-GB"/>
+        </w:rPr>
+        <w:t xml:space="preserve"> </w:t>
+      </w:r>
+      <w:proofErr w:type="spellStart"/>
+      <w:r>
+        <w:rPr>
+          <w:lang w:val="en-GB"/>
+        </w:rPr>
+        <w:t>dok</w:t>
+      </w:r>
+      <w:proofErr w:type="spellEnd"/>
+      <w:r>
+        <w:rPr>
+          <w:lang w:val="en-GB"/>
+        </w:rPr>
+        <w:t xml:space="preserve"> </w:t>
+      </w:r>
+      <w:proofErr w:type="spellStart"/>
+      <w:r>
+        <w:rPr>
+          <w:lang w:val="en-GB"/>
+        </w:rPr>
+        <w:t>ćemo</w:t>
+      </w:r>
+      <w:proofErr w:type="spellEnd"/>
+      <w:r>
+        <w:rPr>
+          <w:lang w:val="en-GB"/>
+        </w:rPr>
+        <w:t xml:space="preserve"> </w:t>
+      </w:r>
+      <w:proofErr w:type="spellStart"/>
+      <w:r>
+        <w:rPr>
+          <w:lang w:val="en-GB"/>
+        </w:rPr>
+        <w:t>zadržati</w:t>
+      </w:r>
+      <w:proofErr w:type="spellEnd"/>
+      <w:r>
+        <w:rPr>
+          <w:lang w:val="en-GB"/>
+        </w:rPr>
+        <w:t xml:space="preserve"> </w:t>
+      </w:r>
+      <w:proofErr w:type="spellStart"/>
+      <w:r>
+        <w:rPr>
+          <w:lang w:val="en-GB"/>
+        </w:rPr>
+        <w:t>najvažnije</w:t>
+      </w:r>
+      <w:proofErr w:type="spellEnd"/>
+      <w:r>
+        <w:rPr>
+          <w:lang w:val="en-GB"/>
+        </w:rPr>
+        <w:t xml:space="preserve"> </w:t>
+      </w:r>
+      <w:proofErr w:type="spellStart"/>
+      <w:r>
+        <w:rPr>
+          <w:lang w:val="en-GB"/>
+        </w:rPr>
+        <w:t>karakteristike.</w:t>
+      </w:r>
+      <w:proofErr w:type="spellEnd"/>
+    </w:p>
+    <w:p>
+      <w:pPr>
+        <w:pStyle w:val="Paragrafspiska"/>
+        <w:numPr>
+          <w:ilvl w:val="0"/>
+          <w:numId w:val="12"/>
+        </w:numPr>
+        <w:rPr>
+          <w:lang w:val="en-GB"/>
+        </w:rPr>
+      </w:pPr>
+      <w:r>
+        <w:rPr>
+          <w:lang w:val="en-GB"/>
+        </w:rPr>
+        <w:t xml:space="preserve">Drugi </w:t>
+      </w:r>
+      <w:proofErr w:type="spellStart"/>
+      <w:r>
+        <w:rPr>
+          <w:lang w:val="en-GB"/>
+        </w:rPr>
+        <w:t>Konvolucijski</w:t>
+      </w:r>
+      <w:proofErr w:type="spellEnd"/>
+      <w:r>
+        <w:rPr>
+          <w:lang w:val="en-GB"/>
+        </w:rPr>
+        <w:t xml:space="preserve"> </w:t>
+      </w:r>
+      <w:proofErr w:type="spellStart"/>
+      <w:r>
+        <w:rPr>
+          <w:lang w:val="en-GB"/>
+        </w:rPr>
+        <w:t>sloj</w:t>
+      </w:r>
+      <w:proofErr w:type="spellEnd"/>
+      <w:r>
+        <w:rPr>
+          <w:lang w:val="en-GB"/>
+        </w:rPr>
+        <w:t xml:space="preserve">. </w:t>
+      </w:r>
+      <w:proofErr w:type="spellStart"/>
+      <w:r>
+        <w:rPr>
+          <w:lang w:val="en-GB"/>
+        </w:rPr>
+        <w:t>Specificira</w:t>
+      </w:r>
+      <w:proofErr w:type="spellEnd"/>
+      <w:r>
+        <w:rPr>
+          <w:lang w:val="en-GB"/>
+        </w:rPr>
+        <w:t xml:space="preserve"> novi set </w:t>
+      </w:r>
+      <w:proofErr w:type="spellStart"/>
+      <w:r>
+        <w:rPr>
+          <w:lang w:val="en-GB"/>
+        </w:rPr>
+        <w:t>od</w:t>
+      </w:r>
+      <w:proofErr w:type="spellEnd"/>
+      <w:r>
+        <w:rPr>
+          <w:lang w:val="en-GB"/>
+        </w:rPr>
+        <w:t xml:space="preserve"> 64 kernel </w:t>
+      </w:r>
+      <w:proofErr w:type="spellStart"/>
+      <w:r>
+        <w:rPr>
+          <w:lang w:val="en-GB"/>
+        </w:rPr>
+        <w:t>dimenzija</w:t>
+      </w:r>
+      <w:proofErr w:type="spellEnd"/>
+      <w:r>
+        <w:rPr>
+          <w:lang w:val="en-GB"/>
+        </w:rPr>
+        <w:t xml:space="preserve"> 3x3. Dati kernel </w:t>
+      </w:r>
+      <w:proofErr w:type="spellStart"/>
+      <w:r>
+        <w:rPr>
+          <w:lang w:val="en-GB"/>
+        </w:rPr>
+        <w:t>će</w:t>
+      </w:r>
+      <w:proofErr w:type="spellEnd"/>
+      <w:r>
+        <w:rPr>
+          <w:lang w:val="en-GB"/>
+        </w:rPr>
+        <w:t xml:space="preserve"> </w:t>
+      </w:r>
+      <w:proofErr w:type="spellStart"/>
+      <w:r>
+        <w:rPr>
+          <w:lang w:val="en-GB"/>
+        </w:rPr>
+        <w:t>smanjiti</w:t>
+      </w:r>
+      <w:proofErr w:type="spellEnd"/>
+      <w:r>
+        <w:rPr>
+          <w:lang w:val="en-GB"/>
+        </w:rPr>
+        <w:t xml:space="preserve"> </w:t>
+      </w:r>
+      <w:proofErr w:type="spellStart"/>
+      <w:r>
+        <w:rPr>
+          <w:lang w:val="en-GB"/>
+        </w:rPr>
+        <w:t>dimenzije</w:t>
+      </w:r>
+      <w:proofErr w:type="spellEnd"/>
+      <w:r>
+        <w:rPr>
+          <w:lang w:val="en-GB"/>
+        </w:rPr>
+        <w:t xml:space="preserve"> </w:t>
+      </w:r>
+      <w:proofErr w:type="spellStart"/>
+      <w:r>
+        <w:rPr>
+          <w:lang w:val="en-GB"/>
+        </w:rPr>
+        <w:t>slike</w:t>
+      </w:r>
+      <w:proofErr w:type="spellEnd"/>
+      <w:r>
+        <w:rPr>
+          <w:lang w:val="en-GB"/>
+        </w:rPr>
+        <w:t xml:space="preserve"> </w:t>
+      </w:r>
+      <w:proofErr w:type="spellStart"/>
+      <w:r>
+        <w:rPr>
+          <w:lang w:val="en-GB"/>
+        </w:rPr>
+        <w:t>sa</w:t>
+      </w:r>
+      <w:proofErr w:type="spellEnd"/>
+      <w:r>
+        <w:rPr>
+          <w:lang w:val="en-GB"/>
+        </w:rPr>
+        <w:t xml:space="preserve"> 127x127 </w:t>
+      </w:r>
+      <w:proofErr w:type="spellStart"/>
+      <w:r>
+        <w:rPr>
+          <w:lang w:val="en-GB"/>
+        </w:rPr>
+        <w:t>na</w:t>
+      </w:r>
+      <w:proofErr w:type="spellEnd"/>
+      <w:r>
+        <w:rPr>
+          <w:lang w:val="en-GB"/>
+        </w:rPr>
+        <w:t xml:space="preserve"> 125x125.</w:t>
+      </w:r>
+    </w:p>
+    <w:p>
+      <w:pPr>
+        <w:pStyle w:val="Paragrafspiska"/>
+        <w:numPr>
+          <w:ilvl w:val="0"/>
+          <w:numId w:val="12"/>
+        </w:numPr>
+        <w:rPr>
+          <w:lang w:val="en-GB"/>
+        </w:rPr>
+      </w:pPr>
+      <w:proofErr w:type="spellStart"/>
+      <w:r>
+        <w:rPr>
+          <w:lang w:val="en-GB"/>
+        </w:rPr>
+        <w:t>ReLU</w:t>
+      </w:r>
+      <w:proofErr w:type="spellEnd"/>
+      <w:r>
+        <w:rPr>
+          <w:lang w:val="en-GB"/>
+        </w:rPr>
+        <w:t xml:space="preserve"> </w:t>
+      </w:r>
+      <w:proofErr w:type="spellStart"/>
+      <w:r>
+        <w:rPr>
+          <w:lang w:val="en-GB"/>
+        </w:rPr>
+        <w:t>sloj</w:t>
+      </w:r>
+      <w:proofErr w:type="spellEnd"/>
+      <w:r>
+        <w:rPr>
+          <w:lang w:val="en-GB"/>
+        </w:rPr>
+        <w:t xml:space="preserve">. </w:t>
+      </w:r>
+      <w:proofErr w:type="spellStart"/>
+      <w:r>
+        <w:rPr>
+          <w:lang w:val="en-GB"/>
+        </w:rPr>
+        <w:t>Ponovna</w:t>
+      </w:r>
+      <w:proofErr w:type="spellEnd"/>
+      <w:r>
+        <w:rPr>
+          <w:lang w:val="en-GB"/>
+        </w:rPr>
+        <w:t xml:space="preserve"> </w:t>
+      </w:r>
+      <w:proofErr w:type="spellStart"/>
+      <w:r>
+        <w:rPr>
+          <w:lang w:val="en-GB"/>
+        </w:rPr>
+        <w:t>aktivacijska</w:t>
+      </w:r>
+      <w:proofErr w:type="spellEnd"/>
+      <w:r>
+        <w:rPr>
+          <w:lang w:val="en-GB"/>
+        </w:rPr>
+        <w:t xml:space="preserve"> </w:t>
+      </w:r>
+      <w:proofErr w:type="spellStart"/>
+      <w:r>
+        <w:rPr>
+          <w:lang w:val="en-GB"/>
+        </w:rPr>
+        <w:t>funkcija.</w:t>
+      </w:r>
+      <w:proofErr w:type="spellEnd"/>
+    </w:p>
+    <w:p>
+      <w:pPr>
+        <w:pStyle w:val="Paragrafspiska"/>
+        <w:numPr>
+          <w:ilvl w:val="0"/>
+          <w:numId w:val="12"/>
+        </w:numPr>
+        <w:rPr>
+          <w:lang w:val="en-GB"/>
+        </w:rPr>
+      </w:pPr>
+      <w:r>
+        <w:rPr>
+          <w:lang w:val="en-GB"/>
+        </w:rPr>
+        <w:t xml:space="preserve">Max Pooling </w:t>
+      </w:r>
+      <w:proofErr w:type="spellStart"/>
+      <w:r>
+        <w:rPr>
+          <w:lang w:val="en-GB"/>
+        </w:rPr>
+        <w:t>sloj</w:t>
+      </w:r>
+      <w:proofErr w:type="spellEnd"/>
+      <w:r>
+        <w:rPr>
+          <w:lang w:val="en-GB"/>
+        </w:rPr>
+        <w:t xml:space="preserve">. </w:t>
+      </w:r>
+      <w:proofErr w:type="spellStart"/>
+      <w:r>
+        <w:rPr>
+          <w:lang w:val="en-GB"/>
+        </w:rPr>
+        <w:t>Specificira</w:t>
+      </w:r>
+      <w:proofErr w:type="spellEnd"/>
+      <w:r>
+        <w:rPr>
+          <w:lang w:val="en-GB"/>
+        </w:rPr>
+        <w:t xml:space="preserve"> kernel 2x2 koji </w:t>
+      </w:r>
+      <w:proofErr w:type="spellStart"/>
+      <w:r>
+        <w:rPr>
+          <w:lang w:val="en-GB"/>
+        </w:rPr>
+        <w:t>smanjuje</w:t>
+      </w:r>
+      <w:proofErr w:type="spellEnd"/>
+      <w:r>
+        <w:rPr>
+          <w:lang w:val="en-GB"/>
+        </w:rPr>
+        <w:t xml:space="preserve"> </w:t>
+      </w:r>
+      <w:proofErr w:type="spellStart"/>
+      <w:r>
+        <w:rPr>
+          <w:lang w:val="en-GB"/>
+        </w:rPr>
+        <w:t>dimenzije</w:t>
+      </w:r>
+      <w:proofErr w:type="spellEnd"/>
+      <w:r>
+        <w:rPr>
+          <w:lang w:val="en-GB"/>
+        </w:rPr>
+        <w:t xml:space="preserve"> </w:t>
+      </w:r>
+      <w:proofErr w:type="spellStart"/>
+      <w:r>
+        <w:rPr>
+          <w:lang w:val="en-GB"/>
+        </w:rPr>
+        <w:t>slike</w:t>
+      </w:r>
+      <w:proofErr w:type="spellEnd"/>
+      <w:r>
+        <w:rPr>
+          <w:lang w:val="en-GB"/>
+        </w:rPr>
+        <w:t xml:space="preserve"> </w:t>
+      </w:r>
+      <w:proofErr w:type="spellStart"/>
+      <w:r>
+        <w:rPr>
+          <w:lang w:val="en-GB"/>
+        </w:rPr>
+        <w:t>na</w:t>
+      </w:r>
+      <w:proofErr w:type="spellEnd"/>
+      <w:r>
+        <w:rPr>
+          <w:lang w:val="en-GB"/>
+        </w:rPr>
+        <w:t xml:space="preserve"> 63x63. (</w:t>
+      </w:r>
+      <w:proofErr w:type="spellStart"/>
+      <w:r>
+        <w:rPr>
+          <w:lang w:val="en-GB"/>
+        </w:rPr>
+        <w:t>Napomena</w:t>
+      </w:r>
+      <w:proofErr w:type="spellEnd"/>
+      <w:r>
+        <w:rPr>
+          <w:lang w:val="en-GB"/>
+        </w:rPr>
+        <w:t xml:space="preserve">: </w:t>
+      </w:r>
+      <w:proofErr w:type="spellStart"/>
+      <w:r>
+        <w:rPr>
+          <w:lang w:val="en-GB"/>
+        </w:rPr>
+        <w:t>Pytorch</w:t>
+      </w:r>
+      <w:proofErr w:type="spellEnd"/>
+      <w:r>
+        <w:rPr>
+          <w:lang w:val="en-GB"/>
+        </w:rPr>
+        <w:t xml:space="preserve"> </w:t>
+      </w:r>
+      <w:proofErr w:type="spellStart"/>
+      <w:r>
+        <w:rPr>
+          <w:lang w:val="en-GB"/>
+        </w:rPr>
+        <w:t>automatski</w:t>
+      </w:r>
+      <w:proofErr w:type="spellEnd"/>
+      <w:r>
+        <w:rPr>
+          <w:lang w:val="en-GB"/>
+        </w:rPr>
+        <w:t xml:space="preserve"> </w:t>
+      </w:r>
+      <w:proofErr w:type="spellStart"/>
+      <w:r>
+        <w:rPr>
+          <w:lang w:val="en-GB"/>
+        </w:rPr>
+        <w:t>radi</w:t>
+      </w:r>
+      <w:proofErr w:type="spellEnd"/>
+      <w:r>
+        <w:rPr>
+          <w:lang w:val="en-GB"/>
+        </w:rPr>
+        <w:t xml:space="preserve"> floor </w:t>
+      </w:r>
+      <w:proofErr w:type="spellStart"/>
+      <w:r>
+        <w:rPr>
+          <w:lang w:val="en-GB"/>
+        </w:rPr>
+        <w:t>dimenzija</w:t>
+      </w:r>
+      <w:proofErr w:type="spellEnd"/>
+      <w:r>
+        <w:rPr>
+          <w:lang w:val="en-GB"/>
+        </w:rPr>
+        <w:t xml:space="preserve"> </w:t>
+      </w:r>
+      <w:proofErr w:type="spellStart"/>
+      <w:r>
+        <w:rPr>
+          <w:lang w:val="en-GB"/>
+        </w:rPr>
+        <w:t>sa</w:t>
+      </w:r>
+      <w:proofErr w:type="spellEnd"/>
+      <w:r>
+        <w:rPr>
+          <w:lang w:val="en-GB"/>
+        </w:rPr>
+        <w:t xml:space="preserve"> 63.5 </w:t>
+      </w:r>
+      <w:proofErr w:type="spellStart"/>
+      <w:r>
+        <w:rPr>
+          <w:lang w:val="en-GB"/>
+        </w:rPr>
+        <w:t>na</w:t>
+      </w:r>
+      <w:proofErr w:type="spellEnd"/>
+      <w:r>
+        <w:rPr>
+          <w:lang w:val="en-GB"/>
+        </w:rPr>
+        <w:t xml:space="preserve"> 63).</w:t>
+      </w:r>
+    </w:p>
+    <w:p>
+      <w:pPr>
+        <w:pStyle w:val="Paragrafspiska"/>
+        <w:numPr>
+          <w:ilvl w:val="0"/>
+          <w:numId w:val="12"/>
+        </w:numPr>
+        <w:rPr>
+          <w:lang w:val="de-DE"/>
+        </w:rPr>
+      </w:pPr>
+      <w:r>
+        <w:rPr>
+          <w:lang w:val="de-DE"/>
+        </w:rPr>
+        <w:t>Flatten sloj. Dati sloj uzima sve 64 transformisane slike i daje nam vektor sa 63x63x64 = 254016 vrijednosti.</w:t>
+      </w:r>
+    </w:p>
+    <w:p>
+      <w:pPr>
+        <w:pStyle w:val="Paragrafspiska"/>
+        <w:numPr>
+          <w:ilvl w:val="0"/>
+          <w:numId w:val="12"/>
+        </w:numPr>
+        <w:rPr>
+          <w:lang w:val="en-GB"/>
+        </w:rPr>
+      </w:pPr>
+      <w:proofErr w:type="spellStart"/>
+      <w:r>
+        <w:rPr>
+          <w:lang w:val="en-GB"/>
+        </w:rPr>
+        <w:t>Potpuno</w:t>
+      </w:r>
+      <w:proofErr w:type="spellEnd"/>
+      <w:r>
+        <w:rPr>
+          <w:lang w:val="en-GB"/>
+        </w:rPr>
+        <w:t xml:space="preserve"> </w:t>
+      </w:r>
+      <w:proofErr w:type="spellStart"/>
+      <w:r>
+        <w:rPr>
+          <w:lang w:val="en-GB"/>
+        </w:rPr>
+        <w:t>povezani</w:t>
+      </w:r>
+      <w:proofErr w:type="spellEnd"/>
+      <w:r>
+        <w:rPr>
+          <w:lang w:val="en-GB"/>
+        </w:rPr>
+        <w:t xml:space="preserve"> </w:t>
+      </w:r>
+      <w:proofErr w:type="spellStart"/>
+      <w:r>
+        <w:rPr>
+          <w:lang w:val="en-GB"/>
+        </w:rPr>
+        <w:t>sloj</w:t>
+      </w:r>
+      <w:proofErr w:type="spellEnd"/>
+      <w:r>
+        <w:rPr>
+          <w:lang w:val="en-GB"/>
+        </w:rPr>
+        <w:t xml:space="preserve"> </w:t>
+      </w:r>
+      <w:proofErr w:type="spellStart"/>
+      <w:r>
+        <w:rPr>
+          <w:lang w:val="en-GB"/>
+        </w:rPr>
+        <w:t>sa</w:t>
+      </w:r>
+      <w:proofErr w:type="spellEnd"/>
+      <w:r>
+        <w:rPr>
+          <w:lang w:val="en-GB"/>
+        </w:rPr>
+        <w:t xml:space="preserve"> 16 </w:t>
+      </w:r>
+      <w:proofErr w:type="spellStart"/>
+      <w:r>
+        <w:rPr>
+          <w:lang w:val="en-GB"/>
+        </w:rPr>
+        <w:t>neurona</w:t>
+      </w:r>
+      <w:proofErr w:type="spellEnd"/>
+      <w:r>
+        <w:rPr>
+          <w:lang w:val="en-GB"/>
+        </w:rPr>
+        <w:t>.</w:t>
+      </w:r>
+    </w:p>
+    <w:p>
+      <w:pPr>
+        <w:pStyle w:val="Paragrafspiska"/>
+        <w:numPr>
+          <w:ilvl w:val="0"/>
+          <w:numId w:val="12"/>
+        </w:numPr>
+        <w:rPr>
+          <w:lang w:val="en-GB"/>
+        </w:rPr>
+      </w:pPr>
+      <w:proofErr w:type="spellStart"/>
+      <w:r>
+        <w:rPr>
+          <w:lang w:val="en-GB"/>
+        </w:rPr>
+        <w:t>Potpuno</w:t>
+      </w:r>
+      <w:proofErr w:type="spellEnd"/>
+      <w:r>
+        <w:rPr>
+          <w:lang w:val="en-GB"/>
+        </w:rPr>
+        <w:t xml:space="preserve"> </w:t>
+      </w:r>
+      <w:proofErr w:type="spellStart"/>
+      <w:r>
+        <w:rPr>
+          <w:lang w:val="en-GB"/>
+        </w:rPr>
+        <w:t>povezani</w:t>
+      </w:r>
+      <w:proofErr w:type="spellEnd"/>
+      <w:r>
+        <w:rPr>
+          <w:lang w:val="en-GB"/>
+        </w:rPr>
+        <w:t xml:space="preserve"> </w:t>
+      </w:r>
+      <w:proofErr w:type="spellStart"/>
+      <w:r>
+        <w:rPr>
+          <w:lang w:val="en-GB"/>
+        </w:rPr>
+        <w:t>sloj</w:t>
+      </w:r>
+      <w:proofErr w:type="spellEnd"/>
+      <w:r>
+        <w:rPr>
+          <w:lang w:val="en-GB"/>
+        </w:rPr>
+        <w:t xml:space="preserve"> </w:t>
+      </w:r>
+      <w:proofErr w:type="spellStart"/>
+      <w:r>
+        <w:rPr>
+          <w:lang w:val="en-GB"/>
+        </w:rPr>
+        <w:t>sa</w:t>
+      </w:r>
+      <w:proofErr w:type="spellEnd"/>
+      <w:r>
+        <w:rPr>
+          <w:lang w:val="en-GB"/>
+        </w:rPr>
+        <w:t xml:space="preserve"> 3 </w:t>
+      </w:r>
+      <w:proofErr w:type="spellStart"/>
+      <w:r>
+        <w:rPr>
+          <w:lang w:val="en-GB"/>
+        </w:rPr>
+        <w:t>neurona</w:t>
+      </w:r>
+      <w:proofErr w:type="spellEnd"/>
+      <w:r>
+        <w:rPr>
+          <w:lang w:val="en-GB"/>
+        </w:rPr>
+        <w:t xml:space="preserve"> koji </w:t>
+      </w:r>
+      <w:proofErr w:type="spellStart"/>
+      <w:r>
+        <w:rPr>
+          <w:lang w:val="en-GB"/>
+        </w:rPr>
+        <w:t>nam</w:t>
+      </w:r>
+      <w:proofErr w:type="spellEnd"/>
+      <w:r>
+        <w:rPr>
+          <w:lang w:val="en-GB"/>
+        </w:rPr>
+        <w:t xml:space="preserve"> </w:t>
+      </w:r>
+      <w:proofErr w:type="spellStart"/>
+      <w:r>
+        <w:rPr>
+          <w:lang w:val="en-GB"/>
+        </w:rPr>
+        <w:t>daje</w:t>
+      </w:r>
+      <w:proofErr w:type="spellEnd"/>
+      <w:r>
+        <w:rPr>
+          <w:lang w:val="en-GB"/>
+        </w:rPr>
+        <w:t xml:space="preserve"> </w:t>
+      </w:r>
+      <w:proofErr w:type="spellStart"/>
+      <w:r>
+        <w:rPr>
+          <w:lang w:val="en-GB"/>
+        </w:rPr>
+        <w:t>krajnju</w:t>
+      </w:r>
+      <w:proofErr w:type="spellEnd"/>
+      <w:r>
+        <w:rPr>
+          <w:lang w:val="en-GB"/>
+        </w:rPr>
+        <w:t xml:space="preserve"> </w:t>
+      </w:r>
+      <w:proofErr w:type="spellStart"/>
+      <w:r>
+        <w:rPr>
+          <w:lang w:val="en-GB"/>
+        </w:rPr>
+        <w:t>klasifikaciju</w:t>
+      </w:r>
+      <w:proofErr w:type="spellEnd"/>
+      <w:r>
+        <w:rPr>
+          <w:lang w:val="en-GB"/>
+        </w:rPr>
+        <w:t>.</w:t>
+      </w:r>
+    </w:p>
+    <w:p>
+      <w:pPr>
+        <w:ind w:left="720" w:hanging="720"/>
+        <w:rPr>
+          <w:lang w:val="en-GB"/>
+        </w:rPr>
+      </w:pPr>
+    </w:p>
+    <w:p>
+      <w:pPr>
+        <w:ind w:left="720" w:hanging="720"/>
+        <w:rPr>
+          <w:lang w:val="en-US"/>
+        </w:rPr>
+      </w:pPr>
+      <w:r>
+        <w:rPr>
+          <w:lang w:val="en-GB"/>
+        </w:rPr>
+        <w:t xml:space="preserve">Data </w:t>
+      </w:r>
+      <w:proofErr w:type="spellStart"/>
+      <w:r>
+        <w:rPr>
+          <w:lang w:val="en-GB"/>
+        </w:rPr>
+        <w:t>arhitektura</w:t>
+      </w:r>
+      <w:proofErr w:type="spellEnd"/>
+      <w:r>
+        <w:rPr>
+          <w:lang w:val="en-GB"/>
+        </w:rPr>
+        <w:t xml:space="preserve"> </w:t>
+      </w:r>
+      <w:proofErr w:type="spellStart"/>
+      <w:r>
+        <w:rPr>
+          <w:lang w:val="en-GB"/>
+        </w:rPr>
+        <w:t>neuralne</w:t>
+      </w:r>
+      <w:proofErr w:type="spellEnd"/>
+      <w:r>
+        <w:rPr>
+          <w:lang w:val="en-GB"/>
+        </w:rPr>
+        <w:t xml:space="preserve"> </w:t>
+      </w:r>
+      <w:proofErr w:type="spellStart"/>
+      <w:r>
+        <w:rPr>
+          <w:lang w:val="en-GB"/>
+        </w:rPr>
+        <w:t>mreže</w:t>
+      </w:r>
+      <w:proofErr w:type="spellEnd"/>
+      <w:r>
+        <w:rPr>
+          <w:lang w:val="en-GB"/>
+        </w:rPr>
+        <w:t xml:space="preserve"> </w:t>
+      </w:r>
+      <w:proofErr w:type="spellStart"/>
+      <w:r>
+        <w:rPr>
+          <w:lang w:val="en-GB"/>
+        </w:rPr>
+        <w:t>bazirana</w:t>
       </w:r>
       <w:proofErr w:type="spellEnd"/>
       <w:r>
@@ -2772,118 +7828,6 @@
         <w:rPr>
           <w:lang w:val="en-GB"/>
         </w:rPr>
-        <w:t>strogo</w:t>
-      </w:r>
-      <w:proofErr w:type="spellEnd"/>
-      <w:r>
-        <w:rPr>
-          <w:lang w:val="en-GB"/>
-        </w:rPr>
-        <w:t xml:space="preserve"> </w:t>
-      </w:r>
-      <w:proofErr w:type="spellStart"/>
-      <w:r>
-        <w:rPr>
-          <w:lang w:val="en-GB"/>
-        </w:rPr>
-        <w:t>kontrolisan</w:t>
-      </w:r>
-      <w:proofErr w:type="spellEnd"/>
-      <w:r>
-        <w:rPr>
-          <w:lang w:val="en-GB"/>
-        </w:rPr>
-        <w:t xml:space="preserve"> </w:t>
-      </w:r>
-      <w:proofErr w:type="spellStart"/>
-      <w:r>
-        <w:rPr>
-          <w:lang w:val="en-GB"/>
-        </w:rPr>
-        <w:t>kroz</w:t>
-      </w:r>
-      <w:proofErr w:type="spellEnd"/>
-      <w:r>
-        <w:rPr>
-          <w:lang w:val="en-GB"/>
-        </w:rPr>
-        <w:t xml:space="preserve"> </w:t>
-      </w:r>
-      <w:proofErr w:type="spellStart"/>
-      <w:r>
-        <w:rPr>
-          <w:lang w:val="en-GB"/>
-        </w:rPr>
-        <w:t>nekoliko</w:t>
-      </w:r>
-      <w:proofErr w:type="spellEnd"/>
-      <w:r>
-        <w:rPr>
-          <w:lang w:val="en-GB"/>
-        </w:rPr>
-        <w:t xml:space="preserve"> </w:t>
-      </w:r>
-      <w:proofErr w:type="spellStart"/>
-      <w:r>
-        <w:rPr>
-          <w:lang w:val="en-GB"/>
-        </w:rPr>
-        <w:t>parametara</w:t>
-      </w:r>
-      <w:proofErr w:type="spellEnd"/>
-      <w:r>
-        <w:rPr>
-          <w:lang w:val="en-GB"/>
-        </w:rPr>
-        <w:t xml:space="preserve">. Svi </w:t>
-      </w:r>
-      <w:proofErr w:type="spellStart"/>
-      <w:r>
-        <w:rPr>
-          <w:lang w:val="en-GB"/>
-        </w:rPr>
-        <w:t>eksperimenti</w:t>
-      </w:r>
-      <w:proofErr w:type="spellEnd"/>
-      <w:r>
-        <w:rPr>
-          <w:lang w:val="en-GB"/>
-        </w:rPr>
-        <w:t xml:space="preserve"> </w:t>
-      </w:r>
-      <w:proofErr w:type="spellStart"/>
-      <w:r>
-        <w:rPr>
-          <w:lang w:val="en-GB"/>
-        </w:rPr>
-        <w:t>su</w:t>
-      </w:r>
-      <w:proofErr w:type="spellEnd"/>
-      <w:r>
-        <w:rPr>
-          <w:lang w:val="en-GB"/>
-        </w:rPr>
-        <w:t xml:space="preserve"> </w:t>
-      </w:r>
-      <w:proofErr w:type="spellStart"/>
-      <w:r>
-        <w:rPr>
-          <w:lang w:val="en-GB"/>
-        </w:rPr>
-        <w:t>pokrenuti</w:t>
-      </w:r>
-      <w:proofErr w:type="spellEnd"/>
-      <w:r>
-        <w:rPr>
-          <w:lang w:val="en-GB"/>
-        </w:rPr>
-        <w:t xml:space="preserve"> </w:t>
-      </w:r>
-      <w:proofErr w:type="spellStart"/>
-      <w:r>
-        <w:rPr>
-          <w:lang w:val="en-GB"/>
-        </w:rPr>
         <w:t>na</w:t>
       </w:r>
       <w:proofErr w:type="spellEnd"/>
@@ -2898,530 +7842,28 @@
         <w:rPr>
           <w:lang w:val="en-GB"/>
         </w:rPr>
-        <w:t>identičnoj</w:t>
-      </w:r>
-      <w:proofErr w:type="spellEnd"/>
-      <w:r>
-        <w:rPr>
-          <w:lang w:val="en-GB"/>
-        </w:rPr>
-        <w:t xml:space="preserve"> </w:t>
-      </w:r>
-      <w:proofErr w:type="spellStart"/>
-      <w:r>
-        <w:rPr>
-          <w:lang w:val="en-GB"/>
-        </w:rPr>
-        <w:t>hardverskoj</w:t>
-      </w:r>
-      <w:proofErr w:type="spellEnd"/>
-      <w:r>
-        <w:rPr>
-          <w:lang w:val="en-GB"/>
-        </w:rPr>
-        <w:t xml:space="preserve"> </w:t>
-      </w:r>
-      <w:proofErr w:type="spellStart"/>
-      <w:r>
-        <w:rPr>
-          <w:lang w:val="en-GB"/>
-        </w:rPr>
-        <w:t>konfiguraciji</w:t>
-      </w:r>
-      <w:proofErr w:type="spellEnd"/>
-      <w:r>
-        <w:rPr>
-          <w:lang w:val="en-GB"/>
-        </w:rPr>
-        <w:t xml:space="preserve"> (</w:t>
-      </w:r>
-      <w:proofErr w:type="spellStart"/>
-      <w:r>
-        <w:rPr>
-          <w:lang w:val="en-GB"/>
-        </w:rPr>
-        <w:t>navesti</w:t>
-      </w:r>
-      <w:proofErr w:type="spellEnd"/>
-      <w:r>
-        <w:rPr>
-          <w:lang w:val="en-GB"/>
-        </w:rPr>
-        <w:t xml:space="preserve"> CPU, RAM, GPU), </w:t>
-      </w:r>
-      <w:proofErr w:type="spellStart"/>
-      <w:r>
-        <w:rPr>
-          <w:lang w:val="en-GB"/>
-        </w:rPr>
-        <w:t>osiguravajući</w:t>
-      </w:r>
-      <w:proofErr w:type="spellEnd"/>
-      <w:r>
-        <w:rPr>
-          <w:lang w:val="en-GB"/>
-        </w:rPr>
-        <w:t xml:space="preserve"> da </w:t>
-      </w:r>
-      <w:proofErr w:type="spellStart"/>
-      <w:r>
-        <w:rPr>
-          <w:lang w:val="en-GB"/>
-        </w:rPr>
-        <w:t>sistemski</w:t>
-      </w:r>
-      <w:proofErr w:type="spellEnd"/>
-      <w:r>
-        <w:rPr>
-          <w:lang w:val="en-GB"/>
-        </w:rPr>
-        <w:t xml:space="preserve"> </w:t>
-      </w:r>
-      <w:proofErr w:type="spellStart"/>
-      <w:r>
-        <w:rPr>
-          <w:lang w:val="en-GB"/>
-        </w:rPr>
-        <w:t>resursi</w:t>
-      </w:r>
-      <w:proofErr w:type="spellEnd"/>
-      <w:r>
-        <w:rPr>
-          <w:lang w:val="en-GB"/>
-        </w:rPr>
-        <w:t xml:space="preserve"> ne </w:t>
-      </w:r>
-      <w:proofErr w:type="spellStart"/>
-      <w:r>
-        <w:rPr>
-          <w:lang w:val="en-GB"/>
-        </w:rPr>
-        <w:t>utiču</w:t>
-      </w:r>
-      <w:proofErr w:type="spellEnd"/>
-      <w:r>
-        <w:rPr>
-          <w:lang w:val="en-GB"/>
-        </w:rPr>
-        <w:t xml:space="preserve"> </w:t>
-      </w:r>
-      <w:proofErr w:type="spellStart"/>
-      <w:r>
-        <w:rPr>
-          <w:lang w:val="en-GB"/>
-        </w:rPr>
-        <w:t>na</w:t>
-      </w:r>
-      <w:proofErr w:type="spellEnd"/>
-      <w:r>
-        <w:rPr>
-          <w:lang w:val="en-GB"/>
-        </w:rPr>
-        <w:t xml:space="preserve"> </w:t>
-      </w:r>
-      <w:proofErr w:type="spellStart"/>
-      <w:r>
-        <w:rPr>
-          <w:lang w:val="en-GB"/>
-        </w:rPr>
-        <w:t>razlike</w:t>
-      </w:r>
-      <w:proofErr w:type="spellEnd"/>
-      <w:r>
-        <w:rPr>
-          <w:lang w:val="en-GB"/>
-        </w:rPr>
-        <w:t xml:space="preserve"> u </w:t>
-      </w:r>
-      <w:proofErr w:type="spellStart"/>
-      <w:r>
-        <w:rPr>
-          <w:lang w:val="en-GB"/>
-        </w:rPr>
-        <w:t>vremenu</w:t>
-      </w:r>
-      <w:proofErr w:type="spellEnd"/>
-      <w:r>
-        <w:rPr>
-          <w:lang w:val="en-GB"/>
-        </w:rPr>
-        <w:t xml:space="preserve"> </w:t>
-      </w:r>
-      <w:proofErr w:type="spellStart"/>
-      <w:r>
-        <w:rPr>
-          <w:lang w:val="en-GB"/>
-        </w:rPr>
-        <w:t>izvršavanja</w:t>
-      </w:r>
-      <w:proofErr w:type="spellEnd"/>
-      <w:r>
-        <w:rPr>
-          <w:lang w:val="en-GB"/>
-        </w:rPr>
-        <w:t>.</w:t>
-      </w:r>
-    </w:p>
-    <w:p>
-      <w:pPr>
-        <w:rPr>
-          <w:lang w:val="en-GB"/>
-        </w:rPr>
-      </w:pPr>
-    </w:p>
-    <w:p>
-      <w:pPr>
-        <w:rPr>
-          <w:lang w:val="en-GB"/>
-        </w:rPr>
-      </w:pPr>
-      <w:r>
-        <w:rPr>
-          <w:lang w:val="en-GB"/>
-        </w:rPr>
-        <w:t xml:space="preserve">Da bi </w:t>
-      </w:r>
-      <w:proofErr w:type="spellStart"/>
-      <w:r>
-        <w:rPr>
-          <w:lang w:val="en-GB"/>
-        </w:rPr>
-        <w:t>poređenje</w:t>
-      </w:r>
-      <w:proofErr w:type="spellEnd"/>
-      <w:r>
-        <w:rPr>
-          <w:lang w:val="en-GB"/>
-        </w:rPr>
-        <w:t xml:space="preserve"> </w:t>
-      </w:r>
-      <w:proofErr w:type="spellStart"/>
-      <w:r>
-        <w:rPr>
-          <w:lang w:val="en-GB"/>
-        </w:rPr>
-        <w:t>bilo</w:t>
-      </w:r>
-      <w:proofErr w:type="spellEnd"/>
-      <w:r>
-        <w:rPr>
-          <w:lang w:val="en-GB"/>
-        </w:rPr>
-        <w:t xml:space="preserve"> </w:t>
-      </w:r>
-      <w:proofErr w:type="spellStart"/>
-      <w:r>
-        <w:rPr>
-          <w:lang w:val="en-GB"/>
-        </w:rPr>
-        <w:t>potpuno</w:t>
-      </w:r>
-      <w:proofErr w:type="spellEnd"/>
-      <w:r>
-        <w:rPr>
-          <w:lang w:val="en-GB"/>
-        </w:rPr>
-        <w:t xml:space="preserve"> </w:t>
-      </w:r>
-      <w:proofErr w:type="spellStart"/>
-      <w:r>
-        <w:rPr>
-          <w:lang w:val="en-GB"/>
-        </w:rPr>
-        <w:t>validno</w:t>
-      </w:r>
-      <w:proofErr w:type="spellEnd"/>
-      <w:r>
-        <w:rPr>
-          <w:lang w:val="en-GB"/>
-        </w:rPr>
-        <w:t xml:space="preserve">, </w:t>
-      </w:r>
-      <w:proofErr w:type="spellStart"/>
-      <w:r>
-        <w:rPr>
-          <w:lang w:val="en-GB"/>
-        </w:rPr>
-        <w:t>definisana</w:t>
-      </w:r>
-      <w:proofErr w:type="spellEnd"/>
-      <w:r>
-        <w:rPr>
-          <w:lang w:val="en-GB"/>
-        </w:rPr>
-        <w:t xml:space="preserve"> </w:t>
-      </w:r>
-      <w:proofErr w:type="spellStart"/>
-      <w:r>
-        <w:rPr>
-          <w:lang w:val="en-GB"/>
-        </w:rPr>
-        <w:t>su</w:t>
-      </w:r>
-      <w:proofErr w:type="spellEnd"/>
-      <w:r>
-        <w:rPr>
-          <w:lang w:val="en-GB"/>
-        </w:rPr>
-        <w:t xml:space="preserve"> </w:t>
-      </w:r>
-      <w:proofErr w:type="spellStart"/>
-      <w:r>
-        <w:rPr>
-          <w:lang w:val="en-GB"/>
-        </w:rPr>
-        <w:t>sljedeća</w:t>
-      </w:r>
-      <w:proofErr w:type="spellEnd"/>
-      <w:r>
-        <w:rPr>
-          <w:lang w:val="en-GB"/>
-        </w:rPr>
-        <w:t xml:space="preserve"> </w:t>
-      </w:r>
-      <w:proofErr w:type="spellStart"/>
-      <w:r>
-        <w:rPr>
-          <w:lang w:val="en-GB"/>
-        </w:rPr>
-        <w:t>pravila</w:t>
-      </w:r>
-      <w:proofErr w:type="spellEnd"/>
-      <w:r>
-        <w:rPr>
-          <w:lang w:val="en-GB"/>
-        </w:rPr>
-        <w:t>:</w:t>
-      </w:r>
-    </w:p>
-    <w:p>
-      <w:pPr>
-        <w:rPr>
-          <w:lang w:val="en-GB"/>
-        </w:rPr>
-      </w:pPr>
-    </w:p>
-    <w:p>
-      <w:pPr>
-        <w:rPr>
-          <w:lang w:val="en-GB"/>
-        </w:rPr>
-      </w:pPr>
-      <w:r>
-        <w:rPr>
-          <w:lang w:val="en-GB"/>
-        </w:rPr>
-        <w:t xml:space="preserve">    </w:t>
-      </w:r>
-      <w:proofErr w:type="spellStart"/>
-      <w:r>
-        <w:rPr>
-          <w:lang w:val="en-GB"/>
-        </w:rPr>
-        <w:t>Identična</w:t>
-      </w:r>
-      <w:proofErr w:type="spellEnd"/>
-      <w:r>
-        <w:rPr>
-          <w:lang w:val="en-GB"/>
-        </w:rPr>
-        <w:t xml:space="preserve"> </w:t>
-      </w:r>
-      <w:proofErr w:type="spellStart"/>
-      <w:r>
-        <w:rPr>
-          <w:lang w:val="en-GB"/>
-        </w:rPr>
-        <w:t>arhitektura</w:t>
-      </w:r>
-      <w:proofErr w:type="spellEnd"/>
-      <w:r>
-        <w:rPr>
-          <w:lang w:val="en-GB"/>
-        </w:rPr>
-        <w:t xml:space="preserve"> </w:t>
-      </w:r>
-      <w:proofErr w:type="spellStart"/>
-      <w:r>
-        <w:rPr>
-          <w:lang w:val="en-GB"/>
-        </w:rPr>
-        <w:t>i</w:t>
-      </w:r>
-      <w:proofErr w:type="spellEnd"/>
-      <w:r>
-        <w:rPr>
-          <w:lang w:val="en-GB"/>
-        </w:rPr>
-        <w:t xml:space="preserve"> </w:t>
-      </w:r>
-      <w:proofErr w:type="spellStart"/>
-      <w:r>
-        <w:rPr>
-          <w:lang w:val="en-GB"/>
-        </w:rPr>
-        <w:t>hiperparametri</w:t>
-      </w:r>
-      <w:proofErr w:type="spellEnd"/>
-      <w:r>
-        <w:rPr>
-          <w:lang w:val="en-GB"/>
-        </w:rPr>
-        <w:t xml:space="preserve">: Oba </w:t>
-      </w:r>
-      <w:proofErr w:type="spellStart"/>
-      <w:r>
-        <w:rPr>
-          <w:lang w:val="en-GB"/>
-        </w:rPr>
-        <w:t>modela</w:t>
-      </w:r>
-      <w:proofErr w:type="spellEnd"/>
-      <w:r>
-        <w:rPr>
-          <w:lang w:val="en-GB"/>
-        </w:rPr>
-        <w:t xml:space="preserve"> </w:t>
-      </w:r>
-      <w:proofErr w:type="spellStart"/>
-      <w:r>
-        <w:rPr>
-          <w:lang w:val="en-GB"/>
-        </w:rPr>
-        <w:t>posjeduju</w:t>
-      </w:r>
-      <w:proofErr w:type="spellEnd"/>
-      <w:r>
-        <w:rPr>
-          <w:lang w:val="en-GB"/>
-        </w:rPr>
-        <w:t xml:space="preserve"> </w:t>
-      </w:r>
-      <w:proofErr w:type="spellStart"/>
-      <w:r>
-        <w:rPr>
-          <w:lang w:val="en-GB"/>
-        </w:rPr>
-        <w:t>identičan</w:t>
-      </w:r>
-      <w:proofErr w:type="spellEnd"/>
-      <w:r>
-        <w:rPr>
-          <w:lang w:val="en-GB"/>
-        </w:rPr>
-        <w:t xml:space="preserve"> </w:t>
-      </w:r>
-      <w:proofErr w:type="spellStart"/>
-      <w:r>
-        <w:rPr>
-          <w:lang w:val="en-GB"/>
-        </w:rPr>
-        <w:t>broj</w:t>
-      </w:r>
-      <w:proofErr w:type="spellEnd"/>
-      <w:r>
-        <w:rPr>
-          <w:lang w:val="en-GB"/>
-        </w:rPr>
-        <w:t xml:space="preserve"> </w:t>
-      </w:r>
-      <w:proofErr w:type="spellStart"/>
-      <w:r>
-        <w:rPr>
-          <w:lang w:val="en-GB"/>
-        </w:rPr>
-        <w:t>konvolutivnih</w:t>
-      </w:r>
-      <w:proofErr w:type="spellEnd"/>
-      <w:r>
-        <w:rPr>
-          <w:lang w:val="en-GB"/>
-        </w:rPr>
-        <w:t xml:space="preserve"> </w:t>
-      </w:r>
-      <w:proofErr w:type="spellStart"/>
-      <w:r>
-        <w:rPr>
-          <w:lang w:val="en-GB"/>
-        </w:rPr>
-        <w:t>slojeva</w:t>
-      </w:r>
-      <w:proofErr w:type="spellEnd"/>
-      <w:r>
-        <w:rPr>
-          <w:lang w:val="en-GB"/>
-        </w:rPr>
-        <w:t xml:space="preserve"> </w:t>
-      </w:r>
-      <w:proofErr w:type="spellStart"/>
-      <w:r>
-        <w:rPr>
-          <w:lang w:val="en-GB"/>
-        </w:rPr>
-        <w:t>i</w:t>
-      </w:r>
-      <w:proofErr w:type="spellEnd"/>
-      <w:r>
-        <w:rPr>
-          <w:lang w:val="en-GB"/>
-        </w:rPr>
-        <w:t xml:space="preserve"> </w:t>
-      </w:r>
-      <w:proofErr w:type="spellStart"/>
-      <w:r>
-        <w:rPr>
-          <w:lang w:val="en-GB"/>
-        </w:rPr>
-        <w:t>koriste</w:t>
-      </w:r>
-      <w:proofErr w:type="spellEnd"/>
-      <w:r>
-        <w:rPr>
-          <w:lang w:val="en-GB"/>
-        </w:rPr>
-        <w:t xml:space="preserve"> </w:t>
-      </w:r>
-      <w:proofErr w:type="spellStart"/>
-      <w:r>
-        <w:rPr>
-          <w:lang w:val="en-GB"/>
-        </w:rPr>
-        <w:t>isti</w:t>
-      </w:r>
-      <w:proofErr w:type="spellEnd"/>
-      <w:r>
-        <w:rPr>
-          <w:lang w:val="en-GB"/>
-        </w:rPr>
-        <w:t xml:space="preserve"> </w:t>
-      </w:r>
-      <w:proofErr w:type="spellStart"/>
-      <w:r>
-        <w:rPr>
-          <w:lang w:val="en-GB"/>
-        </w:rPr>
-        <w:t>optimizator</w:t>
-      </w:r>
-      <w:proofErr w:type="spellEnd"/>
-      <w:r>
-        <w:rPr>
-          <w:lang w:val="en-GB"/>
-        </w:rPr>
-        <w:t xml:space="preserve"> (</w:t>
-      </w:r>
-      <w:proofErr w:type="spellStart"/>
-      <w:r>
-        <w:rPr>
-          <w:lang w:val="en-GB"/>
-        </w:rPr>
-        <w:t>npr</w:t>
-      </w:r>
-      <w:proofErr w:type="spellEnd"/>
-      <w:r>
-        <w:rPr>
-          <w:lang w:val="en-GB"/>
-        </w:rPr>
-        <w:t xml:space="preserve">. Adam) </w:t>
+        <w:t>praktičnom</w:t>
+      </w:r>
+      <w:proofErr w:type="spellEnd"/>
+      <w:r>
+        <w:rPr>
+          <w:lang w:val="en-GB"/>
+        </w:rPr>
+        <w:t xml:space="preserve"> </w:t>
+      </w:r>
+      <w:proofErr w:type="spellStart"/>
+      <w:r>
+        <w:rPr>
+          <w:lang w:val="en-GB"/>
+        </w:rPr>
+        <w:t>primjeru</w:t>
+      </w:r>
+      <w:proofErr w:type="spellEnd"/>
+      <w:r>
+        <w:rPr>
+          <w:lang w:val="en-GB"/>
+        </w:rPr>
+        <w:t xml:space="preserve"> </w:t>
       </w:r>
       <w:proofErr w:type="spellStart"/>
       <w:r>
@@ -3442,181 +7884,21 @@
         <w:rPr>
           <w:lang w:val="en-GB"/>
         </w:rPr>
-        <w:t>identičnom</w:t>
-      </w:r>
-      <w:proofErr w:type="spellEnd"/>
-      <w:r>
-        <w:rPr>
-          <w:lang w:val="en-GB"/>
-        </w:rPr>
-        <w:t xml:space="preserve"> </w:t>
-      </w:r>
-      <w:proofErr w:type="spellStart"/>
-      <w:r>
-        <w:rPr>
-          <w:lang w:val="en-GB"/>
-        </w:rPr>
-        <w:t>stopom</w:t>
-      </w:r>
-      <w:proofErr w:type="spellEnd"/>
-      <w:r>
-        <w:rPr>
-          <w:lang w:val="en-GB"/>
-        </w:rPr>
-        <w:t xml:space="preserve"> </w:t>
-      </w:r>
-      <w:proofErr w:type="spellStart"/>
-      <w:r>
-        <w:rPr>
-          <w:lang w:val="en-GB"/>
-        </w:rPr>
-        <w:t>učenja</w:t>
-      </w:r>
-      <w:proofErr w:type="spellEnd"/>
-      <w:r>
-        <w:rPr>
-          <w:lang w:val="en-GB"/>
-        </w:rPr>
-        <w:t xml:space="preserve"> (Learning Rate).</w:t>
-      </w:r>
-    </w:p>
-    <w:p>
-      <w:pPr>
-        <w:rPr>
-          <w:lang w:val="en-GB"/>
-        </w:rPr>
-      </w:pPr>
-    </w:p>
-    <w:p>
-      <w:pPr>
-        <w:rPr>
-          <w:lang w:val="en-GB"/>
-        </w:rPr>
-      </w:pPr>
-      <w:r>
-        <w:rPr>
-          <w:lang w:val="en-GB"/>
-        </w:rPr>
-        <w:t xml:space="preserve">    </w:t>
-      </w:r>
-      <w:proofErr w:type="spellStart"/>
-      <w:r>
-        <w:rPr>
-          <w:lang w:val="en-GB"/>
-        </w:rPr>
-        <w:t>Kontrola</w:t>
-      </w:r>
-      <w:proofErr w:type="spellEnd"/>
-      <w:r>
-        <w:rPr>
-          <w:lang w:val="en-GB"/>
-        </w:rPr>
-        <w:t xml:space="preserve"> </w:t>
-      </w:r>
-      <w:proofErr w:type="spellStart"/>
-      <w:r>
-        <w:rPr>
-          <w:lang w:val="en-GB"/>
-        </w:rPr>
-        <w:t>nasumičnosti</w:t>
-      </w:r>
-      <w:proofErr w:type="spellEnd"/>
-      <w:r>
-        <w:rPr>
-          <w:lang w:val="en-GB"/>
-        </w:rPr>
-        <w:t xml:space="preserve"> (Random Seed): </w:t>
-      </w:r>
-      <w:proofErr w:type="spellStart"/>
-      <w:r>
-        <w:rPr>
-          <w:lang w:val="en-GB"/>
-        </w:rPr>
-        <w:t>Prije</w:t>
-      </w:r>
-      <w:proofErr w:type="spellEnd"/>
-      <w:r>
-        <w:rPr>
-          <w:lang w:val="en-GB"/>
-        </w:rPr>
-        <w:t xml:space="preserve"> </w:t>
-      </w:r>
-      <w:proofErr w:type="spellStart"/>
-      <w:r>
-        <w:rPr>
-          <w:lang w:val="en-GB"/>
-        </w:rPr>
-        <w:t>inicijalizacije</w:t>
-      </w:r>
-      <w:proofErr w:type="spellEnd"/>
-      <w:r>
-        <w:rPr>
-          <w:lang w:val="en-GB"/>
-        </w:rPr>
-        <w:t xml:space="preserve"> </w:t>
-      </w:r>
-      <w:proofErr w:type="spellStart"/>
-      <w:r>
-        <w:rPr>
-          <w:lang w:val="en-GB"/>
-        </w:rPr>
-        <w:t>težina</w:t>
-      </w:r>
-      <w:proofErr w:type="spellEnd"/>
-      <w:r>
-        <w:rPr>
-          <w:lang w:val="en-GB"/>
-        </w:rPr>
-        <w:t xml:space="preserve"> </w:t>
-      </w:r>
-      <w:proofErr w:type="spellStart"/>
-      <w:r>
-        <w:rPr>
-          <w:lang w:val="en-GB"/>
-        </w:rPr>
-        <w:t>modela</w:t>
-      </w:r>
-      <w:proofErr w:type="spellEnd"/>
-      <w:r>
-        <w:rPr>
-          <w:lang w:val="en-GB"/>
-        </w:rPr>
-        <w:t xml:space="preserve">, u oba </w:t>
-      </w:r>
-      <w:proofErr w:type="spellStart"/>
-      <w:r>
-        <w:rPr>
-          <w:lang w:val="en-GB"/>
-        </w:rPr>
-        <w:t>programska</w:t>
-      </w:r>
-      <w:proofErr w:type="spellEnd"/>
-      <w:r>
-        <w:rPr>
-          <w:lang w:val="en-GB"/>
-        </w:rPr>
-        <w:t xml:space="preserve"> </w:t>
-      </w:r>
-      <w:proofErr w:type="spellStart"/>
-      <w:r>
-        <w:rPr>
-          <w:lang w:val="en-GB"/>
-        </w:rPr>
-        <w:t>jezika</w:t>
-      </w:r>
-      <w:proofErr w:type="spellEnd"/>
-      <w:r>
-        <w:rPr>
-          <w:lang w:val="en-GB"/>
-        </w:rPr>
-        <w:t xml:space="preserve"> </w:t>
-      </w:r>
-      <w:proofErr w:type="spellStart"/>
-      <w:r>
-        <w:rPr>
-          <w:lang w:val="en-GB"/>
-        </w:rPr>
-        <w:t>fiksirana</w:t>
+        <w:t>platforme</w:t>
+      </w:r>
+      <w:proofErr w:type="spellEnd"/>
+      <w:r>
+        <w:rPr>
+          <w:lang w:val="en-GB"/>
+        </w:rPr>
+        <w:t xml:space="preserve"> Kaggle, </w:t>
+      </w:r>
+      <w:proofErr w:type="spellStart"/>
+      <w:r>
+        <w:rPr>
+          <w:lang w:val="en-GB"/>
+        </w:rPr>
+        <w:t>gdje</w:t>
       </w:r>
       <w:proofErr w:type="spellEnd"/>
       <w:r>
@@ -3630,873 +7912,105 @@
         <w:rPr>
           <w:lang w:val="en-GB"/>
         </w:rPr>
-        <w:t>vrijednost</w:t>
-      </w:r>
-      <w:proofErr w:type="spellEnd"/>
-      <w:r>
-        <w:rPr>
-          <w:lang w:val="en-GB"/>
-        </w:rPr>
-        <w:t xml:space="preserve"> </w:t>
-      </w:r>
-      <w:proofErr w:type="spellStart"/>
-      <w:r>
-        <w:rPr>
-          <w:lang w:val="en-GB"/>
-        </w:rPr>
-        <w:t>nasumičnog</w:t>
-      </w:r>
-      <w:proofErr w:type="spellEnd"/>
-      <w:r>
-        <w:rPr>
-          <w:lang w:val="en-GB"/>
-        </w:rPr>
-        <w:t xml:space="preserve"> "seed-a" (</w:t>
-      </w:r>
-      <w:proofErr w:type="spellStart"/>
-      <w:r>
-        <w:rPr>
-          <w:lang w:val="en-GB"/>
-        </w:rPr>
-        <w:t>npr</w:t>
-      </w:r>
-      <w:proofErr w:type="spellEnd"/>
-      <w:r>
-        <w:rPr>
-          <w:lang w:val="en-GB"/>
-        </w:rPr>
-        <w:t xml:space="preserve">. 42). Time se </w:t>
-      </w:r>
-      <w:proofErr w:type="spellStart"/>
-      <w:r>
-        <w:rPr>
-          <w:lang w:val="en-GB"/>
-        </w:rPr>
-        <w:t>garantuje</w:t>
-      </w:r>
-      <w:proofErr w:type="spellEnd"/>
-      <w:r>
-        <w:rPr>
-          <w:lang w:val="en-GB"/>
-        </w:rPr>
-        <w:t xml:space="preserve"> da oba </w:t>
-      </w:r>
-      <w:proofErr w:type="spellStart"/>
-      <w:r>
-        <w:rPr>
-          <w:lang w:val="en-GB"/>
-        </w:rPr>
-        <w:t>okruženja</w:t>
-      </w:r>
-      <w:proofErr w:type="spellEnd"/>
-      <w:r>
-        <w:rPr>
-          <w:lang w:val="en-GB"/>
-        </w:rPr>
-        <w:t xml:space="preserve"> </w:t>
-      </w:r>
-      <w:proofErr w:type="spellStart"/>
-      <w:r>
-        <w:rPr>
-          <w:lang w:val="en-GB"/>
-        </w:rPr>
-        <w:t>započinju</w:t>
-      </w:r>
-      <w:proofErr w:type="spellEnd"/>
-      <w:r>
-        <w:rPr>
-          <w:lang w:val="en-GB"/>
-        </w:rPr>
-        <w:t xml:space="preserve"> </w:t>
-      </w:r>
-      <w:proofErr w:type="spellStart"/>
-      <w:r>
-        <w:rPr>
-          <w:lang w:val="en-GB"/>
-        </w:rPr>
-        <w:t>proces</w:t>
-      </w:r>
-      <w:proofErr w:type="spellEnd"/>
-      <w:r>
-        <w:rPr>
-          <w:lang w:val="en-GB"/>
-        </w:rPr>
-        <w:t xml:space="preserve"> </w:t>
-      </w:r>
-      <w:proofErr w:type="spellStart"/>
-      <w:r>
-        <w:rPr>
-          <w:lang w:val="en-GB"/>
-        </w:rPr>
-        <w:t>učenja</w:t>
-      </w:r>
-      <w:proofErr w:type="spellEnd"/>
-      <w:r>
-        <w:rPr>
-          <w:lang w:val="en-GB"/>
-        </w:rPr>
-        <w:t xml:space="preserve"> </w:t>
-      </w:r>
-      <w:proofErr w:type="spellStart"/>
-      <w:r>
-        <w:rPr>
-          <w:lang w:val="en-GB"/>
-        </w:rPr>
-        <w:t>sa</w:t>
-      </w:r>
-      <w:proofErr w:type="spellEnd"/>
-      <w:r>
-        <w:rPr>
-          <w:lang w:val="en-GB"/>
-        </w:rPr>
-        <w:t xml:space="preserve"> </w:t>
-      </w:r>
-      <w:proofErr w:type="spellStart"/>
-      <w:r>
-        <w:rPr>
-          <w:lang w:val="en-GB"/>
-        </w:rPr>
-        <w:t>matematički</w:t>
-      </w:r>
-      <w:proofErr w:type="spellEnd"/>
-      <w:r>
-        <w:rPr>
-          <w:lang w:val="en-GB"/>
-        </w:rPr>
-        <w:t xml:space="preserve"> </w:t>
-      </w:r>
-      <w:proofErr w:type="spellStart"/>
-      <w:r>
-        <w:rPr>
-          <w:lang w:val="en-GB"/>
-        </w:rPr>
-        <w:t>istim</w:t>
-      </w:r>
-      <w:proofErr w:type="spellEnd"/>
-      <w:r>
-        <w:rPr>
-          <w:lang w:val="en-GB"/>
-        </w:rPr>
-        <w:t xml:space="preserve"> </w:t>
-      </w:r>
-      <w:proofErr w:type="spellStart"/>
-      <w:r>
-        <w:rPr>
-          <w:lang w:val="en-GB"/>
-        </w:rPr>
-        <w:t>početnim</w:t>
-      </w:r>
-      <w:proofErr w:type="spellEnd"/>
-      <w:r>
-        <w:rPr>
-          <w:lang w:val="en-GB"/>
-        </w:rPr>
-        <w:t xml:space="preserve"> </w:t>
-      </w:r>
-      <w:proofErr w:type="spellStart"/>
-      <w:r>
-        <w:rPr>
-          <w:lang w:val="en-GB"/>
-        </w:rPr>
-        <w:t>stanjem</w:t>
-      </w:r>
-      <w:proofErr w:type="spellEnd"/>
-      <w:r>
-        <w:rPr>
-          <w:lang w:val="en-GB"/>
-        </w:rPr>
-        <w:t xml:space="preserve"> </w:t>
-      </w:r>
-      <w:proofErr w:type="spellStart"/>
-      <w:r>
-        <w:rPr>
-          <w:lang w:val="en-GB"/>
-        </w:rPr>
-        <w:t>matrice</w:t>
-      </w:r>
-      <w:proofErr w:type="spellEnd"/>
-      <w:r>
-        <w:rPr>
-          <w:lang w:val="en-GB"/>
-        </w:rPr>
-        <w:t xml:space="preserve"> </w:t>
-      </w:r>
-      <w:proofErr w:type="spellStart"/>
-      <w:r>
-        <w:rPr>
-          <w:lang w:val="en-GB"/>
-        </w:rPr>
-        <w:t>težina</w:t>
-      </w:r>
-      <w:proofErr w:type="spellEnd"/>
-      <w:r>
-        <w:rPr>
-          <w:lang w:val="en-GB"/>
-        </w:rPr>
-        <w:t xml:space="preserve">, </w:t>
-      </w:r>
-      <w:proofErr w:type="spellStart"/>
-      <w:r>
-        <w:rPr>
-          <w:lang w:val="en-GB"/>
-        </w:rPr>
-        <w:t>čime</w:t>
-      </w:r>
-      <w:proofErr w:type="spellEnd"/>
-      <w:r>
-        <w:rPr>
-          <w:lang w:val="en-GB"/>
-        </w:rPr>
-        <w:t xml:space="preserve"> se </w:t>
-      </w:r>
-      <w:proofErr w:type="spellStart"/>
-      <w:r>
-        <w:rPr>
-          <w:lang w:val="en-GB"/>
-        </w:rPr>
-        <w:t>eliminiše</w:t>
-      </w:r>
-      <w:proofErr w:type="spellEnd"/>
-      <w:r>
-        <w:rPr>
-          <w:lang w:val="en-GB"/>
-        </w:rPr>
-        <w:t xml:space="preserve"> </w:t>
-      </w:r>
-      <w:proofErr w:type="spellStart"/>
-      <w:r>
-        <w:rPr>
-          <w:lang w:val="en-GB"/>
-        </w:rPr>
-        <w:t>faktor</w:t>
-      </w:r>
-      <w:proofErr w:type="spellEnd"/>
-      <w:r>
-        <w:rPr>
-          <w:lang w:val="en-GB"/>
-        </w:rPr>
-        <w:t xml:space="preserve"> </w:t>
-      </w:r>
-      <w:proofErr w:type="spellStart"/>
-      <w:r>
-        <w:rPr>
-          <w:lang w:val="en-GB"/>
-        </w:rPr>
-        <w:t>sreće</w:t>
-      </w:r>
-      <w:proofErr w:type="spellEnd"/>
-      <w:r>
-        <w:rPr>
-          <w:lang w:val="en-GB"/>
-        </w:rPr>
-        <w:t xml:space="preserve"> </w:t>
-      </w:r>
-      <w:proofErr w:type="spellStart"/>
-      <w:r>
-        <w:rPr>
-          <w:lang w:val="en-GB"/>
-        </w:rPr>
-        <w:t>pri</w:t>
-      </w:r>
-      <w:proofErr w:type="spellEnd"/>
-      <w:r>
-        <w:rPr>
-          <w:lang w:val="en-GB"/>
-        </w:rPr>
-        <w:t xml:space="preserve"> </w:t>
-      </w:r>
-      <w:proofErr w:type="spellStart"/>
-      <w:r>
-        <w:rPr>
-          <w:lang w:val="en-GB"/>
-        </w:rPr>
-        <w:t>inicijalizaciji</w:t>
-      </w:r>
-      <w:proofErr w:type="spellEnd"/>
-      <w:r>
-        <w:rPr>
-          <w:lang w:val="en-GB"/>
-        </w:rPr>
-        <w:t>.</w:t>
-      </w:r>
-    </w:p>
-    <w:p>
-      <w:pPr>
-        <w:rPr>
-          <w:lang w:val="en-GB"/>
-        </w:rPr>
-      </w:pPr>
-    </w:p>
-    <w:p>
-      <w:pPr>
-        <w:rPr>
-          <w:lang w:val="en-GB"/>
-        </w:rPr>
-      </w:pPr>
-      <w:r>
-        <w:rPr>
-          <w:lang w:val="en-GB"/>
-        </w:rPr>
-        <w:t xml:space="preserve">    </w:t>
-      </w:r>
-      <w:proofErr w:type="spellStart"/>
-      <w:r>
-        <w:rPr>
-          <w:lang w:val="en-GB"/>
-        </w:rPr>
-        <w:t>Ponavljanje</w:t>
-      </w:r>
-      <w:proofErr w:type="spellEnd"/>
-      <w:r>
-        <w:rPr>
-          <w:lang w:val="en-GB"/>
-        </w:rPr>
-        <w:t xml:space="preserve"> </w:t>
-      </w:r>
-      <w:proofErr w:type="spellStart"/>
-      <w:r>
-        <w:rPr>
-          <w:lang w:val="en-GB"/>
-        </w:rPr>
-        <w:t>eksperimenta</w:t>
-      </w:r>
-      <w:proofErr w:type="spellEnd"/>
-      <w:r>
-        <w:rPr>
-          <w:lang w:val="en-GB"/>
-        </w:rPr>
-        <w:t xml:space="preserve">: Kako bi se </w:t>
-      </w:r>
-      <w:proofErr w:type="spellStart"/>
-      <w:r>
-        <w:rPr>
-          <w:lang w:val="en-GB"/>
-        </w:rPr>
-        <w:t>izbjegle</w:t>
-      </w:r>
-      <w:proofErr w:type="spellEnd"/>
-      <w:r>
-        <w:rPr>
-          <w:lang w:val="en-GB"/>
-        </w:rPr>
-        <w:t xml:space="preserve"> </w:t>
-      </w:r>
-      <w:proofErr w:type="spellStart"/>
-      <w:r>
-        <w:rPr>
-          <w:lang w:val="en-GB"/>
-        </w:rPr>
-        <w:t>statističke</w:t>
-      </w:r>
-      <w:proofErr w:type="spellEnd"/>
-      <w:r>
-        <w:rPr>
-          <w:lang w:val="en-GB"/>
-        </w:rPr>
-        <w:t xml:space="preserve"> </w:t>
-      </w:r>
-      <w:proofErr w:type="spellStart"/>
-      <w:r>
-        <w:rPr>
-          <w:lang w:val="en-GB"/>
-        </w:rPr>
-        <w:t>anomalije</w:t>
-      </w:r>
-      <w:proofErr w:type="spellEnd"/>
-      <w:r>
-        <w:rPr>
-          <w:lang w:val="en-GB"/>
-        </w:rPr>
-        <w:t xml:space="preserve">, </w:t>
-      </w:r>
-      <w:proofErr w:type="spellStart"/>
-      <w:r>
-        <w:rPr>
-          <w:lang w:val="en-GB"/>
-        </w:rPr>
-        <w:t>proces</w:t>
-      </w:r>
-      <w:proofErr w:type="spellEnd"/>
-      <w:r>
-        <w:rPr>
-          <w:lang w:val="en-GB"/>
-        </w:rPr>
-        <w:t xml:space="preserve"> </w:t>
-      </w:r>
-      <w:proofErr w:type="spellStart"/>
-      <w:r>
-        <w:rPr>
-          <w:lang w:val="en-GB"/>
-        </w:rPr>
-        <w:t>treniranja</w:t>
-      </w:r>
-      <w:proofErr w:type="spellEnd"/>
-      <w:r>
-        <w:rPr>
-          <w:lang w:val="en-GB"/>
-        </w:rPr>
-        <w:t xml:space="preserve"> (od </w:t>
-      </w:r>
-      <w:proofErr w:type="spellStart"/>
-      <w:r>
-        <w:rPr>
-          <w:lang w:val="en-GB"/>
-        </w:rPr>
-        <w:t>npr</w:t>
-      </w:r>
-      <w:proofErr w:type="spellEnd"/>
-      <w:r>
-        <w:rPr>
-          <w:lang w:val="en-GB"/>
-        </w:rPr>
-        <w:t xml:space="preserve">. 10 </w:t>
-      </w:r>
-      <w:proofErr w:type="spellStart"/>
-      <w:r>
-        <w:rPr>
-          <w:lang w:val="en-GB"/>
-        </w:rPr>
-        <w:t>epoha</w:t>
-      </w:r>
-      <w:proofErr w:type="spellEnd"/>
-      <w:r>
-        <w:rPr>
-          <w:lang w:val="en-GB"/>
-        </w:rPr>
-        <w:t xml:space="preserve">) se </w:t>
-      </w:r>
-      <w:proofErr w:type="spellStart"/>
-      <w:r>
-        <w:rPr>
-          <w:lang w:val="en-GB"/>
-        </w:rPr>
-        <w:t>ponavlja</w:t>
-      </w:r>
-      <w:proofErr w:type="spellEnd"/>
-      <w:r>
-        <w:rPr>
-          <w:lang w:val="en-GB"/>
-        </w:rPr>
-        <w:t xml:space="preserve"> tri puta, a </w:t>
-      </w:r>
-      <w:proofErr w:type="spellStart"/>
-      <w:r>
-        <w:rPr>
-          <w:lang w:val="en-GB"/>
-        </w:rPr>
-        <w:t>finalni</w:t>
-      </w:r>
-      <w:proofErr w:type="spellEnd"/>
-      <w:r>
-        <w:rPr>
-          <w:lang w:val="en-GB"/>
-        </w:rPr>
-        <w:t xml:space="preserve"> </w:t>
-      </w:r>
-      <w:proofErr w:type="spellStart"/>
-      <w:r>
-        <w:rPr>
-          <w:lang w:val="en-GB"/>
-        </w:rPr>
-        <w:t>rezultati</w:t>
-      </w:r>
-      <w:proofErr w:type="spellEnd"/>
-      <w:r>
-        <w:rPr>
-          <w:lang w:val="en-GB"/>
-        </w:rPr>
-        <w:t xml:space="preserve"> </w:t>
-      </w:r>
-      <w:proofErr w:type="spellStart"/>
-      <w:r>
-        <w:rPr>
-          <w:lang w:val="en-GB"/>
-        </w:rPr>
-        <w:t>brzine</w:t>
-      </w:r>
-      <w:proofErr w:type="spellEnd"/>
-      <w:r>
-        <w:rPr>
-          <w:lang w:val="en-GB"/>
-        </w:rPr>
-        <w:t xml:space="preserve"> </w:t>
-      </w:r>
-      <w:proofErr w:type="spellStart"/>
-      <w:r>
-        <w:rPr>
-          <w:lang w:val="en-GB"/>
-        </w:rPr>
-        <w:t>treniranja</w:t>
-      </w:r>
-      <w:proofErr w:type="spellEnd"/>
-      <w:r>
-        <w:rPr>
-          <w:lang w:val="en-GB"/>
-        </w:rPr>
-        <w:t xml:space="preserve"> </w:t>
-      </w:r>
-      <w:proofErr w:type="spellStart"/>
-      <w:r>
-        <w:rPr>
-          <w:lang w:val="en-GB"/>
-        </w:rPr>
-        <w:t>i</w:t>
-      </w:r>
-      <w:proofErr w:type="spellEnd"/>
-      <w:r>
-        <w:rPr>
-          <w:lang w:val="en-GB"/>
-        </w:rPr>
-        <w:t xml:space="preserve"> </w:t>
-      </w:r>
-      <w:proofErr w:type="spellStart"/>
-      <w:r>
-        <w:rPr>
-          <w:lang w:val="en-GB"/>
-        </w:rPr>
-        <w:t>preciznosti</w:t>
-      </w:r>
-      <w:proofErr w:type="spellEnd"/>
-      <w:r>
-        <w:rPr>
-          <w:lang w:val="en-GB"/>
-        </w:rPr>
-        <w:t xml:space="preserve"> </w:t>
-      </w:r>
-      <w:proofErr w:type="spellStart"/>
-      <w:r>
-        <w:rPr>
-          <w:lang w:val="en-GB"/>
-        </w:rPr>
-        <w:t>predstavljaju</w:t>
-      </w:r>
-      <w:proofErr w:type="spellEnd"/>
-      <w:r>
-        <w:rPr>
-          <w:lang w:val="en-GB"/>
-        </w:rPr>
-        <w:t xml:space="preserve"> </w:t>
-      </w:r>
-      <w:proofErr w:type="spellStart"/>
-      <w:r>
-        <w:rPr>
-          <w:lang w:val="en-GB"/>
-        </w:rPr>
-        <w:t>aritmetičku</w:t>
-      </w:r>
-      <w:proofErr w:type="spellEnd"/>
-      <w:r>
-        <w:rPr>
-          <w:lang w:val="en-GB"/>
-        </w:rPr>
-        <w:t xml:space="preserve"> </w:t>
-      </w:r>
-      <w:proofErr w:type="spellStart"/>
-      <w:r>
-        <w:rPr>
-          <w:lang w:val="en-GB"/>
-        </w:rPr>
-        <w:t>sredinu</w:t>
-      </w:r>
-      <w:proofErr w:type="spellEnd"/>
-      <w:r>
-        <w:rPr>
-          <w:lang w:val="en-GB"/>
-        </w:rPr>
-        <w:t xml:space="preserve"> </w:t>
-      </w:r>
-      <w:proofErr w:type="spellStart"/>
-      <w:r>
-        <w:rPr>
-          <w:lang w:val="en-GB"/>
-        </w:rPr>
-        <w:t>svih</w:t>
-      </w:r>
-      <w:proofErr w:type="spellEnd"/>
-      <w:r>
-        <w:rPr>
-          <w:lang w:val="en-GB"/>
-        </w:rPr>
-        <w:t xml:space="preserve"> </w:t>
-      </w:r>
-      <w:proofErr w:type="spellStart"/>
-      <w:r>
-        <w:rPr>
-          <w:lang w:val="en-GB"/>
-        </w:rPr>
-        <w:t>pokretanja</w:t>
-      </w:r>
-      <w:proofErr w:type="spellEnd"/>
-      <w:r>
-        <w:rPr>
-          <w:lang w:val="en-GB"/>
-        </w:rPr>
-        <w:t>.</w:t>
-      </w:r>
-    </w:p>
-    <w:p>
-      <w:pPr>
-        <w:rPr>
-          <w:lang w:val="en-GB"/>
-        </w:rPr>
-      </w:pPr>
-    </w:p>
-    <w:p>
-      <w:pPr>
-        <w:rPr>
-          <w:lang w:val="en-GB"/>
-        </w:rPr>
-      </w:pPr>
-      <w:r>
-        <w:rPr>
-          <w:lang w:val="en-GB"/>
-        </w:rPr>
-        <w:t xml:space="preserve">    </w:t>
-      </w:r>
-      <w:proofErr w:type="spellStart"/>
-      <w:r>
-        <w:rPr>
-          <w:lang w:val="en-GB"/>
-        </w:rPr>
-        <w:t>Unakrsna</w:t>
-      </w:r>
-      <w:proofErr w:type="spellEnd"/>
-      <w:r>
-        <w:rPr>
-          <w:lang w:val="en-GB"/>
-        </w:rPr>
-        <w:t xml:space="preserve"> </w:t>
-      </w:r>
-      <w:proofErr w:type="spellStart"/>
-      <w:r>
-        <w:rPr>
-          <w:lang w:val="en-GB"/>
-        </w:rPr>
-        <w:t>inferencija</w:t>
-      </w:r>
-      <w:proofErr w:type="spellEnd"/>
-      <w:r>
-        <w:rPr>
-          <w:lang w:val="en-GB"/>
-        </w:rPr>
-        <w:t xml:space="preserve"> (Cross-binding inference): Kao </w:t>
-      </w:r>
-      <w:proofErr w:type="spellStart"/>
-      <w:r>
-        <w:rPr>
-          <w:lang w:val="en-GB"/>
-        </w:rPr>
-        <w:t>finalni</w:t>
-      </w:r>
-      <w:proofErr w:type="spellEnd"/>
-      <w:r>
-        <w:rPr>
-          <w:lang w:val="en-GB"/>
-        </w:rPr>
-        <w:t xml:space="preserve"> test </w:t>
-      </w:r>
-      <w:proofErr w:type="spellStart"/>
-      <w:r>
-        <w:rPr>
-          <w:lang w:val="en-GB"/>
-        </w:rPr>
-        <w:t>tačnosti</w:t>
-      </w:r>
-      <w:proofErr w:type="spellEnd"/>
-      <w:r>
-        <w:rPr>
-          <w:lang w:val="en-GB"/>
-        </w:rPr>
-        <w:t xml:space="preserve"> C++ </w:t>
-      </w:r>
-      <w:proofErr w:type="spellStart"/>
-      <w:r>
-        <w:rPr>
-          <w:lang w:val="en-GB"/>
-        </w:rPr>
-        <w:t>LibTorch</w:t>
-      </w:r>
-      <w:proofErr w:type="spellEnd"/>
-      <w:r>
-        <w:rPr>
-          <w:lang w:val="en-GB"/>
-        </w:rPr>
-        <w:t xml:space="preserve"> </w:t>
-      </w:r>
-      <w:proofErr w:type="spellStart"/>
-      <w:r>
-        <w:rPr>
-          <w:lang w:val="en-GB"/>
-        </w:rPr>
-        <w:t>omotača</w:t>
-      </w:r>
-      <w:proofErr w:type="spellEnd"/>
-      <w:r>
-        <w:rPr>
-          <w:lang w:val="en-GB"/>
-        </w:rPr>
-        <w:t xml:space="preserve"> u oba </w:t>
-      </w:r>
-      <w:proofErr w:type="spellStart"/>
-      <w:r>
-        <w:rPr>
-          <w:lang w:val="en-GB"/>
-        </w:rPr>
-        <w:t>jezika</w:t>
-      </w:r>
-      <w:proofErr w:type="spellEnd"/>
-      <w:r>
-        <w:rPr>
-          <w:lang w:val="en-GB"/>
-        </w:rPr>
-        <w:t xml:space="preserve">, model </w:t>
-      </w:r>
-      <w:proofErr w:type="spellStart"/>
-      <w:r>
-        <w:rPr>
-          <w:lang w:val="en-GB"/>
-        </w:rPr>
-        <w:t>istreniran</w:t>
-      </w:r>
-      <w:proofErr w:type="spellEnd"/>
-      <w:r>
-        <w:rPr>
-          <w:lang w:val="en-GB"/>
-        </w:rPr>
-        <w:t xml:space="preserve"> </w:t>
-      </w:r>
-      <w:proofErr w:type="spellStart"/>
-      <w:r>
-        <w:rPr>
-          <w:lang w:val="en-GB"/>
-        </w:rPr>
-        <w:t>i</w:t>
-      </w:r>
-      <w:proofErr w:type="spellEnd"/>
-      <w:r>
-        <w:rPr>
-          <w:lang w:val="en-GB"/>
-        </w:rPr>
-        <w:t xml:space="preserve"> </w:t>
-      </w:r>
-      <w:proofErr w:type="spellStart"/>
-      <w:r>
-        <w:rPr>
-          <w:lang w:val="en-GB"/>
-        </w:rPr>
-        <w:t>sačuvan</w:t>
-      </w:r>
-      <w:proofErr w:type="spellEnd"/>
-      <w:r>
-        <w:rPr>
-          <w:lang w:val="en-GB"/>
-        </w:rPr>
-        <w:t xml:space="preserve"> u Python </w:t>
-      </w:r>
-      <w:proofErr w:type="spellStart"/>
-      <w:r>
-        <w:rPr>
-          <w:lang w:val="en-GB"/>
-        </w:rPr>
-        <w:t>okruženju</w:t>
-      </w:r>
-      <w:proofErr w:type="spellEnd"/>
-      <w:r>
-        <w:rPr>
-          <w:lang w:val="en-GB"/>
-        </w:rPr>
-        <w:t xml:space="preserve"> </w:t>
-      </w:r>
-      <w:proofErr w:type="spellStart"/>
-      <w:r>
-        <w:rPr>
-          <w:lang w:val="en-GB"/>
-        </w:rPr>
-        <w:t>će</w:t>
-      </w:r>
-      <w:proofErr w:type="spellEnd"/>
-      <w:r>
-        <w:rPr>
-          <w:lang w:val="en-GB"/>
-        </w:rPr>
-        <w:t xml:space="preserve"> </w:t>
-      </w:r>
-      <w:proofErr w:type="spellStart"/>
-      <w:r>
-        <w:rPr>
-          <w:lang w:val="en-GB"/>
-        </w:rPr>
-        <w:t>biti</w:t>
-      </w:r>
-      <w:proofErr w:type="spellEnd"/>
-      <w:r>
-        <w:rPr>
-          <w:lang w:val="en-GB"/>
-        </w:rPr>
-        <w:t xml:space="preserve"> </w:t>
-      </w:r>
-      <w:proofErr w:type="spellStart"/>
-      <w:r>
-        <w:rPr>
-          <w:lang w:val="en-GB"/>
-        </w:rPr>
-        <w:t>učitan</w:t>
-      </w:r>
-      <w:proofErr w:type="spellEnd"/>
-      <w:r>
-        <w:rPr>
-          <w:lang w:val="en-GB"/>
-        </w:rPr>
-        <w:t xml:space="preserve"> u C# </w:t>
-      </w:r>
-      <w:proofErr w:type="spellStart"/>
-      <w:r>
-        <w:rPr>
-          <w:lang w:val="en-GB"/>
-        </w:rPr>
-        <w:t>okruženje</w:t>
-      </w:r>
-      <w:proofErr w:type="spellEnd"/>
-      <w:r>
-        <w:rPr>
-          <w:lang w:val="en-GB"/>
-        </w:rPr>
-        <w:t xml:space="preserve"> </w:t>
-      </w:r>
-      <w:proofErr w:type="spellStart"/>
-      <w:r>
-        <w:rPr>
-          <w:lang w:val="en-GB"/>
-        </w:rPr>
-        <w:t>radi</w:t>
-      </w:r>
-      <w:proofErr w:type="spellEnd"/>
-      <w:r>
-        <w:rPr>
-          <w:lang w:val="en-GB"/>
-        </w:rPr>
-        <w:t xml:space="preserve"> </w:t>
-      </w:r>
-      <w:proofErr w:type="spellStart"/>
-      <w:r>
-        <w:rPr>
-          <w:lang w:val="en-GB"/>
-        </w:rPr>
-        <w:t>vršenja</w:t>
-      </w:r>
-      <w:proofErr w:type="spellEnd"/>
-      <w:r>
-        <w:rPr>
-          <w:lang w:val="en-GB"/>
-        </w:rPr>
-        <w:t xml:space="preserve"> </w:t>
-      </w:r>
-      <w:proofErr w:type="spellStart"/>
-      <w:r>
-        <w:rPr>
-          <w:lang w:val="en-GB"/>
-        </w:rPr>
-        <w:t>inferencije</w:t>
+        <w:t>slična</w:t>
+      </w:r>
+      <w:proofErr w:type="spellEnd"/>
+      <w:r>
+        <w:rPr>
+          <w:lang w:val="en-GB"/>
+        </w:rPr>
+        <w:t xml:space="preserve"> </w:t>
+      </w:r>
+      <w:proofErr w:type="spellStart"/>
+      <w:r>
+        <w:rPr>
+          <w:lang w:val="en-GB"/>
+        </w:rPr>
+        <w:t>topologija</w:t>
+      </w:r>
+      <w:proofErr w:type="spellEnd"/>
+      <w:r>
+        <w:rPr>
+          <w:lang w:val="en-GB"/>
+        </w:rPr>
+        <w:t xml:space="preserve"> </w:t>
+      </w:r>
+      <w:proofErr w:type="spellStart"/>
+      <w:r>
+        <w:rPr>
+          <w:lang w:val="en-GB"/>
+        </w:rPr>
+        <w:t>uspješno</w:t>
+      </w:r>
+      <w:proofErr w:type="spellEnd"/>
+      <w:r>
+        <w:rPr>
+          <w:lang w:val="en-GB"/>
+        </w:rPr>
+        <w:t xml:space="preserve"> </w:t>
+      </w:r>
+      <w:proofErr w:type="spellStart"/>
+      <w:r>
+        <w:rPr>
+          <w:lang w:val="en-GB"/>
+        </w:rPr>
+        <w:t>korištena</w:t>
+      </w:r>
+      <w:proofErr w:type="spellEnd"/>
+      <w:r>
+        <w:rPr>
+          <w:lang w:val="en-GB"/>
+        </w:rPr>
+        <w:t xml:space="preserve"> </w:t>
+      </w:r>
+      <w:proofErr w:type="spellStart"/>
+      <w:r>
+        <w:rPr>
+          <w:lang w:val="en-GB"/>
+        </w:rPr>
+        <w:t>upravo</w:t>
+      </w:r>
+      <w:proofErr w:type="spellEnd"/>
+      <w:r>
+        <w:rPr>
+          <w:lang w:val="en-GB"/>
+        </w:rPr>
+        <w:t xml:space="preserve"> za problem </w:t>
+      </w:r>
+      <w:proofErr w:type="spellStart"/>
+      <w:r>
+        <w:rPr>
+          <w:lang w:val="en-GB"/>
+        </w:rPr>
+        <w:t>predikcije</w:t>
+      </w:r>
+      <w:proofErr w:type="spellEnd"/>
+      <w:r>
+        <w:rPr>
+          <w:lang w:val="en-GB"/>
+        </w:rPr>
+        <w:t xml:space="preserve"> </w:t>
+      </w:r>
+      <w:proofErr w:type="spellStart"/>
+      <w:r>
+        <w:rPr>
+          <w:lang w:val="en-GB"/>
+        </w:rPr>
+        <w:t>raka</w:t>
+      </w:r>
+      <w:proofErr w:type="spellEnd"/>
+      <w:r>
+        <w:rPr>
+          <w:lang w:val="en-GB"/>
+        </w:rPr>
+        <w:t xml:space="preserve"> </w:t>
+      </w:r>
+      <w:proofErr w:type="spellStart"/>
+      <w:r>
+        <w:rPr>
+          <w:lang w:val="en-GB"/>
+        </w:rPr>
+        <w:t>pluća</w:t>
       </w:r>
       <w:proofErr w:type="spellEnd"/>
       <w:r>
@@ -4524,7 +8038,21 @@
         <w:rPr>
           <w:lang w:val="en-GB"/>
         </w:rPr>
-        <w:t>testnim</w:t>
+        <w:t>ovim</w:t>
+      </w:r>
+      <w:proofErr w:type="spellEnd"/>
+      <w:r>
+        <w:rPr>
+          <w:lang w:val="en-GB"/>
+        </w:rPr>
+        <w:t xml:space="preserve"> </w:t>
+      </w:r>
+      <w:proofErr w:type="spellStart"/>
+      <w:r>
+        <w:rPr>
+          <w:lang w:val="en-GB"/>
+        </w:rPr>
+        <w:t>specifičnim</w:t>
       </w:r>
       <w:proofErr w:type="spellEnd"/>
       <w:r>
@@ -4553,146 +8081,6 @@
           <w:lang w:val="en-GB"/>
         </w:rPr>
         <w:t>podataka</w:t>
-      </w:r>
-      <w:proofErr w:type="spellEnd"/>
-      <w:r>
-        <w:rPr>
-          <w:lang w:val="en-GB"/>
-        </w:rPr>
-        <w:t xml:space="preserve">, </w:t>
-      </w:r>
-      <w:proofErr w:type="spellStart"/>
-      <w:r>
-        <w:rPr>
-          <w:lang w:val="en-GB"/>
-        </w:rPr>
-        <w:t>čime</w:t>
-      </w:r>
-      <w:proofErr w:type="spellEnd"/>
-      <w:r>
-        <w:rPr>
-          <w:lang w:val="en-GB"/>
-        </w:rPr>
-        <w:t xml:space="preserve"> </w:t>
-      </w:r>
-      <w:proofErr w:type="spellStart"/>
-      <w:r>
-        <w:rPr>
-          <w:lang w:val="en-GB"/>
-        </w:rPr>
-        <w:t>će</w:t>
-      </w:r>
-      <w:proofErr w:type="spellEnd"/>
-      <w:r>
-        <w:rPr>
-          <w:lang w:val="en-GB"/>
-        </w:rPr>
-        <w:t xml:space="preserve"> se </w:t>
-      </w:r>
-      <w:proofErr w:type="spellStart"/>
-      <w:r>
-        <w:rPr>
-          <w:lang w:val="en-GB"/>
-        </w:rPr>
-        <w:t>provjeriti</w:t>
-      </w:r>
-      <w:proofErr w:type="spellEnd"/>
-      <w:r>
-        <w:rPr>
-          <w:lang w:val="en-GB"/>
-        </w:rPr>
-        <w:t xml:space="preserve"> da li </w:t>
-      </w:r>
-      <w:proofErr w:type="spellStart"/>
-      <w:r>
-        <w:rPr>
-          <w:lang w:val="en-GB"/>
-        </w:rPr>
-        <w:t>jezici</w:t>
-      </w:r>
-      <w:proofErr w:type="spellEnd"/>
-      <w:r>
-        <w:rPr>
-          <w:lang w:val="en-GB"/>
-        </w:rPr>
-        <w:t xml:space="preserve"> </w:t>
-      </w:r>
-      <w:proofErr w:type="spellStart"/>
-      <w:r>
-        <w:rPr>
-          <w:lang w:val="en-GB"/>
-        </w:rPr>
-        <w:t>proizvode</w:t>
-      </w:r>
-      <w:proofErr w:type="spellEnd"/>
-      <w:r>
-        <w:rPr>
-          <w:lang w:val="en-GB"/>
-        </w:rPr>
-        <w:t xml:space="preserve"> </w:t>
-      </w:r>
-      <w:proofErr w:type="spellStart"/>
-      <w:r>
-        <w:rPr>
-          <w:lang w:val="en-GB"/>
-        </w:rPr>
-        <w:t>odstupanja</w:t>
-      </w:r>
-      <w:proofErr w:type="spellEnd"/>
-      <w:r>
-        <w:rPr>
-          <w:lang w:val="en-GB"/>
-        </w:rPr>
-        <w:t xml:space="preserve"> </w:t>
-      </w:r>
-      <w:proofErr w:type="spellStart"/>
-      <w:r>
-        <w:rPr>
-          <w:lang w:val="en-GB"/>
-        </w:rPr>
-        <w:t>prilikom</w:t>
-      </w:r>
-      <w:proofErr w:type="spellEnd"/>
-      <w:r>
-        <w:rPr>
-          <w:lang w:val="en-GB"/>
-        </w:rPr>
-        <w:t xml:space="preserve"> </w:t>
-      </w:r>
-      <w:proofErr w:type="spellStart"/>
-      <w:r>
-        <w:rPr>
-          <w:lang w:val="en-GB"/>
-        </w:rPr>
-        <w:t>parsiranja</w:t>
-      </w:r>
-      <w:proofErr w:type="spellEnd"/>
-      <w:r>
-        <w:rPr>
-          <w:lang w:val="en-GB"/>
-        </w:rPr>
-        <w:t xml:space="preserve"> </w:t>
-      </w:r>
-      <w:proofErr w:type="spellStart"/>
-      <w:r>
-        <w:rPr>
-          <w:lang w:val="en-GB"/>
-        </w:rPr>
-        <w:t>istih</w:t>
-      </w:r>
-      <w:proofErr w:type="spellEnd"/>
-      <w:r>
-        <w:rPr>
-          <w:lang w:val="en-GB"/>
-        </w:rPr>
-        <w:t xml:space="preserve"> </w:t>
-      </w:r>
-      <w:proofErr w:type="spellStart"/>
-      <w:r>
-        <w:rPr>
-          <w:lang w:val="en-GB"/>
-        </w:rPr>
-        <w:t>tenzora</w:t>
       </w:r>
       <w:proofErr w:type="spellEnd"/>
       <w:r>
@@ -4864,6 +8252,184 @@
     </w:lvl>
   </w:abstractNum>
   <w:abstractNum w:abstractNumId="1" w15:restartNumberingAfterBreak="0">
+    <w:nsid w:val="10362186"/>
+    <w:multiLevelType w:val="hybridMultilevel"/>
+    <w:tmpl w:val="7FC0775C"/>
+    <w:lvl w:ilvl="0" w:tplc="9FEA3C88">
+      <w:start w:val="1"/>
+      <w:numFmt w:val="decimal"/>
+      <w:lvlText w:val="%1."/>
+      <w:lvlJc w:val="left"/>
+      <w:pPr>
+        <w:ind w:left="1080" w:hanging="720"/>
+      </w:pPr>
+      <w:rPr>
+        <w:rFonts w:hint="default"/>
+      </w:rPr>
+    </w:lvl>
+    <w:lvl w:ilvl="1" w:tplc="04090019" w:tentative="1">
+      <w:start w:val="1"/>
+      <w:numFmt w:val="lowerLetter"/>
+      <w:lvlText w:val="%2."/>
+      <w:lvlJc w:val="left"/>
+      <w:pPr>
+        <w:ind w:left="1440" w:hanging="360"/>
+      </w:pPr>
+    </w:lvl>
+    <w:lvl w:ilvl="2" w:tplc="0409001B" w:tentative="1">
+      <w:start w:val="1"/>
+      <w:numFmt w:val="lowerRoman"/>
+      <w:lvlText w:val="%3."/>
+      <w:lvlJc w:val="right"/>
+      <w:pPr>
+        <w:ind w:left="2160" w:hanging="180"/>
+      </w:pPr>
+    </w:lvl>
+    <w:lvl w:ilvl="3" w:tplc="0409000F" w:tentative="1">
+      <w:start w:val="1"/>
+      <w:numFmt w:val="decimal"/>
+      <w:lvlText w:val="%4."/>
+      <w:lvlJc w:val="left"/>
+      <w:pPr>
+        <w:ind w:left="2880" w:hanging="360"/>
+      </w:pPr>
+    </w:lvl>
+    <w:lvl w:ilvl="4" w:tplc="04090019" w:tentative="1">
+      <w:start w:val="1"/>
+      <w:numFmt w:val="lowerLetter"/>
+      <w:lvlText w:val="%5."/>
+      <w:lvlJc w:val="left"/>
+      <w:pPr>
+        <w:ind w:left="3600" w:hanging="360"/>
+      </w:pPr>
+    </w:lvl>
+    <w:lvl w:ilvl="5" w:tplc="0409001B" w:tentative="1">
+      <w:start w:val="1"/>
+      <w:numFmt w:val="lowerRoman"/>
+      <w:lvlText w:val="%6."/>
+      <w:lvlJc w:val="right"/>
+      <w:pPr>
+        <w:ind w:left="4320" w:hanging="180"/>
+      </w:pPr>
+    </w:lvl>
+    <w:lvl w:ilvl="6" w:tplc="0409000F" w:tentative="1">
+      <w:start w:val="1"/>
+      <w:numFmt w:val="decimal"/>
+      <w:lvlText w:val="%7."/>
+      <w:lvlJc w:val="left"/>
+      <w:pPr>
+        <w:ind w:left="5040" w:hanging="360"/>
+      </w:pPr>
+    </w:lvl>
+    <w:lvl w:ilvl="7" w:tplc="04090019" w:tentative="1">
+      <w:start w:val="1"/>
+      <w:numFmt w:val="lowerLetter"/>
+      <w:lvlText w:val="%8."/>
+      <w:lvlJc w:val="left"/>
+      <w:pPr>
+        <w:ind w:left="5760" w:hanging="360"/>
+      </w:pPr>
+    </w:lvl>
+    <w:lvl w:ilvl="8" w:tplc="0409001B" w:tentative="1">
+      <w:start w:val="1"/>
+      <w:numFmt w:val="lowerRoman"/>
+      <w:lvlText w:val="%9."/>
+      <w:lvlJc w:val="right"/>
+      <w:pPr>
+        <w:ind w:left="6480" w:hanging="180"/>
+      </w:pPr>
+    </w:lvl>
+  </w:abstractNum>
+  <w:abstractNum w:abstractNumId="2" w15:restartNumberingAfterBreak="0">
+    <w:nsid w:val="11BF0257"/>
+    <w:multiLevelType w:val="hybridMultilevel"/>
+    <w:tmpl w:val="B6DCCB4A"/>
+    <w:lvl w:ilvl="0" w:tplc="0409000F">
+      <w:start w:val="1"/>
+      <w:numFmt w:val="decimal"/>
+      <w:lvlText w:val="%1."/>
+      <w:lvlJc w:val="left"/>
+      <w:pPr>
+        <w:ind w:left="720" w:hanging="360"/>
+      </w:pPr>
+      <w:rPr>
+        <w:rFonts w:hint="default"/>
+      </w:rPr>
+    </w:lvl>
+    <w:lvl w:ilvl="1" w:tplc="04090019" w:tentative="1">
+      <w:start w:val="1"/>
+      <w:numFmt w:val="lowerLetter"/>
+      <w:lvlText w:val="%2."/>
+      <w:lvlJc w:val="left"/>
+      <w:pPr>
+        <w:ind w:left="1440" w:hanging="360"/>
+      </w:pPr>
+    </w:lvl>
+    <w:lvl w:ilvl="2" w:tplc="0409001B" w:tentative="1">
+      <w:start w:val="1"/>
+      <w:numFmt w:val="lowerRoman"/>
+      <w:lvlText w:val="%3."/>
+      <w:lvlJc w:val="right"/>
+      <w:pPr>
+        <w:ind w:left="2160" w:hanging="180"/>
+      </w:pPr>
+    </w:lvl>
+    <w:lvl w:ilvl="3" w:tplc="0409000F" w:tentative="1">
+      <w:start w:val="1"/>
+      <w:numFmt w:val="decimal"/>
+      <w:lvlText w:val="%4."/>
+      <w:lvlJc w:val="left"/>
+      <w:pPr>
+        <w:ind w:left="2880" w:hanging="360"/>
+      </w:pPr>
+    </w:lvl>
+    <w:lvl w:ilvl="4" w:tplc="04090019" w:tentative="1">
+      <w:start w:val="1"/>
+      <w:numFmt w:val="lowerLetter"/>
+      <w:lvlText w:val="%5."/>
+      <w:lvlJc w:val="left"/>
+      <w:pPr>
+        <w:ind w:left="3600" w:hanging="360"/>
+      </w:pPr>
+    </w:lvl>
+    <w:lvl w:ilvl="5" w:tplc="0409001B" w:tentative="1">
+      <w:start w:val="1"/>
+      <w:numFmt w:val="lowerRoman"/>
+      <w:lvlText w:val="%6."/>
+      <w:lvlJc w:val="right"/>
+      <w:pPr>
+        <w:ind w:left="4320" w:hanging="180"/>
+      </w:pPr>
+    </w:lvl>
+    <w:lvl w:ilvl="6" w:tplc="0409000F" w:tentative="1">
+      <w:start w:val="1"/>
+      <w:numFmt w:val="decimal"/>
+      <w:lvlText w:val="%7."/>
+      <w:lvlJc w:val="left"/>
+      <w:pPr>
+        <w:ind w:left="5040" w:hanging="360"/>
+      </w:pPr>
+    </w:lvl>
+    <w:lvl w:ilvl="7" w:tplc="04090019" w:tentative="1">
+      <w:start w:val="1"/>
+      <w:numFmt w:val="lowerLetter"/>
+      <w:lvlText w:val="%8."/>
+      <w:lvlJc w:val="left"/>
+      <w:pPr>
+        <w:ind w:left="5760" w:hanging="360"/>
+      </w:pPr>
+    </w:lvl>
+    <w:lvl w:ilvl="8" w:tplc="0409001B" w:tentative="1">
+      <w:start w:val="1"/>
+      <w:numFmt w:val="lowerRoman"/>
+      <w:lvlText w:val="%9."/>
+      <w:lvlJc w:val="right"/>
+      <w:pPr>
+        <w:ind w:left="6480" w:hanging="180"/>
+      </w:pPr>
+    </w:lvl>
+  </w:abstractNum>
+  <w:abstractNum w:abstractNumId="3" w15:restartNumberingAfterBreak="0">
     <w:nsid w:val="2A1518ED"/>
     <w:multiLevelType w:val="multilevel"/>
     <w:tmpl w:val="F092C03E"/>
@@ -5012,7 +8578,7 @@
       </w:rPr>
     </w:lvl>
   </w:abstractNum>
-  <w:abstractNum w:abstractNumId="2" w15:restartNumberingAfterBreak="0">
+  <w:abstractNum w:abstractNumId="4" w15:restartNumberingAfterBreak="0">
     <w:nsid w:val="2CDF3599"/>
     <w:multiLevelType w:val="hybridMultilevel"/>
     <w:tmpl w:val="0A2CA9DA"/>
@@ -5124,7 +8690,120 @@
       </w:rPr>
     </w:lvl>
   </w:abstractNum>
-  <w:abstractNum w:abstractNumId="3" w15:restartNumberingAfterBreak="0">
+  <w:abstractNum w:abstractNumId="5" w15:restartNumberingAfterBreak="0">
+    <w:nsid w:val="2CE04A2F"/>
+    <w:multiLevelType w:val="hybridMultilevel"/>
+    <w:tmpl w:val="556C8046"/>
+    <w:lvl w:ilvl="0" w:tplc="04090001">
+      <w:start w:val="1"/>
+      <w:numFmt w:val="bullet"/>
+      <w:lvlText w:val=""/>
+      <w:lvlJc w:val="left"/>
+      <w:pPr>
+        <w:ind w:left="720" w:hanging="360"/>
+      </w:pPr>
+      <w:rPr>
+        <w:rFonts w:ascii="Symbol" w:hAnsi="Symbol" w:hint="default"/>
+      </w:rPr>
+    </w:lvl>
+    <w:lvl w:ilvl="1" w:tplc="04090003" w:tentative="1">
+      <w:start w:val="1"/>
+      <w:numFmt w:val="bullet"/>
+      <w:lvlText w:val="o"/>
+      <w:lvlJc w:val="left"/>
+      <w:pPr>
+        <w:ind w:left="1440" w:hanging="360"/>
+      </w:pPr>
+      <w:rPr>
+        <w:rFonts w:ascii="Courier New" w:hAnsi="Courier New" w:cs="Courier New" w:hint="default"/>
+      </w:rPr>
+    </w:lvl>
+    <w:lvl w:ilvl="2" w:tplc="04090005" w:tentative="1">
+      <w:start w:val="1"/>
+      <w:numFmt w:val="bullet"/>
+      <w:lvlText w:val=""/>
+      <w:lvlJc w:val="left"/>
+      <w:pPr>
+        <w:ind w:left="2160" w:hanging="360"/>
+      </w:pPr>
+      <w:rPr>
+        <w:rFonts w:ascii="Wingdings" w:hAnsi="Wingdings" w:hint="default"/>
+      </w:rPr>
+    </w:lvl>
+    <w:lvl w:ilvl="3" w:tplc="04090001" w:tentative="1">
+      <w:start w:val="1"/>
+      <w:numFmt w:val="bullet"/>
+      <w:lvlText w:val=""/>
+      <w:lvlJc w:val="left"/>
+      <w:pPr>
+        <w:ind w:left="2880" w:hanging="360"/>
+      </w:pPr>
+      <w:rPr>
+        <w:rFonts w:ascii="Symbol" w:hAnsi="Symbol" w:hint="default"/>
+      </w:rPr>
+    </w:lvl>
+    <w:lvl w:ilvl="4" w:tplc="04090003" w:tentative="1">
+      <w:start w:val="1"/>
+      <w:numFmt w:val="bullet"/>
+      <w:lvlText w:val="o"/>
+      <w:lvlJc w:val="left"/>
+      <w:pPr>
+        <w:ind w:left="3600" w:hanging="360"/>
+      </w:pPr>
+      <w:rPr>
+        <w:rFonts w:ascii="Courier New" w:hAnsi="Courier New" w:cs="Courier New" w:hint="default"/>
+      </w:rPr>
+    </w:lvl>
+    <w:lvl w:ilvl="5" w:tplc="04090005" w:tentative="1">
+      <w:start w:val="1"/>
+      <w:numFmt w:val="bullet"/>
+      <w:lvlText w:val=""/>
+      <w:lvlJc w:val="left"/>
+      <w:pPr>
+        <w:ind w:left="4320" w:hanging="360"/>
+      </w:pPr>
+      <w:rPr>
+        <w:rFonts w:ascii="Wingdings" w:hAnsi="Wingdings" w:hint="default"/>
+      </w:rPr>
+    </w:lvl>
+    <w:lvl w:ilvl="6" w:tplc="04090001" w:tentative="1">
+      <w:start w:val="1"/>
+      <w:numFmt w:val="bullet"/>
+      <w:lvlText w:val=""/>
+      <w:lvlJc w:val="left"/>
+      <w:pPr>
+        <w:ind w:left="5040" w:hanging="360"/>
+      </w:pPr>
+      <w:rPr>
+        <w:rFonts w:ascii="Symbol" w:hAnsi="Symbol" w:hint="default"/>
+      </w:rPr>
+    </w:lvl>
+    <w:lvl w:ilvl="7" w:tplc="04090003" w:tentative="1">
+      <w:start w:val="1"/>
+      <w:numFmt w:val="bullet"/>
+      <w:lvlText w:val="o"/>
+      <w:lvlJc w:val="left"/>
+      <w:pPr>
+        <w:ind w:left="5760" w:hanging="360"/>
+      </w:pPr>
+      <w:rPr>
+        <w:rFonts w:ascii="Courier New" w:hAnsi="Courier New" w:cs="Courier New" w:hint="default"/>
+      </w:rPr>
+    </w:lvl>
+    <w:lvl w:ilvl="8" w:tplc="04090005" w:tentative="1">
+      <w:start w:val="1"/>
+      <w:numFmt w:val="bullet"/>
+      <w:lvlText w:val=""/>
+      <w:lvlJc w:val="left"/>
+      <w:pPr>
+        <w:ind w:left="6480" w:hanging="360"/>
+      </w:pPr>
+      <w:rPr>
+        <w:rFonts w:ascii="Wingdings" w:hAnsi="Wingdings" w:hint="default"/>
+      </w:rPr>
+    </w:lvl>
+  </w:abstractNum>
+  <w:abstractNum w:abstractNumId="6" w15:restartNumberingAfterBreak="0">
     <w:nsid w:val="517008FD"/>
     <w:multiLevelType w:val="hybridMultilevel"/>
     <w:tmpl w:val="3844F67C"/>
@@ -5213,7 +8892,7 @@
       </w:pPr>
     </w:lvl>
   </w:abstractNum>
-  <w:abstractNum w:abstractNumId="4" w15:restartNumberingAfterBreak="0">
+  <w:abstractNum w:abstractNumId="7" w15:restartNumberingAfterBreak="0">
     <w:nsid w:val="5A8205B9"/>
     <w:multiLevelType w:val="multilevel"/>
     <w:tmpl w:val="540E3276"/>
@@ -5362,7 +9041,7 @@
       </w:rPr>
     </w:lvl>
   </w:abstractNum>
-  <w:abstractNum w:abstractNumId="5" w15:restartNumberingAfterBreak="0">
+  <w:abstractNum w:abstractNumId="8" w15:restartNumberingAfterBreak="0">
     <w:nsid w:val="631F6B00"/>
     <w:multiLevelType w:val="multilevel"/>
     <w:tmpl w:val="40102B3C"/>
@@ -5511,17 +9190,129 @@
       </w:rPr>
     </w:lvl>
   </w:abstractNum>
-  <w:abstractNum w:abstractNumId="6" w15:restartNumberingAfterBreak="0">
-    <w:nsid w:val="72AD148F"/>
+  <w:abstractNum w:abstractNumId="9" w15:restartNumberingAfterBreak="0">
+    <w:nsid w:val="687361B8"/>
     <w:multiLevelType w:val="hybridMultilevel"/>
-    <w:tmpl w:val="B952162C"/>
-    <w:lvl w:ilvl="0" w:tplc="0409000F">
+    <w:tmpl w:val="361659D8"/>
+    <w:lvl w:ilvl="0" w:tplc="7BAE48A4">
+      <w:numFmt w:val="bullet"/>
+      <w:lvlText w:val="-"/>
+      <w:lvlJc w:val="left"/>
+      <w:pPr>
+        <w:ind w:left="720" w:hanging="360"/>
+      </w:pPr>
+      <w:rPr>
+        <w:rFonts w:ascii="Aptos" w:eastAsiaTheme="minorHAnsi" w:hAnsi="Aptos" w:cstheme="minorBidi" w:hint="default"/>
+      </w:rPr>
+    </w:lvl>
+    <w:lvl w:ilvl="1" w:tplc="04090003" w:tentative="1">
+      <w:start w:val="1"/>
+      <w:numFmt w:val="bullet"/>
+      <w:lvlText w:val="o"/>
+      <w:lvlJc w:val="left"/>
+      <w:pPr>
+        <w:ind w:left="1440" w:hanging="360"/>
+      </w:pPr>
+      <w:rPr>
+        <w:rFonts w:ascii="Courier New" w:hAnsi="Courier New" w:cs="Courier New" w:hint="default"/>
+      </w:rPr>
+    </w:lvl>
+    <w:lvl w:ilvl="2" w:tplc="04090005" w:tentative="1">
+      <w:start w:val="1"/>
+      <w:numFmt w:val="bullet"/>
+      <w:lvlText w:val=""/>
+      <w:lvlJc w:val="left"/>
+      <w:pPr>
+        <w:ind w:left="2160" w:hanging="360"/>
+      </w:pPr>
+      <w:rPr>
+        <w:rFonts w:ascii="Wingdings" w:hAnsi="Wingdings" w:hint="default"/>
+      </w:rPr>
+    </w:lvl>
+    <w:lvl w:ilvl="3" w:tplc="04090001" w:tentative="1">
+      <w:start w:val="1"/>
+      <w:numFmt w:val="bullet"/>
+      <w:lvlText w:val=""/>
+      <w:lvlJc w:val="left"/>
+      <w:pPr>
+        <w:ind w:left="2880" w:hanging="360"/>
+      </w:pPr>
+      <w:rPr>
+        <w:rFonts w:ascii="Symbol" w:hAnsi="Symbol" w:hint="default"/>
+      </w:rPr>
+    </w:lvl>
+    <w:lvl w:ilvl="4" w:tplc="04090003" w:tentative="1">
+      <w:start w:val="1"/>
+      <w:numFmt w:val="bullet"/>
+      <w:lvlText w:val="o"/>
+      <w:lvlJc w:val="left"/>
+      <w:pPr>
+        <w:ind w:left="3600" w:hanging="360"/>
+      </w:pPr>
+      <w:rPr>
+        <w:rFonts w:ascii="Courier New" w:hAnsi="Courier New" w:cs="Courier New" w:hint="default"/>
+      </w:rPr>
+    </w:lvl>
+    <w:lvl w:ilvl="5" w:tplc="04090005" w:tentative="1">
+      <w:start w:val="1"/>
+      <w:numFmt w:val="bullet"/>
+      <w:lvlText w:val=""/>
+      <w:lvlJc w:val="left"/>
+      <w:pPr>
+        <w:ind w:left="4320" w:hanging="360"/>
+      </w:pPr>
+      <w:rPr>
+        <w:rFonts w:ascii="Wingdings" w:hAnsi="Wingdings" w:hint="default"/>
+      </w:rPr>
+    </w:lvl>
+    <w:lvl w:ilvl="6" w:tplc="04090001" w:tentative="1">
+      <w:start w:val="1"/>
+      <w:numFmt w:val="bullet"/>
+      <w:lvlText w:val=""/>
+      <w:lvlJc w:val="left"/>
+      <w:pPr>
+        <w:ind w:left="5040" w:hanging="360"/>
+      </w:pPr>
+      <w:rPr>
+        <w:rFonts w:ascii="Symbol" w:hAnsi="Symbol" w:hint="default"/>
+      </w:rPr>
+    </w:lvl>
+    <w:lvl w:ilvl="7" w:tplc="04090003" w:tentative="1">
+      <w:start w:val="1"/>
+      <w:numFmt w:val="bullet"/>
+      <w:lvlText w:val="o"/>
+      <w:lvlJc w:val="left"/>
+      <w:pPr>
+        <w:ind w:left="5760" w:hanging="360"/>
+      </w:pPr>
+      <w:rPr>
+        <w:rFonts w:ascii="Courier New" w:hAnsi="Courier New" w:cs="Courier New" w:hint="default"/>
+      </w:rPr>
+    </w:lvl>
+    <w:lvl w:ilvl="8" w:tplc="04090005" w:tentative="1">
+      <w:start w:val="1"/>
+      <w:numFmt w:val="bullet"/>
+      <w:lvlText w:val=""/>
+      <w:lvlJc w:val="left"/>
+      <w:pPr>
+        <w:ind w:left="6480" w:hanging="360"/>
+      </w:pPr>
+      <w:rPr>
+        <w:rFonts w:ascii="Wingdings" w:hAnsi="Wingdings" w:hint="default"/>
+      </w:rPr>
+    </w:lvl>
+  </w:abstractNum>
+  <w:abstractNum w:abstractNumId="10" w15:restartNumberingAfterBreak="0">
+    <w:nsid w:val="71B217DE"/>
+    <w:multiLevelType w:val="hybridMultilevel"/>
+    <w:tmpl w:val="A838E6BC"/>
+    <w:lvl w:ilvl="0" w:tplc="ECA2A998">
       <w:start w:val="1"/>
       <w:numFmt w:val="decimal"/>
       <w:lvlText w:val="%1."/>
       <w:lvlJc w:val="left"/>
       <w:pPr>
-        <w:ind w:left="720" w:hanging="360"/>
+        <w:ind w:left="810" w:hanging="450"/>
       </w:pPr>
       <w:rPr>
         <w:rFonts w:hint="default"/>
@@ -5600,7 +9391,96 @@
       </w:pPr>
     </w:lvl>
   </w:abstractNum>
-  <w:abstractNum w:abstractNumId="7" w15:restartNumberingAfterBreak="0">
+  <w:abstractNum w:abstractNumId="11" w15:restartNumberingAfterBreak="0">
+    <w:nsid w:val="72AD148F"/>
+    <w:multiLevelType w:val="hybridMultilevel"/>
+    <w:tmpl w:val="B6267F7C"/>
+    <w:lvl w:ilvl="0" w:tplc="0409000F">
+      <w:start w:val="1"/>
+      <w:numFmt w:val="decimal"/>
+      <w:lvlText w:val="%1."/>
+      <w:lvlJc w:val="left"/>
+      <w:pPr>
+        <w:ind w:left="720" w:hanging="360"/>
+      </w:pPr>
+      <w:rPr>
+        <w:rFonts w:hint="default"/>
+      </w:rPr>
+    </w:lvl>
+    <w:lvl w:ilvl="1" w:tplc="04090019" w:tentative="1">
+      <w:start w:val="1"/>
+      <w:numFmt w:val="lowerLetter"/>
+      <w:lvlText w:val="%2."/>
+      <w:lvlJc w:val="left"/>
+      <w:pPr>
+        <w:ind w:left="1440" w:hanging="360"/>
+      </w:pPr>
+    </w:lvl>
+    <w:lvl w:ilvl="2" w:tplc="0409001B" w:tentative="1">
+      <w:start w:val="1"/>
+      <w:numFmt w:val="lowerRoman"/>
+      <w:lvlText w:val="%3."/>
+      <w:lvlJc w:val="right"/>
+      <w:pPr>
+        <w:ind w:left="2160" w:hanging="180"/>
+      </w:pPr>
+    </w:lvl>
+    <w:lvl w:ilvl="3" w:tplc="0409000F" w:tentative="1">
+      <w:start w:val="1"/>
+      <w:numFmt w:val="decimal"/>
+      <w:lvlText w:val="%4."/>
+      <w:lvlJc w:val="left"/>
+      <w:pPr>
+        <w:ind w:left="2880" w:hanging="360"/>
+      </w:pPr>
+    </w:lvl>
+    <w:lvl w:ilvl="4" w:tplc="04090019" w:tentative="1">
+      <w:start w:val="1"/>
+      <w:numFmt w:val="lowerLetter"/>
+      <w:lvlText w:val="%5."/>
+      <w:lvlJc w:val="left"/>
+      <w:pPr>
+        <w:ind w:left="3600" w:hanging="360"/>
+      </w:pPr>
+    </w:lvl>
+    <w:lvl w:ilvl="5" w:tplc="0409001B" w:tentative="1">
+      <w:start w:val="1"/>
+      <w:numFmt w:val="lowerRoman"/>
+      <w:lvlText w:val="%6."/>
+      <w:lvlJc w:val="right"/>
+      <w:pPr>
+        <w:ind w:left="4320" w:hanging="180"/>
+      </w:pPr>
+    </w:lvl>
+    <w:lvl w:ilvl="6" w:tplc="0409000F" w:tentative="1">
+      <w:start w:val="1"/>
+      <w:numFmt w:val="decimal"/>
+      <w:lvlText w:val="%7."/>
+      <w:lvlJc w:val="left"/>
+      <w:pPr>
+        <w:ind w:left="5040" w:hanging="360"/>
+      </w:pPr>
+    </w:lvl>
+    <w:lvl w:ilvl="7" w:tplc="04090019" w:tentative="1">
+      <w:start w:val="1"/>
+      <w:numFmt w:val="lowerLetter"/>
+      <w:lvlText w:val="%8."/>
+      <w:lvlJc w:val="left"/>
+      <w:pPr>
+        <w:ind w:left="5760" w:hanging="360"/>
+      </w:pPr>
+    </w:lvl>
+    <w:lvl w:ilvl="8" w:tplc="0409001B" w:tentative="1">
+      <w:start w:val="1"/>
+      <w:numFmt w:val="lowerRoman"/>
+      <w:lvlText w:val="%9."/>
+      <w:lvlJc w:val="right"/>
+      <w:pPr>
+        <w:ind w:left="6480" w:hanging="180"/>
+      </w:pPr>
+    </w:lvl>
+  </w:abstractNum>
+  <w:abstractNum w:abstractNumId="12" w15:restartNumberingAfterBreak="0">
     <w:nsid w:val="7DD476EE"/>
     <w:multiLevelType w:val="multilevel"/>
     <w:tmpl w:val="7C961B94"/>
@@ -5749,25 +9629,40 @@
     <w:abstractNumId w:val="0"/>
   </w:num>
   <w:num w:numId="2" w16cid:durableId="1421485209">
+    <w:abstractNumId w:val="7"/>
+  </w:num>
+  <w:num w:numId="3" w16cid:durableId="120418803">
+    <w:abstractNumId w:val="3"/>
+  </w:num>
+  <w:num w:numId="4" w16cid:durableId="10184571">
+    <w:abstractNumId w:val="12"/>
+  </w:num>
+  <w:num w:numId="5" w16cid:durableId="873150535">
+    <w:abstractNumId w:val="8"/>
+  </w:num>
+  <w:num w:numId="6" w16cid:durableId="1424643387">
     <w:abstractNumId w:val="4"/>
   </w:num>
-  <w:num w:numId="3" w16cid:durableId="120418803">
-    <w:abstractNumId w:val="1"/>
+  <w:num w:numId="7" w16cid:durableId="123620047">
+    <w:abstractNumId w:val="6"/>
   </w:num>
-  <w:num w:numId="4" w16cid:durableId="10184571">
-    <w:abstractNumId w:val="7"/>
+  <w:num w:numId="8" w16cid:durableId="2088457720">
+    <w:abstractNumId w:val="11"/>
   </w:num>
-  <w:num w:numId="5" w16cid:durableId="873150535">
+  <w:num w:numId="9" w16cid:durableId="1067413492">
     <w:abstractNumId w:val="5"/>
   </w:num>
-  <w:num w:numId="6" w16cid:durableId="1424643387">
+  <w:num w:numId="10" w16cid:durableId="1421558704">
+    <w:abstractNumId w:val="9"/>
+  </w:num>
+  <w:num w:numId="11" w16cid:durableId="152568703">
     <w:abstractNumId w:val="2"/>
   </w:num>
-  <w:num w:numId="7" w16cid:durableId="123620047">
-    <w:abstractNumId w:val="3"/>
+  <w:num w:numId="12" w16cid:durableId="1235046818">
+    <w:abstractNumId w:val="10"/>
   </w:num>
-  <w:num w:numId="8" w16cid:durableId="2088457720">
-    <w:abstractNumId w:val="6"/>
+  <w:num w:numId="13" w16cid:durableId="1336958587">
+    <w:abstractNumId w:val="1"/>
   </w:num>
 </w:numbering>
 </file>

--- a/1.docx
+++ b/1.docx
@@ -11607,195 +11607,291 @@
     </w:p>
     <w:p>
       <w:r>
-        <w:t>Za jednostavno treniranje</w:t>
+        <w:t xml:space="preserve">Za jednostavno treniranje, </w:t>
+      </w:r>
+      <w:proofErr w:type="spellStart"/>
+      <w:r>
+        <w:t>evaluaciju</w:t>
+      </w:r>
+      <w:proofErr w:type="spellEnd"/>
+      <w:r>
+        <w:t xml:space="preserve"> i direktno</w:t>
+      </w:r>
+      <w:r>
+        <w:t>g</w:t>
+      </w:r>
+      <w:r>
+        <w:t xml:space="preserve"> upoređivanja modela implementirana je web aplikacija. Kroz aplikaciju je moguće treniranje modela koristeći </w:t>
+      </w:r>
+      <w:proofErr w:type="spellStart"/>
+      <w:r>
+        <w:t>Python</w:t>
+      </w:r>
+      <w:proofErr w:type="spellEnd"/>
+      <w:r>
+        <w:t xml:space="preserve"> ekosistem (</w:t>
+      </w:r>
+      <w:proofErr w:type="spellStart"/>
+      <w:r>
+        <w:t>PyTorch</w:t>
+      </w:r>
+      <w:proofErr w:type="spellEnd"/>
+      <w:r>
+        <w:t>) ili .NET ekosistem (</w:t>
+      </w:r>
+      <w:proofErr w:type="spellStart"/>
+      <w:r>
+        <w:t>TorchSharp</w:t>
+      </w:r>
+      <w:proofErr w:type="spellEnd"/>
+      <w:r>
+        <w:t xml:space="preserve">). Nakon završenog treniranja, aplikacija pruža </w:t>
+      </w:r>
+      <w:proofErr w:type="spellStart"/>
+      <w:r>
+        <w:t>mogućnost</w:t>
+      </w:r>
+      <w:proofErr w:type="spellEnd"/>
+      <w:r>
+        <w:t xml:space="preserve"> </w:t>
+      </w:r>
+      <w:proofErr w:type="spellStart"/>
+      <w:r>
+        <w:t>uporedbe</w:t>
+      </w:r>
+      <w:proofErr w:type="spellEnd"/>
+      <w:r>
+        <w:t xml:space="preserve"> svih ključnih metrika poput vremena treniranja, odziva i preciznosti.</w:t>
+      </w:r>
+    </w:p>
+    <w:p>
+      <w:r>
+        <w:t xml:space="preserve">Arhitektura aplikacije je implementirana kroz </w:t>
+      </w:r>
+      <w:proofErr w:type="spellStart"/>
+      <w:r>
+        <w:t>mikroservisni</w:t>
+      </w:r>
+      <w:proofErr w:type="spellEnd"/>
+      <w:r>
+        <w:t xml:space="preserve"> pristup i sastoji se od tri komponente:</w:t>
+      </w:r>
+    </w:p>
+    <w:p>
+      <w:r>
+        <w:t>- Korisnički interfejs (Web Aplikacija</w:t>
+      </w:r>
+      <w:r>
+        <w:t>)</w:t>
+      </w:r>
+    </w:p>
+    <w:p>
+      <w:r>
+        <w:t>- C# Web API servis</w:t>
+      </w:r>
+    </w:p>
+    <w:p>
+      <w:r>
+        <w:t xml:space="preserve">- </w:t>
+      </w:r>
+      <w:proofErr w:type="spellStart"/>
+      <w:r>
+        <w:t>Python</w:t>
+      </w:r>
+      <w:proofErr w:type="spellEnd"/>
+      <w:r>
+        <w:t xml:space="preserve"> Web API servis</w:t>
+      </w:r>
+    </w:p>
+    <w:p/>
+    <w:p>
+      <w:r>
+        <w:t xml:space="preserve">Korisnički interfejs je implementiran uz pomoć </w:t>
+      </w:r>
+      <w:proofErr w:type="spellStart"/>
+      <w:r>
+        <w:t>Blazor</w:t>
+      </w:r>
+      <w:proofErr w:type="spellEnd"/>
+      <w:r>
+        <w:t xml:space="preserve"> platforme koja </w:t>
+      </w:r>
+      <w:proofErr w:type="spellStart"/>
+      <w:r>
+        <w:t>omogućava</w:t>
+      </w:r>
+      <w:proofErr w:type="spellEnd"/>
+      <w:r>
+        <w:t xml:space="preserve"> efikasnu kreaciju interaktivnih web aplikacij</w:t>
+      </w:r>
+      <w:r>
+        <w:t>a</w:t>
+      </w:r>
+      <w:r>
+        <w:t xml:space="preserve"> koristeći .NET tehnologije.</w:t>
+      </w:r>
+      <w:r>
+        <w:t xml:space="preserve"> Ovaj dio je striktno implementiran kao prezentacijski sloj (</w:t>
+      </w:r>
+      <w:proofErr w:type="spellStart"/>
+      <w:r>
+        <w:t>frontend</w:t>
+      </w:r>
+      <w:proofErr w:type="spellEnd"/>
+      <w:r>
+        <w:t>) te ne sadrži logiku za treniranje ni analiziranje slika</w:t>
+      </w:r>
+      <w:r>
+        <w:t xml:space="preserve"> čime se prati praksa razdvajanja </w:t>
+      </w:r>
+      <w:proofErr w:type="spellStart"/>
+      <w:r>
+        <w:t>frontend</w:t>
+      </w:r>
+      <w:proofErr w:type="spellEnd"/>
+      <w:r>
+        <w:t xml:space="preserve"> i </w:t>
+      </w:r>
+      <w:proofErr w:type="spellStart"/>
+      <w:r>
+        <w:t>backend</w:t>
+      </w:r>
+      <w:proofErr w:type="spellEnd"/>
+      <w:r>
+        <w:t xml:space="preserve"> koda.</w:t>
+      </w:r>
+    </w:p>
+    <w:p>
+      <w:r>
+        <w:t xml:space="preserve">Logika za treniranje i analiziranje slika je implementirana pomoću posebnih Web </w:t>
+      </w:r>
+      <w:proofErr w:type="spellStart"/>
+      <w:r>
+        <w:t>Api</w:t>
+      </w:r>
+      <w:proofErr w:type="spellEnd"/>
+      <w:r>
+        <w:t xml:space="preserve"> servisa koji komuniciraju sa korisničkim interfejsom uz pomoć HTTP protokola. Treniranje preko .NET </w:t>
+      </w:r>
+      <w:proofErr w:type="spellStart"/>
+      <w:r>
+        <w:t>okruženja</w:t>
+      </w:r>
+      <w:proofErr w:type="spellEnd"/>
+      <w:r>
+        <w:t xml:space="preserve"> je omogućeno preko .NET Core Web API te za </w:t>
+      </w:r>
+      <w:proofErr w:type="spellStart"/>
+      <w:r>
+        <w:t>Python</w:t>
+      </w:r>
+      <w:proofErr w:type="spellEnd"/>
+      <w:r>
+        <w:t xml:space="preserve"> </w:t>
+      </w:r>
+      <w:proofErr w:type="spellStart"/>
+      <w:r>
+        <w:t>okruženje</w:t>
+      </w:r>
+      <w:proofErr w:type="spellEnd"/>
+      <w:r>
+        <w:t xml:space="preserve"> je korišten </w:t>
+      </w:r>
+      <w:proofErr w:type="spellStart"/>
+      <w:r>
+        <w:t>FastAPI</w:t>
+      </w:r>
+      <w:proofErr w:type="spellEnd"/>
+      <w:r>
+        <w:t xml:space="preserve">. Oba servisa su visoko </w:t>
+      </w:r>
+      <w:proofErr w:type="spellStart"/>
+      <w:r>
+        <w:t>performantna</w:t>
+      </w:r>
+      <w:proofErr w:type="spellEnd"/>
+      <w:r>
+        <w:t xml:space="preserve"> i moderna rješenja za komunikaciju između web aplikacija, te zajedno sa korisničkim interfejs pružaju korisniku sveobuhvatno rješenje za treniranje i analiziranja modela mašinskog učenja.</w:t>
+      </w:r>
+    </w:p>
+    <w:p>
+      <w:r>
+        <w:t>Kako se arhitektura</w:t>
+      </w:r>
+      <w:r>
+        <w:t xml:space="preserve"> aplikacije</w:t>
+      </w:r>
+      <w:r>
+        <w:t xml:space="preserve"> sastoji od više </w:t>
+      </w:r>
+      <w:r>
+        <w:t>komponenti</w:t>
+      </w:r>
+      <w:r>
+        <w:t xml:space="preserve"> napisanih u različitim programskim jezicima</w:t>
       </w:r>
       <w:r>
         <w:t xml:space="preserve">, </w:t>
       </w:r>
-      <w:proofErr w:type="spellStart"/>
-      <w:r>
-        <w:t>evaluaciju</w:t>
-      </w:r>
-      <w:proofErr w:type="spellEnd"/>
-      <w:r>
-        <w:t xml:space="preserve"> i direktno</w:t>
-      </w:r>
-      <w:r>
-        <w:t>g</w:t>
-      </w:r>
-      <w:r>
-        <w:t xml:space="preserve"> </w:t>
-      </w:r>
-      <w:r>
-        <w:t>upoređivanj</w:t>
-      </w:r>
-      <w:r>
-        <w:t>a</w:t>
-      </w:r>
-      <w:r>
-        <w:t xml:space="preserve"> modela implementirana je web aplikacija. Kroz aplikaciju je moguće treniranje modela </w:t>
-      </w:r>
-      <w:r>
-        <w:t>koristeći</w:t>
-      </w:r>
-      <w:r>
-        <w:t xml:space="preserve"> </w:t>
-      </w:r>
-      <w:proofErr w:type="spellStart"/>
-      <w:r>
-        <w:t>Python</w:t>
-      </w:r>
-      <w:proofErr w:type="spellEnd"/>
-      <w:r>
-        <w:t xml:space="preserve"> ekosistem </w:t>
-      </w:r>
-      <w:r>
-        <w:t>(</w:t>
-      </w:r>
-      <w:proofErr w:type="spellStart"/>
-      <w:r>
-        <w:t>PyTorch</w:t>
-      </w:r>
-      <w:proofErr w:type="spellEnd"/>
-      <w:r>
-        <w:t>) ili</w:t>
-      </w:r>
-      <w:r>
-        <w:t xml:space="preserve"> </w:t>
-      </w:r>
-      <w:r>
-        <w:t>.NET</w:t>
-      </w:r>
-      <w:r>
-        <w:t xml:space="preserve"> ekosistem</w:t>
-      </w:r>
-      <w:r>
-        <w:t xml:space="preserve"> (</w:t>
-      </w:r>
-      <w:proofErr w:type="spellStart"/>
-      <w:r>
-        <w:t>TorchSharp</w:t>
-      </w:r>
-      <w:proofErr w:type="spellEnd"/>
-      <w:r>
-        <w:t xml:space="preserve">). Nakon </w:t>
-      </w:r>
-      <w:r>
-        <w:t xml:space="preserve">završenog </w:t>
-      </w:r>
-      <w:r>
-        <w:t>treniranja</w:t>
-      </w:r>
-      <w:r>
-        <w:t xml:space="preserve">, aplikacija pruža </w:t>
-      </w:r>
-      <w:proofErr w:type="spellStart"/>
-      <w:r>
-        <w:t>moguć</w:t>
-      </w:r>
-      <w:r>
-        <w:t>nost</w:t>
-      </w:r>
-      <w:proofErr w:type="spellEnd"/>
-      <w:r>
-        <w:t xml:space="preserve"> </w:t>
-      </w:r>
-      <w:proofErr w:type="spellStart"/>
-      <w:r>
-        <w:t>uporedb</w:t>
-      </w:r>
-      <w:r>
-        <w:t>e</w:t>
-      </w:r>
-      <w:proofErr w:type="spellEnd"/>
-      <w:r>
-        <w:t xml:space="preserve"> </w:t>
-      </w:r>
-      <w:r>
-        <w:t xml:space="preserve">svih </w:t>
-      </w:r>
-      <w:r>
-        <w:t xml:space="preserve">ključnih </w:t>
-      </w:r>
-      <w:r>
-        <w:t>metrika poput vremena treniranja, odziva</w:t>
-      </w:r>
-      <w:r>
-        <w:t xml:space="preserve"> i </w:t>
-      </w:r>
-      <w:r>
-        <w:t>preciznosti</w:t>
-      </w:r>
+      <w:r>
+        <w:t xml:space="preserve">te nam je potrebna efikasna </w:t>
+      </w:r>
+      <w:r>
+        <w:t xml:space="preserve">i brza </w:t>
+      </w:r>
+      <w:r>
+        <w:t>komunikacija između njih</w:t>
+      </w:r>
+      <w:r>
+        <w:t xml:space="preserve">, </w:t>
+      </w:r>
+      <w:r>
+        <w:t>is</w:t>
+      </w:r>
+      <w:r>
+        <w:t xml:space="preserve">korišten je .NET </w:t>
+      </w:r>
+      <w:proofErr w:type="spellStart"/>
+      <w:r>
+        <w:t>Aspire</w:t>
+      </w:r>
+      <w:proofErr w:type="spellEnd"/>
       <w:r>
         <w:t>.</w:t>
       </w:r>
-    </w:p>
-    <w:p>
-      <w:r>
-        <w:t xml:space="preserve">Arhitektura aplikacije je implementirana kroz </w:t>
-      </w:r>
-      <w:proofErr w:type="spellStart"/>
-      <w:r>
-        <w:t>mikroservisni</w:t>
-      </w:r>
-      <w:proofErr w:type="spellEnd"/>
-      <w:r>
-        <w:t xml:space="preserve"> pristup i sastoji se od tri komponente:</w:t>
-      </w:r>
-    </w:p>
-    <w:p>
-      <w:r>
-        <w:t xml:space="preserve">- </w:t>
-      </w:r>
-      <w:r>
-        <w:t>Korisnički interfejs (</w:t>
-      </w:r>
-      <w:r>
-        <w:t>Web Aplikacija</w:t>
-      </w:r>
-      <w:r>
-        <w:t>)</w:t>
-      </w:r>
-    </w:p>
-    <w:p>
-      <w:r>
-        <w:t>- C# Web API</w:t>
-      </w:r>
-      <w:r>
-        <w:t xml:space="preserve"> servis</w:t>
-      </w:r>
-    </w:p>
-    <w:p>
-      <w:r>
-        <w:t xml:space="preserve">- </w:t>
-      </w:r>
-      <w:proofErr w:type="spellStart"/>
-      <w:r>
-        <w:t>Python</w:t>
-      </w:r>
-      <w:proofErr w:type="spellEnd"/>
-      <w:r>
-        <w:t xml:space="preserve"> Web API</w:t>
-      </w:r>
-      <w:r>
-        <w:t xml:space="preserve"> servis</w:t>
-      </w:r>
-    </w:p>
-    <w:p/>
-    <w:p>
-      <w:r>
-        <w:t>Korisnički interfejs</w:t>
-      </w:r>
-      <w:r>
-        <w:t xml:space="preserve"> je implementiran uz pomoć </w:t>
-      </w:r>
-      <w:proofErr w:type="spellStart"/>
-      <w:r>
-        <w:t>Blazor</w:t>
-      </w:r>
-      <w:proofErr w:type="spellEnd"/>
-      <w:r>
-        <w:t xml:space="preserve"> platforme koja </w:t>
+      <w:r>
+        <w:t xml:space="preserve"> </w:t>
+      </w:r>
+      <w:r>
+        <w:t xml:space="preserve">.NET </w:t>
+      </w:r>
+      <w:proofErr w:type="spellStart"/>
+      <w:r>
+        <w:t>Aspire</w:t>
+      </w:r>
+      <w:proofErr w:type="spellEnd"/>
+      <w:r>
+        <w:t xml:space="preserve"> je </w:t>
+      </w:r>
+      <w:r>
+        <w:t xml:space="preserve">moderna </w:t>
+      </w:r>
+      <w:r>
+        <w:t xml:space="preserve">platforma za .NET koja služi za </w:t>
+      </w:r>
+      <w:r>
+        <w:t>efikasno</w:t>
+      </w:r>
+      <w:r>
+        <w:t xml:space="preserve"> orkestriranje </w:t>
+      </w:r>
+      <w:proofErr w:type="spellStart"/>
+      <w:r>
+        <w:t>mikroservisnih</w:t>
+      </w:r>
+      <w:proofErr w:type="spellEnd"/>
+      <w:r>
+        <w:t xml:space="preserve"> arhitektura te </w:t>
       </w:r>
       <w:proofErr w:type="spellStart"/>
       <w:r>
@@ -11803,189 +11899,6 @@
       </w:r>
       <w:proofErr w:type="spellEnd"/>
       <w:r>
-        <w:t xml:space="preserve"> </w:t>
-      </w:r>
-      <w:r>
-        <w:t>efikasnu kreaciju interaktivnih web aplikacij</w:t>
-      </w:r>
-      <w:r>
-        <w:t>a</w:t>
-      </w:r>
-      <w:r>
-        <w:t xml:space="preserve"> koristeći .NET tehnologije</w:t>
-      </w:r>
-      <w:r>
-        <w:t>.</w:t>
-      </w:r>
-      <w:r>
-        <w:t xml:space="preserve"> Ovaj dio je striktno implementiran kao prezentacijski sloj (</w:t>
-      </w:r>
-      <w:proofErr w:type="spellStart"/>
-      <w:r>
-        <w:t>frontend</w:t>
-      </w:r>
-      <w:proofErr w:type="spellEnd"/>
-      <w:r>
-        <w:t>) te ne sadrži logiku za treniranje ni analiziranje slika</w:t>
-      </w:r>
-      <w:r>
-        <w:t xml:space="preserve"> čime se prati praksa razdvajanja </w:t>
-      </w:r>
-      <w:proofErr w:type="spellStart"/>
-      <w:r>
-        <w:t>frontend</w:t>
-      </w:r>
-      <w:proofErr w:type="spellEnd"/>
-      <w:r>
-        <w:t xml:space="preserve"> i </w:t>
-      </w:r>
-      <w:proofErr w:type="spellStart"/>
-      <w:r>
-        <w:t>backend</w:t>
-      </w:r>
-      <w:proofErr w:type="spellEnd"/>
-      <w:r>
-        <w:t xml:space="preserve"> koda.</w:t>
-      </w:r>
-    </w:p>
-    <w:p>
-      <w:r>
-        <w:t xml:space="preserve">Logika za treniranje i analiziranje slika je implementirana pomoću posebnih Web </w:t>
-      </w:r>
-      <w:proofErr w:type="spellStart"/>
-      <w:r>
-        <w:t>Api</w:t>
-      </w:r>
-      <w:proofErr w:type="spellEnd"/>
-      <w:r>
-        <w:t xml:space="preserve"> servisa koji komuniciraju sa korisničkim interfejsom uz pomoć HTTP protokola. Treniranje preko .NET </w:t>
-      </w:r>
-      <w:proofErr w:type="spellStart"/>
-      <w:r>
-        <w:t>okruženja</w:t>
-      </w:r>
-      <w:proofErr w:type="spellEnd"/>
-      <w:r>
-        <w:t xml:space="preserve"> je omogućeno preko .NET Core Web API te za </w:t>
-      </w:r>
-      <w:proofErr w:type="spellStart"/>
-      <w:r>
-        <w:t>Python</w:t>
-      </w:r>
-      <w:proofErr w:type="spellEnd"/>
-      <w:r>
-        <w:t xml:space="preserve"> </w:t>
-      </w:r>
-      <w:proofErr w:type="spellStart"/>
-      <w:r>
-        <w:t>okruženje</w:t>
-      </w:r>
-      <w:proofErr w:type="spellEnd"/>
-      <w:r>
-        <w:t xml:space="preserve"> je korišten </w:t>
-      </w:r>
-      <w:proofErr w:type="spellStart"/>
-      <w:r>
-        <w:t>FastAPI</w:t>
-      </w:r>
-      <w:proofErr w:type="spellEnd"/>
-      <w:r>
-        <w:t xml:space="preserve">. Oba servisa su visoko </w:t>
-      </w:r>
-      <w:proofErr w:type="spellStart"/>
-      <w:r>
-        <w:t>performantna</w:t>
-      </w:r>
-      <w:proofErr w:type="spellEnd"/>
-      <w:r>
-        <w:t xml:space="preserve"> i moderna rješenja za komunikaciju između web aplikacija, te zajedno sa korisničkim interfejs pružaju korisniku sveobuhvatno rješenje za treniranje i analiziranja modela mašinskog učenja.</w:t>
-      </w:r>
-    </w:p>
-    <w:p>
-      <w:r>
-        <w:t>Kako se arhitektura</w:t>
-      </w:r>
-      <w:r>
-        <w:t xml:space="preserve"> aplikacije</w:t>
-      </w:r>
-      <w:r>
-        <w:t xml:space="preserve"> sastoji od više </w:t>
-      </w:r>
-      <w:r>
-        <w:t>komponenti</w:t>
-      </w:r>
-      <w:r>
-        <w:t xml:space="preserve"> napisanih u različitim programskim jezicima</w:t>
-      </w:r>
-      <w:r>
-        <w:t xml:space="preserve">, </w:t>
-      </w:r>
-      <w:r>
-        <w:t xml:space="preserve">te nam je potrebna efikasna </w:t>
-      </w:r>
-      <w:r>
-        <w:t xml:space="preserve">i brza </w:t>
-      </w:r>
-      <w:r>
-        <w:t>komunikacija između njih</w:t>
-      </w:r>
-      <w:r>
-        <w:t xml:space="preserve">, </w:t>
-      </w:r>
-      <w:r>
-        <w:t>is</w:t>
-      </w:r>
-      <w:r>
-        <w:t xml:space="preserve">korišten je .NET </w:t>
-      </w:r>
-      <w:proofErr w:type="spellStart"/>
-      <w:r>
-        <w:t>Aspire</w:t>
-      </w:r>
-      <w:proofErr w:type="spellEnd"/>
-      <w:r>
-        <w:t>.</w:t>
-      </w:r>
-      <w:r>
-        <w:t xml:space="preserve"> </w:t>
-      </w:r>
-      <w:r>
-        <w:t xml:space="preserve">.NET </w:t>
-      </w:r>
-      <w:proofErr w:type="spellStart"/>
-      <w:r>
-        <w:t>Aspire</w:t>
-      </w:r>
-      <w:proofErr w:type="spellEnd"/>
-      <w:r>
-        <w:t xml:space="preserve"> je </w:t>
-      </w:r>
-      <w:r>
-        <w:t xml:space="preserve">moderna </w:t>
-      </w:r>
-      <w:r>
-        <w:t xml:space="preserve">platforma za .NET koja služi za </w:t>
-      </w:r>
-      <w:r>
-        <w:t>efikasno</w:t>
-      </w:r>
-      <w:r>
-        <w:t xml:space="preserve"> orkestriranje </w:t>
-      </w:r>
-      <w:proofErr w:type="spellStart"/>
-      <w:r>
-        <w:t>mikroservisnih</w:t>
-      </w:r>
-      <w:proofErr w:type="spellEnd"/>
-      <w:r>
-        <w:t xml:space="preserve"> arhitektura te </w:t>
-      </w:r>
-      <w:proofErr w:type="spellStart"/>
-      <w:r>
-        <w:t>omogućava</w:t>
-      </w:r>
-      <w:proofErr w:type="spellEnd"/>
-      <w:r>
         <w:t xml:space="preserve"> jednostavan</w:t>
       </w:r>
       <w:r>
@@ -11995,13 +11908,7 @@
         <w:t xml:space="preserve">vid </w:t>
       </w:r>
       <w:r>
-        <w:t>komunikacije izme</w:t>
-      </w:r>
-      <w:r>
-        <w:t>đ</w:t>
-      </w:r>
-      <w:r>
-        <w:t>u</w:t>
+        <w:t>komunikacije između</w:t>
       </w:r>
       <w:r>
         <w:t xml:space="preserve"> svih komponenti sistema. </w:t>
@@ -14284,6 +14191,7 @@
   <w:style w:type="character" w:default="1" w:styleId="Zadanifontparagrafa">
     <w:name w:val="Default Paragraph Font"/>
     <w:uiPriority w:val="1"/>
+    <w:semiHidden/>
     <w:unhideWhenUsed/>
   </w:style>
   <w:style w:type="table" w:default="1" w:styleId="Normalnatabela">

--- a/1.docx
+++ b/1.docx
@@ -69,7 +69,13 @@
         <w:t xml:space="preserve"> cijena proizvoda i budućih prihoda</w:t>
       </w:r>
       <w:r>
-        <w:t xml:space="preserve"> te razni drugi.</w:t>
+        <w:t xml:space="preserve"> te </w:t>
+      </w:r>
+      <w:r>
+        <w:t xml:space="preserve">mnogi </w:t>
+      </w:r>
+      <w:r>
+        <w:t>drugi.</w:t>
       </w:r>
     </w:p>
     <w:p>
@@ -93,13 +99,36 @@
         <w:t xml:space="preserve"> su veoma kompleksni</w:t>
       </w:r>
       <w:r>
-        <w:t xml:space="preserve"> i bilo bi ih veoma teško ručno implementirati</w:t>
-      </w:r>
+        <w:t xml:space="preserve"> i bilo bi ih veoma teško implementirati</w:t>
+      </w:r>
+      <w:r>
+        <w:t xml:space="preserve"> iz </w:t>
+      </w:r>
+      <w:proofErr w:type="spellStart"/>
+      <w:r>
+        <w:t>početka</w:t>
+      </w:r>
+      <w:proofErr w:type="spellEnd"/>
       <w:r>
         <w:t xml:space="preserve">. </w:t>
       </w:r>
       <w:r>
-        <w:t xml:space="preserve">Danas, imamo alate koji su nam </w:t>
+        <w:t xml:space="preserve">Danas, imamo </w:t>
+      </w:r>
+      <w:r>
+        <w:t xml:space="preserve">razne </w:t>
+      </w:r>
+      <w:r>
+        <w:t xml:space="preserve">alate </w:t>
+      </w:r>
+      <w:r>
+        <w:t xml:space="preserve">i biblioteke </w:t>
+      </w:r>
+      <w:r>
+        <w:t xml:space="preserve">koji su nam </w:t>
+      </w:r>
+      <w:r>
+        <w:t xml:space="preserve">uveliko </w:t>
       </w:r>
       <w:proofErr w:type="spellStart"/>
       <w:r>
@@ -121,7 +150,10 @@
         <w:t xml:space="preserve"> algori</w:t>
       </w:r>
       <w:r>
-        <w:t xml:space="preserve">tama. Neki od tih alata su </w:t>
+        <w:t>tama</w:t>
+      </w:r>
+      <w:r>
+        <w:t xml:space="preserve"> poput </w:t>
       </w:r>
       <w:proofErr w:type="spellStart"/>
       <w:r>
@@ -145,7 +177,85 @@
       </w:r>
       <w:proofErr w:type="spellEnd"/>
       <w:r>
-        <w:t xml:space="preserve">. Ovi alati nam </w:t>
+        <w:t xml:space="preserve">. </w:t>
+      </w:r>
+      <w:r>
+        <w:t xml:space="preserve">Neki od algoritama koje </w:t>
+      </w:r>
+      <w:r>
+        <w:t xml:space="preserve">nam </w:t>
+      </w:r>
+      <w:r>
+        <w:t xml:space="preserve">date biblioteke pružaju su: linearna regresija za </w:t>
+      </w:r>
+      <w:proofErr w:type="spellStart"/>
+      <w:r>
+        <w:t>predviđanje</w:t>
+      </w:r>
+      <w:proofErr w:type="spellEnd"/>
+      <w:r>
+        <w:t xml:space="preserve"> cijena, </w:t>
+      </w:r>
+      <w:proofErr w:type="spellStart"/>
+      <w:r>
+        <w:t>neuralne</w:t>
+      </w:r>
+      <w:proofErr w:type="spellEnd"/>
+      <w:r>
+        <w:t xml:space="preserve"> mreže za detekciju anomalija, logistička regresija za </w:t>
+      </w:r>
+      <w:proofErr w:type="spellStart"/>
+      <w:r>
+        <w:t>predviđanje</w:t>
+      </w:r>
+      <w:proofErr w:type="spellEnd"/>
+      <w:r>
+        <w:t xml:space="preserve"> </w:t>
+      </w:r>
+      <w:proofErr w:type="spellStart"/>
+      <w:r>
+        <w:t>spam</w:t>
+      </w:r>
+      <w:proofErr w:type="spellEnd"/>
+      <w:r>
+        <w:t xml:space="preserve"> </w:t>
+      </w:r>
+      <w:proofErr w:type="spellStart"/>
+      <w:r>
+        <w:t>majlova</w:t>
+      </w:r>
+      <w:proofErr w:type="spellEnd"/>
+      <w:r>
+        <w:t xml:space="preserve"> i mnogi drugi</w:t>
+      </w:r>
+      <w:r>
+        <w:t>.</w:t>
+      </w:r>
+    </w:p>
+    <w:p>
+      <w:proofErr w:type="spellStart"/>
+      <w:r>
+        <w:t>PyTorch</w:t>
+      </w:r>
+      <w:proofErr w:type="spellEnd"/>
+      <w:r>
+        <w:t xml:space="preserve">, </w:t>
+      </w:r>
+      <w:proofErr w:type="spellStart"/>
+      <w:r>
+        <w:t>Tensorflow</w:t>
+      </w:r>
+      <w:proofErr w:type="spellEnd"/>
+      <w:r>
+        <w:t xml:space="preserve"> i </w:t>
+      </w:r>
+      <w:proofErr w:type="spellStart"/>
+      <w:r>
+        <w:t>Keras</w:t>
+      </w:r>
+      <w:proofErr w:type="spellEnd"/>
+      <w:r>
+        <w:t xml:space="preserve"> su dakle biblioteke koje nam </w:t>
       </w:r>
       <w:proofErr w:type="spellStart"/>
       <w:r>
@@ -153,23 +263,58 @@
       </w:r>
       <w:proofErr w:type="spellEnd"/>
       <w:r>
-        <w:t xml:space="preserve"> </w:t>
-      </w:r>
-      <w:r>
-        <w:t xml:space="preserve">da na lagan način koristimo kompleksne modele mašinskog učenja od učenja pod nadzorom do </w:t>
-      </w:r>
-      <w:proofErr w:type="spellStart"/>
-      <w:r>
-        <w:t>neuralnih</w:t>
-      </w:r>
-      <w:proofErr w:type="spellEnd"/>
-      <w:r>
-        <w:t xml:space="preserve"> mreža.</w:t>
-      </w:r>
-    </w:p>
-    <w:p>
-      <w:r>
-        <w:t xml:space="preserve">Alati poput </w:t>
+        <w:t xml:space="preserve"> korištenje </w:t>
+      </w:r>
+      <w:proofErr w:type="spellStart"/>
+      <w:r>
+        <w:t>datih</w:t>
+      </w:r>
+      <w:proofErr w:type="spellEnd"/>
+      <w:r>
+        <w:t xml:space="preserve"> kompleksnih algoritama i sve tri date </w:t>
+      </w:r>
+      <w:proofErr w:type="spellStart"/>
+      <w:r>
+        <w:t>bibloteke</w:t>
+      </w:r>
+      <w:proofErr w:type="spellEnd"/>
+      <w:r>
+        <w:t xml:space="preserve"> su implementirane u </w:t>
+      </w:r>
+      <w:proofErr w:type="spellStart"/>
+      <w:r>
+        <w:t>Python</w:t>
+      </w:r>
+      <w:proofErr w:type="spellEnd"/>
+      <w:r>
+        <w:t xml:space="preserve"> programskog jeziku te su javno dostupne na </w:t>
+      </w:r>
+      <w:proofErr w:type="spellStart"/>
+      <w:r>
+        <w:t>Github</w:t>
+      </w:r>
+      <w:proofErr w:type="spellEnd"/>
+      <w:r>
+        <w:t xml:space="preserve"> platformi. Pregledom nekih od </w:t>
+      </w:r>
+      <w:proofErr w:type="spellStart"/>
+      <w:r>
+        <w:t>datih</w:t>
+      </w:r>
+      <w:proofErr w:type="spellEnd"/>
+      <w:r>
+        <w:t xml:space="preserve"> projekata možemo da vidimo samu njihovu popularnost i samim time popularnost </w:t>
+      </w:r>
+      <w:proofErr w:type="spellStart"/>
+      <w:r>
+        <w:t>Python</w:t>
+      </w:r>
+      <w:proofErr w:type="spellEnd"/>
+      <w:r>
+        <w:t xml:space="preserve"> programskog jezika.</w:t>
+      </w:r>
+      <w:r>
+        <w:t xml:space="preserve"> </w:t>
       </w:r>
       <w:proofErr w:type="spellStart"/>
       <w:r>
@@ -177,91 +322,67 @@
       </w:r>
       <w:proofErr w:type="spellEnd"/>
       <w:r>
-        <w:t xml:space="preserve"> su veoma popularni za treniranje modela mašinskog učenja. </w:t>
-      </w:r>
-      <w:proofErr w:type="spellStart"/>
-      <w:r>
-        <w:t>Repozitorij</w:t>
-      </w:r>
-      <w:proofErr w:type="spellEnd"/>
-      <w:r>
-        <w:t xml:space="preserve"> za </w:t>
-      </w:r>
-      <w:proofErr w:type="spellStart"/>
-      <w:r>
-        <w:t>PyTorch</w:t>
-      </w:r>
-      <w:proofErr w:type="spellEnd"/>
-      <w:r>
-        <w:t xml:space="preserve"> na </w:t>
-      </w:r>
-      <w:proofErr w:type="spellStart"/>
-      <w:r>
-        <w:t>Github</w:t>
-      </w:r>
-      <w:proofErr w:type="spellEnd"/>
-      <w:r>
-        <w:t xml:space="preserve"> </w:t>
+        <w:t xml:space="preserve"> </w:t>
+      </w:r>
+      <w:proofErr w:type="spellStart"/>
+      <w:r>
+        <w:t>projekat</w:t>
+      </w:r>
+      <w:proofErr w:type="spellEnd"/>
+      <w:r>
+        <w:t xml:space="preserve"> </w:t>
+      </w:r>
+      <w:r>
+        <w:t xml:space="preserve">ima preko 100 hiljada </w:t>
+      </w:r>
+      <w:proofErr w:type="spellStart"/>
+      <w:r>
+        <w:t>commita</w:t>
+      </w:r>
+      <w:proofErr w:type="spellEnd"/>
+      <w:r>
+        <w:t xml:space="preserve">, 4000 </w:t>
+      </w:r>
+      <w:proofErr w:type="spellStart"/>
+      <w:r>
+        <w:t>k</w:t>
+      </w:r>
+      <w:r>
+        <w:t>ontributora</w:t>
+      </w:r>
+      <w:proofErr w:type="spellEnd"/>
+      <w:r>
+        <w:t xml:space="preserve"> i koristi se u 800 hiljada projekata. </w:t>
+      </w:r>
+      <w:r>
+        <w:t>P</w:t>
+      </w:r>
+      <w:r>
+        <w:t xml:space="preserve">o </w:t>
+      </w:r>
+      <w:proofErr w:type="spellStart"/>
+      <w:r>
+        <w:t>github</w:t>
+      </w:r>
+      <w:proofErr w:type="spellEnd"/>
+      <w:r>
+        <w:t xml:space="preserve"> </w:t>
+      </w:r>
+      <w:proofErr w:type="spellStart"/>
+      <w:r>
+        <w:t>istraživanju</w:t>
+      </w:r>
+      <w:proofErr w:type="spellEnd"/>
+      <w:r>
+        <w:t xml:space="preserve"> </w:t>
+      </w:r>
+      <w:r>
+        <w:t>iz 2025</w:t>
+      </w:r>
+      <w:r>
+        <w:t>. godine(</w:t>
       </w:r>
       <w:hyperlink r:id="rId5" w:history="1">
-        <w:proofErr w:type="spellStart"/>
-        <w:r>
-          <w:t>https</w:t>
-        </w:r>
-        <w:proofErr w:type="spellEnd"/>
-        <w:r>
-          <w:t>://</w:t>
-        </w:r>
-        <w:proofErr w:type="spellStart"/>
-        <w:r>
-          <w:t>github.com</w:t>
-        </w:r>
-        <w:proofErr w:type="spellEnd"/>
-        <w:r>
-          <w:t>/</w:t>
-        </w:r>
-        <w:proofErr w:type="spellStart"/>
-        <w:r>
-          <w:t>pytorch</w:t>
-        </w:r>
-        <w:proofErr w:type="spellEnd"/>
-        <w:r>
-          <w:t>/</w:t>
-        </w:r>
-        <w:proofErr w:type="spellStart"/>
-        <w:r>
-          <w:t>pytorch</w:t>
-        </w:r>
-        <w:proofErr w:type="spellEnd"/>
-      </w:hyperlink>
-      <w:r>
-        <w:t xml:space="preserve"> ima preko 100 hiljada </w:t>
-      </w:r>
-      <w:proofErr w:type="spellStart"/>
-      <w:r>
-        <w:t>commita</w:t>
-      </w:r>
-      <w:proofErr w:type="spellEnd"/>
-      <w:r>
-        <w:t xml:space="preserve">, 4000 </w:t>
-      </w:r>
-      <w:proofErr w:type="spellStart"/>
-      <w:r>
-        <w:t>contributora</w:t>
-      </w:r>
-      <w:proofErr w:type="spellEnd"/>
-      <w:r>
-        <w:t xml:space="preserve"> i koristi se u 800 hiljada projekata. Po </w:t>
-      </w:r>
-      <w:proofErr w:type="spellStart"/>
-      <w:r>
-        <w:t>github</w:t>
-      </w:r>
-      <w:proofErr w:type="spellEnd"/>
-      <w:r>
-        <w:t xml:space="preserve"> </w:t>
-      </w:r>
-      <w:hyperlink r:id="rId6" w:history="1">
         <w:r>
           <w:rPr>
             <w:rStyle w:val="Hiperveza"/>
@@ -270,18 +391,7 @@
         </w:r>
       </w:hyperlink>
       <w:r>
-        <w:t xml:space="preserve"> </w:t>
-      </w:r>
-      <w:proofErr w:type="spellStart"/>
-      <w:r>
-        <w:t>istraživanju</w:t>
-      </w:r>
-      <w:proofErr w:type="spellEnd"/>
-      <w:r>
-        <w:t xml:space="preserve"> </w:t>
-      </w:r>
-      <w:r>
-        <w:t xml:space="preserve">iz 2025 </w:t>
+        <w:t xml:space="preserve">) </w:t>
       </w:r>
       <w:proofErr w:type="spellStart"/>
       <w:r>
@@ -297,7 +407,13 @@
       </w:r>
       <w:proofErr w:type="spellEnd"/>
       <w:r>
-        <w:t xml:space="preserve">. Možemo reći da je </w:t>
+        <w:t xml:space="preserve">. Možemo </w:t>
+      </w:r>
+      <w:r>
+        <w:t xml:space="preserve">dakle </w:t>
+      </w:r>
+      <w:r>
+        <w:t xml:space="preserve">reći da je </w:t>
       </w:r>
       <w:proofErr w:type="spellStart"/>
       <w:r>
@@ -305,12 +421,39 @@
       </w:r>
       <w:proofErr w:type="spellEnd"/>
       <w:r>
-        <w:t xml:space="preserve"> najkorišteniji programski jezik za rješavanja problema mašinskog učenja.  </w:t>
-      </w:r>
-    </w:p>
-    <w:p>
-      <w:r>
-        <w:t xml:space="preserve">Ali, </w:t>
+        <w:t xml:space="preserve"> najkorišteniji programski jezik za rješavanja problema mašinskog učenja</w:t>
+      </w:r>
+      <w:r>
+        <w:t>.</w:t>
+      </w:r>
+    </w:p>
+    <w:p>
+      <w:r>
+        <w:t xml:space="preserve">Veliki broj </w:t>
+      </w:r>
+      <w:proofErr w:type="spellStart"/>
+      <w:r>
+        <w:t>developera</w:t>
+      </w:r>
+      <w:proofErr w:type="spellEnd"/>
+      <w:r>
+        <w:t xml:space="preserve"> ne koristi </w:t>
+      </w:r>
+      <w:proofErr w:type="spellStart"/>
+      <w:r>
+        <w:t>python</w:t>
+      </w:r>
+      <w:proofErr w:type="spellEnd"/>
+      <w:r>
+        <w:t xml:space="preserve"> programski jezik te veliki broj aplikacije nije napisano u </w:t>
+      </w:r>
+      <w:proofErr w:type="spellStart"/>
+      <w:r>
+        <w:t>pythonu</w:t>
+      </w:r>
+      <w:proofErr w:type="spellEnd"/>
+      <w:r>
+        <w:t xml:space="preserve"> </w:t>
       </w:r>
       <w:proofErr w:type="spellStart"/>
       <w:r>
@@ -318,7 +461,110 @@
       </w:r>
       <w:proofErr w:type="spellEnd"/>
       <w:r>
-        <w:t xml:space="preserve"> nije jedini izbor. Alat poput </w:t>
+        <w:t xml:space="preserve">, te sa tim u vezi postoji </w:t>
+      </w:r>
+      <w:proofErr w:type="spellStart"/>
+      <w:r>
+        <w:t>mogućnosti</w:t>
+      </w:r>
+      <w:proofErr w:type="spellEnd"/>
+      <w:r>
+        <w:t xml:space="preserve"> korištenja </w:t>
+      </w:r>
+      <w:proofErr w:type="spellStart"/>
+      <w:r>
+        <w:t>datih</w:t>
+      </w:r>
+      <w:proofErr w:type="spellEnd"/>
+      <w:r>
+        <w:t xml:space="preserve"> algoritama i van </w:t>
+      </w:r>
+      <w:proofErr w:type="spellStart"/>
+      <w:r>
+        <w:t>Python</w:t>
+      </w:r>
+      <w:proofErr w:type="spellEnd"/>
+      <w:r>
+        <w:t xml:space="preserve"> </w:t>
+      </w:r>
+      <w:proofErr w:type="spellStart"/>
+      <w:r>
+        <w:t>okruženja</w:t>
+      </w:r>
+      <w:proofErr w:type="spellEnd"/>
+      <w:r>
+        <w:t xml:space="preserve">. </w:t>
+      </w:r>
+      <w:r>
+        <w:t xml:space="preserve">Alati koji smo naveli su </w:t>
+      </w:r>
+      <w:r>
+        <w:t xml:space="preserve">samo </w:t>
+      </w:r>
+      <w:proofErr w:type="spellStart"/>
+      <w:r>
+        <w:t>wrapper</w:t>
+      </w:r>
+      <w:r>
+        <w:t>i</w:t>
+      </w:r>
+      <w:proofErr w:type="spellEnd"/>
+      <w:r>
+        <w:t xml:space="preserve"> </w:t>
+      </w:r>
+      <w:r>
+        <w:t xml:space="preserve">ili </w:t>
+      </w:r>
+      <w:proofErr w:type="spellStart"/>
+      <w:r>
+        <w:t>interfejski</w:t>
+      </w:r>
+      <w:proofErr w:type="spellEnd"/>
+      <w:r>
+        <w:t xml:space="preserve"> </w:t>
+      </w:r>
+      <w:r>
+        <w:t xml:space="preserve">za </w:t>
+      </w:r>
+      <w:r>
+        <w:t>visok</w:t>
+      </w:r>
+      <w:r>
+        <w:t>o</w:t>
+      </w:r>
+      <w:r>
+        <w:t xml:space="preserve"> </w:t>
+      </w:r>
+      <w:proofErr w:type="spellStart"/>
+      <w:r>
+        <w:t>performantn</w:t>
+      </w:r>
+      <w:r>
+        <w:t>e</w:t>
+      </w:r>
+      <w:proofErr w:type="spellEnd"/>
+      <w:r>
+        <w:t xml:space="preserve"> </w:t>
+      </w:r>
+      <w:r>
+        <w:t>C++ bibliotek</w:t>
+      </w:r>
+      <w:r>
+        <w:t xml:space="preserve">e koje zapravo izvršavaju sve potrebne kalkulacije za korištenje </w:t>
+      </w:r>
+      <w:proofErr w:type="spellStart"/>
+      <w:r>
+        <w:t>datih</w:t>
+      </w:r>
+      <w:proofErr w:type="spellEnd"/>
+      <w:r>
+        <w:t xml:space="preserve"> algoritama</w:t>
+      </w:r>
+      <w:r>
+        <w:t xml:space="preserve">. </w:t>
+      </w:r>
+      <w:r>
+        <w:t xml:space="preserve">Na primjer, </w:t>
       </w:r>
       <w:proofErr w:type="spellStart"/>
       <w:r>
@@ -326,116 +572,95 @@
       </w:r>
       <w:proofErr w:type="spellEnd"/>
       <w:r>
-        <w:t xml:space="preserve"> je samo </w:t>
-      </w:r>
-      <w:proofErr w:type="spellStart"/>
-      <w:r>
-        <w:t>wrapper</w:t>
+        <w:t xml:space="preserve"> je u biti </w:t>
+      </w:r>
+      <w:proofErr w:type="spellStart"/>
+      <w:r>
+        <w:t>Python</w:t>
+      </w:r>
+      <w:proofErr w:type="spellEnd"/>
+      <w:r>
+        <w:t xml:space="preserve"> interfejs za C++ biblioteku </w:t>
+      </w:r>
+      <w:proofErr w:type="spellStart"/>
+      <w:r>
+        <w:t>LibTorch</w:t>
+      </w:r>
+      <w:proofErr w:type="spellEnd"/>
+      <w:r>
+        <w:t xml:space="preserve"> koja je također implementirana </w:t>
+      </w:r>
+      <w:r>
+        <w:t xml:space="preserve">u drugim programskim jezicima poput </w:t>
+      </w:r>
+      <w:proofErr w:type="spellStart"/>
+      <w:r>
+        <w:t>TorchSharp</w:t>
+      </w:r>
+      <w:proofErr w:type="spellEnd"/>
+      <w:r>
+        <w:t xml:space="preserve"> za C#, </w:t>
+      </w:r>
+      <w:proofErr w:type="spellStart"/>
+      <w:r>
+        <w:t>TyTorch</w:t>
       </w:r>
       <w:proofErr w:type="spellEnd"/>
       <w:r>
         <w:t xml:space="preserve"> za </w:t>
       </w:r>
-      <w:r>
-        <w:t xml:space="preserve">visoko </w:t>
-      </w:r>
-      <w:proofErr w:type="spellStart"/>
-      <w:r>
-        <w:t>performantnu</w:t>
-      </w:r>
-      <w:proofErr w:type="spellEnd"/>
-      <w:r>
-        <w:t xml:space="preserve"> </w:t>
-      </w:r>
-      <w:r>
-        <w:t>C++ bibliotek</w:t>
+      <w:proofErr w:type="spellStart"/>
+      <w:r>
+        <w:t>Typescript</w:t>
+      </w:r>
+      <w:proofErr w:type="spellEnd"/>
+      <w:r>
+        <w:t>/</w:t>
+      </w:r>
+      <w:proofErr w:type="spellStart"/>
+      <w:r>
+        <w:t>Javascript</w:t>
+      </w:r>
+      <w:proofErr w:type="spellEnd"/>
+      <w:r>
+        <w:t xml:space="preserve"> te </w:t>
+      </w:r>
+      <w:proofErr w:type="spellStart"/>
+      <w:r>
+        <w:t>tch-rs</w:t>
+      </w:r>
+      <w:proofErr w:type="spellEnd"/>
+      <w:r>
+        <w:t xml:space="preserve"> za </w:t>
+      </w:r>
+      <w:proofErr w:type="spellStart"/>
+      <w:r>
+        <w:t>Rust</w:t>
+      </w:r>
+      <w:proofErr w:type="spellEnd"/>
+      <w:r>
+        <w:t>.</w:t>
+      </w:r>
+    </w:p>
+    <w:p>
+      <w:r>
+        <w:t xml:space="preserve">Tada se može postaviti </w:t>
+      </w:r>
+      <w:r>
+        <w:t>zanimljivog pitanja. Kakve su razlike u treniranj</w:t>
       </w:r>
       <w:r>
         <w:t>u</w:t>
       </w:r>
       <w:r>
-        <w:t xml:space="preserve"> </w:t>
-      </w:r>
-      <w:proofErr w:type="spellStart"/>
-      <w:r>
-        <w:t>LibTorch</w:t>
-      </w:r>
-      <w:proofErr w:type="spellEnd"/>
-      <w:r>
-        <w:t xml:space="preserve">. </w:t>
-      </w:r>
-      <w:proofErr w:type="spellStart"/>
-      <w:r>
-        <w:t>Wrapperi</w:t>
-      </w:r>
-      <w:proofErr w:type="spellEnd"/>
-      <w:r>
-        <w:t xml:space="preserve"> za </w:t>
-      </w:r>
-      <w:proofErr w:type="spellStart"/>
-      <w:r>
-        <w:t>LibTorch</w:t>
-      </w:r>
-      <w:proofErr w:type="spellEnd"/>
-      <w:r>
-        <w:t xml:space="preserve"> su napisani u drugim programskim jezicima poput </w:t>
-      </w:r>
-      <w:proofErr w:type="spellStart"/>
-      <w:r>
-        <w:t>TorchSharp</w:t>
-      </w:r>
-      <w:proofErr w:type="spellEnd"/>
-      <w:r>
-        <w:t xml:space="preserve"> za C#, </w:t>
-      </w:r>
-      <w:proofErr w:type="spellStart"/>
-      <w:r>
-        <w:t>TyTorch</w:t>
-      </w:r>
-      <w:proofErr w:type="spellEnd"/>
-      <w:r>
-        <w:t xml:space="preserve"> za </w:t>
-      </w:r>
-      <w:proofErr w:type="spellStart"/>
-      <w:r>
-        <w:t>Typescript</w:t>
-      </w:r>
-      <w:proofErr w:type="spellEnd"/>
-      <w:r>
-        <w:t>/</w:t>
-      </w:r>
-      <w:proofErr w:type="spellStart"/>
-      <w:r>
-        <w:t>Javascript</w:t>
-      </w:r>
-      <w:proofErr w:type="spellEnd"/>
-      <w:r>
-        <w:t xml:space="preserve"> te </w:t>
-      </w:r>
-      <w:proofErr w:type="spellStart"/>
-      <w:r>
-        <w:t>tch-rs</w:t>
-      </w:r>
-      <w:proofErr w:type="spellEnd"/>
-      <w:r>
-        <w:t xml:space="preserve"> za </w:t>
-      </w:r>
-      <w:proofErr w:type="spellStart"/>
-      <w:r>
-        <w:t>Rust</w:t>
-      </w:r>
-      <w:proofErr w:type="spellEnd"/>
-      <w:r>
-        <w:t>.</w:t>
-      </w:r>
-    </w:p>
-    <w:p>
-      <w:r>
-        <w:t xml:space="preserve">Tada dolazimo do veoma zanimljivog pitanja. Kakve su razlike u treniranje i korištenju modela mašinskog učenja korištenjem ovih različitih </w:t>
-      </w:r>
-      <w:proofErr w:type="spellStart"/>
-      <w:r>
-        <w:t>bindings</w:t>
+        <w:t xml:space="preserve"> i korištenju </w:t>
+      </w:r>
+      <w:r>
+        <w:t xml:space="preserve">algoritama mašinskog učenja kada se isti pozadinski kod(C++) poziva i koristi iz različitih </w:t>
+      </w:r>
+      <w:proofErr w:type="spellStart"/>
+      <w:r>
+        <w:t>okruženja</w:t>
       </w:r>
       <w:proofErr w:type="spellEnd"/>
       <w:r>
@@ -449,7 +674,21 @@
         <w:t xml:space="preserve">ovaj rad </w:t>
       </w:r>
       <w:r>
-        <w:t xml:space="preserve"> papir gleda konkretno dvije biblioteke. </w:t>
+        <w:t xml:space="preserve"> papir </w:t>
+      </w:r>
+      <w:proofErr w:type="spellStart"/>
+      <w:r>
+        <w:t>poredi</w:t>
+      </w:r>
+      <w:proofErr w:type="spellEnd"/>
+      <w:r>
+        <w:t xml:space="preserve"> </w:t>
+      </w:r>
+      <w:r>
+        <w:t>dvije biblioteke</w:t>
+      </w:r>
+      <w:r>
+        <w:t xml:space="preserve">: </w:t>
       </w:r>
       <w:proofErr w:type="spellStart"/>
       <w:r>
@@ -490,86 +729,105 @@
       </w:r>
       <w:proofErr w:type="spellEnd"/>
       <w:r>
-        <w:t xml:space="preserve"> model koji će biti treniran je detekcija raka pluća na CT slikama pluća.</w:t>
-      </w:r>
-    </w:p>
-    <w:p>
-      <w:r>
-        <w:t xml:space="preserve">Oba </w:t>
-      </w:r>
-      <w:proofErr w:type="spellStart"/>
-      <w:r>
-        <w:t>okruženja</w:t>
-      </w:r>
-      <w:proofErr w:type="spellEnd"/>
-      <w:r>
-        <w:t xml:space="preserve"> će koristiti istu verziju </w:t>
-      </w:r>
-      <w:proofErr w:type="spellStart"/>
-      <w:r>
-        <w:t>LibTorch</w:t>
-      </w:r>
-      <w:proofErr w:type="spellEnd"/>
-      <w:r>
-        <w:t xml:space="preserve"> biblioteke te biti trenirane na istim resursima.</w:t>
-      </w:r>
-    </w:p>
-    <w:p>
-      <w:r>
-        <w:t xml:space="preserve">U našem </w:t>
-      </w:r>
-      <w:proofErr w:type="spellStart"/>
-      <w:r>
-        <w:t>istraživanje</w:t>
-      </w:r>
-      <w:proofErr w:type="spellEnd"/>
-      <w:r>
-        <w:t xml:space="preserve"> ćemo gledati par metrika. </w:t>
-      </w:r>
-    </w:p>
-    <w:p>
-      <w:r>
-        <w:t xml:space="preserve">Prva metrika je brzina treniranja. Treniranje modela mašinskog učenja zahtjeva veoma puno resursa. Da bi se treniranje ubrzalo </w:t>
-      </w:r>
-      <w:proofErr w:type="spellStart"/>
-      <w:r>
-        <w:t>gpu</w:t>
-      </w:r>
-      <w:proofErr w:type="spellEnd"/>
-      <w:r>
-        <w:t xml:space="preserve"> ili </w:t>
-      </w:r>
-      <w:proofErr w:type="spellStart"/>
-      <w:r>
-        <w:t>graphics</w:t>
-      </w:r>
-      <w:proofErr w:type="spellEnd"/>
-      <w:r>
-        <w:t xml:space="preserve"> processing </w:t>
-      </w:r>
-      <w:proofErr w:type="spellStart"/>
-      <w:r>
-        <w:t>unit</w:t>
-      </w:r>
-      <w:proofErr w:type="spellEnd"/>
-      <w:r>
-        <w:t xml:space="preserve"> je obično korišten u ovu svrhu. Sa time u vezi treniranje će biti urađeno na sistemu sa </w:t>
-      </w:r>
-      <w:proofErr w:type="spellStart"/>
-      <w:r>
-        <w:t>datim</w:t>
-      </w:r>
-      <w:proofErr w:type="spellEnd"/>
-      <w:r>
-        <w:t xml:space="preserve"> </w:t>
-      </w:r>
-      <w:proofErr w:type="spellStart"/>
-      <w:r>
-        <w:t>karaketristikama</w:t>
-      </w:r>
-      <w:proofErr w:type="spellEnd"/>
-      <w:r>
-        <w:t>:</w:t>
+        <w:t xml:space="preserve"> model koji će biti treniran </w:t>
+      </w:r>
+      <w:r>
+        <w:t xml:space="preserve">i analiziran </w:t>
+      </w:r>
+      <w:r>
+        <w:t xml:space="preserve">je </w:t>
+      </w:r>
+      <w:r>
+        <w:t xml:space="preserve">duboka </w:t>
+      </w:r>
+      <w:proofErr w:type="spellStart"/>
+      <w:r>
+        <w:t>konvolucijska</w:t>
+      </w:r>
+      <w:proofErr w:type="spellEnd"/>
+      <w:r>
+        <w:t xml:space="preserve"> </w:t>
+      </w:r>
+      <w:proofErr w:type="spellStart"/>
+      <w:r>
+        <w:t>neuralna</w:t>
+      </w:r>
+      <w:proofErr w:type="spellEnd"/>
+      <w:r>
+        <w:t xml:space="preserve"> mreža treniranja na primjeru </w:t>
+      </w:r>
+      <w:r>
+        <w:t>detekcija raka pluća na CT slikama pluća.</w:t>
+      </w:r>
+    </w:p>
+    <w:p/>
+    <w:p/>
+    <w:p/>
+    <w:p/>
+    <w:p>
+      <w:pPr>
+        <w:pStyle w:val="Naslov2"/>
+      </w:pPr>
+      <w:r>
+        <w:t>T</w:t>
+      </w:r>
+      <w:r>
+        <w:rPr>
+          <w:rStyle w:val="Naslov2Znak"/>
+        </w:rPr>
+        <w:t>eorijska osnova</w:t>
+      </w:r>
+    </w:p>
+    <w:p/>
+    <w:p>
+      <w:pPr>
+        <w:pStyle w:val="Naslov3"/>
+      </w:pPr>
+      <w:r>
+        <w:t xml:space="preserve">Šta su </w:t>
+      </w:r>
+      <w:proofErr w:type="spellStart"/>
+      <w:r>
+        <w:t>neuralne</w:t>
+      </w:r>
+      <w:proofErr w:type="spellEnd"/>
+      <w:r>
+        <w:t xml:space="preserve"> mreže?</w:t>
+      </w:r>
+    </w:p>
+    <w:p/>
+    <w:p>
+      <w:r>
+        <w:t xml:space="preserve">Najbolji način da pokažemo kako </w:t>
+      </w:r>
+      <w:proofErr w:type="spellStart"/>
+      <w:r>
+        <w:t>neuralna</w:t>
+      </w:r>
+      <w:proofErr w:type="spellEnd"/>
+      <w:r>
+        <w:t xml:space="preserve"> mreža radi jest kroz primjer.</w:t>
+      </w:r>
+    </w:p>
+    <w:p>
+      <w:r>
+        <w:t xml:space="preserve">Recimo da imamo sliku dimenzija 28×28 piksela koja prikazuje neki ručno napisani broj. Ljudski mozak bez problema prepoznaje takve brojeve, ali implementacija algoritma koji to radi programski </w:t>
+      </w:r>
+      <w:r>
+        <w:t>je veoma teška</w:t>
+      </w:r>
+      <w:r>
+        <w:t>. Neuronske mreže nude elegantno rješenje ovog problema.</w:t>
+      </w:r>
+    </w:p>
+    <w:p>
+      <w:proofErr w:type="spellStart"/>
+      <w:r>
+        <w:t>Neuralna</w:t>
+      </w:r>
+      <w:proofErr w:type="spellEnd"/>
+      <w:r>
+        <w:t xml:space="preserve"> mreža se sastoji od slojeva, a svaki sloj je sačinjen od neurona. Za naš primjer, mreža ima sljedeću strukturu:</w:t>
       </w:r>
     </w:p>
     <w:p>
@@ -581,7 +839,10 @@
         </w:numPr>
       </w:pPr>
       <w:r>
-        <w:t>GPU RTX 5070</w:t>
+        <w:t>Ulazni sloj — svaki piksel slike predstavlja jedan ulazni neuron. Kako slika ima 28×28 piksela, dobijamo 784 ulazna neurona, pri čemu svaki neuron nosi vrijednost piksela</w:t>
+      </w:r>
+      <w:r>
+        <w:t>.</w:t>
       </w:r>
     </w:p>
     <w:p>
@@ -593,7 +854,7 @@
         </w:numPr>
       </w:pPr>
       <w:r>
-        <w:t>RAM 32GB DDR5</w:t>
+        <w:t>Skriveni slojevi — u ovom primjeru koristimo dva skrivena sloja, svaki sa po 16 neurona.</w:t>
       </w:r>
     </w:p>
     <w:p>
@@ -605,86 +866,486 @@
         </w:numPr>
       </w:pPr>
       <w:r>
-        <w:t xml:space="preserve">Windows 11 </w:t>
-      </w:r>
-      <w:proofErr w:type="spellStart"/>
-      <w:r>
-        <w:t>okruženje</w:t>
-      </w:r>
-      <w:proofErr w:type="spellEnd"/>
-    </w:p>
-    <w:p>
-      <w:r>
-        <w:t xml:space="preserve">Obje verzije koriste CUDA alata od </w:t>
-      </w:r>
-      <w:proofErr w:type="spellStart"/>
-      <w:r>
-        <w:t>Nvidie</w:t>
-      </w:r>
-      <w:proofErr w:type="spellEnd"/>
-      <w:r>
-        <w:t>. CUDA je alata koji omogućuju paralelno procesiranje koji će nam koristiti za brže treniranje.</w:t>
+        <w:t>Izlazni sloj — sastoji se od 10 neurona, po jedan za svaku cifru od 0 do 9. Vrijednost svakog izlaznog neurona predstavlja "pouzdanost" mreže da ulazna slika prikazuje odgovarajuću cifru.</w:t>
+      </w:r>
+    </w:p>
+    <w:p>
+      <w:pPr>
+        <w:pStyle w:val="Paragrafspiska"/>
+        <w:numPr>
+          <w:ilvl w:val="0"/>
+          <w:numId w:val="6"/>
+        </w:numPr>
+      </w:pPr>
+    </w:p>
+    <w:p>
+      <w:r>
+        <w:t xml:space="preserve">Ukupna arhitektura mreže je </w:t>
+      </w:r>
+      <w:r>
+        <w:t>tada</w:t>
+      </w:r>
+      <w:r>
+        <w:t>: 784 → 16 → 16 → 10.</w:t>
+      </w:r>
+    </w:p>
+    <w:p>
+      <w:r>
+        <w:t xml:space="preserve">Ideja iza skrivenih slojeva je prepoznavanje oblika. Uzmimo kao primjer cifru 9. Broj 9 se može opisati kao krug na vrhu i vertikalna linija na dnu. Nada bi bila da neuroni u drugom skrivenom sloju nauče prepoznavati upravo takve oblike — jedan neuron reagira na krug, drugi na liniju — te da njihova kombinovana aktivacija dovodi do </w:t>
+      </w:r>
+      <w:proofErr w:type="spellStart"/>
+      <w:r>
+        <w:t>predviđanja</w:t>
+      </w:r>
+      <w:proofErr w:type="spellEnd"/>
+      <w:r>
+        <w:t xml:space="preserve"> cifre 9. Ali kako mreža prepoznaje krug? Krug je </w:t>
+      </w:r>
+      <w:r>
+        <w:t xml:space="preserve">sam </w:t>
+      </w:r>
+      <w:r>
+        <w:t>sačinjen od malih zakrivljenih ivica. Nada bi bila da neuroni u prvom skrivenom sloju nauče prepoznavati upravo te ivice, te da aktiviraju odgovarajuće neurone u drugom sloju.</w:t>
       </w:r>
     </w:p>
     <w:p/>
     <w:p>
       <w:r>
-        <w:t xml:space="preserve">Druga metrika je tačnost modela. Ovdje ćemo razmatrati najvažnije stavke model koje uključuju preciznost, odziv, F1 </w:t>
-      </w:r>
-      <w:proofErr w:type="spellStart"/>
-      <w:r>
-        <w:t>score</w:t>
-      </w:r>
-      <w:proofErr w:type="spellEnd"/>
-      <w:r>
-        <w:t xml:space="preserve">. Osim toga ćemo </w:t>
-      </w:r>
-      <w:proofErr w:type="spellStart"/>
-      <w:r>
-        <w:t>posmatrati</w:t>
-      </w:r>
-      <w:proofErr w:type="spellEnd"/>
-      <w:r>
-        <w:t xml:space="preserve"> kako se modeli </w:t>
-      </w:r>
-      <w:proofErr w:type="spellStart"/>
-      <w:r>
-        <w:t>poboljšavaju</w:t>
-      </w:r>
-      <w:proofErr w:type="spellEnd"/>
-      <w:r>
-        <w:t xml:space="preserve"> kroz trening epohe</w:t>
+        <w:t>Kako neuroni utječu jedni na druge?</w:t>
+      </w:r>
+    </w:p>
+    <w:p>
+      <w:r>
+        <w:t xml:space="preserve">Svaki neuron predstavlja jednu numeričku vrijednost — svoju aktivaciju. Aktivacija neurona u nekom sloju </w:t>
+      </w:r>
+      <w:proofErr w:type="spellStart"/>
+      <w:r>
+        <w:t>izračunava</w:t>
+      </w:r>
+      <w:proofErr w:type="spellEnd"/>
+      <w:r>
+        <w:t xml:space="preserve"> se na osnovu aktivacija svih neurona u prethodnom sloju. Konkretno, uzimaju se aktivacije prethodnih neurona, </w:t>
+      </w:r>
+      <w:proofErr w:type="spellStart"/>
+      <w:r>
+        <w:t>množi</w:t>
+      </w:r>
+      <w:proofErr w:type="spellEnd"/>
+      <w:r>
+        <w:t xml:space="preserve"> se svaka od njih sa odgovarajućom težinom</w:t>
+      </w:r>
+      <w:r>
+        <w:t>,</w:t>
+      </w:r>
+      <w:r>
+        <w:t xml:space="preserve"> rezultati se </w:t>
+      </w:r>
+      <w:proofErr w:type="spellStart"/>
+      <w:r>
+        <w:t>sabiraju</w:t>
+      </w:r>
+      <w:proofErr w:type="spellEnd"/>
+      <w:r>
+        <w:t>, te se dodaje prag</w:t>
+      </w:r>
+      <w:r>
+        <w:t>.</w:t>
+      </w:r>
+      <w:r>
+        <w:t xml:space="preserve"> </w:t>
+      </w:r>
+      <w:r>
+        <w:t>Formalno:</w:t>
+      </w:r>
+    </w:p>
+    <w:p>
+      <w:r>
+        <w:t xml:space="preserve">z = </w:t>
+      </w:r>
+      <w:proofErr w:type="spellStart"/>
+      <w:r>
+        <w:t>w₁a</w:t>
+      </w:r>
+      <w:proofErr w:type="spellEnd"/>
+      <w:r>
+        <w:t xml:space="preserve">₁ + </w:t>
+      </w:r>
+      <w:proofErr w:type="spellStart"/>
+      <w:r>
+        <w:t>w₂a</w:t>
+      </w:r>
+      <w:proofErr w:type="spellEnd"/>
+      <w:r>
+        <w:t xml:space="preserve">₂ + ... + </w:t>
+      </w:r>
+      <w:proofErr w:type="spellStart"/>
+      <w:r>
+        <w:t>wₙa</w:t>
+      </w:r>
+      <w:proofErr w:type="spellEnd"/>
+      <w:r>
+        <w:t>ₙ + b</w:t>
+      </w:r>
+    </w:p>
+    <w:p>
+      <w:r>
+        <w:t>gdje su wᵢ težine, aᵢ aktivacije prethodnog sloja, a b prag.</w:t>
       </w:r>
     </w:p>
     <w:p/>
-    <w:p>
-      <w:r>
-        <w:t xml:space="preserve">Treća metrika je brzina analize. Kako analiza će se obično raditi na produkcionom serveru gdje je aplikacija </w:t>
-      </w:r>
-      <w:proofErr w:type="spellStart"/>
-      <w:r>
-        <w:t>host</w:t>
-      </w:r>
-      <w:proofErr w:type="spellEnd"/>
-      <w:r>
-        <w:t xml:space="preserve">-ona to se može da kompjuter ima </w:t>
-      </w:r>
-      <w:proofErr w:type="spellStart"/>
-      <w:r>
-        <w:t>gpu</w:t>
-      </w:r>
-      <w:proofErr w:type="spellEnd"/>
-      <w:r>
-        <w:t xml:space="preserve"> ili </w:t>
-      </w:r>
-      <w:proofErr w:type="spellStart"/>
-      <w:r>
-        <w:t>cpu</w:t>
-      </w:r>
-      <w:proofErr w:type="spellEnd"/>
-      <w:r>
-        <w:t>. Sa tim u vezi gledati ćemo brzinu analize u oba slučaja.</w:t>
-      </w:r>
+    <w:p/>
+    <w:p>
+      <w:r>
+        <w:lastRenderedPageBreak/>
+        <w:t>Kako bi vrijednost neurona bila ograničen</w:t>
+      </w:r>
+      <w:r>
+        <w:t>a</w:t>
+      </w:r>
+      <w:r>
+        <w:t xml:space="preserve"> i kako bi mreža mogla modelirati nelinearne ovisnosti, primjenjuje se aktivacijska funkcija. </w:t>
+      </w:r>
+      <w:r>
+        <w:t>Jedan i</w:t>
+      </w:r>
+      <w:r>
+        <w:t xml:space="preserve">zbor je </w:t>
+      </w:r>
+      <w:proofErr w:type="spellStart"/>
+      <w:r>
+        <w:t>ReLU</w:t>
+      </w:r>
+      <w:proofErr w:type="spellEnd"/>
+      <w:r>
+        <w:t xml:space="preserve"> funkcija:</w:t>
+      </w:r>
+    </w:p>
+    <w:p>
+      <w:proofErr w:type="spellStart"/>
+      <w:r>
+        <w:t>ReLU</w:t>
+      </w:r>
+      <w:proofErr w:type="spellEnd"/>
+      <w:r>
+        <w:t>(</w:t>
+      </w:r>
+      <w:r>
+        <w:t>z</w:t>
+      </w:r>
+      <w:r>
+        <w:t xml:space="preserve">) = </w:t>
+      </w:r>
+      <w:proofErr w:type="spellStart"/>
+      <w:r>
+        <w:t>max</w:t>
+      </w:r>
+      <w:proofErr w:type="spellEnd"/>
+      <w:r>
+        <w:t>(0, z)</w:t>
+      </w:r>
+    </w:p>
+    <w:p>
+      <w:proofErr w:type="spellStart"/>
+      <w:r>
+        <w:t>ReLU</w:t>
+      </w:r>
+      <w:proofErr w:type="spellEnd"/>
+      <w:r>
+        <w:t xml:space="preserve"> funkcija preslikava broj tako da negativne vrijednost idu u 0 dok </w:t>
+      </w:r>
+      <w:proofErr w:type="spellStart"/>
+      <w:r>
+        <w:t>pozitvne</w:t>
+      </w:r>
+      <w:proofErr w:type="spellEnd"/>
+      <w:r>
+        <w:t xml:space="preserve"> vrijednost </w:t>
+      </w:r>
+      <w:r>
+        <w:t>ostaju kakve jesu.</w:t>
+      </w:r>
+    </w:p>
+    <w:p/>
+    <w:p>
+      <w:r>
+        <w:t>Koliko parametara ima ova mreža?</w:t>
+      </w:r>
+    </w:p>
+    <w:p>
+      <w:r>
+        <w:t xml:space="preserve">Svaki neuron u jednom sloju je povezan sa svakim neuronom u slijedećem sloju. Za svaku takvu vezu postoji jedna težina, a svaki neuron ima i jedan prag. Broj parametara se </w:t>
+      </w:r>
+      <w:proofErr w:type="spellStart"/>
+      <w:r>
+        <w:t>izračunava</w:t>
+      </w:r>
+      <w:proofErr w:type="spellEnd"/>
+      <w:r>
+        <w:t xml:space="preserve"> kao:</w:t>
+      </w:r>
+    </w:p>
+    <w:p>
+      <w:r>
+        <w:t>Veza 784 → 16: 784 × 16 težina + 16 pragova = 12 560</w:t>
+      </w:r>
+    </w:p>
+    <w:p>
+      <w:r>
+        <w:t>Veza 16 → 16: 16 × 16 težina + 16 pragova = 272</w:t>
+      </w:r>
+    </w:p>
+    <w:p>
+      <w:r>
+        <w:t>Veza 16 → 10: 16 × 10 težina + 10 pragova = 170</w:t>
+      </w:r>
+    </w:p>
+    <w:p>
+      <w:r>
+        <w:t xml:space="preserve">Ukupno: 13 002 parametra koje mreža </w:t>
+      </w:r>
+      <w:proofErr w:type="spellStart"/>
+      <w:r>
+        <w:t>podešava</w:t>
+      </w:r>
+      <w:proofErr w:type="spellEnd"/>
+      <w:r>
+        <w:t xml:space="preserve"> tokom treniranja.</w:t>
+      </w:r>
+    </w:p>
+    <w:p/>
+    <w:p>
+      <w:r>
+        <w:t>Kako</w:t>
+      </w:r>
+      <w:r>
+        <w:t xml:space="preserve"> mreža uči da </w:t>
+      </w:r>
+      <w:proofErr w:type="spellStart"/>
+      <w:r>
+        <w:t>podešava</w:t>
+      </w:r>
+      <w:proofErr w:type="spellEnd"/>
+      <w:r>
+        <w:t xml:space="preserve"> ovih 13 002 parametara na osnovu primjera?</w:t>
+      </w:r>
+    </w:p>
+    <w:p>
+      <w:r>
+        <w:t>Treniranje modela se radi na skupu podataka za treniranje. Za naš primjer će to biti skup slika ručno napisanih brojeva i oznaka</w:t>
+      </w:r>
+      <w:r>
+        <w:t xml:space="preserve"> koji nam govori</w:t>
+      </w:r>
+      <w:r>
+        <w:t xml:space="preserve"> koji broj data slika predstavlja. Nada je da će naš model nakon treniranj</w:t>
+      </w:r>
+      <w:r>
+        <w:t xml:space="preserve">a </w:t>
+      </w:r>
+      <w:r>
+        <w:t xml:space="preserve">biti u </w:t>
+      </w:r>
+      <w:proofErr w:type="spellStart"/>
+      <w:r>
+        <w:t>mogućnosti</w:t>
+      </w:r>
+      <w:proofErr w:type="spellEnd"/>
+      <w:r>
+        <w:t xml:space="preserve"> da predvidi ručno napisan</w:t>
+      </w:r>
+      <w:r>
+        <w:t xml:space="preserve"> </w:t>
+      </w:r>
+      <w:r>
+        <w:t>broj na slici koju do sada nije vidio.</w:t>
+      </w:r>
+    </w:p>
+    <w:p>
+      <w:r>
+        <w:t xml:space="preserve">Inicijalno postavljamo sve parametre </w:t>
+      </w:r>
+      <w:r>
+        <w:t xml:space="preserve">mreže </w:t>
+      </w:r>
+      <w:r>
+        <w:t xml:space="preserve">na neke nasumične vrijednosti. </w:t>
+      </w:r>
+      <w:r>
+        <w:t xml:space="preserve">Da bismo mogli </w:t>
+      </w:r>
+      <w:proofErr w:type="spellStart"/>
+      <w:r>
+        <w:t>procjeniti</w:t>
+      </w:r>
+      <w:proofErr w:type="spellEnd"/>
+      <w:r>
+        <w:t xml:space="preserve"> kako se naša mreža </w:t>
+      </w:r>
+      <w:proofErr w:type="spellStart"/>
+      <w:r>
+        <w:t>ponaša</w:t>
+      </w:r>
+      <w:proofErr w:type="spellEnd"/>
+      <w:r>
+        <w:t xml:space="preserve"> tj. Koliko je dobra u </w:t>
+      </w:r>
+      <w:proofErr w:type="spellStart"/>
+      <w:r>
+        <w:t>predviđanju</w:t>
+      </w:r>
+      <w:proofErr w:type="spellEnd"/>
+      <w:r>
+        <w:t xml:space="preserve"> brojeva ispravno definišemo funkciju troška. Funkcija troška je funkcija koja uzima rezultate </w:t>
+      </w:r>
+      <w:proofErr w:type="spellStart"/>
+      <w:r>
+        <w:t>neuralne</w:t>
+      </w:r>
+      <w:proofErr w:type="spellEnd"/>
+      <w:r>
+        <w:t xml:space="preserve"> mreže za svaki trening podatak, od njega oduzme vrijednost koji bi trebao da ima te nađe njihov prosjek.</w:t>
+      </w:r>
+    </w:p>
+    <w:p>
+      <w:r>
+        <w:t xml:space="preserve">Što je funkcija troška veća </w:t>
+      </w:r>
+      <w:proofErr w:type="spellStart"/>
+      <w:r>
+        <w:t>neuralna</w:t>
+      </w:r>
+      <w:proofErr w:type="spellEnd"/>
+      <w:r>
+        <w:t xml:space="preserve"> mreža je lošija. Naš zadatak prilikom treniranje jeste da smanjimo funkciju troška odnosno da nađemo neki njezin minimum.</w:t>
+      </w:r>
+    </w:p>
+    <w:p>
+      <w:r>
+        <w:t>Kako možemo minimizirati funkciju troška?</w:t>
+      </w:r>
+    </w:p>
+    <w:p>
+      <w:r>
+        <w:t xml:space="preserve">Po našoj definiciji funkcije troška ona svoju vrijednost dobija na osnovu rezultata naše </w:t>
+      </w:r>
+      <w:proofErr w:type="spellStart"/>
+      <w:r>
+        <w:t>neuralne</w:t>
+      </w:r>
+      <w:proofErr w:type="spellEnd"/>
+      <w:r>
+        <w:t xml:space="preserve"> mreže. Sa time u vezi sama funkcija troška je funkcija naše </w:t>
+      </w:r>
+      <w:proofErr w:type="spellStart"/>
+      <w:r>
+        <w:t>neuralne</w:t>
+      </w:r>
+      <w:proofErr w:type="spellEnd"/>
+      <w:r>
+        <w:t xml:space="preserve"> mreže odnosno funkcija svih 13000 parametar. </w:t>
+      </w:r>
+      <w:r>
+        <w:t xml:space="preserve">Ovdje nam može pomoći gradijent funkcije. </w:t>
+      </w:r>
+      <w:proofErr w:type="spellStart"/>
+      <w:r>
+        <w:t>Gradijet</w:t>
+      </w:r>
+      <w:proofErr w:type="spellEnd"/>
+      <w:r>
+        <w:t xml:space="preserve"> funkcije nam daje pravac u kojem funkcija najviše raste. Kako je naš cilj da funkciju smanjimo negativna vrijednost gradijenta funkcija će predstavljati pravac u kojem trebamo smanjiti funkciju. </w:t>
+      </w:r>
+      <w:r>
+        <w:t xml:space="preserve">Algoritam koji dobijamo jeste da </w:t>
+      </w:r>
+      <w:proofErr w:type="spellStart"/>
+      <w:r>
+        <w:t>izračunamo</w:t>
+      </w:r>
+      <w:proofErr w:type="spellEnd"/>
+      <w:r>
+        <w:t xml:space="preserve"> gradijent funkcije </w:t>
+      </w:r>
+      <w:r>
+        <w:t>troška</w:t>
+      </w:r>
+      <w:r>
+        <w:t>, uradimo mali korak u tom pravcu i</w:t>
+      </w:r>
+      <w:r>
+        <w:t xml:space="preserve"> </w:t>
+      </w:r>
+      <w:r>
+        <w:t xml:space="preserve">ponavljamo taj proces. Ovaj algoritam se naziva </w:t>
+      </w:r>
+      <w:proofErr w:type="spellStart"/>
+      <w:r>
+        <w:t>gradijento</w:t>
+      </w:r>
+      <w:proofErr w:type="spellEnd"/>
+      <w:r>
+        <w:t xml:space="preserve"> opadanje.</w:t>
+      </w:r>
+      <w:r>
+        <w:t xml:space="preserve"> </w:t>
+      </w:r>
+    </w:p>
+    <w:p/>
+    <w:p/>
+    <w:p>
+      <w:r>
+        <w:lastRenderedPageBreak/>
+        <w:t>Kako računamo gradijent funkcije troška?</w:t>
+      </w:r>
+    </w:p>
+    <w:p>
+      <w:r>
+        <w:t xml:space="preserve">Kako je funkcija troška funkcija svih 13000 parametara </w:t>
+      </w:r>
+      <w:proofErr w:type="spellStart"/>
+      <w:r>
+        <w:t>neuralne</w:t>
+      </w:r>
+      <w:proofErr w:type="spellEnd"/>
+      <w:r>
+        <w:t xml:space="preserve"> mreže gradijent date funkcije će biti vektor od 13000 vrijednost. Dati vektor će nam reći kako da </w:t>
+      </w:r>
+      <w:proofErr w:type="spellStart"/>
+      <w:r>
+        <w:t>izmjenimo</w:t>
+      </w:r>
+      <w:proofErr w:type="spellEnd"/>
+      <w:r>
+        <w:t xml:space="preserve"> parametre </w:t>
+      </w:r>
+      <w:proofErr w:type="spellStart"/>
+      <w:r>
+        <w:t>neuralne</w:t>
+      </w:r>
+      <w:proofErr w:type="spellEnd"/>
+      <w:r>
+        <w:t xml:space="preserve"> mreže da bismo smanjili funkciju troška. </w:t>
+      </w:r>
+    </w:p>
+    <w:p>
+      <w:pPr>
+        <w:spacing w:line="480" w:lineRule="auto"/>
+      </w:pPr>
+    </w:p>
+    <w:p>
+      <w:pPr>
+        <w:spacing w:line="480" w:lineRule="auto"/>
+      </w:pPr>
+    </w:p>
+    <w:p>
+      <w:pPr>
+        <w:spacing w:line="480" w:lineRule="auto"/>
+      </w:pPr>
+    </w:p>
+    <w:p>
+      <w:pPr>
+        <w:ind w:left="720" w:hanging="720"/>
+      </w:pPr>
     </w:p>
     <w:p/>
     <w:p/>
@@ -706,31 +1367,43 @@
     <w:p/>
     <w:p/>
     <w:p/>
+    <w:p>
+      <w:pPr>
+        <w:pStyle w:val="Naslov3"/>
+      </w:pPr>
+      <w:r>
+        <w:lastRenderedPageBreak/>
+        <w:t>CNN</w:t>
+      </w:r>
+      <w:r>
+        <w:t xml:space="preserve"> – </w:t>
+      </w:r>
+      <w:proofErr w:type="spellStart"/>
+      <w:r>
+        <w:t>Konvolucijske</w:t>
+      </w:r>
+      <w:proofErr w:type="spellEnd"/>
+      <w:r>
+        <w:t xml:space="preserve"> </w:t>
+      </w:r>
+      <w:proofErr w:type="spellStart"/>
+      <w:r>
+        <w:t>neuralne</w:t>
+      </w:r>
+      <w:proofErr w:type="spellEnd"/>
+      <w:r>
+        <w:t xml:space="preserve"> mreže </w:t>
+      </w:r>
+    </w:p>
     <w:p/>
-    <w:p/>
-    <w:p/>
-    <w:p/>
-    <w:p>
-      <w:pPr>
-        <w:pStyle w:val="Naslov2"/>
-      </w:pPr>
-      <w:r>
-        <w:t>T</w:t>
-      </w:r>
-      <w:r>
-        <w:rPr>
-          <w:rStyle w:val="Naslov2Znak"/>
-        </w:rPr>
-        <w:t>eorijska osnova</w:t>
-      </w:r>
-    </w:p>
-    <w:p/>
-    <w:p>
-      <w:pPr>
-        <w:pStyle w:val="Naslov3"/>
-      </w:pPr>
-      <w:r>
-        <w:t xml:space="preserve">Šta su </w:t>
+    <w:p>
+      <w:proofErr w:type="spellStart"/>
+      <w:r>
+        <w:t>Konvolucijske</w:t>
+      </w:r>
+      <w:proofErr w:type="spellEnd"/>
+      <w:r>
+        <w:t xml:space="preserve"> </w:t>
       </w:r>
       <w:proofErr w:type="spellStart"/>
       <w:r>
@@ -738,42 +1411,105 @@
       </w:r>
       <w:proofErr w:type="spellEnd"/>
       <w:r>
-        <w:t xml:space="preserve"> mreže?</w:t>
-      </w:r>
-    </w:p>
-    <w:p/>
-    <w:p>
-      <w:r>
-        <w:t xml:space="preserve">Najbolji način da pokažemo kako </w:t>
-      </w:r>
-      <w:proofErr w:type="spellStart"/>
-      <w:r>
-        <w:t>neuralna</w:t>
-      </w:r>
-      <w:proofErr w:type="spellEnd"/>
-      <w:r>
-        <w:t xml:space="preserve"> mreža radi jest kroz primjer.</w:t>
-      </w:r>
-    </w:p>
-    <w:p>
-      <w:r>
-        <w:t xml:space="preserve">Recimo da imamo sliku dimenzija 28×28 piksela koja prikazuje neki ručno napisani broj. Ljudski mozak bez problema prepoznaje takve brojeve, ali implementacija algoritma koji to radi programski </w:t>
-      </w:r>
-      <w:r>
-        <w:t>je veoma teška</w:t>
-      </w:r>
-      <w:r>
-        <w:t>. Neuronske mreže nude elegantno rješenje ovog problema.</w:t>
-      </w:r>
-    </w:p>
-    <w:p>
-      <w:proofErr w:type="spellStart"/>
-      <w:r>
-        <w:t>Neuralna</w:t>
-      </w:r>
-      <w:proofErr w:type="spellEnd"/>
-      <w:r>
-        <w:t xml:space="preserve"> mreža se sastoji od slojeva, a svaki sloj je sačinjen od neurona. Za naš primjer, mreža ima sljedeću strukturu:</w:t>
+        <w:t xml:space="preserve"> mreže (CNN) su posebna vrsta </w:t>
+      </w:r>
+      <w:proofErr w:type="spellStart"/>
+      <w:r>
+        <w:t>neuralnih</w:t>
+      </w:r>
+      <w:proofErr w:type="spellEnd"/>
+      <w:r>
+        <w:t xml:space="preserve"> mreža koje koriste algoritme specifično za rad sa podacima koji su predstavljani preko </w:t>
+      </w:r>
+      <w:proofErr w:type="spellStart"/>
+      <w:r>
+        <w:t>grida</w:t>
+      </w:r>
+      <w:proofErr w:type="spellEnd"/>
+      <w:r>
+        <w:t xml:space="preserve"> ili matrice</w:t>
+      </w:r>
+      <w:r>
+        <w:t xml:space="preserve">, poput slika. Kao i obične </w:t>
+      </w:r>
+      <w:proofErr w:type="spellStart"/>
+      <w:r>
+        <w:t>neuralne</w:t>
+      </w:r>
+      <w:proofErr w:type="spellEnd"/>
+      <w:r>
+        <w:t xml:space="preserve"> mreže, </w:t>
+      </w:r>
+      <w:proofErr w:type="spellStart"/>
+      <w:r>
+        <w:t>konvolucijske</w:t>
+      </w:r>
+      <w:proofErr w:type="spellEnd"/>
+      <w:r>
+        <w:t xml:space="preserve"> </w:t>
+      </w:r>
+      <w:proofErr w:type="spellStart"/>
+      <w:r>
+        <w:t>neuralne</w:t>
+      </w:r>
+      <w:proofErr w:type="spellEnd"/>
+      <w:r>
+        <w:t xml:space="preserve"> mreže</w:t>
+      </w:r>
+      <w:r>
+        <w:t xml:space="preserve"> su implementirane na principu više uzastopnih slojeva gdje izlaz iz jednog sloja postaje ulaz u slijedeći sloj. </w:t>
+      </w:r>
+      <w:r>
+        <w:t xml:space="preserve"> Prvi slojevi se obično koriste za detekciju </w:t>
+      </w:r>
+      <w:proofErr w:type="spellStart"/>
+      <w:r>
+        <w:t>jednostavih</w:t>
+      </w:r>
+      <w:proofErr w:type="spellEnd"/>
+      <w:r>
+        <w:t xml:space="preserve"> oblika poput ivica</w:t>
+      </w:r>
+      <w:r>
+        <w:t xml:space="preserve">, </w:t>
+      </w:r>
+      <w:r>
+        <w:t>dok kasniji</w:t>
+      </w:r>
+      <w:r>
+        <w:t xml:space="preserve"> </w:t>
+      </w:r>
+      <w:r>
+        <w:t>slojevi mogu prepoznavati kompleksnije oblike</w:t>
+      </w:r>
+      <w:r>
+        <w:t xml:space="preserve"> poput krugova, slova, lica itd.</w:t>
+      </w:r>
+      <w:r>
+        <w:t xml:space="preserve"> </w:t>
+      </w:r>
+    </w:p>
+    <w:p>
+      <w:proofErr w:type="spellStart"/>
+      <w:r>
+        <w:t>Konvolucijske</w:t>
+      </w:r>
+      <w:proofErr w:type="spellEnd"/>
+      <w:r>
+        <w:t xml:space="preserve"> </w:t>
+      </w:r>
+      <w:proofErr w:type="spellStart"/>
+      <w:r>
+        <w:t>neuralne</w:t>
+      </w:r>
+      <w:proofErr w:type="spellEnd"/>
+      <w:r>
+        <w:t xml:space="preserve"> mreže koriste posebne slojeve pomoću kojih se efikasno dobijaju informacije iz podataka.</w:t>
+      </w:r>
+    </w:p>
+    <w:p>
+      <w:r>
+        <w:t>Dati slojevi su:</w:t>
       </w:r>
     </w:p>
     <w:p>
@@ -784,11 +1520,88 @@
           <w:numId w:val="6"/>
         </w:numPr>
       </w:pPr>
-      <w:r>
-        <w:t>Ulazni sloj — svaki piksel slike predstavlja jedan ulazni neuron. Kako slika ima 28×28 piksela, dobijamo 784 ulazna neurona, pri čemu svaki neuron nosi vrijednost piksela</w:t>
-      </w:r>
-      <w:r>
-        <w:t>.</w:t>
+      <w:proofErr w:type="spellStart"/>
+      <w:r>
+        <w:t>konvolucijski</w:t>
+      </w:r>
+      <w:proofErr w:type="spellEnd"/>
+      <w:r>
+        <w:t xml:space="preserve"> slojevi, koriste filtere ili </w:t>
+      </w:r>
+      <w:proofErr w:type="spellStart"/>
+      <w:r>
+        <w:t>kernele</w:t>
+      </w:r>
+      <w:proofErr w:type="spellEnd"/>
+      <w:r>
+        <w:t xml:space="preserve"> koji prelaze preko čitave slike i </w:t>
+      </w:r>
+      <w:proofErr w:type="spellStart"/>
+      <w:r>
+        <w:t>pomoće</w:t>
+      </w:r>
+      <w:proofErr w:type="spellEnd"/>
+      <w:r>
+        <w:t xml:space="preserve"> njih traže neki </w:t>
+      </w:r>
+      <w:proofErr w:type="spellStart"/>
+      <w:r>
+        <w:t>jedostavan</w:t>
+      </w:r>
+      <w:proofErr w:type="spellEnd"/>
+      <w:r>
+        <w:t xml:space="preserve"> oblik bilo to ivica ili boja. Kako računar sliku vidi kao </w:t>
+      </w:r>
+      <w:proofErr w:type="spellStart"/>
+      <w:r>
+        <w:t>metricu</w:t>
+      </w:r>
+      <w:proofErr w:type="spellEnd"/>
+      <w:r>
+        <w:t xml:space="preserve"> brojeva, </w:t>
+      </w:r>
+      <w:proofErr w:type="spellStart"/>
+      <w:r>
+        <w:t>kernel</w:t>
+      </w:r>
+      <w:proofErr w:type="spellEnd"/>
+      <w:r>
+        <w:t xml:space="preserve"> također predstavlja jednu manju matricu obično 3x3. Data matrica u sadrži težine (</w:t>
+      </w:r>
+      <w:proofErr w:type="spellStart"/>
+      <w:r>
+        <w:t>weights</w:t>
+      </w:r>
+      <w:proofErr w:type="spellEnd"/>
+      <w:r>
+        <w:t xml:space="preserve">) koje </w:t>
+      </w:r>
+      <w:proofErr w:type="spellStart"/>
+      <w:r>
+        <w:t>množi</w:t>
+      </w:r>
+      <w:proofErr w:type="spellEnd"/>
+      <w:r>
+        <w:t xml:space="preserve"> za vrijednostima matrice direktno ispod, </w:t>
+      </w:r>
+      <w:proofErr w:type="spellStart"/>
+      <w:r>
+        <w:t>sabira</w:t>
+      </w:r>
+      <w:proofErr w:type="spellEnd"/>
+      <w:r>
+        <w:t xml:space="preserve"> ih te kao rezultat nam daje jedan broj. Rezultat iz </w:t>
+      </w:r>
+      <w:proofErr w:type="spellStart"/>
+      <w:r>
+        <w:t>konvolucijskog</w:t>
+      </w:r>
+      <w:proofErr w:type="spellEnd"/>
+      <w:r>
+        <w:t xml:space="preserve"> sloja će predstavljati lokacije gdje imamo date oblike prisutne.</w:t>
+      </w:r>
+      <w:r>
+        <w:t xml:space="preserve"> </w:t>
       </w:r>
     </w:p>
     <w:p>
@@ -800,7 +1613,15 @@
         </w:numPr>
       </w:pPr>
       <w:r>
-        <w:t>Skriveni slojevi — u ovom primjeru koristimo dva skrivena sloja, svaki sa po 16 neurona.</w:t>
+        <w:t xml:space="preserve">aktivacijski slojevi - aktivacijski sloj obično koristi </w:t>
+      </w:r>
+      <w:proofErr w:type="spellStart"/>
+      <w:r>
+        <w:t>ReLU</w:t>
+      </w:r>
+      <w:proofErr w:type="spellEnd"/>
+      <w:r>
+        <w:t xml:space="preserve"> aktivacijsku funkcija koja uvodi nelinearnost u sistem. Ona će slabe signale odbaciti a jače ostaviti (negativni vrijednost se preslikavaju u 0, dok pozitivni se ne diraju).</w:t>
       </w:r>
     </w:p>
     <w:p>
@@ -811,8 +1632,93 @@
           <w:numId w:val="6"/>
         </w:numPr>
       </w:pPr>
-      <w:r>
-        <w:t>Izlazni sloj — sastoji se od 10 neurona, po jedan za svaku cifru od 0 do 9. Vrijednost svakog izlaznog neurona predstavlja "pouzdanost" mreže da ulazna slika prikazuje odgovarajuću cifru.</w:t>
+      <w:proofErr w:type="spellStart"/>
+      <w:r>
+        <w:t>pooling</w:t>
+      </w:r>
+      <w:proofErr w:type="spellEnd"/>
+      <w:r>
+        <w:t xml:space="preserve"> slojevi (slojevi sažimanja), kao i </w:t>
+      </w:r>
+      <w:proofErr w:type="spellStart"/>
+      <w:r>
+        <w:t>konvolucijski</w:t>
+      </w:r>
+      <w:proofErr w:type="spellEnd"/>
+      <w:r>
+        <w:t xml:space="preserve"> slojevi koriste filtere ili </w:t>
+      </w:r>
+      <w:proofErr w:type="spellStart"/>
+      <w:r>
+        <w:t>kernel</w:t>
+      </w:r>
+      <w:proofErr w:type="spellEnd"/>
+      <w:r>
+        <w:t xml:space="preserve"> koji prelazi preko čitave slike ali </w:t>
+      </w:r>
+      <w:proofErr w:type="spellStart"/>
+      <w:r>
+        <w:t>pooling</w:t>
+      </w:r>
+      <w:proofErr w:type="spellEnd"/>
+      <w:r>
+        <w:t xml:space="preserve"> sloj nam daje neku informaciju o </w:t>
+      </w:r>
+      <w:proofErr w:type="spellStart"/>
+      <w:r>
+        <w:t>datom</w:t>
+      </w:r>
+      <w:proofErr w:type="spellEnd"/>
+      <w:r>
+        <w:t xml:space="preserve"> prostoru i smanjuje dimenzije slike. Recimo, imamo </w:t>
+      </w:r>
+      <w:proofErr w:type="spellStart"/>
+      <w:r>
+        <w:t>max</w:t>
+      </w:r>
+      <w:proofErr w:type="spellEnd"/>
+      <w:r>
+        <w:t xml:space="preserve"> </w:t>
+      </w:r>
+      <w:proofErr w:type="spellStart"/>
+      <w:r>
+        <w:t>pooling</w:t>
+      </w:r>
+      <w:proofErr w:type="spellEnd"/>
+      <w:r>
+        <w:t xml:space="preserve"> sloj koji će preći preko </w:t>
+      </w:r>
+      <w:proofErr w:type="spellStart"/>
+      <w:r>
+        <w:t>datog</w:t>
+      </w:r>
+      <w:proofErr w:type="spellEnd"/>
+      <w:r>
+        <w:t xml:space="preserve"> dijela slike (npr. 2x2 </w:t>
+      </w:r>
+      <w:proofErr w:type="spellStart"/>
+      <w:r>
+        <w:t>kernel</w:t>
+      </w:r>
+      <w:proofErr w:type="spellEnd"/>
+      <w:r>
+        <w:t xml:space="preserve">) i izvući samo najveću vrijednost. Time se smanjuje računarsko </w:t>
+      </w:r>
+      <w:proofErr w:type="spellStart"/>
+      <w:r>
+        <w:t>opterećenje</w:t>
+      </w:r>
+      <w:proofErr w:type="spellEnd"/>
+      <w:r>
+        <w:t xml:space="preserve">, a </w:t>
+      </w:r>
+      <w:proofErr w:type="spellStart"/>
+      <w:r>
+        <w:t>zadržavamo</w:t>
+      </w:r>
+      <w:proofErr w:type="spellEnd"/>
+      <w:r>
+        <w:t xml:space="preserve"> najvažnije informacije.</w:t>
       </w:r>
     </w:p>
     <w:p>
@@ -823,76 +1729,393 @@
           <w:numId w:val="6"/>
         </w:numPr>
       </w:pPr>
-    </w:p>
-    <w:p>
-      <w:r>
-        <w:t xml:space="preserve">Ukupna arhitektura mreže je </w:t>
-      </w:r>
-      <w:r>
-        <w:t>tada</w:t>
-      </w:r>
-      <w:r>
-        <w:t>: 784 → 16 → 16 → 10.</w:t>
-      </w:r>
-    </w:p>
-    <w:p>
-      <w:r>
-        <w:t xml:space="preserve">Ideja iza skrivenih slojeva je prepoznavanje oblika. Uzmimo kao primjer cifru 9. Broj 9 se može opisati kao krug na vrhu i vertikalna linija na dnu. Nada bi bila da neuroni u drugom skrivenom sloju nauče prepoznavati upravo takve oblike — jedan neuron reagira na krug, drugi na liniju — te da njihova kombinovana aktivacija dovodi do </w:t>
-      </w:r>
-      <w:proofErr w:type="spellStart"/>
-      <w:r>
-        <w:t>predviđanja</w:t>
-      </w:r>
-      <w:proofErr w:type="spellEnd"/>
-      <w:r>
-        <w:t xml:space="preserve"> cifre 9. Ali kako mreža prepoznaje krug? Krug je </w:t>
-      </w:r>
-      <w:r>
-        <w:t xml:space="preserve">sam </w:t>
-      </w:r>
-      <w:r>
-        <w:t>sačinjen od malih zakrivljenih ivica. Nada bi bila da neuroni u prvom skrivenom sloju nauče prepoznavati upravo te ivice, te da aktiviraju odgovarajuće neurone u drugom sloju.</w:t>
-      </w:r>
-    </w:p>
-    <w:p/>
-    <w:p>
-      <w:r>
-        <w:t>Kako neuroni utječu jedni na druge?</w:t>
-      </w:r>
-    </w:p>
-    <w:p>
-      <w:r>
-        <w:t xml:space="preserve">Svaki neuron predstavlja jednu numeričku vrijednost — svoju aktivaciju. Aktivacija neurona u nekom sloju </w:t>
-      </w:r>
-      <w:proofErr w:type="spellStart"/>
-      <w:r>
-        <w:t>izračunava</w:t>
-      </w:r>
-      <w:proofErr w:type="spellEnd"/>
-      <w:r>
-        <w:t xml:space="preserve"> se na osnovu aktivacija svih neurona u prethodnom sloju. Konkretno, uzimaju se aktivacije prethodnih neurona, </w:t>
-      </w:r>
-      <w:proofErr w:type="spellStart"/>
-      <w:r>
-        <w:t>množi</w:t>
-      </w:r>
-      <w:proofErr w:type="spellEnd"/>
-      <w:r>
-        <w:t xml:space="preserve"> se svaka od njih sa odgovarajućom težinom</w:t>
-      </w:r>
-      <w:r>
-        <w:t>,</w:t>
-      </w:r>
-      <w:r>
-        <w:t xml:space="preserve"> rezultati se </w:t>
-      </w:r>
-      <w:proofErr w:type="spellStart"/>
-      <w:r>
-        <w:t>sabiraju</w:t>
-      </w:r>
-      <w:proofErr w:type="spellEnd"/>
-      <w:r>
-        <w:t>, te se dodaje prag</w:t>
+      <w:r>
+        <w:t xml:space="preserve">potpuno povezani slojevi, kao što smo imali i u osnovnim </w:t>
+      </w:r>
+      <w:proofErr w:type="spellStart"/>
+      <w:r>
+        <w:t>neuralnim</w:t>
+      </w:r>
+      <w:proofErr w:type="spellEnd"/>
+      <w:r>
+        <w:t xml:space="preserve"> mrežama potpuno povezani slojevi će doći na kraju mreže. Oni nam tada mogu uzeti sve informacije o slici koje smo prethodno dobili i donijeti finalnu odluku, recimo da li se na slici nalazi maligno ili benigno tkivo.</w:t>
+      </w:r>
+    </w:p>
+    <w:p>
+      <w:r>
+        <w:t xml:space="preserve">Najveća razlika </w:t>
+      </w:r>
+      <w:proofErr w:type="spellStart"/>
+      <w:r>
+        <w:t>izmežu</w:t>
+      </w:r>
+      <w:proofErr w:type="spellEnd"/>
+      <w:r>
+        <w:t xml:space="preserve"> običnih </w:t>
+      </w:r>
+      <w:proofErr w:type="spellStart"/>
+      <w:r>
+        <w:t>neuralnih</w:t>
+      </w:r>
+      <w:proofErr w:type="spellEnd"/>
+      <w:r>
+        <w:t xml:space="preserve"> mreža i </w:t>
+      </w:r>
+      <w:proofErr w:type="spellStart"/>
+      <w:r>
+        <w:t>konvolucijskih</w:t>
+      </w:r>
+      <w:proofErr w:type="spellEnd"/>
+      <w:r>
+        <w:t xml:space="preserve"> mreža jeste arhitektura. Obične </w:t>
+      </w:r>
+      <w:proofErr w:type="spellStart"/>
+      <w:r>
+        <w:t>neuralne</w:t>
+      </w:r>
+      <w:proofErr w:type="spellEnd"/>
+      <w:r>
+        <w:t xml:space="preserve"> mreže sadrže isključivo potpuno povezani slojeve dok </w:t>
+      </w:r>
+      <w:proofErr w:type="spellStart"/>
+      <w:r>
+        <w:t>konvolucijske</w:t>
+      </w:r>
+      <w:proofErr w:type="spellEnd"/>
+      <w:r>
+        <w:t xml:space="preserve"> mreže sadrže </w:t>
+      </w:r>
+      <w:proofErr w:type="spellStart"/>
+      <w:r>
+        <w:t>konvolucijske</w:t>
+      </w:r>
+      <w:proofErr w:type="spellEnd"/>
+      <w:r>
+        <w:t xml:space="preserve">, </w:t>
+      </w:r>
+      <w:proofErr w:type="spellStart"/>
+      <w:r>
+        <w:t>pooling</w:t>
+      </w:r>
+      <w:proofErr w:type="spellEnd"/>
+      <w:r>
+        <w:t xml:space="preserve"> i potpuno povezane slojeve.</w:t>
+      </w:r>
+    </w:p>
+    <w:p>
+      <w:proofErr w:type="spellStart"/>
+      <w:r>
+        <w:t>Konvolucijske</w:t>
+      </w:r>
+      <w:proofErr w:type="spellEnd"/>
+      <w:r>
+        <w:t xml:space="preserve"> </w:t>
+      </w:r>
+      <w:proofErr w:type="spellStart"/>
+      <w:r>
+        <w:t>neuralne</w:t>
+      </w:r>
+      <w:proofErr w:type="spellEnd"/>
+      <w:r>
+        <w:t xml:space="preserve"> mreže su se pokazale kao veoma efikasne za </w:t>
+      </w:r>
+      <w:proofErr w:type="spellStart"/>
+      <w:r>
+        <w:t>riješavanje</w:t>
+      </w:r>
+      <w:proofErr w:type="spellEnd"/>
+      <w:r>
+        <w:t xml:space="preserve"> problema gdje su podaci strukturirani u </w:t>
+      </w:r>
+      <w:proofErr w:type="spellStart"/>
+      <w:r>
+        <w:t>grid</w:t>
+      </w:r>
+      <w:proofErr w:type="spellEnd"/>
+      <w:r>
+        <w:t xml:space="preserve"> ili matricu</w:t>
+      </w:r>
+      <w:r>
+        <w:t xml:space="preserve"> poput slika ali su se pokazale </w:t>
+      </w:r>
+      <w:proofErr w:type="spellStart"/>
+      <w:r>
+        <w:t>efkiasne</w:t>
+      </w:r>
+      <w:proofErr w:type="spellEnd"/>
+      <w:r>
+        <w:t xml:space="preserve"> i za različite vrste problema poput: </w:t>
+      </w:r>
+    </w:p>
+    <w:p>
+      <w:pPr>
+        <w:pStyle w:val="Paragrafspiska"/>
+        <w:numPr>
+          <w:ilvl w:val="0"/>
+          <w:numId w:val="6"/>
+        </w:numPr>
+      </w:pPr>
+      <w:r>
+        <w:t xml:space="preserve">NLP (Natural </w:t>
+      </w:r>
+      <w:proofErr w:type="spellStart"/>
+      <w:r>
+        <w:t>Language</w:t>
+      </w:r>
+      <w:proofErr w:type="spellEnd"/>
+      <w:r>
+        <w:t xml:space="preserve"> Processing) problemi, gdje se tekst </w:t>
+      </w:r>
+      <w:proofErr w:type="spellStart"/>
+      <w:r>
+        <w:t>posmatra</w:t>
+      </w:r>
+      <w:proofErr w:type="spellEnd"/>
+      <w:r>
+        <w:t xml:space="preserve"> kao 1D slika, te CNN mogu analizirati sentiment teksta kao i prevod.</w:t>
+      </w:r>
+    </w:p>
+    <w:p>
+      <w:pPr>
+        <w:pStyle w:val="Paragrafspiska"/>
+        <w:numPr>
+          <w:ilvl w:val="0"/>
+          <w:numId w:val="6"/>
+        </w:numPr>
+      </w:pPr>
+      <w:r>
+        <w:t>Analiza medicinskih slika, gdje se koriste za detekciju anomalija koje mogu predstavljati bolest.</w:t>
+      </w:r>
+    </w:p>
+    <w:p>
+      <w:pPr>
+        <w:pStyle w:val="Paragrafspiska"/>
+        <w:numPr>
+          <w:ilvl w:val="0"/>
+          <w:numId w:val="6"/>
+        </w:numPr>
+      </w:pPr>
+      <w:r>
+        <w:lastRenderedPageBreak/>
+        <w:t xml:space="preserve">Finansijsko modeliranje, gdje se finansijski podaci tretiraju kao 1D slike, a CNN se mogu koristiti za prepoznavanje anomalija i </w:t>
+      </w:r>
+      <w:proofErr w:type="spellStart"/>
+      <w:r>
+        <w:t>predviđanje</w:t>
+      </w:r>
+      <w:proofErr w:type="spellEnd"/>
+      <w:r>
+        <w:t xml:space="preserve"> trendova.</w:t>
+      </w:r>
+    </w:p>
+    <w:p>
+      <w:pPr>
+        <w:ind w:left="360"/>
+      </w:pPr>
+    </w:p>
+    <w:p>
+      <w:pPr>
+        <w:ind w:left="360"/>
+      </w:pPr>
+    </w:p>
+    <w:p>
+      <w:pPr>
+        <w:ind w:left="360"/>
+      </w:pPr>
+    </w:p>
+    <w:p>
+      <w:pPr>
+        <w:ind w:left="360"/>
+      </w:pPr>
+    </w:p>
+    <w:p>
+      <w:pPr>
+        <w:ind w:left="360"/>
+      </w:pPr>
+    </w:p>
+    <w:p>
+      <w:pPr>
+        <w:ind w:left="360"/>
+      </w:pPr>
+    </w:p>
+    <w:p>
+      <w:pPr>
+        <w:ind w:left="360"/>
+      </w:pPr>
+    </w:p>
+    <w:p>
+      <w:pPr>
+        <w:ind w:left="360"/>
+      </w:pPr>
+    </w:p>
+    <w:p>
+      <w:pPr>
+        <w:ind w:left="360"/>
+      </w:pPr>
+    </w:p>
+    <w:p>
+      <w:pPr>
+        <w:ind w:left="360"/>
+      </w:pPr>
+    </w:p>
+    <w:p>
+      <w:pPr>
+        <w:ind w:left="360"/>
+      </w:pPr>
+    </w:p>
+    <w:p>
+      <w:pPr>
+        <w:ind w:left="360"/>
+      </w:pPr>
+    </w:p>
+    <w:p>
+      <w:pPr>
+        <w:ind w:left="360"/>
+      </w:pPr>
+    </w:p>
+    <w:p>
+      <w:pPr>
+        <w:ind w:left="360"/>
+      </w:pPr>
+    </w:p>
+    <w:p>
+      <w:pPr>
+        <w:ind w:left="360"/>
+      </w:pPr>
+    </w:p>
+    <w:p>
+      <w:pPr>
+        <w:ind w:left="360"/>
+      </w:pPr>
+    </w:p>
+    <w:p>
+      <w:pPr>
+        <w:ind w:left="360"/>
+      </w:pPr>
+    </w:p>
+    <w:p>
+      <w:pPr>
+        <w:ind w:left="360"/>
+      </w:pPr>
+    </w:p>
+    <w:p>
+      <w:pPr>
+        <w:ind w:left="360"/>
+      </w:pPr>
+    </w:p>
+    <w:p>
+      <w:pPr>
+        <w:ind w:left="360"/>
+      </w:pPr>
+    </w:p>
+    <w:p>
+      <w:pPr>
+        <w:ind w:left="360"/>
+      </w:pPr>
+    </w:p>
+    <w:p>
+      <w:pPr>
+        <w:ind w:left="360"/>
+      </w:pPr>
+    </w:p>
+    <w:p>
+      <w:pPr>
+        <w:ind w:left="360"/>
+      </w:pPr>
+    </w:p>
+    <w:p>
+      <w:pPr>
+        <w:ind w:left="360"/>
+      </w:pPr>
+    </w:p>
+    <w:p>
+      <w:pPr>
+        <w:ind w:left="360"/>
+      </w:pPr>
+    </w:p>
+    <w:p>
+      <w:pPr>
+        <w:ind w:left="360"/>
+      </w:pPr>
+    </w:p>
+    <w:p>
+      <w:pPr>
+        <w:ind w:left="360"/>
+      </w:pPr>
+    </w:p>
+    <w:p>
+      <w:r>
+        <w:rPr>
+          <w:rFonts w:eastAsiaTheme="majorEastAsia" w:cstheme="majorBidi"/>
+          <w:color w:val="0F4761" w:themeColor="accent1" w:themeShade="BF"/>
+          <w:sz w:val="28"/>
+          <w:szCs w:val="28"/>
+        </w:rPr>
+        <w:lastRenderedPageBreak/>
+        <w:t>Korišteni skup podataka (</w:t>
+      </w:r>
+      <w:proofErr w:type="spellStart"/>
+      <w:r>
+        <w:rPr>
+          <w:rFonts w:eastAsiaTheme="majorEastAsia" w:cstheme="majorBidi"/>
+          <w:color w:val="0F4761" w:themeColor="accent1" w:themeShade="BF"/>
+          <w:sz w:val="28"/>
+          <w:szCs w:val="28"/>
+        </w:rPr>
+        <w:t>Dataset</w:t>
+      </w:r>
+      <w:proofErr w:type="spellEnd"/>
+      <w:r>
+        <w:rPr>
+          <w:rFonts w:eastAsiaTheme="majorEastAsia" w:cstheme="majorBidi"/>
+          <w:color w:val="0F4761" w:themeColor="accent1" w:themeShade="BF"/>
+          <w:sz w:val="28"/>
+          <w:szCs w:val="28"/>
+        </w:rPr>
+        <w:t>)</w:t>
+      </w:r>
+    </w:p>
+    <w:p>
+      <w:r>
+        <w:t>Da bi</w:t>
+      </w:r>
+      <w:r>
+        <w:t>smo bili</w:t>
+      </w:r>
+      <w:r>
+        <w:t xml:space="preserve"> u </w:t>
+      </w:r>
+      <w:proofErr w:type="spellStart"/>
+      <w:r>
+        <w:t>mogućnosti</w:t>
+      </w:r>
+      <w:proofErr w:type="spellEnd"/>
+      <w:r>
+        <w:t xml:space="preserve"> trenirati </w:t>
+      </w:r>
+      <w:r>
+        <w:t xml:space="preserve">efikasan i precizan </w:t>
+      </w:r>
+      <w:r>
+        <w:t xml:space="preserve">model </w:t>
+      </w:r>
+      <w:r>
+        <w:t>mašinskog učenja</w:t>
+      </w:r>
+      <w:r>
+        <w:t xml:space="preserve">, neophodni </w:t>
+      </w:r>
+      <w:r>
+        <w:t xml:space="preserve">su nam podaci na kojima će model </w:t>
+      </w:r>
+      <w:r>
+        <w:t xml:space="preserve">učiti </w:t>
+      </w:r>
+      <w:r>
+        <w:t>i na kojim će se provjeravati njegova</w:t>
+      </w:r>
+      <w:r>
+        <w:t xml:space="preserve"> tačnost</w:t>
       </w:r>
       <w:r>
         <w:t>.</w:t>
@@ -900,396 +2123,503 @@
       <w:r>
         <w:t xml:space="preserve"> </w:t>
       </w:r>
-      <w:r>
-        <w:t>Formalno:</w:t>
-      </w:r>
-    </w:p>
-    <w:p>
-      <w:r>
-        <w:t xml:space="preserve">z = </w:t>
-      </w:r>
-      <w:proofErr w:type="spellStart"/>
-      <w:r>
-        <w:t>w₁a</w:t>
-      </w:r>
-      <w:proofErr w:type="spellEnd"/>
-      <w:r>
-        <w:t xml:space="preserve">₁ + </w:t>
-      </w:r>
-      <w:proofErr w:type="spellStart"/>
-      <w:r>
-        <w:t>w₂a</w:t>
-      </w:r>
-      <w:proofErr w:type="spellEnd"/>
-      <w:r>
-        <w:t xml:space="preserve">₂ + ... + </w:t>
-      </w:r>
-      <w:proofErr w:type="spellStart"/>
-      <w:r>
-        <w:t>wₙa</w:t>
-      </w:r>
-      <w:proofErr w:type="spellEnd"/>
-      <w:r>
-        <w:t>ₙ + b</w:t>
-      </w:r>
-    </w:p>
-    <w:p>
-      <w:r>
-        <w:t>gdje su wᵢ težine, aᵢ aktivacije prethodnog sloja, a b prag.</w:t>
-      </w:r>
-    </w:p>
-    <w:p/>
-    <w:p/>
-    <w:p>
-      <w:r>
-        <w:t>Kako bi vrijednost neurona bila ograničen</w:t>
-      </w:r>
-      <w:r>
+      <w:proofErr w:type="spellStart"/>
+      <w:r>
+        <w:t>Kvalitet</w:t>
+      </w:r>
+      <w:proofErr w:type="spellEnd"/>
+      <w:r>
+        <w:t xml:space="preserve"> i </w:t>
+      </w:r>
+      <w:proofErr w:type="spellStart"/>
+      <w:r>
+        <w:t>kvantitet</w:t>
+      </w:r>
+      <w:proofErr w:type="spellEnd"/>
+      <w:r>
+        <w:t xml:space="preserve"> podataka </w:t>
+      </w:r>
+      <w:r>
+        <w:t xml:space="preserve">za treniranje </w:t>
+      </w:r>
+      <w:r>
+        <w:t xml:space="preserve">će </w:t>
+      </w:r>
+      <w:r>
+        <w:t xml:space="preserve">direktno </w:t>
+      </w:r>
+      <w:r>
+        <w:t>diktirati koliko će</w:t>
+      </w:r>
+      <w:r>
+        <w:t xml:space="preserve"> naš model biti pouzdan i tačan</w:t>
+      </w:r>
+      <w:r>
+        <w:t xml:space="preserve">. Podaci moraju biti ispravno obilježeni te moraju biti dovoljno opširni i raznovrsni da bi naš model mogao ispravno generalizirati </w:t>
+      </w:r>
+      <w:r>
+        <w:t>problem</w:t>
+      </w:r>
+      <w:r>
+        <w:t xml:space="preserve"> bez prilagođavanja podacima</w:t>
+      </w:r>
+      <w:r>
+        <w:t xml:space="preserve"> </w:t>
+      </w:r>
+      <w:r>
+        <w:t>(</w:t>
+      </w:r>
+      <w:proofErr w:type="spellStart"/>
+      <w:r>
+        <w:t>overfitting</w:t>
+      </w:r>
+      <w:proofErr w:type="spellEnd"/>
+      <w:r>
+        <w:t>)</w:t>
+      </w:r>
+      <w:r>
+        <w:t xml:space="preserve">. </w:t>
+      </w:r>
+    </w:p>
+    <w:p>
+      <w:r>
+        <w:t xml:space="preserve">U ovu svrhu je korišten </w:t>
+      </w:r>
+      <w:r>
+        <w:t>skup podataka</w:t>
+      </w:r>
+      <w:r>
+        <w:t xml:space="preserve"> sa stranice </w:t>
+      </w:r>
+      <w:proofErr w:type="spellStart"/>
+      <w:r>
+        <w:t>Kaggle</w:t>
+      </w:r>
+      <w:proofErr w:type="spellEnd"/>
+      <w:r>
+        <w:t xml:space="preserve">. </w:t>
+      </w:r>
+      <w:proofErr w:type="spellStart"/>
+      <w:r>
+        <w:t>Kaggle</w:t>
+      </w:r>
+      <w:proofErr w:type="spellEnd"/>
+      <w:r>
+        <w:t xml:space="preserve"> je</w:t>
+      </w:r>
+      <w:r>
+        <w:t xml:space="preserve"> online</w:t>
+      </w:r>
+      <w:r>
+        <w:t xml:space="preserve"> platforma koja pruža korisnicima </w:t>
+      </w:r>
+      <w:proofErr w:type="spellStart"/>
+      <w:r>
+        <w:t>mogućnost</w:t>
+      </w:r>
+      <w:proofErr w:type="spellEnd"/>
+      <w:r>
+        <w:t xml:space="preserve"> preuzimanja </w:t>
+      </w:r>
+      <w:proofErr w:type="spellStart"/>
+      <w:r>
+        <w:t>dataset</w:t>
+      </w:r>
+      <w:proofErr w:type="spellEnd"/>
+      <w:r>
+        <w:t>-ova</w:t>
+      </w:r>
+      <w:r>
+        <w:t xml:space="preserve"> za treniranje modela kao</w:t>
+      </w:r>
+      <w:r>
+        <w:t xml:space="preserve"> </w:t>
+      </w:r>
+      <w:r>
+        <w:t>i</w:t>
+      </w:r>
+      <w:r>
+        <w:t xml:space="preserve"> </w:t>
+      </w:r>
+      <w:proofErr w:type="spellStart"/>
+      <w:r>
+        <w:t>poređenje</w:t>
+      </w:r>
+      <w:proofErr w:type="spellEnd"/>
+      <w:r>
+        <w:t xml:space="preserve"> </w:t>
+      </w:r>
+      <w:r>
+        <w:t>i</w:t>
+      </w:r>
+      <w:r>
+        <w:t>s</w:t>
+      </w:r>
+      <w:r>
+        <w:t xml:space="preserve">treniranih </w:t>
+      </w:r>
+      <w:r>
+        <w:t>modela mašinskog učenja.</w:t>
+      </w:r>
+    </w:p>
+    <w:p>
+      <w:r>
+        <w:t>Skup podataka koji je korišten za dati radi je</w:t>
+      </w:r>
+      <w:r>
+        <w:t xml:space="preserve"> IQ-OTH</w:t>
+      </w:r>
+      <w:r>
+        <w:t>/NCCD(</w:t>
+      </w:r>
+      <w:proofErr w:type="spellStart"/>
+      <w:r>
+        <w:t>Iraq</w:t>
+      </w:r>
+      <w:r>
+        <w:t>-Oncolog</w:t>
+      </w:r>
+      <w:r>
+        <w:t>y</w:t>
+      </w:r>
+      <w:proofErr w:type="spellEnd"/>
+      <w:r>
+        <w:t xml:space="preserve"> </w:t>
+      </w:r>
+      <w:proofErr w:type="spellStart"/>
+      <w:r>
+        <w:t>Teaching</w:t>
+      </w:r>
+      <w:proofErr w:type="spellEnd"/>
+      <w:r>
+        <w:t xml:space="preserve"> </w:t>
+      </w:r>
+      <w:proofErr w:type="spellStart"/>
+      <w:r>
+        <w:t>Hospital</w:t>
+      </w:r>
+      <w:proofErr w:type="spellEnd"/>
+      <w:r>
+        <w:rPr>
+          <w:lang w:val="en-GB"/>
+        </w:rPr>
+        <w:t xml:space="preserve">/National </w:t>
+      </w:r>
+      <w:proofErr w:type="spellStart"/>
+      <w:r>
+        <w:rPr>
+          <w:lang w:val="en-GB"/>
+        </w:rPr>
+        <w:t>Center</w:t>
+      </w:r>
+      <w:proofErr w:type="spellEnd"/>
+      <w:r>
+        <w:rPr>
+          <w:lang w:val="en-GB"/>
+        </w:rPr>
+        <w:t xml:space="preserve"> for C</w:t>
+      </w:r>
+      <w:r>
+        <w:rPr>
+          <w:lang w:val="en-GB"/>
+        </w:rPr>
         <w:t>a</w:t>
       </w:r>
       <w:r>
-        <w:t xml:space="preserve"> i kako bi mreža mogla modelirati nelinearne ovisnosti, primjenjuje se aktivacijska funkcija. </w:t>
-      </w:r>
-      <w:r>
-        <w:t>Jedan i</w:t>
-      </w:r>
-      <w:r>
-        <w:t xml:space="preserve">zbor je </w:t>
-      </w:r>
-      <w:proofErr w:type="spellStart"/>
-      <w:r>
-        <w:t>ReLU</w:t>
-      </w:r>
-      <w:proofErr w:type="spellEnd"/>
-      <w:r>
-        <w:t xml:space="preserve"> funkcija:</w:t>
-      </w:r>
-    </w:p>
-    <w:p>
-      <w:proofErr w:type="spellStart"/>
-      <w:r>
-        <w:t>ReLU</w:t>
-      </w:r>
-      <w:proofErr w:type="spellEnd"/>
-      <w:r>
-        <w:t>(</w:t>
-      </w:r>
-      <w:r>
-        <w:t>z</w:t>
-      </w:r>
-      <w:r>
-        <w:t xml:space="preserve">) = </w:t>
-      </w:r>
-      <w:proofErr w:type="spellStart"/>
-      <w:r>
-        <w:t>max</w:t>
-      </w:r>
-      <w:proofErr w:type="spellEnd"/>
-      <w:r>
-        <w:t>(0, z)</w:t>
-      </w:r>
-    </w:p>
-    <w:p>
-      <w:proofErr w:type="spellStart"/>
-      <w:r>
-        <w:t>ReLU</w:t>
-      </w:r>
-      <w:proofErr w:type="spellEnd"/>
-      <w:r>
-        <w:t xml:space="preserve"> funkcija preslikava broj tako da negativne vrijednost idu u 0 dok </w:t>
-      </w:r>
-      <w:proofErr w:type="spellStart"/>
-      <w:r>
-        <w:t>pozitvne</w:t>
-      </w:r>
-      <w:proofErr w:type="spellEnd"/>
-      <w:r>
-        <w:t xml:space="preserve"> vrijednost </w:t>
-      </w:r>
-      <w:r>
-        <w:t>ostaju kakve jesu.</w:t>
-      </w:r>
-    </w:p>
-    <w:p/>
-    <w:p>
-      <w:r>
-        <w:t>Koliko parametara ima ova mreža?</w:t>
-      </w:r>
-    </w:p>
-    <w:p>
-      <w:r>
-        <w:t xml:space="preserve">Svaki neuron u jednom sloju je povezan sa svakim neuronom u slijedećem sloju. Za svaku takvu vezu postoji jedna težina, a svaki neuron ima i jedan prag. Broj parametara se </w:t>
-      </w:r>
-      <w:proofErr w:type="spellStart"/>
-      <w:r>
-        <w:t>izračunava</w:t>
-      </w:r>
-      <w:proofErr w:type="spellEnd"/>
-      <w:r>
-        <w:t xml:space="preserve"> kao:</w:t>
-      </w:r>
-    </w:p>
-    <w:p>
-      <w:r>
-        <w:t>Veza 784 → 16: 784 × 16 težina + 16 pragova = 12 560</w:t>
-      </w:r>
-    </w:p>
-    <w:p>
-      <w:r>
-        <w:t>Veza 16 → 16: 16 × 16 težina + 16 pragova = 272</w:t>
-      </w:r>
-    </w:p>
-    <w:p>
-      <w:r>
-        <w:t>Veza 16 → 10: 16 × 10 težina + 10 pragova = 170</w:t>
-      </w:r>
-    </w:p>
-    <w:p>
-      <w:r>
-        <w:t xml:space="preserve">Ukupno: 13 002 parametra koje mreža </w:t>
-      </w:r>
-      <w:proofErr w:type="spellStart"/>
-      <w:r>
-        <w:t>podešava</w:t>
-      </w:r>
-      <w:proofErr w:type="spellEnd"/>
-      <w:r>
-        <w:t xml:space="preserve"> tokom treniranja.</w:t>
-      </w:r>
-    </w:p>
-    <w:p/>
-    <w:p>
-      <w:r>
-        <w:t>Kako</w:t>
-      </w:r>
-      <w:r>
-        <w:t xml:space="preserve"> mreža uči da </w:t>
-      </w:r>
-      <w:proofErr w:type="spellStart"/>
-      <w:r>
-        <w:t>podešava</w:t>
-      </w:r>
-      <w:proofErr w:type="spellEnd"/>
-      <w:r>
-        <w:t xml:space="preserve"> ovih 13 002 parametara na osnovu primjera?</w:t>
-      </w:r>
-    </w:p>
-    <w:p>
-      <w:r>
-        <w:t>Treniranje modela se radi na skupu podataka za treniranje. Za naš primjer će to biti skup slika ručno napisanih brojeva i oznaka</w:t>
-      </w:r>
-      <w:r>
-        <w:t xml:space="preserve"> koji nam govori</w:t>
-      </w:r>
-      <w:r>
-        <w:t xml:space="preserve"> koji broj data slika predstavlja. Nada je da će naš model nakon treniranj</w:t>
-      </w:r>
-      <w:r>
-        <w:t xml:space="preserve">a </w:t>
-      </w:r>
-      <w:r>
-        <w:t xml:space="preserve">biti u </w:t>
-      </w:r>
-      <w:proofErr w:type="spellStart"/>
-      <w:r>
-        <w:t>mogućnosti</w:t>
-      </w:r>
-      <w:proofErr w:type="spellEnd"/>
-      <w:r>
-        <w:t xml:space="preserve"> da predvidi ručno napisan</w:t>
-      </w:r>
-      <w:r>
-        <w:t xml:space="preserve"> </w:t>
-      </w:r>
-      <w:r>
-        <w:t>broj na slici koju do sada nije vidio.</w:t>
-      </w:r>
-    </w:p>
-    <w:p>
-      <w:r>
-        <w:t xml:space="preserve">Inicijalno postavljamo sve parametre </w:t>
-      </w:r>
-      <w:r>
-        <w:t xml:space="preserve">mreže </w:t>
-      </w:r>
-      <w:r>
-        <w:t xml:space="preserve">na neke nasumične vrijednosti. </w:t>
-      </w:r>
-      <w:r>
-        <w:t xml:space="preserve">Da bismo mogli </w:t>
-      </w:r>
-      <w:proofErr w:type="spellStart"/>
-      <w:r>
-        <w:t>procjeniti</w:t>
-      </w:r>
-      <w:proofErr w:type="spellEnd"/>
-      <w:r>
-        <w:t xml:space="preserve"> kako se naša mreža </w:t>
-      </w:r>
-      <w:proofErr w:type="spellStart"/>
-      <w:r>
-        <w:t>ponaša</w:t>
-      </w:r>
-      <w:proofErr w:type="spellEnd"/>
-      <w:r>
-        <w:t xml:space="preserve"> tj. Koliko je dobra u </w:t>
-      </w:r>
-      <w:proofErr w:type="spellStart"/>
-      <w:r>
-        <w:t>predviđanju</w:t>
-      </w:r>
-      <w:proofErr w:type="spellEnd"/>
-      <w:r>
-        <w:t xml:space="preserve"> brojeva ispravno definišemo funkciju troška. Funkcija troška je funkcija koja uzima rezultate </w:t>
-      </w:r>
-      <w:proofErr w:type="spellStart"/>
-      <w:r>
-        <w:t>neuralne</w:t>
-      </w:r>
-      <w:proofErr w:type="spellEnd"/>
-      <w:r>
-        <w:t xml:space="preserve"> mreže za svaki trening podatak, od njega oduzme vrijednost koji bi trebao da ima te nađe njihov prosjek.</w:t>
-      </w:r>
-    </w:p>
-    <w:p>
-      <w:r>
-        <w:t xml:space="preserve">Što je funkcija troška veća </w:t>
-      </w:r>
-      <w:proofErr w:type="spellStart"/>
-      <w:r>
-        <w:t>neuralna</w:t>
-      </w:r>
-      <w:proofErr w:type="spellEnd"/>
-      <w:r>
-        <w:t xml:space="preserve"> mreža je lošija. Naš zadatak prilikom treniranje jeste da smanjimo funkciju troška odnosno da nađemo neki njezin minimum.</w:t>
-      </w:r>
-    </w:p>
-    <w:p>
-      <w:r>
-        <w:t>Kako možemo minimizirati funkciju troška?</w:t>
-      </w:r>
-    </w:p>
-    <w:p>
-      <w:r>
-        <w:t xml:space="preserve">Po našoj definiciji funkcije troška ona svoju vrijednost dobija na osnovu rezultata naše </w:t>
-      </w:r>
-      <w:proofErr w:type="spellStart"/>
-      <w:r>
-        <w:t>neuralne</w:t>
-      </w:r>
-      <w:proofErr w:type="spellEnd"/>
-      <w:r>
-        <w:t xml:space="preserve"> mreže. Sa time u vezi sama funkcija troška je funkcija naše </w:t>
-      </w:r>
-      <w:proofErr w:type="spellStart"/>
-      <w:r>
-        <w:t>neuralne</w:t>
-      </w:r>
-      <w:proofErr w:type="spellEnd"/>
-      <w:r>
-        <w:t xml:space="preserve"> mreže odnosno funkcija svih 13000 parametar. </w:t>
-      </w:r>
-      <w:r>
-        <w:t xml:space="preserve">Ovdje nam može pomoći gradijent funkcije. </w:t>
-      </w:r>
-      <w:proofErr w:type="spellStart"/>
-      <w:r>
-        <w:t>Gradijet</w:t>
-      </w:r>
-      <w:proofErr w:type="spellEnd"/>
-      <w:r>
-        <w:t xml:space="preserve"> funkcije nam daje pravac u kojem funkcija najviše raste. Kako je naš cilj da funkciju smanjimo negativna vrijednost gradijenta funkcija će predstavljati pravac u kojem trebamo smanjiti funkciju. </w:t>
-      </w:r>
-      <w:r>
-        <w:t xml:space="preserve">Algoritam koji dobijamo jeste da </w:t>
-      </w:r>
-      <w:proofErr w:type="spellStart"/>
-      <w:r>
-        <w:t>izračunamo</w:t>
-      </w:r>
-      <w:proofErr w:type="spellEnd"/>
-      <w:r>
-        <w:t xml:space="preserve"> gradijent funkcije </w:t>
-      </w:r>
-      <w:r>
-        <w:t>troška</w:t>
-      </w:r>
-      <w:r>
-        <w:t>, uradimo mali korak u tom pravcu i</w:t>
-      </w:r>
-      <w:r>
-        <w:t xml:space="preserve"> </w:t>
-      </w:r>
-      <w:r>
-        <w:t xml:space="preserve">ponavljamo taj proces. Ovaj algoritam se naziva </w:t>
-      </w:r>
-      <w:proofErr w:type="spellStart"/>
-      <w:r>
-        <w:t>gradijento</w:t>
-      </w:r>
-      <w:proofErr w:type="spellEnd"/>
-      <w:r>
-        <w:t xml:space="preserve"> opadanje.</w:t>
-      </w:r>
-      <w:r>
-        <w:t xml:space="preserve"> </w:t>
-      </w:r>
-    </w:p>
-    <w:p/>
-    <w:p/>
-    <w:p>
-      <w:r>
-        <w:t>Kako računamo gradijent funkcije troška?</w:t>
-      </w:r>
-    </w:p>
-    <w:p>
-      <w:r>
-        <w:t xml:space="preserve">Kako je funkcija troška funkcija svih 13000 parametara </w:t>
-      </w:r>
-      <w:proofErr w:type="spellStart"/>
-      <w:r>
-        <w:t>neuralne</w:t>
-      </w:r>
-      <w:proofErr w:type="spellEnd"/>
-      <w:r>
-        <w:t xml:space="preserve"> mreže gradijent date funkcije će biti vektor od 13000 vrijednost. Dati vektor će nam reći kako da </w:t>
-      </w:r>
-      <w:proofErr w:type="spellStart"/>
-      <w:r>
-        <w:t>izmjenimo</w:t>
-      </w:r>
-      <w:proofErr w:type="spellEnd"/>
-      <w:r>
-        <w:t xml:space="preserve"> parametre </w:t>
-      </w:r>
-      <w:proofErr w:type="spellStart"/>
-      <w:r>
-        <w:t>neuralne</w:t>
-      </w:r>
-      <w:proofErr w:type="spellEnd"/>
-      <w:r>
-        <w:t xml:space="preserve"> mreže da bismo smanjili funkciju troška. </w:t>
-      </w:r>
-    </w:p>
-    <w:p>
-      <w:pPr>
-        <w:spacing w:line="480" w:lineRule="auto"/>
-      </w:pPr>
-    </w:p>
-    <w:p>
-      <w:pPr>
-        <w:spacing w:line="480" w:lineRule="auto"/>
-      </w:pPr>
-    </w:p>
-    <w:p>
-      <w:pPr>
-        <w:spacing w:line="480" w:lineRule="auto"/>
-      </w:pPr>
-    </w:p>
-    <w:p>
-      <w:pPr>
-        <w:ind w:left="720" w:hanging="720"/>
-      </w:pPr>
+        <w:rPr>
+          <w:lang w:val="en-GB"/>
+        </w:rPr>
+        <w:t>n</w:t>
+      </w:r>
+      <w:r>
+        <w:rPr>
+          <w:lang w:val="en-GB"/>
+        </w:rPr>
+        <w:t>c</w:t>
+      </w:r>
+      <w:r>
+        <w:rPr>
+          <w:lang w:val="en-GB"/>
+        </w:rPr>
+        <w:t xml:space="preserve">er Diseases). </w:t>
+      </w:r>
+      <w:proofErr w:type="spellStart"/>
+      <w:r>
+        <w:rPr>
+          <w:lang w:val="en-GB"/>
+        </w:rPr>
+        <w:t>Podaci</w:t>
+      </w:r>
+      <w:proofErr w:type="spellEnd"/>
+      <w:r>
+        <w:rPr>
+          <w:lang w:val="en-GB"/>
+        </w:rPr>
+        <w:t xml:space="preserve"> </w:t>
+      </w:r>
+      <w:proofErr w:type="spellStart"/>
+      <w:r>
+        <w:rPr>
+          <w:lang w:val="en-GB"/>
+        </w:rPr>
+        <w:t>su</w:t>
+      </w:r>
+      <w:proofErr w:type="spellEnd"/>
+      <w:r>
+        <w:rPr>
+          <w:lang w:val="en-GB"/>
+        </w:rPr>
+        <w:t xml:space="preserve"> </w:t>
+      </w:r>
+      <w:proofErr w:type="spellStart"/>
+      <w:r>
+        <w:rPr>
+          <w:lang w:val="en-GB"/>
+        </w:rPr>
+        <w:t>prikupljeni</w:t>
+      </w:r>
+      <w:proofErr w:type="spellEnd"/>
+      <w:r>
+        <w:rPr>
+          <w:lang w:val="en-GB"/>
+        </w:rPr>
+        <w:t xml:space="preserve"> u </w:t>
+      </w:r>
+      <w:proofErr w:type="spellStart"/>
+      <w:r>
+        <w:rPr>
+          <w:lang w:val="en-GB"/>
+        </w:rPr>
+        <w:t>bolnicama</w:t>
+      </w:r>
+      <w:proofErr w:type="spellEnd"/>
+      <w:r>
+        <w:rPr>
+          <w:lang w:val="en-GB"/>
+        </w:rPr>
+        <w:t xml:space="preserve"> u </w:t>
+      </w:r>
+      <w:proofErr w:type="spellStart"/>
+      <w:r>
+        <w:rPr>
+          <w:lang w:val="en-GB"/>
+        </w:rPr>
+        <w:t>Iraku</w:t>
+      </w:r>
+      <w:proofErr w:type="spellEnd"/>
+      <w:r>
+        <w:rPr>
+          <w:lang w:val="en-GB"/>
+        </w:rPr>
+        <w:t xml:space="preserve"> u </w:t>
+      </w:r>
+      <w:proofErr w:type="spellStart"/>
+      <w:r>
+        <w:rPr>
+          <w:lang w:val="en-GB"/>
+        </w:rPr>
+        <w:t>periodu</w:t>
+      </w:r>
+      <w:proofErr w:type="spellEnd"/>
+      <w:r>
+        <w:rPr>
+          <w:lang w:val="en-GB"/>
+        </w:rPr>
+        <w:t xml:space="preserve"> od </w:t>
+      </w:r>
+      <w:r>
+        <w:rPr>
+          <w:lang w:val="en-GB"/>
+        </w:rPr>
+        <w:t xml:space="preserve">tri </w:t>
+      </w:r>
+      <w:proofErr w:type="spellStart"/>
+      <w:r>
+        <w:rPr>
+          <w:lang w:val="en-GB"/>
+        </w:rPr>
+        <w:t>mjeseca</w:t>
+      </w:r>
+      <w:proofErr w:type="spellEnd"/>
+      <w:r>
+        <w:rPr>
+          <w:lang w:val="en-GB"/>
+        </w:rPr>
+        <w:t xml:space="preserve"> u </w:t>
+      </w:r>
+      <w:proofErr w:type="spellStart"/>
+      <w:r>
+        <w:rPr>
+          <w:lang w:val="en-GB"/>
+        </w:rPr>
+        <w:t>jes</w:t>
+      </w:r>
+      <w:r>
+        <w:rPr>
+          <w:lang w:val="en-GB"/>
+        </w:rPr>
+        <w:t>en</w:t>
+      </w:r>
+      <w:proofErr w:type="spellEnd"/>
+      <w:r>
+        <w:rPr>
+          <w:lang w:val="en-GB"/>
+        </w:rPr>
+        <w:t xml:space="preserve"> 2019</w:t>
+      </w:r>
+      <w:r>
+        <w:rPr>
+          <w:lang w:val="en-GB"/>
+        </w:rPr>
+        <w:t>.</w:t>
+      </w:r>
+      <w:r>
+        <w:rPr>
+          <w:lang w:val="en-GB"/>
+        </w:rPr>
+        <w:t xml:space="preserve"> </w:t>
+      </w:r>
+      <w:proofErr w:type="spellStart"/>
+      <w:r>
+        <w:rPr>
+          <w:lang w:val="en-GB"/>
+        </w:rPr>
+        <w:t>godine</w:t>
+      </w:r>
+      <w:proofErr w:type="spellEnd"/>
+      <w:r>
+        <w:rPr>
+          <w:lang w:val="en-GB"/>
+        </w:rPr>
+        <w:t>. Sadr</w:t>
+      </w:r>
+      <w:proofErr w:type="spellStart"/>
+      <w:r>
+        <w:t>ži</w:t>
+      </w:r>
+      <w:proofErr w:type="spellEnd"/>
+      <w:r>
+        <w:t xml:space="preserve"> CT snimke pacijenata sa rakom pluća u različitim fazama, kao i </w:t>
+      </w:r>
+      <w:r>
+        <w:t xml:space="preserve">snimke </w:t>
+      </w:r>
+      <w:r>
+        <w:t xml:space="preserve">zdravih pacijenata. </w:t>
+      </w:r>
+    </w:p>
+    <w:p>
+      <w:r>
+        <w:t>Ukupno je obuhvaćeno 110 slučajeva, koji su grupisani u tri klase:</w:t>
+      </w:r>
+    </w:p>
+    <w:p>
+      <w:pPr>
+        <w:pStyle w:val="Paragrafspiska"/>
+        <w:numPr>
+          <w:ilvl w:val="0"/>
+          <w:numId w:val="6"/>
+        </w:numPr>
+        <w:rPr>
+          <w:lang w:val="de-DE"/>
+        </w:rPr>
+      </w:pPr>
+      <w:r>
+        <w:rPr>
+          <w:lang w:val="de-DE"/>
+        </w:rPr>
+        <w:t>Maligno: 40 slučajeva</w:t>
+      </w:r>
+    </w:p>
+    <w:p>
+      <w:pPr>
+        <w:pStyle w:val="Paragrafspiska"/>
+        <w:numPr>
+          <w:ilvl w:val="0"/>
+          <w:numId w:val="6"/>
+        </w:numPr>
+        <w:rPr>
+          <w:lang w:val="de-DE"/>
+        </w:rPr>
+      </w:pPr>
+      <w:r>
+        <w:t>Benigno: 15 slučajeva</w:t>
+      </w:r>
+    </w:p>
+    <w:p>
+      <w:pPr>
+        <w:pStyle w:val="Paragrafspiska"/>
+        <w:numPr>
+          <w:ilvl w:val="0"/>
+          <w:numId w:val="6"/>
+        </w:numPr>
+        <w:rPr>
+          <w:lang w:val="de-DE"/>
+        </w:rPr>
+      </w:pPr>
+      <w:r>
+        <w:t>Normalno: 55 slučajeva</w:t>
+      </w:r>
+    </w:p>
+    <w:p>
+      <w:pPr>
+        <w:ind w:left="360"/>
+        <w:rPr>
+          <w:lang w:val="de-DE"/>
+        </w:rPr>
+      </w:pPr>
+    </w:p>
+    <w:p>
+      <w:pPr>
+        <w:rPr>
+          <w:lang w:val="de-DE"/>
+        </w:rPr>
+      </w:pPr>
+      <w:r>
+        <w:rPr>
+          <w:lang w:val="de-DE"/>
+        </w:rPr>
+        <w:t xml:space="preserve">CT snimci su originalno prikupljeni u DICOM formatu korištenjem Siemens SOMATOM skenera. Iako jedan potpuni CT sken ljudskog grudnog koša sadrži između 80 i 200 pojedinačnih </w:t>
+      </w:r>
+      <w:r>
+        <w:rPr>
+          <w:lang w:val="de-DE"/>
+        </w:rPr>
+        <w:t xml:space="preserve">snimaka </w:t>
+      </w:r>
+      <w:r>
+        <w:rPr>
+          <w:lang w:val="de-DE"/>
+        </w:rPr>
+        <w:t>iz različitih uglova, za potrebe ovog skupa podataka izdvoj</w:t>
+      </w:r>
+      <w:r>
+        <w:rPr>
+          <w:lang w:val="de-DE"/>
+        </w:rPr>
+        <w:t>eno je</w:t>
+      </w:r>
+      <w:r>
+        <w:rPr>
+          <w:lang w:val="de-DE"/>
+        </w:rPr>
+        <w:t xml:space="preserve"> ukupno 1190 najrelevantnijih slika. Izdvajanje samo ključnih presjeka na kojima su promjene vidljive omogućava efikasnije treniranje modela bez šuma koji bi stvorile nerelevantne slike.</w:t>
+      </w:r>
+    </w:p>
+    <w:p>
+      <w:pPr>
+        <w:rPr>
+          <w:lang w:val="de-DE"/>
+        </w:rPr>
+      </w:pPr>
+    </w:p>
+    <w:p>
+      <w:r>
+        <w:rPr>
+          <w:lang w:val="de-DE"/>
+        </w:rPr>
+        <w:t>Pacijenti unutar ovih 110 slučajeva variraju po spolu, starosti, stepenu obrazovanja, te mjestu stanovanja i socio-ekonomskom statusu, što doprinosi demografskoj raznovrsnosti samog skupa podataka.</w:t>
+      </w:r>
     </w:p>
     <w:p/>
     <w:p/>
@@ -1299,526 +2629,6 @@
     <w:p/>
     <w:p/>
     <w:p/>
-    <w:p/>
-    <w:p/>
-    <w:p/>
-    <w:p/>
-    <w:p/>
-    <w:p/>
-    <w:p/>
-    <w:p/>
-    <w:p/>
-    <w:p/>
-    <w:p>
-      <w:pPr>
-        <w:pStyle w:val="Naslov3"/>
-      </w:pPr>
-      <w:r>
-        <w:lastRenderedPageBreak/>
-        <w:t>CNN</w:t>
-      </w:r>
-      <w:r>
-        <w:t xml:space="preserve"> – </w:t>
-      </w:r>
-      <w:proofErr w:type="spellStart"/>
-      <w:r>
-        <w:t>Konvolucijske</w:t>
-      </w:r>
-      <w:proofErr w:type="spellEnd"/>
-      <w:r>
-        <w:t xml:space="preserve"> </w:t>
-      </w:r>
-      <w:proofErr w:type="spellStart"/>
-      <w:r>
-        <w:t>neuralne</w:t>
-      </w:r>
-      <w:proofErr w:type="spellEnd"/>
-      <w:r>
-        <w:t xml:space="preserve"> mreže </w:t>
-      </w:r>
-    </w:p>
-    <w:p/>
-    <w:p>
-      <w:proofErr w:type="spellStart"/>
-      <w:r>
-        <w:t>Konvolucijske</w:t>
-      </w:r>
-      <w:proofErr w:type="spellEnd"/>
-      <w:r>
-        <w:t xml:space="preserve"> </w:t>
-      </w:r>
-      <w:proofErr w:type="spellStart"/>
-      <w:r>
-        <w:t>neuralne</w:t>
-      </w:r>
-      <w:proofErr w:type="spellEnd"/>
-      <w:r>
-        <w:t xml:space="preserve"> mreže (CNN) su posebna vrsta </w:t>
-      </w:r>
-      <w:proofErr w:type="spellStart"/>
-      <w:r>
-        <w:t>neuralnih</w:t>
-      </w:r>
-      <w:proofErr w:type="spellEnd"/>
-      <w:r>
-        <w:t xml:space="preserve"> mreža koje koriste algoritme specifično za rad sa podacima koji su predstavljani preko </w:t>
-      </w:r>
-      <w:proofErr w:type="spellStart"/>
-      <w:r>
-        <w:t>grida</w:t>
-      </w:r>
-      <w:proofErr w:type="spellEnd"/>
-      <w:r>
-        <w:t xml:space="preserve"> (mreže), poput slika. Kao i obične </w:t>
-      </w:r>
-      <w:proofErr w:type="spellStart"/>
-      <w:r>
-        <w:t>neuralne</w:t>
-      </w:r>
-      <w:proofErr w:type="spellEnd"/>
-      <w:r>
-        <w:t xml:space="preserve"> mreže, </w:t>
-      </w:r>
-      <w:proofErr w:type="spellStart"/>
-      <w:r>
-        <w:t>konvolucijske</w:t>
-      </w:r>
-      <w:proofErr w:type="spellEnd"/>
-      <w:r>
-        <w:t xml:space="preserve"> </w:t>
-      </w:r>
-      <w:proofErr w:type="spellStart"/>
-      <w:r>
-        <w:t>neuralne</w:t>
-      </w:r>
-      <w:proofErr w:type="spellEnd"/>
-      <w:r>
-        <w:t xml:space="preserve"> mreže rade na principu slojeva. Prvi slojevi se obično koriste za detekciju </w:t>
-      </w:r>
-      <w:proofErr w:type="spellStart"/>
-      <w:r>
-        <w:t>jednostavih</w:t>
-      </w:r>
-      <w:proofErr w:type="spellEnd"/>
-      <w:r>
-        <w:t xml:space="preserve"> oblika poput ivica dok kasniji slojevi mogu prepoznavati kompleksnije oblike. </w:t>
-      </w:r>
-    </w:p>
-    <w:p>
-      <w:proofErr w:type="spellStart"/>
-      <w:r>
-        <w:t>Konvolucijske</w:t>
-      </w:r>
-      <w:proofErr w:type="spellEnd"/>
-      <w:r>
-        <w:t xml:space="preserve"> </w:t>
-      </w:r>
-      <w:proofErr w:type="spellStart"/>
-      <w:r>
-        <w:t>neuralne</w:t>
-      </w:r>
-      <w:proofErr w:type="spellEnd"/>
-      <w:r>
-        <w:t xml:space="preserve"> mreže koriste posebne slojeve pomoću kojih se efikasno dobijaju informacije iz podataka.</w:t>
-      </w:r>
-    </w:p>
-    <w:p>
-      <w:r>
-        <w:t>Dati slojevi su:</w:t>
-      </w:r>
-    </w:p>
-    <w:p>
-      <w:pPr>
-        <w:pStyle w:val="Paragrafspiska"/>
-        <w:numPr>
-          <w:ilvl w:val="0"/>
-          <w:numId w:val="6"/>
-        </w:numPr>
-      </w:pPr>
-      <w:proofErr w:type="spellStart"/>
-      <w:r>
-        <w:t>konvolucijski</w:t>
-      </w:r>
-      <w:proofErr w:type="spellEnd"/>
-      <w:r>
-        <w:t xml:space="preserve"> slojevi, koriste filtere ili </w:t>
-      </w:r>
-      <w:proofErr w:type="spellStart"/>
-      <w:r>
-        <w:t>kernele</w:t>
-      </w:r>
-      <w:proofErr w:type="spellEnd"/>
-      <w:r>
-        <w:t xml:space="preserve"> koji prelaze preko čitave slike i </w:t>
-      </w:r>
-      <w:proofErr w:type="spellStart"/>
-      <w:r>
-        <w:t>pomoće</w:t>
-      </w:r>
-      <w:proofErr w:type="spellEnd"/>
-      <w:r>
-        <w:t xml:space="preserve"> njih traže neki </w:t>
-      </w:r>
-      <w:proofErr w:type="spellStart"/>
-      <w:r>
-        <w:t>jedostavan</w:t>
-      </w:r>
-      <w:proofErr w:type="spellEnd"/>
-      <w:r>
-        <w:t xml:space="preserve"> oblik bilo to ivica ili boja. Kako računar sliku vidi kao </w:t>
-      </w:r>
-      <w:proofErr w:type="spellStart"/>
-      <w:r>
-        <w:t>metricu</w:t>
-      </w:r>
-      <w:proofErr w:type="spellEnd"/>
-      <w:r>
-        <w:t xml:space="preserve"> brojeva, </w:t>
-      </w:r>
-      <w:proofErr w:type="spellStart"/>
-      <w:r>
-        <w:t>kernel</w:t>
-      </w:r>
-      <w:proofErr w:type="spellEnd"/>
-      <w:r>
-        <w:t xml:space="preserve"> također predstavlja jednu manju matricu obično 3x3. Data matrica u sadrži težine (</w:t>
-      </w:r>
-      <w:proofErr w:type="spellStart"/>
-      <w:r>
-        <w:t>weights</w:t>
-      </w:r>
-      <w:proofErr w:type="spellEnd"/>
-      <w:r>
-        <w:t xml:space="preserve">) koje </w:t>
-      </w:r>
-      <w:proofErr w:type="spellStart"/>
-      <w:r>
-        <w:t>množi</w:t>
-      </w:r>
-      <w:proofErr w:type="spellEnd"/>
-      <w:r>
-        <w:t xml:space="preserve"> za vrijednostima matrice direktno ispod, </w:t>
-      </w:r>
-      <w:proofErr w:type="spellStart"/>
-      <w:r>
-        <w:t>sabira</w:t>
-      </w:r>
-      <w:proofErr w:type="spellEnd"/>
-      <w:r>
-        <w:t xml:space="preserve"> ih te kao rezultat nam daje jedan broj. Rezultat iz </w:t>
-      </w:r>
-      <w:proofErr w:type="spellStart"/>
-      <w:r>
-        <w:t>konvolucijskog</w:t>
-      </w:r>
-      <w:proofErr w:type="spellEnd"/>
-      <w:r>
-        <w:t xml:space="preserve"> sloja će predstavljati lokacije gdje imamo date oblike prisutne.</w:t>
-      </w:r>
-      <w:r>
-        <w:t xml:space="preserve"> </w:t>
-      </w:r>
-    </w:p>
-    <w:p>
-      <w:pPr>
-        <w:pStyle w:val="Paragrafspiska"/>
-        <w:numPr>
-          <w:ilvl w:val="0"/>
-          <w:numId w:val="6"/>
-        </w:numPr>
-      </w:pPr>
-      <w:r>
-        <w:t xml:space="preserve">aktivacijski slojevi - aktivacijski sloj obično koristi </w:t>
-      </w:r>
-      <w:proofErr w:type="spellStart"/>
-      <w:r>
-        <w:t>RElu</w:t>
-      </w:r>
-      <w:proofErr w:type="spellEnd"/>
-      <w:r>
-        <w:t xml:space="preserve"> aktivacijsku funkcija koja uvodi nelinearnost u sistem. Ona će slabe signale odbaciti a jače ostaviti (negativni vrijednost se preslikavaju u 0, dok pozitivni se ne diraju).</w:t>
-      </w:r>
-    </w:p>
-    <w:p>
-      <w:pPr>
-        <w:pStyle w:val="Paragrafspiska"/>
-        <w:numPr>
-          <w:ilvl w:val="0"/>
-          <w:numId w:val="6"/>
-        </w:numPr>
-      </w:pPr>
-      <w:proofErr w:type="spellStart"/>
-      <w:r>
-        <w:t>pooling</w:t>
-      </w:r>
-      <w:proofErr w:type="spellEnd"/>
-      <w:r>
-        <w:t xml:space="preserve"> slojevi (slojevi sažimanja), kao i </w:t>
-      </w:r>
-      <w:proofErr w:type="spellStart"/>
-      <w:r>
-        <w:t>konvolucijski</w:t>
-      </w:r>
-      <w:proofErr w:type="spellEnd"/>
-      <w:r>
-        <w:t xml:space="preserve"> slojevi koriste filtere ili </w:t>
-      </w:r>
-      <w:proofErr w:type="spellStart"/>
-      <w:r>
-        <w:t>kernel</w:t>
-      </w:r>
-      <w:proofErr w:type="spellEnd"/>
-      <w:r>
-        <w:t xml:space="preserve"> koji prelazi preko čitave slike ali </w:t>
-      </w:r>
-      <w:proofErr w:type="spellStart"/>
-      <w:r>
-        <w:t>pooling</w:t>
-      </w:r>
-      <w:proofErr w:type="spellEnd"/>
-      <w:r>
-        <w:t xml:space="preserve"> sloj nam daje neku informaciju o </w:t>
-      </w:r>
-      <w:proofErr w:type="spellStart"/>
-      <w:r>
-        <w:t>datom</w:t>
-      </w:r>
-      <w:proofErr w:type="spellEnd"/>
-      <w:r>
-        <w:t xml:space="preserve"> prostoru i smanjuje dimenzije slike. Recimo, imamo </w:t>
-      </w:r>
-      <w:proofErr w:type="spellStart"/>
-      <w:r>
-        <w:t>max</w:t>
-      </w:r>
-      <w:proofErr w:type="spellEnd"/>
-      <w:r>
-        <w:t xml:space="preserve"> </w:t>
-      </w:r>
-      <w:proofErr w:type="spellStart"/>
-      <w:r>
-        <w:t>pooling</w:t>
-      </w:r>
-      <w:proofErr w:type="spellEnd"/>
-      <w:r>
-        <w:t xml:space="preserve"> sloj koji će preći preko </w:t>
-      </w:r>
-      <w:proofErr w:type="spellStart"/>
-      <w:r>
-        <w:t>datog</w:t>
-      </w:r>
-      <w:proofErr w:type="spellEnd"/>
-      <w:r>
-        <w:t xml:space="preserve"> dijela slike (npr. 2x2 </w:t>
-      </w:r>
-      <w:proofErr w:type="spellStart"/>
-      <w:r>
-        <w:t>kernel</w:t>
-      </w:r>
-      <w:proofErr w:type="spellEnd"/>
-      <w:r>
-        <w:t xml:space="preserve">) i izvući samo najveću vrijednost. Time se smanjuje računarsko </w:t>
-      </w:r>
-      <w:proofErr w:type="spellStart"/>
-      <w:r>
-        <w:t>opterećenje</w:t>
-      </w:r>
-      <w:proofErr w:type="spellEnd"/>
-      <w:r>
-        <w:t xml:space="preserve">, a </w:t>
-      </w:r>
-      <w:proofErr w:type="spellStart"/>
-      <w:r>
-        <w:t>zadržavamo</w:t>
-      </w:r>
-      <w:proofErr w:type="spellEnd"/>
-      <w:r>
-        <w:t xml:space="preserve"> najvažnije informacije.</w:t>
-      </w:r>
-    </w:p>
-    <w:p>
-      <w:pPr>
-        <w:pStyle w:val="Paragrafspiska"/>
-        <w:numPr>
-          <w:ilvl w:val="0"/>
-          <w:numId w:val="6"/>
-        </w:numPr>
-      </w:pPr>
-      <w:r>
-        <w:t xml:space="preserve">potpuno povezani slojevi, kao što smo imali i u osnovnim </w:t>
-      </w:r>
-      <w:proofErr w:type="spellStart"/>
-      <w:r>
-        <w:t>neuralnim</w:t>
-      </w:r>
-      <w:proofErr w:type="spellEnd"/>
-      <w:r>
-        <w:t xml:space="preserve"> mrežama potpuno povezani slojevi će doći na kraju mreže. Oni nam tada mogu uzeti sve informacije o slici koje smo prethodno dobili i donijeti finalnu odluku, recimo da li se na slici nalazi maligno ili benigno tkivo.</w:t>
-      </w:r>
-    </w:p>
-    <w:p>
-      <w:r>
-        <w:t xml:space="preserve">Najveća razlika </w:t>
-      </w:r>
-      <w:proofErr w:type="spellStart"/>
-      <w:r>
-        <w:t>izmežu</w:t>
-      </w:r>
-      <w:proofErr w:type="spellEnd"/>
-      <w:r>
-        <w:t xml:space="preserve"> običnih </w:t>
-      </w:r>
-      <w:proofErr w:type="spellStart"/>
-      <w:r>
-        <w:t>neuralnih</w:t>
-      </w:r>
-      <w:proofErr w:type="spellEnd"/>
-      <w:r>
-        <w:t xml:space="preserve"> mreža i </w:t>
-      </w:r>
-      <w:proofErr w:type="spellStart"/>
-      <w:r>
-        <w:t>konvolucijskih</w:t>
-      </w:r>
-      <w:proofErr w:type="spellEnd"/>
-      <w:r>
-        <w:t xml:space="preserve"> mreža jeste arhitektura. Obične </w:t>
-      </w:r>
-      <w:proofErr w:type="spellStart"/>
-      <w:r>
-        <w:t>neuralne</w:t>
-      </w:r>
-      <w:proofErr w:type="spellEnd"/>
-      <w:r>
-        <w:t xml:space="preserve"> mreže sadrže isključivo potpuno povezani slojeve dok </w:t>
-      </w:r>
-      <w:proofErr w:type="spellStart"/>
-      <w:r>
-        <w:t>konvolucijske</w:t>
-      </w:r>
-      <w:proofErr w:type="spellEnd"/>
-      <w:r>
-        <w:t xml:space="preserve"> mreže sadrže </w:t>
-      </w:r>
-      <w:proofErr w:type="spellStart"/>
-      <w:r>
-        <w:t>konvolucijske</w:t>
-      </w:r>
-      <w:proofErr w:type="spellEnd"/>
-      <w:r>
-        <w:t xml:space="preserve">, </w:t>
-      </w:r>
-      <w:proofErr w:type="spellStart"/>
-      <w:r>
-        <w:t>pooling</w:t>
-      </w:r>
-      <w:proofErr w:type="spellEnd"/>
-      <w:r>
-        <w:t xml:space="preserve"> i potpuno povezane slojeve.</w:t>
-      </w:r>
-    </w:p>
-    <w:p>
-      <w:proofErr w:type="spellStart"/>
-      <w:r>
-        <w:t>Konvolucijske</w:t>
-      </w:r>
-      <w:proofErr w:type="spellEnd"/>
-      <w:r>
-        <w:t xml:space="preserve"> </w:t>
-      </w:r>
-      <w:proofErr w:type="spellStart"/>
-      <w:r>
-        <w:t>neuralne</w:t>
-      </w:r>
-      <w:proofErr w:type="spellEnd"/>
-      <w:r>
-        <w:t xml:space="preserve"> mreže su se pokazale kao veoma efikasne za </w:t>
-      </w:r>
-      <w:proofErr w:type="spellStart"/>
-      <w:r>
-        <w:t>riješavanje</w:t>
-      </w:r>
-      <w:proofErr w:type="spellEnd"/>
-      <w:r>
-        <w:t xml:space="preserve"> problema gdje su podaci strukturirani u </w:t>
-      </w:r>
-      <w:proofErr w:type="spellStart"/>
-      <w:r>
-        <w:t>grid</w:t>
-      </w:r>
-      <w:proofErr w:type="spellEnd"/>
-      <w:r>
-        <w:t xml:space="preserve"> poput slika ali su se pokazale </w:t>
-      </w:r>
-      <w:proofErr w:type="spellStart"/>
-      <w:r>
-        <w:t>efkiasne</w:t>
-      </w:r>
-      <w:proofErr w:type="spellEnd"/>
-      <w:r>
-        <w:t xml:space="preserve"> i za različite vrste problema poput: </w:t>
-      </w:r>
-    </w:p>
-    <w:p>
-      <w:pPr>
-        <w:pStyle w:val="Paragrafspiska"/>
-        <w:numPr>
-          <w:ilvl w:val="0"/>
-          <w:numId w:val="6"/>
-        </w:numPr>
-      </w:pPr>
-      <w:r>
-        <w:t xml:space="preserve">NLP (Natural </w:t>
-      </w:r>
-      <w:proofErr w:type="spellStart"/>
-      <w:r>
-        <w:t>Language</w:t>
-      </w:r>
-      <w:proofErr w:type="spellEnd"/>
-      <w:r>
-        <w:t xml:space="preserve"> Processing) problemi, gdje se tekst </w:t>
-      </w:r>
-      <w:proofErr w:type="spellStart"/>
-      <w:r>
-        <w:t>posmatra</w:t>
-      </w:r>
-      <w:proofErr w:type="spellEnd"/>
-      <w:r>
-        <w:t xml:space="preserve"> kao 1D slika, te CNN mogu analizirati sentiment teksta kao i prevod.</w:t>
-      </w:r>
-    </w:p>
-    <w:p>
-      <w:pPr>
-        <w:pStyle w:val="Paragrafspiska"/>
-        <w:numPr>
-          <w:ilvl w:val="0"/>
-          <w:numId w:val="6"/>
-        </w:numPr>
-      </w:pPr>
-      <w:r>
-        <w:t>Analiza medicinskih slika, gdje se koriste za detekciju anomalija koje mogu predstavljati bolest.</w:t>
-      </w:r>
-    </w:p>
-    <w:p>
-      <w:pPr>
-        <w:pStyle w:val="Paragrafspiska"/>
-        <w:numPr>
-          <w:ilvl w:val="0"/>
-          <w:numId w:val="6"/>
-        </w:numPr>
-      </w:pPr>
-      <w:r>
-        <w:t xml:space="preserve">Finansijsko modeliranje, gdje se finansijski podaci tretiraju kao 1D slike, a CNN se mogu koristiti za prepoznavanje anomalija i </w:t>
-      </w:r>
-      <w:proofErr w:type="spellStart"/>
-      <w:r>
-        <w:t>predviđanje</w:t>
-      </w:r>
-      <w:proofErr w:type="spellEnd"/>
-      <w:r>
-        <w:t xml:space="preserve"> trendova.</w:t>
-      </w:r>
-    </w:p>
     <w:p>
       <w:r>
         <w:rPr>
@@ -1828,599 +2638,63 @@
           <w:szCs w:val="28"/>
         </w:rPr>
         <w:lastRenderedPageBreak/>
-        <w:t>Korišteni skup podataka (</w:t>
-      </w:r>
-      <w:proofErr w:type="spellStart"/>
-      <w:r>
-        <w:rPr>
-          <w:rFonts w:eastAsiaTheme="majorEastAsia" w:cstheme="majorBidi"/>
-          <w:color w:val="0F4761" w:themeColor="accent1" w:themeShade="BF"/>
-          <w:sz w:val="28"/>
-          <w:szCs w:val="28"/>
-        </w:rPr>
-        <w:t>Dataset</w:t>
-      </w:r>
-      <w:proofErr w:type="spellEnd"/>
-      <w:r>
-        <w:rPr>
-          <w:rFonts w:eastAsiaTheme="majorEastAsia" w:cstheme="majorBidi"/>
-          <w:color w:val="0F4761" w:themeColor="accent1" w:themeShade="BF"/>
-          <w:sz w:val="28"/>
-          <w:szCs w:val="28"/>
-        </w:rPr>
-        <w:t>)</w:t>
-      </w:r>
-    </w:p>
-    <w:p>
-      <w:r>
-        <w:t>Da bi</w:t>
-      </w:r>
-      <w:r>
-        <w:t>smo bili</w:t>
-      </w:r>
-      <w:r>
-        <w:t xml:space="preserve"> u </w:t>
-      </w:r>
-      <w:proofErr w:type="spellStart"/>
-      <w:r>
-        <w:t>mogućnosti</w:t>
-      </w:r>
-      <w:proofErr w:type="spellEnd"/>
-      <w:r>
-        <w:t xml:space="preserve"> trenirati model </w:t>
-      </w:r>
-      <w:r>
-        <w:t>mašinskog učenja</w:t>
-      </w:r>
-      <w:r>
-        <w:t xml:space="preserve">, neophodni </w:t>
-      </w:r>
-      <w:r>
-        <w:t xml:space="preserve">su nam podaci na kojima će model </w:t>
-      </w:r>
-      <w:r>
-        <w:t xml:space="preserve">učiti </w:t>
-      </w:r>
-      <w:r>
-        <w:t>i na kojim će se provjeravati njegova</w:t>
-      </w:r>
-      <w:r>
-        <w:t xml:space="preserve"> tačnost</w:t>
+        <w:t>Metrike modela</w:t>
+      </w:r>
+    </w:p>
+    <w:p>
+      <w:r>
+        <w:t xml:space="preserve">Da bismo mogli pravilno </w:t>
+      </w:r>
+      <w:proofErr w:type="spellStart"/>
+      <w:r>
+        <w:t>procjeniti</w:t>
+      </w:r>
+      <w:proofErr w:type="spellEnd"/>
+      <w:r>
+        <w:t xml:space="preserve"> mane i prednosti treniranja i korištenja modela u </w:t>
+      </w:r>
+      <w:proofErr w:type="spellStart"/>
+      <w:r>
+        <w:t>Python</w:t>
+      </w:r>
+      <w:proofErr w:type="spellEnd"/>
+      <w:r>
+        <w:t xml:space="preserve"> i .NET </w:t>
+      </w:r>
+      <w:proofErr w:type="spellStart"/>
+      <w:r>
+        <w:t>okruženju</w:t>
+      </w:r>
+      <w:proofErr w:type="spellEnd"/>
+      <w:r>
+        <w:t>,</w:t>
+      </w:r>
+      <w:r>
+        <w:t xml:space="preserve"> </w:t>
+      </w:r>
+      <w:r>
+        <w:t xml:space="preserve">potrebne su nam precizne </w:t>
+      </w:r>
+      <w:r>
+        <w:t>metrik</w:t>
+      </w:r>
+      <w:r>
+        <w:t>e</w:t>
+      </w:r>
+      <w:r>
+        <w:t xml:space="preserve"> </w:t>
+      </w:r>
+      <w:r>
+        <w:t xml:space="preserve">koje će nam dati više informacija o </w:t>
+      </w:r>
+      <w:r>
+        <w:t>procesu treniranje</w:t>
+      </w:r>
+      <w:r>
+        <w:t xml:space="preserve"> i tačnosti samog modela</w:t>
       </w:r>
       <w:r>
         <w:t>.</w:t>
-      </w:r>
-      <w:r>
-        <w:t xml:space="preserve"> </w:t>
-      </w:r>
-      <w:proofErr w:type="spellStart"/>
-      <w:r>
-        <w:t>Kvalitet</w:t>
-      </w:r>
-      <w:proofErr w:type="spellEnd"/>
-      <w:r>
-        <w:t xml:space="preserve"> i </w:t>
-      </w:r>
-      <w:proofErr w:type="spellStart"/>
-      <w:r>
-        <w:t>kvantitet</w:t>
-      </w:r>
-      <w:proofErr w:type="spellEnd"/>
-      <w:r>
-        <w:t xml:space="preserve"> podataka će diktirati koliko će dobar naš model biti</w:t>
-      </w:r>
-      <w:r>
-        <w:t xml:space="preserve">. Podaci moraju biti ispravno obilježeni te moraju biti dovoljno opširni i raznovrsni da bi naš model mogao ispravno generalizirati </w:t>
-      </w:r>
-      <w:r>
-        <w:t>problem</w:t>
-      </w:r>
-      <w:r>
-        <w:t xml:space="preserve"> bez prilagođavanja podacima</w:t>
-      </w:r>
-      <w:r>
-        <w:t xml:space="preserve"> </w:t>
-      </w:r>
-      <w:r>
-        <w:t>(</w:t>
-      </w:r>
-      <w:proofErr w:type="spellStart"/>
-      <w:r>
-        <w:t>overfitting</w:t>
-      </w:r>
-      <w:proofErr w:type="spellEnd"/>
-      <w:r>
-        <w:t>)</w:t>
-      </w:r>
-      <w:r>
-        <w:t xml:space="preserve">. </w:t>
-      </w:r>
-    </w:p>
-    <w:p>
-      <w:r>
-        <w:t xml:space="preserve">U ovu svrhu je korišten </w:t>
-      </w:r>
-      <w:r>
-        <w:t>skup podataka</w:t>
-      </w:r>
-      <w:r>
-        <w:t xml:space="preserve"> sa stranice </w:t>
-      </w:r>
-      <w:proofErr w:type="spellStart"/>
-      <w:r>
-        <w:t>Kaggle</w:t>
-      </w:r>
-      <w:proofErr w:type="spellEnd"/>
-      <w:r>
-        <w:t xml:space="preserve">. </w:t>
-      </w:r>
-      <w:proofErr w:type="spellStart"/>
-      <w:r>
-        <w:t>Kaggle</w:t>
-      </w:r>
-      <w:proofErr w:type="spellEnd"/>
-      <w:r>
-        <w:t xml:space="preserve"> je</w:t>
-      </w:r>
-      <w:r>
-        <w:t xml:space="preserve"> online</w:t>
-      </w:r>
-      <w:r>
-        <w:t xml:space="preserve"> platforma koja pruža korisnicima </w:t>
-      </w:r>
-      <w:proofErr w:type="spellStart"/>
-      <w:r>
-        <w:t>mogućnost</w:t>
-      </w:r>
-      <w:proofErr w:type="spellEnd"/>
-      <w:r>
-        <w:t xml:space="preserve"> preuzimanja </w:t>
-      </w:r>
-      <w:proofErr w:type="spellStart"/>
-      <w:r>
-        <w:t>dataset</w:t>
-      </w:r>
-      <w:proofErr w:type="spellEnd"/>
-      <w:r>
-        <w:t>-ova</w:t>
-      </w:r>
-      <w:r>
-        <w:t xml:space="preserve"> za treniranje modela kao</w:t>
-      </w:r>
-      <w:r>
-        <w:t xml:space="preserve"> </w:t>
-      </w:r>
-      <w:r>
-        <w:t>i</w:t>
-      </w:r>
-      <w:r>
-        <w:t xml:space="preserve"> </w:t>
-      </w:r>
-      <w:proofErr w:type="spellStart"/>
-      <w:r>
-        <w:t>poređenje</w:t>
-      </w:r>
-      <w:proofErr w:type="spellEnd"/>
-      <w:r>
-        <w:t xml:space="preserve"> </w:t>
-      </w:r>
-      <w:r>
-        <w:t>i</w:t>
-      </w:r>
-      <w:r>
-        <w:t>s</w:t>
-      </w:r>
-      <w:r>
-        <w:t xml:space="preserve">treniranih </w:t>
-      </w:r>
-      <w:r>
-        <w:t>modela mašinskog učenja.</w:t>
-      </w:r>
-    </w:p>
-    <w:p>
-      <w:r>
-        <w:t>Skup podataka koji je korišten za dati radi je</w:t>
-      </w:r>
-      <w:r>
-        <w:t xml:space="preserve"> IQ-OTH</w:t>
-      </w:r>
-      <w:r>
-        <w:t>/NCCD(</w:t>
-      </w:r>
-      <w:proofErr w:type="spellStart"/>
-      <w:r>
-        <w:t>Iraq</w:t>
-      </w:r>
-      <w:r>
-        <w:t>-Oncolog</w:t>
-      </w:r>
-      <w:r>
-        <w:t>y</w:t>
-      </w:r>
-      <w:proofErr w:type="spellEnd"/>
-      <w:r>
-        <w:t xml:space="preserve"> </w:t>
-      </w:r>
-      <w:proofErr w:type="spellStart"/>
-      <w:r>
-        <w:t>Teaching</w:t>
-      </w:r>
-      <w:proofErr w:type="spellEnd"/>
-      <w:r>
-        <w:t xml:space="preserve"> </w:t>
-      </w:r>
-      <w:proofErr w:type="spellStart"/>
-      <w:r>
-        <w:t>Hospital</w:t>
-      </w:r>
-      <w:proofErr w:type="spellEnd"/>
-      <w:r>
-        <w:rPr>
-          <w:lang w:val="en-GB"/>
-        </w:rPr>
-        <w:t xml:space="preserve">/National </w:t>
-      </w:r>
-      <w:proofErr w:type="spellStart"/>
-      <w:r>
-        <w:rPr>
-          <w:lang w:val="en-GB"/>
-        </w:rPr>
-        <w:t>Center</w:t>
-      </w:r>
-      <w:proofErr w:type="spellEnd"/>
-      <w:r>
-        <w:rPr>
-          <w:lang w:val="en-GB"/>
-        </w:rPr>
-        <w:t xml:space="preserve"> for C</w:t>
-      </w:r>
-      <w:r>
-        <w:rPr>
-          <w:lang w:val="en-GB"/>
-        </w:rPr>
-        <w:t>a</w:t>
-      </w:r>
-      <w:r>
-        <w:rPr>
-          <w:lang w:val="en-GB"/>
-        </w:rPr>
-        <w:t>n</w:t>
-      </w:r>
-      <w:r>
-        <w:rPr>
-          <w:lang w:val="en-GB"/>
-        </w:rPr>
-        <w:t>c</w:t>
-      </w:r>
-      <w:r>
-        <w:rPr>
-          <w:lang w:val="en-GB"/>
-        </w:rPr>
-        <w:t xml:space="preserve">er Diseases). </w:t>
-      </w:r>
-      <w:proofErr w:type="spellStart"/>
-      <w:r>
-        <w:rPr>
-          <w:lang w:val="en-GB"/>
-        </w:rPr>
-        <w:t>Podaci</w:t>
-      </w:r>
-      <w:proofErr w:type="spellEnd"/>
-      <w:r>
-        <w:rPr>
-          <w:lang w:val="en-GB"/>
-        </w:rPr>
-        <w:t xml:space="preserve"> </w:t>
-      </w:r>
-      <w:proofErr w:type="spellStart"/>
-      <w:r>
-        <w:rPr>
-          <w:lang w:val="en-GB"/>
-        </w:rPr>
-        <w:t>su</w:t>
-      </w:r>
-      <w:proofErr w:type="spellEnd"/>
-      <w:r>
-        <w:rPr>
-          <w:lang w:val="en-GB"/>
-        </w:rPr>
-        <w:t xml:space="preserve"> </w:t>
-      </w:r>
-      <w:proofErr w:type="spellStart"/>
-      <w:r>
-        <w:rPr>
-          <w:lang w:val="en-GB"/>
-        </w:rPr>
-        <w:t>prikupljeni</w:t>
-      </w:r>
-      <w:proofErr w:type="spellEnd"/>
-      <w:r>
-        <w:rPr>
-          <w:lang w:val="en-GB"/>
-        </w:rPr>
-        <w:t xml:space="preserve"> u </w:t>
-      </w:r>
-      <w:proofErr w:type="spellStart"/>
-      <w:r>
-        <w:rPr>
-          <w:lang w:val="en-GB"/>
-        </w:rPr>
-        <w:t>bolnicama</w:t>
-      </w:r>
-      <w:proofErr w:type="spellEnd"/>
-      <w:r>
-        <w:rPr>
-          <w:lang w:val="en-GB"/>
-        </w:rPr>
-        <w:t xml:space="preserve"> u </w:t>
-      </w:r>
-      <w:proofErr w:type="spellStart"/>
-      <w:r>
-        <w:rPr>
-          <w:lang w:val="en-GB"/>
-        </w:rPr>
-        <w:t>Iraku</w:t>
-      </w:r>
-      <w:proofErr w:type="spellEnd"/>
-      <w:r>
-        <w:rPr>
-          <w:lang w:val="en-GB"/>
-        </w:rPr>
-        <w:t xml:space="preserve"> u </w:t>
-      </w:r>
-      <w:proofErr w:type="spellStart"/>
-      <w:r>
-        <w:rPr>
-          <w:lang w:val="en-GB"/>
-        </w:rPr>
-        <w:t>periodu</w:t>
-      </w:r>
-      <w:proofErr w:type="spellEnd"/>
-      <w:r>
-        <w:rPr>
-          <w:lang w:val="en-GB"/>
-        </w:rPr>
-        <w:t xml:space="preserve"> od </w:t>
-      </w:r>
-      <w:r>
-        <w:rPr>
-          <w:lang w:val="en-GB"/>
-        </w:rPr>
-        <w:t xml:space="preserve">tri </w:t>
-      </w:r>
-      <w:proofErr w:type="spellStart"/>
-      <w:r>
-        <w:rPr>
-          <w:lang w:val="en-GB"/>
-        </w:rPr>
-        <w:t>mjeseca</w:t>
-      </w:r>
-      <w:proofErr w:type="spellEnd"/>
-      <w:r>
-        <w:rPr>
-          <w:lang w:val="en-GB"/>
-        </w:rPr>
-        <w:t xml:space="preserve"> u </w:t>
-      </w:r>
-      <w:proofErr w:type="spellStart"/>
-      <w:r>
-        <w:rPr>
-          <w:lang w:val="en-GB"/>
-        </w:rPr>
-        <w:t>jes</w:t>
-      </w:r>
-      <w:r>
-        <w:rPr>
-          <w:lang w:val="en-GB"/>
-        </w:rPr>
-        <w:t>en</w:t>
-      </w:r>
-      <w:proofErr w:type="spellEnd"/>
-      <w:r>
-        <w:rPr>
-          <w:lang w:val="en-GB"/>
-        </w:rPr>
-        <w:t xml:space="preserve"> 2019</w:t>
-      </w:r>
-      <w:r>
-        <w:rPr>
-          <w:lang w:val="en-GB"/>
-        </w:rPr>
-        <w:t>.</w:t>
-      </w:r>
-      <w:r>
-        <w:rPr>
-          <w:lang w:val="en-GB"/>
-        </w:rPr>
-        <w:t xml:space="preserve"> </w:t>
-      </w:r>
-      <w:proofErr w:type="spellStart"/>
-      <w:r>
-        <w:rPr>
-          <w:lang w:val="en-GB"/>
-        </w:rPr>
-        <w:t>godine</w:t>
-      </w:r>
-      <w:proofErr w:type="spellEnd"/>
-      <w:r>
-        <w:rPr>
-          <w:lang w:val="en-GB"/>
-        </w:rPr>
-        <w:t>. Sadr</w:t>
-      </w:r>
-      <w:proofErr w:type="spellStart"/>
-      <w:r>
-        <w:t>ži</w:t>
-      </w:r>
-      <w:proofErr w:type="spellEnd"/>
-      <w:r>
-        <w:t xml:space="preserve"> CT snimke pacijenata sa rakom pluća u različitim fazama, kao i </w:t>
-      </w:r>
-      <w:r>
-        <w:t xml:space="preserve">snimke </w:t>
-      </w:r>
-      <w:r>
-        <w:t xml:space="preserve">zdravih pacijenata. </w:t>
-      </w:r>
-    </w:p>
-    <w:p>
-      <w:r>
-        <w:t>Ukupno je obuhvaćeno 110 slučajeva, koji su grupisani u tri klase:</w:t>
-      </w:r>
-    </w:p>
-    <w:p>
-      <w:pPr>
-        <w:pStyle w:val="Paragrafspiska"/>
-        <w:numPr>
-          <w:ilvl w:val="0"/>
-          <w:numId w:val="6"/>
-        </w:numPr>
-        <w:rPr>
-          <w:lang w:val="de-DE"/>
-        </w:rPr>
-      </w:pPr>
-      <w:r>
-        <w:rPr>
-          <w:lang w:val="de-DE"/>
-        </w:rPr>
-        <w:t>Maligno: 40 slučajeva</w:t>
-      </w:r>
-    </w:p>
-    <w:p>
-      <w:pPr>
-        <w:pStyle w:val="Paragrafspiska"/>
-        <w:numPr>
-          <w:ilvl w:val="0"/>
-          <w:numId w:val="6"/>
-        </w:numPr>
-        <w:rPr>
-          <w:lang w:val="de-DE"/>
-        </w:rPr>
-      </w:pPr>
-      <w:r>
-        <w:t>Benigno: 15 slučajeva</w:t>
-      </w:r>
-    </w:p>
-    <w:p>
-      <w:pPr>
-        <w:pStyle w:val="Paragrafspiska"/>
-        <w:numPr>
-          <w:ilvl w:val="0"/>
-          <w:numId w:val="6"/>
-        </w:numPr>
-        <w:rPr>
-          <w:lang w:val="de-DE"/>
-        </w:rPr>
-      </w:pPr>
-      <w:r>
-        <w:t>Normalno: 55 slučajeva</w:t>
-      </w:r>
-    </w:p>
-    <w:p>
-      <w:pPr>
-        <w:ind w:left="360"/>
-        <w:rPr>
-          <w:lang w:val="de-DE"/>
-        </w:rPr>
-      </w:pPr>
-    </w:p>
-    <w:p>
-      <w:pPr>
-        <w:rPr>
-          <w:lang w:val="de-DE"/>
-        </w:rPr>
-      </w:pPr>
-      <w:r>
-        <w:rPr>
-          <w:lang w:val="de-DE"/>
-        </w:rPr>
-        <w:t xml:space="preserve">CT snimci su originalno prikupljeni u DICOM formatu korištenjem Siemens SOMATOM skenera. Iako jedan potpuni CT sken ljudskog grudnog koša sadrži između 80 i 200 pojedinačnih </w:t>
-      </w:r>
-      <w:r>
-        <w:rPr>
-          <w:lang w:val="de-DE"/>
-        </w:rPr>
-        <w:t xml:space="preserve">snimaka </w:t>
-      </w:r>
-      <w:r>
-        <w:rPr>
-          <w:lang w:val="de-DE"/>
-        </w:rPr>
-        <w:t>iz različitih uglova, za potrebe ovog skupa podataka izdvoj</w:t>
-      </w:r>
-      <w:r>
-        <w:rPr>
-          <w:lang w:val="de-DE"/>
-        </w:rPr>
-        <w:t>eno je</w:t>
-      </w:r>
-      <w:r>
-        <w:rPr>
-          <w:lang w:val="de-DE"/>
-        </w:rPr>
-        <w:t xml:space="preserve"> ukupno 1190 najrelevantnijih slika. Izdvajanje samo ključnih presjeka na kojima su promjene vidljive omogućava efikasnije treniranje modela bez šuma koji bi stvorile nerelevantne slike.</w:t>
-      </w:r>
-    </w:p>
-    <w:p>
-      <w:pPr>
-        <w:rPr>
-          <w:lang w:val="de-DE"/>
-        </w:rPr>
-      </w:pPr>
-    </w:p>
-    <w:p>
-      <w:r>
-        <w:rPr>
-          <w:lang w:val="de-DE"/>
-        </w:rPr>
-        <w:t>Pacijenti unutar ovih 110 slučajeva variraju po spolu, starosti, stepenu obrazovanja, te mjestu stanovanja i socio-ekonomskom statusu, što doprinosi demografskoj raznovrsnosti samog skupa podataka.</w:t>
-      </w:r>
-    </w:p>
-    <w:p/>
-    <w:p/>
-    <w:p/>
-    <w:p/>
-    <w:p/>
-    <w:p/>
-    <w:p/>
-    <w:p/>
-    <w:p>
-      <w:r>
-        <w:rPr>
-          <w:rFonts w:eastAsiaTheme="majorEastAsia" w:cstheme="majorBidi"/>
-          <w:color w:val="0F4761" w:themeColor="accent1" w:themeShade="BF"/>
-          <w:sz w:val="28"/>
-          <w:szCs w:val="28"/>
-        </w:rPr>
-        <w:lastRenderedPageBreak/>
-        <w:t>Metrike modela</w:t>
-      </w:r>
-    </w:p>
-    <w:p>
-      <w:r>
-        <w:t xml:space="preserve">Da bismo mogli pravilno </w:t>
-      </w:r>
-      <w:proofErr w:type="spellStart"/>
-      <w:r>
-        <w:t>procjeniti</w:t>
-      </w:r>
-      <w:proofErr w:type="spellEnd"/>
-      <w:r>
-        <w:t xml:space="preserve"> mane i prednosti treniranja i korištenja modela u oba </w:t>
-      </w:r>
-      <w:proofErr w:type="spellStart"/>
-      <w:r>
-        <w:t>okruženja</w:t>
-      </w:r>
-      <w:proofErr w:type="spellEnd"/>
-      <w:r>
-        <w:t xml:space="preserve"> moramo definisati par metrik</w:t>
-      </w:r>
-      <w:r>
-        <w:t>a</w:t>
-      </w:r>
-      <w:r>
-        <w:t xml:space="preserve"> koje ćemo koristiti.</w:t>
       </w:r>
     </w:p>
     <w:p/>
@@ -2495,7 +2769,13 @@
       </w:r>
       <w:proofErr w:type="spellEnd"/>
       <w:r>
-        <w:t xml:space="preserve"> matrica. Zbog toga treniranje će se raditi na NVIDIA </w:t>
+        <w:t xml:space="preserve"> matrica</w:t>
+      </w:r>
+      <w:r>
+        <w:t xml:space="preserve"> koje su ključne za treniranje kompleksnih modela</w:t>
+      </w:r>
+      <w:r>
+        <w:t xml:space="preserve">. Zbog toga treniranje će se raditi na NVIDIA </w:t>
       </w:r>
       <w:proofErr w:type="spellStart"/>
       <w:r>
@@ -2845,6 +3125,7 @@
         <w:pStyle w:val="Paragrafspiska"/>
       </w:pPr>
       <w:r>
+        <w:lastRenderedPageBreak/>
         <w:t>Odziv nam govori koliko stvarnih slučajeva karcinoma naš model propusti da prepozna. U medicinskoj dijagnostici, ovaj broj želimo da je što bliži 1.</w:t>
       </w:r>
     </w:p>
@@ -3601,8 +3882,6 @@
         <w:t xml:space="preserve"> klasama, za naš slučaju je data metrika manje korisna.</w:t>
       </w:r>
     </w:p>
-    <w:p/>
-    <w:p/>
     <w:p>
       <w:pPr>
         <w:pStyle w:val="Naslov3"/>
@@ -3613,1721 +3892,11 @@
       </w:r>
     </w:p>
     <w:p/>
-    <w:p/>
-    <w:p/>
-    <w:p/>
-    <w:p/>
-    <w:p/>
-    <w:p/>
-    <w:p/>
-    <w:p/>
-    <w:p/>
-    <w:p/>
-    <w:p/>
-    <w:p/>
-    <w:p/>
-    <w:p/>
-    <w:p/>
-    <w:p/>
-    <w:p/>
-    <w:p/>
-    <w:p/>
-    <w:p/>
-    <w:p/>
-    <w:p/>
-    <w:p/>
-    <w:p/>
-    <w:p/>
-    <w:p/>
-    <w:p>
-      <w:pPr>
-        <w:pStyle w:val="Naslov2"/>
-      </w:pPr>
-      <w:r>
-        <w:lastRenderedPageBreak/>
-        <w:t>Arhitektura sistema i metodologija testiranja</w:t>
-      </w:r>
-    </w:p>
-    <w:p/>
     <w:p>
       <w:pPr>
         <w:pStyle w:val="Naslov3"/>
       </w:pPr>
       <w:r>
-        <w:t>Metodologija testiranja i kontrola varijabli</w:t>
-      </w:r>
-    </w:p>
-    <w:p/>
-    <w:p>
-      <w:r>
-        <w:t xml:space="preserve">Kako bi se osiguralo naučno relevantno i pravedno </w:t>
-      </w:r>
-      <w:proofErr w:type="spellStart"/>
-      <w:r>
-        <w:t>poređenje</w:t>
-      </w:r>
-      <w:proofErr w:type="spellEnd"/>
-      <w:r>
-        <w:t xml:space="preserve"> performansi između </w:t>
-      </w:r>
-      <w:proofErr w:type="spellStart"/>
-      <w:r>
-        <w:t>Python</w:t>
-      </w:r>
-      <w:proofErr w:type="spellEnd"/>
-      <w:r>
-        <w:t xml:space="preserve"> (</w:t>
-      </w:r>
-      <w:proofErr w:type="spellStart"/>
-      <w:r>
-        <w:t>PyTorch</w:t>
-      </w:r>
-      <w:proofErr w:type="spellEnd"/>
-      <w:r>
-        <w:t>) i C# (</w:t>
-      </w:r>
-      <w:proofErr w:type="spellStart"/>
-      <w:r>
-        <w:t>TorchSharp</w:t>
-      </w:r>
-      <w:proofErr w:type="spellEnd"/>
-      <w:r>
-        <w:t xml:space="preserve">) </w:t>
-      </w:r>
-      <w:proofErr w:type="spellStart"/>
-      <w:r>
-        <w:t>okruženja</w:t>
-      </w:r>
-      <w:proofErr w:type="spellEnd"/>
-      <w:r>
-        <w:t xml:space="preserve">, proces </w:t>
-      </w:r>
-      <w:proofErr w:type="spellStart"/>
-      <w:r>
-        <w:t>evaluacije</w:t>
-      </w:r>
-      <w:proofErr w:type="spellEnd"/>
-      <w:r>
-        <w:t xml:space="preserve"> je strogo kontrolisan kroz nekoliko parametara. Svi eksperimenti su pokrenuti na identičnoj hardverskoj konfiguraciji (navesti CPU, RAM, GPU), osiguravajući da sistemski resursi ne utiču na razlike u vremenu </w:t>
-      </w:r>
-      <w:proofErr w:type="spellStart"/>
-      <w:r>
-        <w:t>izvršavanja</w:t>
-      </w:r>
-      <w:proofErr w:type="spellEnd"/>
-      <w:r>
-        <w:t>.</w:t>
-      </w:r>
-    </w:p>
-    <w:p/>
-    <w:p>
-      <w:r>
-        <w:t xml:space="preserve">Da bi </w:t>
-      </w:r>
-      <w:proofErr w:type="spellStart"/>
-      <w:r>
-        <w:t>poređenje</w:t>
-      </w:r>
-      <w:proofErr w:type="spellEnd"/>
-      <w:r>
-        <w:t xml:space="preserve"> bilo potpuno validno, definisana su sljedeća pravila:</w:t>
-      </w:r>
-    </w:p>
-    <w:p/>
-    <w:p>
-      <w:pPr>
-        <w:rPr>
-          <w:lang w:val="en-GB"/>
-        </w:rPr>
-      </w:pPr>
-      <w:r>
-        <w:t xml:space="preserve">    </w:t>
-      </w:r>
-      <w:proofErr w:type="spellStart"/>
-      <w:r>
-        <w:rPr>
-          <w:lang w:val="en-GB"/>
-        </w:rPr>
-        <w:t>Identična</w:t>
-      </w:r>
-      <w:proofErr w:type="spellEnd"/>
-      <w:r>
-        <w:rPr>
-          <w:lang w:val="en-GB"/>
-        </w:rPr>
-        <w:t xml:space="preserve"> </w:t>
-      </w:r>
-      <w:proofErr w:type="spellStart"/>
-      <w:r>
-        <w:rPr>
-          <w:lang w:val="en-GB"/>
-        </w:rPr>
-        <w:t>arhitektura</w:t>
-      </w:r>
-      <w:proofErr w:type="spellEnd"/>
-      <w:r>
-        <w:rPr>
-          <w:lang w:val="en-GB"/>
-        </w:rPr>
-        <w:t xml:space="preserve"> </w:t>
-      </w:r>
-      <w:proofErr w:type="spellStart"/>
-      <w:r>
-        <w:rPr>
-          <w:lang w:val="en-GB"/>
-        </w:rPr>
-        <w:t>i</w:t>
-      </w:r>
-      <w:proofErr w:type="spellEnd"/>
-      <w:r>
-        <w:rPr>
-          <w:lang w:val="en-GB"/>
-        </w:rPr>
-        <w:t xml:space="preserve"> </w:t>
-      </w:r>
-      <w:proofErr w:type="spellStart"/>
-      <w:r>
-        <w:rPr>
-          <w:lang w:val="en-GB"/>
-        </w:rPr>
-        <w:t>hiperparametri</w:t>
-      </w:r>
-      <w:proofErr w:type="spellEnd"/>
-      <w:r>
-        <w:rPr>
-          <w:lang w:val="en-GB"/>
-        </w:rPr>
-        <w:t xml:space="preserve">: Oba </w:t>
-      </w:r>
-      <w:proofErr w:type="spellStart"/>
-      <w:r>
-        <w:rPr>
-          <w:lang w:val="en-GB"/>
-        </w:rPr>
-        <w:t>modela</w:t>
-      </w:r>
-      <w:proofErr w:type="spellEnd"/>
-      <w:r>
-        <w:rPr>
-          <w:lang w:val="en-GB"/>
-        </w:rPr>
-        <w:t xml:space="preserve"> </w:t>
-      </w:r>
-      <w:proofErr w:type="spellStart"/>
-      <w:r>
-        <w:rPr>
-          <w:lang w:val="en-GB"/>
-        </w:rPr>
-        <w:t>posjeduju</w:t>
-      </w:r>
-      <w:proofErr w:type="spellEnd"/>
-      <w:r>
-        <w:rPr>
-          <w:lang w:val="en-GB"/>
-        </w:rPr>
-        <w:t xml:space="preserve"> </w:t>
-      </w:r>
-      <w:proofErr w:type="spellStart"/>
-      <w:r>
-        <w:rPr>
-          <w:lang w:val="en-GB"/>
-        </w:rPr>
-        <w:t>identičan</w:t>
-      </w:r>
-      <w:proofErr w:type="spellEnd"/>
-      <w:r>
-        <w:rPr>
-          <w:lang w:val="en-GB"/>
-        </w:rPr>
-        <w:t xml:space="preserve"> </w:t>
-      </w:r>
-      <w:proofErr w:type="spellStart"/>
-      <w:r>
-        <w:rPr>
-          <w:lang w:val="en-GB"/>
-        </w:rPr>
-        <w:t>broj</w:t>
-      </w:r>
-      <w:proofErr w:type="spellEnd"/>
-      <w:r>
-        <w:rPr>
-          <w:lang w:val="en-GB"/>
-        </w:rPr>
-        <w:t xml:space="preserve"> </w:t>
-      </w:r>
-      <w:proofErr w:type="spellStart"/>
-      <w:r>
-        <w:rPr>
-          <w:lang w:val="en-GB"/>
-        </w:rPr>
-        <w:t>konvolutivnih</w:t>
-      </w:r>
-      <w:proofErr w:type="spellEnd"/>
-      <w:r>
-        <w:rPr>
-          <w:lang w:val="en-GB"/>
-        </w:rPr>
-        <w:t xml:space="preserve"> </w:t>
-      </w:r>
-      <w:proofErr w:type="spellStart"/>
-      <w:r>
-        <w:rPr>
-          <w:lang w:val="en-GB"/>
-        </w:rPr>
-        <w:t>slojeva</w:t>
-      </w:r>
-      <w:proofErr w:type="spellEnd"/>
-      <w:r>
-        <w:rPr>
-          <w:lang w:val="en-GB"/>
-        </w:rPr>
-        <w:t xml:space="preserve"> </w:t>
-      </w:r>
-      <w:proofErr w:type="spellStart"/>
-      <w:r>
-        <w:rPr>
-          <w:lang w:val="en-GB"/>
-        </w:rPr>
-        <w:t>i</w:t>
-      </w:r>
-      <w:proofErr w:type="spellEnd"/>
-      <w:r>
-        <w:rPr>
-          <w:lang w:val="en-GB"/>
-        </w:rPr>
-        <w:t xml:space="preserve"> </w:t>
-      </w:r>
-      <w:proofErr w:type="spellStart"/>
-      <w:r>
-        <w:rPr>
-          <w:lang w:val="en-GB"/>
-        </w:rPr>
-        <w:t>koriste</w:t>
-      </w:r>
-      <w:proofErr w:type="spellEnd"/>
-      <w:r>
-        <w:rPr>
-          <w:lang w:val="en-GB"/>
-        </w:rPr>
-        <w:t xml:space="preserve"> </w:t>
-      </w:r>
-      <w:proofErr w:type="spellStart"/>
-      <w:r>
-        <w:rPr>
-          <w:lang w:val="en-GB"/>
-        </w:rPr>
-        <w:t>isti</w:t>
-      </w:r>
-      <w:proofErr w:type="spellEnd"/>
-      <w:r>
-        <w:rPr>
-          <w:lang w:val="en-GB"/>
-        </w:rPr>
-        <w:t xml:space="preserve"> </w:t>
-      </w:r>
-      <w:proofErr w:type="spellStart"/>
-      <w:r>
-        <w:rPr>
-          <w:lang w:val="en-GB"/>
-        </w:rPr>
-        <w:t>optimizator</w:t>
-      </w:r>
-      <w:proofErr w:type="spellEnd"/>
-      <w:r>
-        <w:rPr>
-          <w:lang w:val="en-GB"/>
-        </w:rPr>
-        <w:t xml:space="preserve"> (</w:t>
-      </w:r>
-      <w:proofErr w:type="spellStart"/>
-      <w:r>
-        <w:rPr>
-          <w:lang w:val="en-GB"/>
-        </w:rPr>
-        <w:t>npr</w:t>
-      </w:r>
-      <w:proofErr w:type="spellEnd"/>
-      <w:r>
-        <w:rPr>
-          <w:lang w:val="en-GB"/>
-        </w:rPr>
-        <w:t xml:space="preserve">. Adam) </w:t>
-      </w:r>
-      <w:proofErr w:type="spellStart"/>
-      <w:r>
-        <w:rPr>
-          <w:lang w:val="en-GB"/>
-        </w:rPr>
-        <w:t>sa</w:t>
-      </w:r>
-      <w:proofErr w:type="spellEnd"/>
-      <w:r>
-        <w:rPr>
-          <w:lang w:val="en-GB"/>
-        </w:rPr>
-        <w:t xml:space="preserve"> </w:t>
-      </w:r>
-      <w:proofErr w:type="spellStart"/>
-      <w:r>
-        <w:rPr>
-          <w:lang w:val="en-GB"/>
-        </w:rPr>
-        <w:t>identičnom</w:t>
-      </w:r>
-      <w:proofErr w:type="spellEnd"/>
-      <w:r>
-        <w:rPr>
-          <w:lang w:val="en-GB"/>
-        </w:rPr>
-        <w:t xml:space="preserve"> </w:t>
-      </w:r>
-      <w:proofErr w:type="spellStart"/>
-      <w:r>
-        <w:rPr>
-          <w:lang w:val="en-GB"/>
-        </w:rPr>
-        <w:t>stopom</w:t>
-      </w:r>
-      <w:proofErr w:type="spellEnd"/>
-      <w:r>
-        <w:rPr>
-          <w:lang w:val="en-GB"/>
-        </w:rPr>
-        <w:t xml:space="preserve"> </w:t>
-      </w:r>
-      <w:proofErr w:type="spellStart"/>
-      <w:r>
-        <w:rPr>
-          <w:lang w:val="en-GB"/>
-        </w:rPr>
-        <w:t>učenja</w:t>
-      </w:r>
-      <w:proofErr w:type="spellEnd"/>
-      <w:r>
-        <w:rPr>
-          <w:lang w:val="en-GB"/>
-        </w:rPr>
-        <w:t xml:space="preserve"> (Learning Rate).</w:t>
-      </w:r>
-    </w:p>
-    <w:p>
-      <w:pPr>
-        <w:rPr>
-          <w:lang w:val="en-GB"/>
-        </w:rPr>
-      </w:pPr>
-    </w:p>
-    <w:p>
-      <w:pPr>
-        <w:rPr>
-          <w:lang w:val="en-GB"/>
-        </w:rPr>
-      </w:pPr>
-      <w:r>
-        <w:rPr>
-          <w:lang w:val="en-GB"/>
-        </w:rPr>
-        <w:t xml:space="preserve">    </w:t>
-      </w:r>
-      <w:proofErr w:type="spellStart"/>
-      <w:r>
-        <w:rPr>
-          <w:lang w:val="en-GB"/>
-        </w:rPr>
-        <w:t>Kontrola</w:t>
-      </w:r>
-      <w:proofErr w:type="spellEnd"/>
-      <w:r>
-        <w:rPr>
-          <w:lang w:val="en-GB"/>
-        </w:rPr>
-        <w:t xml:space="preserve"> </w:t>
-      </w:r>
-      <w:proofErr w:type="spellStart"/>
-      <w:r>
-        <w:rPr>
-          <w:lang w:val="en-GB"/>
-        </w:rPr>
-        <w:t>nasumičnosti</w:t>
-      </w:r>
-      <w:proofErr w:type="spellEnd"/>
-      <w:r>
-        <w:rPr>
-          <w:lang w:val="en-GB"/>
-        </w:rPr>
-        <w:t xml:space="preserve"> (Random Seed): </w:t>
-      </w:r>
-      <w:proofErr w:type="spellStart"/>
-      <w:r>
-        <w:rPr>
-          <w:lang w:val="en-GB"/>
-        </w:rPr>
-        <w:t>Prije</w:t>
-      </w:r>
-      <w:proofErr w:type="spellEnd"/>
-      <w:r>
-        <w:rPr>
-          <w:lang w:val="en-GB"/>
-        </w:rPr>
-        <w:t xml:space="preserve"> </w:t>
-      </w:r>
-      <w:proofErr w:type="spellStart"/>
-      <w:r>
-        <w:rPr>
-          <w:lang w:val="en-GB"/>
-        </w:rPr>
-        <w:t>inicijalizacije</w:t>
-      </w:r>
-      <w:proofErr w:type="spellEnd"/>
-      <w:r>
-        <w:rPr>
-          <w:lang w:val="en-GB"/>
-        </w:rPr>
-        <w:t xml:space="preserve"> </w:t>
-      </w:r>
-      <w:proofErr w:type="spellStart"/>
-      <w:r>
-        <w:rPr>
-          <w:lang w:val="en-GB"/>
-        </w:rPr>
-        <w:t>težina</w:t>
-      </w:r>
-      <w:proofErr w:type="spellEnd"/>
-      <w:r>
-        <w:rPr>
-          <w:lang w:val="en-GB"/>
-        </w:rPr>
-        <w:t xml:space="preserve"> </w:t>
-      </w:r>
-      <w:proofErr w:type="spellStart"/>
-      <w:r>
-        <w:rPr>
-          <w:lang w:val="en-GB"/>
-        </w:rPr>
-        <w:t>modela</w:t>
-      </w:r>
-      <w:proofErr w:type="spellEnd"/>
-      <w:r>
-        <w:rPr>
-          <w:lang w:val="en-GB"/>
-        </w:rPr>
-        <w:t xml:space="preserve">, u oba </w:t>
-      </w:r>
-      <w:proofErr w:type="spellStart"/>
-      <w:r>
-        <w:rPr>
-          <w:lang w:val="en-GB"/>
-        </w:rPr>
-        <w:t>programska</w:t>
-      </w:r>
-      <w:proofErr w:type="spellEnd"/>
-      <w:r>
-        <w:rPr>
-          <w:lang w:val="en-GB"/>
-        </w:rPr>
-        <w:t xml:space="preserve"> </w:t>
-      </w:r>
-      <w:proofErr w:type="spellStart"/>
-      <w:r>
-        <w:rPr>
-          <w:lang w:val="en-GB"/>
-        </w:rPr>
-        <w:t>jezika</w:t>
-      </w:r>
-      <w:proofErr w:type="spellEnd"/>
-      <w:r>
-        <w:rPr>
-          <w:lang w:val="en-GB"/>
-        </w:rPr>
-        <w:t xml:space="preserve"> </w:t>
-      </w:r>
-      <w:proofErr w:type="spellStart"/>
-      <w:r>
-        <w:rPr>
-          <w:lang w:val="en-GB"/>
-        </w:rPr>
-        <w:t>fiksirana</w:t>
-      </w:r>
-      <w:proofErr w:type="spellEnd"/>
-      <w:r>
-        <w:rPr>
-          <w:lang w:val="en-GB"/>
-        </w:rPr>
-        <w:t xml:space="preserve"> je </w:t>
-      </w:r>
-      <w:proofErr w:type="spellStart"/>
-      <w:r>
-        <w:rPr>
-          <w:lang w:val="en-GB"/>
-        </w:rPr>
-        <w:t>vrijednost</w:t>
-      </w:r>
-      <w:proofErr w:type="spellEnd"/>
-      <w:r>
-        <w:rPr>
-          <w:lang w:val="en-GB"/>
-        </w:rPr>
-        <w:t xml:space="preserve"> </w:t>
-      </w:r>
-      <w:proofErr w:type="spellStart"/>
-      <w:r>
-        <w:rPr>
-          <w:lang w:val="en-GB"/>
-        </w:rPr>
-        <w:t>nasumičnog</w:t>
-      </w:r>
-      <w:proofErr w:type="spellEnd"/>
-      <w:r>
-        <w:rPr>
-          <w:lang w:val="en-GB"/>
-        </w:rPr>
-        <w:t xml:space="preserve"> "seed-a" (</w:t>
-      </w:r>
-      <w:proofErr w:type="spellStart"/>
-      <w:r>
-        <w:rPr>
-          <w:lang w:val="en-GB"/>
-        </w:rPr>
-        <w:t>npr</w:t>
-      </w:r>
-      <w:proofErr w:type="spellEnd"/>
-      <w:r>
-        <w:rPr>
-          <w:lang w:val="en-GB"/>
-        </w:rPr>
-        <w:t xml:space="preserve">. 42). Time se </w:t>
-      </w:r>
-      <w:proofErr w:type="spellStart"/>
-      <w:r>
-        <w:rPr>
-          <w:lang w:val="en-GB"/>
-        </w:rPr>
-        <w:t>garantuje</w:t>
-      </w:r>
-      <w:proofErr w:type="spellEnd"/>
-      <w:r>
-        <w:rPr>
-          <w:lang w:val="en-GB"/>
-        </w:rPr>
-        <w:t xml:space="preserve"> da oba </w:t>
-      </w:r>
-      <w:proofErr w:type="spellStart"/>
-      <w:r>
-        <w:rPr>
-          <w:lang w:val="en-GB"/>
-        </w:rPr>
-        <w:t>okruženja</w:t>
-      </w:r>
-      <w:proofErr w:type="spellEnd"/>
-      <w:r>
-        <w:rPr>
-          <w:lang w:val="en-GB"/>
-        </w:rPr>
-        <w:t xml:space="preserve"> </w:t>
-      </w:r>
-      <w:proofErr w:type="spellStart"/>
-      <w:r>
-        <w:rPr>
-          <w:lang w:val="en-GB"/>
-        </w:rPr>
-        <w:t>započinju</w:t>
-      </w:r>
-      <w:proofErr w:type="spellEnd"/>
-      <w:r>
-        <w:rPr>
-          <w:lang w:val="en-GB"/>
-        </w:rPr>
-        <w:t xml:space="preserve"> </w:t>
-      </w:r>
-      <w:proofErr w:type="spellStart"/>
-      <w:r>
-        <w:rPr>
-          <w:lang w:val="en-GB"/>
-        </w:rPr>
-        <w:t>proces</w:t>
-      </w:r>
-      <w:proofErr w:type="spellEnd"/>
-      <w:r>
-        <w:rPr>
-          <w:lang w:val="en-GB"/>
-        </w:rPr>
-        <w:t xml:space="preserve"> </w:t>
-      </w:r>
-      <w:proofErr w:type="spellStart"/>
-      <w:r>
-        <w:rPr>
-          <w:lang w:val="en-GB"/>
-        </w:rPr>
-        <w:t>učenja</w:t>
-      </w:r>
-      <w:proofErr w:type="spellEnd"/>
-      <w:r>
-        <w:rPr>
-          <w:lang w:val="en-GB"/>
-        </w:rPr>
-        <w:t xml:space="preserve"> </w:t>
-      </w:r>
-      <w:proofErr w:type="spellStart"/>
-      <w:r>
-        <w:rPr>
-          <w:lang w:val="en-GB"/>
-        </w:rPr>
-        <w:t>sa</w:t>
-      </w:r>
-      <w:proofErr w:type="spellEnd"/>
-      <w:r>
-        <w:rPr>
-          <w:lang w:val="en-GB"/>
-        </w:rPr>
-        <w:t xml:space="preserve"> </w:t>
-      </w:r>
-      <w:proofErr w:type="spellStart"/>
-      <w:r>
-        <w:rPr>
-          <w:lang w:val="en-GB"/>
-        </w:rPr>
-        <w:t>matematički</w:t>
-      </w:r>
-      <w:proofErr w:type="spellEnd"/>
-      <w:r>
-        <w:rPr>
-          <w:lang w:val="en-GB"/>
-        </w:rPr>
-        <w:t xml:space="preserve"> </w:t>
-      </w:r>
-      <w:proofErr w:type="spellStart"/>
-      <w:r>
-        <w:rPr>
-          <w:lang w:val="en-GB"/>
-        </w:rPr>
-        <w:t>istim</w:t>
-      </w:r>
-      <w:proofErr w:type="spellEnd"/>
-      <w:r>
-        <w:rPr>
-          <w:lang w:val="en-GB"/>
-        </w:rPr>
-        <w:t xml:space="preserve"> </w:t>
-      </w:r>
-      <w:proofErr w:type="spellStart"/>
-      <w:r>
-        <w:rPr>
-          <w:lang w:val="en-GB"/>
-        </w:rPr>
-        <w:t>početnim</w:t>
-      </w:r>
-      <w:proofErr w:type="spellEnd"/>
-      <w:r>
-        <w:rPr>
-          <w:lang w:val="en-GB"/>
-        </w:rPr>
-        <w:t xml:space="preserve"> </w:t>
-      </w:r>
-      <w:proofErr w:type="spellStart"/>
-      <w:r>
-        <w:rPr>
-          <w:lang w:val="en-GB"/>
-        </w:rPr>
-        <w:t>stanjem</w:t>
-      </w:r>
-      <w:proofErr w:type="spellEnd"/>
-      <w:r>
-        <w:rPr>
-          <w:lang w:val="en-GB"/>
-        </w:rPr>
-        <w:t xml:space="preserve"> </w:t>
-      </w:r>
-      <w:proofErr w:type="spellStart"/>
-      <w:r>
-        <w:rPr>
-          <w:lang w:val="en-GB"/>
-        </w:rPr>
-        <w:t>matrice</w:t>
-      </w:r>
-      <w:proofErr w:type="spellEnd"/>
-      <w:r>
-        <w:rPr>
-          <w:lang w:val="en-GB"/>
-        </w:rPr>
-        <w:t xml:space="preserve"> </w:t>
-      </w:r>
-      <w:proofErr w:type="spellStart"/>
-      <w:r>
-        <w:rPr>
-          <w:lang w:val="en-GB"/>
-        </w:rPr>
-        <w:t>težina</w:t>
-      </w:r>
-      <w:proofErr w:type="spellEnd"/>
-      <w:r>
-        <w:rPr>
-          <w:lang w:val="en-GB"/>
-        </w:rPr>
-        <w:t xml:space="preserve">, </w:t>
-      </w:r>
-      <w:proofErr w:type="spellStart"/>
-      <w:r>
-        <w:rPr>
-          <w:lang w:val="en-GB"/>
-        </w:rPr>
-        <w:t>čime</w:t>
-      </w:r>
-      <w:proofErr w:type="spellEnd"/>
-      <w:r>
-        <w:rPr>
-          <w:lang w:val="en-GB"/>
-        </w:rPr>
-        <w:t xml:space="preserve"> se </w:t>
-      </w:r>
-      <w:proofErr w:type="spellStart"/>
-      <w:r>
-        <w:rPr>
-          <w:lang w:val="en-GB"/>
-        </w:rPr>
-        <w:t>eliminiše</w:t>
-      </w:r>
-      <w:proofErr w:type="spellEnd"/>
-      <w:r>
-        <w:rPr>
-          <w:lang w:val="en-GB"/>
-        </w:rPr>
-        <w:t xml:space="preserve"> </w:t>
-      </w:r>
-      <w:proofErr w:type="spellStart"/>
-      <w:r>
-        <w:rPr>
-          <w:lang w:val="en-GB"/>
-        </w:rPr>
-        <w:t>faktor</w:t>
-      </w:r>
-      <w:proofErr w:type="spellEnd"/>
-      <w:r>
-        <w:rPr>
-          <w:lang w:val="en-GB"/>
-        </w:rPr>
-        <w:t xml:space="preserve"> </w:t>
-      </w:r>
-      <w:proofErr w:type="spellStart"/>
-      <w:r>
-        <w:rPr>
-          <w:lang w:val="en-GB"/>
-        </w:rPr>
-        <w:t>sreće</w:t>
-      </w:r>
-      <w:proofErr w:type="spellEnd"/>
-      <w:r>
-        <w:rPr>
-          <w:lang w:val="en-GB"/>
-        </w:rPr>
-        <w:t xml:space="preserve"> </w:t>
-      </w:r>
-      <w:proofErr w:type="spellStart"/>
-      <w:r>
-        <w:rPr>
-          <w:lang w:val="en-GB"/>
-        </w:rPr>
-        <w:t>pri</w:t>
-      </w:r>
-      <w:proofErr w:type="spellEnd"/>
-      <w:r>
-        <w:rPr>
-          <w:lang w:val="en-GB"/>
-        </w:rPr>
-        <w:t xml:space="preserve"> </w:t>
-      </w:r>
-      <w:proofErr w:type="spellStart"/>
-      <w:r>
-        <w:rPr>
-          <w:lang w:val="en-GB"/>
-        </w:rPr>
-        <w:t>inicijalizaciji</w:t>
-      </w:r>
-      <w:proofErr w:type="spellEnd"/>
-      <w:r>
-        <w:rPr>
-          <w:lang w:val="en-GB"/>
-        </w:rPr>
-        <w:t>.</w:t>
-      </w:r>
-    </w:p>
-    <w:p>
-      <w:pPr>
-        <w:rPr>
-          <w:lang w:val="en-GB"/>
-        </w:rPr>
-      </w:pPr>
-    </w:p>
-    <w:p>
-      <w:pPr>
-        <w:rPr>
-          <w:lang w:val="en-GB"/>
-        </w:rPr>
-      </w:pPr>
-      <w:r>
-        <w:rPr>
-          <w:lang w:val="en-GB"/>
-        </w:rPr>
-        <w:t xml:space="preserve">    </w:t>
-      </w:r>
-      <w:proofErr w:type="spellStart"/>
-      <w:r>
-        <w:rPr>
-          <w:lang w:val="en-GB"/>
-        </w:rPr>
-        <w:t>Ponavljanje</w:t>
-      </w:r>
-      <w:proofErr w:type="spellEnd"/>
-      <w:r>
-        <w:rPr>
-          <w:lang w:val="en-GB"/>
-        </w:rPr>
-        <w:t xml:space="preserve"> </w:t>
-      </w:r>
-      <w:proofErr w:type="spellStart"/>
-      <w:r>
-        <w:rPr>
-          <w:lang w:val="en-GB"/>
-        </w:rPr>
-        <w:t>eksperimenta</w:t>
-      </w:r>
-      <w:proofErr w:type="spellEnd"/>
-      <w:r>
-        <w:rPr>
-          <w:lang w:val="en-GB"/>
-        </w:rPr>
-        <w:t xml:space="preserve">: Kako bi se </w:t>
-      </w:r>
-      <w:proofErr w:type="spellStart"/>
-      <w:r>
-        <w:rPr>
-          <w:lang w:val="en-GB"/>
-        </w:rPr>
-        <w:t>izbjegle</w:t>
-      </w:r>
-      <w:proofErr w:type="spellEnd"/>
-      <w:r>
-        <w:rPr>
-          <w:lang w:val="en-GB"/>
-        </w:rPr>
-        <w:t xml:space="preserve"> </w:t>
-      </w:r>
-      <w:proofErr w:type="spellStart"/>
-      <w:r>
-        <w:rPr>
-          <w:lang w:val="en-GB"/>
-        </w:rPr>
-        <w:t>statističke</w:t>
-      </w:r>
-      <w:proofErr w:type="spellEnd"/>
-      <w:r>
-        <w:rPr>
-          <w:lang w:val="en-GB"/>
-        </w:rPr>
-        <w:t xml:space="preserve"> </w:t>
-      </w:r>
-      <w:proofErr w:type="spellStart"/>
-      <w:r>
-        <w:rPr>
-          <w:lang w:val="en-GB"/>
-        </w:rPr>
-        <w:t>anomalije</w:t>
-      </w:r>
-      <w:proofErr w:type="spellEnd"/>
-      <w:r>
-        <w:rPr>
-          <w:lang w:val="en-GB"/>
-        </w:rPr>
-        <w:t xml:space="preserve">, </w:t>
-      </w:r>
-      <w:proofErr w:type="spellStart"/>
-      <w:r>
-        <w:rPr>
-          <w:lang w:val="en-GB"/>
-        </w:rPr>
-        <w:t>proces</w:t>
-      </w:r>
-      <w:proofErr w:type="spellEnd"/>
-      <w:r>
-        <w:rPr>
-          <w:lang w:val="en-GB"/>
-        </w:rPr>
-        <w:t xml:space="preserve"> </w:t>
-      </w:r>
-      <w:proofErr w:type="spellStart"/>
-      <w:r>
-        <w:rPr>
-          <w:lang w:val="en-GB"/>
-        </w:rPr>
-        <w:t>treniranja</w:t>
-      </w:r>
-      <w:proofErr w:type="spellEnd"/>
-      <w:r>
-        <w:rPr>
-          <w:lang w:val="en-GB"/>
-        </w:rPr>
-        <w:t xml:space="preserve"> (od </w:t>
-      </w:r>
-      <w:proofErr w:type="spellStart"/>
-      <w:r>
-        <w:rPr>
-          <w:lang w:val="en-GB"/>
-        </w:rPr>
-        <w:t>npr</w:t>
-      </w:r>
-      <w:proofErr w:type="spellEnd"/>
-      <w:r>
-        <w:rPr>
-          <w:lang w:val="en-GB"/>
-        </w:rPr>
-        <w:t xml:space="preserve">. 10 </w:t>
-      </w:r>
-      <w:proofErr w:type="spellStart"/>
-      <w:r>
-        <w:rPr>
-          <w:lang w:val="en-GB"/>
-        </w:rPr>
-        <w:t>epoha</w:t>
-      </w:r>
-      <w:proofErr w:type="spellEnd"/>
-      <w:r>
-        <w:rPr>
-          <w:lang w:val="en-GB"/>
-        </w:rPr>
-        <w:t xml:space="preserve">) se </w:t>
-      </w:r>
-      <w:proofErr w:type="spellStart"/>
-      <w:r>
-        <w:rPr>
-          <w:lang w:val="en-GB"/>
-        </w:rPr>
-        <w:t>ponavlja</w:t>
-      </w:r>
-      <w:proofErr w:type="spellEnd"/>
-      <w:r>
-        <w:rPr>
-          <w:lang w:val="en-GB"/>
-        </w:rPr>
-        <w:t xml:space="preserve"> tri puta, a </w:t>
-      </w:r>
-      <w:proofErr w:type="spellStart"/>
-      <w:r>
-        <w:rPr>
-          <w:lang w:val="en-GB"/>
-        </w:rPr>
-        <w:t>finalni</w:t>
-      </w:r>
-      <w:proofErr w:type="spellEnd"/>
-      <w:r>
-        <w:rPr>
-          <w:lang w:val="en-GB"/>
-        </w:rPr>
-        <w:t xml:space="preserve"> </w:t>
-      </w:r>
-      <w:proofErr w:type="spellStart"/>
-      <w:r>
-        <w:rPr>
-          <w:lang w:val="en-GB"/>
-        </w:rPr>
-        <w:t>rezultati</w:t>
-      </w:r>
-      <w:proofErr w:type="spellEnd"/>
-      <w:r>
-        <w:rPr>
-          <w:lang w:val="en-GB"/>
-        </w:rPr>
-        <w:t xml:space="preserve"> </w:t>
-      </w:r>
-      <w:proofErr w:type="spellStart"/>
-      <w:r>
-        <w:rPr>
-          <w:lang w:val="en-GB"/>
-        </w:rPr>
-        <w:t>brzine</w:t>
-      </w:r>
-      <w:proofErr w:type="spellEnd"/>
-      <w:r>
-        <w:rPr>
-          <w:lang w:val="en-GB"/>
-        </w:rPr>
-        <w:t xml:space="preserve"> </w:t>
-      </w:r>
-      <w:proofErr w:type="spellStart"/>
-      <w:r>
-        <w:rPr>
-          <w:lang w:val="en-GB"/>
-        </w:rPr>
-        <w:t>treniranja</w:t>
-      </w:r>
-      <w:proofErr w:type="spellEnd"/>
-      <w:r>
-        <w:rPr>
-          <w:lang w:val="en-GB"/>
-        </w:rPr>
-        <w:t xml:space="preserve"> </w:t>
-      </w:r>
-      <w:proofErr w:type="spellStart"/>
-      <w:r>
-        <w:rPr>
-          <w:lang w:val="en-GB"/>
-        </w:rPr>
-        <w:t>i</w:t>
-      </w:r>
-      <w:proofErr w:type="spellEnd"/>
-      <w:r>
-        <w:rPr>
-          <w:lang w:val="en-GB"/>
-        </w:rPr>
-        <w:t xml:space="preserve"> </w:t>
-      </w:r>
-      <w:proofErr w:type="spellStart"/>
-      <w:r>
-        <w:rPr>
-          <w:lang w:val="en-GB"/>
-        </w:rPr>
-        <w:t>preciznosti</w:t>
-      </w:r>
-      <w:proofErr w:type="spellEnd"/>
-      <w:r>
-        <w:rPr>
-          <w:lang w:val="en-GB"/>
-        </w:rPr>
-        <w:t xml:space="preserve"> </w:t>
-      </w:r>
-      <w:proofErr w:type="spellStart"/>
-      <w:r>
-        <w:rPr>
-          <w:lang w:val="en-GB"/>
-        </w:rPr>
-        <w:t>predstavljaju</w:t>
-      </w:r>
-      <w:proofErr w:type="spellEnd"/>
-      <w:r>
-        <w:rPr>
-          <w:lang w:val="en-GB"/>
-        </w:rPr>
-        <w:t xml:space="preserve"> </w:t>
-      </w:r>
-      <w:proofErr w:type="spellStart"/>
-      <w:r>
-        <w:rPr>
-          <w:lang w:val="en-GB"/>
-        </w:rPr>
-        <w:t>aritmetičku</w:t>
-      </w:r>
-      <w:proofErr w:type="spellEnd"/>
-      <w:r>
-        <w:rPr>
-          <w:lang w:val="en-GB"/>
-        </w:rPr>
-        <w:t xml:space="preserve"> </w:t>
-      </w:r>
-      <w:proofErr w:type="spellStart"/>
-      <w:r>
-        <w:rPr>
-          <w:lang w:val="en-GB"/>
-        </w:rPr>
-        <w:t>sredinu</w:t>
-      </w:r>
-      <w:proofErr w:type="spellEnd"/>
-      <w:r>
-        <w:rPr>
-          <w:lang w:val="en-GB"/>
-        </w:rPr>
-        <w:t xml:space="preserve"> </w:t>
-      </w:r>
-      <w:proofErr w:type="spellStart"/>
-      <w:r>
-        <w:rPr>
-          <w:lang w:val="en-GB"/>
-        </w:rPr>
-        <w:t>svih</w:t>
-      </w:r>
-      <w:proofErr w:type="spellEnd"/>
-      <w:r>
-        <w:rPr>
-          <w:lang w:val="en-GB"/>
-        </w:rPr>
-        <w:t xml:space="preserve"> </w:t>
-      </w:r>
-      <w:proofErr w:type="spellStart"/>
-      <w:r>
-        <w:rPr>
-          <w:lang w:val="en-GB"/>
-        </w:rPr>
-        <w:t>pokretanja</w:t>
-      </w:r>
-      <w:proofErr w:type="spellEnd"/>
-      <w:r>
-        <w:rPr>
-          <w:lang w:val="en-GB"/>
-        </w:rPr>
-        <w:t>.</w:t>
-      </w:r>
-    </w:p>
-    <w:p>
-      <w:pPr>
-        <w:rPr>
-          <w:lang w:val="en-GB"/>
-        </w:rPr>
-      </w:pPr>
-    </w:p>
-    <w:p>
-      <w:pPr>
-        <w:rPr>
-          <w:lang w:val="en-GB"/>
-        </w:rPr>
-      </w:pPr>
-      <w:r>
-        <w:rPr>
-          <w:lang w:val="en-GB"/>
-        </w:rPr>
-        <w:t xml:space="preserve">    </w:t>
-      </w:r>
-      <w:proofErr w:type="spellStart"/>
-      <w:r>
-        <w:rPr>
-          <w:lang w:val="en-GB"/>
-        </w:rPr>
-        <w:t>Unakrsna</w:t>
-      </w:r>
-      <w:proofErr w:type="spellEnd"/>
-      <w:r>
-        <w:rPr>
-          <w:lang w:val="en-GB"/>
-        </w:rPr>
-        <w:t xml:space="preserve"> </w:t>
-      </w:r>
-      <w:proofErr w:type="spellStart"/>
-      <w:r>
-        <w:rPr>
-          <w:lang w:val="en-GB"/>
-        </w:rPr>
-        <w:t>inferencija</w:t>
-      </w:r>
-      <w:proofErr w:type="spellEnd"/>
-      <w:r>
-        <w:rPr>
-          <w:lang w:val="en-GB"/>
-        </w:rPr>
-        <w:t xml:space="preserve"> (Cross-binding inference): Kao </w:t>
-      </w:r>
-      <w:proofErr w:type="spellStart"/>
-      <w:r>
-        <w:rPr>
-          <w:lang w:val="en-GB"/>
-        </w:rPr>
-        <w:t>finalni</w:t>
-      </w:r>
-      <w:proofErr w:type="spellEnd"/>
-      <w:r>
-        <w:rPr>
-          <w:lang w:val="en-GB"/>
-        </w:rPr>
-        <w:t xml:space="preserve"> test </w:t>
-      </w:r>
-      <w:proofErr w:type="spellStart"/>
-      <w:r>
-        <w:rPr>
-          <w:lang w:val="en-GB"/>
-        </w:rPr>
-        <w:t>tačnosti</w:t>
-      </w:r>
-      <w:proofErr w:type="spellEnd"/>
-      <w:r>
-        <w:rPr>
-          <w:lang w:val="en-GB"/>
-        </w:rPr>
-        <w:t xml:space="preserve"> C++ </w:t>
-      </w:r>
-      <w:proofErr w:type="spellStart"/>
-      <w:r>
-        <w:rPr>
-          <w:lang w:val="en-GB"/>
-        </w:rPr>
-        <w:t>LibTorch</w:t>
-      </w:r>
-      <w:proofErr w:type="spellEnd"/>
-      <w:r>
-        <w:rPr>
-          <w:lang w:val="en-GB"/>
-        </w:rPr>
-        <w:t xml:space="preserve"> </w:t>
-      </w:r>
-      <w:proofErr w:type="spellStart"/>
-      <w:r>
-        <w:rPr>
-          <w:lang w:val="en-GB"/>
-        </w:rPr>
-        <w:t>omotača</w:t>
-      </w:r>
-      <w:proofErr w:type="spellEnd"/>
-      <w:r>
-        <w:rPr>
-          <w:lang w:val="en-GB"/>
-        </w:rPr>
-        <w:t xml:space="preserve"> u oba </w:t>
-      </w:r>
-      <w:proofErr w:type="spellStart"/>
-      <w:r>
-        <w:rPr>
-          <w:lang w:val="en-GB"/>
-        </w:rPr>
-        <w:t>jezika</w:t>
-      </w:r>
-      <w:proofErr w:type="spellEnd"/>
-      <w:r>
-        <w:rPr>
-          <w:lang w:val="en-GB"/>
-        </w:rPr>
-        <w:t xml:space="preserve">, model </w:t>
-      </w:r>
-      <w:proofErr w:type="spellStart"/>
-      <w:r>
-        <w:rPr>
-          <w:lang w:val="en-GB"/>
-        </w:rPr>
-        <w:t>istreniran</w:t>
-      </w:r>
-      <w:proofErr w:type="spellEnd"/>
-      <w:r>
-        <w:rPr>
-          <w:lang w:val="en-GB"/>
-        </w:rPr>
-        <w:t xml:space="preserve"> </w:t>
-      </w:r>
-      <w:proofErr w:type="spellStart"/>
-      <w:r>
-        <w:rPr>
-          <w:lang w:val="en-GB"/>
-        </w:rPr>
-        <w:t>i</w:t>
-      </w:r>
-      <w:proofErr w:type="spellEnd"/>
-      <w:r>
-        <w:rPr>
-          <w:lang w:val="en-GB"/>
-        </w:rPr>
-        <w:t xml:space="preserve"> </w:t>
-      </w:r>
-      <w:proofErr w:type="spellStart"/>
-      <w:r>
-        <w:rPr>
-          <w:lang w:val="en-GB"/>
-        </w:rPr>
-        <w:t>sačuvan</w:t>
-      </w:r>
-      <w:proofErr w:type="spellEnd"/>
-      <w:r>
-        <w:rPr>
-          <w:lang w:val="en-GB"/>
-        </w:rPr>
-        <w:t xml:space="preserve"> u Python </w:t>
-      </w:r>
-      <w:proofErr w:type="spellStart"/>
-      <w:r>
-        <w:rPr>
-          <w:lang w:val="en-GB"/>
-        </w:rPr>
-        <w:t>okruženju</w:t>
-      </w:r>
-      <w:proofErr w:type="spellEnd"/>
-      <w:r>
-        <w:rPr>
-          <w:lang w:val="en-GB"/>
-        </w:rPr>
-        <w:t xml:space="preserve"> </w:t>
-      </w:r>
-      <w:proofErr w:type="spellStart"/>
-      <w:r>
-        <w:rPr>
-          <w:lang w:val="en-GB"/>
-        </w:rPr>
-        <w:t>će</w:t>
-      </w:r>
-      <w:proofErr w:type="spellEnd"/>
-      <w:r>
-        <w:rPr>
-          <w:lang w:val="en-GB"/>
-        </w:rPr>
-        <w:t xml:space="preserve"> </w:t>
-      </w:r>
-      <w:proofErr w:type="spellStart"/>
-      <w:r>
-        <w:rPr>
-          <w:lang w:val="en-GB"/>
-        </w:rPr>
-        <w:t>biti</w:t>
-      </w:r>
-      <w:proofErr w:type="spellEnd"/>
-      <w:r>
-        <w:rPr>
-          <w:lang w:val="en-GB"/>
-        </w:rPr>
-        <w:t xml:space="preserve"> </w:t>
-      </w:r>
-      <w:proofErr w:type="spellStart"/>
-      <w:r>
-        <w:rPr>
-          <w:lang w:val="en-GB"/>
-        </w:rPr>
-        <w:t>učitan</w:t>
-      </w:r>
-      <w:proofErr w:type="spellEnd"/>
-      <w:r>
-        <w:rPr>
-          <w:lang w:val="en-GB"/>
-        </w:rPr>
-        <w:t xml:space="preserve"> u C# </w:t>
-      </w:r>
-      <w:proofErr w:type="spellStart"/>
-      <w:r>
-        <w:rPr>
-          <w:lang w:val="en-GB"/>
-        </w:rPr>
-        <w:t>okruženje</w:t>
-      </w:r>
-      <w:proofErr w:type="spellEnd"/>
-      <w:r>
-        <w:rPr>
-          <w:lang w:val="en-GB"/>
-        </w:rPr>
-        <w:t xml:space="preserve"> </w:t>
-      </w:r>
-      <w:proofErr w:type="spellStart"/>
-      <w:r>
-        <w:rPr>
-          <w:lang w:val="en-GB"/>
-        </w:rPr>
-        <w:t>radi</w:t>
-      </w:r>
-      <w:proofErr w:type="spellEnd"/>
-      <w:r>
-        <w:rPr>
-          <w:lang w:val="en-GB"/>
-        </w:rPr>
-        <w:t xml:space="preserve"> </w:t>
-      </w:r>
-      <w:proofErr w:type="spellStart"/>
-      <w:r>
-        <w:rPr>
-          <w:lang w:val="en-GB"/>
-        </w:rPr>
-        <w:t>vršenja</w:t>
-      </w:r>
-      <w:proofErr w:type="spellEnd"/>
-      <w:r>
-        <w:rPr>
-          <w:lang w:val="en-GB"/>
-        </w:rPr>
-        <w:t xml:space="preserve"> </w:t>
-      </w:r>
-      <w:proofErr w:type="spellStart"/>
-      <w:r>
-        <w:rPr>
-          <w:lang w:val="en-GB"/>
-        </w:rPr>
-        <w:t>inferencije</w:t>
-      </w:r>
-      <w:proofErr w:type="spellEnd"/>
-      <w:r>
-        <w:rPr>
-          <w:lang w:val="en-GB"/>
-        </w:rPr>
-        <w:t xml:space="preserve"> </w:t>
-      </w:r>
-      <w:proofErr w:type="spellStart"/>
-      <w:r>
-        <w:rPr>
-          <w:lang w:val="en-GB"/>
-        </w:rPr>
-        <w:t>nad</w:t>
-      </w:r>
-      <w:proofErr w:type="spellEnd"/>
-      <w:r>
-        <w:rPr>
-          <w:lang w:val="en-GB"/>
-        </w:rPr>
-        <w:t xml:space="preserve"> </w:t>
-      </w:r>
-      <w:proofErr w:type="spellStart"/>
-      <w:r>
-        <w:rPr>
-          <w:lang w:val="en-GB"/>
-        </w:rPr>
-        <w:t>testnim</w:t>
-      </w:r>
-      <w:proofErr w:type="spellEnd"/>
-      <w:r>
-        <w:rPr>
-          <w:lang w:val="en-GB"/>
-        </w:rPr>
-        <w:t xml:space="preserve"> </w:t>
-      </w:r>
-      <w:proofErr w:type="spellStart"/>
-      <w:r>
-        <w:rPr>
-          <w:lang w:val="en-GB"/>
-        </w:rPr>
-        <w:t>skupom</w:t>
-      </w:r>
-      <w:proofErr w:type="spellEnd"/>
-      <w:r>
-        <w:rPr>
-          <w:lang w:val="en-GB"/>
-        </w:rPr>
-        <w:t xml:space="preserve"> </w:t>
-      </w:r>
-      <w:proofErr w:type="spellStart"/>
-      <w:r>
-        <w:rPr>
-          <w:lang w:val="en-GB"/>
-        </w:rPr>
-        <w:t>podataka</w:t>
-      </w:r>
-      <w:proofErr w:type="spellEnd"/>
-      <w:r>
-        <w:rPr>
-          <w:lang w:val="en-GB"/>
-        </w:rPr>
-        <w:t xml:space="preserve">, </w:t>
-      </w:r>
-      <w:proofErr w:type="spellStart"/>
-      <w:r>
-        <w:rPr>
-          <w:lang w:val="en-GB"/>
-        </w:rPr>
-        <w:t>čime</w:t>
-      </w:r>
-      <w:proofErr w:type="spellEnd"/>
-      <w:r>
-        <w:rPr>
-          <w:lang w:val="en-GB"/>
-        </w:rPr>
-        <w:t xml:space="preserve"> </w:t>
-      </w:r>
-      <w:proofErr w:type="spellStart"/>
-      <w:r>
-        <w:rPr>
-          <w:lang w:val="en-GB"/>
-        </w:rPr>
-        <w:t>će</w:t>
-      </w:r>
-      <w:proofErr w:type="spellEnd"/>
-      <w:r>
-        <w:rPr>
-          <w:lang w:val="en-GB"/>
-        </w:rPr>
-        <w:t xml:space="preserve"> se </w:t>
-      </w:r>
-      <w:proofErr w:type="spellStart"/>
-      <w:r>
-        <w:rPr>
-          <w:lang w:val="en-GB"/>
-        </w:rPr>
-        <w:t>provjeriti</w:t>
-      </w:r>
-      <w:proofErr w:type="spellEnd"/>
-      <w:r>
-        <w:rPr>
-          <w:lang w:val="en-GB"/>
-        </w:rPr>
-        <w:t xml:space="preserve"> da li </w:t>
-      </w:r>
-      <w:proofErr w:type="spellStart"/>
-      <w:r>
-        <w:rPr>
-          <w:lang w:val="en-GB"/>
-        </w:rPr>
-        <w:t>jezici</w:t>
-      </w:r>
-      <w:proofErr w:type="spellEnd"/>
-      <w:r>
-        <w:rPr>
-          <w:lang w:val="en-GB"/>
-        </w:rPr>
-        <w:t xml:space="preserve"> </w:t>
-      </w:r>
-      <w:proofErr w:type="spellStart"/>
-      <w:r>
-        <w:rPr>
-          <w:lang w:val="en-GB"/>
-        </w:rPr>
-        <w:t>proizvode</w:t>
-      </w:r>
-      <w:proofErr w:type="spellEnd"/>
-      <w:r>
-        <w:rPr>
-          <w:lang w:val="en-GB"/>
-        </w:rPr>
-        <w:t xml:space="preserve"> </w:t>
-      </w:r>
-      <w:proofErr w:type="spellStart"/>
-      <w:r>
-        <w:rPr>
-          <w:lang w:val="en-GB"/>
-        </w:rPr>
-        <w:t>odstupanja</w:t>
-      </w:r>
-      <w:proofErr w:type="spellEnd"/>
-      <w:r>
-        <w:rPr>
-          <w:lang w:val="en-GB"/>
-        </w:rPr>
-        <w:t xml:space="preserve"> </w:t>
-      </w:r>
-      <w:proofErr w:type="spellStart"/>
-      <w:r>
-        <w:rPr>
-          <w:lang w:val="en-GB"/>
-        </w:rPr>
-        <w:t>prilikom</w:t>
-      </w:r>
-      <w:proofErr w:type="spellEnd"/>
-      <w:r>
-        <w:rPr>
-          <w:lang w:val="en-GB"/>
-        </w:rPr>
-        <w:t xml:space="preserve"> </w:t>
-      </w:r>
-      <w:proofErr w:type="spellStart"/>
-      <w:r>
-        <w:rPr>
-          <w:lang w:val="en-GB"/>
-        </w:rPr>
-        <w:t>parsiranja</w:t>
-      </w:r>
-      <w:proofErr w:type="spellEnd"/>
-      <w:r>
-        <w:rPr>
-          <w:lang w:val="en-GB"/>
-        </w:rPr>
-        <w:t xml:space="preserve"> </w:t>
-      </w:r>
-      <w:proofErr w:type="spellStart"/>
-      <w:r>
-        <w:rPr>
-          <w:lang w:val="en-GB"/>
-        </w:rPr>
-        <w:t>istih</w:t>
-      </w:r>
-      <w:proofErr w:type="spellEnd"/>
-      <w:r>
-        <w:rPr>
-          <w:lang w:val="en-GB"/>
-        </w:rPr>
-        <w:t xml:space="preserve"> </w:t>
-      </w:r>
-      <w:proofErr w:type="spellStart"/>
-      <w:r>
-        <w:rPr>
-          <w:lang w:val="en-GB"/>
-        </w:rPr>
-        <w:t>tenzora</w:t>
-      </w:r>
-      <w:proofErr w:type="spellEnd"/>
-      <w:r>
-        <w:rPr>
-          <w:lang w:val="en-GB"/>
-        </w:rPr>
-        <w:t>.</w:t>
-      </w:r>
-    </w:p>
-    <w:p>
-      <w:pPr>
-        <w:rPr>
-          <w:lang w:val="en-GB"/>
-        </w:rPr>
-      </w:pPr>
-    </w:p>
-    <w:p>
-      <w:pPr>
-        <w:rPr>
-          <w:lang w:val="en-GB"/>
-        </w:rPr>
-      </w:pPr>
-    </w:p>
-    <w:p>
-      <w:pPr>
-        <w:rPr>
-          <w:lang w:val="en-GB"/>
-        </w:rPr>
-      </w:pPr>
-    </w:p>
-    <w:p>
-      <w:pPr>
-        <w:rPr>
-          <w:lang w:val="en-GB"/>
-        </w:rPr>
-      </w:pPr>
-    </w:p>
-    <w:p>
-      <w:pPr>
-        <w:rPr>
-          <w:lang w:val="en-GB"/>
-        </w:rPr>
-      </w:pPr>
-    </w:p>
-    <w:p>
-      <w:pPr>
-        <w:rPr>
-          <w:lang w:val="en-GB"/>
-        </w:rPr>
-      </w:pPr>
-    </w:p>
-    <w:p>
-      <w:pPr>
-        <w:pStyle w:val="Naslov3"/>
-        <w:rPr>
-          <w:lang w:val="en-GB"/>
-        </w:rPr>
-      </w:pPr>
-      <w:proofErr w:type="spellStart"/>
-      <w:r>
-        <w:lastRenderedPageBreak/>
-        <w:t>Prepocesiranje</w:t>
-      </w:r>
-      <w:proofErr w:type="spellEnd"/>
-      <w:r>
-        <w:t xml:space="preserve"> slika</w:t>
-      </w:r>
-    </w:p>
-    <w:p>
-      <w:pPr>
-        <w:pStyle w:val="Naslov3"/>
-      </w:pPr>
-    </w:p>
-    <w:p/>
-    <w:p/>
-    <w:p/>
-    <w:p/>
-    <w:p/>
-    <w:p/>
-    <w:p/>
-    <w:p/>
-    <w:p/>
-    <w:p/>
-    <w:p/>
-    <w:p/>
-    <w:p/>
-    <w:p/>
-    <w:p/>
-    <w:p/>
-    <w:p/>
-    <w:p/>
-    <w:p/>
-    <w:p/>
-    <w:p/>
-    <w:p/>
-    <w:p/>
-    <w:p/>
-    <w:p/>
-    <w:p/>
-    <w:p>
-      <w:pPr>
-        <w:pStyle w:val="Naslov3"/>
-      </w:pPr>
-      <w:r>
-        <w:lastRenderedPageBreak/>
         <w:t xml:space="preserve">Dizajn i arhitektura CNN modela, </w:t>
       </w:r>
       <w:r>
@@ -8591,6 +7160,7 @@
         <w:rPr>
           <w:lang w:val="en-GB"/>
         </w:rPr>
+        <w:lastRenderedPageBreak/>
         <w:t xml:space="preserve">Data </w:t>
       </w:r>
       <w:proofErr w:type="spellStart"/>
@@ -8934,7 +7504,6 @@
         <w:rPr>
           <w:lang w:val="en-GB"/>
         </w:rPr>
-        <w:lastRenderedPageBreak/>
         <w:t xml:space="preserve">Osim </w:t>
       </w:r>
       <w:proofErr w:type="spellStart"/>
@@ -11497,6 +10066,184 @@
         </w:rPr>
         <w:t xml:space="preserve">liko potrebno. </w:t>
       </w:r>
+    </w:p>
+    <w:p>
+      <w:pPr>
+        <w:rPr>
+          <w:lang w:val="en-US"/>
+        </w:rPr>
+      </w:pPr>
+    </w:p>
+    <w:p>
+      <w:pPr>
+        <w:rPr>
+          <w:lang w:val="en-US"/>
+        </w:rPr>
+      </w:pPr>
+    </w:p>
+    <w:p>
+      <w:pPr>
+        <w:rPr>
+          <w:lang w:val="en-US"/>
+        </w:rPr>
+      </w:pPr>
+    </w:p>
+    <w:p>
+      <w:pPr>
+        <w:rPr>
+          <w:lang w:val="en-US"/>
+        </w:rPr>
+      </w:pPr>
+    </w:p>
+    <w:p>
+      <w:pPr>
+        <w:rPr>
+          <w:lang w:val="en-US"/>
+        </w:rPr>
+      </w:pPr>
+    </w:p>
+    <w:p>
+      <w:pPr>
+        <w:rPr>
+          <w:lang w:val="en-US"/>
+        </w:rPr>
+      </w:pPr>
+    </w:p>
+    <w:p/>
+    <w:p>
+      <w:pPr>
+        <w:pStyle w:val="Naslov3"/>
+        <w:rPr>
+          <w:lang w:val="en-GB"/>
+        </w:rPr>
+      </w:pPr>
+      <w:proofErr w:type="spellStart"/>
+      <w:r>
+        <w:t>Prepocesiranje</w:t>
+      </w:r>
+      <w:proofErr w:type="spellEnd"/>
+      <w:r>
+        <w:t xml:space="preserve"> slika</w:t>
+      </w:r>
+    </w:p>
+    <w:p>
+      <w:pPr>
+        <w:rPr>
+          <w:lang w:val="en-US"/>
+        </w:rPr>
+      </w:pPr>
+    </w:p>
+    <w:p>
+      <w:pPr>
+        <w:rPr>
+          <w:lang w:val="en-US"/>
+        </w:rPr>
+      </w:pPr>
+    </w:p>
+    <w:p>
+      <w:pPr>
+        <w:rPr>
+          <w:lang w:val="en-US"/>
+        </w:rPr>
+      </w:pPr>
+    </w:p>
+    <w:p>
+      <w:pPr>
+        <w:rPr>
+          <w:lang w:val="en-US"/>
+        </w:rPr>
+      </w:pPr>
+    </w:p>
+    <w:p>
+      <w:pPr>
+        <w:rPr>
+          <w:lang w:val="en-US"/>
+        </w:rPr>
+      </w:pPr>
+    </w:p>
+    <w:p>
+      <w:pPr>
+        <w:rPr>
+          <w:lang w:val="en-US"/>
+        </w:rPr>
+      </w:pPr>
+    </w:p>
+    <w:p>
+      <w:pPr>
+        <w:rPr>
+          <w:lang w:val="en-US"/>
+        </w:rPr>
+      </w:pPr>
+    </w:p>
+    <w:p>
+      <w:pPr>
+        <w:rPr>
+          <w:lang w:val="en-US"/>
+        </w:rPr>
+      </w:pPr>
+    </w:p>
+    <w:p>
+      <w:pPr>
+        <w:rPr>
+          <w:lang w:val="en-US"/>
+        </w:rPr>
+      </w:pPr>
+    </w:p>
+    <w:p>
+      <w:pPr>
+        <w:rPr>
+          <w:lang w:val="en-US"/>
+        </w:rPr>
+      </w:pPr>
+    </w:p>
+    <w:p>
+      <w:pPr>
+        <w:rPr>
+          <w:lang w:val="en-US"/>
+        </w:rPr>
+      </w:pPr>
+    </w:p>
+    <w:p>
+      <w:pPr>
+        <w:rPr>
+          <w:lang w:val="en-US"/>
+        </w:rPr>
+      </w:pPr>
+    </w:p>
+    <w:p>
+      <w:pPr>
+        <w:rPr>
+          <w:lang w:val="en-US"/>
+        </w:rPr>
+      </w:pPr>
+    </w:p>
+    <w:p>
+      <w:pPr>
+        <w:rPr>
+          <w:lang w:val="en-US"/>
+        </w:rPr>
+      </w:pPr>
+    </w:p>
+    <w:p>
+      <w:pPr>
+        <w:rPr>
+          <w:lang w:val="en-US"/>
+        </w:rPr>
+      </w:pPr>
+    </w:p>
+    <w:p>
+      <w:pPr>
+        <w:rPr>
+          <w:lang w:val="en-US"/>
+        </w:rPr>
+      </w:pPr>
+    </w:p>
+    <w:p>
+      <w:pPr>
+        <w:rPr>
+          <w:lang w:val="en-US"/>
+        </w:rPr>
+      </w:pPr>
     </w:p>
     <w:p>
       <w:pPr>
@@ -11653,15 +10400,13 @@
       </w:r>
       <w:proofErr w:type="spellEnd"/>
       <w:r>
-        <w:t xml:space="preserve"> </w:t>
-      </w:r>
-      <w:proofErr w:type="spellStart"/>
-      <w:r>
-        <w:t>uporedbe</w:t>
-      </w:r>
-      <w:proofErr w:type="spellEnd"/>
-      <w:r>
-        <w:t xml:space="preserve"> svih ključnih metrika poput vremena treniranja, odziva i preciznosti.</w:t>
+        <w:t xml:space="preserve"> u</w:t>
+      </w:r>
+      <w:r>
+        <w:t>s</w:t>
+      </w:r>
+      <w:r>
+        <w:t>poredbe svih ključnih metrika poput vremena treniranja, odziva i preciznosti.</w:t>
       </w:r>
     </w:p>
     <w:p>
@@ -11856,6 +10601,9 @@
         <w:t>Aspire</w:t>
       </w:r>
       <w:proofErr w:type="spellEnd"/>
+      <w:r>
+        <w:t xml:space="preserve"> platforma</w:t>
+      </w:r>
       <w:r>
         <w:t>.</w:t>
       </w:r>
@@ -12010,6 +10758,405 @@
     </w:p>
     <w:p/>
     <w:p/>
+    <w:p/>
+    <w:p/>
+    <w:p>
+      <w:pPr>
+        <w:pStyle w:val="Naslov3"/>
+      </w:pPr>
+      <w:r>
+        <w:lastRenderedPageBreak/>
+        <w:t>Metodologija testiranja i kontrola varijabli</w:t>
+      </w:r>
+    </w:p>
+    <w:p/>
+    <w:p>
+      <w:r>
+        <w:t xml:space="preserve">Da bismo </w:t>
+      </w:r>
+      <w:proofErr w:type="spellStart"/>
+      <w:r>
+        <w:t>osiguralni</w:t>
+      </w:r>
+      <w:proofErr w:type="spellEnd"/>
+      <w:r>
+        <w:t xml:space="preserve"> što precizniji i objektivniji pristup prilikom </w:t>
+      </w:r>
+      <w:proofErr w:type="spellStart"/>
+      <w:r>
+        <w:t>poređenja</w:t>
+      </w:r>
+      <w:proofErr w:type="spellEnd"/>
+      <w:r>
+        <w:t xml:space="preserve"> metrika iz oba ekosistema, definisana je stroga metodologija testiranja. U cilju </w:t>
+      </w:r>
+      <w:proofErr w:type="spellStart"/>
+      <w:r>
+        <w:t>izolovacije</w:t>
+      </w:r>
+      <w:proofErr w:type="spellEnd"/>
+      <w:r>
+        <w:t xml:space="preserve"> uticaja C# i </w:t>
+      </w:r>
+      <w:proofErr w:type="spellStart"/>
+      <w:r>
+        <w:t>Python</w:t>
+      </w:r>
+      <w:proofErr w:type="spellEnd"/>
+      <w:r>
+        <w:t xml:space="preserve"> </w:t>
+      </w:r>
+      <w:proofErr w:type="spellStart"/>
+      <w:r>
+        <w:t>okruženja</w:t>
+      </w:r>
+      <w:proofErr w:type="spellEnd"/>
+      <w:r>
+        <w:t xml:space="preserve"> uvedeno je par pravila kojim će se pridržavati prilikom testiranja:</w:t>
+      </w:r>
+    </w:p>
+    <w:p/>
+    <w:p>
+      <w:r>
+        <w:t xml:space="preserve">1. Identična verzija </w:t>
+      </w:r>
+      <w:proofErr w:type="spellStart"/>
+      <w:r>
+        <w:t>LibTorch</w:t>
+      </w:r>
+      <w:proofErr w:type="spellEnd"/>
+      <w:r>
+        <w:t xml:space="preserve"> biblioteke </w:t>
+      </w:r>
+    </w:p>
+    <w:p>
+      <w:r>
+        <w:t xml:space="preserve">Da bi </w:t>
+      </w:r>
+      <w:proofErr w:type="spellStart"/>
+      <w:r>
+        <w:t>poređenje</w:t>
+      </w:r>
+      <w:proofErr w:type="spellEnd"/>
+      <w:r>
+        <w:t xml:space="preserve"> bilo validno moramo osigurati da i </w:t>
+      </w:r>
+      <w:proofErr w:type="spellStart"/>
+      <w:r>
+        <w:t>Python</w:t>
+      </w:r>
+      <w:proofErr w:type="spellEnd"/>
+      <w:r>
+        <w:t xml:space="preserve"> kao i .NET </w:t>
+      </w:r>
+      <w:proofErr w:type="spellStart"/>
+      <w:r>
+        <w:t>okruženje</w:t>
+      </w:r>
+      <w:proofErr w:type="spellEnd"/>
+      <w:r>
+        <w:t xml:space="preserve"> koristi istu verziju C++ biblioteke </w:t>
+      </w:r>
+      <w:proofErr w:type="spellStart"/>
+      <w:r>
+        <w:t>LibTorch</w:t>
+      </w:r>
+      <w:proofErr w:type="spellEnd"/>
+      <w:r>
+        <w:t xml:space="preserve"> koja zapravo radi sve kalkulacije.</w:t>
+      </w:r>
+    </w:p>
+    <w:p>
+      <w:proofErr w:type="spellStart"/>
+      <w:r>
+        <w:t>PyTorch</w:t>
+      </w:r>
+      <w:proofErr w:type="spellEnd"/>
+      <w:r>
+        <w:t xml:space="preserve"> verzija korištena je 2.10.0 koja koristi </w:t>
+      </w:r>
+      <w:proofErr w:type="spellStart"/>
+      <w:r>
+        <w:t>LibTorch</w:t>
+      </w:r>
+      <w:proofErr w:type="spellEnd"/>
+      <w:r>
+        <w:t xml:space="preserve"> verziju 2.10.0</w:t>
+      </w:r>
+    </w:p>
+    <w:p>
+      <w:proofErr w:type="spellStart"/>
+      <w:r>
+        <w:t>TorchSharp</w:t>
+      </w:r>
+      <w:proofErr w:type="spellEnd"/>
+      <w:r>
+        <w:t xml:space="preserve"> verzija korištena je 0.107.0 koja isto tako koristi </w:t>
+      </w:r>
+      <w:proofErr w:type="spellStart"/>
+      <w:r>
+        <w:t>LibTorch</w:t>
+      </w:r>
+      <w:proofErr w:type="spellEnd"/>
+      <w:r>
+        <w:t xml:space="preserve"> verziju 2.10.0.</w:t>
+      </w:r>
+    </w:p>
+    <w:p/>
+    <w:p>
+      <w:r>
+        <w:t xml:space="preserve">2. </w:t>
+      </w:r>
+      <w:proofErr w:type="spellStart"/>
+      <w:r>
+        <w:t>Hiperparametri</w:t>
+      </w:r>
+      <w:proofErr w:type="spellEnd"/>
+    </w:p>
+    <w:p>
+      <w:proofErr w:type="spellStart"/>
+      <w:r>
+        <w:t>Hiperparametri</w:t>
+      </w:r>
+      <w:proofErr w:type="spellEnd"/>
+      <w:r>
+        <w:t xml:space="preserve"> prilikom treniranje će znatno uticati na način i vrijeme treniranje kao i tačnost krajnjeg modela. U oba </w:t>
+      </w:r>
+      <w:proofErr w:type="spellStart"/>
+      <w:r>
+        <w:t>okruženja</w:t>
+      </w:r>
+      <w:proofErr w:type="spellEnd"/>
+      <w:r>
+        <w:t xml:space="preserve"> je implementirana ista CNN arhitektura, isti Adam </w:t>
+      </w:r>
+      <w:proofErr w:type="spellStart"/>
+      <w:r>
+        <w:t>optimizatorom</w:t>
+      </w:r>
+      <w:proofErr w:type="spellEnd"/>
+      <w:r>
+        <w:t xml:space="preserve"> sa istom stopom učenja od 0.00001, istom </w:t>
+      </w:r>
+      <w:proofErr w:type="spellStart"/>
+      <w:r>
+        <w:t>Cross</w:t>
+      </w:r>
+      <w:proofErr w:type="spellEnd"/>
+      <w:r>
+        <w:t xml:space="preserve"> </w:t>
+      </w:r>
+      <w:proofErr w:type="spellStart"/>
+      <w:r>
+        <w:t>Entropy</w:t>
+      </w:r>
+      <w:proofErr w:type="spellEnd"/>
+      <w:r>
+        <w:t xml:space="preserve"> funkcijom troška i istom veličinom serije od 8 primjera.</w:t>
+      </w:r>
+    </w:p>
+    <w:p/>
+    <w:p>
+      <w:r>
+        <w:t>3. Hardverski resursi</w:t>
+      </w:r>
+    </w:p>
+    <w:p>
+      <w:r>
+        <w:t xml:space="preserve">Samo treniranje i analiza slika će uveliko zavisiti od toga na kojem hardveru se model trenirana. Za eliminaciju hardverski razlika treniranje je u oba slučaju rađeno na istom fizičkoj mašini sa sličnim </w:t>
+      </w:r>
+      <w:proofErr w:type="spellStart"/>
+      <w:r>
+        <w:t>opterećenjem</w:t>
+      </w:r>
+      <w:proofErr w:type="spellEnd"/>
+      <w:r>
+        <w:t xml:space="preserve">. Korištena konfiguracija uključuje NVIDIA </w:t>
+      </w:r>
+      <w:proofErr w:type="spellStart"/>
+      <w:r>
+        <w:t>GeForce</w:t>
+      </w:r>
+      <w:proofErr w:type="spellEnd"/>
+      <w:r>
+        <w:t xml:space="preserve"> RTX 5070 grafičku karticu zaduženu za </w:t>
+      </w:r>
+      <w:proofErr w:type="spellStart"/>
+      <w:r>
+        <w:t>tenzorske</w:t>
+      </w:r>
+      <w:proofErr w:type="spellEnd"/>
+      <w:r>
+        <w:t xml:space="preserve"> operacije, te 32 GB DDR5 memorije.</w:t>
+      </w:r>
+    </w:p>
+    <w:p/>
+    <w:p>
+      <w:r>
+        <w:t>4. Deterministička inicijalizacija parametara</w:t>
+      </w:r>
+    </w:p>
+    <w:p>
+      <w:r>
+        <w:t xml:space="preserve">Na samom </w:t>
+      </w:r>
+      <w:proofErr w:type="spellStart"/>
+      <w:r>
+        <w:t>početku</w:t>
+      </w:r>
+      <w:proofErr w:type="spellEnd"/>
+      <w:r>
+        <w:t xml:space="preserve"> treniranje težine modela ili </w:t>
+      </w:r>
+      <w:proofErr w:type="spellStart"/>
+      <w:r>
+        <w:t>weights</w:t>
+      </w:r>
+      <w:proofErr w:type="spellEnd"/>
+      <w:r>
+        <w:t xml:space="preserve"> se obično </w:t>
+      </w:r>
+      <w:proofErr w:type="spellStart"/>
+      <w:r>
+        <w:t>postavljeju</w:t>
+      </w:r>
+      <w:proofErr w:type="spellEnd"/>
+      <w:r>
+        <w:t xml:space="preserve"> na nasumične vrijednosti. Zavisno od toga kako su ove vrijednost postavljene krajnji izgled modela može biti drugačiji što nam </w:t>
+      </w:r>
+      <w:proofErr w:type="spellStart"/>
+      <w:r>
+        <w:t>pogoršava</w:t>
+      </w:r>
+      <w:proofErr w:type="spellEnd"/>
+      <w:r>
+        <w:t xml:space="preserve"> objektivno </w:t>
+      </w:r>
+      <w:proofErr w:type="spellStart"/>
+      <w:r>
+        <w:t>poređenje</w:t>
+      </w:r>
+      <w:proofErr w:type="spellEnd"/>
+      <w:r>
+        <w:t xml:space="preserve">, jer jedan model može sasvim slučajno dobiti dobre početne vrijednosti blizu globalnog minimuma što nam ništa ne govori o </w:t>
+      </w:r>
+      <w:proofErr w:type="spellStart"/>
+      <w:r>
+        <w:t>okruženju</w:t>
+      </w:r>
+      <w:proofErr w:type="spellEnd"/>
+      <w:r>
+        <w:t xml:space="preserve"> treniranja. Fiksiranjem </w:t>
+      </w:r>
+      <w:proofErr w:type="spellStart"/>
+      <w:r>
+        <w:t>seed</w:t>
+      </w:r>
+      <w:proofErr w:type="spellEnd"/>
+      <w:r>
+        <w:t xml:space="preserve"> vrijednosti osigurava se da </w:t>
+      </w:r>
+      <w:proofErr w:type="spellStart"/>
+      <w:r>
+        <w:t>neuralne</w:t>
+      </w:r>
+      <w:proofErr w:type="spellEnd"/>
+      <w:r>
+        <w:t xml:space="preserve"> mreža uvijek krene iz iste početne tačke što eliminiše problem </w:t>
+      </w:r>
+      <w:proofErr w:type="spellStart"/>
+      <w:r>
+        <w:t>nasumičnosti</w:t>
+      </w:r>
+      <w:proofErr w:type="spellEnd"/>
+      <w:r>
+        <w:t>.</w:t>
+      </w:r>
+    </w:p>
+    <w:p/>
+    <w:p>
+      <w:r>
+        <w:t xml:space="preserve">5. Višestruke </w:t>
+      </w:r>
+      <w:proofErr w:type="spellStart"/>
+      <w:r>
+        <w:t>iteracije</w:t>
+      </w:r>
+      <w:proofErr w:type="spellEnd"/>
+      <w:r>
+        <w:t xml:space="preserve"> treniranja</w:t>
+      </w:r>
+    </w:p>
+    <w:p>
+      <w:r>
+        <w:lastRenderedPageBreak/>
+        <w:t xml:space="preserve">Iako su početni parametri fiksirani, sam proces treniranja je veoma kompleksan i može doći do varijacije prilikom istovremenog </w:t>
+      </w:r>
+      <w:proofErr w:type="spellStart"/>
+      <w:r>
+        <w:t>izvršavanje</w:t>
+      </w:r>
+      <w:proofErr w:type="spellEnd"/>
+      <w:r>
+        <w:t xml:space="preserve"> operacija na </w:t>
+      </w:r>
+      <w:proofErr w:type="spellStart"/>
+      <w:r>
+        <w:t>grafikčkoj</w:t>
+      </w:r>
+      <w:proofErr w:type="spellEnd"/>
+      <w:r>
+        <w:t xml:space="preserve"> kartici. Da bismo imali što objektivniju sliku treniranja, proces treniranje (sa jednakim brojem epoha) je pokrenut u pet nezavisnih </w:t>
+      </w:r>
+      <w:proofErr w:type="spellStart"/>
+      <w:r>
+        <w:t>interacija</w:t>
+      </w:r>
+      <w:proofErr w:type="spellEnd"/>
+      <w:r>
+        <w:t xml:space="preserve"> u </w:t>
+      </w:r>
+      <w:proofErr w:type="spellStart"/>
+      <w:r>
+        <w:t>obe</w:t>
+      </w:r>
+      <w:proofErr w:type="spellEnd"/>
+      <w:r>
+        <w:t xml:space="preserve"> </w:t>
+      </w:r>
+      <w:proofErr w:type="spellStart"/>
+      <w:r>
+        <w:t>okruženja</w:t>
+      </w:r>
+      <w:proofErr w:type="spellEnd"/>
+      <w:r>
+        <w:t xml:space="preserve">. Rezultati i metrike prikazani u ovom radu predstavljaju </w:t>
+      </w:r>
+      <w:proofErr w:type="spellStart"/>
+      <w:r>
+        <w:t>usrednjene</w:t>
+      </w:r>
+      <w:proofErr w:type="spellEnd"/>
+      <w:r>
+        <w:t xml:space="preserve"> (prosječne) vrijednosti </w:t>
+      </w:r>
+      <w:proofErr w:type="spellStart"/>
+      <w:r>
+        <w:t>dobijene</w:t>
+      </w:r>
+      <w:proofErr w:type="spellEnd"/>
+      <w:r>
+        <w:t xml:space="preserve"> iz tih </w:t>
+      </w:r>
+      <w:proofErr w:type="spellStart"/>
+      <w:r>
+        <w:t>iteracija</w:t>
+      </w:r>
+      <w:proofErr w:type="spellEnd"/>
+      <w:r>
+        <w:t>, što garantuje visoku pouzdanost zaključka.</w:t>
+      </w:r>
+    </w:p>
     <w:p/>
     <w:sectPr>
       <w:pgSz w:w="12240" w:h="15840"/>

--- a/1.docx
+++ b/1.docx
@@ -5,7 +5,7 @@
     <w:p>
       <w:pPr>
         <w:rPr>
-          <w:lang w:val="de-DE"/>
+          <w:lang w:val="en-US"/>
         </w:rPr>
       </w:pPr>
     </w:p>
@@ -3908,1505 +3908,185 @@
       </w:r>
       <w:proofErr w:type="spellEnd"/>
     </w:p>
-    <w:p>
-      <w:pPr>
-        <w:rPr>
-          <w:lang w:val="en-GB"/>
-        </w:rPr>
-      </w:pPr>
-    </w:p>
-    <w:p>
-      <w:pPr>
-        <w:rPr>
-          <w:lang w:val="en-GB"/>
-        </w:rPr>
-      </w:pPr>
-      <w:r>
-        <w:rPr>
-          <w:lang w:val="en-GB"/>
-        </w:rPr>
+    <w:p/>
+    <w:p>
+      <w:r>
         <w:t xml:space="preserve">Da bi </w:t>
       </w:r>
       <w:proofErr w:type="spellStart"/>
       <w:r>
-        <w:rPr>
-          <w:lang w:val="en-GB"/>
-        </w:rPr>
         <w:t>poređenje</w:t>
       </w:r>
       <w:proofErr w:type="spellEnd"/>
       <w:r>
-        <w:rPr>
-          <w:lang w:val="en-GB"/>
-        </w:rPr>
-        <w:t xml:space="preserve"> </w:t>
-      </w:r>
-      <w:proofErr w:type="spellStart"/>
-      <w:r>
-        <w:rPr>
-          <w:lang w:val="en-GB"/>
-        </w:rPr>
-        <w:t>imalo</w:t>
-      </w:r>
-      <w:proofErr w:type="spellEnd"/>
-      <w:r>
-        <w:rPr>
-          <w:lang w:val="en-GB"/>
-        </w:rPr>
-        <w:t xml:space="preserve"> </w:t>
-      </w:r>
-      <w:proofErr w:type="spellStart"/>
-      <w:r>
-        <w:rPr>
-          <w:lang w:val="en-GB"/>
-        </w:rPr>
-        <w:t>smisla</w:t>
-      </w:r>
-      <w:proofErr w:type="spellEnd"/>
-      <w:r>
-        <w:rPr>
-          <w:lang w:val="en-GB"/>
-        </w:rPr>
-        <w:t xml:space="preserve"> </w:t>
-      </w:r>
-      <w:proofErr w:type="spellStart"/>
-      <w:r>
-        <w:rPr>
-          <w:lang w:val="en-GB"/>
-        </w:rPr>
-        <w:t>i</w:t>
-      </w:r>
-      <w:proofErr w:type="spellEnd"/>
-      <w:r>
-        <w:rPr>
-          <w:lang w:val="en-GB"/>
-        </w:rPr>
-        <w:t xml:space="preserve"> </w:t>
-      </w:r>
-      <w:proofErr w:type="spellStart"/>
-      <w:r>
-        <w:rPr>
-          <w:lang w:val="en-GB"/>
-        </w:rPr>
-        <w:t>bilo</w:t>
-      </w:r>
-      <w:proofErr w:type="spellEnd"/>
-      <w:r>
-        <w:rPr>
-          <w:lang w:val="en-GB"/>
-        </w:rPr>
-        <w:t xml:space="preserve"> </w:t>
-      </w:r>
-      <w:proofErr w:type="spellStart"/>
-      <w:r>
-        <w:rPr>
-          <w:lang w:val="en-GB"/>
-        </w:rPr>
-        <w:t>akademski</w:t>
-      </w:r>
-      <w:proofErr w:type="spellEnd"/>
-      <w:r>
-        <w:rPr>
-          <w:lang w:val="en-GB"/>
-        </w:rPr>
-        <w:t xml:space="preserve"> </w:t>
-      </w:r>
-      <w:proofErr w:type="spellStart"/>
-      <w:r>
-        <w:rPr>
-          <w:lang w:val="en-GB"/>
-        </w:rPr>
-        <w:t>validno</w:t>
-      </w:r>
-      <w:proofErr w:type="spellEnd"/>
-      <w:r>
-        <w:rPr>
-          <w:lang w:val="en-GB"/>
-        </w:rPr>
+        <w:t xml:space="preserve"> imalo smisla i bilo akademski validno, obje </w:t>
+      </w:r>
+      <w:proofErr w:type="spellStart"/>
+      <w:r>
+        <w:t>neuralne</w:t>
+      </w:r>
+      <w:proofErr w:type="spellEnd"/>
+      <w:r>
+        <w:t xml:space="preserve"> mreže su implementirane na isti način u </w:t>
+      </w:r>
+      <w:proofErr w:type="spellStart"/>
+      <w:r>
+        <w:t>Python</w:t>
+      </w:r>
+      <w:proofErr w:type="spellEnd"/>
+      <w:r>
+        <w:t xml:space="preserve"> i .NET </w:t>
+      </w:r>
+      <w:proofErr w:type="spellStart"/>
+      <w:r>
+        <w:t>okruženjima</w:t>
+      </w:r>
+      <w:proofErr w:type="spellEnd"/>
+      <w:r>
+        <w:t xml:space="preserve">. Sastoji se od </w:t>
+      </w:r>
+      <w:proofErr w:type="spellStart"/>
+      <w:r>
+        <w:t>konvolucijskih</w:t>
+      </w:r>
+      <w:proofErr w:type="spellEnd"/>
+      <w:r>
         <w:t xml:space="preserve">, </w:t>
       </w:r>
       <w:proofErr w:type="spellStart"/>
       <w:r>
-        <w:rPr>
-          <w:lang w:val="en-GB"/>
-        </w:rPr>
-        <w:t>obje</w:t>
-      </w:r>
-      <w:proofErr w:type="spellEnd"/>
-      <w:r>
-        <w:rPr>
-          <w:lang w:val="en-GB"/>
-        </w:rPr>
-        <w:t xml:space="preserve"> </w:t>
-      </w:r>
-      <w:proofErr w:type="spellStart"/>
-      <w:r>
-        <w:rPr>
-          <w:lang w:val="en-GB"/>
-        </w:rPr>
-        <w:t>neuralne</w:t>
-      </w:r>
-      <w:proofErr w:type="spellEnd"/>
-      <w:r>
-        <w:rPr>
-          <w:lang w:val="en-GB"/>
-        </w:rPr>
-        <w:t xml:space="preserve"> </w:t>
-      </w:r>
-      <w:proofErr w:type="spellStart"/>
-      <w:r>
-        <w:rPr>
-          <w:lang w:val="en-GB"/>
-        </w:rPr>
-        <w:t>mreže</w:t>
-      </w:r>
-      <w:proofErr w:type="spellEnd"/>
-      <w:r>
-        <w:rPr>
-          <w:lang w:val="en-GB"/>
-        </w:rPr>
-        <w:t xml:space="preserve"> </w:t>
-      </w:r>
-      <w:proofErr w:type="spellStart"/>
-      <w:r>
-        <w:rPr>
-          <w:lang w:val="en-GB"/>
-        </w:rPr>
-        <w:t>su</w:t>
-      </w:r>
-      <w:proofErr w:type="spellEnd"/>
-      <w:r>
-        <w:rPr>
-          <w:lang w:val="en-GB"/>
-        </w:rPr>
-        <w:t xml:space="preserve"> </w:t>
-      </w:r>
-      <w:proofErr w:type="spellStart"/>
-      <w:r>
-        <w:rPr>
-          <w:lang w:val="en-GB"/>
-        </w:rPr>
-        <w:t>implementirane</w:t>
-      </w:r>
-      <w:proofErr w:type="spellEnd"/>
-      <w:r>
-        <w:rPr>
-          <w:lang w:val="en-GB"/>
-        </w:rPr>
-        <w:t xml:space="preserve"> </w:t>
-      </w:r>
-      <w:proofErr w:type="spellStart"/>
-      <w:r>
-        <w:rPr>
-          <w:lang w:val="en-GB"/>
-        </w:rPr>
-        <w:t>na</w:t>
-      </w:r>
-      <w:proofErr w:type="spellEnd"/>
-      <w:r>
-        <w:rPr>
-          <w:lang w:val="en-GB"/>
-        </w:rPr>
-        <w:t xml:space="preserve"> </w:t>
-      </w:r>
-      <w:proofErr w:type="spellStart"/>
-      <w:r>
-        <w:rPr>
-          <w:lang w:val="en-GB"/>
-        </w:rPr>
-        <w:t>isti</w:t>
-      </w:r>
-      <w:proofErr w:type="spellEnd"/>
-      <w:r>
-        <w:rPr>
-          <w:lang w:val="en-GB"/>
-        </w:rPr>
-        <w:t xml:space="preserve"> </w:t>
-      </w:r>
-      <w:proofErr w:type="spellStart"/>
-      <w:r>
-        <w:rPr>
-          <w:lang w:val="en-GB"/>
-        </w:rPr>
-        <w:t>način</w:t>
-      </w:r>
-      <w:proofErr w:type="spellEnd"/>
-      <w:r>
-        <w:rPr>
-          <w:lang w:val="en-GB"/>
-        </w:rPr>
-        <w:t xml:space="preserve"> u Python </w:t>
-      </w:r>
-      <w:proofErr w:type="spellStart"/>
-      <w:r>
-        <w:rPr>
-          <w:lang w:val="en-GB"/>
-        </w:rPr>
-        <w:t>i</w:t>
-      </w:r>
-      <w:proofErr w:type="spellEnd"/>
-      <w:r>
-        <w:rPr>
-          <w:lang w:val="en-GB"/>
-        </w:rPr>
-        <w:t xml:space="preserve"> .NET </w:t>
-      </w:r>
-      <w:proofErr w:type="spellStart"/>
-      <w:r>
-        <w:rPr>
-          <w:lang w:val="en-GB"/>
-        </w:rPr>
-        <w:t>okruženjima</w:t>
-      </w:r>
-      <w:proofErr w:type="spellEnd"/>
-      <w:r>
-        <w:rPr>
-          <w:lang w:val="en-GB"/>
-        </w:rPr>
-        <w:t xml:space="preserve">. </w:t>
-      </w:r>
-      <w:proofErr w:type="spellStart"/>
-      <w:r>
-        <w:rPr>
-          <w:lang w:val="en-GB"/>
-        </w:rPr>
-        <w:t>Sastoji</w:t>
-      </w:r>
-      <w:proofErr w:type="spellEnd"/>
-      <w:r>
-        <w:rPr>
-          <w:lang w:val="en-GB"/>
-        </w:rPr>
-        <w:t xml:space="preserve"> se od </w:t>
-      </w:r>
-      <w:proofErr w:type="spellStart"/>
-      <w:r>
-        <w:rPr>
-          <w:lang w:val="en-GB"/>
-        </w:rPr>
-        <w:t>konvolucijskih</w:t>
-      </w:r>
-      <w:proofErr w:type="spellEnd"/>
-      <w:r>
-        <w:rPr>
-          <w:lang w:val="en-GB"/>
-        </w:rPr>
-        <w:t xml:space="preserve">, pooling, </w:t>
-      </w:r>
-      <w:proofErr w:type="spellStart"/>
-      <w:r>
-        <w:rPr>
-          <w:lang w:val="en-GB"/>
-        </w:rPr>
-        <w:t>aktivacijskih</w:t>
-      </w:r>
-      <w:proofErr w:type="spellEnd"/>
-      <w:r>
-        <w:rPr>
-          <w:lang w:val="en-GB"/>
-        </w:rPr>
-        <w:t xml:space="preserve"> </w:t>
-      </w:r>
-      <w:proofErr w:type="spellStart"/>
-      <w:r>
-        <w:rPr>
-          <w:lang w:val="en-GB"/>
-        </w:rPr>
-        <w:t>i</w:t>
-      </w:r>
-      <w:proofErr w:type="spellEnd"/>
-      <w:r>
-        <w:rPr>
-          <w:lang w:val="en-GB"/>
-        </w:rPr>
-        <w:t xml:space="preserve"> </w:t>
-      </w:r>
-      <w:proofErr w:type="spellStart"/>
-      <w:r>
-        <w:rPr>
-          <w:lang w:val="en-GB"/>
-        </w:rPr>
-        <w:t>potpuno</w:t>
-      </w:r>
-      <w:proofErr w:type="spellEnd"/>
-      <w:r>
-        <w:rPr>
-          <w:lang w:val="en-GB"/>
-        </w:rPr>
-        <w:t xml:space="preserve"> </w:t>
-      </w:r>
-      <w:proofErr w:type="spellStart"/>
-      <w:r>
-        <w:rPr>
-          <w:lang w:val="en-GB"/>
-        </w:rPr>
-        <w:t>povezanih</w:t>
-      </w:r>
-      <w:proofErr w:type="spellEnd"/>
-      <w:r>
-        <w:rPr>
-          <w:lang w:val="en-GB"/>
-        </w:rPr>
-        <w:t xml:space="preserve"> </w:t>
-      </w:r>
-      <w:proofErr w:type="spellStart"/>
-      <w:r>
-        <w:rPr>
-          <w:lang w:val="en-GB"/>
-        </w:rPr>
-        <w:t>slojeva</w:t>
-      </w:r>
-      <w:proofErr w:type="spellEnd"/>
-      <w:r>
-        <w:rPr>
-          <w:lang w:val="en-GB"/>
-        </w:rPr>
-        <w:t xml:space="preserve">. </w:t>
-      </w:r>
-    </w:p>
-    <w:p>
-      <w:pPr>
-        <w:rPr>
-          <w:lang w:val="en-GB"/>
-        </w:rPr>
-      </w:pPr>
-      <w:r>
-        <w:rPr>
-          <w:lang w:val="en-GB"/>
-        </w:rPr>
-        <w:t xml:space="preserve">Pored </w:t>
-      </w:r>
-      <w:proofErr w:type="spellStart"/>
-      <w:r>
-        <w:rPr>
-          <w:lang w:val="en-GB"/>
-        </w:rPr>
-        <w:t>navedenih</w:t>
-      </w:r>
-      <w:proofErr w:type="spellEnd"/>
-      <w:r>
-        <w:rPr>
-          <w:lang w:val="en-GB"/>
-        </w:rPr>
+        <w:t>pooling</w:t>
+      </w:r>
+      <w:proofErr w:type="spellEnd"/>
+      <w:r>
+        <w:t xml:space="preserve">, aktivacijskih i potpuno povezanih slojeva. </w:t>
+      </w:r>
+    </w:p>
+    <w:p>
+      <w:r>
+        <w:t xml:space="preserve">Pored navedenih, koristi se </w:t>
+      </w:r>
+      <w:proofErr w:type="spellStart"/>
+      <w:r>
+        <w:t>Flatten</w:t>
+      </w:r>
+      <w:proofErr w:type="spellEnd"/>
+      <w:r>
+        <w:t xml:space="preserve"> sloj</w:t>
+      </w:r>
+      <w:r>
+        <w:t xml:space="preserve"> </w:t>
+      </w:r>
+      <w:r>
+        <w:t xml:space="preserve">(sloj ispravljanja). Dati sloj uzima podatak iz više dimenzija recimo sliku koja je u 2D iz </w:t>
+      </w:r>
+      <w:r>
+        <w:t xml:space="preserve">prethodnih </w:t>
+      </w:r>
+      <w:r>
+        <w:t xml:space="preserve">slojeva i pretvori je 1D niz. Ovaj sloj nam je potreban između </w:t>
+      </w:r>
+      <w:proofErr w:type="spellStart"/>
+      <w:r>
+        <w:t>konvolucijskog</w:t>
+      </w:r>
+      <w:proofErr w:type="spellEnd"/>
+      <w:r>
+        <w:t xml:space="preserve"> dijela mreže koji radi sa </w:t>
+      </w:r>
+      <w:proofErr w:type="spellStart"/>
+      <w:r>
+        <w:t>matricima</w:t>
+      </w:r>
+      <w:proofErr w:type="spellEnd"/>
+      <w:r>
+        <w:t xml:space="preserve"> i </w:t>
+      </w:r>
+      <w:r>
+        <w:t xml:space="preserve">potpuno </w:t>
+      </w:r>
+      <w:r>
+        <w:t>povezanog dijela koji radi sa 1D ulazima.</w:t>
+      </w:r>
+    </w:p>
+    <w:p>
+      <w:r>
+        <w:t xml:space="preserve">Također, prilikom prolaska kroz prvi </w:t>
+      </w:r>
+      <w:proofErr w:type="spellStart"/>
+      <w:r>
+        <w:t>kovolucijskog</w:t>
+      </w:r>
+      <w:proofErr w:type="spellEnd"/>
+      <w:r>
+        <w:t xml:space="preserve"> sloj slika se transformiše iz jednog u 64. kanala. Ovo nam u biti daje 64 različite </w:t>
+      </w:r>
+      <w:proofErr w:type="spellStart"/>
+      <w:r>
+        <w:t>transformisane</w:t>
+      </w:r>
+      <w:proofErr w:type="spellEnd"/>
+      <w:r>
+        <w:t xml:space="preserve"> </w:t>
+      </w:r>
+      <w:r>
+        <w:t xml:space="preserve">slike. Cilj ovoga jeste da </w:t>
+      </w:r>
+      <w:proofErr w:type="spellStart"/>
+      <w:r>
+        <w:t>povećavanje</w:t>
+      </w:r>
+      <w:proofErr w:type="spellEnd"/>
+      <w:r>
+        <w:t xml:space="preserve"> broj</w:t>
+      </w:r>
+      <w:r>
+        <w:t>a</w:t>
+      </w:r>
+      <w:r>
+        <w:t xml:space="preserve"> </w:t>
+      </w:r>
+      <w:proofErr w:type="spellStart"/>
+      <w:r>
+        <w:t>kernela</w:t>
+      </w:r>
+      <w:proofErr w:type="spellEnd"/>
+      <w:r>
         <w:t xml:space="preserve">, </w:t>
       </w:r>
-      <w:proofErr w:type="spellStart"/>
-      <w:r>
-        <w:rPr>
-          <w:lang w:val="en-GB"/>
-        </w:rPr>
-        <w:t>koristi</w:t>
-      </w:r>
-      <w:proofErr w:type="spellEnd"/>
-      <w:r>
-        <w:rPr>
-          <w:lang w:val="en-GB"/>
-        </w:rPr>
-        <w:t xml:space="preserve"> se Flatten </w:t>
-      </w:r>
-      <w:proofErr w:type="spellStart"/>
-      <w:r>
-        <w:rPr>
-          <w:lang w:val="en-GB"/>
-        </w:rPr>
-        <w:t>sloj</w:t>
-      </w:r>
-      <w:proofErr w:type="spellEnd"/>
-      <w:r>
-        <w:rPr>
-          <w:lang w:val="en-GB"/>
-        </w:rPr>
-        <w:t xml:space="preserve"> </w:t>
-      </w:r>
-      <w:r>
-        <w:rPr>
-          <w:lang w:val="en-GB"/>
-        </w:rPr>
-        <w:t>(</w:t>
-      </w:r>
-      <w:proofErr w:type="spellStart"/>
-      <w:r>
-        <w:rPr>
-          <w:lang w:val="en-GB"/>
-        </w:rPr>
-        <w:t>sloj</w:t>
-      </w:r>
-      <w:proofErr w:type="spellEnd"/>
-      <w:r>
-        <w:rPr>
-          <w:lang w:val="en-GB"/>
-        </w:rPr>
-        <w:t xml:space="preserve"> </w:t>
-      </w:r>
-      <w:proofErr w:type="spellStart"/>
-      <w:r>
-        <w:rPr>
-          <w:lang w:val="en-GB"/>
-        </w:rPr>
-        <w:t>ispravljanja</w:t>
-      </w:r>
-      <w:proofErr w:type="spellEnd"/>
-      <w:r>
-        <w:rPr>
-          <w:lang w:val="en-GB"/>
-        </w:rPr>
-        <w:t xml:space="preserve">). Dati </w:t>
-      </w:r>
-      <w:proofErr w:type="spellStart"/>
-      <w:r>
-        <w:rPr>
-          <w:lang w:val="en-GB"/>
-        </w:rPr>
-        <w:t>sloj</w:t>
-      </w:r>
-      <w:proofErr w:type="spellEnd"/>
-      <w:r>
-        <w:rPr>
-          <w:lang w:val="en-GB"/>
-        </w:rPr>
-        <w:t xml:space="preserve"> </w:t>
-      </w:r>
-      <w:proofErr w:type="spellStart"/>
-      <w:r>
-        <w:rPr>
-          <w:lang w:val="en-GB"/>
-        </w:rPr>
-        <w:t>uzima</w:t>
-      </w:r>
-      <w:proofErr w:type="spellEnd"/>
-      <w:r>
-        <w:rPr>
-          <w:lang w:val="en-GB"/>
-        </w:rPr>
-        <w:t xml:space="preserve"> </w:t>
-      </w:r>
-      <w:proofErr w:type="spellStart"/>
-      <w:r>
-        <w:rPr>
-          <w:lang w:val="en-GB"/>
-        </w:rPr>
-        <w:t>podatak</w:t>
-      </w:r>
-      <w:proofErr w:type="spellEnd"/>
-      <w:r>
-        <w:rPr>
-          <w:lang w:val="en-GB"/>
-        </w:rPr>
-        <w:t xml:space="preserve"> </w:t>
-      </w:r>
-      <w:proofErr w:type="spellStart"/>
-      <w:r>
-        <w:rPr>
-          <w:lang w:val="en-GB"/>
-        </w:rPr>
-        <w:t>iz</w:t>
-      </w:r>
-      <w:proofErr w:type="spellEnd"/>
-      <w:r>
-        <w:rPr>
-          <w:lang w:val="en-GB"/>
-        </w:rPr>
-        <w:t xml:space="preserve"> </w:t>
-      </w:r>
-      <w:proofErr w:type="spellStart"/>
-      <w:r>
-        <w:rPr>
-          <w:lang w:val="en-GB"/>
-        </w:rPr>
-        <w:t>više</w:t>
-      </w:r>
-      <w:proofErr w:type="spellEnd"/>
-      <w:r>
-        <w:rPr>
-          <w:lang w:val="en-GB"/>
-        </w:rPr>
-        <w:t xml:space="preserve"> </w:t>
-      </w:r>
-      <w:proofErr w:type="spellStart"/>
-      <w:r>
-        <w:rPr>
-          <w:lang w:val="en-GB"/>
-        </w:rPr>
-        <w:t>dimenzija</w:t>
-      </w:r>
-      <w:proofErr w:type="spellEnd"/>
-      <w:r>
-        <w:rPr>
-          <w:lang w:val="en-GB"/>
-        </w:rPr>
-        <w:t xml:space="preserve"> </w:t>
-      </w:r>
-      <w:proofErr w:type="spellStart"/>
-      <w:r>
-        <w:rPr>
-          <w:lang w:val="en-GB"/>
-        </w:rPr>
-        <w:t>recimo</w:t>
-      </w:r>
-      <w:proofErr w:type="spellEnd"/>
-      <w:r>
-        <w:rPr>
-          <w:lang w:val="en-GB"/>
-        </w:rPr>
-        <w:t xml:space="preserve"> </w:t>
-      </w:r>
-      <w:proofErr w:type="spellStart"/>
-      <w:r>
-        <w:rPr>
-          <w:lang w:val="en-GB"/>
-        </w:rPr>
-        <w:t>sliku</w:t>
-      </w:r>
-      <w:proofErr w:type="spellEnd"/>
-      <w:r>
-        <w:rPr>
-          <w:lang w:val="en-GB"/>
-        </w:rPr>
-        <w:t xml:space="preserve"> </w:t>
-      </w:r>
-      <w:proofErr w:type="spellStart"/>
-      <w:r>
-        <w:rPr>
-          <w:lang w:val="en-GB"/>
-        </w:rPr>
-        <w:t>koja</w:t>
-      </w:r>
-      <w:proofErr w:type="spellEnd"/>
-      <w:r>
-        <w:rPr>
-          <w:lang w:val="en-GB"/>
-        </w:rPr>
-        <w:t xml:space="preserve"> je u 2D </w:t>
-      </w:r>
-      <w:proofErr w:type="spellStart"/>
-      <w:r>
-        <w:rPr>
-          <w:lang w:val="en-GB"/>
-        </w:rPr>
-        <w:t>iz</w:t>
-      </w:r>
-      <w:proofErr w:type="spellEnd"/>
-      <w:r>
-        <w:rPr>
-          <w:lang w:val="en-GB"/>
-        </w:rPr>
-        <w:t xml:space="preserve"> </w:t>
-      </w:r>
-      <w:proofErr w:type="spellStart"/>
-      <w:r>
-        <w:rPr>
-          <w:lang w:val="en-GB"/>
-        </w:rPr>
-        <w:t>prethodnih</w:t>
-      </w:r>
-      <w:proofErr w:type="spellEnd"/>
-      <w:r>
-        <w:rPr>
-          <w:lang w:val="en-GB"/>
-        </w:rPr>
-        <w:t xml:space="preserve"> </w:t>
-      </w:r>
-      <w:proofErr w:type="spellStart"/>
-      <w:r>
-        <w:rPr>
-          <w:lang w:val="en-GB"/>
-        </w:rPr>
-        <w:t>slojeva</w:t>
-      </w:r>
-      <w:proofErr w:type="spellEnd"/>
-      <w:r>
-        <w:rPr>
-          <w:lang w:val="en-GB"/>
-        </w:rPr>
-        <w:t xml:space="preserve"> </w:t>
-      </w:r>
-      <w:proofErr w:type="spellStart"/>
-      <w:r>
-        <w:rPr>
-          <w:lang w:val="en-GB"/>
-        </w:rPr>
-        <w:t>i</w:t>
-      </w:r>
-      <w:proofErr w:type="spellEnd"/>
-      <w:r>
-        <w:rPr>
-          <w:lang w:val="en-GB"/>
-        </w:rPr>
-        <w:t xml:space="preserve"> </w:t>
-      </w:r>
-      <w:proofErr w:type="spellStart"/>
-      <w:r>
-        <w:rPr>
-          <w:lang w:val="en-GB"/>
-        </w:rPr>
-        <w:t>pretvori</w:t>
-      </w:r>
-      <w:proofErr w:type="spellEnd"/>
-      <w:r>
-        <w:rPr>
-          <w:lang w:val="en-GB"/>
-        </w:rPr>
-        <w:t xml:space="preserve"> je 1D </w:t>
-      </w:r>
-      <w:proofErr w:type="spellStart"/>
-      <w:r>
-        <w:rPr>
-          <w:lang w:val="en-GB"/>
-        </w:rPr>
-        <w:t>niz</w:t>
-      </w:r>
-      <w:proofErr w:type="spellEnd"/>
-      <w:r>
-        <w:rPr>
-          <w:lang w:val="en-GB"/>
-        </w:rPr>
-        <w:t xml:space="preserve">. </w:t>
-      </w:r>
-      <w:proofErr w:type="spellStart"/>
-      <w:r>
-        <w:rPr>
-          <w:lang w:val="en-GB"/>
-        </w:rPr>
-        <w:t>Ovaj</w:t>
-      </w:r>
-      <w:proofErr w:type="spellEnd"/>
-      <w:r>
-        <w:rPr>
-          <w:lang w:val="en-GB"/>
-        </w:rPr>
-        <w:t xml:space="preserve"> </w:t>
-      </w:r>
-      <w:proofErr w:type="spellStart"/>
-      <w:r>
-        <w:rPr>
-          <w:lang w:val="en-GB"/>
-        </w:rPr>
-        <w:t>sloj</w:t>
-      </w:r>
-      <w:proofErr w:type="spellEnd"/>
-      <w:r>
-        <w:rPr>
-          <w:lang w:val="en-GB"/>
-        </w:rPr>
-        <w:t xml:space="preserve"> </w:t>
-      </w:r>
-      <w:proofErr w:type="spellStart"/>
-      <w:r>
-        <w:rPr>
-          <w:lang w:val="en-GB"/>
-        </w:rPr>
-        <w:t>nam</w:t>
-      </w:r>
-      <w:proofErr w:type="spellEnd"/>
-      <w:r>
-        <w:rPr>
-          <w:lang w:val="en-GB"/>
-        </w:rPr>
-        <w:t xml:space="preserve"> je </w:t>
-      </w:r>
-      <w:proofErr w:type="spellStart"/>
-      <w:r>
-        <w:rPr>
-          <w:lang w:val="en-GB"/>
-        </w:rPr>
-        <w:t>potreban</w:t>
-      </w:r>
-      <w:proofErr w:type="spellEnd"/>
-      <w:r>
-        <w:rPr>
-          <w:lang w:val="en-GB"/>
-        </w:rPr>
-        <w:t xml:space="preserve"> </w:t>
-      </w:r>
-      <w:proofErr w:type="spellStart"/>
-      <w:r>
-        <w:rPr>
-          <w:lang w:val="en-GB"/>
-        </w:rPr>
-        <w:t>između</w:t>
-      </w:r>
-      <w:proofErr w:type="spellEnd"/>
-      <w:r>
-        <w:rPr>
-          <w:lang w:val="en-GB"/>
-        </w:rPr>
-        <w:t xml:space="preserve"> </w:t>
-      </w:r>
-      <w:proofErr w:type="spellStart"/>
-      <w:r>
-        <w:rPr>
-          <w:lang w:val="en-GB"/>
-        </w:rPr>
-        <w:t>konvolucijskog</w:t>
-      </w:r>
-      <w:proofErr w:type="spellEnd"/>
-      <w:r>
-        <w:rPr>
-          <w:lang w:val="en-GB"/>
-        </w:rPr>
-        <w:t xml:space="preserve"> </w:t>
-      </w:r>
-      <w:proofErr w:type="spellStart"/>
-      <w:r>
-        <w:rPr>
-          <w:lang w:val="en-GB"/>
-        </w:rPr>
-        <w:t>dijela</w:t>
-      </w:r>
-      <w:proofErr w:type="spellEnd"/>
-      <w:r>
-        <w:rPr>
-          <w:lang w:val="en-GB"/>
-        </w:rPr>
-        <w:t xml:space="preserve"> </w:t>
-      </w:r>
-      <w:proofErr w:type="spellStart"/>
-      <w:r>
-        <w:rPr>
-          <w:lang w:val="en-GB"/>
-        </w:rPr>
-        <w:t>mreže</w:t>
-      </w:r>
-      <w:proofErr w:type="spellEnd"/>
-      <w:r>
-        <w:rPr>
-          <w:lang w:val="en-GB"/>
-        </w:rPr>
-        <w:t xml:space="preserve"> koji </w:t>
-      </w:r>
-      <w:proofErr w:type="spellStart"/>
-      <w:r>
-        <w:rPr>
-          <w:lang w:val="en-GB"/>
-        </w:rPr>
-        <w:t>radi</w:t>
-      </w:r>
-      <w:proofErr w:type="spellEnd"/>
-      <w:r>
-        <w:rPr>
-          <w:lang w:val="en-GB"/>
-        </w:rPr>
-        <w:t xml:space="preserve"> </w:t>
-      </w:r>
-      <w:proofErr w:type="spellStart"/>
-      <w:r>
-        <w:rPr>
-          <w:lang w:val="en-GB"/>
-        </w:rPr>
-        <w:t>sa</w:t>
-      </w:r>
-      <w:proofErr w:type="spellEnd"/>
-      <w:r>
-        <w:rPr>
-          <w:lang w:val="en-GB"/>
-        </w:rPr>
-        <w:t xml:space="preserve"> </w:t>
-      </w:r>
-      <w:proofErr w:type="spellStart"/>
-      <w:r>
-        <w:rPr>
-          <w:lang w:val="en-GB"/>
-        </w:rPr>
-        <w:t>matricima</w:t>
-      </w:r>
-      <w:proofErr w:type="spellEnd"/>
-      <w:r>
-        <w:rPr>
-          <w:lang w:val="en-GB"/>
-        </w:rPr>
-        <w:t xml:space="preserve"> </w:t>
-      </w:r>
-      <w:proofErr w:type="spellStart"/>
-      <w:r>
-        <w:rPr>
-          <w:lang w:val="en-GB"/>
-        </w:rPr>
-        <w:t>i</w:t>
-      </w:r>
-      <w:proofErr w:type="spellEnd"/>
-      <w:r>
-        <w:rPr>
-          <w:lang w:val="en-GB"/>
-        </w:rPr>
-        <w:t xml:space="preserve"> </w:t>
-      </w:r>
-      <w:proofErr w:type="spellStart"/>
-      <w:r>
-        <w:rPr>
-          <w:lang w:val="en-GB"/>
-        </w:rPr>
-        <w:t>potpuno</w:t>
-      </w:r>
-      <w:proofErr w:type="spellEnd"/>
-      <w:r>
-        <w:rPr>
-          <w:lang w:val="en-GB"/>
-        </w:rPr>
-        <w:t xml:space="preserve"> </w:t>
-      </w:r>
-      <w:proofErr w:type="spellStart"/>
-      <w:r>
-        <w:rPr>
-          <w:lang w:val="en-GB"/>
-        </w:rPr>
-        <w:t>povezanog</w:t>
-      </w:r>
-      <w:proofErr w:type="spellEnd"/>
-      <w:r>
-        <w:rPr>
-          <w:lang w:val="en-GB"/>
-        </w:rPr>
-        <w:t xml:space="preserve"> </w:t>
-      </w:r>
-      <w:proofErr w:type="spellStart"/>
-      <w:r>
-        <w:rPr>
-          <w:lang w:val="en-GB"/>
-        </w:rPr>
-        <w:t>dijela</w:t>
-      </w:r>
-      <w:proofErr w:type="spellEnd"/>
-      <w:r>
-        <w:rPr>
-          <w:lang w:val="en-GB"/>
-        </w:rPr>
-        <w:t xml:space="preserve"> koji </w:t>
-      </w:r>
-      <w:proofErr w:type="spellStart"/>
-      <w:r>
-        <w:rPr>
-          <w:lang w:val="en-GB"/>
-        </w:rPr>
-        <w:t>radi</w:t>
-      </w:r>
-      <w:proofErr w:type="spellEnd"/>
-      <w:r>
-        <w:rPr>
-          <w:lang w:val="en-GB"/>
-        </w:rPr>
-        <w:t xml:space="preserve"> </w:t>
-      </w:r>
-      <w:proofErr w:type="spellStart"/>
-      <w:r>
-        <w:rPr>
-          <w:lang w:val="en-GB"/>
-        </w:rPr>
-        <w:t>sa</w:t>
-      </w:r>
-      <w:proofErr w:type="spellEnd"/>
-      <w:r>
-        <w:rPr>
-          <w:lang w:val="en-GB"/>
-        </w:rPr>
-        <w:t xml:space="preserve"> 1D </w:t>
-      </w:r>
-      <w:proofErr w:type="spellStart"/>
-      <w:r>
-        <w:rPr>
-          <w:lang w:val="en-GB"/>
-        </w:rPr>
-        <w:t>ulazima</w:t>
-      </w:r>
-      <w:proofErr w:type="spellEnd"/>
-      <w:r>
-        <w:rPr>
-          <w:lang w:val="en-GB"/>
-        </w:rPr>
+      <w:r>
+        <w:t xml:space="preserve">samim time </w:t>
+      </w:r>
+      <w:proofErr w:type="spellStart"/>
+      <w:r>
+        <w:t>omogućavanje</w:t>
+      </w:r>
+      <w:proofErr w:type="spellEnd"/>
+      <w:r>
+        <w:t xml:space="preserve"> prepoznavanje više oblika recimo jedan </w:t>
+      </w:r>
+      <w:proofErr w:type="spellStart"/>
+      <w:r>
+        <w:t>kernel</w:t>
+      </w:r>
+      <w:proofErr w:type="spellEnd"/>
+      <w:r>
+        <w:t xml:space="preserve"> će tražiti vertikal</w:t>
+      </w:r>
+      <w:r>
+        <w:t xml:space="preserve">ne linije, drugi </w:t>
+      </w:r>
+      <w:r>
+        <w:t>horizontalne linije</w:t>
+      </w:r>
+      <w:r>
+        <w:t xml:space="preserve"> te treći krugove</w:t>
+      </w:r>
+      <w:r>
         <w:t>.</w:t>
       </w:r>
     </w:p>
-    <w:p>
-      <w:pPr>
-        <w:rPr>
-          <w:lang w:val="en-GB"/>
-        </w:rPr>
-      </w:pPr>
-      <w:r>
-        <w:rPr>
-          <w:lang w:val="en-GB"/>
-        </w:rPr>
-        <w:t xml:space="preserve">Također, </w:t>
-      </w:r>
-      <w:proofErr w:type="spellStart"/>
-      <w:r>
-        <w:rPr>
-          <w:lang w:val="en-GB"/>
-        </w:rPr>
-        <w:t>prilikom</w:t>
-      </w:r>
-      <w:proofErr w:type="spellEnd"/>
-      <w:r>
-        <w:rPr>
-          <w:lang w:val="en-GB"/>
-        </w:rPr>
-        <w:t xml:space="preserve"> </w:t>
-      </w:r>
-      <w:proofErr w:type="spellStart"/>
-      <w:r>
-        <w:rPr>
-          <w:lang w:val="en-GB"/>
-        </w:rPr>
-        <w:t>prolaska</w:t>
-      </w:r>
-      <w:proofErr w:type="spellEnd"/>
-      <w:r>
-        <w:rPr>
-          <w:lang w:val="en-GB"/>
-        </w:rPr>
-        <w:t xml:space="preserve"> </w:t>
-      </w:r>
-      <w:proofErr w:type="spellStart"/>
-      <w:r>
-        <w:rPr>
-          <w:lang w:val="en-GB"/>
-        </w:rPr>
-        <w:t>kroz</w:t>
-      </w:r>
-      <w:proofErr w:type="spellEnd"/>
-      <w:r>
-        <w:rPr>
-          <w:lang w:val="en-GB"/>
-        </w:rPr>
-        <w:t xml:space="preserve"> </w:t>
-      </w:r>
-      <w:proofErr w:type="spellStart"/>
-      <w:r>
-        <w:rPr>
-          <w:lang w:val="en-GB"/>
-        </w:rPr>
-        <w:t>prvi</w:t>
-      </w:r>
-      <w:proofErr w:type="spellEnd"/>
-      <w:r>
-        <w:rPr>
-          <w:lang w:val="en-GB"/>
-        </w:rPr>
-        <w:t xml:space="preserve"> </w:t>
-      </w:r>
-      <w:proofErr w:type="spellStart"/>
-      <w:r>
-        <w:rPr>
-          <w:lang w:val="en-GB"/>
-        </w:rPr>
-        <w:t>kovolucijskog</w:t>
-      </w:r>
-      <w:proofErr w:type="spellEnd"/>
-      <w:r>
-        <w:rPr>
-          <w:lang w:val="en-GB"/>
-        </w:rPr>
-        <w:t xml:space="preserve"> </w:t>
-      </w:r>
-      <w:proofErr w:type="spellStart"/>
-      <w:r>
-        <w:rPr>
-          <w:lang w:val="en-GB"/>
-        </w:rPr>
-        <w:t>sloj</w:t>
-      </w:r>
-      <w:proofErr w:type="spellEnd"/>
-      <w:r>
-        <w:rPr>
-          <w:lang w:val="en-GB"/>
-        </w:rPr>
-        <w:t xml:space="preserve"> </w:t>
-      </w:r>
-      <w:proofErr w:type="spellStart"/>
-      <w:r>
-        <w:rPr>
-          <w:lang w:val="en-GB"/>
-        </w:rPr>
-        <w:t>slika</w:t>
-      </w:r>
-      <w:proofErr w:type="spellEnd"/>
-      <w:r>
-        <w:rPr>
-          <w:lang w:val="en-GB"/>
-        </w:rPr>
-        <w:t xml:space="preserve"> se </w:t>
-      </w:r>
-      <w:proofErr w:type="spellStart"/>
-      <w:r>
-        <w:rPr>
-          <w:lang w:val="en-GB"/>
-        </w:rPr>
-        <w:t>transformiše</w:t>
-      </w:r>
-      <w:proofErr w:type="spellEnd"/>
-      <w:r>
-        <w:rPr>
-          <w:lang w:val="en-GB"/>
-        </w:rPr>
-        <w:t xml:space="preserve"> </w:t>
-      </w:r>
-      <w:proofErr w:type="spellStart"/>
-      <w:r>
-        <w:rPr>
-          <w:lang w:val="en-GB"/>
-        </w:rPr>
-        <w:t>iz</w:t>
-      </w:r>
-      <w:proofErr w:type="spellEnd"/>
-      <w:r>
-        <w:rPr>
-          <w:lang w:val="en-GB"/>
-        </w:rPr>
-        <w:t xml:space="preserve"> </w:t>
-      </w:r>
-      <w:proofErr w:type="spellStart"/>
-      <w:r>
-        <w:rPr>
-          <w:lang w:val="en-GB"/>
-        </w:rPr>
-        <w:t>jednog</w:t>
-      </w:r>
-      <w:proofErr w:type="spellEnd"/>
-      <w:r>
-        <w:rPr>
-          <w:lang w:val="en-GB"/>
-        </w:rPr>
-        <w:t xml:space="preserve"> u 64. </w:t>
-      </w:r>
-      <w:proofErr w:type="spellStart"/>
-      <w:r>
-        <w:rPr>
-          <w:lang w:val="en-GB"/>
-        </w:rPr>
-        <w:t>kanala</w:t>
-      </w:r>
-      <w:proofErr w:type="spellEnd"/>
-      <w:r>
-        <w:rPr>
-          <w:lang w:val="en-GB"/>
-        </w:rPr>
-        <w:t xml:space="preserve">. Ovo </w:t>
-      </w:r>
-      <w:proofErr w:type="spellStart"/>
-      <w:r>
-        <w:rPr>
-          <w:lang w:val="en-GB"/>
-        </w:rPr>
-        <w:t>nam</w:t>
-      </w:r>
-      <w:proofErr w:type="spellEnd"/>
-      <w:r>
-        <w:rPr>
-          <w:lang w:val="en-GB"/>
-        </w:rPr>
-        <w:t xml:space="preserve"> u </w:t>
-      </w:r>
-      <w:proofErr w:type="spellStart"/>
-      <w:r>
-        <w:rPr>
-          <w:lang w:val="en-GB"/>
-        </w:rPr>
-        <w:t>biti</w:t>
-      </w:r>
-      <w:proofErr w:type="spellEnd"/>
-      <w:r>
-        <w:rPr>
-          <w:lang w:val="en-GB"/>
-        </w:rPr>
-        <w:t xml:space="preserve"> </w:t>
-      </w:r>
-      <w:proofErr w:type="spellStart"/>
-      <w:r>
-        <w:rPr>
-          <w:lang w:val="en-GB"/>
-        </w:rPr>
-        <w:t>daje</w:t>
-      </w:r>
-      <w:proofErr w:type="spellEnd"/>
-      <w:r>
-        <w:rPr>
-          <w:lang w:val="en-GB"/>
-        </w:rPr>
-        <w:t xml:space="preserve"> 64 </w:t>
-      </w:r>
-      <w:proofErr w:type="spellStart"/>
-      <w:r>
-        <w:rPr>
-          <w:lang w:val="en-GB"/>
-        </w:rPr>
-        <w:t>različite</w:t>
-      </w:r>
-      <w:proofErr w:type="spellEnd"/>
-      <w:r>
-        <w:rPr>
-          <w:lang w:val="en-GB"/>
-        </w:rPr>
-        <w:t xml:space="preserve"> </w:t>
-      </w:r>
-      <w:proofErr w:type="spellStart"/>
-      <w:r>
-        <w:rPr>
-          <w:lang w:val="en-GB"/>
-        </w:rPr>
-        <w:t>transformisane</w:t>
-      </w:r>
-      <w:proofErr w:type="spellEnd"/>
-      <w:r>
-        <w:rPr>
-          <w:lang w:val="en-GB"/>
-        </w:rPr>
-        <w:t xml:space="preserve"> </w:t>
-      </w:r>
-      <w:proofErr w:type="spellStart"/>
-      <w:r>
-        <w:rPr>
-          <w:lang w:val="en-GB"/>
-        </w:rPr>
-        <w:t>slike</w:t>
-      </w:r>
-      <w:proofErr w:type="spellEnd"/>
-      <w:r>
-        <w:rPr>
-          <w:lang w:val="en-GB"/>
-        </w:rPr>
-        <w:t xml:space="preserve">. </w:t>
-      </w:r>
-      <w:proofErr w:type="spellStart"/>
-      <w:r>
-        <w:rPr>
-          <w:lang w:val="en-GB"/>
-        </w:rPr>
-        <w:t>Cilj</w:t>
-      </w:r>
-      <w:proofErr w:type="spellEnd"/>
-      <w:r>
-        <w:rPr>
-          <w:lang w:val="en-GB"/>
-        </w:rPr>
-        <w:t xml:space="preserve"> </w:t>
-      </w:r>
-      <w:proofErr w:type="spellStart"/>
-      <w:r>
-        <w:rPr>
-          <w:lang w:val="en-GB"/>
-        </w:rPr>
-        <w:t>ovoga</w:t>
-      </w:r>
-      <w:proofErr w:type="spellEnd"/>
-      <w:r>
-        <w:rPr>
-          <w:lang w:val="en-GB"/>
-        </w:rPr>
-        <w:t xml:space="preserve"> </w:t>
-      </w:r>
-      <w:proofErr w:type="spellStart"/>
-      <w:r>
-        <w:rPr>
-          <w:lang w:val="en-GB"/>
-        </w:rPr>
-        <w:t>jeste</w:t>
-      </w:r>
-      <w:proofErr w:type="spellEnd"/>
-      <w:r>
-        <w:rPr>
-          <w:lang w:val="en-GB"/>
-        </w:rPr>
-        <w:t xml:space="preserve"> da </w:t>
-      </w:r>
-      <w:proofErr w:type="spellStart"/>
-      <w:r>
-        <w:rPr>
-          <w:lang w:val="en-GB"/>
-        </w:rPr>
-        <w:t>povećavanje</w:t>
-      </w:r>
-      <w:proofErr w:type="spellEnd"/>
-      <w:r>
-        <w:rPr>
-          <w:lang w:val="en-GB"/>
-        </w:rPr>
-        <w:t xml:space="preserve"> </w:t>
-      </w:r>
-      <w:proofErr w:type="spellStart"/>
-      <w:r>
-        <w:rPr>
-          <w:lang w:val="en-GB"/>
-        </w:rPr>
-        <w:t>broj</w:t>
-      </w:r>
-      <w:r>
-        <w:rPr>
-          <w:lang w:val="en-GB"/>
-        </w:rPr>
-        <w:t>a</w:t>
-      </w:r>
-      <w:proofErr w:type="spellEnd"/>
-      <w:r>
-        <w:rPr>
-          <w:lang w:val="en-GB"/>
-        </w:rPr>
-        <w:t xml:space="preserve"> </w:t>
-      </w:r>
-      <w:proofErr w:type="spellStart"/>
-      <w:r>
-        <w:rPr>
-          <w:lang w:val="en-GB"/>
-        </w:rPr>
-        <w:t>kernela</w:t>
-      </w:r>
-      <w:proofErr w:type="spellEnd"/>
-      <w:r>
-        <w:rPr>
-          <w:lang w:val="en-GB"/>
-        </w:rPr>
-        <w:t xml:space="preserve">, </w:t>
-      </w:r>
-      <w:proofErr w:type="spellStart"/>
-      <w:r>
-        <w:rPr>
-          <w:lang w:val="en-GB"/>
-        </w:rPr>
-        <w:t>samim</w:t>
-      </w:r>
-      <w:proofErr w:type="spellEnd"/>
-      <w:r>
-        <w:rPr>
-          <w:lang w:val="en-GB"/>
-        </w:rPr>
-        <w:t xml:space="preserve"> time </w:t>
-      </w:r>
-      <w:proofErr w:type="spellStart"/>
-      <w:r>
-        <w:rPr>
-          <w:lang w:val="en-GB"/>
-        </w:rPr>
-        <w:t>omogućavanje</w:t>
-      </w:r>
-      <w:proofErr w:type="spellEnd"/>
-      <w:r>
-        <w:rPr>
-          <w:lang w:val="en-GB"/>
-        </w:rPr>
-        <w:t xml:space="preserve"> </w:t>
-      </w:r>
-      <w:proofErr w:type="spellStart"/>
-      <w:r>
-        <w:rPr>
-          <w:lang w:val="en-GB"/>
-        </w:rPr>
-        <w:t>prepoznavanje</w:t>
-      </w:r>
-      <w:proofErr w:type="spellEnd"/>
-      <w:r>
-        <w:rPr>
-          <w:lang w:val="en-GB"/>
-        </w:rPr>
-        <w:t xml:space="preserve"> </w:t>
-      </w:r>
-      <w:proofErr w:type="spellStart"/>
-      <w:r>
-        <w:rPr>
-          <w:lang w:val="en-GB"/>
-        </w:rPr>
-        <w:t>više</w:t>
-      </w:r>
-      <w:proofErr w:type="spellEnd"/>
-      <w:r>
-        <w:rPr>
-          <w:lang w:val="en-GB"/>
-        </w:rPr>
-        <w:t xml:space="preserve"> </w:t>
-      </w:r>
-      <w:proofErr w:type="spellStart"/>
-      <w:r>
-        <w:rPr>
-          <w:lang w:val="en-GB"/>
-        </w:rPr>
-        <w:t>oblika</w:t>
-      </w:r>
-      <w:proofErr w:type="spellEnd"/>
-      <w:r>
-        <w:rPr>
-          <w:lang w:val="en-GB"/>
-        </w:rPr>
-        <w:t xml:space="preserve"> </w:t>
-      </w:r>
-      <w:proofErr w:type="spellStart"/>
-      <w:r>
-        <w:rPr>
-          <w:lang w:val="en-GB"/>
-        </w:rPr>
-        <w:t>recimo</w:t>
-      </w:r>
-      <w:proofErr w:type="spellEnd"/>
-      <w:r>
-        <w:rPr>
-          <w:lang w:val="en-GB"/>
-        </w:rPr>
-        <w:t xml:space="preserve"> </w:t>
-      </w:r>
-      <w:proofErr w:type="spellStart"/>
-      <w:r>
-        <w:rPr>
-          <w:lang w:val="en-GB"/>
-        </w:rPr>
-        <w:t>jedan</w:t>
-      </w:r>
-      <w:proofErr w:type="spellEnd"/>
-      <w:r>
-        <w:rPr>
-          <w:lang w:val="en-GB"/>
-        </w:rPr>
-        <w:t xml:space="preserve"> kernel </w:t>
-      </w:r>
-      <w:proofErr w:type="spellStart"/>
-      <w:r>
-        <w:rPr>
-          <w:lang w:val="en-GB"/>
-        </w:rPr>
-        <w:t>će</w:t>
-      </w:r>
-      <w:proofErr w:type="spellEnd"/>
-      <w:r>
-        <w:rPr>
-          <w:lang w:val="en-GB"/>
-        </w:rPr>
-        <w:t xml:space="preserve"> </w:t>
-      </w:r>
-      <w:proofErr w:type="spellStart"/>
-      <w:r>
-        <w:rPr>
-          <w:lang w:val="en-GB"/>
-        </w:rPr>
-        <w:t>tražiti</w:t>
-      </w:r>
-      <w:proofErr w:type="spellEnd"/>
-      <w:r>
-        <w:rPr>
-          <w:lang w:val="en-GB"/>
-        </w:rPr>
-        <w:t xml:space="preserve"> </w:t>
-      </w:r>
-      <w:proofErr w:type="spellStart"/>
-      <w:r>
-        <w:rPr>
-          <w:lang w:val="en-GB"/>
-        </w:rPr>
-        <w:t>vertikal</w:t>
-      </w:r>
-      <w:r>
-        <w:rPr>
-          <w:lang w:val="en-GB"/>
-        </w:rPr>
-        <w:t>ne</w:t>
-      </w:r>
-      <w:proofErr w:type="spellEnd"/>
-      <w:r>
-        <w:rPr>
-          <w:lang w:val="en-GB"/>
-        </w:rPr>
-        <w:t xml:space="preserve"> </w:t>
-      </w:r>
-      <w:proofErr w:type="spellStart"/>
-      <w:r>
-        <w:rPr>
-          <w:lang w:val="en-GB"/>
-        </w:rPr>
-        <w:t>linije</w:t>
-      </w:r>
-      <w:proofErr w:type="spellEnd"/>
-      <w:r>
-        <w:rPr>
-          <w:lang w:val="en-GB"/>
-        </w:rPr>
-        <w:t xml:space="preserve">, </w:t>
-      </w:r>
-      <w:proofErr w:type="spellStart"/>
-      <w:r>
-        <w:rPr>
-          <w:lang w:val="en-GB"/>
-        </w:rPr>
-        <w:t>drugi</w:t>
-      </w:r>
-      <w:proofErr w:type="spellEnd"/>
-      <w:r>
-        <w:rPr>
-          <w:lang w:val="en-GB"/>
-        </w:rPr>
-        <w:t xml:space="preserve"> </w:t>
-      </w:r>
-      <w:proofErr w:type="spellStart"/>
-      <w:r>
-        <w:rPr>
-          <w:lang w:val="en-GB"/>
-        </w:rPr>
-        <w:t>horizontalne</w:t>
-      </w:r>
-      <w:proofErr w:type="spellEnd"/>
-      <w:r>
-        <w:rPr>
-          <w:lang w:val="en-GB"/>
-        </w:rPr>
-        <w:t xml:space="preserve"> </w:t>
-      </w:r>
-      <w:proofErr w:type="spellStart"/>
-      <w:r>
-        <w:rPr>
-          <w:lang w:val="en-GB"/>
-        </w:rPr>
-        <w:t>linije</w:t>
-      </w:r>
-      <w:proofErr w:type="spellEnd"/>
-      <w:r>
-        <w:rPr>
-          <w:lang w:val="en-GB"/>
-        </w:rPr>
-        <w:t xml:space="preserve"> </w:t>
-      </w:r>
-      <w:proofErr w:type="spellStart"/>
-      <w:r>
-        <w:rPr>
-          <w:lang w:val="en-GB"/>
-        </w:rPr>
-        <w:t>te</w:t>
-      </w:r>
-      <w:proofErr w:type="spellEnd"/>
-      <w:r>
-        <w:rPr>
-          <w:lang w:val="en-GB"/>
-        </w:rPr>
-        <w:t xml:space="preserve"> </w:t>
-      </w:r>
-      <w:proofErr w:type="spellStart"/>
-      <w:r>
-        <w:rPr>
-          <w:lang w:val="en-GB"/>
-        </w:rPr>
-        <w:t>treći</w:t>
-      </w:r>
-      <w:proofErr w:type="spellEnd"/>
-      <w:r>
-        <w:rPr>
-          <w:lang w:val="en-GB"/>
-        </w:rPr>
-        <w:t xml:space="preserve"> </w:t>
-      </w:r>
-      <w:proofErr w:type="spellStart"/>
-      <w:r>
-        <w:rPr>
-          <w:lang w:val="en-GB"/>
-        </w:rPr>
-        <w:t>krugove</w:t>
-      </w:r>
-      <w:proofErr w:type="spellEnd"/>
-      <w:r>
-        <w:rPr>
-          <w:lang w:val="en-GB"/>
-        </w:rPr>
-        <w:t>.</w:t>
-      </w:r>
-    </w:p>
-    <w:p>
-      <w:pPr>
-        <w:rPr>
-          <w:lang w:val="en-GB"/>
-        </w:rPr>
-      </w:pPr>
-    </w:p>
+    <w:p/>
     <w:p>
       <w:pPr>
         <w:ind w:left="720" w:hanging="720"/>

--- a/1.docx
+++ b/1.docx
@@ -1395,7 +1395,6 @@
         <w:t xml:space="preserve"> mreže </w:t>
       </w:r>
     </w:p>
-    <w:p/>
     <w:p>
       <w:proofErr w:type="spellStart"/>
       <w:r>
@@ -1896,731 +1895,67 @@
         </w:numPr>
       </w:pPr>
       <w:r>
+        <w:t xml:space="preserve">Finansijsko modeliranje, gdje se finansijski podaci tretiraju kao 1D slike, a CNN se mogu koristiti za prepoznavanje anomalija i </w:t>
+      </w:r>
+      <w:proofErr w:type="spellStart"/>
+      <w:r>
+        <w:t>predviđanje</w:t>
+      </w:r>
+      <w:proofErr w:type="spellEnd"/>
+      <w:r>
+        <w:t xml:space="preserve"> trendova.</w:t>
+      </w:r>
+    </w:p>
+    <w:p>
+      <w:pPr>
+        <w:pStyle w:val="Naslov3"/>
+        <w:rPr>
+          <w:lang w:val="en-US"/>
+        </w:rPr>
+      </w:pPr>
+      <w:proofErr w:type="spellStart"/>
+      <w:r>
         <w:lastRenderedPageBreak/>
-        <w:t xml:space="preserve">Finansijsko modeliranje, gdje se finansijski podaci tretiraju kao 1D slike, a CNN se mogu koristiti za prepoznavanje anomalija i </w:t>
-      </w:r>
-      <w:proofErr w:type="spellStart"/>
-      <w:r>
-        <w:t>predviđanje</w:t>
-      </w:r>
-      <w:proofErr w:type="spellEnd"/>
-      <w:r>
-        <w:t xml:space="preserve"> trendova.</w:t>
-      </w:r>
-    </w:p>
-    <w:p>
-      <w:pPr>
-        <w:ind w:left="360"/>
-      </w:pPr>
-    </w:p>
-    <w:p>
-      <w:pPr>
-        <w:ind w:left="360"/>
-      </w:pPr>
-    </w:p>
-    <w:p>
-      <w:pPr>
-        <w:ind w:left="360"/>
-      </w:pPr>
-    </w:p>
-    <w:p>
-      <w:pPr>
-        <w:ind w:left="360"/>
-      </w:pPr>
-    </w:p>
-    <w:p>
-      <w:pPr>
-        <w:ind w:left="360"/>
-      </w:pPr>
-    </w:p>
-    <w:p>
-      <w:pPr>
-        <w:ind w:left="360"/>
-      </w:pPr>
-    </w:p>
-    <w:p>
-      <w:pPr>
-        <w:ind w:left="360"/>
-      </w:pPr>
-    </w:p>
-    <w:p>
-      <w:pPr>
-        <w:ind w:left="360"/>
-      </w:pPr>
-    </w:p>
-    <w:p>
-      <w:pPr>
-        <w:ind w:left="360"/>
-      </w:pPr>
-    </w:p>
-    <w:p>
-      <w:pPr>
-        <w:ind w:left="360"/>
-      </w:pPr>
-    </w:p>
-    <w:p>
-      <w:pPr>
-        <w:ind w:left="360"/>
-      </w:pPr>
-    </w:p>
-    <w:p>
-      <w:pPr>
-        <w:ind w:left="360"/>
-      </w:pPr>
-    </w:p>
-    <w:p>
-      <w:pPr>
-        <w:ind w:left="360"/>
-      </w:pPr>
-    </w:p>
-    <w:p>
-      <w:pPr>
-        <w:ind w:left="360"/>
-      </w:pPr>
-    </w:p>
-    <w:p>
-      <w:pPr>
-        <w:ind w:left="360"/>
-      </w:pPr>
-    </w:p>
-    <w:p>
-      <w:pPr>
-        <w:ind w:left="360"/>
-      </w:pPr>
-    </w:p>
-    <w:p>
-      <w:pPr>
-        <w:ind w:left="360"/>
-      </w:pPr>
-    </w:p>
-    <w:p>
-      <w:pPr>
-        <w:ind w:left="360"/>
-      </w:pPr>
-    </w:p>
-    <w:p>
-      <w:pPr>
-        <w:ind w:left="360"/>
-      </w:pPr>
-    </w:p>
-    <w:p>
-      <w:pPr>
-        <w:ind w:left="360"/>
-      </w:pPr>
-    </w:p>
-    <w:p>
-      <w:pPr>
-        <w:ind w:left="360"/>
-      </w:pPr>
-    </w:p>
-    <w:p>
-      <w:pPr>
-        <w:ind w:left="360"/>
-      </w:pPr>
-    </w:p>
-    <w:p>
-      <w:pPr>
-        <w:ind w:left="360"/>
-      </w:pPr>
-    </w:p>
-    <w:p>
-      <w:pPr>
-        <w:ind w:left="360"/>
-      </w:pPr>
-    </w:p>
-    <w:p>
-      <w:pPr>
-        <w:ind w:left="360"/>
-      </w:pPr>
-    </w:p>
-    <w:p>
-      <w:pPr>
-        <w:ind w:left="360"/>
-      </w:pPr>
-    </w:p>
-    <w:p>
-      <w:pPr>
-        <w:ind w:left="360"/>
-      </w:pPr>
-    </w:p>
-    <w:p>
-      <w:r>
-        <w:rPr>
-          <w:rFonts w:eastAsiaTheme="majorEastAsia" w:cstheme="majorBidi"/>
-          <w:color w:val="0F4761" w:themeColor="accent1" w:themeShade="BF"/>
-          <w:sz w:val="28"/>
-          <w:szCs w:val="28"/>
-        </w:rPr>
-        <w:lastRenderedPageBreak/>
-        <w:t>Korišteni skup podataka (</w:t>
-      </w:r>
-      <w:proofErr w:type="spellStart"/>
-      <w:r>
-        <w:rPr>
-          <w:rFonts w:eastAsiaTheme="majorEastAsia" w:cstheme="majorBidi"/>
-          <w:color w:val="0F4761" w:themeColor="accent1" w:themeShade="BF"/>
-          <w:sz w:val="28"/>
-          <w:szCs w:val="28"/>
-        </w:rPr>
-        <w:t>Dataset</w:t>
-      </w:r>
-      <w:proofErr w:type="spellEnd"/>
-      <w:r>
-        <w:rPr>
-          <w:rFonts w:eastAsiaTheme="majorEastAsia" w:cstheme="majorBidi"/>
-          <w:color w:val="0F4761" w:themeColor="accent1" w:themeShade="BF"/>
-          <w:sz w:val="28"/>
-          <w:szCs w:val="28"/>
-        </w:rPr>
-        <w:t>)</w:t>
-      </w:r>
-    </w:p>
-    <w:p>
-      <w:r>
-        <w:t>Da bi</w:t>
-      </w:r>
-      <w:r>
-        <w:t>smo bili</w:t>
-      </w:r>
-      <w:r>
-        <w:t xml:space="preserve"> u </w:t>
-      </w:r>
-      <w:proofErr w:type="spellStart"/>
-      <w:r>
-        <w:t>mogućnosti</w:t>
-      </w:r>
-      <w:proofErr w:type="spellEnd"/>
-      <w:r>
-        <w:t xml:space="preserve"> trenirati </w:t>
-      </w:r>
-      <w:r>
-        <w:t xml:space="preserve">efikasan i precizan </w:t>
-      </w:r>
-      <w:r>
-        <w:t xml:space="preserve">model </w:t>
-      </w:r>
-      <w:r>
-        <w:t>mašinskog učenja</w:t>
-      </w:r>
-      <w:r>
-        <w:t xml:space="preserve">, neophodni </w:t>
-      </w:r>
-      <w:r>
-        <w:t xml:space="preserve">su nam podaci na kojima će model </w:t>
-      </w:r>
-      <w:r>
-        <w:t xml:space="preserve">učiti </w:t>
-      </w:r>
-      <w:r>
-        <w:t>i na kojim će se provjeravati njegova</w:t>
-      </w:r>
-      <w:r>
-        <w:t xml:space="preserve"> tačnost</w:t>
-      </w:r>
-      <w:r>
-        <w:t>.</w:t>
-      </w:r>
-      <w:r>
-        <w:t xml:space="preserve"> </w:t>
-      </w:r>
-      <w:proofErr w:type="spellStart"/>
-      <w:r>
-        <w:t>Kvalitet</w:t>
-      </w:r>
-      <w:proofErr w:type="spellEnd"/>
-      <w:r>
-        <w:t xml:space="preserve"> i </w:t>
-      </w:r>
-      <w:proofErr w:type="spellStart"/>
-      <w:r>
-        <w:t>kvantitet</w:t>
-      </w:r>
-      <w:proofErr w:type="spellEnd"/>
-      <w:r>
-        <w:t xml:space="preserve"> podataka </w:t>
-      </w:r>
-      <w:r>
-        <w:t xml:space="preserve">za treniranje </w:t>
-      </w:r>
-      <w:r>
-        <w:t xml:space="preserve">će </w:t>
-      </w:r>
-      <w:r>
-        <w:t xml:space="preserve">direktno </w:t>
-      </w:r>
-      <w:r>
-        <w:t>diktirati koliko će</w:t>
-      </w:r>
-      <w:r>
-        <w:t xml:space="preserve"> naš model biti pouzdan i tačan</w:t>
-      </w:r>
-      <w:r>
-        <w:t xml:space="preserve">. Podaci moraju biti ispravno obilježeni te moraju biti dovoljno opširni i raznovrsni da bi naš model mogao ispravno generalizirati </w:t>
-      </w:r>
-      <w:r>
-        <w:t>problem</w:t>
-      </w:r>
-      <w:r>
-        <w:t xml:space="preserve"> bez prilagođavanja podacima</w:t>
-      </w:r>
-      <w:r>
-        <w:t xml:space="preserve"> </w:t>
-      </w:r>
-      <w:r>
-        <w:t>(</w:t>
-      </w:r>
-      <w:proofErr w:type="spellStart"/>
-      <w:r>
-        <w:t>overfitting</w:t>
-      </w:r>
-      <w:proofErr w:type="spellEnd"/>
-      <w:r>
-        <w:t>)</w:t>
-      </w:r>
+        <w:t>PyTorch</w:t>
+      </w:r>
+      <w:proofErr w:type="spellEnd"/>
+      <w:r>
+        <w:t xml:space="preserve"> </w:t>
+      </w:r>
+      <w:proofErr w:type="spellStart"/>
+      <w:r>
+        <w:t>vs</w:t>
+      </w:r>
+      <w:proofErr w:type="spellEnd"/>
       <w:r>
         <w:t xml:space="preserve">. </w:t>
       </w:r>
-    </w:p>
-    <w:p>
-      <w:r>
-        <w:t xml:space="preserve">U ovu svrhu je korišten </w:t>
-      </w:r>
-      <w:r>
-        <w:t>skup podataka</w:t>
-      </w:r>
-      <w:r>
-        <w:t xml:space="preserve"> sa stranice </w:t>
-      </w:r>
-      <w:proofErr w:type="spellStart"/>
-      <w:r>
-        <w:t>Kaggle</w:t>
-      </w:r>
-      <w:proofErr w:type="spellEnd"/>
-      <w:r>
-        <w:t xml:space="preserve">. </w:t>
-      </w:r>
-      <w:proofErr w:type="spellStart"/>
-      <w:r>
-        <w:t>Kaggle</w:t>
-      </w:r>
-      <w:proofErr w:type="spellEnd"/>
-      <w:r>
-        <w:t xml:space="preserve"> je</w:t>
-      </w:r>
-      <w:r>
-        <w:t xml:space="preserve"> online</w:t>
-      </w:r>
-      <w:r>
-        <w:t xml:space="preserve"> platforma koja pruža korisnicima </w:t>
-      </w:r>
-      <w:proofErr w:type="spellStart"/>
-      <w:r>
-        <w:t>mogućnost</w:t>
-      </w:r>
-      <w:proofErr w:type="spellEnd"/>
-      <w:r>
-        <w:t xml:space="preserve"> preuzimanja </w:t>
-      </w:r>
-      <w:proofErr w:type="spellStart"/>
-      <w:r>
-        <w:t>dataset</w:t>
-      </w:r>
-      <w:proofErr w:type="spellEnd"/>
-      <w:r>
-        <w:t>-ova</w:t>
-      </w:r>
-      <w:r>
-        <w:t xml:space="preserve"> za treniranje modela kao</w:t>
-      </w:r>
-      <w:r>
-        <w:t xml:space="preserve"> </w:t>
-      </w:r>
-      <w:r>
-        <w:t>i</w:t>
-      </w:r>
-      <w:r>
-        <w:t xml:space="preserve"> </w:t>
-      </w:r>
-      <w:proofErr w:type="spellStart"/>
-      <w:r>
-        <w:t>poređenje</w:t>
-      </w:r>
-      <w:proofErr w:type="spellEnd"/>
-      <w:r>
-        <w:t xml:space="preserve"> </w:t>
-      </w:r>
-      <w:r>
-        <w:t>i</w:t>
-      </w:r>
-      <w:r>
-        <w:t>s</w:t>
-      </w:r>
-      <w:r>
-        <w:t xml:space="preserve">treniranih </w:t>
-      </w:r>
-      <w:r>
-        <w:t>modela mašinskog učenja.</w:t>
-      </w:r>
-    </w:p>
-    <w:p>
-      <w:r>
-        <w:t>Skup podataka koji je korišten za dati radi je</w:t>
-      </w:r>
-      <w:r>
-        <w:t xml:space="preserve"> IQ-OTH</w:t>
-      </w:r>
-      <w:r>
-        <w:t>/NCCD(</w:t>
-      </w:r>
-      <w:proofErr w:type="spellStart"/>
-      <w:r>
-        <w:t>Iraq</w:t>
-      </w:r>
-      <w:r>
-        <w:t>-Oncolog</w:t>
-      </w:r>
-      <w:r>
-        <w:t>y</w:t>
-      </w:r>
-      <w:proofErr w:type="spellEnd"/>
-      <w:r>
-        <w:t xml:space="preserve"> </w:t>
-      </w:r>
-      <w:proofErr w:type="spellStart"/>
-      <w:r>
-        <w:t>Teaching</w:t>
-      </w:r>
-      <w:proofErr w:type="spellEnd"/>
-      <w:r>
-        <w:t xml:space="preserve"> </w:t>
-      </w:r>
-      <w:proofErr w:type="spellStart"/>
-      <w:r>
-        <w:t>Hospital</w:t>
-      </w:r>
-      <w:proofErr w:type="spellEnd"/>
-      <w:r>
-        <w:rPr>
-          <w:lang w:val="en-GB"/>
-        </w:rPr>
-        <w:t xml:space="preserve">/National </w:t>
-      </w:r>
-      <w:proofErr w:type="spellStart"/>
-      <w:r>
-        <w:rPr>
-          <w:lang w:val="en-GB"/>
-        </w:rPr>
-        <w:t>Center</w:t>
-      </w:r>
-      <w:proofErr w:type="spellEnd"/>
-      <w:r>
-        <w:rPr>
-          <w:lang w:val="en-GB"/>
-        </w:rPr>
-        <w:t xml:space="preserve"> for C</w:t>
-      </w:r>
-      <w:r>
-        <w:rPr>
-          <w:lang w:val="en-GB"/>
-        </w:rPr>
-        <w:t>a</w:t>
-      </w:r>
-      <w:r>
-        <w:rPr>
-          <w:lang w:val="en-GB"/>
-        </w:rPr>
-        <w:t>n</w:t>
-      </w:r>
-      <w:r>
-        <w:rPr>
-          <w:lang w:val="en-GB"/>
-        </w:rPr>
-        <w:t>c</w:t>
-      </w:r>
-      <w:r>
-        <w:rPr>
-          <w:lang w:val="en-GB"/>
-        </w:rPr>
-        <w:t xml:space="preserve">er Diseases). </w:t>
-      </w:r>
-      <w:proofErr w:type="spellStart"/>
-      <w:r>
-        <w:rPr>
-          <w:lang w:val="en-GB"/>
-        </w:rPr>
-        <w:t>Podaci</w:t>
-      </w:r>
-      <w:proofErr w:type="spellEnd"/>
-      <w:r>
-        <w:rPr>
-          <w:lang w:val="en-GB"/>
-        </w:rPr>
-        <w:t xml:space="preserve"> </w:t>
-      </w:r>
-      <w:proofErr w:type="spellStart"/>
-      <w:r>
-        <w:rPr>
-          <w:lang w:val="en-GB"/>
-        </w:rPr>
-        <w:t>su</w:t>
-      </w:r>
-      <w:proofErr w:type="spellEnd"/>
-      <w:r>
-        <w:rPr>
-          <w:lang w:val="en-GB"/>
-        </w:rPr>
-        <w:t xml:space="preserve"> </w:t>
-      </w:r>
-      <w:proofErr w:type="spellStart"/>
-      <w:r>
-        <w:rPr>
-          <w:lang w:val="en-GB"/>
-        </w:rPr>
-        <w:t>prikupljeni</w:t>
-      </w:r>
-      <w:proofErr w:type="spellEnd"/>
-      <w:r>
-        <w:rPr>
-          <w:lang w:val="en-GB"/>
-        </w:rPr>
-        <w:t xml:space="preserve"> u </w:t>
-      </w:r>
-      <w:proofErr w:type="spellStart"/>
-      <w:r>
-        <w:rPr>
-          <w:lang w:val="en-GB"/>
-        </w:rPr>
-        <w:t>bolnicama</w:t>
-      </w:r>
-      <w:proofErr w:type="spellEnd"/>
-      <w:r>
-        <w:rPr>
-          <w:lang w:val="en-GB"/>
-        </w:rPr>
-        <w:t xml:space="preserve"> u </w:t>
-      </w:r>
-      <w:proofErr w:type="spellStart"/>
-      <w:r>
-        <w:rPr>
-          <w:lang w:val="en-GB"/>
-        </w:rPr>
-        <w:t>Iraku</w:t>
-      </w:r>
-      <w:proofErr w:type="spellEnd"/>
-      <w:r>
-        <w:rPr>
-          <w:lang w:val="en-GB"/>
-        </w:rPr>
-        <w:t xml:space="preserve"> u </w:t>
-      </w:r>
-      <w:proofErr w:type="spellStart"/>
-      <w:r>
-        <w:rPr>
-          <w:lang w:val="en-GB"/>
-        </w:rPr>
-        <w:t>periodu</w:t>
-      </w:r>
-      <w:proofErr w:type="spellEnd"/>
-      <w:r>
-        <w:rPr>
-          <w:lang w:val="en-GB"/>
-        </w:rPr>
-        <w:t xml:space="preserve"> od </w:t>
-      </w:r>
-      <w:r>
-        <w:rPr>
-          <w:lang w:val="en-GB"/>
-        </w:rPr>
-        <w:t xml:space="preserve">tri </w:t>
-      </w:r>
-      <w:proofErr w:type="spellStart"/>
-      <w:r>
-        <w:rPr>
-          <w:lang w:val="en-GB"/>
-        </w:rPr>
-        <w:t>mjeseca</w:t>
-      </w:r>
-      <w:proofErr w:type="spellEnd"/>
-      <w:r>
-        <w:rPr>
-          <w:lang w:val="en-GB"/>
-        </w:rPr>
-        <w:t xml:space="preserve"> u </w:t>
-      </w:r>
-      <w:proofErr w:type="spellStart"/>
-      <w:r>
-        <w:rPr>
-          <w:lang w:val="en-GB"/>
-        </w:rPr>
-        <w:t>jes</w:t>
-      </w:r>
-      <w:r>
-        <w:rPr>
-          <w:lang w:val="en-GB"/>
-        </w:rPr>
-        <w:t>en</w:t>
-      </w:r>
-      <w:proofErr w:type="spellEnd"/>
-      <w:r>
-        <w:rPr>
-          <w:lang w:val="en-GB"/>
-        </w:rPr>
-        <w:t xml:space="preserve"> 2019</w:t>
-      </w:r>
-      <w:r>
-        <w:rPr>
-          <w:lang w:val="en-GB"/>
-        </w:rPr>
-        <w:t>.</w:t>
-      </w:r>
-      <w:r>
-        <w:rPr>
-          <w:lang w:val="en-GB"/>
-        </w:rPr>
-        <w:t xml:space="preserve"> </w:t>
-      </w:r>
-      <w:proofErr w:type="spellStart"/>
-      <w:r>
-        <w:rPr>
-          <w:lang w:val="en-GB"/>
-        </w:rPr>
-        <w:t>godine</w:t>
-      </w:r>
-      <w:proofErr w:type="spellEnd"/>
-      <w:r>
-        <w:rPr>
-          <w:lang w:val="en-GB"/>
-        </w:rPr>
-        <w:t>. Sadr</w:t>
-      </w:r>
-      <w:proofErr w:type="spellStart"/>
-      <w:r>
-        <w:t>ži</w:t>
-      </w:r>
-      <w:proofErr w:type="spellEnd"/>
-      <w:r>
-        <w:t xml:space="preserve"> CT snimke pacijenata sa rakom pluća u različitim fazama, kao i </w:t>
-      </w:r>
-      <w:r>
-        <w:t xml:space="preserve">snimke </w:t>
-      </w:r>
-      <w:r>
-        <w:t xml:space="preserve">zdravih pacijenata. </w:t>
-      </w:r>
-    </w:p>
-    <w:p>
-      <w:r>
-        <w:t>Ukupno je obuhvaćeno 110 slučajeva, koji su grupisani u tri klase:</w:t>
-      </w:r>
-    </w:p>
-    <w:p>
-      <w:pPr>
-        <w:pStyle w:val="Paragrafspiska"/>
-        <w:numPr>
-          <w:ilvl w:val="0"/>
-          <w:numId w:val="6"/>
-        </w:numPr>
-        <w:rPr>
-          <w:lang w:val="de-DE"/>
-        </w:rPr>
-      </w:pPr>
-      <w:r>
-        <w:rPr>
-          <w:lang w:val="de-DE"/>
-        </w:rPr>
-        <w:t>Maligno: 40 slučajeva</w:t>
-      </w:r>
-    </w:p>
-    <w:p>
-      <w:pPr>
-        <w:pStyle w:val="Paragrafspiska"/>
-        <w:numPr>
-          <w:ilvl w:val="0"/>
-          <w:numId w:val="6"/>
-        </w:numPr>
-        <w:rPr>
-          <w:lang w:val="de-DE"/>
-        </w:rPr>
-      </w:pPr>
-      <w:r>
-        <w:t>Benigno: 15 slučajeva</w:t>
-      </w:r>
-    </w:p>
-    <w:p>
-      <w:pPr>
-        <w:pStyle w:val="Paragrafspiska"/>
-        <w:numPr>
-          <w:ilvl w:val="0"/>
-          <w:numId w:val="6"/>
-        </w:numPr>
-        <w:rPr>
-          <w:lang w:val="de-DE"/>
-        </w:rPr>
-      </w:pPr>
-      <w:r>
-        <w:t>Normalno: 55 slučajeva</w:t>
-      </w:r>
-    </w:p>
-    <w:p>
-      <w:pPr>
-        <w:ind w:left="360"/>
-        <w:rPr>
-          <w:lang w:val="de-DE"/>
-        </w:rPr>
-      </w:pPr>
-    </w:p>
-    <w:p>
-      <w:pPr>
-        <w:rPr>
-          <w:lang w:val="de-DE"/>
-        </w:rPr>
-      </w:pPr>
-      <w:r>
-        <w:rPr>
-          <w:lang w:val="de-DE"/>
-        </w:rPr>
-        <w:t xml:space="preserve">CT snimci su originalno prikupljeni u DICOM formatu korištenjem Siemens SOMATOM skenera. Iako jedan potpuni CT sken ljudskog grudnog koša sadrži između 80 i 200 pojedinačnih </w:t>
-      </w:r>
-      <w:r>
-        <w:rPr>
-          <w:lang w:val="de-DE"/>
-        </w:rPr>
-        <w:t xml:space="preserve">snimaka </w:t>
-      </w:r>
-      <w:r>
-        <w:rPr>
-          <w:lang w:val="de-DE"/>
-        </w:rPr>
-        <w:t>iz različitih uglova, za potrebe ovog skupa podataka izdvoj</w:t>
-      </w:r>
-      <w:r>
-        <w:rPr>
-          <w:lang w:val="de-DE"/>
-        </w:rPr>
-        <w:t>eno je</w:t>
-      </w:r>
-      <w:r>
-        <w:rPr>
-          <w:lang w:val="de-DE"/>
-        </w:rPr>
-        <w:t xml:space="preserve"> ukupno 1190 najrelevantnijih slika. Izdvajanje samo ključnih presjeka na kojima su promjene vidljive omogućava efikasnije treniranje modela bez šuma koji bi stvorile nerelevantne slike.</w:t>
-      </w:r>
-    </w:p>
-    <w:p>
-      <w:pPr>
-        <w:rPr>
-          <w:lang w:val="de-DE"/>
-        </w:rPr>
-      </w:pPr>
-    </w:p>
-    <w:p>
-      <w:r>
-        <w:rPr>
-          <w:lang w:val="de-DE"/>
-        </w:rPr>
-        <w:t>Pacijenti unutar ovih 110 slučajeva variraju po spolu, starosti, stepenu obrazovanja, te mjestu stanovanja i socio-ekonomskom statusu, što doprinosi demografskoj raznovrsnosti samog skupa podataka.</w:t>
-      </w:r>
-    </w:p>
+      <w:proofErr w:type="spellStart"/>
+      <w:r>
+        <w:t>TorchSharp</w:t>
+      </w:r>
+      <w:proofErr w:type="spellEnd"/>
+    </w:p>
+    <w:p/>
+    <w:p/>
+    <w:p/>
+    <w:p/>
+    <w:p/>
+    <w:p/>
+    <w:p/>
+    <w:p/>
+    <w:p/>
+    <w:p/>
+    <w:p/>
+    <w:p/>
+    <w:p/>
+    <w:p/>
+    <w:p/>
+    <w:p/>
+    <w:p/>
+    <w:p/>
+    <w:p/>
+    <w:p/>
     <w:p/>
     <w:p/>
     <w:p/>
@@ -3893,10 +3228,809 @@
     </w:p>
     <w:p/>
     <w:p>
+      <w:r>
+        <w:rPr>
+          <w:rFonts w:eastAsiaTheme="majorEastAsia" w:cstheme="majorBidi"/>
+          <w:color w:val="0F4761" w:themeColor="accent1" w:themeShade="BF"/>
+          <w:sz w:val="28"/>
+          <w:szCs w:val="28"/>
+        </w:rPr>
+        <w:t>Korišteni skup podataka (</w:t>
+      </w:r>
+      <w:proofErr w:type="spellStart"/>
+      <w:r>
+        <w:rPr>
+          <w:rFonts w:eastAsiaTheme="majorEastAsia" w:cstheme="majorBidi"/>
+          <w:color w:val="0F4761" w:themeColor="accent1" w:themeShade="BF"/>
+          <w:sz w:val="28"/>
+          <w:szCs w:val="28"/>
+        </w:rPr>
+        <w:t>Dataset</w:t>
+      </w:r>
+      <w:proofErr w:type="spellEnd"/>
+      <w:r>
+        <w:rPr>
+          <w:rFonts w:eastAsiaTheme="majorEastAsia" w:cstheme="majorBidi"/>
+          <w:color w:val="0F4761" w:themeColor="accent1" w:themeShade="BF"/>
+          <w:sz w:val="28"/>
+          <w:szCs w:val="28"/>
+        </w:rPr>
+        <w:t>)</w:t>
+      </w:r>
+    </w:p>
+    <w:p>
+      <w:r>
+        <w:t xml:space="preserve">Da bismo bili u </w:t>
+      </w:r>
+      <w:proofErr w:type="spellStart"/>
+      <w:r>
+        <w:t>mogućnosti</w:t>
+      </w:r>
+      <w:proofErr w:type="spellEnd"/>
+      <w:r>
+        <w:t xml:space="preserve"> trenirati efikasan i precizan model mašinskog učenja, neophodni su nam podaci na kojima će model učiti i na kojim će se provjeravati njegova tačnost. </w:t>
+      </w:r>
+      <w:proofErr w:type="spellStart"/>
+      <w:r>
+        <w:t>Kvalitet</w:t>
+      </w:r>
+      <w:proofErr w:type="spellEnd"/>
+      <w:r>
+        <w:t xml:space="preserve"> i </w:t>
+      </w:r>
+      <w:proofErr w:type="spellStart"/>
+      <w:r>
+        <w:t>kvantitet</w:t>
+      </w:r>
+      <w:proofErr w:type="spellEnd"/>
+      <w:r>
+        <w:t xml:space="preserve"> podataka za treniranje će direktno diktirati koliko će naš model biti pouzdan i tačan. Podaci moraju biti ispravno obilježeni te moraju biti dovoljno opširni i raznovrsni da bi naš model mogao ispravno generalizirati problem bez prilagođavanja podacima (</w:t>
+      </w:r>
+      <w:proofErr w:type="spellStart"/>
+      <w:r>
+        <w:t>overfitting</w:t>
+      </w:r>
+      <w:proofErr w:type="spellEnd"/>
+      <w:r>
+        <w:t xml:space="preserve">). </w:t>
+      </w:r>
+    </w:p>
+    <w:p>
+      <w:r>
+        <w:t xml:space="preserve">U ovu svrhu je korišten skup podataka sa stranice </w:t>
+      </w:r>
+      <w:proofErr w:type="spellStart"/>
+      <w:r>
+        <w:t>Kaggle</w:t>
+      </w:r>
+      <w:proofErr w:type="spellEnd"/>
+      <w:r>
+        <w:t xml:space="preserve">. </w:t>
+      </w:r>
+      <w:proofErr w:type="spellStart"/>
+      <w:r>
+        <w:t>Kaggle</w:t>
+      </w:r>
+      <w:proofErr w:type="spellEnd"/>
+      <w:r>
+        <w:t xml:space="preserve"> je online platforma koja pruža korisnicima </w:t>
+      </w:r>
+      <w:proofErr w:type="spellStart"/>
+      <w:r>
+        <w:t>mogućnost</w:t>
+      </w:r>
+      <w:proofErr w:type="spellEnd"/>
+      <w:r>
+        <w:t xml:space="preserve"> preuzimanja </w:t>
+      </w:r>
+      <w:proofErr w:type="spellStart"/>
+      <w:r>
+        <w:t>dataset</w:t>
+      </w:r>
+      <w:proofErr w:type="spellEnd"/>
+      <w:r>
+        <w:t xml:space="preserve">-ova za treniranje modela kao i </w:t>
+      </w:r>
+      <w:proofErr w:type="spellStart"/>
+      <w:r>
+        <w:t>poređenje</w:t>
+      </w:r>
+      <w:proofErr w:type="spellEnd"/>
+      <w:r>
+        <w:t xml:space="preserve"> istreniranih modela mašinskog učenja.</w:t>
+      </w:r>
+    </w:p>
+    <w:p>
+      <w:r>
+        <w:t>Skup podataka koji je korišten za dati radi je IQ-OTH</w:t>
+      </w:r>
+      <w:r>
+        <w:t>/NCCD(</w:t>
+      </w:r>
+      <w:proofErr w:type="spellStart"/>
+      <w:r>
+        <w:t>Iraq</w:t>
+      </w:r>
+      <w:r>
+        <w:t>-Oncology</w:t>
+      </w:r>
+      <w:proofErr w:type="spellEnd"/>
+      <w:r>
+        <w:t xml:space="preserve"> </w:t>
+      </w:r>
+      <w:proofErr w:type="spellStart"/>
+      <w:r>
+        <w:t>Teaching</w:t>
+      </w:r>
+      <w:proofErr w:type="spellEnd"/>
+      <w:r>
+        <w:t xml:space="preserve"> </w:t>
+      </w:r>
+      <w:proofErr w:type="spellStart"/>
+      <w:r>
+        <w:t>Hospital</w:t>
+      </w:r>
+      <w:proofErr w:type="spellEnd"/>
+      <w:r>
+        <w:rPr>
+          <w:lang w:val="en-GB"/>
+        </w:rPr>
+        <w:t xml:space="preserve">/National </w:t>
+      </w:r>
+      <w:proofErr w:type="spellStart"/>
+      <w:r>
+        <w:rPr>
+          <w:lang w:val="en-GB"/>
+        </w:rPr>
+        <w:t>Center</w:t>
+      </w:r>
+      <w:proofErr w:type="spellEnd"/>
+      <w:r>
+        <w:rPr>
+          <w:lang w:val="en-GB"/>
+        </w:rPr>
+        <w:t xml:space="preserve"> for Cancer Diseases). </w:t>
+      </w:r>
+      <w:proofErr w:type="spellStart"/>
+      <w:r>
+        <w:rPr>
+          <w:lang w:val="en-GB"/>
+        </w:rPr>
+        <w:t>Podaci</w:t>
+      </w:r>
+      <w:proofErr w:type="spellEnd"/>
+      <w:r>
+        <w:rPr>
+          <w:lang w:val="en-GB"/>
+        </w:rPr>
+        <w:t xml:space="preserve"> </w:t>
+      </w:r>
+      <w:proofErr w:type="spellStart"/>
+      <w:r>
+        <w:rPr>
+          <w:lang w:val="en-GB"/>
+        </w:rPr>
+        <w:t>su</w:t>
+      </w:r>
+      <w:proofErr w:type="spellEnd"/>
+      <w:r>
+        <w:rPr>
+          <w:lang w:val="en-GB"/>
+        </w:rPr>
+        <w:t xml:space="preserve"> </w:t>
+      </w:r>
+      <w:proofErr w:type="spellStart"/>
+      <w:r>
+        <w:rPr>
+          <w:lang w:val="en-GB"/>
+        </w:rPr>
+        <w:t>prikupljeni</w:t>
+      </w:r>
+      <w:proofErr w:type="spellEnd"/>
+      <w:r>
+        <w:rPr>
+          <w:lang w:val="en-GB"/>
+        </w:rPr>
+        <w:t xml:space="preserve"> u </w:t>
+      </w:r>
+      <w:proofErr w:type="spellStart"/>
+      <w:r>
+        <w:rPr>
+          <w:lang w:val="en-GB"/>
+        </w:rPr>
+        <w:t>bolnicama</w:t>
+      </w:r>
+      <w:proofErr w:type="spellEnd"/>
+      <w:r>
+        <w:rPr>
+          <w:lang w:val="en-GB"/>
+        </w:rPr>
+        <w:t xml:space="preserve"> u </w:t>
+      </w:r>
+      <w:proofErr w:type="spellStart"/>
+      <w:r>
+        <w:rPr>
+          <w:lang w:val="en-GB"/>
+        </w:rPr>
+        <w:t>Iraku</w:t>
+      </w:r>
+      <w:proofErr w:type="spellEnd"/>
+      <w:r>
+        <w:rPr>
+          <w:lang w:val="en-GB"/>
+        </w:rPr>
+        <w:t xml:space="preserve"> u </w:t>
+      </w:r>
+      <w:proofErr w:type="spellStart"/>
+      <w:r>
+        <w:rPr>
+          <w:lang w:val="en-GB"/>
+        </w:rPr>
+        <w:t>periodu</w:t>
+      </w:r>
+      <w:proofErr w:type="spellEnd"/>
+      <w:r>
+        <w:rPr>
+          <w:lang w:val="en-GB"/>
+        </w:rPr>
+        <w:t xml:space="preserve"> od </w:t>
+      </w:r>
+      <w:r>
+        <w:rPr>
+          <w:lang w:val="en-GB"/>
+        </w:rPr>
+        <w:t xml:space="preserve">tri </w:t>
+      </w:r>
+      <w:proofErr w:type="spellStart"/>
+      <w:r>
+        <w:rPr>
+          <w:lang w:val="en-GB"/>
+        </w:rPr>
+        <w:t>mjeseca</w:t>
+      </w:r>
+      <w:proofErr w:type="spellEnd"/>
+      <w:r>
+        <w:rPr>
+          <w:lang w:val="en-GB"/>
+        </w:rPr>
+        <w:t xml:space="preserve"> u </w:t>
+      </w:r>
+      <w:proofErr w:type="spellStart"/>
+      <w:r>
+        <w:rPr>
+          <w:lang w:val="en-GB"/>
+        </w:rPr>
+        <w:t>jes</w:t>
+      </w:r>
+      <w:r>
+        <w:rPr>
+          <w:lang w:val="en-GB"/>
+        </w:rPr>
+        <w:t>en</w:t>
+      </w:r>
+      <w:proofErr w:type="spellEnd"/>
+      <w:r>
+        <w:rPr>
+          <w:lang w:val="en-GB"/>
+        </w:rPr>
+        <w:t xml:space="preserve"> 2019. </w:t>
+      </w:r>
+      <w:proofErr w:type="spellStart"/>
+      <w:r>
+        <w:rPr>
+          <w:lang w:val="en-GB"/>
+        </w:rPr>
+        <w:t>godine</w:t>
+      </w:r>
+      <w:proofErr w:type="spellEnd"/>
+      <w:r>
+        <w:rPr>
+          <w:lang w:val="en-GB"/>
+        </w:rPr>
+        <w:t>. Sadr</w:t>
+      </w:r>
+      <w:proofErr w:type="spellStart"/>
+      <w:r>
+        <w:t>ži</w:t>
+      </w:r>
+      <w:proofErr w:type="spellEnd"/>
+      <w:r>
+        <w:t xml:space="preserve"> CT snimke pacijenata sa rakom pluća u različitim fazama, kao i snimke zdravih pacijenata. </w:t>
+      </w:r>
+    </w:p>
+    <w:p>
+      <w:r>
+        <w:t>Ukupno je obuhvaćeno 110 slučajeva, koji su grupisani u tri klase:</w:t>
+      </w:r>
+    </w:p>
+    <w:p>
+      <w:pPr>
+        <w:pStyle w:val="Paragrafspiska"/>
+        <w:numPr>
+          <w:ilvl w:val="0"/>
+          <w:numId w:val="6"/>
+        </w:numPr>
+        <w:rPr>
+          <w:lang w:val="de-DE"/>
+        </w:rPr>
+      </w:pPr>
+      <w:r>
+        <w:rPr>
+          <w:lang w:val="de-DE"/>
+        </w:rPr>
+        <w:t>Maligno: 40 slučajeva</w:t>
+      </w:r>
+    </w:p>
+    <w:p>
+      <w:pPr>
+        <w:pStyle w:val="Paragrafspiska"/>
+        <w:numPr>
+          <w:ilvl w:val="0"/>
+          <w:numId w:val="6"/>
+        </w:numPr>
+        <w:rPr>
+          <w:lang w:val="de-DE"/>
+        </w:rPr>
+      </w:pPr>
+      <w:r>
+        <w:t>Benigno: 15 slučajeva</w:t>
+      </w:r>
+    </w:p>
+    <w:p>
+      <w:pPr>
+        <w:pStyle w:val="Paragrafspiska"/>
+        <w:numPr>
+          <w:ilvl w:val="0"/>
+          <w:numId w:val="6"/>
+        </w:numPr>
+        <w:rPr>
+          <w:lang w:val="de-DE"/>
+        </w:rPr>
+      </w:pPr>
+      <w:r>
+        <w:t>Normalno: 55 slučajeva</w:t>
+      </w:r>
+    </w:p>
+    <w:p>
+      <w:pPr>
+        <w:ind w:left="360"/>
+        <w:rPr>
+          <w:lang w:val="de-DE"/>
+        </w:rPr>
+      </w:pPr>
+    </w:p>
+    <w:p>
+      <w:pPr>
+        <w:rPr>
+          <w:lang w:val="de-DE"/>
+        </w:rPr>
+      </w:pPr>
+      <w:r>
+        <w:rPr>
+          <w:lang w:val="de-DE"/>
+        </w:rPr>
+        <w:t xml:space="preserve">CT snimci su originalno prikupljeni u DICOM formatu korištenjem Siemens SOMATOM skenera. Iako jedan potpuni CT sken ljudskog grudnog koša sadrži između 80 i 200 pojedinačnih </w:t>
+      </w:r>
+      <w:r>
+        <w:rPr>
+          <w:lang w:val="de-DE"/>
+        </w:rPr>
+        <w:t xml:space="preserve">snimaka </w:t>
+      </w:r>
+      <w:r>
+        <w:rPr>
+          <w:lang w:val="de-DE"/>
+        </w:rPr>
+        <w:t>iz različitih uglova, za potrebe ovog skupa podataka izdvoj</w:t>
+      </w:r>
+      <w:r>
+        <w:rPr>
+          <w:lang w:val="de-DE"/>
+        </w:rPr>
+        <w:t>eno je</w:t>
+      </w:r>
+      <w:r>
+        <w:rPr>
+          <w:lang w:val="de-DE"/>
+        </w:rPr>
+        <w:t xml:space="preserve"> ukupno 1190 najrelevantnijih slika. Izdvajanje samo ključnih presjeka na kojima su promjene vidljive omogućava efikasnije treniranje modela bez šuma koji bi stvorile nerelevantne slike.</w:t>
+      </w:r>
+    </w:p>
+    <w:p>
+      <w:pPr>
+        <w:rPr>
+          <w:lang w:val="de-DE"/>
+        </w:rPr>
+      </w:pPr>
+    </w:p>
+    <w:p>
+      <w:r>
+        <w:rPr>
+          <w:lang w:val="de-DE"/>
+        </w:rPr>
+        <w:t>Pacijenti unutar ovih 110 slučajeva variraju po spolu, starosti, stepenu obrazovanja, te mjestu stanovanja i socio-ekonomskom statusu, što doprinosi demografskoj raznovrsnosti samog skupa podataka.</w:t>
+      </w:r>
+    </w:p>
+    <w:p/>
+    <w:p/>
+    <w:p/>
+    <w:p/>
+    <w:p/>
+    <w:p/>
+    <w:p>
+      <w:pPr>
+        <w:rPr>
+          <w:rFonts w:eastAsiaTheme="majorEastAsia" w:cstheme="majorBidi"/>
+          <w:color w:val="0F4761" w:themeColor="accent1" w:themeShade="BF"/>
+          <w:sz w:val="28"/>
+          <w:szCs w:val="28"/>
+        </w:rPr>
+      </w:pPr>
+      <w:proofErr w:type="spellStart"/>
+      <w:r>
+        <w:rPr>
+          <w:rFonts w:eastAsiaTheme="majorEastAsia" w:cstheme="majorBidi"/>
+          <w:color w:val="0F4761" w:themeColor="accent1" w:themeShade="BF"/>
+          <w:sz w:val="28"/>
+          <w:szCs w:val="28"/>
+        </w:rPr>
+        <w:lastRenderedPageBreak/>
+        <w:t>Preprocesiranje</w:t>
+      </w:r>
+      <w:proofErr w:type="spellEnd"/>
+      <w:r>
+        <w:rPr>
+          <w:rFonts w:eastAsiaTheme="majorEastAsia" w:cstheme="majorBidi"/>
+          <w:color w:val="0F4761" w:themeColor="accent1" w:themeShade="BF"/>
+          <w:sz w:val="28"/>
+          <w:szCs w:val="28"/>
+        </w:rPr>
+        <w:t xml:space="preserve"> slika (</w:t>
+      </w:r>
+      <w:proofErr w:type="spellStart"/>
+      <w:r>
+        <w:rPr>
+          <w:rFonts w:eastAsiaTheme="majorEastAsia" w:cstheme="majorBidi"/>
+          <w:color w:val="0F4761" w:themeColor="accent1" w:themeShade="BF"/>
+          <w:sz w:val="28"/>
+          <w:szCs w:val="28"/>
+        </w:rPr>
+        <w:t>Image</w:t>
+      </w:r>
+      <w:proofErr w:type="spellEnd"/>
+      <w:r>
+        <w:rPr>
+          <w:rFonts w:eastAsiaTheme="majorEastAsia" w:cstheme="majorBidi"/>
+          <w:color w:val="0F4761" w:themeColor="accent1" w:themeShade="BF"/>
+          <w:sz w:val="28"/>
+          <w:szCs w:val="28"/>
+        </w:rPr>
+        <w:t xml:space="preserve"> </w:t>
+      </w:r>
+      <w:proofErr w:type="spellStart"/>
+      <w:r>
+        <w:rPr>
+          <w:rFonts w:eastAsiaTheme="majorEastAsia" w:cstheme="majorBidi"/>
+          <w:color w:val="0F4761" w:themeColor="accent1" w:themeShade="BF"/>
+          <w:sz w:val="28"/>
+          <w:szCs w:val="28"/>
+        </w:rPr>
+        <w:t>Preprocessing</w:t>
+      </w:r>
+      <w:proofErr w:type="spellEnd"/>
+      <w:r>
+        <w:rPr>
+          <w:rFonts w:eastAsiaTheme="majorEastAsia" w:cstheme="majorBidi"/>
+          <w:color w:val="0F4761" w:themeColor="accent1" w:themeShade="BF"/>
+          <w:sz w:val="28"/>
+          <w:szCs w:val="28"/>
+        </w:rPr>
+        <w:t>) i Augmentacija</w:t>
+      </w:r>
+    </w:p>
+    <w:p>
+      <w:r>
+        <w:t xml:space="preserve">Standardna praksa prilikom prilikom treniranja modela mašinskog učenja, nezavisno od domene, jeste da se izvrše određene operacije nad podacima prije samog treniranja. Cilj </w:t>
+      </w:r>
+      <w:proofErr w:type="spellStart"/>
+      <w:r>
+        <w:t>datih</w:t>
+      </w:r>
+      <w:proofErr w:type="spellEnd"/>
+      <w:r>
+        <w:t xml:space="preserve"> operacija jeste da se smanji </w:t>
+      </w:r>
+      <w:proofErr w:type="spellStart"/>
+      <w:r>
+        <w:t>opterećenje</w:t>
+      </w:r>
+      <w:proofErr w:type="spellEnd"/>
+      <w:r>
+        <w:t xml:space="preserve"> na računarske resurse prilikom treniranja kao i standardizacija ulaznih podataka na određeni uniformni format.</w:t>
+      </w:r>
+    </w:p>
+    <w:p>
+      <w:r>
+        <w:t xml:space="preserve">Naš skup podataka ili </w:t>
+      </w:r>
+      <w:proofErr w:type="spellStart"/>
+      <w:r>
+        <w:t>dataset</w:t>
+      </w:r>
+      <w:proofErr w:type="spellEnd"/>
+      <w:r>
+        <w:t xml:space="preserve"> se sastoji od 1190 CT slika pluća koje imaju dimenzije od 512x512 piksela i predstavljene su preko tri kanala (RGB format - crevna, </w:t>
+      </w:r>
+      <w:proofErr w:type="spellStart"/>
+      <w:r>
+        <w:t>zelana</w:t>
+      </w:r>
+      <w:proofErr w:type="spellEnd"/>
+      <w:r>
+        <w:t xml:space="preserve"> i plava). Kako bi se optimizirao proces treniranje </w:t>
+      </w:r>
+      <w:proofErr w:type="spellStart"/>
+      <w:r>
+        <w:t>obavljenje</w:t>
+      </w:r>
+      <w:proofErr w:type="spellEnd"/>
+      <w:r>
+        <w:t xml:space="preserve"> su slijedeće transformacije:</w:t>
+      </w:r>
+    </w:p>
+    <w:p/>
+    <w:p>
+      <w:r>
+        <w:t xml:space="preserve">1. </w:t>
+      </w:r>
+      <w:proofErr w:type="spellStart"/>
+      <w:r>
+        <w:t>Skaliranje</w:t>
+      </w:r>
+      <w:proofErr w:type="spellEnd"/>
+      <w:r>
+        <w:t xml:space="preserve"> dimenzija (</w:t>
+      </w:r>
+      <w:proofErr w:type="spellStart"/>
+      <w:r>
+        <w:t>Resizing</w:t>
+      </w:r>
+      <w:proofErr w:type="spellEnd"/>
+      <w:r>
+        <w:t>)</w:t>
+      </w:r>
+    </w:p>
+    <w:p>
+      <w:r>
+        <w:t xml:space="preserve">Smanjenjem dimenzija slika sa 512x512 na 256x256 smanjuje se broj ulaznih parametara u </w:t>
+      </w:r>
+      <w:proofErr w:type="spellStart"/>
+      <w:r>
+        <w:t>neuralnu</w:t>
+      </w:r>
+      <w:proofErr w:type="spellEnd"/>
+      <w:r>
+        <w:t xml:space="preserve"> mrežu. Ovo smanjuje </w:t>
+      </w:r>
+      <w:proofErr w:type="spellStart"/>
+      <w:r>
+        <w:t>opterećenje</w:t>
+      </w:r>
+      <w:proofErr w:type="spellEnd"/>
+      <w:r>
+        <w:t xml:space="preserve"> na računarske resurse i </w:t>
+      </w:r>
+      <w:proofErr w:type="spellStart"/>
+      <w:r>
+        <w:t>omogućava</w:t>
+      </w:r>
+      <w:proofErr w:type="spellEnd"/>
+      <w:r>
+        <w:t xml:space="preserve"> modelu da istovremeno obrađuje više slika, što će samim time ubrzati proces treniranja.</w:t>
+      </w:r>
+      <w:r>
+        <w:t xml:space="preserve"> </w:t>
+      </w:r>
+      <w:r>
+        <w:t xml:space="preserve">Dodatna prednost </w:t>
+      </w:r>
+      <w:proofErr w:type="spellStart"/>
+      <w:r>
+        <w:t>skaliranje</w:t>
+      </w:r>
+      <w:proofErr w:type="spellEnd"/>
+      <w:r>
+        <w:t xml:space="preserve"> </w:t>
+      </w:r>
+      <w:proofErr w:type="spellStart"/>
+      <w:r>
+        <w:t>dimezija</w:t>
+      </w:r>
+      <w:proofErr w:type="spellEnd"/>
+      <w:r>
+        <w:t xml:space="preserve"> slike jeste da sa </w:t>
+      </w:r>
+      <w:proofErr w:type="spellStart"/>
+      <w:r>
+        <w:t>datom</w:t>
+      </w:r>
+      <w:proofErr w:type="spellEnd"/>
+      <w:r>
+        <w:t xml:space="preserve"> operacijom osiguravamo konzistentnost dimenzija čitavog skupa podataka, u slučaju da neka slika u </w:t>
+      </w:r>
+      <w:proofErr w:type="spellStart"/>
+      <w:r>
+        <w:t>traning</w:t>
+      </w:r>
+      <w:proofErr w:type="spellEnd"/>
+      <w:r>
+        <w:t xml:space="preserve"> podacima ima različite dimenzije.</w:t>
+      </w:r>
+    </w:p>
+    <w:p/>
+    <w:p>
+      <w:r>
+        <w:t>2. Konverzija u nijanse sive (</w:t>
+      </w:r>
+      <w:proofErr w:type="spellStart"/>
+      <w:r>
+        <w:t>Grayscale</w:t>
+      </w:r>
+      <w:proofErr w:type="spellEnd"/>
+      <w:r>
+        <w:t xml:space="preserve"> </w:t>
+      </w:r>
+      <w:proofErr w:type="spellStart"/>
+      <w:r>
+        <w:t>Conversion</w:t>
+      </w:r>
+      <w:proofErr w:type="spellEnd"/>
+      <w:r>
+        <w:t>)</w:t>
+      </w:r>
+    </w:p>
+    <w:p>
+      <w:r>
+        <w:t xml:space="preserve">Prilikom analiziranje CT slike za tumor pluća glavne </w:t>
+      </w:r>
+      <w:proofErr w:type="spellStart"/>
+      <w:r>
+        <w:t>karaketeristike</w:t>
+      </w:r>
+      <w:proofErr w:type="spellEnd"/>
+      <w:r>
+        <w:t xml:space="preserve"> su oblik, tekstura i nijansa sjena a ne sama boja piksela. </w:t>
+      </w:r>
+      <w:proofErr w:type="spellStart"/>
+      <w:r>
+        <w:t>Konvertovanjem</w:t>
+      </w:r>
+      <w:proofErr w:type="spellEnd"/>
+      <w:r>
+        <w:t xml:space="preserve"> slike iz 3 kanala (RGB) u jedan kanal (</w:t>
+      </w:r>
+      <w:proofErr w:type="spellStart"/>
+      <w:r>
+        <w:t>grayscale</w:t>
+      </w:r>
+      <w:proofErr w:type="spellEnd"/>
+      <w:r>
+        <w:t xml:space="preserve"> ili crno-bijelo) uklanjamo bespotrebne informacije te dobijamo sliče prednosti kao i prilikom smanjenja </w:t>
+      </w:r>
+      <w:proofErr w:type="spellStart"/>
+      <w:r>
+        <w:t>dimeznija</w:t>
+      </w:r>
+      <w:proofErr w:type="spellEnd"/>
+      <w:r>
+        <w:t xml:space="preserve">. Dobijamo dosta brže treniranje, ali i manju </w:t>
+      </w:r>
+      <w:proofErr w:type="spellStart"/>
+      <w:r>
+        <w:t>mogućnosti</w:t>
+      </w:r>
+      <w:proofErr w:type="spellEnd"/>
+      <w:r>
+        <w:t xml:space="preserve"> </w:t>
+      </w:r>
+      <w:proofErr w:type="spellStart"/>
+      <w:r>
+        <w:t>overfitting</w:t>
+      </w:r>
+      <w:proofErr w:type="spellEnd"/>
+      <w:r>
+        <w:t xml:space="preserve"> ili </w:t>
+      </w:r>
+      <w:proofErr w:type="spellStart"/>
+      <w:r>
+        <w:t>mogućnost</w:t>
+      </w:r>
+      <w:proofErr w:type="spellEnd"/>
+      <w:r>
+        <w:t xml:space="preserve"> da naš model ne generalizira dobro.</w:t>
+      </w:r>
+    </w:p>
+    <w:p/>
+    <w:p>
+      <w:r>
+        <w:t>3. Normalizacija piksela (</w:t>
+      </w:r>
+      <w:proofErr w:type="spellStart"/>
+      <w:r>
+        <w:t>Normalization</w:t>
+      </w:r>
+      <w:proofErr w:type="spellEnd"/>
+      <w:r>
+        <w:t>)</w:t>
+      </w:r>
+    </w:p>
+    <w:p>
+      <w:proofErr w:type="spellStart"/>
+      <w:r>
+        <w:t>Konvertovanjem</w:t>
+      </w:r>
+      <w:proofErr w:type="spellEnd"/>
+      <w:r>
+        <w:t xml:space="preserve"> slike u jedan kanal dobijamo crno-bijelu sliku čije vrijednost su u </w:t>
+      </w:r>
+      <w:proofErr w:type="spellStart"/>
+      <w:r>
+        <w:t>responu</w:t>
+      </w:r>
+      <w:proofErr w:type="spellEnd"/>
+      <w:r>
+        <w:t xml:space="preserve"> od 0 do 255. Date vrijednost ćemo skalirati na raspon od 0 do 1 što stabilizira matematičke operacije što dovodi do mnogo brže konverzije modela.</w:t>
+      </w:r>
+    </w:p>
+    <w:p/>
+    <w:p>
+      <w:r>
+        <w:t xml:space="preserve">4. Proširivanje skupa podataka (Data </w:t>
+      </w:r>
+      <w:proofErr w:type="spellStart"/>
+      <w:r>
+        <w:t>Augmentation</w:t>
+      </w:r>
+      <w:proofErr w:type="spellEnd"/>
+      <w:r>
+        <w:t>)</w:t>
+      </w:r>
+    </w:p>
+    <w:p>
+      <w:r>
+        <w:t xml:space="preserve">Zadnja operacija koju ćemo uraditi jeste da na naš skup podataka dodamo još slika uz određene transformacije. Kako je naš skup podataka relativno mal, cilj ove operacije jeste vještačko uvođenje raznolikosti u skup podataka, da smanjimo </w:t>
+      </w:r>
+      <w:proofErr w:type="spellStart"/>
+      <w:r>
+        <w:t>mogućnost</w:t>
+      </w:r>
+      <w:proofErr w:type="spellEnd"/>
+      <w:r>
+        <w:t xml:space="preserve"> </w:t>
+      </w:r>
+      <w:proofErr w:type="spellStart"/>
+      <w:r>
+        <w:t>overfitting</w:t>
+      </w:r>
+      <w:proofErr w:type="spellEnd"/>
+      <w:r>
+        <w:t xml:space="preserve"> i poboljšamo šanse da će naš model što bolje generalizirati problem. Ovo ćemo postići tako što ćemo za svaku sliku dodati još dvije slike gdje je jedna rotirana horizontalno dok je druga rotirana </w:t>
+      </w:r>
+      <w:proofErr w:type="spellStart"/>
+      <w:r>
+        <w:t>vertiklano</w:t>
+      </w:r>
+      <w:proofErr w:type="spellEnd"/>
+      <w:r>
+        <w:t>.</w:t>
+      </w:r>
+    </w:p>
+    <w:p>
       <w:pPr>
         <w:pStyle w:val="Naslov3"/>
       </w:pPr>
       <w:r>
+        <w:lastRenderedPageBreak/>
         <w:t xml:space="preserve">Dizajn i arhitektura CNN modela, </w:t>
       </w:r>
       <w:r>
@@ -5840,15 +5974,372 @@
         <w:rPr>
           <w:lang w:val="en-GB"/>
         </w:rPr>
+        <w:t xml:space="preserve">Data </w:t>
+      </w:r>
+      <w:proofErr w:type="spellStart"/>
+      <w:r>
+        <w:rPr>
+          <w:lang w:val="en-GB"/>
+        </w:rPr>
+        <w:t>arhitektura</w:t>
+      </w:r>
+      <w:proofErr w:type="spellEnd"/>
+      <w:r>
+        <w:rPr>
+          <w:lang w:val="en-GB"/>
+        </w:rPr>
+        <w:t xml:space="preserve"> </w:t>
+      </w:r>
+      <w:proofErr w:type="spellStart"/>
+      <w:r>
+        <w:rPr>
+          <w:lang w:val="en-GB"/>
+        </w:rPr>
+        <w:t>neuralne</w:t>
+      </w:r>
+      <w:proofErr w:type="spellEnd"/>
+      <w:r>
+        <w:rPr>
+          <w:lang w:val="en-GB"/>
+        </w:rPr>
+        <w:t xml:space="preserve"> </w:t>
+      </w:r>
+      <w:proofErr w:type="spellStart"/>
+      <w:r>
+        <w:rPr>
+          <w:lang w:val="en-GB"/>
+        </w:rPr>
+        <w:t>mreže</w:t>
+      </w:r>
+      <w:proofErr w:type="spellEnd"/>
+      <w:r>
+        <w:rPr>
+          <w:lang w:val="en-GB"/>
+        </w:rPr>
+        <w:t xml:space="preserve"> </w:t>
+      </w:r>
+      <w:proofErr w:type="spellStart"/>
+      <w:r>
+        <w:rPr>
+          <w:lang w:val="en-GB"/>
+        </w:rPr>
+        <w:t>bazirana</w:t>
+      </w:r>
+      <w:proofErr w:type="spellEnd"/>
+      <w:r>
+        <w:rPr>
+          <w:lang w:val="en-GB"/>
+        </w:rPr>
+        <w:t xml:space="preserve"> je </w:t>
+      </w:r>
+      <w:proofErr w:type="spellStart"/>
+      <w:r>
+        <w:rPr>
+          <w:lang w:val="en-GB"/>
+        </w:rPr>
+        <w:t>na</w:t>
+      </w:r>
+      <w:proofErr w:type="spellEnd"/>
+      <w:r>
+        <w:rPr>
+          <w:lang w:val="en-GB"/>
+        </w:rPr>
+        <w:t xml:space="preserve"> </w:t>
+      </w:r>
+      <w:proofErr w:type="spellStart"/>
+      <w:r>
+        <w:rPr>
+          <w:lang w:val="en-GB"/>
+        </w:rPr>
+        <w:t>praktičnom</w:t>
+      </w:r>
+      <w:proofErr w:type="spellEnd"/>
+      <w:r>
+        <w:rPr>
+          <w:lang w:val="en-GB"/>
+        </w:rPr>
+        <w:t xml:space="preserve"> </w:t>
+      </w:r>
+      <w:proofErr w:type="spellStart"/>
+      <w:r>
+        <w:rPr>
+          <w:lang w:val="en-GB"/>
+        </w:rPr>
+        <w:t>primjeru</w:t>
+      </w:r>
+      <w:proofErr w:type="spellEnd"/>
+      <w:r>
+        <w:rPr>
+          <w:lang w:val="en-GB"/>
+        </w:rPr>
+        <w:t xml:space="preserve"> </w:t>
+      </w:r>
+      <w:proofErr w:type="spellStart"/>
+      <w:r>
+        <w:rPr>
+          <w:lang w:val="en-GB"/>
+        </w:rPr>
+        <w:t>sa</w:t>
+      </w:r>
+      <w:proofErr w:type="spellEnd"/>
+      <w:r>
+        <w:rPr>
+          <w:lang w:val="en-GB"/>
+        </w:rPr>
+        <w:t xml:space="preserve"> </w:t>
+      </w:r>
+      <w:proofErr w:type="spellStart"/>
+      <w:r>
+        <w:rPr>
+          <w:lang w:val="en-GB"/>
+        </w:rPr>
+        <w:t>platforme</w:t>
+      </w:r>
+      <w:proofErr w:type="spellEnd"/>
+      <w:r>
+        <w:rPr>
+          <w:lang w:val="en-GB"/>
+        </w:rPr>
+        <w:t xml:space="preserve"> Kaggle, </w:t>
+      </w:r>
+      <w:proofErr w:type="spellStart"/>
+      <w:r>
+        <w:rPr>
+          <w:lang w:val="en-GB"/>
+        </w:rPr>
+        <w:t>gdje</w:t>
+      </w:r>
+      <w:proofErr w:type="spellEnd"/>
+      <w:r>
+        <w:rPr>
+          <w:lang w:val="en-GB"/>
+        </w:rPr>
+        <w:t xml:space="preserve"> je </w:t>
+      </w:r>
+      <w:proofErr w:type="spellStart"/>
+      <w:r>
+        <w:rPr>
+          <w:lang w:val="en-GB"/>
+        </w:rPr>
+        <w:t>slična</w:t>
+      </w:r>
+      <w:proofErr w:type="spellEnd"/>
+      <w:r>
+        <w:rPr>
+          <w:lang w:val="en-GB"/>
+        </w:rPr>
+        <w:t xml:space="preserve"> </w:t>
+      </w:r>
+      <w:proofErr w:type="spellStart"/>
+      <w:r>
+        <w:rPr>
+          <w:lang w:val="en-GB"/>
+        </w:rPr>
+        <w:t>topologija</w:t>
+      </w:r>
+      <w:proofErr w:type="spellEnd"/>
+      <w:r>
+        <w:rPr>
+          <w:lang w:val="en-GB"/>
+        </w:rPr>
+        <w:t xml:space="preserve"> </w:t>
+      </w:r>
+      <w:proofErr w:type="spellStart"/>
+      <w:r>
+        <w:rPr>
+          <w:lang w:val="en-GB"/>
+        </w:rPr>
+        <w:t>uspješno</w:t>
+      </w:r>
+      <w:proofErr w:type="spellEnd"/>
+      <w:r>
+        <w:rPr>
+          <w:lang w:val="en-GB"/>
+        </w:rPr>
+        <w:t xml:space="preserve"> </w:t>
+      </w:r>
+      <w:proofErr w:type="spellStart"/>
+      <w:r>
+        <w:rPr>
+          <w:lang w:val="en-GB"/>
+        </w:rPr>
+        <w:t>korištena</w:t>
+      </w:r>
+      <w:proofErr w:type="spellEnd"/>
+      <w:r>
+        <w:rPr>
+          <w:lang w:val="en-GB"/>
+        </w:rPr>
+        <w:t xml:space="preserve"> </w:t>
+      </w:r>
+      <w:proofErr w:type="spellStart"/>
+      <w:r>
+        <w:rPr>
+          <w:lang w:val="en-GB"/>
+        </w:rPr>
+        <w:t>upravo</w:t>
+      </w:r>
+      <w:proofErr w:type="spellEnd"/>
+      <w:r>
+        <w:rPr>
+          <w:lang w:val="en-GB"/>
+        </w:rPr>
+        <w:t xml:space="preserve"> za problem </w:t>
+      </w:r>
+      <w:proofErr w:type="spellStart"/>
+      <w:r>
+        <w:rPr>
+          <w:lang w:val="en-GB"/>
+        </w:rPr>
+        <w:t>predikcije</w:t>
+      </w:r>
+      <w:proofErr w:type="spellEnd"/>
+      <w:r>
+        <w:rPr>
+          <w:lang w:val="en-GB"/>
+        </w:rPr>
+        <w:t xml:space="preserve"> </w:t>
+      </w:r>
+      <w:proofErr w:type="spellStart"/>
+      <w:r>
+        <w:rPr>
+          <w:lang w:val="en-GB"/>
+        </w:rPr>
+        <w:t>raka</w:t>
+      </w:r>
+      <w:proofErr w:type="spellEnd"/>
+      <w:r>
+        <w:rPr>
+          <w:lang w:val="en-GB"/>
+        </w:rPr>
+        <w:t xml:space="preserve"> </w:t>
+      </w:r>
+      <w:proofErr w:type="spellStart"/>
+      <w:r>
+        <w:rPr>
+          <w:lang w:val="en-GB"/>
+        </w:rPr>
+        <w:t>pluća</w:t>
+      </w:r>
+      <w:proofErr w:type="spellEnd"/>
+      <w:r>
+        <w:rPr>
+          <w:lang w:val="en-GB"/>
+        </w:rPr>
+        <w:t xml:space="preserve"> </w:t>
+      </w:r>
+      <w:proofErr w:type="spellStart"/>
+      <w:r>
+        <w:rPr>
+          <w:lang w:val="en-GB"/>
+        </w:rPr>
+        <w:t>nad</w:t>
+      </w:r>
+      <w:proofErr w:type="spellEnd"/>
+      <w:r>
+        <w:rPr>
+          <w:lang w:val="en-GB"/>
+        </w:rPr>
+        <w:t xml:space="preserve"> </w:t>
+      </w:r>
+      <w:proofErr w:type="spellStart"/>
+      <w:r>
+        <w:rPr>
+          <w:lang w:val="en-GB"/>
+        </w:rPr>
+        <w:t>ovim</w:t>
+      </w:r>
+      <w:proofErr w:type="spellEnd"/>
+      <w:r>
+        <w:rPr>
+          <w:lang w:val="en-GB"/>
+        </w:rPr>
+        <w:t xml:space="preserve"> </w:t>
+      </w:r>
+      <w:proofErr w:type="spellStart"/>
+      <w:r>
+        <w:rPr>
+          <w:lang w:val="en-GB"/>
+        </w:rPr>
+        <w:t>specifičnim</w:t>
+      </w:r>
+      <w:proofErr w:type="spellEnd"/>
+      <w:r>
+        <w:rPr>
+          <w:lang w:val="en-GB"/>
+        </w:rPr>
+        <w:t xml:space="preserve"> </w:t>
+      </w:r>
+      <w:proofErr w:type="spellStart"/>
+      <w:r>
+        <w:rPr>
+          <w:lang w:val="en-GB"/>
+        </w:rPr>
+        <w:t>skupom</w:t>
+      </w:r>
+      <w:proofErr w:type="spellEnd"/>
+      <w:r>
+        <w:rPr>
+          <w:lang w:val="en-GB"/>
+        </w:rPr>
+        <w:t xml:space="preserve"> </w:t>
+      </w:r>
+      <w:proofErr w:type="spellStart"/>
+      <w:r>
+        <w:rPr>
+          <w:lang w:val="en-GB"/>
+        </w:rPr>
+        <w:t>podataka</w:t>
+      </w:r>
+      <w:proofErr w:type="spellEnd"/>
+      <w:r>
+        <w:rPr>
+          <w:lang w:val="en-GB"/>
+        </w:rPr>
+        <w:t>.</w:t>
+      </w:r>
+    </w:p>
+    <w:p>
+      <w:pPr>
+        <w:ind w:left="720" w:hanging="720"/>
+        <w:rPr>
+          <w:lang w:val="en-GB"/>
+        </w:rPr>
+      </w:pPr>
+    </w:p>
+    <w:p>
+      <w:pPr>
+        <w:rPr>
+          <w:lang w:val="en-GB"/>
+        </w:rPr>
+      </w:pPr>
+      <w:r>
+        <w:rPr>
+          <w:lang w:val="en-GB"/>
+        </w:rPr>
         <w:lastRenderedPageBreak/>
-        <w:t xml:space="preserve">Data </w:t>
-      </w:r>
-      <w:proofErr w:type="spellStart"/>
-      <w:r>
-        <w:rPr>
-          <w:lang w:val="en-GB"/>
-        </w:rPr>
-        <w:t>arhitektura</w:t>
+        <w:t xml:space="preserve">Osim </w:t>
+      </w:r>
+      <w:proofErr w:type="spellStart"/>
+      <w:r>
+        <w:rPr>
+          <w:lang w:val="en-GB"/>
+        </w:rPr>
+        <w:t>specificiranje</w:t>
+      </w:r>
+      <w:proofErr w:type="spellEnd"/>
+      <w:r>
+        <w:rPr>
+          <w:lang w:val="en-GB"/>
+        </w:rPr>
+        <w:t xml:space="preserve"> </w:t>
+      </w:r>
+      <w:proofErr w:type="spellStart"/>
+      <w:r>
+        <w:rPr>
+          <w:lang w:val="en-GB"/>
+        </w:rPr>
+        <w:t>slojeva</w:t>
       </w:r>
       <w:proofErr w:type="spellEnd"/>
       <w:r>
@@ -5890,3094 +6381,2554 @@
         <w:rPr>
           <w:lang w:val="en-GB"/>
         </w:rPr>
-        <w:t>bazirana</w:t>
-      </w:r>
-      <w:proofErr w:type="spellEnd"/>
-      <w:r>
-        <w:rPr>
-          <w:lang w:val="en-GB"/>
+        <w:t>imamo</w:t>
+      </w:r>
+      <w:proofErr w:type="spellEnd"/>
+      <w:r>
+        <w:rPr>
+          <w:lang w:val="en-GB"/>
+        </w:rPr>
+        <w:t xml:space="preserve"> </w:t>
+      </w:r>
+      <w:proofErr w:type="spellStart"/>
+      <w:r>
+        <w:rPr>
+          <w:lang w:val="en-GB"/>
+        </w:rPr>
+        <w:t>još</w:t>
+      </w:r>
+      <w:proofErr w:type="spellEnd"/>
+      <w:r>
+        <w:rPr>
+          <w:lang w:val="en-GB"/>
+        </w:rPr>
+        <w:t xml:space="preserve"> par </w:t>
+      </w:r>
+      <w:proofErr w:type="spellStart"/>
+      <w:r>
+        <w:rPr>
+          <w:lang w:val="en-GB"/>
+        </w:rPr>
+        <w:t>hiperparametera</w:t>
+      </w:r>
+      <w:proofErr w:type="spellEnd"/>
+      <w:r>
+        <w:rPr>
+          <w:lang w:val="en-GB"/>
+        </w:rPr>
+        <w:t xml:space="preserve"> koji </w:t>
+      </w:r>
+      <w:proofErr w:type="spellStart"/>
+      <w:r>
+        <w:rPr>
+          <w:lang w:val="en-GB"/>
+        </w:rPr>
+        <w:t>moramo</w:t>
+      </w:r>
+      <w:proofErr w:type="spellEnd"/>
+      <w:r>
+        <w:rPr>
+          <w:lang w:val="en-GB"/>
+        </w:rPr>
+        <w:t xml:space="preserve"> </w:t>
+      </w:r>
+      <w:proofErr w:type="spellStart"/>
+      <w:r>
+        <w:rPr>
+          <w:lang w:val="en-GB"/>
+        </w:rPr>
+        <w:t>specificirati</w:t>
+      </w:r>
+      <w:proofErr w:type="spellEnd"/>
+      <w:r>
+        <w:rPr>
+          <w:lang w:val="en-GB"/>
+        </w:rPr>
+        <w:t xml:space="preserve"> </w:t>
+      </w:r>
+      <w:proofErr w:type="spellStart"/>
+      <w:r>
+        <w:rPr>
+          <w:lang w:val="en-GB"/>
+        </w:rPr>
+        <w:t>prilikom</w:t>
+      </w:r>
+      <w:proofErr w:type="spellEnd"/>
+      <w:r>
+        <w:rPr>
+          <w:lang w:val="en-GB"/>
+        </w:rPr>
+        <w:t xml:space="preserve"> </w:t>
+      </w:r>
+      <w:proofErr w:type="spellStart"/>
+      <w:r>
+        <w:rPr>
+          <w:lang w:val="en-GB"/>
+        </w:rPr>
+        <w:t>treniranje</w:t>
+      </w:r>
+      <w:proofErr w:type="spellEnd"/>
+      <w:r>
+        <w:rPr>
+          <w:lang w:val="en-GB"/>
+        </w:rPr>
+        <w:t xml:space="preserve">. To </w:t>
+      </w:r>
+      <w:proofErr w:type="spellStart"/>
+      <w:r>
+        <w:rPr>
+          <w:lang w:val="en-GB"/>
+        </w:rPr>
+        <w:t>su</w:t>
+      </w:r>
+      <w:proofErr w:type="spellEnd"/>
+      <w:r>
+        <w:rPr>
+          <w:lang w:val="en-GB"/>
+        </w:rPr>
+        <w:t xml:space="preserve"> </w:t>
+      </w:r>
+      <w:proofErr w:type="spellStart"/>
+      <w:r>
+        <w:rPr>
+          <w:lang w:val="en-GB"/>
+        </w:rPr>
+        <w:t>funkcija</w:t>
+      </w:r>
+      <w:proofErr w:type="spellEnd"/>
+      <w:r>
+        <w:rPr>
+          <w:lang w:val="en-GB"/>
+        </w:rPr>
+        <w:t xml:space="preserve"> </w:t>
+      </w:r>
+      <w:proofErr w:type="spellStart"/>
+      <w:r>
+        <w:rPr>
+          <w:lang w:val="en-GB"/>
+        </w:rPr>
+        <w:t>troška</w:t>
+      </w:r>
+      <w:proofErr w:type="spellEnd"/>
+      <w:r>
+        <w:rPr>
+          <w:lang w:val="en-GB"/>
+        </w:rPr>
+        <w:t xml:space="preserve">, optimizer I </w:t>
+      </w:r>
+      <w:proofErr w:type="spellStart"/>
+      <w:r>
+        <w:rPr>
+          <w:lang w:val="en-GB"/>
+        </w:rPr>
+        <w:t>stopa</w:t>
+      </w:r>
+      <w:proofErr w:type="spellEnd"/>
+      <w:r>
+        <w:rPr>
+          <w:lang w:val="en-GB"/>
+        </w:rPr>
+        <w:t xml:space="preserve"> </w:t>
+      </w:r>
+      <w:proofErr w:type="spellStart"/>
+      <w:r>
+        <w:rPr>
+          <w:lang w:val="en-GB"/>
+        </w:rPr>
+        <w:t>učenja</w:t>
+      </w:r>
+      <w:proofErr w:type="spellEnd"/>
+      <w:r>
+        <w:rPr>
+          <w:lang w:val="en-GB"/>
+        </w:rPr>
+        <w:t>.</w:t>
+      </w:r>
+    </w:p>
+    <w:p>
+      <w:pPr>
+        <w:rPr>
+          <w:lang w:val="en-GB"/>
+        </w:rPr>
+      </w:pPr>
+    </w:p>
+    <w:p>
+      <w:pPr>
+        <w:rPr>
+          <w:lang w:val="en-GB"/>
+        </w:rPr>
+      </w:pPr>
+      <w:proofErr w:type="spellStart"/>
+      <w:r>
+        <w:rPr>
+          <w:lang w:val="en-GB"/>
+        </w:rPr>
+        <w:t>Funkcija</w:t>
+      </w:r>
+      <w:proofErr w:type="spellEnd"/>
+      <w:r>
+        <w:rPr>
+          <w:lang w:val="en-GB"/>
+        </w:rPr>
+        <w:t xml:space="preserve"> </w:t>
+      </w:r>
+      <w:proofErr w:type="spellStart"/>
+      <w:r>
+        <w:rPr>
+          <w:lang w:val="en-GB"/>
+        </w:rPr>
+        <w:t>troška</w:t>
+      </w:r>
+      <w:proofErr w:type="spellEnd"/>
+      <w:r>
+        <w:rPr>
+          <w:lang w:val="en-GB"/>
+        </w:rPr>
+        <w:t xml:space="preserve"> (loss function) je </w:t>
+      </w:r>
+      <w:proofErr w:type="spellStart"/>
+      <w:r>
+        <w:rPr>
+          <w:lang w:val="en-GB"/>
+        </w:rPr>
+        <w:t>funkcija</w:t>
+      </w:r>
+      <w:proofErr w:type="spellEnd"/>
+      <w:r>
+        <w:rPr>
+          <w:lang w:val="en-GB"/>
+        </w:rPr>
+        <w:t xml:space="preserve"> </w:t>
+      </w:r>
+      <w:proofErr w:type="spellStart"/>
+      <w:r>
+        <w:rPr>
+          <w:lang w:val="en-GB"/>
+        </w:rPr>
+        <w:t>koja</w:t>
+      </w:r>
+      <w:proofErr w:type="spellEnd"/>
+      <w:r>
+        <w:rPr>
+          <w:lang w:val="en-GB"/>
+        </w:rPr>
+        <w:t xml:space="preserve"> </w:t>
+      </w:r>
+      <w:proofErr w:type="spellStart"/>
+      <w:r>
+        <w:rPr>
+          <w:lang w:val="en-GB"/>
+        </w:rPr>
+        <w:t>nam</w:t>
+      </w:r>
+      <w:proofErr w:type="spellEnd"/>
+      <w:r>
+        <w:rPr>
+          <w:lang w:val="en-GB"/>
+        </w:rPr>
+        <w:t xml:space="preserve"> </w:t>
+      </w:r>
+      <w:proofErr w:type="spellStart"/>
+      <w:r>
+        <w:rPr>
+          <w:lang w:val="en-GB"/>
+        </w:rPr>
+        <w:t>kvantitativno</w:t>
+      </w:r>
+      <w:proofErr w:type="spellEnd"/>
+      <w:r>
+        <w:rPr>
+          <w:lang w:val="en-GB"/>
+        </w:rPr>
+        <w:t xml:space="preserve"> </w:t>
+      </w:r>
+      <w:proofErr w:type="spellStart"/>
+      <w:r>
+        <w:rPr>
+          <w:lang w:val="en-GB"/>
+        </w:rPr>
+        <w:t>govori</w:t>
+      </w:r>
+      <w:proofErr w:type="spellEnd"/>
+      <w:r>
+        <w:rPr>
+          <w:lang w:val="en-GB"/>
+        </w:rPr>
+        <w:t xml:space="preserve"> </w:t>
+      </w:r>
+      <w:proofErr w:type="spellStart"/>
+      <w:r>
+        <w:rPr>
+          <w:lang w:val="en-GB"/>
+        </w:rPr>
+        <w:t>kvalitet</w:t>
+      </w:r>
+      <w:proofErr w:type="spellEnd"/>
+      <w:r>
+        <w:rPr>
+          <w:lang w:val="en-GB"/>
+        </w:rPr>
+        <w:t xml:space="preserve"> </w:t>
+      </w:r>
+      <w:proofErr w:type="spellStart"/>
+      <w:r>
+        <w:rPr>
+          <w:lang w:val="en-GB"/>
+        </w:rPr>
+        <w:t>našem</w:t>
+      </w:r>
+      <w:proofErr w:type="spellEnd"/>
+      <w:r>
+        <w:rPr>
+          <w:lang w:val="en-GB"/>
+        </w:rPr>
+        <w:t xml:space="preserve"> </w:t>
+      </w:r>
+      <w:proofErr w:type="spellStart"/>
+      <w:r>
+        <w:rPr>
+          <w:lang w:val="en-GB"/>
+        </w:rPr>
+        <w:t>modela</w:t>
+      </w:r>
+      <w:proofErr w:type="spellEnd"/>
+      <w:r>
+        <w:rPr>
+          <w:lang w:val="en-GB"/>
+        </w:rPr>
+        <w:t xml:space="preserve">, </w:t>
+      </w:r>
+      <w:proofErr w:type="spellStart"/>
+      <w:r>
+        <w:rPr>
+          <w:lang w:val="en-GB"/>
+        </w:rPr>
+        <w:t>odnosno</w:t>
+      </w:r>
+      <w:proofErr w:type="spellEnd"/>
+      <w:r>
+        <w:rPr>
+          <w:lang w:val="en-GB"/>
+        </w:rPr>
+        <w:t xml:space="preserve"> </w:t>
+      </w:r>
+      <w:proofErr w:type="spellStart"/>
+      <w:r>
+        <w:rPr>
+          <w:lang w:val="en-GB"/>
+        </w:rPr>
+        <w:t>koliko</w:t>
+      </w:r>
+      <w:proofErr w:type="spellEnd"/>
+      <w:r>
+        <w:rPr>
+          <w:lang w:val="en-GB"/>
+        </w:rPr>
+        <w:t xml:space="preserve"> dobro </w:t>
+      </w:r>
+      <w:proofErr w:type="spellStart"/>
+      <w:r>
+        <w:rPr>
+          <w:lang w:val="en-GB"/>
+        </w:rPr>
+        <w:t>naš</w:t>
+      </w:r>
+      <w:proofErr w:type="spellEnd"/>
+      <w:r>
+        <w:rPr>
+          <w:lang w:val="en-GB"/>
+        </w:rPr>
+        <w:t xml:space="preserve"> model </w:t>
+      </w:r>
+      <w:proofErr w:type="spellStart"/>
+      <w:r>
+        <w:rPr>
+          <w:lang w:val="en-GB"/>
+        </w:rPr>
+        <w:t>pravi</w:t>
+      </w:r>
+      <w:proofErr w:type="spellEnd"/>
+      <w:r>
+        <w:rPr>
+          <w:lang w:val="en-GB"/>
+        </w:rPr>
+        <w:t xml:space="preserve"> </w:t>
+      </w:r>
+      <w:proofErr w:type="spellStart"/>
+      <w:r>
+        <w:rPr>
+          <w:lang w:val="en-GB"/>
+        </w:rPr>
+        <w:t>predikcije</w:t>
+      </w:r>
+      <w:proofErr w:type="spellEnd"/>
+      <w:r>
+        <w:rPr>
+          <w:lang w:val="en-GB"/>
+        </w:rPr>
+        <w:t xml:space="preserve">. </w:t>
+      </w:r>
+      <w:proofErr w:type="spellStart"/>
+      <w:r>
+        <w:rPr>
+          <w:lang w:val="en-GB"/>
+        </w:rPr>
+        <w:t>Cilj</w:t>
+      </w:r>
+      <w:proofErr w:type="spellEnd"/>
+      <w:r>
+        <w:rPr>
+          <w:lang w:val="en-GB"/>
+        </w:rPr>
+        <w:t xml:space="preserve"> </w:t>
+      </w:r>
+      <w:proofErr w:type="spellStart"/>
+      <w:r>
+        <w:rPr>
+          <w:lang w:val="en-GB"/>
+        </w:rPr>
+        <w:t>prilikom</w:t>
+      </w:r>
+      <w:proofErr w:type="spellEnd"/>
+      <w:r>
+        <w:rPr>
+          <w:lang w:val="en-GB"/>
+        </w:rPr>
+        <w:t xml:space="preserve"> </w:t>
+      </w:r>
+      <w:proofErr w:type="spellStart"/>
+      <w:r>
+        <w:rPr>
+          <w:lang w:val="en-GB"/>
+        </w:rPr>
+        <w:t>treniranja</w:t>
+      </w:r>
+      <w:proofErr w:type="spellEnd"/>
+      <w:r>
+        <w:rPr>
+          <w:lang w:val="en-GB"/>
+        </w:rPr>
+        <w:t xml:space="preserve"> </w:t>
+      </w:r>
+      <w:proofErr w:type="spellStart"/>
+      <w:r>
+        <w:rPr>
+          <w:lang w:val="en-GB"/>
+        </w:rPr>
+        <w:t>jeste</w:t>
+      </w:r>
+      <w:proofErr w:type="spellEnd"/>
+      <w:r>
+        <w:rPr>
+          <w:lang w:val="en-GB"/>
+        </w:rPr>
+        <w:t xml:space="preserve"> da se </w:t>
+      </w:r>
+      <w:proofErr w:type="spellStart"/>
+      <w:r>
+        <w:rPr>
+          <w:lang w:val="en-GB"/>
+        </w:rPr>
+        <w:t>funkcija</w:t>
+      </w:r>
+      <w:proofErr w:type="spellEnd"/>
+      <w:r>
+        <w:rPr>
+          <w:lang w:val="en-GB"/>
+        </w:rPr>
+        <w:t xml:space="preserve"> </w:t>
+      </w:r>
+      <w:proofErr w:type="spellStart"/>
+      <w:r>
+        <w:rPr>
+          <w:lang w:val="en-GB"/>
+        </w:rPr>
+        <w:t>troška</w:t>
+      </w:r>
+      <w:proofErr w:type="spellEnd"/>
+      <w:r>
+        <w:rPr>
+          <w:lang w:val="en-GB"/>
+        </w:rPr>
+        <w:t xml:space="preserve"> </w:t>
+      </w:r>
+      <w:proofErr w:type="spellStart"/>
+      <w:r>
+        <w:rPr>
+          <w:lang w:val="en-GB"/>
+        </w:rPr>
+        <w:t>što</w:t>
+      </w:r>
+      <w:proofErr w:type="spellEnd"/>
+      <w:r>
+        <w:rPr>
+          <w:lang w:val="en-GB"/>
+        </w:rPr>
+        <w:t xml:space="preserve"> </w:t>
+      </w:r>
+      <w:proofErr w:type="spellStart"/>
+      <w:r>
+        <w:rPr>
+          <w:lang w:val="en-GB"/>
+        </w:rPr>
+        <w:t>više</w:t>
+      </w:r>
+      <w:proofErr w:type="spellEnd"/>
+      <w:r>
+        <w:rPr>
+          <w:lang w:val="en-GB"/>
+        </w:rPr>
+        <w:t xml:space="preserve"> </w:t>
+      </w:r>
+      <w:proofErr w:type="spellStart"/>
+      <w:r>
+        <w:rPr>
+          <w:lang w:val="en-GB"/>
+        </w:rPr>
+        <w:t>smanji</w:t>
+      </w:r>
+      <w:proofErr w:type="spellEnd"/>
+      <w:r>
+        <w:rPr>
+          <w:lang w:val="en-GB"/>
+        </w:rPr>
+        <w:t xml:space="preserve">. </w:t>
+      </w:r>
+      <w:proofErr w:type="spellStart"/>
+      <w:r>
+        <w:rPr>
+          <w:lang w:val="en-GB"/>
+        </w:rPr>
+        <w:t>Smanjenje</w:t>
+      </w:r>
+      <w:proofErr w:type="spellEnd"/>
+      <w:r>
+        <w:rPr>
+          <w:lang w:val="en-GB"/>
+        </w:rPr>
+        <w:t xml:space="preserve"> </w:t>
+      </w:r>
+      <w:proofErr w:type="spellStart"/>
+      <w:r>
+        <w:rPr>
+          <w:lang w:val="en-GB"/>
+        </w:rPr>
+        <w:t>funkcije</w:t>
+      </w:r>
+      <w:proofErr w:type="spellEnd"/>
+      <w:r>
+        <w:rPr>
+          <w:lang w:val="en-GB"/>
+        </w:rPr>
+        <w:t xml:space="preserve"> </w:t>
+      </w:r>
+      <w:proofErr w:type="spellStart"/>
+      <w:r>
+        <w:rPr>
+          <w:lang w:val="en-GB"/>
+        </w:rPr>
+        <w:t>troška</w:t>
+      </w:r>
+      <w:proofErr w:type="spellEnd"/>
+      <w:r>
+        <w:rPr>
+          <w:lang w:val="en-GB"/>
+        </w:rPr>
+        <w:t xml:space="preserve"> se </w:t>
+      </w:r>
+      <w:proofErr w:type="spellStart"/>
+      <w:r>
+        <w:rPr>
+          <w:lang w:val="en-GB"/>
+        </w:rPr>
+        <w:t>postiđe</w:t>
+      </w:r>
+      <w:proofErr w:type="spellEnd"/>
+      <w:r>
+        <w:rPr>
+          <w:lang w:val="en-GB"/>
+        </w:rPr>
+        <w:t xml:space="preserve"> </w:t>
+      </w:r>
+      <w:proofErr w:type="spellStart"/>
+      <w:r>
+        <w:rPr>
+          <w:lang w:val="en-GB"/>
+        </w:rPr>
+        <w:t>izmjenom</w:t>
+      </w:r>
+      <w:proofErr w:type="spellEnd"/>
+      <w:r>
+        <w:rPr>
+          <w:lang w:val="en-GB"/>
+        </w:rPr>
+        <w:t xml:space="preserve"> </w:t>
+      </w:r>
+      <w:proofErr w:type="spellStart"/>
+      <w:r>
+        <w:rPr>
+          <w:lang w:val="en-GB"/>
+        </w:rPr>
+        <w:t>parametera</w:t>
+      </w:r>
+      <w:proofErr w:type="spellEnd"/>
+      <w:r>
+        <w:rPr>
+          <w:lang w:val="en-GB"/>
+        </w:rPr>
+        <w:t xml:space="preserve"> </w:t>
+      </w:r>
+      <w:proofErr w:type="spellStart"/>
+      <w:r>
+        <w:rPr>
+          <w:lang w:val="en-GB"/>
+        </w:rPr>
+        <w:t>samog</w:t>
+      </w:r>
+      <w:proofErr w:type="spellEnd"/>
+      <w:r>
+        <w:rPr>
+          <w:lang w:val="en-GB"/>
+        </w:rPr>
+        <w:t xml:space="preserve"> </w:t>
+      </w:r>
+      <w:proofErr w:type="spellStart"/>
+      <w:r>
+        <w:rPr>
+          <w:lang w:val="en-GB"/>
+        </w:rPr>
+        <w:t>modela</w:t>
+      </w:r>
+      <w:proofErr w:type="spellEnd"/>
+      <w:r>
+        <w:rPr>
+          <w:lang w:val="en-GB"/>
+        </w:rPr>
+        <w:t>.</w:t>
+      </w:r>
+    </w:p>
+    <w:p>
+      <w:pPr>
+        <w:rPr>
+          <w:lang w:val="en-GB"/>
+        </w:rPr>
+      </w:pPr>
+      <w:proofErr w:type="spellStart"/>
+      <w:r>
+        <w:rPr>
+          <w:lang w:val="en-GB"/>
+        </w:rPr>
+        <w:t>Zavisno</w:t>
+      </w:r>
+      <w:proofErr w:type="spellEnd"/>
+      <w:r>
+        <w:rPr>
+          <w:lang w:val="en-GB"/>
+        </w:rPr>
+        <w:t xml:space="preserve"> od </w:t>
+      </w:r>
+      <w:proofErr w:type="spellStart"/>
+      <w:r>
+        <w:rPr>
+          <w:lang w:val="en-GB"/>
+        </w:rPr>
+        <w:t>vrste</w:t>
+      </w:r>
+      <w:proofErr w:type="spellEnd"/>
+      <w:r>
+        <w:rPr>
+          <w:lang w:val="en-GB"/>
+        </w:rPr>
+        <w:t xml:space="preserve"> </w:t>
+      </w:r>
+      <w:proofErr w:type="spellStart"/>
+      <w:r>
+        <w:rPr>
+          <w:lang w:val="en-GB"/>
+        </w:rPr>
+        <w:t>problema</w:t>
+      </w:r>
+      <w:proofErr w:type="spellEnd"/>
+      <w:r>
+        <w:rPr>
+          <w:lang w:val="en-GB"/>
+        </w:rPr>
+        <w:t xml:space="preserve"> </w:t>
+      </w:r>
+      <w:proofErr w:type="spellStart"/>
+      <w:r>
+        <w:rPr>
+          <w:lang w:val="en-GB"/>
+        </w:rPr>
+        <w:t>koriste</w:t>
+      </w:r>
+      <w:proofErr w:type="spellEnd"/>
+      <w:r>
+        <w:rPr>
+          <w:lang w:val="en-GB"/>
+        </w:rPr>
+        <w:t xml:space="preserve"> se </w:t>
+      </w:r>
+      <w:proofErr w:type="spellStart"/>
+      <w:r>
+        <w:rPr>
+          <w:lang w:val="en-GB"/>
+        </w:rPr>
+        <w:t>različite</w:t>
+      </w:r>
+      <w:proofErr w:type="spellEnd"/>
+      <w:r>
+        <w:rPr>
+          <w:lang w:val="en-GB"/>
+        </w:rPr>
+        <w:t xml:space="preserve"> </w:t>
+      </w:r>
+      <w:proofErr w:type="spellStart"/>
+      <w:r>
+        <w:rPr>
+          <w:lang w:val="en-GB"/>
+        </w:rPr>
+        <w:t>funkcije</w:t>
+      </w:r>
+      <w:proofErr w:type="spellEnd"/>
+      <w:r>
+        <w:rPr>
+          <w:lang w:val="en-GB"/>
+        </w:rPr>
+        <w:t xml:space="preserve"> </w:t>
+      </w:r>
+      <w:proofErr w:type="spellStart"/>
+      <w:r>
+        <w:rPr>
+          <w:lang w:val="en-GB"/>
+        </w:rPr>
+        <w:t>troška</w:t>
+      </w:r>
+      <w:proofErr w:type="spellEnd"/>
+      <w:r>
+        <w:rPr>
+          <w:lang w:val="en-GB"/>
+        </w:rPr>
+        <w:t xml:space="preserve">. </w:t>
+      </w:r>
+      <w:r>
+        <w:rPr>
+          <w:lang w:val="en-GB"/>
+        </w:rPr>
+        <w:t xml:space="preserve">Kako je </w:t>
+      </w:r>
+      <w:proofErr w:type="spellStart"/>
+      <w:r>
+        <w:rPr>
+          <w:lang w:val="en-GB"/>
+        </w:rPr>
+        <w:t>cilj</w:t>
+      </w:r>
+      <w:proofErr w:type="spellEnd"/>
+      <w:r>
+        <w:rPr>
+          <w:lang w:val="en-GB"/>
+        </w:rPr>
+        <w:t xml:space="preserve"> </w:t>
+      </w:r>
+      <w:proofErr w:type="spellStart"/>
+      <w:r>
+        <w:rPr>
+          <w:lang w:val="en-GB"/>
+        </w:rPr>
+        <w:t>našeg</w:t>
+      </w:r>
+      <w:proofErr w:type="spellEnd"/>
+      <w:r>
+        <w:rPr>
+          <w:lang w:val="en-GB"/>
+        </w:rPr>
+        <w:t xml:space="preserve"> </w:t>
+      </w:r>
+      <w:proofErr w:type="spellStart"/>
+      <w:r>
+        <w:rPr>
+          <w:lang w:val="en-GB"/>
+        </w:rPr>
+        <w:t>modela</w:t>
+      </w:r>
+      <w:proofErr w:type="spellEnd"/>
+      <w:r>
+        <w:rPr>
+          <w:lang w:val="en-GB"/>
+        </w:rPr>
+        <w:t xml:space="preserve"> </w:t>
+      </w:r>
+      <w:proofErr w:type="spellStart"/>
+      <w:r>
+        <w:rPr>
+          <w:lang w:val="en-GB"/>
+        </w:rPr>
+        <w:t>klasifikacija</w:t>
+      </w:r>
+      <w:proofErr w:type="spellEnd"/>
+      <w:r>
+        <w:rPr>
+          <w:lang w:val="en-GB"/>
+        </w:rPr>
+        <w:t xml:space="preserve"> </w:t>
+      </w:r>
+      <w:proofErr w:type="spellStart"/>
+      <w:r>
+        <w:rPr>
+          <w:lang w:val="en-GB"/>
+        </w:rPr>
+        <w:t>raka</w:t>
+      </w:r>
+      <w:proofErr w:type="spellEnd"/>
+      <w:r>
+        <w:rPr>
+          <w:lang w:val="en-GB"/>
+        </w:rPr>
+        <w:t xml:space="preserve"> </w:t>
+      </w:r>
+      <w:proofErr w:type="spellStart"/>
+      <w:r>
+        <w:rPr>
+          <w:lang w:val="en-GB"/>
+        </w:rPr>
+        <w:t>pluća</w:t>
+      </w:r>
+      <w:proofErr w:type="spellEnd"/>
+      <w:r>
+        <w:rPr>
+          <w:lang w:val="en-GB"/>
+        </w:rPr>
+        <w:t xml:space="preserve"> </w:t>
+      </w:r>
+      <w:proofErr w:type="spellStart"/>
+      <w:r>
+        <w:rPr>
+          <w:lang w:val="en-GB"/>
+        </w:rPr>
+        <w:t>postoji</w:t>
+      </w:r>
+      <w:proofErr w:type="spellEnd"/>
+      <w:r>
+        <w:rPr>
+          <w:lang w:val="en-GB"/>
+        </w:rPr>
+        <w:t xml:space="preserve"> par </w:t>
+      </w:r>
+      <w:proofErr w:type="spellStart"/>
+      <w:r>
+        <w:rPr>
+          <w:lang w:val="en-GB"/>
+        </w:rPr>
+        <w:t>opcije</w:t>
+      </w:r>
+      <w:proofErr w:type="spellEnd"/>
+      <w:r>
+        <w:rPr>
+          <w:lang w:val="en-GB"/>
+        </w:rPr>
+        <w:t>: cross-entropy, binary cross-</w:t>
+      </w:r>
+      <w:proofErr w:type="spellStart"/>
+      <w:r>
+        <w:rPr>
+          <w:lang w:val="en-GB"/>
+        </w:rPr>
+        <w:t>entorpy</w:t>
+      </w:r>
+      <w:proofErr w:type="spellEnd"/>
+      <w:r>
+        <w:rPr>
+          <w:lang w:val="en-GB"/>
+        </w:rPr>
+        <w:t>, categorical cross-</w:t>
+      </w:r>
+      <w:proofErr w:type="spellStart"/>
+      <w:r>
+        <w:rPr>
+          <w:lang w:val="en-GB"/>
+        </w:rPr>
+        <w:t>entroy</w:t>
+      </w:r>
+      <w:proofErr w:type="spellEnd"/>
+      <w:r>
+        <w:rPr>
+          <w:lang w:val="en-GB"/>
+        </w:rPr>
+        <w:t>.</w:t>
+      </w:r>
+    </w:p>
+    <w:p>
+      <w:r>
+        <w:rPr>
+          <w:lang w:val="en-US"/>
+        </w:rPr>
+        <w:t xml:space="preserve">U </w:t>
+      </w:r>
+      <w:proofErr w:type="spellStart"/>
+      <w:r>
+        <w:rPr>
+          <w:lang w:val="en-US"/>
+        </w:rPr>
+        <w:t>ovom</w:t>
+      </w:r>
+      <w:proofErr w:type="spellEnd"/>
+      <w:r>
+        <w:rPr>
+          <w:lang w:val="en-US"/>
+        </w:rPr>
+        <w:t xml:space="preserve"> </w:t>
+      </w:r>
+      <w:proofErr w:type="spellStart"/>
+      <w:r>
+        <w:rPr>
+          <w:lang w:val="en-US"/>
+        </w:rPr>
+        <w:t>radu</w:t>
+      </w:r>
+      <w:proofErr w:type="spellEnd"/>
+      <w:r>
+        <w:rPr>
+          <w:lang w:val="en-US"/>
         </w:rPr>
         <w:t xml:space="preserve"> je </w:t>
       </w:r>
       <w:proofErr w:type="spellStart"/>
       <w:r>
         <w:rPr>
-          <w:lang w:val="en-GB"/>
+          <w:lang w:val="en-US"/>
+        </w:rPr>
+        <w:t>odabrana</w:t>
+      </w:r>
+      <w:proofErr w:type="spellEnd"/>
+      <w:r>
+        <w:rPr>
+          <w:lang w:val="en-US"/>
+        </w:rPr>
+        <w:t xml:space="preserve"> cross-ent</w:t>
+      </w:r>
+      <w:r>
+        <w:rPr>
+          <w:lang w:val="en-US"/>
+        </w:rPr>
+        <w:t xml:space="preserve">ropy funkcija </w:t>
+      </w:r>
+      <w:proofErr w:type="spellStart"/>
+      <w:r>
+        <w:rPr>
+          <w:lang w:val="en-US"/>
+        </w:rPr>
+        <w:t>troška</w:t>
+      </w:r>
+      <w:proofErr w:type="spellEnd"/>
+      <w:r>
+        <w:rPr>
+          <w:lang w:val="en-US"/>
+        </w:rPr>
+        <w:t xml:space="preserve">. </w:t>
+      </w:r>
+      <w:r>
+        <w:rPr>
+          <w:lang w:val="en-GB"/>
+        </w:rPr>
+        <w:t xml:space="preserve">Za </w:t>
+      </w:r>
+      <w:proofErr w:type="spellStart"/>
+      <w:r>
+        <w:rPr>
+          <w:lang w:val="en-GB"/>
+        </w:rPr>
+        <w:t>probleme</w:t>
+      </w:r>
+      <w:proofErr w:type="spellEnd"/>
+      <w:r>
+        <w:rPr>
+          <w:lang w:val="en-GB"/>
+        </w:rPr>
+        <w:t xml:space="preserve"> </w:t>
+      </w:r>
+      <w:proofErr w:type="spellStart"/>
+      <w:r>
+        <w:rPr>
+          <w:lang w:val="en-GB"/>
+        </w:rPr>
+        <w:t>klasifikacije</w:t>
+      </w:r>
+      <w:proofErr w:type="spellEnd"/>
+      <w:r>
+        <w:rPr>
+          <w:lang w:val="en-GB"/>
+        </w:rPr>
+        <w:t xml:space="preserve"> </w:t>
+      </w:r>
+      <w:proofErr w:type="spellStart"/>
+      <w:r>
+        <w:rPr>
+          <w:lang w:val="en-GB"/>
+        </w:rPr>
+        <w:t>trošak</w:t>
+      </w:r>
+      <w:proofErr w:type="spellEnd"/>
+      <w:r>
+        <w:rPr>
+          <w:lang w:val="en-GB"/>
+        </w:rPr>
+        <w:t xml:space="preserve"> (loss) </w:t>
+      </w:r>
+      <w:r>
+        <w:rPr>
+          <w:lang w:val="en-GB"/>
+        </w:rPr>
+        <w:t xml:space="preserve">se </w:t>
+      </w:r>
+      <w:proofErr w:type="spellStart"/>
+      <w:r>
+        <w:rPr>
+          <w:lang w:val="en-GB"/>
+        </w:rPr>
+        <w:t>obično</w:t>
+      </w:r>
+      <w:proofErr w:type="spellEnd"/>
+      <w:r>
+        <w:rPr>
+          <w:lang w:val="en-GB"/>
+        </w:rPr>
+        <w:t xml:space="preserve"> </w:t>
+      </w:r>
+      <w:proofErr w:type="spellStart"/>
+      <w:r>
+        <w:rPr>
+          <w:lang w:val="en-GB"/>
+        </w:rPr>
+        <w:t>definiše</w:t>
+      </w:r>
+      <w:proofErr w:type="spellEnd"/>
+      <w:r>
+        <w:rPr>
+          <w:lang w:val="en-GB"/>
+        </w:rPr>
+        <w:t xml:space="preserve"> </w:t>
+      </w:r>
+      <w:proofErr w:type="spellStart"/>
+      <w:r>
+        <w:rPr>
+          <w:lang w:val="en-GB"/>
+        </w:rPr>
+        <w:t>kao</w:t>
+      </w:r>
+      <w:proofErr w:type="spellEnd"/>
+      <w:r>
+        <w:rPr>
+          <w:lang w:val="en-GB"/>
+        </w:rPr>
+        <w:t xml:space="preserve"> </w:t>
+      </w:r>
+      <w:proofErr w:type="spellStart"/>
+      <w:r>
+        <w:rPr>
+          <w:lang w:val="en-GB"/>
+        </w:rPr>
+        <w:t>entropija</w:t>
+      </w:r>
+      <w:proofErr w:type="spellEnd"/>
+      <w:r>
+        <w:rPr>
+          <w:lang w:val="en-GB"/>
+        </w:rPr>
+        <w:t xml:space="preserve">. </w:t>
+      </w:r>
+      <w:proofErr w:type="spellStart"/>
+      <w:r>
+        <w:rPr>
+          <w:lang w:val="en-GB"/>
+        </w:rPr>
+        <w:t>Entropija</w:t>
+      </w:r>
+      <w:proofErr w:type="spellEnd"/>
+      <w:r>
+        <w:rPr>
+          <w:lang w:val="en-GB"/>
+        </w:rPr>
+        <w:t xml:space="preserve"> </w:t>
+      </w:r>
+      <w:proofErr w:type="spellStart"/>
+      <w:r>
+        <w:rPr>
+          <w:lang w:val="en-GB"/>
+        </w:rPr>
+        <w:t>predstavlja</w:t>
+      </w:r>
+      <w:proofErr w:type="spellEnd"/>
+      <w:r>
+        <w:rPr>
+          <w:lang w:val="en-GB"/>
+        </w:rPr>
+        <w:t xml:space="preserve"> </w:t>
+      </w:r>
+      <w:proofErr w:type="spellStart"/>
+      <w:r>
+        <w:rPr>
+          <w:lang w:val="en-GB"/>
+        </w:rPr>
+        <w:t>stopu</w:t>
+      </w:r>
+      <w:proofErr w:type="spellEnd"/>
+      <w:r>
+        <w:rPr>
+          <w:lang w:val="en-GB"/>
+        </w:rPr>
+        <w:t xml:space="preserve"> </w:t>
+      </w:r>
+      <w:proofErr w:type="spellStart"/>
+      <w:r>
+        <w:rPr>
+          <w:lang w:val="en-GB"/>
+        </w:rPr>
+        <w:t>nesigurnosti</w:t>
+      </w:r>
+      <w:proofErr w:type="spellEnd"/>
+      <w:r>
+        <w:rPr>
+          <w:lang w:val="en-GB"/>
+        </w:rPr>
+        <w:t xml:space="preserve"> u </w:t>
+      </w:r>
+      <w:proofErr w:type="spellStart"/>
+      <w:r>
+        <w:rPr>
+          <w:lang w:val="en-GB"/>
+        </w:rPr>
+        <w:t>sistemu</w:t>
+      </w:r>
+      <w:proofErr w:type="spellEnd"/>
+      <w:r>
+        <w:rPr>
+          <w:lang w:val="en-GB"/>
+        </w:rPr>
+        <w:t xml:space="preserve">. </w:t>
+      </w:r>
+      <w:proofErr w:type="spellStart"/>
+      <w:r>
+        <w:rPr>
+          <w:lang w:val="en-GB"/>
+        </w:rPr>
+        <w:t>Što</w:t>
+      </w:r>
+      <w:proofErr w:type="spellEnd"/>
+      <w:r>
+        <w:rPr>
+          <w:lang w:val="en-GB"/>
+        </w:rPr>
+        <w:t xml:space="preserve"> </w:t>
+      </w:r>
+      <w:proofErr w:type="spellStart"/>
+      <w:r>
+        <w:rPr>
+          <w:lang w:val="en-GB"/>
+        </w:rPr>
+        <w:t>su</w:t>
+      </w:r>
+      <w:proofErr w:type="spellEnd"/>
+      <w:r>
+        <w:rPr>
+          <w:lang w:val="en-GB"/>
+        </w:rPr>
+        <w:t xml:space="preserve"> </w:t>
+      </w:r>
+      <w:proofErr w:type="spellStart"/>
+      <w:r>
+        <w:rPr>
+          <w:lang w:val="en-GB"/>
+        </w:rPr>
+        <w:t>predikcije</w:t>
+      </w:r>
+      <w:proofErr w:type="spellEnd"/>
+      <w:r>
+        <w:rPr>
+          <w:lang w:val="en-GB"/>
+        </w:rPr>
+        <w:t xml:space="preserve"> </w:t>
+      </w:r>
+      <w:proofErr w:type="spellStart"/>
+      <w:r>
+        <w:rPr>
+          <w:lang w:val="en-GB"/>
+        </w:rPr>
+        <w:t>koje</w:t>
+      </w:r>
+      <w:proofErr w:type="spellEnd"/>
+      <w:r>
+        <w:rPr>
+          <w:lang w:val="en-GB"/>
+        </w:rPr>
+        <w:t xml:space="preserve"> </w:t>
+      </w:r>
+      <w:proofErr w:type="spellStart"/>
+      <w:r>
+        <w:rPr>
+          <w:lang w:val="en-GB"/>
+        </w:rPr>
+        <w:t>naš</w:t>
+      </w:r>
+      <w:proofErr w:type="spellEnd"/>
+      <w:r>
+        <w:rPr>
+          <w:lang w:val="en-GB"/>
+        </w:rPr>
+        <w:t xml:space="preserve"> model </w:t>
+      </w:r>
+      <w:proofErr w:type="spellStart"/>
+      <w:r>
+        <w:rPr>
+          <w:lang w:val="en-GB"/>
+        </w:rPr>
+        <w:t>pravi</w:t>
+      </w:r>
+      <w:proofErr w:type="spellEnd"/>
+      <w:r>
+        <w:rPr>
+          <w:lang w:val="en-GB"/>
+        </w:rPr>
+        <w:t xml:space="preserve"> </w:t>
+      </w:r>
+      <w:proofErr w:type="spellStart"/>
+      <w:r>
+        <w:rPr>
+          <w:lang w:val="en-GB"/>
+        </w:rPr>
+        <w:t>tačnije</w:t>
+      </w:r>
+      <w:proofErr w:type="spellEnd"/>
+      <w:r>
+        <w:rPr>
+          <w:lang w:val="en-GB"/>
+        </w:rPr>
+        <w:t>,</w:t>
+      </w:r>
+      <w:r>
+        <w:rPr>
+          <w:lang w:val="en-GB"/>
+        </w:rPr>
+        <w:t xml:space="preserve"> </w:t>
+      </w:r>
+      <w:proofErr w:type="spellStart"/>
+      <w:r>
+        <w:rPr>
+          <w:lang w:val="en-GB"/>
+        </w:rPr>
+        <w:t>entropija</w:t>
+      </w:r>
+      <w:proofErr w:type="spellEnd"/>
+      <w:r>
+        <w:rPr>
+          <w:lang w:val="en-GB"/>
+        </w:rPr>
+        <w:t xml:space="preserve"> </w:t>
+      </w:r>
+      <w:proofErr w:type="spellStart"/>
+      <w:r>
+        <w:rPr>
+          <w:lang w:val="en-GB"/>
+        </w:rPr>
+        <w:t>sistema</w:t>
+      </w:r>
+      <w:proofErr w:type="spellEnd"/>
+      <w:r>
+        <w:rPr>
+          <w:lang w:val="en-GB"/>
+        </w:rPr>
+        <w:t xml:space="preserve"> </w:t>
+      </w:r>
+      <w:proofErr w:type="spellStart"/>
+      <w:r>
+        <w:rPr>
+          <w:lang w:val="en-GB"/>
+        </w:rPr>
+        <w:t>opada</w:t>
+      </w:r>
+      <w:proofErr w:type="spellEnd"/>
+      <w:r>
+        <w:rPr>
+          <w:lang w:val="en-GB"/>
+        </w:rPr>
+        <w:t xml:space="preserve">. </w:t>
+      </w:r>
+      <w:proofErr w:type="spellStart"/>
+      <w:r>
+        <w:rPr>
+          <w:lang w:val="en-GB"/>
+        </w:rPr>
+        <w:t>Trošak</w:t>
+      </w:r>
+      <w:proofErr w:type="spellEnd"/>
+      <w:r>
+        <w:rPr>
+          <w:lang w:val="en-GB"/>
+        </w:rPr>
+        <w:t xml:space="preserve"> se </w:t>
+      </w:r>
+      <w:proofErr w:type="spellStart"/>
+      <w:r>
+        <w:rPr>
+          <w:lang w:val="en-GB"/>
+        </w:rPr>
+        <w:t>računa</w:t>
+      </w:r>
+      <w:proofErr w:type="spellEnd"/>
+      <w:r>
+        <w:rPr>
+          <w:lang w:val="en-GB"/>
+        </w:rPr>
+        <w:t xml:space="preserve"> </w:t>
+      </w:r>
+      <w:proofErr w:type="spellStart"/>
+      <w:r>
+        <w:rPr>
+          <w:lang w:val="en-GB"/>
+        </w:rPr>
+        <w:t>kao</w:t>
+      </w:r>
+      <w:proofErr w:type="spellEnd"/>
+      <w:r>
+        <w:rPr>
+          <w:lang w:val="en-GB"/>
+        </w:rPr>
+        <w:t xml:space="preserve"> </w:t>
+      </w:r>
+      <w:proofErr w:type="spellStart"/>
+      <w:r>
+        <w:rPr>
+          <w:lang w:val="en-GB"/>
+        </w:rPr>
+        <w:t>razlika</w:t>
+      </w:r>
+      <w:proofErr w:type="spellEnd"/>
+      <w:r>
+        <w:rPr>
+          <w:lang w:val="en-GB"/>
+        </w:rPr>
+        <w:t xml:space="preserve"> u </w:t>
+      </w:r>
+      <w:proofErr w:type="spellStart"/>
+      <w:r>
+        <w:rPr>
+          <w:lang w:val="en-GB"/>
+        </w:rPr>
+        <w:t>entropiji</w:t>
+      </w:r>
+      <w:proofErr w:type="spellEnd"/>
+      <w:r>
+        <w:rPr>
+          <w:lang w:val="en-GB"/>
+        </w:rPr>
+        <w:t xml:space="preserve"> </w:t>
+      </w:r>
+      <w:proofErr w:type="spellStart"/>
+      <w:r>
+        <w:rPr>
+          <w:lang w:val="en-GB"/>
+        </w:rPr>
+        <w:t>našeg</w:t>
+      </w:r>
+      <w:proofErr w:type="spellEnd"/>
+      <w:r>
+        <w:rPr>
+          <w:lang w:val="en-GB"/>
+        </w:rPr>
+        <w:t xml:space="preserve"> </w:t>
+      </w:r>
+      <w:proofErr w:type="spellStart"/>
+      <w:r>
+        <w:rPr>
+          <w:lang w:val="en-GB"/>
+        </w:rPr>
+        <w:t>model</w:t>
+      </w:r>
+      <w:r>
+        <w:rPr>
+          <w:lang w:val="en-GB"/>
+        </w:rPr>
+        <w:t>a</w:t>
+      </w:r>
+      <w:proofErr w:type="spellEnd"/>
+      <w:r>
+        <w:rPr>
+          <w:lang w:val="en-GB"/>
+        </w:rPr>
+        <w:t xml:space="preserve"> </w:t>
+      </w:r>
+      <w:proofErr w:type="spellStart"/>
+      <w:r>
+        <w:rPr>
+          <w:lang w:val="en-GB"/>
+        </w:rPr>
+        <w:t>i</w:t>
+      </w:r>
+      <w:proofErr w:type="spellEnd"/>
+      <w:r>
+        <w:rPr>
+          <w:lang w:val="en-GB"/>
+        </w:rPr>
+        <w:t xml:space="preserve"> </w:t>
+      </w:r>
+      <w:proofErr w:type="spellStart"/>
+      <w:r>
+        <w:rPr>
+          <w:lang w:val="en-GB"/>
+        </w:rPr>
+        <w:t>baznog</w:t>
+      </w:r>
+      <w:proofErr w:type="spellEnd"/>
+      <w:r>
+        <w:rPr>
+          <w:lang w:val="en-GB"/>
+        </w:rPr>
+        <w:t xml:space="preserve"> </w:t>
+      </w:r>
+      <w:proofErr w:type="spellStart"/>
+      <w:r>
+        <w:rPr>
+          <w:lang w:val="en-GB"/>
+        </w:rPr>
+        <w:t>slučaja</w:t>
+      </w:r>
+      <w:proofErr w:type="spellEnd"/>
+      <w:r>
+        <w:rPr>
+          <w:lang w:val="en-GB"/>
+        </w:rPr>
+        <w:t xml:space="preserve"> </w:t>
+      </w:r>
+      <w:proofErr w:type="spellStart"/>
+      <w:r>
+        <w:rPr>
+          <w:lang w:val="en-GB"/>
+        </w:rPr>
+        <w:t>gdje</w:t>
+      </w:r>
+      <w:proofErr w:type="spellEnd"/>
+      <w:r>
+        <w:rPr>
+          <w:lang w:val="en-GB"/>
+        </w:rPr>
+        <w:t xml:space="preserve"> </w:t>
+      </w:r>
+      <w:proofErr w:type="spellStart"/>
+      <w:r>
+        <w:rPr>
+          <w:lang w:val="en-GB"/>
+        </w:rPr>
+        <w:t>su</w:t>
+      </w:r>
+      <w:proofErr w:type="spellEnd"/>
+      <w:r>
+        <w:rPr>
+          <w:lang w:val="en-GB"/>
+        </w:rPr>
+        <w:t xml:space="preserve"> </w:t>
+      </w:r>
+      <w:proofErr w:type="spellStart"/>
+      <w:r>
+        <w:rPr>
+          <w:lang w:val="en-GB"/>
+        </w:rPr>
+        <w:t>predikcije</w:t>
+      </w:r>
+      <w:proofErr w:type="spellEnd"/>
+      <w:r>
+        <w:rPr>
+          <w:lang w:val="en-GB"/>
+        </w:rPr>
+        <w:t xml:space="preserve"> </w:t>
+      </w:r>
+      <w:proofErr w:type="spellStart"/>
+      <w:r>
+        <w:rPr>
+          <w:lang w:val="en-GB"/>
+        </w:rPr>
+        <w:t>uvijek</w:t>
+      </w:r>
+      <w:proofErr w:type="spellEnd"/>
+      <w:r>
+        <w:rPr>
+          <w:lang w:val="en-GB"/>
+        </w:rPr>
+        <w:t xml:space="preserve"> </w:t>
+      </w:r>
+      <w:proofErr w:type="spellStart"/>
+      <w:r>
+        <w:rPr>
+          <w:lang w:val="en-GB"/>
+        </w:rPr>
+        <w:t>tačne</w:t>
+      </w:r>
+      <w:proofErr w:type="spellEnd"/>
+      <w:r>
+        <w:rPr>
+          <w:lang w:val="en-GB"/>
+        </w:rPr>
+        <w:t>.</w:t>
+      </w:r>
+      <w:r>
+        <w:t xml:space="preserve"> Krajnji cilj treniranje je svesti </w:t>
+      </w:r>
+      <w:proofErr w:type="spellStart"/>
+      <w:r>
+        <w:t>datu</w:t>
+      </w:r>
+      <w:proofErr w:type="spellEnd"/>
+      <w:r>
+        <w:t xml:space="preserve"> funkciju na što nižu vrijednost.</w:t>
+      </w:r>
+      <w:r>
+        <w:t xml:space="preserve"> </w:t>
+      </w:r>
+    </w:p>
+    <w:p/>
+    <w:p>
+      <w:pPr>
+        <w:rPr>
+          <w:lang w:val="en-US"/>
+        </w:rPr>
+      </w:pPr>
+      <w:proofErr w:type="spellStart"/>
+      <w:r>
+        <w:t>Optimizer</w:t>
+      </w:r>
+      <w:r>
+        <w:t>i</w:t>
+      </w:r>
+      <w:proofErr w:type="spellEnd"/>
+      <w:r>
+        <w:t xml:space="preserve"> </w:t>
+      </w:r>
+      <w:r>
+        <w:t xml:space="preserve">su algoritmi koji </w:t>
+      </w:r>
+      <w:proofErr w:type="spellStart"/>
+      <w:r>
+        <w:t>modifikuju</w:t>
+      </w:r>
+      <w:proofErr w:type="spellEnd"/>
+      <w:r>
+        <w:t xml:space="preserve"> </w:t>
+      </w:r>
+      <w:r>
+        <w:t xml:space="preserve">parametre modela na osnovu funkcije troška. </w:t>
+      </w:r>
+      <w:r>
+        <w:rPr>
+          <w:lang w:val="en-US"/>
+        </w:rPr>
+        <w:t xml:space="preserve">Kao </w:t>
+      </w:r>
+      <w:proofErr w:type="spellStart"/>
+      <w:r>
+        <w:rPr>
+          <w:lang w:val="en-US"/>
+        </w:rPr>
+        <w:t>i</w:t>
+      </w:r>
+      <w:proofErr w:type="spellEnd"/>
+      <w:r>
+        <w:rPr>
+          <w:lang w:val="en-US"/>
+        </w:rPr>
+        <w:t xml:space="preserve"> funkcije </w:t>
+      </w:r>
+      <w:proofErr w:type="spellStart"/>
+      <w:r>
+        <w:rPr>
+          <w:lang w:val="en-US"/>
+        </w:rPr>
+        <w:t>troška</w:t>
+      </w:r>
+      <w:proofErr w:type="spellEnd"/>
+      <w:r>
+        <w:rPr>
+          <w:lang w:val="en-US"/>
+        </w:rPr>
+        <w:t xml:space="preserve"> imamo </w:t>
+      </w:r>
+      <w:proofErr w:type="spellStart"/>
+      <w:r>
+        <w:rPr>
+          <w:lang w:val="en-US"/>
+        </w:rPr>
+        <w:t>različite</w:t>
+      </w:r>
+      <w:proofErr w:type="spellEnd"/>
+      <w:r>
+        <w:rPr>
+          <w:lang w:val="en-US"/>
+        </w:rPr>
+        <w:t xml:space="preserve"> </w:t>
+      </w:r>
+      <w:proofErr w:type="spellStart"/>
+      <w:r>
+        <w:rPr>
+          <w:lang w:val="en-US"/>
+        </w:rPr>
+        <w:t>optimize</w:t>
+      </w:r>
+      <w:r>
+        <w:rPr>
+          <w:lang w:val="en-US"/>
+        </w:rPr>
+        <w:t>re</w:t>
+      </w:r>
+      <w:proofErr w:type="spellEnd"/>
+      <w:r>
+        <w:rPr>
+          <w:lang w:val="en-US"/>
+        </w:rPr>
+        <w:t xml:space="preserve"> </w:t>
+      </w:r>
+      <w:r>
+        <w:rPr>
+          <w:lang w:val="en-US"/>
+        </w:rPr>
+        <w:t xml:space="preserve">poput </w:t>
+      </w:r>
+      <w:proofErr w:type="spellStart"/>
+      <w:r>
+        <w:rPr>
+          <w:lang w:val="en-US"/>
+        </w:rPr>
+        <w:t>Stohastic</w:t>
+      </w:r>
+      <w:proofErr w:type="spellEnd"/>
+      <w:r>
+        <w:rPr>
+          <w:lang w:val="en-US"/>
+        </w:rPr>
+        <w:t xml:space="preserve"> </w:t>
+      </w:r>
+      <w:r>
+        <w:rPr>
+          <w:lang w:val="en-US"/>
+        </w:rPr>
+        <w:t xml:space="preserve">Gradient Descent, </w:t>
+      </w:r>
+      <w:proofErr w:type="spellStart"/>
+      <w:r>
+        <w:rPr>
+          <w:lang w:val="en-US"/>
+        </w:rPr>
+        <w:t>AdaGrad</w:t>
+      </w:r>
+      <w:proofErr w:type="spellEnd"/>
+      <w:r>
+        <w:rPr>
+          <w:lang w:val="en-US"/>
+        </w:rPr>
+        <w:t>, RMSprop, Ada</w:t>
+      </w:r>
+      <w:r>
+        <w:rPr>
+          <w:lang w:val="en-US"/>
+        </w:rPr>
+        <w:t>m</w:t>
+      </w:r>
+      <w:r>
+        <w:rPr>
+          <w:lang w:val="en-US"/>
+        </w:rPr>
+        <w:t xml:space="preserve">. </w:t>
+      </w:r>
+      <w:r>
+        <w:rPr>
+          <w:lang w:val="en-US"/>
+        </w:rPr>
+        <w:t xml:space="preserve">Za dati rad je </w:t>
+      </w:r>
+      <w:proofErr w:type="spellStart"/>
+      <w:r>
+        <w:rPr>
+          <w:lang w:val="en-US"/>
+        </w:rPr>
+        <w:t>odabran</w:t>
+      </w:r>
+      <w:proofErr w:type="spellEnd"/>
+      <w:r>
+        <w:rPr>
+          <w:lang w:val="en-US"/>
+        </w:rPr>
+        <w:t xml:space="preserve"> Adam optimizer. Ovo je </w:t>
+      </w:r>
+      <w:proofErr w:type="spellStart"/>
+      <w:r>
+        <w:rPr>
+          <w:lang w:val="en-US"/>
+        </w:rPr>
+        <w:t>defaultni</w:t>
+      </w:r>
+      <w:proofErr w:type="spellEnd"/>
+      <w:r>
+        <w:rPr>
+          <w:lang w:val="en-US"/>
+        </w:rPr>
+        <w:t xml:space="preserve"> optimizer koji se koristi u </w:t>
+      </w:r>
+      <w:proofErr w:type="spellStart"/>
+      <w:r>
+        <w:rPr>
+          <w:lang w:val="en-US"/>
+        </w:rPr>
+        <w:t>velikim</w:t>
+      </w:r>
+      <w:proofErr w:type="spellEnd"/>
+      <w:r>
+        <w:rPr>
+          <w:lang w:val="en-US"/>
+        </w:rPr>
+        <w:t xml:space="preserve"> </w:t>
+      </w:r>
+      <w:proofErr w:type="spellStart"/>
+      <w:r>
+        <w:rPr>
+          <w:lang w:val="en-US"/>
+        </w:rPr>
+        <w:t>bibliotekama</w:t>
+      </w:r>
+      <w:proofErr w:type="spellEnd"/>
+      <w:r>
+        <w:rPr>
+          <w:lang w:val="en-US"/>
+        </w:rPr>
+        <w:t xml:space="preserve"> </w:t>
+      </w:r>
+      <w:proofErr w:type="spellStart"/>
+      <w:r>
+        <w:rPr>
+          <w:lang w:val="en-US"/>
+        </w:rPr>
+        <w:t>i</w:t>
+      </w:r>
+      <w:proofErr w:type="spellEnd"/>
+      <w:r>
+        <w:rPr>
+          <w:lang w:val="en-US"/>
+        </w:rPr>
+        <w:t xml:space="preserve"> </w:t>
+      </w:r>
+      <w:proofErr w:type="spellStart"/>
+      <w:r>
+        <w:rPr>
+          <w:lang w:val="en-US"/>
+        </w:rPr>
+        <w:t>radi</w:t>
+      </w:r>
+      <w:proofErr w:type="spellEnd"/>
+      <w:r>
+        <w:rPr>
+          <w:lang w:val="en-US"/>
+        </w:rPr>
+        <w:t xml:space="preserve"> dobro </w:t>
+      </w:r>
+      <w:proofErr w:type="spellStart"/>
+      <w:r>
+        <w:rPr>
+          <w:lang w:val="en-US"/>
         </w:rPr>
         <w:t>na</w:t>
       </w:r>
       <w:proofErr w:type="spellEnd"/>
       <w:r>
         <w:rPr>
-          <w:lang w:val="en-GB"/>
-        </w:rPr>
-        <w:t xml:space="preserve"> </w:t>
-      </w:r>
-      <w:proofErr w:type="spellStart"/>
-      <w:r>
-        <w:rPr>
-          <w:lang w:val="en-GB"/>
-        </w:rPr>
-        <w:t>praktičnom</w:t>
-      </w:r>
-      <w:proofErr w:type="spellEnd"/>
-      <w:r>
-        <w:rPr>
-          <w:lang w:val="en-GB"/>
-        </w:rPr>
-        <w:t xml:space="preserve"> </w:t>
-      </w:r>
-      <w:proofErr w:type="spellStart"/>
-      <w:r>
-        <w:rPr>
-          <w:lang w:val="en-GB"/>
-        </w:rPr>
-        <w:t>primjeru</w:t>
-      </w:r>
-      <w:proofErr w:type="spellEnd"/>
-      <w:r>
-        <w:rPr>
-          <w:lang w:val="en-GB"/>
-        </w:rPr>
-        <w:t xml:space="preserve"> </w:t>
-      </w:r>
-      <w:proofErr w:type="spellStart"/>
-      <w:r>
-        <w:rPr>
-          <w:lang w:val="en-GB"/>
-        </w:rPr>
-        <w:t>sa</w:t>
-      </w:r>
-      <w:proofErr w:type="spellEnd"/>
-      <w:r>
-        <w:rPr>
-          <w:lang w:val="en-GB"/>
-        </w:rPr>
-        <w:t xml:space="preserve"> </w:t>
-      </w:r>
-      <w:proofErr w:type="spellStart"/>
-      <w:r>
-        <w:rPr>
-          <w:lang w:val="en-GB"/>
-        </w:rPr>
-        <w:t>platforme</w:t>
-      </w:r>
-      <w:proofErr w:type="spellEnd"/>
-      <w:r>
-        <w:rPr>
-          <w:lang w:val="en-GB"/>
-        </w:rPr>
-        <w:t xml:space="preserve"> Kaggle, </w:t>
-      </w:r>
-      <w:proofErr w:type="spellStart"/>
-      <w:r>
-        <w:rPr>
-          <w:lang w:val="en-GB"/>
-        </w:rPr>
-        <w:t>gdje</w:t>
-      </w:r>
-      <w:proofErr w:type="spellEnd"/>
-      <w:r>
-        <w:rPr>
-          <w:lang w:val="en-GB"/>
+          <w:lang w:val="en-US"/>
+        </w:rPr>
+        <w:t xml:space="preserve"> </w:t>
+      </w:r>
+      <w:proofErr w:type="spellStart"/>
+      <w:r>
+        <w:rPr>
+          <w:lang w:val="en-US"/>
+        </w:rPr>
+        <w:t>velikim</w:t>
+      </w:r>
+      <w:proofErr w:type="spellEnd"/>
+      <w:r>
+        <w:rPr>
+          <w:lang w:val="en-US"/>
+        </w:rPr>
+        <w:t xml:space="preserve"> </w:t>
+      </w:r>
+      <w:proofErr w:type="spellStart"/>
+      <w:r>
+        <w:rPr>
+          <w:lang w:val="en-US"/>
+        </w:rPr>
+        <w:t>sk</w:t>
+      </w:r>
+      <w:r>
+        <w:rPr>
+          <w:lang w:val="en-US"/>
+        </w:rPr>
+        <w:t>upovima</w:t>
+      </w:r>
+      <w:proofErr w:type="spellEnd"/>
+      <w:r>
+        <w:rPr>
+          <w:lang w:val="en-US"/>
+        </w:rPr>
+        <w:t xml:space="preserve"> </w:t>
+      </w:r>
+      <w:proofErr w:type="spellStart"/>
+      <w:r>
+        <w:rPr>
+          <w:lang w:val="en-US"/>
+        </w:rPr>
+        <w:t>podataka</w:t>
+      </w:r>
+      <w:proofErr w:type="spellEnd"/>
+      <w:r>
+        <w:rPr>
+          <w:lang w:val="en-US"/>
+        </w:rPr>
+        <w:t xml:space="preserve">. </w:t>
+      </w:r>
+    </w:p>
+    <w:p>
+      <w:pPr>
+        <w:rPr>
+          <w:lang w:val="en-US"/>
+        </w:rPr>
+      </w:pPr>
+      <w:r>
+        <w:rPr>
+          <w:lang w:val="en-US"/>
+        </w:rPr>
+        <w:t xml:space="preserve">Stopa </w:t>
+      </w:r>
+      <w:proofErr w:type="spellStart"/>
+      <w:r>
+        <w:rPr>
+          <w:lang w:val="en-US"/>
+        </w:rPr>
+        <w:t>učenja</w:t>
+      </w:r>
+      <w:proofErr w:type="spellEnd"/>
+      <w:r>
+        <w:rPr>
+          <w:lang w:val="en-US"/>
         </w:rPr>
         <w:t xml:space="preserve"> je </w:t>
       </w:r>
       <w:proofErr w:type="spellStart"/>
       <w:r>
         <w:rPr>
-          <w:lang w:val="en-GB"/>
-        </w:rPr>
-        <w:t>slična</w:t>
-      </w:r>
-      <w:proofErr w:type="spellEnd"/>
-      <w:r>
-        <w:rPr>
-          <w:lang w:val="en-GB"/>
-        </w:rPr>
-        <w:t xml:space="preserve"> </w:t>
-      </w:r>
-      <w:proofErr w:type="spellStart"/>
-      <w:r>
-        <w:rPr>
-          <w:lang w:val="en-GB"/>
-        </w:rPr>
-        <w:t>topologija</w:t>
-      </w:r>
-      <w:proofErr w:type="spellEnd"/>
-      <w:r>
-        <w:rPr>
-          <w:lang w:val="en-GB"/>
-        </w:rPr>
-        <w:t xml:space="preserve"> </w:t>
-      </w:r>
-      <w:proofErr w:type="spellStart"/>
-      <w:r>
-        <w:rPr>
-          <w:lang w:val="en-GB"/>
-        </w:rPr>
-        <w:t>uspješno</w:t>
-      </w:r>
-      <w:proofErr w:type="spellEnd"/>
-      <w:r>
-        <w:rPr>
-          <w:lang w:val="en-GB"/>
-        </w:rPr>
-        <w:t xml:space="preserve"> </w:t>
-      </w:r>
-      <w:proofErr w:type="spellStart"/>
-      <w:r>
-        <w:rPr>
-          <w:lang w:val="en-GB"/>
-        </w:rPr>
-        <w:t>korištena</w:t>
-      </w:r>
-      <w:proofErr w:type="spellEnd"/>
-      <w:r>
-        <w:rPr>
-          <w:lang w:val="en-GB"/>
-        </w:rPr>
-        <w:t xml:space="preserve"> </w:t>
-      </w:r>
-      <w:proofErr w:type="spellStart"/>
-      <w:r>
-        <w:rPr>
-          <w:lang w:val="en-GB"/>
-        </w:rPr>
-        <w:t>upravo</w:t>
-      </w:r>
-      <w:proofErr w:type="spellEnd"/>
-      <w:r>
-        <w:rPr>
-          <w:lang w:val="en-GB"/>
-        </w:rPr>
-        <w:t xml:space="preserve"> za problem </w:t>
-      </w:r>
-      <w:proofErr w:type="spellStart"/>
-      <w:r>
-        <w:rPr>
-          <w:lang w:val="en-GB"/>
-        </w:rPr>
-        <w:t>predikcije</w:t>
-      </w:r>
-      <w:proofErr w:type="spellEnd"/>
-      <w:r>
-        <w:rPr>
-          <w:lang w:val="en-GB"/>
-        </w:rPr>
-        <w:t xml:space="preserve"> </w:t>
-      </w:r>
-      <w:proofErr w:type="spellStart"/>
-      <w:r>
-        <w:rPr>
-          <w:lang w:val="en-GB"/>
-        </w:rPr>
-        <w:t>raka</w:t>
-      </w:r>
-      <w:proofErr w:type="spellEnd"/>
-      <w:r>
-        <w:rPr>
-          <w:lang w:val="en-GB"/>
-        </w:rPr>
-        <w:t xml:space="preserve"> </w:t>
-      </w:r>
-      <w:proofErr w:type="spellStart"/>
-      <w:r>
-        <w:rPr>
-          <w:lang w:val="en-GB"/>
-        </w:rPr>
-        <w:t>pluća</w:t>
-      </w:r>
-      <w:proofErr w:type="spellEnd"/>
-      <w:r>
-        <w:rPr>
-          <w:lang w:val="en-GB"/>
-        </w:rPr>
-        <w:t xml:space="preserve"> </w:t>
-      </w:r>
-      <w:proofErr w:type="spellStart"/>
-      <w:r>
-        <w:rPr>
-          <w:lang w:val="en-GB"/>
-        </w:rPr>
-        <w:t>nad</w:t>
-      </w:r>
-      <w:proofErr w:type="spellEnd"/>
-      <w:r>
-        <w:rPr>
-          <w:lang w:val="en-GB"/>
-        </w:rPr>
-        <w:t xml:space="preserve"> </w:t>
-      </w:r>
-      <w:proofErr w:type="spellStart"/>
-      <w:r>
-        <w:rPr>
-          <w:lang w:val="en-GB"/>
-        </w:rPr>
-        <w:t>ovim</w:t>
-      </w:r>
-      <w:proofErr w:type="spellEnd"/>
-      <w:r>
-        <w:rPr>
-          <w:lang w:val="en-GB"/>
-        </w:rPr>
-        <w:t xml:space="preserve"> </w:t>
-      </w:r>
-      <w:proofErr w:type="spellStart"/>
-      <w:r>
-        <w:rPr>
-          <w:lang w:val="en-GB"/>
-        </w:rPr>
-        <w:t>specifičnim</w:t>
-      </w:r>
-      <w:proofErr w:type="spellEnd"/>
-      <w:r>
-        <w:rPr>
-          <w:lang w:val="en-GB"/>
-        </w:rPr>
-        <w:t xml:space="preserve"> </w:t>
-      </w:r>
-      <w:proofErr w:type="spellStart"/>
-      <w:r>
-        <w:rPr>
-          <w:lang w:val="en-GB"/>
-        </w:rPr>
-        <w:t>skupom</w:t>
-      </w:r>
-      <w:proofErr w:type="spellEnd"/>
-      <w:r>
-        <w:rPr>
-          <w:lang w:val="en-GB"/>
-        </w:rPr>
-        <w:t xml:space="preserve"> </w:t>
-      </w:r>
-      <w:proofErr w:type="spellStart"/>
-      <w:r>
-        <w:rPr>
-          <w:lang w:val="en-GB"/>
-        </w:rPr>
-        <w:t>podataka</w:t>
-      </w:r>
-      <w:proofErr w:type="spellEnd"/>
-      <w:r>
-        <w:rPr>
-          <w:lang w:val="en-GB"/>
-        </w:rPr>
-        <w:t>.</w:t>
-      </w:r>
-    </w:p>
-    <w:p>
-      <w:pPr>
-        <w:ind w:left="720" w:hanging="720"/>
-        <w:rPr>
-          <w:lang w:val="en-GB"/>
-        </w:rPr>
-      </w:pPr>
-    </w:p>
-    <w:p>
-      <w:pPr>
-        <w:rPr>
-          <w:lang w:val="en-GB"/>
-        </w:rPr>
-      </w:pPr>
-      <w:r>
-        <w:rPr>
-          <w:lang w:val="en-GB"/>
-        </w:rPr>
-        <w:t xml:space="preserve">Osim </w:t>
-      </w:r>
-      <w:proofErr w:type="spellStart"/>
-      <w:r>
-        <w:rPr>
-          <w:lang w:val="en-GB"/>
-        </w:rPr>
-        <w:t>specificiranje</w:t>
-      </w:r>
-      <w:proofErr w:type="spellEnd"/>
-      <w:r>
-        <w:rPr>
-          <w:lang w:val="en-GB"/>
-        </w:rPr>
-        <w:t xml:space="preserve"> </w:t>
-      </w:r>
-      <w:proofErr w:type="spellStart"/>
-      <w:r>
-        <w:rPr>
-          <w:lang w:val="en-GB"/>
-        </w:rPr>
-        <w:t>slojeva</w:t>
-      </w:r>
-      <w:proofErr w:type="spellEnd"/>
-      <w:r>
-        <w:rPr>
-          <w:lang w:val="en-GB"/>
-        </w:rPr>
-        <w:t xml:space="preserve"> </w:t>
-      </w:r>
-      <w:proofErr w:type="spellStart"/>
-      <w:r>
-        <w:rPr>
-          <w:lang w:val="en-GB"/>
-        </w:rPr>
-        <w:t>neuralne</w:t>
-      </w:r>
-      <w:proofErr w:type="spellEnd"/>
-      <w:r>
-        <w:rPr>
-          <w:lang w:val="en-GB"/>
-        </w:rPr>
-        <w:t xml:space="preserve"> </w:t>
-      </w:r>
-      <w:proofErr w:type="spellStart"/>
-      <w:r>
-        <w:rPr>
-          <w:lang w:val="en-GB"/>
-        </w:rPr>
-        <w:t>mreže</w:t>
-      </w:r>
-      <w:proofErr w:type="spellEnd"/>
-      <w:r>
-        <w:rPr>
-          <w:lang w:val="en-GB"/>
-        </w:rPr>
-        <w:t xml:space="preserve"> </w:t>
-      </w:r>
-      <w:proofErr w:type="spellStart"/>
-      <w:r>
-        <w:rPr>
-          <w:lang w:val="en-GB"/>
-        </w:rPr>
-        <w:t>imamo</w:t>
-      </w:r>
-      <w:proofErr w:type="spellEnd"/>
-      <w:r>
-        <w:rPr>
-          <w:lang w:val="en-GB"/>
-        </w:rPr>
-        <w:t xml:space="preserve"> </w:t>
-      </w:r>
-      <w:proofErr w:type="spellStart"/>
-      <w:r>
-        <w:rPr>
-          <w:lang w:val="en-GB"/>
-        </w:rPr>
-        <w:t>još</w:t>
-      </w:r>
-      <w:proofErr w:type="spellEnd"/>
-      <w:r>
-        <w:rPr>
-          <w:lang w:val="en-GB"/>
-        </w:rPr>
-        <w:t xml:space="preserve"> par </w:t>
-      </w:r>
-      <w:proofErr w:type="spellStart"/>
-      <w:r>
-        <w:rPr>
-          <w:lang w:val="en-GB"/>
-        </w:rPr>
-        <w:t>hiperparametera</w:t>
-      </w:r>
-      <w:proofErr w:type="spellEnd"/>
-      <w:r>
-        <w:rPr>
-          <w:lang w:val="en-GB"/>
+          <w:lang w:val="en-US"/>
+        </w:rPr>
+        <w:t>hiper</w:t>
+      </w:r>
+      <w:r>
+        <w:rPr>
+          <w:lang w:val="en-US"/>
+        </w:rPr>
+        <w:t>parameter</w:t>
+      </w:r>
+      <w:proofErr w:type="spellEnd"/>
+      <w:r>
+        <w:rPr>
+          <w:lang w:val="en-US"/>
+        </w:rPr>
+        <w:t xml:space="preserve"> koji se koristi prilikom </w:t>
+      </w:r>
+      <w:proofErr w:type="spellStart"/>
+      <w:r>
+        <w:rPr>
+          <w:lang w:val="en-US"/>
+        </w:rPr>
+        <w:t>treniranje</w:t>
+      </w:r>
+      <w:proofErr w:type="spellEnd"/>
+      <w:r>
+        <w:rPr>
+          <w:lang w:val="en-US"/>
         </w:rPr>
         <w:t xml:space="preserve"> koji </w:t>
       </w:r>
       <w:proofErr w:type="spellStart"/>
       <w:r>
         <w:rPr>
-          <w:lang w:val="en-GB"/>
-        </w:rPr>
-        <w:t>moramo</w:t>
-      </w:r>
-      <w:proofErr w:type="spellEnd"/>
-      <w:r>
-        <w:rPr>
-          <w:lang w:val="en-GB"/>
-        </w:rPr>
-        <w:t xml:space="preserve"> </w:t>
-      </w:r>
-      <w:proofErr w:type="spellStart"/>
-      <w:r>
-        <w:rPr>
-          <w:lang w:val="en-GB"/>
-        </w:rPr>
-        <w:t>specificirati</w:t>
-      </w:r>
-      <w:proofErr w:type="spellEnd"/>
-      <w:r>
-        <w:rPr>
-          <w:lang w:val="en-GB"/>
-        </w:rPr>
-        <w:t xml:space="preserve"> </w:t>
-      </w:r>
-      <w:proofErr w:type="spellStart"/>
-      <w:r>
-        <w:rPr>
-          <w:lang w:val="en-GB"/>
-        </w:rPr>
-        <w:t>prilikom</w:t>
-      </w:r>
-      <w:proofErr w:type="spellEnd"/>
-      <w:r>
-        <w:rPr>
-          <w:lang w:val="en-GB"/>
-        </w:rPr>
-        <w:t xml:space="preserve"> </w:t>
-      </w:r>
-      <w:proofErr w:type="spellStart"/>
-      <w:r>
-        <w:rPr>
-          <w:lang w:val="en-GB"/>
+          <w:lang w:val="en-US"/>
+        </w:rPr>
+        <w:t>govori</w:t>
+      </w:r>
+      <w:proofErr w:type="spellEnd"/>
+      <w:r>
+        <w:rPr>
+          <w:lang w:val="en-US"/>
+        </w:rPr>
+        <w:t xml:space="preserve"> </w:t>
+      </w:r>
+      <w:proofErr w:type="spellStart"/>
+      <w:r>
+        <w:rPr>
+          <w:lang w:val="en-US"/>
+        </w:rPr>
+        <w:t>optimizeru</w:t>
+      </w:r>
+      <w:proofErr w:type="spellEnd"/>
+      <w:r>
+        <w:rPr>
+          <w:lang w:val="en-US"/>
+        </w:rPr>
+        <w:t xml:space="preserve"> </w:t>
+      </w:r>
+      <w:proofErr w:type="spellStart"/>
+      <w:r>
+        <w:rPr>
+          <w:lang w:val="en-US"/>
+        </w:rPr>
+        <w:t>koliko</w:t>
+      </w:r>
+      <w:proofErr w:type="spellEnd"/>
+      <w:r>
+        <w:rPr>
+          <w:lang w:val="en-US"/>
+        </w:rPr>
+        <w:t xml:space="preserve"> </w:t>
+      </w:r>
+      <w:proofErr w:type="spellStart"/>
+      <w:r>
+        <w:rPr>
+          <w:lang w:val="en-US"/>
+        </w:rPr>
+        <w:t>može</w:t>
+      </w:r>
+      <w:proofErr w:type="spellEnd"/>
+      <w:r>
+        <w:rPr>
+          <w:lang w:val="en-US"/>
+        </w:rPr>
+        <w:t xml:space="preserve"> da </w:t>
+      </w:r>
+      <w:proofErr w:type="spellStart"/>
+      <w:r>
+        <w:rPr>
+          <w:lang w:val="en-US"/>
+        </w:rPr>
+        <w:t>podešava</w:t>
+      </w:r>
+      <w:proofErr w:type="spellEnd"/>
+      <w:r>
+        <w:rPr>
+          <w:lang w:val="en-US"/>
+        </w:rPr>
+        <w:t xml:space="preserve"> </w:t>
+      </w:r>
+      <w:proofErr w:type="spellStart"/>
+      <w:r>
+        <w:rPr>
+          <w:lang w:val="en-US"/>
+        </w:rPr>
+        <w:t>parametre</w:t>
+      </w:r>
+      <w:proofErr w:type="spellEnd"/>
+      <w:r>
+        <w:rPr>
+          <w:lang w:val="en-US"/>
+        </w:rPr>
+        <w:t xml:space="preserve"> </w:t>
+      </w:r>
+      <w:proofErr w:type="spellStart"/>
+      <w:r>
+        <w:rPr>
+          <w:lang w:val="en-US"/>
+        </w:rPr>
+        <w:t>modela</w:t>
+      </w:r>
+      <w:proofErr w:type="spellEnd"/>
+      <w:r>
+        <w:rPr>
+          <w:lang w:val="en-US"/>
+        </w:rPr>
+        <w:t xml:space="preserve">. Stopa </w:t>
+      </w:r>
+      <w:proofErr w:type="spellStart"/>
+      <w:r>
+        <w:rPr>
+          <w:lang w:val="en-US"/>
+        </w:rPr>
+        <w:t>učenja</w:t>
+      </w:r>
+      <w:proofErr w:type="spellEnd"/>
+      <w:r>
+        <w:rPr>
+          <w:lang w:val="en-US"/>
+        </w:rPr>
+        <w:t xml:space="preserve"> je </w:t>
+      </w:r>
+      <w:proofErr w:type="spellStart"/>
+      <w:r>
+        <w:rPr>
+          <w:lang w:val="en-US"/>
+        </w:rPr>
+        <w:t>bitna</w:t>
+      </w:r>
+      <w:proofErr w:type="spellEnd"/>
+      <w:r>
+        <w:rPr>
+          <w:lang w:val="en-US"/>
+        </w:rPr>
+        <w:t xml:space="preserve"> </w:t>
+      </w:r>
+      <w:proofErr w:type="spellStart"/>
+      <w:r>
+        <w:rPr>
+          <w:lang w:val="en-US"/>
+        </w:rPr>
+        <w:t>jer</w:t>
+      </w:r>
+      <w:proofErr w:type="spellEnd"/>
+      <w:r>
+        <w:rPr>
+          <w:lang w:val="en-US"/>
+        </w:rPr>
+        <w:t xml:space="preserve"> </w:t>
+      </w:r>
+      <w:proofErr w:type="spellStart"/>
+      <w:r>
+        <w:rPr>
+          <w:lang w:val="en-US"/>
+        </w:rPr>
+        <w:t>ako</w:t>
+      </w:r>
+      <w:proofErr w:type="spellEnd"/>
+      <w:r>
+        <w:rPr>
+          <w:lang w:val="en-US"/>
+        </w:rPr>
+        <w:t xml:space="preserve"> je </w:t>
+      </w:r>
+      <w:proofErr w:type="spellStart"/>
+      <w:r>
+        <w:rPr>
+          <w:lang w:val="en-US"/>
+        </w:rPr>
+        <w:t>prevelika</w:t>
+      </w:r>
+      <w:proofErr w:type="spellEnd"/>
+      <w:r>
+        <w:rPr>
+          <w:lang w:val="en-US"/>
+        </w:rPr>
+        <w:t xml:space="preserve"> </w:t>
+      </w:r>
+      <w:proofErr w:type="spellStart"/>
+      <w:r>
+        <w:rPr>
+          <w:lang w:val="en-US"/>
+        </w:rPr>
+        <w:t>može</w:t>
+      </w:r>
+      <w:proofErr w:type="spellEnd"/>
+      <w:r>
+        <w:rPr>
+          <w:lang w:val="en-US"/>
+        </w:rPr>
+        <w:t xml:space="preserve"> se </w:t>
+      </w:r>
+      <w:proofErr w:type="spellStart"/>
+      <w:r>
+        <w:rPr>
+          <w:lang w:val="en-US"/>
+        </w:rPr>
+        <w:t>desiti</w:t>
+      </w:r>
+      <w:proofErr w:type="spellEnd"/>
+      <w:r>
+        <w:rPr>
+          <w:lang w:val="en-US"/>
+        </w:rPr>
+        <w:t xml:space="preserve"> da optimizer </w:t>
+      </w:r>
+      <w:proofErr w:type="spellStart"/>
+      <w:r>
+        <w:rPr>
+          <w:lang w:val="en-US"/>
+        </w:rPr>
+        <w:t>napravi</w:t>
+      </w:r>
+      <w:proofErr w:type="spellEnd"/>
+      <w:r>
+        <w:rPr>
+          <w:lang w:val="en-US"/>
+        </w:rPr>
+        <w:t xml:space="preserve"> </w:t>
+      </w:r>
+      <w:proofErr w:type="spellStart"/>
+      <w:r>
+        <w:rPr>
+          <w:lang w:val="en-US"/>
+        </w:rPr>
+        <w:t>prevelike</w:t>
+      </w:r>
+      <w:proofErr w:type="spellEnd"/>
+      <w:r>
+        <w:rPr>
+          <w:lang w:val="en-US"/>
+        </w:rPr>
+        <w:t xml:space="preserve"> </w:t>
+      </w:r>
+      <w:proofErr w:type="spellStart"/>
+      <w:r>
+        <w:rPr>
+          <w:lang w:val="en-US"/>
+        </w:rPr>
+        <w:t>korake</w:t>
+      </w:r>
+      <w:proofErr w:type="spellEnd"/>
+      <w:r>
+        <w:rPr>
+          <w:lang w:val="en-US"/>
+        </w:rPr>
+        <w:t xml:space="preserve"> prilikom </w:t>
+      </w:r>
+      <w:proofErr w:type="spellStart"/>
+      <w:r>
+        <w:rPr>
+          <w:lang w:val="en-US"/>
+        </w:rPr>
+        <w:t>podešavanja</w:t>
+      </w:r>
+      <w:proofErr w:type="spellEnd"/>
+      <w:r>
+        <w:rPr>
+          <w:lang w:val="en-US"/>
+        </w:rPr>
+        <w:t xml:space="preserve"> </w:t>
+      </w:r>
+      <w:proofErr w:type="spellStart"/>
+      <w:r>
+        <w:rPr>
+          <w:lang w:val="en-US"/>
+        </w:rPr>
+        <w:t>i</w:t>
+      </w:r>
+      <w:proofErr w:type="spellEnd"/>
+      <w:r>
+        <w:rPr>
+          <w:lang w:val="en-US"/>
+        </w:rPr>
+        <w:t xml:space="preserve"> </w:t>
+      </w:r>
+      <w:proofErr w:type="spellStart"/>
+      <w:r>
+        <w:rPr>
+          <w:lang w:val="en-US"/>
+        </w:rPr>
+        <w:t>preskoči</w:t>
+      </w:r>
+      <w:proofErr w:type="spellEnd"/>
+      <w:r>
+        <w:rPr>
+          <w:lang w:val="en-US"/>
+        </w:rPr>
+        <w:t xml:space="preserve"> </w:t>
+      </w:r>
+      <w:proofErr w:type="spellStart"/>
+      <w:r>
+        <w:rPr>
+          <w:lang w:val="en-US"/>
+        </w:rPr>
+        <w:t>globalni</w:t>
+      </w:r>
+      <w:proofErr w:type="spellEnd"/>
+      <w:r>
+        <w:rPr>
+          <w:lang w:val="en-US"/>
+        </w:rPr>
+        <w:t xml:space="preserve"> minimum funkcije </w:t>
+      </w:r>
+      <w:proofErr w:type="spellStart"/>
+      <w:r>
+        <w:rPr>
+          <w:lang w:val="en-US"/>
+        </w:rPr>
+        <w:t>troška</w:t>
+      </w:r>
+      <w:proofErr w:type="spellEnd"/>
+      <w:r>
+        <w:rPr>
+          <w:lang w:val="en-US"/>
+        </w:rPr>
+        <w:t xml:space="preserve">. Ukoliko je </w:t>
+      </w:r>
+      <w:proofErr w:type="spellStart"/>
+      <w:r>
+        <w:rPr>
+          <w:lang w:val="en-US"/>
+        </w:rPr>
+        <w:t>stopa</w:t>
+      </w:r>
+      <w:proofErr w:type="spellEnd"/>
+      <w:r>
+        <w:rPr>
+          <w:lang w:val="en-US"/>
+        </w:rPr>
+        <w:t xml:space="preserve"> </w:t>
+      </w:r>
+      <w:proofErr w:type="spellStart"/>
+      <w:r>
+        <w:rPr>
+          <w:lang w:val="en-US"/>
+        </w:rPr>
+        <w:t>učenja</w:t>
+      </w:r>
+      <w:proofErr w:type="spellEnd"/>
+      <w:r>
+        <w:rPr>
+          <w:lang w:val="en-US"/>
+        </w:rPr>
+        <w:t xml:space="preserve"> </w:t>
+      </w:r>
+      <w:proofErr w:type="spellStart"/>
+      <w:r>
+        <w:rPr>
+          <w:lang w:val="en-US"/>
+        </w:rPr>
+        <w:t>premala</w:t>
+      </w:r>
+      <w:proofErr w:type="spellEnd"/>
+      <w:r>
+        <w:rPr>
+          <w:lang w:val="en-US"/>
+        </w:rPr>
+        <w:t xml:space="preserve"> </w:t>
+      </w:r>
+      <w:proofErr w:type="spellStart"/>
+      <w:r>
+        <w:rPr>
+          <w:lang w:val="en-US"/>
         </w:rPr>
         <w:t>treniranje</w:t>
       </w:r>
       <w:proofErr w:type="spellEnd"/>
       <w:r>
         <w:rPr>
-          <w:lang w:val="en-GB"/>
-        </w:rPr>
-        <w:t xml:space="preserve">. To </w:t>
-      </w:r>
-      <w:proofErr w:type="spellStart"/>
-      <w:r>
-        <w:rPr>
-          <w:lang w:val="en-GB"/>
-        </w:rPr>
-        <w:t>su</w:t>
-      </w:r>
-      <w:proofErr w:type="spellEnd"/>
-      <w:r>
-        <w:rPr>
-          <w:lang w:val="en-GB"/>
-        </w:rPr>
-        <w:t xml:space="preserve"> </w:t>
-      </w:r>
-      <w:proofErr w:type="spellStart"/>
-      <w:r>
-        <w:rPr>
-          <w:lang w:val="en-GB"/>
-        </w:rPr>
-        <w:t>funkcija</w:t>
-      </w:r>
-      <w:proofErr w:type="spellEnd"/>
-      <w:r>
-        <w:rPr>
-          <w:lang w:val="en-GB"/>
-        </w:rPr>
-        <w:t xml:space="preserve"> </w:t>
-      </w:r>
-      <w:proofErr w:type="spellStart"/>
-      <w:r>
-        <w:rPr>
-          <w:lang w:val="en-GB"/>
-        </w:rPr>
-        <w:t>troška</w:t>
-      </w:r>
-      <w:proofErr w:type="spellEnd"/>
-      <w:r>
-        <w:rPr>
-          <w:lang w:val="en-GB"/>
-        </w:rPr>
-        <w:t xml:space="preserve">, optimizer I </w:t>
-      </w:r>
-      <w:proofErr w:type="spellStart"/>
-      <w:r>
-        <w:rPr>
-          <w:lang w:val="en-GB"/>
+          <w:lang w:val="en-US"/>
+        </w:rPr>
+        <w:t xml:space="preserve"> </w:t>
+      </w:r>
+      <w:proofErr w:type="spellStart"/>
+      <w:r>
+        <w:rPr>
+          <w:lang w:val="en-US"/>
+        </w:rPr>
+        <w:t>može</w:t>
+      </w:r>
+      <w:proofErr w:type="spellEnd"/>
+      <w:r>
+        <w:rPr>
+          <w:lang w:val="en-US"/>
+        </w:rPr>
+        <w:t xml:space="preserve"> </w:t>
+      </w:r>
+      <w:proofErr w:type="spellStart"/>
+      <w:r>
+        <w:rPr>
+          <w:lang w:val="en-US"/>
+        </w:rPr>
+        <w:t>trajati</w:t>
+      </w:r>
+      <w:proofErr w:type="spellEnd"/>
+      <w:r>
+        <w:rPr>
+          <w:lang w:val="en-US"/>
+        </w:rPr>
+        <w:t xml:space="preserve"> </w:t>
+      </w:r>
+      <w:proofErr w:type="spellStart"/>
+      <w:r>
+        <w:rPr>
+          <w:lang w:val="en-US"/>
+        </w:rPr>
+        <w:t>dosta</w:t>
+      </w:r>
+      <w:proofErr w:type="spellEnd"/>
+      <w:r>
+        <w:rPr>
+          <w:lang w:val="en-US"/>
+        </w:rPr>
+        <w:t xml:space="preserve"> </w:t>
+      </w:r>
+      <w:proofErr w:type="spellStart"/>
+      <w:r>
+        <w:rPr>
+          <w:lang w:val="en-US"/>
+        </w:rPr>
+        <w:t>duže</w:t>
+      </w:r>
+      <w:proofErr w:type="spellEnd"/>
+      <w:r>
+        <w:rPr>
+          <w:lang w:val="en-US"/>
+        </w:rPr>
+        <w:t xml:space="preserve"> nego potrebno. Za dati </w:t>
+      </w:r>
+      <w:proofErr w:type="spellStart"/>
+      <w:r>
+        <w:rPr>
+          <w:lang w:val="en-US"/>
+        </w:rPr>
+        <w:t>primjer</w:t>
+      </w:r>
+      <w:proofErr w:type="spellEnd"/>
+      <w:r>
+        <w:rPr>
+          <w:lang w:val="en-US"/>
+        </w:rPr>
+        <w:t xml:space="preserve"> je </w:t>
+      </w:r>
+      <w:proofErr w:type="spellStart"/>
+      <w:r>
+        <w:rPr>
+          <w:lang w:val="en-US"/>
+        </w:rPr>
+        <w:t>postavljena</w:t>
+      </w:r>
+      <w:proofErr w:type="spellEnd"/>
+      <w:r>
+        <w:rPr>
+          <w:lang w:val="en-US"/>
+        </w:rPr>
+        <w:t xml:space="preserve"> </w:t>
+      </w:r>
+      <w:proofErr w:type="spellStart"/>
+      <w:r>
+        <w:rPr>
+          <w:lang w:val="en-US"/>
         </w:rPr>
         <w:t>stopa</w:t>
       </w:r>
       <w:proofErr w:type="spellEnd"/>
       <w:r>
         <w:rPr>
-          <w:lang w:val="en-GB"/>
-        </w:rPr>
-        <w:t xml:space="preserve"> </w:t>
-      </w:r>
-      <w:proofErr w:type="spellStart"/>
-      <w:r>
-        <w:rPr>
-          <w:lang w:val="en-GB"/>
+          <w:lang w:val="en-US"/>
+        </w:rPr>
+        <w:t xml:space="preserve"> </w:t>
+      </w:r>
+      <w:proofErr w:type="spellStart"/>
+      <w:r>
+        <w:rPr>
+          <w:lang w:val="en-US"/>
         </w:rPr>
         <w:t>učenja</w:t>
       </w:r>
       <w:proofErr w:type="spellEnd"/>
       <w:r>
         <w:rPr>
-          <w:lang w:val="en-GB"/>
-        </w:rPr>
-        <w:t>.</w:t>
-      </w:r>
-    </w:p>
-    <w:p>
-      <w:pPr>
-        <w:rPr>
-          <w:lang w:val="en-GB"/>
-        </w:rPr>
-      </w:pPr>
-    </w:p>
-    <w:p>
-      <w:pPr>
-        <w:rPr>
-          <w:lang w:val="en-GB"/>
-        </w:rPr>
-      </w:pPr>
-      <w:proofErr w:type="spellStart"/>
-      <w:r>
-        <w:rPr>
-          <w:lang w:val="en-GB"/>
-        </w:rPr>
-        <w:t>Funkcija</w:t>
-      </w:r>
-      <w:proofErr w:type="spellEnd"/>
-      <w:r>
-        <w:rPr>
-          <w:lang w:val="en-GB"/>
-        </w:rPr>
-        <w:t xml:space="preserve"> </w:t>
-      </w:r>
-      <w:proofErr w:type="spellStart"/>
-      <w:r>
-        <w:rPr>
-          <w:lang w:val="en-GB"/>
-        </w:rPr>
-        <w:t>troška</w:t>
-      </w:r>
-      <w:proofErr w:type="spellEnd"/>
-      <w:r>
-        <w:rPr>
-          <w:lang w:val="en-GB"/>
-        </w:rPr>
-        <w:t xml:space="preserve"> (loss function) je </w:t>
-      </w:r>
-      <w:proofErr w:type="spellStart"/>
-      <w:r>
-        <w:rPr>
-          <w:lang w:val="en-GB"/>
-        </w:rPr>
-        <w:t>funkcija</w:t>
-      </w:r>
-      <w:proofErr w:type="spellEnd"/>
-      <w:r>
-        <w:rPr>
-          <w:lang w:val="en-GB"/>
-        </w:rPr>
-        <w:t xml:space="preserve"> </w:t>
-      </w:r>
-      <w:proofErr w:type="spellStart"/>
-      <w:r>
-        <w:rPr>
-          <w:lang w:val="en-GB"/>
-        </w:rPr>
-        <w:t>koja</w:t>
-      </w:r>
-      <w:proofErr w:type="spellEnd"/>
-      <w:r>
-        <w:rPr>
-          <w:lang w:val="en-GB"/>
-        </w:rPr>
-        <w:t xml:space="preserve"> </w:t>
-      </w:r>
-      <w:proofErr w:type="spellStart"/>
-      <w:r>
-        <w:rPr>
-          <w:lang w:val="en-GB"/>
-        </w:rPr>
-        <w:t>nam</w:t>
-      </w:r>
-      <w:proofErr w:type="spellEnd"/>
-      <w:r>
-        <w:rPr>
-          <w:lang w:val="en-GB"/>
-        </w:rPr>
-        <w:t xml:space="preserve"> </w:t>
-      </w:r>
-      <w:proofErr w:type="spellStart"/>
-      <w:r>
-        <w:rPr>
-          <w:lang w:val="en-GB"/>
-        </w:rPr>
-        <w:t>kvantitativno</w:t>
-      </w:r>
-      <w:proofErr w:type="spellEnd"/>
-      <w:r>
-        <w:rPr>
-          <w:lang w:val="en-GB"/>
-        </w:rPr>
-        <w:t xml:space="preserve"> </w:t>
-      </w:r>
-      <w:proofErr w:type="spellStart"/>
-      <w:r>
-        <w:rPr>
-          <w:lang w:val="en-GB"/>
-        </w:rPr>
-        <w:t>govori</w:t>
-      </w:r>
-      <w:proofErr w:type="spellEnd"/>
-      <w:r>
-        <w:rPr>
-          <w:lang w:val="en-GB"/>
-        </w:rPr>
-        <w:t xml:space="preserve"> </w:t>
-      </w:r>
-      <w:proofErr w:type="spellStart"/>
-      <w:r>
-        <w:rPr>
-          <w:lang w:val="en-GB"/>
-        </w:rPr>
-        <w:t>kvalitet</w:t>
-      </w:r>
-      <w:proofErr w:type="spellEnd"/>
-      <w:r>
-        <w:rPr>
-          <w:lang w:val="en-GB"/>
-        </w:rPr>
-        <w:t xml:space="preserve"> </w:t>
-      </w:r>
-      <w:proofErr w:type="spellStart"/>
-      <w:r>
-        <w:rPr>
-          <w:lang w:val="en-GB"/>
-        </w:rPr>
-        <w:t>našem</w:t>
-      </w:r>
-      <w:proofErr w:type="spellEnd"/>
-      <w:r>
-        <w:rPr>
-          <w:lang w:val="en-GB"/>
-        </w:rPr>
-        <w:t xml:space="preserve"> </w:t>
-      </w:r>
-      <w:proofErr w:type="spellStart"/>
-      <w:r>
-        <w:rPr>
-          <w:lang w:val="en-GB"/>
-        </w:rPr>
-        <w:t>modela</w:t>
-      </w:r>
-      <w:proofErr w:type="spellEnd"/>
-      <w:r>
-        <w:rPr>
-          <w:lang w:val="en-GB"/>
-        </w:rPr>
-        <w:t xml:space="preserve">, </w:t>
-      </w:r>
-      <w:proofErr w:type="spellStart"/>
-      <w:r>
-        <w:rPr>
-          <w:lang w:val="en-GB"/>
-        </w:rPr>
-        <w:t>odnosno</w:t>
-      </w:r>
-      <w:proofErr w:type="spellEnd"/>
-      <w:r>
-        <w:rPr>
-          <w:lang w:val="en-GB"/>
-        </w:rPr>
-        <w:t xml:space="preserve"> </w:t>
-      </w:r>
-      <w:proofErr w:type="spellStart"/>
-      <w:r>
-        <w:rPr>
-          <w:lang w:val="en-GB"/>
-        </w:rPr>
-        <w:t>koliko</w:t>
-      </w:r>
-      <w:proofErr w:type="spellEnd"/>
-      <w:r>
-        <w:rPr>
-          <w:lang w:val="en-GB"/>
-        </w:rPr>
-        <w:t xml:space="preserve"> dobro </w:t>
-      </w:r>
-      <w:proofErr w:type="spellStart"/>
-      <w:r>
-        <w:rPr>
-          <w:lang w:val="en-GB"/>
+          <w:lang w:val="en-US"/>
+        </w:rPr>
+        <w:t xml:space="preserve"> od 0.0001.</w:t>
+      </w:r>
+    </w:p>
+    <w:p>
+      <w:pPr>
+        <w:rPr>
+          <w:lang w:val="en-US"/>
+        </w:rPr>
+      </w:pPr>
+      <w:r>
+        <w:rPr>
+          <w:lang w:val="en-US"/>
+        </w:rPr>
+        <w:t>S</w:t>
+      </w:r>
+      <w:r>
+        <w:rPr>
+          <w:lang w:val="en-US"/>
+        </w:rPr>
+        <w:t xml:space="preserve">topa </w:t>
+      </w:r>
+      <w:proofErr w:type="spellStart"/>
+      <w:r>
+        <w:rPr>
+          <w:lang w:val="en-US"/>
+        </w:rPr>
+        <w:t>učenja</w:t>
+      </w:r>
+      <w:proofErr w:type="spellEnd"/>
+      <w:r>
+        <w:rPr>
+          <w:lang w:val="en-US"/>
+        </w:rPr>
+        <w:t xml:space="preserve"> je </w:t>
+      </w:r>
+      <w:r>
+        <w:rPr>
+          <w:lang w:val="en-US"/>
+        </w:rPr>
+        <w:t xml:space="preserve">za </w:t>
+      </w:r>
+      <w:proofErr w:type="spellStart"/>
+      <w:r>
+        <w:rPr>
+          <w:lang w:val="en-US"/>
         </w:rPr>
         <w:t>naš</w:t>
       </w:r>
       <w:proofErr w:type="spellEnd"/>
       <w:r>
         <w:rPr>
-          <w:lang w:val="en-GB"/>
-        </w:rPr>
-        <w:t xml:space="preserve"> model </w:t>
-      </w:r>
-      <w:proofErr w:type="spellStart"/>
-      <w:r>
-        <w:rPr>
-          <w:lang w:val="en-GB"/>
-        </w:rPr>
-        <w:t>pravi</w:t>
-      </w:r>
-      <w:proofErr w:type="spellEnd"/>
-      <w:r>
-        <w:rPr>
-          <w:lang w:val="en-GB"/>
-        </w:rPr>
-        <w:t xml:space="preserve"> </w:t>
-      </w:r>
-      <w:proofErr w:type="spellStart"/>
-      <w:r>
-        <w:rPr>
-          <w:lang w:val="en-GB"/>
-        </w:rPr>
-        <w:t>predikcije</w:t>
-      </w:r>
-      <w:proofErr w:type="spellEnd"/>
-      <w:r>
-        <w:rPr>
-          <w:lang w:val="en-GB"/>
+          <w:lang w:val="en-US"/>
+        </w:rPr>
+        <w:t xml:space="preserve"> slucaj </w:t>
+      </w:r>
+      <w:r>
+        <w:rPr>
+          <w:lang w:val="en-US"/>
+        </w:rPr>
+        <w:t xml:space="preserve">samo </w:t>
+      </w:r>
+      <w:proofErr w:type="spellStart"/>
+      <w:r>
+        <w:rPr>
+          <w:lang w:val="en-US"/>
+        </w:rPr>
+        <w:t>početna</w:t>
+      </w:r>
+      <w:proofErr w:type="spellEnd"/>
+      <w:r>
+        <w:rPr>
+          <w:lang w:val="en-US"/>
+        </w:rPr>
+        <w:t xml:space="preserve"> </w:t>
+      </w:r>
+      <w:proofErr w:type="spellStart"/>
+      <w:r>
+        <w:rPr>
+          <w:lang w:val="en-US"/>
+        </w:rPr>
+        <w:t>tačka</w:t>
+      </w:r>
+      <w:proofErr w:type="spellEnd"/>
+      <w:r>
+        <w:rPr>
+          <w:lang w:val="en-US"/>
         </w:rPr>
         <w:t xml:space="preserve">. </w:t>
       </w:r>
-      <w:proofErr w:type="spellStart"/>
-      <w:r>
-        <w:rPr>
-          <w:lang w:val="en-GB"/>
-        </w:rPr>
-        <w:t>Cilj</w:t>
-      </w:r>
-      <w:proofErr w:type="spellEnd"/>
-      <w:r>
-        <w:rPr>
-          <w:lang w:val="en-GB"/>
-        </w:rPr>
-        <w:t xml:space="preserve"> </w:t>
-      </w:r>
-      <w:proofErr w:type="spellStart"/>
-      <w:r>
-        <w:rPr>
-          <w:lang w:val="en-GB"/>
-        </w:rPr>
-        <w:t>prilikom</w:t>
-      </w:r>
-      <w:proofErr w:type="spellEnd"/>
-      <w:r>
-        <w:rPr>
-          <w:lang w:val="en-GB"/>
-        </w:rPr>
-        <w:t xml:space="preserve"> </w:t>
-      </w:r>
-      <w:proofErr w:type="spellStart"/>
-      <w:r>
-        <w:rPr>
-          <w:lang w:val="en-GB"/>
-        </w:rPr>
-        <w:t>treniranja</w:t>
-      </w:r>
-      <w:proofErr w:type="spellEnd"/>
-      <w:r>
-        <w:rPr>
-          <w:lang w:val="en-GB"/>
-        </w:rPr>
-        <w:t xml:space="preserve"> </w:t>
-      </w:r>
-      <w:proofErr w:type="spellStart"/>
-      <w:r>
-        <w:rPr>
-          <w:lang w:val="en-GB"/>
-        </w:rPr>
-        <w:t>jeste</w:t>
-      </w:r>
-      <w:proofErr w:type="spellEnd"/>
-      <w:r>
-        <w:rPr>
-          <w:lang w:val="en-GB"/>
-        </w:rPr>
-        <w:t xml:space="preserve"> da se </w:t>
-      </w:r>
-      <w:proofErr w:type="spellStart"/>
-      <w:r>
-        <w:rPr>
-          <w:lang w:val="en-GB"/>
-        </w:rPr>
-        <w:t>funkcija</w:t>
-      </w:r>
-      <w:proofErr w:type="spellEnd"/>
-      <w:r>
-        <w:rPr>
-          <w:lang w:val="en-GB"/>
-        </w:rPr>
-        <w:t xml:space="preserve"> </w:t>
-      </w:r>
-      <w:proofErr w:type="spellStart"/>
-      <w:r>
-        <w:rPr>
-          <w:lang w:val="en-GB"/>
-        </w:rPr>
-        <w:t>troška</w:t>
-      </w:r>
-      <w:proofErr w:type="spellEnd"/>
-      <w:r>
-        <w:rPr>
-          <w:lang w:val="en-GB"/>
-        </w:rPr>
-        <w:t xml:space="preserve"> </w:t>
-      </w:r>
-      <w:proofErr w:type="spellStart"/>
-      <w:r>
-        <w:rPr>
-          <w:lang w:val="en-GB"/>
-        </w:rPr>
-        <w:t>što</w:t>
-      </w:r>
-      <w:proofErr w:type="spellEnd"/>
-      <w:r>
-        <w:rPr>
-          <w:lang w:val="en-GB"/>
-        </w:rPr>
-        <w:t xml:space="preserve"> </w:t>
-      </w:r>
-      <w:proofErr w:type="spellStart"/>
-      <w:r>
-        <w:rPr>
-          <w:lang w:val="en-GB"/>
-        </w:rPr>
-        <w:t>više</w:t>
-      </w:r>
-      <w:proofErr w:type="spellEnd"/>
-      <w:r>
-        <w:rPr>
-          <w:lang w:val="en-GB"/>
-        </w:rPr>
-        <w:t xml:space="preserve"> </w:t>
-      </w:r>
-      <w:proofErr w:type="spellStart"/>
-      <w:r>
-        <w:rPr>
-          <w:lang w:val="en-GB"/>
-        </w:rPr>
-        <w:t>smanji</w:t>
-      </w:r>
-      <w:proofErr w:type="spellEnd"/>
-      <w:r>
-        <w:rPr>
-          <w:lang w:val="en-GB"/>
-        </w:rPr>
-        <w:t xml:space="preserve">. </w:t>
-      </w:r>
-      <w:proofErr w:type="spellStart"/>
-      <w:r>
-        <w:rPr>
-          <w:lang w:val="en-GB"/>
-        </w:rPr>
-        <w:t>Smanjenje</w:t>
-      </w:r>
-      <w:proofErr w:type="spellEnd"/>
-      <w:r>
-        <w:rPr>
-          <w:lang w:val="en-GB"/>
-        </w:rPr>
-        <w:t xml:space="preserve"> </w:t>
-      </w:r>
-      <w:proofErr w:type="spellStart"/>
-      <w:r>
-        <w:rPr>
-          <w:lang w:val="en-GB"/>
-        </w:rPr>
-        <w:t>funkcije</w:t>
-      </w:r>
-      <w:proofErr w:type="spellEnd"/>
-      <w:r>
-        <w:rPr>
-          <w:lang w:val="en-GB"/>
-        </w:rPr>
-        <w:t xml:space="preserve"> </w:t>
-      </w:r>
-      <w:proofErr w:type="spellStart"/>
-      <w:r>
-        <w:rPr>
-          <w:lang w:val="en-GB"/>
-        </w:rPr>
-        <w:t>troška</w:t>
-      </w:r>
-      <w:proofErr w:type="spellEnd"/>
-      <w:r>
-        <w:rPr>
-          <w:lang w:val="en-GB"/>
-        </w:rPr>
-        <w:t xml:space="preserve"> se </w:t>
-      </w:r>
-      <w:proofErr w:type="spellStart"/>
-      <w:r>
-        <w:rPr>
-          <w:lang w:val="en-GB"/>
-        </w:rPr>
-        <w:t>postiđe</w:t>
-      </w:r>
-      <w:proofErr w:type="spellEnd"/>
-      <w:r>
-        <w:rPr>
-          <w:lang w:val="en-GB"/>
-        </w:rPr>
-        <w:t xml:space="preserve"> </w:t>
-      </w:r>
-      <w:proofErr w:type="spellStart"/>
-      <w:r>
-        <w:rPr>
-          <w:lang w:val="en-GB"/>
-        </w:rPr>
-        <w:t>izmjenom</w:t>
-      </w:r>
-      <w:proofErr w:type="spellEnd"/>
-      <w:r>
-        <w:rPr>
-          <w:lang w:val="en-GB"/>
-        </w:rPr>
-        <w:t xml:space="preserve"> </w:t>
-      </w:r>
-      <w:proofErr w:type="spellStart"/>
-      <w:r>
-        <w:rPr>
-          <w:lang w:val="en-GB"/>
-        </w:rPr>
-        <w:t>parametera</w:t>
-      </w:r>
-      <w:proofErr w:type="spellEnd"/>
-      <w:r>
-        <w:rPr>
-          <w:lang w:val="en-GB"/>
-        </w:rPr>
-        <w:t xml:space="preserve"> </w:t>
-      </w:r>
-      <w:proofErr w:type="spellStart"/>
-      <w:r>
-        <w:rPr>
-          <w:lang w:val="en-GB"/>
-        </w:rPr>
-        <w:t>samog</w:t>
-      </w:r>
-      <w:proofErr w:type="spellEnd"/>
-      <w:r>
-        <w:rPr>
-          <w:lang w:val="en-GB"/>
-        </w:rPr>
-        <w:t xml:space="preserve"> </w:t>
-      </w:r>
-      <w:proofErr w:type="spellStart"/>
-      <w:r>
-        <w:rPr>
-          <w:lang w:val="en-GB"/>
-        </w:rPr>
-        <w:t>modela</w:t>
-      </w:r>
-      <w:proofErr w:type="spellEnd"/>
-      <w:r>
-        <w:rPr>
-          <w:lang w:val="en-GB"/>
-        </w:rPr>
-        <w:t>.</w:t>
-      </w:r>
-    </w:p>
-    <w:p>
-      <w:pPr>
-        <w:rPr>
-          <w:lang w:val="en-GB"/>
-        </w:rPr>
-      </w:pPr>
-      <w:proofErr w:type="spellStart"/>
-      <w:r>
-        <w:rPr>
-          <w:lang w:val="en-GB"/>
-        </w:rPr>
-        <w:t>Zavisno</w:t>
-      </w:r>
-      <w:proofErr w:type="spellEnd"/>
-      <w:r>
-        <w:rPr>
-          <w:lang w:val="en-GB"/>
-        </w:rPr>
-        <w:t xml:space="preserve"> od </w:t>
-      </w:r>
-      <w:proofErr w:type="spellStart"/>
-      <w:r>
-        <w:rPr>
-          <w:lang w:val="en-GB"/>
-        </w:rPr>
-        <w:t>vrste</w:t>
-      </w:r>
-      <w:proofErr w:type="spellEnd"/>
-      <w:r>
-        <w:rPr>
-          <w:lang w:val="en-GB"/>
-        </w:rPr>
-        <w:t xml:space="preserve"> </w:t>
-      </w:r>
-      <w:proofErr w:type="spellStart"/>
-      <w:r>
-        <w:rPr>
-          <w:lang w:val="en-GB"/>
-        </w:rPr>
-        <w:t>problema</w:t>
-      </w:r>
-      <w:proofErr w:type="spellEnd"/>
-      <w:r>
-        <w:rPr>
-          <w:lang w:val="en-GB"/>
-        </w:rPr>
-        <w:t xml:space="preserve"> </w:t>
-      </w:r>
-      <w:proofErr w:type="spellStart"/>
-      <w:r>
-        <w:rPr>
-          <w:lang w:val="en-GB"/>
-        </w:rPr>
-        <w:t>koriste</w:t>
-      </w:r>
-      <w:proofErr w:type="spellEnd"/>
-      <w:r>
-        <w:rPr>
-          <w:lang w:val="en-GB"/>
-        </w:rPr>
-        <w:t xml:space="preserve"> se </w:t>
-      </w:r>
-      <w:proofErr w:type="spellStart"/>
-      <w:r>
-        <w:rPr>
-          <w:lang w:val="en-GB"/>
-        </w:rPr>
-        <w:t>različite</w:t>
-      </w:r>
-      <w:proofErr w:type="spellEnd"/>
-      <w:r>
-        <w:rPr>
-          <w:lang w:val="en-GB"/>
-        </w:rPr>
-        <w:t xml:space="preserve"> </w:t>
-      </w:r>
-      <w:proofErr w:type="spellStart"/>
-      <w:r>
-        <w:rPr>
-          <w:lang w:val="en-GB"/>
-        </w:rPr>
-        <w:t>funkcije</w:t>
-      </w:r>
-      <w:proofErr w:type="spellEnd"/>
-      <w:r>
-        <w:rPr>
-          <w:lang w:val="en-GB"/>
-        </w:rPr>
-        <w:t xml:space="preserve"> </w:t>
-      </w:r>
-      <w:proofErr w:type="spellStart"/>
-      <w:r>
-        <w:rPr>
-          <w:lang w:val="en-GB"/>
-        </w:rPr>
-        <w:t>troška</w:t>
-      </w:r>
-      <w:proofErr w:type="spellEnd"/>
-      <w:r>
-        <w:rPr>
-          <w:lang w:val="en-GB"/>
-        </w:rPr>
-        <w:t xml:space="preserve">. </w:t>
-      </w:r>
-      <w:r>
-        <w:rPr>
-          <w:lang w:val="en-GB"/>
-        </w:rPr>
-        <w:t xml:space="preserve">Kako je </w:t>
-      </w:r>
-      <w:proofErr w:type="spellStart"/>
-      <w:r>
-        <w:rPr>
-          <w:lang w:val="en-GB"/>
-        </w:rPr>
-        <w:t>cilj</w:t>
-      </w:r>
-      <w:proofErr w:type="spellEnd"/>
-      <w:r>
-        <w:rPr>
-          <w:lang w:val="en-GB"/>
-        </w:rPr>
-        <w:t xml:space="preserve"> </w:t>
-      </w:r>
-      <w:proofErr w:type="spellStart"/>
-      <w:r>
-        <w:rPr>
-          <w:lang w:val="en-GB"/>
-        </w:rPr>
-        <w:t>našeg</w:t>
-      </w:r>
-      <w:proofErr w:type="spellEnd"/>
-      <w:r>
-        <w:rPr>
-          <w:lang w:val="en-GB"/>
-        </w:rPr>
-        <w:t xml:space="preserve"> </w:t>
-      </w:r>
-      <w:proofErr w:type="spellStart"/>
-      <w:r>
-        <w:rPr>
-          <w:lang w:val="en-GB"/>
-        </w:rPr>
-        <w:t>modela</w:t>
-      </w:r>
-      <w:proofErr w:type="spellEnd"/>
-      <w:r>
-        <w:rPr>
-          <w:lang w:val="en-GB"/>
-        </w:rPr>
-        <w:t xml:space="preserve"> </w:t>
-      </w:r>
-      <w:proofErr w:type="spellStart"/>
-      <w:r>
-        <w:rPr>
-          <w:lang w:val="en-GB"/>
-        </w:rPr>
-        <w:t>klasifikacija</w:t>
-      </w:r>
-      <w:proofErr w:type="spellEnd"/>
-      <w:r>
-        <w:rPr>
-          <w:lang w:val="en-GB"/>
-        </w:rPr>
-        <w:t xml:space="preserve"> </w:t>
-      </w:r>
-      <w:proofErr w:type="spellStart"/>
-      <w:r>
-        <w:rPr>
-          <w:lang w:val="en-GB"/>
-        </w:rPr>
-        <w:t>raka</w:t>
-      </w:r>
-      <w:proofErr w:type="spellEnd"/>
-      <w:r>
-        <w:rPr>
-          <w:lang w:val="en-GB"/>
-        </w:rPr>
-        <w:t xml:space="preserve"> </w:t>
-      </w:r>
-      <w:proofErr w:type="spellStart"/>
-      <w:r>
-        <w:rPr>
-          <w:lang w:val="en-GB"/>
-        </w:rPr>
-        <w:t>pluća</w:t>
-      </w:r>
-      <w:proofErr w:type="spellEnd"/>
-      <w:r>
-        <w:rPr>
-          <w:lang w:val="en-GB"/>
-        </w:rPr>
-        <w:t xml:space="preserve"> </w:t>
-      </w:r>
-      <w:proofErr w:type="spellStart"/>
-      <w:r>
-        <w:rPr>
-          <w:lang w:val="en-GB"/>
-        </w:rPr>
-        <w:t>postoji</w:t>
-      </w:r>
-      <w:proofErr w:type="spellEnd"/>
-      <w:r>
-        <w:rPr>
-          <w:lang w:val="en-GB"/>
-        </w:rPr>
-        <w:t xml:space="preserve"> par </w:t>
-      </w:r>
-      <w:proofErr w:type="spellStart"/>
-      <w:r>
-        <w:rPr>
-          <w:lang w:val="en-GB"/>
-        </w:rPr>
-        <w:t>opcije</w:t>
-      </w:r>
-      <w:proofErr w:type="spellEnd"/>
-      <w:r>
-        <w:rPr>
-          <w:lang w:val="en-GB"/>
-        </w:rPr>
-        <w:t>: cross-entropy, binary cross-</w:t>
-      </w:r>
-      <w:proofErr w:type="spellStart"/>
-      <w:r>
-        <w:rPr>
-          <w:lang w:val="en-GB"/>
-        </w:rPr>
-        <w:t>entorpy</w:t>
-      </w:r>
-      <w:proofErr w:type="spellEnd"/>
-      <w:r>
-        <w:rPr>
-          <w:lang w:val="en-GB"/>
-        </w:rPr>
-        <w:t>, categorical cross-</w:t>
-      </w:r>
-      <w:proofErr w:type="spellStart"/>
-      <w:r>
-        <w:rPr>
-          <w:lang w:val="en-GB"/>
-        </w:rPr>
-        <w:t>entroy</w:t>
-      </w:r>
-      <w:proofErr w:type="spellEnd"/>
-      <w:r>
-        <w:rPr>
-          <w:lang w:val="en-GB"/>
-        </w:rPr>
-        <w:t>.</w:t>
-      </w:r>
-    </w:p>
-    <w:p>
-      <w:r>
-        <w:rPr>
-          <w:lang w:val="en-US"/>
-        </w:rPr>
-        <w:t xml:space="preserve">U </w:t>
-      </w:r>
-      <w:proofErr w:type="spellStart"/>
-      <w:r>
-        <w:rPr>
-          <w:lang w:val="en-US"/>
-        </w:rPr>
-        <w:t>ovom</w:t>
-      </w:r>
-      <w:proofErr w:type="spellEnd"/>
-      <w:r>
-        <w:rPr>
-          <w:lang w:val="en-US"/>
-        </w:rPr>
-        <w:t xml:space="preserve"> </w:t>
-      </w:r>
-      <w:proofErr w:type="spellStart"/>
-      <w:r>
-        <w:rPr>
-          <w:lang w:val="en-US"/>
-        </w:rPr>
-        <w:t>radu</w:t>
-      </w:r>
-      <w:proofErr w:type="spellEnd"/>
-      <w:r>
-        <w:rPr>
-          <w:lang w:val="en-US"/>
-        </w:rPr>
-        <w:t xml:space="preserve"> je </w:t>
-      </w:r>
-      <w:proofErr w:type="spellStart"/>
-      <w:r>
-        <w:rPr>
-          <w:lang w:val="en-US"/>
-        </w:rPr>
-        <w:t>odabrana</w:t>
-      </w:r>
-      <w:proofErr w:type="spellEnd"/>
-      <w:r>
-        <w:rPr>
-          <w:lang w:val="en-US"/>
-        </w:rPr>
-        <w:t xml:space="preserve"> cross-ent</w:t>
-      </w:r>
-      <w:r>
-        <w:rPr>
-          <w:lang w:val="en-US"/>
-        </w:rPr>
-        <w:t xml:space="preserve">ropy funkcija </w:t>
-      </w:r>
-      <w:proofErr w:type="spellStart"/>
-      <w:r>
-        <w:rPr>
-          <w:lang w:val="en-US"/>
-        </w:rPr>
-        <w:t>troška</w:t>
-      </w:r>
-      <w:proofErr w:type="spellEnd"/>
-      <w:r>
-        <w:rPr>
-          <w:lang w:val="en-US"/>
-        </w:rPr>
-        <w:t xml:space="preserve">. </w:t>
-      </w:r>
-      <w:r>
-        <w:rPr>
-          <w:lang w:val="en-GB"/>
-        </w:rPr>
-        <w:t xml:space="preserve">Za </w:t>
-      </w:r>
-      <w:proofErr w:type="spellStart"/>
-      <w:r>
-        <w:rPr>
-          <w:lang w:val="en-GB"/>
-        </w:rPr>
-        <w:t>probleme</w:t>
-      </w:r>
-      <w:proofErr w:type="spellEnd"/>
-      <w:r>
-        <w:rPr>
-          <w:lang w:val="en-GB"/>
-        </w:rPr>
-        <w:t xml:space="preserve"> </w:t>
-      </w:r>
-      <w:proofErr w:type="spellStart"/>
-      <w:r>
-        <w:rPr>
-          <w:lang w:val="en-GB"/>
-        </w:rPr>
-        <w:t>klasifikacije</w:t>
-      </w:r>
-      <w:proofErr w:type="spellEnd"/>
-      <w:r>
-        <w:rPr>
-          <w:lang w:val="en-GB"/>
-        </w:rPr>
-        <w:t xml:space="preserve"> </w:t>
-      </w:r>
-      <w:proofErr w:type="spellStart"/>
-      <w:r>
-        <w:rPr>
-          <w:lang w:val="en-GB"/>
-        </w:rPr>
-        <w:t>trošak</w:t>
-      </w:r>
-      <w:proofErr w:type="spellEnd"/>
-      <w:r>
-        <w:rPr>
-          <w:lang w:val="en-GB"/>
-        </w:rPr>
-        <w:t xml:space="preserve"> (loss) </w:t>
-      </w:r>
-      <w:r>
-        <w:rPr>
-          <w:lang w:val="en-GB"/>
-        </w:rPr>
-        <w:t xml:space="preserve">se </w:t>
-      </w:r>
-      <w:proofErr w:type="spellStart"/>
-      <w:r>
-        <w:rPr>
-          <w:lang w:val="en-GB"/>
-        </w:rPr>
-        <w:t>obično</w:t>
-      </w:r>
-      <w:proofErr w:type="spellEnd"/>
-      <w:r>
-        <w:rPr>
-          <w:lang w:val="en-GB"/>
-        </w:rPr>
-        <w:t xml:space="preserve"> </w:t>
-      </w:r>
-      <w:proofErr w:type="spellStart"/>
-      <w:r>
-        <w:rPr>
-          <w:lang w:val="en-GB"/>
-        </w:rPr>
-        <w:t>definiše</w:t>
-      </w:r>
-      <w:proofErr w:type="spellEnd"/>
-      <w:r>
-        <w:rPr>
-          <w:lang w:val="en-GB"/>
-        </w:rPr>
-        <w:t xml:space="preserve"> </w:t>
-      </w:r>
-      <w:proofErr w:type="spellStart"/>
-      <w:r>
-        <w:rPr>
-          <w:lang w:val="en-GB"/>
-        </w:rPr>
-        <w:t>kao</w:t>
-      </w:r>
-      <w:proofErr w:type="spellEnd"/>
-      <w:r>
-        <w:rPr>
-          <w:lang w:val="en-GB"/>
-        </w:rPr>
-        <w:t xml:space="preserve"> </w:t>
-      </w:r>
-      <w:proofErr w:type="spellStart"/>
-      <w:r>
-        <w:rPr>
-          <w:lang w:val="en-GB"/>
-        </w:rPr>
-        <w:t>entropija</w:t>
-      </w:r>
-      <w:proofErr w:type="spellEnd"/>
-      <w:r>
-        <w:rPr>
-          <w:lang w:val="en-GB"/>
-        </w:rPr>
-        <w:t xml:space="preserve">. </w:t>
-      </w:r>
-      <w:proofErr w:type="spellStart"/>
-      <w:r>
-        <w:rPr>
-          <w:lang w:val="en-GB"/>
-        </w:rPr>
-        <w:t>Entropija</w:t>
-      </w:r>
-      <w:proofErr w:type="spellEnd"/>
-      <w:r>
-        <w:rPr>
-          <w:lang w:val="en-GB"/>
-        </w:rPr>
-        <w:t xml:space="preserve"> </w:t>
-      </w:r>
-      <w:proofErr w:type="spellStart"/>
-      <w:r>
-        <w:rPr>
-          <w:lang w:val="en-GB"/>
-        </w:rPr>
-        <w:t>predstavlja</w:t>
-      </w:r>
-      <w:proofErr w:type="spellEnd"/>
-      <w:r>
-        <w:rPr>
-          <w:lang w:val="en-GB"/>
-        </w:rPr>
-        <w:t xml:space="preserve"> </w:t>
-      </w:r>
-      <w:proofErr w:type="spellStart"/>
-      <w:r>
-        <w:rPr>
-          <w:lang w:val="en-GB"/>
+      <w:r>
+        <w:rPr>
+          <w:lang w:val="en-US"/>
+        </w:rPr>
+        <w:t xml:space="preserve">Optimizer koji </w:t>
+      </w:r>
+      <w:proofErr w:type="spellStart"/>
+      <w:r>
+        <w:rPr>
+          <w:lang w:val="en-US"/>
+        </w:rPr>
+        <w:t>koristimo</w:t>
+      </w:r>
+      <w:proofErr w:type="spellEnd"/>
+      <w:r>
+        <w:rPr>
+          <w:lang w:val="en-US"/>
+        </w:rPr>
+        <w:t xml:space="preserve">, Adam, </w:t>
+      </w:r>
+      <w:proofErr w:type="spellStart"/>
+      <w:r>
+        <w:rPr>
+          <w:lang w:val="en-US"/>
+        </w:rPr>
+        <w:t>će</w:t>
+      </w:r>
+      <w:proofErr w:type="spellEnd"/>
+      <w:r>
+        <w:rPr>
+          <w:lang w:val="en-US"/>
+        </w:rPr>
+        <w:t xml:space="preserve"> automatski promjeniti </w:t>
+      </w:r>
+      <w:proofErr w:type="spellStart"/>
+      <w:r>
+        <w:rPr>
+          <w:lang w:val="en-US"/>
         </w:rPr>
         <w:t>stopu</w:t>
       </w:r>
       <w:proofErr w:type="spellEnd"/>
       <w:r>
         <w:rPr>
-          <w:lang w:val="en-GB"/>
-        </w:rPr>
-        <w:t xml:space="preserve"> </w:t>
-      </w:r>
-      <w:proofErr w:type="spellStart"/>
-      <w:r>
-        <w:rPr>
-          <w:lang w:val="en-GB"/>
-        </w:rPr>
-        <w:t>nesigurnosti</w:t>
-      </w:r>
-      <w:proofErr w:type="spellEnd"/>
-      <w:r>
-        <w:rPr>
-          <w:lang w:val="en-GB"/>
-        </w:rPr>
-        <w:t xml:space="preserve"> u </w:t>
-      </w:r>
-      <w:proofErr w:type="spellStart"/>
-      <w:r>
-        <w:rPr>
-          <w:lang w:val="en-GB"/>
-        </w:rPr>
-        <w:t>sistemu</w:t>
-      </w:r>
-      <w:proofErr w:type="spellEnd"/>
-      <w:r>
-        <w:rPr>
-          <w:lang w:val="en-GB"/>
-        </w:rPr>
-        <w:t xml:space="preserve">. </w:t>
-      </w:r>
-      <w:proofErr w:type="spellStart"/>
-      <w:r>
-        <w:rPr>
-          <w:lang w:val="en-GB"/>
-        </w:rPr>
-        <w:t>Što</w:t>
-      </w:r>
-      <w:proofErr w:type="spellEnd"/>
-      <w:r>
-        <w:rPr>
-          <w:lang w:val="en-GB"/>
-        </w:rPr>
-        <w:t xml:space="preserve"> </w:t>
-      </w:r>
-      <w:proofErr w:type="spellStart"/>
-      <w:r>
-        <w:rPr>
-          <w:lang w:val="en-GB"/>
-        </w:rPr>
-        <w:t>su</w:t>
-      </w:r>
-      <w:proofErr w:type="spellEnd"/>
-      <w:r>
-        <w:rPr>
-          <w:lang w:val="en-GB"/>
-        </w:rPr>
-        <w:t xml:space="preserve"> </w:t>
-      </w:r>
-      <w:proofErr w:type="spellStart"/>
-      <w:r>
-        <w:rPr>
-          <w:lang w:val="en-GB"/>
-        </w:rPr>
-        <w:t>predikcije</w:t>
-      </w:r>
-      <w:proofErr w:type="spellEnd"/>
-      <w:r>
-        <w:rPr>
-          <w:lang w:val="en-GB"/>
-        </w:rPr>
-        <w:t xml:space="preserve"> </w:t>
-      </w:r>
-      <w:proofErr w:type="spellStart"/>
-      <w:r>
-        <w:rPr>
-          <w:lang w:val="en-GB"/>
-        </w:rPr>
-        <w:t>koje</w:t>
-      </w:r>
-      <w:proofErr w:type="spellEnd"/>
-      <w:r>
-        <w:rPr>
-          <w:lang w:val="en-GB"/>
-        </w:rPr>
-        <w:t xml:space="preserve"> </w:t>
-      </w:r>
-      <w:proofErr w:type="spellStart"/>
-      <w:r>
-        <w:rPr>
-          <w:lang w:val="en-GB"/>
-        </w:rPr>
-        <w:t>naš</w:t>
-      </w:r>
-      <w:proofErr w:type="spellEnd"/>
-      <w:r>
-        <w:rPr>
-          <w:lang w:val="en-GB"/>
-        </w:rPr>
-        <w:t xml:space="preserve"> model </w:t>
-      </w:r>
-      <w:proofErr w:type="spellStart"/>
-      <w:r>
-        <w:rPr>
-          <w:lang w:val="en-GB"/>
-        </w:rPr>
-        <w:t>pravi</w:t>
-      </w:r>
-      <w:proofErr w:type="spellEnd"/>
-      <w:r>
-        <w:rPr>
-          <w:lang w:val="en-GB"/>
-        </w:rPr>
-        <w:t xml:space="preserve"> </w:t>
-      </w:r>
-      <w:proofErr w:type="spellStart"/>
-      <w:r>
-        <w:rPr>
-          <w:lang w:val="en-GB"/>
-        </w:rPr>
-        <w:t>tačnije</w:t>
-      </w:r>
-      <w:proofErr w:type="spellEnd"/>
-      <w:r>
-        <w:rPr>
-          <w:lang w:val="en-GB"/>
-        </w:rPr>
-        <w:t>,</w:t>
-      </w:r>
-      <w:r>
-        <w:rPr>
-          <w:lang w:val="en-GB"/>
-        </w:rPr>
-        <w:t xml:space="preserve"> </w:t>
-      </w:r>
-      <w:proofErr w:type="spellStart"/>
-      <w:r>
-        <w:rPr>
-          <w:lang w:val="en-GB"/>
-        </w:rPr>
-        <w:t>entropija</w:t>
-      </w:r>
-      <w:proofErr w:type="spellEnd"/>
-      <w:r>
-        <w:rPr>
-          <w:lang w:val="en-GB"/>
-        </w:rPr>
-        <w:t xml:space="preserve"> </w:t>
-      </w:r>
-      <w:proofErr w:type="spellStart"/>
-      <w:r>
-        <w:rPr>
-          <w:lang w:val="en-GB"/>
-        </w:rPr>
-        <w:t>sistema</w:t>
-      </w:r>
-      <w:proofErr w:type="spellEnd"/>
-      <w:r>
-        <w:rPr>
-          <w:lang w:val="en-GB"/>
-        </w:rPr>
-        <w:t xml:space="preserve"> </w:t>
-      </w:r>
-      <w:proofErr w:type="spellStart"/>
-      <w:r>
-        <w:rPr>
-          <w:lang w:val="en-GB"/>
-        </w:rPr>
-        <w:t>opada</w:t>
-      </w:r>
-      <w:proofErr w:type="spellEnd"/>
-      <w:r>
-        <w:rPr>
-          <w:lang w:val="en-GB"/>
-        </w:rPr>
-        <w:t xml:space="preserve">. </w:t>
-      </w:r>
-      <w:proofErr w:type="spellStart"/>
-      <w:r>
-        <w:rPr>
-          <w:lang w:val="en-GB"/>
-        </w:rPr>
-        <w:t>Trošak</w:t>
-      </w:r>
-      <w:proofErr w:type="spellEnd"/>
-      <w:r>
-        <w:rPr>
-          <w:lang w:val="en-GB"/>
-        </w:rPr>
-        <w:t xml:space="preserve"> se </w:t>
-      </w:r>
-      <w:proofErr w:type="spellStart"/>
-      <w:r>
-        <w:rPr>
-          <w:lang w:val="en-GB"/>
-        </w:rPr>
-        <w:t>računa</w:t>
-      </w:r>
-      <w:proofErr w:type="spellEnd"/>
-      <w:r>
-        <w:rPr>
-          <w:lang w:val="en-GB"/>
-        </w:rPr>
-        <w:t xml:space="preserve"> </w:t>
-      </w:r>
-      <w:proofErr w:type="spellStart"/>
-      <w:r>
-        <w:rPr>
-          <w:lang w:val="en-GB"/>
-        </w:rPr>
-        <w:t>kao</w:t>
-      </w:r>
-      <w:proofErr w:type="spellEnd"/>
-      <w:r>
-        <w:rPr>
-          <w:lang w:val="en-GB"/>
-        </w:rPr>
-        <w:t xml:space="preserve"> </w:t>
-      </w:r>
-      <w:proofErr w:type="spellStart"/>
-      <w:r>
-        <w:rPr>
-          <w:lang w:val="en-GB"/>
-        </w:rPr>
-        <w:t>razlika</w:t>
-      </w:r>
-      <w:proofErr w:type="spellEnd"/>
-      <w:r>
-        <w:rPr>
-          <w:lang w:val="en-GB"/>
-        </w:rPr>
-        <w:t xml:space="preserve"> u </w:t>
-      </w:r>
-      <w:proofErr w:type="spellStart"/>
-      <w:r>
-        <w:rPr>
-          <w:lang w:val="en-GB"/>
-        </w:rPr>
-        <w:t>entropiji</w:t>
-      </w:r>
-      <w:proofErr w:type="spellEnd"/>
-      <w:r>
-        <w:rPr>
-          <w:lang w:val="en-GB"/>
-        </w:rPr>
-        <w:t xml:space="preserve"> </w:t>
-      </w:r>
-      <w:proofErr w:type="spellStart"/>
-      <w:r>
-        <w:rPr>
-          <w:lang w:val="en-GB"/>
-        </w:rPr>
-        <w:t>našeg</w:t>
-      </w:r>
-      <w:proofErr w:type="spellEnd"/>
-      <w:r>
-        <w:rPr>
-          <w:lang w:val="en-GB"/>
-        </w:rPr>
-        <w:t xml:space="preserve"> </w:t>
-      </w:r>
-      <w:proofErr w:type="spellStart"/>
-      <w:r>
-        <w:rPr>
-          <w:lang w:val="en-GB"/>
-        </w:rPr>
-        <w:t>model</w:t>
-      </w:r>
-      <w:r>
-        <w:rPr>
-          <w:lang w:val="en-GB"/>
-        </w:rPr>
-        <w:t>a</w:t>
-      </w:r>
-      <w:proofErr w:type="spellEnd"/>
-      <w:r>
-        <w:rPr>
-          <w:lang w:val="en-GB"/>
-        </w:rPr>
-        <w:t xml:space="preserve"> </w:t>
-      </w:r>
-      <w:proofErr w:type="spellStart"/>
-      <w:r>
-        <w:rPr>
-          <w:lang w:val="en-GB"/>
-        </w:rPr>
-        <w:t>i</w:t>
-      </w:r>
-      <w:proofErr w:type="spellEnd"/>
-      <w:r>
-        <w:rPr>
-          <w:lang w:val="en-GB"/>
-        </w:rPr>
-        <w:t xml:space="preserve"> </w:t>
-      </w:r>
-      <w:proofErr w:type="spellStart"/>
-      <w:r>
-        <w:rPr>
-          <w:lang w:val="en-GB"/>
-        </w:rPr>
-        <w:t>baznog</w:t>
-      </w:r>
-      <w:proofErr w:type="spellEnd"/>
-      <w:r>
-        <w:rPr>
-          <w:lang w:val="en-GB"/>
-        </w:rPr>
-        <w:t xml:space="preserve"> </w:t>
-      </w:r>
-      <w:proofErr w:type="spellStart"/>
-      <w:r>
-        <w:rPr>
-          <w:lang w:val="en-GB"/>
-        </w:rPr>
-        <w:t>slučaja</w:t>
-      </w:r>
-      <w:proofErr w:type="spellEnd"/>
-      <w:r>
-        <w:rPr>
-          <w:lang w:val="en-GB"/>
-        </w:rPr>
-        <w:t xml:space="preserve"> </w:t>
-      </w:r>
-      <w:proofErr w:type="spellStart"/>
-      <w:r>
-        <w:rPr>
-          <w:lang w:val="en-GB"/>
-        </w:rPr>
-        <w:t>gdje</w:t>
-      </w:r>
-      <w:proofErr w:type="spellEnd"/>
-      <w:r>
-        <w:rPr>
-          <w:lang w:val="en-GB"/>
-        </w:rPr>
-        <w:t xml:space="preserve"> </w:t>
-      </w:r>
-      <w:proofErr w:type="spellStart"/>
-      <w:r>
-        <w:rPr>
-          <w:lang w:val="en-GB"/>
-        </w:rPr>
-        <w:t>su</w:t>
-      </w:r>
-      <w:proofErr w:type="spellEnd"/>
-      <w:r>
-        <w:rPr>
-          <w:lang w:val="en-GB"/>
-        </w:rPr>
-        <w:t xml:space="preserve"> </w:t>
-      </w:r>
-      <w:proofErr w:type="spellStart"/>
-      <w:r>
-        <w:rPr>
-          <w:lang w:val="en-GB"/>
-        </w:rPr>
-        <w:t>predikcije</w:t>
-      </w:r>
-      <w:proofErr w:type="spellEnd"/>
-      <w:r>
-        <w:rPr>
-          <w:lang w:val="en-GB"/>
-        </w:rPr>
-        <w:t xml:space="preserve"> </w:t>
-      </w:r>
-      <w:proofErr w:type="spellStart"/>
-      <w:r>
-        <w:rPr>
-          <w:lang w:val="en-GB"/>
-        </w:rPr>
-        <w:t>uvijek</w:t>
-      </w:r>
-      <w:proofErr w:type="spellEnd"/>
-      <w:r>
-        <w:rPr>
-          <w:lang w:val="en-GB"/>
-        </w:rPr>
-        <w:t xml:space="preserve"> </w:t>
-      </w:r>
-      <w:proofErr w:type="spellStart"/>
-      <w:r>
-        <w:rPr>
-          <w:lang w:val="en-GB"/>
-        </w:rPr>
-        <w:t>tačne</w:t>
-      </w:r>
-      <w:proofErr w:type="spellEnd"/>
-      <w:r>
-        <w:rPr>
-          <w:lang w:val="en-GB"/>
-        </w:rPr>
-        <w:t>.</w:t>
-      </w:r>
-      <w:r>
-        <w:t xml:space="preserve"> Krajnji cilj treniranje je svesti </w:t>
-      </w:r>
-      <w:proofErr w:type="spellStart"/>
-      <w:r>
-        <w:t>datu</w:t>
-      </w:r>
-      <w:proofErr w:type="spellEnd"/>
-      <w:r>
-        <w:t xml:space="preserve"> funkciju na što nižu vrijednost.</w:t>
-      </w:r>
-      <w:r>
-        <w:t xml:space="preserve"> </w:t>
-      </w:r>
+          <w:lang w:val="en-US"/>
+        </w:rPr>
+        <w:t xml:space="preserve"> </w:t>
+      </w:r>
+      <w:proofErr w:type="spellStart"/>
+      <w:r>
+        <w:rPr>
+          <w:lang w:val="en-US"/>
+        </w:rPr>
+        <w:t>učenja</w:t>
+      </w:r>
+      <w:proofErr w:type="spellEnd"/>
+      <w:r>
+        <w:rPr>
+          <w:lang w:val="en-US"/>
+        </w:rPr>
+        <w:t xml:space="preserve"> uko</w:t>
+      </w:r>
+      <w:r>
+        <w:rPr>
+          <w:lang w:val="en-US"/>
+        </w:rPr>
+        <w:t xml:space="preserve">liko potrebno. </w:t>
+      </w:r>
+    </w:p>
+    <w:p>
+      <w:pPr>
+        <w:rPr>
+          <w:lang w:val="en-US"/>
+        </w:rPr>
+      </w:pPr>
+    </w:p>
+    <w:p>
+      <w:pPr>
+        <w:rPr>
+          <w:lang w:val="en-US"/>
+        </w:rPr>
+      </w:pPr>
+    </w:p>
+    <w:p>
+      <w:pPr>
+        <w:rPr>
+          <w:lang w:val="en-US"/>
+        </w:rPr>
+      </w:pPr>
+    </w:p>
+    <w:p>
+      <w:pPr>
+        <w:rPr>
+          <w:lang w:val="en-US"/>
+        </w:rPr>
+      </w:pPr>
+    </w:p>
+    <w:p>
+      <w:pPr>
+        <w:rPr>
+          <w:lang w:val="en-US"/>
+        </w:rPr>
+      </w:pPr>
+    </w:p>
+    <w:p>
+      <w:pPr>
+        <w:rPr>
+          <w:lang w:val="en-US"/>
+        </w:rPr>
+      </w:pPr>
     </w:p>
     <w:p/>
     <w:p>
       <w:pPr>
-        <w:rPr>
-          <w:lang w:val="en-US"/>
-        </w:rPr>
-      </w:pPr>
-      <w:proofErr w:type="spellStart"/>
-      <w:r>
-        <w:t>Optimizer</w:t>
-      </w:r>
-      <w:r>
-        <w:t>i</w:t>
-      </w:r>
-      <w:proofErr w:type="spellEnd"/>
-      <w:r>
-        <w:t xml:space="preserve"> </w:t>
-      </w:r>
-      <w:r>
-        <w:t xml:space="preserve">su algoritmi koji </w:t>
-      </w:r>
-      <w:proofErr w:type="spellStart"/>
-      <w:r>
-        <w:t>modifikuju</w:t>
-      </w:r>
-      <w:proofErr w:type="spellEnd"/>
-      <w:r>
-        <w:t xml:space="preserve"> </w:t>
-      </w:r>
-      <w:r>
-        <w:t xml:space="preserve">parametre modela na osnovu funkcije troška. </w:t>
-      </w:r>
-      <w:r>
-        <w:rPr>
-          <w:lang w:val="en-US"/>
-        </w:rPr>
-        <w:t xml:space="preserve">Kao </w:t>
-      </w:r>
-      <w:proofErr w:type="spellStart"/>
-      <w:r>
-        <w:rPr>
-          <w:lang w:val="en-US"/>
-        </w:rPr>
-        <w:t>i</w:t>
-      </w:r>
-      <w:proofErr w:type="spellEnd"/>
-      <w:r>
-        <w:rPr>
-          <w:lang w:val="en-US"/>
-        </w:rPr>
-        <w:t xml:space="preserve"> funkcije </w:t>
-      </w:r>
-      <w:proofErr w:type="spellStart"/>
-      <w:r>
-        <w:rPr>
-          <w:lang w:val="en-US"/>
-        </w:rPr>
-        <w:t>troška</w:t>
-      </w:r>
-      <w:proofErr w:type="spellEnd"/>
-      <w:r>
-        <w:rPr>
-          <w:lang w:val="en-US"/>
-        </w:rPr>
-        <w:t xml:space="preserve"> imamo </w:t>
-      </w:r>
-      <w:proofErr w:type="spellStart"/>
-      <w:r>
-        <w:rPr>
-          <w:lang w:val="en-US"/>
-        </w:rPr>
-        <w:t>različite</w:t>
-      </w:r>
-      <w:proofErr w:type="spellEnd"/>
-      <w:r>
-        <w:rPr>
-          <w:lang w:val="en-US"/>
-        </w:rPr>
-        <w:t xml:space="preserve"> </w:t>
-      </w:r>
-      <w:proofErr w:type="spellStart"/>
-      <w:r>
-        <w:rPr>
-          <w:lang w:val="en-US"/>
-        </w:rPr>
-        <w:t>optimize</w:t>
-      </w:r>
-      <w:r>
-        <w:rPr>
-          <w:lang w:val="en-US"/>
-        </w:rPr>
-        <w:t>re</w:t>
-      </w:r>
-      <w:proofErr w:type="spellEnd"/>
-      <w:r>
-        <w:rPr>
-          <w:lang w:val="en-US"/>
-        </w:rPr>
-        <w:t xml:space="preserve"> </w:t>
-      </w:r>
-      <w:r>
-        <w:rPr>
-          <w:lang w:val="en-US"/>
-        </w:rPr>
-        <w:t xml:space="preserve">poput </w:t>
-      </w:r>
-      <w:proofErr w:type="spellStart"/>
-      <w:r>
-        <w:rPr>
-          <w:lang w:val="en-US"/>
-        </w:rPr>
-        <w:t>Stohastic</w:t>
-      </w:r>
-      <w:proofErr w:type="spellEnd"/>
-      <w:r>
-        <w:rPr>
-          <w:lang w:val="en-US"/>
-        </w:rPr>
-        <w:t xml:space="preserve"> </w:t>
-      </w:r>
-      <w:r>
-        <w:rPr>
-          <w:lang w:val="en-US"/>
-        </w:rPr>
-        <w:t xml:space="preserve">Gradient Descent, </w:t>
-      </w:r>
-      <w:proofErr w:type="spellStart"/>
-      <w:r>
-        <w:rPr>
-          <w:lang w:val="en-US"/>
-        </w:rPr>
-        <w:t>AdaGrad</w:t>
-      </w:r>
-      <w:proofErr w:type="spellEnd"/>
-      <w:r>
-        <w:rPr>
-          <w:lang w:val="en-US"/>
-        </w:rPr>
-        <w:t>, RMSprop, Ada</w:t>
-      </w:r>
-      <w:r>
-        <w:rPr>
-          <w:lang w:val="en-US"/>
-        </w:rPr>
-        <w:t>m</w:t>
-      </w:r>
-      <w:r>
-        <w:rPr>
-          <w:lang w:val="en-US"/>
-        </w:rPr>
-        <w:t xml:space="preserve">. </w:t>
-      </w:r>
-      <w:r>
-        <w:rPr>
-          <w:lang w:val="en-US"/>
-        </w:rPr>
-        <w:t xml:space="preserve">Za dati rad je </w:t>
-      </w:r>
-      <w:proofErr w:type="spellStart"/>
-      <w:r>
-        <w:rPr>
-          <w:lang w:val="en-US"/>
-        </w:rPr>
-        <w:t>odabran</w:t>
-      </w:r>
-      <w:proofErr w:type="spellEnd"/>
-      <w:r>
-        <w:rPr>
-          <w:lang w:val="en-US"/>
-        </w:rPr>
-        <w:t xml:space="preserve"> Adam optimizer. Ovo je </w:t>
-      </w:r>
-      <w:proofErr w:type="spellStart"/>
-      <w:r>
-        <w:rPr>
-          <w:lang w:val="en-US"/>
-        </w:rPr>
-        <w:t>defaultni</w:t>
-      </w:r>
-      <w:proofErr w:type="spellEnd"/>
-      <w:r>
-        <w:rPr>
-          <w:lang w:val="en-US"/>
-        </w:rPr>
-        <w:t xml:space="preserve"> optimizer koji se koristi u </w:t>
-      </w:r>
-      <w:proofErr w:type="spellStart"/>
-      <w:r>
-        <w:rPr>
-          <w:lang w:val="en-US"/>
-        </w:rPr>
-        <w:t>velikim</w:t>
-      </w:r>
-      <w:proofErr w:type="spellEnd"/>
-      <w:r>
-        <w:rPr>
-          <w:lang w:val="en-US"/>
-        </w:rPr>
-        <w:t xml:space="preserve"> </w:t>
-      </w:r>
-      <w:proofErr w:type="spellStart"/>
-      <w:r>
-        <w:rPr>
-          <w:lang w:val="en-US"/>
-        </w:rPr>
-        <w:t>bibliotekama</w:t>
-      </w:r>
-      <w:proofErr w:type="spellEnd"/>
-      <w:r>
-        <w:rPr>
-          <w:lang w:val="en-US"/>
-        </w:rPr>
-        <w:t xml:space="preserve"> </w:t>
-      </w:r>
-      <w:proofErr w:type="spellStart"/>
-      <w:r>
-        <w:rPr>
-          <w:lang w:val="en-US"/>
-        </w:rPr>
-        <w:t>i</w:t>
-      </w:r>
-      <w:proofErr w:type="spellEnd"/>
-      <w:r>
-        <w:rPr>
-          <w:lang w:val="en-US"/>
-        </w:rPr>
-        <w:t xml:space="preserve"> </w:t>
-      </w:r>
-      <w:proofErr w:type="spellStart"/>
-      <w:r>
-        <w:rPr>
-          <w:lang w:val="en-US"/>
-        </w:rPr>
-        <w:t>radi</w:t>
-      </w:r>
-      <w:proofErr w:type="spellEnd"/>
-      <w:r>
-        <w:rPr>
-          <w:lang w:val="en-US"/>
-        </w:rPr>
-        <w:t xml:space="preserve"> dobro </w:t>
-      </w:r>
-      <w:proofErr w:type="spellStart"/>
-      <w:r>
-        <w:rPr>
-          <w:lang w:val="en-US"/>
-        </w:rPr>
-        <w:t>na</w:t>
-      </w:r>
-      <w:proofErr w:type="spellEnd"/>
-      <w:r>
-        <w:rPr>
-          <w:lang w:val="en-US"/>
-        </w:rPr>
-        <w:t xml:space="preserve"> </w:t>
-      </w:r>
-      <w:proofErr w:type="spellStart"/>
-      <w:r>
-        <w:rPr>
-          <w:lang w:val="en-US"/>
-        </w:rPr>
-        <w:t>velikim</w:t>
-      </w:r>
-      <w:proofErr w:type="spellEnd"/>
-      <w:r>
-        <w:rPr>
-          <w:lang w:val="en-US"/>
-        </w:rPr>
-        <w:t xml:space="preserve"> </w:t>
-      </w:r>
-      <w:proofErr w:type="spellStart"/>
-      <w:r>
-        <w:rPr>
-          <w:lang w:val="en-US"/>
-        </w:rPr>
-        <w:t>sk</w:t>
-      </w:r>
-      <w:r>
-        <w:rPr>
-          <w:lang w:val="en-US"/>
-        </w:rPr>
-        <w:t>upovima</w:t>
-      </w:r>
-      <w:proofErr w:type="spellEnd"/>
-      <w:r>
-        <w:rPr>
-          <w:lang w:val="en-US"/>
-        </w:rPr>
-        <w:t xml:space="preserve"> </w:t>
-      </w:r>
-      <w:proofErr w:type="spellStart"/>
-      <w:r>
-        <w:rPr>
-          <w:lang w:val="en-US"/>
-        </w:rPr>
-        <w:t>podataka</w:t>
-      </w:r>
-      <w:proofErr w:type="spellEnd"/>
-      <w:r>
-        <w:rPr>
-          <w:lang w:val="en-US"/>
-        </w:rPr>
-        <w:t xml:space="preserve">. </w:t>
-      </w:r>
-    </w:p>
-    <w:p>
-      <w:pPr>
-        <w:rPr>
-          <w:lang w:val="en-US"/>
-        </w:rPr>
-      </w:pPr>
-      <w:r>
-        <w:rPr>
-          <w:lang w:val="en-US"/>
-        </w:rPr>
-        <w:t xml:space="preserve">Stopa </w:t>
-      </w:r>
-      <w:proofErr w:type="spellStart"/>
-      <w:r>
-        <w:rPr>
-          <w:lang w:val="en-US"/>
-        </w:rPr>
-        <w:t>učenja</w:t>
-      </w:r>
-      <w:proofErr w:type="spellEnd"/>
-      <w:r>
-        <w:rPr>
-          <w:lang w:val="en-US"/>
-        </w:rPr>
-        <w:t xml:space="preserve"> je </w:t>
-      </w:r>
-      <w:proofErr w:type="spellStart"/>
-      <w:r>
-        <w:rPr>
-          <w:lang w:val="en-US"/>
-        </w:rPr>
-        <w:t>hiper</w:t>
-      </w:r>
-      <w:r>
-        <w:rPr>
-          <w:lang w:val="en-US"/>
-        </w:rPr>
-        <w:t>parameter</w:t>
-      </w:r>
-      <w:proofErr w:type="spellEnd"/>
-      <w:r>
-        <w:rPr>
-          <w:lang w:val="en-US"/>
-        </w:rPr>
-        <w:t xml:space="preserve"> koji se koristi prilikom </w:t>
-      </w:r>
-      <w:proofErr w:type="spellStart"/>
-      <w:r>
-        <w:rPr>
-          <w:lang w:val="en-US"/>
-        </w:rPr>
-        <w:t>treniranje</w:t>
-      </w:r>
-      <w:proofErr w:type="spellEnd"/>
-      <w:r>
-        <w:rPr>
-          <w:lang w:val="en-US"/>
-        </w:rPr>
-        <w:t xml:space="preserve"> koji </w:t>
-      </w:r>
-      <w:proofErr w:type="spellStart"/>
-      <w:r>
-        <w:rPr>
-          <w:lang w:val="en-US"/>
-        </w:rPr>
-        <w:t>govori</w:t>
-      </w:r>
-      <w:proofErr w:type="spellEnd"/>
-      <w:r>
-        <w:rPr>
-          <w:lang w:val="en-US"/>
-        </w:rPr>
-        <w:t xml:space="preserve"> </w:t>
-      </w:r>
-      <w:proofErr w:type="spellStart"/>
-      <w:r>
-        <w:rPr>
-          <w:lang w:val="en-US"/>
-        </w:rPr>
-        <w:t>optimizeru</w:t>
-      </w:r>
-      <w:proofErr w:type="spellEnd"/>
-      <w:r>
-        <w:rPr>
-          <w:lang w:val="en-US"/>
-        </w:rPr>
-        <w:t xml:space="preserve"> </w:t>
-      </w:r>
-      <w:proofErr w:type="spellStart"/>
-      <w:r>
-        <w:rPr>
-          <w:lang w:val="en-US"/>
-        </w:rPr>
-        <w:t>koliko</w:t>
-      </w:r>
-      <w:proofErr w:type="spellEnd"/>
-      <w:r>
-        <w:rPr>
-          <w:lang w:val="en-US"/>
-        </w:rPr>
-        <w:t xml:space="preserve"> </w:t>
-      </w:r>
-      <w:proofErr w:type="spellStart"/>
-      <w:r>
-        <w:rPr>
-          <w:lang w:val="en-US"/>
-        </w:rPr>
-        <w:t>može</w:t>
-      </w:r>
-      <w:proofErr w:type="spellEnd"/>
-      <w:r>
-        <w:rPr>
-          <w:lang w:val="en-US"/>
-        </w:rPr>
-        <w:t xml:space="preserve"> da </w:t>
-      </w:r>
-      <w:proofErr w:type="spellStart"/>
-      <w:r>
-        <w:rPr>
-          <w:lang w:val="en-US"/>
-        </w:rPr>
-        <w:t>podešava</w:t>
-      </w:r>
-      <w:proofErr w:type="spellEnd"/>
-      <w:r>
-        <w:rPr>
-          <w:lang w:val="en-US"/>
-        </w:rPr>
-        <w:t xml:space="preserve"> </w:t>
-      </w:r>
-      <w:proofErr w:type="spellStart"/>
-      <w:r>
-        <w:rPr>
-          <w:lang w:val="en-US"/>
-        </w:rPr>
-        <w:t>parametre</w:t>
-      </w:r>
-      <w:proofErr w:type="spellEnd"/>
-      <w:r>
-        <w:rPr>
-          <w:lang w:val="en-US"/>
-        </w:rPr>
-        <w:t xml:space="preserve"> </w:t>
-      </w:r>
-      <w:proofErr w:type="spellStart"/>
-      <w:r>
-        <w:rPr>
-          <w:lang w:val="en-US"/>
-        </w:rPr>
-        <w:t>modela</w:t>
-      </w:r>
-      <w:proofErr w:type="spellEnd"/>
-      <w:r>
-        <w:rPr>
-          <w:lang w:val="en-US"/>
-        </w:rPr>
-        <w:t xml:space="preserve">. Stopa </w:t>
-      </w:r>
-      <w:proofErr w:type="spellStart"/>
-      <w:r>
-        <w:rPr>
-          <w:lang w:val="en-US"/>
-        </w:rPr>
-        <w:t>učenja</w:t>
-      </w:r>
-      <w:proofErr w:type="spellEnd"/>
-      <w:r>
-        <w:rPr>
-          <w:lang w:val="en-US"/>
-        </w:rPr>
-        <w:t xml:space="preserve"> je </w:t>
-      </w:r>
-      <w:proofErr w:type="spellStart"/>
-      <w:r>
-        <w:rPr>
-          <w:lang w:val="en-US"/>
-        </w:rPr>
-        <w:t>bitna</w:t>
-      </w:r>
-      <w:proofErr w:type="spellEnd"/>
-      <w:r>
-        <w:rPr>
-          <w:lang w:val="en-US"/>
-        </w:rPr>
-        <w:t xml:space="preserve"> </w:t>
-      </w:r>
-      <w:proofErr w:type="spellStart"/>
-      <w:r>
-        <w:rPr>
-          <w:lang w:val="en-US"/>
-        </w:rPr>
-        <w:t>jer</w:t>
-      </w:r>
-      <w:proofErr w:type="spellEnd"/>
-      <w:r>
-        <w:rPr>
-          <w:lang w:val="en-US"/>
-        </w:rPr>
-        <w:t xml:space="preserve"> </w:t>
-      </w:r>
-      <w:proofErr w:type="spellStart"/>
-      <w:r>
-        <w:rPr>
-          <w:lang w:val="en-US"/>
-        </w:rPr>
-        <w:t>ako</w:t>
-      </w:r>
-      <w:proofErr w:type="spellEnd"/>
-      <w:r>
-        <w:rPr>
-          <w:lang w:val="en-US"/>
-        </w:rPr>
-        <w:t xml:space="preserve"> je </w:t>
-      </w:r>
-      <w:proofErr w:type="spellStart"/>
-      <w:r>
-        <w:rPr>
-          <w:lang w:val="en-US"/>
-        </w:rPr>
-        <w:t>prevelika</w:t>
-      </w:r>
-      <w:proofErr w:type="spellEnd"/>
-      <w:r>
-        <w:rPr>
-          <w:lang w:val="en-US"/>
-        </w:rPr>
-        <w:t xml:space="preserve"> </w:t>
-      </w:r>
-      <w:proofErr w:type="spellStart"/>
-      <w:r>
-        <w:rPr>
-          <w:lang w:val="en-US"/>
-        </w:rPr>
-        <w:t>može</w:t>
-      </w:r>
-      <w:proofErr w:type="spellEnd"/>
-      <w:r>
-        <w:rPr>
-          <w:lang w:val="en-US"/>
-        </w:rPr>
-        <w:t xml:space="preserve"> se </w:t>
-      </w:r>
-      <w:proofErr w:type="spellStart"/>
-      <w:r>
-        <w:rPr>
-          <w:lang w:val="en-US"/>
-        </w:rPr>
-        <w:t>desiti</w:t>
-      </w:r>
-      <w:proofErr w:type="spellEnd"/>
-      <w:r>
-        <w:rPr>
-          <w:lang w:val="en-US"/>
-        </w:rPr>
-        <w:t xml:space="preserve"> da optimizer </w:t>
-      </w:r>
-      <w:proofErr w:type="spellStart"/>
-      <w:r>
-        <w:rPr>
-          <w:lang w:val="en-US"/>
-        </w:rPr>
-        <w:t>napravi</w:t>
-      </w:r>
-      <w:proofErr w:type="spellEnd"/>
-      <w:r>
-        <w:rPr>
-          <w:lang w:val="en-US"/>
-        </w:rPr>
-        <w:t xml:space="preserve"> </w:t>
-      </w:r>
-      <w:proofErr w:type="spellStart"/>
-      <w:r>
-        <w:rPr>
-          <w:lang w:val="en-US"/>
-        </w:rPr>
-        <w:t>prevelike</w:t>
-      </w:r>
-      <w:proofErr w:type="spellEnd"/>
-      <w:r>
-        <w:rPr>
-          <w:lang w:val="en-US"/>
-        </w:rPr>
-        <w:t xml:space="preserve"> </w:t>
-      </w:r>
-      <w:proofErr w:type="spellStart"/>
-      <w:r>
-        <w:rPr>
-          <w:lang w:val="en-US"/>
-        </w:rPr>
-        <w:t>korake</w:t>
-      </w:r>
-      <w:proofErr w:type="spellEnd"/>
-      <w:r>
-        <w:rPr>
-          <w:lang w:val="en-US"/>
-        </w:rPr>
-        <w:t xml:space="preserve"> prilikom </w:t>
-      </w:r>
-      <w:proofErr w:type="spellStart"/>
-      <w:r>
-        <w:rPr>
-          <w:lang w:val="en-US"/>
-        </w:rPr>
-        <w:t>podešavanja</w:t>
-      </w:r>
-      <w:proofErr w:type="spellEnd"/>
-      <w:r>
-        <w:rPr>
-          <w:lang w:val="en-US"/>
-        </w:rPr>
-        <w:t xml:space="preserve"> </w:t>
-      </w:r>
-      <w:proofErr w:type="spellStart"/>
-      <w:r>
-        <w:rPr>
-          <w:lang w:val="en-US"/>
-        </w:rPr>
-        <w:t>i</w:t>
-      </w:r>
-      <w:proofErr w:type="spellEnd"/>
-      <w:r>
-        <w:rPr>
-          <w:lang w:val="en-US"/>
-        </w:rPr>
-        <w:t xml:space="preserve"> </w:t>
-      </w:r>
-      <w:proofErr w:type="spellStart"/>
-      <w:r>
-        <w:rPr>
-          <w:lang w:val="en-US"/>
-        </w:rPr>
-        <w:t>preskoči</w:t>
-      </w:r>
-      <w:proofErr w:type="spellEnd"/>
-      <w:r>
-        <w:rPr>
-          <w:lang w:val="en-US"/>
-        </w:rPr>
-        <w:t xml:space="preserve"> </w:t>
-      </w:r>
-      <w:proofErr w:type="spellStart"/>
-      <w:r>
-        <w:rPr>
-          <w:lang w:val="en-US"/>
-        </w:rPr>
-        <w:t>globalni</w:t>
-      </w:r>
-      <w:proofErr w:type="spellEnd"/>
-      <w:r>
-        <w:rPr>
-          <w:lang w:val="en-US"/>
-        </w:rPr>
-        <w:t xml:space="preserve"> minimum funkcije </w:t>
-      </w:r>
-      <w:proofErr w:type="spellStart"/>
-      <w:r>
-        <w:rPr>
-          <w:lang w:val="en-US"/>
-        </w:rPr>
-        <w:t>troška</w:t>
-      </w:r>
-      <w:proofErr w:type="spellEnd"/>
-      <w:r>
-        <w:rPr>
-          <w:lang w:val="en-US"/>
-        </w:rPr>
-        <w:t xml:space="preserve">. Ukoliko je </w:t>
-      </w:r>
-      <w:proofErr w:type="spellStart"/>
-      <w:r>
-        <w:rPr>
-          <w:lang w:val="en-US"/>
-        </w:rPr>
-        <w:t>stopa</w:t>
-      </w:r>
-      <w:proofErr w:type="spellEnd"/>
-      <w:r>
-        <w:rPr>
-          <w:lang w:val="en-US"/>
-        </w:rPr>
-        <w:t xml:space="preserve"> </w:t>
-      </w:r>
-      <w:proofErr w:type="spellStart"/>
-      <w:r>
-        <w:rPr>
-          <w:lang w:val="en-US"/>
-        </w:rPr>
-        <w:t>učenja</w:t>
-      </w:r>
-      <w:proofErr w:type="spellEnd"/>
-      <w:r>
-        <w:rPr>
-          <w:lang w:val="en-US"/>
-        </w:rPr>
-        <w:t xml:space="preserve"> </w:t>
-      </w:r>
-      <w:proofErr w:type="spellStart"/>
-      <w:r>
-        <w:rPr>
-          <w:lang w:val="en-US"/>
-        </w:rPr>
-        <w:t>premala</w:t>
-      </w:r>
-      <w:proofErr w:type="spellEnd"/>
-      <w:r>
-        <w:rPr>
-          <w:lang w:val="en-US"/>
-        </w:rPr>
-        <w:t xml:space="preserve"> </w:t>
-      </w:r>
-      <w:proofErr w:type="spellStart"/>
-      <w:r>
-        <w:rPr>
-          <w:lang w:val="en-US"/>
-        </w:rPr>
-        <w:t>treniranje</w:t>
-      </w:r>
-      <w:proofErr w:type="spellEnd"/>
-      <w:r>
-        <w:rPr>
-          <w:lang w:val="en-US"/>
-        </w:rPr>
-        <w:t xml:space="preserve"> </w:t>
-      </w:r>
-      <w:proofErr w:type="spellStart"/>
-      <w:r>
-        <w:rPr>
-          <w:lang w:val="en-US"/>
-        </w:rPr>
-        <w:t>može</w:t>
-      </w:r>
-      <w:proofErr w:type="spellEnd"/>
-      <w:r>
-        <w:rPr>
-          <w:lang w:val="en-US"/>
-        </w:rPr>
-        <w:t xml:space="preserve"> </w:t>
-      </w:r>
-      <w:proofErr w:type="spellStart"/>
-      <w:r>
-        <w:rPr>
-          <w:lang w:val="en-US"/>
-        </w:rPr>
-        <w:t>trajati</w:t>
-      </w:r>
-      <w:proofErr w:type="spellEnd"/>
-      <w:r>
-        <w:rPr>
-          <w:lang w:val="en-US"/>
-        </w:rPr>
-        <w:t xml:space="preserve"> </w:t>
-      </w:r>
-      <w:proofErr w:type="spellStart"/>
-      <w:r>
-        <w:rPr>
-          <w:lang w:val="en-US"/>
-        </w:rPr>
-        <w:t>dosta</w:t>
-      </w:r>
-      <w:proofErr w:type="spellEnd"/>
-      <w:r>
-        <w:rPr>
-          <w:lang w:val="en-US"/>
-        </w:rPr>
-        <w:t xml:space="preserve"> </w:t>
-      </w:r>
-      <w:proofErr w:type="spellStart"/>
-      <w:r>
-        <w:rPr>
-          <w:lang w:val="en-US"/>
-        </w:rPr>
-        <w:t>duže</w:t>
-      </w:r>
-      <w:proofErr w:type="spellEnd"/>
-      <w:r>
-        <w:rPr>
-          <w:lang w:val="en-US"/>
-        </w:rPr>
-        <w:t xml:space="preserve"> nego potrebno. Za dati </w:t>
-      </w:r>
-      <w:proofErr w:type="spellStart"/>
-      <w:r>
-        <w:rPr>
-          <w:lang w:val="en-US"/>
-        </w:rPr>
-        <w:t>primjer</w:t>
-      </w:r>
-      <w:proofErr w:type="spellEnd"/>
-      <w:r>
-        <w:rPr>
-          <w:lang w:val="en-US"/>
-        </w:rPr>
-        <w:t xml:space="preserve"> je </w:t>
-      </w:r>
-      <w:proofErr w:type="spellStart"/>
-      <w:r>
-        <w:rPr>
-          <w:lang w:val="en-US"/>
-        </w:rPr>
-        <w:t>postavljena</w:t>
-      </w:r>
-      <w:proofErr w:type="spellEnd"/>
-      <w:r>
-        <w:rPr>
-          <w:lang w:val="en-US"/>
-        </w:rPr>
-        <w:t xml:space="preserve"> </w:t>
-      </w:r>
-      <w:proofErr w:type="spellStart"/>
-      <w:r>
-        <w:rPr>
-          <w:lang w:val="en-US"/>
-        </w:rPr>
-        <w:t>stopa</w:t>
-      </w:r>
-      <w:proofErr w:type="spellEnd"/>
-      <w:r>
-        <w:rPr>
-          <w:lang w:val="en-US"/>
-        </w:rPr>
-        <w:t xml:space="preserve"> </w:t>
-      </w:r>
-      <w:proofErr w:type="spellStart"/>
-      <w:r>
-        <w:rPr>
-          <w:lang w:val="en-US"/>
-        </w:rPr>
-        <w:t>učenja</w:t>
-      </w:r>
-      <w:proofErr w:type="spellEnd"/>
-      <w:r>
-        <w:rPr>
-          <w:lang w:val="en-US"/>
-        </w:rPr>
-        <w:t xml:space="preserve"> od 0.0001.</w:t>
-      </w:r>
-    </w:p>
-    <w:p>
-      <w:pPr>
-        <w:rPr>
-          <w:lang w:val="en-US"/>
-        </w:rPr>
-      </w:pPr>
-      <w:r>
-        <w:rPr>
-          <w:lang w:val="en-US"/>
-        </w:rPr>
-        <w:t>S</w:t>
-      </w:r>
-      <w:r>
-        <w:rPr>
-          <w:lang w:val="en-US"/>
-        </w:rPr>
-        <w:t xml:space="preserve">topa </w:t>
-      </w:r>
-      <w:proofErr w:type="spellStart"/>
-      <w:r>
-        <w:rPr>
-          <w:lang w:val="en-US"/>
-        </w:rPr>
-        <w:t>učenja</w:t>
-      </w:r>
-      <w:proofErr w:type="spellEnd"/>
-      <w:r>
-        <w:rPr>
-          <w:lang w:val="en-US"/>
-        </w:rPr>
-        <w:t xml:space="preserve"> je </w:t>
-      </w:r>
-      <w:r>
-        <w:rPr>
-          <w:lang w:val="en-US"/>
-        </w:rPr>
-        <w:t xml:space="preserve">za </w:t>
-      </w:r>
-      <w:proofErr w:type="spellStart"/>
-      <w:r>
-        <w:rPr>
-          <w:lang w:val="en-US"/>
-        </w:rPr>
-        <w:t>naš</w:t>
-      </w:r>
-      <w:proofErr w:type="spellEnd"/>
-      <w:r>
-        <w:rPr>
-          <w:lang w:val="en-US"/>
-        </w:rPr>
-        <w:t xml:space="preserve"> slucaj </w:t>
-      </w:r>
-      <w:r>
-        <w:rPr>
-          <w:lang w:val="en-US"/>
-        </w:rPr>
-        <w:t xml:space="preserve">samo </w:t>
-      </w:r>
-      <w:proofErr w:type="spellStart"/>
-      <w:r>
-        <w:rPr>
-          <w:lang w:val="en-US"/>
-        </w:rPr>
-        <w:t>početna</w:t>
-      </w:r>
-      <w:proofErr w:type="spellEnd"/>
-      <w:r>
-        <w:rPr>
-          <w:lang w:val="en-US"/>
-        </w:rPr>
-        <w:t xml:space="preserve"> </w:t>
-      </w:r>
-      <w:proofErr w:type="spellStart"/>
-      <w:r>
-        <w:rPr>
-          <w:lang w:val="en-US"/>
-        </w:rPr>
-        <w:t>tačka</w:t>
-      </w:r>
-      <w:proofErr w:type="spellEnd"/>
-      <w:r>
-        <w:rPr>
-          <w:lang w:val="en-US"/>
-        </w:rPr>
-        <w:t xml:space="preserve">. </w:t>
-      </w:r>
-      <w:r>
-        <w:rPr>
-          <w:lang w:val="en-US"/>
-        </w:rPr>
-        <w:t xml:space="preserve">Optimizer koji </w:t>
-      </w:r>
-      <w:proofErr w:type="spellStart"/>
-      <w:r>
-        <w:rPr>
-          <w:lang w:val="en-US"/>
-        </w:rPr>
-        <w:t>koristimo</w:t>
-      </w:r>
-      <w:proofErr w:type="spellEnd"/>
-      <w:r>
-        <w:rPr>
-          <w:lang w:val="en-US"/>
-        </w:rPr>
-        <w:t xml:space="preserve">, Adam, </w:t>
-      </w:r>
-      <w:proofErr w:type="spellStart"/>
-      <w:r>
-        <w:rPr>
-          <w:lang w:val="en-US"/>
-        </w:rPr>
-        <w:t>će</w:t>
-      </w:r>
-      <w:proofErr w:type="spellEnd"/>
-      <w:r>
-        <w:rPr>
-          <w:lang w:val="en-US"/>
-        </w:rPr>
-        <w:t xml:space="preserve"> automatski promjeniti </w:t>
-      </w:r>
-      <w:proofErr w:type="spellStart"/>
-      <w:r>
-        <w:rPr>
-          <w:lang w:val="en-US"/>
-        </w:rPr>
-        <w:t>stopu</w:t>
-      </w:r>
-      <w:proofErr w:type="spellEnd"/>
-      <w:r>
-        <w:rPr>
-          <w:lang w:val="en-US"/>
-        </w:rPr>
-        <w:t xml:space="preserve"> </w:t>
-      </w:r>
-      <w:proofErr w:type="spellStart"/>
-      <w:r>
-        <w:rPr>
-          <w:lang w:val="en-US"/>
-        </w:rPr>
-        <w:t>učenja</w:t>
-      </w:r>
-      <w:proofErr w:type="spellEnd"/>
-      <w:r>
-        <w:rPr>
-          <w:lang w:val="en-US"/>
-        </w:rPr>
-        <w:t xml:space="preserve"> uko</w:t>
-      </w:r>
-      <w:r>
-        <w:rPr>
-          <w:lang w:val="en-US"/>
-        </w:rPr>
-        <w:t xml:space="preserve">liko potrebno. </w:t>
-      </w:r>
-    </w:p>
-    <w:p>
-      <w:pPr>
-        <w:rPr>
-          <w:lang w:val="en-US"/>
-        </w:rPr>
-      </w:pPr>
-    </w:p>
-    <w:p>
-      <w:pPr>
-        <w:rPr>
-          <w:lang w:val="en-US"/>
-        </w:rPr>
-      </w:pPr>
-    </w:p>
-    <w:p>
-      <w:pPr>
-        <w:rPr>
-          <w:lang w:val="en-US"/>
-        </w:rPr>
-      </w:pPr>
-    </w:p>
-    <w:p>
-      <w:pPr>
-        <w:rPr>
-          <w:lang w:val="en-US"/>
-        </w:rPr>
-      </w:pPr>
-    </w:p>
-    <w:p>
-      <w:pPr>
-        <w:rPr>
-          <w:lang w:val="en-US"/>
-        </w:rPr>
-      </w:pPr>
-    </w:p>
-    <w:p>
-      <w:pPr>
-        <w:rPr>
-          <w:lang w:val="en-US"/>
-        </w:rPr>
-      </w:pPr>
-    </w:p>
-    <w:p/>
-    <w:p>
-      <w:pPr>
         <w:pStyle w:val="Naslov3"/>
         <w:rPr>
           <w:lang w:val="en-GB"/>
-        </w:rPr>
-      </w:pPr>
-      <w:proofErr w:type="spellStart"/>
-      <w:r>
-        <w:t>Prepocesiranje</w:t>
-      </w:r>
-      <w:proofErr w:type="spellEnd"/>
-      <w:r>
-        <w:t xml:space="preserve"> slika</w:t>
-      </w:r>
-    </w:p>
-    <w:p>
-      <w:pPr>
-        <w:rPr>
-          <w:lang w:val="en-US"/>
-        </w:rPr>
-      </w:pPr>
-    </w:p>
-    <w:p>
-      <w:pPr>
-        <w:rPr>
-          <w:lang w:val="en-US"/>
-        </w:rPr>
-      </w:pPr>
-    </w:p>
-    <w:p>
-      <w:pPr>
-        <w:rPr>
-          <w:lang w:val="en-US"/>
-        </w:rPr>
-      </w:pPr>
-    </w:p>
-    <w:p>
-      <w:pPr>
-        <w:rPr>
-          <w:lang w:val="en-US"/>
-        </w:rPr>
-      </w:pPr>
-    </w:p>
-    <w:p>
-      <w:pPr>
-        <w:rPr>
-          <w:lang w:val="en-US"/>
-        </w:rPr>
-      </w:pPr>
-    </w:p>
-    <w:p>
-      <w:pPr>
-        <w:rPr>
-          <w:lang w:val="en-US"/>
-        </w:rPr>
-      </w:pPr>
-    </w:p>
-    <w:p>
-      <w:pPr>
-        <w:rPr>
-          <w:lang w:val="en-US"/>
-        </w:rPr>
-      </w:pPr>
-    </w:p>
-    <w:p>
-      <w:pPr>
-        <w:rPr>
-          <w:lang w:val="en-US"/>
-        </w:rPr>
-      </w:pPr>
-    </w:p>
-    <w:p>
-      <w:pPr>
-        <w:rPr>
-          <w:lang w:val="en-US"/>
-        </w:rPr>
-      </w:pPr>
-    </w:p>
-    <w:p>
-      <w:pPr>
-        <w:rPr>
-          <w:lang w:val="en-US"/>
-        </w:rPr>
-      </w:pPr>
-    </w:p>
-    <w:p>
-      <w:pPr>
-        <w:rPr>
-          <w:lang w:val="en-US"/>
-        </w:rPr>
-      </w:pPr>
-    </w:p>
-    <w:p>
-      <w:pPr>
-        <w:rPr>
-          <w:lang w:val="en-US"/>
-        </w:rPr>
-      </w:pPr>
-    </w:p>
-    <w:p>
-      <w:pPr>
-        <w:rPr>
-          <w:lang w:val="en-US"/>
-        </w:rPr>
-      </w:pPr>
-    </w:p>
-    <w:p>
-      <w:pPr>
-        <w:rPr>
-          <w:lang w:val="en-US"/>
-        </w:rPr>
-      </w:pPr>
-    </w:p>
-    <w:p>
-      <w:pPr>
-        <w:rPr>
-          <w:lang w:val="en-US"/>
-        </w:rPr>
-      </w:pPr>
-    </w:p>
-    <w:p>
-      <w:pPr>
-        <w:rPr>
-          <w:lang w:val="en-US"/>
-        </w:rPr>
-      </w:pPr>
-    </w:p>
-    <w:p>
-      <w:pPr>
-        <w:rPr>
-          <w:lang w:val="en-US"/>
-        </w:rPr>
-      </w:pPr>
-    </w:p>
-    <w:p>
-      <w:pPr>
-        <w:rPr>
-          <w:lang w:val="en-US"/>
-        </w:rPr>
-      </w:pPr>
-    </w:p>
-    <w:p>
-      <w:pPr>
-        <w:rPr>
-          <w:lang w:val="en-US"/>
-        </w:rPr>
-      </w:pPr>
-    </w:p>
-    <w:p>
-      <w:pPr>
-        <w:rPr>
-          <w:lang w:val="en-US"/>
-        </w:rPr>
-      </w:pPr>
-    </w:p>
-    <w:p>
-      <w:pPr>
-        <w:rPr>
-          <w:lang w:val="en-US"/>
-        </w:rPr>
-      </w:pPr>
-    </w:p>
-    <w:p>
-      <w:pPr>
-        <w:rPr>
-          <w:lang w:val="en-US"/>
-        </w:rPr>
-      </w:pPr>
-    </w:p>
-    <w:p>
-      <w:pPr>
-        <w:rPr>
-          <w:lang w:val="en-US"/>
-        </w:rPr>
-      </w:pPr>
-    </w:p>
-    <w:p>
-      <w:pPr>
-        <w:rPr>
-          <w:lang w:val="en-US"/>
-        </w:rPr>
-      </w:pPr>
-    </w:p>
-    <w:p>
-      <w:pPr>
-        <w:rPr>
-          <w:lang w:val="en-US"/>
         </w:rPr>
       </w:pPr>
     </w:p>
@@ -9754,8 +9705,11 @@
       </w:r>
     </w:p>
     <w:p/>
-    <w:p>
-      <w:r>
+    <w:p/>
+    <w:p/>
+    <w:p>
+      <w:r>
+        <w:lastRenderedPageBreak/>
         <w:t xml:space="preserve">5. Višestruke </w:t>
       </w:r>
       <w:proofErr w:type="spellStart"/>
@@ -9769,7 +9723,6 @@
     </w:p>
     <w:p>
       <w:r>
-        <w:lastRenderedPageBreak/>
         <w:t xml:space="preserve">Iako su početni parametri fiksirani, sam proces treniranja je veoma kompleksan i može doći do varijacije prilikom istovremenog </w:t>
       </w:r>
       <w:proofErr w:type="spellStart"/>
@@ -12018,7 +11971,6 @@
   <w:style w:type="character" w:default="1" w:styleId="Zadanifontparagrafa">
     <w:name w:val="Default Paragraph Font"/>
     <w:uiPriority w:val="1"/>
-    <w:semiHidden/>
     <w:unhideWhenUsed/>
   </w:style>
   <w:style w:type="table" w:default="1" w:styleId="Normalnatabela">

--- a/1.docx
+++ b/1.docx
@@ -1,6 +1,6 @@
 
 <file path=word/document.xml><?xml version="1.0" encoding="utf-8"?>
-<w:document xmlns:wpc="http://schemas.microsoft.com/office/word/2010/wordprocessingCanvas" xmlns:cx="http://schemas.microsoft.com/office/drawing/2014/chartex" xmlns:cx1="http://schemas.microsoft.com/office/drawing/2015/9/8/chartex" xmlns:cx2="http://schemas.microsoft.com/office/drawing/2015/10/21/chartex" xmlns:cx3="http://schemas.microsoft.com/office/drawing/2016/5/9/chartex" xmlns:cx4="http://schemas.microsoft.com/office/drawing/2016/5/10/chartex" xmlns:cx5="http://schemas.microsoft.com/office/drawing/2016/5/11/chartex" xmlns:cx6="http://schemas.microsoft.com/office/drawing/2016/5/12/chartex" xmlns:cx7="http://schemas.microsoft.com/office/drawing/2016/5/13/chartex" xmlns:cx8="http://schemas.microsoft.com/office/drawing/2016/5/14/chartex" xmlns:mc="http://schemas.openxmlformats.org/markup-compatibility/2006" xmlns:aink="http://schemas.microsoft.com/office/drawing/2016/ink" xmlns:am3d="http://schemas.microsoft.com/office/drawing/2017/model3d" xmlns:o="urn:schemas-microsoft-com:office:office" xmlns:oel="http://schemas.microsoft.com/office/2019/extlst" xmlns:r="http://schemas.openxmlformats.org/officeDocument/2006/relationships" xmlns:m="http://schemas.openxmlformats.org/officeDocument/2006/math" xmlns:v="urn:schemas-microsoft-com:vml" xmlns:wp14="http://schemas.microsoft.com/office/word/2010/wordprocessingDrawing" xmlns:wp="http://schemas.openxmlformats.org/drawingml/2006/wordprocessingDrawing" xmlns:w10="urn:schemas-microsoft-com:office:word" xmlns:w="http://schemas.openxmlformats.org/wordprocessingml/2006/main" xmlns:w14="http://schemas.microsoft.com/office/word/2010/wordml" xmlns:w15="http://schemas.microsoft.com/office/word/2012/wordml" xmlns:w16cex="http://schemas.microsoft.com/office/word/2018/wordml/cex" xmlns:w16cid="http://schemas.microsoft.com/office/word/2016/wordml/cid" xmlns:w16="http://schemas.microsoft.com/office/word/2018/wordml" xmlns:w16du="http://schemas.microsoft.com/office/word/2023/wordml/word16du" xmlns:w16sdtdh="http://schemas.microsoft.com/office/word/2020/wordml/sdtdatahash" xmlns:w16sdtfl="http://schemas.microsoft.com/office/word/2024/wordml/sdtformatlock" xmlns:w16se="http://schemas.microsoft.com/office/word/2015/wordml/symex" xmlns:wpg="http://schemas.microsoft.com/office/word/2010/wordprocessingGroup" xmlns:wpi="http://schemas.microsoft.com/office/word/2010/wordprocessingInk" xmlns:wne="http://schemas.microsoft.com/office/word/2006/wordml" xmlns:wps="http://schemas.microsoft.com/office/word/2010/wordprocessingShape" mc:Ignorable="w14 w15 w16se w16cid w16 w16cex w16sdtdh w16sdtfl w16du wp14">
+<w:document xmlns:wpc="http://schemas.microsoft.com/office/word/2010/wordprocessingCanvas" xmlns:cx="http://schemas.microsoft.com/office/drawing/2014/chartex" xmlns:cx1="http://schemas.microsoft.com/office/drawing/2015/9/8/chartex" xmlns:cx2="http://schemas.microsoft.com/office/drawing/2015/10/21/chartex" xmlns:cx3="http://schemas.microsoft.com/office/drawing/2016/5/9/chartex" xmlns:cx4="http://schemas.microsoft.com/office/drawing/2016/5/10/chartex" xmlns:cx5="http://schemas.microsoft.com/office/drawing/2016/5/11/chartex" xmlns:cx6="http://schemas.microsoft.com/office/drawing/2016/5/12/chartex" xmlns:cx7="http://schemas.microsoft.com/office/drawing/2016/5/13/chartex" xmlns:cx8="http://schemas.microsoft.com/office/drawing/2016/5/14/chartex" xmlns:mc="http://schemas.openxmlformats.org/markup-compatibility/2006" xmlns:aink="http://schemas.microsoft.com/office/drawing/2016/ink" xmlns:am3d="http://schemas.microsoft.com/office/drawing/2017/model3d" xmlns:o="urn:schemas-microsoft-com:office:office" xmlns:r="http://schemas.openxmlformats.org/officeDocument/2006/relationships" xmlns:m="http://schemas.openxmlformats.org/officeDocument/2006/math" xmlns:v="urn:schemas-microsoft-com:vml" xmlns:wp14="http://schemas.microsoft.com/office/word/2010/wordprocessingDrawing" xmlns:wp="http://schemas.openxmlformats.org/drawingml/2006/wordprocessingDrawing" xmlns:w10="urn:schemas-microsoft-com:office:word" xmlns:w="http://schemas.openxmlformats.org/wordprocessingml/2006/main" xmlns:w14="http://schemas.microsoft.com/office/word/2010/wordml" xmlns:w15="http://schemas.microsoft.com/office/word/2012/wordml" xmlns:w16cex="http://schemas.microsoft.com/office/word/2018/wordml/cex" xmlns:w16cid="http://schemas.microsoft.com/office/word/2016/wordml/cid" xmlns:w16="http://schemas.microsoft.com/office/word/2018/wordml" xmlns:w16sdtdh="http://schemas.microsoft.com/office/word/2020/wordml/sdtdatahash" xmlns:w16se="http://schemas.microsoft.com/office/word/2015/wordml/symex" xmlns:wpg="http://schemas.microsoft.com/office/word/2010/wordprocessingGroup" xmlns:wpi="http://schemas.microsoft.com/office/word/2010/wordprocessingInk" xmlns:wne="http://schemas.microsoft.com/office/word/2006/wordml" xmlns:wps="http://schemas.microsoft.com/office/word/2010/wordprocessingShape" mc:Ignorable="w14 w15 w16se w16cid w16 w16cex w16sdtdh wp14">
   <w:body>
     <w:p>
       <w:pPr>
@@ -25,7 +25,7 @@
     </w:p>
     <w:p>
       <w:pPr>
-        <w:pStyle w:val="Naslov2"/>
+        <w:pStyle w:val="Heading2"/>
       </w:pPr>
       <w:r>
         <w:t>Uvod</w:t>
@@ -33,15 +33,7 @@
     </w:p>
     <w:p>
       <w:r>
-        <w:t xml:space="preserve">Prije razvoja mašinskog učenja mnoge probleme je bilo teško ili gotovo nemoguće </w:t>
-      </w:r>
-      <w:proofErr w:type="spellStart"/>
-      <w:r>
-        <w:t>rješiti</w:t>
-      </w:r>
-      <w:proofErr w:type="spellEnd"/>
-      <w:r>
-        <w:t xml:space="preserve"> klasičnim programiranjem. Mašinsko učenje nam omogućuje da rješavamo ogroman skup problema poput: dijagnoze medicinskih slika za prisustvo anomalija</w:t>
+        <w:t>Prije razvoja mašinskog učenja mnoge probleme je bilo teško ili gotovo nemoguće rješiti klasičnim programiranjem. Mašinsko učenje nam omogućuje da rješavamo ogroman skup problema poput: dijagnoze medicinskih slika za prisustvo anomalija</w:t>
       </w:r>
       <w:r>
         <w:t>,</w:t>
@@ -49,24 +41,11 @@
       <w:r>
         <w:t xml:space="preserve"> </w:t>
       </w:r>
-      <w:proofErr w:type="spellStart"/>
-      <w:r>
-        <w:t>samovozeći</w:t>
-      </w:r>
-      <w:proofErr w:type="spellEnd"/>
-      <w:r>
-        <w:t xml:space="preserve"> automobili, generisanje sadržaja pomoću generativnih modela</w:t>
-      </w:r>
-      <w:r>
-        <w:t xml:space="preserve">, </w:t>
-      </w:r>
-      <w:proofErr w:type="spellStart"/>
-      <w:r>
-        <w:t>predviđanja</w:t>
-      </w:r>
-      <w:proofErr w:type="spellEnd"/>
-      <w:r>
-        <w:t xml:space="preserve"> cijena proizvoda i budućih prihoda</w:t>
+      <w:r>
+        <w:t>samovozeći automobili, generisanje sadržaja pomoću generativnih modela</w:t>
+      </w:r>
+      <w:r>
+        <w:t>, predviđanja cijena proizvoda i budućih prihoda</w:t>
       </w:r>
       <w:r>
         <w:t xml:space="preserve"> te </w:t>
@@ -80,35 +59,14 @@
     </w:p>
     <w:p>
       <w:r>
-        <w:t xml:space="preserve">Algoritmi koji </w:t>
-      </w:r>
-      <w:proofErr w:type="spellStart"/>
-      <w:r>
-        <w:t>omogućavaju</w:t>
-      </w:r>
-      <w:proofErr w:type="spellEnd"/>
-      <w:r>
-        <w:t xml:space="preserve"> da se dati problemi </w:t>
-      </w:r>
-      <w:proofErr w:type="spellStart"/>
-      <w:r>
-        <w:t>rješe</w:t>
-      </w:r>
-      <w:proofErr w:type="spellEnd"/>
-      <w:r>
-        <w:t xml:space="preserve"> su veoma kompleksni</w:t>
+        <w:t>Algoritmi koji omogućavaju da se dati problemi rješe su veoma kompleksni</w:t>
       </w:r>
       <w:r>
         <w:t xml:space="preserve"> i bilo bi ih veoma teško implementirati</w:t>
       </w:r>
       <w:r>
-        <w:t xml:space="preserve"> iz </w:t>
-      </w:r>
-      <w:proofErr w:type="spellStart"/>
-      <w:r>
-        <w:t>početka</w:t>
-      </w:r>
-      <w:proofErr w:type="spellEnd"/>
+        <w:t xml:space="preserve"> iz početka</w:t>
+      </w:r>
       <w:r>
         <w:t xml:space="preserve">. </w:t>
       </w:r>
@@ -130,24 +88,14 @@
       <w:r>
         <w:t xml:space="preserve">uveliko </w:t>
       </w:r>
-      <w:proofErr w:type="spellStart"/>
-      <w:r>
-        <w:t>olakšali</w:t>
-      </w:r>
-      <w:proofErr w:type="spellEnd"/>
-      <w:r>
-        <w:t xml:space="preserve"> </w:t>
+      <w:r>
+        <w:t xml:space="preserve">olakšali </w:t>
       </w:r>
       <w:r>
         <w:t xml:space="preserve">korištenje </w:t>
       </w:r>
-      <w:proofErr w:type="spellStart"/>
-      <w:r>
-        <w:t>datih</w:t>
-      </w:r>
-      <w:proofErr w:type="spellEnd"/>
-      <w:r>
-        <w:t xml:space="preserve"> algori</w:t>
+      <w:r>
+        <w:t>datih algori</w:t>
       </w:r>
       <w:r>
         <w:t>tama</w:t>
@@ -155,491 +103,159 @@
       <w:r>
         <w:t xml:space="preserve"> poput </w:t>
       </w:r>
-      <w:proofErr w:type="spellStart"/>
-      <w:r>
-        <w:t>PyTorch</w:t>
-      </w:r>
-      <w:proofErr w:type="spellEnd"/>
-      <w:r>
-        <w:t xml:space="preserve">, </w:t>
-      </w:r>
-      <w:proofErr w:type="spellStart"/>
-      <w:r>
-        <w:t>Tensorflow</w:t>
-      </w:r>
-      <w:proofErr w:type="spellEnd"/>
-      <w:r>
-        <w:t xml:space="preserve"> i </w:t>
-      </w:r>
-      <w:proofErr w:type="spellStart"/>
-      <w:r>
-        <w:t>Keras</w:t>
-      </w:r>
-      <w:proofErr w:type="spellEnd"/>
+      <w:r>
+        <w:t xml:space="preserve">PyTorch, Tensorflow i Keras. </w:t>
+      </w:r>
+      <w:r>
+        <w:t xml:space="preserve">Neki od algoritama koje </w:t>
+      </w:r>
+      <w:r>
+        <w:t xml:space="preserve">nam </w:t>
+      </w:r>
+      <w:r>
+        <w:t>date biblioteke pružaju su: linearna regresija za predviđanje cijena, neuralne mreže za detekciju anomalija, logistička regresija za predviđanje spam majlova i mnogi drugi</w:t>
+      </w:r>
+      <w:r>
+        <w:t>.</w:t>
+      </w:r>
+    </w:p>
+    <w:p>
+      <w:r>
+        <w:t>PyTorch, Tensorflow i Keras su dakle biblioteke koje nam omogućavaju korištenje datih kompleksnih algoritama i sve tri date bibloteke su implementirane u Python programskog jeziku te su javno dostupne na Github platformi. Pregledom nekih od datih projekata možemo da vidimo samu njihovu popularnost i samim time popularnost Python programskog jezika.</w:t>
+      </w:r>
+      <w:r>
+        <w:t xml:space="preserve"> </w:t>
+      </w:r>
+      <w:r>
+        <w:t xml:space="preserve">PyTorch projekat </w:t>
+      </w:r>
+      <w:r>
+        <w:t xml:space="preserve">ima preko 100 hiljada commita, 4000 </w:t>
+      </w:r>
+      <w:r>
+        <w:t>k</w:t>
+      </w:r>
+      <w:r>
+        <w:t xml:space="preserve">ontributora i koristi se u 800 hiljada projekata. </w:t>
+      </w:r>
+      <w:r>
+        <w:t>P</w:t>
+      </w:r>
+      <w:r>
+        <w:t xml:space="preserve">o </w:t>
+      </w:r>
+      <w:r>
+        <w:t xml:space="preserve">github istraživanju </w:t>
+      </w:r>
+      <w:r>
+        <w:t>iz 2025</w:t>
+      </w:r>
+      <w:r>
+        <w:t>. godine(</w:t>
+      </w:r>
+      <w:r>
+        <w:fldChar w:fldCharType="begin"/>
+      </w:r>
+      <w:r>
+        <w:instrText xml:space="preserve"> HYPERLINK "https://github.blog/news-insig</w:instrText>
+      </w:r>
+      <w:r>
+        <w:instrText xml:space="preserve">hts/octoverse/octoverse-a-new-developer-joins-github-every-second-as-ai-leads-typescript-to-1/" </w:instrText>
+      </w:r>
+      <w:r>
+        <w:fldChar w:fldCharType="separate"/>
+      </w:r>
+      <w:r>
+        <w:rPr>
+          <w:rStyle w:val="Hyperlink"/>
+        </w:rPr>
+        <w:t>https://github.blog/news-insights/octoverse/octoverse-a-new-developer-joins-github-every-second-as-ai-leads-typescript-to-1/</w:t>
+      </w:r>
+      <w:r>
+        <w:rPr>
+          <w:rStyle w:val="Hyperlink"/>
+        </w:rPr>
+        <w:fldChar w:fldCharType="end"/>
+      </w:r>
+      <w:r>
+        <w:t xml:space="preserve">) </w:t>
+      </w:r>
+      <w:r>
+        <w:t>Python dominira u AI projektima i gotovo pola svih novih AI projekta su napisani u Pythonu</w:t>
+      </w:r>
+      <w:r>
+        <w:t xml:space="preserve">. Možemo </w:t>
+      </w:r>
+      <w:r>
+        <w:t xml:space="preserve">dakle </w:t>
+      </w:r>
+      <w:r>
+        <w:t>reći da je Python najkorišteniji programski jezik za rješavanja problema mašinskog učenja</w:t>
+      </w:r>
+      <w:r>
+        <w:t>.</w:t>
+      </w:r>
+    </w:p>
+    <w:p>
+      <w:r>
+        <w:t xml:space="preserve">Veliki broj developera ne koristi python programski jezik te veliki broj aplikacije nije napisano u pythonu </w:t>
+      </w:r>
+      <w:r>
+        <w:t>Python</w:t>
+      </w:r>
+      <w:r>
+        <w:t>, te sa tim u vezi postoji mogućnosti korištenja datih algoritama i van Python okruženja</w:t>
+      </w:r>
       <w:r>
         <w:t xml:space="preserve">. </w:t>
       </w:r>
       <w:r>
-        <w:t xml:space="preserve">Neki od algoritama koje </w:t>
-      </w:r>
-      <w:r>
-        <w:t xml:space="preserve">nam </w:t>
-      </w:r>
-      <w:r>
-        <w:t xml:space="preserve">date biblioteke pružaju su: linearna regresija za </w:t>
-      </w:r>
-      <w:proofErr w:type="spellStart"/>
-      <w:r>
-        <w:t>predviđanje</w:t>
-      </w:r>
-      <w:proofErr w:type="spellEnd"/>
-      <w:r>
-        <w:t xml:space="preserve"> cijena, </w:t>
-      </w:r>
-      <w:proofErr w:type="spellStart"/>
-      <w:r>
-        <w:t>neuralne</w:t>
-      </w:r>
-      <w:proofErr w:type="spellEnd"/>
-      <w:r>
-        <w:t xml:space="preserve"> mreže za detekciju anomalija, logistička regresija za </w:t>
-      </w:r>
-      <w:proofErr w:type="spellStart"/>
-      <w:r>
-        <w:t>predviđanje</w:t>
-      </w:r>
-      <w:proofErr w:type="spellEnd"/>
-      <w:r>
-        <w:t xml:space="preserve"> </w:t>
-      </w:r>
-      <w:proofErr w:type="spellStart"/>
-      <w:r>
-        <w:t>spam</w:t>
-      </w:r>
-      <w:proofErr w:type="spellEnd"/>
-      <w:r>
-        <w:t xml:space="preserve"> </w:t>
-      </w:r>
-      <w:proofErr w:type="spellStart"/>
-      <w:r>
-        <w:t>majlova</w:t>
-      </w:r>
-      <w:proofErr w:type="spellEnd"/>
-      <w:r>
-        <w:t xml:space="preserve"> i mnogi drugi</w:t>
-      </w:r>
-      <w:r>
-        <w:t>.</w:t>
-      </w:r>
-    </w:p>
-    <w:p>
-      <w:proofErr w:type="spellStart"/>
-      <w:r>
-        <w:t>PyTorch</w:t>
-      </w:r>
-      <w:proofErr w:type="spellEnd"/>
-      <w:r>
-        <w:t xml:space="preserve">, </w:t>
-      </w:r>
-      <w:proofErr w:type="spellStart"/>
-      <w:r>
-        <w:t>Tensorflow</w:t>
-      </w:r>
-      <w:proofErr w:type="spellEnd"/>
-      <w:r>
-        <w:t xml:space="preserve"> i </w:t>
-      </w:r>
-      <w:proofErr w:type="spellStart"/>
-      <w:r>
-        <w:t>Keras</w:t>
-      </w:r>
-      <w:proofErr w:type="spellEnd"/>
-      <w:r>
-        <w:t xml:space="preserve"> su dakle biblioteke koje nam </w:t>
-      </w:r>
-      <w:proofErr w:type="spellStart"/>
-      <w:r>
-        <w:t>omogućavaju</w:t>
-      </w:r>
-      <w:proofErr w:type="spellEnd"/>
-      <w:r>
-        <w:t xml:space="preserve"> korištenje </w:t>
-      </w:r>
-      <w:proofErr w:type="spellStart"/>
-      <w:r>
-        <w:t>datih</w:t>
-      </w:r>
-      <w:proofErr w:type="spellEnd"/>
-      <w:r>
-        <w:t xml:space="preserve"> kompleksnih algoritama i sve tri date </w:t>
-      </w:r>
-      <w:proofErr w:type="spellStart"/>
-      <w:r>
-        <w:t>bibloteke</w:t>
-      </w:r>
-      <w:proofErr w:type="spellEnd"/>
-      <w:r>
-        <w:t xml:space="preserve"> su implementirane u </w:t>
-      </w:r>
-      <w:proofErr w:type="spellStart"/>
-      <w:r>
-        <w:t>Python</w:t>
-      </w:r>
-      <w:proofErr w:type="spellEnd"/>
-      <w:r>
-        <w:t xml:space="preserve"> programskog jeziku te su javno dostupne na </w:t>
-      </w:r>
-      <w:proofErr w:type="spellStart"/>
-      <w:r>
-        <w:t>Github</w:t>
-      </w:r>
-      <w:proofErr w:type="spellEnd"/>
-      <w:r>
-        <w:t xml:space="preserve"> platformi. Pregledom nekih od </w:t>
-      </w:r>
-      <w:proofErr w:type="spellStart"/>
-      <w:r>
-        <w:t>datih</w:t>
-      </w:r>
-      <w:proofErr w:type="spellEnd"/>
-      <w:r>
-        <w:t xml:space="preserve"> projekata možemo da vidimo samu njihovu popularnost i samim time popularnost </w:t>
-      </w:r>
-      <w:proofErr w:type="spellStart"/>
-      <w:r>
-        <w:t>Python</w:t>
-      </w:r>
-      <w:proofErr w:type="spellEnd"/>
-      <w:r>
-        <w:t xml:space="preserve"> programskog jezika.</w:t>
-      </w:r>
-      <w:r>
-        <w:t xml:space="preserve"> </w:t>
-      </w:r>
-      <w:proofErr w:type="spellStart"/>
-      <w:r>
-        <w:t>PyTorch</w:t>
-      </w:r>
-      <w:proofErr w:type="spellEnd"/>
-      <w:r>
-        <w:t xml:space="preserve"> </w:t>
-      </w:r>
-      <w:proofErr w:type="spellStart"/>
-      <w:r>
-        <w:t>projekat</w:t>
-      </w:r>
-      <w:proofErr w:type="spellEnd"/>
-      <w:r>
-        <w:t xml:space="preserve"> </w:t>
-      </w:r>
-      <w:r>
-        <w:t xml:space="preserve">ima preko 100 hiljada </w:t>
-      </w:r>
-      <w:proofErr w:type="spellStart"/>
-      <w:r>
-        <w:t>commita</w:t>
-      </w:r>
-      <w:proofErr w:type="spellEnd"/>
-      <w:r>
-        <w:t xml:space="preserve">, 4000 </w:t>
-      </w:r>
-      <w:proofErr w:type="spellStart"/>
-      <w:r>
-        <w:t>k</w:t>
-      </w:r>
-      <w:r>
-        <w:t>ontributora</w:t>
-      </w:r>
-      <w:proofErr w:type="spellEnd"/>
-      <w:r>
-        <w:t xml:space="preserve"> i koristi se u 800 hiljada projekata. </w:t>
-      </w:r>
-      <w:r>
-        <w:t>P</w:t>
-      </w:r>
-      <w:r>
-        <w:t xml:space="preserve">o </w:t>
-      </w:r>
-      <w:proofErr w:type="spellStart"/>
-      <w:r>
-        <w:t>github</w:t>
-      </w:r>
-      <w:proofErr w:type="spellEnd"/>
-      <w:r>
-        <w:t xml:space="preserve"> </w:t>
-      </w:r>
-      <w:proofErr w:type="spellStart"/>
-      <w:r>
-        <w:t>istraživanju</w:t>
-      </w:r>
-      <w:proofErr w:type="spellEnd"/>
-      <w:r>
-        <w:t xml:space="preserve"> </w:t>
-      </w:r>
-      <w:r>
-        <w:t>iz 2025</w:t>
-      </w:r>
-      <w:r>
-        <w:t>. godine(</w:t>
-      </w:r>
-      <w:hyperlink r:id="rId5" w:history="1">
-        <w:r>
-          <w:rPr>
-            <w:rStyle w:val="Hiperveza"/>
-          </w:rPr>
-          <w:t>https://github.blog/news-insights/octoverse/octoverse-a-new-developer-joins-github-every-second-as-ai-leads-typescript-to-1/</w:t>
-        </w:r>
-      </w:hyperlink>
-      <w:r>
-        <w:t xml:space="preserve">) </w:t>
-      </w:r>
-      <w:proofErr w:type="spellStart"/>
-      <w:r>
-        <w:t>Python</w:t>
-      </w:r>
-      <w:proofErr w:type="spellEnd"/>
-      <w:r>
-        <w:t xml:space="preserve"> dominira u AI projektima i gotovo pola svih novih AI projekta su napisani u </w:t>
-      </w:r>
-      <w:proofErr w:type="spellStart"/>
-      <w:r>
-        <w:t>Pythonu</w:t>
-      </w:r>
-      <w:proofErr w:type="spellEnd"/>
-      <w:r>
-        <w:t xml:space="preserve">. Možemo </w:t>
-      </w:r>
-      <w:r>
-        <w:t xml:space="preserve">dakle </w:t>
-      </w:r>
-      <w:r>
-        <w:t xml:space="preserve">reći da je </w:t>
-      </w:r>
-      <w:proofErr w:type="spellStart"/>
-      <w:r>
-        <w:t>Python</w:t>
-      </w:r>
-      <w:proofErr w:type="spellEnd"/>
-      <w:r>
-        <w:t xml:space="preserve"> najkorišteniji programski jezik za rješavanja problema mašinskog učenja</w:t>
-      </w:r>
-      <w:r>
-        <w:t>.</w:t>
-      </w:r>
-    </w:p>
-    <w:p>
-      <w:r>
-        <w:t xml:space="preserve">Veliki broj </w:t>
-      </w:r>
-      <w:proofErr w:type="spellStart"/>
-      <w:r>
-        <w:t>developera</w:t>
-      </w:r>
-      <w:proofErr w:type="spellEnd"/>
-      <w:r>
-        <w:t xml:space="preserve"> ne koristi </w:t>
-      </w:r>
-      <w:proofErr w:type="spellStart"/>
-      <w:r>
-        <w:t>python</w:t>
-      </w:r>
-      <w:proofErr w:type="spellEnd"/>
-      <w:r>
-        <w:t xml:space="preserve"> programski jezik te veliki broj aplikacije nije napisano u </w:t>
-      </w:r>
-      <w:proofErr w:type="spellStart"/>
-      <w:r>
-        <w:t>pythonu</w:t>
-      </w:r>
-      <w:proofErr w:type="spellEnd"/>
-      <w:r>
-        <w:t xml:space="preserve"> </w:t>
-      </w:r>
-      <w:proofErr w:type="spellStart"/>
-      <w:r>
-        <w:t>Python</w:t>
-      </w:r>
-      <w:proofErr w:type="spellEnd"/>
-      <w:r>
-        <w:t xml:space="preserve">, te sa tim u vezi postoji </w:t>
-      </w:r>
-      <w:proofErr w:type="spellStart"/>
-      <w:r>
-        <w:t>mogućnosti</w:t>
-      </w:r>
-      <w:proofErr w:type="spellEnd"/>
-      <w:r>
-        <w:t xml:space="preserve"> korištenja </w:t>
-      </w:r>
-      <w:proofErr w:type="spellStart"/>
-      <w:r>
-        <w:t>datih</w:t>
-      </w:r>
-      <w:proofErr w:type="spellEnd"/>
-      <w:r>
-        <w:t xml:space="preserve"> algoritama i van </w:t>
-      </w:r>
-      <w:proofErr w:type="spellStart"/>
-      <w:r>
-        <w:t>Python</w:t>
-      </w:r>
-      <w:proofErr w:type="spellEnd"/>
-      <w:r>
-        <w:t xml:space="preserve"> </w:t>
-      </w:r>
-      <w:proofErr w:type="spellStart"/>
-      <w:r>
-        <w:t>okruženja</w:t>
-      </w:r>
-      <w:proofErr w:type="spellEnd"/>
+        <w:t xml:space="preserve">Alati koji smo naveli su </w:t>
+      </w:r>
+      <w:r>
+        <w:t>samo wrapper</w:t>
+      </w:r>
+      <w:r>
+        <w:t>i</w:t>
+      </w:r>
+      <w:r>
+        <w:t xml:space="preserve"> </w:t>
+      </w:r>
+      <w:r>
+        <w:t xml:space="preserve">ili interfejski </w:t>
+      </w:r>
+      <w:r>
+        <w:t xml:space="preserve">za </w:t>
+      </w:r>
+      <w:r>
+        <w:t>visok</w:t>
+      </w:r>
+      <w:r>
+        <w:t>o</w:t>
+      </w:r>
+      <w:r>
+        <w:t xml:space="preserve"> performantn</w:t>
+      </w:r>
+      <w:r>
+        <w:t>e</w:t>
+      </w:r>
+      <w:r>
+        <w:t xml:space="preserve"> </w:t>
+      </w:r>
+      <w:r>
+        <w:t>C++ bibliotek</w:t>
+      </w:r>
+      <w:r>
+        <w:t>e koje zapravo izvršavaju sve potrebne kalkulacije za korištenje datih algoritama</w:t>
+      </w:r>
       <w:r>
         <w:t xml:space="preserve">. </w:t>
       </w:r>
       <w:r>
-        <w:t xml:space="preserve">Alati koji smo naveli su </w:t>
-      </w:r>
-      <w:r>
-        <w:t xml:space="preserve">samo </w:t>
-      </w:r>
-      <w:proofErr w:type="spellStart"/>
-      <w:r>
-        <w:t>wrapper</w:t>
-      </w:r>
-      <w:r>
-        <w:t>i</w:t>
-      </w:r>
-      <w:proofErr w:type="spellEnd"/>
-      <w:r>
-        <w:t xml:space="preserve"> </w:t>
-      </w:r>
-      <w:r>
-        <w:t xml:space="preserve">ili </w:t>
-      </w:r>
-      <w:proofErr w:type="spellStart"/>
-      <w:r>
-        <w:t>interfejski</w:t>
-      </w:r>
-      <w:proofErr w:type="spellEnd"/>
-      <w:r>
-        <w:t xml:space="preserve"> </w:t>
-      </w:r>
-      <w:r>
-        <w:t xml:space="preserve">za </w:t>
-      </w:r>
-      <w:r>
-        <w:t>visok</w:t>
-      </w:r>
-      <w:r>
-        <w:t>o</w:t>
-      </w:r>
-      <w:r>
-        <w:t xml:space="preserve"> </w:t>
-      </w:r>
-      <w:proofErr w:type="spellStart"/>
-      <w:r>
-        <w:t>performantn</w:t>
-      </w:r>
-      <w:r>
-        <w:t>e</w:t>
-      </w:r>
-      <w:proofErr w:type="spellEnd"/>
-      <w:r>
-        <w:t xml:space="preserve"> </w:t>
-      </w:r>
-      <w:r>
-        <w:t>C++ bibliotek</w:t>
-      </w:r>
-      <w:r>
-        <w:t xml:space="preserve">e koje zapravo izvršavaju sve potrebne kalkulacije za korištenje </w:t>
-      </w:r>
-      <w:proofErr w:type="spellStart"/>
-      <w:r>
-        <w:t>datih</w:t>
-      </w:r>
-      <w:proofErr w:type="spellEnd"/>
-      <w:r>
-        <w:t xml:space="preserve"> algoritama</w:t>
-      </w:r>
-      <w:r>
-        <w:t xml:space="preserve">. </w:t>
-      </w:r>
-      <w:r>
-        <w:t xml:space="preserve">Na primjer, </w:t>
-      </w:r>
-      <w:proofErr w:type="spellStart"/>
-      <w:r>
-        <w:t>PyTorch</w:t>
-      </w:r>
-      <w:proofErr w:type="spellEnd"/>
-      <w:r>
-        <w:t xml:space="preserve"> je u biti </w:t>
-      </w:r>
-      <w:proofErr w:type="spellStart"/>
-      <w:r>
-        <w:t>Python</w:t>
-      </w:r>
-      <w:proofErr w:type="spellEnd"/>
-      <w:r>
-        <w:t xml:space="preserve"> interfejs za C++ biblioteku </w:t>
-      </w:r>
-      <w:proofErr w:type="spellStart"/>
-      <w:r>
-        <w:t>LibTorch</w:t>
-      </w:r>
-      <w:proofErr w:type="spellEnd"/>
-      <w:r>
-        <w:t xml:space="preserve"> koja je također implementirana </w:t>
-      </w:r>
-      <w:r>
-        <w:t xml:space="preserve">u drugim programskim jezicima poput </w:t>
-      </w:r>
-      <w:proofErr w:type="spellStart"/>
-      <w:r>
-        <w:t>TorchSharp</w:t>
-      </w:r>
-      <w:proofErr w:type="spellEnd"/>
-      <w:r>
-        <w:t xml:space="preserve"> za C#, </w:t>
-      </w:r>
-      <w:proofErr w:type="spellStart"/>
-      <w:r>
-        <w:t>TyTorch</w:t>
-      </w:r>
-      <w:proofErr w:type="spellEnd"/>
-      <w:r>
-        <w:t xml:space="preserve"> za </w:t>
-      </w:r>
-      <w:proofErr w:type="spellStart"/>
-      <w:r>
-        <w:t>Typescript</w:t>
-      </w:r>
-      <w:proofErr w:type="spellEnd"/>
-      <w:r>
-        <w:t>/</w:t>
-      </w:r>
-      <w:proofErr w:type="spellStart"/>
-      <w:r>
-        <w:t>Javascript</w:t>
-      </w:r>
-      <w:proofErr w:type="spellEnd"/>
-      <w:r>
-        <w:t xml:space="preserve"> te </w:t>
-      </w:r>
-      <w:proofErr w:type="spellStart"/>
-      <w:r>
-        <w:t>tch-rs</w:t>
-      </w:r>
-      <w:proofErr w:type="spellEnd"/>
-      <w:r>
-        <w:t xml:space="preserve"> za </w:t>
-      </w:r>
-      <w:proofErr w:type="spellStart"/>
-      <w:r>
-        <w:t>Rust</w:t>
-      </w:r>
-      <w:proofErr w:type="spellEnd"/>
-      <w:r>
-        <w:t>.</w:t>
+        <w:t xml:space="preserve">Na primjer, PyTorch je u biti Python interfejs za C++ biblioteku LibTorch koja je također implementirana </w:t>
+      </w:r>
+      <w:r>
+        <w:t>u drugim programskim jezicima poput TorchSharp za C#, TyTorch za Typescript/Javascript te tch-rs za Rust.</w:t>
       </w:r>
     </w:p>
     <w:p>
@@ -656,13 +272,8 @@
         <w:t xml:space="preserve"> i korištenju </w:t>
       </w:r>
       <w:r>
-        <w:t xml:space="preserve">algoritama mašinskog učenja kada se isti pozadinski kod(C++) poziva i koristi iz različitih </w:t>
-      </w:r>
-      <w:proofErr w:type="spellStart"/>
-      <w:r>
-        <w:t>okruženja</w:t>
-      </w:r>
-      <w:proofErr w:type="spellEnd"/>
+        <w:t>algoritama mašinskog učenja kada se isti pozadinski kod(C++) poziva i koristi iz različitih okruženja</w:t>
+      </w:r>
       <w:r>
         <w:t xml:space="preserve">. </w:t>
       </w:r>
@@ -676,13 +287,8 @@
       <w:r>
         <w:t xml:space="preserve"> papir </w:t>
       </w:r>
-      <w:proofErr w:type="spellStart"/>
-      <w:r>
-        <w:t>poredi</w:t>
-      </w:r>
-      <w:proofErr w:type="spellEnd"/>
-      <w:r>
-        <w:t xml:space="preserve"> </w:t>
+      <w:r>
+        <w:t xml:space="preserve">poredi </w:t>
       </w:r>
       <w:r>
         <w:t>dvije biblioteke</w:t>
@@ -690,29 +296,8 @@
       <w:r>
         <w:t xml:space="preserve">: </w:t>
       </w:r>
-      <w:proofErr w:type="spellStart"/>
-      <w:r>
-        <w:t>PyTorch</w:t>
-      </w:r>
-      <w:proofErr w:type="spellEnd"/>
-      <w:r>
-        <w:t xml:space="preserve"> iz </w:t>
-      </w:r>
-      <w:proofErr w:type="spellStart"/>
-      <w:r>
-        <w:t>Python</w:t>
-      </w:r>
-      <w:proofErr w:type="spellEnd"/>
-      <w:r>
-        <w:t xml:space="preserve"> ekosistema i </w:t>
-      </w:r>
-      <w:proofErr w:type="spellStart"/>
-      <w:r>
-        <w:t>TorchSharp</w:t>
-      </w:r>
-      <w:proofErr w:type="spellEnd"/>
-      <w:r>
-        <w:t xml:space="preserve"> i</w:t>
+      <w:r>
+        <w:t>PyTorch iz Python ekosistema i TorchSharp i</w:t>
       </w:r>
       <w:r>
         <w:t>z</w:t>
@@ -721,15 +306,7 @@
         <w:t xml:space="preserve"> C# odnosno .NET ekosistema.</w:t>
       </w:r>
       <w:r>
-        <w:t xml:space="preserve"> </w:t>
-      </w:r>
-      <w:proofErr w:type="spellStart"/>
-      <w:r>
-        <w:t>Konekretan</w:t>
-      </w:r>
-      <w:proofErr w:type="spellEnd"/>
-      <w:r>
-        <w:t xml:space="preserve"> model koji će biti treniran </w:t>
+        <w:t xml:space="preserve"> Konekretan model koji će biti treniran </w:t>
       </w:r>
       <w:r>
         <w:t xml:space="preserve">i analiziran </w:t>
@@ -738,23 +315,7 @@
         <w:t xml:space="preserve">je </w:t>
       </w:r>
       <w:r>
-        <w:t xml:space="preserve">duboka </w:t>
-      </w:r>
-      <w:proofErr w:type="spellStart"/>
-      <w:r>
-        <w:t>konvolucijska</w:t>
-      </w:r>
-      <w:proofErr w:type="spellEnd"/>
-      <w:r>
-        <w:t xml:space="preserve"> </w:t>
-      </w:r>
-      <w:proofErr w:type="spellStart"/>
-      <w:r>
-        <w:t>neuralna</w:t>
-      </w:r>
-      <w:proofErr w:type="spellEnd"/>
-      <w:r>
-        <w:t xml:space="preserve"> mreža treniranja na primjeru </w:t>
+        <w:t xml:space="preserve">duboka konvolucijska neuralna mreža treniranja na primjeru </w:t>
       </w:r>
       <w:r>
         <w:t>detekcija raka pluća na CT slikama pluća.</w:t>
@@ -766,14 +327,15 @@
     <w:p/>
     <w:p>
       <w:pPr>
-        <w:pStyle w:val="Naslov2"/>
-      </w:pPr>
-      <w:r>
+        <w:pStyle w:val="Heading2"/>
+      </w:pPr>
+      <w:r>
+        <w:lastRenderedPageBreak/>
         <w:t>T</w:t>
       </w:r>
       <w:r>
         <w:rPr>
-          <w:rStyle w:val="Naslov2Znak"/>
+          <w:rStyle w:val="Heading2Char"/>
         </w:rPr>
         <w:t>eorijska osnova</w:t>
       </w:r>
@@ -781,32 +343,16 @@
     <w:p/>
     <w:p>
       <w:pPr>
-        <w:pStyle w:val="Naslov3"/>
-      </w:pPr>
-      <w:r>
-        <w:t xml:space="preserve">Šta su </w:t>
-      </w:r>
-      <w:proofErr w:type="spellStart"/>
-      <w:r>
-        <w:t>neuralne</w:t>
-      </w:r>
-      <w:proofErr w:type="spellEnd"/>
-      <w:r>
-        <w:t xml:space="preserve"> mreže?</w:t>
-      </w:r>
-    </w:p>
-    <w:p/>
-    <w:p>
-      <w:r>
-        <w:t xml:space="preserve">Najbolji način da pokažemo kako </w:t>
-      </w:r>
-      <w:proofErr w:type="spellStart"/>
-      <w:r>
-        <w:t>neuralna</w:t>
-      </w:r>
-      <w:proofErr w:type="spellEnd"/>
-      <w:r>
-        <w:t xml:space="preserve"> mreža radi jest kroz primjer.</w:t>
+        <w:pStyle w:val="Heading3"/>
+      </w:pPr>
+      <w:r>
+        <w:t>Šta su neuralne mreže?</w:t>
+      </w:r>
+    </w:p>
+    <w:p/>
+    <w:p>
+      <w:r>
+        <w:t>Najbolji način da pokažemo kako neuralna mreža radi jest kroz primjer.</w:t>
       </w:r>
     </w:p>
     <w:p>
@@ -821,18 +367,13 @@
       </w:r>
     </w:p>
     <w:p>
-      <w:proofErr w:type="spellStart"/>
-      <w:r>
-        <w:t>Neuralna</w:t>
-      </w:r>
-      <w:proofErr w:type="spellEnd"/>
-      <w:r>
-        <w:t xml:space="preserve"> mreža se sastoji od slojeva, a svaki sloj je sačinjen od neurona. Za naš primjer, mreža ima sljedeću strukturu:</w:t>
-      </w:r>
-    </w:p>
-    <w:p>
-      <w:pPr>
-        <w:pStyle w:val="Paragrafspiska"/>
+      <w:r>
+        <w:t>Neuralna mreža se sastoji od slojeva, a svaki sloj je sačinjen od neurona. Za naš primjer, mreža ima sljedeću strukturu:</w:t>
+      </w:r>
+    </w:p>
+    <w:p>
+      <w:pPr>
+        <w:pStyle w:val="ListParagraph"/>
         <w:numPr>
           <w:ilvl w:val="0"/>
           <w:numId w:val="6"/>
@@ -847,7 +388,7 @@
     </w:p>
     <w:p>
       <w:pPr>
-        <w:pStyle w:val="Paragrafspiska"/>
+        <w:pStyle w:val="ListParagraph"/>
         <w:numPr>
           <w:ilvl w:val="0"/>
           <w:numId w:val="6"/>
@@ -859,7 +400,7 @@
     </w:p>
     <w:p>
       <w:pPr>
-        <w:pStyle w:val="Paragrafspiska"/>
+        <w:pStyle w:val="ListParagraph"/>
         <w:numPr>
           <w:ilvl w:val="0"/>
           <w:numId w:val="6"/>
@@ -871,7 +412,7 @@
     </w:p>
     <w:p>
       <w:pPr>
-        <w:pStyle w:val="Paragrafspiska"/>
+        <w:pStyle w:val="ListParagraph"/>
         <w:numPr>
           <w:ilvl w:val="0"/>
           <w:numId w:val="6"/>
@@ -891,15 +432,7 @@
     </w:p>
     <w:p>
       <w:r>
-        <w:t xml:space="preserve">Ideja iza skrivenih slojeva je prepoznavanje oblika. Uzmimo kao primjer cifru 9. Broj 9 se može opisati kao krug na vrhu i vertikalna linija na dnu. Nada bi bila da neuroni u drugom skrivenom sloju nauče prepoznavati upravo takve oblike — jedan neuron reagira na krug, drugi na liniju — te da njihova kombinovana aktivacija dovodi do </w:t>
-      </w:r>
-      <w:proofErr w:type="spellStart"/>
-      <w:r>
-        <w:t>predviđanja</w:t>
-      </w:r>
-      <w:proofErr w:type="spellEnd"/>
-      <w:r>
-        <w:t xml:space="preserve"> cifre 9. Ali kako mreža prepoznaje krug? Krug je </w:t>
+        <w:t xml:space="preserve">Ideja iza skrivenih slojeva je prepoznavanje oblika. Uzmimo kao primjer cifru 9. Broj 9 se može opisati kao krug na vrhu i vertikalna linija na dnu. Nada bi bila da neuroni u drugom skrivenom sloju nauče prepoznavati upravo takve oblike — jedan neuron reagira na krug, drugi na liniju — te da njihova kombinovana aktivacija dovodi do predviđanja cifre 9. Ali kako mreža prepoznaje krug? Krug je </w:t>
       </w:r>
       <w:r>
         <w:t xml:space="preserve">sam </w:t>
@@ -916,37 +449,13 @@
     </w:p>
     <w:p>
       <w:r>
-        <w:t xml:space="preserve">Svaki neuron predstavlja jednu numeričku vrijednost — svoju aktivaciju. Aktivacija neurona u nekom sloju </w:t>
-      </w:r>
-      <w:proofErr w:type="spellStart"/>
-      <w:r>
-        <w:t>izračunava</w:t>
-      </w:r>
-      <w:proofErr w:type="spellEnd"/>
-      <w:r>
-        <w:t xml:space="preserve"> se na osnovu aktivacija svih neurona u prethodnom sloju. Konkretno, uzimaju se aktivacije prethodnih neurona, </w:t>
-      </w:r>
-      <w:proofErr w:type="spellStart"/>
-      <w:r>
-        <w:t>množi</w:t>
-      </w:r>
-      <w:proofErr w:type="spellEnd"/>
-      <w:r>
-        <w:t xml:space="preserve"> se svaka od njih sa odgovarajućom težinom</w:t>
+        <w:t>Svaki neuron predstavlja jednu numeričku vrijednost — svoju aktivaciju. Aktivacija neurona u nekom sloju izračunava se na osnovu aktivacija svih neurona u prethodnom sloju. Konkretno, uzimaju se aktivacije prethodnih neurona, množi se svaka od njih sa odgovarajućom težinom</w:t>
       </w:r>
       <w:r>
         <w:t>,</w:t>
       </w:r>
       <w:r>
-        <w:t xml:space="preserve"> rezultati se </w:t>
-      </w:r>
-      <w:proofErr w:type="spellStart"/>
-      <w:r>
-        <w:t>sabiraju</w:t>
-      </w:r>
-      <w:proofErr w:type="spellEnd"/>
-      <w:r>
-        <w:t>, te se dodaje prag</w:t>
+        <w:t xml:space="preserve"> rezultati se sabiraju, te se dodaje prag</w:t>
       </w:r>
       <w:r>
         <w:t>.</w:t>
@@ -960,31 +469,7 @@
     </w:p>
     <w:p>
       <w:r>
-        <w:t xml:space="preserve">z = </w:t>
-      </w:r>
-      <w:proofErr w:type="spellStart"/>
-      <w:r>
-        <w:t>w₁a</w:t>
-      </w:r>
-      <w:proofErr w:type="spellEnd"/>
-      <w:r>
-        <w:t xml:space="preserve">₁ + </w:t>
-      </w:r>
-      <w:proofErr w:type="spellStart"/>
-      <w:r>
-        <w:t>w₂a</w:t>
-      </w:r>
-      <w:proofErr w:type="spellEnd"/>
-      <w:r>
-        <w:t xml:space="preserve">₂ + ... + </w:t>
-      </w:r>
-      <w:proofErr w:type="spellStart"/>
-      <w:r>
-        <w:t>wₙa</w:t>
-      </w:r>
-      <w:proofErr w:type="spellEnd"/>
-      <w:r>
-        <w:t>ₙ + b</w:t>
+        <w:t>z = w₁a₁ + w₂a₂ + ... + wₙaₙ + b</w:t>
       </w:r>
     </w:p>
     <w:p>
@@ -996,36 +481,32 @@
     <w:p/>
     <w:p>
       <w:r>
+        <w:t>Kako bi vrijednost neurona bila ograničen</w:t>
+      </w:r>
+      <w:r>
+        <w:t>a</w:t>
+      </w:r>
+      <w:r>
+        <w:t xml:space="preserve"> i kako bi mreža mogla modelirati nelinearne ovisnosti, primjenjuje se aktivacijska funkcija. </w:t>
+      </w:r>
+      <w:r>
+        <w:t>Jedan i</w:t>
+      </w:r>
+      <w:r>
+        <w:t xml:space="preserve">zbor je </w:t>
+      </w:r>
+      <w:r>
+        <w:t>ReLU</w:t>
+      </w:r>
+      <w:r>
+        <w:t xml:space="preserve"> funkcija:</w:t>
+      </w:r>
+    </w:p>
+    <w:p>
+      <w:r>
         <w:lastRenderedPageBreak/>
-        <w:t>Kako bi vrijednost neurona bila ograničen</w:t>
-      </w:r>
-      <w:r>
-        <w:t>a</w:t>
-      </w:r>
-      <w:r>
-        <w:t xml:space="preserve"> i kako bi mreža mogla modelirati nelinearne ovisnosti, primjenjuje se aktivacijska funkcija. </w:t>
-      </w:r>
-      <w:r>
-        <w:t>Jedan i</w:t>
-      </w:r>
-      <w:r>
-        <w:t xml:space="preserve">zbor je </w:t>
-      </w:r>
-      <w:proofErr w:type="spellStart"/>
-      <w:r>
         <w:t>ReLU</w:t>
       </w:r>
-      <w:proofErr w:type="spellEnd"/>
-      <w:r>
-        <w:t xml:space="preserve"> funkcija:</w:t>
-      </w:r>
-    </w:p>
-    <w:p>
-      <w:proofErr w:type="spellStart"/>
-      <w:r>
-        <w:t>ReLU</w:t>
-      </w:r>
-      <w:proofErr w:type="spellEnd"/>
       <w:r>
         <w:t>(</w:t>
       </w:r>
@@ -1035,31 +516,13 @@
       <w:r>
         <w:t xml:space="preserve">) = </w:t>
       </w:r>
-      <w:proofErr w:type="spellStart"/>
-      <w:r>
-        <w:t>max</w:t>
-      </w:r>
-      <w:proofErr w:type="spellEnd"/>
-      <w:r>
-        <w:t>(0, z)</w:t>
-      </w:r>
-    </w:p>
-    <w:p>
-      <w:proofErr w:type="spellStart"/>
-      <w:r>
-        <w:t>ReLU</w:t>
-      </w:r>
-      <w:proofErr w:type="spellEnd"/>
-      <w:r>
-        <w:t xml:space="preserve"> funkcija preslikava broj tako da negativne vrijednost idu u 0 dok </w:t>
-      </w:r>
-      <w:proofErr w:type="spellStart"/>
-      <w:r>
-        <w:t>pozitvne</w:t>
-      </w:r>
-      <w:proofErr w:type="spellEnd"/>
-      <w:r>
-        <w:t xml:space="preserve"> vrijednost </w:t>
+      <w:r>
+        <w:t>max(0, z)</w:t>
+      </w:r>
+    </w:p>
+    <w:p>
+      <w:r>
+        <w:t xml:space="preserve">ReLU funkcija preslikava broj tako da negativne vrijednost idu u 0 dok pozitvne vrijednost </w:t>
       </w:r>
       <w:r>
         <w:t>ostaju kakve jesu.</w:t>
@@ -1073,15 +536,7 @@
     </w:p>
     <w:p>
       <w:r>
-        <w:t xml:space="preserve">Svaki neuron u jednom sloju je povezan sa svakim neuronom u slijedećem sloju. Za svaku takvu vezu postoji jedna težina, a svaki neuron ima i jedan prag. Broj parametara se </w:t>
-      </w:r>
-      <w:proofErr w:type="spellStart"/>
-      <w:r>
-        <w:t>izračunava</w:t>
-      </w:r>
-      <w:proofErr w:type="spellEnd"/>
-      <w:r>
-        <w:t xml:space="preserve"> kao:</w:t>
+        <w:t>Svaki neuron u jednom sloju je povezan sa svakim neuronom u slijedećem sloju. Za svaku takvu vezu postoji jedna težina, a svaki neuron ima i jedan prag. Broj parametara se izračunava kao:</w:t>
       </w:r>
     </w:p>
     <w:p>
@@ -1101,15 +556,7 @@
     </w:p>
     <w:p>
       <w:r>
-        <w:t xml:space="preserve">Ukupno: 13 002 parametra koje mreža </w:t>
-      </w:r>
-      <w:proofErr w:type="spellStart"/>
-      <w:r>
-        <w:t>podešava</w:t>
-      </w:r>
-      <w:proofErr w:type="spellEnd"/>
-      <w:r>
-        <w:t xml:space="preserve"> tokom treniranja.</w:t>
+        <w:t>Ukupno: 13 002 parametra koje mreža podešava tokom treniranja.</w:t>
       </w:r>
     </w:p>
     <w:p/>
@@ -1118,15 +565,7 @@
         <w:t>Kako</w:t>
       </w:r>
       <w:r>
-        <w:t xml:space="preserve"> mreža uči da </w:t>
-      </w:r>
-      <w:proofErr w:type="spellStart"/>
-      <w:r>
-        <w:t>podešava</w:t>
-      </w:r>
-      <w:proofErr w:type="spellEnd"/>
-      <w:r>
-        <w:t xml:space="preserve"> ovih 13 002 parametara na osnovu primjera?</w:t>
+        <w:t xml:space="preserve"> mreža uči da podešava ovih 13 002 parametara na osnovu primjera?</w:t>
       </w:r>
     </w:p>
     <w:p>
@@ -1143,15 +582,7 @@
         <w:t xml:space="preserve">a </w:t>
       </w:r>
       <w:r>
-        <w:t xml:space="preserve">biti u </w:t>
-      </w:r>
-      <w:proofErr w:type="spellStart"/>
-      <w:r>
-        <w:t>mogućnosti</w:t>
-      </w:r>
-      <w:proofErr w:type="spellEnd"/>
-      <w:r>
-        <w:t xml:space="preserve"> da predvidi ručno napisan</w:t>
+        <w:t>biti u mogućnosti da predvidi ručno napisan</w:t>
       </w:r>
       <w:r>
         <w:t xml:space="preserve"> </w:t>
@@ -1171,52 +602,12 @@
         <w:t xml:space="preserve">na neke nasumične vrijednosti. </w:t>
       </w:r>
       <w:r>
-        <w:t xml:space="preserve">Da bismo mogli </w:t>
-      </w:r>
-      <w:proofErr w:type="spellStart"/>
-      <w:r>
-        <w:t>procjeniti</w:t>
-      </w:r>
-      <w:proofErr w:type="spellEnd"/>
-      <w:r>
-        <w:t xml:space="preserve"> kako se naša mreža </w:t>
-      </w:r>
-      <w:proofErr w:type="spellStart"/>
-      <w:r>
-        <w:t>ponaša</w:t>
-      </w:r>
-      <w:proofErr w:type="spellEnd"/>
-      <w:r>
-        <w:t xml:space="preserve"> tj. Koliko je dobra u </w:t>
-      </w:r>
-      <w:proofErr w:type="spellStart"/>
-      <w:r>
-        <w:t>predviđanju</w:t>
-      </w:r>
-      <w:proofErr w:type="spellEnd"/>
-      <w:r>
-        <w:t xml:space="preserve"> brojeva ispravno definišemo funkciju troška. Funkcija troška je funkcija koja uzima rezultate </w:t>
-      </w:r>
-      <w:proofErr w:type="spellStart"/>
-      <w:r>
-        <w:t>neuralne</w:t>
-      </w:r>
-      <w:proofErr w:type="spellEnd"/>
-      <w:r>
-        <w:t xml:space="preserve"> mreže za svaki trening podatak, od njega oduzme vrijednost koji bi trebao da ima te nađe njihov prosjek.</w:t>
-      </w:r>
-    </w:p>
-    <w:p>
-      <w:r>
-        <w:t xml:space="preserve">Što je funkcija troška veća </w:t>
-      </w:r>
-      <w:proofErr w:type="spellStart"/>
-      <w:r>
-        <w:t>neuralna</w:t>
-      </w:r>
-      <w:proofErr w:type="spellEnd"/>
-      <w:r>
-        <w:t xml:space="preserve"> mreža je lošija. Naš zadatak prilikom treniranje jeste da smanjimo funkciju troška odnosno da nađemo neki njezin minimum.</w:t>
+        <w:t>Da bismo mogli procjeniti kako se naša mreža ponaša tj. Koliko je dobra u predviđanju brojeva ispravno definišemo funkciju troška. Funkcija troška je funkcija koja uzima rezultate neuralne mreže za svaki trening podatak, od njega oduzme vrijednost koji bi trebao da ima te nađe njihov prosjek.</w:t>
+      </w:r>
+    </w:p>
+    <w:p>
+      <w:r>
+        <w:t>Što je funkcija troška veća neuralna mreža je lošija. Naš zadatak prilikom treniranje jeste da smanjimo funkciju troška odnosno da nađemo neki njezin minimum.</w:t>
       </w:r>
     </w:p>
     <w:p>
@@ -1226,45 +617,13 @@
     </w:p>
     <w:p>
       <w:r>
-        <w:t xml:space="preserve">Po našoj definiciji funkcije troška ona svoju vrijednost dobija na osnovu rezultata naše </w:t>
-      </w:r>
-      <w:proofErr w:type="spellStart"/>
-      <w:r>
-        <w:t>neuralne</w:t>
-      </w:r>
-      <w:proofErr w:type="spellEnd"/>
-      <w:r>
-        <w:t xml:space="preserve"> mreže. Sa time u vezi sama funkcija troška je funkcija naše </w:t>
-      </w:r>
-      <w:proofErr w:type="spellStart"/>
-      <w:r>
-        <w:t>neuralne</w:t>
-      </w:r>
-      <w:proofErr w:type="spellEnd"/>
-      <w:r>
-        <w:t xml:space="preserve"> mreže odnosno funkcija svih 13000 parametar. </w:t>
-      </w:r>
-      <w:r>
-        <w:t xml:space="preserve">Ovdje nam može pomoći gradijent funkcije. </w:t>
-      </w:r>
-      <w:proofErr w:type="spellStart"/>
-      <w:r>
-        <w:t>Gradijet</w:t>
-      </w:r>
-      <w:proofErr w:type="spellEnd"/>
-      <w:r>
-        <w:t xml:space="preserve"> funkcije nam daje pravac u kojem funkcija najviše raste. Kako je naš cilj da funkciju smanjimo negativna vrijednost gradijenta funkcija će predstavljati pravac u kojem trebamo smanjiti funkciju. </w:t>
-      </w:r>
-      <w:r>
-        <w:t xml:space="preserve">Algoritam koji dobijamo jeste da </w:t>
-      </w:r>
-      <w:proofErr w:type="spellStart"/>
-      <w:r>
-        <w:t>izračunamo</w:t>
-      </w:r>
-      <w:proofErr w:type="spellEnd"/>
-      <w:r>
-        <w:t xml:space="preserve"> gradijent funkcije </w:t>
+        <w:t xml:space="preserve">Po našoj definiciji funkcije troška ona svoju vrijednost dobija na osnovu rezultata naše neuralne mreže. Sa time u vezi sama funkcija troška je funkcija naše neuralne mreže odnosno funkcija svih 13000 parametar. </w:t>
+      </w:r>
+      <w:r>
+        <w:t xml:space="preserve">Ovdje nam može pomoći gradijent funkcije. Gradijet funkcije nam daje pravac u kojem funkcija najviše raste. Kako je naš cilj da funkciju smanjimo negativna vrijednost gradijenta funkcija će predstavljati pravac u kojem trebamo smanjiti funkciju. </w:t>
+      </w:r>
+      <w:r>
+        <w:t xml:space="preserve">Algoritam koji dobijamo jeste da izračunamo gradijent funkcije </w:t>
       </w:r>
       <w:r>
         <w:t>troška</w:t>
@@ -1276,55 +635,23 @@
         <w:t xml:space="preserve"> </w:t>
       </w:r>
       <w:r>
-        <w:t xml:space="preserve">ponavljamo taj proces. Ovaj algoritam se naziva </w:t>
-      </w:r>
-      <w:proofErr w:type="spellStart"/>
-      <w:r>
-        <w:t>gradijento</w:t>
-      </w:r>
-      <w:proofErr w:type="spellEnd"/>
-      <w:r>
-        <w:t xml:space="preserve"> opadanje.</w:t>
-      </w:r>
-      <w:r>
-        <w:t xml:space="preserve"> </w:t>
-      </w:r>
-    </w:p>
-    <w:p/>
-    <w:p/>
+        <w:t>ponavljamo taj proces. Ovaj algoritam se naziva gradijento opadanje.</w:t>
+      </w:r>
+      <w:r>
+        <w:t xml:space="preserve"> </w:t>
+      </w:r>
+    </w:p>
+    <w:p/>
+    <w:p/>
+    <w:p>
+      <w:r>
+        <w:t>Kako računamo gradijent funkcije troška?</w:t>
+      </w:r>
+    </w:p>
     <w:p>
       <w:r>
         <w:lastRenderedPageBreak/>
-        <w:t>Kako računamo gradijent funkcije troška?</w:t>
-      </w:r>
-    </w:p>
-    <w:p>
-      <w:r>
-        <w:t xml:space="preserve">Kako je funkcija troška funkcija svih 13000 parametara </w:t>
-      </w:r>
-      <w:proofErr w:type="spellStart"/>
-      <w:r>
-        <w:t>neuralne</w:t>
-      </w:r>
-      <w:proofErr w:type="spellEnd"/>
-      <w:r>
-        <w:t xml:space="preserve"> mreže gradijent date funkcije će biti vektor od 13000 vrijednost. Dati vektor će nam reći kako da </w:t>
-      </w:r>
-      <w:proofErr w:type="spellStart"/>
-      <w:r>
-        <w:t>izmjenimo</w:t>
-      </w:r>
-      <w:proofErr w:type="spellEnd"/>
-      <w:r>
-        <w:t xml:space="preserve"> parametre </w:t>
-      </w:r>
-      <w:proofErr w:type="spellStart"/>
-      <w:r>
-        <w:t>neuralne</w:t>
-      </w:r>
-      <w:proofErr w:type="spellEnd"/>
-      <w:r>
-        <w:t xml:space="preserve"> mreže da bismo smanjili funkciju troška. </w:t>
+        <w:t xml:space="preserve">Kako je funkcija troška funkcija svih 13000 parametara neuralne mreže gradijent date funkcije će biti vektor od 13000 vrijednost. Dati vektor će nam reći kako da izmjenimo parametre neuralne mreže da bismo smanjili funkciju troška. </w:t>
       </w:r>
     </w:p>
     <w:p>
@@ -1369,105 +696,31 @@
     <w:p/>
     <w:p>
       <w:pPr>
-        <w:pStyle w:val="Naslov3"/>
+        <w:pStyle w:val="Heading3"/>
       </w:pPr>
       <w:r>
         <w:lastRenderedPageBreak/>
         <w:t>CNN</w:t>
       </w:r>
       <w:r>
-        <w:t xml:space="preserve"> – </w:t>
-      </w:r>
-      <w:proofErr w:type="spellStart"/>
-      <w:r>
-        <w:t>Konvolucijske</w:t>
-      </w:r>
-      <w:proofErr w:type="spellEnd"/>
-      <w:r>
-        <w:t xml:space="preserve"> </w:t>
-      </w:r>
-      <w:proofErr w:type="spellStart"/>
-      <w:r>
-        <w:t>neuralne</w:t>
-      </w:r>
-      <w:proofErr w:type="spellEnd"/>
-      <w:r>
-        <w:t xml:space="preserve"> mreže </w:t>
-      </w:r>
-    </w:p>
-    <w:p>
-      <w:proofErr w:type="spellStart"/>
-      <w:r>
-        <w:t>Konvolucijske</w:t>
-      </w:r>
-      <w:proofErr w:type="spellEnd"/>
-      <w:r>
-        <w:t xml:space="preserve"> </w:t>
-      </w:r>
-      <w:proofErr w:type="spellStart"/>
-      <w:r>
-        <w:t>neuralne</w:t>
-      </w:r>
-      <w:proofErr w:type="spellEnd"/>
-      <w:r>
-        <w:t xml:space="preserve"> mreže (CNN) su posebna vrsta </w:t>
-      </w:r>
-      <w:proofErr w:type="spellStart"/>
-      <w:r>
-        <w:t>neuralnih</w:t>
-      </w:r>
-      <w:proofErr w:type="spellEnd"/>
-      <w:r>
-        <w:t xml:space="preserve"> mreža koje koriste algoritme specifično za rad sa podacima koji su predstavljani preko </w:t>
-      </w:r>
-      <w:proofErr w:type="spellStart"/>
-      <w:r>
-        <w:t>grida</w:t>
-      </w:r>
-      <w:proofErr w:type="spellEnd"/>
+        <w:t xml:space="preserve"> – Konvolucijske neuralne mreže </w:t>
+      </w:r>
+    </w:p>
+    <w:p>
+      <w:r>
+        <w:t>Konvolucijske neuralne mreže (CNN) su posebna vrsta neuralnih mreža koje koriste algoritme specifično za rad sa podacima koji su predstavljani preko grida</w:t>
+      </w:r>
       <w:r>
         <w:t xml:space="preserve"> ili matrice</w:t>
       </w:r>
       <w:r>
-        <w:t xml:space="preserve">, poput slika. Kao i obične </w:t>
-      </w:r>
-      <w:proofErr w:type="spellStart"/>
-      <w:r>
-        <w:t>neuralne</w:t>
-      </w:r>
-      <w:proofErr w:type="spellEnd"/>
-      <w:r>
-        <w:t xml:space="preserve"> mreže, </w:t>
-      </w:r>
-      <w:proofErr w:type="spellStart"/>
-      <w:r>
-        <w:t>konvolucijske</w:t>
-      </w:r>
-      <w:proofErr w:type="spellEnd"/>
-      <w:r>
-        <w:t xml:space="preserve"> </w:t>
-      </w:r>
-      <w:proofErr w:type="spellStart"/>
-      <w:r>
-        <w:t>neuralne</w:t>
-      </w:r>
-      <w:proofErr w:type="spellEnd"/>
-      <w:r>
-        <w:t xml:space="preserve"> mreže</w:t>
+        <w:t>, poput slika. Kao i obične neuralne mreže, konvolucijske neuralne mreže</w:t>
       </w:r>
       <w:r>
         <w:t xml:space="preserve"> su implementirane na principu više uzastopnih slojeva gdje izlaz iz jednog sloja postaje ulaz u slijedeći sloj. </w:t>
       </w:r>
       <w:r>
-        <w:t xml:space="preserve"> Prvi slojevi se obično koriste za detekciju </w:t>
-      </w:r>
-      <w:proofErr w:type="spellStart"/>
-      <w:r>
-        <w:t>jednostavih</w:t>
-      </w:r>
-      <w:proofErr w:type="spellEnd"/>
-      <w:r>
-        <w:t xml:space="preserve"> oblika poput ivica</w:t>
+        <w:t xml:space="preserve"> Prvi slojevi se obično koriste za detekciju jednostavih oblika poput ivica</w:t>
       </w:r>
       <w:r>
         <w:t xml:space="preserve">, </w:t>
@@ -1489,21 +742,8 @@
       </w:r>
     </w:p>
     <w:p>
-      <w:proofErr w:type="spellStart"/>
-      <w:r>
-        <w:t>Konvolucijske</w:t>
-      </w:r>
-      <w:proofErr w:type="spellEnd"/>
-      <w:r>
-        <w:t xml:space="preserve"> </w:t>
-      </w:r>
-      <w:proofErr w:type="spellStart"/>
-      <w:r>
-        <w:t>neuralne</w:t>
-      </w:r>
-      <w:proofErr w:type="spellEnd"/>
-      <w:r>
-        <w:t xml:space="preserve"> mreže koriste posebne slojeve pomoću kojih se efikasno dobijaju informacije iz podataka.</w:t>
+      <w:r>
+        <w:t>Konvolucijske neuralne mreže koriste posebne slojeve pomoću kojih se efikasno dobijaju informacije iz podataka.</w:t>
       </w:r>
     </w:p>
     <w:p>
@@ -1513,99 +753,22 @@
     </w:p>
     <w:p>
       <w:pPr>
-        <w:pStyle w:val="Paragrafspiska"/>
+        <w:pStyle w:val="ListParagraph"/>
         <w:numPr>
           <w:ilvl w:val="0"/>
           <w:numId w:val="6"/>
         </w:numPr>
       </w:pPr>
-      <w:proofErr w:type="spellStart"/>
-      <w:r>
-        <w:t>konvolucijski</w:t>
-      </w:r>
-      <w:proofErr w:type="spellEnd"/>
-      <w:r>
-        <w:t xml:space="preserve"> slojevi, koriste filtere ili </w:t>
-      </w:r>
-      <w:proofErr w:type="spellStart"/>
-      <w:r>
-        <w:t>kernele</w:t>
-      </w:r>
-      <w:proofErr w:type="spellEnd"/>
-      <w:r>
-        <w:t xml:space="preserve"> koji prelaze preko čitave slike i </w:t>
-      </w:r>
-      <w:proofErr w:type="spellStart"/>
-      <w:r>
-        <w:t>pomoće</w:t>
-      </w:r>
-      <w:proofErr w:type="spellEnd"/>
-      <w:r>
-        <w:t xml:space="preserve"> njih traže neki </w:t>
-      </w:r>
-      <w:proofErr w:type="spellStart"/>
-      <w:r>
-        <w:t>jedostavan</w:t>
-      </w:r>
-      <w:proofErr w:type="spellEnd"/>
-      <w:r>
-        <w:t xml:space="preserve"> oblik bilo to ivica ili boja. Kako računar sliku vidi kao </w:t>
-      </w:r>
-      <w:proofErr w:type="spellStart"/>
-      <w:r>
-        <w:t>metricu</w:t>
-      </w:r>
-      <w:proofErr w:type="spellEnd"/>
-      <w:r>
-        <w:t xml:space="preserve"> brojeva, </w:t>
-      </w:r>
-      <w:proofErr w:type="spellStart"/>
-      <w:r>
-        <w:t>kernel</w:t>
-      </w:r>
-      <w:proofErr w:type="spellEnd"/>
-      <w:r>
-        <w:t xml:space="preserve"> također predstavlja jednu manju matricu obično 3x3. Data matrica u sadrži težine (</w:t>
-      </w:r>
-      <w:proofErr w:type="spellStart"/>
-      <w:r>
-        <w:t>weights</w:t>
-      </w:r>
-      <w:proofErr w:type="spellEnd"/>
-      <w:r>
-        <w:t xml:space="preserve">) koje </w:t>
-      </w:r>
-      <w:proofErr w:type="spellStart"/>
-      <w:r>
-        <w:t>množi</w:t>
-      </w:r>
-      <w:proofErr w:type="spellEnd"/>
-      <w:r>
-        <w:t xml:space="preserve"> za vrijednostima matrice direktno ispod, </w:t>
-      </w:r>
-      <w:proofErr w:type="spellStart"/>
-      <w:r>
-        <w:t>sabira</w:t>
-      </w:r>
-      <w:proofErr w:type="spellEnd"/>
-      <w:r>
-        <w:t xml:space="preserve"> ih te kao rezultat nam daje jedan broj. Rezultat iz </w:t>
-      </w:r>
-      <w:proofErr w:type="spellStart"/>
-      <w:r>
-        <w:t>konvolucijskog</w:t>
-      </w:r>
-      <w:proofErr w:type="spellEnd"/>
-      <w:r>
-        <w:t xml:space="preserve"> sloja će predstavljati lokacije gdje imamo date oblike prisutne.</w:t>
-      </w:r>
-      <w:r>
-        <w:t xml:space="preserve"> </w:t>
-      </w:r>
-    </w:p>
-    <w:p>
-      <w:pPr>
-        <w:pStyle w:val="Paragrafspiska"/>
+      <w:r>
+        <w:t>konvolucijski slojevi, koriste filtere ili kernele koji prelaze preko čitave slike i pomoće njih traže neki jedostavan oblik bilo to ivica ili boja. Kako računar sliku vidi kao metricu brojeva, kernel također predstavlja jednu manju matricu obično 3x3. Data matrica u sadrži težine (weights) koje množi za vrijednostima matrice direktno ispod, sabira ih te kao rezultat nam daje jedan broj. Rezultat iz konvolucijskog sloja će predstavljati lokacije gdje imamo date oblike prisutne.</w:t>
+      </w:r>
+      <w:r>
+        <w:t xml:space="preserve"> </w:t>
+      </w:r>
+    </w:p>
+    <w:p>
+      <w:pPr>
+        <w:pStyle w:val="ListParagraph"/>
         <w:numPr>
           <w:ilvl w:val="0"/>
           <w:numId w:val="6"/>
@@ -1614,269 +777,68 @@
       <w:r>
         <w:t xml:space="preserve">aktivacijski slojevi - aktivacijski sloj obično koristi </w:t>
       </w:r>
-      <w:proofErr w:type="spellStart"/>
       <w:r>
         <w:t>ReLU</w:t>
       </w:r>
-      <w:proofErr w:type="spellEnd"/>
       <w:r>
         <w:t xml:space="preserve"> aktivacijsku funkcija koja uvodi nelinearnost u sistem. Ona će slabe signale odbaciti a jače ostaviti (negativni vrijednost se preslikavaju u 0, dok pozitivni se ne diraju).</w:t>
       </w:r>
     </w:p>
     <w:p>
       <w:pPr>
-        <w:pStyle w:val="Paragrafspiska"/>
+        <w:pStyle w:val="ListParagraph"/>
         <w:numPr>
           <w:ilvl w:val="0"/>
           <w:numId w:val="6"/>
         </w:numPr>
       </w:pPr>
-      <w:proofErr w:type="spellStart"/>
-      <w:r>
-        <w:t>pooling</w:t>
-      </w:r>
-      <w:proofErr w:type="spellEnd"/>
-      <w:r>
-        <w:t xml:space="preserve"> slojevi (slojevi sažimanja), kao i </w:t>
-      </w:r>
-      <w:proofErr w:type="spellStart"/>
-      <w:r>
-        <w:t>konvolucijski</w:t>
-      </w:r>
-      <w:proofErr w:type="spellEnd"/>
-      <w:r>
-        <w:t xml:space="preserve"> slojevi koriste filtere ili </w:t>
-      </w:r>
-      <w:proofErr w:type="spellStart"/>
-      <w:r>
-        <w:t>kernel</w:t>
-      </w:r>
-      <w:proofErr w:type="spellEnd"/>
-      <w:r>
-        <w:t xml:space="preserve"> koji prelazi preko čitave slike ali </w:t>
-      </w:r>
-      <w:proofErr w:type="spellStart"/>
-      <w:r>
-        <w:t>pooling</w:t>
-      </w:r>
-      <w:proofErr w:type="spellEnd"/>
-      <w:r>
-        <w:t xml:space="preserve"> sloj nam daje neku informaciju o </w:t>
-      </w:r>
-      <w:proofErr w:type="spellStart"/>
-      <w:r>
-        <w:t>datom</w:t>
-      </w:r>
-      <w:proofErr w:type="spellEnd"/>
-      <w:r>
-        <w:t xml:space="preserve"> prostoru i smanjuje dimenzije slike. Recimo, imamo </w:t>
-      </w:r>
-      <w:proofErr w:type="spellStart"/>
-      <w:r>
-        <w:t>max</w:t>
-      </w:r>
-      <w:proofErr w:type="spellEnd"/>
-      <w:r>
-        <w:t xml:space="preserve"> </w:t>
-      </w:r>
-      <w:proofErr w:type="spellStart"/>
-      <w:r>
-        <w:t>pooling</w:t>
-      </w:r>
-      <w:proofErr w:type="spellEnd"/>
-      <w:r>
-        <w:t xml:space="preserve"> sloj koji će preći preko </w:t>
-      </w:r>
-      <w:proofErr w:type="spellStart"/>
-      <w:r>
-        <w:t>datog</w:t>
-      </w:r>
-      <w:proofErr w:type="spellEnd"/>
-      <w:r>
-        <w:t xml:space="preserve"> dijela slike (npr. 2x2 </w:t>
-      </w:r>
-      <w:proofErr w:type="spellStart"/>
-      <w:r>
-        <w:t>kernel</w:t>
-      </w:r>
-      <w:proofErr w:type="spellEnd"/>
-      <w:r>
-        <w:t xml:space="preserve">) i izvući samo najveću vrijednost. Time se smanjuje računarsko </w:t>
-      </w:r>
-      <w:proofErr w:type="spellStart"/>
-      <w:r>
-        <w:t>opterećenje</w:t>
-      </w:r>
-      <w:proofErr w:type="spellEnd"/>
-      <w:r>
-        <w:t xml:space="preserve">, a </w:t>
-      </w:r>
-      <w:proofErr w:type="spellStart"/>
-      <w:r>
-        <w:t>zadržavamo</w:t>
-      </w:r>
-      <w:proofErr w:type="spellEnd"/>
-      <w:r>
-        <w:t xml:space="preserve"> najvažnije informacije.</w:t>
-      </w:r>
-    </w:p>
-    <w:p>
-      <w:pPr>
-        <w:pStyle w:val="Paragrafspiska"/>
+      <w:r>
+        <w:t>pooling slojevi (slojevi sažimanja), kao i konvolucijski slojevi koriste filtere ili kernel koji prelazi preko čitave slike ali pooling sloj nam daje neku informaciju o datom prostoru i smanjuje dimenzije slike. Recimo, imamo max pooling sloj koji će preći preko datog dijela slike (npr. 2x2 kernel) i izvući samo najveću vrijednost. Time se smanjuje računarsko opterećenje, a zadržavamo najvažnije informacije.</w:t>
+      </w:r>
+    </w:p>
+    <w:p>
+      <w:pPr>
+        <w:pStyle w:val="ListParagraph"/>
         <w:numPr>
           <w:ilvl w:val="0"/>
           <w:numId w:val="6"/>
         </w:numPr>
       </w:pPr>
       <w:r>
-        <w:t xml:space="preserve">potpuno povezani slojevi, kao što smo imali i u osnovnim </w:t>
-      </w:r>
-      <w:proofErr w:type="spellStart"/>
-      <w:r>
-        <w:t>neuralnim</w:t>
-      </w:r>
-      <w:proofErr w:type="spellEnd"/>
-      <w:r>
-        <w:t xml:space="preserve"> mrežama potpuno povezani slojevi će doći na kraju mreže. Oni nam tada mogu uzeti sve informacije o slici koje smo prethodno dobili i donijeti finalnu odluku, recimo da li se na slici nalazi maligno ili benigno tkivo.</w:t>
-      </w:r>
-    </w:p>
-    <w:p>
-      <w:r>
-        <w:t xml:space="preserve">Najveća razlika </w:t>
-      </w:r>
-      <w:proofErr w:type="spellStart"/>
-      <w:r>
-        <w:t>izmežu</w:t>
-      </w:r>
-      <w:proofErr w:type="spellEnd"/>
-      <w:r>
-        <w:t xml:space="preserve"> običnih </w:t>
-      </w:r>
-      <w:proofErr w:type="spellStart"/>
-      <w:r>
-        <w:t>neuralnih</w:t>
-      </w:r>
-      <w:proofErr w:type="spellEnd"/>
-      <w:r>
-        <w:t xml:space="preserve"> mreža i </w:t>
-      </w:r>
-      <w:proofErr w:type="spellStart"/>
-      <w:r>
-        <w:t>konvolucijskih</w:t>
-      </w:r>
-      <w:proofErr w:type="spellEnd"/>
-      <w:r>
-        <w:t xml:space="preserve"> mreža jeste arhitektura. Obične </w:t>
-      </w:r>
-      <w:proofErr w:type="spellStart"/>
-      <w:r>
-        <w:t>neuralne</w:t>
-      </w:r>
-      <w:proofErr w:type="spellEnd"/>
-      <w:r>
-        <w:t xml:space="preserve"> mreže sadrže isključivo potpuno povezani slojeve dok </w:t>
-      </w:r>
-      <w:proofErr w:type="spellStart"/>
-      <w:r>
-        <w:t>konvolucijske</w:t>
-      </w:r>
-      <w:proofErr w:type="spellEnd"/>
-      <w:r>
-        <w:t xml:space="preserve"> mreže sadrže </w:t>
-      </w:r>
-      <w:proofErr w:type="spellStart"/>
-      <w:r>
-        <w:t>konvolucijske</w:t>
-      </w:r>
-      <w:proofErr w:type="spellEnd"/>
-      <w:r>
-        <w:t xml:space="preserve">, </w:t>
-      </w:r>
-      <w:proofErr w:type="spellStart"/>
-      <w:r>
-        <w:t>pooling</w:t>
-      </w:r>
-      <w:proofErr w:type="spellEnd"/>
-      <w:r>
-        <w:t xml:space="preserve"> i potpuno povezane slojeve.</w:t>
-      </w:r>
-    </w:p>
-    <w:p>
-      <w:proofErr w:type="spellStart"/>
-      <w:r>
-        <w:t>Konvolucijske</w:t>
-      </w:r>
-      <w:proofErr w:type="spellEnd"/>
-      <w:r>
-        <w:t xml:space="preserve"> </w:t>
-      </w:r>
-      <w:proofErr w:type="spellStart"/>
-      <w:r>
-        <w:t>neuralne</w:t>
-      </w:r>
-      <w:proofErr w:type="spellEnd"/>
-      <w:r>
-        <w:t xml:space="preserve"> mreže su se pokazale kao veoma efikasne za </w:t>
-      </w:r>
-      <w:proofErr w:type="spellStart"/>
-      <w:r>
-        <w:t>riješavanje</w:t>
-      </w:r>
-      <w:proofErr w:type="spellEnd"/>
-      <w:r>
-        <w:t xml:space="preserve"> problema gdje su podaci strukturirani u </w:t>
-      </w:r>
-      <w:proofErr w:type="spellStart"/>
-      <w:r>
-        <w:t>grid</w:t>
-      </w:r>
-      <w:proofErr w:type="spellEnd"/>
+        <w:t>potpuno povezani slojevi, kao što smo imali i u osnovnim neuralnim mrežama potpuno povezani slojevi će doći na kraju mreže. Oni nam tada mogu uzeti sve informacije o slici koje smo prethodno dobili i donijeti finalnu odluku, recimo da li se na slici nalazi maligno ili benigno tkivo.</w:t>
+      </w:r>
+    </w:p>
+    <w:p>
+      <w:r>
+        <w:t>Najveća razlika izmežu običnih neuralnih mreža i konvolucijskih mreža jeste arhitektura. Obične neuralne mreže sadrže isključivo potpuno povezani slojeve dok konvolucijske mreže sadrže konvolucijske, pooling i potpuno povezane slojeve.</w:t>
+      </w:r>
+    </w:p>
+    <w:p>
+      <w:r>
+        <w:t>Konvolucijske neuralne mreže su se pokazale kao veoma efikasne za riješavanje problema gdje su podaci strukturirani u grid</w:t>
+      </w:r>
       <w:r>
         <w:t xml:space="preserve"> ili matricu</w:t>
       </w:r>
       <w:r>
-        <w:t xml:space="preserve"> poput slika ali su se pokazale </w:t>
-      </w:r>
-      <w:proofErr w:type="spellStart"/>
-      <w:r>
-        <w:t>efkiasne</w:t>
-      </w:r>
-      <w:proofErr w:type="spellEnd"/>
-      <w:r>
-        <w:t xml:space="preserve"> i za različite vrste problema poput: </w:t>
-      </w:r>
-    </w:p>
-    <w:p>
-      <w:pPr>
-        <w:pStyle w:val="Paragrafspiska"/>
+        <w:t xml:space="preserve"> poput slika ali su se pokazale efkiasne i za različite vrste problema poput: </w:t>
+      </w:r>
+    </w:p>
+    <w:p>
+      <w:pPr>
+        <w:pStyle w:val="ListParagraph"/>
         <w:numPr>
           <w:ilvl w:val="0"/>
           <w:numId w:val="6"/>
         </w:numPr>
       </w:pPr>
       <w:r>
-        <w:t xml:space="preserve">NLP (Natural </w:t>
-      </w:r>
-      <w:proofErr w:type="spellStart"/>
-      <w:r>
-        <w:t>Language</w:t>
-      </w:r>
-      <w:proofErr w:type="spellEnd"/>
-      <w:r>
-        <w:t xml:space="preserve"> Processing) problemi, gdje se tekst </w:t>
-      </w:r>
-      <w:proofErr w:type="spellStart"/>
-      <w:r>
-        <w:t>posmatra</w:t>
-      </w:r>
-      <w:proofErr w:type="spellEnd"/>
-      <w:r>
-        <w:t xml:space="preserve"> kao 1D slika, te CNN mogu analizirati sentiment teksta kao i prevod.</w:t>
-      </w:r>
-    </w:p>
-    <w:p>
-      <w:pPr>
-        <w:pStyle w:val="Paragrafspiska"/>
+        <w:t>NLP (Natural Language Processing) problemi, gdje se tekst posmatra kao 1D slika, te CNN mogu analizirati sentiment teksta kao i prevod.</w:t>
+      </w:r>
+    </w:p>
+    <w:p>
+      <w:pPr>
+        <w:pStyle w:val="ListParagraph"/>
         <w:numPr>
           <w:ilvl w:val="0"/>
           <w:numId w:val="6"/>
@@ -1888,121 +850,70 @@
     </w:p>
     <w:p>
       <w:pPr>
-        <w:pStyle w:val="Paragrafspiska"/>
+        <w:pStyle w:val="ListParagraph"/>
         <w:numPr>
           <w:ilvl w:val="0"/>
           <w:numId w:val="6"/>
         </w:numPr>
       </w:pPr>
       <w:r>
-        <w:t xml:space="preserve">Finansijsko modeliranje, gdje se finansijski podaci tretiraju kao 1D slike, a CNN se mogu koristiti za prepoznavanje anomalija i </w:t>
-      </w:r>
-      <w:proofErr w:type="spellStart"/>
-      <w:r>
-        <w:t>predviđanje</w:t>
-      </w:r>
-      <w:proofErr w:type="spellEnd"/>
-      <w:r>
-        <w:t xml:space="preserve"> trendova.</w:t>
-      </w:r>
-    </w:p>
-    <w:p>
-      <w:pPr>
-        <w:pStyle w:val="Naslov3"/>
-        <w:rPr>
-          <w:lang w:val="en-US"/>
-        </w:rPr>
-      </w:pPr>
-      <w:proofErr w:type="spellStart"/>
+        <w:t>Finansijsko modeliranje, gdje se finansijski podaci tretiraju kao 1D slike, a CNN se mogu koristiti za prepoznavanje anomalija i predviđanje trendova.</w:t>
+      </w:r>
+    </w:p>
+    <w:p/>
+    <w:p/>
+    <w:p>
+      <w:pPr>
+        <w:pStyle w:val="Heading3"/>
+      </w:pPr>
       <w:r>
         <w:lastRenderedPageBreak/>
-        <w:t>PyTorch</w:t>
-      </w:r>
-      <w:proofErr w:type="spellEnd"/>
-      <w:r>
-        <w:t xml:space="preserve"> </w:t>
-      </w:r>
-      <w:proofErr w:type="spellStart"/>
-      <w:r>
-        <w:t>vs</w:t>
-      </w:r>
-      <w:proofErr w:type="spellEnd"/>
-      <w:r>
-        <w:t xml:space="preserve">. </w:t>
-      </w:r>
-      <w:proofErr w:type="spellStart"/>
-      <w:r>
-        <w:t>TorchSharp</w:t>
-      </w:r>
-      <w:proofErr w:type="spellEnd"/>
-    </w:p>
-    <w:p/>
-    <w:p/>
-    <w:p/>
-    <w:p/>
-    <w:p/>
-    <w:p/>
-    <w:p/>
-    <w:p/>
-    <w:p/>
-    <w:p/>
-    <w:p/>
-    <w:p/>
-    <w:p/>
-    <w:p/>
-    <w:p/>
-    <w:p/>
-    <w:p/>
-    <w:p/>
-    <w:p/>
-    <w:p/>
-    <w:p/>
-    <w:p/>
-    <w:p/>
-    <w:p/>
-    <w:p/>
-    <w:p/>
-    <w:p/>
-    <w:p/>
-    <w:p>
-      <w:r>
-        <w:rPr>
-          <w:rFonts w:eastAsiaTheme="majorEastAsia" w:cstheme="majorBidi"/>
-          <w:color w:val="0F4761" w:themeColor="accent1" w:themeShade="BF"/>
-          <w:sz w:val="28"/>
-          <w:szCs w:val="28"/>
-        </w:rPr>
+        <w:t>PyTorch vs. TorchSharp</w:t>
+      </w:r>
+    </w:p>
+    <w:p/>
+    <w:p/>
+    <w:p/>
+    <w:p/>
+    <w:p/>
+    <w:p/>
+    <w:p/>
+    <w:p/>
+    <w:p/>
+    <w:p/>
+    <w:p/>
+    <w:p/>
+    <w:p/>
+    <w:p/>
+    <w:p/>
+    <w:p/>
+    <w:p/>
+    <w:p/>
+    <w:p/>
+    <w:p/>
+    <w:p/>
+    <w:p/>
+    <w:p/>
+    <w:p/>
+    <w:p/>
+    <w:p/>
+    <w:p/>
+    <w:p/>
+    <w:p>
+      <w:pPr>
+        <w:pStyle w:val="Heading3"/>
+      </w:pPr>
+      <w:r>
         <w:lastRenderedPageBreak/>
         <w:t>Metrike modela</w:t>
       </w:r>
     </w:p>
     <w:p>
       <w:r>
-        <w:t xml:space="preserve">Da bismo mogli pravilno </w:t>
-      </w:r>
-      <w:proofErr w:type="spellStart"/>
-      <w:r>
-        <w:t>procjeniti</w:t>
-      </w:r>
-      <w:proofErr w:type="spellEnd"/>
-      <w:r>
-        <w:t xml:space="preserve"> mane i prednosti treniranja i korištenja modela u </w:t>
-      </w:r>
-      <w:proofErr w:type="spellStart"/>
-      <w:r>
-        <w:t>Python</w:t>
-      </w:r>
-      <w:proofErr w:type="spellEnd"/>
-      <w:r>
-        <w:t xml:space="preserve"> i .NET </w:t>
-      </w:r>
-      <w:proofErr w:type="spellStart"/>
-      <w:r>
-        <w:t>okruženju</w:t>
-      </w:r>
-      <w:proofErr w:type="spellEnd"/>
-      <w:r>
-        <w:t>,</w:t>
+        <w:t xml:space="preserve">Da bismo mogli pravilno procjeniti mane i prednosti treniranja i korištenja modela u </w:t>
+      </w:r>
+      <w:r>
+        <w:t>Python i .NET okruženju,</w:t>
       </w:r>
       <w:r>
         <w:t xml:space="preserve"> </w:t>
@@ -2050,75 +961,19 @@
     </w:p>
     <w:p>
       <w:r>
-        <w:t xml:space="preserve">Prva metrika koju ćemo analizirati jeste brzina treniranja. Prilikom treniranja </w:t>
-      </w:r>
-      <w:proofErr w:type="spellStart"/>
-      <w:r>
-        <w:t>neuralnih</w:t>
-      </w:r>
-      <w:proofErr w:type="spellEnd"/>
-      <w:r>
-        <w:t xml:space="preserve"> mreža obično se koriste GPU jedinice</w:t>
-      </w:r>
-      <w:r>
-        <w:t xml:space="preserve"> (</w:t>
-      </w:r>
-      <w:proofErr w:type="spellStart"/>
-      <w:r>
-        <w:t>Graphics</w:t>
-      </w:r>
-      <w:proofErr w:type="spellEnd"/>
-      <w:r>
-        <w:t xml:space="preserve"> Processing </w:t>
-      </w:r>
-      <w:proofErr w:type="spellStart"/>
-      <w:r>
-        <w:t>Units</w:t>
-      </w:r>
-      <w:proofErr w:type="spellEnd"/>
-      <w:r>
-        <w:t>).</w:t>
-      </w:r>
-      <w:r>
-        <w:t xml:space="preserve"> GPU jedinice </w:t>
-      </w:r>
-      <w:proofErr w:type="spellStart"/>
-      <w:r>
-        <w:t>omogućavaju</w:t>
-      </w:r>
-      <w:proofErr w:type="spellEnd"/>
-      <w:r>
-        <w:t xml:space="preserve"> </w:t>
-      </w:r>
-      <w:proofErr w:type="spellStart"/>
-      <w:r>
-        <w:t>izvršavanje</w:t>
-      </w:r>
-      <w:proofErr w:type="spellEnd"/>
-      <w:r>
-        <w:t xml:space="preserve"> velikog broja operacija istovremeno poput </w:t>
-      </w:r>
-      <w:proofErr w:type="spellStart"/>
-      <w:r>
-        <w:t>množenja</w:t>
-      </w:r>
-      <w:proofErr w:type="spellEnd"/>
-      <w:r>
-        <w:t xml:space="preserve"> matrica</w:t>
+        <w:t>Prva metrika koju ćemo analizirati jeste brzina treniranja. Prilikom treniranja neuralnih mreža obično se koriste GPU jedinice</w:t>
+      </w:r>
+      <w:r>
+        <w:t xml:space="preserve"> (Graphics Processing Units).</w:t>
+      </w:r>
+      <w:r>
+        <w:t xml:space="preserve"> GPU jedinice omogućavaju izvršavanje velikog broja operacija istovremeno poput množenja matrica</w:t>
       </w:r>
       <w:r>
         <w:t xml:space="preserve"> koje su ključne za treniranje kompleksnih modela</w:t>
       </w:r>
       <w:r>
-        <w:t xml:space="preserve">. Zbog toga treniranje će se raditi na NVIDIA </w:t>
-      </w:r>
-      <w:proofErr w:type="spellStart"/>
-      <w:r>
-        <w:t>GeForce</w:t>
-      </w:r>
-      <w:proofErr w:type="spellEnd"/>
-      <w:r>
-        <w:t xml:space="preserve"> RTX 5070 grafičkoj kartici. </w:t>
+        <w:t xml:space="preserve">. Zbog toga treniranje će se raditi na NVIDIA GeForce RTX 5070 grafičkoj kartici. </w:t>
       </w:r>
     </w:p>
     <w:p/>
@@ -2142,15 +997,7 @@
         <w:t xml:space="preserve">Da </w:t>
       </w:r>
       <w:r>
-        <w:t xml:space="preserve">bismo procijenili koliko je naš model pouzdan, koristimo metrike kao što su: preciznost, odziv i F1 skor. Za </w:t>
-      </w:r>
-      <w:proofErr w:type="spellStart"/>
-      <w:r>
-        <w:t>dobijanje</w:t>
-      </w:r>
-      <w:proofErr w:type="spellEnd"/>
-      <w:r>
-        <w:t xml:space="preserve"> ovih metrika prvo moramo definisati osnovne komponente klasifikacije</w:t>
+        <w:t>bismo procijenili koliko je naš model pouzdan, koristimo metrike kao što su: preciznost, odziv i F1 skor. Za dobijanje ovih metrika prvo moramo definisati osnovne komponente klasifikacije</w:t>
       </w:r>
       <w:r>
         <w:t>.</w:t>
@@ -2158,30 +1005,14 @@
     </w:p>
     <w:p>
       <w:pPr>
-        <w:pStyle w:val="Paragrafspiska"/>
+        <w:pStyle w:val="ListParagraph"/>
         <w:numPr>
           <w:ilvl w:val="0"/>
           <w:numId w:val="7"/>
         </w:numPr>
       </w:pPr>
       <w:r>
-        <w:t>TP (</w:t>
-      </w:r>
-      <w:proofErr w:type="spellStart"/>
-      <w:r>
-        <w:t>True</w:t>
-      </w:r>
-      <w:proofErr w:type="spellEnd"/>
-      <w:r>
-        <w:t xml:space="preserve"> </w:t>
-      </w:r>
-      <w:proofErr w:type="spellStart"/>
-      <w:r>
-        <w:t>Positive</w:t>
-      </w:r>
-      <w:proofErr w:type="spellEnd"/>
-      <w:r>
-        <w:t xml:space="preserve"> - stvarno pozitivan): Predstavlja broj primjera gdje je naš model ispravno predvidio da je primjer maligni karcinom</w:t>
+        <w:t>TP (True Positive - stvarno pozitivan): Predstavlja broj primjera gdje je naš model ispravno predvidio da je primjer maligni karcinom</w:t>
       </w:r>
       <w:r>
         <w:t>.</w:t>
@@ -2189,93 +1020,53 @@
     </w:p>
     <w:p>
       <w:pPr>
-        <w:pStyle w:val="Paragrafspiska"/>
-      </w:pPr>
-    </w:p>
-    <w:p>
-      <w:pPr>
-        <w:pStyle w:val="Paragrafspiska"/>
+        <w:pStyle w:val="ListParagraph"/>
+      </w:pPr>
+    </w:p>
+    <w:p>
+      <w:pPr>
+        <w:pStyle w:val="ListParagraph"/>
         <w:numPr>
           <w:ilvl w:val="0"/>
           <w:numId w:val="7"/>
         </w:numPr>
       </w:pPr>
       <w:r>
-        <w:t>FP (</w:t>
-      </w:r>
-      <w:proofErr w:type="spellStart"/>
-      <w:r>
-        <w:t>False</w:t>
-      </w:r>
-      <w:proofErr w:type="spellEnd"/>
-      <w:r>
-        <w:t xml:space="preserve"> </w:t>
-      </w:r>
-      <w:proofErr w:type="spellStart"/>
-      <w:r>
-        <w:t>Positive</w:t>
-      </w:r>
-      <w:proofErr w:type="spellEnd"/>
-      <w:r>
-        <w:t xml:space="preserve"> - lažno pozitivan): Predstavlja broj primjera gdje je naš model predvidio da je primjer maligni karcinom, ali je pogriješio (lažna uzbuna).</w:t>
-      </w:r>
-    </w:p>
-    <w:p>
-      <w:pPr>
-        <w:pStyle w:val="Paragrafspiska"/>
-      </w:pPr>
-    </w:p>
-    <w:p>
-      <w:pPr>
-        <w:pStyle w:val="Paragrafspiska"/>
+        <w:t>FP (False Positive - lažno pozitivan): Predstavlja broj primjera gdje je naš model predvidio da je primjer maligni karcinom, ali je pogriješio (lažna uzbuna).</w:t>
+      </w:r>
+    </w:p>
+    <w:p>
+      <w:pPr>
+        <w:pStyle w:val="ListParagraph"/>
+      </w:pPr>
+    </w:p>
+    <w:p>
+      <w:pPr>
+        <w:pStyle w:val="ListParagraph"/>
         <w:numPr>
           <w:ilvl w:val="0"/>
           <w:numId w:val="7"/>
         </w:numPr>
       </w:pPr>
       <w:r>
-        <w:t>FN (</w:t>
-      </w:r>
-      <w:proofErr w:type="spellStart"/>
-      <w:r>
-        <w:t>False</w:t>
-      </w:r>
-      <w:proofErr w:type="spellEnd"/>
-      <w:r>
-        <w:t xml:space="preserve"> Negative - lažno negativan): Predstavlja broj primjera gdje pacijent zaista ima maligni karcinom, ali je model pogriješio i predvidio da ga nema.</w:t>
-      </w:r>
-    </w:p>
-    <w:p/>
-    <w:p>
-      <w:r>
-        <w:t xml:space="preserve">Sa </w:t>
-      </w:r>
-      <w:proofErr w:type="spellStart"/>
-      <w:r>
-        <w:t>datim</w:t>
-      </w:r>
-      <w:proofErr w:type="spellEnd"/>
-      <w:r>
-        <w:t xml:space="preserve"> </w:t>
+        <w:t>FN (False Negative - lažno negativan): Predstavlja broj primjera gdje pacijent zaista ima maligni karcinom, ali je model pogriješio i predvidio da ga nema.</w:t>
+      </w:r>
+    </w:p>
+    <w:p/>
+    <w:p>
+      <w:r>
+        <w:t xml:space="preserve">Sa datim </w:t>
       </w:r>
       <w:r>
         <w:t>komponentama</w:t>
       </w:r>
       <w:r>
-        <w:t xml:space="preserve"> možemo definisati par metrika koje ćemo koristiti prilikom </w:t>
-      </w:r>
-      <w:proofErr w:type="spellStart"/>
-      <w:r>
-        <w:t>poređenja</w:t>
-      </w:r>
-      <w:proofErr w:type="spellEnd"/>
-      <w:r>
-        <w:t xml:space="preserve"> modela.</w:t>
-      </w:r>
-    </w:p>
-    <w:p>
-      <w:pPr>
-        <w:pStyle w:val="Paragrafspiska"/>
+        <w:t xml:space="preserve"> možemo definisati par metrika koje ćemo koristiti prilikom poređenja modela.</w:t>
+      </w:r>
+    </w:p>
+    <w:p>
+      <w:pPr>
+        <w:pStyle w:val="ListParagraph"/>
         <w:numPr>
           <w:ilvl w:val="0"/>
           <w:numId w:val="8"/>
@@ -2285,15 +1076,7 @@
         <w:t>Preciznost</w:t>
       </w:r>
       <w:r>
-        <w:t>(</w:t>
-      </w:r>
-      <w:proofErr w:type="spellStart"/>
-      <w:r>
-        <w:t>Precision</w:t>
-      </w:r>
-      <w:proofErr w:type="spellEnd"/>
-      <w:r>
-        <w:t>)</w:t>
+        <w:t>(Precision)</w:t>
       </w:r>
       <w:r>
         <w:t>. Računa se pomoću formule</w:t>
@@ -2371,7 +1154,7 @@
     <w:p/>
     <w:p>
       <w:pPr>
-        <w:pStyle w:val="Paragrafspiska"/>
+        <w:pStyle w:val="ListParagraph"/>
         <w:numPr>
           <w:ilvl w:val="0"/>
           <w:numId w:val="8"/>
@@ -2386,7 +1169,7 @@
     </w:p>
     <w:p>
       <w:pPr>
-        <w:pStyle w:val="Paragrafspiska"/>
+        <w:pStyle w:val="ListParagraph"/>
         <w:rPr>
           <w:rFonts w:eastAsiaTheme="minorEastAsia"/>
         </w:rPr>
@@ -2394,7 +1177,7 @@
     </w:p>
     <w:p>
       <w:pPr>
-        <w:pStyle w:val="Paragrafspiska"/>
+        <w:pStyle w:val="ListParagraph"/>
       </w:pPr>
       <m:oMathPara>
         <m:oMathParaPr>
@@ -2449,29 +1232,28 @@
     </w:p>
     <w:p>
       <w:pPr>
-        <w:pStyle w:val="Paragrafspiska"/>
-      </w:pPr>
-      <w:r>
-        <w:t xml:space="preserve"> </w:t>
-      </w:r>
-    </w:p>
-    <w:p>
-      <w:pPr>
-        <w:pStyle w:val="Paragrafspiska"/>
-      </w:pPr>
-      <w:r>
-        <w:lastRenderedPageBreak/>
+        <w:pStyle w:val="ListParagraph"/>
+      </w:pPr>
+      <w:r>
+        <w:t xml:space="preserve"> </w:t>
+      </w:r>
+    </w:p>
+    <w:p>
+      <w:pPr>
+        <w:pStyle w:val="ListParagraph"/>
+      </w:pPr>
+      <w:r>
         <w:t>Odziv nam govori koliko stvarnih slučajeva karcinoma naš model propusti da prepozna. U medicinskoj dijagnostici, ovaj broj želimo da je što bliži 1.</w:t>
       </w:r>
     </w:p>
     <w:p>
       <w:pPr>
-        <w:pStyle w:val="Paragrafspiska"/>
-      </w:pPr>
-    </w:p>
-    <w:p>
-      <w:pPr>
-        <w:pStyle w:val="Paragrafspiska"/>
+        <w:pStyle w:val="ListParagraph"/>
+      </w:pPr>
+    </w:p>
+    <w:p>
+      <w:pPr>
+        <w:pStyle w:val="ListParagraph"/>
         <w:numPr>
           <w:ilvl w:val="0"/>
           <w:numId w:val="8"/>
@@ -2483,7 +1265,7 @@
     </w:p>
     <w:p>
       <w:pPr>
-        <w:pStyle w:val="Paragrafspiska"/>
+        <w:pStyle w:val="ListParagraph"/>
         <w:rPr>
           <w:rFonts w:eastAsiaTheme="minorEastAsia"/>
           <w:iCs/>
@@ -2492,7 +1274,7 @@
     </w:p>
     <w:p>
       <w:pPr>
-        <w:pStyle w:val="Paragrafspiska"/>
+        <w:pStyle w:val="ListParagraph"/>
       </w:pPr>
       <m:oMathPara>
         <m:oMathParaPr>
@@ -2551,23 +1333,15 @@
     </w:p>
     <w:p>
       <w:pPr>
-        <w:pStyle w:val="Paragrafspiska"/>
-      </w:pPr>
-    </w:p>
-    <w:p>
-      <w:pPr>
-        <w:pStyle w:val="Paragrafspiska"/>
-      </w:pPr>
-      <w:r>
-        <w:t xml:space="preserve">F1 Skor predstavlja harmonijsku sredinu između preciznosti i odziva. Ova metrika nam služi da procijenimo koliko je naš model generalno dobar i balansiran, jer </w:t>
-      </w:r>
-      <w:proofErr w:type="spellStart"/>
-      <w:r>
-        <w:t>kažnjava</w:t>
-      </w:r>
-      <w:proofErr w:type="spellEnd"/>
-      <w:r>
-        <w:t xml:space="preserve"> modele koji žrtvuju preciznost </w:t>
+        <w:pStyle w:val="ListParagraph"/>
+      </w:pPr>
+    </w:p>
+    <w:p>
+      <w:pPr>
+        <w:pStyle w:val="ListParagraph"/>
+      </w:pPr>
+      <w:r>
+        <w:t xml:space="preserve">F1 Skor predstavlja harmonijsku sredinu između preciznosti i odziva. Ova metrika nam služi da procijenimo koliko je naš model generalno dobar i balansiran, jer kažnjava modele koji žrtvuju preciznost </w:t>
       </w:r>
       <w:r>
         <w:t>za</w:t>
@@ -2578,7 +1352,7 @@
     </w:p>
     <w:p>
       <w:pPr>
-        <w:pStyle w:val="Paragrafspiska"/>
+        <w:pStyle w:val="ListParagraph"/>
       </w:pPr>
     </w:p>
     <w:p>
@@ -2611,7 +1385,7 @@
     <w:p/>
     <w:p>
       <w:pPr>
-        <w:pStyle w:val="Paragrafspiska"/>
+        <w:pStyle w:val="ListParagraph"/>
         <w:numPr>
           <w:ilvl w:val="0"/>
           <w:numId w:val="8"/>
@@ -2621,39 +1395,23 @@
         <w:t>Makro metrike</w:t>
       </w:r>
       <w:r>
-        <w:t xml:space="preserve"> (</w:t>
-      </w:r>
-      <w:proofErr w:type="spellStart"/>
-      <w:r>
-        <w:t>Macro-Averaging</w:t>
-      </w:r>
-      <w:proofErr w:type="spellEnd"/>
-      <w:r>
-        <w:t>)</w:t>
+        <w:t xml:space="preserve"> (Macro-Averaging)</w:t>
       </w:r>
       <w:r>
         <w:t xml:space="preserve">. </w:t>
       </w:r>
       <w:r>
-        <w:t xml:space="preserve">Makro metrike se dobijaju </w:t>
-      </w:r>
-      <w:proofErr w:type="spellStart"/>
-      <w:r>
-        <w:t>izračunavanjem</w:t>
-      </w:r>
-      <w:proofErr w:type="spellEnd"/>
-      <w:r>
-        <w:t xml:space="preserve"> metrika za svaku pojedinačnu klasu, a zatim pronalaženjem njihovog aritmetičkog prosjeka:</w:t>
-      </w:r>
-    </w:p>
-    <w:p>
-      <w:pPr>
-        <w:pStyle w:val="Paragrafspiska"/>
-      </w:pPr>
-    </w:p>
-    <w:p>
-      <w:pPr>
-        <w:pStyle w:val="Paragrafspiska"/>
+        <w:t>Makro metrike se dobijaju izračunavanjem metrika za svaku pojedinačnu klasu, a zatim pronalaženjem njihovog aritmetičkog prosjeka:</w:t>
+      </w:r>
+    </w:p>
+    <w:p>
+      <w:pPr>
+        <w:pStyle w:val="ListParagraph"/>
+      </w:pPr>
+    </w:p>
+    <w:p>
+      <w:pPr>
+        <w:pStyle w:val="ListParagraph"/>
       </w:pPr>
       <m:oMathPara>
         <m:oMathParaPr>
@@ -2789,7 +1547,7 @@
     </w:p>
     <w:p>
       <w:pPr>
-        <w:pStyle w:val="Paragrafspiska"/>
+        <w:pStyle w:val="ListParagraph"/>
       </w:pPr>
     </w:p>
     <w:p>
@@ -2797,23 +1555,7 @@
         <w:ind w:left="720"/>
       </w:pPr>
       <w:r>
-        <w:t>Makro metrike tretiraju svaku klasu jednako, nezavisno od broja primjera u toj klasi. Kako naš skup podataka (</w:t>
-      </w:r>
-      <w:proofErr w:type="spellStart"/>
-      <w:r>
-        <w:t>dataset</w:t>
-      </w:r>
-      <w:proofErr w:type="spellEnd"/>
-      <w:r>
-        <w:t xml:space="preserve">) ima nejednak broj primjera između klasa, ove metrike će nam biti najvažnije za </w:t>
-      </w:r>
-      <w:proofErr w:type="spellStart"/>
-      <w:r>
-        <w:t>posmatranje</w:t>
-      </w:r>
-      <w:proofErr w:type="spellEnd"/>
-      <w:r>
-        <w:t>.</w:t>
+        <w:t>Makro metrike tretiraju svaku klasu jednako, nezavisno od broja primjera u toj klasi. Kako naš skup podataka (dataset) ima nejednak broj primjera između klasa, ove metrike će nam biti najvažnije za posmatranje.</w:t>
       </w:r>
     </w:p>
     <w:p>
@@ -2823,7 +1565,7 @@
     </w:p>
     <w:p>
       <w:pPr>
-        <w:pStyle w:val="Paragrafspiska"/>
+        <w:pStyle w:val="ListParagraph"/>
         <w:numPr>
           <w:ilvl w:val="0"/>
           <w:numId w:val="8"/>
@@ -2833,34 +1575,18 @@
         <w:t>Težinske metrike</w:t>
       </w:r>
       <w:r>
-        <w:t xml:space="preserve"> (</w:t>
-      </w:r>
-      <w:proofErr w:type="spellStart"/>
-      <w:r>
-        <w:t>Weighted-Averaging</w:t>
-      </w:r>
-      <w:proofErr w:type="spellEnd"/>
-      <w:r>
-        <w:t>)</w:t>
+        <w:t xml:space="preserve"> (Weighted-Averaging)</w:t>
       </w:r>
       <w:r>
         <w:t xml:space="preserve">. </w:t>
       </w:r>
       <w:r>
-        <w:t xml:space="preserve">Težinske metrike se računaju tako što se metrika svake pojedinačne klase </w:t>
-      </w:r>
-      <w:proofErr w:type="spellStart"/>
-      <w:r>
-        <w:t>pomnoži</w:t>
-      </w:r>
-      <w:proofErr w:type="spellEnd"/>
-      <w:r>
-        <w:t xml:space="preserve"> sa brojem primjera iz te klase, te se sve sabere i podijeli sa ukupnim brojem primjera u skupu podataka:</w:t>
-      </w:r>
-    </w:p>
-    <w:p>
-      <w:pPr>
-        <w:pStyle w:val="Paragrafspiska"/>
+        <w:t>Težinske metrike se računaju tako što se metrika svake pojedinačne klase pomnoži sa brojem primjera iz te klase, te se sve sabere i podijeli sa ukupnim brojem primjera u skupu podataka:</w:t>
+      </w:r>
+    </w:p>
+    <w:p>
+      <w:pPr>
+        <w:pStyle w:val="ListParagraph"/>
       </w:pPr>
       <m:oMathPara>
         <m:oMathParaPr>
@@ -3194,150 +1920,47 @@
       <w:r>
         <w:t xml:space="preserve">) recimo 10% težinska preciznost će </w:t>
       </w:r>
-      <w:proofErr w:type="spellStart"/>
-      <w:r>
-        <w:t>idalje</w:t>
-      </w:r>
-      <w:proofErr w:type="spellEnd"/>
-      <w:r>
-        <w:t xml:space="preserve"> </w:t>
+      <w:r>
+        <w:t xml:space="preserve">idalje </w:t>
       </w:r>
       <w:r>
         <w:t xml:space="preserve">biti blizu 100%. </w:t>
       </w:r>
       <w:r>
-        <w:t xml:space="preserve">Zbog ovog efekta maskiranja slabe preciznosti na </w:t>
-      </w:r>
-      <w:proofErr w:type="spellStart"/>
-      <w:r>
-        <w:t>manjinkim</w:t>
-      </w:r>
-      <w:proofErr w:type="spellEnd"/>
-      <w:r>
-        <w:t xml:space="preserve"> klasama, za naš slučaju je data metrika manje korisna.</w:t>
-      </w:r>
-    </w:p>
-    <w:p>
-      <w:pPr>
-        <w:pStyle w:val="Naslov3"/>
+        <w:t>Zbog ovog efekta maskiranja slabe preciznosti na manjinkim klasama, za naš slučaju je data metrika manje korisna.</w:t>
+      </w:r>
+    </w:p>
+    <w:p>
+      <w:pPr>
+        <w:ind w:left="720"/>
+      </w:pPr>
+    </w:p>
+    <w:p>
+      <w:pPr>
+        <w:pStyle w:val="Heading2"/>
       </w:pPr>
       <w:r>
         <w:lastRenderedPageBreak/>
-        <w:t>Tehnološki okvir mašinskog učenja</w:t>
-      </w:r>
-    </w:p>
-    <w:p/>
-    <w:p>
-      <w:r>
-        <w:rPr>
-          <w:rFonts w:eastAsiaTheme="majorEastAsia" w:cstheme="majorBidi"/>
-          <w:color w:val="0F4761" w:themeColor="accent1" w:themeShade="BF"/>
-          <w:sz w:val="28"/>
-          <w:szCs w:val="28"/>
-        </w:rPr>
-        <w:t>Korišteni skup podataka (</w:t>
-      </w:r>
-      <w:proofErr w:type="spellStart"/>
-      <w:r>
-        <w:rPr>
-          <w:rFonts w:eastAsiaTheme="majorEastAsia" w:cstheme="majorBidi"/>
-          <w:color w:val="0F4761" w:themeColor="accent1" w:themeShade="BF"/>
-          <w:sz w:val="28"/>
-          <w:szCs w:val="28"/>
-        </w:rPr>
-        <w:t>Dataset</w:t>
-      </w:r>
-      <w:proofErr w:type="spellEnd"/>
-      <w:r>
-        <w:rPr>
-          <w:rFonts w:eastAsiaTheme="majorEastAsia" w:cstheme="majorBidi"/>
-          <w:color w:val="0F4761" w:themeColor="accent1" w:themeShade="BF"/>
-          <w:sz w:val="28"/>
-          <w:szCs w:val="28"/>
-        </w:rPr>
-        <w:t>)</w:t>
-      </w:r>
-    </w:p>
-    <w:p>
-      <w:r>
-        <w:t xml:space="preserve">Da bismo bili u </w:t>
-      </w:r>
-      <w:proofErr w:type="spellStart"/>
-      <w:r>
-        <w:t>mogućnosti</w:t>
-      </w:r>
-      <w:proofErr w:type="spellEnd"/>
-      <w:r>
-        <w:t xml:space="preserve"> trenirati efikasan i precizan model mašinskog učenja, neophodni su nam podaci na kojima će model učiti i na kojim će se provjeravati njegova tačnost. </w:t>
-      </w:r>
-      <w:proofErr w:type="spellStart"/>
-      <w:r>
-        <w:t>Kvalitet</w:t>
-      </w:r>
-      <w:proofErr w:type="spellEnd"/>
-      <w:r>
-        <w:t xml:space="preserve"> i </w:t>
-      </w:r>
-      <w:proofErr w:type="spellStart"/>
-      <w:r>
-        <w:t>kvantitet</w:t>
-      </w:r>
-      <w:proofErr w:type="spellEnd"/>
-      <w:r>
-        <w:t xml:space="preserve"> podataka za treniranje će direktno diktirati koliko će naš model biti pouzdan i tačan. Podaci moraju biti ispravno obilježeni te moraju biti dovoljno opširni i raznovrsni da bi naš model mogao ispravno generalizirati problem bez prilagođavanja podacima (</w:t>
-      </w:r>
-      <w:proofErr w:type="spellStart"/>
-      <w:r>
-        <w:t>overfitting</w:t>
-      </w:r>
-      <w:proofErr w:type="spellEnd"/>
-      <w:r>
-        <w:t xml:space="preserve">). </w:t>
-      </w:r>
-    </w:p>
-    <w:p>
-      <w:r>
-        <w:t xml:space="preserve">U ovu svrhu je korišten skup podataka sa stranice </w:t>
-      </w:r>
-      <w:proofErr w:type="spellStart"/>
-      <w:r>
-        <w:t>Kaggle</w:t>
-      </w:r>
-      <w:proofErr w:type="spellEnd"/>
-      <w:r>
-        <w:t xml:space="preserve">. </w:t>
-      </w:r>
-      <w:proofErr w:type="spellStart"/>
-      <w:r>
-        <w:t>Kaggle</w:t>
-      </w:r>
-      <w:proofErr w:type="spellEnd"/>
-      <w:r>
-        <w:t xml:space="preserve"> je online platforma koja pruža korisnicima </w:t>
-      </w:r>
-      <w:proofErr w:type="spellStart"/>
-      <w:r>
-        <w:t>mogućnost</w:t>
-      </w:r>
-      <w:proofErr w:type="spellEnd"/>
-      <w:r>
-        <w:t xml:space="preserve"> preuzimanja </w:t>
-      </w:r>
-      <w:proofErr w:type="spellStart"/>
-      <w:r>
-        <w:t>dataset</w:t>
-      </w:r>
-      <w:proofErr w:type="spellEnd"/>
-      <w:r>
-        <w:t xml:space="preserve">-ova za treniranje modela kao i </w:t>
-      </w:r>
-      <w:proofErr w:type="spellStart"/>
-      <w:r>
-        <w:t>poređenje</w:t>
-      </w:r>
-      <w:proofErr w:type="spellEnd"/>
-      <w:r>
-        <w:t xml:space="preserve"> istreniranih modela mašinskog učenja.</w:t>
+        <w:t>Metodologija i implementacija</w:t>
+      </w:r>
+    </w:p>
+    <w:p/>
+    <w:p>
+      <w:pPr>
+        <w:pStyle w:val="Heading3"/>
+      </w:pPr>
+      <w:r>
+        <w:t>Korišteni skup podataka (Dataset)</w:t>
+      </w:r>
+    </w:p>
+    <w:p>
+      <w:r>
+        <w:t xml:space="preserve">Da bismo bili u mogućnosti trenirati efikasan i precizan model mašinskog učenja, neophodni su nam podaci na kojima će model učiti i na kojim će se provjeravati njegova tačnost. Kvalitet i kvantitet podataka za treniranje će direktno diktirati koliko će naš model biti pouzdan i tačan. Podaci moraju biti ispravno obilježeni te moraju biti dovoljno opširni i raznovrsni da bi naš model mogao ispravno generalizirati problem bez prilagođavanja podacima (overfitting). </w:t>
+      </w:r>
+    </w:p>
+    <w:p>
+      <w:r>
+        <w:t>U ovu svrhu je korišten skup podataka sa stranice Kaggle. Kaggle je online platforma koja pruža korisnicima mogućnost preuzimanja dataset-ova za treniranje modela kao i poređenje istreniranih modela mašinskog učenja.</w:t>
       </w:r>
     </w:p>
     <w:p>
@@ -3345,32 +1968,11 @@
         <w:t>Skup podataka koji je korišten za dati radi je IQ-OTH</w:t>
       </w:r>
       <w:r>
-        <w:t>/NCCD(</w:t>
-      </w:r>
-      <w:proofErr w:type="spellStart"/>
-      <w:r>
-        <w:t>Iraq</w:t>
-      </w:r>
-      <w:r>
-        <w:t>-Oncology</w:t>
-      </w:r>
-      <w:proofErr w:type="spellEnd"/>
-      <w:r>
-        <w:t xml:space="preserve"> </w:t>
-      </w:r>
-      <w:proofErr w:type="spellStart"/>
-      <w:r>
-        <w:t>Teaching</w:t>
-      </w:r>
-      <w:proofErr w:type="spellEnd"/>
-      <w:r>
-        <w:t xml:space="preserve"> </w:t>
-      </w:r>
-      <w:proofErr w:type="spellStart"/>
-      <w:r>
-        <w:t>Hospital</w:t>
-      </w:r>
-      <w:proofErr w:type="spellEnd"/>
+        <w:t>/NCCD(Iraq</w:t>
+      </w:r>
+      <w:r>
+        <w:t>-Oncology Teaching Hospital</w:t>
+      </w:r>
       <w:r>
         <w:rPr>
           <w:lang w:val="en-GB"/>
@@ -3529,13 +2131,8 @@
         </w:rPr>
         <w:t>. Sadr</w:t>
       </w:r>
-      <w:proofErr w:type="spellStart"/>
-      <w:r>
-        <w:t>ži</w:t>
-      </w:r>
-      <w:proofErr w:type="spellEnd"/>
-      <w:r>
-        <w:t xml:space="preserve"> CT snimke pacijenata sa rakom pluća u različitim fazama, kao i snimke zdravih pacijenata. </w:t>
+      <w:r>
+        <w:t xml:space="preserve">ži CT snimke pacijenata sa rakom pluća u različitim fazama, kao i snimke zdravih pacijenata. </w:t>
       </w:r>
     </w:p>
     <w:p>
@@ -3545,7 +2142,7 @@
     </w:p>
     <w:p>
       <w:pPr>
-        <w:pStyle w:val="Paragrafspiska"/>
+        <w:pStyle w:val="ListParagraph"/>
         <w:numPr>
           <w:ilvl w:val="0"/>
           <w:numId w:val="6"/>
@@ -3563,7 +2160,7 @@
     </w:p>
     <w:p>
       <w:pPr>
-        <w:pStyle w:val="Paragrafspiska"/>
+        <w:pStyle w:val="ListParagraph"/>
         <w:numPr>
           <w:ilvl w:val="0"/>
           <w:numId w:val="6"/>
@@ -3578,7 +2175,7 @@
     </w:p>
     <w:p>
       <w:pPr>
-        <w:pStyle w:val="Paragrafspiska"/>
+        <w:pStyle w:val="ListParagraph"/>
         <w:numPr>
           <w:ilvl w:val="0"/>
           <w:numId w:val="6"/>
@@ -3659,553 +2256,129 @@
     <w:p/>
     <w:p>
       <w:pPr>
-        <w:rPr>
-          <w:rFonts w:eastAsiaTheme="majorEastAsia" w:cstheme="majorBidi"/>
-          <w:color w:val="0F4761" w:themeColor="accent1" w:themeShade="BF"/>
-          <w:sz w:val="28"/>
-          <w:szCs w:val="28"/>
-        </w:rPr>
-      </w:pPr>
-      <w:proofErr w:type="spellStart"/>
-      <w:r>
-        <w:rPr>
-          <w:rFonts w:eastAsiaTheme="majorEastAsia" w:cstheme="majorBidi"/>
-          <w:color w:val="0F4761" w:themeColor="accent1" w:themeShade="BF"/>
-          <w:sz w:val="28"/>
-          <w:szCs w:val="28"/>
-        </w:rPr>
+        <w:pStyle w:val="Heading3"/>
+      </w:pPr>
+      <w:r>
         <w:lastRenderedPageBreak/>
-        <w:t>Preprocesiranje</w:t>
-      </w:r>
-      <w:proofErr w:type="spellEnd"/>
-      <w:r>
-        <w:rPr>
-          <w:rFonts w:eastAsiaTheme="majorEastAsia" w:cstheme="majorBidi"/>
-          <w:color w:val="0F4761" w:themeColor="accent1" w:themeShade="BF"/>
-          <w:sz w:val="28"/>
-          <w:szCs w:val="28"/>
-        </w:rPr>
-        <w:t xml:space="preserve"> slika (</w:t>
-      </w:r>
-      <w:proofErr w:type="spellStart"/>
-      <w:r>
-        <w:rPr>
-          <w:rFonts w:eastAsiaTheme="majorEastAsia" w:cstheme="majorBidi"/>
-          <w:color w:val="0F4761" w:themeColor="accent1" w:themeShade="BF"/>
-          <w:sz w:val="28"/>
-          <w:szCs w:val="28"/>
-        </w:rPr>
-        <w:t>Image</w:t>
-      </w:r>
-      <w:proofErr w:type="spellEnd"/>
-      <w:r>
-        <w:rPr>
-          <w:rFonts w:eastAsiaTheme="majorEastAsia" w:cstheme="majorBidi"/>
-          <w:color w:val="0F4761" w:themeColor="accent1" w:themeShade="BF"/>
-          <w:sz w:val="28"/>
-          <w:szCs w:val="28"/>
-        </w:rPr>
-        <w:t xml:space="preserve"> </w:t>
-      </w:r>
-      <w:proofErr w:type="spellStart"/>
-      <w:r>
-        <w:rPr>
-          <w:rFonts w:eastAsiaTheme="majorEastAsia" w:cstheme="majorBidi"/>
-          <w:color w:val="0F4761" w:themeColor="accent1" w:themeShade="BF"/>
-          <w:sz w:val="28"/>
-          <w:szCs w:val="28"/>
-        </w:rPr>
-        <w:t>Preprocessing</w:t>
-      </w:r>
-      <w:proofErr w:type="spellEnd"/>
-      <w:r>
-        <w:rPr>
-          <w:rFonts w:eastAsiaTheme="majorEastAsia" w:cstheme="majorBidi"/>
-          <w:color w:val="0F4761" w:themeColor="accent1" w:themeShade="BF"/>
-          <w:sz w:val="28"/>
-          <w:szCs w:val="28"/>
-        </w:rPr>
-        <w:t>) i Augmentacija</w:t>
-      </w:r>
-    </w:p>
-    <w:p>
-      <w:r>
-        <w:t xml:space="preserve">Standardna praksa prilikom prilikom treniranja modela mašinskog učenja, nezavisno od domene, jeste da se izvrše određene operacije nad podacima prije samog treniranja. Cilj </w:t>
-      </w:r>
-      <w:proofErr w:type="spellStart"/>
-      <w:r>
-        <w:t>datih</w:t>
-      </w:r>
-      <w:proofErr w:type="spellEnd"/>
-      <w:r>
-        <w:t xml:space="preserve"> operacija jeste da se smanji </w:t>
-      </w:r>
-      <w:proofErr w:type="spellStart"/>
-      <w:r>
-        <w:t>opterećenje</w:t>
-      </w:r>
-      <w:proofErr w:type="spellEnd"/>
-      <w:r>
-        <w:t xml:space="preserve"> na računarske resurse prilikom treniranja kao i standardizacija ulaznih podataka na određeni uniformni format.</w:t>
-      </w:r>
-    </w:p>
-    <w:p>
-      <w:r>
-        <w:t xml:space="preserve">Naš skup podataka ili </w:t>
-      </w:r>
-      <w:proofErr w:type="spellStart"/>
-      <w:r>
-        <w:t>dataset</w:t>
-      </w:r>
-      <w:proofErr w:type="spellEnd"/>
-      <w:r>
-        <w:t xml:space="preserve"> se sastoji od 1190 CT slika pluća koje imaju dimenzije od 512x512 piksela i predstavljene su preko tri kanala (RGB format - crevna, </w:t>
-      </w:r>
-      <w:proofErr w:type="spellStart"/>
-      <w:r>
-        <w:t>zelana</w:t>
-      </w:r>
-      <w:proofErr w:type="spellEnd"/>
-      <w:r>
-        <w:t xml:space="preserve"> i plava). Kako bi se optimizirao proces treniranje </w:t>
-      </w:r>
-      <w:proofErr w:type="spellStart"/>
-      <w:r>
-        <w:t>obavljenje</w:t>
-      </w:r>
-      <w:proofErr w:type="spellEnd"/>
-      <w:r>
-        <w:t xml:space="preserve"> su slijedeće transformacije:</w:t>
-      </w:r>
-    </w:p>
-    <w:p/>
-    <w:p>
-      <w:r>
-        <w:t xml:space="preserve">1. </w:t>
-      </w:r>
-      <w:proofErr w:type="spellStart"/>
-      <w:r>
-        <w:t>Skaliranje</w:t>
-      </w:r>
-      <w:proofErr w:type="spellEnd"/>
-      <w:r>
-        <w:t xml:space="preserve"> dimenzija (</w:t>
-      </w:r>
-      <w:proofErr w:type="spellStart"/>
-      <w:r>
-        <w:t>Resizing</w:t>
-      </w:r>
-      <w:proofErr w:type="spellEnd"/>
-      <w:r>
-        <w:t>)</w:t>
-      </w:r>
-    </w:p>
-    <w:p>
-      <w:r>
-        <w:t xml:space="preserve">Smanjenjem dimenzija slika sa 512x512 na 256x256 smanjuje se broj ulaznih parametara u </w:t>
-      </w:r>
-      <w:proofErr w:type="spellStart"/>
-      <w:r>
-        <w:t>neuralnu</w:t>
-      </w:r>
-      <w:proofErr w:type="spellEnd"/>
-      <w:r>
-        <w:t xml:space="preserve"> mrežu. Ovo smanjuje </w:t>
-      </w:r>
-      <w:proofErr w:type="spellStart"/>
-      <w:r>
-        <w:t>opterećenje</w:t>
-      </w:r>
-      <w:proofErr w:type="spellEnd"/>
-      <w:r>
-        <w:t xml:space="preserve"> na računarske resurse i </w:t>
-      </w:r>
-      <w:proofErr w:type="spellStart"/>
-      <w:r>
-        <w:t>omogućava</w:t>
-      </w:r>
-      <w:proofErr w:type="spellEnd"/>
-      <w:r>
-        <w:t xml:space="preserve"> modelu da istovremeno obrađuje više slika, što će samim time ubrzati proces treniranja.</w:t>
-      </w:r>
-      <w:r>
-        <w:t xml:space="preserve"> </w:t>
-      </w:r>
-      <w:r>
-        <w:t xml:space="preserve">Dodatna prednost </w:t>
-      </w:r>
-      <w:proofErr w:type="spellStart"/>
-      <w:r>
-        <w:t>skaliranje</w:t>
-      </w:r>
-      <w:proofErr w:type="spellEnd"/>
-      <w:r>
-        <w:t xml:space="preserve"> </w:t>
-      </w:r>
-      <w:proofErr w:type="spellStart"/>
-      <w:r>
-        <w:t>dimezija</w:t>
-      </w:r>
-      <w:proofErr w:type="spellEnd"/>
-      <w:r>
-        <w:t xml:space="preserve"> slike jeste da sa </w:t>
-      </w:r>
-      <w:proofErr w:type="spellStart"/>
-      <w:r>
-        <w:t>datom</w:t>
-      </w:r>
-      <w:proofErr w:type="spellEnd"/>
-      <w:r>
-        <w:t xml:space="preserve"> operacijom osiguravamo konzistentnost dimenzija čitavog skupa podataka, u slučaju da neka slika u </w:t>
-      </w:r>
-      <w:proofErr w:type="spellStart"/>
-      <w:r>
-        <w:t>traning</w:t>
-      </w:r>
-      <w:proofErr w:type="spellEnd"/>
-      <w:r>
-        <w:t xml:space="preserve"> podacima ima različite dimenzije.</w:t>
-      </w:r>
-    </w:p>
-    <w:p/>
-    <w:p>
-      <w:r>
-        <w:t>2. Konverzija u nijanse sive (</w:t>
-      </w:r>
-      <w:proofErr w:type="spellStart"/>
-      <w:r>
-        <w:t>Grayscale</w:t>
-      </w:r>
-      <w:proofErr w:type="spellEnd"/>
-      <w:r>
-        <w:t xml:space="preserve"> </w:t>
-      </w:r>
-      <w:proofErr w:type="spellStart"/>
-      <w:r>
-        <w:t>Conversion</w:t>
-      </w:r>
-      <w:proofErr w:type="spellEnd"/>
-      <w:r>
-        <w:t>)</w:t>
-      </w:r>
-    </w:p>
-    <w:p>
-      <w:r>
-        <w:t xml:space="preserve">Prilikom analiziranje CT slike za tumor pluća glavne </w:t>
-      </w:r>
-      <w:proofErr w:type="spellStart"/>
-      <w:r>
-        <w:t>karaketeristike</w:t>
-      </w:r>
-      <w:proofErr w:type="spellEnd"/>
-      <w:r>
-        <w:t xml:space="preserve"> su oblik, tekstura i nijansa sjena a ne sama boja piksela. </w:t>
-      </w:r>
-      <w:proofErr w:type="spellStart"/>
-      <w:r>
-        <w:t>Konvertovanjem</w:t>
-      </w:r>
-      <w:proofErr w:type="spellEnd"/>
-      <w:r>
-        <w:t xml:space="preserve"> slike iz 3 kanala (RGB) u jedan kanal (</w:t>
-      </w:r>
-      <w:proofErr w:type="spellStart"/>
-      <w:r>
-        <w:t>grayscale</w:t>
-      </w:r>
-      <w:proofErr w:type="spellEnd"/>
-      <w:r>
-        <w:t xml:space="preserve"> ili crno-bijelo) uklanjamo bespotrebne informacije te dobijamo sliče prednosti kao i prilikom smanjenja </w:t>
-      </w:r>
-      <w:proofErr w:type="spellStart"/>
-      <w:r>
-        <w:t>dimeznija</w:t>
-      </w:r>
-      <w:proofErr w:type="spellEnd"/>
-      <w:r>
-        <w:t xml:space="preserve">. Dobijamo dosta brže treniranje, ali i manju </w:t>
-      </w:r>
-      <w:proofErr w:type="spellStart"/>
-      <w:r>
-        <w:t>mogućnosti</w:t>
-      </w:r>
-      <w:proofErr w:type="spellEnd"/>
-      <w:r>
-        <w:t xml:space="preserve"> </w:t>
-      </w:r>
-      <w:proofErr w:type="spellStart"/>
-      <w:r>
-        <w:t>overfitting</w:t>
-      </w:r>
-      <w:proofErr w:type="spellEnd"/>
-      <w:r>
-        <w:t xml:space="preserve"> ili </w:t>
-      </w:r>
-      <w:proofErr w:type="spellStart"/>
-      <w:r>
-        <w:t>mogućnost</w:t>
-      </w:r>
-      <w:proofErr w:type="spellEnd"/>
-      <w:r>
-        <w:t xml:space="preserve"> da naš model ne generalizira dobro.</w:t>
-      </w:r>
-    </w:p>
-    <w:p/>
-    <w:p>
-      <w:r>
-        <w:t>3. Normalizacija piksela (</w:t>
-      </w:r>
-      <w:proofErr w:type="spellStart"/>
-      <w:r>
-        <w:t>Normalization</w:t>
-      </w:r>
-      <w:proofErr w:type="spellEnd"/>
-      <w:r>
-        <w:t>)</w:t>
-      </w:r>
-    </w:p>
-    <w:p>
-      <w:proofErr w:type="spellStart"/>
-      <w:r>
-        <w:t>Konvertovanjem</w:t>
-      </w:r>
-      <w:proofErr w:type="spellEnd"/>
-      <w:r>
-        <w:t xml:space="preserve"> slike u jedan kanal dobijamo crno-bijelu sliku čije vrijednost su u </w:t>
-      </w:r>
-      <w:proofErr w:type="spellStart"/>
-      <w:r>
-        <w:t>responu</w:t>
-      </w:r>
-      <w:proofErr w:type="spellEnd"/>
-      <w:r>
-        <w:t xml:space="preserve"> od 0 do 255. Date vrijednost ćemo skalirati na raspon od 0 do 1 što stabilizira matematičke operacije što dovodi do mnogo brže konverzije modela.</w:t>
-      </w:r>
-    </w:p>
-    <w:p/>
-    <w:p>
-      <w:r>
-        <w:t xml:space="preserve">4. Proširivanje skupa podataka (Data </w:t>
-      </w:r>
-      <w:proofErr w:type="spellStart"/>
-      <w:r>
-        <w:t>Augmentation</w:t>
-      </w:r>
-      <w:proofErr w:type="spellEnd"/>
-      <w:r>
-        <w:t>)</w:t>
-      </w:r>
-    </w:p>
-    <w:p>
-      <w:r>
-        <w:t xml:space="preserve">Zadnja operacija koju ćemo uraditi jeste da na naš skup podataka dodamo još slika uz određene transformacije. Kako je naš skup podataka relativno mal, cilj ove operacije jeste vještačko uvođenje raznolikosti u skup podataka, da smanjimo </w:t>
-      </w:r>
-      <w:proofErr w:type="spellStart"/>
-      <w:r>
-        <w:t>mogućnost</w:t>
-      </w:r>
-      <w:proofErr w:type="spellEnd"/>
-      <w:r>
-        <w:t xml:space="preserve"> </w:t>
-      </w:r>
-      <w:proofErr w:type="spellStart"/>
-      <w:r>
-        <w:t>overfitting</w:t>
-      </w:r>
-      <w:proofErr w:type="spellEnd"/>
-      <w:r>
-        <w:t xml:space="preserve"> i poboljšamo šanse da će naš model što bolje generalizirati problem. Ovo ćemo postići tako što ćemo za svaku sliku dodati još dvije slike gdje je jedna rotirana horizontalno dok je druga rotirana </w:t>
-      </w:r>
-      <w:proofErr w:type="spellStart"/>
-      <w:r>
-        <w:t>vertiklano</w:t>
-      </w:r>
-      <w:proofErr w:type="spellEnd"/>
-      <w:r>
-        <w:t>.</w:t>
-      </w:r>
-    </w:p>
-    <w:p>
-      <w:pPr>
-        <w:pStyle w:val="Naslov3"/>
+        <w:t>Preprocesiranje slika (Image Preprocessing) i Augmentacija</w:t>
+      </w:r>
+    </w:p>
+    <w:p>
+      <w:r>
+        <w:t>Standardna praksa prilikom prilikom treniranja modela mašinskog učenja, nezavisno od domene, jeste da se izvrše određene operacije nad podacima prije samog treniranja. Cilj datih operacija jeste da se smanji opterećenje na računarske resurse prilikom treniranja kao i standardizacija ulaznih podataka na određeni uniformni format.</w:t>
+      </w:r>
+    </w:p>
+    <w:p>
+      <w:r>
+        <w:t>Naš skup podataka ili dataset se sastoji od 1190 CT slika pluća koje imaju dimenzije od 512x512 piksela i predstavljene su preko tri kanala (RGB format - crevna, zelana i plava). Kako bi se optimizirao proces treniranje obavljenje su slijedeće transformacije:</w:t>
+      </w:r>
+    </w:p>
+    <w:p/>
+    <w:p>
+      <w:r>
+        <w:t>1. Skaliranje dimenzija (Resizing)</w:t>
+      </w:r>
+    </w:p>
+    <w:p>
+      <w:r>
+        <w:t>Smanjenjem dimenzija slika sa 512x512 na 256x256 smanjuje se broj ulaznih parametara u neuralnu mrežu. Ovo smanjuje opterećenje na računarske resurse i omogućava modelu da istovremeno obrađuje više slika, što će samim time ubrzati proces treniranja. Dodatna prednost skaliranje dimezija slike jeste da sa datom operacijom osiguravamo konzistentnost dimenzija čitavog skupa podataka, u slučaju da neka slika u traning podacima ima različite dimenzije.</w:t>
+      </w:r>
+    </w:p>
+    <w:p/>
+    <w:p>
+      <w:r>
+        <w:t>2. Konverzija u nijanse sive (Grayscale Conversion)</w:t>
+      </w:r>
+    </w:p>
+    <w:p>
+      <w:r>
+        <w:t>Prilikom analiziranje CT slike za tumor pluća glavne karaketeristike su oblik, tekstura i nijansa sjena a ne sama boja piksela. Konvertovanjem slike iz 3 kanala (RGB) u jedan kanal (grayscale ili crno-bijelo) uklanjamo bespotrebne informacije te dobijamo sliče prednosti kao i prilikom smanjenja dimeznija. Dobijamo dosta brže treniranje, ali i manju mogućnosti overfitting ili mogućnost da naš model ne generalizira dobro.</w:t>
+      </w:r>
+    </w:p>
+    <w:p/>
+    <w:p>
+      <w:r>
+        <w:t>3. Normalizacija piksela (Normalization)</w:t>
+      </w:r>
+    </w:p>
+    <w:p>
+      <w:r>
+        <w:t>Konvertovanjem slike u jedan kanal dobijamo crno-bijelu sliku čije vrijednost su u responu od 0 do 255. Date vrijednost ćemo skalirati na raspon od 0 do 1 što stabilizira matematičke operacije što dovodi do mnogo brže konverzije modela.</w:t>
+      </w:r>
+    </w:p>
+    <w:p/>
+    <w:p>
+      <w:r>
+        <w:t>4. Proširivanje skupa podataka (Data Augmentation)</w:t>
+      </w:r>
+    </w:p>
+    <w:p>
+      <w:r>
+        <w:t>Zadnja operacija koju ćemo uraditi jeste da na naš skup podataka dodamo još slika uz određene transformacije. Kako je naš skup podataka relativno mal, cilj ove operacije jeste vještačko uvođenje raznolikosti u skup podataka, da smanjimo mogućnost overfitting i poboljšamo šanse da će naš model što bolje generalizirati problem. Ovo ćemo postići tako što ćemo za svaku sliku dodati još dvije slike gdje je jedna rotirana horizontalno dok je druga rotirana vertiklano.</w:t>
+      </w:r>
+    </w:p>
+    <w:p>
+      <w:pPr>
+        <w:pStyle w:val="Heading3"/>
       </w:pPr>
       <w:r>
         <w:lastRenderedPageBreak/>
         <w:t xml:space="preserve">Dizajn i arhitektura CNN modela, </w:t>
       </w:r>
       <w:r>
-        <w:t xml:space="preserve">Funkcija troška, </w:t>
-      </w:r>
-      <w:proofErr w:type="spellStart"/>
-      <w:r>
-        <w:t>Optimizator</w:t>
-      </w:r>
-      <w:proofErr w:type="spellEnd"/>
-    </w:p>
-    <w:p/>
-    <w:p>
-      <w:r>
-        <w:t xml:space="preserve">Da bi </w:t>
-      </w:r>
-      <w:proofErr w:type="spellStart"/>
-      <w:r>
-        <w:t>poređenje</w:t>
-      </w:r>
-      <w:proofErr w:type="spellEnd"/>
-      <w:r>
-        <w:t xml:space="preserve"> imalo smisla i bilo akademski validno, obje </w:t>
-      </w:r>
-      <w:proofErr w:type="spellStart"/>
-      <w:r>
-        <w:t>neuralne</w:t>
-      </w:r>
-      <w:proofErr w:type="spellEnd"/>
-      <w:r>
-        <w:t xml:space="preserve"> mreže su implementirane na isti način u </w:t>
-      </w:r>
-      <w:proofErr w:type="spellStart"/>
-      <w:r>
-        <w:t>Python</w:t>
-      </w:r>
-      <w:proofErr w:type="spellEnd"/>
-      <w:r>
-        <w:t xml:space="preserve"> i .NET </w:t>
-      </w:r>
-      <w:proofErr w:type="spellStart"/>
-      <w:r>
-        <w:t>okruženjima</w:t>
-      </w:r>
-      <w:proofErr w:type="spellEnd"/>
-      <w:r>
-        <w:t xml:space="preserve">. Sastoji se od </w:t>
-      </w:r>
-      <w:proofErr w:type="spellStart"/>
-      <w:r>
-        <w:t>konvolucijskih</w:t>
-      </w:r>
-      <w:proofErr w:type="spellEnd"/>
+        <w:t>Funkcija troška, Optimizator</w:t>
+      </w:r>
+    </w:p>
+    <w:p/>
+    <w:p>
+      <w:r>
+        <w:t xml:space="preserve">Da bi poređenje imalo smisla i bilo akademski validno, obje neuralne mreže su implementirane na isti način u Python i .NET okruženjima. Sastoji se od konvolucijskih, pooling, aktivacijskih i potpuno povezanih slojeva. </w:t>
+      </w:r>
+    </w:p>
+    <w:p>
+      <w:r>
+        <w:t>Pored navedenih, koristi se Flatten sloj</w:t>
+      </w:r>
+      <w:r>
+        <w:t xml:space="preserve"> </w:t>
+      </w:r>
+      <w:r>
+        <w:t xml:space="preserve">(sloj ispravljanja). Dati sloj uzima podatak iz više dimenzija recimo sliku koja je u 2D iz </w:t>
+      </w:r>
+      <w:r>
+        <w:t xml:space="preserve">prethodnih </w:t>
+      </w:r>
+      <w:r>
+        <w:t xml:space="preserve">slojeva i pretvori je 1D niz. Ovaj sloj nam je potreban između konvolucijskog dijela mreže koji radi sa matricima i </w:t>
+      </w:r>
+      <w:r>
+        <w:t xml:space="preserve">potpuno </w:t>
+      </w:r>
+      <w:r>
+        <w:t>povezanog dijela koji radi sa 1D ulazima.</w:t>
+      </w:r>
+    </w:p>
+    <w:p>
+      <w:r>
+        <w:t xml:space="preserve">Također, prilikom prolaska kroz prvi kovolucijskog sloj slika se transformiše iz jednog u 64. kanala. Ovo nam u biti daje 64 različite </w:t>
+      </w:r>
+      <w:r>
+        <w:t xml:space="preserve">transformisane </w:t>
+      </w:r>
+      <w:r>
+        <w:t>slike. Cilj ovoga jeste da povećavanje broj</w:t>
+      </w:r>
+      <w:r>
+        <w:t>a</w:t>
+      </w:r>
+      <w:r>
+        <w:t xml:space="preserve"> kernela</w:t>
+      </w:r>
       <w:r>
         <w:t xml:space="preserve">, </w:t>
       </w:r>
-      <w:proofErr w:type="spellStart"/>
-      <w:r>
-        <w:t>pooling</w:t>
-      </w:r>
-      <w:proofErr w:type="spellEnd"/>
-      <w:r>
-        <w:t xml:space="preserve">, aktivacijskih i potpuno povezanih slojeva. </w:t>
-      </w:r>
-    </w:p>
-    <w:p>
-      <w:r>
-        <w:t xml:space="preserve">Pored navedenih, koristi se </w:t>
-      </w:r>
-      <w:proofErr w:type="spellStart"/>
-      <w:r>
-        <w:t>Flatten</w:t>
-      </w:r>
-      <w:proofErr w:type="spellEnd"/>
-      <w:r>
-        <w:t xml:space="preserve"> sloj</w:t>
-      </w:r>
-      <w:r>
-        <w:t xml:space="preserve"> </w:t>
-      </w:r>
-      <w:r>
-        <w:t xml:space="preserve">(sloj ispravljanja). Dati sloj uzima podatak iz više dimenzija recimo sliku koja je u 2D iz </w:t>
-      </w:r>
-      <w:r>
-        <w:t xml:space="preserve">prethodnih </w:t>
-      </w:r>
-      <w:r>
-        <w:t xml:space="preserve">slojeva i pretvori je 1D niz. Ovaj sloj nam je potreban između </w:t>
-      </w:r>
-      <w:proofErr w:type="spellStart"/>
-      <w:r>
-        <w:t>konvolucijskog</w:t>
-      </w:r>
-      <w:proofErr w:type="spellEnd"/>
-      <w:r>
-        <w:t xml:space="preserve"> dijela mreže koji radi sa </w:t>
-      </w:r>
-      <w:proofErr w:type="spellStart"/>
-      <w:r>
-        <w:t>matricima</w:t>
-      </w:r>
-      <w:proofErr w:type="spellEnd"/>
-      <w:r>
-        <w:t xml:space="preserve"> i </w:t>
-      </w:r>
-      <w:r>
-        <w:t xml:space="preserve">potpuno </w:t>
-      </w:r>
-      <w:r>
-        <w:t>povezanog dijela koji radi sa 1D ulazima.</w:t>
-      </w:r>
-    </w:p>
-    <w:p>
-      <w:r>
-        <w:t xml:space="preserve">Također, prilikom prolaska kroz prvi </w:t>
-      </w:r>
-      <w:proofErr w:type="spellStart"/>
-      <w:r>
-        <w:t>kovolucijskog</w:t>
-      </w:r>
-      <w:proofErr w:type="spellEnd"/>
-      <w:r>
-        <w:t xml:space="preserve"> sloj slika se transformiše iz jednog u 64. kanala. Ovo nam u biti daje 64 različite </w:t>
-      </w:r>
-      <w:proofErr w:type="spellStart"/>
-      <w:r>
-        <w:t>transformisane</w:t>
-      </w:r>
-      <w:proofErr w:type="spellEnd"/>
-      <w:r>
-        <w:t xml:space="preserve"> </w:t>
-      </w:r>
-      <w:r>
-        <w:t xml:space="preserve">slike. Cilj ovoga jeste da </w:t>
-      </w:r>
-      <w:proofErr w:type="spellStart"/>
-      <w:r>
-        <w:t>povećavanje</w:t>
-      </w:r>
-      <w:proofErr w:type="spellEnd"/>
-      <w:r>
-        <w:t xml:space="preserve"> broj</w:t>
-      </w:r>
-      <w:r>
-        <w:t>a</w:t>
-      </w:r>
-      <w:r>
-        <w:t xml:space="preserve"> </w:t>
-      </w:r>
-      <w:proofErr w:type="spellStart"/>
-      <w:r>
-        <w:t>kernela</w:t>
-      </w:r>
-      <w:proofErr w:type="spellEnd"/>
-      <w:r>
-        <w:t xml:space="preserve">, </w:t>
-      </w:r>
-      <w:r>
-        <w:t xml:space="preserve">samim time </w:t>
-      </w:r>
-      <w:proofErr w:type="spellStart"/>
-      <w:r>
-        <w:t>omogućavanje</w:t>
-      </w:r>
-      <w:proofErr w:type="spellEnd"/>
-      <w:r>
-        <w:t xml:space="preserve"> prepoznavanje više oblika recimo jedan </w:t>
-      </w:r>
-      <w:proofErr w:type="spellStart"/>
-      <w:r>
-        <w:t>kernel</w:t>
-      </w:r>
-      <w:proofErr w:type="spellEnd"/>
-      <w:r>
-        <w:t xml:space="preserve"> će tražiti vertikal</w:t>
+      <w:r>
+        <w:t>samim time omogućavanje prepoznavanje više oblika recimo jedan kernel će tražiti vertikal</w:t>
       </w:r>
       <w:r>
         <w:t xml:space="preserve">ne linije, drugi </w:t>
@@ -4273,7 +2446,7 @@
     </w:p>
     <w:p>
       <w:pPr>
-        <w:pStyle w:val="Paragrafspiska"/>
+        <w:pStyle w:val="ListParagraph"/>
         <w:numPr>
           <w:ilvl w:val="0"/>
           <w:numId w:val="12"/>
@@ -4459,7 +2632,7 @@
     </w:p>
     <w:p>
       <w:pPr>
-        <w:pStyle w:val="Paragrafspiska"/>
+        <w:pStyle w:val="ListParagraph"/>
         <w:numPr>
           <w:ilvl w:val="0"/>
           <w:numId w:val="12"/>
@@ -4468,11 +2641,19 @@
           <w:lang w:val="en-GB"/>
         </w:rPr>
       </w:pPr>
-      <w:r>
-        <w:rPr>
-          <w:lang w:val="en-GB"/>
-        </w:rPr>
-        <w:t xml:space="preserve">Prvi </w:t>
+      <w:proofErr w:type="spellStart"/>
+      <w:r>
+        <w:rPr>
+          <w:lang w:val="en-GB"/>
+        </w:rPr>
+        <w:t>Prvi</w:t>
+      </w:r>
+      <w:proofErr w:type="spellEnd"/>
+      <w:r>
+        <w:rPr>
+          <w:lang w:val="en-GB"/>
+        </w:rPr>
+        <w:t xml:space="preserve"> </w:t>
       </w:r>
       <w:proofErr w:type="spellStart"/>
       <w:r>
@@ -4500,7 +2681,21 @@
         <w:rPr>
           <w:lang w:val="en-GB"/>
         </w:rPr>
-        <w:t xml:space="preserve">. Dati </w:t>
+        <w:t xml:space="preserve">. </w:t>
+      </w:r>
+      <w:proofErr w:type="spellStart"/>
+      <w:r>
+        <w:rPr>
+          <w:lang w:val="en-GB"/>
+        </w:rPr>
+        <w:t>Dati</w:t>
+      </w:r>
+      <w:proofErr w:type="spellEnd"/>
+      <w:r>
+        <w:rPr>
+          <w:lang w:val="en-GB"/>
+        </w:rPr>
+        <w:t xml:space="preserve"> </w:t>
       </w:r>
       <w:proofErr w:type="spellStart"/>
       <w:r>
@@ -4565,10 +2760,10 @@
         </w:rPr>
         <w:t>generi</w:t>
       </w:r>
+      <w:proofErr w:type="spellEnd"/>
       <w:r>
         <w:t>še</w:t>
       </w:r>
-      <w:proofErr w:type="spellEnd"/>
       <w:r>
         <w:rPr>
           <w:lang w:val="en-GB"/>
@@ -4760,7 +2955,7 @@
     </w:p>
     <w:p>
       <w:pPr>
-        <w:pStyle w:val="Paragrafspiska"/>
+        <w:pStyle w:val="ListParagraph"/>
         <w:numPr>
           <w:ilvl w:val="0"/>
           <w:numId w:val="12"/>
@@ -4884,7 +3079,7 @@
     </w:p>
     <w:p>
       <w:pPr>
-        <w:pStyle w:val="Paragrafspiska"/>
+        <w:pStyle w:val="ListParagraph"/>
         <w:numPr>
           <w:ilvl w:val="0"/>
           <w:numId w:val="12"/>
@@ -4911,7 +3106,21 @@
         <w:rPr>
           <w:lang w:val="en-GB"/>
         </w:rPr>
-        <w:t xml:space="preserve">. Dati </w:t>
+        <w:t xml:space="preserve">. </w:t>
+      </w:r>
+      <w:proofErr w:type="spellStart"/>
+      <w:r>
+        <w:rPr>
+          <w:lang w:val="en-GB"/>
+        </w:rPr>
+        <w:t>Dati</w:t>
+      </w:r>
+      <w:proofErr w:type="spellEnd"/>
+      <w:r>
+        <w:rPr>
+          <w:lang w:val="en-GB"/>
+        </w:rPr>
+        <w:t xml:space="preserve"> </w:t>
       </w:r>
       <w:proofErr w:type="spellStart"/>
       <w:r>
@@ -5182,7 +3391,7 @@
     </w:p>
     <w:p>
       <w:pPr>
-        <w:pStyle w:val="Paragrafspiska"/>
+        <w:pStyle w:val="ListParagraph"/>
         <w:numPr>
           <w:ilvl w:val="0"/>
           <w:numId w:val="12"/>
@@ -5191,11 +3400,19 @@
           <w:lang w:val="en-GB"/>
         </w:rPr>
       </w:pPr>
-      <w:r>
-        <w:rPr>
-          <w:lang w:val="en-GB"/>
-        </w:rPr>
-        <w:t xml:space="preserve">Drugi </w:t>
+      <w:proofErr w:type="spellStart"/>
+      <w:r>
+        <w:rPr>
+          <w:lang w:val="en-GB"/>
+        </w:rPr>
+        <w:t>Drugi</w:t>
+      </w:r>
+      <w:proofErr w:type="spellEnd"/>
+      <w:r>
+        <w:rPr>
+          <w:lang w:val="en-GB"/>
+        </w:rPr>
+        <w:t xml:space="preserve"> </w:t>
       </w:r>
       <w:proofErr w:type="spellStart"/>
       <w:r>
@@ -5237,7 +3454,35 @@
         <w:rPr>
           <w:lang w:val="en-GB"/>
         </w:rPr>
-        <w:t xml:space="preserve"> novi set od 64 kernel </w:t>
+        <w:t xml:space="preserve"> </w:t>
+      </w:r>
+      <w:proofErr w:type="spellStart"/>
+      <w:r>
+        <w:rPr>
+          <w:lang w:val="en-GB"/>
+        </w:rPr>
+        <w:t>novi</w:t>
+      </w:r>
+      <w:proofErr w:type="spellEnd"/>
+      <w:r>
+        <w:rPr>
+          <w:lang w:val="en-GB"/>
+        </w:rPr>
+        <w:t xml:space="preserve"> set </w:t>
+      </w:r>
+      <w:proofErr w:type="spellStart"/>
+      <w:r>
+        <w:rPr>
+          <w:lang w:val="en-GB"/>
+        </w:rPr>
+        <w:t>od</w:t>
+      </w:r>
+      <w:proofErr w:type="spellEnd"/>
+      <w:r>
+        <w:rPr>
+          <w:lang w:val="en-GB"/>
+        </w:rPr>
+        <w:t xml:space="preserve"> 64 kernel </w:t>
       </w:r>
       <w:proofErr w:type="spellStart"/>
       <w:r>
@@ -5251,7 +3496,21 @@
         <w:rPr>
           <w:lang w:val="en-GB"/>
         </w:rPr>
-        <w:t xml:space="preserve"> 3x3. Dati kernel </w:t>
+        <w:t xml:space="preserve"> 3x3. </w:t>
+      </w:r>
+      <w:proofErr w:type="spellStart"/>
+      <w:r>
+        <w:rPr>
+          <w:lang w:val="en-GB"/>
+        </w:rPr>
+        <w:t>Dati</w:t>
+      </w:r>
+      <w:proofErr w:type="spellEnd"/>
+      <w:r>
+        <w:rPr>
+          <w:lang w:val="en-GB"/>
+        </w:rPr>
+        <w:t xml:space="preserve"> kernel </w:t>
       </w:r>
       <w:proofErr w:type="spellStart"/>
       <w:r>
@@ -5340,7 +3599,7 @@
     </w:p>
     <w:p>
       <w:pPr>
-        <w:pStyle w:val="Paragrafspiska"/>
+        <w:pStyle w:val="ListParagraph"/>
         <w:numPr>
           <w:ilvl w:val="0"/>
           <w:numId w:val="12"/>
@@ -5422,7 +3681,7 @@
     </w:p>
     <w:p>
       <w:pPr>
-        <w:pStyle w:val="Paragrafspiska"/>
+        <w:pStyle w:val="ListParagraph"/>
         <w:numPr>
           <w:ilvl w:val="0"/>
           <w:numId w:val="12"/>
@@ -5708,7 +3967,7 @@
     </w:p>
     <w:p>
       <w:pPr>
-        <w:pStyle w:val="Paragrafspiska"/>
+        <w:pStyle w:val="ListParagraph"/>
         <w:numPr>
           <w:ilvl w:val="0"/>
           <w:numId w:val="12"/>
@@ -5738,7 +3997,7 @@
     </w:p>
     <w:p>
       <w:pPr>
-        <w:pStyle w:val="Paragrafspiska"/>
+        <w:pStyle w:val="ListParagraph"/>
         <w:numPr>
           <w:ilvl w:val="0"/>
           <w:numId w:val="12"/>
@@ -5820,7 +4079,7 @@
     </w:p>
     <w:p>
       <w:pPr>
-        <w:pStyle w:val="Paragrafspiska"/>
+        <w:pStyle w:val="ListParagraph"/>
         <w:numPr>
           <w:ilvl w:val="0"/>
           <w:numId w:val="12"/>
@@ -6313,12 +4572,20 @@
           <w:lang w:val="en-GB"/>
         </w:rPr>
       </w:pPr>
+      <w:proofErr w:type="spellStart"/>
       <w:r>
         <w:rPr>
           <w:lang w:val="en-GB"/>
         </w:rPr>
         <w:lastRenderedPageBreak/>
-        <w:t xml:space="preserve">Osim </w:t>
+        <w:t>Osim</w:t>
+      </w:r>
+      <w:proofErr w:type="spellEnd"/>
+      <w:r>
+        <w:rPr>
+          <w:lang w:val="en-GB"/>
+        </w:rPr>
+        <w:t xml:space="preserve"> </w:t>
       </w:r>
       <w:proofErr w:type="spellStart"/>
       <w:r>
@@ -7111,11 +5378,19 @@
         </w:rPr>
         <w:t xml:space="preserve">. </w:t>
       </w:r>
-      <w:r>
-        <w:rPr>
-          <w:lang w:val="en-GB"/>
-        </w:rPr>
-        <w:t xml:space="preserve">Kako je </w:t>
+      <w:proofErr w:type="spellStart"/>
+      <w:r>
+        <w:rPr>
+          <w:lang w:val="en-GB"/>
+        </w:rPr>
+        <w:t>Kako</w:t>
+      </w:r>
+      <w:proofErr w:type="spellEnd"/>
+      <w:r>
+        <w:rPr>
+          <w:lang w:val="en-GB"/>
+        </w:rPr>
+        <w:t xml:space="preserve"> je </w:t>
       </w:r>
       <w:proofErr w:type="spellStart"/>
       <w:r>
@@ -7311,7 +5586,21 @@
         <w:rPr>
           <w:lang w:val="en-US"/>
         </w:rPr>
-        <w:t xml:space="preserve">ropy funkcija </w:t>
+        <w:t xml:space="preserve">ropy </w:t>
+      </w:r>
+      <w:proofErr w:type="spellStart"/>
+      <w:r>
+        <w:rPr>
+          <w:lang w:val="en-US"/>
+        </w:rPr>
+        <w:t>funkcija</w:t>
+      </w:r>
+      <w:proofErr w:type="spellEnd"/>
+      <w:r>
+        <w:rPr>
+          <w:lang w:val="en-US"/>
+        </w:rPr>
+        <w:t xml:space="preserve"> </w:t>
       </w:r>
       <w:proofErr w:type="spellStart"/>
       <w:r>
@@ -7870,57 +6159,279 @@
         <w:t>.</w:t>
       </w:r>
       <w:r>
-        <w:t xml:space="preserve"> Krajnji cilj treniranje je svesti </w:t>
-      </w:r>
-      <w:proofErr w:type="spellStart"/>
-      <w:r>
-        <w:t>datu</w:t>
-      </w:r>
-      <w:proofErr w:type="spellEnd"/>
-      <w:r>
-        <w:t xml:space="preserve"> funkciju na što nižu vrijednost.</w:t>
-      </w:r>
-      <w:r>
-        <w:t xml:space="preserve"> </w:t>
-      </w:r>
-    </w:p>
-    <w:p/>
-    <w:p>
-      <w:pPr>
-        <w:rPr>
-          <w:lang w:val="en-US"/>
-        </w:rPr>
-      </w:pPr>
-      <w:proofErr w:type="spellStart"/>
+        <w:t xml:space="preserve"> Krajnji cilj treniranje je svesti datu funkciju na što nižu vrijednost.</w:t>
+      </w:r>
+      <w:r>
+        <w:t xml:space="preserve"> </w:t>
+      </w:r>
+    </w:p>
+    <w:p/>
+    <w:p>
+      <w:pPr>
+        <w:rPr>
+          <w:lang w:val="en-US"/>
+        </w:rPr>
+      </w:pPr>
       <w:r>
         <w:t>Optimizer</w:t>
       </w:r>
       <w:r>
+        <w:t xml:space="preserve">i </w:t>
+      </w:r>
+      <w:r>
+        <w:t xml:space="preserve">su algoritmi koji </w:t>
+      </w:r>
+      <w:r>
+        <w:t xml:space="preserve">modifikuju </w:t>
+      </w:r>
+      <w:r>
+        <w:t xml:space="preserve">parametre modela na osnovu funkcije troška. </w:t>
+      </w:r>
+      <w:r>
+        <w:rPr>
+          <w:lang w:val="en-US"/>
+        </w:rPr>
+        <w:t xml:space="preserve">Kao </w:t>
+      </w:r>
+      <w:proofErr w:type="spellStart"/>
+      <w:r>
+        <w:rPr>
+          <w:lang w:val="en-US"/>
+        </w:rPr>
         <w:t>i</w:t>
       </w:r>
       <w:proofErr w:type="spellEnd"/>
       <w:r>
-        <w:t xml:space="preserve"> </w:t>
-      </w:r>
-      <w:r>
-        <w:t xml:space="preserve">su algoritmi koji </w:t>
-      </w:r>
-      <w:proofErr w:type="spellStart"/>
-      <w:r>
-        <w:t>modifikuju</w:t>
-      </w:r>
-      <w:proofErr w:type="spellEnd"/>
-      <w:r>
-        <w:t xml:space="preserve"> </w:t>
-      </w:r>
-      <w:r>
-        <w:t xml:space="preserve">parametre modela na osnovu funkcije troška. </w:t>
-      </w:r>
-      <w:r>
-        <w:rPr>
-          <w:lang w:val="en-US"/>
-        </w:rPr>
-        <w:t xml:space="preserve">Kao </w:t>
+        <w:rPr>
+          <w:lang w:val="en-US"/>
+        </w:rPr>
+        <w:t xml:space="preserve"> </w:t>
+      </w:r>
+      <w:proofErr w:type="spellStart"/>
+      <w:r>
+        <w:rPr>
+          <w:lang w:val="en-US"/>
+        </w:rPr>
+        <w:t>funkcije</w:t>
+      </w:r>
+      <w:proofErr w:type="spellEnd"/>
+      <w:r>
+        <w:rPr>
+          <w:lang w:val="en-US"/>
+        </w:rPr>
+        <w:t xml:space="preserve"> </w:t>
+      </w:r>
+      <w:proofErr w:type="spellStart"/>
+      <w:r>
+        <w:rPr>
+          <w:lang w:val="en-US"/>
+        </w:rPr>
+        <w:t>troška</w:t>
+      </w:r>
+      <w:proofErr w:type="spellEnd"/>
+      <w:r>
+        <w:rPr>
+          <w:lang w:val="en-US"/>
+        </w:rPr>
+        <w:t xml:space="preserve"> </w:t>
+      </w:r>
+      <w:proofErr w:type="spellStart"/>
+      <w:r>
+        <w:rPr>
+          <w:lang w:val="en-US"/>
+        </w:rPr>
+        <w:t>imamo</w:t>
+      </w:r>
+      <w:proofErr w:type="spellEnd"/>
+      <w:r>
+        <w:rPr>
+          <w:lang w:val="en-US"/>
+        </w:rPr>
+        <w:t xml:space="preserve"> </w:t>
+      </w:r>
+      <w:proofErr w:type="spellStart"/>
+      <w:r>
+        <w:rPr>
+          <w:lang w:val="en-US"/>
+        </w:rPr>
+        <w:t>različite</w:t>
+      </w:r>
+      <w:proofErr w:type="spellEnd"/>
+      <w:r>
+        <w:rPr>
+          <w:lang w:val="en-US"/>
+        </w:rPr>
+        <w:t xml:space="preserve"> </w:t>
+      </w:r>
+      <w:proofErr w:type="spellStart"/>
+      <w:r>
+        <w:rPr>
+          <w:lang w:val="en-US"/>
+        </w:rPr>
+        <w:t>optimize</w:t>
+      </w:r>
+      <w:r>
+        <w:rPr>
+          <w:lang w:val="en-US"/>
+        </w:rPr>
+        <w:t>re</w:t>
+      </w:r>
+      <w:proofErr w:type="spellEnd"/>
+      <w:r>
+        <w:rPr>
+          <w:lang w:val="en-US"/>
+        </w:rPr>
+        <w:t xml:space="preserve"> </w:t>
+      </w:r>
+      <w:proofErr w:type="spellStart"/>
+      <w:r>
+        <w:rPr>
+          <w:lang w:val="en-US"/>
+        </w:rPr>
+        <w:t>poput</w:t>
+      </w:r>
+      <w:proofErr w:type="spellEnd"/>
+      <w:r>
+        <w:rPr>
+          <w:lang w:val="en-US"/>
+        </w:rPr>
+        <w:t xml:space="preserve"> </w:t>
+      </w:r>
+      <w:proofErr w:type="spellStart"/>
+      <w:r>
+        <w:rPr>
+          <w:lang w:val="en-US"/>
+        </w:rPr>
+        <w:t>Stohastic</w:t>
+      </w:r>
+      <w:proofErr w:type="spellEnd"/>
+      <w:r>
+        <w:rPr>
+          <w:lang w:val="en-US"/>
+        </w:rPr>
+        <w:t xml:space="preserve"> </w:t>
+      </w:r>
+      <w:r>
+        <w:rPr>
+          <w:lang w:val="en-US"/>
+        </w:rPr>
+        <w:t xml:space="preserve">Gradient Descent, </w:t>
+      </w:r>
+      <w:proofErr w:type="spellStart"/>
+      <w:r>
+        <w:rPr>
+          <w:lang w:val="en-US"/>
+        </w:rPr>
+        <w:t>AdaGrad</w:t>
+      </w:r>
+      <w:proofErr w:type="spellEnd"/>
+      <w:r>
+        <w:rPr>
+          <w:lang w:val="en-US"/>
+        </w:rPr>
+        <w:t>, RMSprop, Ada</w:t>
+      </w:r>
+      <w:r>
+        <w:rPr>
+          <w:lang w:val="en-US"/>
+        </w:rPr>
+        <w:t>m</w:t>
+      </w:r>
+      <w:r>
+        <w:rPr>
+          <w:lang w:val="en-US"/>
+        </w:rPr>
+        <w:t xml:space="preserve">. </w:t>
+      </w:r>
+      <w:r>
+        <w:rPr>
+          <w:lang w:val="en-US"/>
+        </w:rPr>
+        <w:t xml:space="preserve">Za </w:t>
+      </w:r>
+      <w:proofErr w:type="spellStart"/>
+      <w:r>
+        <w:rPr>
+          <w:lang w:val="en-US"/>
+        </w:rPr>
+        <w:t>dati</w:t>
+      </w:r>
+      <w:proofErr w:type="spellEnd"/>
+      <w:r>
+        <w:rPr>
+          <w:lang w:val="en-US"/>
+        </w:rPr>
+        <w:t xml:space="preserve"> rad je </w:t>
+      </w:r>
+      <w:proofErr w:type="spellStart"/>
+      <w:r>
+        <w:rPr>
+          <w:lang w:val="en-US"/>
+        </w:rPr>
+        <w:t>odabran</w:t>
+      </w:r>
+      <w:proofErr w:type="spellEnd"/>
+      <w:r>
+        <w:rPr>
+          <w:lang w:val="en-US"/>
+        </w:rPr>
+        <w:t xml:space="preserve"> Adam optimizer. Ovo je </w:t>
+      </w:r>
+      <w:proofErr w:type="spellStart"/>
+      <w:r>
+        <w:rPr>
+          <w:lang w:val="en-US"/>
+        </w:rPr>
+        <w:t>defaultni</w:t>
+      </w:r>
+      <w:proofErr w:type="spellEnd"/>
+      <w:r>
+        <w:rPr>
+          <w:lang w:val="en-US"/>
+        </w:rPr>
+        <w:t xml:space="preserve"> optimizer koji se </w:t>
+      </w:r>
+      <w:proofErr w:type="spellStart"/>
+      <w:r>
+        <w:rPr>
+          <w:lang w:val="en-US"/>
+        </w:rPr>
+        <w:t>koristi</w:t>
+      </w:r>
+      <w:proofErr w:type="spellEnd"/>
+      <w:r>
+        <w:rPr>
+          <w:lang w:val="en-US"/>
+        </w:rPr>
+        <w:t xml:space="preserve"> u </w:t>
+      </w:r>
+      <w:proofErr w:type="spellStart"/>
+      <w:r>
+        <w:rPr>
+          <w:lang w:val="en-US"/>
+        </w:rPr>
+        <w:t>velikim</w:t>
+      </w:r>
+      <w:proofErr w:type="spellEnd"/>
+      <w:r>
+        <w:rPr>
+          <w:lang w:val="en-US"/>
+        </w:rPr>
+        <w:t xml:space="preserve"> </w:t>
+      </w:r>
+      <w:proofErr w:type="spellStart"/>
+      <w:r>
+        <w:rPr>
+          <w:lang w:val="en-US"/>
+        </w:rPr>
+        <w:t>bibliotekama</w:t>
+      </w:r>
+      <w:proofErr w:type="spellEnd"/>
+      <w:r>
+        <w:rPr>
+          <w:lang w:val="en-US"/>
+        </w:rPr>
+        <w:t xml:space="preserve"> </w:t>
       </w:r>
       <w:proofErr w:type="spellStart"/>
       <w:r>
@@ -7934,7 +6445,516 @@
         <w:rPr>
           <w:lang w:val="en-US"/>
         </w:rPr>
-        <w:t xml:space="preserve"> funkcije </w:t>
+        <w:t xml:space="preserve"> </w:t>
+      </w:r>
+      <w:proofErr w:type="spellStart"/>
+      <w:r>
+        <w:rPr>
+          <w:lang w:val="en-US"/>
+        </w:rPr>
+        <w:t>radi</w:t>
+      </w:r>
+      <w:proofErr w:type="spellEnd"/>
+      <w:r>
+        <w:rPr>
+          <w:lang w:val="en-US"/>
+        </w:rPr>
+        <w:t xml:space="preserve"> dobro </w:t>
+      </w:r>
+      <w:proofErr w:type="spellStart"/>
+      <w:r>
+        <w:rPr>
+          <w:lang w:val="en-US"/>
+        </w:rPr>
+        <w:t>na</w:t>
+      </w:r>
+      <w:proofErr w:type="spellEnd"/>
+      <w:r>
+        <w:rPr>
+          <w:lang w:val="en-US"/>
+        </w:rPr>
+        <w:t xml:space="preserve"> </w:t>
+      </w:r>
+      <w:proofErr w:type="spellStart"/>
+      <w:r>
+        <w:rPr>
+          <w:lang w:val="en-US"/>
+        </w:rPr>
+        <w:t>velikim</w:t>
+      </w:r>
+      <w:proofErr w:type="spellEnd"/>
+      <w:r>
+        <w:rPr>
+          <w:lang w:val="en-US"/>
+        </w:rPr>
+        <w:t xml:space="preserve"> </w:t>
+      </w:r>
+      <w:proofErr w:type="spellStart"/>
+      <w:r>
+        <w:rPr>
+          <w:lang w:val="en-US"/>
+        </w:rPr>
+        <w:t>sk</w:t>
+      </w:r>
+      <w:r>
+        <w:rPr>
+          <w:lang w:val="en-US"/>
+        </w:rPr>
+        <w:t>upovima</w:t>
+      </w:r>
+      <w:proofErr w:type="spellEnd"/>
+      <w:r>
+        <w:rPr>
+          <w:lang w:val="en-US"/>
+        </w:rPr>
+        <w:t xml:space="preserve"> </w:t>
+      </w:r>
+      <w:proofErr w:type="spellStart"/>
+      <w:r>
+        <w:rPr>
+          <w:lang w:val="en-US"/>
+        </w:rPr>
+        <w:t>podataka</w:t>
+      </w:r>
+      <w:proofErr w:type="spellEnd"/>
+      <w:r>
+        <w:rPr>
+          <w:lang w:val="en-US"/>
+        </w:rPr>
+        <w:t xml:space="preserve">. </w:t>
+      </w:r>
+    </w:p>
+    <w:p>
+      <w:pPr>
+        <w:rPr>
+          <w:lang w:val="en-US"/>
+        </w:rPr>
+      </w:pPr>
+      <w:proofErr w:type="spellStart"/>
+      <w:r>
+        <w:rPr>
+          <w:lang w:val="en-US"/>
+        </w:rPr>
+        <w:t>Stopa</w:t>
+      </w:r>
+      <w:proofErr w:type="spellEnd"/>
+      <w:r>
+        <w:rPr>
+          <w:lang w:val="en-US"/>
+        </w:rPr>
+        <w:t xml:space="preserve"> </w:t>
+      </w:r>
+      <w:proofErr w:type="spellStart"/>
+      <w:r>
+        <w:rPr>
+          <w:lang w:val="en-US"/>
+        </w:rPr>
+        <w:t>učenja</w:t>
+      </w:r>
+      <w:proofErr w:type="spellEnd"/>
+      <w:r>
+        <w:rPr>
+          <w:lang w:val="en-US"/>
+        </w:rPr>
+        <w:t xml:space="preserve"> je </w:t>
+      </w:r>
+      <w:proofErr w:type="spellStart"/>
+      <w:r>
+        <w:rPr>
+          <w:lang w:val="en-US"/>
+        </w:rPr>
+        <w:t>hiper</w:t>
+      </w:r>
+      <w:r>
+        <w:rPr>
+          <w:lang w:val="en-US"/>
+        </w:rPr>
+        <w:t>parameter</w:t>
+      </w:r>
+      <w:proofErr w:type="spellEnd"/>
+      <w:r>
+        <w:rPr>
+          <w:lang w:val="en-US"/>
+        </w:rPr>
+        <w:t xml:space="preserve"> koji se </w:t>
+      </w:r>
+      <w:proofErr w:type="spellStart"/>
+      <w:r>
+        <w:rPr>
+          <w:lang w:val="en-US"/>
+        </w:rPr>
+        <w:t>koristi</w:t>
+      </w:r>
+      <w:proofErr w:type="spellEnd"/>
+      <w:r>
+        <w:rPr>
+          <w:lang w:val="en-US"/>
+        </w:rPr>
+        <w:t xml:space="preserve"> </w:t>
+      </w:r>
+      <w:proofErr w:type="spellStart"/>
+      <w:r>
+        <w:rPr>
+          <w:lang w:val="en-US"/>
+        </w:rPr>
+        <w:t>prilikom</w:t>
+      </w:r>
+      <w:proofErr w:type="spellEnd"/>
+      <w:r>
+        <w:rPr>
+          <w:lang w:val="en-US"/>
+        </w:rPr>
+        <w:t xml:space="preserve"> </w:t>
+      </w:r>
+      <w:proofErr w:type="spellStart"/>
+      <w:r>
+        <w:rPr>
+          <w:lang w:val="en-US"/>
+        </w:rPr>
+        <w:t>treniranje</w:t>
+      </w:r>
+      <w:proofErr w:type="spellEnd"/>
+      <w:r>
+        <w:rPr>
+          <w:lang w:val="en-US"/>
+        </w:rPr>
+        <w:t xml:space="preserve"> koji </w:t>
+      </w:r>
+      <w:proofErr w:type="spellStart"/>
+      <w:r>
+        <w:rPr>
+          <w:lang w:val="en-US"/>
+        </w:rPr>
+        <w:t>govori</w:t>
+      </w:r>
+      <w:proofErr w:type="spellEnd"/>
+      <w:r>
+        <w:rPr>
+          <w:lang w:val="en-US"/>
+        </w:rPr>
+        <w:t xml:space="preserve"> </w:t>
+      </w:r>
+      <w:proofErr w:type="spellStart"/>
+      <w:r>
+        <w:rPr>
+          <w:lang w:val="en-US"/>
+        </w:rPr>
+        <w:t>optimizeru</w:t>
+      </w:r>
+      <w:proofErr w:type="spellEnd"/>
+      <w:r>
+        <w:rPr>
+          <w:lang w:val="en-US"/>
+        </w:rPr>
+        <w:t xml:space="preserve"> </w:t>
+      </w:r>
+      <w:proofErr w:type="spellStart"/>
+      <w:r>
+        <w:rPr>
+          <w:lang w:val="en-US"/>
+        </w:rPr>
+        <w:t>koliko</w:t>
+      </w:r>
+      <w:proofErr w:type="spellEnd"/>
+      <w:r>
+        <w:rPr>
+          <w:lang w:val="en-US"/>
+        </w:rPr>
+        <w:t xml:space="preserve"> </w:t>
+      </w:r>
+      <w:proofErr w:type="spellStart"/>
+      <w:r>
+        <w:rPr>
+          <w:lang w:val="en-US"/>
+        </w:rPr>
+        <w:t>može</w:t>
+      </w:r>
+      <w:proofErr w:type="spellEnd"/>
+      <w:r>
+        <w:rPr>
+          <w:lang w:val="en-US"/>
+        </w:rPr>
+        <w:t xml:space="preserve"> da </w:t>
+      </w:r>
+      <w:proofErr w:type="spellStart"/>
+      <w:r>
+        <w:rPr>
+          <w:lang w:val="en-US"/>
+        </w:rPr>
+        <w:t>podešava</w:t>
+      </w:r>
+      <w:proofErr w:type="spellEnd"/>
+      <w:r>
+        <w:rPr>
+          <w:lang w:val="en-US"/>
+        </w:rPr>
+        <w:t xml:space="preserve"> </w:t>
+      </w:r>
+      <w:proofErr w:type="spellStart"/>
+      <w:r>
+        <w:rPr>
+          <w:lang w:val="en-US"/>
+        </w:rPr>
+        <w:t>parametre</w:t>
+      </w:r>
+      <w:proofErr w:type="spellEnd"/>
+      <w:r>
+        <w:rPr>
+          <w:lang w:val="en-US"/>
+        </w:rPr>
+        <w:t xml:space="preserve"> </w:t>
+      </w:r>
+      <w:proofErr w:type="spellStart"/>
+      <w:r>
+        <w:rPr>
+          <w:lang w:val="en-US"/>
+        </w:rPr>
+        <w:t>modela</w:t>
+      </w:r>
+      <w:proofErr w:type="spellEnd"/>
+      <w:r>
+        <w:rPr>
+          <w:lang w:val="en-US"/>
+        </w:rPr>
+        <w:t xml:space="preserve">. </w:t>
+      </w:r>
+      <w:proofErr w:type="spellStart"/>
+      <w:r>
+        <w:rPr>
+          <w:lang w:val="en-US"/>
+        </w:rPr>
+        <w:t>Stopa</w:t>
+      </w:r>
+      <w:proofErr w:type="spellEnd"/>
+      <w:r>
+        <w:rPr>
+          <w:lang w:val="en-US"/>
+        </w:rPr>
+        <w:t xml:space="preserve"> </w:t>
+      </w:r>
+      <w:proofErr w:type="spellStart"/>
+      <w:r>
+        <w:rPr>
+          <w:lang w:val="en-US"/>
+        </w:rPr>
+        <w:t>učenja</w:t>
+      </w:r>
+      <w:proofErr w:type="spellEnd"/>
+      <w:r>
+        <w:rPr>
+          <w:lang w:val="en-US"/>
+        </w:rPr>
+        <w:t xml:space="preserve"> je </w:t>
+      </w:r>
+      <w:proofErr w:type="spellStart"/>
+      <w:r>
+        <w:rPr>
+          <w:lang w:val="en-US"/>
+        </w:rPr>
+        <w:t>bitna</w:t>
+      </w:r>
+      <w:proofErr w:type="spellEnd"/>
+      <w:r>
+        <w:rPr>
+          <w:lang w:val="en-US"/>
+        </w:rPr>
+        <w:t xml:space="preserve"> </w:t>
+      </w:r>
+      <w:proofErr w:type="spellStart"/>
+      <w:r>
+        <w:rPr>
+          <w:lang w:val="en-US"/>
+        </w:rPr>
+        <w:t>jer</w:t>
+      </w:r>
+      <w:proofErr w:type="spellEnd"/>
+      <w:r>
+        <w:rPr>
+          <w:lang w:val="en-US"/>
+        </w:rPr>
+        <w:t xml:space="preserve"> </w:t>
+      </w:r>
+      <w:proofErr w:type="spellStart"/>
+      <w:r>
+        <w:rPr>
+          <w:lang w:val="en-US"/>
+        </w:rPr>
+        <w:t>ako</w:t>
+      </w:r>
+      <w:proofErr w:type="spellEnd"/>
+      <w:r>
+        <w:rPr>
+          <w:lang w:val="en-US"/>
+        </w:rPr>
+        <w:t xml:space="preserve"> je </w:t>
+      </w:r>
+      <w:proofErr w:type="spellStart"/>
+      <w:r>
+        <w:rPr>
+          <w:lang w:val="en-US"/>
+        </w:rPr>
+        <w:t>prevelika</w:t>
+      </w:r>
+      <w:proofErr w:type="spellEnd"/>
+      <w:r>
+        <w:rPr>
+          <w:lang w:val="en-US"/>
+        </w:rPr>
+        <w:t xml:space="preserve"> </w:t>
+      </w:r>
+      <w:proofErr w:type="spellStart"/>
+      <w:r>
+        <w:rPr>
+          <w:lang w:val="en-US"/>
+        </w:rPr>
+        <w:t>može</w:t>
+      </w:r>
+      <w:proofErr w:type="spellEnd"/>
+      <w:r>
+        <w:rPr>
+          <w:lang w:val="en-US"/>
+        </w:rPr>
+        <w:t xml:space="preserve"> se </w:t>
+      </w:r>
+      <w:proofErr w:type="spellStart"/>
+      <w:r>
+        <w:rPr>
+          <w:lang w:val="en-US"/>
+        </w:rPr>
+        <w:t>desiti</w:t>
+      </w:r>
+      <w:proofErr w:type="spellEnd"/>
+      <w:r>
+        <w:rPr>
+          <w:lang w:val="en-US"/>
+        </w:rPr>
+        <w:t xml:space="preserve"> da optimizer </w:t>
+      </w:r>
+      <w:proofErr w:type="spellStart"/>
+      <w:r>
+        <w:rPr>
+          <w:lang w:val="en-US"/>
+        </w:rPr>
+        <w:t>napravi</w:t>
+      </w:r>
+      <w:proofErr w:type="spellEnd"/>
+      <w:r>
+        <w:rPr>
+          <w:lang w:val="en-US"/>
+        </w:rPr>
+        <w:t xml:space="preserve"> </w:t>
+      </w:r>
+      <w:proofErr w:type="spellStart"/>
+      <w:r>
+        <w:rPr>
+          <w:lang w:val="en-US"/>
+        </w:rPr>
+        <w:t>prevelike</w:t>
+      </w:r>
+      <w:proofErr w:type="spellEnd"/>
+      <w:r>
+        <w:rPr>
+          <w:lang w:val="en-US"/>
+        </w:rPr>
+        <w:t xml:space="preserve"> </w:t>
+      </w:r>
+      <w:proofErr w:type="spellStart"/>
+      <w:r>
+        <w:rPr>
+          <w:lang w:val="en-US"/>
+        </w:rPr>
+        <w:t>korake</w:t>
+      </w:r>
+      <w:proofErr w:type="spellEnd"/>
+      <w:r>
+        <w:rPr>
+          <w:lang w:val="en-US"/>
+        </w:rPr>
+        <w:t xml:space="preserve"> </w:t>
+      </w:r>
+      <w:proofErr w:type="spellStart"/>
+      <w:r>
+        <w:rPr>
+          <w:lang w:val="en-US"/>
+        </w:rPr>
+        <w:t>prilikom</w:t>
+      </w:r>
+      <w:proofErr w:type="spellEnd"/>
+      <w:r>
+        <w:rPr>
+          <w:lang w:val="en-US"/>
+        </w:rPr>
+        <w:t xml:space="preserve"> </w:t>
+      </w:r>
+      <w:proofErr w:type="spellStart"/>
+      <w:r>
+        <w:rPr>
+          <w:lang w:val="en-US"/>
+        </w:rPr>
+        <w:t>podešavanja</w:t>
+      </w:r>
+      <w:proofErr w:type="spellEnd"/>
+      <w:r>
+        <w:rPr>
+          <w:lang w:val="en-US"/>
+        </w:rPr>
+        <w:t xml:space="preserve"> </w:t>
+      </w:r>
+      <w:proofErr w:type="spellStart"/>
+      <w:r>
+        <w:rPr>
+          <w:lang w:val="en-US"/>
+        </w:rPr>
+        <w:t>i</w:t>
+      </w:r>
+      <w:proofErr w:type="spellEnd"/>
+      <w:r>
+        <w:rPr>
+          <w:lang w:val="en-US"/>
+        </w:rPr>
+        <w:t xml:space="preserve"> </w:t>
+      </w:r>
+      <w:proofErr w:type="spellStart"/>
+      <w:r>
+        <w:rPr>
+          <w:lang w:val="en-US"/>
+        </w:rPr>
+        <w:t>preskoči</w:t>
+      </w:r>
+      <w:proofErr w:type="spellEnd"/>
+      <w:r>
+        <w:rPr>
+          <w:lang w:val="en-US"/>
+        </w:rPr>
+        <w:t xml:space="preserve"> </w:t>
+      </w:r>
+      <w:proofErr w:type="spellStart"/>
+      <w:r>
+        <w:rPr>
+          <w:lang w:val="en-US"/>
+        </w:rPr>
+        <w:t>globalni</w:t>
+      </w:r>
+      <w:proofErr w:type="spellEnd"/>
+      <w:r>
+        <w:rPr>
+          <w:lang w:val="en-US"/>
+        </w:rPr>
+        <w:t xml:space="preserve"> minimum </w:t>
+      </w:r>
+      <w:proofErr w:type="spellStart"/>
+      <w:r>
+        <w:rPr>
+          <w:lang w:val="en-US"/>
+        </w:rPr>
+        <w:t>funkcije</w:t>
+      </w:r>
+      <w:proofErr w:type="spellEnd"/>
+      <w:r>
+        <w:rPr>
+          <w:lang w:val="en-US"/>
+        </w:rPr>
+        <w:t xml:space="preserve"> </w:t>
       </w:r>
       <w:proofErr w:type="spellStart"/>
       <w:r>
@@ -7948,238 +6968,313 @@
         <w:rPr>
           <w:lang w:val="en-US"/>
         </w:rPr>
-        <w:t xml:space="preserve"> imamo </w:t>
-      </w:r>
-      <w:proofErr w:type="spellStart"/>
-      <w:r>
-        <w:rPr>
-          <w:lang w:val="en-US"/>
-        </w:rPr>
-        <w:t>različite</w:t>
-      </w:r>
-      <w:proofErr w:type="spellEnd"/>
-      <w:r>
-        <w:rPr>
-          <w:lang w:val="en-US"/>
-        </w:rPr>
-        <w:t xml:space="preserve"> </w:t>
-      </w:r>
-      <w:proofErr w:type="spellStart"/>
-      <w:r>
-        <w:rPr>
-          <w:lang w:val="en-US"/>
-        </w:rPr>
-        <w:t>optimize</w:t>
-      </w:r>
-      <w:r>
-        <w:rPr>
-          <w:lang w:val="en-US"/>
-        </w:rPr>
-        <w:t>re</w:t>
-      </w:r>
-      <w:proofErr w:type="spellEnd"/>
-      <w:r>
-        <w:rPr>
-          <w:lang w:val="en-US"/>
-        </w:rPr>
-        <w:t xml:space="preserve"> </w:t>
-      </w:r>
-      <w:r>
-        <w:rPr>
-          <w:lang w:val="en-US"/>
-        </w:rPr>
-        <w:t xml:space="preserve">poput </w:t>
-      </w:r>
-      <w:proofErr w:type="spellStart"/>
-      <w:r>
-        <w:rPr>
-          <w:lang w:val="en-US"/>
-        </w:rPr>
-        <w:t>Stohastic</w:t>
-      </w:r>
-      <w:proofErr w:type="spellEnd"/>
-      <w:r>
-        <w:rPr>
-          <w:lang w:val="en-US"/>
-        </w:rPr>
-        <w:t xml:space="preserve"> </w:t>
-      </w:r>
-      <w:r>
-        <w:rPr>
-          <w:lang w:val="en-US"/>
-        </w:rPr>
-        <w:t xml:space="preserve">Gradient Descent, </w:t>
-      </w:r>
-      <w:proofErr w:type="spellStart"/>
-      <w:r>
-        <w:rPr>
-          <w:lang w:val="en-US"/>
-        </w:rPr>
-        <w:t>AdaGrad</w:t>
-      </w:r>
-      <w:proofErr w:type="spellEnd"/>
-      <w:r>
-        <w:rPr>
-          <w:lang w:val="en-US"/>
-        </w:rPr>
-        <w:t>, RMSprop, Ada</w:t>
-      </w:r>
-      <w:r>
-        <w:rPr>
-          <w:lang w:val="en-US"/>
-        </w:rPr>
-        <w:t>m</w:t>
-      </w:r>
-      <w:r>
-        <w:rPr>
-          <w:lang w:val="en-US"/>
-        </w:rPr>
         <w:t xml:space="preserve">. </w:t>
       </w:r>
-      <w:r>
-        <w:rPr>
-          <w:lang w:val="en-US"/>
-        </w:rPr>
-        <w:t xml:space="preserve">Za dati rad je </w:t>
-      </w:r>
-      <w:proofErr w:type="spellStart"/>
-      <w:r>
-        <w:rPr>
-          <w:lang w:val="en-US"/>
-        </w:rPr>
-        <w:t>odabran</w:t>
-      </w:r>
-      <w:proofErr w:type="spellEnd"/>
-      <w:r>
-        <w:rPr>
-          <w:lang w:val="en-US"/>
-        </w:rPr>
-        <w:t xml:space="preserve"> Adam optimizer. Ovo je </w:t>
-      </w:r>
-      <w:proofErr w:type="spellStart"/>
-      <w:r>
-        <w:rPr>
-          <w:lang w:val="en-US"/>
-        </w:rPr>
-        <w:t>defaultni</w:t>
-      </w:r>
-      <w:proofErr w:type="spellEnd"/>
-      <w:r>
-        <w:rPr>
-          <w:lang w:val="en-US"/>
-        </w:rPr>
-        <w:t xml:space="preserve"> optimizer koji se koristi u </w:t>
-      </w:r>
-      <w:proofErr w:type="spellStart"/>
-      <w:r>
-        <w:rPr>
-          <w:lang w:val="en-US"/>
-        </w:rPr>
-        <w:t>velikim</w:t>
-      </w:r>
-      <w:proofErr w:type="spellEnd"/>
-      <w:r>
-        <w:rPr>
-          <w:lang w:val="en-US"/>
-        </w:rPr>
-        <w:t xml:space="preserve"> </w:t>
-      </w:r>
-      <w:proofErr w:type="spellStart"/>
-      <w:r>
-        <w:rPr>
-          <w:lang w:val="en-US"/>
-        </w:rPr>
-        <w:t>bibliotekama</w:t>
-      </w:r>
-      <w:proofErr w:type="spellEnd"/>
-      <w:r>
-        <w:rPr>
-          <w:lang w:val="en-US"/>
-        </w:rPr>
-        <w:t xml:space="preserve"> </w:t>
-      </w:r>
-      <w:proofErr w:type="spellStart"/>
-      <w:r>
-        <w:rPr>
-          <w:lang w:val="en-US"/>
-        </w:rPr>
-        <w:t>i</w:t>
-      </w:r>
-      <w:proofErr w:type="spellEnd"/>
-      <w:r>
-        <w:rPr>
-          <w:lang w:val="en-US"/>
-        </w:rPr>
-        <w:t xml:space="preserve"> </w:t>
-      </w:r>
-      <w:proofErr w:type="spellStart"/>
-      <w:r>
-        <w:rPr>
-          <w:lang w:val="en-US"/>
-        </w:rPr>
-        <w:t>radi</w:t>
-      </w:r>
-      <w:proofErr w:type="spellEnd"/>
-      <w:r>
-        <w:rPr>
-          <w:lang w:val="en-US"/>
-        </w:rPr>
-        <w:t xml:space="preserve"> dobro </w:t>
-      </w:r>
-      <w:proofErr w:type="spellStart"/>
-      <w:r>
-        <w:rPr>
-          <w:lang w:val="en-US"/>
-        </w:rPr>
-        <w:t>na</w:t>
-      </w:r>
-      <w:proofErr w:type="spellEnd"/>
-      <w:r>
-        <w:rPr>
-          <w:lang w:val="en-US"/>
-        </w:rPr>
-        <w:t xml:space="preserve"> </w:t>
-      </w:r>
-      <w:proofErr w:type="spellStart"/>
-      <w:r>
-        <w:rPr>
-          <w:lang w:val="en-US"/>
-        </w:rPr>
-        <w:t>velikim</w:t>
-      </w:r>
-      <w:proofErr w:type="spellEnd"/>
-      <w:r>
-        <w:rPr>
-          <w:lang w:val="en-US"/>
-        </w:rPr>
-        <w:t xml:space="preserve"> </w:t>
-      </w:r>
-      <w:proofErr w:type="spellStart"/>
-      <w:r>
-        <w:rPr>
-          <w:lang w:val="en-US"/>
-        </w:rPr>
-        <w:t>sk</w:t>
-      </w:r>
-      <w:r>
-        <w:rPr>
-          <w:lang w:val="en-US"/>
-        </w:rPr>
-        <w:t>upovima</w:t>
-      </w:r>
-      <w:proofErr w:type="spellEnd"/>
-      <w:r>
-        <w:rPr>
-          <w:lang w:val="en-US"/>
-        </w:rPr>
-        <w:t xml:space="preserve"> </w:t>
-      </w:r>
-      <w:proofErr w:type="spellStart"/>
-      <w:r>
-        <w:rPr>
-          <w:lang w:val="en-US"/>
-        </w:rPr>
-        <w:t>podataka</w:t>
+      <w:proofErr w:type="spellStart"/>
+      <w:r>
+        <w:rPr>
+          <w:lang w:val="en-US"/>
+        </w:rPr>
+        <w:t>Ukoliko</w:t>
+      </w:r>
+      <w:proofErr w:type="spellEnd"/>
+      <w:r>
+        <w:rPr>
+          <w:lang w:val="en-US"/>
+        </w:rPr>
+        <w:t xml:space="preserve"> je </w:t>
+      </w:r>
+      <w:proofErr w:type="spellStart"/>
+      <w:r>
+        <w:rPr>
+          <w:lang w:val="en-US"/>
+        </w:rPr>
+        <w:t>stopa</w:t>
+      </w:r>
+      <w:proofErr w:type="spellEnd"/>
+      <w:r>
+        <w:rPr>
+          <w:lang w:val="en-US"/>
+        </w:rPr>
+        <w:t xml:space="preserve"> </w:t>
+      </w:r>
+      <w:proofErr w:type="spellStart"/>
+      <w:r>
+        <w:rPr>
+          <w:lang w:val="en-US"/>
+        </w:rPr>
+        <w:t>učenja</w:t>
+      </w:r>
+      <w:proofErr w:type="spellEnd"/>
+      <w:r>
+        <w:rPr>
+          <w:lang w:val="en-US"/>
+        </w:rPr>
+        <w:t xml:space="preserve"> </w:t>
+      </w:r>
+      <w:proofErr w:type="spellStart"/>
+      <w:r>
+        <w:rPr>
+          <w:lang w:val="en-US"/>
+        </w:rPr>
+        <w:t>premala</w:t>
+      </w:r>
+      <w:proofErr w:type="spellEnd"/>
+      <w:r>
+        <w:rPr>
+          <w:lang w:val="en-US"/>
+        </w:rPr>
+        <w:t xml:space="preserve"> </w:t>
+      </w:r>
+      <w:proofErr w:type="spellStart"/>
+      <w:r>
+        <w:rPr>
+          <w:lang w:val="en-US"/>
+        </w:rPr>
+        <w:t>treniranje</w:t>
+      </w:r>
+      <w:proofErr w:type="spellEnd"/>
+      <w:r>
+        <w:rPr>
+          <w:lang w:val="en-US"/>
+        </w:rPr>
+        <w:t xml:space="preserve"> </w:t>
+      </w:r>
+      <w:proofErr w:type="spellStart"/>
+      <w:r>
+        <w:rPr>
+          <w:lang w:val="en-US"/>
+        </w:rPr>
+        <w:t>može</w:t>
+      </w:r>
+      <w:proofErr w:type="spellEnd"/>
+      <w:r>
+        <w:rPr>
+          <w:lang w:val="en-US"/>
+        </w:rPr>
+        <w:t xml:space="preserve"> </w:t>
+      </w:r>
+      <w:proofErr w:type="spellStart"/>
+      <w:r>
+        <w:rPr>
+          <w:lang w:val="en-US"/>
+        </w:rPr>
+        <w:t>trajati</w:t>
+      </w:r>
+      <w:proofErr w:type="spellEnd"/>
+      <w:r>
+        <w:rPr>
+          <w:lang w:val="en-US"/>
+        </w:rPr>
+        <w:t xml:space="preserve"> </w:t>
+      </w:r>
+      <w:proofErr w:type="spellStart"/>
+      <w:r>
+        <w:rPr>
+          <w:lang w:val="en-US"/>
+        </w:rPr>
+        <w:t>dosta</w:t>
+      </w:r>
+      <w:proofErr w:type="spellEnd"/>
+      <w:r>
+        <w:rPr>
+          <w:lang w:val="en-US"/>
+        </w:rPr>
+        <w:t xml:space="preserve"> </w:t>
+      </w:r>
+      <w:proofErr w:type="spellStart"/>
+      <w:r>
+        <w:rPr>
+          <w:lang w:val="en-US"/>
+        </w:rPr>
+        <w:t>duže</w:t>
+      </w:r>
+      <w:proofErr w:type="spellEnd"/>
+      <w:r>
+        <w:rPr>
+          <w:lang w:val="en-US"/>
+        </w:rPr>
+        <w:t xml:space="preserve"> nego potrebno. Za </w:t>
+      </w:r>
+      <w:proofErr w:type="spellStart"/>
+      <w:r>
+        <w:rPr>
+          <w:lang w:val="en-US"/>
+        </w:rPr>
+        <w:t>dati</w:t>
+      </w:r>
+      <w:proofErr w:type="spellEnd"/>
+      <w:r>
+        <w:rPr>
+          <w:lang w:val="en-US"/>
+        </w:rPr>
+        <w:t xml:space="preserve"> </w:t>
+      </w:r>
+      <w:proofErr w:type="spellStart"/>
+      <w:r>
+        <w:rPr>
+          <w:lang w:val="en-US"/>
+        </w:rPr>
+        <w:t>primjer</w:t>
+      </w:r>
+      <w:proofErr w:type="spellEnd"/>
+      <w:r>
+        <w:rPr>
+          <w:lang w:val="en-US"/>
+        </w:rPr>
+        <w:t xml:space="preserve"> je </w:t>
+      </w:r>
+      <w:proofErr w:type="spellStart"/>
+      <w:r>
+        <w:rPr>
+          <w:lang w:val="en-US"/>
+        </w:rPr>
+        <w:t>postavljena</w:t>
+      </w:r>
+      <w:proofErr w:type="spellEnd"/>
+      <w:r>
+        <w:rPr>
+          <w:lang w:val="en-US"/>
+        </w:rPr>
+        <w:t xml:space="preserve"> </w:t>
+      </w:r>
+      <w:proofErr w:type="spellStart"/>
+      <w:r>
+        <w:rPr>
+          <w:lang w:val="en-US"/>
+        </w:rPr>
+        <w:t>stopa</w:t>
+      </w:r>
+      <w:proofErr w:type="spellEnd"/>
+      <w:r>
+        <w:rPr>
+          <w:lang w:val="en-US"/>
+        </w:rPr>
+        <w:t xml:space="preserve"> </w:t>
+      </w:r>
+      <w:proofErr w:type="spellStart"/>
+      <w:r>
+        <w:rPr>
+          <w:lang w:val="en-US"/>
+        </w:rPr>
+        <w:t>učenja</w:t>
+      </w:r>
+      <w:proofErr w:type="spellEnd"/>
+      <w:r>
+        <w:rPr>
+          <w:lang w:val="en-US"/>
+        </w:rPr>
+        <w:t xml:space="preserve"> od 0.0001.</w:t>
+      </w:r>
+    </w:p>
+    <w:p>
+      <w:pPr>
+        <w:rPr>
+          <w:lang w:val="en-US"/>
+        </w:rPr>
+      </w:pPr>
+      <w:proofErr w:type="spellStart"/>
+      <w:r>
+        <w:rPr>
+          <w:lang w:val="en-US"/>
+        </w:rPr>
+        <w:t>S</w:t>
+      </w:r>
+      <w:r>
+        <w:rPr>
+          <w:lang w:val="en-US"/>
+        </w:rPr>
+        <w:t>topa</w:t>
+      </w:r>
+      <w:proofErr w:type="spellEnd"/>
+      <w:r>
+        <w:rPr>
+          <w:lang w:val="en-US"/>
+        </w:rPr>
+        <w:t xml:space="preserve"> </w:t>
+      </w:r>
+      <w:proofErr w:type="spellStart"/>
+      <w:r>
+        <w:rPr>
+          <w:lang w:val="en-US"/>
+        </w:rPr>
+        <w:t>učenja</w:t>
+      </w:r>
+      <w:proofErr w:type="spellEnd"/>
+      <w:r>
+        <w:rPr>
+          <w:lang w:val="en-US"/>
+        </w:rPr>
+        <w:t xml:space="preserve"> je </w:t>
+      </w:r>
+      <w:r>
+        <w:rPr>
+          <w:lang w:val="en-US"/>
+        </w:rPr>
+        <w:t xml:space="preserve">za </w:t>
+      </w:r>
+      <w:proofErr w:type="spellStart"/>
+      <w:r>
+        <w:rPr>
+          <w:lang w:val="en-US"/>
+        </w:rPr>
+        <w:t>naš</w:t>
+      </w:r>
+      <w:proofErr w:type="spellEnd"/>
+      <w:r>
+        <w:rPr>
+          <w:lang w:val="en-US"/>
+        </w:rPr>
+        <w:t xml:space="preserve"> </w:t>
+      </w:r>
+      <w:proofErr w:type="spellStart"/>
+      <w:r>
+        <w:rPr>
+          <w:lang w:val="en-US"/>
+        </w:rPr>
+        <w:t>slucaj</w:t>
+      </w:r>
+      <w:proofErr w:type="spellEnd"/>
+      <w:r>
+        <w:rPr>
+          <w:lang w:val="en-US"/>
+        </w:rPr>
+        <w:t xml:space="preserve"> </w:t>
+      </w:r>
+      <w:proofErr w:type="spellStart"/>
+      <w:r>
+        <w:rPr>
+          <w:lang w:val="en-US"/>
+        </w:rPr>
+        <w:t>samo</w:t>
+      </w:r>
+      <w:proofErr w:type="spellEnd"/>
+      <w:r>
+        <w:rPr>
+          <w:lang w:val="en-US"/>
+        </w:rPr>
+        <w:t xml:space="preserve"> </w:t>
+      </w:r>
+      <w:proofErr w:type="spellStart"/>
+      <w:r>
+        <w:rPr>
+          <w:lang w:val="en-US"/>
+        </w:rPr>
+        <w:t>početna</w:t>
+      </w:r>
+      <w:proofErr w:type="spellEnd"/>
+      <w:r>
+        <w:rPr>
+          <w:lang w:val="en-US"/>
+        </w:rPr>
+        <w:t xml:space="preserve"> </w:t>
+      </w:r>
+      <w:proofErr w:type="spellStart"/>
+      <w:r>
+        <w:rPr>
+          <w:lang w:val="en-US"/>
+        </w:rPr>
+        <w:t>tačka</w:t>
       </w:r>
       <w:proofErr w:type="spellEnd"/>
       <w:r>
@@ -8188,18 +7283,81 @@
         </w:rPr>
         <w:t xml:space="preserve">. </w:t>
       </w:r>
-    </w:p>
-    <w:p>
-      <w:pPr>
-        <w:rPr>
-          <w:lang w:val="en-US"/>
-        </w:rPr>
-      </w:pPr>
-      <w:r>
-        <w:rPr>
-          <w:lang w:val="en-US"/>
-        </w:rPr>
-        <w:t xml:space="preserve">Stopa </w:t>
+      <w:r>
+        <w:rPr>
+          <w:lang w:val="en-US"/>
+        </w:rPr>
+        <w:t xml:space="preserve">Optimizer koji </w:t>
+      </w:r>
+      <w:proofErr w:type="spellStart"/>
+      <w:r>
+        <w:rPr>
+          <w:lang w:val="en-US"/>
+        </w:rPr>
+        <w:t>koristimo</w:t>
+      </w:r>
+      <w:proofErr w:type="spellEnd"/>
+      <w:r>
+        <w:rPr>
+          <w:lang w:val="en-US"/>
+        </w:rPr>
+        <w:t xml:space="preserve">, Adam, </w:t>
+      </w:r>
+      <w:proofErr w:type="spellStart"/>
+      <w:r>
+        <w:rPr>
+          <w:lang w:val="en-US"/>
+        </w:rPr>
+        <w:t>će</w:t>
+      </w:r>
+      <w:proofErr w:type="spellEnd"/>
+      <w:r>
+        <w:rPr>
+          <w:lang w:val="en-US"/>
+        </w:rPr>
+        <w:t xml:space="preserve"> </w:t>
+      </w:r>
+      <w:proofErr w:type="spellStart"/>
+      <w:r>
+        <w:rPr>
+          <w:lang w:val="en-US"/>
+        </w:rPr>
+        <w:t>automatski</w:t>
+      </w:r>
+      <w:proofErr w:type="spellEnd"/>
+      <w:r>
+        <w:rPr>
+          <w:lang w:val="en-US"/>
+        </w:rPr>
+        <w:t xml:space="preserve"> </w:t>
+      </w:r>
+      <w:proofErr w:type="spellStart"/>
+      <w:r>
+        <w:rPr>
+          <w:lang w:val="en-US"/>
+        </w:rPr>
+        <w:t>promjeniti</w:t>
+      </w:r>
+      <w:proofErr w:type="spellEnd"/>
+      <w:r>
+        <w:rPr>
+          <w:lang w:val="en-US"/>
+        </w:rPr>
+        <w:t xml:space="preserve"> </w:t>
+      </w:r>
+      <w:proofErr w:type="spellStart"/>
+      <w:r>
+        <w:rPr>
+          <w:lang w:val="en-US"/>
+        </w:rPr>
+        <w:t>stopu</w:t>
+      </w:r>
+      <w:proofErr w:type="spellEnd"/>
+      <w:r>
+        <w:rPr>
+          <w:lang w:val="en-US"/>
+        </w:rPr>
+        <w:t xml:space="preserve"> </w:t>
       </w:r>
       <w:proofErr w:type="spellStart"/>
       <w:r>
@@ -8213,597 +7371,34 @@
         <w:rPr>
           <w:lang w:val="en-US"/>
         </w:rPr>
-        <w:t xml:space="preserve"> je </w:t>
-      </w:r>
-      <w:proofErr w:type="spellStart"/>
-      <w:r>
-        <w:rPr>
-          <w:lang w:val="en-US"/>
-        </w:rPr>
-        <w:t>hiper</w:t>
-      </w:r>
-      <w:r>
-        <w:rPr>
-          <w:lang w:val="en-US"/>
-        </w:rPr>
-        <w:t>parameter</w:t>
-      </w:r>
-      <w:proofErr w:type="spellEnd"/>
-      <w:r>
-        <w:rPr>
-          <w:lang w:val="en-US"/>
-        </w:rPr>
-        <w:t xml:space="preserve"> koji se koristi prilikom </w:t>
-      </w:r>
-      <w:proofErr w:type="spellStart"/>
-      <w:r>
-        <w:rPr>
-          <w:lang w:val="en-US"/>
-        </w:rPr>
-        <w:t>treniranje</w:t>
-      </w:r>
-      <w:proofErr w:type="spellEnd"/>
-      <w:r>
-        <w:rPr>
-          <w:lang w:val="en-US"/>
-        </w:rPr>
-        <w:t xml:space="preserve"> koji </w:t>
-      </w:r>
-      <w:proofErr w:type="spellStart"/>
-      <w:r>
-        <w:rPr>
-          <w:lang w:val="en-US"/>
-        </w:rPr>
-        <w:t>govori</w:t>
-      </w:r>
-      <w:proofErr w:type="spellEnd"/>
-      <w:r>
-        <w:rPr>
-          <w:lang w:val="en-US"/>
-        </w:rPr>
-        <w:t xml:space="preserve"> </w:t>
-      </w:r>
-      <w:proofErr w:type="spellStart"/>
-      <w:r>
-        <w:rPr>
-          <w:lang w:val="en-US"/>
-        </w:rPr>
-        <w:t>optimizeru</w:t>
-      </w:r>
-      <w:proofErr w:type="spellEnd"/>
-      <w:r>
-        <w:rPr>
-          <w:lang w:val="en-US"/>
-        </w:rPr>
-        <w:t xml:space="preserve"> </w:t>
-      </w:r>
-      <w:proofErr w:type="spellStart"/>
-      <w:r>
-        <w:rPr>
-          <w:lang w:val="en-US"/>
-        </w:rPr>
-        <w:t>koliko</w:t>
-      </w:r>
-      <w:proofErr w:type="spellEnd"/>
-      <w:r>
-        <w:rPr>
-          <w:lang w:val="en-US"/>
-        </w:rPr>
-        <w:t xml:space="preserve"> </w:t>
-      </w:r>
-      <w:proofErr w:type="spellStart"/>
-      <w:r>
-        <w:rPr>
-          <w:lang w:val="en-US"/>
-        </w:rPr>
-        <w:t>može</w:t>
-      </w:r>
-      <w:proofErr w:type="spellEnd"/>
-      <w:r>
-        <w:rPr>
-          <w:lang w:val="en-US"/>
-        </w:rPr>
-        <w:t xml:space="preserve"> da </w:t>
-      </w:r>
-      <w:proofErr w:type="spellStart"/>
-      <w:r>
-        <w:rPr>
-          <w:lang w:val="en-US"/>
-        </w:rPr>
-        <w:t>podešava</w:t>
-      </w:r>
-      <w:proofErr w:type="spellEnd"/>
-      <w:r>
-        <w:rPr>
-          <w:lang w:val="en-US"/>
-        </w:rPr>
-        <w:t xml:space="preserve"> </w:t>
-      </w:r>
-      <w:proofErr w:type="spellStart"/>
-      <w:r>
-        <w:rPr>
-          <w:lang w:val="en-US"/>
-        </w:rPr>
-        <w:t>parametre</w:t>
-      </w:r>
-      <w:proofErr w:type="spellEnd"/>
-      <w:r>
-        <w:rPr>
-          <w:lang w:val="en-US"/>
-        </w:rPr>
-        <w:t xml:space="preserve"> </w:t>
-      </w:r>
-      <w:proofErr w:type="spellStart"/>
-      <w:r>
-        <w:rPr>
-          <w:lang w:val="en-US"/>
-        </w:rPr>
-        <w:t>modela</w:t>
-      </w:r>
-      <w:proofErr w:type="spellEnd"/>
-      <w:r>
-        <w:rPr>
-          <w:lang w:val="en-US"/>
-        </w:rPr>
-        <w:t xml:space="preserve">. Stopa </w:t>
-      </w:r>
-      <w:proofErr w:type="spellStart"/>
-      <w:r>
-        <w:rPr>
-          <w:lang w:val="en-US"/>
-        </w:rPr>
-        <w:t>učenja</w:t>
-      </w:r>
-      <w:proofErr w:type="spellEnd"/>
-      <w:r>
-        <w:rPr>
-          <w:lang w:val="en-US"/>
-        </w:rPr>
-        <w:t xml:space="preserve"> je </w:t>
-      </w:r>
-      <w:proofErr w:type="spellStart"/>
-      <w:r>
-        <w:rPr>
-          <w:lang w:val="en-US"/>
-        </w:rPr>
-        <w:t>bitna</w:t>
-      </w:r>
-      <w:proofErr w:type="spellEnd"/>
-      <w:r>
-        <w:rPr>
-          <w:lang w:val="en-US"/>
-        </w:rPr>
-        <w:t xml:space="preserve"> </w:t>
-      </w:r>
-      <w:proofErr w:type="spellStart"/>
-      <w:r>
-        <w:rPr>
-          <w:lang w:val="en-US"/>
-        </w:rPr>
-        <w:t>jer</w:t>
-      </w:r>
-      <w:proofErr w:type="spellEnd"/>
-      <w:r>
-        <w:rPr>
-          <w:lang w:val="en-US"/>
-        </w:rPr>
-        <w:t xml:space="preserve"> </w:t>
-      </w:r>
-      <w:proofErr w:type="spellStart"/>
-      <w:r>
-        <w:rPr>
-          <w:lang w:val="en-US"/>
-        </w:rPr>
-        <w:t>ako</w:t>
-      </w:r>
-      <w:proofErr w:type="spellEnd"/>
-      <w:r>
-        <w:rPr>
-          <w:lang w:val="en-US"/>
-        </w:rPr>
-        <w:t xml:space="preserve"> je </w:t>
-      </w:r>
-      <w:proofErr w:type="spellStart"/>
-      <w:r>
-        <w:rPr>
-          <w:lang w:val="en-US"/>
-        </w:rPr>
-        <w:t>prevelika</w:t>
-      </w:r>
-      <w:proofErr w:type="spellEnd"/>
-      <w:r>
-        <w:rPr>
-          <w:lang w:val="en-US"/>
-        </w:rPr>
-        <w:t xml:space="preserve"> </w:t>
-      </w:r>
-      <w:proofErr w:type="spellStart"/>
-      <w:r>
-        <w:rPr>
-          <w:lang w:val="en-US"/>
-        </w:rPr>
-        <w:t>može</w:t>
-      </w:r>
-      <w:proofErr w:type="spellEnd"/>
-      <w:r>
-        <w:rPr>
-          <w:lang w:val="en-US"/>
-        </w:rPr>
-        <w:t xml:space="preserve"> se </w:t>
-      </w:r>
-      <w:proofErr w:type="spellStart"/>
-      <w:r>
-        <w:rPr>
-          <w:lang w:val="en-US"/>
-        </w:rPr>
-        <w:t>desiti</w:t>
-      </w:r>
-      <w:proofErr w:type="spellEnd"/>
-      <w:r>
-        <w:rPr>
-          <w:lang w:val="en-US"/>
-        </w:rPr>
-        <w:t xml:space="preserve"> da optimizer </w:t>
-      </w:r>
-      <w:proofErr w:type="spellStart"/>
-      <w:r>
-        <w:rPr>
-          <w:lang w:val="en-US"/>
-        </w:rPr>
-        <w:t>napravi</w:t>
-      </w:r>
-      <w:proofErr w:type="spellEnd"/>
-      <w:r>
-        <w:rPr>
-          <w:lang w:val="en-US"/>
-        </w:rPr>
-        <w:t xml:space="preserve"> </w:t>
-      </w:r>
-      <w:proofErr w:type="spellStart"/>
-      <w:r>
-        <w:rPr>
-          <w:lang w:val="en-US"/>
-        </w:rPr>
-        <w:t>prevelike</w:t>
-      </w:r>
-      <w:proofErr w:type="spellEnd"/>
-      <w:r>
-        <w:rPr>
-          <w:lang w:val="en-US"/>
-        </w:rPr>
-        <w:t xml:space="preserve"> </w:t>
-      </w:r>
-      <w:proofErr w:type="spellStart"/>
-      <w:r>
-        <w:rPr>
-          <w:lang w:val="en-US"/>
-        </w:rPr>
-        <w:t>korake</w:t>
-      </w:r>
-      <w:proofErr w:type="spellEnd"/>
-      <w:r>
-        <w:rPr>
-          <w:lang w:val="en-US"/>
-        </w:rPr>
-        <w:t xml:space="preserve"> prilikom </w:t>
-      </w:r>
-      <w:proofErr w:type="spellStart"/>
-      <w:r>
-        <w:rPr>
-          <w:lang w:val="en-US"/>
-        </w:rPr>
-        <w:t>podešavanja</w:t>
-      </w:r>
-      <w:proofErr w:type="spellEnd"/>
-      <w:r>
-        <w:rPr>
-          <w:lang w:val="en-US"/>
-        </w:rPr>
-        <w:t xml:space="preserve"> </w:t>
-      </w:r>
-      <w:proofErr w:type="spellStart"/>
-      <w:r>
-        <w:rPr>
-          <w:lang w:val="en-US"/>
-        </w:rPr>
-        <w:t>i</w:t>
-      </w:r>
-      <w:proofErr w:type="spellEnd"/>
-      <w:r>
-        <w:rPr>
-          <w:lang w:val="en-US"/>
-        </w:rPr>
-        <w:t xml:space="preserve"> </w:t>
-      </w:r>
-      <w:proofErr w:type="spellStart"/>
-      <w:r>
-        <w:rPr>
-          <w:lang w:val="en-US"/>
-        </w:rPr>
-        <w:t>preskoči</w:t>
-      </w:r>
-      <w:proofErr w:type="spellEnd"/>
-      <w:r>
-        <w:rPr>
-          <w:lang w:val="en-US"/>
-        </w:rPr>
-        <w:t xml:space="preserve"> </w:t>
-      </w:r>
-      <w:proofErr w:type="spellStart"/>
-      <w:r>
-        <w:rPr>
-          <w:lang w:val="en-US"/>
-        </w:rPr>
-        <w:t>globalni</w:t>
-      </w:r>
-      <w:proofErr w:type="spellEnd"/>
-      <w:r>
-        <w:rPr>
-          <w:lang w:val="en-US"/>
-        </w:rPr>
-        <w:t xml:space="preserve"> minimum funkcije </w:t>
-      </w:r>
-      <w:proofErr w:type="spellStart"/>
-      <w:r>
-        <w:rPr>
-          <w:lang w:val="en-US"/>
-        </w:rPr>
-        <w:t>troška</w:t>
-      </w:r>
-      <w:proofErr w:type="spellEnd"/>
-      <w:r>
-        <w:rPr>
-          <w:lang w:val="en-US"/>
-        </w:rPr>
-        <w:t xml:space="preserve">. Ukoliko je </w:t>
-      </w:r>
-      <w:proofErr w:type="spellStart"/>
-      <w:r>
-        <w:rPr>
-          <w:lang w:val="en-US"/>
-        </w:rPr>
-        <w:t>stopa</w:t>
-      </w:r>
-      <w:proofErr w:type="spellEnd"/>
-      <w:r>
-        <w:rPr>
-          <w:lang w:val="en-US"/>
-        </w:rPr>
-        <w:t xml:space="preserve"> </w:t>
-      </w:r>
-      <w:proofErr w:type="spellStart"/>
-      <w:r>
-        <w:rPr>
-          <w:lang w:val="en-US"/>
-        </w:rPr>
-        <w:t>učenja</w:t>
-      </w:r>
-      <w:proofErr w:type="spellEnd"/>
-      <w:r>
-        <w:rPr>
-          <w:lang w:val="en-US"/>
-        </w:rPr>
-        <w:t xml:space="preserve"> </w:t>
-      </w:r>
-      <w:proofErr w:type="spellStart"/>
-      <w:r>
-        <w:rPr>
-          <w:lang w:val="en-US"/>
-        </w:rPr>
-        <w:t>premala</w:t>
-      </w:r>
-      <w:proofErr w:type="spellEnd"/>
-      <w:r>
-        <w:rPr>
-          <w:lang w:val="en-US"/>
-        </w:rPr>
-        <w:t xml:space="preserve"> </w:t>
-      </w:r>
-      <w:proofErr w:type="spellStart"/>
-      <w:r>
-        <w:rPr>
-          <w:lang w:val="en-US"/>
-        </w:rPr>
-        <w:t>treniranje</w:t>
-      </w:r>
-      <w:proofErr w:type="spellEnd"/>
-      <w:r>
-        <w:rPr>
-          <w:lang w:val="en-US"/>
-        </w:rPr>
-        <w:t xml:space="preserve"> </w:t>
-      </w:r>
-      <w:proofErr w:type="spellStart"/>
-      <w:r>
-        <w:rPr>
-          <w:lang w:val="en-US"/>
-        </w:rPr>
-        <w:t>može</w:t>
-      </w:r>
-      <w:proofErr w:type="spellEnd"/>
-      <w:r>
-        <w:rPr>
-          <w:lang w:val="en-US"/>
-        </w:rPr>
-        <w:t xml:space="preserve"> </w:t>
-      </w:r>
-      <w:proofErr w:type="spellStart"/>
-      <w:r>
-        <w:rPr>
-          <w:lang w:val="en-US"/>
-        </w:rPr>
-        <w:t>trajati</w:t>
-      </w:r>
-      <w:proofErr w:type="spellEnd"/>
-      <w:r>
-        <w:rPr>
-          <w:lang w:val="en-US"/>
-        </w:rPr>
-        <w:t xml:space="preserve"> </w:t>
-      </w:r>
-      <w:proofErr w:type="spellStart"/>
-      <w:r>
-        <w:rPr>
-          <w:lang w:val="en-US"/>
-        </w:rPr>
-        <w:t>dosta</w:t>
-      </w:r>
-      <w:proofErr w:type="spellEnd"/>
-      <w:r>
-        <w:rPr>
-          <w:lang w:val="en-US"/>
-        </w:rPr>
-        <w:t xml:space="preserve"> </w:t>
-      </w:r>
-      <w:proofErr w:type="spellStart"/>
-      <w:r>
-        <w:rPr>
-          <w:lang w:val="en-US"/>
-        </w:rPr>
-        <w:t>duže</w:t>
-      </w:r>
-      <w:proofErr w:type="spellEnd"/>
-      <w:r>
-        <w:rPr>
-          <w:lang w:val="en-US"/>
-        </w:rPr>
-        <w:t xml:space="preserve"> nego potrebno. Za dati </w:t>
-      </w:r>
-      <w:proofErr w:type="spellStart"/>
-      <w:r>
-        <w:rPr>
-          <w:lang w:val="en-US"/>
-        </w:rPr>
-        <w:t>primjer</w:t>
-      </w:r>
-      <w:proofErr w:type="spellEnd"/>
-      <w:r>
-        <w:rPr>
-          <w:lang w:val="en-US"/>
-        </w:rPr>
-        <w:t xml:space="preserve"> je </w:t>
-      </w:r>
-      <w:proofErr w:type="spellStart"/>
-      <w:r>
-        <w:rPr>
-          <w:lang w:val="en-US"/>
-        </w:rPr>
-        <w:t>postavljena</w:t>
-      </w:r>
-      <w:proofErr w:type="spellEnd"/>
-      <w:r>
-        <w:rPr>
-          <w:lang w:val="en-US"/>
-        </w:rPr>
-        <w:t xml:space="preserve"> </w:t>
-      </w:r>
-      <w:proofErr w:type="spellStart"/>
-      <w:r>
-        <w:rPr>
-          <w:lang w:val="en-US"/>
-        </w:rPr>
-        <w:t>stopa</w:t>
-      </w:r>
-      <w:proofErr w:type="spellEnd"/>
-      <w:r>
-        <w:rPr>
-          <w:lang w:val="en-US"/>
-        </w:rPr>
-        <w:t xml:space="preserve"> </w:t>
-      </w:r>
-      <w:proofErr w:type="spellStart"/>
-      <w:r>
-        <w:rPr>
-          <w:lang w:val="en-US"/>
-        </w:rPr>
-        <w:t>učenja</w:t>
-      </w:r>
-      <w:proofErr w:type="spellEnd"/>
-      <w:r>
-        <w:rPr>
-          <w:lang w:val="en-US"/>
-        </w:rPr>
-        <w:t xml:space="preserve"> od 0.0001.</w:t>
-      </w:r>
-    </w:p>
-    <w:p>
-      <w:pPr>
-        <w:rPr>
-          <w:lang w:val="en-US"/>
-        </w:rPr>
-      </w:pPr>
-      <w:r>
-        <w:rPr>
-          <w:lang w:val="en-US"/>
-        </w:rPr>
-        <w:t>S</w:t>
-      </w:r>
-      <w:r>
-        <w:rPr>
-          <w:lang w:val="en-US"/>
-        </w:rPr>
-        <w:t xml:space="preserve">topa </w:t>
-      </w:r>
-      <w:proofErr w:type="spellStart"/>
-      <w:r>
-        <w:rPr>
-          <w:lang w:val="en-US"/>
-        </w:rPr>
-        <w:t>učenja</w:t>
-      </w:r>
-      <w:proofErr w:type="spellEnd"/>
-      <w:r>
-        <w:rPr>
-          <w:lang w:val="en-US"/>
-        </w:rPr>
-        <w:t xml:space="preserve"> je </w:t>
-      </w:r>
-      <w:r>
-        <w:rPr>
-          <w:lang w:val="en-US"/>
-        </w:rPr>
-        <w:t xml:space="preserve">za </w:t>
-      </w:r>
-      <w:proofErr w:type="spellStart"/>
-      <w:r>
-        <w:rPr>
-          <w:lang w:val="en-US"/>
-        </w:rPr>
-        <w:t>naš</w:t>
-      </w:r>
-      <w:proofErr w:type="spellEnd"/>
-      <w:r>
-        <w:rPr>
-          <w:lang w:val="en-US"/>
-        </w:rPr>
-        <w:t xml:space="preserve"> slucaj </w:t>
-      </w:r>
-      <w:r>
-        <w:rPr>
-          <w:lang w:val="en-US"/>
-        </w:rPr>
-        <w:t xml:space="preserve">samo </w:t>
-      </w:r>
-      <w:proofErr w:type="spellStart"/>
-      <w:r>
-        <w:rPr>
-          <w:lang w:val="en-US"/>
-        </w:rPr>
-        <w:t>početna</w:t>
-      </w:r>
-      <w:proofErr w:type="spellEnd"/>
-      <w:r>
-        <w:rPr>
-          <w:lang w:val="en-US"/>
-        </w:rPr>
-        <w:t xml:space="preserve"> </w:t>
-      </w:r>
-      <w:proofErr w:type="spellStart"/>
-      <w:r>
-        <w:rPr>
-          <w:lang w:val="en-US"/>
-        </w:rPr>
-        <w:t>tačka</w:t>
+        <w:t xml:space="preserve"> </w:t>
+      </w:r>
+      <w:proofErr w:type="spellStart"/>
+      <w:r>
+        <w:rPr>
+          <w:lang w:val="en-US"/>
+        </w:rPr>
+        <w:t>uko</w:t>
+      </w:r>
+      <w:r>
+        <w:rPr>
+          <w:lang w:val="en-US"/>
+        </w:rPr>
+        <w:t>liko</w:t>
+      </w:r>
+      <w:proofErr w:type="spellEnd"/>
+      <w:r>
+        <w:rPr>
+          <w:lang w:val="en-US"/>
+        </w:rPr>
+        <w:t xml:space="preserve"> </w:t>
+      </w:r>
+      <w:proofErr w:type="spellStart"/>
+      <w:r>
+        <w:rPr>
+          <w:lang w:val="en-US"/>
+        </w:rPr>
+        <w:t>potrebno</w:t>
       </w:r>
       <w:proofErr w:type="spellEnd"/>
       <w:r>
@@ -8812,136 +7407,66 @@
         </w:rPr>
         <w:t xml:space="preserve">. </w:t>
       </w:r>
-      <w:r>
-        <w:rPr>
-          <w:lang w:val="en-US"/>
-        </w:rPr>
-        <w:t xml:space="preserve">Optimizer koji </w:t>
-      </w:r>
-      <w:proofErr w:type="spellStart"/>
-      <w:r>
-        <w:rPr>
-          <w:lang w:val="en-US"/>
-        </w:rPr>
-        <w:t>koristimo</w:t>
-      </w:r>
-      <w:proofErr w:type="spellEnd"/>
-      <w:r>
-        <w:rPr>
-          <w:lang w:val="en-US"/>
-        </w:rPr>
-        <w:t xml:space="preserve">, Adam, </w:t>
-      </w:r>
-      <w:proofErr w:type="spellStart"/>
-      <w:r>
-        <w:rPr>
-          <w:lang w:val="en-US"/>
-        </w:rPr>
-        <w:t>će</w:t>
-      </w:r>
-      <w:proofErr w:type="spellEnd"/>
-      <w:r>
-        <w:rPr>
-          <w:lang w:val="en-US"/>
-        </w:rPr>
-        <w:t xml:space="preserve"> automatski promjeniti </w:t>
-      </w:r>
-      <w:proofErr w:type="spellStart"/>
-      <w:r>
-        <w:rPr>
-          <w:lang w:val="en-US"/>
-        </w:rPr>
-        <w:t>stopu</w:t>
-      </w:r>
-      <w:proofErr w:type="spellEnd"/>
-      <w:r>
-        <w:rPr>
-          <w:lang w:val="en-US"/>
-        </w:rPr>
-        <w:t xml:space="preserve"> </w:t>
-      </w:r>
-      <w:proofErr w:type="spellStart"/>
-      <w:r>
-        <w:rPr>
-          <w:lang w:val="en-US"/>
-        </w:rPr>
-        <w:t>učenja</w:t>
-      </w:r>
-      <w:proofErr w:type="spellEnd"/>
-      <w:r>
-        <w:rPr>
-          <w:lang w:val="en-US"/>
-        </w:rPr>
-        <w:t xml:space="preserve"> uko</w:t>
-      </w:r>
-      <w:r>
-        <w:rPr>
-          <w:lang w:val="en-US"/>
-        </w:rPr>
-        <w:t xml:space="preserve">liko potrebno. </w:t>
-      </w:r>
-    </w:p>
-    <w:p>
-      <w:pPr>
-        <w:rPr>
-          <w:lang w:val="en-US"/>
-        </w:rPr>
-      </w:pPr>
-    </w:p>
-    <w:p>
-      <w:pPr>
-        <w:rPr>
-          <w:lang w:val="en-US"/>
-        </w:rPr>
-      </w:pPr>
-    </w:p>
-    <w:p>
-      <w:pPr>
-        <w:rPr>
-          <w:lang w:val="en-US"/>
-        </w:rPr>
-      </w:pPr>
-    </w:p>
-    <w:p>
-      <w:pPr>
-        <w:rPr>
-          <w:lang w:val="en-US"/>
-        </w:rPr>
-      </w:pPr>
-    </w:p>
-    <w:p>
-      <w:pPr>
-        <w:rPr>
-          <w:lang w:val="en-US"/>
-        </w:rPr>
-      </w:pPr>
-    </w:p>
-    <w:p>
-      <w:pPr>
-        <w:rPr>
-          <w:lang w:val="en-US"/>
-        </w:rPr>
-      </w:pPr>
-    </w:p>
-    <w:p/>
-    <w:p>
-      <w:pPr>
-        <w:pStyle w:val="Naslov3"/>
-        <w:rPr>
-          <w:lang w:val="en-GB"/>
-        </w:rPr>
-      </w:pPr>
-    </w:p>
-    <w:p>
-      <w:pPr>
-        <w:rPr>
-          <w:lang w:val="en-US"/>
-        </w:rPr>
-      </w:pPr>
-    </w:p>
-    <w:p>
-      <w:pPr>
-        <w:pStyle w:val="Naslov3"/>
+    </w:p>
+    <w:p>
+      <w:pPr>
+        <w:rPr>
+          <w:lang w:val="en-US"/>
+        </w:rPr>
+      </w:pPr>
+    </w:p>
+    <w:p>
+      <w:pPr>
+        <w:rPr>
+          <w:lang w:val="en-US"/>
+        </w:rPr>
+      </w:pPr>
+    </w:p>
+    <w:p>
+      <w:pPr>
+        <w:rPr>
+          <w:lang w:val="en-US"/>
+        </w:rPr>
+      </w:pPr>
+    </w:p>
+    <w:p>
+      <w:pPr>
+        <w:rPr>
+          <w:lang w:val="en-US"/>
+        </w:rPr>
+      </w:pPr>
+    </w:p>
+    <w:p>
+      <w:pPr>
+        <w:rPr>
+          <w:lang w:val="en-US"/>
+        </w:rPr>
+      </w:pPr>
+    </w:p>
+    <w:p>
+      <w:pPr>
+        <w:rPr>
+          <w:lang w:val="en-US"/>
+        </w:rPr>
+      </w:pPr>
+    </w:p>
+    <w:p>
+      <w:pPr>
+        <w:rPr>
+          <w:lang w:val="en-US"/>
+        </w:rPr>
+      </w:pPr>
+    </w:p>
+    <w:p>
+      <w:pPr>
+        <w:rPr>
+          <w:lang w:val="en-US"/>
+        </w:rPr>
+      </w:pPr>
+    </w:p>
+    <w:p>
+      <w:pPr>
+        <w:pStyle w:val="Heading3"/>
         <w:rPr>
           <w:lang w:val="en-US"/>
         </w:rPr>
@@ -8985,53 +7510,13 @@
     </w:p>
     <w:p>
       <w:r>
-        <w:t xml:space="preserve">Za jednostavno treniranje, </w:t>
-      </w:r>
-      <w:proofErr w:type="spellStart"/>
-      <w:r>
-        <w:t>evaluaciju</w:t>
-      </w:r>
-      <w:proofErr w:type="spellEnd"/>
-      <w:r>
-        <w:t xml:space="preserve"> i direktno</w:t>
+        <w:t>Za jednostavno treniranje, evaluaciju i direktno</w:t>
       </w:r>
       <w:r>
         <w:t>g</w:t>
       </w:r>
       <w:r>
-        <w:t xml:space="preserve"> upoređivanja modela implementirana je web aplikacija. Kroz aplikaciju je moguće treniranje modela koristeći </w:t>
-      </w:r>
-      <w:proofErr w:type="spellStart"/>
-      <w:r>
-        <w:t>Python</w:t>
-      </w:r>
-      <w:proofErr w:type="spellEnd"/>
-      <w:r>
-        <w:t xml:space="preserve"> ekosistem (</w:t>
-      </w:r>
-      <w:proofErr w:type="spellStart"/>
-      <w:r>
-        <w:t>PyTorch</w:t>
-      </w:r>
-      <w:proofErr w:type="spellEnd"/>
-      <w:r>
-        <w:t>) ili .NET ekosistem (</w:t>
-      </w:r>
-      <w:proofErr w:type="spellStart"/>
-      <w:r>
-        <w:t>TorchSharp</w:t>
-      </w:r>
-      <w:proofErr w:type="spellEnd"/>
-      <w:r>
-        <w:t xml:space="preserve">). Nakon završenog treniranja, aplikacija pruža </w:t>
-      </w:r>
-      <w:proofErr w:type="spellStart"/>
-      <w:r>
-        <w:t>mogućnost</w:t>
-      </w:r>
-      <w:proofErr w:type="spellEnd"/>
-      <w:r>
-        <w:t xml:space="preserve"> u</w:t>
+        <w:t xml:space="preserve"> upoređivanja modela implementirana je web aplikacija. Kroz aplikaciju je moguće treniranje modela koristeći Python ekosistem (PyTorch) ili .NET ekosistem (TorchSharp). Nakon završenog treniranja, aplikacija pruža mogućnost u</w:t>
       </w:r>
       <w:r>
         <w:t>s</w:t>
@@ -9042,15 +7527,7 @@
     </w:p>
     <w:p>
       <w:r>
-        <w:t xml:space="preserve">Arhitektura aplikacije je implementirana kroz </w:t>
-      </w:r>
-      <w:proofErr w:type="spellStart"/>
-      <w:r>
-        <w:t>mikroservisni</w:t>
-      </w:r>
-      <w:proofErr w:type="spellEnd"/>
-      <w:r>
-        <w:t xml:space="preserve"> pristup i sastoji se od tri komponente:</w:t>
+        <w:t>Arhitektura aplikacije je implementirana kroz mikroservisni pristup i sastoji se od tri komponente:</w:t>
       </w:r>
     </w:p>
     <w:p>
@@ -9068,37 +7545,13 @@
     </w:p>
     <w:p>
       <w:r>
-        <w:t xml:space="preserve">- </w:t>
-      </w:r>
-      <w:proofErr w:type="spellStart"/>
-      <w:r>
-        <w:t>Python</w:t>
-      </w:r>
-      <w:proofErr w:type="spellEnd"/>
-      <w:r>
-        <w:t xml:space="preserve"> Web API servis</w:t>
-      </w:r>
-    </w:p>
-    <w:p/>
-    <w:p>
-      <w:r>
-        <w:t xml:space="preserve">Korisnički interfejs je implementiran uz pomoć </w:t>
-      </w:r>
-      <w:proofErr w:type="spellStart"/>
-      <w:r>
-        <w:t>Blazor</w:t>
-      </w:r>
-      <w:proofErr w:type="spellEnd"/>
-      <w:r>
-        <w:t xml:space="preserve"> platforme koja </w:t>
-      </w:r>
-      <w:proofErr w:type="spellStart"/>
-      <w:r>
-        <w:t>omogućava</w:t>
-      </w:r>
-      <w:proofErr w:type="spellEnd"/>
-      <w:r>
-        <w:t xml:space="preserve"> efikasnu kreaciju interaktivnih web aplikacij</w:t>
+        <w:t>- Python Web API servis</w:t>
+      </w:r>
+    </w:p>
+    <w:p/>
+    <w:p>
+      <w:r>
+        <w:t>Korisnički interfejs je implementiran uz pomoć Blazor platforme koja omogućava efikasnu kreaciju interaktivnih web aplikacij</w:t>
       </w:r>
       <w:r>
         <w:t>a</w:t>
@@ -9107,87 +7560,15 @@
         <w:t xml:space="preserve"> koristeći .NET tehnologije.</w:t>
       </w:r>
       <w:r>
-        <w:t xml:space="preserve"> Ovaj dio je striktno implementiran kao prezentacijski sloj (</w:t>
-      </w:r>
-      <w:proofErr w:type="spellStart"/>
-      <w:r>
-        <w:t>frontend</w:t>
-      </w:r>
-      <w:proofErr w:type="spellEnd"/>
-      <w:r>
-        <w:t>) te ne sadrži logiku za treniranje ni analiziranje slika</w:t>
-      </w:r>
-      <w:r>
-        <w:t xml:space="preserve"> čime se prati praksa razdvajanja </w:t>
-      </w:r>
-      <w:proofErr w:type="spellStart"/>
-      <w:r>
-        <w:t>frontend</w:t>
-      </w:r>
-      <w:proofErr w:type="spellEnd"/>
-      <w:r>
-        <w:t xml:space="preserve"> i </w:t>
-      </w:r>
-      <w:proofErr w:type="spellStart"/>
-      <w:r>
-        <w:t>backend</w:t>
-      </w:r>
-      <w:proofErr w:type="spellEnd"/>
-      <w:r>
-        <w:t xml:space="preserve"> koda.</w:t>
-      </w:r>
-    </w:p>
-    <w:p>
-      <w:r>
-        <w:t xml:space="preserve">Logika za treniranje i analiziranje slika je implementirana pomoću posebnih Web </w:t>
-      </w:r>
-      <w:proofErr w:type="spellStart"/>
-      <w:r>
-        <w:t>Api</w:t>
-      </w:r>
-      <w:proofErr w:type="spellEnd"/>
-      <w:r>
-        <w:t xml:space="preserve"> servisa koji komuniciraju sa korisničkim interfejsom uz pomoć HTTP protokola. Treniranje preko .NET </w:t>
-      </w:r>
-      <w:proofErr w:type="spellStart"/>
-      <w:r>
-        <w:t>okruženja</w:t>
-      </w:r>
-      <w:proofErr w:type="spellEnd"/>
-      <w:r>
-        <w:t xml:space="preserve"> je omogućeno preko .NET Core Web API te za </w:t>
-      </w:r>
-      <w:proofErr w:type="spellStart"/>
-      <w:r>
-        <w:t>Python</w:t>
-      </w:r>
-      <w:proofErr w:type="spellEnd"/>
-      <w:r>
-        <w:t xml:space="preserve"> </w:t>
-      </w:r>
-      <w:proofErr w:type="spellStart"/>
-      <w:r>
-        <w:t>okruženje</w:t>
-      </w:r>
-      <w:proofErr w:type="spellEnd"/>
-      <w:r>
-        <w:t xml:space="preserve"> je korišten </w:t>
-      </w:r>
-      <w:proofErr w:type="spellStart"/>
-      <w:r>
-        <w:t>FastAPI</w:t>
-      </w:r>
-      <w:proofErr w:type="spellEnd"/>
-      <w:r>
-        <w:t xml:space="preserve">. Oba servisa su visoko </w:t>
-      </w:r>
-      <w:proofErr w:type="spellStart"/>
-      <w:r>
-        <w:t>performantna</w:t>
-      </w:r>
-      <w:proofErr w:type="spellEnd"/>
-      <w:r>
-        <w:t xml:space="preserve"> i moderna rješenja za komunikaciju između web aplikacija, te zajedno sa korisničkim interfejs pružaju korisniku sveobuhvatno rješenje za treniranje i analiziranja modela mašinskog učenja.</w:t>
+        <w:t xml:space="preserve"> Ovaj dio je striktno implementiran kao prezentacijski sloj (frontend) te ne sadrži logiku za treniranje ni analiziranje slika</w:t>
+      </w:r>
+      <w:r>
+        <w:t xml:space="preserve"> čime se prati praksa razdvajanja frontend i backend koda.</w:t>
+      </w:r>
+    </w:p>
+    <w:p>
+      <w:r>
+        <w:t>Logika za treniranje i analiziranje slika je implementirana pomoću posebnih Web Api servisa koji komuniciraju sa korisničkim interfejsom uz pomoć HTTP protokola. Treniranje preko .NET okruženja je omogućeno preko .NET Core Web API te za Python okruženje je korišten FastAPI. Oba servisa su visoko performantna i moderna rješenja za komunikaciju između web aplikacija, te zajedno sa korisničkim interfejs pružaju korisniku sveobuhvatno rješenje za treniranje i analiziranja modela mašinskog učenja.</w:t>
       </w:r>
     </w:p>
     <w:p>
@@ -9225,13 +7606,8 @@
         <w:t>is</w:t>
       </w:r>
       <w:r>
-        <w:t xml:space="preserve">korišten je .NET </w:t>
-      </w:r>
-      <w:proofErr w:type="spellStart"/>
-      <w:r>
-        <w:t>Aspire</w:t>
-      </w:r>
-      <w:proofErr w:type="spellEnd"/>
+        <w:t>korišten je .NET Aspire</w:t>
+      </w:r>
       <w:r>
         <w:t xml:space="preserve"> platforma</w:t>
       </w:r>
@@ -9242,15 +7618,7 @@
         <w:t xml:space="preserve"> </w:t>
       </w:r>
       <w:r>
-        <w:t xml:space="preserve">.NET </w:t>
-      </w:r>
-      <w:proofErr w:type="spellStart"/>
-      <w:r>
-        <w:t>Aspire</w:t>
-      </w:r>
-      <w:proofErr w:type="spellEnd"/>
-      <w:r>
-        <w:t xml:space="preserve"> je </w:t>
+        <w:t xml:space="preserve">.NET Aspire je </w:t>
       </w:r>
       <w:r>
         <w:t xml:space="preserve">moderna </w:t>
@@ -9264,21 +7632,8 @@
       <w:r>
         <w:t xml:space="preserve"> orkestriranje </w:t>
       </w:r>
-      <w:proofErr w:type="spellStart"/>
-      <w:r>
-        <w:t>mikroservisnih</w:t>
-      </w:r>
-      <w:proofErr w:type="spellEnd"/>
-      <w:r>
-        <w:t xml:space="preserve"> arhitektura te </w:t>
-      </w:r>
-      <w:proofErr w:type="spellStart"/>
-      <w:r>
-        <w:t>omogućava</w:t>
-      </w:r>
-      <w:proofErr w:type="spellEnd"/>
-      <w:r>
-        <w:t xml:space="preserve"> jednostavan</w:t>
+      <w:r>
+        <w:t>mikroservisnih arhitektura te omogućava jednostavan</w:t>
       </w:r>
       <w:r>
         <w:t xml:space="preserve"> </w:t>
@@ -9298,49 +7653,23 @@
         <w:t xml:space="preserve">Za trajnu pohranu podataka o modelima </w:t>
       </w:r>
       <w:r>
-        <w:t xml:space="preserve">korištena je </w:t>
-      </w:r>
-      <w:proofErr w:type="spellStart"/>
-      <w:r>
-        <w:t>SQLite</w:t>
-      </w:r>
-      <w:proofErr w:type="spellEnd"/>
-      <w:r>
-        <w:t xml:space="preserve"> baza podataka</w:t>
-      </w:r>
-      <w:r>
-        <w:t xml:space="preserve"> zajedno sa </w:t>
-      </w:r>
-      <w:proofErr w:type="spellStart"/>
-      <w:r>
-        <w:t>Entity</w:t>
-      </w:r>
-      <w:proofErr w:type="spellEnd"/>
-      <w:r>
-        <w:t xml:space="preserve"> Framework Core tehnologijom</w:t>
+        <w:t>korištena je SQLite baza podataka</w:t>
+      </w:r>
+      <w:r>
+        <w:t xml:space="preserve"> zajedno sa Entity Framework Core tehnologijom</w:t>
       </w:r>
       <w:r>
         <w:t xml:space="preserve">. </w:t>
       </w:r>
-      <w:proofErr w:type="spellStart"/>
-      <w:r>
-        <w:t>SQLite</w:t>
-      </w:r>
-      <w:proofErr w:type="spellEnd"/>
-      <w:r>
-        <w:t xml:space="preserve"> je odabrana zbog svoje jednostavnosti upotrebe i implementacije, s obzirom na to da sve podatke </w:t>
+      <w:r>
+        <w:t xml:space="preserve">SQLite je odabrana zbog svoje jednostavnosti upotrebe i implementacije, s obzirom na to da sve podatke </w:t>
       </w:r>
       <w:r>
         <w:t>sprema</w:t>
       </w:r>
       <w:r>
-        <w:t xml:space="preserve"> u jedan lokalni </w:t>
-      </w:r>
-      <w:proofErr w:type="spellStart"/>
-      <w:r>
-        <w:t>fajl</w:t>
-      </w:r>
-      <w:proofErr w:type="spellEnd"/>
+        <w:t xml:space="preserve"> u jedan lokalni fajl</w:t>
+      </w:r>
       <w:r>
         <w:t>. Nakon treniranj</w:t>
       </w:r>
@@ -9391,9 +7720,51 @@
     <w:p/>
     <w:p/>
     <w:p/>
-    <w:p>
-      <w:pPr>
-        <w:pStyle w:val="Naslov3"/>
+    <w:p/>
+    <w:p/>
+    <w:p>
+      <w:pPr>
+        <w:pStyle w:val="Heading3"/>
+      </w:pPr>
+      <w:r>
+        <w:lastRenderedPageBreak/>
+        <w:t>Korisnički interfejs</w:t>
+      </w:r>
+    </w:p>
+    <w:p/>
+    <w:p/>
+    <w:p/>
+    <w:p/>
+    <w:p/>
+    <w:p/>
+    <w:p/>
+    <w:p/>
+    <w:p/>
+    <w:p/>
+    <w:p/>
+    <w:p/>
+    <w:p/>
+    <w:p/>
+    <w:p/>
+    <w:p/>
+    <w:p/>
+    <w:p/>
+    <w:p/>
+    <w:p/>
+    <w:p/>
+    <w:p/>
+    <w:p/>
+    <w:p/>
+    <w:p/>
+    <w:p/>
+    <w:p>
+      <w:r>
+        <w:t xml:space="preserve"> </w:t>
+      </w:r>
+    </w:p>
+    <w:p>
+      <w:pPr>
+        <w:pStyle w:val="Heading2"/>
       </w:pPr>
       <w:r>
         <w:lastRenderedPageBreak/>
@@ -9403,187 +7774,39 @@
     <w:p/>
     <w:p>
       <w:r>
-        <w:t xml:space="preserve">Da bismo </w:t>
-      </w:r>
-      <w:proofErr w:type="spellStart"/>
-      <w:r>
-        <w:t>osiguralni</w:t>
-      </w:r>
-      <w:proofErr w:type="spellEnd"/>
-      <w:r>
-        <w:t xml:space="preserve"> što precizniji i objektivniji pristup prilikom </w:t>
-      </w:r>
-      <w:proofErr w:type="spellStart"/>
-      <w:r>
-        <w:t>poređenja</w:t>
-      </w:r>
-      <w:proofErr w:type="spellEnd"/>
-      <w:r>
-        <w:t xml:space="preserve"> metrika iz oba ekosistema, definisana je stroga metodologija testiranja. U cilju </w:t>
-      </w:r>
-      <w:proofErr w:type="spellStart"/>
-      <w:r>
-        <w:t>izolovacije</w:t>
-      </w:r>
-      <w:proofErr w:type="spellEnd"/>
-      <w:r>
-        <w:t xml:space="preserve"> uticaja C# i </w:t>
-      </w:r>
-      <w:proofErr w:type="spellStart"/>
-      <w:r>
-        <w:t>Python</w:t>
-      </w:r>
-      <w:proofErr w:type="spellEnd"/>
-      <w:r>
-        <w:t xml:space="preserve"> </w:t>
-      </w:r>
-      <w:proofErr w:type="spellStart"/>
-      <w:r>
-        <w:t>okruženja</w:t>
-      </w:r>
-      <w:proofErr w:type="spellEnd"/>
-      <w:r>
-        <w:t xml:space="preserve"> uvedeno je par pravila kojim će se pridržavati prilikom testiranja:</w:t>
-      </w:r>
-    </w:p>
-    <w:p/>
-    <w:p>
-      <w:r>
-        <w:t xml:space="preserve">1. Identična verzija </w:t>
-      </w:r>
-      <w:proofErr w:type="spellStart"/>
-      <w:r>
-        <w:t>LibTorch</w:t>
-      </w:r>
-      <w:proofErr w:type="spellEnd"/>
-      <w:r>
-        <w:t xml:space="preserve"> biblioteke </w:t>
-      </w:r>
-    </w:p>
-    <w:p>
-      <w:r>
-        <w:t xml:space="preserve">Da bi </w:t>
-      </w:r>
-      <w:proofErr w:type="spellStart"/>
-      <w:r>
-        <w:t>poređenje</w:t>
-      </w:r>
-      <w:proofErr w:type="spellEnd"/>
-      <w:r>
-        <w:t xml:space="preserve"> bilo validno moramo osigurati da i </w:t>
-      </w:r>
-      <w:proofErr w:type="spellStart"/>
-      <w:r>
-        <w:t>Python</w:t>
-      </w:r>
-      <w:proofErr w:type="spellEnd"/>
-      <w:r>
-        <w:t xml:space="preserve"> kao i .NET </w:t>
-      </w:r>
-      <w:proofErr w:type="spellStart"/>
-      <w:r>
-        <w:t>okruženje</w:t>
-      </w:r>
-      <w:proofErr w:type="spellEnd"/>
-      <w:r>
-        <w:t xml:space="preserve"> koristi istu verziju C++ biblioteke </w:t>
-      </w:r>
-      <w:proofErr w:type="spellStart"/>
-      <w:r>
-        <w:t>LibTorch</w:t>
-      </w:r>
-      <w:proofErr w:type="spellEnd"/>
-      <w:r>
-        <w:t xml:space="preserve"> koja zapravo radi sve kalkulacije.</w:t>
-      </w:r>
-    </w:p>
-    <w:p>
-      <w:proofErr w:type="spellStart"/>
-      <w:r>
-        <w:t>PyTorch</w:t>
-      </w:r>
-      <w:proofErr w:type="spellEnd"/>
-      <w:r>
-        <w:t xml:space="preserve"> verzija korištena je 2.10.0 koja koristi </w:t>
-      </w:r>
-      <w:proofErr w:type="spellStart"/>
-      <w:r>
-        <w:t>LibTorch</w:t>
-      </w:r>
-      <w:proofErr w:type="spellEnd"/>
-      <w:r>
-        <w:t xml:space="preserve"> verziju 2.10.0</w:t>
-      </w:r>
-    </w:p>
-    <w:p>
-      <w:proofErr w:type="spellStart"/>
-      <w:r>
-        <w:t>TorchSharp</w:t>
-      </w:r>
-      <w:proofErr w:type="spellEnd"/>
-      <w:r>
-        <w:t xml:space="preserve"> verzija korištena je 0.107.0 koja isto tako koristi </w:t>
-      </w:r>
-      <w:proofErr w:type="spellStart"/>
-      <w:r>
-        <w:t>LibTorch</w:t>
-      </w:r>
-      <w:proofErr w:type="spellEnd"/>
-      <w:r>
-        <w:t xml:space="preserve"> verziju 2.10.0.</w:t>
-      </w:r>
-    </w:p>
-    <w:p/>
-    <w:p>
-      <w:r>
-        <w:t xml:space="preserve">2. </w:t>
-      </w:r>
-      <w:proofErr w:type="spellStart"/>
-      <w:r>
-        <w:t>Hiperparametri</w:t>
-      </w:r>
-      <w:proofErr w:type="spellEnd"/>
-    </w:p>
-    <w:p>
-      <w:proofErr w:type="spellStart"/>
-      <w:r>
-        <w:t>Hiperparametri</w:t>
-      </w:r>
-      <w:proofErr w:type="spellEnd"/>
-      <w:r>
-        <w:t xml:space="preserve"> prilikom treniranje će znatno uticati na način i vrijeme treniranje kao i tačnost krajnjeg modela. U oba </w:t>
-      </w:r>
-      <w:proofErr w:type="spellStart"/>
-      <w:r>
-        <w:t>okruženja</w:t>
-      </w:r>
-      <w:proofErr w:type="spellEnd"/>
-      <w:r>
-        <w:t xml:space="preserve"> je implementirana ista CNN arhitektura, isti Adam </w:t>
-      </w:r>
-      <w:proofErr w:type="spellStart"/>
-      <w:r>
-        <w:t>optimizatorom</w:t>
-      </w:r>
-      <w:proofErr w:type="spellEnd"/>
-      <w:r>
-        <w:t xml:space="preserve"> sa istom stopom učenja od 0.00001, istom </w:t>
-      </w:r>
-      <w:proofErr w:type="spellStart"/>
-      <w:r>
-        <w:t>Cross</w:t>
-      </w:r>
-      <w:proofErr w:type="spellEnd"/>
-      <w:r>
-        <w:t xml:space="preserve"> </w:t>
-      </w:r>
-      <w:proofErr w:type="spellStart"/>
-      <w:r>
-        <w:t>Entropy</w:t>
-      </w:r>
-      <w:proofErr w:type="spellEnd"/>
-      <w:r>
-        <w:t xml:space="preserve"> funkcijom troška i istom veličinom serije od 8 primjera.</w:t>
+        <w:t>Da bismo osiguralni što precizniji i objektivniji pristup prilikom poređenja metrika iz oba ekosistema, definisana je stroga metodologija testiranja. U cilju izolovacije uticaja C# i Python okruženja uvedeno je par pravila kojim će se pridržavati prilikom testiranja:</w:t>
+      </w:r>
+    </w:p>
+    <w:p/>
+    <w:p>
+      <w:r>
+        <w:t xml:space="preserve">1. Identična verzija LibTorch biblioteke </w:t>
+      </w:r>
+    </w:p>
+    <w:p>
+      <w:r>
+        <w:t>Da bi poređenje bilo validno moramo osigurati da i Python kao i .NET okruženje koristi istu verziju C++ biblioteke LibTorch koja zapravo radi sve kalkulacije.</w:t>
+      </w:r>
+    </w:p>
+    <w:p>
+      <w:r>
+        <w:t>PyTorch verzija korištena je 2.10.0 koja koristi LibTorch verziju 2.10.0</w:t>
+      </w:r>
+    </w:p>
+    <w:p>
+      <w:r>
+        <w:t>TorchSharp verzija korištena je 0.107.0 koja isto tako koristi LibTorch verziju 2.10.0.</w:t>
+      </w:r>
+    </w:p>
+    <w:p/>
+    <w:p>
+      <w:r>
+        <w:t>2. Hiperparametri</w:t>
+      </w:r>
+    </w:p>
+    <w:p>
+      <w:r>
+        <w:t>Hiperparametri prilikom treniranje će znatno uticati na način i vrijeme treniranje kao i tačnost krajnjeg modela. U oba okruženja je implementirana ista CNN arhitektura, isti Adam optimizatorom sa istom stopom učenja od 0.00001, istom Cross Entropy funkcijom troška i istom veličinom serije od 8 primjera.</w:t>
       </w:r>
     </w:p>
     <w:p/>
@@ -9594,31 +7817,7 @@
     </w:p>
     <w:p>
       <w:r>
-        <w:t xml:space="preserve">Samo treniranje i analiza slika će uveliko zavisiti od toga na kojem hardveru se model trenirana. Za eliminaciju hardverski razlika treniranje je u oba slučaju rađeno na istom fizičkoj mašini sa sličnim </w:t>
-      </w:r>
-      <w:proofErr w:type="spellStart"/>
-      <w:r>
-        <w:t>opterećenjem</w:t>
-      </w:r>
-      <w:proofErr w:type="spellEnd"/>
-      <w:r>
-        <w:t xml:space="preserve">. Korištena konfiguracija uključuje NVIDIA </w:t>
-      </w:r>
-      <w:proofErr w:type="spellStart"/>
-      <w:r>
-        <w:t>GeForce</w:t>
-      </w:r>
-      <w:proofErr w:type="spellEnd"/>
-      <w:r>
-        <w:t xml:space="preserve"> RTX 5070 grafičku karticu zaduženu za </w:t>
-      </w:r>
-      <w:proofErr w:type="spellStart"/>
-      <w:r>
-        <w:t>tenzorske</w:t>
-      </w:r>
-      <w:proofErr w:type="spellEnd"/>
-      <w:r>
-        <w:t xml:space="preserve"> operacije, te 32 GB DDR5 memorije.</w:t>
+        <w:t>Samo treniranje i analiza slika će uveliko zavisiti od toga na kojem hardveru se model trenirana. Za eliminaciju hardverski razlika treniranje je u oba slučaju rađeno na istom fizičkoj mašini sa sličnim opterećenjem. Korištena konfiguracija uključuje NVIDIA GeForce RTX 5070 grafičku karticu zaduženu za tenzorske operacije, te 32 GB DDR5 memorije.</w:t>
       </w:r>
     </w:p>
     <w:p/>
@@ -9629,168 +7828,89 @@
     </w:p>
     <w:p>
       <w:r>
-        <w:t xml:space="preserve">Na samom </w:t>
-      </w:r>
-      <w:proofErr w:type="spellStart"/>
-      <w:r>
-        <w:t>početku</w:t>
-      </w:r>
-      <w:proofErr w:type="spellEnd"/>
-      <w:r>
-        <w:t xml:space="preserve"> treniranje težine modela ili </w:t>
-      </w:r>
-      <w:proofErr w:type="spellStart"/>
-      <w:r>
-        <w:t>weights</w:t>
-      </w:r>
-      <w:proofErr w:type="spellEnd"/>
-      <w:r>
-        <w:t xml:space="preserve"> se obično </w:t>
-      </w:r>
-      <w:proofErr w:type="spellStart"/>
-      <w:r>
-        <w:t>postavljeju</w:t>
-      </w:r>
-      <w:proofErr w:type="spellEnd"/>
-      <w:r>
-        <w:t xml:space="preserve"> na nasumične vrijednosti. Zavisno od toga kako su ove vrijednost postavljene krajnji izgled modela može biti drugačiji što nam </w:t>
-      </w:r>
-      <w:proofErr w:type="spellStart"/>
-      <w:r>
-        <w:t>pogoršava</w:t>
-      </w:r>
-      <w:proofErr w:type="spellEnd"/>
-      <w:r>
-        <w:t xml:space="preserve"> objektivno </w:t>
-      </w:r>
-      <w:proofErr w:type="spellStart"/>
-      <w:r>
-        <w:t>poređenje</w:t>
-      </w:r>
-      <w:proofErr w:type="spellEnd"/>
-      <w:r>
-        <w:t xml:space="preserve">, jer jedan model može sasvim slučajno dobiti dobre početne vrijednosti blizu globalnog minimuma što nam ništa ne govori o </w:t>
-      </w:r>
-      <w:proofErr w:type="spellStart"/>
-      <w:r>
-        <w:t>okruženju</w:t>
-      </w:r>
-      <w:proofErr w:type="spellEnd"/>
-      <w:r>
-        <w:t xml:space="preserve"> treniranja. Fiksiranjem </w:t>
-      </w:r>
-      <w:proofErr w:type="spellStart"/>
-      <w:r>
-        <w:t>seed</w:t>
-      </w:r>
-      <w:proofErr w:type="spellEnd"/>
-      <w:r>
-        <w:t xml:space="preserve"> vrijednosti osigurava se da </w:t>
-      </w:r>
-      <w:proofErr w:type="spellStart"/>
-      <w:r>
-        <w:t>neuralne</w:t>
-      </w:r>
-      <w:proofErr w:type="spellEnd"/>
-      <w:r>
-        <w:t xml:space="preserve"> mreža uvijek krene iz iste početne tačke što eliminiše problem </w:t>
-      </w:r>
-      <w:proofErr w:type="spellStart"/>
-      <w:r>
-        <w:t>nasumičnosti</w:t>
-      </w:r>
-      <w:proofErr w:type="spellEnd"/>
-      <w:r>
-        <w:t>.</w:t>
-      </w:r>
-    </w:p>
-    <w:p/>
-    <w:p/>
-    <w:p/>
+        <w:t>Na samom početku treniranje težine modela ili weights se obično postavljeju na nasumične vrijednosti. Zavisno od toga kako su ove vrijednost postavljene krajnji izgled modela može biti drugačiji što nam pogoršava objektivno poređenje, jer jedan model može sasvim slučajno dobiti dobre početne vrijednosti blizu globalnog minimuma što nam ništa ne govori o okruženju treniranja. Fiksiranjem seed vrijednosti osigurava se da neuralne mreža uvijek krene iz iste početne tačke što eliminiše problem nasumičnosti.</w:t>
+      </w:r>
+    </w:p>
+    <w:p/>
+    <w:p/>
+    <w:p/>
+    <w:p>
+      <w:r>
+        <w:t>5. Višestruke iteracije treniranja</w:t>
+      </w:r>
+    </w:p>
     <w:p>
       <w:r>
         <w:lastRenderedPageBreak/>
-        <w:t xml:space="preserve">5. Višestruke </w:t>
-      </w:r>
-      <w:proofErr w:type="spellStart"/>
-      <w:r>
-        <w:t>iteracije</w:t>
-      </w:r>
-      <w:proofErr w:type="spellEnd"/>
-      <w:r>
-        <w:t xml:space="preserve"> treniranja</w:t>
-      </w:r>
-    </w:p>
-    <w:p>
-      <w:r>
-        <w:t xml:space="preserve">Iako su početni parametri fiksirani, sam proces treniranja je veoma kompleksan i može doći do varijacije prilikom istovremenog </w:t>
-      </w:r>
-      <w:proofErr w:type="spellStart"/>
-      <w:r>
-        <w:t>izvršavanje</w:t>
-      </w:r>
-      <w:proofErr w:type="spellEnd"/>
-      <w:r>
-        <w:t xml:space="preserve"> operacija na </w:t>
-      </w:r>
-      <w:proofErr w:type="spellStart"/>
-      <w:r>
-        <w:t>grafikčkoj</w:t>
-      </w:r>
-      <w:proofErr w:type="spellEnd"/>
-      <w:r>
-        <w:t xml:space="preserve"> kartici. Da bismo imali što objektivniju sliku treniranja, proces treniranje (sa jednakim brojem epoha) je pokrenut u pet nezavisnih </w:t>
-      </w:r>
-      <w:proofErr w:type="spellStart"/>
-      <w:r>
-        <w:t>interacija</w:t>
-      </w:r>
-      <w:proofErr w:type="spellEnd"/>
-      <w:r>
-        <w:t xml:space="preserve"> u </w:t>
-      </w:r>
-      <w:proofErr w:type="spellStart"/>
-      <w:r>
-        <w:t>obe</w:t>
-      </w:r>
-      <w:proofErr w:type="spellEnd"/>
-      <w:r>
-        <w:t xml:space="preserve"> </w:t>
-      </w:r>
-      <w:proofErr w:type="spellStart"/>
-      <w:r>
-        <w:t>okruženja</w:t>
-      </w:r>
-      <w:proofErr w:type="spellEnd"/>
-      <w:r>
-        <w:t xml:space="preserve">. Rezultati i metrike prikazani u ovom radu predstavljaju </w:t>
-      </w:r>
-      <w:proofErr w:type="spellStart"/>
-      <w:r>
-        <w:t>usrednjene</w:t>
-      </w:r>
-      <w:proofErr w:type="spellEnd"/>
-      <w:r>
-        <w:t xml:space="preserve"> (prosječne) vrijednosti </w:t>
-      </w:r>
-      <w:proofErr w:type="spellStart"/>
-      <w:r>
-        <w:t>dobijene</w:t>
-      </w:r>
-      <w:proofErr w:type="spellEnd"/>
-      <w:r>
-        <w:t xml:space="preserve"> iz tih </w:t>
-      </w:r>
-      <w:proofErr w:type="spellStart"/>
-      <w:r>
-        <w:t>iteracija</w:t>
-      </w:r>
-      <w:proofErr w:type="spellEnd"/>
-      <w:r>
-        <w:t>, što garantuje visoku pouzdanost zaključka.</w:t>
-      </w:r>
-    </w:p>
-    <w:p/>
+        <w:t>Iako su početni parametri fiksirani, sam proces treniranja je veoma kompleksan i može doći do varijacije prilikom istovremenog izvršavanje operacija na grafikčkoj kartici. Da bismo imali što objektivniju sliku treniranja, proces treniranje (sa jednakim brojem epoha) je pokrenut u pet nezavisnih interacija u obe okruženja. Rezultati i metrike prikazani u ovom radu predstavljaju usrednjene (prosječne) vrijednosti dobijene iz tih iteracija, što garantuje visoku pouzdanost zaključka.</w:t>
+      </w:r>
+    </w:p>
+    <w:p/>
+    <w:p/>
+    <w:p/>
+    <w:p/>
+    <w:p/>
+    <w:p/>
+    <w:p/>
+    <w:p/>
+    <w:p/>
+    <w:p/>
+    <w:p/>
+    <w:p/>
+    <w:p/>
+    <w:p/>
+    <w:p/>
+    <w:p/>
+    <w:p/>
+    <w:p/>
+    <w:p/>
+    <w:p/>
+    <w:p/>
+    <w:p/>
+    <w:p/>
+    <w:p/>
+    <w:p/>
+    <w:p>
+      <w:pPr>
+        <w:pStyle w:val="Heading2"/>
+      </w:pPr>
+      <w:r>
+        <w:lastRenderedPageBreak/>
+        <w:t>Rezultati i analiza</w:t>
+      </w:r>
+    </w:p>
+    <w:p>
+      <w:pPr>
+        <w:rPr>
+          <w:rFonts w:asciiTheme="majorHAnsi" w:eastAsiaTheme="majorEastAsia" w:hAnsiTheme="majorHAnsi" w:cstheme="majorBidi"/>
+          <w:color w:val="0F4761" w:themeColor="accent1" w:themeShade="BF"/>
+          <w:sz w:val="32"/>
+          <w:szCs w:val="32"/>
+        </w:rPr>
+      </w:pPr>
+      <w:r>
+        <w:br w:type="page"/>
+      </w:r>
+    </w:p>
+    <w:p>
+      <w:pPr>
+        <w:pStyle w:val="Heading2"/>
+      </w:pPr>
+      <w:r>
+        <w:lastRenderedPageBreak/>
+        <w:t>Zaključak</w:t>
+      </w:r>
+    </w:p>
+    <w:p>
+      <w:pPr>
+        <w:rPr>
+          <w:rFonts w:asciiTheme="majorHAnsi" w:eastAsiaTheme="majorEastAsia" w:hAnsiTheme="majorHAnsi" w:cstheme="majorBidi"/>
+          <w:color w:val="0F4761" w:themeColor="accent1" w:themeShade="BF"/>
+          <w:sz w:val="32"/>
+          <w:szCs w:val="32"/>
+        </w:rPr>
+      </w:pPr>
+    </w:p>
     <w:sectPr>
       <w:pgSz w:w="12240" w:h="15840"/>
       <w:pgMar w:top="1440" w:right="1440" w:bottom="1440" w:left="1440" w:header="720" w:footer="720" w:gutter="0"/>
@@ -9802,7 +7922,7 @@
 </file>
 
 <file path=word/numbering.xml><?xml version="1.0" encoding="utf-8"?>
-<w:numbering xmlns:wpc="http://schemas.microsoft.com/office/word/2010/wordprocessingCanvas" xmlns:cx="http://schemas.microsoft.com/office/drawing/2014/chartex" xmlns:cx1="http://schemas.microsoft.com/office/drawing/2015/9/8/chartex" xmlns:cx2="http://schemas.microsoft.com/office/drawing/2015/10/21/chartex" xmlns:cx3="http://schemas.microsoft.com/office/drawing/2016/5/9/chartex" xmlns:cx4="http://schemas.microsoft.com/office/drawing/2016/5/10/chartex" xmlns:cx5="http://schemas.microsoft.com/office/drawing/2016/5/11/chartex" xmlns:cx6="http://schemas.microsoft.com/office/drawing/2016/5/12/chartex" xmlns:cx7="http://schemas.microsoft.com/office/drawing/2016/5/13/chartex" xmlns:cx8="http://schemas.microsoft.com/office/drawing/2016/5/14/chartex" xmlns:mc="http://schemas.openxmlformats.org/markup-compatibility/2006" xmlns:aink="http://schemas.microsoft.com/office/drawing/2016/ink" xmlns:am3d="http://schemas.microsoft.com/office/drawing/2017/model3d" xmlns:o="urn:schemas-microsoft-com:office:office" xmlns:oel="http://schemas.microsoft.com/office/2019/extlst" xmlns:r="http://schemas.openxmlformats.org/officeDocument/2006/relationships" xmlns:m="http://schemas.openxmlformats.org/officeDocument/2006/math" xmlns:v="urn:schemas-microsoft-com:vml" xmlns:wp14="http://schemas.microsoft.com/office/word/2010/wordprocessingDrawing" xmlns:wp="http://schemas.openxmlformats.org/drawingml/2006/wordprocessingDrawing" xmlns:w10="urn:schemas-microsoft-com:office:word" xmlns:w="http://schemas.openxmlformats.org/wordprocessingml/2006/main" xmlns:w14="http://schemas.microsoft.com/office/word/2010/wordml" xmlns:w15="http://schemas.microsoft.com/office/word/2012/wordml" xmlns:w16cex="http://schemas.microsoft.com/office/word/2018/wordml/cex" xmlns:w16cid="http://schemas.microsoft.com/office/word/2016/wordml/cid" xmlns:w16="http://schemas.microsoft.com/office/word/2018/wordml" xmlns:w16du="http://schemas.microsoft.com/office/word/2023/wordml/word16du" xmlns:w16sdtdh="http://schemas.microsoft.com/office/word/2020/wordml/sdtdatahash" xmlns:w16sdtfl="http://schemas.microsoft.com/office/word/2024/wordml/sdtformatlock" xmlns:w16se="http://schemas.microsoft.com/office/word/2015/wordml/symex" xmlns:wpg="http://schemas.microsoft.com/office/word/2010/wordprocessingGroup" xmlns:wpi="http://schemas.microsoft.com/office/word/2010/wordprocessingInk" xmlns:wne="http://schemas.microsoft.com/office/word/2006/wordml" xmlns:wps="http://schemas.microsoft.com/office/word/2010/wordprocessingShape" mc:Ignorable="w14 w15 w16se w16cid w16 w16cex w16sdtdh w16sdtfl w16du wp14">
+<w:numbering xmlns:wpc="http://schemas.microsoft.com/office/word/2010/wordprocessingCanvas" xmlns:cx="http://schemas.microsoft.com/office/drawing/2014/chartex" xmlns:cx1="http://schemas.microsoft.com/office/drawing/2015/9/8/chartex" xmlns:cx2="http://schemas.microsoft.com/office/drawing/2015/10/21/chartex" xmlns:cx3="http://schemas.microsoft.com/office/drawing/2016/5/9/chartex" xmlns:cx4="http://schemas.microsoft.com/office/drawing/2016/5/10/chartex" xmlns:cx5="http://schemas.microsoft.com/office/drawing/2016/5/11/chartex" xmlns:cx6="http://schemas.microsoft.com/office/drawing/2016/5/12/chartex" xmlns:cx7="http://schemas.microsoft.com/office/drawing/2016/5/13/chartex" xmlns:cx8="http://schemas.microsoft.com/office/drawing/2016/5/14/chartex" xmlns:mc="http://schemas.openxmlformats.org/markup-compatibility/2006" xmlns:aink="http://schemas.microsoft.com/office/drawing/2016/ink" xmlns:am3d="http://schemas.microsoft.com/office/drawing/2017/model3d" xmlns:o="urn:schemas-microsoft-com:office:office" xmlns:r="http://schemas.openxmlformats.org/officeDocument/2006/relationships" xmlns:m="http://schemas.openxmlformats.org/officeDocument/2006/math" xmlns:v="urn:schemas-microsoft-com:vml" xmlns:wp14="http://schemas.microsoft.com/office/word/2010/wordprocessingDrawing" xmlns:wp="http://schemas.openxmlformats.org/drawingml/2006/wordprocessingDrawing" xmlns:w10="urn:schemas-microsoft-com:office:word" xmlns:w="http://schemas.openxmlformats.org/wordprocessingml/2006/main" xmlns:w14="http://schemas.microsoft.com/office/word/2010/wordml" xmlns:w15="http://schemas.microsoft.com/office/word/2012/wordml" xmlns:w16cex="http://schemas.microsoft.com/office/word/2018/wordml/cex" xmlns:w16cid="http://schemas.microsoft.com/office/word/2016/wordml/cid" xmlns:w16="http://schemas.microsoft.com/office/word/2018/wordml" xmlns:w16sdtdh="http://schemas.microsoft.com/office/word/2020/wordml/sdtdatahash" xmlns:w16se="http://schemas.microsoft.com/office/word/2015/wordml/symex" xmlns:wpg="http://schemas.microsoft.com/office/word/2010/wordprocessingGroup" xmlns:wpi="http://schemas.microsoft.com/office/word/2010/wordprocessingInk" xmlns:wne="http://schemas.microsoft.com/office/word/2006/wordml" xmlns:wps="http://schemas.microsoft.com/office/word/2010/wordprocessingShape" mc:Ignorable="w14 w15 w16se w16cid w16 w16cex w16sdtdh wp14">
   <w:abstractNum w:abstractNumId="0" w15:restartNumberingAfterBreak="0">
     <w:nsid w:val="04D9279B"/>
     <w:multiLevelType w:val="multilevel"/>
@@ -11326,50 +9446,50 @@
       </w:rPr>
     </w:lvl>
   </w:abstractNum>
-  <w:num w:numId="1" w16cid:durableId="1463693608">
+  <w:num w:numId="1">
     <w:abstractNumId w:val="0"/>
   </w:num>
-  <w:num w:numId="2" w16cid:durableId="1421485209">
+  <w:num w:numId="2">
     <w:abstractNumId w:val="7"/>
   </w:num>
-  <w:num w:numId="3" w16cid:durableId="120418803">
+  <w:num w:numId="3">
     <w:abstractNumId w:val="3"/>
   </w:num>
-  <w:num w:numId="4" w16cid:durableId="10184571">
+  <w:num w:numId="4">
     <w:abstractNumId w:val="12"/>
   </w:num>
-  <w:num w:numId="5" w16cid:durableId="873150535">
+  <w:num w:numId="5">
     <w:abstractNumId w:val="8"/>
   </w:num>
-  <w:num w:numId="6" w16cid:durableId="1424643387">
+  <w:num w:numId="6">
     <w:abstractNumId w:val="4"/>
   </w:num>
-  <w:num w:numId="7" w16cid:durableId="123620047">
+  <w:num w:numId="7">
     <w:abstractNumId w:val="6"/>
   </w:num>
-  <w:num w:numId="8" w16cid:durableId="2088457720">
+  <w:num w:numId="8">
     <w:abstractNumId w:val="11"/>
   </w:num>
-  <w:num w:numId="9" w16cid:durableId="1067413492">
+  <w:num w:numId="9">
     <w:abstractNumId w:val="5"/>
   </w:num>
-  <w:num w:numId="10" w16cid:durableId="1421558704">
+  <w:num w:numId="10">
     <w:abstractNumId w:val="9"/>
   </w:num>
-  <w:num w:numId="11" w16cid:durableId="152568703">
+  <w:num w:numId="11">
     <w:abstractNumId w:val="2"/>
   </w:num>
-  <w:num w:numId="12" w16cid:durableId="1235046818">
+  <w:num w:numId="12">
     <w:abstractNumId w:val="10"/>
   </w:num>
-  <w:num w:numId="13" w16cid:durableId="1336958587">
+  <w:num w:numId="13">
     <w:abstractNumId w:val="1"/>
   </w:num>
 </w:numbering>
 </file>
 
 <file path=word/styles.xml><?xml version="1.0" encoding="utf-8"?>
-<w:styles xmlns:mc="http://schemas.openxmlformats.org/markup-compatibility/2006" xmlns:r="http://schemas.openxmlformats.org/officeDocument/2006/relationships" xmlns:w="http://schemas.openxmlformats.org/wordprocessingml/2006/main" xmlns:w14="http://schemas.microsoft.com/office/word/2010/wordml" xmlns:w15="http://schemas.microsoft.com/office/word/2012/wordml" xmlns:w16cex="http://schemas.microsoft.com/office/word/2018/wordml/cex" xmlns:w16cid="http://schemas.microsoft.com/office/word/2016/wordml/cid" xmlns:w16="http://schemas.microsoft.com/office/word/2018/wordml" xmlns:w16du="http://schemas.microsoft.com/office/word/2023/wordml/word16du" xmlns:w16sdtdh="http://schemas.microsoft.com/office/word/2020/wordml/sdtdatahash" xmlns:w16sdtfl="http://schemas.microsoft.com/office/word/2024/wordml/sdtformatlock" xmlns:w16se="http://schemas.microsoft.com/office/word/2015/wordml/symex" mc:Ignorable="w14 w15 w16se w16cid w16 w16cex w16sdtdh w16sdtfl w16du">
+<w:styles xmlns:mc="http://schemas.openxmlformats.org/markup-compatibility/2006" xmlns:r="http://schemas.openxmlformats.org/officeDocument/2006/relationships" xmlns:w="http://schemas.openxmlformats.org/wordprocessingml/2006/main" xmlns:w14="http://schemas.microsoft.com/office/word/2010/wordml" xmlns:w15="http://schemas.microsoft.com/office/word/2012/wordml" xmlns:w16cex="http://schemas.microsoft.com/office/word/2018/wordml/cex" xmlns:w16cid="http://schemas.microsoft.com/office/word/2016/wordml/cid" xmlns:w16="http://schemas.microsoft.com/office/word/2018/wordml" xmlns:w16sdtdh="http://schemas.microsoft.com/office/word/2020/wordml/sdtdatahash" xmlns:w16se="http://schemas.microsoft.com/office/word/2015/wordml/symex" mc:Ignorable="w14 w15 w16se w16cid w16 w16cex w16sdtdh">
   <w:docDefaults>
     <w:rPrDefault>
       <w:rPr>
@@ -11765,18 +9885,18 @@
     <w:lsdException w:name="Unresolved Mention" w:semiHidden="1" w:unhideWhenUsed="1"/>
     <w:lsdException w:name="Smart Link" w:semiHidden="1" w:unhideWhenUsed="1"/>
   </w:latentStyles>
-  <w:style w:type="paragraph" w:default="1" w:styleId="Normalno">
+  <w:style w:type="paragraph" w:default="1" w:styleId="Normal">
     <w:name w:val="Normal"/>
     <w:qFormat/>
     <w:rPr>
       <w:lang w:val="bs-Latn-BA"/>
     </w:rPr>
   </w:style>
-  <w:style w:type="paragraph" w:styleId="Naslov1">
+  <w:style w:type="paragraph" w:styleId="Heading1">
     <w:name w:val="heading 1"/>
-    <w:basedOn w:val="Normalno"/>
-    <w:next w:val="Normalno"/>
-    <w:link w:val="Naslov1Znak"/>
+    <w:basedOn w:val="Normal"/>
+    <w:next w:val="Normal"/>
+    <w:link w:val="Heading1Char"/>
     <w:uiPriority w:val="9"/>
     <w:qFormat/>
     <w:rsid w:val="001519A7"/>
@@ -11793,11 +9913,11 @@
       <w:szCs w:val="40"/>
     </w:rPr>
   </w:style>
-  <w:style w:type="paragraph" w:styleId="Naslov2">
+  <w:style w:type="paragraph" w:styleId="Heading2">
     <w:name w:val="heading 2"/>
-    <w:basedOn w:val="Normalno"/>
-    <w:next w:val="Normalno"/>
-    <w:link w:val="Naslov2Znak"/>
+    <w:basedOn w:val="Normal"/>
+    <w:next w:val="Normal"/>
+    <w:link w:val="Heading2Char"/>
     <w:uiPriority w:val="9"/>
     <w:unhideWhenUsed/>
     <w:qFormat/>
@@ -11815,11 +9935,11 @@
       <w:szCs w:val="32"/>
     </w:rPr>
   </w:style>
-  <w:style w:type="paragraph" w:styleId="Naslov3">
+  <w:style w:type="paragraph" w:styleId="Heading3">
     <w:name w:val="heading 3"/>
-    <w:basedOn w:val="Normalno"/>
-    <w:next w:val="Normalno"/>
-    <w:link w:val="Naslov3Znak"/>
+    <w:basedOn w:val="Normal"/>
+    <w:next w:val="Normal"/>
+    <w:link w:val="Heading3Char"/>
     <w:uiPriority w:val="9"/>
     <w:unhideWhenUsed/>
     <w:qFormat/>
@@ -11837,11 +9957,11 @@
       <w:szCs w:val="28"/>
     </w:rPr>
   </w:style>
-  <w:style w:type="paragraph" w:styleId="Naslov4">
+  <w:style w:type="paragraph" w:styleId="Heading4">
     <w:name w:val="heading 4"/>
-    <w:basedOn w:val="Normalno"/>
-    <w:next w:val="Normalno"/>
-    <w:link w:val="Naslov4Znak"/>
+    <w:basedOn w:val="Normal"/>
+    <w:next w:val="Normal"/>
+    <w:link w:val="Heading4Char"/>
     <w:uiPriority w:val="9"/>
     <w:unhideWhenUsed/>
     <w:qFormat/>
@@ -11859,11 +9979,11 @@
       <w:color w:val="0F4761" w:themeColor="accent1" w:themeShade="BF"/>
     </w:rPr>
   </w:style>
-  <w:style w:type="paragraph" w:styleId="Naslov5">
+  <w:style w:type="paragraph" w:styleId="Heading5">
     <w:name w:val="heading 5"/>
-    <w:basedOn w:val="Normalno"/>
-    <w:next w:val="Normalno"/>
-    <w:link w:val="Naslov5Znak"/>
+    <w:basedOn w:val="Normal"/>
+    <w:next w:val="Normal"/>
+    <w:link w:val="Heading5Char"/>
     <w:uiPriority w:val="9"/>
     <w:semiHidden/>
     <w:unhideWhenUsed/>
@@ -11880,11 +10000,11 @@
       <w:color w:val="0F4761" w:themeColor="accent1" w:themeShade="BF"/>
     </w:rPr>
   </w:style>
-  <w:style w:type="paragraph" w:styleId="Naslov6">
+  <w:style w:type="paragraph" w:styleId="Heading6">
     <w:name w:val="heading 6"/>
-    <w:basedOn w:val="Normalno"/>
-    <w:next w:val="Normalno"/>
-    <w:link w:val="Naslov6Znak"/>
+    <w:basedOn w:val="Normal"/>
+    <w:next w:val="Normal"/>
+    <w:link w:val="Heading6Char"/>
     <w:uiPriority w:val="9"/>
     <w:semiHidden/>
     <w:unhideWhenUsed/>
@@ -11903,11 +10023,11 @@
       <w:color w:val="595959" w:themeColor="text1" w:themeTint="A6"/>
     </w:rPr>
   </w:style>
-  <w:style w:type="paragraph" w:styleId="Naslov7">
+  <w:style w:type="paragraph" w:styleId="Heading7">
     <w:name w:val="heading 7"/>
-    <w:basedOn w:val="Normalno"/>
-    <w:next w:val="Normalno"/>
-    <w:link w:val="Naslov7Znak"/>
+    <w:basedOn w:val="Normal"/>
+    <w:next w:val="Normal"/>
+    <w:link w:val="Heading7Char"/>
     <w:uiPriority w:val="9"/>
     <w:semiHidden/>
     <w:unhideWhenUsed/>
@@ -11924,11 +10044,11 @@
       <w:color w:val="595959" w:themeColor="text1" w:themeTint="A6"/>
     </w:rPr>
   </w:style>
-  <w:style w:type="paragraph" w:styleId="Naslov8">
+  <w:style w:type="paragraph" w:styleId="Heading8">
     <w:name w:val="heading 8"/>
-    <w:basedOn w:val="Normalno"/>
-    <w:next w:val="Normalno"/>
-    <w:link w:val="Naslov8Znak"/>
+    <w:basedOn w:val="Normal"/>
+    <w:next w:val="Normal"/>
+    <w:link w:val="Heading8Char"/>
     <w:uiPriority w:val="9"/>
     <w:semiHidden/>
     <w:unhideWhenUsed/>
@@ -11947,11 +10067,11 @@
       <w:color w:val="272727" w:themeColor="text1" w:themeTint="D8"/>
     </w:rPr>
   </w:style>
-  <w:style w:type="paragraph" w:styleId="Naslov9">
+  <w:style w:type="paragraph" w:styleId="Heading9">
     <w:name w:val="heading 9"/>
-    <w:basedOn w:val="Normalno"/>
-    <w:next w:val="Normalno"/>
-    <w:link w:val="Naslov9Znak"/>
+    <w:basedOn w:val="Normal"/>
+    <w:next w:val="Normal"/>
+    <w:link w:val="Heading9Char"/>
     <w:uiPriority w:val="9"/>
     <w:semiHidden/>
     <w:unhideWhenUsed/>
@@ -11968,12 +10088,13 @@
       <w:color w:val="272727" w:themeColor="text1" w:themeTint="D8"/>
     </w:rPr>
   </w:style>
-  <w:style w:type="character" w:default="1" w:styleId="Zadanifontparagrafa">
+  <w:style w:type="character" w:default="1" w:styleId="DefaultParagraphFont">
     <w:name w:val="Default Paragraph Font"/>
     <w:uiPriority w:val="1"/>
+    <w:semiHidden/>
     <w:unhideWhenUsed/>
   </w:style>
-  <w:style w:type="table" w:default="1" w:styleId="Normalnatabela">
+  <w:style w:type="table" w:default="1" w:styleId="TableNormal">
     <w:name w:val="Normal Table"/>
     <w:uiPriority w:val="99"/>
     <w:semiHidden/>
@@ -11988,16 +10109,16 @@
       </w:tblCellMar>
     </w:tblPr>
   </w:style>
-  <w:style w:type="numbering" w:default="1" w:styleId="Bezspiska">
+  <w:style w:type="numbering" w:default="1" w:styleId="NoList">
     <w:name w:val="No List"/>
     <w:uiPriority w:val="99"/>
     <w:semiHidden/>
     <w:unhideWhenUsed/>
   </w:style>
-  <w:style w:type="character" w:customStyle="1" w:styleId="Naslov1Znak">
-    <w:name w:val="Naslov 1 Znak"/>
-    <w:basedOn w:val="Zadanifontparagrafa"/>
-    <w:link w:val="Naslov1"/>
+  <w:style w:type="character" w:customStyle="1" w:styleId="Heading1Char">
+    <w:name w:val="Heading 1 Char"/>
+    <w:basedOn w:val="DefaultParagraphFont"/>
+    <w:link w:val="Heading1"/>
     <w:uiPriority w:val="9"/>
     <w:rsid w:val="001519A7"/>
     <w:rPr>
@@ -12008,10 +10129,10 @@
       <w:lang w:val="bs-Latn-BA"/>
     </w:rPr>
   </w:style>
-  <w:style w:type="character" w:customStyle="1" w:styleId="Naslov2Znak">
-    <w:name w:val="Naslov 2 Znak"/>
-    <w:basedOn w:val="Zadanifontparagrafa"/>
-    <w:link w:val="Naslov2"/>
+  <w:style w:type="character" w:customStyle="1" w:styleId="Heading2Char">
+    <w:name w:val="Heading 2 Char"/>
+    <w:basedOn w:val="DefaultParagraphFont"/>
+    <w:link w:val="Heading2"/>
     <w:uiPriority w:val="9"/>
     <w:rsid w:val="001519A7"/>
     <w:rPr>
@@ -12022,10 +10143,10 @@
       <w:lang w:val="bs-Latn-BA"/>
     </w:rPr>
   </w:style>
-  <w:style w:type="character" w:customStyle="1" w:styleId="Naslov3Znak">
-    <w:name w:val="Naslov 3 Znak"/>
-    <w:basedOn w:val="Zadanifontparagrafa"/>
-    <w:link w:val="Naslov3"/>
+  <w:style w:type="character" w:customStyle="1" w:styleId="Heading3Char">
+    <w:name w:val="Heading 3 Char"/>
+    <w:basedOn w:val="DefaultParagraphFont"/>
+    <w:link w:val="Heading3"/>
     <w:uiPriority w:val="9"/>
     <w:rsid w:val="001519A7"/>
     <w:rPr>
@@ -12036,10 +10157,10 @@
       <w:lang w:val="bs-Latn-BA"/>
     </w:rPr>
   </w:style>
-  <w:style w:type="character" w:customStyle="1" w:styleId="Naslov4Znak">
-    <w:name w:val="Naslov 4 Znak"/>
-    <w:basedOn w:val="Zadanifontparagrafa"/>
-    <w:link w:val="Naslov4"/>
+  <w:style w:type="character" w:customStyle="1" w:styleId="Heading4Char">
+    <w:name w:val="Heading 4 Char"/>
+    <w:basedOn w:val="DefaultParagraphFont"/>
+    <w:link w:val="Heading4"/>
     <w:uiPriority w:val="9"/>
     <w:rsid w:val="001519A7"/>
     <w:rPr>
@@ -12050,10 +10171,10 @@
       <w:lang w:val="bs-Latn-BA"/>
     </w:rPr>
   </w:style>
-  <w:style w:type="character" w:customStyle="1" w:styleId="Naslov5Znak">
-    <w:name w:val="Naslov 5 Znak"/>
-    <w:basedOn w:val="Zadanifontparagrafa"/>
-    <w:link w:val="Naslov5"/>
+  <w:style w:type="character" w:customStyle="1" w:styleId="Heading5Char">
+    <w:name w:val="Heading 5 Char"/>
+    <w:basedOn w:val="DefaultParagraphFont"/>
+    <w:link w:val="Heading5"/>
     <w:uiPriority w:val="9"/>
     <w:semiHidden/>
     <w:rsid w:val="001519A7"/>
@@ -12063,10 +10184,10 @@
       <w:lang w:val="bs-Latn-BA"/>
     </w:rPr>
   </w:style>
-  <w:style w:type="character" w:customStyle="1" w:styleId="Naslov6Znak">
-    <w:name w:val="Naslov 6 Znak"/>
-    <w:basedOn w:val="Zadanifontparagrafa"/>
-    <w:link w:val="Naslov6"/>
+  <w:style w:type="character" w:customStyle="1" w:styleId="Heading6Char">
+    <w:name w:val="Heading 6 Char"/>
+    <w:basedOn w:val="DefaultParagraphFont"/>
+    <w:link w:val="Heading6"/>
     <w:uiPriority w:val="9"/>
     <w:semiHidden/>
     <w:rsid w:val="001519A7"/>
@@ -12078,10 +10199,10 @@
       <w:lang w:val="bs-Latn-BA"/>
     </w:rPr>
   </w:style>
-  <w:style w:type="character" w:customStyle="1" w:styleId="Naslov7Znak">
-    <w:name w:val="Naslov 7 Znak"/>
-    <w:basedOn w:val="Zadanifontparagrafa"/>
-    <w:link w:val="Naslov7"/>
+  <w:style w:type="character" w:customStyle="1" w:styleId="Heading7Char">
+    <w:name w:val="Heading 7 Char"/>
+    <w:basedOn w:val="DefaultParagraphFont"/>
+    <w:link w:val="Heading7"/>
     <w:uiPriority w:val="9"/>
     <w:semiHidden/>
     <w:rsid w:val="001519A7"/>
@@ -12091,10 +10212,10 @@
       <w:lang w:val="bs-Latn-BA"/>
     </w:rPr>
   </w:style>
-  <w:style w:type="character" w:customStyle="1" w:styleId="Naslov8Znak">
-    <w:name w:val="Naslov 8 Znak"/>
-    <w:basedOn w:val="Zadanifontparagrafa"/>
-    <w:link w:val="Naslov8"/>
+  <w:style w:type="character" w:customStyle="1" w:styleId="Heading8Char">
+    <w:name w:val="Heading 8 Char"/>
+    <w:basedOn w:val="DefaultParagraphFont"/>
+    <w:link w:val="Heading8"/>
     <w:uiPriority w:val="9"/>
     <w:semiHidden/>
     <w:rsid w:val="001519A7"/>
@@ -12106,10 +10227,10 @@
       <w:lang w:val="bs-Latn-BA"/>
     </w:rPr>
   </w:style>
-  <w:style w:type="character" w:customStyle="1" w:styleId="Naslov9Znak">
-    <w:name w:val="Naslov 9 Znak"/>
-    <w:basedOn w:val="Zadanifontparagrafa"/>
-    <w:link w:val="Naslov9"/>
+  <w:style w:type="character" w:customStyle="1" w:styleId="Heading9Char">
+    <w:name w:val="Heading 9 Char"/>
+    <w:basedOn w:val="DefaultParagraphFont"/>
+    <w:link w:val="Heading9"/>
     <w:uiPriority w:val="9"/>
     <w:semiHidden/>
     <w:rsid w:val="001519A7"/>
@@ -12119,11 +10240,11 @@
       <w:lang w:val="bs-Latn-BA"/>
     </w:rPr>
   </w:style>
-  <w:style w:type="paragraph" w:styleId="Naslov">
+  <w:style w:type="paragraph" w:styleId="Title">
     <w:name w:val="Title"/>
-    <w:basedOn w:val="Normalno"/>
-    <w:next w:val="Normalno"/>
-    <w:link w:val="NaslovZnak"/>
+    <w:basedOn w:val="Normal"/>
+    <w:next w:val="Normal"/>
+    <w:link w:val="TitleChar"/>
     <w:uiPriority w:val="10"/>
     <w:qFormat/>
     <w:rsid w:val="001519A7"/>
@@ -12139,10 +10260,10 @@
       <w:szCs w:val="56"/>
     </w:rPr>
   </w:style>
-  <w:style w:type="character" w:customStyle="1" w:styleId="NaslovZnak">
-    <w:name w:val="Naslov Znak"/>
-    <w:basedOn w:val="Zadanifontparagrafa"/>
-    <w:link w:val="Naslov"/>
+  <w:style w:type="character" w:customStyle="1" w:styleId="TitleChar">
+    <w:name w:val="Title Char"/>
+    <w:basedOn w:val="DefaultParagraphFont"/>
+    <w:link w:val="Title"/>
     <w:uiPriority w:val="10"/>
     <w:rsid w:val="001519A7"/>
     <w:rPr>
@@ -12154,11 +10275,11 @@
       <w:lang w:val="bs-Latn-BA"/>
     </w:rPr>
   </w:style>
-  <w:style w:type="paragraph" w:styleId="Podnaslov">
+  <w:style w:type="paragraph" w:styleId="Subtitle">
     <w:name w:val="Subtitle"/>
-    <w:basedOn w:val="Normalno"/>
-    <w:next w:val="Normalno"/>
-    <w:link w:val="PodnaslovZnak"/>
+    <w:basedOn w:val="Normal"/>
+    <w:next w:val="Normal"/>
+    <w:link w:val="SubtitleChar"/>
     <w:uiPriority w:val="11"/>
     <w:qFormat/>
     <w:rsid w:val="001519A7"/>
@@ -12175,10 +10296,10 @@
       <w:szCs w:val="28"/>
     </w:rPr>
   </w:style>
-  <w:style w:type="character" w:customStyle="1" w:styleId="PodnaslovZnak">
-    <w:name w:val="Podnaslov Znak"/>
-    <w:basedOn w:val="Zadanifontparagrafa"/>
-    <w:link w:val="Podnaslov"/>
+  <w:style w:type="character" w:customStyle="1" w:styleId="SubtitleChar">
+    <w:name w:val="Subtitle Char"/>
+    <w:basedOn w:val="DefaultParagraphFont"/>
+    <w:link w:val="Subtitle"/>
     <w:uiPriority w:val="11"/>
     <w:rsid w:val="001519A7"/>
     <w:rPr>
@@ -12190,11 +10311,11 @@
       <w:lang w:val="bs-Latn-BA"/>
     </w:rPr>
   </w:style>
-  <w:style w:type="paragraph" w:styleId="Citat">
+  <w:style w:type="paragraph" w:styleId="Quote">
     <w:name w:val="Quote"/>
-    <w:basedOn w:val="Normalno"/>
-    <w:next w:val="Normalno"/>
-    <w:link w:val="CitatZnak"/>
+    <w:basedOn w:val="Normal"/>
+    <w:next w:val="Normal"/>
+    <w:link w:val="QuoteChar"/>
     <w:uiPriority w:val="29"/>
     <w:qFormat/>
     <w:rsid w:val="001519A7"/>
@@ -12208,10 +10329,10 @@
       <w:color w:val="404040" w:themeColor="text1" w:themeTint="BF"/>
     </w:rPr>
   </w:style>
-  <w:style w:type="character" w:customStyle="1" w:styleId="CitatZnak">
-    <w:name w:val="Citat Znak"/>
-    <w:basedOn w:val="Zadanifontparagrafa"/>
-    <w:link w:val="Citat"/>
+  <w:style w:type="character" w:customStyle="1" w:styleId="QuoteChar">
+    <w:name w:val="Quote Char"/>
+    <w:basedOn w:val="DefaultParagraphFont"/>
+    <w:link w:val="Quote"/>
     <w:uiPriority w:val="29"/>
     <w:rsid w:val="001519A7"/>
     <w:rPr>
@@ -12221,9 +10342,9 @@
       <w:lang w:val="bs-Latn-BA"/>
     </w:rPr>
   </w:style>
-  <w:style w:type="paragraph" w:styleId="Paragrafspiska">
+  <w:style w:type="paragraph" w:styleId="ListParagraph">
     <w:name w:val="List Paragraph"/>
-    <w:basedOn w:val="Normalno"/>
+    <w:basedOn w:val="Normal"/>
     <w:uiPriority w:val="34"/>
     <w:qFormat/>
     <w:rsid w:val="001519A7"/>
@@ -12232,9 +10353,9 @@
       <w:contextualSpacing/>
     </w:pPr>
   </w:style>
-  <w:style w:type="character" w:styleId="Snaninaglasak">
+  <w:style w:type="character" w:styleId="IntenseEmphasis">
     <w:name w:val="Intense Emphasis"/>
-    <w:basedOn w:val="Zadanifontparagrafa"/>
+    <w:basedOn w:val="DefaultParagraphFont"/>
     <w:uiPriority w:val="21"/>
     <w:qFormat/>
     <w:rsid w:val="001519A7"/>
@@ -12244,11 +10365,11 @@
       <w:color w:val="0F4761" w:themeColor="accent1" w:themeShade="BF"/>
     </w:rPr>
   </w:style>
-  <w:style w:type="paragraph" w:styleId="Snanicitat">
+  <w:style w:type="paragraph" w:styleId="IntenseQuote">
     <w:name w:val="Intense Quote"/>
-    <w:basedOn w:val="Normalno"/>
-    <w:next w:val="Normalno"/>
-    <w:link w:val="SnanicitatZnak"/>
+    <w:basedOn w:val="Normal"/>
+    <w:next w:val="Normal"/>
+    <w:link w:val="IntenseQuoteChar"/>
     <w:uiPriority w:val="30"/>
     <w:qFormat/>
     <w:rsid w:val="001519A7"/>
@@ -12267,10 +10388,10 @@
       <w:color w:val="0F4761" w:themeColor="accent1" w:themeShade="BF"/>
     </w:rPr>
   </w:style>
-  <w:style w:type="character" w:customStyle="1" w:styleId="SnanicitatZnak">
-    <w:name w:val="Snažni citat Znak"/>
-    <w:basedOn w:val="Zadanifontparagrafa"/>
-    <w:link w:val="Snanicitat"/>
+  <w:style w:type="character" w:customStyle="1" w:styleId="IntenseQuoteChar">
+    <w:name w:val="Intense Quote Char"/>
+    <w:basedOn w:val="DefaultParagraphFont"/>
+    <w:link w:val="IntenseQuote"/>
     <w:uiPriority w:val="30"/>
     <w:rsid w:val="001519A7"/>
     <w:rPr>
@@ -12280,9 +10401,9 @@
       <w:lang w:val="bs-Latn-BA"/>
     </w:rPr>
   </w:style>
-  <w:style w:type="character" w:styleId="Snanareferenca">
+  <w:style w:type="character" w:styleId="IntenseReference">
     <w:name w:val="Intense Reference"/>
-    <w:basedOn w:val="Zadanifontparagrafa"/>
+    <w:basedOn w:val="DefaultParagraphFont"/>
     <w:uiPriority w:val="32"/>
     <w:qFormat/>
     <w:rsid w:val="001519A7"/>
@@ -12294,9 +10415,9 @@
       <w:spacing w:val="5"/>
     </w:rPr>
   </w:style>
-  <w:style w:type="paragraph" w:styleId="NormalnoWeb">
+  <w:style w:type="paragraph" w:styleId="NormalWeb">
     <w:name w:val="Normal (Web)"/>
-    <w:basedOn w:val="Normalno"/>
+    <w:basedOn w:val="Normal"/>
     <w:uiPriority w:val="99"/>
     <w:semiHidden/>
     <w:unhideWhenUsed/>
@@ -12307,9 +10428,9 @@
       <w:szCs w:val="24"/>
     </w:rPr>
   </w:style>
-  <w:style w:type="character" w:styleId="Hiperveza">
+  <w:style w:type="character" w:styleId="Hyperlink">
     <w:name w:val="Hyperlink"/>
-    <w:basedOn w:val="Zadanifontparagrafa"/>
+    <w:basedOn w:val="DefaultParagraphFont"/>
     <w:uiPriority w:val="99"/>
     <w:unhideWhenUsed/>
     <w:rsid w:val="002C7EDA"/>
@@ -12318,9 +10439,9 @@
       <w:u w:val="single"/>
     </w:rPr>
   </w:style>
-  <w:style w:type="character" w:styleId="Nerijeenopominjanje">
+  <w:style w:type="character" w:styleId="UnresolvedMention">
     <w:name w:val="Unresolved Mention"/>
-    <w:basedOn w:val="Zadanifontparagrafa"/>
+    <w:basedOn w:val="DefaultParagraphFont"/>
     <w:uiPriority w:val="99"/>
     <w:semiHidden/>
     <w:unhideWhenUsed/>

--- a/1.docx
+++ b/1.docx
@@ -1,31 +1,10 @@
 
 <file path=word/document.xml><?xml version="1.0" encoding="utf-8"?>
-<w:document xmlns:wpc="http://schemas.microsoft.com/office/word/2010/wordprocessingCanvas" xmlns:cx="http://schemas.microsoft.com/office/drawing/2014/chartex" xmlns:cx1="http://schemas.microsoft.com/office/drawing/2015/9/8/chartex" xmlns:cx2="http://schemas.microsoft.com/office/drawing/2015/10/21/chartex" xmlns:cx3="http://schemas.microsoft.com/office/drawing/2016/5/9/chartex" xmlns:cx4="http://schemas.microsoft.com/office/drawing/2016/5/10/chartex" xmlns:cx5="http://schemas.microsoft.com/office/drawing/2016/5/11/chartex" xmlns:cx6="http://schemas.microsoft.com/office/drawing/2016/5/12/chartex" xmlns:cx7="http://schemas.microsoft.com/office/drawing/2016/5/13/chartex" xmlns:cx8="http://schemas.microsoft.com/office/drawing/2016/5/14/chartex" xmlns:mc="http://schemas.openxmlformats.org/markup-compatibility/2006" xmlns:aink="http://schemas.microsoft.com/office/drawing/2016/ink" xmlns:am3d="http://schemas.microsoft.com/office/drawing/2017/model3d" xmlns:o="urn:schemas-microsoft-com:office:office" xmlns:r="http://schemas.openxmlformats.org/officeDocument/2006/relationships" xmlns:m="http://schemas.openxmlformats.org/officeDocument/2006/math" xmlns:v="urn:schemas-microsoft-com:vml" xmlns:wp14="http://schemas.microsoft.com/office/word/2010/wordprocessingDrawing" xmlns:wp="http://schemas.openxmlformats.org/drawingml/2006/wordprocessingDrawing" xmlns:w10="urn:schemas-microsoft-com:office:word" xmlns:w="http://schemas.openxmlformats.org/wordprocessingml/2006/main" xmlns:w14="http://schemas.microsoft.com/office/word/2010/wordml" xmlns:w15="http://schemas.microsoft.com/office/word/2012/wordml" xmlns:w16cex="http://schemas.microsoft.com/office/word/2018/wordml/cex" xmlns:w16cid="http://schemas.microsoft.com/office/word/2016/wordml/cid" xmlns:w16="http://schemas.microsoft.com/office/word/2018/wordml" xmlns:w16sdtdh="http://schemas.microsoft.com/office/word/2020/wordml/sdtdatahash" xmlns:w16se="http://schemas.microsoft.com/office/word/2015/wordml/symex" xmlns:wpg="http://schemas.microsoft.com/office/word/2010/wordprocessingGroup" xmlns:wpi="http://schemas.microsoft.com/office/word/2010/wordprocessingInk" xmlns:wne="http://schemas.microsoft.com/office/word/2006/wordml" xmlns:wps="http://schemas.microsoft.com/office/word/2010/wordprocessingShape" mc:Ignorable="w14 w15 w16se w16cid w16 w16cex w16sdtdh wp14">
+<w:document xmlns:wpc="http://schemas.microsoft.com/office/word/2010/wordprocessingCanvas" xmlns:cx="http://schemas.microsoft.com/office/drawing/2014/chartex" xmlns:cx1="http://schemas.microsoft.com/office/drawing/2015/9/8/chartex" xmlns:cx2="http://schemas.microsoft.com/office/drawing/2015/10/21/chartex" xmlns:cx3="http://schemas.microsoft.com/office/drawing/2016/5/9/chartex" xmlns:cx4="http://schemas.microsoft.com/office/drawing/2016/5/10/chartex" xmlns:cx5="http://schemas.microsoft.com/office/drawing/2016/5/11/chartex" xmlns:cx6="http://schemas.microsoft.com/office/drawing/2016/5/12/chartex" xmlns:cx7="http://schemas.microsoft.com/office/drawing/2016/5/13/chartex" xmlns:cx8="http://schemas.microsoft.com/office/drawing/2016/5/14/chartex" xmlns:mc="http://schemas.openxmlformats.org/markup-compatibility/2006" xmlns:aink="http://schemas.microsoft.com/office/drawing/2016/ink" xmlns:am3d="http://schemas.microsoft.com/office/drawing/2017/model3d" xmlns:o="urn:schemas-microsoft-com:office:office" xmlns:oel="http://schemas.microsoft.com/office/2019/extlst" xmlns:r="http://schemas.openxmlformats.org/officeDocument/2006/relationships" xmlns:m="http://schemas.openxmlformats.org/officeDocument/2006/math" xmlns:v="urn:schemas-microsoft-com:vml" xmlns:wp14="http://schemas.microsoft.com/office/word/2010/wordprocessingDrawing" xmlns:wp="http://schemas.openxmlformats.org/drawingml/2006/wordprocessingDrawing" xmlns:w10="urn:schemas-microsoft-com:office:word" xmlns:w="http://schemas.openxmlformats.org/wordprocessingml/2006/main" xmlns:w14="http://schemas.microsoft.com/office/word/2010/wordml" xmlns:w15="http://schemas.microsoft.com/office/word/2012/wordml" xmlns:w16cex="http://schemas.microsoft.com/office/word/2018/wordml/cex" xmlns:w16cid="http://schemas.microsoft.com/office/word/2016/wordml/cid" xmlns:w16="http://schemas.microsoft.com/office/word/2018/wordml" xmlns:w16du="http://schemas.microsoft.com/office/word/2023/wordml/word16du" xmlns:w16sdtdh="http://schemas.microsoft.com/office/word/2020/wordml/sdtdatahash" xmlns:w16sdtfl="http://schemas.microsoft.com/office/word/2024/wordml/sdtformatlock" xmlns:w16se="http://schemas.microsoft.com/office/word/2015/wordml/symex" xmlns:wpg="http://schemas.microsoft.com/office/word/2010/wordprocessingGroup" xmlns:wpi="http://schemas.microsoft.com/office/word/2010/wordprocessingInk" xmlns:wne="http://schemas.microsoft.com/office/word/2006/wordml" xmlns:wps="http://schemas.microsoft.com/office/word/2010/wordprocessingShape" mc:Ignorable="w14 w15 w16se w16cid w16 w16cex w16sdtdh w16sdtfl w16du wp14">
   <w:body>
     <w:p>
       <w:pPr>
-        <w:rPr>
-          <w:lang w:val="en-US"/>
-        </w:rPr>
-      </w:pPr>
-    </w:p>
-    <w:p>
-      <w:pPr>
-        <w:rPr>
-          <w:lang w:val="de-DE"/>
-        </w:rPr>
-      </w:pPr>
-    </w:p>
-    <w:p>
-      <w:pPr>
-        <w:rPr>
-          <w:lang w:val="de-DE"/>
-        </w:rPr>
-      </w:pPr>
-    </w:p>
-    <w:p>
-      <w:pPr>
-        <w:pStyle w:val="Heading2"/>
+        <w:pStyle w:val="Naslov2"/>
       </w:pPr>
       <w:r>
         <w:t>Uvod</w:t>
@@ -153,36 +132,30 @@
       <w:r>
         <w:t>. godine(</w:t>
       </w:r>
-      <w:r>
-        <w:fldChar w:fldCharType="begin"/>
-      </w:r>
-      <w:r>
-        <w:instrText xml:space="preserve"> HYPERLINK "https://github.blog/news-insig</w:instrText>
-      </w:r>
-      <w:r>
-        <w:instrText xml:space="preserve">hts/octoverse/octoverse-a-new-developer-joins-github-every-second-as-ai-leads-typescript-to-1/" </w:instrText>
-      </w:r>
-      <w:r>
-        <w:fldChar w:fldCharType="separate"/>
-      </w:r>
-      <w:r>
-        <w:rPr>
-          <w:rStyle w:val="Hyperlink"/>
-        </w:rPr>
-        <w:t>https://github.blog/news-insights/octoverse/octoverse-a-new-developer-joins-github-every-second-as-ai-leads-typescript-to-1/</w:t>
-      </w:r>
-      <w:r>
-        <w:rPr>
-          <w:rStyle w:val="Hyperlink"/>
-        </w:rPr>
-        <w:fldChar w:fldCharType="end"/>
-      </w:r>
+      <w:hyperlink r:id="rId5" w:history="1">
+        <w:r>
+          <w:rPr>
+            <w:rStyle w:val="Hiperveza"/>
+          </w:rPr>
+          <w:t>https://github.blog/news-insights/octoverse/octoverse-a-new-developer-joins-github-every-second-as-ai-leads-typescript-to-1/</w:t>
+        </w:r>
+      </w:hyperlink>
       <w:r>
         <w:t xml:space="preserve">) </w:t>
       </w:r>
-      <w:r>
-        <w:t>Python dominira u AI projektima i gotovo pola svih novih AI projekta su napisani u Pythonu</w:t>
-      </w:r>
+      <w:proofErr w:type="spellStart"/>
+      <w:r>
+        <w:t>Python</w:t>
+      </w:r>
+      <w:proofErr w:type="spellEnd"/>
+      <w:r>
+        <w:t xml:space="preserve"> dominira u AI projektima i gotovo pola svih novih AI projekta su napisani u </w:t>
+      </w:r>
+      <w:proofErr w:type="spellStart"/>
+      <w:r>
+        <w:t>Pythonu</w:t>
+      </w:r>
+      <w:proofErr w:type="spellEnd"/>
       <w:r>
         <w:t xml:space="preserve">. Možemo </w:t>
       </w:r>
@@ -324,10 +297,15 @@
     <w:p/>
     <w:p/>
     <w:p/>
-    <w:p/>
-    <w:p>
-      <w:pPr>
-        <w:pStyle w:val="Heading2"/>
+    <w:p>
+      <w:pPr>
+        <w:ind w:left="720" w:hanging="720"/>
+      </w:pPr>
+    </w:p>
+    <w:p/>
+    <w:p>
+      <w:pPr>
+        <w:pStyle w:val="Naslov2"/>
       </w:pPr>
       <w:r>
         <w:lastRenderedPageBreak/>
@@ -335,7 +313,7 @@
       </w:r>
       <w:r>
         <w:rPr>
-          <w:rStyle w:val="Heading2Char"/>
+          <w:rStyle w:val="Naslov2Znak"/>
         </w:rPr>
         <w:t>eorijska osnova</w:t>
       </w:r>
@@ -343,7 +321,7 @@
     <w:p/>
     <w:p>
       <w:pPr>
-        <w:pStyle w:val="Heading3"/>
+        <w:pStyle w:val="Naslov3"/>
       </w:pPr>
       <w:r>
         <w:t>Šta su neuralne mreže?</w:t>
@@ -351,520 +329,862 @@
     </w:p>
     <w:p/>
     <w:p>
-      <w:r>
-        <w:t>Najbolji način da pokažemo kako neuralna mreža radi jest kroz primjer.</w:t>
-      </w:r>
-    </w:p>
-    <w:p>
-      <w:r>
-        <w:t xml:space="preserve">Recimo da imamo sliku dimenzija 28×28 piksela koja prikazuje neki ručno napisani broj. Ljudski mozak bez problema prepoznaje takve brojeve, ali implementacija algoritma koji to radi programski </w:t>
-      </w:r>
-      <w:r>
-        <w:t>je veoma teška</w:t>
-      </w:r>
-      <w:r>
-        <w:t>. Neuronske mreže nude elegantno rješenje ovog problema.</w:t>
-      </w:r>
-    </w:p>
-    <w:p>
-      <w:r>
-        <w:t>Neuralna mreža se sastoji od slojeva, a svaki sloj je sačinjen od neurona. Za naš primjer, mreža ima sljedeću strukturu:</w:t>
-      </w:r>
-    </w:p>
-    <w:p>
-      <w:pPr>
-        <w:pStyle w:val="ListParagraph"/>
+      <w:proofErr w:type="spellStart"/>
+      <w:r>
+        <w:t>Neuralne</w:t>
+      </w:r>
+      <w:proofErr w:type="spellEnd"/>
+      <w:r>
+        <w:t xml:space="preserve"> mreže su posebna klasa algoritma mašinskog učenja, inspirisane biološkim strukturama ljudskog mozga. Pomoću njih možemo riješiti veliki broj kompleksnih problema koje bi bilo vrlo teško riješiti klasičnim programiranjem poput klasifikacije slike ili </w:t>
+      </w:r>
+      <w:proofErr w:type="spellStart"/>
+      <w:r>
+        <w:t>predviđanja</w:t>
+      </w:r>
+      <w:proofErr w:type="spellEnd"/>
+      <w:r>
+        <w:t xml:space="preserve"> cijena. </w:t>
+      </w:r>
+    </w:p>
+    <w:p>
+      <w:r>
+        <w:t xml:space="preserve">Arhitektura </w:t>
+      </w:r>
+      <w:proofErr w:type="spellStart"/>
+      <w:r>
+        <w:t>neuralne</w:t>
+      </w:r>
+      <w:proofErr w:type="spellEnd"/>
+      <w:r>
+        <w:t xml:space="preserve"> mreže se </w:t>
+      </w:r>
+      <w:proofErr w:type="spellStart"/>
+      <w:r>
+        <w:t>zasiniva</w:t>
+      </w:r>
+      <w:proofErr w:type="spellEnd"/>
+      <w:r>
+        <w:t xml:space="preserve"> od slojeva (</w:t>
+      </w:r>
+      <w:proofErr w:type="spellStart"/>
+      <w:r>
+        <w:t>layers</w:t>
+      </w:r>
+      <w:proofErr w:type="spellEnd"/>
+      <w:r>
+        <w:t>), gdje svaki sloj sadrži određeni broj neurona.</w:t>
+      </w:r>
+      <w:r>
+        <w:t xml:space="preserve"> </w:t>
+      </w:r>
+      <w:r>
+        <w:t xml:space="preserve">Osnovna jedinica mreže je neuron koji predstavlja jednostavnu matematičku funkciju koja na osnovu ulaznih podataka računa odgovarajući izlaz. </w:t>
+      </w:r>
+      <w:r>
+        <w:t xml:space="preserve"> </w:t>
+      </w:r>
+      <w:r>
+        <w:t xml:space="preserve">Samim time, sama </w:t>
+      </w:r>
+      <w:proofErr w:type="spellStart"/>
+      <w:r>
+        <w:t>neuralna</w:t>
+      </w:r>
+      <w:proofErr w:type="spellEnd"/>
+      <w:r>
+        <w:t xml:space="preserve"> mreža se definiše kao kompleksna matematička funkcija koja </w:t>
+      </w:r>
+      <w:proofErr w:type="spellStart"/>
+      <w:r>
+        <w:t>mapira</w:t>
+      </w:r>
+      <w:proofErr w:type="spellEnd"/>
+      <w:r>
+        <w:t xml:space="preserve"> ulaz u željeni izlaz.</w:t>
+      </w:r>
+      <w:r>
+        <w:t xml:space="preserve"> </w:t>
+      </w:r>
+      <w:r>
+        <w:t xml:space="preserve">Da bi </w:t>
+      </w:r>
+      <w:proofErr w:type="spellStart"/>
+      <w:r>
+        <w:t>neuralna</w:t>
+      </w:r>
+      <w:proofErr w:type="spellEnd"/>
+      <w:r>
+        <w:t xml:space="preserve"> mreža bila u </w:t>
+      </w:r>
+      <w:proofErr w:type="spellStart"/>
+      <w:r>
+        <w:t>mogućnosti</w:t>
+      </w:r>
+      <w:proofErr w:type="spellEnd"/>
+      <w:r>
+        <w:t xml:space="preserve"> da modelira komplikovane nelinearne probleme, poput klasifikacije medicinskih slika, ona mora sadržavati stotine ili hiljade neurone </w:t>
+      </w:r>
+      <w:proofErr w:type="spellStart"/>
+      <w:r>
+        <w:t>raspoređenih</w:t>
+      </w:r>
+      <w:proofErr w:type="spellEnd"/>
+      <w:r>
+        <w:t xml:space="preserve"> u višestruke slojeve.</w:t>
+      </w:r>
+    </w:p>
+    <w:p/>
+    <w:p>
+      <w:r>
+        <w:t xml:space="preserve">Sama arhitektura </w:t>
+      </w:r>
+      <w:proofErr w:type="spellStart"/>
+      <w:r>
+        <w:t>neuralne</w:t>
+      </w:r>
+      <w:proofErr w:type="spellEnd"/>
+      <w:r>
+        <w:t xml:space="preserve"> mreže može varirati zavisno od problema, ali generalni oblik se sastoji od:</w:t>
+      </w:r>
+    </w:p>
+    <w:p>
+      <w:pPr>
+        <w:pStyle w:val="Paragrafspiska"/>
+        <w:numPr>
+          <w:ilvl w:val="0"/>
+          <w:numId w:val="15"/>
+        </w:numPr>
+      </w:pPr>
+      <w:r>
+        <w:t xml:space="preserve">Ulazni sloj (input </w:t>
+      </w:r>
+      <w:proofErr w:type="spellStart"/>
+      <w:r>
+        <w:t>layer</w:t>
+      </w:r>
+      <w:proofErr w:type="spellEnd"/>
+      <w:r>
+        <w:t xml:space="preserve">) - predstavlja ulaz u našu </w:t>
+      </w:r>
+      <w:proofErr w:type="spellStart"/>
+      <w:r>
+        <w:t>neuralnu</w:t>
+      </w:r>
+      <w:proofErr w:type="spellEnd"/>
+      <w:r>
+        <w:t xml:space="preserve"> mrežu. Zavisno od problema mogu varirati, kod analize slike to su vrijednosti piksela, dok za </w:t>
+      </w:r>
+      <w:proofErr w:type="spellStart"/>
+      <w:r>
+        <w:t>predviđanje</w:t>
+      </w:r>
+      <w:proofErr w:type="spellEnd"/>
+      <w:r>
+        <w:t xml:space="preserve"> cijene proizvoda može predstavljati neke karakteristike proizvoda.</w:t>
+      </w:r>
+    </w:p>
+    <w:p>
+      <w:pPr>
+        <w:pStyle w:val="Paragrafspiska"/>
+        <w:numPr>
+          <w:ilvl w:val="0"/>
+          <w:numId w:val="15"/>
+        </w:numPr>
+      </w:pPr>
+      <w:r>
+        <w:t>Skriveni slojevi (</w:t>
+      </w:r>
+      <w:proofErr w:type="spellStart"/>
+      <w:r>
+        <w:t>hidden</w:t>
+      </w:r>
+      <w:proofErr w:type="spellEnd"/>
+      <w:r>
+        <w:t xml:space="preserve"> </w:t>
+      </w:r>
+      <w:proofErr w:type="spellStart"/>
+      <w:r>
+        <w:t>layers</w:t>
+      </w:r>
+      <w:proofErr w:type="spellEnd"/>
+      <w:r>
+        <w:t xml:space="preserve">) - ovi slojevi sadrže proizvoljan broj slojeva za </w:t>
+      </w:r>
+      <w:proofErr w:type="spellStart"/>
+      <w:r>
+        <w:t>proizvoljim</w:t>
+      </w:r>
+      <w:proofErr w:type="spellEnd"/>
+      <w:r>
+        <w:t xml:space="preserve"> brojem neurona u svakom sloju. U klasičnim </w:t>
+      </w:r>
+      <w:proofErr w:type="spellStart"/>
+      <w:r>
+        <w:t>neuralnim</w:t>
+      </w:r>
+      <w:proofErr w:type="spellEnd"/>
+      <w:r>
+        <w:t xml:space="preserve"> mrežama ovi slojevi su potpuno povezani (</w:t>
+      </w:r>
+      <w:proofErr w:type="spellStart"/>
+      <w:r>
+        <w:t>fully</w:t>
+      </w:r>
+      <w:proofErr w:type="spellEnd"/>
+      <w:r>
+        <w:t xml:space="preserve"> </w:t>
+      </w:r>
+      <w:proofErr w:type="spellStart"/>
+      <w:r>
+        <w:t>connected</w:t>
+      </w:r>
+      <w:proofErr w:type="spellEnd"/>
+      <w:r>
+        <w:t xml:space="preserve">) što znači da neuron u jednom sloju za svoj ulaz ima vrijednost izlaza svih neurona iz </w:t>
+      </w:r>
+      <w:proofErr w:type="spellStart"/>
+      <w:r>
+        <w:t>predhodnog</w:t>
+      </w:r>
+      <w:proofErr w:type="spellEnd"/>
+      <w:r>
+        <w:t xml:space="preserve"> sloja.</w:t>
+      </w:r>
+    </w:p>
+    <w:p>
+      <w:pPr>
+        <w:pStyle w:val="Paragrafspiska"/>
+        <w:numPr>
+          <w:ilvl w:val="0"/>
+          <w:numId w:val="15"/>
+        </w:numPr>
+      </w:pPr>
+      <w:r>
+        <w:t>Izlazni sloj (</w:t>
+      </w:r>
+      <w:proofErr w:type="spellStart"/>
+      <w:r>
+        <w:t>output</w:t>
+      </w:r>
+      <w:proofErr w:type="spellEnd"/>
+      <w:r>
+        <w:t xml:space="preserve"> </w:t>
+      </w:r>
+      <w:proofErr w:type="spellStart"/>
+      <w:r>
+        <w:t>layer</w:t>
+      </w:r>
+      <w:proofErr w:type="spellEnd"/>
+      <w:r>
+        <w:t xml:space="preserve">) - dati sloj generiše konačni rezultat iz naše </w:t>
+      </w:r>
+      <w:proofErr w:type="spellStart"/>
+      <w:r>
+        <w:t>neuralne</w:t>
+      </w:r>
+      <w:proofErr w:type="spellEnd"/>
+      <w:r>
+        <w:t xml:space="preserve"> mreže odnosno predikciju mreže. Na osnovu izlaza iz </w:t>
+      </w:r>
+      <w:proofErr w:type="spellStart"/>
+      <w:r>
+        <w:t>datog</w:t>
+      </w:r>
+      <w:proofErr w:type="spellEnd"/>
+      <w:r>
+        <w:t xml:space="preserve"> sloja će se </w:t>
+      </w:r>
+      <w:proofErr w:type="spellStart"/>
+      <w:r>
+        <w:t>podešavati</w:t>
+      </w:r>
+      <w:proofErr w:type="spellEnd"/>
+      <w:r>
+        <w:t xml:space="preserve"> parametre mreže.</w:t>
+      </w:r>
+    </w:p>
+    <w:p/>
+    <w:p/>
+    <w:p>
+      <w:r>
+        <w:t xml:space="preserve">Kako </w:t>
+      </w:r>
+      <w:proofErr w:type="spellStart"/>
+      <w:r>
+        <w:t>neuralna</w:t>
+      </w:r>
+      <w:proofErr w:type="spellEnd"/>
+      <w:r>
+        <w:t xml:space="preserve"> mreža uči?</w:t>
+      </w:r>
+    </w:p>
+    <w:p/>
+    <w:p>
+      <w:r>
+        <w:t xml:space="preserve">Kao što smo spomenuli, svaki neuron obrađuje ulazne vrijednosti koje prima od neurona iz </w:t>
+      </w:r>
+      <w:proofErr w:type="spellStart"/>
+      <w:r>
+        <w:t>predhodnog</w:t>
+      </w:r>
+      <w:proofErr w:type="spellEnd"/>
+      <w:r>
+        <w:t xml:space="preserve"> sloja.</w:t>
+      </w:r>
+      <w:r>
+        <w:t xml:space="preserve"> </w:t>
+      </w:r>
+      <w:r>
+        <w:t xml:space="preserve">Date vrijednost se </w:t>
+      </w:r>
+      <w:proofErr w:type="spellStart"/>
+      <w:r>
+        <w:t>množe</w:t>
+      </w:r>
+      <w:proofErr w:type="spellEnd"/>
+      <w:r>
+        <w:t xml:space="preserve"> sa odgovarajućim težinskim parametrima (w - </w:t>
+      </w:r>
+      <w:proofErr w:type="spellStart"/>
+      <w:r>
+        <w:t>weights</w:t>
+      </w:r>
+      <w:proofErr w:type="spellEnd"/>
+      <w:r>
+        <w:t xml:space="preserve">), te se na njihovu sumu dodaje pomak ( b - </w:t>
+      </w:r>
+      <w:proofErr w:type="spellStart"/>
+      <w:r>
+        <w:t>bias</w:t>
+      </w:r>
+      <w:proofErr w:type="spellEnd"/>
+      <w:r>
+        <w:t xml:space="preserve">). </w:t>
+      </w:r>
+    </w:p>
+    <w:p/>
+    <w:p/>
+    <w:p>
+      <w:r>
+        <w:lastRenderedPageBreak/>
+        <w:t>Izlaz iz jednog neurona se može zapisati kao:</w:t>
+      </w:r>
+    </w:p>
+    <w:p>
+      <w:pPr>
+        <w:rPr>
+          <w:rFonts w:eastAsiaTheme="minorEastAsia"/>
+        </w:rPr>
+      </w:pPr>
+      <m:oMathPara>
+        <m:oMathParaPr>
+          <m:jc m:val="left"/>
+        </m:oMathParaPr>
+        <m:oMath>
+          <m:r>
+            <w:rPr>
+              <w:rFonts w:ascii="Cambria Math" w:eastAsia="Cambria Math" w:hAnsi="Cambria Math" w:cs="Cambria Math"/>
+            </w:rPr>
+            <m:t>Izlaz=</m:t>
+          </m:r>
+          <m:nary>
+            <m:naryPr>
+              <m:chr m:val="∑"/>
+              <m:grow m:val="1"/>
+              <m:ctrlPr>
+                <w:rPr>
+                  <w:rFonts w:ascii="Cambria Math" w:hAnsi="Cambria Math"/>
+                </w:rPr>
+              </m:ctrlPr>
+            </m:naryPr>
+            <m:sub>
+              <m:r>
+                <w:rPr>
+                  <w:rFonts w:ascii="Cambria Math" w:eastAsia="Cambria Math" w:hAnsi="Cambria Math" w:cs="Cambria Math"/>
+                </w:rPr>
+                <m:t>i=0</m:t>
+              </m:r>
+            </m:sub>
+            <m:sup>
+              <m:r>
+                <w:rPr>
+                  <w:rFonts w:ascii="Cambria Math" w:eastAsia="Cambria Math" w:hAnsi="Cambria Math" w:cs="Cambria Math"/>
+                </w:rPr>
+                <m:t>n</m:t>
+              </m:r>
+            </m:sup>
+            <m:e>
+              <m:d>
+                <m:dPr>
+                  <m:ctrlPr>
+                    <w:rPr>
+                      <w:rFonts w:ascii="Cambria Math" w:hAnsi="Cambria Math"/>
+                      <w:i/>
+                    </w:rPr>
+                  </m:ctrlPr>
+                </m:dPr>
+                <m:e>
+                  <m:sSub>
+                    <m:sSubPr>
+                      <m:ctrlPr>
+                        <w:rPr>
+                          <w:rFonts w:ascii="Cambria Math" w:hAnsi="Cambria Math"/>
+                          <w:i/>
+                        </w:rPr>
+                      </m:ctrlPr>
+                    </m:sSubPr>
+                    <m:e>
+                      <m:r>
+                        <w:rPr>
+                          <w:rFonts w:ascii="Cambria Math" w:hAnsi="Cambria Math"/>
+                        </w:rPr>
+                        <m:t>x</m:t>
+                      </m:r>
+                    </m:e>
+                    <m:sub>
+                      <m:r>
+                        <w:rPr>
+                          <w:rFonts w:ascii="Cambria Math" w:hAnsi="Cambria Math"/>
+                        </w:rPr>
+                        <m:t>i</m:t>
+                      </m:r>
+                    </m:sub>
+                  </m:sSub>
+                  <m:r>
+                    <w:rPr>
+                      <w:rFonts w:ascii="Cambria Math" w:hAnsi="Cambria Math"/>
+                    </w:rPr>
+                    <m:t>×</m:t>
+                  </m:r>
+                  <m:sSub>
+                    <m:sSubPr>
+                      <m:ctrlPr>
+                        <w:rPr>
+                          <w:rFonts w:ascii="Cambria Math" w:hAnsi="Cambria Math"/>
+                          <w:i/>
+                        </w:rPr>
+                      </m:ctrlPr>
+                    </m:sSubPr>
+                    <m:e>
+                      <m:r>
+                        <w:rPr>
+                          <w:rFonts w:ascii="Cambria Math" w:hAnsi="Cambria Math"/>
+                        </w:rPr>
+                        <m:t>w</m:t>
+                      </m:r>
+                    </m:e>
+                    <m:sub>
+                      <m:r>
+                        <w:rPr>
+                          <w:rFonts w:ascii="Cambria Math" w:hAnsi="Cambria Math"/>
+                        </w:rPr>
+                        <m:t>i</m:t>
+                      </m:r>
+                    </m:sub>
+                  </m:sSub>
+                </m:e>
+              </m:d>
+              <m:r>
+                <w:rPr>
+                  <w:rFonts w:ascii="Cambria Math" w:hAnsi="Cambria Math"/>
+                </w:rPr>
+                <m:t>+b</m:t>
+              </m:r>
+            </m:e>
+          </m:nary>
+        </m:oMath>
+      </m:oMathPara>
+    </w:p>
+    <w:p/>
+    <w:p>
+      <w:r>
+        <w:t>gdje xi</w:t>
+      </w:r>
+      <w:r>
+        <w:rPr>
+          <w:rFonts w:ascii="Arial" w:hAnsi="Arial" w:cs="Arial"/>
+        </w:rPr>
+        <w:t>​</w:t>
+      </w:r>
+      <w:r>
+        <w:t xml:space="preserve"> predstavlja ulaz iz prethodnog neurona, </w:t>
+      </w:r>
+      <w:proofErr w:type="spellStart"/>
+      <w:r>
+        <w:t>wi</w:t>
+      </w:r>
+      <w:proofErr w:type="spellEnd"/>
+      <w:r>
+        <w:rPr>
+          <w:rFonts w:ascii="Arial" w:hAnsi="Arial" w:cs="Arial"/>
+        </w:rPr>
+        <w:t>​</w:t>
+      </w:r>
+      <w:r>
+        <w:t xml:space="preserve"> te</w:t>
+      </w:r>
+      <w:r>
+        <w:rPr>
+          <w:rFonts w:ascii="Aptos" w:hAnsi="Aptos" w:cs="Aptos"/>
+        </w:rPr>
+        <w:t>ž</w:t>
+      </w:r>
+      <w:r>
+        <w:t>inski parametar, a b parametar pomaka (</w:t>
+      </w:r>
+      <w:proofErr w:type="spellStart"/>
+      <w:r>
+        <w:t>bias</w:t>
+      </w:r>
+      <w:proofErr w:type="spellEnd"/>
+      <w:r>
+        <w:t>). Iz ove formule zaklju</w:t>
+      </w:r>
+      <w:r>
+        <w:rPr>
+          <w:rFonts w:ascii="Aptos" w:hAnsi="Aptos" w:cs="Aptos"/>
+        </w:rPr>
+        <w:t>č</w:t>
+      </w:r>
+      <w:r>
+        <w:t>ujemo da je broj parametara za svaki pojedina</w:t>
+      </w:r>
+      <w:r>
+        <w:rPr>
+          <w:rFonts w:ascii="Aptos" w:hAnsi="Aptos" w:cs="Aptos"/>
+        </w:rPr>
+        <w:t>č</w:t>
+      </w:r>
+      <w:r>
+        <w:t>ni neuron jednak broju neurona u prethodnom sloju, plus jedan dodatni parametar za pomak.</w:t>
+      </w:r>
+    </w:p>
+    <w:p/>
+    <w:p>
+      <w:r>
+        <w:t xml:space="preserve">Inicijalno su ovi parametri podešeni na nasumične vrijednosti, zbog čega će naša mreža u </w:t>
+      </w:r>
+      <w:proofErr w:type="spellStart"/>
+      <w:r>
+        <w:t>početku</w:t>
+      </w:r>
+      <w:proofErr w:type="spellEnd"/>
+      <w:r>
+        <w:t xml:space="preserve"> praviti vrlo loše predikcije. Za procjenu koliko su predikcije netačne koristi se funkcija troška (</w:t>
+      </w:r>
+      <w:proofErr w:type="spellStart"/>
+      <w:r>
+        <w:t>loss</w:t>
+      </w:r>
+      <w:proofErr w:type="spellEnd"/>
+      <w:r>
+        <w:t xml:space="preserve"> </w:t>
+      </w:r>
+      <w:proofErr w:type="spellStart"/>
+      <w:r>
+        <w:t>function</w:t>
+      </w:r>
+      <w:proofErr w:type="spellEnd"/>
+      <w:r>
+        <w:t>), koja daje mjeru odstupanja rezultata od stvarnih, tačnih rezultata.</w:t>
+      </w:r>
+    </w:p>
+    <w:p/>
+    <w:p>
+      <w:r>
+        <w:t xml:space="preserve">Funkcija troška sama po sebi nam govori koliko je mreža netačna, ona nam ne govori kako ćemo </w:t>
+      </w:r>
+      <w:proofErr w:type="spellStart"/>
+      <w:r>
+        <w:t>izmjeniti</w:t>
+      </w:r>
+      <w:proofErr w:type="spellEnd"/>
+      <w:r>
+        <w:t xml:space="preserve"> parametre da mrežu poboljšamo. Za tu svrhu se koristi algoritam propagacije nazad (</w:t>
+      </w:r>
+      <w:proofErr w:type="spellStart"/>
+      <w:r>
+        <w:t>backpropagation</w:t>
+      </w:r>
+      <w:proofErr w:type="spellEnd"/>
+      <w:r>
+        <w:t xml:space="preserve">) i </w:t>
+      </w:r>
+      <w:proofErr w:type="spellStart"/>
+      <w:r>
+        <w:t>optimizator</w:t>
+      </w:r>
+      <w:proofErr w:type="spellEnd"/>
+      <w:r>
+        <w:t xml:space="preserve"> (</w:t>
+      </w:r>
+      <w:proofErr w:type="spellStart"/>
+      <w:r>
+        <w:t>optimizer</w:t>
+      </w:r>
+      <w:proofErr w:type="spellEnd"/>
+      <w:r>
+        <w:t xml:space="preserve">). Algoritam propagacije nazad prolazi kroz mrežu unazad i računa gradijente, odnosno koliko svaki parametar doprinosi </w:t>
+      </w:r>
+      <w:proofErr w:type="spellStart"/>
+      <w:r>
+        <w:t>netačnosti</w:t>
+      </w:r>
+      <w:proofErr w:type="spellEnd"/>
+      <w:r>
+        <w:t xml:space="preserve"> mreže.</w:t>
+      </w:r>
+    </w:p>
+    <w:p>
+      <w:r>
+        <w:t xml:space="preserve">Date informacije se </w:t>
+      </w:r>
+      <w:proofErr w:type="spellStart"/>
+      <w:r>
+        <w:t>proslijeđuju</w:t>
+      </w:r>
+      <w:proofErr w:type="spellEnd"/>
+      <w:r>
+        <w:t xml:space="preserve"> </w:t>
+      </w:r>
+      <w:proofErr w:type="spellStart"/>
+      <w:r>
+        <w:t>optimizeru</w:t>
+      </w:r>
+      <w:proofErr w:type="spellEnd"/>
+      <w:r>
+        <w:t xml:space="preserve"> (</w:t>
+      </w:r>
+      <w:proofErr w:type="spellStart"/>
+      <w:r>
+        <w:t>nrp</w:t>
+      </w:r>
+      <w:proofErr w:type="spellEnd"/>
+      <w:r>
+        <w:t xml:space="preserve">. SGD ili Adam) koji na osnovu njih </w:t>
+      </w:r>
+      <w:proofErr w:type="spellStart"/>
+      <w:r>
+        <w:t>podešava</w:t>
+      </w:r>
+      <w:proofErr w:type="spellEnd"/>
+      <w:r>
+        <w:t xml:space="preserve"> parametre tako da smanji grešku.</w:t>
+      </w:r>
+    </w:p>
+    <w:p>
+      <w:r>
+        <w:t xml:space="preserve">Kroz ponavljanje ovog procesa (kroz višestruke epohe), mreža postepeno "uči" i </w:t>
+      </w:r>
+      <w:proofErr w:type="spellStart"/>
+      <w:r>
+        <w:t>optimizuje</w:t>
+      </w:r>
+      <w:proofErr w:type="spellEnd"/>
+      <w:r>
+        <w:t xml:space="preserve"> svoje predikcije.</w:t>
+      </w:r>
+    </w:p>
+    <w:p>
+      <w:pPr>
+        <w:spacing w:line="480" w:lineRule="auto"/>
+      </w:pPr>
+    </w:p>
+    <w:p>
+      <w:pPr>
+        <w:spacing w:line="480" w:lineRule="auto"/>
+      </w:pPr>
+    </w:p>
+    <w:p>
+      <w:pPr>
+        <w:ind w:left="720" w:hanging="720"/>
+      </w:pPr>
+    </w:p>
+    <w:p/>
+    <w:p/>
+    <w:p/>
+    <w:p/>
+    <w:p/>
+    <w:p/>
+    <w:p/>
+    <w:p/>
+    <w:p>
+      <w:pPr>
+        <w:pStyle w:val="Naslov3"/>
+      </w:pPr>
+      <w:r>
+        <w:lastRenderedPageBreak/>
+        <w:t>CNN</w:t>
+      </w:r>
+      <w:r>
+        <w:t xml:space="preserve"> – Konvolucijske neuralne mreže </w:t>
+      </w:r>
+    </w:p>
+    <w:p>
+      <w:r>
+        <w:t>Konvolucijske neuralne mreže (CNN) su posebna vrsta neuralnih mreža koje koriste algoritme specifično za rad sa podacima koji su predstavljani preko grida</w:t>
+      </w:r>
+      <w:r>
+        <w:t xml:space="preserve"> ili matrice</w:t>
+      </w:r>
+      <w:r>
+        <w:t>, poput slika. Kao i obične neuralne mreže, konvolucijske neuralne mreže</w:t>
+      </w:r>
+      <w:r>
+        <w:t xml:space="preserve"> su implementirane na principu više uzastopnih slojeva gdje izlaz iz jednog sloja postaje ulaz u slijedeći sloj. </w:t>
+      </w:r>
+      <w:r>
+        <w:t xml:space="preserve"> Prvi slojevi se obično koriste za detekciju jednostavih oblika poput ivica</w:t>
+      </w:r>
+      <w:r>
+        <w:t xml:space="preserve">, </w:t>
+      </w:r>
+      <w:r>
+        <w:t>dok kasniji</w:t>
+      </w:r>
+      <w:r>
+        <w:t xml:space="preserve"> </w:t>
+      </w:r>
+      <w:r>
+        <w:t>slojevi mogu prepoznavati kompleksnije oblike</w:t>
+      </w:r>
+      <w:r>
+        <w:t xml:space="preserve"> poput krugova, slova, lica itd.</w:t>
+      </w:r>
+      <w:r>
+        <w:t xml:space="preserve"> </w:t>
+      </w:r>
+    </w:p>
+    <w:p>
+      <w:r>
+        <w:t>Konvolucijske neuralne mreže koriste posebne slojeve pomoću kojih se efikasno dobijaju informacije iz podataka.</w:t>
+      </w:r>
+    </w:p>
+    <w:p>
+      <w:r>
+        <w:t>Dati slojevi su:</w:t>
+      </w:r>
+    </w:p>
+    <w:p>
+      <w:pPr>
+        <w:pStyle w:val="Paragrafspiska"/>
         <w:numPr>
           <w:ilvl w:val="0"/>
           <w:numId w:val="6"/>
         </w:numPr>
       </w:pPr>
       <w:r>
-        <w:t>Ulazni sloj — svaki piksel slike predstavlja jedan ulazni neuron. Kako slika ima 28×28 piksela, dobijamo 784 ulazna neurona, pri čemu svaki neuron nosi vrijednost piksela</w:t>
-      </w:r>
-      <w:r>
-        <w:t>.</w:t>
-      </w:r>
-    </w:p>
-    <w:p>
-      <w:pPr>
-        <w:pStyle w:val="ListParagraph"/>
+        <w:t>konvolucijski slojevi, koriste filtere ili kernele koji prelaze preko čitave slike i pomoće njih traže neki jedostavan oblik bilo to ivica ili boja. Kako računar sliku vidi kao metricu brojeva, kernel također predstavlja jednu manju matricu obično 3x3. Data matrica u sadrži težine (weights) koje množi za vrijednostima matrice direktno ispod, sabira ih te kao rezultat nam daje jedan broj. Rezultat iz konvolucijskog sloja će predstavljati lokacije gdje imamo date oblike prisutne.</w:t>
+      </w:r>
+      <w:r>
+        <w:t xml:space="preserve"> </w:t>
+      </w:r>
+    </w:p>
+    <w:p>
+      <w:pPr>
+        <w:pStyle w:val="Paragrafspiska"/>
         <w:numPr>
           <w:ilvl w:val="0"/>
           <w:numId w:val="6"/>
         </w:numPr>
       </w:pPr>
       <w:r>
-        <w:t>Skriveni slojevi — u ovom primjeru koristimo dva skrivena sloja, svaki sa po 16 neurona.</w:t>
-      </w:r>
-    </w:p>
-    <w:p>
-      <w:pPr>
-        <w:pStyle w:val="ListParagraph"/>
+        <w:t xml:space="preserve">aktivacijski slojevi - aktivacijski sloj obično koristi </w:t>
+      </w:r>
+      <w:r>
+        <w:t>ReLU</w:t>
+      </w:r>
+      <w:r>
+        <w:t xml:space="preserve"> aktivacijsku funkcija koja uvodi nelinearnost u sistem. Ona će slabe signale odbaciti a jače ostaviti (negativni vrijednost se preslikavaju u 0, dok pozitivni se ne diraju).</w:t>
+      </w:r>
+    </w:p>
+    <w:p>
+      <w:pPr>
+        <w:pStyle w:val="Paragrafspiska"/>
         <w:numPr>
           <w:ilvl w:val="0"/>
           <w:numId w:val="6"/>
         </w:numPr>
       </w:pPr>
       <w:r>
-        <w:t>Izlazni sloj — sastoji se od 10 neurona, po jedan za svaku cifru od 0 do 9. Vrijednost svakog izlaznog neurona predstavlja "pouzdanost" mreže da ulazna slika prikazuje odgovarajuću cifru.</w:t>
-      </w:r>
-    </w:p>
-    <w:p>
-      <w:pPr>
-        <w:pStyle w:val="ListParagraph"/>
+        <w:t>pooling slojevi (slojevi sažimanja), kao i konvolucijski slojevi koriste filtere ili kernel koji prelazi preko čitave slike ali pooling sloj nam daje neku informaciju o datom prostoru i smanjuje dimenzije slike. Recimo, imamo max pooling sloj koji će preći preko datog dijela slike (npr. 2x2 kernel) i izvući samo najveću vrijednost. Time se smanjuje računarsko opterećenje, a zadržavamo najvažnije informacije.</w:t>
+      </w:r>
+    </w:p>
+    <w:p>
+      <w:pPr>
+        <w:pStyle w:val="Paragrafspiska"/>
         <w:numPr>
           <w:ilvl w:val="0"/>
           <w:numId w:val="6"/>
         </w:numPr>
       </w:pPr>
-    </w:p>
-    <w:p>
-      <w:r>
-        <w:t xml:space="preserve">Ukupna arhitektura mreže je </w:t>
-      </w:r>
-      <w:r>
-        <w:t>tada</w:t>
-      </w:r>
-      <w:r>
-        <w:t>: 784 → 16 → 16 → 10.</w:t>
-      </w:r>
-    </w:p>
-    <w:p>
-      <w:r>
-        <w:t xml:space="preserve">Ideja iza skrivenih slojeva je prepoznavanje oblika. Uzmimo kao primjer cifru 9. Broj 9 se može opisati kao krug na vrhu i vertikalna linija na dnu. Nada bi bila da neuroni u drugom skrivenom sloju nauče prepoznavati upravo takve oblike — jedan neuron reagira na krug, drugi na liniju — te da njihova kombinovana aktivacija dovodi do predviđanja cifre 9. Ali kako mreža prepoznaje krug? Krug je </w:t>
-      </w:r>
-      <w:r>
-        <w:t xml:space="preserve">sam </w:t>
-      </w:r>
-      <w:r>
-        <w:t>sačinjen od malih zakrivljenih ivica. Nada bi bila da neuroni u prvom skrivenom sloju nauče prepoznavati upravo te ivice, te da aktiviraju odgovarajuće neurone u drugom sloju.</w:t>
-      </w:r>
-    </w:p>
-    <w:p/>
-    <w:p>
-      <w:r>
-        <w:t>Kako neuroni utječu jedni na druge?</w:t>
-      </w:r>
-    </w:p>
-    <w:p>
-      <w:r>
-        <w:t>Svaki neuron predstavlja jednu numeričku vrijednost — svoju aktivaciju. Aktivacija neurona u nekom sloju izračunava se na osnovu aktivacija svih neurona u prethodnom sloju. Konkretno, uzimaju se aktivacije prethodnih neurona, množi se svaka od njih sa odgovarajućom težinom</w:t>
-      </w:r>
-      <w:r>
-        <w:t>,</w:t>
-      </w:r>
-      <w:r>
-        <w:t xml:space="preserve"> rezultati se sabiraju, te se dodaje prag</w:t>
-      </w:r>
-      <w:r>
-        <w:t>.</w:t>
-      </w:r>
-      <w:r>
-        <w:t xml:space="preserve"> </w:t>
-      </w:r>
-      <w:r>
-        <w:t>Formalno:</w:t>
-      </w:r>
-    </w:p>
-    <w:p>
-      <w:r>
-        <w:t>z = w₁a₁ + w₂a₂ + ... + wₙaₙ + b</w:t>
-      </w:r>
-    </w:p>
-    <w:p>
-      <w:r>
-        <w:t>gdje su wᵢ težine, aᵢ aktivacije prethodnog sloja, a b prag.</w:t>
-      </w:r>
-    </w:p>
-    <w:p/>
-    <w:p/>
-    <w:p>
-      <w:r>
-        <w:t>Kako bi vrijednost neurona bila ograničen</w:t>
-      </w:r>
-      <w:r>
-        <w:t>a</w:t>
-      </w:r>
-      <w:r>
-        <w:t xml:space="preserve"> i kako bi mreža mogla modelirati nelinearne ovisnosti, primjenjuje se aktivacijska funkcija. </w:t>
-      </w:r>
-      <w:r>
-        <w:t>Jedan i</w:t>
-      </w:r>
-      <w:r>
-        <w:t xml:space="preserve">zbor je </w:t>
-      </w:r>
-      <w:r>
-        <w:t>ReLU</w:t>
-      </w:r>
-      <w:r>
-        <w:t xml:space="preserve"> funkcija:</w:t>
-      </w:r>
-    </w:p>
-    <w:p>
-      <w:r>
-        <w:lastRenderedPageBreak/>
-        <w:t>ReLU</w:t>
-      </w:r>
-      <w:r>
-        <w:t>(</w:t>
-      </w:r>
-      <w:r>
-        <w:t>z</w:t>
-      </w:r>
-      <w:r>
-        <w:t xml:space="preserve">) = </w:t>
-      </w:r>
-      <w:r>
-        <w:t>max(0, z)</w:t>
-      </w:r>
-    </w:p>
-    <w:p>
-      <w:r>
-        <w:t xml:space="preserve">ReLU funkcija preslikava broj tako da negativne vrijednost idu u 0 dok pozitvne vrijednost </w:t>
-      </w:r>
-      <w:r>
-        <w:t>ostaju kakve jesu.</w:t>
-      </w:r>
-    </w:p>
-    <w:p/>
-    <w:p>
-      <w:r>
-        <w:t>Koliko parametara ima ova mreža?</w:t>
-      </w:r>
-    </w:p>
-    <w:p>
-      <w:r>
-        <w:t>Svaki neuron u jednom sloju je povezan sa svakim neuronom u slijedećem sloju. Za svaku takvu vezu postoji jedna težina, a svaki neuron ima i jedan prag. Broj parametara se izračunava kao:</w:t>
-      </w:r>
-    </w:p>
-    <w:p>
-      <w:r>
-        <w:t>Veza 784 → 16: 784 × 16 težina + 16 pragova = 12 560</w:t>
-      </w:r>
-    </w:p>
-    <w:p>
-      <w:r>
-        <w:t>Veza 16 → 16: 16 × 16 težina + 16 pragova = 272</w:t>
-      </w:r>
-    </w:p>
-    <w:p>
-      <w:r>
-        <w:t>Veza 16 → 10: 16 × 10 težina + 10 pragova = 170</w:t>
-      </w:r>
-    </w:p>
-    <w:p>
-      <w:r>
-        <w:t>Ukupno: 13 002 parametra koje mreža podešava tokom treniranja.</w:t>
-      </w:r>
-    </w:p>
-    <w:p/>
-    <w:p>
-      <w:r>
-        <w:t>Kako</w:t>
-      </w:r>
-      <w:r>
-        <w:t xml:space="preserve"> mreža uči da podešava ovih 13 002 parametara na osnovu primjera?</w:t>
-      </w:r>
-    </w:p>
-    <w:p>
-      <w:r>
-        <w:t>Treniranje modela se radi na skupu podataka za treniranje. Za naš primjer će to biti skup slika ručno napisanih brojeva i oznaka</w:t>
-      </w:r>
-      <w:r>
-        <w:t xml:space="preserve"> koji nam govori</w:t>
-      </w:r>
-      <w:r>
-        <w:t xml:space="preserve"> koji broj data slika predstavlja. Nada je da će naš model nakon treniranj</w:t>
-      </w:r>
-      <w:r>
-        <w:t xml:space="preserve">a </w:t>
-      </w:r>
-      <w:r>
-        <w:t>biti u mogućnosti da predvidi ručno napisan</w:t>
-      </w:r>
-      <w:r>
-        <w:t xml:space="preserve"> </w:t>
-      </w:r>
-      <w:r>
-        <w:t>broj na slici koju do sada nije vidio.</w:t>
-      </w:r>
-    </w:p>
-    <w:p>
-      <w:r>
-        <w:t xml:space="preserve">Inicijalno postavljamo sve parametre </w:t>
-      </w:r>
-      <w:r>
-        <w:t xml:space="preserve">mreže </w:t>
-      </w:r>
-      <w:r>
-        <w:t xml:space="preserve">na neke nasumične vrijednosti. </w:t>
-      </w:r>
-      <w:r>
-        <w:t>Da bismo mogli procjeniti kako se naša mreža ponaša tj. Koliko je dobra u predviđanju brojeva ispravno definišemo funkciju troška. Funkcija troška je funkcija koja uzima rezultate neuralne mreže za svaki trening podatak, od njega oduzme vrijednost koji bi trebao da ima te nađe njihov prosjek.</w:t>
-      </w:r>
-    </w:p>
-    <w:p>
-      <w:r>
-        <w:t>Što je funkcija troška veća neuralna mreža je lošija. Naš zadatak prilikom treniranje jeste da smanjimo funkciju troška odnosno da nađemo neki njezin minimum.</w:t>
-      </w:r>
-    </w:p>
-    <w:p>
-      <w:r>
-        <w:t>Kako možemo minimizirati funkciju troška?</w:t>
-      </w:r>
-    </w:p>
-    <w:p>
-      <w:r>
-        <w:t xml:space="preserve">Po našoj definiciji funkcije troška ona svoju vrijednost dobija na osnovu rezultata naše neuralne mreže. Sa time u vezi sama funkcija troška je funkcija naše neuralne mreže odnosno funkcija svih 13000 parametar. </w:t>
-      </w:r>
-      <w:r>
-        <w:t xml:space="preserve">Ovdje nam može pomoći gradijent funkcije. Gradijet funkcije nam daje pravac u kojem funkcija najviše raste. Kako je naš cilj da funkciju smanjimo negativna vrijednost gradijenta funkcija će predstavljati pravac u kojem trebamo smanjiti funkciju. </w:t>
-      </w:r>
-      <w:r>
-        <w:t xml:space="preserve">Algoritam koji dobijamo jeste da izračunamo gradijent funkcije </w:t>
-      </w:r>
-      <w:r>
-        <w:t>troška</w:t>
-      </w:r>
-      <w:r>
-        <w:t>, uradimo mali korak u tom pravcu i</w:t>
-      </w:r>
-      <w:r>
-        <w:t xml:space="preserve"> </w:t>
-      </w:r>
-      <w:r>
-        <w:t>ponavljamo taj proces. Ovaj algoritam se naziva gradijento opadanje.</w:t>
-      </w:r>
-      <w:r>
-        <w:t xml:space="preserve"> </w:t>
-      </w:r>
-    </w:p>
-    <w:p/>
-    <w:p/>
-    <w:p>
-      <w:r>
-        <w:t>Kako računamo gradijent funkcije troška?</w:t>
-      </w:r>
-    </w:p>
-    <w:p>
-      <w:r>
-        <w:lastRenderedPageBreak/>
-        <w:t xml:space="preserve">Kako je funkcija troška funkcija svih 13000 parametara neuralne mreže gradijent date funkcije će biti vektor od 13000 vrijednost. Dati vektor će nam reći kako da izmjenimo parametre neuralne mreže da bismo smanjili funkciju troška. </w:t>
-      </w:r>
-    </w:p>
-    <w:p>
-      <w:pPr>
-        <w:spacing w:line="480" w:lineRule="auto"/>
-      </w:pPr>
-    </w:p>
-    <w:p>
-      <w:pPr>
-        <w:spacing w:line="480" w:lineRule="auto"/>
-      </w:pPr>
-    </w:p>
-    <w:p>
-      <w:pPr>
-        <w:spacing w:line="480" w:lineRule="auto"/>
-      </w:pPr>
-    </w:p>
-    <w:p>
-      <w:pPr>
-        <w:ind w:left="720" w:hanging="720"/>
-      </w:pPr>
-    </w:p>
-    <w:p/>
-    <w:p/>
-    <w:p/>
-    <w:p/>
-    <w:p/>
-    <w:p/>
-    <w:p/>
-    <w:p/>
-    <w:p/>
-    <w:p/>
-    <w:p/>
-    <w:p/>
-    <w:p/>
-    <w:p/>
-    <w:p/>
-    <w:p/>
-    <w:p/>
-    <w:p/>
-    <w:p/>
-    <w:p/>
-    <w:p>
-      <w:pPr>
-        <w:pStyle w:val="Heading3"/>
-      </w:pPr>
-      <w:r>
-        <w:lastRenderedPageBreak/>
-        <w:t>CNN</w:t>
-      </w:r>
-      <w:r>
-        <w:t xml:space="preserve"> – Konvolucijske neuralne mreže </w:t>
-      </w:r>
-    </w:p>
-    <w:p>
-      <w:r>
-        <w:t>Konvolucijske neuralne mreže (CNN) su posebna vrsta neuralnih mreža koje koriste algoritme specifično za rad sa podacima koji su predstavljani preko grida</w:t>
-      </w:r>
-      <w:r>
-        <w:t xml:space="preserve"> ili matrice</w:t>
-      </w:r>
-      <w:r>
-        <w:t>, poput slika. Kao i obične neuralne mreže, konvolucijske neuralne mreže</w:t>
-      </w:r>
-      <w:r>
-        <w:t xml:space="preserve"> su implementirane na principu više uzastopnih slojeva gdje izlaz iz jednog sloja postaje ulaz u slijedeći sloj. </w:t>
-      </w:r>
-      <w:r>
-        <w:t xml:space="preserve"> Prvi slojevi se obično koriste za detekciju jednostavih oblika poput ivica</w:t>
-      </w:r>
-      <w:r>
-        <w:t xml:space="preserve">, </w:t>
-      </w:r>
-      <w:r>
-        <w:t>dok kasniji</w:t>
-      </w:r>
-      <w:r>
-        <w:t xml:space="preserve"> </w:t>
-      </w:r>
-      <w:r>
-        <w:t>slojevi mogu prepoznavati kompleksnije oblike</w:t>
-      </w:r>
-      <w:r>
-        <w:t xml:space="preserve"> poput krugova, slova, lica itd.</w:t>
-      </w:r>
-      <w:r>
-        <w:t xml:space="preserve"> </w:t>
-      </w:r>
-    </w:p>
-    <w:p>
-      <w:r>
-        <w:t>Konvolucijske neuralne mreže koriste posebne slojeve pomoću kojih se efikasno dobijaju informacije iz podataka.</w:t>
-      </w:r>
-    </w:p>
-    <w:p>
-      <w:r>
-        <w:t>Dati slojevi su:</w:t>
-      </w:r>
-    </w:p>
-    <w:p>
-      <w:pPr>
-        <w:pStyle w:val="ListParagraph"/>
+      <w:r>
+        <w:t>potpuno povezani slojevi, kao što smo imali i u osnovnim neuralnim mrežama potpuno povezani slojevi će doći na kraju mreže. Oni nam tada mogu uzeti sve informacije o slici koje smo prethodno dobili i donijeti finalnu odluku, recimo da li se na slici nalazi maligno ili benigno tkivo.</w:t>
+      </w:r>
+    </w:p>
+    <w:p>
+      <w:r>
+        <w:t>Najveća razlika izmežu običnih neuralnih mreža i konvolucijskih mreža jeste arhitektura. Obične neuralne mreže sadrže isključivo potpuno povezani slojeve dok konvolucijske mreže sadrže konvolucijske, pooling i potpuno povezane slojeve.</w:t>
+      </w:r>
+    </w:p>
+    <w:p>
+      <w:r>
+        <w:t>Konvolucijske neuralne mreže su se pokazale kao veoma efikasne za riješavanje problema gdje su podaci strukturirani u grid</w:t>
+      </w:r>
+      <w:r>
+        <w:t xml:space="preserve"> ili matricu</w:t>
+      </w:r>
+      <w:r>
+        <w:t xml:space="preserve"> poput slika ali su se pokazale efkiasne i za različite vrste problema poput: </w:t>
+      </w:r>
+    </w:p>
+    <w:p>
+      <w:pPr>
+        <w:pStyle w:val="Paragrafspiska"/>
         <w:numPr>
           <w:ilvl w:val="0"/>
           <w:numId w:val="6"/>
         </w:numPr>
       </w:pPr>
       <w:r>
-        <w:t>konvolucijski slojevi, koriste filtere ili kernele koji prelaze preko čitave slike i pomoće njih traže neki jedostavan oblik bilo to ivica ili boja. Kako računar sliku vidi kao metricu brojeva, kernel također predstavlja jednu manju matricu obično 3x3. Data matrica u sadrži težine (weights) koje množi za vrijednostima matrice direktno ispod, sabira ih te kao rezultat nam daje jedan broj. Rezultat iz konvolucijskog sloja će predstavljati lokacije gdje imamo date oblike prisutne.</w:t>
-      </w:r>
-      <w:r>
-        <w:t xml:space="preserve"> </w:t>
-      </w:r>
-    </w:p>
-    <w:p>
-      <w:pPr>
-        <w:pStyle w:val="ListParagraph"/>
+        <w:t>NLP (Natural Language Processing) problemi, gdje se tekst posmatra kao 1D slika, te CNN mogu analizirati sentiment teksta kao i prevod.</w:t>
+      </w:r>
+    </w:p>
+    <w:p>
+      <w:pPr>
+        <w:pStyle w:val="Paragrafspiska"/>
         <w:numPr>
           <w:ilvl w:val="0"/>
           <w:numId w:val="6"/>
         </w:numPr>
       </w:pPr>
       <w:r>
-        <w:t xml:space="preserve">aktivacijski slojevi - aktivacijski sloj obično koristi </w:t>
-      </w:r>
-      <w:r>
-        <w:t>ReLU</w:t>
-      </w:r>
-      <w:r>
-        <w:t xml:space="preserve"> aktivacijsku funkcija koja uvodi nelinearnost u sistem. Ona će slabe signale odbaciti a jače ostaviti (negativni vrijednost se preslikavaju u 0, dok pozitivni se ne diraju).</w:t>
-      </w:r>
-    </w:p>
-    <w:p>
-      <w:pPr>
-        <w:pStyle w:val="ListParagraph"/>
+        <w:t>Analiza medicinskih slika, gdje se koriste za detekciju anomalija koje mogu predstavljati bolest.</w:t>
+      </w:r>
+    </w:p>
+    <w:p>
+      <w:pPr>
+        <w:pStyle w:val="Paragrafspiska"/>
         <w:numPr>
           <w:ilvl w:val="0"/>
           <w:numId w:val="6"/>
         </w:numPr>
       </w:pPr>
       <w:r>
-        <w:t>pooling slojevi (slojevi sažimanja), kao i konvolucijski slojevi koriste filtere ili kernel koji prelazi preko čitave slike ali pooling sloj nam daje neku informaciju o datom prostoru i smanjuje dimenzije slike. Recimo, imamo max pooling sloj koji će preći preko datog dijela slike (npr. 2x2 kernel) i izvući samo najveću vrijednost. Time se smanjuje računarsko opterećenje, a zadržavamo najvažnije informacije.</w:t>
-      </w:r>
-    </w:p>
-    <w:p>
-      <w:pPr>
-        <w:pStyle w:val="ListParagraph"/>
-        <w:numPr>
-          <w:ilvl w:val="0"/>
-          <w:numId w:val="6"/>
-        </w:numPr>
-      </w:pPr>
-      <w:r>
-        <w:t>potpuno povezani slojevi, kao što smo imali i u osnovnim neuralnim mrežama potpuno povezani slojevi će doći na kraju mreže. Oni nam tada mogu uzeti sve informacije o slici koje smo prethodno dobili i donijeti finalnu odluku, recimo da li se na slici nalazi maligno ili benigno tkivo.</w:t>
-      </w:r>
-    </w:p>
-    <w:p>
-      <w:r>
-        <w:t>Najveća razlika izmežu običnih neuralnih mreža i konvolucijskih mreža jeste arhitektura. Obične neuralne mreže sadrže isključivo potpuno povezani slojeve dok konvolucijske mreže sadrže konvolucijske, pooling i potpuno povezane slojeve.</w:t>
-      </w:r>
-    </w:p>
-    <w:p>
-      <w:r>
-        <w:t>Konvolucijske neuralne mreže su se pokazale kao veoma efikasne za riješavanje problema gdje su podaci strukturirani u grid</w:t>
-      </w:r>
-      <w:r>
-        <w:t xml:space="preserve"> ili matricu</w:t>
-      </w:r>
-      <w:r>
-        <w:t xml:space="preserve"> poput slika ali su se pokazale efkiasne i za različite vrste problema poput: </w:t>
-      </w:r>
-    </w:p>
-    <w:p>
-      <w:pPr>
-        <w:pStyle w:val="ListParagraph"/>
-        <w:numPr>
-          <w:ilvl w:val="0"/>
-          <w:numId w:val="6"/>
-        </w:numPr>
-      </w:pPr>
-      <w:r>
-        <w:t>NLP (Natural Language Processing) problemi, gdje se tekst posmatra kao 1D slika, te CNN mogu analizirati sentiment teksta kao i prevod.</w:t>
-      </w:r>
-    </w:p>
-    <w:p>
-      <w:pPr>
-        <w:pStyle w:val="ListParagraph"/>
-        <w:numPr>
-          <w:ilvl w:val="0"/>
-          <w:numId w:val="6"/>
-        </w:numPr>
-      </w:pPr>
-      <w:r>
-        <w:t>Analiza medicinskih slika, gdje se koriste za detekciju anomalija koje mogu predstavljati bolest.</w:t>
-      </w:r>
-    </w:p>
-    <w:p>
-      <w:pPr>
-        <w:pStyle w:val="ListParagraph"/>
-        <w:numPr>
-          <w:ilvl w:val="0"/>
-          <w:numId w:val="6"/>
-        </w:numPr>
-      </w:pPr>
-      <w:r>
-        <w:t>Finansijsko modeliranje, gdje se finansijski podaci tretiraju kao 1D slike, a CNN se mogu koristiti za prepoznavanje anomalija i predviđanje trendova.</w:t>
-      </w:r>
-    </w:p>
-    <w:p/>
-    <w:p/>
-    <w:p>
-      <w:pPr>
-        <w:pStyle w:val="Heading3"/>
+        <w:t xml:space="preserve">Finansijsko modeliranje, gdje se finansijski podaci tretiraju kao 1D slike, a CNN se mogu koristiti za prepoznavanje anomalija i </w:t>
+      </w:r>
+      <w:proofErr w:type="spellStart"/>
+      <w:r>
+        <w:t>predviđanje</w:t>
+      </w:r>
+      <w:proofErr w:type="spellEnd"/>
+      <w:r>
+        <w:t xml:space="preserve"> trendova.</w:t>
+      </w:r>
+    </w:p>
+    <w:p>
+      <w:pPr>
+        <w:pStyle w:val="Naslov3"/>
       </w:pPr>
       <w:r>
         <w:lastRenderedPageBreak/>
@@ -901,7 +1221,7 @@
     <w:p/>
     <w:p>
       <w:pPr>
-        <w:pStyle w:val="Heading3"/>
+        <w:pStyle w:val="Naslov3"/>
       </w:pPr>
       <w:r>
         <w:lastRenderedPageBreak/>
@@ -1005,7 +1325,7 @@
     </w:p>
     <w:p>
       <w:pPr>
-        <w:pStyle w:val="ListParagraph"/>
+        <w:pStyle w:val="Paragrafspiska"/>
         <w:numPr>
           <w:ilvl w:val="0"/>
           <w:numId w:val="7"/>
@@ -1020,12 +1340,12 @@
     </w:p>
     <w:p>
       <w:pPr>
-        <w:pStyle w:val="ListParagraph"/>
-      </w:pPr>
-    </w:p>
-    <w:p>
-      <w:pPr>
-        <w:pStyle w:val="ListParagraph"/>
+        <w:pStyle w:val="Paragrafspiska"/>
+      </w:pPr>
+    </w:p>
+    <w:p>
+      <w:pPr>
+        <w:pStyle w:val="Paragrafspiska"/>
         <w:numPr>
           <w:ilvl w:val="0"/>
           <w:numId w:val="7"/>
@@ -1037,12 +1357,12 @@
     </w:p>
     <w:p>
       <w:pPr>
-        <w:pStyle w:val="ListParagraph"/>
-      </w:pPr>
-    </w:p>
-    <w:p>
-      <w:pPr>
-        <w:pStyle w:val="ListParagraph"/>
+        <w:pStyle w:val="Paragrafspiska"/>
+      </w:pPr>
+    </w:p>
+    <w:p>
+      <w:pPr>
+        <w:pStyle w:val="Paragrafspiska"/>
         <w:numPr>
           <w:ilvl w:val="0"/>
           <w:numId w:val="7"/>
@@ -1066,7 +1386,7 @@
     </w:p>
     <w:p>
       <w:pPr>
-        <w:pStyle w:val="ListParagraph"/>
+        <w:pStyle w:val="Paragrafspiska"/>
         <w:numPr>
           <w:ilvl w:val="0"/>
           <w:numId w:val="8"/>
@@ -1154,7 +1474,7 @@
     <w:p/>
     <w:p>
       <w:pPr>
-        <w:pStyle w:val="ListParagraph"/>
+        <w:pStyle w:val="Paragrafspiska"/>
         <w:numPr>
           <w:ilvl w:val="0"/>
           <w:numId w:val="8"/>
@@ -1169,7 +1489,7 @@
     </w:p>
     <w:p>
       <w:pPr>
-        <w:pStyle w:val="ListParagraph"/>
+        <w:pStyle w:val="Paragrafspiska"/>
         <w:rPr>
           <w:rFonts w:eastAsiaTheme="minorEastAsia"/>
         </w:rPr>
@@ -1177,7 +1497,7 @@
     </w:p>
     <w:p>
       <w:pPr>
-        <w:pStyle w:val="ListParagraph"/>
+        <w:pStyle w:val="Paragrafspiska"/>
       </w:pPr>
       <m:oMathPara>
         <m:oMathParaPr>
@@ -1232,28 +1552,29 @@
     </w:p>
     <w:p>
       <w:pPr>
-        <w:pStyle w:val="ListParagraph"/>
-      </w:pPr>
-      <w:r>
-        <w:t xml:space="preserve"> </w:t>
-      </w:r>
-    </w:p>
-    <w:p>
-      <w:pPr>
-        <w:pStyle w:val="ListParagraph"/>
-      </w:pPr>
-      <w:r>
+        <w:pStyle w:val="Paragrafspiska"/>
+      </w:pPr>
+      <w:r>
+        <w:t xml:space="preserve"> </w:t>
+      </w:r>
+    </w:p>
+    <w:p>
+      <w:pPr>
+        <w:pStyle w:val="Paragrafspiska"/>
+      </w:pPr>
+      <w:r>
+        <w:lastRenderedPageBreak/>
         <w:t>Odziv nam govori koliko stvarnih slučajeva karcinoma naš model propusti da prepozna. U medicinskoj dijagnostici, ovaj broj želimo da je što bliži 1.</w:t>
       </w:r>
     </w:p>
     <w:p>
       <w:pPr>
-        <w:pStyle w:val="ListParagraph"/>
-      </w:pPr>
-    </w:p>
-    <w:p>
-      <w:pPr>
-        <w:pStyle w:val="ListParagraph"/>
+        <w:pStyle w:val="Paragrafspiska"/>
+      </w:pPr>
+    </w:p>
+    <w:p>
+      <w:pPr>
+        <w:pStyle w:val="Paragrafspiska"/>
         <w:numPr>
           <w:ilvl w:val="0"/>
           <w:numId w:val="8"/>
@@ -1265,7 +1586,7 @@
     </w:p>
     <w:p>
       <w:pPr>
-        <w:pStyle w:val="ListParagraph"/>
+        <w:pStyle w:val="Paragrafspiska"/>
         <w:rPr>
           <w:rFonts w:eastAsiaTheme="minorEastAsia"/>
           <w:iCs/>
@@ -1274,7 +1595,7 @@
     </w:p>
     <w:p>
       <w:pPr>
-        <w:pStyle w:val="ListParagraph"/>
+        <w:pStyle w:val="Paragrafspiska"/>
       </w:pPr>
       <m:oMathPara>
         <m:oMathParaPr>
@@ -1333,12 +1654,12 @@
     </w:p>
     <w:p>
       <w:pPr>
-        <w:pStyle w:val="ListParagraph"/>
-      </w:pPr>
-    </w:p>
-    <w:p>
-      <w:pPr>
-        <w:pStyle w:val="ListParagraph"/>
+        <w:pStyle w:val="Paragrafspiska"/>
+      </w:pPr>
+    </w:p>
+    <w:p>
+      <w:pPr>
+        <w:pStyle w:val="Paragrafspiska"/>
       </w:pPr>
       <w:r>
         <w:t xml:space="preserve">F1 Skor predstavlja harmonijsku sredinu između preciznosti i odziva. Ova metrika nam služi da procijenimo koliko je naš model generalno dobar i balansiran, jer kažnjava modele koji žrtvuju preciznost </w:t>
@@ -1352,7 +1673,7 @@
     </w:p>
     <w:p>
       <w:pPr>
-        <w:pStyle w:val="ListParagraph"/>
+        <w:pStyle w:val="Paragrafspiska"/>
       </w:pPr>
     </w:p>
     <w:p>
@@ -1385,7 +1706,7 @@
     <w:p/>
     <w:p>
       <w:pPr>
-        <w:pStyle w:val="ListParagraph"/>
+        <w:pStyle w:val="Paragrafspiska"/>
         <w:numPr>
           <w:ilvl w:val="0"/>
           <w:numId w:val="8"/>
@@ -1406,12 +1727,12 @@
     </w:p>
     <w:p>
       <w:pPr>
-        <w:pStyle w:val="ListParagraph"/>
-      </w:pPr>
-    </w:p>
-    <w:p>
-      <w:pPr>
-        <w:pStyle w:val="ListParagraph"/>
+        <w:pStyle w:val="Paragrafspiska"/>
+      </w:pPr>
+    </w:p>
+    <w:p>
+      <w:pPr>
+        <w:pStyle w:val="Paragrafspiska"/>
       </w:pPr>
       <m:oMathPara>
         <m:oMathParaPr>
@@ -1547,7 +1868,7 @@
     </w:p>
     <w:p>
       <w:pPr>
-        <w:pStyle w:val="ListParagraph"/>
+        <w:pStyle w:val="Paragrafspiska"/>
       </w:pPr>
     </w:p>
     <w:p>
@@ -1565,7 +1886,7 @@
     </w:p>
     <w:p>
       <w:pPr>
-        <w:pStyle w:val="ListParagraph"/>
+        <w:pStyle w:val="Paragrafspiska"/>
         <w:numPr>
           <w:ilvl w:val="0"/>
           <w:numId w:val="8"/>
@@ -1586,7 +1907,12 @@
     </w:p>
     <w:p>
       <w:pPr>
-        <w:pStyle w:val="ListParagraph"/>
+        <w:pStyle w:val="Paragrafspiska"/>
+      </w:pPr>
+    </w:p>
+    <w:p>
+      <w:pPr>
+        <w:pStyle w:val="Paragrafspiska"/>
       </w:pPr>
       <m:oMathPara>
         <m:oMathParaPr>
@@ -1617,222 +1943,257 @@
               </m:ctrlPr>
             </m:fPr>
             <m:num>
-              <m:sSub>
-                <m:sSubPr>
+              <m:eqArr>
+                <m:eqArrPr>
                   <m:ctrlPr>
                     <w:rPr>
                       <w:rFonts w:ascii="Cambria Math" w:hAnsi="Cambria Math"/>
                       <w:i/>
                     </w:rPr>
                   </m:ctrlPr>
-                </m:sSubPr>
+                </m:eqArrPr>
+                <m:e>
+                  <m:sSub>
+                    <m:sSubPr>
+                      <m:ctrlPr>
+                        <w:rPr>
+                          <w:rFonts w:ascii="Cambria Math" w:hAnsi="Cambria Math"/>
+                          <w:i/>
+                        </w:rPr>
+                      </m:ctrlPr>
+                    </m:sSubPr>
+                    <m:e>
+                      <m:r>
+                        <w:rPr>
+                          <w:rFonts w:ascii="Cambria Math" w:hAnsi="Cambria Math"/>
+                          <w:lang w:val="en-US"/>
+                        </w:rPr>
+                        <m:t>(</m:t>
+                      </m:r>
+                      <m:r>
+                        <w:rPr>
+                          <w:rFonts w:ascii="Cambria Math" w:hAnsi="Cambria Math"/>
+                        </w:rPr>
+                        <m:t>Metrika</m:t>
+                      </m:r>
+                    </m:e>
+                    <m:sub>
+                      <m:r>
+                        <w:rPr>
+                          <w:rFonts w:ascii="Cambria Math" w:hAnsi="Cambria Math"/>
+                        </w:rPr>
+                        <m:t xml:space="preserve">Normalno </m:t>
+                      </m:r>
+                    </m:sub>
+                  </m:sSub>
+                  <m:r>
+                    <w:rPr>
+                      <w:rFonts w:ascii="Cambria Math" w:hAnsi="Cambria Math"/>
+                    </w:rPr>
+                    <m:t xml:space="preserve"> ×</m:t>
+                  </m:r>
+                  <m:sSub>
+                    <m:sSubPr>
+                      <m:ctrlPr>
+                        <w:rPr>
+                          <w:rFonts w:ascii="Cambria Math" w:hAnsi="Cambria Math"/>
+                          <w:i/>
+                        </w:rPr>
+                      </m:ctrlPr>
+                    </m:sSubPr>
+                    <m:e>
+                      <m:r>
+                        <w:rPr>
+                          <w:rFonts w:ascii="Cambria Math" w:hAnsi="Cambria Math"/>
+                        </w:rPr>
+                        <m:t>N</m:t>
+                      </m:r>
+                    </m:e>
+                    <m:sub>
+                      <m:r>
+                        <w:rPr>
+                          <w:rFonts w:ascii="Cambria Math" w:hAnsi="Cambria Math"/>
+                        </w:rPr>
+                        <m:t>normalno</m:t>
+                      </m:r>
+                    </m:sub>
+                  </m:sSub>
+                  <m:r>
+                    <w:rPr>
+                      <w:rFonts w:ascii="Cambria Math" w:hAnsi="Cambria Math"/>
+                      <w:lang w:val="en-US"/>
+                    </w:rPr>
+                    <m:t xml:space="preserve">)+ </m:t>
+                  </m:r>
+                  <m:sSub>
+                    <m:sSubPr>
+                      <m:ctrlPr>
+                        <w:rPr>
+                          <w:rFonts w:ascii="Cambria Math" w:hAnsi="Cambria Math"/>
+                          <w:i/>
+                        </w:rPr>
+                      </m:ctrlPr>
+                    </m:sSubPr>
+                    <m:e>
+                      <m:r>
+                        <w:rPr>
+                          <w:rFonts w:ascii="Cambria Math" w:hAnsi="Cambria Math"/>
+                          <w:lang w:val="en-US"/>
+                        </w:rPr>
+                        <m:t>(</m:t>
+                      </m:r>
+                      <m:r>
+                        <w:rPr>
+                          <w:rFonts w:ascii="Cambria Math" w:hAnsi="Cambria Math"/>
+                        </w:rPr>
+                        <m:t>Metrika</m:t>
+                      </m:r>
+                    </m:e>
+                    <m:sub>
+                      <m:r>
+                        <w:rPr>
+                          <w:rFonts w:ascii="Cambria Math" w:hAnsi="Cambria Math"/>
+                        </w:rPr>
+                        <m:t xml:space="preserve">Benigno </m:t>
+                      </m:r>
+                    </m:sub>
+                  </m:sSub>
+                  <m:r>
+                    <w:rPr>
+                      <w:rFonts w:ascii="Cambria Math" w:hAnsi="Cambria Math"/>
+                    </w:rPr>
+                    <m:t xml:space="preserve"> ×</m:t>
+                  </m:r>
+                  <m:sSub>
+                    <m:sSubPr>
+                      <m:ctrlPr>
+                        <w:rPr>
+                          <w:rFonts w:ascii="Cambria Math" w:hAnsi="Cambria Math"/>
+                          <w:i/>
+                        </w:rPr>
+                      </m:ctrlPr>
+                    </m:sSubPr>
+                    <m:e>
+                      <m:r>
+                        <w:rPr>
+                          <w:rFonts w:ascii="Cambria Math" w:hAnsi="Cambria Math"/>
+                        </w:rPr>
+                        <m:t>N</m:t>
+                      </m:r>
+                    </m:e>
+                    <m:sub>
+                      <m:r>
+                        <w:rPr>
+                          <w:rFonts w:ascii="Cambria Math" w:hAnsi="Cambria Math"/>
+                        </w:rPr>
+                        <m:t>Benigno</m:t>
+                      </m:r>
+                    </m:sub>
+                  </m:sSub>
+                  <m:r>
+                    <w:rPr>
+                      <w:rFonts w:ascii="Cambria Math" w:hAnsi="Cambria Math"/>
+                      <w:lang w:val="en-US"/>
+                    </w:rPr>
+                    <m:t>)+</m:t>
+                  </m:r>
+                  <m:ctrlPr>
+                    <w:rPr>
+                      <w:rFonts w:ascii="Cambria Math" w:hAnsi="Cambria Math"/>
+                      <w:i/>
+                      <w:lang w:val="en-US"/>
+                    </w:rPr>
+                  </m:ctrlPr>
+                </m:e>
                 <m:e>
                   <m:r>
                     <w:rPr>
                       <w:rFonts w:ascii="Cambria Math" w:hAnsi="Cambria Math"/>
                       <w:lang w:val="en-US"/>
                     </w:rPr>
-                    <m:t>(</m:t>
+                    <m:t xml:space="preserve"> </m:t>
                   </m:r>
+                  <m:sSub>
+                    <m:sSubPr>
+                      <m:ctrlPr>
+                        <w:rPr>
+                          <w:rFonts w:ascii="Cambria Math" w:hAnsi="Cambria Math"/>
+                          <w:i/>
+                        </w:rPr>
+                      </m:ctrlPr>
+                    </m:sSubPr>
+                    <m:e>
+                      <m:r>
+                        <w:rPr>
+                          <w:rFonts w:ascii="Cambria Math" w:hAnsi="Cambria Math"/>
+                          <w:lang w:val="en-US"/>
+                        </w:rPr>
+                        <m:t>(</m:t>
+                      </m:r>
+                      <m:r>
+                        <w:rPr>
+                          <w:rFonts w:ascii="Cambria Math" w:hAnsi="Cambria Math"/>
+                        </w:rPr>
+                        <m:t>Metrika</m:t>
+                      </m:r>
+                    </m:e>
+                    <m:sub>
+                      <m:r>
+                        <w:rPr>
+                          <w:rFonts w:ascii="Cambria Math" w:hAnsi="Cambria Math"/>
+                        </w:rPr>
+                        <m:t>Maligno</m:t>
+                      </m:r>
+                    </m:sub>
+                  </m:sSub>
                   <m:r>
                     <w:rPr>
                       <w:rFonts w:ascii="Cambria Math" w:hAnsi="Cambria Math"/>
                     </w:rPr>
-                    <m:t>Metrika</m:t>
+                    <m:t xml:space="preserve"> ×</m:t>
                   </m:r>
-                </m:e>
-                <m:sub>
-                  <m:r>
-                    <w:rPr>
-                      <w:rFonts w:ascii="Cambria Math" w:hAnsi="Cambria Math"/>
-                    </w:rPr>
-                    <m:t xml:space="preserve">Normalno </m:t>
-                  </m:r>
-                </m:sub>
-              </m:sSub>
-              <m:r>
-                <w:rPr>
-                  <w:rFonts w:ascii="Cambria Math" w:hAnsi="Cambria Math"/>
-                </w:rPr>
-                <m:t xml:space="preserve"> ×</m:t>
-              </m:r>
-              <m:sSub>
-                <m:sSubPr>
-                  <m:ctrlPr>
-                    <w:rPr>
-                      <w:rFonts w:ascii="Cambria Math" w:hAnsi="Cambria Math"/>
-                      <w:i/>
-                    </w:rPr>
-                  </m:ctrlPr>
-                </m:sSubPr>
-                <m:e>
-                  <m:r>
-                    <w:rPr>
-                      <w:rFonts w:ascii="Cambria Math" w:hAnsi="Cambria Math"/>
-                    </w:rPr>
-                    <m:t>N</m:t>
-                  </m:r>
-                </m:e>
-                <m:sub>
-                  <m:r>
-                    <w:rPr>
-                      <w:rFonts w:ascii="Cambria Math" w:hAnsi="Cambria Math"/>
-                    </w:rPr>
-                    <m:t>normalno</m:t>
-                  </m:r>
-                </m:sub>
-              </m:sSub>
-              <m:r>
-                <w:rPr>
-                  <w:rFonts w:ascii="Cambria Math" w:hAnsi="Cambria Math"/>
-                  <w:lang w:val="en-US"/>
-                </w:rPr>
-                <m:t xml:space="preserve">)+ </m:t>
-              </m:r>
-              <m:sSub>
-                <m:sSubPr>
-                  <m:ctrlPr>
-                    <w:rPr>
-                      <w:rFonts w:ascii="Cambria Math" w:hAnsi="Cambria Math"/>
-                      <w:i/>
-                    </w:rPr>
-                  </m:ctrlPr>
-                </m:sSubPr>
-                <m:e>
+                  <m:sSub>
+                    <m:sSubPr>
+                      <m:ctrlPr>
+                        <w:rPr>
+                          <w:rFonts w:ascii="Cambria Math" w:hAnsi="Cambria Math"/>
+                          <w:i/>
+                        </w:rPr>
+                      </m:ctrlPr>
+                    </m:sSubPr>
+                    <m:e>
+                      <m:r>
+                        <w:rPr>
+                          <w:rFonts w:ascii="Cambria Math" w:hAnsi="Cambria Math"/>
+                        </w:rPr>
+                        <m:t>N</m:t>
+                      </m:r>
+                    </m:e>
+                    <m:sub>
+                      <m:r>
+                        <w:rPr>
+                          <w:rFonts w:ascii="Cambria Math" w:hAnsi="Cambria Math"/>
+                        </w:rPr>
+                        <m:t>Maligno</m:t>
+                      </m:r>
+                    </m:sub>
+                  </m:sSub>
                   <m:r>
                     <w:rPr>
                       <w:rFonts w:ascii="Cambria Math" w:hAnsi="Cambria Math"/>
                       <w:lang w:val="en-US"/>
                     </w:rPr>
-                    <m:t>(</m:t>
+                    <m:t>)</m:t>
                   </m:r>
-                  <m:r>
-                    <w:rPr>
-                      <w:rFonts w:ascii="Cambria Math" w:hAnsi="Cambria Math"/>
-                    </w:rPr>
-                    <m:t>Metrika</m:t>
-                  </m:r>
-                </m:e>
-                <m:sub>
-                  <m:r>
-                    <w:rPr>
-                      <w:rFonts w:ascii="Cambria Math" w:hAnsi="Cambria Math"/>
-                    </w:rPr>
-                    <m:t xml:space="preserve">Benigno </m:t>
-                  </m:r>
-                </m:sub>
-              </m:sSub>
-              <m:r>
-                <w:rPr>
-                  <w:rFonts w:ascii="Cambria Math" w:hAnsi="Cambria Math"/>
-                </w:rPr>
-                <m:t xml:space="preserve"> ×</m:t>
-              </m:r>
-              <m:sSub>
-                <m:sSubPr>
                   <m:ctrlPr>
                     <w:rPr>
                       <w:rFonts w:ascii="Cambria Math" w:hAnsi="Cambria Math"/>
                       <w:i/>
+                      <w:lang w:val="en-US"/>
                     </w:rPr>
                   </m:ctrlPr>
-                </m:sSubPr>
-                <m:e>
-                  <m:r>
-                    <w:rPr>
-                      <w:rFonts w:ascii="Cambria Math" w:hAnsi="Cambria Math"/>
-                    </w:rPr>
-                    <m:t>N</m:t>
-                  </m:r>
                 </m:e>
-                <m:sub>
-                  <m:r>
-                    <w:rPr>
-                      <w:rFonts w:ascii="Cambria Math" w:hAnsi="Cambria Math"/>
-                    </w:rPr>
-                    <m:t>Benigno</m:t>
-                  </m:r>
-                </m:sub>
-              </m:sSub>
-              <m:r>
-                <w:rPr>
-                  <w:rFonts w:ascii="Cambria Math" w:hAnsi="Cambria Math"/>
-                  <w:lang w:val="en-US"/>
-                </w:rPr>
-                <m:t>)</m:t>
-              </m:r>
-              <m:sSub>
-                <m:sSubPr>
-                  <m:ctrlPr>
-                    <w:rPr>
-                      <w:rFonts w:ascii="Cambria Math" w:hAnsi="Cambria Math"/>
-                      <w:i/>
-                    </w:rPr>
-                  </m:ctrlPr>
-                </m:sSubPr>
-                <m:e>
-                  <m:r>
-                    <w:rPr>
-                      <w:rFonts w:ascii="Cambria Math" w:hAnsi="Cambria Math"/>
-                      <w:lang w:val="en-US"/>
-                    </w:rPr>
-                    <m:t>(</m:t>
-                  </m:r>
-                  <m:r>
-                    <w:rPr>
-                      <w:rFonts w:ascii="Cambria Math" w:hAnsi="Cambria Math"/>
-                    </w:rPr>
-                    <m:t>Metrika</m:t>
-                  </m:r>
-                </m:e>
-                <m:sub>
-                  <m:r>
-                    <w:rPr>
-                      <w:rFonts w:ascii="Cambria Math" w:hAnsi="Cambria Math"/>
-                    </w:rPr>
-                    <m:t>Maligno</m:t>
-                  </m:r>
-                </m:sub>
-              </m:sSub>
-              <m:r>
-                <w:rPr>
-                  <w:rFonts w:ascii="Cambria Math" w:hAnsi="Cambria Math"/>
-                </w:rPr>
-                <m:t xml:space="preserve"> ×</m:t>
-              </m:r>
-              <m:sSub>
-                <m:sSubPr>
-                  <m:ctrlPr>
-                    <w:rPr>
-                      <w:rFonts w:ascii="Cambria Math" w:hAnsi="Cambria Math"/>
-                      <w:i/>
-                    </w:rPr>
-                  </m:ctrlPr>
-                </m:sSubPr>
-                <m:e>
-                  <m:r>
-                    <w:rPr>
-                      <w:rFonts w:ascii="Cambria Math" w:hAnsi="Cambria Math"/>
-                    </w:rPr>
-                    <m:t>N</m:t>
-                  </m:r>
-                </m:e>
-                <m:sub>
-                  <m:r>
-                    <w:rPr>
-                      <w:rFonts w:ascii="Cambria Math" w:hAnsi="Cambria Math"/>
-                    </w:rPr>
-                    <m:t>Maligno</m:t>
-                  </m:r>
-                </m:sub>
-              </m:sSub>
-              <m:r>
-                <w:rPr>
-                  <w:rFonts w:ascii="Cambria Math" w:hAnsi="Cambria Math"/>
-                  <w:lang w:val="en-US"/>
-                </w:rPr>
-                <m:t>)</m:t>
-              </m:r>
+              </m:eqArr>
             </m:num>
             <m:den>
               <m:sSub>
@@ -1932,12 +2293,7 @@
     </w:p>
     <w:p>
       <w:pPr>
-        <w:ind w:left="720"/>
-      </w:pPr>
-    </w:p>
-    <w:p>
-      <w:pPr>
-        <w:pStyle w:val="Heading2"/>
+        <w:pStyle w:val="Naslov2"/>
       </w:pPr>
       <w:r>
         <w:lastRenderedPageBreak/>
@@ -1947,7 +2303,7 @@
     <w:p/>
     <w:p>
       <w:pPr>
-        <w:pStyle w:val="Heading3"/>
+        <w:pStyle w:val="Naslov3"/>
       </w:pPr>
       <w:r>
         <w:t>Korišteni skup podataka (Dataset)</w:t>
@@ -2142,7 +2498,7 @@
     </w:p>
     <w:p>
       <w:pPr>
-        <w:pStyle w:val="ListParagraph"/>
+        <w:pStyle w:val="Paragrafspiska"/>
         <w:numPr>
           <w:ilvl w:val="0"/>
           <w:numId w:val="6"/>
@@ -2160,7 +2516,7 @@
     </w:p>
     <w:p>
       <w:pPr>
-        <w:pStyle w:val="ListParagraph"/>
+        <w:pStyle w:val="Paragrafspiska"/>
         <w:numPr>
           <w:ilvl w:val="0"/>
           <w:numId w:val="6"/>
@@ -2175,7 +2531,7 @@
     </w:p>
     <w:p>
       <w:pPr>
-        <w:pStyle w:val="ListParagraph"/>
+        <w:pStyle w:val="Paragrafspiska"/>
         <w:numPr>
           <w:ilvl w:val="0"/>
           <w:numId w:val="6"/>
@@ -2252,15 +2608,34 @@
     <w:p/>
     <w:p/>
     <w:p/>
-    <w:p/>
-    <w:p/>
-    <w:p>
-      <w:pPr>
-        <w:pStyle w:val="Heading3"/>
-      </w:pPr>
+    <w:p>
+      <w:pPr>
+        <w:pStyle w:val="Naslov3"/>
+      </w:pPr>
+      <w:proofErr w:type="spellStart"/>
       <w:r>
         <w:lastRenderedPageBreak/>
-        <w:t>Preprocesiranje slika (Image Preprocessing) i Augmentacija</w:t>
+        <w:t>Preprocesiranje</w:t>
+      </w:r>
+      <w:proofErr w:type="spellEnd"/>
+      <w:r>
+        <w:t xml:space="preserve"> slika (</w:t>
+      </w:r>
+      <w:proofErr w:type="spellStart"/>
+      <w:r>
+        <w:t>Image</w:t>
+      </w:r>
+      <w:proofErr w:type="spellEnd"/>
+      <w:r>
+        <w:t xml:space="preserve"> </w:t>
+      </w:r>
+      <w:proofErr w:type="spellStart"/>
+      <w:r>
+        <w:t>Preprocessing</w:t>
+      </w:r>
+      <w:proofErr w:type="spellEnd"/>
+      <w:r>
+        <w:t>) i Augmentacija</w:t>
       </w:r>
     </w:p>
     <w:p>
@@ -2319,7 +2694,7 @@
     </w:p>
     <w:p>
       <w:pPr>
-        <w:pStyle w:val="Heading3"/>
+        <w:pStyle w:val="Naslov3"/>
       </w:pPr>
       <w:r>
         <w:lastRenderedPageBreak/>
@@ -2446,7 +2821,7 @@
     </w:p>
     <w:p>
       <w:pPr>
-        <w:pStyle w:val="ListParagraph"/>
+        <w:pStyle w:val="Paragrafspiska"/>
         <w:numPr>
           <w:ilvl w:val="0"/>
           <w:numId w:val="12"/>
@@ -2632,7 +3007,7 @@
     </w:p>
     <w:p>
       <w:pPr>
-        <w:pStyle w:val="ListParagraph"/>
+        <w:pStyle w:val="Paragrafspiska"/>
         <w:numPr>
           <w:ilvl w:val="0"/>
           <w:numId w:val="12"/>
@@ -2641,19 +3016,11 @@
           <w:lang w:val="en-GB"/>
         </w:rPr>
       </w:pPr>
-      <w:proofErr w:type="spellStart"/>
-      <w:r>
-        <w:rPr>
-          <w:lang w:val="en-GB"/>
-        </w:rPr>
-        <w:t>Prvi</w:t>
-      </w:r>
-      <w:proofErr w:type="spellEnd"/>
-      <w:r>
-        <w:rPr>
-          <w:lang w:val="en-GB"/>
-        </w:rPr>
-        <w:t xml:space="preserve"> </w:t>
+      <w:r>
+        <w:rPr>
+          <w:lang w:val="en-GB"/>
+        </w:rPr>
+        <w:t xml:space="preserve">Prvi </w:t>
       </w:r>
       <w:proofErr w:type="spellStart"/>
       <w:r>
@@ -2681,21 +3048,7 @@
         <w:rPr>
           <w:lang w:val="en-GB"/>
         </w:rPr>
-        <w:t xml:space="preserve">. </w:t>
-      </w:r>
-      <w:proofErr w:type="spellStart"/>
-      <w:r>
-        <w:rPr>
-          <w:lang w:val="en-GB"/>
-        </w:rPr>
-        <w:t>Dati</w:t>
-      </w:r>
-      <w:proofErr w:type="spellEnd"/>
-      <w:r>
-        <w:rPr>
-          <w:lang w:val="en-GB"/>
-        </w:rPr>
-        <w:t xml:space="preserve"> </w:t>
+        <w:t xml:space="preserve">. Dati </w:t>
       </w:r>
       <w:proofErr w:type="spellStart"/>
       <w:r>
@@ -2955,7 +3308,7 @@
     </w:p>
     <w:p>
       <w:pPr>
-        <w:pStyle w:val="ListParagraph"/>
+        <w:pStyle w:val="Paragrafspiska"/>
         <w:numPr>
           <w:ilvl w:val="0"/>
           <w:numId w:val="12"/>
@@ -3079,7 +3432,7 @@
     </w:p>
     <w:p>
       <w:pPr>
-        <w:pStyle w:val="ListParagraph"/>
+        <w:pStyle w:val="Paragrafspiska"/>
         <w:numPr>
           <w:ilvl w:val="0"/>
           <w:numId w:val="12"/>
@@ -3106,21 +3459,7 @@
         <w:rPr>
           <w:lang w:val="en-GB"/>
         </w:rPr>
-        <w:t xml:space="preserve">. </w:t>
-      </w:r>
-      <w:proofErr w:type="spellStart"/>
-      <w:r>
-        <w:rPr>
-          <w:lang w:val="en-GB"/>
-        </w:rPr>
-        <w:t>Dati</w:t>
-      </w:r>
-      <w:proofErr w:type="spellEnd"/>
-      <w:r>
-        <w:rPr>
-          <w:lang w:val="en-GB"/>
-        </w:rPr>
-        <w:t xml:space="preserve"> </w:t>
+        <w:t xml:space="preserve">. Dati </w:t>
       </w:r>
       <w:proofErr w:type="spellStart"/>
       <w:r>
@@ -3391,7 +3730,7 @@
     </w:p>
     <w:p>
       <w:pPr>
-        <w:pStyle w:val="ListParagraph"/>
+        <w:pStyle w:val="Paragrafspiska"/>
         <w:numPr>
           <w:ilvl w:val="0"/>
           <w:numId w:val="12"/>
@@ -3400,19 +3739,11 @@
           <w:lang w:val="en-GB"/>
         </w:rPr>
       </w:pPr>
-      <w:proofErr w:type="spellStart"/>
-      <w:r>
-        <w:rPr>
-          <w:lang w:val="en-GB"/>
-        </w:rPr>
-        <w:t>Drugi</w:t>
-      </w:r>
-      <w:proofErr w:type="spellEnd"/>
-      <w:r>
-        <w:rPr>
-          <w:lang w:val="en-GB"/>
-        </w:rPr>
-        <w:t xml:space="preserve"> </w:t>
+      <w:r>
+        <w:rPr>
+          <w:lang w:val="en-GB"/>
+        </w:rPr>
+        <w:t xml:space="preserve">Drugi </w:t>
       </w:r>
       <w:proofErr w:type="spellStart"/>
       <w:r>
@@ -3454,35 +3785,7 @@
         <w:rPr>
           <w:lang w:val="en-GB"/>
         </w:rPr>
-        <w:t xml:space="preserve"> </w:t>
-      </w:r>
-      <w:proofErr w:type="spellStart"/>
-      <w:r>
-        <w:rPr>
-          <w:lang w:val="en-GB"/>
-        </w:rPr>
-        <w:t>novi</w:t>
-      </w:r>
-      <w:proofErr w:type="spellEnd"/>
-      <w:r>
-        <w:rPr>
-          <w:lang w:val="en-GB"/>
-        </w:rPr>
-        <w:t xml:space="preserve"> set </w:t>
-      </w:r>
-      <w:proofErr w:type="spellStart"/>
-      <w:r>
-        <w:rPr>
-          <w:lang w:val="en-GB"/>
-        </w:rPr>
-        <w:t>od</w:t>
-      </w:r>
-      <w:proofErr w:type="spellEnd"/>
-      <w:r>
-        <w:rPr>
-          <w:lang w:val="en-GB"/>
-        </w:rPr>
-        <w:t xml:space="preserve"> 64 kernel </w:t>
+        <w:t xml:space="preserve"> novi set od 64 kernel </w:t>
       </w:r>
       <w:proofErr w:type="spellStart"/>
       <w:r>
@@ -3496,21 +3799,7 @@
         <w:rPr>
           <w:lang w:val="en-GB"/>
         </w:rPr>
-        <w:t xml:space="preserve"> 3x3. </w:t>
-      </w:r>
-      <w:proofErr w:type="spellStart"/>
-      <w:r>
-        <w:rPr>
-          <w:lang w:val="en-GB"/>
-        </w:rPr>
-        <w:t>Dati</w:t>
-      </w:r>
-      <w:proofErr w:type="spellEnd"/>
-      <w:r>
-        <w:rPr>
-          <w:lang w:val="en-GB"/>
-        </w:rPr>
-        <w:t xml:space="preserve"> kernel </w:t>
+        <w:t xml:space="preserve"> 3x3. Dati kernel </w:t>
       </w:r>
       <w:proofErr w:type="spellStart"/>
       <w:r>
@@ -3599,7 +3888,7 @@
     </w:p>
     <w:p>
       <w:pPr>
-        <w:pStyle w:val="ListParagraph"/>
+        <w:pStyle w:val="Paragrafspiska"/>
         <w:numPr>
           <w:ilvl w:val="0"/>
           <w:numId w:val="12"/>
@@ -3681,7 +3970,7 @@
     </w:p>
     <w:p>
       <w:pPr>
-        <w:pStyle w:val="ListParagraph"/>
+        <w:pStyle w:val="Paragrafspiska"/>
         <w:numPr>
           <w:ilvl w:val="0"/>
           <w:numId w:val="12"/>
@@ -3967,7 +4256,7 @@
     </w:p>
     <w:p>
       <w:pPr>
-        <w:pStyle w:val="ListParagraph"/>
+        <w:pStyle w:val="Paragrafspiska"/>
         <w:numPr>
           <w:ilvl w:val="0"/>
           <w:numId w:val="12"/>
@@ -3997,7 +4286,7 @@
     </w:p>
     <w:p>
       <w:pPr>
-        <w:pStyle w:val="ListParagraph"/>
+        <w:pStyle w:val="Paragrafspiska"/>
         <w:numPr>
           <w:ilvl w:val="0"/>
           <w:numId w:val="12"/>
@@ -4079,7 +4368,7 @@
     </w:p>
     <w:p>
       <w:pPr>
-        <w:pStyle w:val="ListParagraph"/>
+        <w:pStyle w:val="Paragrafspiska"/>
         <w:numPr>
           <w:ilvl w:val="0"/>
           <w:numId w:val="12"/>
@@ -4572,20 +4861,12 @@
           <w:lang w:val="en-GB"/>
         </w:rPr>
       </w:pPr>
-      <w:proofErr w:type="spellStart"/>
       <w:r>
         <w:rPr>
           <w:lang w:val="en-GB"/>
         </w:rPr>
         <w:lastRenderedPageBreak/>
-        <w:t>Osim</w:t>
-      </w:r>
-      <w:proofErr w:type="spellEnd"/>
-      <w:r>
-        <w:rPr>
-          <w:lang w:val="en-GB"/>
-        </w:rPr>
-        <w:t xml:space="preserve"> </w:t>
+        <w:t xml:space="preserve">Osim </w:t>
       </w:r>
       <w:proofErr w:type="spellStart"/>
       <w:r>
@@ -5208,7 +5489,19 @@
         <w:rPr>
           <w:lang w:val="en-GB"/>
         </w:rPr>
-        <w:t>postiđe</w:t>
+        <w:t>posti</w:t>
+      </w:r>
+      <w:r>
+        <w:rPr>
+          <w:lang w:val="en-GB"/>
+        </w:rPr>
+        <w:t>ž</w:t>
+      </w:r>
+      <w:r>
+        <w:rPr>
+          <w:lang w:val="en-GB"/>
+        </w:rPr>
+        <w:t>e</w:t>
       </w:r>
       <w:proofErr w:type="spellEnd"/>
       <w:r>
@@ -5378,26 +5671,610 @@
         </w:rPr>
         <w:t xml:space="preserve">. </w:t>
       </w:r>
-      <w:proofErr w:type="spellStart"/>
-      <w:r>
-        <w:rPr>
-          <w:lang w:val="en-GB"/>
-        </w:rPr>
-        <w:t>Kako</w:t>
-      </w:r>
-      <w:proofErr w:type="spellEnd"/>
-      <w:r>
-        <w:rPr>
-          <w:lang w:val="en-GB"/>
+      <w:r>
+        <w:rPr>
+          <w:lang w:val="en-GB"/>
+        </w:rPr>
+        <w:t xml:space="preserve">Kako je </w:t>
+      </w:r>
+      <w:proofErr w:type="spellStart"/>
+      <w:r>
+        <w:rPr>
+          <w:lang w:val="en-GB"/>
+        </w:rPr>
+        <w:t>cilj</w:t>
+      </w:r>
+      <w:proofErr w:type="spellEnd"/>
+      <w:r>
+        <w:rPr>
+          <w:lang w:val="en-GB"/>
+        </w:rPr>
+        <w:t xml:space="preserve"> </w:t>
+      </w:r>
+      <w:proofErr w:type="spellStart"/>
+      <w:r>
+        <w:rPr>
+          <w:lang w:val="en-GB"/>
+        </w:rPr>
+        <w:t>našeg</w:t>
+      </w:r>
+      <w:proofErr w:type="spellEnd"/>
+      <w:r>
+        <w:rPr>
+          <w:lang w:val="en-GB"/>
+        </w:rPr>
+        <w:t xml:space="preserve"> </w:t>
+      </w:r>
+      <w:proofErr w:type="spellStart"/>
+      <w:r>
+        <w:rPr>
+          <w:lang w:val="en-GB"/>
+        </w:rPr>
+        <w:t>modela</w:t>
+      </w:r>
+      <w:proofErr w:type="spellEnd"/>
+      <w:r>
+        <w:rPr>
+          <w:lang w:val="en-GB"/>
+        </w:rPr>
+        <w:t xml:space="preserve"> </w:t>
+      </w:r>
+      <w:proofErr w:type="spellStart"/>
+      <w:r>
+        <w:rPr>
+          <w:lang w:val="en-GB"/>
+        </w:rPr>
+        <w:t>klasifikacija</w:t>
+      </w:r>
+      <w:proofErr w:type="spellEnd"/>
+      <w:r>
+        <w:rPr>
+          <w:lang w:val="en-GB"/>
+        </w:rPr>
+        <w:t xml:space="preserve"> </w:t>
+      </w:r>
+      <w:proofErr w:type="spellStart"/>
+      <w:r>
+        <w:rPr>
+          <w:lang w:val="en-GB"/>
+        </w:rPr>
+        <w:t>raka</w:t>
+      </w:r>
+      <w:proofErr w:type="spellEnd"/>
+      <w:r>
+        <w:rPr>
+          <w:lang w:val="en-GB"/>
+        </w:rPr>
+        <w:t xml:space="preserve"> </w:t>
+      </w:r>
+      <w:proofErr w:type="spellStart"/>
+      <w:r>
+        <w:rPr>
+          <w:lang w:val="en-GB"/>
+        </w:rPr>
+        <w:t>pluća</w:t>
+      </w:r>
+      <w:proofErr w:type="spellEnd"/>
+      <w:r>
+        <w:rPr>
+          <w:lang w:val="en-GB"/>
+        </w:rPr>
+        <w:t xml:space="preserve"> </w:t>
+      </w:r>
+      <w:proofErr w:type="spellStart"/>
+      <w:r>
+        <w:rPr>
+          <w:lang w:val="en-GB"/>
+        </w:rPr>
+        <w:t>postoji</w:t>
+      </w:r>
+      <w:proofErr w:type="spellEnd"/>
+      <w:r>
+        <w:rPr>
+          <w:lang w:val="en-GB"/>
+        </w:rPr>
+        <w:t xml:space="preserve"> par </w:t>
+      </w:r>
+      <w:proofErr w:type="spellStart"/>
+      <w:r>
+        <w:rPr>
+          <w:lang w:val="en-GB"/>
+        </w:rPr>
+        <w:t>opcije</w:t>
+      </w:r>
+      <w:proofErr w:type="spellEnd"/>
+      <w:r>
+        <w:rPr>
+          <w:lang w:val="en-GB"/>
+        </w:rPr>
+        <w:t>: cross-entropy, binary cross-</w:t>
+      </w:r>
+      <w:proofErr w:type="spellStart"/>
+      <w:r>
+        <w:rPr>
+          <w:lang w:val="en-GB"/>
+        </w:rPr>
+        <w:t>entorpy</w:t>
+      </w:r>
+      <w:proofErr w:type="spellEnd"/>
+      <w:r>
+        <w:rPr>
+          <w:lang w:val="en-GB"/>
+        </w:rPr>
+        <w:t>, categorical cross-</w:t>
+      </w:r>
+      <w:proofErr w:type="spellStart"/>
+      <w:r>
+        <w:rPr>
+          <w:lang w:val="en-GB"/>
+        </w:rPr>
+        <w:t>entroy</w:t>
+      </w:r>
+      <w:proofErr w:type="spellEnd"/>
+      <w:r>
+        <w:rPr>
+          <w:lang w:val="en-GB"/>
+        </w:rPr>
+        <w:t>.</w:t>
+      </w:r>
+    </w:p>
+    <w:p>
+      <w:r>
+        <w:rPr>
+          <w:lang w:val="en-US"/>
+        </w:rPr>
+        <w:t xml:space="preserve">U </w:t>
+      </w:r>
+      <w:proofErr w:type="spellStart"/>
+      <w:r>
+        <w:rPr>
+          <w:lang w:val="en-US"/>
+        </w:rPr>
+        <w:t>ovom</w:t>
+      </w:r>
+      <w:proofErr w:type="spellEnd"/>
+      <w:r>
+        <w:rPr>
+          <w:lang w:val="en-US"/>
+        </w:rPr>
+        <w:t xml:space="preserve"> </w:t>
+      </w:r>
+      <w:proofErr w:type="spellStart"/>
+      <w:r>
+        <w:rPr>
+          <w:lang w:val="en-US"/>
+        </w:rPr>
+        <w:t>radu</w:t>
+      </w:r>
+      <w:proofErr w:type="spellEnd"/>
+      <w:r>
+        <w:rPr>
+          <w:lang w:val="en-US"/>
         </w:rPr>
         <w:t xml:space="preserve"> je </w:t>
       </w:r>
       <w:proofErr w:type="spellStart"/>
       <w:r>
         <w:rPr>
-          <w:lang w:val="en-GB"/>
-        </w:rPr>
-        <w:t>cilj</w:t>
+          <w:lang w:val="en-US"/>
+        </w:rPr>
+        <w:t>odabrana</w:t>
+      </w:r>
+      <w:proofErr w:type="spellEnd"/>
+      <w:r>
+        <w:rPr>
+          <w:lang w:val="en-US"/>
+        </w:rPr>
+        <w:t xml:space="preserve"> cross-ent</w:t>
+      </w:r>
+      <w:r>
+        <w:rPr>
+          <w:lang w:val="en-US"/>
+        </w:rPr>
+        <w:t xml:space="preserve">ropy funkcija </w:t>
+      </w:r>
+      <w:proofErr w:type="spellStart"/>
+      <w:r>
+        <w:rPr>
+          <w:lang w:val="en-US"/>
+        </w:rPr>
+        <w:t>troška</w:t>
+      </w:r>
+      <w:proofErr w:type="spellEnd"/>
+      <w:r>
+        <w:rPr>
+          <w:lang w:val="en-US"/>
+        </w:rPr>
+        <w:t xml:space="preserve">. </w:t>
+      </w:r>
+      <w:r>
+        <w:rPr>
+          <w:lang w:val="en-GB"/>
+        </w:rPr>
+        <w:t xml:space="preserve">Za </w:t>
+      </w:r>
+      <w:proofErr w:type="spellStart"/>
+      <w:r>
+        <w:rPr>
+          <w:lang w:val="en-GB"/>
+        </w:rPr>
+        <w:t>probleme</w:t>
+      </w:r>
+      <w:proofErr w:type="spellEnd"/>
+      <w:r>
+        <w:rPr>
+          <w:lang w:val="en-GB"/>
+        </w:rPr>
+        <w:t xml:space="preserve"> </w:t>
+      </w:r>
+      <w:proofErr w:type="spellStart"/>
+      <w:r>
+        <w:rPr>
+          <w:lang w:val="en-GB"/>
+        </w:rPr>
+        <w:t>klasifikacije</w:t>
+      </w:r>
+      <w:proofErr w:type="spellEnd"/>
+      <w:r>
+        <w:rPr>
+          <w:lang w:val="en-GB"/>
+        </w:rPr>
+        <w:t xml:space="preserve"> </w:t>
+      </w:r>
+      <w:proofErr w:type="spellStart"/>
+      <w:r>
+        <w:rPr>
+          <w:lang w:val="en-GB"/>
+        </w:rPr>
+        <w:t>trošak</w:t>
+      </w:r>
+      <w:proofErr w:type="spellEnd"/>
+      <w:r>
+        <w:rPr>
+          <w:lang w:val="en-GB"/>
+        </w:rPr>
+        <w:t xml:space="preserve"> (loss) </w:t>
+      </w:r>
+      <w:r>
+        <w:rPr>
+          <w:lang w:val="en-GB"/>
+        </w:rPr>
+        <w:t xml:space="preserve">se </w:t>
+      </w:r>
+      <w:proofErr w:type="spellStart"/>
+      <w:r>
+        <w:rPr>
+          <w:lang w:val="en-GB"/>
+        </w:rPr>
+        <w:t>obično</w:t>
+      </w:r>
+      <w:proofErr w:type="spellEnd"/>
+      <w:r>
+        <w:rPr>
+          <w:lang w:val="en-GB"/>
+        </w:rPr>
+        <w:t xml:space="preserve"> </w:t>
+      </w:r>
+      <w:proofErr w:type="spellStart"/>
+      <w:r>
+        <w:rPr>
+          <w:lang w:val="en-GB"/>
+        </w:rPr>
+        <w:t>definiše</w:t>
+      </w:r>
+      <w:proofErr w:type="spellEnd"/>
+      <w:r>
+        <w:rPr>
+          <w:lang w:val="en-GB"/>
+        </w:rPr>
+        <w:t xml:space="preserve"> </w:t>
+      </w:r>
+      <w:proofErr w:type="spellStart"/>
+      <w:r>
+        <w:rPr>
+          <w:lang w:val="en-GB"/>
+        </w:rPr>
+        <w:t>kao</w:t>
+      </w:r>
+      <w:proofErr w:type="spellEnd"/>
+      <w:r>
+        <w:rPr>
+          <w:lang w:val="en-GB"/>
+        </w:rPr>
+        <w:t xml:space="preserve"> </w:t>
+      </w:r>
+      <w:proofErr w:type="spellStart"/>
+      <w:r>
+        <w:rPr>
+          <w:lang w:val="en-GB"/>
+        </w:rPr>
+        <w:t>entropija</w:t>
+      </w:r>
+      <w:proofErr w:type="spellEnd"/>
+      <w:r>
+        <w:rPr>
+          <w:lang w:val="en-GB"/>
+        </w:rPr>
+        <w:t xml:space="preserve">. </w:t>
+      </w:r>
+      <w:proofErr w:type="spellStart"/>
+      <w:r>
+        <w:rPr>
+          <w:lang w:val="en-GB"/>
+        </w:rPr>
+        <w:t>Entropija</w:t>
+      </w:r>
+      <w:proofErr w:type="spellEnd"/>
+      <w:r>
+        <w:rPr>
+          <w:lang w:val="en-GB"/>
+        </w:rPr>
+        <w:t xml:space="preserve"> </w:t>
+      </w:r>
+      <w:proofErr w:type="spellStart"/>
+      <w:r>
+        <w:rPr>
+          <w:lang w:val="en-GB"/>
+        </w:rPr>
+        <w:t>predstavlja</w:t>
+      </w:r>
+      <w:proofErr w:type="spellEnd"/>
+      <w:r>
+        <w:rPr>
+          <w:lang w:val="en-GB"/>
+        </w:rPr>
+        <w:t xml:space="preserve"> </w:t>
+      </w:r>
+      <w:proofErr w:type="spellStart"/>
+      <w:r>
+        <w:rPr>
+          <w:lang w:val="en-GB"/>
+        </w:rPr>
+        <w:t>stopu</w:t>
+      </w:r>
+      <w:proofErr w:type="spellEnd"/>
+      <w:r>
+        <w:rPr>
+          <w:lang w:val="en-GB"/>
+        </w:rPr>
+        <w:t xml:space="preserve"> </w:t>
+      </w:r>
+      <w:proofErr w:type="spellStart"/>
+      <w:r>
+        <w:rPr>
+          <w:lang w:val="en-GB"/>
+        </w:rPr>
+        <w:t>nesigurnosti</w:t>
+      </w:r>
+      <w:proofErr w:type="spellEnd"/>
+      <w:r>
+        <w:rPr>
+          <w:lang w:val="en-GB"/>
+        </w:rPr>
+        <w:t xml:space="preserve"> u </w:t>
+      </w:r>
+      <w:proofErr w:type="spellStart"/>
+      <w:r>
+        <w:rPr>
+          <w:lang w:val="en-GB"/>
+        </w:rPr>
+        <w:t>sistemu</w:t>
+      </w:r>
+      <w:proofErr w:type="spellEnd"/>
+      <w:r>
+        <w:rPr>
+          <w:lang w:val="en-GB"/>
+        </w:rPr>
+        <w:t xml:space="preserve">. </w:t>
+      </w:r>
+      <w:proofErr w:type="spellStart"/>
+      <w:r>
+        <w:rPr>
+          <w:lang w:val="en-GB"/>
+        </w:rPr>
+        <w:t>Što</w:t>
+      </w:r>
+      <w:proofErr w:type="spellEnd"/>
+      <w:r>
+        <w:rPr>
+          <w:lang w:val="en-GB"/>
+        </w:rPr>
+        <w:t xml:space="preserve"> </w:t>
+      </w:r>
+      <w:proofErr w:type="spellStart"/>
+      <w:r>
+        <w:rPr>
+          <w:lang w:val="en-GB"/>
+        </w:rPr>
+        <w:t>su</w:t>
+      </w:r>
+      <w:proofErr w:type="spellEnd"/>
+      <w:r>
+        <w:rPr>
+          <w:lang w:val="en-GB"/>
+        </w:rPr>
+        <w:t xml:space="preserve"> </w:t>
+      </w:r>
+      <w:proofErr w:type="spellStart"/>
+      <w:r>
+        <w:rPr>
+          <w:lang w:val="en-GB"/>
+        </w:rPr>
+        <w:t>predikcije</w:t>
+      </w:r>
+      <w:proofErr w:type="spellEnd"/>
+      <w:r>
+        <w:rPr>
+          <w:lang w:val="en-GB"/>
+        </w:rPr>
+        <w:t xml:space="preserve"> </w:t>
+      </w:r>
+      <w:proofErr w:type="spellStart"/>
+      <w:r>
+        <w:rPr>
+          <w:lang w:val="en-GB"/>
+        </w:rPr>
+        <w:t>koje</w:t>
+      </w:r>
+      <w:proofErr w:type="spellEnd"/>
+      <w:r>
+        <w:rPr>
+          <w:lang w:val="en-GB"/>
+        </w:rPr>
+        <w:t xml:space="preserve"> </w:t>
+      </w:r>
+      <w:proofErr w:type="spellStart"/>
+      <w:r>
+        <w:rPr>
+          <w:lang w:val="en-GB"/>
+        </w:rPr>
+        <w:t>naš</w:t>
+      </w:r>
+      <w:proofErr w:type="spellEnd"/>
+      <w:r>
+        <w:rPr>
+          <w:lang w:val="en-GB"/>
+        </w:rPr>
+        <w:t xml:space="preserve"> model </w:t>
+      </w:r>
+      <w:proofErr w:type="spellStart"/>
+      <w:r>
+        <w:rPr>
+          <w:lang w:val="en-GB"/>
+        </w:rPr>
+        <w:t>pravi</w:t>
+      </w:r>
+      <w:proofErr w:type="spellEnd"/>
+      <w:r>
+        <w:rPr>
+          <w:lang w:val="en-GB"/>
+        </w:rPr>
+        <w:t xml:space="preserve"> </w:t>
+      </w:r>
+      <w:proofErr w:type="spellStart"/>
+      <w:r>
+        <w:rPr>
+          <w:lang w:val="en-GB"/>
+        </w:rPr>
+        <w:t>tačnije</w:t>
+      </w:r>
+      <w:proofErr w:type="spellEnd"/>
+      <w:r>
+        <w:rPr>
+          <w:lang w:val="en-GB"/>
+        </w:rPr>
+        <w:t>,</w:t>
+      </w:r>
+      <w:r>
+        <w:rPr>
+          <w:lang w:val="en-GB"/>
+        </w:rPr>
+        <w:t xml:space="preserve"> </w:t>
+      </w:r>
+      <w:proofErr w:type="spellStart"/>
+      <w:r>
+        <w:rPr>
+          <w:lang w:val="en-GB"/>
+        </w:rPr>
+        <w:t>entropija</w:t>
+      </w:r>
+      <w:proofErr w:type="spellEnd"/>
+      <w:r>
+        <w:rPr>
+          <w:lang w:val="en-GB"/>
+        </w:rPr>
+        <w:t xml:space="preserve"> </w:t>
+      </w:r>
+      <w:proofErr w:type="spellStart"/>
+      <w:r>
+        <w:rPr>
+          <w:lang w:val="en-GB"/>
+        </w:rPr>
+        <w:t>sistema</w:t>
+      </w:r>
+      <w:proofErr w:type="spellEnd"/>
+      <w:r>
+        <w:rPr>
+          <w:lang w:val="en-GB"/>
+        </w:rPr>
+        <w:t xml:space="preserve"> </w:t>
+      </w:r>
+      <w:proofErr w:type="spellStart"/>
+      <w:r>
+        <w:rPr>
+          <w:lang w:val="en-GB"/>
+        </w:rPr>
+        <w:t>opada</w:t>
+      </w:r>
+      <w:proofErr w:type="spellEnd"/>
+      <w:r>
+        <w:rPr>
+          <w:lang w:val="en-GB"/>
+        </w:rPr>
+        <w:t xml:space="preserve">. </w:t>
+      </w:r>
+      <w:proofErr w:type="spellStart"/>
+      <w:r>
+        <w:rPr>
+          <w:lang w:val="en-GB"/>
+        </w:rPr>
+        <w:t>Trošak</w:t>
+      </w:r>
+      <w:proofErr w:type="spellEnd"/>
+      <w:r>
+        <w:rPr>
+          <w:lang w:val="en-GB"/>
+        </w:rPr>
+        <w:t xml:space="preserve"> se </w:t>
+      </w:r>
+      <w:proofErr w:type="spellStart"/>
+      <w:r>
+        <w:rPr>
+          <w:lang w:val="en-GB"/>
+        </w:rPr>
+        <w:t>računa</w:t>
+      </w:r>
+      <w:proofErr w:type="spellEnd"/>
+      <w:r>
+        <w:rPr>
+          <w:lang w:val="en-GB"/>
+        </w:rPr>
+        <w:t xml:space="preserve"> </w:t>
+      </w:r>
+      <w:proofErr w:type="spellStart"/>
+      <w:r>
+        <w:rPr>
+          <w:lang w:val="en-GB"/>
+        </w:rPr>
+        <w:t>kao</w:t>
+      </w:r>
+      <w:proofErr w:type="spellEnd"/>
+      <w:r>
+        <w:rPr>
+          <w:lang w:val="en-GB"/>
+        </w:rPr>
+        <w:t xml:space="preserve"> </w:t>
+      </w:r>
+      <w:proofErr w:type="spellStart"/>
+      <w:r>
+        <w:rPr>
+          <w:lang w:val="en-GB"/>
+        </w:rPr>
+        <w:t>razlika</w:t>
+      </w:r>
+      <w:proofErr w:type="spellEnd"/>
+      <w:r>
+        <w:rPr>
+          <w:lang w:val="en-GB"/>
+        </w:rPr>
+        <w:t xml:space="preserve"> u </w:t>
+      </w:r>
+      <w:proofErr w:type="spellStart"/>
+      <w:r>
+        <w:rPr>
+          <w:lang w:val="en-GB"/>
+        </w:rPr>
+        <w:t>entropiji</w:t>
       </w:r>
       <w:proofErr w:type="spellEnd"/>
       <w:r>
@@ -5425,2306 +6302,1438 @@
         <w:rPr>
           <w:lang w:val="en-GB"/>
         </w:rPr>
+        <w:t>model</w:t>
+      </w:r>
+      <w:r>
+        <w:rPr>
+          <w:lang w:val="en-GB"/>
+        </w:rPr>
+        <w:t>a</w:t>
+      </w:r>
+      <w:proofErr w:type="spellEnd"/>
+      <w:r>
+        <w:rPr>
+          <w:lang w:val="en-GB"/>
+        </w:rPr>
+        <w:t xml:space="preserve"> </w:t>
+      </w:r>
+      <w:proofErr w:type="spellStart"/>
+      <w:r>
+        <w:rPr>
+          <w:lang w:val="en-GB"/>
+        </w:rPr>
+        <w:t>i</w:t>
+      </w:r>
+      <w:proofErr w:type="spellEnd"/>
+      <w:r>
+        <w:rPr>
+          <w:lang w:val="en-GB"/>
+        </w:rPr>
+        <w:t xml:space="preserve"> </w:t>
+      </w:r>
+      <w:proofErr w:type="spellStart"/>
+      <w:r>
+        <w:rPr>
+          <w:lang w:val="en-GB"/>
+        </w:rPr>
+        <w:t>baznog</w:t>
+      </w:r>
+      <w:proofErr w:type="spellEnd"/>
+      <w:r>
+        <w:rPr>
+          <w:lang w:val="en-GB"/>
+        </w:rPr>
+        <w:t xml:space="preserve"> </w:t>
+      </w:r>
+      <w:proofErr w:type="spellStart"/>
+      <w:r>
+        <w:rPr>
+          <w:lang w:val="en-GB"/>
+        </w:rPr>
+        <w:t>slučaja</w:t>
+      </w:r>
+      <w:proofErr w:type="spellEnd"/>
+      <w:r>
+        <w:rPr>
+          <w:lang w:val="en-GB"/>
+        </w:rPr>
+        <w:t xml:space="preserve"> </w:t>
+      </w:r>
+      <w:proofErr w:type="spellStart"/>
+      <w:r>
+        <w:rPr>
+          <w:lang w:val="en-GB"/>
+        </w:rPr>
+        <w:t>gdje</w:t>
+      </w:r>
+      <w:proofErr w:type="spellEnd"/>
+      <w:r>
+        <w:rPr>
+          <w:lang w:val="en-GB"/>
+        </w:rPr>
+        <w:t xml:space="preserve"> </w:t>
+      </w:r>
+      <w:proofErr w:type="spellStart"/>
+      <w:r>
+        <w:rPr>
+          <w:lang w:val="en-GB"/>
+        </w:rPr>
+        <w:t>su</w:t>
+      </w:r>
+      <w:proofErr w:type="spellEnd"/>
+      <w:r>
+        <w:rPr>
+          <w:lang w:val="en-GB"/>
+        </w:rPr>
+        <w:t xml:space="preserve"> </w:t>
+      </w:r>
+      <w:proofErr w:type="spellStart"/>
+      <w:r>
+        <w:rPr>
+          <w:lang w:val="en-GB"/>
+        </w:rPr>
+        <w:t>predikcije</w:t>
+      </w:r>
+      <w:proofErr w:type="spellEnd"/>
+      <w:r>
+        <w:rPr>
+          <w:lang w:val="en-GB"/>
+        </w:rPr>
+        <w:t xml:space="preserve"> </w:t>
+      </w:r>
+      <w:proofErr w:type="spellStart"/>
+      <w:r>
+        <w:rPr>
+          <w:lang w:val="en-GB"/>
+        </w:rPr>
+        <w:t>uvijek</w:t>
+      </w:r>
+      <w:proofErr w:type="spellEnd"/>
+      <w:r>
+        <w:rPr>
+          <w:lang w:val="en-GB"/>
+        </w:rPr>
+        <w:t xml:space="preserve"> </w:t>
+      </w:r>
+      <w:proofErr w:type="spellStart"/>
+      <w:r>
+        <w:rPr>
+          <w:lang w:val="en-GB"/>
+        </w:rPr>
+        <w:t>tačne</w:t>
+      </w:r>
+      <w:proofErr w:type="spellEnd"/>
+      <w:r>
+        <w:rPr>
+          <w:lang w:val="en-GB"/>
+        </w:rPr>
+        <w:t>.</w:t>
+      </w:r>
+      <w:r>
+        <w:t xml:space="preserve"> Krajnji cilj treniranje je svesti datu funkciju na što nižu vrijednost.</w:t>
+      </w:r>
+      <w:r>
+        <w:t xml:space="preserve"> </w:t>
+      </w:r>
+    </w:p>
+    <w:p>
+      <w:r>
+        <w:t>Optimizer</w:t>
+      </w:r>
+      <w:r>
+        <w:t xml:space="preserve">i </w:t>
+      </w:r>
+      <w:r>
+        <w:t xml:space="preserve">su algoritmi koji </w:t>
+      </w:r>
+      <w:r>
+        <w:t xml:space="preserve">modifikuju </w:t>
+      </w:r>
+      <w:r>
+        <w:t xml:space="preserve">parametre modela na osnovu funkcije troška. </w:t>
+      </w:r>
+      <w:r>
+        <w:rPr>
+          <w:lang w:val="en-US"/>
+        </w:rPr>
+        <w:t xml:space="preserve">Kao </w:t>
+      </w:r>
+      <w:proofErr w:type="spellStart"/>
+      <w:r>
+        <w:rPr>
+          <w:lang w:val="en-US"/>
+        </w:rPr>
+        <w:t>i</w:t>
+      </w:r>
+      <w:proofErr w:type="spellEnd"/>
+      <w:r>
+        <w:rPr>
+          <w:lang w:val="en-US"/>
+        </w:rPr>
+        <w:t xml:space="preserve"> funkcije </w:t>
+      </w:r>
+      <w:proofErr w:type="spellStart"/>
+      <w:r>
+        <w:rPr>
+          <w:lang w:val="en-US"/>
+        </w:rPr>
+        <w:t>troška</w:t>
+      </w:r>
+      <w:proofErr w:type="spellEnd"/>
+      <w:r>
+        <w:rPr>
+          <w:lang w:val="en-US"/>
+        </w:rPr>
+        <w:t xml:space="preserve"> imamo </w:t>
+      </w:r>
+      <w:proofErr w:type="spellStart"/>
+      <w:r>
+        <w:rPr>
+          <w:lang w:val="en-US"/>
+        </w:rPr>
+        <w:t>različite</w:t>
+      </w:r>
+      <w:proofErr w:type="spellEnd"/>
+      <w:r>
+        <w:rPr>
+          <w:lang w:val="en-US"/>
+        </w:rPr>
+        <w:t xml:space="preserve"> </w:t>
+      </w:r>
+      <w:proofErr w:type="spellStart"/>
+      <w:r>
+        <w:rPr>
+          <w:lang w:val="en-US"/>
+        </w:rPr>
+        <w:t>optimize</w:t>
+      </w:r>
+      <w:r>
+        <w:rPr>
+          <w:lang w:val="en-US"/>
+        </w:rPr>
+        <w:t>re</w:t>
+      </w:r>
+      <w:proofErr w:type="spellEnd"/>
+      <w:r>
+        <w:rPr>
+          <w:lang w:val="en-US"/>
+        </w:rPr>
+        <w:t xml:space="preserve"> </w:t>
+      </w:r>
+      <w:r>
+        <w:rPr>
+          <w:lang w:val="en-US"/>
+        </w:rPr>
+        <w:t xml:space="preserve">poput </w:t>
+      </w:r>
+      <w:proofErr w:type="spellStart"/>
+      <w:r>
+        <w:rPr>
+          <w:lang w:val="en-US"/>
+        </w:rPr>
+        <w:t>Stohastic</w:t>
+      </w:r>
+      <w:proofErr w:type="spellEnd"/>
+      <w:r>
+        <w:rPr>
+          <w:lang w:val="en-US"/>
+        </w:rPr>
+        <w:t xml:space="preserve"> </w:t>
+      </w:r>
+      <w:r>
+        <w:rPr>
+          <w:lang w:val="en-US"/>
+        </w:rPr>
+        <w:t xml:space="preserve">Gradient Descent, </w:t>
+      </w:r>
+      <w:proofErr w:type="spellStart"/>
+      <w:r>
+        <w:rPr>
+          <w:lang w:val="en-US"/>
+        </w:rPr>
+        <w:t>AdaGrad</w:t>
+      </w:r>
+      <w:proofErr w:type="spellEnd"/>
+      <w:r>
+        <w:rPr>
+          <w:lang w:val="en-US"/>
+        </w:rPr>
+        <w:t>, RMSprop, Ada</w:t>
+      </w:r>
+      <w:r>
+        <w:rPr>
+          <w:lang w:val="en-US"/>
+        </w:rPr>
+        <w:t>m</w:t>
+      </w:r>
+      <w:r>
+        <w:rPr>
+          <w:lang w:val="en-US"/>
+        </w:rPr>
+        <w:t xml:space="preserve">. </w:t>
+      </w:r>
+      <w:r>
+        <w:rPr>
+          <w:lang w:val="en-US"/>
+        </w:rPr>
+        <w:t xml:space="preserve">Za dati rad je </w:t>
+      </w:r>
+      <w:proofErr w:type="spellStart"/>
+      <w:r>
+        <w:rPr>
+          <w:lang w:val="en-US"/>
+        </w:rPr>
+        <w:t>odabran</w:t>
+      </w:r>
+      <w:proofErr w:type="spellEnd"/>
+      <w:r>
+        <w:rPr>
+          <w:lang w:val="en-US"/>
+        </w:rPr>
+        <w:t xml:space="preserve"> Adam optimizer. Ovo je </w:t>
+      </w:r>
+      <w:proofErr w:type="spellStart"/>
+      <w:r>
+        <w:rPr>
+          <w:lang w:val="en-US"/>
+        </w:rPr>
+        <w:t>defaultni</w:t>
+      </w:r>
+      <w:proofErr w:type="spellEnd"/>
+      <w:r>
+        <w:rPr>
+          <w:lang w:val="en-US"/>
+        </w:rPr>
+        <w:t xml:space="preserve"> optimizer koji se koristi u </w:t>
+      </w:r>
+      <w:proofErr w:type="spellStart"/>
+      <w:r>
+        <w:rPr>
+          <w:lang w:val="en-US"/>
+        </w:rPr>
+        <w:t>velikim</w:t>
+      </w:r>
+      <w:proofErr w:type="spellEnd"/>
+      <w:r>
+        <w:rPr>
+          <w:lang w:val="en-US"/>
+        </w:rPr>
+        <w:t xml:space="preserve"> </w:t>
+      </w:r>
+      <w:proofErr w:type="spellStart"/>
+      <w:r>
+        <w:rPr>
+          <w:lang w:val="en-US"/>
+        </w:rPr>
+        <w:t>bibliotekama</w:t>
+      </w:r>
+      <w:proofErr w:type="spellEnd"/>
+      <w:r>
+        <w:rPr>
+          <w:lang w:val="en-US"/>
+        </w:rPr>
+        <w:t xml:space="preserve"> </w:t>
+      </w:r>
+      <w:proofErr w:type="spellStart"/>
+      <w:r>
+        <w:rPr>
+          <w:lang w:val="en-US"/>
+        </w:rPr>
+        <w:t>i</w:t>
+      </w:r>
+      <w:proofErr w:type="spellEnd"/>
+      <w:r>
+        <w:rPr>
+          <w:lang w:val="en-US"/>
+        </w:rPr>
+        <w:t xml:space="preserve"> </w:t>
+      </w:r>
+      <w:proofErr w:type="spellStart"/>
+      <w:r>
+        <w:rPr>
+          <w:lang w:val="en-US"/>
+        </w:rPr>
+        <w:t>radi</w:t>
+      </w:r>
+      <w:proofErr w:type="spellEnd"/>
+      <w:r>
+        <w:rPr>
+          <w:lang w:val="en-US"/>
+        </w:rPr>
+        <w:t xml:space="preserve"> dobro </w:t>
+      </w:r>
+      <w:proofErr w:type="spellStart"/>
+      <w:r>
+        <w:rPr>
+          <w:lang w:val="en-US"/>
+        </w:rPr>
+        <w:t>na</w:t>
+      </w:r>
+      <w:proofErr w:type="spellEnd"/>
+      <w:r>
+        <w:rPr>
+          <w:lang w:val="en-US"/>
+        </w:rPr>
+        <w:t xml:space="preserve"> </w:t>
+      </w:r>
+      <w:proofErr w:type="spellStart"/>
+      <w:r>
+        <w:rPr>
+          <w:lang w:val="en-US"/>
+        </w:rPr>
+        <w:t>velikim</w:t>
+      </w:r>
+      <w:proofErr w:type="spellEnd"/>
+      <w:r>
+        <w:rPr>
+          <w:lang w:val="en-US"/>
+        </w:rPr>
+        <w:t xml:space="preserve"> </w:t>
+      </w:r>
+      <w:proofErr w:type="spellStart"/>
+      <w:r>
+        <w:rPr>
+          <w:lang w:val="en-US"/>
+        </w:rPr>
+        <w:t>sk</w:t>
+      </w:r>
+      <w:r>
+        <w:rPr>
+          <w:lang w:val="en-US"/>
+        </w:rPr>
+        <w:t>upovima</w:t>
+      </w:r>
+      <w:proofErr w:type="spellEnd"/>
+      <w:r>
+        <w:rPr>
+          <w:lang w:val="en-US"/>
+        </w:rPr>
+        <w:t xml:space="preserve"> </w:t>
+      </w:r>
+      <w:proofErr w:type="spellStart"/>
+      <w:r>
+        <w:rPr>
+          <w:lang w:val="en-US"/>
+        </w:rPr>
+        <w:t>podataka</w:t>
+      </w:r>
+      <w:proofErr w:type="spellEnd"/>
+      <w:r>
+        <w:rPr>
+          <w:lang w:val="en-US"/>
+        </w:rPr>
+        <w:t xml:space="preserve">. </w:t>
+      </w:r>
+    </w:p>
+    <w:p>
+      <w:pPr>
+        <w:rPr>
+          <w:lang w:val="en-US"/>
+        </w:rPr>
+      </w:pPr>
+      <w:r>
+        <w:rPr>
+          <w:lang w:val="en-US"/>
+        </w:rPr>
+        <w:t xml:space="preserve">Stopa </w:t>
+      </w:r>
+      <w:proofErr w:type="spellStart"/>
+      <w:r>
+        <w:rPr>
+          <w:lang w:val="en-US"/>
+        </w:rPr>
+        <w:t>učenja</w:t>
+      </w:r>
+      <w:proofErr w:type="spellEnd"/>
+      <w:r>
+        <w:rPr>
+          <w:lang w:val="en-US"/>
+        </w:rPr>
+        <w:t xml:space="preserve"> je </w:t>
+      </w:r>
+      <w:proofErr w:type="spellStart"/>
+      <w:r>
+        <w:rPr>
+          <w:lang w:val="en-US"/>
+        </w:rPr>
+        <w:t>hiper</w:t>
+      </w:r>
+      <w:r>
+        <w:rPr>
+          <w:lang w:val="en-US"/>
+        </w:rPr>
+        <w:t>parameter</w:t>
+      </w:r>
+      <w:proofErr w:type="spellEnd"/>
+      <w:r>
+        <w:rPr>
+          <w:lang w:val="en-US"/>
+        </w:rPr>
+        <w:t xml:space="preserve"> koji se koristi prilikom </w:t>
+      </w:r>
+      <w:proofErr w:type="spellStart"/>
+      <w:r>
+        <w:rPr>
+          <w:lang w:val="en-US"/>
+        </w:rPr>
+        <w:t>treniranje</w:t>
+      </w:r>
+      <w:proofErr w:type="spellEnd"/>
+      <w:r>
+        <w:rPr>
+          <w:lang w:val="en-US"/>
+        </w:rPr>
+        <w:t xml:space="preserve"> koji </w:t>
+      </w:r>
+      <w:proofErr w:type="spellStart"/>
+      <w:r>
+        <w:rPr>
+          <w:lang w:val="en-US"/>
+        </w:rPr>
+        <w:t>govori</w:t>
+      </w:r>
+      <w:proofErr w:type="spellEnd"/>
+      <w:r>
+        <w:rPr>
+          <w:lang w:val="en-US"/>
+        </w:rPr>
+        <w:t xml:space="preserve"> </w:t>
+      </w:r>
+      <w:proofErr w:type="spellStart"/>
+      <w:r>
+        <w:rPr>
+          <w:lang w:val="en-US"/>
+        </w:rPr>
+        <w:t>optimizeru</w:t>
+      </w:r>
+      <w:proofErr w:type="spellEnd"/>
+      <w:r>
+        <w:rPr>
+          <w:lang w:val="en-US"/>
+        </w:rPr>
+        <w:t xml:space="preserve"> </w:t>
+      </w:r>
+      <w:proofErr w:type="spellStart"/>
+      <w:r>
+        <w:rPr>
+          <w:lang w:val="en-US"/>
+        </w:rPr>
+        <w:t>koliko</w:t>
+      </w:r>
+      <w:proofErr w:type="spellEnd"/>
+      <w:r>
+        <w:rPr>
+          <w:lang w:val="en-US"/>
+        </w:rPr>
+        <w:t xml:space="preserve"> </w:t>
+      </w:r>
+      <w:proofErr w:type="spellStart"/>
+      <w:r>
+        <w:rPr>
+          <w:lang w:val="en-US"/>
+        </w:rPr>
+        <w:t>može</w:t>
+      </w:r>
+      <w:proofErr w:type="spellEnd"/>
+      <w:r>
+        <w:rPr>
+          <w:lang w:val="en-US"/>
+        </w:rPr>
+        <w:t xml:space="preserve"> da </w:t>
+      </w:r>
+      <w:proofErr w:type="spellStart"/>
+      <w:r>
+        <w:rPr>
+          <w:lang w:val="en-US"/>
+        </w:rPr>
+        <w:t>podešava</w:t>
+      </w:r>
+      <w:proofErr w:type="spellEnd"/>
+      <w:r>
+        <w:rPr>
+          <w:lang w:val="en-US"/>
+        </w:rPr>
+        <w:t xml:space="preserve"> </w:t>
+      </w:r>
+      <w:proofErr w:type="spellStart"/>
+      <w:r>
+        <w:rPr>
+          <w:lang w:val="en-US"/>
+        </w:rPr>
+        <w:t>parametre</w:t>
+      </w:r>
+      <w:proofErr w:type="spellEnd"/>
+      <w:r>
+        <w:rPr>
+          <w:lang w:val="en-US"/>
+        </w:rPr>
+        <w:t xml:space="preserve"> </w:t>
+      </w:r>
+      <w:proofErr w:type="spellStart"/>
+      <w:r>
+        <w:rPr>
+          <w:lang w:val="en-US"/>
+        </w:rPr>
         <w:t>modela</w:t>
       </w:r>
       <w:proofErr w:type="spellEnd"/>
       <w:r>
         <w:rPr>
-          <w:lang w:val="en-GB"/>
-        </w:rPr>
-        <w:t xml:space="preserve"> </w:t>
-      </w:r>
-      <w:proofErr w:type="spellStart"/>
-      <w:r>
-        <w:rPr>
-          <w:lang w:val="en-GB"/>
-        </w:rPr>
-        <w:t>klasifikacija</w:t>
-      </w:r>
-      <w:proofErr w:type="spellEnd"/>
-      <w:r>
-        <w:rPr>
-          <w:lang w:val="en-GB"/>
-        </w:rPr>
-        <w:t xml:space="preserve"> </w:t>
-      </w:r>
-      <w:proofErr w:type="spellStart"/>
-      <w:r>
-        <w:rPr>
-          <w:lang w:val="en-GB"/>
-        </w:rPr>
-        <w:t>raka</w:t>
-      </w:r>
-      <w:proofErr w:type="spellEnd"/>
-      <w:r>
-        <w:rPr>
-          <w:lang w:val="en-GB"/>
-        </w:rPr>
-        <w:t xml:space="preserve"> </w:t>
-      </w:r>
-      <w:proofErr w:type="spellStart"/>
-      <w:r>
-        <w:rPr>
-          <w:lang w:val="en-GB"/>
-        </w:rPr>
-        <w:t>pluća</w:t>
-      </w:r>
-      <w:proofErr w:type="spellEnd"/>
-      <w:r>
-        <w:rPr>
-          <w:lang w:val="en-GB"/>
-        </w:rPr>
-        <w:t xml:space="preserve"> </w:t>
-      </w:r>
-      <w:proofErr w:type="spellStart"/>
-      <w:r>
-        <w:rPr>
-          <w:lang w:val="en-GB"/>
-        </w:rPr>
-        <w:t>postoji</w:t>
-      </w:r>
-      <w:proofErr w:type="spellEnd"/>
-      <w:r>
-        <w:rPr>
-          <w:lang w:val="en-GB"/>
-        </w:rPr>
-        <w:t xml:space="preserve"> par </w:t>
-      </w:r>
-      <w:proofErr w:type="spellStart"/>
-      <w:r>
-        <w:rPr>
-          <w:lang w:val="en-GB"/>
-        </w:rPr>
-        <w:t>opcije</w:t>
-      </w:r>
-      <w:proofErr w:type="spellEnd"/>
-      <w:r>
-        <w:rPr>
-          <w:lang w:val="en-GB"/>
-        </w:rPr>
-        <w:t>: cross-entropy, binary cross-</w:t>
-      </w:r>
-      <w:proofErr w:type="spellStart"/>
-      <w:r>
-        <w:rPr>
-          <w:lang w:val="en-GB"/>
-        </w:rPr>
-        <w:t>entorpy</w:t>
-      </w:r>
-      <w:proofErr w:type="spellEnd"/>
-      <w:r>
-        <w:rPr>
-          <w:lang w:val="en-GB"/>
-        </w:rPr>
-        <w:t>, categorical cross-</w:t>
-      </w:r>
-      <w:proofErr w:type="spellStart"/>
-      <w:r>
-        <w:rPr>
-          <w:lang w:val="en-GB"/>
-        </w:rPr>
-        <w:t>entroy</w:t>
-      </w:r>
-      <w:proofErr w:type="spellEnd"/>
-      <w:r>
-        <w:rPr>
-          <w:lang w:val="en-GB"/>
-        </w:rPr>
+          <w:lang w:val="en-US"/>
+        </w:rPr>
+        <w:t xml:space="preserve">. Stopa </w:t>
+      </w:r>
+      <w:proofErr w:type="spellStart"/>
+      <w:r>
+        <w:rPr>
+          <w:lang w:val="en-US"/>
+        </w:rPr>
+        <w:t>učenja</w:t>
+      </w:r>
+      <w:proofErr w:type="spellEnd"/>
+      <w:r>
+        <w:rPr>
+          <w:lang w:val="en-US"/>
+        </w:rPr>
+        <w:t xml:space="preserve"> je </w:t>
+      </w:r>
+      <w:proofErr w:type="spellStart"/>
+      <w:r>
+        <w:rPr>
+          <w:lang w:val="en-US"/>
+        </w:rPr>
+        <w:t>bitna</w:t>
+      </w:r>
+      <w:proofErr w:type="spellEnd"/>
+      <w:r>
+        <w:rPr>
+          <w:lang w:val="en-US"/>
+        </w:rPr>
+        <w:t xml:space="preserve"> </w:t>
+      </w:r>
+      <w:proofErr w:type="spellStart"/>
+      <w:r>
+        <w:rPr>
+          <w:lang w:val="en-US"/>
+        </w:rPr>
+        <w:t>jer</w:t>
+      </w:r>
+      <w:proofErr w:type="spellEnd"/>
+      <w:r>
+        <w:rPr>
+          <w:lang w:val="en-US"/>
+        </w:rPr>
+        <w:t xml:space="preserve"> </w:t>
+      </w:r>
+      <w:proofErr w:type="spellStart"/>
+      <w:r>
+        <w:rPr>
+          <w:lang w:val="en-US"/>
+        </w:rPr>
+        <w:t>ako</w:t>
+      </w:r>
+      <w:proofErr w:type="spellEnd"/>
+      <w:r>
+        <w:rPr>
+          <w:lang w:val="en-US"/>
+        </w:rPr>
+        <w:t xml:space="preserve"> je </w:t>
+      </w:r>
+      <w:proofErr w:type="spellStart"/>
+      <w:r>
+        <w:rPr>
+          <w:lang w:val="en-US"/>
+        </w:rPr>
+        <w:t>prevelika</w:t>
+      </w:r>
+      <w:proofErr w:type="spellEnd"/>
+      <w:r>
+        <w:rPr>
+          <w:lang w:val="en-US"/>
+        </w:rPr>
+        <w:t xml:space="preserve"> </w:t>
+      </w:r>
+      <w:proofErr w:type="spellStart"/>
+      <w:r>
+        <w:rPr>
+          <w:lang w:val="en-US"/>
+        </w:rPr>
+        <w:t>može</w:t>
+      </w:r>
+      <w:proofErr w:type="spellEnd"/>
+      <w:r>
+        <w:rPr>
+          <w:lang w:val="en-US"/>
+        </w:rPr>
+        <w:t xml:space="preserve"> se </w:t>
+      </w:r>
+      <w:proofErr w:type="spellStart"/>
+      <w:r>
+        <w:rPr>
+          <w:lang w:val="en-US"/>
+        </w:rPr>
+        <w:t>desiti</w:t>
+      </w:r>
+      <w:proofErr w:type="spellEnd"/>
+      <w:r>
+        <w:rPr>
+          <w:lang w:val="en-US"/>
+        </w:rPr>
+        <w:t xml:space="preserve"> da optimizer </w:t>
+      </w:r>
+      <w:proofErr w:type="spellStart"/>
+      <w:r>
+        <w:rPr>
+          <w:lang w:val="en-US"/>
+        </w:rPr>
+        <w:t>napravi</w:t>
+      </w:r>
+      <w:proofErr w:type="spellEnd"/>
+      <w:r>
+        <w:rPr>
+          <w:lang w:val="en-US"/>
+        </w:rPr>
+        <w:t xml:space="preserve"> </w:t>
+      </w:r>
+      <w:proofErr w:type="spellStart"/>
+      <w:r>
+        <w:rPr>
+          <w:lang w:val="en-US"/>
+        </w:rPr>
+        <w:t>prevelike</w:t>
+      </w:r>
+      <w:proofErr w:type="spellEnd"/>
+      <w:r>
+        <w:rPr>
+          <w:lang w:val="en-US"/>
+        </w:rPr>
+        <w:t xml:space="preserve"> </w:t>
+      </w:r>
+      <w:proofErr w:type="spellStart"/>
+      <w:r>
+        <w:rPr>
+          <w:lang w:val="en-US"/>
+        </w:rPr>
+        <w:t>korake</w:t>
+      </w:r>
+      <w:proofErr w:type="spellEnd"/>
+      <w:r>
+        <w:rPr>
+          <w:lang w:val="en-US"/>
+        </w:rPr>
+        <w:t xml:space="preserve"> prilikom </w:t>
+      </w:r>
+      <w:proofErr w:type="spellStart"/>
+      <w:r>
+        <w:rPr>
+          <w:lang w:val="en-US"/>
+        </w:rPr>
+        <w:t>podešavanja</w:t>
+      </w:r>
+      <w:proofErr w:type="spellEnd"/>
+      <w:r>
+        <w:rPr>
+          <w:lang w:val="en-US"/>
+        </w:rPr>
+        <w:t xml:space="preserve"> </w:t>
+      </w:r>
+      <w:proofErr w:type="spellStart"/>
+      <w:r>
+        <w:rPr>
+          <w:lang w:val="en-US"/>
+        </w:rPr>
+        <w:t>i</w:t>
+      </w:r>
+      <w:proofErr w:type="spellEnd"/>
+      <w:r>
+        <w:rPr>
+          <w:lang w:val="en-US"/>
+        </w:rPr>
+        <w:t xml:space="preserve"> </w:t>
+      </w:r>
+      <w:proofErr w:type="spellStart"/>
+      <w:r>
+        <w:rPr>
+          <w:lang w:val="en-US"/>
+        </w:rPr>
+        <w:t>preskoči</w:t>
+      </w:r>
+      <w:proofErr w:type="spellEnd"/>
+      <w:r>
+        <w:rPr>
+          <w:lang w:val="en-US"/>
+        </w:rPr>
+        <w:t xml:space="preserve"> </w:t>
+      </w:r>
+      <w:proofErr w:type="spellStart"/>
+      <w:r>
+        <w:rPr>
+          <w:lang w:val="en-US"/>
+        </w:rPr>
+        <w:t>globalni</w:t>
+      </w:r>
+      <w:proofErr w:type="spellEnd"/>
+      <w:r>
+        <w:rPr>
+          <w:lang w:val="en-US"/>
+        </w:rPr>
+        <w:t xml:space="preserve"> minimum funkcije </w:t>
+      </w:r>
+      <w:proofErr w:type="spellStart"/>
+      <w:r>
+        <w:rPr>
+          <w:lang w:val="en-US"/>
+        </w:rPr>
+        <w:t>troška</w:t>
+      </w:r>
+      <w:proofErr w:type="spellEnd"/>
+      <w:r>
+        <w:rPr>
+          <w:lang w:val="en-US"/>
+        </w:rPr>
+        <w:t xml:space="preserve">. Ukoliko je </w:t>
+      </w:r>
+      <w:proofErr w:type="spellStart"/>
+      <w:r>
+        <w:rPr>
+          <w:lang w:val="en-US"/>
+        </w:rPr>
+        <w:t>stopa</w:t>
+      </w:r>
+      <w:proofErr w:type="spellEnd"/>
+      <w:r>
+        <w:rPr>
+          <w:lang w:val="en-US"/>
+        </w:rPr>
+        <w:t xml:space="preserve"> </w:t>
+      </w:r>
+      <w:proofErr w:type="spellStart"/>
+      <w:r>
+        <w:rPr>
+          <w:lang w:val="en-US"/>
+        </w:rPr>
+        <w:t>učenja</w:t>
+      </w:r>
+      <w:proofErr w:type="spellEnd"/>
+      <w:r>
+        <w:rPr>
+          <w:lang w:val="en-US"/>
+        </w:rPr>
+        <w:t xml:space="preserve"> </w:t>
+      </w:r>
+      <w:proofErr w:type="spellStart"/>
+      <w:r>
+        <w:rPr>
+          <w:lang w:val="en-US"/>
+        </w:rPr>
+        <w:t>premala</w:t>
+      </w:r>
+      <w:proofErr w:type="spellEnd"/>
+      <w:r>
+        <w:rPr>
+          <w:lang w:val="en-US"/>
+        </w:rPr>
+        <w:t xml:space="preserve"> </w:t>
+      </w:r>
+      <w:proofErr w:type="spellStart"/>
+      <w:r>
+        <w:rPr>
+          <w:lang w:val="en-US"/>
+        </w:rPr>
+        <w:t>treniranje</w:t>
+      </w:r>
+      <w:proofErr w:type="spellEnd"/>
+      <w:r>
+        <w:rPr>
+          <w:lang w:val="en-US"/>
+        </w:rPr>
+        <w:t xml:space="preserve"> </w:t>
+      </w:r>
+      <w:proofErr w:type="spellStart"/>
+      <w:r>
+        <w:rPr>
+          <w:lang w:val="en-US"/>
+        </w:rPr>
+        <w:t>može</w:t>
+      </w:r>
+      <w:proofErr w:type="spellEnd"/>
+      <w:r>
+        <w:rPr>
+          <w:lang w:val="en-US"/>
+        </w:rPr>
+        <w:t xml:space="preserve"> </w:t>
+      </w:r>
+      <w:proofErr w:type="spellStart"/>
+      <w:r>
+        <w:rPr>
+          <w:lang w:val="en-US"/>
+        </w:rPr>
+        <w:t>trajati</w:t>
+      </w:r>
+      <w:proofErr w:type="spellEnd"/>
+      <w:r>
+        <w:rPr>
+          <w:lang w:val="en-US"/>
+        </w:rPr>
+        <w:t xml:space="preserve"> </w:t>
+      </w:r>
+      <w:proofErr w:type="spellStart"/>
+      <w:r>
+        <w:rPr>
+          <w:lang w:val="en-US"/>
+        </w:rPr>
+        <w:t>dosta</w:t>
+      </w:r>
+      <w:proofErr w:type="spellEnd"/>
+      <w:r>
+        <w:rPr>
+          <w:lang w:val="en-US"/>
+        </w:rPr>
+        <w:t xml:space="preserve"> </w:t>
+      </w:r>
+      <w:proofErr w:type="spellStart"/>
+      <w:r>
+        <w:rPr>
+          <w:lang w:val="en-US"/>
+        </w:rPr>
+        <w:t>duže</w:t>
+      </w:r>
+      <w:proofErr w:type="spellEnd"/>
+      <w:r>
+        <w:rPr>
+          <w:lang w:val="en-US"/>
+        </w:rPr>
+        <w:t xml:space="preserve"> nego potrebno. Za dati </w:t>
+      </w:r>
+      <w:proofErr w:type="spellStart"/>
+      <w:r>
+        <w:rPr>
+          <w:lang w:val="en-US"/>
+        </w:rPr>
+        <w:t>primjer</w:t>
+      </w:r>
+      <w:proofErr w:type="spellEnd"/>
+      <w:r>
+        <w:rPr>
+          <w:lang w:val="en-US"/>
+        </w:rPr>
+        <w:t xml:space="preserve"> je </w:t>
+      </w:r>
+      <w:proofErr w:type="spellStart"/>
+      <w:r>
+        <w:rPr>
+          <w:lang w:val="en-US"/>
+        </w:rPr>
+        <w:t>postavljena</w:t>
+      </w:r>
+      <w:proofErr w:type="spellEnd"/>
+      <w:r>
+        <w:rPr>
+          <w:lang w:val="en-US"/>
+        </w:rPr>
+        <w:t xml:space="preserve"> </w:t>
+      </w:r>
+      <w:proofErr w:type="spellStart"/>
+      <w:r>
+        <w:rPr>
+          <w:lang w:val="en-US"/>
+        </w:rPr>
+        <w:t>stopa</w:t>
+      </w:r>
+      <w:proofErr w:type="spellEnd"/>
+      <w:r>
+        <w:rPr>
+          <w:lang w:val="en-US"/>
+        </w:rPr>
+        <w:t xml:space="preserve"> </w:t>
+      </w:r>
+      <w:proofErr w:type="spellStart"/>
+      <w:r>
+        <w:rPr>
+          <w:lang w:val="en-US"/>
+        </w:rPr>
+        <w:t>učenja</w:t>
+      </w:r>
+      <w:proofErr w:type="spellEnd"/>
+      <w:r>
+        <w:rPr>
+          <w:lang w:val="en-US"/>
+        </w:rPr>
+        <w:t xml:space="preserve"> od 0.0001.</w:t>
+      </w:r>
+    </w:p>
+    <w:p>
+      <w:pPr>
+        <w:rPr>
+          <w:lang w:val="en-US"/>
+        </w:rPr>
+      </w:pPr>
+      <w:r>
+        <w:rPr>
+          <w:lang w:val="en-US"/>
+        </w:rPr>
+        <w:t>S</w:t>
+      </w:r>
+      <w:r>
+        <w:rPr>
+          <w:lang w:val="en-US"/>
+        </w:rPr>
+        <w:t xml:space="preserve">topa </w:t>
+      </w:r>
+      <w:proofErr w:type="spellStart"/>
+      <w:r>
+        <w:rPr>
+          <w:lang w:val="en-US"/>
+        </w:rPr>
+        <w:t>učenja</w:t>
+      </w:r>
+      <w:proofErr w:type="spellEnd"/>
+      <w:r>
+        <w:rPr>
+          <w:lang w:val="en-US"/>
+        </w:rPr>
+        <w:t xml:space="preserve"> je </w:t>
+      </w:r>
+      <w:r>
+        <w:rPr>
+          <w:lang w:val="en-US"/>
+        </w:rPr>
+        <w:t xml:space="preserve">za </w:t>
+      </w:r>
+      <w:proofErr w:type="spellStart"/>
+      <w:r>
+        <w:rPr>
+          <w:lang w:val="en-US"/>
+        </w:rPr>
+        <w:t>naš</w:t>
+      </w:r>
+      <w:proofErr w:type="spellEnd"/>
+      <w:r>
+        <w:rPr>
+          <w:lang w:val="en-US"/>
+        </w:rPr>
+        <w:t xml:space="preserve"> slucaj </w:t>
+      </w:r>
+      <w:r>
+        <w:rPr>
+          <w:lang w:val="en-US"/>
+        </w:rPr>
+        <w:t xml:space="preserve">samo </w:t>
+      </w:r>
+      <w:proofErr w:type="spellStart"/>
+      <w:r>
+        <w:rPr>
+          <w:lang w:val="en-US"/>
+        </w:rPr>
+        <w:t>početna</w:t>
+      </w:r>
+      <w:proofErr w:type="spellEnd"/>
+      <w:r>
+        <w:rPr>
+          <w:lang w:val="en-US"/>
+        </w:rPr>
+        <w:t xml:space="preserve"> </w:t>
+      </w:r>
+      <w:proofErr w:type="spellStart"/>
+      <w:r>
+        <w:rPr>
+          <w:lang w:val="en-US"/>
+        </w:rPr>
+        <w:t>tačka</w:t>
+      </w:r>
+      <w:proofErr w:type="spellEnd"/>
+      <w:r>
+        <w:rPr>
+          <w:lang w:val="en-US"/>
+        </w:rPr>
+        <w:t xml:space="preserve">. </w:t>
+      </w:r>
+      <w:r>
+        <w:rPr>
+          <w:lang w:val="en-US"/>
+        </w:rPr>
+        <w:t xml:space="preserve">Optimizer koji </w:t>
+      </w:r>
+      <w:proofErr w:type="spellStart"/>
+      <w:r>
+        <w:rPr>
+          <w:lang w:val="en-US"/>
+        </w:rPr>
+        <w:t>koristimo</w:t>
+      </w:r>
+      <w:proofErr w:type="spellEnd"/>
+      <w:r>
+        <w:rPr>
+          <w:lang w:val="en-US"/>
+        </w:rPr>
+        <w:t xml:space="preserve">, Adam, </w:t>
+      </w:r>
+      <w:proofErr w:type="spellStart"/>
+      <w:r>
+        <w:rPr>
+          <w:lang w:val="en-US"/>
+        </w:rPr>
+        <w:t>će</w:t>
+      </w:r>
+      <w:proofErr w:type="spellEnd"/>
+      <w:r>
+        <w:rPr>
+          <w:lang w:val="en-US"/>
+        </w:rPr>
+        <w:t xml:space="preserve"> automatski promjeniti </w:t>
+      </w:r>
+      <w:proofErr w:type="spellStart"/>
+      <w:r>
+        <w:rPr>
+          <w:lang w:val="en-US"/>
+        </w:rPr>
+        <w:t>stopu</w:t>
+      </w:r>
+      <w:proofErr w:type="spellEnd"/>
+      <w:r>
+        <w:rPr>
+          <w:lang w:val="en-US"/>
+        </w:rPr>
+        <w:t xml:space="preserve"> </w:t>
+      </w:r>
+      <w:proofErr w:type="spellStart"/>
+      <w:r>
+        <w:rPr>
+          <w:lang w:val="en-US"/>
+        </w:rPr>
+        <w:t>učenja</w:t>
+      </w:r>
+      <w:proofErr w:type="spellEnd"/>
+      <w:r>
+        <w:rPr>
+          <w:lang w:val="en-US"/>
+        </w:rPr>
+        <w:t xml:space="preserve"> uko</w:t>
+      </w:r>
+      <w:r>
+        <w:rPr>
+          <w:lang w:val="en-US"/>
+        </w:rPr>
+        <w:t xml:space="preserve">liko potrebno. </w:t>
+      </w:r>
+    </w:p>
+    <w:p>
+      <w:pPr>
+        <w:rPr>
+          <w:lang w:val="en-US"/>
+        </w:rPr>
+      </w:pPr>
+    </w:p>
+    <w:p>
+      <w:pPr>
+        <w:rPr>
+          <w:lang w:val="en-US"/>
+        </w:rPr>
+      </w:pPr>
+    </w:p>
+    <w:p>
+      <w:pPr>
+        <w:rPr>
+          <w:lang w:val="en-US"/>
+        </w:rPr>
+      </w:pPr>
+    </w:p>
+    <w:p>
+      <w:pPr>
+        <w:rPr>
+          <w:lang w:val="en-US"/>
+        </w:rPr>
+      </w:pPr>
+    </w:p>
+    <w:p>
+      <w:pPr>
+        <w:rPr>
+          <w:lang w:val="en-US"/>
+        </w:rPr>
+      </w:pPr>
+    </w:p>
+    <w:p>
+      <w:pPr>
+        <w:rPr>
+          <w:lang w:val="en-US"/>
+        </w:rPr>
+      </w:pPr>
+    </w:p>
+    <w:p>
+      <w:pPr>
+        <w:rPr>
+          <w:lang w:val="en-US"/>
+        </w:rPr>
+      </w:pPr>
+    </w:p>
+    <w:p>
+      <w:pPr>
+        <w:rPr>
+          <w:lang w:val="en-US"/>
+        </w:rPr>
+      </w:pPr>
+    </w:p>
+    <w:p>
+      <w:pPr>
+        <w:pStyle w:val="Naslov3"/>
+        <w:rPr>
+          <w:lang w:val="en-US"/>
+        </w:rPr>
+      </w:pPr>
+      <w:proofErr w:type="spellStart"/>
+      <w:r>
+        <w:rPr>
+          <w:lang w:val="en-US"/>
+        </w:rPr>
+        <w:t>Orkestracija</w:t>
+      </w:r>
+      <w:proofErr w:type="spellEnd"/>
+      <w:r>
+        <w:rPr>
+          <w:lang w:val="en-US"/>
+        </w:rPr>
+        <w:t xml:space="preserve"> </w:t>
+      </w:r>
+      <w:proofErr w:type="spellStart"/>
+      <w:r>
+        <w:rPr>
+          <w:lang w:val="en-US"/>
+        </w:rPr>
+        <w:t>i</w:t>
+      </w:r>
+      <w:proofErr w:type="spellEnd"/>
+      <w:r>
+        <w:rPr>
+          <w:lang w:val="en-US"/>
+        </w:rPr>
+        <w:t xml:space="preserve"> .NET Aspire</w:t>
+      </w:r>
+    </w:p>
+    <w:p>
+      <w:pPr>
+        <w:rPr>
+          <w:lang w:val="en-US"/>
+        </w:rPr>
+      </w:pPr>
+    </w:p>
+    <w:p>
+      <w:r>
+        <w:lastRenderedPageBreak/>
+        <w:t>Za jednostavno treniranje, evaluaciju i direktno</w:t>
+      </w:r>
+      <w:r>
+        <w:t>g</w:t>
+      </w:r>
+      <w:r>
+        <w:t xml:space="preserve"> upoređivanja modela implementirana je web aplikacija. Kroz aplikaciju je moguće treniranje modela koristeći Python ekosistem (PyTorch) ili .NET ekosistem (TorchSharp). Nakon završenog treniranja, aplikacija pruža mogućnost u</w:t>
+      </w:r>
+      <w:r>
+        <w:t>s</w:t>
+      </w:r>
+      <w:r>
+        <w:t>poredbe svih ključnih metrika poput vremena treniranja, odziva i preciznosti.</w:t>
+      </w:r>
+    </w:p>
+    <w:p>
+      <w:r>
+        <w:t>Arhitektura aplikacije je implementirana kroz mikroservisni pristup i sastoji se od tri komponente:</w:t>
+      </w:r>
+    </w:p>
+    <w:p>
+      <w:r>
+        <w:t>- Korisnički interfejs (Web Aplikacija</w:t>
+      </w:r>
+      <w:r>
+        <w:t>)</w:t>
+      </w:r>
+    </w:p>
+    <w:p>
+      <w:r>
+        <w:t>- C# Web API servis</w:t>
+      </w:r>
+    </w:p>
+    <w:p>
+      <w:r>
+        <w:t>- Python Web API servis</w:t>
+      </w:r>
+    </w:p>
+    <w:p/>
+    <w:p>
+      <w:r>
+        <w:t>Korisnički interfejs je implementiran uz pomoć Blazor platforme koja omogućava efikasnu kreaciju interaktivnih web aplikacij</w:t>
+      </w:r>
+      <w:r>
+        <w:t>a</w:t>
+      </w:r>
+      <w:r>
+        <w:t xml:space="preserve"> koristeći .NET tehnologije.</w:t>
+      </w:r>
+      <w:r>
+        <w:t xml:space="preserve"> Ovaj dio je striktno implementiran kao prezentacijski sloj (frontend) te ne sadrži logiku za treniranje ni analiziranje slika</w:t>
+      </w:r>
+      <w:r>
+        <w:t xml:space="preserve"> čime se prati praksa razdvajanja frontend i backend koda.</w:t>
+      </w:r>
+    </w:p>
+    <w:p>
+      <w:r>
+        <w:t>Logika za treniranje i analiziranje slika je implementirana pomoću posebnih Web Api servisa koji komuniciraju sa korisničkim interfejsom uz pomoć HTTP protokola. Treniranje preko .NET okruženja je omogućeno preko .NET Core Web API te za Python okruženje je korišten FastAPI. Oba servisa su visoko performantna i moderna rješenja za komunikaciju između web aplikacija, te zajedno sa korisničkim interfejs pružaju korisniku sveobuhvatno rješenje za treniranje i analiziranja modela mašinskog učenja.</w:t>
+      </w:r>
+    </w:p>
+    <w:p>
+      <w:r>
+        <w:t>Kako se arhitektura</w:t>
+      </w:r>
+      <w:r>
+        <w:t xml:space="preserve"> aplikacije</w:t>
+      </w:r>
+      <w:r>
+        <w:t xml:space="preserve"> sastoji od više </w:t>
+      </w:r>
+      <w:r>
+        <w:t>komponenti</w:t>
+      </w:r>
+      <w:r>
+        <w:t xml:space="preserve"> napisanih u različitim programskim jezicima</w:t>
+      </w:r>
+      <w:r>
+        <w:t xml:space="preserve">, </w:t>
+      </w:r>
+      <w:r>
+        <w:t xml:space="preserve">te nam je potrebna efikasna </w:t>
+      </w:r>
+      <w:r>
+        <w:t xml:space="preserve">i brza </w:t>
+      </w:r>
+      <w:r>
+        <w:t>komunikacija između njih</w:t>
+      </w:r>
+      <w:r>
+        <w:t xml:space="preserve">, </w:t>
+      </w:r>
+      <w:r>
+        <w:t>is</w:t>
+      </w:r>
+      <w:r>
+        <w:t>korišten je .NET Aspire</w:t>
+      </w:r>
+      <w:r>
+        <w:t xml:space="preserve"> platforma</w:t>
+      </w:r>
+      <w:r>
         <w:t>.</w:t>
       </w:r>
-    </w:p>
-    <w:p>
-      <w:r>
-        <w:rPr>
-          <w:lang w:val="en-US"/>
-        </w:rPr>
-        <w:t xml:space="preserve">U </w:t>
-      </w:r>
-      <w:proofErr w:type="spellStart"/>
-      <w:r>
-        <w:rPr>
-          <w:lang w:val="en-US"/>
-        </w:rPr>
-        <w:t>ovom</w:t>
-      </w:r>
-      <w:proofErr w:type="spellEnd"/>
-      <w:r>
-        <w:rPr>
-          <w:lang w:val="en-US"/>
-        </w:rPr>
-        <w:t xml:space="preserve"> </w:t>
-      </w:r>
-      <w:proofErr w:type="spellStart"/>
-      <w:r>
-        <w:rPr>
-          <w:lang w:val="en-US"/>
-        </w:rPr>
-        <w:t>radu</w:t>
-      </w:r>
-      <w:proofErr w:type="spellEnd"/>
-      <w:r>
-        <w:rPr>
-          <w:lang w:val="en-US"/>
-        </w:rPr>
-        <w:t xml:space="preserve"> je </w:t>
-      </w:r>
-      <w:proofErr w:type="spellStart"/>
-      <w:r>
-        <w:rPr>
-          <w:lang w:val="en-US"/>
-        </w:rPr>
-        <w:t>odabrana</w:t>
-      </w:r>
-      <w:proofErr w:type="spellEnd"/>
-      <w:r>
-        <w:rPr>
-          <w:lang w:val="en-US"/>
-        </w:rPr>
-        <w:t xml:space="preserve"> cross-ent</w:t>
-      </w:r>
-      <w:r>
-        <w:rPr>
-          <w:lang w:val="en-US"/>
-        </w:rPr>
-        <w:t xml:space="preserve">ropy </w:t>
-      </w:r>
-      <w:proofErr w:type="spellStart"/>
-      <w:r>
-        <w:rPr>
-          <w:lang w:val="en-US"/>
-        </w:rPr>
-        <w:t>funkcija</w:t>
-      </w:r>
-      <w:proofErr w:type="spellEnd"/>
-      <w:r>
-        <w:rPr>
-          <w:lang w:val="en-US"/>
-        </w:rPr>
-        <w:t xml:space="preserve"> </w:t>
-      </w:r>
-      <w:proofErr w:type="spellStart"/>
-      <w:r>
-        <w:rPr>
-          <w:lang w:val="en-US"/>
-        </w:rPr>
-        <w:t>troška</w:t>
-      </w:r>
-      <w:proofErr w:type="spellEnd"/>
-      <w:r>
-        <w:rPr>
-          <w:lang w:val="en-US"/>
-        </w:rPr>
+      <w:r>
+        <w:t xml:space="preserve"> </w:t>
+      </w:r>
+      <w:r>
+        <w:t xml:space="preserve">.NET Aspire je </w:t>
+      </w:r>
+      <w:r>
+        <w:t xml:space="preserve">moderna </w:t>
+      </w:r>
+      <w:r>
+        <w:t xml:space="preserve">platforma za .NET koja služi za </w:t>
+      </w:r>
+      <w:r>
+        <w:t>efikasno</w:t>
+      </w:r>
+      <w:r>
+        <w:t xml:space="preserve"> orkestriranje </w:t>
+      </w:r>
+      <w:r>
+        <w:t>mikroservisnih arhitektura te omogućava jednostavan</w:t>
+      </w:r>
+      <w:r>
+        <w:t xml:space="preserve"> </w:t>
+      </w:r>
+      <w:r>
+        <w:t xml:space="preserve">vid </w:t>
+      </w:r>
+      <w:r>
+        <w:t>komunikacije između</w:t>
+      </w:r>
+      <w:r>
+        <w:t xml:space="preserve"> svih komponenti sistema. </w:t>
+      </w:r>
+    </w:p>
+    <w:p>
+      <w:r>
+        <w:t xml:space="preserve">Za trajnu pohranu podataka o modelima </w:t>
+      </w:r>
+      <w:r>
+        <w:t>korištena je SQLite baza podataka</w:t>
+      </w:r>
+      <w:r>
+        <w:t xml:space="preserve"> zajedno sa Entity Framework Core tehnologijom</w:t>
+      </w:r>
+      <w:r>
         <w:t xml:space="preserve">. </w:t>
       </w:r>
       <w:r>
-        <w:rPr>
-          <w:lang w:val="en-GB"/>
-        </w:rPr>
-        <w:t xml:space="preserve">Za </w:t>
-      </w:r>
-      <w:proofErr w:type="spellStart"/>
-      <w:r>
-        <w:rPr>
-          <w:lang w:val="en-GB"/>
-        </w:rPr>
-        <w:t>probleme</w:t>
-      </w:r>
-      <w:proofErr w:type="spellEnd"/>
-      <w:r>
-        <w:rPr>
-          <w:lang w:val="en-GB"/>
-        </w:rPr>
-        <w:t xml:space="preserve"> </w:t>
-      </w:r>
-      <w:proofErr w:type="spellStart"/>
-      <w:r>
-        <w:rPr>
-          <w:lang w:val="en-GB"/>
-        </w:rPr>
-        <w:t>klasifikacije</w:t>
-      </w:r>
-      <w:proofErr w:type="spellEnd"/>
-      <w:r>
-        <w:rPr>
-          <w:lang w:val="en-GB"/>
-        </w:rPr>
-        <w:t xml:space="preserve"> </w:t>
-      </w:r>
-      <w:proofErr w:type="spellStart"/>
-      <w:r>
-        <w:rPr>
-          <w:lang w:val="en-GB"/>
-        </w:rPr>
-        <w:t>trošak</w:t>
-      </w:r>
-      <w:proofErr w:type="spellEnd"/>
-      <w:r>
-        <w:rPr>
-          <w:lang w:val="en-GB"/>
-        </w:rPr>
-        <w:t xml:space="preserve"> (loss) </w:t>
-      </w:r>
-      <w:r>
-        <w:rPr>
-          <w:lang w:val="en-GB"/>
-        </w:rPr>
-        <w:t xml:space="preserve">se </w:t>
-      </w:r>
-      <w:proofErr w:type="spellStart"/>
-      <w:r>
-        <w:rPr>
-          <w:lang w:val="en-GB"/>
-        </w:rPr>
-        <w:t>obično</w:t>
-      </w:r>
-      <w:proofErr w:type="spellEnd"/>
-      <w:r>
-        <w:rPr>
-          <w:lang w:val="en-GB"/>
-        </w:rPr>
-        <w:t xml:space="preserve"> </w:t>
-      </w:r>
-      <w:proofErr w:type="spellStart"/>
-      <w:r>
-        <w:rPr>
-          <w:lang w:val="en-GB"/>
-        </w:rPr>
-        <w:t>definiše</w:t>
-      </w:r>
-      <w:proofErr w:type="spellEnd"/>
-      <w:r>
-        <w:rPr>
-          <w:lang w:val="en-GB"/>
-        </w:rPr>
-        <w:t xml:space="preserve"> </w:t>
-      </w:r>
-      <w:proofErr w:type="spellStart"/>
-      <w:r>
-        <w:rPr>
-          <w:lang w:val="en-GB"/>
-        </w:rPr>
-        <w:t>kao</w:t>
-      </w:r>
-      <w:proofErr w:type="spellEnd"/>
-      <w:r>
-        <w:rPr>
-          <w:lang w:val="en-GB"/>
-        </w:rPr>
-        <w:t xml:space="preserve"> </w:t>
-      </w:r>
-      <w:proofErr w:type="spellStart"/>
-      <w:r>
-        <w:rPr>
-          <w:lang w:val="en-GB"/>
-        </w:rPr>
-        <w:t>entropija</w:t>
-      </w:r>
-      <w:proofErr w:type="spellEnd"/>
-      <w:r>
-        <w:rPr>
-          <w:lang w:val="en-GB"/>
-        </w:rPr>
-        <w:t xml:space="preserve">. </w:t>
-      </w:r>
-      <w:proofErr w:type="spellStart"/>
-      <w:r>
-        <w:rPr>
-          <w:lang w:val="en-GB"/>
-        </w:rPr>
-        <w:t>Entropija</w:t>
-      </w:r>
-      <w:proofErr w:type="spellEnd"/>
-      <w:r>
-        <w:rPr>
-          <w:lang w:val="en-GB"/>
-        </w:rPr>
-        <w:t xml:space="preserve"> </w:t>
-      </w:r>
-      <w:proofErr w:type="spellStart"/>
-      <w:r>
-        <w:rPr>
-          <w:lang w:val="en-GB"/>
-        </w:rPr>
-        <w:t>predstavlja</w:t>
-      </w:r>
-      <w:proofErr w:type="spellEnd"/>
-      <w:r>
-        <w:rPr>
-          <w:lang w:val="en-GB"/>
-        </w:rPr>
-        <w:t xml:space="preserve"> </w:t>
-      </w:r>
-      <w:proofErr w:type="spellStart"/>
-      <w:r>
-        <w:rPr>
-          <w:lang w:val="en-GB"/>
-        </w:rPr>
-        <w:t>stopu</w:t>
-      </w:r>
-      <w:proofErr w:type="spellEnd"/>
-      <w:r>
-        <w:rPr>
-          <w:lang w:val="en-GB"/>
-        </w:rPr>
-        <w:t xml:space="preserve"> </w:t>
-      </w:r>
-      <w:proofErr w:type="spellStart"/>
-      <w:r>
-        <w:rPr>
-          <w:lang w:val="en-GB"/>
-        </w:rPr>
-        <w:t>nesigurnosti</w:t>
-      </w:r>
-      <w:proofErr w:type="spellEnd"/>
-      <w:r>
-        <w:rPr>
-          <w:lang w:val="en-GB"/>
-        </w:rPr>
-        <w:t xml:space="preserve"> u </w:t>
-      </w:r>
-      <w:proofErr w:type="spellStart"/>
-      <w:r>
-        <w:rPr>
-          <w:lang w:val="en-GB"/>
-        </w:rPr>
-        <w:t>sistemu</w:t>
-      </w:r>
-      <w:proofErr w:type="spellEnd"/>
-      <w:r>
-        <w:rPr>
-          <w:lang w:val="en-GB"/>
-        </w:rPr>
-        <w:t xml:space="preserve">. </w:t>
-      </w:r>
-      <w:proofErr w:type="spellStart"/>
-      <w:r>
-        <w:rPr>
-          <w:lang w:val="en-GB"/>
-        </w:rPr>
-        <w:t>Što</w:t>
-      </w:r>
-      <w:proofErr w:type="spellEnd"/>
-      <w:r>
-        <w:rPr>
-          <w:lang w:val="en-GB"/>
-        </w:rPr>
-        <w:t xml:space="preserve"> </w:t>
-      </w:r>
-      <w:proofErr w:type="spellStart"/>
-      <w:r>
-        <w:rPr>
-          <w:lang w:val="en-GB"/>
-        </w:rPr>
-        <w:t>su</w:t>
-      </w:r>
-      <w:proofErr w:type="spellEnd"/>
-      <w:r>
-        <w:rPr>
-          <w:lang w:val="en-GB"/>
-        </w:rPr>
-        <w:t xml:space="preserve"> </w:t>
-      </w:r>
-      <w:proofErr w:type="spellStart"/>
-      <w:r>
-        <w:rPr>
-          <w:lang w:val="en-GB"/>
-        </w:rPr>
-        <w:t>predikcije</w:t>
-      </w:r>
-      <w:proofErr w:type="spellEnd"/>
-      <w:r>
-        <w:rPr>
-          <w:lang w:val="en-GB"/>
-        </w:rPr>
-        <w:t xml:space="preserve"> </w:t>
-      </w:r>
-      <w:proofErr w:type="spellStart"/>
-      <w:r>
-        <w:rPr>
-          <w:lang w:val="en-GB"/>
-        </w:rPr>
-        <w:t>koje</w:t>
-      </w:r>
-      <w:proofErr w:type="spellEnd"/>
-      <w:r>
-        <w:rPr>
-          <w:lang w:val="en-GB"/>
-        </w:rPr>
-        <w:t xml:space="preserve"> </w:t>
-      </w:r>
-      <w:proofErr w:type="spellStart"/>
-      <w:r>
-        <w:rPr>
-          <w:lang w:val="en-GB"/>
-        </w:rPr>
-        <w:t>naš</w:t>
-      </w:r>
-      <w:proofErr w:type="spellEnd"/>
-      <w:r>
-        <w:rPr>
-          <w:lang w:val="en-GB"/>
-        </w:rPr>
-        <w:t xml:space="preserve"> model </w:t>
-      </w:r>
-      <w:proofErr w:type="spellStart"/>
-      <w:r>
-        <w:rPr>
-          <w:lang w:val="en-GB"/>
-        </w:rPr>
-        <w:t>pravi</w:t>
-      </w:r>
-      <w:proofErr w:type="spellEnd"/>
-      <w:r>
-        <w:rPr>
-          <w:lang w:val="en-GB"/>
-        </w:rPr>
-        <w:t xml:space="preserve"> </w:t>
-      </w:r>
-      <w:proofErr w:type="spellStart"/>
-      <w:r>
-        <w:rPr>
-          <w:lang w:val="en-GB"/>
-        </w:rPr>
-        <w:t>tačnije</w:t>
-      </w:r>
-      <w:proofErr w:type="spellEnd"/>
-      <w:r>
-        <w:rPr>
-          <w:lang w:val="en-GB"/>
-        </w:rPr>
+        <w:t xml:space="preserve">SQLite je odabrana zbog svoje jednostavnosti upotrebe i implementacije, s obzirom na to da sve podatke </w:t>
+      </w:r>
+      <w:r>
+        <w:t>sprema</w:t>
+      </w:r>
+      <w:r>
+        <w:t xml:space="preserve"> u jedan lokalni fajl</w:t>
+      </w:r>
+      <w:r>
+        <w:t>. Nakon treniranj</w:t>
+      </w:r>
+      <w:r>
+        <w:t>a</w:t>
+      </w:r>
+      <w:r>
+        <w:t xml:space="preserve"> </w:t>
+      </w:r>
+      <w:r>
+        <w:t>modela</w:t>
+      </w:r>
+      <w:r>
         <w:t>,</w:t>
       </w:r>
       <w:r>
-        <w:rPr>
-          <w:lang w:val="en-GB"/>
-        </w:rPr>
-        <w:t xml:space="preserve"> </w:t>
-      </w:r>
-      <w:proofErr w:type="spellStart"/>
-      <w:r>
-        <w:rPr>
-          <w:lang w:val="en-GB"/>
-        </w:rPr>
-        <w:t>entropija</w:t>
-      </w:r>
-      <w:proofErr w:type="spellEnd"/>
-      <w:r>
-        <w:rPr>
-          <w:lang w:val="en-GB"/>
-        </w:rPr>
-        <w:t xml:space="preserve"> </w:t>
-      </w:r>
-      <w:proofErr w:type="spellStart"/>
-      <w:r>
-        <w:rPr>
-          <w:lang w:val="en-GB"/>
-        </w:rPr>
-        <w:t>sistema</w:t>
-      </w:r>
-      <w:proofErr w:type="spellEnd"/>
-      <w:r>
-        <w:rPr>
-          <w:lang w:val="en-GB"/>
-        </w:rPr>
-        <w:t xml:space="preserve"> </w:t>
-      </w:r>
-      <w:proofErr w:type="spellStart"/>
-      <w:r>
-        <w:rPr>
-          <w:lang w:val="en-GB"/>
-        </w:rPr>
-        <w:t>opada</w:t>
-      </w:r>
-      <w:proofErr w:type="spellEnd"/>
-      <w:r>
-        <w:rPr>
-          <w:lang w:val="en-GB"/>
-        </w:rPr>
-        <w:t xml:space="preserve">. </w:t>
-      </w:r>
-      <w:proofErr w:type="spellStart"/>
-      <w:r>
-        <w:rPr>
-          <w:lang w:val="en-GB"/>
-        </w:rPr>
-        <w:t>Trošak</w:t>
-      </w:r>
-      <w:proofErr w:type="spellEnd"/>
-      <w:r>
-        <w:rPr>
-          <w:lang w:val="en-GB"/>
-        </w:rPr>
-        <w:t xml:space="preserve"> se </w:t>
-      </w:r>
-      <w:proofErr w:type="spellStart"/>
-      <w:r>
-        <w:rPr>
-          <w:lang w:val="en-GB"/>
-        </w:rPr>
-        <w:t>računa</w:t>
-      </w:r>
-      <w:proofErr w:type="spellEnd"/>
-      <w:r>
-        <w:rPr>
-          <w:lang w:val="en-GB"/>
-        </w:rPr>
-        <w:t xml:space="preserve"> </w:t>
-      </w:r>
-      <w:proofErr w:type="spellStart"/>
-      <w:r>
-        <w:rPr>
-          <w:lang w:val="en-GB"/>
-        </w:rPr>
-        <w:t>kao</w:t>
-      </w:r>
-      <w:proofErr w:type="spellEnd"/>
-      <w:r>
-        <w:rPr>
-          <w:lang w:val="en-GB"/>
-        </w:rPr>
-        <w:t xml:space="preserve"> </w:t>
-      </w:r>
-      <w:proofErr w:type="spellStart"/>
-      <w:r>
-        <w:rPr>
-          <w:lang w:val="en-GB"/>
-        </w:rPr>
-        <w:t>razlika</w:t>
-      </w:r>
-      <w:proofErr w:type="spellEnd"/>
-      <w:r>
-        <w:rPr>
-          <w:lang w:val="en-GB"/>
-        </w:rPr>
-        <w:t xml:space="preserve"> u </w:t>
-      </w:r>
-      <w:proofErr w:type="spellStart"/>
-      <w:r>
-        <w:rPr>
-          <w:lang w:val="en-GB"/>
-        </w:rPr>
-        <w:t>entropiji</w:t>
-      </w:r>
-      <w:proofErr w:type="spellEnd"/>
-      <w:r>
-        <w:rPr>
-          <w:lang w:val="en-GB"/>
-        </w:rPr>
-        <w:t xml:space="preserve"> </w:t>
-      </w:r>
-      <w:proofErr w:type="spellStart"/>
-      <w:r>
-        <w:rPr>
-          <w:lang w:val="en-GB"/>
-        </w:rPr>
-        <w:t>našeg</w:t>
-      </w:r>
-      <w:proofErr w:type="spellEnd"/>
-      <w:r>
-        <w:rPr>
-          <w:lang w:val="en-GB"/>
-        </w:rPr>
-        <w:t xml:space="preserve"> </w:t>
-      </w:r>
-      <w:proofErr w:type="spellStart"/>
-      <w:r>
-        <w:rPr>
-          <w:lang w:val="en-GB"/>
-        </w:rPr>
-        <w:t>model</w:t>
-      </w:r>
-      <w:r>
-        <w:rPr>
-          <w:lang w:val="en-GB"/>
-        </w:rPr>
-        <w:t>a</w:t>
-      </w:r>
-      <w:proofErr w:type="spellEnd"/>
-      <w:r>
-        <w:rPr>
-          <w:lang w:val="en-GB"/>
-        </w:rPr>
-        <w:t xml:space="preserve"> </w:t>
-      </w:r>
-      <w:proofErr w:type="spellStart"/>
-      <w:r>
-        <w:rPr>
-          <w:lang w:val="en-GB"/>
-        </w:rPr>
-        <w:t>i</w:t>
-      </w:r>
-      <w:proofErr w:type="spellEnd"/>
-      <w:r>
-        <w:rPr>
-          <w:lang w:val="en-GB"/>
-        </w:rPr>
-        <w:t xml:space="preserve"> </w:t>
-      </w:r>
-      <w:proofErr w:type="spellStart"/>
-      <w:r>
-        <w:rPr>
-          <w:lang w:val="en-GB"/>
-        </w:rPr>
-        <w:t>baznog</w:t>
-      </w:r>
-      <w:proofErr w:type="spellEnd"/>
-      <w:r>
-        <w:rPr>
-          <w:lang w:val="en-GB"/>
-        </w:rPr>
-        <w:t xml:space="preserve"> </w:t>
-      </w:r>
-      <w:proofErr w:type="spellStart"/>
-      <w:r>
-        <w:rPr>
-          <w:lang w:val="en-GB"/>
-        </w:rPr>
-        <w:t>slučaja</w:t>
-      </w:r>
-      <w:proofErr w:type="spellEnd"/>
-      <w:r>
-        <w:rPr>
-          <w:lang w:val="en-GB"/>
-        </w:rPr>
-        <w:t xml:space="preserve"> </w:t>
-      </w:r>
-      <w:proofErr w:type="spellStart"/>
-      <w:r>
-        <w:rPr>
-          <w:lang w:val="en-GB"/>
-        </w:rPr>
-        <w:t>gdje</w:t>
-      </w:r>
-      <w:proofErr w:type="spellEnd"/>
-      <w:r>
-        <w:rPr>
-          <w:lang w:val="en-GB"/>
-        </w:rPr>
-        <w:t xml:space="preserve"> </w:t>
-      </w:r>
-      <w:proofErr w:type="spellStart"/>
-      <w:r>
-        <w:rPr>
-          <w:lang w:val="en-GB"/>
-        </w:rPr>
-        <w:t>su</w:t>
-      </w:r>
-      <w:proofErr w:type="spellEnd"/>
-      <w:r>
-        <w:rPr>
-          <w:lang w:val="en-GB"/>
-        </w:rPr>
-        <w:t xml:space="preserve"> </w:t>
-      </w:r>
-      <w:proofErr w:type="spellStart"/>
-      <w:r>
-        <w:rPr>
-          <w:lang w:val="en-GB"/>
-        </w:rPr>
-        <w:t>predikcije</w:t>
-      </w:r>
-      <w:proofErr w:type="spellEnd"/>
-      <w:r>
-        <w:rPr>
-          <w:lang w:val="en-GB"/>
-        </w:rPr>
-        <w:t xml:space="preserve"> </w:t>
-      </w:r>
-      <w:proofErr w:type="spellStart"/>
-      <w:r>
-        <w:rPr>
-          <w:lang w:val="en-GB"/>
-        </w:rPr>
-        <w:t>uvijek</w:t>
-      </w:r>
-      <w:proofErr w:type="spellEnd"/>
-      <w:r>
-        <w:rPr>
-          <w:lang w:val="en-GB"/>
-        </w:rPr>
-        <w:t xml:space="preserve"> </w:t>
-      </w:r>
-      <w:proofErr w:type="spellStart"/>
-      <w:r>
-        <w:rPr>
-          <w:lang w:val="en-GB"/>
-        </w:rPr>
-        <w:t>tačne</w:t>
-      </w:r>
-      <w:proofErr w:type="spellEnd"/>
-      <w:r>
-        <w:rPr>
-          <w:lang w:val="en-GB"/>
-        </w:rPr>
+        <w:t xml:space="preserve"> </w:t>
+      </w:r>
+      <w:r>
+        <w:t xml:space="preserve">spremamo podatke poput vremena treniranje, preciznost i odziva </w:t>
+      </w:r>
+      <w:r>
+        <w:t>iz</w:t>
+      </w:r>
+      <w:r>
+        <w:t xml:space="preserve"> različiti</w:t>
+      </w:r>
+      <w:r>
+        <w:t>h</w:t>
+      </w:r>
+      <w:r>
+        <w:t xml:space="preserve"> epoha</w:t>
+      </w:r>
+      <w:r>
+        <w:t xml:space="preserve"> u bazu</w:t>
+      </w:r>
+      <w:r>
+        <w:t xml:space="preserve">, </w:t>
+      </w:r>
+      <w:r>
+        <w:t>te se ovi podaci koriste za direktnu usporedbu unutar korisničkog interfejsa</w:t>
+      </w:r>
+      <w:r>
         <w:t>.</w:t>
       </w:r>
-      <w:r>
-        <w:t xml:space="preserve"> Krajnji cilj treniranje je svesti datu funkciju na što nižu vrijednost.</w:t>
-      </w:r>
-      <w:r>
-        <w:t xml:space="preserve"> </w:t>
-      </w:r>
-    </w:p>
-    <w:p/>
-    <w:p>
-      <w:pPr>
-        <w:rPr>
-          <w:lang w:val="en-US"/>
-        </w:rPr>
-      </w:pPr>
-      <w:r>
-        <w:t>Optimizer</w:t>
-      </w:r>
-      <w:r>
-        <w:t xml:space="preserve">i </w:t>
-      </w:r>
-      <w:r>
-        <w:t xml:space="preserve">su algoritmi koji </w:t>
-      </w:r>
-      <w:r>
-        <w:t xml:space="preserve">modifikuju </w:t>
-      </w:r>
-      <w:r>
-        <w:t xml:space="preserve">parametre modela na osnovu funkcije troška. </w:t>
-      </w:r>
-      <w:r>
-        <w:rPr>
-          <w:lang w:val="en-US"/>
-        </w:rPr>
-        <w:t xml:space="preserve">Kao </w:t>
-      </w:r>
-      <w:proofErr w:type="spellStart"/>
-      <w:r>
-        <w:rPr>
-          <w:lang w:val="en-US"/>
-        </w:rPr>
-        <w:t>i</w:t>
-      </w:r>
-      <w:proofErr w:type="spellEnd"/>
-      <w:r>
-        <w:rPr>
-          <w:lang w:val="en-US"/>
-        </w:rPr>
-        <w:t xml:space="preserve"> </w:t>
-      </w:r>
-      <w:proofErr w:type="spellStart"/>
-      <w:r>
-        <w:rPr>
-          <w:lang w:val="en-US"/>
-        </w:rPr>
-        <w:t>funkcije</w:t>
-      </w:r>
-      <w:proofErr w:type="spellEnd"/>
-      <w:r>
-        <w:rPr>
-          <w:lang w:val="en-US"/>
-        </w:rPr>
-        <w:t xml:space="preserve"> </w:t>
-      </w:r>
-      <w:proofErr w:type="spellStart"/>
-      <w:r>
-        <w:rPr>
-          <w:lang w:val="en-US"/>
-        </w:rPr>
-        <w:t>troška</w:t>
-      </w:r>
-      <w:proofErr w:type="spellEnd"/>
-      <w:r>
-        <w:rPr>
-          <w:lang w:val="en-US"/>
-        </w:rPr>
-        <w:t xml:space="preserve"> </w:t>
-      </w:r>
-      <w:proofErr w:type="spellStart"/>
-      <w:r>
-        <w:rPr>
-          <w:lang w:val="en-US"/>
-        </w:rPr>
-        <w:t>imamo</w:t>
-      </w:r>
-      <w:proofErr w:type="spellEnd"/>
-      <w:r>
-        <w:rPr>
-          <w:lang w:val="en-US"/>
-        </w:rPr>
-        <w:t xml:space="preserve"> </w:t>
-      </w:r>
-      <w:proofErr w:type="spellStart"/>
-      <w:r>
-        <w:rPr>
-          <w:lang w:val="en-US"/>
-        </w:rPr>
-        <w:t>različite</w:t>
-      </w:r>
-      <w:proofErr w:type="spellEnd"/>
-      <w:r>
-        <w:rPr>
-          <w:lang w:val="en-US"/>
-        </w:rPr>
-        <w:t xml:space="preserve"> </w:t>
-      </w:r>
-      <w:proofErr w:type="spellStart"/>
-      <w:r>
-        <w:rPr>
-          <w:lang w:val="en-US"/>
-        </w:rPr>
-        <w:t>optimize</w:t>
-      </w:r>
-      <w:r>
-        <w:rPr>
-          <w:lang w:val="en-US"/>
-        </w:rPr>
-        <w:t>re</w:t>
-      </w:r>
-      <w:proofErr w:type="spellEnd"/>
-      <w:r>
-        <w:rPr>
-          <w:lang w:val="en-US"/>
-        </w:rPr>
-        <w:t xml:space="preserve"> </w:t>
-      </w:r>
-      <w:proofErr w:type="spellStart"/>
-      <w:r>
-        <w:rPr>
-          <w:lang w:val="en-US"/>
-        </w:rPr>
-        <w:t>poput</w:t>
-      </w:r>
-      <w:proofErr w:type="spellEnd"/>
-      <w:r>
-        <w:rPr>
-          <w:lang w:val="en-US"/>
-        </w:rPr>
-        <w:t xml:space="preserve"> </w:t>
-      </w:r>
-      <w:proofErr w:type="spellStart"/>
-      <w:r>
-        <w:rPr>
-          <w:lang w:val="en-US"/>
-        </w:rPr>
-        <w:t>Stohastic</w:t>
-      </w:r>
-      <w:proofErr w:type="spellEnd"/>
-      <w:r>
-        <w:rPr>
-          <w:lang w:val="en-US"/>
-        </w:rPr>
-        <w:t xml:space="preserve"> </w:t>
-      </w:r>
-      <w:r>
-        <w:rPr>
-          <w:lang w:val="en-US"/>
-        </w:rPr>
-        <w:t xml:space="preserve">Gradient Descent, </w:t>
-      </w:r>
-      <w:proofErr w:type="spellStart"/>
-      <w:r>
-        <w:rPr>
-          <w:lang w:val="en-US"/>
-        </w:rPr>
-        <w:t>AdaGrad</w:t>
-      </w:r>
-      <w:proofErr w:type="spellEnd"/>
-      <w:r>
-        <w:rPr>
-          <w:lang w:val="en-US"/>
-        </w:rPr>
-        <w:t>, RMSprop, Ada</w:t>
-      </w:r>
-      <w:r>
-        <w:rPr>
-          <w:lang w:val="en-US"/>
-        </w:rPr>
-        <w:t>m</w:t>
-      </w:r>
-      <w:r>
-        <w:rPr>
-          <w:lang w:val="en-US"/>
-        </w:rPr>
-        <w:t xml:space="preserve">. </w:t>
-      </w:r>
-      <w:r>
-        <w:rPr>
-          <w:lang w:val="en-US"/>
-        </w:rPr>
-        <w:t xml:space="preserve">Za </w:t>
-      </w:r>
-      <w:proofErr w:type="spellStart"/>
-      <w:r>
-        <w:rPr>
-          <w:lang w:val="en-US"/>
-        </w:rPr>
-        <w:t>dati</w:t>
-      </w:r>
-      <w:proofErr w:type="spellEnd"/>
-      <w:r>
-        <w:rPr>
-          <w:lang w:val="en-US"/>
-        </w:rPr>
-        <w:t xml:space="preserve"> rad je </w:t>
-      </w:r>
-      <w:proofErr w:type="spellStart"/>
-      <w:r>
-        <w:rPr>
-          <w:lang w:val="en-US"/>
-        </w:rPr>
-        <w:t>odabran</w:t>
-      </w:r>
-      <w:proofErr w:type="spellEnd"/>
-      <w:r>
-        <w:rPr>
-          <w:lang w:val="en-US"/>
-        </w:rPr>
-        <w:t xml:space="preserve"> Adam optimizer. Ovo je </w:t>
-      </w:r>
-      <w:proofErr w:type="spellStart"/>
-      <w:r>
-        <w:rPr>
-          <w:lang w:val="en-US"/>
-        </w:rPr>
-        <w:t>defaultni</w:t>
-      </w:r>
-      <w:proofErr w:type="spellEnd"/>
-      <w:r>
-        <w:rPr>
-          <w:lang w:val="en-US"/>
-        </w:rPr>
-        <w:t xml:space="preserve"> optimizer koji se </w:t>
-      </w:r>
-      <w:proofErr w:type="spellStart"/>
-      <w:r>
-        <w:rPr>
-          <w:lang w:val="en-US"/>
-        </w:rPr>
-        <w:t>koristi</w:t>
-      </w:r>
-      <w:proofErr w:type="spellEnd"/>
-      <w:r>
-        <w:rPr>
-          <w:lang w:val="en-US"/>
-        </w:rPr>
-        <w:t xml:space="preserve"> u </w:t>
-      </w:r>
-      <w:proofErr w:type="spellStart"/>
-      <w:r>
-        <w:rPr>
-          <w:lang w:val="en-US"/>
-        </w:rPr>
-        <w:t>velikim</w:t>
-      </w:r>
-      <w:proofErr w:type="spellEnd"/>
-      <w:r>
-        <w:rPr>
-          <w:lang w:val="en-US"/>
-        </w:rPr>
-        <w:t xml:space="preserve"> </w:t>
-      </w:r>
-      <w:proofErr w:type="spellStart"/>
-      <w:r>
-        <w:rPr>
-          <w:lang w:val="en-US"/>
-        </w:rPr>
-        <w:t>bibliotekama</w:t>
-      </w:r>
-      <w:proofErr w:type="spellEnd"/>
-      <w:r>
-        <w:rPr>
-          <w:lang w:val="en-US"/>
-        </w:rPr>
-        <w:t xml:space="preserve"> </w:t>
-      </w:r>
-      <w:proofErr w:type="spellStart"/>
-      <w:r>
-        <w:rPr>
-          <w:lang w:val="en-US"/>
-        </w:rPr>
-        <w:t>i</w:t>
-      </w:r>
-      <w:proofErr w:type="spellEnd"/>
-      <w:r>
-        <w:rPr>
-          <w:lang w:val="en-US"/>
-        </w:rPr>
-        <w:t xml:space="preserve"> </w:t>
-      </w:r>
-      <w:proofErr w:type="spellStart"/>
-      <w:r>
-        <w:rPr>
-          <w:lang w:val="en-US"/>
-        </w:rPr>
-        <w:t>radi</w:t>
-      </w:r>
-      <w:proofErr w:type="spellEnd"/>
-      <w:r>
-        <w:rPr>
-          <w:lang w:val="en-US"/>
-        </w:rPr>
-        <w:t xml:space="preserve"> dobro </w:t>
-      </w:r>
-      <w:proofErr w:type="spellStart"/>
-      <w:r>
-        <w:rPr>
-          <w:lang w:val="en-US"/>
-        </w:rPr>
-        <w:t>na</w:t>
-      </w:r>
-      <w:proofErr w:type="spellEnd"/>
-      <w:r>
-        <w:rPr>
-          <w:lang w:val="en-US"/>
-        </w:rPr>
-        <w:t xml:space="preserve"> </w:t>
-      </w:r>
-      <w:proofErr w:type="spellStart"/>
-      <w:r>
-        <w:rPr>
-          <w:lang w:val="en-US"/>
-        </w:rPr>
-        <w:t>velikim</w:t>
-      </w:r>
-      <w:proofErr w:type="spellEnd"/>
-      <w:r>
-        <w:rPr>
-          <w:lang w:val="en-US"/>
-        </w:rPr>
-        <w:t xml:space="preserve"> </w:t>
-      </w:r>
-      <w:proofErr w:type="spellStart"/>
-      <w:r>
-        <w:rPr>
-          <w:lang w:val="en-US"/>
-        </w:rPr>
-        <w:t>sk</w:t>
-      </w:r>
-      <w:r>
-        <w:rPr>
-          <w:lang w:val="en-US"/>
-        </w:rPr>
-        <w:t>upovima</w:t>
-      </w:r>
-      <w:proofErr w:type="spellEnd"/>
-      <w:r>
-        <w:rPr>
-          <w:lang w:val="en-US"/>
-        </w:rPr>
-        <w:t xml:space="preserve"> </w:t>
-      </w:r>
-      <w:proofErr w:type="spellStart"/>
-      <w:r>
-        <w:rPr>
-          <w:lang w:val="en-US"/>
-        </w:rPr>
-        <w:t>podataka</w:t>
-      </w:r>
-      <w:proofErr w:type="spellEnd"/>
-      <w:r>
-        <w:rPr>
-          <w:lang w:val="en-US"/>
-        </w:rPr>
-        <w:t xml:space="preserve">. </w:t>
-      </w:r>
-    </w:p>
-    <w:p>
-      <w:pPr>
-        <w:rPr>
-          <w:lang w:val="en-US"/>
-        </w:rPr>
-      </w:pPr>
-      <w:proofErr w:type="spellStart"/>
-      <w:r>
-        <w:rPr>
-          <w:lang w:val="en-US"/>
-        </w:rPr>
-        <w:t>Stopa</w:t>
-      </w:r>
-      <w:proofErr w:type="spellEnd"/>
-      <w:r>
-        <w:rPr>
-          <w:lang w:val="en-US"/>
-        </w:rPr>
-        <w:t xml:space="preserve"> </w:t>
-      </w:r>
-      <w:proofErr w:type="spellStart"/>
-      <w:r>
-        <w:rPr>
-          <w:lang w:val="en-US"/>
-        </w:rPr>
-        <w:t>učenja</w:t>
-      </w:r>
-      <w:proofErr w:type="spellEnd"/>
-      <w:r>
-        <w:rPr>
-          <w:lang w:val="en-US"/>
-        </w:rPr>
-        <w:t xml:space="preserve"> je </w:t>
-      </w:r>
-      <w:proofErr w:type="spellStart"/>
-      <w:r>
-        <w:rPr>
-          <w:lang w:val="en-US"/>
-        </w:rPr>
-        <w:t>hiper</w:t>
-      </w:r>
-      <w:r>
-        <w:rPr>
-          <w:lang w:val="en-US"/>
-        </w:rPr>
-        <w:t>parameter</w:t>
-      </w:r>
-      <w:proofErr w:type="spellEnd"/>
-      <w:r>
-        <w:rPr>
-          <w:lang w:val="en-US"/>
-        </w:rPr>
-        <w:t xml:space="preserve"> koji se </w:t>
-      </w:r>
-      <w:proofErr w:type="spellStart"/>
-      <w:r>
-        <w:rPr>
-          <w:lang w:val="en-US"/>
-        </w:rPr>
-        <w:t>koristi</w:t>
-      </w:r>
-      <w:proofErr w:type="spellEnd"/>
-      <w:r>
-        <w:rPr>
-          <w:lang w:val="en-US"/>
-        </w:rPr>
-        <w:t xml:space="preserve"> </w:t>
-      </w:r>
-      <w:proofErr w:type="spellStart"/>
-      <w:r>
-        <w:rPr>
-          <w:lang w:val="en-US"/>
-        </w:rPr>
-        <w:t>prilikom</w:t>
-      </w:r>
-      <w:proofErr w:type="spellEnd"/>
-      <w:r>
-        <w:rPr>
-          <w:lang w:val="en-US"/>
-        </w:rPr>
-        <w:t xml:space="preserve"> </w:t>
-      </w:r>
-      <w:proofErr w:type="spellStart"/>
-      <w:r>
-        <w:rPr>
-          <w:lang w:val="en-US"/>
-        </w:rPr>
-        <w:t>treniranje</w:t>
-      </w:r>
-      <w:proofErr w:type="spellEnd"/>
-      <w:r>
-        <w:rPr>
-          <w:lang w:val="en-US"/>
-        </w:rPr>
-        <w:t xml:space="preserve"> koji </w:t>
-      </w:r>
-      <w:proofErr w:type="spellStart"/>
-      <w:r>
-        <w:rPr>
-          <w:lang w:val="en-US"/>
-        </w:rPr>
-        <w:t>govori</w:t>
-      </w:r>
-      <w:proofErr w:type="spellEnd"/>
-      <w:r>
-        <w:rPr>
-          <w:lang w:val="en-US"/>
-        </w:rPr>
-        <w:t xml:space="preserve"> </w:t>
-      </w:r>
-      <w:proofErr w:type="spellStart"/>
-      <w:r>
-        <w:rPr>
-          <w:lang w:val="en-US"/>
-        </w:rPr>
-        <w:t>optimizeru</w:t>
-      </w:r>
-      <w:proofErr w:type="spellEnd"/>
-      <w:r>
-        <w:rPr>
-          <w:lang w:val="en-US"/>
-        </w:rPr>
-        <w:t xml:space="preserve"> </w:t>
-      </w:r>
-      <w:proofErr w:type="spellStart"/>
-      <w:r>
-        <w:rPr>
-          <w:lang w:val="en-US"/>
-        </w:rPr>
-        <w:t>koliko</w:t>
-      </w:r>
-      <w:proofErr w:type="spellEnd"/>
-      <w:r>
-        <w:rPr>
-          <w:lang w:val="en-US"/>
-        </w:rPr>
-        <w:t xml:space="preserve"> </w:t>
-      </w:r>
-      <w:proofErr w:type="spellStart"/>
-      <w:r>
-        <w:rPr>
-          <w:lang w:val="en-US"/>
-        </w:rPr>
-        <w:t>može</w:t>
-      </w:r>
-      <w:proofErr w:type="spellEnd"/>
-      <w:r>
-        <w:rPr>
-          <w:lang w:val="en-US"/>
-        </w:rPr>
-        <w:t xml:space="preserve"> da </w:t>
-      </w:r>
-      <w:proofErr w:type="spellStart"/>
-      <w:r>
-        <w:rPr>
-          <w:lang w:val="en-US"/>
-        </w:rPr>
-        <w:t>podešava</w:t>
-      </w:r>
-      <w:proofErr w:type="spellEnd"/>
-      <w:r>
-        <w:rPr>
-          <w:lang w:val="en-US"/>
-        </w:rPr>
-        <w:t xml:space="preserve"> </w:t>
-      </w:r>
-      <w:proofErr w:type="spellStart"/>
-      <w:r>
-        <w:rPr>
-          <w:lang w:val="en-US"/>
-        </w:rPr>
-        <w:t>parametre</w:t>
-      </w:r>
-      <w:proofErr w:type="spellEnd"/>
-      <w:r>
-        <w:rPr>
-          <w:lang w:val="en-US"/>
-        </w:rPr>
-        <w:t xml:space="preserve"> </w:t>
-      </w:r>
-      <w:proofErr w:type="spellStart"/>
-      <w:r>
-        <w:rPr>
-          <w:lang w:val="en-US"/>
-        </w:rPr>
-        <w:t>modela</w:t>
-      </w:r>
-      <w:proofErr w:type="spellEnd"/>
-      <w:r>
-        <w:rPr>
-          <w:lang w:val="en-US"/>
-        </w:rPr>
-        <w:t xml:space="preserve">. </w:t>
-      </w:r>
-      <w:proofErr w:type="spellStart"/>
-      <w:r>
-        <w:rPr>
-          <w:lang w:val="en-US"/>
-        </w:rPr>
-        <w:t>Stopa</w:t>
-      </w:r>
-      <w:proofErr w:type="spellEnd"/>
-      <w:r>
-        <w:rPr>
-          <w:lang w:val="en-US"/>
-        </w:rPr>
-        <w:t xml:space="preserve"> </w:t>
-      </w:r>
-      <w:proofErr w:type="spellStart"/>
-      <w:r>
-        <w:rPr>
-          <w:lang w:val="en-US"/>
-        </w:rPr>
-        <w:t>učenja</w:t>
-      </w:r>
-      <w:proofErr w:type="spellEnd"/>
-      <w:r>
-        <w:rPr>
-          <w:lang w:val="en-US"/>
-        </w:rPr>
-        <w:t xml:space="preserve"> je </w:t>
-      </w:r>
-      <w:proofErr w:type="spellStart"/>
-      <w:r>
-        <w:rPr>
-          <w:lang w:val="en-US"/>
-        </w:rPr>
-        <w:t>bitna</w:t>
-      </w:r>
-      <w:proofErr w:type="spellEnd"/>
-      <w:r>
-        <w:rPr>
-          <w:lang w:val="en-US"/>
-        </w:rPr>
-        <w:t xml:space="preserve"> </w:t>
-      </w:r>
-      <w:proofErr w:type="spellStart"/>
-      <w:r>
-        <w:rPr>
-          <w:lang w:val="en-US"/>
-        </w:rPr>
-        <w:t>jer</w:t>
-      </w:r>
-      <w:proofErr w:type="spellEnd"/>
-      <w:r>
-        <w:rPr>
-          <w:lang w:val="en-US"/>
-        </w:rPr>
-        <w:t xml:space="preserve"> </w:t>
-      </w:r>
-      <w:proofErr w:type="spellStart"/>
-      <w:r>
-        <w:rPr>
-          <w:lang w:val="en-US"/>
-        </w:rPr>
-        <w:t>ako</w:t>
-      </w:r>
-      <w:proofErr w:type="spellEnd"/>
-      <w:r>
-        <w:rPr>
-          <w:lang w:val="en-US"/>
-        </w:rPr>
-        <w:t xml:space="preserve"> je </w:t>
-      </w:r>
-      <w:proofErr w:type="spellStart"/>
-      <w:r>
-        <w:rPr>
-          <w:lang w:val="en-US"/>
-        </w:rPr>
-        <w:t>prevelika</w:t>
-      </w:r>
-      <w:proofErr w:type="spellEnd"/>
-      <w:r>
-        <w:rPr>
-          <w:lang w:val="en-US"/>
-        </w:rPr>
-        <w:t xml:space="preserve"> </w:t>
-      </w:r>
-      <w:proofErr w:type="spellStart"/>
-      <w:r>
-        <w:rPr>
-          <w:lang w:val="en-US"/>
-        </w:rPr>
-        <w:t>može</w:t>
-      </w:r>
-      <w:proofErr w:type="spellEnd"/>
-      <w:r>
-        <w:rPr>
-          <w:lang w:val="en-US"/>
-        </w:rPr>
-        <w:t xml:space="preserve"> se </w:t>
-      </w:r>
-      <w:proofErr w:type="spellStart"/>
-      <w:r>
-        <w:rPr>
-          <w:lang w:val="en-US"/>
-        </w:rPr>
-        <w:t>desiti</w:t>
-      </w:r>
-      <w:proofErr w:type="spellEnd"/>
-      <w:r>
-        <w:rPr>
-          <w:lang w:val="en-US"/>
-        </w:rPr>
-        <w:t xml:space="preserve"> da optimizer </w:t>
-      </w:r>
-      <w:proofErr w:type="spellStart"/>
-      <w:r>
-        <w:rPr>
-          <w:lang w:val="en-US"/>
-        </w:rPr>
-        <w:t>napravi</w:t>
-      </w:r>
-      <w:proofErr w:type="spellEnd"/>
-      <w:r>
-        <w:rPr>
-          <w:lang w:val="en-US"/>
-        </w:rPr>
-        <w:t xml:space="preserve"> </w:t>
-      </w:r>
-      <w:proofErr w:type="spellStart"/>
-      <w:r>
-        <w:rPr>
-          <w:lang w:val="en-US"/>
-        </w:rPr>
-        <w:t>prevelike</w:t>
-      </w:r>
-      <w:proofErr w:type="spellEnd"/>
-      <w:r>
-        <w:rPr>
-          <w:lang w:val="en-US"/>
-        </w:rPr>
-        <w:t xml:space="preserve"> </w:t>
-      </w:r>
-      <w:proofErr w:type="spellStart"/>
-      <w:r>
-        <w:rPr>
-          <w:lang w:val="en-US"/>
-        </w:rPr>
-        <w:t>korake</w:t>
-      </w:r>
-      <w:proofErr w:type="spellEnd"/>
-      <w:r>
-        <w:rPr>
-          <w:lang w:val="en-US"/>
-        </w:rPr>
-        <w:t xml:space="preserve"> </w:t>
-      </w:r>
-      <w:proofErr w:type="spellStart"/>
-      <w:r>
-        <w:rPr>
-          <w:lang w:val="en-US"/>
-        </w:rPr>
-        <w:t>prilikom</w:t>
-      </w:r>
-      <w:proofErr w:type="spellEnd"/>
-      <w:r>
-        <w:rPr>
-          <w:lang w:val="en-US"/>
-        </w:rPr>
-        <w:t xml:space="preserve"> </w:t>
-      </w:r>
-      <w:proofErr w:type="spellStart"/>
-      <w:r>
-        <w:rPr>
-          <w:lang w:val="en-US"/>
-        </w:rPr>
-        <w:t>podešavanja</w:t>
-      </w:r>
-      <w:proofErr w:type="spellEnd"/>
-      <w:r>
-        <w:rPr>
-          <w:lang w:val="en-US"/>
-        </w:rPr>
-        <w:t xml:space="preserve"> </w:t>
-      </w:r>
-      <w:proofErr w:type="spellStart"/>
-      <w:r>
-        <w:rPr>
-          <w:lang w:val="en-US"/>
-        </w:rPr>
-        <w:t>i</w:t>
-      </w:r>
-      <w:proofErr w:type="spellEnd"/>
-      <w:r>
-        <w:rPr>
-          <w:lang w:val="en-US"/>
-        </w:rPr>
-        <w:t xml:space="preserve"> </w:t>
-      </w:r>
-      <w:proofErr w:type="spellStart"/>
-      <w:r>
-        <w:rPr>
-          <w:lang w:val="en-US"/>
-        </w:rPr>
-        <w:t>preskoči</w:t>
-      </w:r>
-      <w:proofErr w:type="spellEnd"/>
-      <w:r>
-        <w:rPr>
-          <w:lang w:val="en-US"/>
-        </w:rPr>
-        <w:t xml:space="preserve"> </w:t>
-      </w:r>
-      <w:proofErr w:type="spellStart"/>
-      <w:r>
-        <w:rPr>
-          <w:lang w:val="en-US"/>
-        </w:rPr>
-        <w:t>globalni</w:t>
-      </w:r>
-      <w:proofErr w:type="spellEnd"/>
-      <w:r>
-        <w:rPr>
-          <w:lang w:val="en-US"/>
-        </w:rPr>
-        <w:t xml:space="preserve"> minimum </w:t>
-      </w:r>
-      <w:proofErr w:type="spellStart"/>
-      <w:r>
-        <w:rPr>
-          <w:lang w:val="en-US"/>
-        </w:rPr>
-        <w:t>funkcije</w:t>
-      </w:r>
-      <w:proofErr w:type="spellEnd"/>
-      <w:r>
-        <w:rPr>
-          <w:lang w:val="en-US"/>
-        </w:rPr>
-        <w:t xml:space="preserve"> </w:t>
-      </w:r>
-      <w:proofErr w:type="spellStart"/>
-      <w:r>
-        <w:rPr>
-          <w:lang w:val="en-US"/>
-        </w:rPr>
-        <w:t>troška</w:t>
-      </w:r>
-      <w:proofErr w:type="spellEnd"/>
-      <w:r>
-        <w:rPr>
-          <w:lang w:val="en-US"/>
-        </w:rPr>
-        <w:t xml:space="preserve">. </w:t>
-      </w:r>
-      <w:proofErr w:type="spellStart"/>
-      <w:r>
-        <w:rPr>
-          <w:lang w:val="en-US"/>
-        </w:rPr>
-        <w:t>Ukoliko</w:t>
-      </w:r>
-      <w:proofErr w:type="spellEnd"/>
-      <w:r>
-        <w:rPr>
-          <w:lang w:val="en-US"/>
-        </w:rPr>
-        <w:t xml:space="preserve"> je </w:t>
-      </w:r>
-      <w:proofErr w:type="spellStart"/>
-      <w:r>
-        <w:rPr>
-          <w:lang w:val="en-US"/>
-        </w:rPr>
-        <w:t>stopa</w:t>
-      </w:r>
-      <w:proofErr w:type="spellEnd"/>
-      <w:r>
-        <w:rPr>
-          <w:lang w:val="en-US"/>
-        </w:rPr>
-        <w:t xml:space="preserve"> </w:t>
-      </w:r>
-      <w:proofErr w:type="spellStart"/>
-      <w:r>
-        <w:rPr>
-          <w:lang w:val="en-US"/>
-        </w:rPr>
-        <w:t>učenja</w:t>
-      </w:r>
-      <w:proofErr w:type="spellEnd"/>
-      <w:r>
-        <w:rPr>
-          <w:lang w:val="en-US"/>
-        </w:rPr>
-        <w:t xml:space="preserve"> </w:t>
-      </w:r>
-      <w:proofErr w:type="spellStart"/>
-      <w:r>
-        <w:rPr>
-          <w:lang w:val="en-US"/>
-        </w:rPr>
-        <w:t>premala</w:t>
-      </w:r>
-      <w:proofErr w:type="spellEnd"/>
-      <w:r>
-        <w:rPr>
-          <w:lang w:val="en-US"/>
-        </w:rPr>
-        <w:t xml:space="preserve"> </w:t>
-      </w:r>
-      <w:proofErr w:type="spellStart"/>
-      <w:r>
-        <w:rPr>
-          <w:lang w:val="en-US"/>
-        </w:rPr>
-        <w:t>treniranje</w:t>
-      </w:r>
-      <w:proofErr w:type="spellEnd"/>
-      <w:r>
-        <w:rPr>
-          <w:lang w:val="en-US"/>
-        </w:rPr>
-        <w:t xml:space="preserve"> </w:t>
-      </w:r>
-      <w:proofErr w:type="spellStart"/>
-      <w:r>
-        <w:rPr>
-          <w:lang w:val="en-US"/>
-        </w:rPr>
-        <w:t>može</w:t>
-      </w:r>
-      <w:proofErr w:type="spellEnd"/>
-      <w:r>
-        <w:rPr>
-          <w:lang w:val="en-US"/>
-        </w:rPr>
-        <w:t xml:space="preserve"> </w:t>
-      </w:r>
-      <w:proofErr w:type="spellStart"/>
-      <w:r>
-        <w:rPr>
-          <w:lang w:val="en-US"/>
-        </w:rPr>
-        <w:t>trajati</w:t>
-      </w:r>
-      <w:proofErr w:type="spellEnd"/>
-      <w:r>
-        <w:rPr>
-          <w:lang w:val="en-US"/>
-        </w:rPr>
-        <w:t xml:space="preserve"> </w:t>
-      </w:r>
-      <w:proofErr w:type="spellStart"/>
-      <w:r>
-        <w:rPr>
-          <w:lang w:val="en-US"/>
-        </w:rPr>
-        <w:t>dosta</w:t>
-      </w:r>
-      <w:proofErr w:type="spellEnd"/>
-      <w:r>
-        <w:rPr>
-          <w:lang w:val="en-US"/>
-        </w:rPr>
-        <w:t xml:space="preserve"> </w:t>
-      </w:r>
-      <w:proofErr w:type="spellStart"/>
-      <w:r>
-        <w:rPr>
-          <w:lang w:val="en-US"/>
-        </w:rPr>
-        <w:t>duže</w:t>
-      </w:r>
-      <w:proofErr w:type="spellEnd"/>
-      <w:r>
-        <w:rPr>
-          <w:lang w:val="en-US"/>
-        </w:rPr>
-        <w:t xml:space="preserve"> nego potrebno. Za </w:t>
-      </w:r>
-      <w:proofErr w:type="spellStart"/>
-      <w:r>
-        <w:rPr>
-          <w:lang w:val="en-US"/>
-        </w:rPr>
-        <w:t>dati</w:t>
-      </w:r>
-      <w:proofErr w:type="spellEnd"/>
-      <w:r>
-        <w:rPr>
-          <w:lang w:val="en-US"/>
-        </w:rPr>
-        <w:t xml:space="preserve"> </w:t>
-      </w:r>
-      <w:proofErr w:type="spellStart"/>
-      <w:r>
-        <w:rPr>
-          <w:lang w:val="en-US"/>
-        </w:rPr>
-        <w:t>primjer</w:t>
-      </w:r>
-      <w:proofErr w:type="spellEnd"/>
-      <w:r>
-        <w:rPr>
-          <w:lang w:val="en-US"/>
-        </w:rPr>
-        <w:t xml:space="preserve"> je </w:t>
-      </w:r>
-      <w:proofErr w:type="spellStart"/>
-      <w:r>
-        <w:rPr>
-          <w:lang w:val="en-US"/>
-        </w:rPr>
-        <w:t>postavljena</w:t>
-      </w:r>
-      <w:proofErr w:type="spellEnd"/>
-      <w:r>
-        <w:rPr>
-          <w:lang w:val="en-US"/>
-        </w:rPr>
-        <w:t xml:space="preserve"> </w:t>
-      </w:r>
-      <w:proofErr w:type="spellStart"/>
-      <w:r>
-        <w:rPr>
-          <w:lang w:val="en-US"/>
-        </w:rPr>
-        <w:t>stopa</w:t>
-      </w:r>
-      <w:proofErr w:type="spellEnd"/>
-      <w:r>
-        <w:rPr>
-          <w:lang w:val="en-US"/>
-        </w:rPr>
-        <w:t xml:space="preserve"> </w:t>
-      </w:r>
-      <w:proofErr w:type="spellStart"/>
-      <w:r>
-        <w:rPr>
-          <w:lang w:val="en-US"/>
-        </w:rPr>
-        <w:t>učenja</w:t>
-      </w:r>
-      <w:proofErr w:type="spellEnd"/>
-      <w:r>
-        <w:rPr>
-          <w:lang w:val="en-US"/>
-        </w:rPr>
-        <w:t xml:space="preserve"> od 0.0001.</w:t>
-      </w:r>
-    </w:p>
-    <w:p>
-      <w:pPr>
-        <w:rPr>
-          <w:lang w:val="en-US"/>
-        </w:rPr>
-      </w:pPr>
-      <w:proofErr w:type="spellStart"/>
-      <w:r>
-        <w:rPr>
-          <w:lang w:val="en-US"/>
-        </w:rPr>
-        <w:t>S</w:t>
-      </w:r>
-      <w:r>
-        <w:rPr>
-          <w:lang w:val="en-US"/>
-        </w:rPr>
-        <w:t>topa</w:t>
-      </w:r>
-      <w:proofErr w:type="spellEnd"/>
-      <w:r>
-        <w:rPr>
-          <w:lang w:val="en-US"/>
-        </w:rPr>
-        <w:t xml:space="preserve"> </w:t>
-      </w:r>
-      <w:proofErr w:type="spellStart"/>
-      <w:r>
-        <w:rPr>
-          <w:lang w:val="en-US"/>
-        </w:rPr>
-        <w:t>učenja</w:t>
-      </w:r>
-      <w:proofErr w:type="spellEnd"/>
-      <w:r>
-        <w:rPr>
-          <w:lang w:val="en-US"/>
-        </w:rPr>
-        <w:t xml:space="preserve"> je </w:t>
-      </w:r>
-      <w:r>
-        <w:rPr>
-          <w:lang w:val="en-US"/>
-        </w:rPr>
-        <w:t xml:space="preserve">za </w:t>
-      </w:r>
-      <w:proofErr w:type="spellStart"/>
-      <w:r>
-        <w:rPr>
-          <w:lang w:val="en-US"/>
-        </w:rPr>
-        <w:t>naš</w:t>
-      </w:r>
-      <w:proofErr w:type="spellEnd"/>
-      <w:r>
-        <w:rPr>
-          <w:lang w:val="en-US"/>
-        </w:rPr>
-        <w:t xml:space="preserve"> </w:t>
-      </w:r>
-      <w:proofErr w:type="spellStart"/>
-      <w:r>
-        <w:rPr>
-          <w:lang w:val="en-US"/>
-        </w:rPr>
-        <w:t>slucaj</w:t>
-      </w:r>
-      <w:proofErr w:type="spellEnd"/>
-      <w:r>
-        <w:rPr>
-          <w:lang w:val="en-US"/>
-        </w:rPr>
-        <w:t xml:space="preserve"> </w:t>
-      </w:r>
-      <w:proofErr w:type="spellStart"/>
-      <w:r>
-        <w:rPr>
-          <w:lang w:val="en-US"/>
-        </w:rPr>
-        <w:t>samo</w:t>
-      </w:r>
-      <w:proofErr w:type="spellEnd"/>
-      <w:r>
-        <w:rPr>
-          <w:lang w:val="en-US"/>
-        </w:rPr>
-        <w:t xml:space="preserve"> </w:t>
-      </w:r>
-      <w:proofErr w:type="spellStart"/>
-      <w:r>
-        <w:rPr>
-          <w:lang w:val="en-US"/>
-        </w:rPr>
-        <w:t>početna</w:t>
-      </w:r>
-      <w:proofErr w:type="spellEnd"/>
-      <w:r>
-        <w:rPr>
-          <w:lang w:val="en-US"/>
-        </w:rPr>
-        <w:t xml:space="preserve"> </w:t>
-      </w:r>
-      <w:proofErr w:type="spellStart"/>
-      <w:r>
-        <w:rPr>
-          <w:lang w:val="en-US"/>
-        </w:rPr>
-        <w:t>tačka</w:t>
-      </w:r>
-      <w:proofErr w:type="spellEnd"/>
-      <w:r>
-        <w:rPr>
-          <w:lang w:val="en-US"/>
-        </w:rPr>
-        <w:t xml:space="preserve">. </w:t>
-      </w:r>
-      <w:r>
-        <w:rPr>
-          <w:lang w:val="en-US"/>
-        </w:rPr>
-        <w:t xml:space="preserve">Optimizer koji </w:t>
-      </w:r>
-      <w:proofErr w:type="spellStart"/>
-      <w:r>
-        <w:rPr>
-          <w:lang w:val="en-US"/>
-        </w:rPr>
-        <w:t>koristimo</w:t>
-      </w:r>
-      <w:proofErr w:type="spellEnd"/>
-      <w:r>
-        <w:rPr>
-          <w:lang w:val="en-US"/>
-        </w:rPr>
-        <w:t xml:space="preserve">, Adam, </w:t>
-      </w:r>
-      <w:proofErr w:type="spellStart"/>
-      <w:r>
-        <w:rPr>
-          <w:lang w:val="en-US"/>
-        </w:rPr>
-        <w:t>će</w:t>
-      </w:r>
-      <w:proofErr w:type="spellEnd"/>
-      <w:r>
-        <w:rPr>
-          <w:lang w:val="en-US"/>
-        </w:rPr>
-        <w:t xml:space="preserve"> </w:t>
-      </w:r>
-      <w:proofErr w:type="spellStart"/>
-      <w:r>
-        <w:rPr>
-          <w:lang w:val="en-US"/>
-        </w:rPr>
-        <w:t>automatski</w:t>
-      </w:r>
-      <w:proofErr w:type="spellEnd"/>
-      <w:r>
-        <w:rPr>
-          <w:lang w:val="en-US"/>
-        </w:rPr>
-        <w:t xml:space="preserve"> </w:t>
-      </w:r>
-      <w:proofErr w:type="spellStart"/>
-      <w:r>
-        <w:rPr>
-          <w:lang w:val="en-US"/>
-        </w:rPr>
-        <w:t>promjeniti</w:t>
-      </w:r>
-      <w:proofErr w:type="spellEnd"/>
-      <w:r>
-        <w:rPr>
-          <w:lang w:val="en-US"/>
-        </w:rPr>
-        <w:t xml:space="preserve"> </w:t>
-      </w:r>
-      <w:proofErr w:type="spellStart"/>
-      <w:r>
-        <w:rPr>
-          <w:lang w:val="en-US"/>
-        </w:rPr>
-        <w:t>stopu</w:t>
-      </w:r>
-      <w:proofErr w:type="spellEnd"/>
-      <w:r>
-        <w:rPr>
-          <w:lang w:val="en-US"/>
-        </w:rPr>
-        <w:t xml:space="preserve"> </w:t>
-      </w:r>
-      <w:proofErr w:type="spellStart"/>
-      <w:r>
-        <w:rPr>
-          <w:lang w:val="en-US"/>
-        </w:rPr>
-        <w:t>učenja</w:t>
-      </w:r>
-      <w:proofErr w:type="spellEnd"/>
-      <w:r>
-        <w:rPr>
-          <w:lang w:val="en-US"/>
-        </w:rPr>
-        <w:t xml:space="preserve"> </w:t>
-      </w:r>
-      <w:proofErr w:type="spellStart"/>
-      <w:r>
-        <w:rPr>
-          <w:lang w:val="en-US"/>
-        </w:rPr>
-        <w:t>uko</w:t>
-      </w:r>
-      <w:r>
-        <w:rPr>
-          <w:lang w:val="en-US"/>
-        </w:rPr>
-        <w:t>liko</w:t>
-      </w:r>
-      <w:proofErr w:type="spellEnd"/>
-      <w:r>
-        <w:rPr>
-          <w:lang w:val="en-US"/>
-        </w:rPr>
-        <w:t xml:space="preserve"> </w:t>
-      </w:r>
-      <w:proofErr w:type="spellStart"/>
-      <w:r>
-        <w:rPr>
-          <w:lang w:val="en-US"/>
-        </w:rPr>
-        <w:t>potrebno</w:t>
-      </w:r>
-      <w:proofErr w:type="spellEnd"/>
-      <w:r>
-        <w:rPr>
-          <w:lang w:val="en-US"/>
-        </w:rPr>
-        <w:t xml:space="preserve">. </w:t>
-      </w:r>
-    </w:p>
-    <w:p>
-      <w:pPr>
-        <w:rPr>
-          <w:lang w:val="en-US"/>
-        </w:rPr>
-      </w:pPr>
-    </w:p>
-    <w:p>
-      <w:pPr>
-        <w:rPr>
-          <w:lang w:val="en-US"/>
-        </w:rPr>
-      </w:pPr>
-    </w:p>
-    <w:p>
-      <w:pPr>
-        <w:rPr>
-          <w:lang w:val="en-US"/>
-        </w:rPr>
-      </w:pPr>
-    </w:p>
-    <w:p>
-      <w:pPr>
-        <w:rPr>
-          <w:lang w:val="en-US"/>
-        </w:rPr>
-      </w:pPr>
-    </w:p>
-    <w:p>
-      <w:pPr>
-        <w:rPr>
-          <w:lang w:val="en-US"/>
-        </w:rPr>
-      </w:pPr>
-    </w:p>
-    <w:p>
-      <w:pPr>
-        <w:rPr>
-          <w:lang w:val="en-US"/>
-        </w:rPr>
-      </w:pPr>
-    </w:p>
-    <w:p>
-      <w:pPr>
-        <w:rPr>
-          <w:lang w:val="en-US"/>
-        </w:rPr>
-      </w:pPr>
-    </w:p>
-    <w:p>
-      <w:pPr>
-        <w:rPr>
-          <w:lang w:val="en-US"/>
-        </w:rPr>
-      </w:pPr>
-    </w:p>
-    <w:p>
-      <w:pPr>
-        <w:pStyle w:val="Heading3"/>
-        <w:rPr>
-          <w:lang w:val="en-US"/>
-        </w:rPr>
-      </w:pPr>
-      <w:proofErr w:type="spellStart"/>
-      <w:r>
-        <w:rPr>
-          <w:lang w:val="en-US"/>
-        </w:rPr>
-        <w:lastRenderedPageBreak/>
-        <w:t>Orkestracija</w:t>
-      </w:r>
-      <w:proofErr w:type="spellEnd"/>
-      <w:r>
-        <w:rPr>
-          <w:lang w:val="en-US"/>
-        </w:rPr>
-        <w:t xml:space="preserve"> </w:t>
-      </w:r>
-      <w:proofErr w:type="spellStart"/>
-      <w:r>
-        <w:rPr>
-          <w:lang w:val="en-US"/>
-        </w:rPr>
-        <w:t>i</w:t>
-      </w:r>
-      <w:proofErr w:type="spellEnd"/>
-      <w:r>
-        <w:rPr>
-          <w:lang w:val="en-US"/>
-        </w:rPr>
-        <w:t xml:space="preserve"> .NET Aspire</w:t>
-      </w:r>
-    </w:p>
-    <w:p>
-      <w:pPr>
-        <w:rPr>
-          <w:lang w:val="en-US"/>
-        </w:rPr>
-      </w:pPr>
-    </w:p>
-    <w:p>
-      <w:r>
-        <w:t>Za jednostavno treniranje, evaluaciju i direktno</w:t>
-      </w:r>
-      <w:r>
-        <w:t>g</w:t>
-      </w:r>
-      <w:r>
-        <w:t xml:space="preserve"> upoređivanja modela implementirana je web aplikacija. Kroz aplikaciju je moguće treniranje modela koristeći Python ekosistem (PyTorch) ili .NET ekosistem (TorchSharp). Nakon završenog treniranja, aplikacija pruža mogućnost u</w:t>
-      </w:r>
-      <w:r>
-        <w:t>s</w:t>
-      </w:r>
-      <w:r>
-        <w:t>poredbe svih ključnih metrika poput vremena treniranja, odziva i preciznosti.</w:t>
-      </w:r>
-    </w:p>
-    <w:p>
-      <w:r>
-        <w:t>Arhitektura aplikacije je implementirana kroz mikroservisni pristup i sastoji se od tri komponente:</w:t>
-      </w:r>
-    </w:p>
-    <w:p>
-      <w:r>
-        <w:t>- Korisnički interfejs (Web Aplikacija</w:t>
-      </w:r>
-      <w:r>
-        <w:t>)</w:t>
-      </w:r>
-    </w:p>
-    <w:p>
-      <w:r>
-        <w:t>- C# Web API servis</w:t>
-      </w:r>
-    </w:p>
-    <w:p>
-      <w:r>
-        <w:t>- Python Web API servis</w:t>
-      </w:r>
-    </w:p>
-    <w:p/>
-    <w:p>
-      <w:r>
-        <w:t>Korisnički interfejs je implementiran uz pomoć Blazor platforme koja omogućava efikasnu kreaciju interaktivnih web aplikacij</w:t>
-      </w:r>
-      <w:r>
-        <w:t>a</w:t>
-      </w:r>
-      <w:r>
-        <w:t xml:space="preserve"> koristeći .NET tehnologije.</w:t>
-      </w:r>
-      <w:r>
-        <w:t xml:space="preserve"> Ovaj dio je striktno implementiran kao prezentacijski sloj (frontend) te ne sadrži logiku za treniranje ni analiziranje slika</w:t>
-      </w:r>
-      <w:r>
-        <w:t xml:space="preserve"> čime se prati praksa razdvajanja frontend i backend koda.</w:t>
-      </w:r>
-    </w:p>
-    <w:p>
-      <w:r>
-        <w:t>Logika za treniranje i analiziranje slika je implementirana pomoću posebnih Web Api servisa koji komuniciraju sa korisničkim interfejsom uz pomoć HTTP protokola. Treniranje preko .NET okruženja je omogućeno preko .NET Core Web API te za Python okruženje je korišten FastAPI. Oba servisa su visoko performantna i moderna rješenja za komunikaciju između web aplikacija, te zajedno sa korisničkim interfejs pružaju korisniku sveobuhvatno rješenje za treniranje i analiziranja modela mašinskog učenja.</w:t>
-      </w:r>
-    </w:p>
-    <w:p>
-      <w:r>
-        <w:t>Kako se arhitektura</w:t>
-      </w:r>
-      <w:r>
-        <w:t xml:space="preserve"> aplikacije</w:t>
-      </w:r>
-      <w:r>
-        <w:t xml:space="preserve"> sastoji od više </w:t>
-      </w:r>
-      <w:r>
-        <w:t>komponenti</w:t>
-      </w:r>
-      <w:r>
-        <w:t xml:space="preserve"> napisanih u različitim programskim jezicima</w:t>
-      </w:r>
-      <w:r>
-        <w:t xml:space="preserve">, </w:t>
-      </w:r>
-      <w:r>
-        <w:t xml:space="preserve">te nam je potrebna efikasna </w:t>
-      </w:r>
-      <w:r>
-        <w:t xml:space="preserve">i brza </w:t>
-      </w:r>
-      <w:r>
-        <w:t>komunikacija između njih</w:t>
-      </w:r>
-      <w:r>
-        <w:t xml:space="preserve">, </w:t>
-      </w:r>
-      <w:r>
-        <w:t>is</w:t>
-      </w:r>
-      <w:r>
-        <w:t>korišten je .NET Aspire</w:t>
-      </w:r>
-      <w:r>
-        <w:t xml:space="preserve"> platforma</w:t>
-      </w:r>
-      <w:r>
-        <w:t>.</w:t>
-      </w:r>
-      <w:r>
-        <w:t xml:space="preserve"> </w:t>
-      </w:r>
-      <w:r>
-        <w:t xml:space="preserve">.NET Aspire je </w:t>
-      </w:r>
-      <w:r>
-        <w:t xml:space="preserve">moderna </w:t>
-      </w:r>
-      <w:r>
-        <w:t xml:space="preserve">platforma za .NET koja služi za </w:t>
-      </w:r>
-      <w:r>
-        <w:t>efikasno</w:t>
-      </w:r>
-      <w:r>
-        <w:t xml:space="preserve"> orkestriranje </w:t>
-      </w:r>
-      <w:r>
-        <w:t>mikroservisnih arhitektura te omogućava jednostavan</w:t>
-      </w:r>
-      <w:r>
-        <w:t xml:space="preserve"> </w:t>
-      </w:r>
-      <w:r>
-        <w:t xml:space="preserve">vid </w:t>
-      </w:r>
-      <w:r>
-        <w:t>komunikacije između</w:t>
-      </w:r>
-      <w:r>
-        <w:t xml:space="preserve"> svih komponenti sistema. </w:t>
-      </w:r>
-    </w:p>
-    <w:p>
-      <w:r>
-        <w:t xml:space="preserve">Za trajnu pohranu podataka o modelima </w:t>
-      </w:r>
-      <w:r>
-        <w:t>korištena je SQLite baza podataka</w:t>
-      </w:r>
-      <w:r>
-        <w:t xml:space="preserve"> zajedno sa Entity Framework Core tehnologijom</w:t>
-      </w:r>
-      <w:r>
-        <w:t xml:space="preserve">. </w:t>
-      </w:r>
-      <w:r>
-        <w:t xml:space="preserve">SQLite je odabrana zbog svoje jednostavnosti upotrebe i implementacije, s obzirom na to da sve podatke </w:t>
-      </w:r>
-      <w:r>
-        <w:t>sprema</w:t>
-      </w:r>
-      <w:r>
-        <w:t xml:space="preserve"> u jedan lokalni fajl</w:t>
-      </w:r>
-      <w:r>
-        <w:t>. Nakon treniranj</w:t>
-      </w:r>
-      <w:r>
-        <w:t>a</w:t>
-      </w:r>
-      <w:r>
-        <w:t xml:space="preserve"> </w:t>
-      </w:r>
-      <w:r>
-        <w:t>modela</w:t>
-      </w:r>
-      <w:r>
-        <w:t>,</w:t>
-      </w:r>
-      <w:r>
-        <w:t xml:space="preserve"> </w:t>
-      </w:r>
-      <w:r>
-        <w:t xml:space="preserve">spremamo podatke poput vremena treniranje, preciznost i odziva </w:t>
-      </w:r>
-      <w:r>
-        <w:t>iz</w:t>
-      </w:r>
-      <w:r>
-        <w:t xml:space="preserve"> različiti</w:t>
-      </w:r>
-      <w:r>
-        <w:t>h</w:t>
-      </w:r>
-      <w:r>
-        <w:t xml:space="preserve"> epoha</w:t>
-      </w:r>
-      <w:r>
-        <w:t xml:space="preserve"> u bazu</w:t>
-      </w:r>
-      <w:r>
-        <w:t xml:space="preserve">, </w:t>
-      </w:r>
-      <w:r>
-        <w:t>te se ovi podaci koriste za direktnu usporedbu unutar korisničkog interfejsa</w:t>
-      </w:r>
-      <w:r>
-        <w:t>.</w:t>
-      </w:r>
-    </w:p>
-    <w:p/>
-    <w:p/>
-    <w:p/>
-    <w:p/>
-    <w:p/>
-    <w:p/>
-    <w:p>
-      <w:pPr>
-        <w:pStyle w:val="Heading3"/>
+    </w:p>
+    <w:p/>
+    <w:p/>
+    <w:p/>
+    <w:p/>
+    <w:p/>
+    <w:p/>
+    <w:p>
+      <w:pPr>
+        <w:pStyle w:val="Naslov3"/>
       </w:pPr>
       <w:r>
         <w:lastRenderedPageBreak/>
@@ -7764,7 +7773,7 @@
     </w:p>
     <w:p>
       <w:pPr>
-        <w:pStyle w:val="Heading2"/>
+        <w:pStyle w:val="Naslov2"/>
       </w:pPr>
       <w:r>
         <w:lastRenderedPageBreak/>
@@ -7836,12 +7845,12 @@
     <w:p/>
     <w:p>
       <w:r>
+        <w:lastRenderedPageBreak/>
         <w:t>5. Višestruke iteracije treniranja</w:t>
       </w:r>
     </w:p>
     <w:p>
       <w:r>
-        <w:lastRenderedPageBreak/>
         <w:t>Iako su početni parametri fiksirani, sam proces treniranja je veoma kompleksan i može doći do varijacije prilikom istovremenog izvršavanje operacija na grafikčkoj kartici. Da bismo imali što objektivniju sliku treniranja, proces treniranje (sa jednakim brojem epoha) je pokrenut u pet nezavisnih interacija u obe okruženja. Rezultati i metrike prikazani u ovom radu predstavljaju usrednjene (prosječne) vrijednosti dobijene iz tih iteracija, što garantuje visoku pouzdanost zaključka.</w:t>
       </w:r>
     </w:p>
@@ -7867,12 +7876,9 @@
     <w:p/>
     <w:p/>
     <w:p/>
-    <w:p/>
-    <w:p/>
-    <w:p/>
-    <w:p>
-      <w:pPr>
-        <w:pStyle w:val="Heading2"/>
+    <w:p>
+      <w:pPr>
+        <w:pStyle w:val="Naslov2"/>
       </w:pPr>
       <w:r>
         <w:lastRenderedPageBreak/>
@@ -7894,7 +7900,7 @@
     </w:p>
     <w:p>
       <w:pPr>
-        <w:pStyle w:val="Heading2"/>
+        <w:pStyle w:val="Naslov2"/>
       </w:pPr>
       <w:r>
         <w:lastRenderedPageBreak/>
@@ -7922,7 +7928,7 @@
 </file>
 
 <file path=word/numbering.xml><?xml version="1.0" encoding="utf-8"?>
-<w:numbering xmlns:wpc="http://schemas.microsoft.com/office/word/2010/wordprocessingCanvas" xmlns:cx="http://schemas.microsoft.com/office/drawing/2014/chartex" xmlns:cx1="http://schemas.microsoft.com/office/drawing/2015/9/8/chartex" xmlns:cx2="http://schemas.microsoft.com/office/drawing/2015/10/21/chartex" xmlns:cx3="http://schemas.microsoft.com/office/drawing/2016/5/9/chartex" xmlns:cx4="http://schemas.microsoft.com/office/drawing/2016/5/10/chartex" xmlns:cx5="http://schemas.microsoft.com/office/drawing/2016/5/11/chartex" xmlns:cx6="http://schemas.microsoft.com/office/drawing/2016/5/12/chartex" xmlns:cx7="http://schemas.microsoft.com/office/drawing/2016/5/13/chartex" xmlns:cx8="http://schemas.microsoft.com/office/drawing/2016/5/14/chartex" xmlns:mc="http://schemas.openxmlformats.org/markup-compatibility/2006" xmlns:aink="http://schemas.microsoft.com/office/drawing/2016/ink" xmlns:am3d="http://schemas.microsoft.com/office/drawing/2017/model3d" xmlns:o="urn:schemas-microsoft-com:office:office" xmlns:r="http://schemas.openxmlformats.org/officeDocument/2006/relationships" xmlns:m="http://schemas.openxmlformats.org/officeDocument/2006/math" xmlns:v="urn:schemas-microsoft-com:vml" xmlns:wp14="http://schemas.microsoft.com/office/word/2010/wordprocessingDrawing" xmlns:wp="http://schemas.openxmlformats.org/drawingml/2006/wordprocessingDrawing" xmlns:w10="urn:schemas-microsoft-com:office:word" xmlns:w="http://schemas.openxmlformats.org/wordprocessingml/2006/main" xmlns:w14="http://schemas.microsoft.com/office/word/2010/wordml" xmlns:w15="http://schemas.microsoft.com/office/word/2012/wordml" xmlns:w16cex="http://schemas.microsoft.com/office/word/2018/wordml/cex" xmlns:w16cid="http://schemas.microsoft.com/office/word/2016/wordml/cid" xmlns:w16="http://schemas.microsoft.com/office/word/2018/wordml" xmlns:w16sdtdh="http://schemas.microsoft.com/office/word/2020/wordml/sdtdatahash" xmlns:w16se="http://schemas.microsoft.com/office/word/2015/wordml/symex" xmlns:wpg="http://schemas.microsoft.com/office/word/2010/wordprocessingGroup" xmlns:wpi="http://schemas.microsoft.com/office/word/2010/wordprocessingInk" xmlns:wne="http://schemas.microsoft.com/office/word/2006/wordml" xmlns:wps="http://schemas.microsoft.com/office/word/2010/wordprocessingShape" mc:Ignorable="w14 w15 w16se w16cid w16 w16cex w16sdtdh wp14">
+<w:numbering xmlns:wpc="http://schemas.microsoft.com/office/word/2010/wordprocessingCanvas" xmlns:cx="http://schemas.microsoft.com/office/drawing/2014/chartex" xmlns:cx1="http://schemas.microsoft.com/office/drawing/2015/9/8/chartex" xmlns:cx2="http://schemas.microsoft.com/office/drawing/2015/10/21/chartex" xmlns:cx3="http://schemas.microsoft.com/office/drawing/2016/5/9/chartex" xmlns:cx4="http://schemas.microsoft.com/office/drawing/2016/5/10/chartex" xmlns:cx5="http://schemas.microsoft.com/office/drawing/2016/5/11/chartex" xmlns:cx6="http://schemas.microsoft.com/office/drawing/2016/5/12/chartex" xmlns:cx7="http://schemas.microsoft.com/office/drawing/2016/5/13/chartex" xmlns:cx8="http://schemas.microsoft.com/office/drawing/2016/5/14/chartex" xmlns:mc="http://schemas.openxmlformats.org/markup-compatibility/2006" xmlns:aink="http://schemas.microsoft.com/office/drawing/2016/ink" xmlns:am3d="http://schemas.microsoft.com/office/drawing/2017/model3d" xmlns:o="urn:schemas-microsoft-com:office:office" xmlns:oel="http://schemas.microsoft.com/office/2019/extlst" xmlns:r="http://schemas.openxmlformats.org/officeDocument/2006/relationships" xmlns:m="http://schemas.openxmlformats.org/officeDocument/2006/math" xmlns:v="urn:schemas-microsoft-com:vml" xmlns:wp14="http://schemas.microsoft.com/office/word/2010/wordprocessingDrawing" xmlns:wp="http://schemas.openxmlformats.org/drawingml/2006/wordprocessingDrawing" xmlns:w10="urn:schemas-microsoft-com:office:word" xmlns:w="http://schemas.openxmlformats.org/wordprocessingml/2006/main" xmlns:w14="http://schemas.microsoft.com/office/word/2010/wordml" xmlns:w15="http://schemas.microsoft.com/office/word/2012/wordml" xmlns:w16cex="http://schemas.microsoft.com/office/word/2018/wordml/cex" xmlns:w16cid="http://schemas.microsoft.com/office/word/2016/wordml/cid" xmlns:w16="http://schemas.microsoft.com/office/word/2018/wordml" xmlns:w16du="http://schemas.microsoft.com/office/word/2023/wordml/word16du" xmlns:w16sdtdh="http://schemas.microsoft.com/office/word/2020/wordml/sdtdatahash" xmlns:w16sdtfl="http://schemas.microsoft.com/office/word/2024/wordml/sdtformatlock" xmlns:w16se="http://schemas.microsoft.com/office/word/2015/wordml/symex" xmlns:wpg="http://schemas.microsoft.com/office/word/2010/wordprocessingGroup" xmlns:wpi="http://schemas.microsoft.com/office/word/2010/wordprocessingInk" xmlns:wne="http://schemas.microsoft.com/office/word/2006/wordml" xmlns:wps="http://schemas.microsoft.com/office/word/2010/wordprocessingShape" mc:Ignorable="w14 w15 w16se w16cid w16 w16cex w16sdtdh w16sdtfl w16du wp14">
   <w:abstractNum w:abstractNumId="0" w15:restartNumberingAfterBreak="0">
     <w:nsid w:val="04D9279B"/>
     <w:multiLevelType w:val="multilevel"/>
@@ -8625,6 +8631,231 @@
     </w:lvl>
   </w:abstractNum>
   <w:abstractNum w:abstractNumId="6" w15:restartNumberingAfterBreak="0">
+    <w:nsid w:val="4B7515FB"/>
+    <w:multiLevelType w:val="hybridMultilevel"/>
+    <w:tmpl w:val="07AC8EB4"/>
+    <w:lvl w:ilvl="0" w:tplc="04090001">
+      <w:start w:val="1"/>
+      <w:numFmt w:val="bullet"/>
+      <w:lvlText w:val=""/>
+      <w:lvlJc w:val="left"/>
+      <w:pPr>
+        <w:ind w:left="720" w:hanging="360"/>
+      </w:pPr>
+      <w:rPr>
+        <w:rFonts w:ascii="Symbol" w:hAnsi="Symbol" w:hint="default"/>
+      </w:rPr>
+    </w:lvl>
+    <w:lvl w:ilvl="1" w:tplc="04090003" w:tentative="1">
+      <w:start w:val="1"/>
+      <w:numFmt w:val="bullet"/>
+      <w:lvlText w:val="o"/>
+      <w:lvlJc w:val="left"/>
+      <w:pPr>
+        <w:ind w:left="1440" w:hanging="360"/>
+      </w:pPr>
+      <w:rPr>
+        <w:rFonts w:ascii="Courier New" w:hAnsi="Courier New" w:cs="Courier New" w:hint="default"/>
+      </w:rPr>
+    </w:lvl>
+    <w:lvl w:ilvl="2" w:tplc="04090005" w:tentative="1">
+      <w:start w:val="1"/>
+      <w:numFmt w:val="bullet"/>
+      <w:lvlText w:val=""/>
+      <w:lvlJc w:val="left"/>
+      <w:pPr>
+        <w:ind w:left="2160" w:hanging="360"/>
+      </w:pPr>
+      <w:rPr>
+        <w:rFonts w:ascii="Wingdings" w:hAnsi="Wingdings" w:hint="default"/>
+      </w:rPr>
+    </w:lvl>
+    <w:lvl w:ilvl="3" w:tplc="04090001" w:tentative="1">
+      <w:start w:val="1"/>
+      <w:numFmt w:val="bullet"/>
+      <w:lvlText w:val=""/>
+      <w:lvlJc w:val="left"/>
+      <w:pPr>
+        <w:ind w:left="2880" w:hanging="360"/>
+      </w:pPr>
+      <w:rPr>
+        <w:rFonts w:ascii="Symbol" w:hAnsi="Symbol" w:hint="default"/>
+      </w:rPr>
+    </w:lvl>
+    <w:lvl w:ilvl="4" w:tplc="04090003" w:tentative="1">
+      <w:start w:val="1"/>
+      <w:numFmt w:val="bullet"/>
+      <w:lvlText w:val="o"/>
+      <w:lvlJc w:val="left"/>
+      <w:pPr>
+        <w:ind w:left="3600" w:hanging="360"/>
+      </w:pPr>
+      <w:rPr>
+        <w:rFonts w:ascii="Courier New" w:hAnsi="Courier New" w:cs="Courier New" w:hint="default"/>
+      </w:rPr>
+    </w:lvl>
+    <w:lvl w:ilvl="5" w:tplc="04090005" w:tentative="1">
+      <w:start w:val="1"/>
+      <w:numFmt w:val="bullet"/>
+      <w:lvlText w:val=""/>
+      <w:lvlJc w:val="left"/>
+      <w:pPr>
+        <w:ind w:left="4320" w:hanging="360"/>
+      </w:pPr>
+      <w:rPr>
+        <w:rFonts w:ascii="Wingdings" w:hAnsi="Wingdings" w:hint="default"/>
+      </w:rPr>
+    </w:lvl>
+    <w:lvl w:ilvl="6" w:tplc="04090001" w:tentative="1">
+      <w:start w:val="1"/>
+      <w:numFmt w:val="bullet"/>
+      <w:lvlText w:val=""/>
+      <w:lvlJc w:val="left"/>
+      <w:pPr>
+        <w:ind w:left="5040" w:hanging="360"/>
+      </w:pPr>
+      <w:rPr>
+        <w:rFonts w:ascii="Symbol" w:hAnsi="Symbol" w:hint="default"/>
+      </w:rPr>
+    </w:lvl>
+    <w:lvl w:ilvl="7" w:tplc="04090003" w:tentative="1">
+      <w:start w:val="1"/>
+      <w:numFmt w:val="bullet"/>
+      <w:lvlText w:val="o"/>
+      <w:lvlJc w:val="left"/>
+      <w:pPr>
+        <w:ind w:left="5760" w:hanging="360"/>
+      </w:pPr>
+      <w:rPr>
+        <w:rFonts w:ascii="Courier New" w:hAnsi="Courier New" w:cs="Courier New" w:hint="default"/>
+      </w:rPr>
+    </w:lvl>
+    <w:lvl w:ilvl="8" w:tplc="04090005" w:tentative="1">
+      <w:start w:val="1"/>
+      <w:numFmt w:val="bullet"/>
+      <w:lvlText w:val=""/>
+      <w:lvlJc w:val="left"/>
+      <w:pPr>
+        <w:ind w:left="6480" w:hanging="360"/>
+      </w:pPr>
+      <w:rPr>
+        <w:rFonts w:ascii="Wingdings" w:hAnsi="Wingdings" w:hint="default"/>
+      </w:rPr>
+    </w:lvl>
+  </w:abstractNum>
+  <w:abstractNum w:abstractNumId="7" w15:restartNumberingAfterBreak="0">
+    <w:nsid w:val="50BF0012"/>
+    <w:multiLevelType w:val="hybridMultilevel"/>
+    <w:tmpl w:val="59800DE0"/>
+    <w:lvl w:ilvl="0" w:tplc="EB0A73F8">
+      <w:numFmt w:val="bullet"/>
+      <w:lvlText w:val="-"/>
+      <w:lvlJc w:val="left"/>
+      <w:pPr>
+        <w:ind w:left="720" w:hanging="360"/>
+      </w:pPr>
+      <w:rPr>
+        <w:rFonts w:ascii="Aptos" w:eastAsiaTheme="minorHAnsi" w:hAnsi="Aptos" w:cstheme="minorBidi" w:hint="default"/>
+      </w:rPr>
+    </w:lvl>
+    <w:lvl w:ilvl="1" w:tplc="04090003" w:tentative="1">
+      <w:start w:val="1"/>
+      <w:numFmt w:val="bullet"/>
+      <w:lvlText w:val="o"/>
+      <w:lvlJc w:val="left"/>
+      <w:pPr>
+        <w:ind w:left="1440" w:hanging="360"/>
+      </w:pPr>
+      <w:rPr>
+        <w:rFonts w:ascii="Courier New" w:hAnsi="Courier New" w:cs="Courier New" w:hint="default"/>
+      </w:rPr>
+    </w:lvl>
+    <w:lvl w:ilvl="2" w:tplc="04090005" w:tentative="1">
+      <w:start w:val="1"/>
+      <w:numFmt w:val="bullet"/>
+      <w:lvlText w:val=""/>
+      <w:lvlJc w:val="left"/>
+      <w:pPr>
+        <w:ind w:left="2160" w:hanging="360"/>
+      </w:pPr>
+      <w:rPr>
+        <w:rFonts w:ascii="Wingdings" w:hAnsi="Wingdings" w:hint="default"/>
+      </w:rPr>
+    </w:lvl>
+    <w:lvl w:ilvl="3" w:tplc="04090001" w:tentative="1">
+      <w:start w:val="1"/>
+      <w:numFmt w:val="bullet"/>
+      <w:lvlText w:val=""/>
+      <w:lvlJc w:val="left"/>
+      <w:pPr>
+        <w:ind w:left="2880" w:hanging="360"/>
+      </w:pPr>
+      <w:rPr>
+        <w:rFonts w:ascii="Symbol" w:hAnsi="Symbol" w:hint="default"/>
+      </w:rPr>
+    </w:lvl>
+    <w:lvl w:ilvl="4" w:tplc="04090003" w:tentative="1">
+      <w:start w:val="1"/>
+      <w:numFmt w:val="bullet"/>
+      <w:lvlText w:val="o"/>
+      <w:lvlJc w:val="left"/>
+      <w:pPr>
+        <w:ind w:left="3600" w:hanging="360"/>
+      </w:pPr>
+      <w:rPr>
+        <w:rFonts w:ascii="Courier New" w:hAnsi="Courier New" w:cs="Courier New" w:hint="default"/>
+      </w:rPr>
+    </w:lvl>
+    <w:lvl w:ilvl="5" w:tplc="04090005" w:tentative="1">
+      <w:start w:val="1"/>
+      <w:numFmt w:val="bullet"/>
+      <w:lvlText w:val=""/>
+      <w:lvlJc w:val="left"/>
+      <w:pPr>
+        <w:ind w:left="4320" w:hanging="360"/>
+      </w:pPr>
+      <w:rPr>
+        <w:rFonts w:ascii="Wingdings" w:hAnsi="Wingdings" w:hint="default"/>
+      </w:rPr>
+    </w:lvl>
+    <w:lvl w:ilvl="6" w:tplc="04090001" w:tentative="1">
+      <w:start w:val="1"/>
+      <w:numFmt w:val="bullet"/>
+      <w:lvlText w:val=""/>
+      <w:lvlJc w:val="left"/>
+      <w:pPr>
+        <w:ind w:left="5040" w:hanging="360"/>
+      </w:pPr>
+      <w:rPr>
+        <w:rFonts w:ascii="Symbol" w:hAnsi="Symbol" w:hint="default"/>
+      </w:rPr>
+    </w:lvl>
+    <w:lvl w:ilvl="7" w:tplc="04090003" w:tentative="1">
+      <w:start w:val="1"/>
+      <w:numFmt w:val="bullet"/>
+      <w:lvlText w:val="o"/>
+      <w:lvlJc w:val="left"/>
+      <w:pPr>
+        <w:ind w:left="5760" w:hanging="360"/>
+      </w:pPr>
+      <w:rPr>
+        <w:rFonts w:ascii="Courier New" w:hAnsi="Courier New" w:cs="Courier New" w:hint="default"/>
+      </w:rPr>
+    </w:lvl>
+    <w:lvl w:ilvl="8" w:tplc="04090005" w:tentative="1">
+      <w:start w:val="1"/>
+      <w:numFmt w:val="bullet"/>
+      <w:lvlText w:val=""/>
+      <w:lvlJc w:val="left"/>
+      <w:pPr>
+        <w:ind w:left="6480" w:hanging="360"/>
+      </w:pPr>
+      <w:rPr>
+        <w:rFonts w:ascii="Wingdings" w:hAnsi="Wingdings" w:hint="default"/>
+      </w:rPr>
+    </w:lvl>
+  </w:abstractNum>
+  <w:abstractNum w:abstractNumId="8" w15:restartNumberingAfterBreak="0">
     <w:nsid w:val="517008FD"/>
     <w:multiLevelType w:val="hybridMultilevel"/>
     <w:tmpl w:val="3844F67C"/>
@@ -8713,7 +8944,7 @@
       </w:pPr>
     </w:lvl>
   </w:abstractNum>
-  <w:abstractNum w:abstractNumId="7" w15:restartNumberingAfterBreak="0">
+  <w:abstractNum w:abstractNumId="9" w15:restartNumberingAfterBreak="0">
     <w:nsid w:val="5A8205B9"/>
     <w:multiLevelType w:val="multilevel"/>
     <w:tmpl w:val="540E3276"/>
@@ -8862,7 +9093,7 @@
       </w:rPr>
     </w:lvl>
   </w:abstractNum>
-  <w:abstractNum w:abstractNumId="8" w15:restartNumberingAfterBreak="0">
+  <w:abstractNum w:abstractNumId="10" w15:restartNumberingAfterBreak="0">
     <w:nsid w:val="631F6B00"/>
     <w:multiLevelType w:val="multilevel"/>
     <w:tmpl w:val="40102B3C"/>
@@ -9011,7 +9242,7 @@
       </w:rPr>
     </w:lvl>
   </w:abstractNum>
-  <w:abstractNum w:abstractNumId="9" w15:restartNumberingAfterBreak="0">
+  <w:abstractNum w:abstractNumId="11" w15:restartNumberingAfterBreak="0">
     <w:nsid w:val="687361B8"/>
     <w:multiLevelType w:val="hybridMultilevel"/>
     <w:tmpl w:val="361659D8"/>
@@ -9123,7 +9354,7 @@
       </w:rPr>
     </w:lvl>
   </w:abstractNum>
-  <w:abstractNum w:abstractNumId="10" w15:restartNumberingAfterBreak="0">
+  <w:abstractNum w:abstractNumId="12" w15:restartNumberingAfterBreak="0">
     <w:nsid w:val="71B217DE"/>
     <w:multiLevelType w:val="hybridMultilevel"/>
     <w:tmpl w:val="A838E6BC"/>
@@ -9212,7 +9443,7 @@
       </w:pPr>
     </w:lvl>
   </w:abstractNum>
-  <w:abstractNum w:abstractNumId="11" w15:restartNumberingAfterBreak="0">
+  <w:abstractNum w:abstractNumId="13" w15:restartNumberingAfterBreak="0">
     <w:nsid w:val="72AD148F"/>
     <w:multiLevelType w:val="hybridMultilevel"/>
     <w:tmpl w:val="B6267F7C"/>
@@ -9301,7 +9532,7 @@
       </w:pPr>
     </w:lvl>
   </w:abstractNum>
-  <w:abstractNum w:abstractNumId="12" w15:restartNumberingAfterBreak="0">
+  <w:abstractNum w:abstractNumId="14" w15:restartNumberingAfterBreak="0">
     <w:nsid w:val="7DD476EE"/>
     <w:multiLevelType w:val="multilevel"/>
     <w:tmpl w:val="7C961B94"/>
@@ -9446,50 +9677,56 @@
       </w:rPr>
     </w:lvl>
   </w:abstractNum>
-  <w:num w:numId="1">
+  <w:num w:numId="1" w16cid:durableId="1294562563">
     <w:abstractNumId w:val="0"/>
   </w:num>
-  <w:num w:numId="2">
-    <w:abstractNumId w:val="7"/>
+  <w:num w:numId="2" w16cid:durableId="2071348290">
+    <w:abstractNumId w:val="9"/>
   </w:num>
-  <w:num w:numId="3">
+  <w:num w:numId="3" w16cid:durableId="1375539227">
     <w:abstractNumId w:val="3"/>
   </w:num>
-  <w:num w:numId="4">
+  <w:num w:numId="4" w16cid:durableId="1156531651">
+    <w:abstractNumId w:val="14"/>
+  </w:num>
+  <w:num w:numId="5" w16cid:durableId="1346057350">
+    <w:abstractNumId w:val="10"/>
+  </w:num>
+  <w:num w:numId="6" w16cid:durableId="209270790">
+    <w:abstractNumId w:val="4"/>
+  </w:num>
+  <w:num w:numId="7" w16cid:durableId="1663310181">
+    <w:abstractNumId w:val="8"/>
+  </w:num>
+  <w:num w:numId="8" w16cid:durableId="618801021">
+    <w:abstractNumId w:val="13"/>
+  </w:num>
+  <w:num w:numId="9" w16cid:durableId="284851579">
+    <w:abstractNumId w:val="5"/>
+  </w:num>
+  <w:num w:numId="10" w16cid:durableId="80415911">
+    <w:abstractNumId w:val="11"/>
+  </w:num>
+  <w:num w:numId="11" w16cid:durableId="2069061928">
+    <w:abstractNumId w:val="2"/>
+  </w:num>
+  <w:num w:numId="12" w16cid:durableId="224340309">
     <w:abstractNumId w:val="12"/>
   </w:num>
-  <w:num w:numId="5">
-    <w:abstractNumId w:val="8"/>
+  <w:num w:numId="13" w16cid:durableId="1540361437">
+    <w:abstractNumId w:val="1"/>
   </w:num>
-  <w:num w:numId="6">
-    <w:abstractNumId w:val="4"/>
-  </w:num>
-  <w:num w:numId="7">
+  <w:num w:numId="14" w16cid:durableId="1289436232">
     <w:abstractNumId w:val="6"/>
   </w:num>
-  <w:num w:numId="8">
-    <w:abstractNumId w:val="11"/>
-  </w:num>
-  <w:num w:numId="9">
-    <w:abstractNumId w:val="5"/>
-  </w:num>
-  <w:num w:numId="10">
-    <w:abstractNumId w:val="9"/>
-  </w:num>
-  <w:num w:numId="11">
-    <w:abstractNumId w:val="2"/>
-  </w:num>
-  <w:num w:numId="12">
-    <w:abstractNumId w:val="10"/>
-  </w:num>
-  <w:num w:numId="13">
-    <w:abstractNumId w:val="1"/>
+  <w:num w:numId="15" w16cid:durableId="200018249">
+    <w:abstractNumId w:val="7"/>
   </w:num>
 </w:numbering>
 </file>
 
 <file path=word/styles.xml><?xml version="1.0" encoding="utf-8"?>
-<w:styles xmlns:mc="http://schemas.openxmlformats.org/markup-compatibility/2006" xmlns:r="http://schemas.openxmlformats.org/officeDocument/2006/relationships" xmlns:w="http://schemas.openxmlformats.org/wordprocessingml/2006/main" xmlns:w14="http://schemas.microsoft.com/office/word/2010/wordml" xmlns:w15="http://schemas.microsoft.com/office/word/2012/wordml" xmlns:w16cex="http://schemas.microsoft.com/office/word/2018/wordml/cex" xmlns:w16cid="http://schemas.microsoft.com/office/word/2016/wordml/cid" xmlns:w16="http://schemas.microsoft.com/office/word/2018/wordml" xmlns:w16sdtdh="http://schemas.microsoft.com/office/word/2020/wordml/sdtdatahash" xmlns:w16se="http://schemas.microsoft.com/office/word/2015/wordml/symex" mc:Ignorable="w14 w15 w16se w16cid w16 w16cex w16sdtdh">
+<w:styles xmlns:mc="http://schemas.openxmlformats.org/markup-compatibility/2006" xmlns:r="http://schemas.openxmlformats.org/officeDocument/2006/relationships" xmlns:w="http://schemas.openxmlformats.org/wordprocessingml/2006/main" xmlns:w14="http://schemas.microsoft.com/office/word/2010/wordml" xmlns:w15="http://schemas.microsoft.com/office/word/2012/wordml" xmlns:w16cex="http://schemas.microsoft.com/office/word/2018/wordml/cex" xmlns:w16cid="http://schemas.microsoft.com/office/word/2016/wordml/cid" xmlns:w16="http://schemas.microsoft.com/office/word/2018/wordml" xmlns:w16du="http://schemas.microsoft.com/office/word/2023/wordml/word16du" xmlns:w16sdtdh="http://schemas.microsoft.com/office/word/2020/wordml/sdtdatahash" xmlns:w16sdtfl="http://schemas.microsoft.com/office/word/2024/wordml/sdtformatlock" xmlns:w16se="http://schemas.microsoft.com/office/word/2015/wordml/symex" mc:Ignorable="w14 w15 w16se w16cid w16 w16cex w16sdtdh w16sdtfl w16du">
   <w:docDefaults>
     <w:rPrDefault>
       <w:rPr>
@@ -9885,18 +10122,18 @@
     <w:lsdException w:name="Unresolved Mention" w:semiHidden="1" w:unhideWhenUsed="1"/>
     <w:lsdException w:name="Smart Link" w:semiHidden="1" w:unhideWhenUsed="1"/>
   </w:latentStyles>
-  <w:style w:type="paragraph" w:default="1" w:styleId="Normal">
+  <w:style w:type="paragraph" w:default="1" w:styleId="Normalno">
     <w:name w:val="Normal"/>
     <w:qFormat/>
     <w:rPr>
       <w:lang w:val="bs-Latn-BA"/>
     </w:rPr>
   </w:style>
-  <w:style w:type="paragraph" w:styleId="Heading1">
+  <w:style w:type="paragraph" w:styleId="Naslov1">
     <w:name w:val="heading 1"/>
-    <w:basedOn w:val="Normal"/>
-    <w:next w:val="Normal"/>
-    <w:link w:val="Heading1Char"/>
+    <w:basedOn w:val="Normalno"/>
+    <w:next w:val="Normalno"/>
+    <w:link w:val="Naslov1Znak"/>
     <w:uiPriority w:val="9"/>
     <w:qFormat/>
     <w:rsid w:val="001519A7"/>
@@ -9913,11 +10150,11 @@
       <w:szCs w:val="40"/>
     </w:rPr>
   </w:style>
-  <w:style w:type="paragraph" w:styleId="Heading2">
+  <w:style w:type="paragraph" w:styleId="Naslov2">
     <w:name w:val="heading 2"/>
-    <w:basedOn w:val="Normal"/>
-    <w:next w:val="Normal"/>
-    <w:link w:val="Heading2Char"/>
+    <w:basedOn w:val="Normalno"/>
+    <w:next w:val="Normalno"/>
+    <w:link w:val="Naslov2Znak"/>
     <w:uiPriority w:val="9"/>
     <w:unhideWhenUsed/>
     <w:qFormat/>
@@ -9935,11 +10172,11 @@
       <w:szCs w:val="32"/>
     </w:rPr>
   </w:style>
-  <w:style w:type="paragraph" w:styleId="Heading3">
+  <w:style w:type="paragraph" w:styleId="Naslov3">
     <w:name w:val="heading 3"/>
-    <w:basedOn w:val="Normal"/>
-    <w:next w:val="Normal"/>
-    <w:link w:val="Heading3Char"/>
+    <w:basedOn w:val="Normalno"/>
+    <w:next w:val="Normalno"/>
+    <w:link w:val="Naslov3Znak"/>
     <w:uiPriority w:val="9"/>
     <w:unhideWhenUsed/>
     <w:qFormat/>
@@ -9957,11 +10194,11 @@
       <w:szCs w:val="28"/>
     </w:rPr>
   </w:style>
-  <w:style w:type="paragraph" w:styleId="Heading4">
+  <w:style w:type="paragraph" w:styleId="Naslov4">
     <w:name w:val="heading 4"/>
-    <w:basedOn w:val="Normal"/>
-    <w:next w:val="Normal"/>
-    <w:link w:val="Heading4Char"/>
+    <w:basedOn w:val="Normalno"/>
+    <w:next w:val="Normalno"/>
+    <w:link w:val="Naslov4Znak"/>
     <w:uiPriority w:val="9"/>
     <w:unhideWhenUsed/>
     <w:qFormat/>
@@ -9979,11 +10216,11 @@
       <w:color w:val="0F4761" w:themeColor="accent1" w:themeShade="BF"/>
     </w:rPr>
   </w:style>
-  <w:style w:type="paragraph" w:styleId="Heading5">
+  <w:style w:type="paragraph" w:styleId="Naslov5">
     <w:name w:val="heading 5"/>
-    <w:basedOn w:val="Normal"/>
-    <w:next w:val="Normal"/>
-    <w:link w:val="Heading5Char"/>
+    <w:basedOn w:val="Normalno"/>
+    <w:next w:val="Normalno"/>
+    <w:link w:val="Naslov5Znak"/>
     <w:uiPriority w:val="9"/>
     <w:semiHidden/>
     <w:unhideWhenUsed/>
@@ -10000,11 +10237,11 @@
       <w:color w:val="0F4761" w:themeColor="accent1" w:themeShade="BF"/>
     </w:rPr>
   </w:style>
-  <w:style w:type="paragraph" w:styleId="Heading6">
+  <w:style w:type="paragraph" w:styleId="Naslov6">
     <w:name w:val="heading 6"/>
-    <w:basedOn w:val="Normal"/>
-    <w:next w:val="Normal"/>
-    <w:link w:val="Heading6Char"/>
+    <w:basedOn w:val="Normalno"/>
+    <w:next w:val="Normalno"/>
+    <w:link w:val="Naslov6Znak"/>
     <w:uiPriority w:val="9"/>
     <w:semiHidden/>
     <w:unhideWhenUsed/>
@@ -10023,11 +10260,11 @@
       <w:color w:val="595959" w:themeColor="text1" w:themeTint="A6"/>
     </w:rPr>
   </w:style>
-  <w:style w:type="paragraph" w:styleId="Heading7">
+  <w:style w:type="paragraph" w:styleId="Naslov7">
     <w:name w:val="heading 7"/>
-    <w:basedOn w:val="Normal"/>
-    <w:next w:val="Normal"/>
-    <w:link w:val="Heading7Char"/>
+    <w:basedOn w:val="Normalno"/>
+    <w:next w:val="Normalno"/>
+    <w:link w:val="Naslov7Znak"/>
     <w:uiPriority w:val="9"/>
     <w:semiHidden/>
     <w:unhideWhenUsed/>
@@ -10044,11 +10281,11 @@
       <w:color w:val="595959" w:themeColor="text1" w:themeTint="A6"/>
     </w:rPr>
   </w:style>
-  <w:style w:type="paragraph" w:styleId="Heading8">
+  <w:style w:type="paragraph" w:styleId="Naslov8">
     <w:name w:val="heading 8"/>
-    <w:basedOn w:val="Normal"/>
-    <w:next w:val="Normal"/>
-    <w:link w:val="Heading8Char"/>
+    <w:basedOn w:val="Normalno"/>
+    <w:next w:val="Normalno"/>
+    <w:link w:val="Naslov8Znak"/>
     <w:uiPriority w:val="9"/>
     <w:semiHidden/>
     <w:unhideWhenUsed/>
@@ -10067,11 +10304,11 @@
       <w:color w:val="272727" w:themeColor="text1" w:themeTint="D8"/>
     </w:rPr>
   </w:style>
-  <w:style w:type="paragraph" w:styleId="Heading9">
+  <w:style w:type="paragraph" w:styleId="Naslov9">
     <w:name w:val="heading 9"/>
-    <w:basedOn w:val="Normal"/>
-    <w:next w:val="Normal"/>
-    <w:link w:val="Heading9Char"/>
+    <w:basedOn w:val="Normalno"/>
+    <w:next w:val="Normalno"/>
+    <w:link w:val="Naslov9Znak"/>
     <w:uiPriority w:val="9"/>
     <w:semiHidden/>
     <w:unhideWhenUsed/>
@@ -10088,13 +10325,13 @@
       <w:color w:val="272727" w:themeColor="text1" w:themeTint="D8"/>
     </w:rPr>
   </w:style>
-  <w:style w:type="character" w:default="1" w:styleId="DefaultParagraphFont">
+  <w:style w:type="character" w:default="1" w:styleId="Zadanifontparagrafa">
     <w:name w:val="Default Paragraph Font"/>
     <w:uiPriority w:val="1"/>
     <w:semiHidden/>
     <w:unhideWhenUsed/>
   </w:style>
-  <w:style w:type="table" w:default="1" w:styleId="TableNormal">
+  <w:style w:type="table" w:default="1" w:styleId="Normalnatabela">
     <w:name w:val="Normal Table"/>
     <w:uiPriority w:val="99"/>
     <w:semiHidden/>
@@ -10109,16 +10346,16 @@
       </w:tblCellMar>
     </w:tblPr>
   </w:style>
-  <w:style w:type="numbering" w:default="1" w:styleId="NoList">
+  <w:style w:type="numbering" w:default="1" w:styleId="Bezspiska">
     <w:name w:val="No List"/>
     <w:uiPriority w:val="99"/>
     <w:semiHidden/>
     <w:unhideWhenUsed/>
   </w:style>
-  <w:style w:type="character" w:customStyle="1" w:styleId="Heading1Char">
-    <w:name w:val="Heading 1 Char"/>
-    <w:basedOn w:val="DefaultParagraphFont"/>
-    <w:link w:val="Heading1"/>
+  <w:style w:type="character" w:customStyle="1" w:styleId="Naslov1Znak">
+    <w:name w:val="Naslov 1 Znak"/>
+    <w:basedOn w:val="Zadanifontparagrafa"/>
+    <w:link w:val="Naslov1"/>
     <w:uiPriority w:val="9"/>
     <w:rsid w:val="001519A7"/>
     <w:rPr>
@@ -10129,10 +10366,10 @@
       <w:lang w:val="bs-Latn-BA"/>
     </w:rPr>
   </w:style>
-  <w:style w:type="character" w:customStyle="1" w:styleId="Heading2Char">
-    <w:name w:val="Heading 2 Char"/>
-    <w:basedOn w:val="DefaultParagraphFont"/>
-    <w:link w:val="Heading2"/>
+  <w:style w:type="character" w:customStyle="1" w:styleId="Naslov2Znak">
+    <w:name w:val="Naslov 2 Znak"/>
+    <w:basedOn w:val="Zadanifontparagrafa"/>
+    <w:link w:val="Naslov2"/>
     <w:uiPriority w:val="9"/>
     <w:rsid w:val="001519A7"/>
     <w:rPr>
@@ -10143,10 +10380,10 @@
       <w:lang w:val="bs-Latn-BA"/>
     </w:rPr>
   </w:style>
-  <w:style w:type="character" w:customStyle="1" w:styleId="Heading3Char">
-    <w:name w:val="Heading 3 Char"/>
-    <w:basedOn w:val="DefaultParagraphFont"/>
-    <w:link w:val="Heading3"/>
+  <w:style w:type="character" w:customStyle="1" w:styleId="Naslov3Znak">
+    <w:name w:val="Naslov 3 Znak"/>
+    <w:basedOn w:val="Zadanifontparagrafa"/>
+    <w:link w:val="Naslov3"/>
     <w:uiPriority w:val="9"/>
     <w:rsid w:val="001519A7"/>
     <w:rPr>
@@ -10157,10 +10394,10 @@
       <w:lang w:val="bs-Latn-BA"/>
     </w:rPr>
   </w:style>
-  <w:style w:type="character" w:customStyle="1" w:styleId="Heading4Char">
-    <w:name w:val="Heading 4 Char"/>
-    <w:basedOn w:val="DefaultParagraphFont"/>
-    <w:link w:val="Heading4"/>
+  <w:style w:type="character" w:customStyle="1" w:styleId="Naslov4Znak">
+    <w:name w:val="Naslov 4 Znak"/>
+    <w:basedOn w:val="Zadanifontparagrafa"/>
+    <w:link w:val="Naslov4"/>
     <w:uiPriority w:val="9"/>
     <w:rsid w:val="001519A7"/>
     <w:rPr>
@@ -10171,10 +10408,10 @@
       <w:lang w:val="bs-Latn-BA"/>
     </w:rPr>
   </w:style>
-  <w:style w:type="character" w:customStyle="1" w:styleId="Heading5Char">
-    <w:name w:val="Heading 5 Char"/>
-    <w:basedOn w:val="DefaultParagraphFont"/>
-    <w:link w:val="Heading5"/>
+  <w:style w:type="character" w:customStyle="1" w:styleId="Naslov5Znak">
+    <w:name w:val="Naslov 5 Znak"/>
+    <w:basedOn w:val="Zadanifontparagrafa"/>
+    <w:link w:val="Naslov5"/>
     <w:uiPriority w:val="9"/>
     <w:semiHidden/>
     <w:rsid w:val="001519A7"/>
@@ -10184,10 +10421,10 @@
       <w:lang w:val="bs-Latn-BA"/>
     </w:rPr>
   </w:style>
-  <w:style w:type="character" w:customStyle="1" w:styleId="Heading6Char">
-    <w:name w:val="Heading 6 Char"/>
-    <w:basedOn w:val="DefaultParagraphFont"/>
-    <w:link w:val="Heading6"/>
+  <w:style w:type="character" w:customStyle="1" w:styleId="Naslov6Znak">
+    <w:name w:val="Naslov 6 Znak"/>
+    <w:basedOn w:val="Zadanifontparagrafa"/>
+    <w:link w:val="Naslov6"/>
     <w:uiPriority w:val="9"/>
     <w:semiHidden/>
     <w:rsid w:val="001519A7"/>
@@ -10199,10 +10436,10 @@
       <w:lang w:val="bs-Latn-BA"/>
     </w:rPr>
   </w:style>
-  <w:style w:type="character" w:customStyle="1" w:styleId="Heading7Char">
-    <w:name w:val="Heading 7 Char"/>
-    <w:basedOn w:val="DefaultParagraphFont"/>
-    <w:link w:val="Heading7"/>
+  <w:style w:type="character" w:customStyle="1" w:styleId="Naslov7Znak">
+    <w:name w:val="Naslov 7 Znak"/>
+    <w:basedOn w:val="Zadanifontparagrafa"/>
+    <w:link w:val="Naslov7"/>
     <w:uiPriority w:val="9"/>
     <w:semiHidden/>
     <w:rsid w:val="001519A7"/>
@@ -10212,10 +10449,10 @@
       <w:lang w:val="bs-Latn-BA"/>
     </w:rPr>
   </w:style>
-  <w:style w:type="character" w:customStyle="1" w:styleId="Heading8Char">
-    <w:name w:val="Heading 8 Char"/>
-    <w:basedOn w:val="DefaultParagraphFont"/>
-    <w:link w:val="Heading8"/>
+  <w:style w:type="character" w:customStyle="1" w:styleId="Naslov8Znak">
+    <w:name w:val="Naslov 8 Znak"/>
+    <w:basedOn w:val="Zadanifontparagrafa"/>
+    <w:link w:val="Naslov8"/>
     <w:uiPriority w:val="9"/>
     <w:semiHidden/>
     <w:rsid w:val="001519A7"/>
@@ -10227,10 +10464,10 @@
       <w:lang w:val="bs-Latn-BA"/>
     </w:rPr>
   </w:style>
-  <w:style w:type="character" w:customStyle="1" w:styleId="Heading9Char">
-    <w:name w:val="Heading 9 Char"/>
-    <w:basedOn w:val="DefaultParagraphFont"/>
-    <w:link w:val="Heading9"/>
+  <w:style w:type="character" w:customStyle="1" w:styleId="Naslov9Znak">
+    <w:name w:val="Naslov 9 Znak"/>
+    <w:basedOn w:val="Zadanifontparagrafa"/>
+    <w:link w:val="Naslov9"/>
     <w:uiPriority w:val="9"/>
     <w:semiHidden/>
     <w:rsid w:val="001519A7"/>
@@ -10240,11 +10477,11 @@
       <w:lang w:val="bs-Latn-BA"/>
     </w:rPr>
   </w:style>
-  <w:style w:type="paragraph" w:styleId="Title">
+  <w:style w:type="paragraph" w:styleId="Naslov">
     <w:name w:val="Title"/>
-    <w:basedOn w:val="Normal"/>
-    <w:next w:val="Normal"/>
-    <w:link w:val="TitleChar"/>
+    <w:basedOn w:val="Normalno"/>
+    <w:next w:val="Normalno"/>
+    <w:link w:val="NaslovZnak"/>
     <w:uiPriority w:val="10"/>
     <w:qFormat/>
     <w:rsid w:val="001519A7"/>
@@ -10260,10 +10497,10 @@
       <w:szCs w:val="56"/>
     </w:rPr>
   </w:style>
-  <w:style w:type="character" w:customStyle="1" w:styleId="TitleChar">
-    <w:name w:val="Title Char"/>
-    <w:basedOn w:val="DefaultParagraphFont"/>
-    <w:link w:val="Title"/>
+  <w:style w:type="character" w:customStyle="1" w:styleId="NaslovZnak">
+    <w:name w:val="Naslov Znak"/>
+    <w:basedOn w:val="Zadanifontparagrafa"/>
+    <w:link w:val="Naslov"/>
     <w:uiPriority w:val="10"/>
     <w:rsid w:val="001519A7"/>
     <w:rPr>
@@ -10275,11 +10512,11 @@
       <w:lang w:val="bs-Latn-BA"/>
     </w:rPr>
   </w:style>
-  <w:style w:type="paragraph" w:styleId="Subtitle">
+  <w:style w:type="paragraph" w:styleId="Podnaslov">
     <w:name w:val="Subtitle"/>
-    <w:basedOn w:val="Normal"/>
-    <w:next w:val="Normal"/>
-    <w:link w:val="SubtitleChar"/>
+    <w:basedOn w:val="Normalno"/>
+    <w:next w:val="Normalno"/>
+    <w:link w:val="PodnaslovZnak"/>
     <w:uiPriority w:val="11"/>
     <w:qFormat/>
     <w:rsid w:val="001519A7"/>
@@ -10296,10 +10533,10 @@
       <w:szCs w:val="28"/>
     </w:rPr>
   </w:style>
-  <w:style w:type="character" w:customStyle="1" w:styleId="SubtitleChar">
-    <w:name w:val="Subtitle Char"/>
-    <w:basedOn w:val="DefaultParagraphFont"/>
-    <w:link w:val="Subtitle"/>
+  <w:style w:type="character" w:customStyle="1" w:styleId="PodnaslovZnak">
+    <w:name w:val="Podnaslov Znak"/>
+    <w:basedOn w:val="Zadanifontparagrafa"/>
+    <w:link w:val="Podnaslov"/>
     <w:uiPriority w:val="11"/>
     <w:rsid w:val="001519A7"/>
     <w:rPr>
@@ -10311,11 +10548,11 @@
       <w:lang w:val="bs-Latn-BA"/>
     </w:rPr>
   </w:style>
-  <w:style w:type="paragraph" w:styleId="Quote">
+  <w:style w:type="paragraph" w:styleId="Citat">
     <w:name w:val="Quote"/>
-    <w:basedOn w:val="Normal"/>
-    <w:next w:val="Normal"/>
-    <w:link w:val="QuoteChar"/>
+    <w:basedOn w:val="Normalno"/>
+    <w:next w:val="Normalno"/>
+    <w:link w:val="CitatZnak"/>
     <w:uiPriority w:val="29"/>
     <w:qFormat/>
     <w:rsid w:val="001519A7"/>
@@ -10329,10 +10566,10 @@
       <w:color w:val="404040" w:themeColor="text1" w:themeTint="BF"/>
     </w:rPr>
   </w:style>
-  <w:style w:type="character" w:customStyle="1" w:styleId="QuoteChar">
-    <w:name w:val="Quote Char"/>
-    <w:basedOn w:val="DefaultParagraphFont"/>
-    <w:link w:val="Quote"/>
+  <w:style w:type="character" w:customStyle="1" w:styleId="CitatZnak">
+    <w:name w:val="Citat Znak"/>
+    <w:basedOn w:val="Zadanifontparagrafa"/>
+    <w:link w:val="Citat"/>
     <w:uiPriority w:val="29"/>
     <w:rsid w:val="001519A7"/>
     <w:rPr>
@@ -10342,9 +10579,9 @@
       <w:lang w:val="bs-Latn-BA"/>
     </w:rPr>
   </w:style>
-  <w:style w:type="paragraph" w:styleId="ListParagraph">
+  <w:style w:type="paragraph" w:styleId="Paragrafspiska">
     <w:name w:val="List Paragraph"/>
-    <w:basedOn w:val="Normal"/>
+    <w:basedOn w:val="Normalno"/>
     <w:uiPriority w:val="34"/>
     <w:qFormat/>
     <w:rsid w:val="001519A7"/>
@@ -10353,9 +10590,9 @@
       <w:contextualSpacing/>
     </w:pPr>
   </w:style>
-  <w:style w:type="character" w:styleId="IntenseEmphasis">
+  <w:style w:type="character" w:styleId="Snaninaglasak">
     <w:name w:val="Intense Emphasis"/>
-    <w:basedOn w:val="DefaultParagraphFont"/>
+    <w:basedOn w:val="Zadanifontparagrafa"/>
     <w:uiPriority w:val="21"/>
     <w:qFormat/>
     <w:rsid w:val="001519A7"/>
@@ -10365,11 +10602,11 @@
       <w:color w:val="0F4761" w:themeColor="accent1" w:themeShade="BF"/>
     </w:rPr>
   </w:style>
-  <w:style w:type="paragraph" w:styleId="IntenseQuote">
+  <w:style w:type="paragraph" w:styleId="Snanicitat">
     <w:name w:val="Intense Quote"/>
-    <w:basedOn w:val="Normal"/>
-    <w:next w:val="Normal"/>
-    <w:link w:val="IntenseQuoteChar"/>
+    <w:basedOn w:val="Normalno"/>
+    <w:next w:val="Normalno"/>
+    <w:link w:val="SnanicitatZnak"/>
     <w:uiPriority w:val="30"/>
     <w:qFormat/>
     <w:rsid w:val="001519A7"/>
@@ -10388,10 +10625,10 @@
       <w:color w:val="0F4761" w:themeColor="accent1" w:themeShade="BF"/>
     </w:rPr>
   </w:style>
-  <w:style w:type="character" w:customStyle="1" w:styleId="IntenseQuoteChar">
-    <w:name w:val="Intense Quote Char"/>
-    <w:basedOn w:val="DefaultParagraphFont"/>
-    <w:link w:val="IntenseQuote"/>
+  <w:style w:type="character" w:customStyle="1" w:styleId="SnanicitatZnak">
+    <w:name w:val="Snažni citat Znak"/>
+    <w:basedOn w:val="Zadanifontparagrafa"/>
+    <w:link w:val="Snanicitat"/>
     <w:uiPriority w:val="30"/>
     <w:rsid w:val="001519A7"/>
     <w:rPr>
@@ -10401,9 +10638,9 @@
       <w:lang w:val="bs-Latn-BA"/>
     </w:rPr>
   </w:style>
-  <w:style w:type="character" w:styleId="IntenseReference">
+  <w:style w:type="character" w:styleId="Snanareferenca">
     <w:name w:val="Intense Reference"/>
-    <w:basedOn w:val="DefaultParagraphFont"/>
+    <w:basedOn w:val="Zadanifontparagrafa"/>
     <w:uiPriority w:val="32"/>
     <w:qFormat/>
     <w:rsid w:val="001519A7"/>
@@ -10415,9 +10652,9 @@
       <w:spacing w:val="5"/>
     </w:rPr>
   </w:style>
-  <w:style w:type="paragraph" w:styleId="NormalWeb">
+  <w:style w:type="paragraph" w:styleId="NormalnoWeb">
     <w:name w:val="Normal (Web)"/>
-    <w:basedOn w:val="Normal"/>
+    <w:basedOn w:val="Normalno"/>
     <w:uiPriority w:val="99"/>
     <w:semiHidden/>
     <w:unhideWhenUsed/>
@@ -10428,9 +10665,9 @@
       <w:szCs w:val="24"/>
     </w:rPr>
   </w:style>
-  <w:style w:type="character" w:styleId="Hyperlink">
+  <w:style w:type="character" w:styleId="Hiperveza">
     <w:name w:val="Hyperlink"/>
-    <w:basedOn w:val="DefaultParagraphFont"/>
+    <w:basedOn w:val="Zadanifontparagrafa"/>
     <w:uiPriority w:val="99"/>
     <w:unhideWhenUsed/>
     <w:rsid w:val="002C7EDA"/>
@@ -10439,9 +10676,9 @@
       <w:u w:val="single"/>
     </w:rPr>
   </w:style>
-  <w:style w:type="character" w:styleId="UnresolvedMention">
+  <w:style w:type="character" w:styleId="Nerijeenopominjanje">
     <w:name w:val="Unresolved Mention"/>
-    <w:basedOn w:val="DefaultParagraphFont"/>
+    <w:basedOn w:val="Zadanifontparagrafa"/>
     <w:uiPriority w:val="99"/>
     <w:semiHidden/>
     <w:unhideWhenUsed/>

--- a/1.docx
+++ b/1.docx
@@ -132,7 +132,7 @@
       <w:r>
         <w:t>. godine(</w:t>
       </w:r>
-      <w:hyperlink r:id="rId5" w:history="1">
+      <w:hyperlink r:id="rId6" w:history="1">
         <w:r>
           <w:rPr>
             <w:rStyle w:val="Hiperveza"/>
@@ -143,19 +143,9 @@
       <w:r>
         <w:t xml:space="preserve">) </w:t>
       </w:r>
-      <w:proofErr w:type="spellStart"/>
-      <w:r>
-        <w:t>Python</w:t>
-      </w:r>
-      <w:proofErr w:type="spellEnd"/>
-      <w:r>
-        <w:t xml:space="preserve"> dominira u AI projektima i gotovo pola svih novih AI projekta su napisani u </w:t>
-      </w:r>
-      <w:proofErr w:type="spellStart"/>
-      <w:r>
-        <w:t>Pythonu</w:t>
-      </w:r>
-      <w:proofErr w:type="spellEnd"/>
+      <w:r>
+        <w:t>Python dominira u AI projektima i gotovo pola svih novih AI projekta su napisani u Pythonu</w:t>
+      </w:r>
       <w:r>
         <w:t xml:space="preserve">. Možemo </w:t>
       </w:r>
@@ -329,122 +319,19 @@
     </w:p>
     <w:p/>
     <w:p>
-      <w:proofErr w:type="spellStart"/>
-      <w:r>
-        <w:t>Neuralne</w:t>
-      </w:r>
-      <w:proofErr w:type="spellEnd"/>
-      <w:r>
-        <w:t xml:space="preserve"> mreže su posebna klasa algoritma mašinskog učenja, inspirisane biološkim strukturama ljudskog mozga. Pomoću njih možemo riješiti veliki broj kompleksnih problema koje bi bilo vrlo teško riješiti klasičnim programiranjem poput klasifikacije slike ili </w:t>
-      </w:r>
-      <w:proofErr w:type="spellStart"/>
-      <w:r>
-        <w:t>predviđanja</w:t>
-      </w:r>
-      <w:proofErr w:type="spellEnd"/>
-      <w:r>
-        <w:t xml:space="preserve"> cijena. </w:t>
-      </w:r>
-    </w:p>
-    <w:p>
-      <w:r>
-        <w:t xml:space="preserve">Arhitektura </w:t>
-      </w:r>
-      <w:proofErr w:type="spellStart"/>
-      <w:r>
-        <w:t>neuralne</w:t>
-      </w:r>
-      <w:proofErr w:type="spellEnd"/>
-      <w:r>
-        <w:t xml:space="preserve"> mreže se </w:t>
-      </w:r>
-      <w:proofErr w:type="spellStart"/>
-      <w:r>
-        <w:t>zasiniva</w:t>
-      </w:r>
-      <w:proofErr w:type="spellEnd"/>
-      <w:r>
-        <w:t xml:space="preserve"> od slojeva (</w:t>
-      </w:r>
-      <w:proofErr w:type="spellStart"/>
-      <w:r>
-        <w:t>layers</w:t>
-      </w:r>
-      <w:proofErr w:type="spellEnd"/>
-      <w:r>
-        <w:t>), gdje svaki sloj sadrži određeni broj neurona.</w:t>
-      </w:r>
-      <w:r>
-        <w:t xml:space="preserve"> </w:t>
-      </w:r>
-      <w:r>
-        <w:t xml:space="preserve">Osnovna jedinica mreže je neuron koji predstavlja jednostavnu matematičku funkciju koja na osnovu ulaznih podataka računa odgovarajući izlaz. </w:t>
-      </w:r>
-      <w:r>
-        <w:t xml:space="preserve"> </w:t>
-      </w:r>
-      <w:r>
-        <w:t xml:space="preserve">Samim time, sama </w:t>
-      </w:r>
-      <w:proofErr w:type="spellStart"/>
-      <w:r>
-        <w:t>neuralna</w:t>
-      </w:r>
-      <w:proofErr w:type="spellEnd"/>
-      <w:r>
-        <w:t xml:space="preserve"> mreža se definiše kao kompleksna matematička funkcija koja </w:t>
-      </w:r>
-      <w:proofErr w:type="spellStart"/>
-      <w:r>
-        <w:t>mapira</w:t>
-      </w:r>
-      <w:proofErr w:type="spellEnd"/>
-      <w:r>
-        <w:t xml:space="preserve"> ulaz u željeni izlaz.</w:t>
-      </w:r>
-      <w:r>
-        <w:t xml:space="preserve"> </w:t>
-      </w:r>
-      <w:r>
-        <w:t xml:space="preserve">Da bi </w:t>
-      </w:r>
-      <w:proofErr w:type="spellStart"/>
-      <w:r>
-        <w:t>neuralna</w:t>
-      </w:r>
-      <w:proofErr w:type="spellEnd"/>
-      <w:r>
-        <w:t xml:space="preserve"> mreža bila u </w:t>
-      </w:r>
-      <w:proofErr w:type="spellStart"/>
-      <w:r>
-        <w:t>mogućnosti</w:t>
-      </w:r>
-      <w:proofErr w:type="spellEnd"/>
-      <w:r>
-        <w:t xml:space="preserve"> da modelira komplikovane nelinearne probleme, poput klasifikacije medicinskih slika, ona mora sadržavati stotine ili hiljade neurone </w:t>
-      </w:r>
-      <w:proofErr w:type="spellStart"/>
-      <w:r>
-        <w:t>raspoređenih</w:t>
-      </w:r>
-      <w:proofErr w:type="spellEnd"/>
-      <w:r>
-        <w:t xml:space="preserve"> u višestruke slojeve.</w:t>
-      </w:r>
-    </w:p>
-    <w:p/>
-    <w:p>
-      <w:r>
-        <w:t xml:space="preserve">Sama arhitektura </w:t>
-      </w:r>
-      <w:proofErr w:type="spellStart"/>
-      <w:r>
-        <w:t>neuralne</w:t>
-      </w:r>
-      <w:proofErr w:type="spellEnd"/>
-      <w:r>
-        <w:t xml:space="preserve"> mreže može varirati zavisno od problema, ali generalni oblik se sastoji od:</w:t>
+      <w:r>
+        <w:t xml:space="preserve">Neuralne mreže su posebna klasa algoritma mašinskog učenja, inspirisane biološkim strukturama ljudskog mozga. Pomoću njih možemo riješiti veliki broj kompleksnih problema koje bi bilo vrlo teško riješiti klasičnim programiranjem poput klasifikacije slike ili predviđanja cijena. </w:t>
+      </w:r>
+    </w:p>
+    <w:p>
+      <w:r>
+        <w:t>Arhitektura neuralne mreže se zasiniva od slojeva (layers), gdje svaki sloj sadrži određeni broj neurona. Osnovna jedinica mreže je neuron koji predstavlja jednostavnu matematičku funkciju koja na osnovu ulaznih podataka računa odgovarajući izlaz.  Samim time, sama neuralna mreža se definiše kao kompleksna matematička funkcija koja mapira ulaz u željeni izlaz. Da bi neuralna mreža bila u mogućnosti da modelira komplikovane nelinearne probleme, poput klasifikacije medicinskih slika, ona mora sadržavati stotine ili hiljade neurone raspoređenih u višestruke slojeve.</w:t>
+      </w:r>
+    </w:p>
+    <w:p/>
+    <w:p>
+      <w:r>
+        <w:t>Sama arhitektura neuralne mreže može varirati zavisno od problema, ali generalni oblik se sastoji od:</w:t>
       </w:r>
     </w:p>
     <w:p>
@@ -456,31 +343,7 @@
         </w:numPr>
       </w:pPr>
       <w:r>
-        <w:t xml:space="preserve">Ulazni sloj (input </w:t>
-      </w:r>
-      <w:proofErr w:type="spellStart"/>
-      <w:r>
-        <w:t>layer</w:t>
-      </w:r>
-      <w:proofErr w:type="spellEnd"/>
-      <w:r>
-        <w:t xml:space="preserve">) - predstavlja ulaz u našu </w:t>
-      </w:r>
-      <w:proofErr w:type="spellStart"/>
-      <w:r>
-        <w:t>neuralnu</w:t>
-      </w:r>
-      <w:proofErr w:type="spellEnd"/>
-      <w:r>
-        <w:t xml:space="preserve"> mrežu. Zavisno od problema mogu varirati, kod analize slike to su vrijednosti piksela, dok za </w:t>
-      </w:r>
-      <w:proofErr w:type="spellStart"/>
-      <w:r>
-        <w:t>predviđanje</w:t>
-      </w:r>
-      <w:proofErr w:type="spellEnd"/>
-      <w:r>
-        <w:t xml:space="preserve"> cijene proizvoda može predstavljati neke karakteristike proizvoda.</w:t>
+        <w:t>Ulazni sloj (input layer) - predstavlja ulaz u našu neuralnu mrežu. Zavisno od problema mogu varirati, kod analize slike to su vrijednosti piksela, dok za predviđanje cijene proizvoda može predstavljati neke karakteristike proizvoda.</w:t>
       </w:r>
     </w:p>
     <w:p>
@@ -492,63 +355,10 @@
         </w:numPr>
       </w:pPr>
       <w:r>
-        <w:t>Skriveni slojevi (</w:t>
-      </w:r>
-      <w:proofErr w:type="spellStart"/>
-      <w:r>
-        <w:t>hidden</w:t>
-      </w:r>
-      <w:proofErr w:type="spellEnd"/>
-      <w:r>
-        <w:t xml:space="preserve"> </w:t>
-      </w:r>
-      <w:proofErr w:type="spellStart"/>
-      <w:r>
-        <w:t>layers</w:t>
-      </w:r>
-      <w:proofErr w:type="spellEnd"/>
-      <w:r>
-        <w:t xml:space="preserve">) - ovi slojevi sadrže proizvoljan broj slojeva za </w:t>
-      </w:r>
-      <w:proofErr w:type="spellStart"/>
-      <w:r>
-        <w:t>proizvoljim</w:t>
-      </w:r>
-      <w:proofErr w:type="spellEnd"/>
-      <w:r>
-        <w:t xml:space="preserve"> brojem neurona u svakom sloju. U klasičnim </w:t>
-      </w:r>
-      <w:proofErr w:type="spellStart"/>
-      <w:r>
-        <w:t>neuralnim</w:t>
-      </w:r>
-      <w:proofErr w:type="spellEnd"/>
-      <w:r>
-        <w:t xml:space="preserve"> mrežama ovi slojevi su potpuno povezani (</w:t>
-      </w:r>
-      <w:proofErr w:type="spellStart"/>
-      <w:r>
-        <w:t>fully</w:t>
-      </w:r>
-      <w:proofErr w:type="spellEnd"/>
-      <w:r>
-        <w:t xml:space="preserve"> </w:t>
-      </w:r>
-      <w:proofErr w:type="spellStart"/>
-      <w:r>
-        <w:t>connected</w:t>
-      </w:r>
-      <w:proofErr w:type="spellEnd"/>
-      <w:r>
-        <w:t xml:space="preserve">) što znači da neuron u jednom sloju za svoj ulaz ima vrijednost izlaza svih neurona iz </w:t>
-      </w:r>
-      <w:proofErr w:type="spellStart"/>
-      <w:r>
-        <w:t>predhodnog</w:t>
-      </w:r>
-      <w:proofErr w:type="spellEnd"/>
-      <w:r>
-        <w:t xml:space="preserve"> sloja.</w:t>
+        <w:t>Skriveni slojevi (hidden layers) - ovi slojevi sadrže proizvoljan broj slojeva za proizvoljim brojem neurona u svakom sloju. U klasičnim neuralnim mrežama ovi slojevi su potpuno povezani (fully connected) što znači da neuron u jednom sloju za svoj ulaz ima vrijednost izlaza svih neurona iz predhodnog sloja.</w:t>
+      </w:r>
+      <w:r>
+        <w:t xml:space="preserve"> Kada neuralna mreža sadrži više ovakvih skrivenih slojeva koji omogućavaju obradu podataka kroz više nivoa abstrakcije, takav pristup se naziv duboko učenje (deep learning)</w:t>
       </w:r>
     </w:p>
     <w:p>
@@ -560,113 +370,26 @@
         </w:numPr>
       </w:pPr>
       <w:r>
-        <w:t>Izlazni sloj (</w:t>
-      </w:r>
-      <w:proofErr w:type="spellStart"/>
-      <w:r>
-        <w:t>output</w:t>
-      </w:r>
-      <w:proofErr w:type="spellEnd"/>
-      <w:r>
-        <w:t xml:space="preserve"> </w:t>
-      </w:r>
-      <w:proofErr w:type="spellStart"/>
-      <w:r>
-        <w:t>layer</w:t>
-      </w:r>
-      <w:proofErr w:type="spellEnd"/>
-      <w:r>
-        <w:t xml:space="preserve">) - dati sloj generiše konačni rezultat iz naše </w:t>
-      </w:r>
-      <w:proofErr w:type="spellStart"/>
-      <w:r>
-        <w:t>neuralne</w:t>
-      </w:r>
-      <w:proofErr w:type="spellEnd"/>
-      <w:r>
-        <w:t xml:space="preserve"> mreže odnosno predikciju mreže. Na osnovu izlaza iz </w:t>
-      </w:r>
-      <w:proofErr w:type="spellStart"/>
-      <w:r>
-        <w:t>datog</w:t>
-      </w:r>
-      <w:proofErr w:type="spellEnd"/>
-      <w:r>
-        <w:t xml:space="preserve"> sloja će se </w:t>
-      </w:r>
-      <w:proofErr w:type="spellStart"/>
-      <w:r>
-        <w:t>podešavati</w:t>
-      </w:r>
-      <w:proofErr w:type="spellEnd"/>
-      <w:r>
-        <w:t xml:space="preserve"> parametre mreže.</w:t>
-      </w:r>
-    </w:p>
-    <w:p/>
-    <w:p/>
-    <w:p>
-      <w:r>
-        <w:t xml:space="preserve">Kako </w:t>
-      </w:r>
-      <w:proofErr w:type="spellStart"/>
-      <w:r>
-        <w:t>neuralna</w:t>
-      </w:r>
-      <w:proofErr w:type="spellEnd"/>
-      <w:r>
-        <w:t xml:space="preserve"> mreža uči?</w:t>
-      </w:r>
-    </w:p>
-    <w:p/>
-    <w:p>
-      <w:r>
-        <w:t xml:space="preserve">Kao što smo spomenuli, svaki neuron obrađuje ulazne vrijednosti koje prima od neurona iz </w:t>
-      </w:r>
-      <w:proofErr w:type="spellStart"/>
-      <w:r>
-        <w:t>predhodnog</w:t>
-      </w:r>
-      <w:proofErr w:type="spellEnd"/>
-      <w:r>
-        <w:t xml:space="preserve"> sloja.</w:t>
-      </w:r>
-      <w:r>
-        <w:t xml:space="preserve"> </w:t>
-      </w:r>
-      <w:r>
-        <w:t xml:space="preserve">Date vrijednost se </w:t>
-      </w:r>
-      <w:proofErr w:type="spellStart"/>
-      <w:r>
-        <w:t>množe</w:t>
-      </w:r>
-      <w:proofErr w:type="spellEnd"/>
-      <w:r>
-        <w:t xml:space="preserve"> sa odgovarajućim težinskim parametrima (w - </w:t>
-      </w:r>
-      <w:proofErr w:type="spellStart"/>
-      <w:r>
-        <w:t>weights</w:t>
-      </w:r>
-      <w:proofErr w:type="spellEnd"/>
-      <w:r>
-        <w:t xml:space="preserve">), te se na njihovu sumu dodaje pomak ( b - </w:t>
-      </w:r>
-      <w:proofErr w:type="spellStart"/>
-      <w:r>
-        <w:t>bias</w:t>
-      </w:r>
-      <w:proofErr w:type="spellEnd"/>
-      <w:r>
-        <w:t xml:space="preserve">). </w:t>
-      </w:r>
-    </w:p>
-    <w:p/>
-    <w:p/>
-    <w:p>
-      <w:r>
-        <w:lastRenderedPageBreak/>
+        <w:t>Izlazni sloj (output layer) - dati sloj generiše konačni rezultat iz naše neuralne mreže odnosno predikciju mreže. Na osnovu izlaza iz datog sloja će se podešavati parametre mreže.</w:t>
+      </w:r>
+    </w:p>
+    <w:p/>
+    <w:p/>
+    <w:p>
+      <w:r>
+        <w:t>Kako neuralna mreža uči?</w:t>
+      </w:r>
+    </w:p>
+    <w:p/>
+    <w:p>
+      <w:r>
+        <w:t xml:space="preserve">Kao što smo spomenuli, svaki neuron obrađuje ulazne vrijednosti koje prima od neurona iz predhodnog sloja. Date vrijednost se množe sa odgovarajućim težinskim parametrima (w - weights), te se na njihovu sumu dodaje pomak ( b - bias). </w:t>
+      </w:r>
+    </w:p>
+    <w:p/>
+    <w:p/>
+    <w:p>
+      <w:r>
         <w:t>Izlaz iz jednog neurona se može zapisati kao:</w:t>
       </w:r>
     </w:p>
@@ -807,13 +530,8 @@
         <w:t>​</w:t>
       </w:r>
       <w:r>
-        <w:t xml:space="preserve"> predstavlja ulaz iz prethodnog neurona, </w:t>
-      </w:r>
-      <w:proofErr w:type="spellStart"/>
-      <w:r>
-        <w:t>wi</w:t>
-      </w:r>
-      <w:proofErr w:type="spellEnd"/>
+        <w:t xml:space="preserve"> predstavlja ulaz iz prethodnog neurona, wi</w:t>
+      </w:r>
       <w:r>
         <w:rPr>
           <w:rFonts w:ascii="Arial" w:hAnsi="Arial" w:cs="Arial"/>
@@ -830,15 +548,7 @@
         <w:t>ž</w:t>
       </w:r>
       <w:r>
-        <w:t>inski parametar, a b parametar pomaka (</w:t>
-      </w:r>
-      <w:proofErr w:type="spellStart"/>
-      <w:r>
-        <w:t>bias</w:t>
-      </w:r>
-      <w:proofErr w:type="spellEnd"/>
-      <w:r>
-        <w:t>). Iz ove formule zaklju</w:t>
+        <w:t>inski parametar, a b parametar pomaka (bias). Iz ove formule zaklju</w:t>
       </w:r>
       <w:r>
         <w:rPr>
@@ -862,127 +572,23 @@
     <w:p/>
     <w:p>
       <w:r>
-        <w:t xml:space="preserve">Inicijalno su ovi parametri podešeni na nasumične vrijednosti, zbog čega će naša mreža u </w:t>
-      </w:r>
-      <w:proofErr w:type="spellStart"/>
-      <w:r>
-        <w:t>početku</w:t>
-      </w:r>
-      <w:proofErr w:type="spellEnd"/>
-      <w:r>
-        <w:t xml:space="preserve"> praviti vrlo loše predikcije. Za procjenu koliko su predikcije netačne koristi se funkcija troška (</w:t>
-      </w:r>
-      <w:proofErr w:type="spellStart"/>
-      <w:r>
-        <w:t>loss</w:t>
-      </w:r>
-      <w:proofErr w:type="spellEnd"/>
-      <w:r>
-        <w:t xml:space="preserve"> </w:t>
-      </w:r>
-      <w:proofErr w:type="spellStart"/>
-      <w:r>
-        <w:t>function</w:t>
-      </w:r>
-      <w:proofErr w:type="spellEnd"/>
-      <w:r>
-        <w:t>), koja daje mjeru odstupanja rezultata od stvarnih, tačnih rezultata.</w:t>
-      </w:r>
-    </w:p>
-    <w:p/>
-    <w:p>
-      <w:r>
-        <w:t xml:space="preserve">Funkcija troška sama po sebi nam govori koliko je mreža netačna, ona nam ne govori kako ćemo </w:t>
-      </w:r>
-      <w:proofErr w:type="spellStart"/>
-      <w:r>
-        <w:t>izmjeniti</w:t>
-      </w:r>
-      <w:proofErr w:type="spellEnd"/>
-      <w:r>
-        <w:t xml:space="preserve"> parametre da mrežu poboljšamo. Za tu svrhu se koristi algoritam propagacije nazad (</w:t>
-      </w:r>
-      <w:proofErr w:type="spellStart"/>
-      <w:r>
-        <w:t>backpropagation</w:t>
-      </w:r>
-      <w:proofErr w:type="spellEnd"/>
-      <w:r>
-        <w:t xml:space="preserve">) i </w:t>
-      </w:r>
-      <w:proofErr w:type="spellStart"/>
-      <w:r>
-        <w:t>optimizator</w:t>
-      </w:r>
-      <w:proofErr w:type="spellEnd"/>
-      <w:r>
-        <w:t xml:space="preserve"> (</w:t>
-      </w:r>
-      <w:proofErr w:type="spellStart"/>
-      <w:r>
-        <w:t>optimizer</w:t>
-      </w:r>
-      <w:proofErr w:type="spellEnd"/>
-      <w:r>
-        <w:t xml:space="preserve">). Algoritam propagacije nazad prolazi kroz mrežu unazad i računa gradijente, odnosno koliko svaki parametar doprinosi </w:t>
-      </w:r>
-      <w:proofErr w:type="spellStart"/>
-      <w:r>
-        <w:t>netačnosti</w:t>
-      </w:r>
-      <w:proofErr w:type="spellEnd"/>
-      <w:r>
-        <w:t xml:space="preserve"> mreže.</w:t>
-      </w:r>
-    </w:p>
-    <w:p>
-      <w:r>
-        <w:t xml:space="preserve">Date informacije se </w:t>
-      </w:r>
-      <w:proofErr w:type="spellStart"/>
-      <w:r>
-        <w:t>proslijeđuju</w:t>
-      </w:r>
-      <w:proofErr w:type="spellEnd"/>
-      <w:r>
-        <w:t xml:space="preserve"> </w:t>
-      </w:r>
-      <w:proofErr w:type="spellStart"/>
-      <w:r>
-        <w:t>optimizeru</w:t>
-      </w:r>
-      <w:proofErr w:type="spellEnd"/>
-      <w:r>
-        <w:t xml:space="preserve"> (</w:t>
-      </w:r>
-      <w:proofErr w:type="spellStart"/>
-      <w:r>
-        <w:t>nrp</w:t>
-      </w:r>
-      <w:proofErr w:type="spellEnd"/>
-      <w:r>
-        <w:t xml:space="preserve">. SGD ili Adam) koji na osnovu njih </w:t>
-      </w:r>
-      <w:proofErr w:type="spellStart"/>
-      <w:r>
-        <w:t>podešava</w:t>
-      </w:r>
-      <w:proofErr w:type="spellEnd"/>
-      <w:r>
-        <w:t xml:space="preserve"> parametre tako da smanji grešku.</w:t>
-      </w:r>
-    </w:p>
-    <w:p>
-      <w:r>
-        <w:t xml:space="preserve">Kroz ponavljanje ovog procesa (kroz višestruke epohe), mreža postepeno "uči" i </w:t>
-      </w:r>
-      <w:proofErr w:type="spellStart"/>
-      <w:r>
-        <w:t>optimizuje</w:t>
-      </w:r>
-      <w:proofErr w:type="spellEnd"/>
-      <w:r>
-        <w:t xml:space="preserve"> svoje predikcije.</w:t>
+        <w:t>Inicijalno su ovi parametri podešeni na nasumične vrijednosti, zbog čega će naša mreža u početku praviti vrlo loše predikcije. Za procjenu koliko su predikcije netačne koristi se funkcija troška (loss function), koja daje mjeru odstupanja rezultata od stvarnih, tačnih rezultata.</w:t>
+      </w:r>
+    </w:p>
+    <w:p/>
+    <w:p>
+      <w:r>
+        <w:t>Funkcija troška sama po sebi nam govori koliko je mreža netačna, ona nam ne govori kako ćemo izmjeniti parametre da mrežu poboljšamo. Za tu svrhu se koristi algoritam propagacije nazad (backpropagation) i optimizator (optimizer). Algoritam propagacije nazad prolazi kroz mrežu unazad i računa gradijente, odnosno koliko svaki parametar doprinosi netačnosti mreže.</w:t>
+      </w:r>
+    </w:p>
+    <w:p>
+      <w:r>
+        <w:t>Date informacije se proslijeđuju optimizeru (nrp. SGD ili Adam) koji na osnovu njih podešava parametre tako da smanji grešku.</w:t>
+      </w:r>
+    </w:p>
+    <w:p>
+      <w:r>
+        <w:t>Kroz ponavljanje ovog procesa (kroz višestruke epohe), mreža postepeno "uči" i optimizuje svoje predikcije.</w:t>
       </w:r>
     </w:p>
     <w:p>
@@ -1013,7 +619,6 @@
         <w:pStyle w:val="Naslov3"/>
       </w:pPr>
       <w:r>
-        <w:lastRenderedPageBreak/>
         <w:t>CNN</w:t>
       </w:r>
       <w:r>
@@ -1171,15 +776,8 @@
         </w:numPr>
       </w:pPr>
       <w:r>
-        <w:t xml:space="preserve">Finansijsko modeliranje, gdje se finansijski podaci tretiraju kao 1D slike, a CNN se mogu koristiti za prepoznavanje anomalija i </w:t>
-      </w:r>
-      <w:proofErr w:type="spellStart"/>
-      <w:r>
-        <w:t>predviđanje</w:t>
-      </w:r>
-      <w:proofErr w:type="spellEnd"/>
-      <w:r>
-        <w:t xml:space="preserve"> trendova.</w:t>
+        <w:lastRenderedPageBreak/>
+        <w:t>Finansijsko modeliranje, gdje se finansijski podaci tretiraju kao 1D slike, a CNN se mogu koristiti za prepoznavanje anomalija i predviđanje trendova.</w:t>
       </w:r>
     </w:p>
     <w:p>
@@ -1187,7 +785,6 @@
         <w:pStyle w:val="Naslov3"/>
       </w:pPr>
       <w:r>
-        <w:lastRenderedPageBreak/>
         <w:t>PyTorch vs. TorchSharp</w:t>
       </w:r>
     </w:p>
@@ -1224,7 +821,6 @@
         <w:pStyle w:val="Naslov3"/>
       </w:pPr>
       <w:r>
-        <w:lastRenderedPageBreak/>
         <w:t>Metrike modela</w:t>
       </w:r>
     </w:p>
@@ -1508,6 +1104,7 @@
             <w:rPr>
               <w:rFonts w:ascii="Cambria Math" w:hAnsi="Cambria Math" w:cs="Cambria Math"/>
             </w:rPr>
+            <w:lastRenderedPageBreak/>
             <m:t>Odziv</m:t>
           </m:r>
           <m:r>
@@ -1563,7 +1160,6 @@
         <w:pStyle w:val="Paragrafspiska"/>
       </w:pPr>
       <w:r>
-        <w:lastRenderedPageBreak/>
         <w:t>Odziv nam govori koliko stvarnih slučajeva karcinoma naš model propusti da prepozna. U medicinskoj dijagnostici, ovaj broj želimo da je što bliži 1.</w:t>
       </w:r>
     </w:p>
@@ -2258,6 +1854,7 @@
         <w:t xml:space="preserve"> klasu gdje imamo 10000 primjera te jako malu preciznost za </w:t>
       </w:r>
       <w:r>
+        <w:lastRenderedPageBreak/>
         <w:t xml:space="preserve">drugu </w:t>
       </w:r>
       <w:r>
@@ -2296,7 +1893,6 @@
         <w:pStyle w:val="Naslov2"/>
       </w:pPr>
       <w:r>
-        <w:lastRenderedPageBreak/>
         <w:t>Metodologija i implementacija</w:t>
       </w:r>
     </w:p>
@@ -2333,105 +1929,13 @@
         <w:rPr>
           <w:lang w:val="en-GB"/>
         </w:rPr>
-        <w:t xml:space="preserve">/National </w:t>
-      </w:r>
-      <w:proofErr w:type="spellStart"/>
-      <w:r>
-        <w:rPr>
-          <w:lang w:val="en-GB"/>
-        </w:rPr>
-        <w:t>Center</w:t>
-      </w:r>
-      <w:proofErr w:type="spellEnd"/>
-      <w:r>
-        <w:rPr>
-          <w:lang w:val="en-GB"/>
-        </w:rPr>
-        <w:t xml:space="preserve"> for Cancer Diseases). </w:t>
-      </w:r>
-      <w:proofErr w:type="spellStart"/>
-      <w:r>
-        <w:rPr>
-          <w:lang w:val="en-GB"/>
-        </w:rPr>
-        <w:t>Podaci</w:t>
-      </w:r>
-      <w:proofErr w:type="spellEnd"/>
-      <w:r>
-        <w:rPr>
-          <w:lang w:val="en-GB"/>
-        </w:rPr>
-        <w:t xml:space="preserve"> </w:t>
-      </w:r>
-      <w:proofErr w:type="spellStart"/>
-      <w:r>
-        <w:rPr>
-          <w:lang w:val="en-GB"/>
-        </w:rPr>
-        <w:t>su</w:t>
-      </w:r>
-      <w:proofErr w:type="spellEnd"/>
-      <w:r>
-        <w:rPr>
-          <w:lang w:val="en-GB"/>
-        </w:rPr>
-        <w:t xml:space="preserve"> </w:t>
-      </w:r>
-      <w:proofErr w:type="spellStart"/>
-      <w:r>
-        <w:rPr>
-          <w:lang w:val="en-GB"/>
-        </w:rPr>
-        <w:t>prikupljeni</w:t>
-      </w:r>
-      <w:proofErr w:type="spellEnd"/>
-      <w:r>
-        <w:rPr>
-          <w:lang w:val="en-GB"/>
-        </w:rPr>
-        <w:t xml:space="preserve"> u </w:t>
-      </w:r>
-      <w:proofErr w:type="spellStart"/>
-      <w:r>
-        <w:rPr>
-          <w:lang w:val="en-GB"/>
-        </w:rPr>
-        <w:t>bolnicama</w:t>
-      </w:r>
-      <w:proofErr w:type="spellEnd"/>
-      <w:r>
-        <w:rPr>
-          <w:lang w:val="en-GB"/>
-        </w:rPr>
-        <w:t xml:space="preserve"> u </w:t>
-      </w:r>
-      <w:proofErr w:type="spellStart"/>
-      <w:r>
-        <w:rPr>
-          <w:lang w:val="en-GB"/>
-        </w:rPr>
-        <w:t>Iraku</w:t>
-      </w:r>
-      <w:proofErr w:type="spellEnd"/>
-      <w:r>
-        <w:rPr>
-          <w:lang w:val="en-GB"/>
-        </w:rPr>
-        <w:t xml:space="preserve"> u </w:t>
-      </w:r>
-      <w:proofErr w:type="spellStart"/>
-      <w:r>
-        <w:rPr>
-          <w:lang w:val="en-GB"/>
-        </w:rPr>
-        <w:t>periodu</w:t>
-      </w:r>
-      <w:proofErr w:type="spellEnd"/>
-      <w:r>
-        <w:rPr>
-          <w:lang w:val="en-GB"/>
-        </w:rPr>
-        <w:t xml:space="preserve"> od </w:t>
+        <w:t>/National Center for Cancer Diseases). Podaci su prikupljeni</w:t>
+      </w:r>
+      <w:r>
+        <w:rPr>
+          <w:lang w:val="en-GB"/>
+        </w:rPr>
+        <w:t xml:space="preserve"> u bolnicama u Iraku u periodu od </w:t>
       </w:r>
       <w:r>
         <w:rPr>
@@ -2439,53 +1943,17 @@
         </w:rPr>
         <w:t xml:space="preserve">tri </w:t>
       </w:r>
-      <w:proofErr w:type="spellStart"/>
-      <w:r>
-        <w:rPr>
-          <w:lang w:val="en-GB"/>
-        </w:rPr>
-        <w:t>mjeseca</w:t>
-      </w:r>
-      <w:proofErr w:type="spellEnd"/>
-      <w:r>
-        <w:rPr>
-          <w:lang w:val="en-GB"/>
-        </w:rPr>
-        <w:t xml:space="preserve"> u </w:t>
-      </w:r>
-      <w:proofErr w:type="spellStart"/>
-      <w:r>
-        <w:rPr>
-          <w:lang w:val="en-GB"/>
-        </w:rPr>
-        <w:t>jes</w:t>
-      </w:r>
-      <w:r>
-        <w:rPr>
-          <w:lang w:val="en-GB"/>
-        </w:rPr>
-        <w:t>en</w:t>
-      </w:r>
-      <w:proofErr w:type="spellEnd"/>
-      <w:r>
-        <w:rPr>
-          <w:lang w:val="en-GB"/>
-        </w:rPr>
-        <w:t xml:space="preserve"> 2019. </w:t>
-      </w:r>
-      <w:proofErr w:type="spellStart"/>
-      <w:r>
-        <w:rPr>
-          <w:lang w:val="en-GB"/>
-        </w:rPr>
-        <w:t>godine</w:t>
-      </w:r>
-      <w:proofErr w:type="spellEnd"/>
-      <w:r>
-        <w:rPr>
-          <w:lang w:val="en-GB"/>
-        </w:rPr>
-        <w:t>. Sadr</w:t>
+      <w:r>
+        <w:rPr>
+          <w:lang w:val="en-GB"/>
+        </w:rPr>
+        <w:t>mjeseca u jes</w:t>
+      </w:r>
+      <w:r>
+        <w:rPr>
+          <w:lang w:val="en-GB"/>
+        </w:rPr>
+        <w:t>en 2019. godine. Sadr</w:t>
       </w:r>
       <w:r>
         <w:t xml:space="preserve">ži CT snimke pacijenata sa rakom pluća u različitim fazama, kao i snimke zdravih pacijenata. </w:t>
@@ -2612,30 +2080,8 @@
       <w:pPr>
         <w:pStyle w:val="Naslov3"/>
       </w:pPr>
-      <w:proofErr w:type="spellStart"/>
-      <w:r>
-        <w:lastRenderedPageBreak/>
-        <w:t>Preprocesiranje</w:t>
-      </w:r>
-      <w:proofErr w:type="spellEnd"/>
-      <w:r>
-        <w:t xml:space="preserve"> slika (</w:t>
-      </w:r>
-      <w:proofErr w:type="spellStart"/>
-      <w:r>
-        <w:t>Image</w:t>
-      </w:r>
-      <w:proofErr w:type="spellEnd"/>
-      <w:r>
-        <w:t xml:space="preserve"> </w:t>
-      </w:r>
-      <w:proofErr w:type="spellStart"/>
-      <w:r>
-        <w:t>Preprocessing</w:t>
-      </w:r>
-      <w:proofErr w:type="spellEnd"/>
-      <w:r>
-        <w:t>) i Augmentacija</w:t>
+      <w:r>
+        <w:t>Preprocesiranje slika (Image Preprocessing) i Augmentacija</w:t>
       </w:r>
     </w:p>
     <w:p>
@@ -2776,47 +2222,11 @@
           <w:lang w:val="en-GB"/>
         </w:rPr>
       </w:pPr>
-      <w:proofErr w:type="spellStart"/>
-      <w:r>
-        <w:rPr>
-          <w:lang w:val="en-GB"/>
-        </w:rPr>
-        <w:t>Čitava</w:t>
-      </w:r>
-      <w:proofErr w:type="spellEnd"/>
-      <w:r>
-        <w:rPr>
-          <w:lang w:val="en-GB"/>
-        </w:rPr>
-        <w:t xml:space="preserve"> </w:t>
-      </w:r>
-      <w:proofErr w:type="spellStart"/>
-      <w:r>
-        <w:rPr>
-          <w:lang w:val="en-GB"/>
-        </w:rPr>
-        <w:t>arhitektura</w:t>
-      </w:r>
-      <w:proofErr w:type="spellEnd"/>
-      <w:r>
-        <w:rPr>
-          <w:lang w:val="en-GB"/>
-        </w:rPr>
-        <w:t xml:space="preserve"> se </w:t>
-      </w:r>
-      <w:proofErr w:type="spellStart"/>
-      <w:r>
-        <w:rPr>
-          <w:lang w:val="en-GB"/>
-        </w:rPr>
-        <w:t>sastoji</w:t>
-      </w:r>
-      <w:proofErr w:type="spellEnd"/>
-      <w:r>
-        <w:rPr>
-          <w:lang w:val="en-GB"/>
-        </w:rPr>
-        <w:t xml:space="preserve"> od:</w:t>
+      <w:r>
+        <w:rPr>
+          <w:lang w:val="en-GB"/>
+        </w:rPr>
+        <w:t>Čitava arhitektura se sastoji od:</w:t>
       </w:r>
     </w:p>
     <w:p>
@@ -2830,179 +2240,29 @@
           <w:lang w:val="en-GB"/>
         </w:rPr>
       </w:pPr>
-      <w:proofErr w:type="spellStart"/>
-      <w:r>
-        <w:rPr>
-          <w:lang w:val="en-GB"/>
-        </w:rPr>
-        <w:t>Ulazni</w:t>
-      </w:r>
-      <w:proofErr w:type="spellEnd"/>
+      <w:r>
+        <w:rPr>
+          <w:lang w:val="en-GB"/>
+        </w:rPr>
+        <w:t xml:space="preserve">Ulazni sloj. Nakon preprocesiranja slika dobijamo slike veličine 256x256 koje su </w:t>
+      </w:r>
+      <w:r>
+        <w:rPr>
+          <w:lang w:val="en-GB"/>
+        </w:rPr>
+        <w:t>crno-bijele</w:t>
+      </w:r>
       <w:r>
         <w:rPr>
           <w:lang w:val="en-GB"/>
         </w:rPr>
         <w:t xml:space="preserve"> </w:t>
       </w:r>
-      <w:proofErr w:type="spellStart"/>
-      <w:r>
-        <w:rPr>
-          <w:lang w:val="en-GB"/>
-        </w:rPr>
-        <w:t>sloj</w:t>
-      </w:r>
-      <w:proofErr w:type="spellEnd"/>
-      <w:r>
-        <w:rPr>
-          <w:lang w:val="en-GB"/>
-        </w:rPr>
-        <w:t xml:space="preserve">. </w:t>
-      </w:r>
-      <w:proofErr w:type="spellStart"/>
-      <w:r>
-        <w:rPr>
-          <w:lang w:val="en-GB"/>
-        </w:rPr>
-        <w:t>Nakon</w:t>
-      </w:r>
-      <w:proofErr w:type="spellEnd"/>
-      <w:r>
-        <w:rPr>
-          <w:lang w:val="en-GB"/>
-        </w:rPr>
-        <w:t xml:space="preserve"> </w:t>
-      </w:r>
-      <w:proofErr w:type="spellStart"/>
-      <w:r>
-        <w:rPr>
-          <w:lang w:val="en-GB"/>
-        </w:rPr>
-        <w:t>preprocesiranja</w:t>
-      </w:r>
-      <w:proofErr w:type="spellEnd"/>
-      <w:r>
-        <w:rPr>
-          <w:lang w:val="en-GB"/>
-        </w:rPr>
-        <w:t xml:space="preserve"> </w:t>
-      </w:r>
-      <w:proofErr w:type="spellStart"/>
-      <w:r>
-        <w:rPr>
-          <w:lang w:val="en-GB"/>
-        </w:rPr>
-        <w:t>slika</w:t>
-      </w:r>
-      <w:proofErr w:type="spellEnd"/>
-      <w:r>
-        <w:rPr>
-          <w:lang w:val="en-GB"/>
-        </w:rPr>
-        <w:t xml:space="preserve"> </w:t>
-      </w:r>
-      <w:proofErr w:type="spellStart"/>
-      <w:r>
-        <w:rPr>
-          <w:lang w:val="en-GB"/>
-        </w:rPr>
-        <w:t>dobijamo</w:t>
-      </w:r>
-      <w:proofErr w:type="spellEnd"/>
-      <w:r>
-        <w:rPr>
-          <w:lang w:val="en-GB"/>
-        </w:rPr>
-        <w:t xml:space="preserve"> </w:t>
-      </w:r>
-      <w:proofErr w:type="spellStart"/>
-      <w:r>
-        <w:rPr>
-          <w:lang w:val="en-GB"/>
-        </w:rPr>
-        <w:t>slike</w:t>
-      </w:r>
-      <w:proofErr w:type="spellEnd"/>
-      <w:r>
-        <w:rPr>
-          <w:lang w:val="en-GB"/>
-        </w:rPr>
-        <w:t xml:space="preserve"> </w:t>
-      </w:r>
-      <w:proofErr w:type="spellStart"/>
-      <w:r>
-        <w:rPr>
-          <w:lang w:val="en-GB"/>
-        </w:rPr>
-        <w:t>veličine</w:t>
-      </w:r>
-      <w:proofErr w:type="spellEnd"/>
-      <w:r>
-        <w:rPr>
-          <w:lang w:val="en-GB"/>
-        </w:rPr>
-        <w:t xml:space="preserve"> 256x256 </w:t>
-      </w:r>
-      <w:proofErr w:type="spellStart"/>
-      <w:r>
-        <w:rPr>
-          <w:lang w:val="en-GB"/>
-        </w:rPr>
-        <w:t>koje</w:t>
-      </w:r>
-      <w:proofErr w:type="spellEnd"/>
-      <w:r>
-        <w:rPr>
-          <w:lang w:val="en-GB"/>
-        </w:rPr>
-        <w:t xml:space="preserve"> </w:t>
-      </w:r>
-      <w:proofErr w:type="spellStart"/>
-      <w:r>
-        <w:rPr>
-          <w:lang w:val="en-GB"/>
-        </w:rPr>
-        <w:t>su</w:t>
-      </w:r>
-      <w:proofErr w:type="spellEnd"/>
-      <w:r>
-        <w:rPr>
-          <w:lang w:val="en-GB"/>
-        </w:rPr>
-        <w:t xml:space="preserve"> </w:t>
-      </w:r>
-      <w:proofErr w:type="spellStart"/>
-      <w:r>
-        <w:rPr>
-          <w:lang w:val="en-GB"/>
-        </w:rPr>
-        <w:t>crno-bijele</w:t>
-      </w:r>
-      <w:proofErr w:type="spellEnd"/>
-      <w:r>
-        <w:rPr>
-          <w:lang w:val="en-GB"/>
-        </w:rPr>
-        <w:t xml:space="preserve"> </w:t>
-      </w:r>
-      <w:r>
-        <w:rPr>
-          <w:lang w:val="en-GB"/>
-        </w:rPr>
-        <w:t xml:space="preserve">(1 </w:t>
-      </w:r>
-      <w:proofErr w:type="spellStart"/>
-      <w:r>
-        <w:rPr>
-          <w:lang w:val="en-GB"/>
-        </w:rPr>
-        <w:t>kanal</w:t>
-      </w:r>
-      <w:proofErr w:type="spellEnd"/>
-      <w:r>
-        <w:rPr>
-          <w:lang w:val="en-GB"/>
-        </w:rPr>
-        <w:t>).</w:t>
+      <w:r>
+        <w:rPr>
+          <w:lang w:val="en-GB"/>
+        </w:rPr>
+        <w:t>(1 kanal).</w:t>
       </w:r>
     </w:p>
     <w:p>
@@ -3020,100 +2280,14 @@
         <w:rPr>
           <w:lang w:val="en-GB"/>
         </w:rPr>
-        <w:t xml:space="preserve">Prvi </w:t>
-      </w:r>
-      <w:proofErr w:type="spellStart"/>
-      <w:r>
-        <w:rPr>
-          <w:lang w:val="en-GB"/>
-        </w:rPr>
-        <w:t>Konvolucijskih</w:t>
-      </w:r>
-      <w:proofErr w:type="spellEnd"/>
-      <w:r>
-        <w:rPr>
-          <w:lang w:val="en-GB"/>
-        </w:rPr>
-        <w:t xml:space="preserve"> </w:t>
-      </w:r>
-      <w:proofErr w:type="spellStart"/>
-      <w:r>
-        <w:rPr>
-          <w:lang w:val="en-GB"/>
-        </w:rPr>
-        <w:t>sloj</w:t>
-      </w:r>
-      <w:proofErr w:type="spellEnd"/>
-      <w:r>
-        <w:rPr>
-          <w:lang w:val="en-GB"/>
-        </w:rPr>
-        <w:t xml:space="preserve">. Dati </w:t>
-      </w:r>
-      <w:proofErr w:type="spellStart"/>
-      <w:r>
-        <w:rPr>
-          <w:lang w:val="en-GB"/>
-        </w:rPr>
-        <w:t>sloj</w:t>
-      </w:r>
-      <w:proofErr w:type="spellEnd"/>
-      <w:r>
-        <w:rPr>
-          <w:lang w:val="en-GB"/>
-        </w:rPr>
-        <w:t xml:space="preserve"> </w:t>
-      </w:r>
-      <w:proofErr w:type="spellStart"/>
-      <w:r>
-        <w:rPr>
-          <w:lang w:val="en-GB"/>
-        </w:rPr>
-        <w:t>specificira</w:t>
-      </w:r>
-      <w:proofErr w:type="spellEnd"/>
-      <w:r>
-        <w:rPr>
-          <w:lang w:val="en-GB"/>
-        </w:rPr>
-        <w:t xml:space="preserve"> kernel </w:t>
-      </w:r>
-      <w:proofErr w:type="spellStart"/>
-      <w:r>
-        <w:rPr>
-          <w:lang w:val="en-GB"/>
-        </w:rPr>
-        <w:t>veličine</w:t>
-      </w:r>
-      <w:proofErr w:type="spellEnd"/>
-      <w:r>
-        <w:rPr>
-          <w:lang w:val="en-GB"/>
-        </w:rPr>
-        <w:t xml:space="preserve"> 3x3 </w:t>
-      </w:r>
-      <w:proofErr w:type="spellStart"/>
-      <w:r>
-        <w:rPr>
-          <w:lang w:val="en-GB"/>
-        </w:rPr>
-        <w:t>i</w:t>
-      </w:r>
-      <w:proofErr w:type="spellEnd"/>
-      <w:r>
-        <w:rPr>
-          <w:lang w:val="en-GB"/>
-        </w:rPr>
-        <w:t xml:space="preserve"> </w:t>
-      </w:r>
-      <w:proofErr w:type="spellStart"/>
+        <w:t xml:space="preserve">Prvi Konvolucijskih sloj. Dati sloj specificira kernel veličine 3x3 i </w:t>
+      </w:r>
       <w:r>
         <w:rPr>
           <w:lang w:val="en-GB"/>
         </w:rPr>
         <w:t>generi</w:t>
       </w:r>
-      <w:proofErr w:type="spellEnd"/>
       <w:r>
         <w:t>še</w:t>
       </w:r>
@@ -3121,189 +2295,19 @@
         <w:rPr>
           <w:lang w:val="en-GB"/>
         </w:rPr>
-        <w:t xml:space="preserve"> 64 </w:t>
-      </w:r>
-      <w:proofErr w:type="spellStart"/>
-      <w:r>
-        <w:rPr>
-          <w:lang w:val="en-GB"/>
-        </w:rPr>
-        <w:t>kanala</w:t>
-      </w:r>
-      <w:proofErr w:type="spellEnd"/>
-      <w:r>
-        <w:rPr>
-          <w:lang w:val="en-GB"/>
-        </w:rPr>
-        <w:t xml:space="preserve">. Time </w:t>
-      </w:r>
-      <w:proofErr w:type="spellStart"/>
-      <w:r>
-        <w:rPr>
-          <w:lang w:val="en-GB"/>
-        </w:rPr>
-        <w:t>dobijamo</w:t>
-      </w:r>
-      <w:proofErr w:type="spellEnd"/>
-      <w:r>
-        <w:rPr>
-          <w:lang w:val="en-GB"/>
-        </w:rPr>
-        <w:t xml:space="preserve"> 64 </w:t>
-      </w:r>
-      <w:proofErr w:type="spellStart"/>
-      <w:r>
-        <w:rPr>
-          <w:lang w:val="en-GB"/>
-        </w:rPr>
-        <w:t>transformisane</w:t>
-      </w:r>
-      <w:proofErr w:type="spellEnd"/>
-      <w:r>
-        <w:rPr>
-          <w:lang w:val="en-GB"/>
-        </w:rPr>
-        <w:t xml:space="preserve"> </w:t>
-      </w:r>
-      <w:proofErr w:type="spellStart"/>
-      <w:r>
-        <w:rPr>
-          <w:lang w:val="en-GB"/>
-        </w:rPr>
-        <w:t>slike</w:t>
-      </w:r>
-      <w:proofErr w:type="spellEnd"/>
-      <w:r>
-        <w:rPr>
-          <w:lang w:val="en-GB"/>
-        </w:rPr>
-        <w:t xml:space="preserve">.  </w:t>
-      </w:r>
-      <w:proofErr w:type="spellStart"/>
-      <w:r>
-        <w:rPr>
-          <w:lang w:val="en-GB"/>
-        </w:rPr>
-        <w:t>Prelazak</w:t>
-      </w:r>
-      <w:proofErr w:type="spellEnd"/>
-      <w:r>
-        <w:rPr>
-          <w:lang w:val="en-GB"/>
-        </w:rPr>
-        <w:t xml:space="preserve"> </w:t>
-      </w:r>
-      <w:proofErr w:type="spellStart"/>
-      <w:r>
-        <w:rPr>
-          <w:lang w:val="en-GB"/>
-        </w:rPr>
-        <w:t>slike</w:t>
-      </w:r>
-      <w:proofErr w:type="spellEnd"/>
-      <w:r>
-        <w:rPr>
-          <w:lang w:val="en-GB"/>
-        </w:rPr>
-        <w:t xml:space="preserve"> </w:t>
-      </w:r>
-      <w:proofErr w:type="spellStart"/>
-      <w:r>
-        <w:rPr>
-          <w:lang w:val="en-GB"/>
-        </w:rPr>
-        <w:t>kroz</w:t>
-      </w:r>
-      <w:proofErr w:type="spellEnd"/>
-      <w:r>
-        <w:rPr>
-          <w:lang w:val="en-GB"/>
-        </w:rPr>
-        <w:t xml:space="preserve"> </w:t>
-      </w:r>
-      <w:proofErr w:type="spellStart"/>
-      <w:r>
-        <w:rPr>
-          <w:lang w:val="en-GB"/>
-        </w:rPr>
-        <w:t>dati</w:t>
-      </w:r>
-      <w:proofErr w:type="spellEnd"/>
-      <w:r>
-        <w:rPr>
-          <w:lang w:val="en-GB"/>
-        </w:rPr>
-        <w:t xml:space="preserve"> </w:t>
-      </w:r>
-      <w:proofErr w:type="spellStart"/>
-      <w:r>
-        <w:rPr>
-          <w:lang w:val="en-GB"/>
-        </w:rPr>
-        <w:t>sloj</w:t>
-      </w:r>
-      <w:proofErr w:type="spellEnd"/>
-      <w:r>
-        <w:rPr>
-          <w:lang w:val="en-GB"/>
-        </w:rPr>
-        <w:t xml:space="preserve"> </w:t>
-      </w:r>
-      <w:proofErr w:type="spellStart"/>
-      <w:r>
-        <w:rPr>
-          <w:lang w:val="en-GB"/>
-        </w:rPr>
-        <w:t>će</w:t>
-      </w:r>
-      <w:proofErr w:type="spellEnd"/>
-      <w:r>
-        <w:rPr>
-          <w:lang w:val="en-GB"/>
-        </w:rPr>
-        <w:t xml:space="preserve"> </w:t>
-      </w:r>
-      <w:proofErr w:type="spellStart"/>
+        <w:t xml:space="preserve"> 64 kanala. Time dobijamo 64 transformisane slike.  Prelazak slike kroz dati sloj će </w:t>
+      </w:r>
       <w:r>
         <w:rPr>
           <w:lang w:val="en-GB"/>
         </w:rPr>
         <w:t>promjeniti</w:t>
       </w:r>
-      <w:proofErr w:type="spellEnd"/>
-      <w:r>
-        <w:rPr>
-          <w:lang w:val="en-GB"/>
-        </w:rPr>
-        <w:t xml:space="preserve"> </w:t>
-      </w:r>
-      <w:proofErr w:type="spellStart"/>
-      <w:r>
-        <w:rPr>
-          <w:lang w:val="en-GB"/>
-        </w:rPr>
-        <w:t>dimenzije</w:t>
-      </w:r>
-      <w:proofErr w:type="spellEnd"/>
-      <w:r>
-        <w:rPr>
-          <w:lang w:val="en-GB"/>
-        </w:rPr>
-        <w:t xml:space="preserve"> </w:t>
-      </w:r>
-      <w:proofErr w:type="spellStart"/>
-      <w:r>
-        <w:rPr>
-          <w:lang w:val="en-GB"/>
-        </w:rPr>
-        <w:t>na</w:t>
-      </w:r>
-      <w:proofErr w:type="spellEnd"/>
-      <w:r>
-        <w:rPr>
-          <w:lang w:val="en-GB"/>
-        </w:rPr>
-        <w:t xml:space="preserve"> 254x254.</w:t>
+      <w:r>
+        <w:rPr>
+          <w:lang w:val="en-GB"/>
+        </w:rPr>
+        <w:t xml:space="preserve"> dimenzije na 254x254.</w:t>
       </w:r>
     </w:p>
     <w:p>
@@ -3317,117 +2321,11 @@
           <w:lang w:val="en-GB"/>
         </w:rPr>
       </w:pPr>
-      <w:proofErr w:type="spellStart"/>
-      <w:r>
-        <w:rPr>
-          <w:lang w:val="en-GB"/>
-        </w:rPr>
-        <w:t>ReLU</w:t>
-      </w:r>
-      <w:proofErr w:type="spellEnd"/>
-      <w:r>
-        <w:rPr>
-          <w:lang w:val="en-GB"/>
-        </w:rPr>
-        <w:t xml:space="preserve"> </w:t>
-      </w:r>
-      <w:proofErr w:type="spellStart"/>
-      <w:r>
-        <w:rPr>
-          <w:lang w:val="en-GB"/>
-        </w:rPr>
-        <w:t>sloj</w:t>
-      </w:r>
-      <w:proofErr w:type="spellEnd"/>
-      <w:r>
-        <w:rPr>
-          <w:lang w:val="en-GB"/>
-        </w:rPr>
-        <w:t xml:space="preserve">. </w:t>
-      </w:r>
-      <w:proofErr w:type="spellStart"/>
-      <w:r>
-        <w:rPr>
-          <w:lang w:val="en-GB"/>
-        </w:rPr>
-        <w:t>Primjenjuje</w:t>
-      </w:r>
-      <w:proofErr w:type="spellEnd"/>
-      <w:r>
-        <w:rPr>
-          <w:lang w:val="en-GB"/>
-        </w:rPr>
-        <w:t xml:space="preserve"> </w:t>
-      </w:r>
-      <w:proofErr w:type="spellStart"/>
-      <w:r>
-        <w:rPr>
-          <w:lang w:val="en-GB"/>
-        </w:rPr>
-        <w:t>aktivacijsku</w:t>
-      </w:r>
-      <w:proofErr w:type="spellEnd"/>
-      <w:r>
-        <w:rPr>
-          <w:lang w:val="en-GB"/>
-        </w:rPr>
-        <w:t xml:space="preserve"> </w:t>
-      </w:r>
-      <w:proofErr w:type="spellStart"/>
-      <w:r>
-        <w:rPr>
-          <w:lang w:val="en-GB"/>
-        </w:rPr>
-        <w:t>funkciju</w:t>
-      </w:r>
-      <w:proofErr w:type="spellEnd"/>
-      <w:r>
-        <w:rPr>
-          <w:lang w:val="en-GB"/>
-        </w:rPr>
-        <w:t xml:space="preserve"> </w:t>
-      </w:r>
-      <w:proofErr w:type="spellStart"/>
-      <w:r>
-        <w:rPr>
-          <w:lang w:val="en-GB"/>
-        </w:rPr>
-        <w:t>te</w:t>
-      </w:r>
-      <w:proofErr w:type="spellEnd"/>
-      <w:r>
-        <w:rPr>
-          <w:lang w:val="en-GB"/>
-        </w:rPr>
-        <w:t xml:space="preserve"> </w:t>
-      </w:r>
-      <w:proofErr w:type="spellStart"/>
-      <w:r>
-        <w:rPr>
-          <w:lang w:val="en-GB"/>
-        </w:rPr>
-        <w:t>uvodi</w:t>
-      </w:r>
-      <w:proofErr w:type="spellEnd"/>
-      <w:r>
-        <w:rPr>
-          <w:lang w:val="en-GB"/>
-        </w:rPr>
-        <w:t xml:space="preserve"> </w:t>
-      </w:r>
-      <w:proofErr w:type="spellStart"/>
-      <w:r>
-        <w:rPr>
-          <w:lang w:val="en-GB"/>
-        </w:rPr>
-        <w:t>nelinearnost</w:t>
-      </w:r>
-      <w:proofErr w:type="spellEnd"/>
-      <w:r>
-        <w:rPr>
-          <w:lang w:val="en-GB"/>
-        </w:rPr>
-        <w:t>.</w:t>
+      <w:r>
+        <w:rPr>
+          <w:lang w:val="en-GB"/>
+        </w:rPr>
+        <w:t>ReLU sloj. Primjenjuje aktivacijsku funkciju te uvodi nelinearnost.</w:t>
       </w:r>
     </w:p>
     <w:p>
@@ -3445,287 +2343,7 @@
         <w:rPr>
           <w:lang w:val="en-GB"/>
         </w:rPr>
-        <w:t xml:space="preserve">Max Pooling </w:t>
-      </w:r>
-      <w:proofErr w:type="spellStart"/>
-      <w:r>
-        <w:rPr>
-          <w:lang w:val="en-GB"/>
-        </w:rPr>
-        <w:t>sloj</w:t>
-      </w:r>
-      <w:proofErr w:type="spellEnd"/>
-      <w:r>
-        <w:rPr>
-          <w:lang w:val="en-GB"/>
-        </w:rPr>
-        <w:t xml:space="preserve">. Dati </w:t>
-      </w:r>
-      <w:proofErr w:type="spellStart"/>
-      <w:r>
-        <w:rPr>
-          <w:lang w:val="en-GB"/>
-        </w:rPr>
-        <w:t>sloj</w:t>
-      </w:r>
-      <w:proofErr w:type="spellEnd"/>
-      <w:r>
-        <w:rPr>
-          <w:lang w:val="en-GB"/>
-        </w:rPr>
-        <w:t xml:space="preserve"> </w:t>
-      </w:r>
-      <w:proofErr w:type="spellStart"/>
-      <w:r>
-        <w:rPr>
-          <w:lang w:val="en-GB"/>
-        </w:rPr>
-        <w:t>specificira</w:t>
-      </w:r>
-      <w:proofErr w:type="spellEnd"/>
-      <w:r>
-        <w:rPr>
-          <w:lang w:val="en-GB"/>
-        </w:rPr>
-        <w:t xml:space="preserve"> kernel 2x2 koji </w:t>
-      </w:r>
-      <w:proofErr w:type="spellStart"/>
-      <w:r>
-        <w:rPr>
-          <w:lang w:val="en-GB"/>
-        </w:rPr>
-        <w:t>će</w:t>
-      </w:r>
-      <w:proofErr w:type="spellEnd"/>
-      <w:r>
-        <w:rPr>
-          <w:lang w:val="en-GB"/>
-        </w:rPr>
-        <w:t xml:space="preserve"> </w:t>
-      </w:r>
-      <w:proofErr w:type="spellStart"/>
-      <w:r>
-        <w:rPr>
-          <w:lang w:val="en-GB"/>
-        </w:rPr>
-        <w:t>smanjiti</w:t>
-      </w:r>
-      <w:proofErr w:type="spellEnd"/>
-      <w:r>
-        <w:rPr>
-          <w:lang w:val="en-GB"/>
-        </w:rPr>
-        <w:t xml:space="preserve"> </w:t>
-      </w:r>
-      <w:proofErr w:type="spellStart"/>
-      <w:r>
-        <w:rPr>
-          <w:lang w:val="en-GB"/>
-        </w:rPr>
-        <w:t>dimezije</w:t>
-      </w:r>
-      <w:proofErr w:type="spellEnd"/>
-      <w:r>
-        <w:rPr>
-          <w:lang w:val="en-GB"/>
-        </w:rPr>
-        <w:t xml:space="preserve"> </w:t>
-      </w:r>
-      <w:proofErr w:type="spellStart"/>
-      <w:r>
-        <w:rPr>
-          <w:lang w:val="en-GB"/>
-        </w:rPr>
-        <w:t>slike</w:t>
-      </w:r>
-      <w:proofErr w:type="spellEnd"/>
-      <w:r>
-        <w:rPr>
-          <w:lang w:val="en-GB"/>
-        </w:rPr>
-        <w:t xml:space="preserve"> </w:t>
-      </w:r>
-      <w:proofErr w:type="spellStart"/>
-      <w:r>
-        <w:rPr>
-          <w:lang w:val="en-GB"/>
-        </w:rPr>
-        <w:t>na</w:t>
-      </w:r>
-      <w:proofErr w:type="spellEnd"/>
-      <w:r>
-        <w:rPr>
-          <w:lang w:val="en-GB"/>
-        </w:rPr>
-        <w:t xml:space="preserve"> 127x127 </w:t>
-      </w:r>
-      <w:proofErr w:type="spellStart"/>
-      <w:r>
-        <w:rPr>
-          <w:lang w:val="en-GB"/>
-        </w:rPr>
-        <w:t>čime</w:t>
-      </w:r>
-      <w:proofErr w:type="spellEnd"/>
-      <w:r>
-        <w:rPr>
-          <w:lang w:val="en-GB"/>
-        </w:rPr>
-        <w:t xml:space="preserve"> </w:t>
-      </w:r>
-      <w:proofErr w:type="spellStart"/>
-      <w:r>
-        <w:rPr>
-          <w:lang w:val="en-GB"/>
-        </w:rPr>
-        <w:t>ćemo</w:t>
-      </w:r>
-      <w:proofErr w:type="spellEnd"/>
-      <w:r>
-        <w:rPr>
-          <w:lang w:val="en-GB"/>
-        </w:rPr>
-        <w:t xml:space="preserve"> </w:t>
-      </w:r>
-      <w:proofErr w:type="spellStart"/>
-      <w:r>
-        <w:rPr>
-          <w:lang w:val="en-GB"/>
-        </w:rPr>
-        <w:t>smanjiti</w:t>
-      </w:r>
-      <w:proofErr w:type="spellEnd"/>
-      <w:r>
-        <w:rPr>
-          <w:lang w:val="en-GB"/>
-        </w:rPr>
-        <w:t xml:space="preserve"> </w:t>
-      </w:r>
-      <w:proofErr w:type="spellStart"/>
-      <w:r>
-        <w:rPr>
-          <w:lang w:val="en-GB"/>
-        </w:rPr>
-        <w:t>količinu</w:t>
-      </w:r>
-      <w:proofErr w:type="spellEnd"/>
-      <w:r>
-        <w:rPr>
-          <w:lang w:val="en-GB"/>
-        </w:rPr>
-        <w:t xml:space="preserve"> </w:t>
-      </w:r>
-      <w:proofErr w:type="spellStart"/>
-      <w:r>
-        <w:rPr>
-          <w:lang w:val="en-GB"/>
-        </w:rPr>
-        <w:t>resursa</w:t>
-      </w:r>
-      <w:proofErr w:type="spellEnd"/>
-      <w:r>
-        <w:rPr>
-          <w:lang w:val="en-GB"/>
-        </w:rPr>
-        <w:t xml:space="preserve"> </w:t>
-      </w:r>
-      <w:proofErr w:type="spellStart"/>
-      <w:r>
-        <w:rPr>
-          <w:lang w:val="en-GB"/>
-        </w:rPr>
-        <w:t>potrebnih</w:t>
-      </w:r>
-      <w:proofErr w:type="spellEnd"/>
-      <w:r>
-        <w:rPr>
-          <w:lang w:val="en-GB"/>
-        </w:rPr>
-        <w:t xml:space="preserve"> za </w:t>
-      </w:r>
-      <w:proofErr w:type="spellStart"/>
-      <w:r>
-        <w:rPr>
-          <w:lang w:val="en-GB"/>
-        </w:rPr>
-        <w:t>treniranje</w:t>
-      </w:r>
-      <w:proofErr w:type="spellEnd"/>
-      <w:r>
-        <w:rPr>
-          <w:lang w:val="en-GB"/>
-        </w:rPr>
-        <w:t xml:space="preserve"> </w:t>
-      </w:r>
-      <w:proofErr w:type="spellStart"/>
-      <w:r>
-        <w:rPr>
-          <w:lang w:val="en-GB"/>
-        </w:rPr>
-        <w:t>dok</w:t>
-      </w:r>
-      <w:proofErr w:type="spellEnd"/>
-      <w:r>
-        <w:rPr>
-          <w:lang w:val="en-GB"/>
-        </w:rPr>
-        <w:t xml:space="preserve"> </w:t>
-      </w:r>
-      <w:proofErr w:type="spellStart"/>
-      <w:r>
-        <w:rPr>
-          <w:lang w:val="en-GB"/>
-        </w:rPr>
-        <w:t>ćemo</w:t>
-      </w:r>
-      <w:proofErr w:type="spellEnd"/>
-      <w:r>
-        <w:rPr>
-          <w:lang w:val="en-GB"/>
-        </w:rPr>
-        <w:t xml:space="preserve"> </w:t>
-      </w:r>
-      <w:proofErr w:type="spellStart"/>
-      <w:r>
-        <w:rPr>
-          <w:lang w:val="en-GB"/>
-        </w:rPr>
-        <w:t>zadržati</w:t>
-      </w:r>
-      <w:proofErr w:type="spellEnd"/>
-      <w:r>
-        <w:rPr>
-          <w:lang w:val="en-GB"/>
-        </w:rPr>
-        <w:t xml:space="preserve"> </w:t>
-      </w:r>
-      <w:proofErr w:type="spellStart"/>
-      <w:r>
-        <w:rPr>
-          <w:lang w:val="en-GB"/>
-        </w:rPr>
-        <w:t>najvažnije</w:t>
-      </w:r>
-      <w:proofErr w:type="spellEnd"/>
-      <w:r>
-        <w:rPr>
-          <w:lang w:val="en-GB"/>
-        </w:rPr>
-        <w:t xml:space="preserve"> </w:t>
-      </w:r>
-      <w:proofErr w:type="spellStart"/>
-      <w:r>
-        <w:rPr>
-          <w:lang w:val="en-GB"/>
-        </w:rPr>
-        <w:t>karakteristike</w:t>
-      </w:r>
-      <w:proofErr w:type="spellEnd"/>
-      <w:r>
-        <w:rPr>
-          <w:lang w:val="en-GB"/>
-        </w:rPr>
-        <w:t>.</w:t>
+        <w:t>Max Pooling sloj. Dati sloj specificira kernel 2x2 koji će smanjiti dimezije slike na 127x127 čime ćemo smanjiti količinu resursa potrebnih za treniranje dok ćemo zadržati najvažnije karakteristike.</w:t>
       </w:r>
     </w:p>
     <w:p>
@@ -3743,147 +2361,19 @@
         <w:rPr>
           <w:lang w:val="en-GB"/>
         </w:rPr>
-        <w:t xml:space="preserve">Drugi </w:t>
-      </w:r>
-      <w:proofErr w:type="spellStart"/>
-      <w:r>
-        <w:rPr>
-          <w:lang w:val="en-GB"/>
-        </w:rPr>
-        <w:t>Konvolucijski</w:t>
-      </w:r>
-      <w:proofErr w:type="spellEnd"/>
-      <w:r>
-        <w:rPr>
-          <w:lang w:val="en-GB"/>
-        </w:rPr>
-        <w:t xml:space="preserve"> </w:t>
-      </w:r>
-      <w:proofErr w:type="spellStart"/>
-      <w:r>
-        <w:rPr>
-          <w:lang w:val="en-GB"/>
-        </w:rPr>
-        <w:t>sloj</w:t>
-      </w:r>
-      <w:proofErr w:type="spellEnd"/>
-      <w:r>
-        <w:rPr>
-          <w:lang w:val="en-GB"/>
-        </w:rPr>
-        <w:t xml:space="preserve">. </w:t>
-      </w:r>
-      <w:proofErr w:type="spellStart"/>
-      <w:r>
-        <w:rPr>
-          <w:lang w:val="en-GB"/>
-        </w:rPr>
-        <w:t>Specificira</w:t>
-      </w:r>
-      <w:proofErr w:type="spellEnd"/>
-      <w:r>
-        <w:rPr>
-          <w:lang w:val="en-GB"/>
-        </w:rPr>
-        <w:t xml:space="preserve"> novi set od 64 kernel </w:t>
-      </w:r>
-      <w:proofErr w:type="spellStart"/>
-      <w:r>
-        <w:rPr>
-          <w:lang w:val="en-GB"/>
-        </w:rPr>
-        <w:t>dimenzija</w:t>
-      </w:r>
-      <w:proofErr w:type="spellEnd"/>
-      <w:r>
-        <w:rPr>
-          <w:lang w:val="en-GB"/>
-        </w:rPr>
-        <w:t xml:space="preserve"> 3x3. Dati kernel </w:t>
-      </w:r>
-      <w:proofErr w:type="spellStart"/>
-      <w:r>
-        <w:rPr>
-          <w:lang w:val="en-GB"/>
-        </w:rPr>
-        <w:t>će</w:t>
-      </w:r>
-      <w:proofErr w:type="spellEnd"/>
-      <w:r>
-        <w:rPr>
-          <w:lang w:val="en-GB"/>
-        </w:rPr>
-        <w:t xml:space="preserve"> </w:t>
-      </w:r>
-      <w:proofErr w:type="spellStart"/>
+        <w:t xml:space="preserve">Drugi Konvolucijski sloj. Specificira novi set od 64 kernel dimenzija 3x3. Dati kernel će </w:t>
+      </w:r>
       <w:r>
         <w:rPr>
           <w:lang w:val="en-GB"/>
         </w:rPr>
         <w:t>promjeniti</w:t>
       </w:r>
-      <w:proofErr w:type="spellEnd"/>
-      <w:r>
-        <w:rPr>
-          <w:lang w:val="en-GB"/>
-        </w:rPr>
-        <w:t xml:space="preserve"> </w:t>
-      </w:r>
-      <w:proofErr w:type="spellStart"/>
-      <w:r>
-        <w:rPr>
-          <w:lang w:val="en-GB"/>
-        </w:rPr>
-        <w:t>dimenzije</w:t>
-      </w:r>
-      <w:proofErr w:type="spellEnd"/>
-      <w:r>
-        <w:rPr>
-          <w:lang w:val="en-GB"/>
-        </w:rPr>
-        <w:t xml:space="preserve"> </w:t>
-      </w:r>
-      <w:proofErr w:type="spellStart"/>
-      <w:r>
-        <w:rPr>
-          <w:lang w:val="en-GB"/>
-        </w:rPr>
-        <w:t>slike</w:t>
-      </w:r>
-      <w:proofErr w:type="spellEnd"/>
-      <w:r>
-        <w:rPr>
-          <w:lang w:val="en-GB"/>
-        </w:rPr>
-        <w:t xml:space="preserve"> </w:t>
-      </w:r>
-      <w:proofErr w:type="spellStart"/>
-      <w:r>
-        <w:rPr>
-          <w:lang w:val="en-GB"/>
-        </w:rPr>
-        <w:t>sa</w:t>
-      </w:r>
-      <w:proofErr w:type="spellEnd"/>
-      <w:r>
-        <w:rPr>
-          <w:lang w:val="en-GB"/>
-        </w:rPr>
-        <w:t xml:space="preserve"> 127x127 </w:t>
-      </w:r>
-      <w:proofErr w:type="spellStart"/>
-      <w:r>
-        <w:rPr>
-          <w:lang w:val="en-GB"/>
-        </w:rPr>
-        <w:t>na</w:t>
-      </w:r>
-      <w:proofErr w:type="spellEnd"/>
-      <w:r>
-        <w:rPr>
-          <w:lang w:val="en-GB"/>
-        </w:rPr>
-        <w:t xml:space="preserve"> 125x125.</w:t>
+      <w:r>
+        <w:rPr>
+          <w:lang w:val="en-GB"/>
+        </w:rPr>
+        <w:t xml:space="preserve"> dimenzije slike sa 127x127 na 125x125.</w:t>
       </w:r>
     </w:p>
     <w:p>
@@ -3897,75 +2387,11 @@
           <w:lang w:val="en-GB"/>
         </w:rPr>
       </w:pPr>
-      <w:proofErr w:type="spellStart"/>
-      <w:r>
-        <w:rPr>
-          <w:lang w:val="en-GB"/>
-        </w:rPr>
-        <w:t>ReLU</w:t>
-      </w:r>
-      <w:proofErr w:type="spellEnd"/>
-      <w:r>
-        <w:rPr>
-          <w:lang w:val="en-GB"/>
-        </w:rPr>
-        <w:t xml:space="preserve"> </w:t>
-      </w:r>
-      <w:proofErr w:type="spellStart"/>
-      <w:r>
-        <w:rPr>
-          <w:lang w:val="en-GB"/>
-        </w:rPr>
-        <w:t>sloj</w:t>
-      </w:r>
-      <w:proofErr w:type="spellEnd"/>
-      <w:r>
-        <w:rPr>
-          <w:lang w:val="en-GB"/>
-        </w:rPr>
-        <w:t xml:space="preserve">. </w:t>
-      </w:r>
-      <w:proofErr w:type="spellStart"/>
-      <w:r>
-        <w:rPr>
-          <w:lang w:val="en-GB"/>
-        </w:rPr>
-        <w:t>Ponovna</w:t>
-      </w:r>
-      <w:proofErr w:type="spellEnd"/>
-      <w:r>
-        <w:rPr>
-          <w:lang w:val="en-GB"/>
-        </w:rPr>
-        <w:t xml:space="preserve"> </w:t>
-      </w:r>
-      <w:proofErr w:type="spellStart"/>
-      <w:r>
-        <w:rPr>
-          <w:lang w:val="en-GB"/>
-        </w:rPr>
-        <w:t>aktivacijska</w:t>
-      </w:r>
-      <w:proofErr w:type="spellEnd"/>
-      <w:r>
-        <w:rPr>
-          <w:lang w:val="en-GB"/>
-        </w:rPr>
-        <w:t xml:space="preserve"> </w:t>
-      </w:r>
-      <w:proofErr w:type="spellStart"/>
-      <w:r>
-        <w:rPr>
-          <w:lang w:val="en-GB"/>
-        </w:rPr>
-        <w:t>funkcija</w:t>
-      </w:r>
-      <w:proofErr w:type="spellEnd"/>
-      <w:r>
-        <w:rPr>
-          <w:lang w:val="en-GB"/>
-        </w:rPr>
-        <w:t>.</w:t>
+      <w:r>
+        <w:rPr>
+          <w:lang w:val="en-GB"/>
+        </w:rPr>
+        <w:t>ReLU sloj. Ponovna aktivacijska funkcija.</w:t>
       </w:r>
     </w:p>
     <w:p>
@@ -3983,275 +2409,19 @@
         <w:rPr>
           <w:lang w:val="en-GB"/>
         </w:rPr>
-        <w:t xml:space="preserve">Max Pooling </w:t>
-      </w:r>
-      <w:proofErr w:type="spellStart"/>
-      <w:r>
-        <w:rPr>
-          <w:lang w:val="en-GB"/>
-        </w:rPr>
-        <w:t>sloj</w:t>
-      </w:r>
-      <w:proofErr w:type="spellEnd"/>
-      <w:r>
-        <w:rPr>
-          <w:lang w:val="en-GB"/>
-        </w:rPr>
-        <w:t xml:space="preserve">. </w:t>
-      </w:r>
-      <w:proofErr w:type="spellStart"/>
-      <w:r>
-        <w:rPr>
-          <w:lang w:val="en-GB"/>
-        </w:rPr>
-        <w:t>Specificira</w:t>
-      </w:r>
-      <w:proofErr w:type="spellEnd"/>
-      <w:r>
-        <w:rPr>
-          <w:lang w:val="en-GB"/>
-        </w:rPr>
-        <w:t xml:space="preserve"> kernel 2x2 koji </w:t>
-      </w:r>
-      <w:proofErr w:type="spellStart"/>
-      <w:r>
-        <w:rPr>
-          <w:lang w:val="en-GB"/>
-        </w:rPr>
-        <w:t>smanjuje</w:t>
-      </w:r>
-      <w:proofErr w:type="spellEnd"/>
-      <w:r>
-        <w:rPr>
-          <w:lang w:val="en-GB"/>
-        </w:rPr>
-        <w:t xml:space="preserve"> </w:t>
-      </w:r>
-      <w:proofErr w:type="spellStart"/>
-      <w:r>
-        <w:rPr>
-          <w:lang w:val="en-GB"/>
-        </w:rPr>
-        <w:t>dimenzije</w:t>
-      </w:r>
-      <w:proofErr w:type="spellEnd"/>
-      <w:r>
-        <w:rPr>
-          <w:lang w:val="en-GB"/>
-        </w:rPr>
-        <w:t xml:space="preserve"> </w:t>
-      </w:r>
-      <w:proofErr w:type="spellStart"/>
-      <w:r>
-        <w:rPr>
-          <w:lang w:val="en-GB"/>
-        </w:rPr>
-        <w:t>slike</w:t>
-      </w:r>
-      <w:proofErr w:type="spellEnd"/>
-      <w:r>
-        <w:rPr>
-          <w:lang w:val="en-GB"/>
-        </w:rPr>
-        <w:t xml:space="preserve"> </w:t>
-      </w:r>
-      <w:proofErr w:type="spellStart"/>
-      <w:r>
-        <w:rPr>
-          <w:lang w:val="en-GB"/>
-        </w:rPr>
-        <w:t>na</w:t>
-      </w:r>
-      <w:proofErr w:type="spellEnd"/>
-      <w:r>
-        <w:rPr>
-          <w:lang w:val="en-GB"/>
-        </w:rPr>
-        <w:t xml:space="preserve"> 63x63. (</w:t>
-      </w:r>
-      <w:proofErr w:type="spellStart"/>
-      <w:r>
-        <w:rPr>
-          <w:lang w:val="en-GB"/>
-        </w:rPr>
-        <w:t>Napomena</w:t>
-      </w:r>
-      <w:proofErr w:type="spellEnd"/>
-      <w:r>
-        <w:rPr>
-          <w:lang w:val="en-GB"/>
-        </w:rPr>
-        <w:t xml:space="preserve">: </w:t>
-      </w:r>
-      <w:proofErr w:type="spellStart"/>
-      <w:r>
-        <w:rPr>
-          <w:lang w:val="en-GB"/>
-        </w:rPr>
-        <w:t>Pytorch</w:t>
-      </w:r>
-      <w:proofErr w:type="spellEnd"/>
-      <w:r>
-        <w:rPr>
-          <w:lang w:val="en-GB"/>
-        </w:rPr>
-        <w:t xml:space="preserve"> </w:t>
-      </w:r>
-      <w:proofErr w:type="spellStart"/>
-      <w:r>
-        <w:rPr>
-          <w:lang w:val="en-GB"/>
-        </w:rPr>
-        <w:t>automatski</w:t>
-      </w:r>
-      <w:proofErr w:type="spellEnd"/>
-      <w:r>
-        <w:rPr>
-          <w:lang w:val="en-GB"/>
-        </w:rPr>
-        <w:t xml:space="preserve"> </w:t>
-      </w:r>
-      <w:proofErr w:type="spellStart"/>
-      <w:r>
-        <w:rPr>
-          <w:lang w:val="en-GB"/>
-        </w:rPr>
-        <w:t>radi</w:t>
-      </w:r>
-      <w:proofErr w:type="spellEnd"/>
-      <w:r>
-        <w:rPr>
-          <w:lang w:val="en-GB"/>
-        </w:rPr>
-        <w:t xml:space="preserve"> </w:t>
-      </w:r>
-      <w:proofErr w:type="spellStart"/>
-      <w:r>
-        <w:rPr>
-          <w:lang w:val="en-GB"/>
-        </w:rPr>
-        <w:t>zaokruživanje</w:t>
-      </w:r>
-      <w:proofErr w:type="spellEnd"/>
-      <w:r>
-        <w:rPr>
-          <w:lang w:val="en-GB"/>
-        </w:rPr>
-        <w:t xml:space="preserve"> </w:t>
-      </w:r>
-      <w:proofErr w:type="spellStart"/>
-      <w:r>
-        <w:rPr>
-          <w:lang w:val="en-GB"/>
-        </w:rPr>
-        <w:t>na</w:t>
-      </w:r>
-      <w:proofErr w:type="spellEnd"/>
-      <w:r>
-        <w:rPr>
-          <w:lang w:val="en-GB"/>
-        </w:rPr>
-        <w:t xml:space="preserve"> </w:t>
-      </w:r>
-      <w:proofErr w:type="spellStart"/>
-      <w:r>
-        <w:rPr>
-          <w:lang w:val="en-GB"/>
-        </w:rPr>
-        <w:t>donju</w:t>
-      </w:r>
-      <w:proofErr w:type="spellEnd"/>
-      <w:r>
-        <w:rPr>
-          <w:lang w:val="en-GB"/>
-        </w:rPr>
-        <w:t xml:space="preserve"> </w:t>
-      </w:r>
-      <w:proofErr w:type="spellStart"/>
-      <w:proofErr w:type="gramStart"/>
-      <w:r>
-        <w:rPr>
-          <w:lang w:val="en-GB"/>
-        </w:rPr>
-        <w:t>vrijednost</w:t>
-      </w:r>
-      <w:proofErr w:type="spellEnd"/>
-      <w:r>
-        <w:rPr>
-          <w:lang w:val="en-GB"/>
-        </w:rPr>
-        <w:t xml:space="preserve">  </w:t>
-      </w:r>
-      <w:proofErr w:type="spellStart"/>
-      <w:r>
-        <w:rPr>
-          <w:lang w:val="en-GB"/>
-        </w:rPr>
-        <w:t>na</w:t>
-      </w:r>
-      <w:proofErr w:type="spellEnd"/>
-      <w:proofErr w:type="gramEnd"/>
-      <w:r>
-        <w:rPr>
-          <w:lang w:val="en-GB"/>
-        </w:rPr>
-        <w:t xml:space="preserve"> </w:t>
-      </w:r>
-      <w:proofErr w:type="spellStart"/>
-      <w:r>
-        <w:rPr>
-          <w:lang w:val="en-GB"/>
-        </w:rPr>
-        <w:t>donju</w:t>
-      </w:r>
-      <w:proofErr w:type="spellEnd"/>
-      <w:r>
-        <w:rPr>
-          <w:lang w:val="en-GB"/>
-        </w:rPr>
-        <w:t xml:space="preserve"> </w:t>
-      </w:r>
-      <w:proofErr w:type="spellStart"/>
-      <w:r>
-        <w:rPr>
-          <w:lang w:val="en-GB"/>
-        </w:rPr>
-        <w:t>vrijednost</w:t>
-      </w:r>
-      <w:proofErr w:type="spellEnd"/>
-      <w:r>
-        <w:rPr>
-          <w:lang w:val="en-GB"/>
-        </w:rPr>
-        <w:t xml:space="preserve"> </w:t>
-      </w:r>
-      <w:proofErr w:type="spellStart"/>
-      <w:r>
-        <w:rPr>
-          <w:lang w:val="en-GB"/>
-        </w:rPr>
-        <w:t>sa</w:t>
-      </w:r>
-      <w:proofErr w:type="spellEnd"/>
-      <w:r>
-        <w:rPr>
-          <w:lang w:val="en-GB"/>
-        </w:rPr>
-        <w:t xml:space="preserve"> 63.5 </w:t>
-      </w:r>
-      <w:proofErr w:type="spellStart"/>
-      <w:r>
-        <w:rPr>
-          <w:lang w:val="en-GB"/>
-        </w:rPr>
-        <w:t>na</w:t>
-      </w:r>
-      <w:proofErr w:type="spellEnd"/>
-      <w:r>
-        <w:rPr>
-          <w:lang w:val="en-GB"/>
-        </w:rPr>
-        <w:t xml:space="preserve"> 63).</w:t>
+        <w:t xml:space="preserve">Max Pooling sloj. Specificira kernel 2x2 koji smanjuje dimenzije slike na 63x63. (Napomena: Pytorch automatski radi </w:t>
+      </w:r>
+      <w:r>
+        <w:rPr>
+          <w:lang w:val="en-GB"/>
+        </w:rPr>
+        <w:t>zaokruživanje na donju vrijednost  na donju vrijednost sa</w:t>
+      </w:r>
+      <w:r>
+        <w:rPr>
+          <w:lang w:val="en-GB"/>
+        </w:rPr>
+        <w:t xml:space="preserve"> 63.5 na 63).</w:t>
       </w:r>
     </w:p>
     <w:p>
@@ -4295,75 +2465,11 @@
           <w:lang w:val="en-GB"/>
         </w:rPr>
       </w:pPr>
-      <w:proofErr w:type="spellStart"/>
-      <w:r>
-        <w:rPr>
-          <w:lang w:val="en-GB"/>
-        </w:rPr>
-        <w:t>Potpuno</w:t>
-      </w:r>
-      <w:proofErr w:type="spellEnd"/>
-      <w:r>
-        <w:rPr>
-          <w:lang w:val="en-GB"/>
-        </w:rPr>
-        <w:t xml:space="preserve"> </w:t>
-      </w:r>
-      <w:proofErr w:type="spellStart"/>
-      <w:r>
-        <w:rPr>
-          <w:lang w:val="en-GB"/>
-        </w:rPr>
-        <w:t>povezani</w:t>
-      </w:r>
-      <w:proofErr w:type="spellEnd"/>
-      <w:r>
-        <w:rPr>
-          <w:lang w:val="en-GB"/>
-        </w:rPr>
-        <w:t xml:space="preserve"> </w:t>
-      </w:r>
-      <w:proofErr w:type="spellStart"/>
-      <w:r>
-        <w:rPr>
-          <w:lang w:val="en-GB"/>
-        </w:rPr>
-        <w:t>sloj</w:t>
-      </w:r>
-      <w:proofErr w:type="spellEnd"/>
-      <w:r>
-        <w:rPr>
-          <w:lang w:val="en-GB"/>
-        </w:rPr>
-        <w:t xml:space="preserve"> </w:t>
-      </w:r>
-      <w:proofErr w:type="spellStart"/>
-      <w:r>
-        <w:rPr>
-          <w:lang w:val="en-GB"/>
-        </w:rPr>
-        <w:t>sa</w:t>
-      </w:r>
-      <w:proofErr w:type="spellEnd"/>
-      <w:r>
-        <w:rPr>
-          <w:lang w:val="en-GB"/>
-        </w:rPr>
-        <w:t xml:space="preserve"> 16 </w:t>
-      </w:r>
-      <w:proofErr w:type="spellStart"/>
-      <w:r>
-        <w:rPr>
-          <w:lang w:val="en-GB"/>
-        </w:rPr>
-        <w:t>neurona</w:t>
-      </w:r>
-      <w:proofErr w:type="spellEnd"/>
-      <w:r>
-        <w:rPr>
-          <w:lang w:val="en-GB"/>
-        </w:rPr>
-        <w:t>.</w:t>
+      <w:r>
+        <w:rPr>
+          <w:lang w:val="en-GB"/>
+        </w:rPr>
+        <w:t>Potpuno povezani sloj sa 16 neurona.</w:t>
       </w:r>
     </w:p>
     <w:p>
@@ -4377,3145 +2483,396 @@
           <w:lang w:val="en-GB"/>
         </w:rPr>
       </w:pPr>
-      <w:proofErr w:type="spellStart"/>
-      <w:r>
-        <w:rPr>
-          <w:lang w:val="en-GB"/>
-        </w:rPr>
-        <w:t>Potpuno</w:t>
-      </w:r>
-      <w:proofErr w:type="spellEnd"/>
-      <w:r>
-        <w:rPr>
-          <w:lang w:val="en-GB"/>
-        </w:rPr>
+      <w:r>
+        <w:rPr>
+          <w:lang w:val="en-GB"/>
+        </w:rPr>
+        <w:t>Potpuno povezani sloj sa 3 neurona koji nam daje krajnju klasifikaciju.</w:t>
+      </w:r>
+    </w:p>
+    <w:p>
+      <w:pPr>
+        <w:ind w:left="720" w:hanging="720"/>
+        <w:rPr>
+          <w:lang w:val="en-GB"/>
+        </w:rPr>
+      </w:pPr>
+    </w:p>
+    <w:p>
+      <w:pPr>
+        <w:rPr>
+          <w:lang w:val="en-GB"/>
+        </w:rPr>
+      </w:pPr>
+      <w:r>
+        <w:rPr>
+          <w:lang w:val="en-GB"/>
+        </w:rPr>
+        <w:t>Data arhitektura neuralne mreže bazirana je na praktičnom primjeru sa platforme Kaggle, gdje je slična topologija uspješno korištena upravo za problem predikcije raka pluća nad ovim specifičnim skupom podataka.</w:t>
+      </w:r>
+    </w:p>
+    <w:p>
+      <w:pPr>
+        <w:ind w:left="720" w:hanging="720"/>
+        <w:rPr>
+          <w:lang w:val="en-GB"/>
+        </w:rPr>
+      </w:pPr>
+    </w:p>
+    <w:p>
+      <w:pPr>
+        <w:rPr>
+          <w:lang w:val="en-GB"/>
+        </w:rPr>
+      </w:pPr>
+      <w:r>
+        <w:rPr>
+          <w:lang w:val="en-GB"/>
+        </w:rPr>
+        <w:lastRenderedPageBreak/>
+        <w:t>Osim specificiranje slojeva neuralne mreže imamo još par hiperparametera koji moramo specificirati prilikom treniranje. To su funkcija troška, optimizer I stopa učenja.</w:t>
+      </w:r>
+    </w:p>
+    <w:p>
+      <w:pPr>
+        <w:rPr>
+          <w:lang w:val="en-GB"/>
+        </w:rPr>
+      </w:pPr>
+    </w:p>
+    <w:p>
+      <w:pPr>
+        <w:rPr>
+          <w:lang w:val="en-GB"/>
+        </w:rPr>
+      </w:pPr>
+      <w:r>
+        <w:rPr>
+          <w:lang w:val="en-GB"/>
+        </w:rPr>
+        <w:t xml:space="preserve">Funkcija troška (loss function) je </w:t>
+      </w:r>
+      <w:r>
+        <w:rPr>
+          <w:lang w:val="en-GB"/>
+        </w:rPr>
+        <w:t>funkcija koja nam kvantitativno govori</w:t>
+      </w:r>
+      <w:r>
+        <w:rPr>
+          <w:lang w:val="en-GB"/>
+        </w:rPr>
+        <w:t xml:space="preserve"> kvalitet našem modela</w:t>
+      </w:r>
+      <w:r>
+        <w:rPr>
+          <w:lang w:val="en-GB"/>
+        </w:rPr>
+        <w:t>, odnosno</w:t>
+      </w:r>
+      <w:r>
+        <w:rPr>
+          <w:lang w:val="en-GB"/>
+        </w:rPr>
+        <w:t xml:space="preserve"> koliko dobro naš model pravi predikcije</w:t>
+      </w:r>
+      <w:r>
+        <w:rPr>
+          <w:lang w:val="en-GB"/>
+        </w:rPr>
+        <w:t xml:space="preserve">. </w:t>
+      </w:r>
+      <w:r>
+        <w:rPr>
+          <w:lang w:val="en-GB"/>
+        </w:rPr>
+        <w:t>Cilj prilikom treniranja jeste da se funkcija troška što više smanji</w:t>
+      </w:r>
+      <w:r>
+        <w:rPr>
+          <w:lang w:val="en-GB"/>
+        </w:rPr>
+        <w:t>. Smanjenje funkcije troška se posti</w:t>
+      </w:r>
+      <w:r>
+        <w:rPr>
+          <w:lang w:val="en-GB"/>
+        </w:rPr>
+        <w:t>ž</w:t>
+      </w:r>
+      <w:r>
+        <w:rPr>
+          <w:lang w:val="en-GB"/>
+        </w:rPr>
+        <w:t>e izmjenom parametera samog modela.</w:t>
+      </w:r>
+    </w:p>
+    <w:p>
+      <w:pPr>
+        <w:rPr>
+          <w:lang w:val="en-GB"/>
+        </w:rPr>
+      </w:pPr>
+      <w:r>
+        <w:rPr>
+          <w:lang w:val="en-GB"/>
+        </w:rPr>
+        <w:t>Zavisno od vrste problema koriste se različite funkcije troška</w:t>
+      </w:r>
+      <w:r>
+        <w:rPr>
+          <w:lang w:val="en-GB"/>
+        </w:rPr>
+        <w:t xml:space="preserve">. </w:t>
+      </w:r>
+      <w:r>
+        <w:rPr>
+          <w:lang w:val="en-GB"/>
+        </w:rPr>
+        <w:t>Kako je cilj našeg modela klasifikacija raka pluća postoji par opcije</w:t>
+      </w:r>
+      <w:r>
+        <w:rPr>
+          <w:lang w:val="en-GB"/>
+        </w:rPr>
+        <w:t>: cross-entropy, binary cross-entorpy, categorical cross-entroy.</w:t>
+      </w:r>
+    </w:p>
+    <w:p>
+      <w:r>
+        <w:rPr>
+          <w:lang w:val="en-US"/>
+        </w:rPr>
+        <w:t>U ovom radu je odabrana cross-ent</w:t>
+      </w:r>
+      <w:r>
+        <w:rPr>
+          <w:lang w:val="en-US"/>
+        </w:rPr>
+        <w:t xml:space="preserve">ropy funkcija troška. </w:t>
+      </w:r>
+      <w:r>
+        <w:rPr>
+          <w:lang w:val="en-GB"/>
+        </w:rPr>
+        <w:t xml:space="preserve">Za probleme klasifikacije </w:t>
+      </w:r>
+      <w:r>
+        <w:rPr>
+          <w:lang w:val="en-GB"/>
+        </w:rPr>
+        <w:t xml:space="preserve">trošak (loss) </w:t>
+      </w:r>
+      <w:r>
+        <w:rPr>
+          <w:lang w:val="en-GB"/>
+        </w:rPr>
+        <w:t>se obično definiše kao entropija. Entropija predstavlja stopu nesigurnosti u sistemu. Što su predikcije koje naš model pravi tačnije</w:t>
+      </w:r>
+      <w:r>
+        <w:rPr>
+          <w:lang w:val="en-GB"/>
+        </w:rPr>
+        <w:t>,</w:t>
+      </w:r>
+      <w:r>
+        <w:rPr>
+          <w:lang w:val="en-GB"/>
+        </w:rPr>
+        <w:t xml:space="preserve"> entropija</w:t>
+      </w:r>
+      <w:r>
+        <w:rPr>
+          <w:lang w:val="en-GB"/>
+        </w:rPr>
+        <w:t xml:space="preserve"> sistema</w:t>
+      </w:r>
+      <w:r>
+        <w:rPr>
+          <w:lang w:val="en-GB"/>
+        </w:rPr>
+        <w:t xml:space="preserve"> opada. Trošak se računa kao razlika u entropiji </w:t>
+      </w:r>
+      <w:r>
+        <w:rPr>
+          <w:lang w:val="en-GB"/>
+        </w:rPr>
+        <w:t xml:space="preserve">našeg </w:t>
+      </w:r>
+      <w:r>
+        <w:rPr>
+          <w:lang w:val="en-GB"/>
+        </w:rPr>
+        <w:t>model</w:t>
+      </w:r>
+      <w:r>
+        <w:rPr>
+          <w:lang w:val="en-GB"/>
+        </w:rPr>
+        <w:t>a</w:t>
+      </w:r>
+      <w:r>
+        <w:rPr>
+          <w:lang w:val="en-GB"/>
+        </w:rPr>
+        <w:t xml:space="preserve"> i baznog slučaja gdje su predikcije uvijek tačne.</w:t>
+      </w:r>
+      <w:r>
+        <w:t xml:space="preserve"> Krajnji cilj treniranje je svesti datu funkciju na što nižu vrijednost.</w:t>
+      </w:r>
+      <w:r>
         <w:t xml:space="preserve"> </w:t>
       </w:r>
-      <w:proofErr w:type="spellStart"/>
-      <w:r>
-        <w:rPr>
-          <w:lang w:val="en-GB"/>
-        </w:rPr>
-        <w:t>povezani</w:t>
-      </w:r>
-      <w:proofErr w:type="spellEnd"/>
-      <w:r>
-        <w:rPr>
-          <w:lang w:val="en-GB"/>
+    </w:p>
+    <w:p>
+      <w:r>
+        <w:t>Optimizer</w:t>
+      </w:r>
+      <w:r>
+        <w:t xml:space="preserve">i </w:t>
+      </w:r>
+      <w:r>
+        <w:t xml:space="preserve">su algoritmi koji </w:t>
+      </w:r>
+      <w:r>
+        <w:t xml:space="preserve">modifikuju </w:t>
+      </w:r>
+      <w:r>
+        <w:t xml:space="preserve">parametre modela na osnovu funkcije troška. </w:t>
+      </w:r>
+      <w:r>
+        <w:rPr>
+          <w:lang w:val="en-US"/>
+        </w:rPr>
+        <w:t xml:space="preserve">Kao i funkcije troška imamo </w:t>
+      </w:r>
+      <w:r>
+        <w:rPr>
+          <w:lang w:val="en-US"/>
+        </w:rPr>
+        <w:t xml:space="preserve">različite </w:t>
+      </w:r>
+      <w:r>
+        <w:rPr>
+          <w:lang w:val="en-US"/>
+        </w:rPr>
+        <w:t>optimize</w:t>
+      </w:r>
+      <w:r>
+        <w:rPr>
+          <w:lang w:val="en-US"/>
+        </w:rPr>
+        <w:t>re</w:t>
+      </w:r>
+      <w:r>
+        <w:rPr>
+          <w:lang w:val="en-US"/>
         </w:rPr>
         <w:t xml:space="preserve"> </w:t>
       </w:r>
-      <w:proofErr w:type="spellStart"/>
-      <w:r>
-        <w:rPr>
-          <w:lang w:val="en-GB"/>
-        </w:rPr>
-        <w:t>sloj</w:t>
-      </w:r>
-      <w:proofErr w:type="spellEnd"/>
-      <w:r>
-        <w:rPr>
-          <w:lang w:val="en-GB"/>
-        </w:rPr>
-        <w:t xml:space="preserve"> </w:t>
-      </w:r>
-      <w:proofErr w:type="spellStart"/>
-      <w:r>
-        <w:rPr>
-          <w:lang w:val="en-GB"/>
-        </w:rPr>
-        <w:t>sa</w:t>
-      </w:r>
-      <w:proofErr w:type="spellEnd"/>
-      <w:r>
-        <w:rPr>
-          <w:lang w:val="en-GB"/>
-        </w:rPr>
-        <w:t xml:space="preserve"> 3 </w:t>
-      </w:r>
-      <w:proofErr w:type="spellStart"/>
-      <w:r>
-        <w:rPr>
-          <w:lang w:val="en-GB"/>
-        </w:rPr>
-        <w:t>neurona</w:t>
-      </w:r>
-      <w:proofErr w:type="spellEnd"/>
-      <w:r>
-        <w:rPr>
-          <w:lang w:val="en-GB"/>
-        </w:rPr>
-        <w:t xml:space="preserve"> koji </w:t>
-      </w:r>
-      <w:proofErr w:type="spellStart"/>
-      <w:r>
-        <w:rPr>
-          <w:lang w:val="en-GB"/>
-        </w:rPr>
-        <w:t>nam</w:t>
-      </w:r>
-      <w:proofErr w:type="spellEnd"/>
-      <w:r>
-        <w:rPr>
-          <w:lang w:val="en-GB"/>
-        </w:rPr>
-        <w:t xml:space="preserve"> </w:t>
-      </w:r>
-      <w:proofErr w:type="spellStart"/>
-      <w:r>
-        <w:rPr>
-          <w:lang w:val="en-GB"/>
-        </w:rPr>
-        <w:t>daje</w:t>
-      </w:r>
-      <w:proofErr w:type="spellEnd"/>
-      <w:r>
-        <w:rPr>
-          <w:lang w:val="en-GB"/>
-        </w:rPr>
-        <w:t xml:space="preserve"> </w:t>
-      </w:r>
-      <w:proofErr w:type="spellStart"/>
-      <w:r>
-        <w:rPr>
-          <w:lang w:val="en-GB"/>
-        </w:rPr>
-        <w:t>krajnju</w:t>
-      </w:r>
-      <w:proofErr w:type="spellEnd"/>
-      <w:r>
-        <w:rPr>
-          <w:lang w:val="en-GB"/>
-        </w:rPr>
-        <w:t xml:space="preserve"> </w:t>
-      </w:r>
-      <w:proofErr w:type="spellStart"/>
-      <w:r>
-        <w:rPr>
-          <w:lang w:val="en-GB"/>
-        </w:rPr>
-        <w:t>klasifikaciju</w:t>
-      </w:r>
-      <w:proofErr w:type="spellEnd"/>
-      <w:r>
-        <w:rPr>
-          <w:lang w:val="en-GB"/>
-        </w:rPr>
-        <w:t>.</w:t>
-      </w:r>
-    </w:p>
-    <w:p>
-      <w:pPr>
-        <w:ind w:left="720" w:hanging="720"/>
-        <w:rPr>
-          <w:lang w:val="en-GB"/>
-        </w:rPr>
-      </w:pPr>
-    </w:p>
-    <w:p>
-      <w:pPr>
-        <w:rPr>
-          <w:lang w:val="en-GB"/>
-        </w:rPr>
-      </w:pPr>
-      <w:r>
-        <w:rPr>
-          <w:lang w:val="en-GB"/>
-        </w:rPr>
-        <w:t xml:space="preserve">Data </w:t>
-      </w:r>
-      <w:proofErr w:type="spellStart"/>
-      <w:r>
-        <w:rPr>
-          <w:lang w:val="en-GB"/>
-        </w:rPr>
-        <w:t>arhitektura</w:t>
-      </w:r>
-      <w:proofErr w:type="spellEnd"/>
-      <w:r>
-        <w:rPr>
-          <w:lang w:val="en-GB"/>
-        </w:rPr>
-        <w:t xml:space="preserve"> </w:t>
-      </w:r>
-      <w:proofErr w:type="spellStart"/>
-      <w:r>
-        <w:rPr>
-          <w:lang w:val="en-GB"/>
-        </w:rPr>
-        <w:t>neuralne</w:t>
-      </w:r>
-      <w:proofErr w:type="spellEnd"/>
-      <w:r>
-        <w:rPr>
-          <w:lang w:val="en-GB"/>
-        </w:rPr>
-        <w:t xml:space="preserve"> </w:t>
-      </w:r>
-      <w:proofErr w:type="spellStart"/>
-      <w:r>
-        <w:rPr>
-          <w:lang w:val="en-GB"/>
-        </w:rPr>
-        <w:t>mreže</w:t>
-      </w:r>
-      <w:proofErr w:type="spellEnd"/>
-      <w:r>
-        <w:rPr>
-          <w:lang w:val="en-GB"/>
-        </w:rPr>
-        <w:t xml:space="preserve"> </w:t>
-      </w:r>
-      <w:proofErr w:type="spellStart"/>
-      <w:r>
-        <w:rPr>
-          <w:lang w:val="en-GB"/>
-        </w:rPr>
-        <w:t>bazirana</w:t>
-      </w:r>
-      <w:proofErr w:type="spellEnd"/>
-      <w:r>
-        <w:rPr>
-          <w:lang w:val="en-GB"/>
-        </w:rPr>
-        <w:t xml:space="preserve"> je </w:t>
-      </w:r>
-      <w:proofErr w:type="spellStart"/>
-      <w:r>
-        <w:rPr>
-          <w:lang w:val="en-GB"/>
-        </w:rPr>
-        <w:t>na</w:t>
-      </w:r>
-      <w:proofErr w:type="spellEnd"/>
-      <w:r>
-        <w:rPr>
-          <w:lang w:val="en-GB"/>
-        </w:rPr>
-        <w:t xml:space="preserve"> </w:t>
-      </w:r>
-      <w:proofErr w:type="spellStart"/>
-      <w:r>
-        <w:rPr>
-          <w:lang w:val="en-GB"/>
-        </w:rPr>
-        <w:t>praktičnom</w:t>
-      </w:r>
-      <w:proofErr w:type="spellEnd"/>
-      <w:r>
-        <w:rPr>
-          <w:lang w:val="en-GB"/>
-        </w:rPr>
-        <w:t xml:space="preserve"> </w:t>
-      </w:r>
-      <w:proofErr w:type="spellStart"/>
-      <w:r>
-        <w:rPr>
-          <w:lang w:val="en-GB"/>
-        </w:rPr>
-        <w:t>primjeru</w:t>
-      </w:r>
-      <w:proofErr w:type="spellEnd"/>
-      <w:r>
-        <w:rPr>
-          <w:lang w:val="en-GB"/>
-        </w:rPr>
-        <w:t xml:space="preserve"> </w:t>
-      </w:r>
-      <w:proofErr w:type="spellStart"/>
-      <w:r>
-        <w:rPr>
-          <w:lang w:val="en-GB"/>
-        </w:rPr>
-        <w:t>sa</w:t>
-      </w:r>
-      <w:proofErr w:type="spellEnd"/>
-      <w:r>
-        <w:rPr>
-          <w:lang w:val="en-GB"/>
-        </w:rPr>
-        <w:t xml:space="preserve"> </w:t>
-      </w:r>
-      <w:proofErr w:type="spellStart"/>
-      <w:r>
-        <w:rPr>
-          <w:lang w:val="en-GB"/>
-        </w:rPr>
-        <w:t>platforme</w:t>
-      </w:r>
-      <w:proofErr w:type="spellEnd"/>
-      <w:r>
-        <w:rPr>
-          <w:lang w:val="en-GB"/>
-        </w:rPr>
-        <w:t xml:space="preserve"> Kaggle, </w:t>
-      </w:r>
-      <w:proofErr w:type="spellStart"/>
-      <w:r>
-        <w:rPr>
-          <w:lang w:val="en-GB"/>
-        </w:rPr>
-        <w:t>gdje</w:t>
-      </w:r>
-      <w:proofErr w:type="spellEnd"/>
-      <w:r>
-        <w:rPr>
-          <w:lang w:val="en-GB"/>
-        </w:rPr>
-        <w:t xml:space="preserve"> je </w:t>
-      </w:r>
-      <w:proofErr w:type="spellStart"/>
-      <w:r>
-        <w:rPr>
-          <w:lang w:val="en-GB"/>
-        </w:rPr>
-        <w:t>slična</w:t>
-      </w:r>
-      <w:proofErr w:type="spellEnd"/>
-      <w:r>
-        <w:rPr>
-          <w:lang w:val="en-GB"/>
-        </w:rPr>
-        <w:t xml:space="preserve"> </w:t>
-      </w:r>
-      <w:proofErr w:type="spellStart"/>
-      <w:r>
-        <w:rPr>
-          <w:lang w:val="en-GB"/>
-        </w:rPr>
-        <w:t>topologija</w:t>
-      </w:r>
-      <w:proofErr w:type="spellEnd"/>
-      <w:r>
-        <w:rPr>
-          <w:lang w:val="en-GB"/>
-        </w:rPr>
-        <w:t xml:space="preserve"> </w:t>
-      </w:r>
-      <w:proofErr w:type="spellStart"/>
-      <w:r>
-        <w:rPr>
-          <w:lang w:val="en-GB"/>
-        </w:rPr>
-        <w:t>uspješno</w:t>
-      </w:r>
-      <w:proofErr w:type="spellEnd"/>
-      <w:r>
-        <w:rPr>
-          <w:lang w:val="en-GB"/>
-        </w:rPr>
-        <w:t xml:space="preserve"> </w:t>
-      </w:r>
-      <w:proofErr w:type="spellStart"/>
-      <w:r>
-        <w:rPr>
-          <w:lang w:val="en-GB"/>
-        </w:rPr>
-        <w:t>korištena</w:t>
-      </w:r>
-      <w:proofErr w:type="spellEnd"/>
-      <w:r>
-        <w:rPr>
-          <w:lang w:val="en-GB"/>
-        </w:rPr>
-        <w:t xml:space="preserve"> </w:t>
-      </w:r>
-      <w:proofErr w:type="spellStart"/>
-      <w:r>
-        <w:rPr>
-          <w:lang w:val="en-GB"/>
-        </w:rPr>
-        <w:t>upravo</w:t>
-      </w:r>
-      <w:proofErr w:type="spellEnd"/>
-      <w:r>
-        <w:rPr>
-          <w:lang w:val="en-GB"/>
-        </w:rPr>
-        <w:t xml:space="preserve"> za problem </w:t>
-      </w:r>
-      <w:proofErr w:type="spellStart"/>
-      <w:r>
-        <w:rPr>
-          <w:lang w:val="en-GB"/>
-        </w:rPr>
-        <w:t>predikcije</w:t>
-      </w:r>
-      <w:proofErr w:type="spellEnd"/>
-      <w:r>
-        <w:rPr>
-          <w:lang w:val="en-GB"/>
-        </w:rPr>
-        <w:t xml:space="preserve"> </w:t>
-      </w:r>
-      <w:proofErr w:type="spellStart"/>
-      <w:r>
-        <w:rPr>
-          <w:lang w:val="en-GB"/>
-        </w:rPr>
-        <w:t>raka</w:t>
-      </w:r>
-      <w:proofErr w:type="spellEnd"/>
-      <w:r>
-        <w:rPr>
-          <w:lang w:val="en-GB"/>
-        </w:rPr>
-        <w:t xml:space="preserve"> </w:t>
-      </w:r>
-      <w:proofErr w:type="spellStart"/>
-      <w:r>
-        <w:rPr>
-          <w:lang w:val="en-GB"/>
-        </w:rPr>
-        <w:t>pluća</w:t>
-      </w:r>
-      <w:proofErr w:type="spellEnd"/>
-      <w:r>
-        <w:rPr>
-          <w:lang w:val="en-GB"/>
-        </w:rPr>
-        <w:t xml:space="preserve"> </w:t>
-      </w:r>
-      <w:proofErr w:type="spellStart"/>
-      <w:r>
-        <w:rPr>
-          <w:lang w:val="en-GB"/>
-        </w:rPr>
-        <w:t>nad</w:t>
-      </w:r>
-      <w:proofErr w:type="spellEnd"/>
-      <w:r>
-        <w:rPr>
-          <w:lang w:val="en-GB"/>
-        </w:rPr>
-        <w:t xml:space="preserve"> </w:t>
-      </w:r>
-      <w:proofErr w:type="spellStart"/>
-      <w:r>
-        <w:rPr>
-          <w:lang w:val="en-GB"/>
-        </w:rPr>
-        <w:t>ovim</w:t>
-      </w:r>
-      <w:proofErr w:type="spellEnd"/>
-      <w:r>
-        <w:rPr>
-          <w:lang w:val="en-GB"/>
-        </w:rPr>
-        <w:t xml:space="preserve"> </w:t>
-      </w:r>
-      <w:proofErr w:type="spellStart"/>
-      <w:r>
-        <w:rPr>
-          <w:lang w:val="en-GB"/>
-        </w:rPr>
-        <w:t>specifičnim</w:t>
-      </w:r>
-      <w:proofErr w:type="spellEnd"/>
-      <w:r>
-        <w:rPr>
-          <w:lang w:val="en-GB"/>
-        </w:rPr>
-        <w:t xml:space="preserve"> </w:t>
-      </w:r>
-      <w:proofErr w:type="spellStart"/>
-      <w:r>
-        <w:rPr>
-          <w:lang w:val="en-GB"/>
-        </w:rPr>
-        <w:t>skupom</w:t>
-      </w:r>
-      <w:proofErr w:type="spellEnd"/>
-      <w:r>
-        <w:rPr>
-          <w:lang w:val="en-GB"/>
-        </w:rPr>
-        <w:t xml:space="preserve"> </w:t>
-      </w:r>
-      <w:proofErr w:type="spellStart"/>
-      <w:r>
-        <w:rPr>
-          <w:lang w:val="en-GB"/>
-        </w:rPr>
-        <w:t>podataka</w:t>
-      </w:r>
-      <w:proofErr w:type="spellEnd"/>
-      <w:r>
-        <w:rPr>
-          <w:lang w:val="en-GB"/>
-        </w:rPr>
-        <w:t>.</w:t>
-      </w:r>
-    </w:p>
-    <w:p>
-      <w:pPr>
-        <w:ind w:left="720" w:hanging="720"/>
-        <w:rPr>
-          <w:lang w:val="en-GB"/>
-        </w:rPr>
-      </w:pPr>
-    </w:p>
-    <w:p>
-      <w:pPr>
-        <w:rPr>
-          <w:lang w:val="en-GB"/>
-        </w:rPr>
-      </w:pPr>
-      <w:r>
-        <w:rPr>
-          <w:lang w:val="en-GB"/>
-        </w:rPr>
-        <w:lastRenderedPageBreak/>
-        <w:t xml:space="preserve">Osim </w:t>
-      </w:r>
-      <w:proofErr w:type="spellStart"/>
-      <w:r>
-        <w:rPr>
-          <w:lang w:val="en-GB"/>
-        </w:rPr>
-        <w:t>specificiranje</w:t>
-      </w:r>
-      <w:proofErr w:type="spellEnd"/>
-      <w:r>
-        <w:rPr>
-          <w:lang w:val="en-GB"/>
-        </w:rPr>
-        <w:t xml:space="preserve"> </w:t>
-      </w:r>
-      <w:proofErr w:type="spellStart"/>
-      <w:r>
-        <w:rPr>
-          <w:lang w:val="en-GB"/>
-        </w:rPr>
-        <w:t>slojeva</w:t>
-      </w:r>
-      <w:proofErr w:type="spellEnd"/>
-      <w:r>
-        <w:rPr>
-          <w:lang w:val="en-GB"/>
-        </w:rPr>
-        <w:t xml:space="preserve"> </w:t>
-      </w:r>
-      <w:proofErr w:type="spellStart"/>
-      <w:r>
-        <w:rPr>
-          <w:lang w:val="en-GB"/>
-        </w:rPr>
-        <w:t>neuralne</w:t>
-      </w:r>
-      <w:proofErr w:type="spellEnd"/>
-      <w:r>
-        <w:rPr>
-          <w:lang w:val="en-GB"/>
-        </w:rPr>
-        <w:t xml:space="preserve"> </w:t>
-      </w:r>
-      <w:proofErr w:type="spellStart"/>
-      <w:r>
-        <w:rPr>
-          <w:lang w:val="en-GB"/>
-        </w:rPr>
-        <w:t>mreže</w:t>
-      </w:r>
-      <w:proofErr w:type="spellEnd"/>
-      <w:r>
-        <w:rPr>
-          <w:lang w:val="en-GB"/>
-        </w:rPr>
-        <w:t xml:space="preserve"> </w:t>
-      </w:r>
-      <w:proofErr w:type="spellStart"/>
-      <w:r>
-        <w:rPr>
-          <w:lang w:val="en-GB"/>
-        </w:rPr>
-        <w:t>imamo</w:t>
-      </w:r>
-      <w:proofErr w:type="spellEnd"/>
-      <w:r>
-        <w:rPr>
-          <w:lang w:val="en-GB"/>
-        </w:rPr>
-        <w:t xml:space="preserve"> </w:t>
-      </w:r>
-      <w:proofErr w:type="spellStart"/>
-      <w:r>
-        <w:rPr>
-          <w:lang w:val="en-GB"/>
-        </w:rPr>
-        <w:t>još</w:t>
-      </w:r>
-      <w:proofErr w:type="spellEnd"/>
-      <w:r>
-        <w:rPr>
-          <w:lang w:val="en-GB"/>
-        </w:rPr>
-        <w:t xml:space="preserve"> par </w:t>
-      </w:r>
-      <w:proofErr w:type="spellStart"/>
-      <w:r>
-        <w:rPr>
-          <w:lang w:val="en-GB"/>
-        </w:rPr>
-        <w:t>hiperparametera</w:t>
-      </w:r>
-      <w:proofErr w:type="spellEnd"/>
-      <w:r>
-        <w:rPr>
-          <w:lang w:val="en-GB"/>
-        </w:rPr>
-        <w:t xml:space="preserve"> koji </w:t>
-      </w:r>
-      <w:proofErr w:type="spellStart"/>
-      <w:r>
-        <w:rPr>
-          <w:lang w:val="en-GB"/>
-        </w:rPr>
-        <w:t>moramo</w:t>
-      </w:r>
-      <w:proofErr w:type="spellEnd"/>
-      <w:r>
-        <w:rPr>
-          <w:lang w:val="en-GB"/>
-        </w:rPr>
-        <w:t xml:space="preserve"> </w:t>
-      </w:r>
-      <w:proofErr w:type="spellStart"/>
-      <w:r>
-        <w:rPr>
-          <w:lang w:val="en-GB"/>
-        </w:rPr>
-        <w:t>specificirati</w:t>
-      </w:r>
-      <w:proofErr w:type="spellEnd"/>
-      <w:r>
-        <w:rPr>
-          <w:lang w:val="en-GB"/>
-        </w:rPr>
-        <w:t xml:space="preserve"> </w:t>
-      </w:r>
-      <w:proofErr w:type="spellStart"/>
-      <w:r>
-        <w:rPr>
-          <w:lang w:val="en-GB"/>
-        </w:rPr>
-        <w:t>prilikom</w:t>
-      </w:r>
-      <w:proofErr w:type="spellEnd"/>
-      <w:r>
-        <w:rPr>
-          <w:lang w:val="en-GB"/>
-        </w:rPr>
-        <w:t xml:space="preserve"> </w:t>
-      </w:r>
-      <w:proofErr w:type="spellStart"/>
-      <w:r>
-        <w:rPr>
-          <w:lang w:val="en-GB"/>
-        </w:rPr>
-        <w:t>treniranje</w:t>
-      </w:r>
-      <w:proofErr w:type="spellEnd"/>
-      <w:r>
-        <w:rPr>
-          <w:lang w:val="en-GB"/>
-        </w:rPr>
-        <w:t xml:space="preserve">. To </w:t>
-      </w:r>
-      <w:proofErr w:type="spellStart"/>
-      <w:r>
-        <w:rPr>
-          <w:lang w:val="en-GB"/>
-        </w:rPr>
-        <w:t>su</w:t>
-      </w:r>
-      <w:proofErr w:type="spellEnd"/>
-      <w:r>
-        <w:rPr>
-          <w:lang w:val="en-GB"/>
-        </w:rPr>
-        <w:t xml:space="preserve"> </w:t>
-      </w:r>
-      <w:proofErr w:type="spellStart"/>
-      <w:r>
-        <w:rPr>
-          <w:lang w:val="en-GB"/>
-        </w:rPr>
-        <w:t>funkcija</w:t>
-      </w:r>
-      <w:proofErr w:type="spellEnd"/>
-      <w:r>
-        <w:rPr>
-          <w:lang w:val="en-GB"/>
-        </w:rPr>
-        <w:t xml:space="preserve"> </w:t>
-      </w:r>
-      <w:proofErr w:type="spellStart"/>
-      <w:r>
-        <w:rPr>
-          <w:lang w:val="en-GB"/>
-        </w:rPr>
-        <w:t>troška</w:t>
-      </w:r>
-      <w:proofErr w:type="spellEnd"/>
-      <w:r>
-        <w:rPr>
-          <w:lang w:val="en-GB"/>
-        </w:rPr>
-        <w:t xml:space="preserve">, optimizer I </w:t>
-      </w:r>
-      <w:proofErr w:type="spellStart"/>
-      <w:r>
-        <w:rPr>
-          <w:lang w:val="en-GB"/>
-        </w:rPr>
-        <w:t>stopa</w:t>
-      </w:r>
-      <w:proofErr w:type="spellEnd"/>
-      <w:r>
-        <w:rPr>
-          <w:lang w:val="en-GB"/>
-        </w:rPr>
-        <w:t xml:space="preserve"> </w:t>
-      </w:r>
-      <w:proofErr w:type="spellStart"/>
-      <w:r>
-        <w:rPr>
-          <w:lang w:val="en-GB"/>
-        </w:rPr>
-        <w:t>učenja</w:t>
-      </w:r>
-      <w:proofErr w:type="spellEnd"/>
-      <w:r>
-        <w:rPr>
-          <w:lang w:val="en-GB"/>
-        </w:rPr>
-        <w:t>.</w:t>
-      </w:r>
-    </w:p>
-    <w:p>
-      <w:pPr>
-        <w:rPr>
-          <w:lang w:val="en-GB"/>
-        </w:rPr>
-      </w:pPr>
-    </w:p>
-    <w:p>
-      <w:pPr>
-        <w:rPr>
-          <w:lang w:val="en-GB"/>
-        </w:rPr>
-      </w:pPr>
-      <w:proofErr w:type="spellStart"/>
-      <w:r>
-        <w:rPr>
-          <w:lang w:val="en-GB"/>
-        </w:rPr>
-        <w:t>Funkcija</w:t>
-      </w:r>
-      <w:proofErr w:type="spellEnd"/>
-      <w:r>
-        <w:rPr>
-          <w:lang w:val="en-GB"/>
-        </w:rPr>
-        <w:t xml:space="preserve"> </w:t>
-      </w:r>
-      <w:proofErr w:type="spellStart"/>
-      <w:r>
-        <w:rPr>
-          <w:lang w:val="en-GB"/>
-        </w:rPr>
-        <w:t>troška</w:t>
-      </w:r>
-      <w:proofErr w:type="spellEnd"/>
-      <w:r>
-        <w:rPr>
-          <w:lang w:val="en-GB"/>
-        </w:rPr>
-        <w:t xml:space="preserve"> (loss function) je </w:t>
-      </w:r>
-      <w:proofErr w:type="spellStart"/>
-      <w:r>
-        <w:rPr>
-          <w:lang w:val="en-GB"/>
-        </w:rPr>
-        <w:t>funkcija</w:t>
-      </w:r>
-      <w:proofErr w:type="spellEnd"/>
-      <w:r>
-        <w:rPr>
-          <w:lang w:val="en-GB"/>
-        </w:rPr>
-        <w:t xml:space="preserve"> </w:t>
-      </w:r>
-      <w:proofErr w:type="spellStart"/>
-      <w:r>
-        <w:rPr>
-          <w:lang w:val="en-GB"/>
-        </w:rPr>
-        <w:t>koja</w:t>
-      </w:r>
-      <w:proofErr w:type="spellEnd"/>
-      <w:r>
-        <w:rPr>
-          <w:lang w:val="en-GB"/>
-        </w:rPr>
-        <w:t xml:space="preserve"> </w:t>
-      </w:r>
-      <w:proofErr w:type="spellStart"/>
-      <w:r>
-        <w:rPr>
-          <w:lang w:val="en-GB"/>
-        </w:rPr>
-        <w:t>nam</w:t>
-      </w:r>
-      <w:proofErr w:type="spellEnd"/>
-      <w:r>
-        <w:rPr>
-          <w:lang w:val="en-GB"/>
-        </w:rPr>
-        <w:t xml:space="preserve"> </w:t>
-      </w:r>
-      <w:proofErr w:type="spellStart"/>
-      <w:r>
-        <w:rPr>
-          <w:lang w:val="en-GB"/>
-        </w:rPr>
-        <w:t>kvantitativno</w:t>
-      </w:r>
-      <w:proofErr w:type="spellEnd"/>
-      <w:r>
-        <w:rPr>
-          <w:lang w:val="en-GB"/>
-        </w:rPr>
-        <w:t xml:space="preserve"> </w:t>
-      </w:r>
-      <w:proofErr w:type="spellStart"/>
-      <w:r>
-        <w:rPr>
-          <w:lang w:val="en-GB"/>
-        </w:rPr>
-        <w:t>govori</w:t>
-      </w:r>
-      <w:proofErr w:type="spellEnd"/>
-      <w:r>
-        <w:rPr>
-          <w:lang w:val="en-GB"/>
-        </w:rPr>
-        <w:t xml:space="preserve"> </w:t>
-      </w:r>
-      <w:proofErr w:type="spellStart"/>
-      <w:r>
-        <w:rPr>
-          <w:lang w:val="en-GB"/>
-        </w:rPr>
-        <w:t>kvalitet</w:t>
-      </w:r>
-      <w:proofErr w:type="spellEnd"/>
-      <w:r>
-        <w:rPr>
-          <w:lang w:val="en-GB"/>
-        </w:rPr>
-        <w:t xml:space="preserve"> </w:t>
-      </w:r>
-      <w:proofErr w:type="spellStart"/>
-      <w:r>
-        <w:rPr>
-          <w:lang w:val="en-GB"/>
-        </w:rPr>
-        <w:t>našem</w:t>
-      </w:r>
-      <w:proofErr w:type="spellEnd"/>
-      <w:r>
-        <w:rPr>
-          <w:lang w:val="en-GB"/>
-        </w:rPr>
-        <w:t xml:space="preserve"> </w:t>
-      </w:r>
-      <w:proofErr w:type="spellStart"/>
-      <w:r>
-        <w:rPr>
-          <w:lang w:val="en-GB"/>
-        </w:rPr>
-        <w:t>modela</w:t>
-      </w:r>
-      <w:proofErr w:type="spellEnd"/>
-      <w:r>
-        <w:rPr>
-          <w:lang w:val="en-GB"/>
-        </w:rPr>
-        <w:t xml:space="preserve">, </w:t>
-      </w:r>
-      <w:proofErr w:type="spellStart"/>
-      <w:r>
-        <w:rPr>
-          <w:lang w:val="en-GB"/>
-        </w:rPr>
-        <w:t>odnosno</w:t>
-      </w:r>
-      <w:proofErr w:type="spellEnd"/>
-      <w:r>
-        <w:rPr>
-          <w:lang w:val="en-GB"/>
-        </w:rPr>
-        <w:t xml:space="preserve"> </w:t>
-      </w:r>
-      <w:proofErr w:type="spellStart"/>
-      <w:r>
-        <w:rPr>
-          <w:lang w:val="en-GB"/>
-        </w:rPr>
-        <w:t>koliko</w:t>
-      </w:r>
-      <w:proofErr w:type="spellEnd"/>
-      <w:r>
-        <w:rPr>
-          <w:lang w:val="en-GB"/>
-        </w:rPr>
-        <w:t xml:space="preserve"> dobro </w:t>
-      </w:r>
-      <w:proofErr w:type="spellStart"/>
-      <w:r>
-        <w:rPr>
-          <w:lang w:val="en-GB"/>
-        </w:rPr>
-        <w:t>naš</w:t>
-      </w:r>
-      <w:proofErr w:type="spellEnd"/>
-      <w:r>
-        <w:rPr>
-          <w:lang w:val="en-GB"/>
-        </w:rPr>
-        <w:t xml:space="preserve"> model </w:t>
-      </w:r>
-      <w:proofErr w:type="spellStart"/>
-      <w:r>
-        <w:rPr>
-          <w:lang w:val="en-GB"/>
-        </w:rPr>
-        <w:t>pravi</w:t>
-      </w:r>
-      <w:proofErr w:type="spellEnd"/>
-      <w:r>
-        <w:rPr>
-          <w:lang w:val="en-GB"/>
-        </w:rPr>
-        <w:t xml:space="preserve"> </w:t>
-      </w:r>
-      <w:proofErr w:type="spellStart"/>
-      <w:r>
-        <w:rPr>
-          <w:lang w:val="en-GB"/>
-        </w:rPr>
-        <w:t>predikcije</w:t>
-      </w:r>
-      <w:proofErr w:type="spellEnd"/>
-      <w:r>
-        <w:rPr>
-          <w:lang w:val="en-GB"/>
+      <w:r>
+        <w:rPr>
+          <w:lang w:val="en-US"/>
+        </w:rPr>
+        <w:t xml:space="preserve">poput Stohastic </w:t>
+      </w:r>
+      <w:r>
+        <w:rPr>
+          <w:lang w:val="en-US"/>
+        </w:rPr>
+        <w:t>Gradient Descent, AdaGrad, RMSprop, Ada</w:t>
+      </w:r>
+      <w:r>
+        <w:rPr>
+          <w:lang w:val="en-US"/>
+        </w:rPr>
+        <w:t>m</w:t>
+      </w:r>
+      <w:r>
+        <w:rPr>
+          <w:lang w:val="en-US"/>
         </w:rPr>
         <w:t xml:space="preserve">. </w:t>
       </w:r>
-      <w:proofErr w:type="spellStart"/>
-      <w:r>
-        <w:rPr>
-          <w:lang w:val="en-GB"/>
-        </w:rPr>
-        <w:t>Cilj</w:t>
-      </w:r>
-      <w:proofErr w:type="spellEnd"/>
-      <w:r>
-        <w:rPr>
-          <w:lang w:val="en-GB"/>
-        </w:rPr>
-        <w:t xml:space="preserve"> </w:t>
-      </w:r>
-      <w:proofErr w:type="spellStart"/>
-      <w:r>
-        <w:rPr>
-          <w:lang w:val="en-GB"/>
-        </w:rPr>
-        <w:t>prilikom</w:t>
-      </w:r>
-      <w:proofErr w:type="spellEnd"/>
-      <w:r>
-        <w:rPr>
-          <w:lang w:val="en-GB"/>
-        </w:rPr>
-        <w:t xml:space="preserve"> </w:t>
-      </w:r>
-      <w:proofErr w:type="spellStart"/>
-      <w:r>
-        <w:rPr>
-          <w:lang w:val="en-GB"/>
-        </w:rPr>
-        <w:t>treniranja</w:t>
-      </w:r>
-      <w:proofErr w:type="spellEnd"/>
-      <w:r>
-        <w:rPr>
-          <w:lang w:val="en-GB"/>
-        </w:rPr>
-        <w:t xml:space="preserve"> </w:t>
-      </w:r>
-      <w:proofErr w:type="spellStart"/>
-      <w:r>
-        <w:rPr>
-          <w:lang w:val="en-GB"/>
-        </w:rPr>
-        <w:t>jeste</w:t>
-      </w:r>
-      <w:proofErr w:type="spellEnd"/>
-      <w:r>
-        <w:rPr>
-          <w:lang w:val="en-GB"/>
-        </w:rPr>
-        <w:t xml:space="preserve"> da se </w:t>
-      </w:r>
-      <w:proofErr w:type="spellStart"/>
-      <w:r>
-        <w:rPr>
-          <w:lang w:val="en-GB"/>
-        </w:rPr>
-        <w:t>funkcija</w:t>
-      </w:r>
-      <w:proofErr w:type="spellEnd"/>
-      <w:r>
-        <w:rPr>
-          <w:lang w:val="en-GB"/>
-        </w:rPr>
-        <w:t xml:space="preserve"> </w:t>
-      </w:r>
-      <w:proofErr w:type="spellStart"/>
-      <w:r>
-        <w:rPr>
-          <w:lang w:val="en-GB"/>
-        </w:rPr>
-        <w:t>troška</w:t>
-      </w:r>
-      <w:proofErr w:type="spellEnd"/>
-      <w:r>
-        <w:rPr>
-          <w:lang w:val="en-GB"/>
-        </w:rPr>
-        <w:t xml:space="preserve"> </w:t>
-      </w:r>
-      <w:proofErr w:type="spellStart"/>
-      <w:r>
-        <w:rPr>
-          <w:lang w:val="en-GB"/>
-        </w:rPr>
-        <w:t>što</w:t>
-      </w:r>
-      <w:proofErr w:type="spellEnd"/>
-      <w:r>
-        <w:rPr>
-          <w:lang w:val="en-GB"/>
-        </w:rPr>
-        <w:t xml:space="preserve"> </w:t>
-      </w:r>
-      <w:proofErr w:type="spellStart"/>
-      <w:r>
-        <w:rPr>
-          <w:lang w:val="en-GB"/>
-        </w:rPr>
-        <w:t>više</w:t>
-      </w:r>
-      <w:proofErr w:type="spellEnd"/>
-      <w:r>
-        <w:rPr>
-          <w:lang w:val="en-GB"/>
-        </w:rPr>
-        <w:t xml:space="preserve"> </w:t>
-      </w:r>
-      <w:proofErr w:type="spellStart"/>
-      <w:r>
-        <w:rPr>
-          <w:lang w:val="en-GB"/>
-        </w:rPr>
-        <w:t>smanji</w:t>
-      </w:r>
-      <w:proofErr w:type="spellEnd"/>
-      <w:r>
-        <w:rPr>
-          <w:lang w:val="en-GB"/>
-        </w:rPr>
-        <w:t xml:space="preserve">. </w:t>
-      </w:r>
-      <w:proofErr w:type="spellStart"/>
-      <w:r>
-        <w:rPr>
-          <w:lang w:val="en-GB"/>
-        </w:rPr>
-        <w:t>Smanjenje</w:t>
-      </w:r>
-      <w:proofErr w:type="spellEnd"/>
-      <w:r>
-        <w:rPr>
-          <w:lang w:val="en-GB"/>
-        </w:rPr>
-        <w:t xml:space="preserve"> </w:t>
-      </w:r>
-      <w:proofErr w:type="spellStart"/>
-      <w:r>
-        <w:rPr>
-          <w:lang w:val="en-GB"/>
-        </w:rPr>
-        <w:t>funkcije</w:t>
-      </w:r>
-      <w:proofErr w:type="spellEnd"/>
-      <w:r>
-        <w:rPr>
-          <w:lang w:val="en-GB"/>
-        </w:rPr>
-        <w:t xml:space="preserve"> </w:t>
-      </w:r>
-      <w:proofErr w:type="spellStart"/>
-      <w:r>
-        <w:rPr>
-          <w:lang w:val="en-GB"/>
-        </w:rPr>
-        <w:t>troška</w:t>
-      </w:r>
-      <w:proofErr w:type="spellEnd"/>
-      <w:r>
-        <w:rPr>
-          <w:lang w:val="en-GB"/>
-        </w:rPr>
-        <w:t xml:space="preserve"> se </w:t>
-      </w:r>
-      <w:proofErr w:type="spellStart"/>
-      <w:r>
-        <w:rPr>
-          <w:lang w:val="en-GB"/>
-        </w:rPr>
-        <w:t>posti</w:t>
-      </w:r>
-      <w:r>
-        <w:rPr>
-          <w:lang w:val="en-GB"/>
-        </w:rPr>
-        <w:t>ž</w:t>
-      </w:r>
-      <w:r>
-        <w:rPr>
-          <w:lang w:val="en-GB"/>
-        </w:rPr>
-        <w:t>e</w:t>
-      </w:r>
-      <w:proofErr w:type="spellEnd"/>
-      <w:r>
-        <w:rPr>
-          <w:lang w:val="en-GB"/>
-        </w:rPr>
-        <w:t xml:space="preserve"> </w:t>
-      </w:r>
-      <w:proofErr w:type="spellStart"/>
-      <w:r>
-        <w:rPr>
-          <w:lang w:val="en-GB"/>
-        </w:rPr>
-        <w:t>izmjenom</w:t>
-      </w:r>
-      <w:proofErr w:type="spellEnd"/>
-      <w:r>
-        <w:rPr>
-          <w:lang w:val="en-GB"/>
-        </w:rPr>
-        <w:t xml:space="preserve"> </w:t>
-      </w:r>
-      <w:proofErr w:type="spellStart"/>
-      <w:r>
-        <w:rPr>
-          <w:lang w:val="en-GB"/>
-        </w:rPr>
-        <w:t>parametera</w:t>
-      </w:r>
-      <w:proofErr w:type="spellEnd"/>
-      <w:r>
-        <w:rPr>
-          <w:lang w:val="en-GB"/>
-        </w:rPr>
-        <w:t xml:space="preserve"> </w:t>
-      </w:r>
-      <w:proofErr w:type="spellStart"/>
-      <w:r>
-        <w:rPr>
-          <w:lang w:val="en-GB"/>
-        </w:rPr>
-        <w:t>samog</w:t>
-      </w:r>
-      <w:proofErr w:type="spellEnd"/>
-      <w:r>
-        <w:rPr>
-          <w:lang w:val="en-GB"/>
-        </w:rPr>
-        <w:t xml:space="preserve"> </w:t>
-      </w:r>
-      <w:proofErr w:type="spellStart"/>
-      <w:r>
-        <w:rPr>
-          <w:lang w:val="en-GB"/>
-        </w:rPr>
-        <w:t>modela</w:t>
-      </w:r>
-      <w:proofErr w:type="spellEnd"/>
-      <w:r>
-        <w:rPr>
-          <w:lang w:val="en-GB"/>
-        </w:rPr>
-        <w:t>.</w:t>
-      </w:r>
-    </w:p>
-    <w:p>
-      <w:pPr>
-        <w:rPr>
-          <w:lang w:val="en-GB"/>
-        </w:rPr>
-      </w:pPr>
-      <w:proofErr w:type="spellStart"/>
-      <w:r>
-        <w:rPr>
-          <w:lang w:val="en-GB"/>
-        </w:rPr>
-        <w:t>Zavisno</w:t>
-      </w:r>
-      <w:proofErr w:type="spellEnd"/>
-      <w:r>
-        <w:rPr>
-          <w:lang w:val="en-GB"/>
-        </w:rPr>
-        <w:t xml:space="preserve"> od </w:t>
-      </w:r>
-      <w:proofErr w:type="spellStart"/>
-      <w:r>
-        <w:rPr>
-          <w:lang w:val="en-GB"/>
-        </w:rPr>
-        <w:t>vrste</w:t>
-      </w:r>
-      <w:proofErr w:type="spellEnd"/>
-      <w:r>
-        <w:rPr>
-          <w:lang w:val="en-GB"/>
-        </w:rPr>
-        <w:t xml:space="preserve"> </w:t>
-      </w:r>
-      <w:proofErr w:type="spellStart"/>
-      <w:r>
-        <w:rPr>
-          <w:lang w:val="en-GB"/>
-        </w:rPr>
-        <w:t>problema</w:t>
-      </w:r>
-      <w:proofErr w:type="spellEnd"/>
-      <w:r>
-        <w:rPr>
-          <w:lang w:val="en-GB"/>
-        </w:rPr>
-        <w:t xml:space="preserve"> </w:t>
-      </w:r>
-      <w:proofErr w:type="spellStart"/>
-      <w:r>
-        <w:rPr>
-          <w:lang w:val="en-GB"/>
-        </w:rPr>
-        <w:t>koriste</w:t>
-      </w:r>
-      <w:proofErr w:type="spellEnd"/>
-      <w:r>
-        <w:rPr>
-          <w:lang w:val="en-GB"/>
-        </w:rPr>
-        <w:t xml:space="preserve"> se </w:t>
-      </w:r>
-      <w:proofErr w:type="spellStart"/>
-      <w:r>
-        <w:rPr>
-          <w:lang w:val="en-GB"/>
-        </w:rPr>
-        <w:t>različite</w:t>
-      </w:r>
-      <w:proofErr w:type="spellEnd"/>
-      <w:r>
-        <w:rPr>
-          <w:lang w:val="en-GB"/>
-        </w:rPr>
-        <w:t xml:space="preserve"> </w:t>
-      </w:r>
-      <w:proofErr w:type="spellStart"/>
-      <w:r>
-        <w:rPr>
-          <w:lang w:val="en-GB"/>
-        </w:rPr>
-        <w:t>funkcije</w:t>
-      </w:r>
-      <w:proofErr w:type="spellEnd"/>
-      <w:r>
-        <w:rPr>
-          <w:lang w:val="en-GB"/>
-        </w:rPr>
-        <w:t xml:space="preserve"> </w:t>
-      </w:r>
-      <w:proofErr w:type="spellStart"/>
-      <w:r>
-        <w:rPr>
-          <w:lang w:val="en-GB"/>
-        </w:rPr>
-        <w:t>troška</w:t>
-      </w:r>
-      <w:proofErr w:type="spellEnd"/>
-      <w:r>
-        <w:rPr>
-          <w:lang w:val="en-GB"/>
-        </w:rPr>
-        <w:t xml:space="preserve">. </w:t>
-      </w:r>
-      <w:r>
-        <w:rPr>
-          <w:lang w:val="en-GB"/>
-        </w:rPr>
-        <w:t xml:space="preserve">Kako je </w:t>
-      </w:r>
-      <w:proofErr w:type="spellStart"/>
-      <w:r>
-        <w:rPr>
-          <w:lang w:val="en-GB"/>
-        </w:rPr>
-        <w:t>cilj</w:t>
-      </w:r>
-      <w:proofErr w:type="spellEnd"/>
-      <w:r>
-        <w:rPr>
-          <w:lang w:val="en-GB"/>
-        </w:rPr>
-        <w:t xml:space="preserve"> </w:t>
-      </w:r>
-      <w:proofErr w:type="spellStart"/>
-      <w:r>
-        <w:rPr>
-          <w:lang w:val="en-GB"/>
-        </w:rPr>
-        <w:t>našeg</w:t>
-      </w:r>
-      <w:proofErr w:type="spellEnd"/>
-      <w:r>
-        <w:rPr>
-          <w:lang w:val="en-GB"/>
-        </w:rPr>
-        <w:t xml:space="preserve"> </w:t>
-      </w:r>
-      <w:proofErr w:type="spellStart"/>
-      <w:r>
-        <w:rPr>
-          <w:lang w:val="en-GB"/>
-        </w:rPr>
-        <w:t>modela</w:t>
-      </w:r>
-      <w:proofErr w:type="spellEnd"/>
-      <w:r>
-        <w:rPr>
-          <w:lang w:val="en-GB"/>
-        </w:rPr>
-        <w:t xml:space="preserve"> </w:t>
-      </w:r>
-      <w:proofErr w:type="spellStart"/>
-      <w:r>
-        <w:rPr>
-          <w:lang w:val="en-GB"/>
-        </w:rPr>
-        <w:t>klasifikacija</w:t>
-      </w:r>
-      <w:proofErr w:type="spellEnd"/>
-      <w:r>
-        <w:rPr>
-          <w:lang w:val="en-GB"/>
-        </w:rPr>
-        <w:t xml:space="preserve"> </w:t>
-      </w:r>
-      <w:proofErr w:type="spellStart"/>
-      <w:r>
-        <w:rPr>
-          <w:lang w:val="en-GB"/>
-        </w:rPr>
-        <w:t>raka</w:t>
-      </w:r>
-      <w:proofErr w:type="spellEnd"/>
-      <w:r>
-        <w:rPr>
-          <w:lang w:val="en-GB"/>
-        </w:rPr>
-        <w:t xml:space="preserve"> </w:t>
-      </w:r>
-      <w:proofErr w:type="spellStart"/>
-      <w:r>
-        <w:rPr>
-          <w:lang w:val="en-GB"/>
-        </w:rPr>
-        <w:t>pluća</w:t>
-      </w:r>
-      <w:proofErr w:type="spellEnd"/>
-      <w:r>
-        <w:rPr>
-          <w:lang w:val="en-GB"/>
-        </w:rPr>
-        <w:t xml:space="preserve"> </w:t>
-      </w:r>
-      <w:proofErr w:type="spellStart"/>
-      <w:r>
-        <w:rPr>
-          <w:lang w:val="en-GB"/>
-        </w:rPr>
-        <w:t>postoji</w:t>
-      </w:r>
-      <w:proofErr w:type="spellEnd"/>
-      <w:r>
-        <w:rPr>
-          <w:lang w:val="en-GB"/>
-        </w:rPr>
-        <w:t xml:space="preserve"> par </w:t>
-      </w:r>
-      <w:proofErr w:type="spellStart"/>
-      <w:r>
-        <w:rPr>
-          <w:lang w:val="en-GB"/>
-        </w:rPr>
-        <w:t>opcije</w:t>
-      </w:r>
-      <w:proofErr w:type="spellEnd"/>
-      <w:r>
-        <w:rPr>
-          <w:lang w:val="en-GB"/>
-        </w:rPr>
-        <w:t>: cross-entropy, binary cross-</w:t>
-      </w:r>
-      <w:proofErr w:type="spellStart"/>
-      <w:r>
-        <w:rPr>
-          <w:lang w:val="en-GB"/>
-        </w:rPr>
-        <w:t>entorpy</w:t>
-      </w:r>
-      <w:proofErr w:type="spellEnd"/>
-      <w:r>
-        <w:rPr>
-          <w:lang w:val="en-GB"/>
-        </w:rPr>
-        <w:t>, categorical cross-</w:t>
-      </w:r>
-      <w:proofErr w:type="spellStart"/>
-      <w:r>
-        <w:rPr>
-          <w:lang w:val="en-GB"/>
-        </w:rPr>
-        <w:t>entroy</w:t>
-      </w:r>
-      <w:proofErr w:type="spellEnd"/>
-      <w:r>
-        <w:rPr>
-          <w:lang w:val="en-GB"/>
-        </w:rPr>
-        <w:t>.</w:t>
-      </w:r>
-    </w:p>
-    <w:p>
       <w:r>
         <w:rPr>
           <w:lang w:val="en-US"/>
         </w:rPr>
-        <w:t xml:space="preserve">U </w:t>
-      </w:r>
-      <w:proofErr w:type="spellStart"/>
+        <w:t xml:space="preserve">Za dati rad je odabran Adam optimizer. Ovo je defaultni optimizer koji se koristi u velikim bibliotekama i radi dobro na velikim </w:t>
+      </w:r>
       <w:r>
         <w:rPr>
           <w:lang w:val="en-US"/>
         </w:rPr>
-        <w:t>ovom</w:t>
-      </w:r>
-      <w:proofErr w:type="spellEnd"/>
+        <w:t>sk</w:t>
+      </w:r>
       <w:r>
         <w:rPr>
           <w:lang w:val="en-US"/>
         </w:rPr>
-        <w:t xml:space="preserve"> </w:t>
-      </w:r>
-      <w:proofErr w:type="spellStart"/>
+        <w:t>upovima</w:t>
+      </w:r>
       <w:r>
         <w:rPr>
           <w:lang w:val="en-US"/>
         </w:rPr>
-        <w:t>radu</w:t>
-      </w:r>
-      <w:proofErr w:type="spellEnd"/>
-      <w:r>
-        <w:rPr>
-          <w:lang w:val="en-US"/>
-        </w:rPr>
-        <w:t xml:space="preserve"> je </w:t>
-      </w:r>
-      <w:proofErr w:type="spellStart"/>
-      <w:r>
-        <w:rPr>
-          <w:lang w:val="en-US"/>
-        </w:rPr>
-        <w:t>odabrana</w:t>
-      </w:r>
-      <w:proofErr w:type="spellEnd"/>
-      <w:r>
-        <w:rPr>
-          <w:lang w:val="en-US"/>
-        </w:rPr>
-        <w:t xml:space="preserve"> cross-ent</w:t>
-      </w:r>
-      <w:r>
-        <w:rPr>
-          <w:lang w:val="en-US"/>
-        </w:rPr>
-        <w:t xml:space="preserve">ropy funkcija </w:t>
-      </w:r>
-      <w:proofErr w:type="spellStart"/>
-      <w:r>
-        <w:rPr>
-          <w:lang w:val="en-US"/>
-        </w:rPr>
-        <w:t>troška</w:t>
-      </w:r>
-      <w:proofErr w:type="spellEnd"/>
-      <w:r>
-        <w:rPr>
-          <w:lang w:val="en-US"/>
-        </w:rPr>
-        <w:t xml:space="preserve">. </w:t>
-      </w:r>
-      <w:r>
-        <w:rPr>
-          <w:lang w:val="en-GB"/>
-        </w:rPr>
-        <w:t xml:space="preserve">Za </w:t>
-      </w:r>
-      <w:proofErr w:type="spellStart"/>
-      <w:r>
-        <w:rPr>
-          <w:lang w:val="en-GB"/>
-        </w:rPr>
-        <w:t>probleme</w:t>
-      </w:r>
-      <w:proofErr w:type="spellEnd"/>
-      <w:r>
-        <w:rPr>
-          <w:lang w:val="en-GB"/>
-        </w:rPr>
-        <w:t xml:space="preserve"> </w:t>
-      </w:r>
-      <w:proofErr w:type="spellStart"/>
-      <w:r>
-        <w:rPr>
-          <w:lang w:val="en-GB"/>
-        </w:rPr>
-        <w:t>klasifikacije</w:t>
-      </w:r>
-      <w:proofErr w:type="spellEnd"/>
-      <w:r>
-        <w:rPr>
-          <w:lang w:val="en-GB"/>
-        </w:rPr>
-        <w:t xml:space="preserve"> </w:t>
-      </w:r>
-      <w:proofErr w:type="spellStart"/>
-      <w:r>
-        <w:rPr>
-          <w:lang w:val="en-GB"/>
-        </w:rPr>
-        <w:t>trošak</w:t>
-      </w:r>
-      <w:proofErr w:type="spellEnd"/>
-      <w:r>
-        <w:rPr>
-          <w:lang w:val="en-GB"/>
-        </w:rPr>
-        <w:t xml:space="preserve"> (loss) </w:t>
-      </w:r>
-      <w:r>
-        <w:rPr>
-          <w:lang w:val="en-GB"/>
-        </w:rPr>
-        <w:t xml:space="preserve">se </w:t>
-      </w:r>
-      <w:proofErr w:type="spellStart"/>
-      <w:r>
-        <w:rPr>
-          <w:lang w:val="en-GB"/>
-        </w:rPr>
-        <w:t>obično</w:t>
-      </w:r>
-      <w:proofErr w:type="spellEnd"/>
-      <w:r>
-        <w:rPr>
-          <w:lang w:val="en-GB"/>
-        </w:rPr>
-        <w:t xml:space="preserve"> </w:t>
-      </w:r>
-      <w:proofErr w:type="spellStart"/>
-      <w:r>
-        <w:rPr>
-          <w:lang w:val="en-GB"/>
-        </w:rPr>
-        <w:t>definiše</w:t>
-      </w:r>
-      <w:proofErr w:type="spellEnd"/>
-      <w:r>
-        <w:rPr>
-          <w:lang w:val="en-GB"/>
-        </w:rPr>
-        <w:t xml:space="preserve"> </w:t>
-      </w:r>
-      <w:proofErr w:type="spellStart"/>
-      <w:r>
-        <w:rPr>
-          <w:lang w:val="en-GB"/>
-        </w:rPr>
-        <w:t>kao</w:t>
-      </w:r>
-      <w:proofErr w:type="spellEnd"/>
-      <w:r>
-        <w:rPr>
-          <w:lang w:val="en-GB"/>
-        </w:rPr>
-        <w:t xml:space="preserve"> </w:t>
-      </w:r>
-      <w:proofErr w:type="spellStart"/>
-      <w:r>
-        <w:rPr>
-          <w:lang w:val="en-GB"/>
-        </w:rPr>
-        <w:t>entropija</w:t>
-      </w:r>
-      <w:proofErr w:type="spellEnd"/>
-      <w:r>
-        <w:rPr>
-          <w:lang w:val="en-GB"/>
-        </w:rPr>
-        <w:t xml:space="preserve">. </w:t>
-      </w:r>
-      <w:proofErr w:type="spellStart"/>
-      <w:r>
-        <w:rPr>
-          <w:lang w:val="en-GB"/>
-        </w:rPr>
-        <w:t>Entropija</w:t>
-      </w:r>
-      <w:proofErr w:type="spellEnd"/>
-      <w:r>
-        <w:rPr>
-          <w:lang w:val="en-GB"/>
-        </w:rPr>
-        <w:t xml:space="preserve"> </w:t>
-      </w:r>
-      <w:proofErr w:type="spellStart"/>
-      <w:r>
-        <w:rPr>
-          <w:lang w:val="en-GB"/>
-        </w:rPr>
-        <w:t>predstavlja</w:t>
-      </w:r>
-      <w:proofErr w:type="spellEnd"/>
-      <w:r>
-        <w:rPr>
-          <w:lang w:val="en-GB"/>
-        </w:rPr>
-        <w:t xml:space="preserve"> </w:t>
-      </w:r>
-      <w:proofErr w:type="spellStart"/>
-      <w:r>
-        <w:rPr>
-          <w:lang w:val="en-GB"/>
-        </w:rPr>
-        <w:t>stopu</w:t>
-      </w:r>
-      <w:proofErr w:type="spellEnd"/>
-      <w:r>
-        <w:rPr>
-          <w:lang w:val="en-GB"/>
-        </w:rPr>
-        <w:t xml:space="preserve"> </w:t>
-      </w:r>
-      <w:proofErr w:type="spellStart"/>
-      <w:r>
-        <w:rPr>
-          <w:lang w:val="en-GB"/>
-        </w:rPr>
-        <w:t>nesigurnosti</w:t>
-      </w:r>
-      <w:proofErr w:type="spellEnd"/>
-      <w:r>
-        <w:rPr>
-          <w:lang w:val="en-GB"/>
-        </w:rPr>
-        <w:t xml:space="preserve"> u </w:t>
-      </w:r>
-      <w:proofErr w:type="spellStart"/>
-      <w:r>
-        <w:rPr>
-          <w:lang w:val="en-GB"/>
-        </w:rPr>
-        <w:t>sistemu</w:t>
-      </w:r>
-      <w:proofErr w:type="spellEnd"/>
-      <w:r>
-        <w:rPr>
-          <w:lang w:val="en-GB"/>
-        </w:rPr>
-        <w:t xml:space="preserve">. </w:t>
-      </w:r>
-      <w:proofErr w:type="spellStart"/>
-      <w:r>
-        <w:rPr>
-          <w:lang w:val="en-GB"/>
-        </w:rPr>
-        <w:t>Što</w:t>
-      </w:r>
-      <w:proofErr w:type="spellEnd"/>
-      <w:r>
-        <w:rPr>
-          <w:lang w:val="en-GB"/>
-        </w:rPr>
-        <w:t xml:space="preserve"> </w:t>
-      </w:r>
-      <w:proofErr w:type="spellStart"/>
-      <w:r>
-        <w:rPr>
-          <w:lang w:val="en-GB"/>
-        </w:rPr>
-        <w:t>su</w:t>
-      </w:r>
-      <w:proofErr w:type="spellEnd"/>
-      <w:r>
-        <w:rPr>
-          <w:lang w:val="en-GB"/>
-        </w:rPr>
-        <w:t xml:space="preserve"> </w:t>
-      </w:r>
-      <w:proofErr w:type="spellStart"/>
-      <w:r>
-        <w:rPr>
-          <w:lang w:val="en-GB"/>
-        </w:rPr>
-        <w:t>predikcije</w:t>
-      </w:r>
-      <w:proofErr w:type="spellEnd"/>
-      <w:r>
-        <w:rPr>
-          <w:lang w:val="en-GB"/>
-        </w:rPr>
-        <w:t xml:space="preserve"> </w:t>
-      </w:r>
-      <w:proofErr w:type="spellStart"/>
-      <w:r>
-        <w:rPr>
-          <w:lang w:val="en-GB"/>
-        </w:rPr>
-        <w:t>koje</w:t>
-      </w:r>
-      <w:proofErr w:type="spellEnd"/>
-      <w:r>
-        <w:rPr>
-          <w:lang w:val="en-GB"/>
-        </w:rPr>
-        <w:t xml:space="preserve"> </w:t>
-      </w:r>
-      <w:proofErr w:type="spellStart"/>
-      <w:r>
-        <w:rPr>
-          <w:lang w:val="en-GB"/>
-        </w:rPr>
-        <w:t>naš</w:t>
-      </w:r>
-      <w:proofErr w:type="spellEnd"/>
-      <w:r>
-        <w:rPr>
-          <w:lang w:val="en-GB"/>
-        </w:rPr>
-        <w:t xml:space="preserve"> model </w:t>
-      </w:r>
-      <w:proofErr w:type="spellStart"/>
-      <w:r>
-        <w:rPr>
-          <w:lang w:val="en-GB"/>
-        </w:rPr>
-        <w:t>pravi</w:t>
-      </w:r>
-      <w:proofErr w:type="spellEnd"/>
-      <w:r>
-        <w:rPr>
-          <w:lang w:val="en-GB"/>
-        </w:rPr>
-        <w:t xml:space="preserve"> </w:t>
-      </w:r>
-      <w:proofErr w:type="spellStart"/>
-      <w:r>
-        <w:rPr>
-          <w:lang w:val="en-GB"/>
-        </w:rPr>
-        <w:t>tačnije</w:t>
-      </w:r>
-      <w:proofErr w:type="spellEnd"/>
-      <w:r>
-        <w:rPr>
-          <w:lang w:val="en-GB"/>
-        </w:rPr>
-        <w:t>,</w:t>
-      </w:r>
-      <w:r>
-        <w:rPr>
-          <w:lang w:val="en-GB"/>
-        </w:rPr>
-        <w:t xml:space="preserve"> </w:t>
-      </w:r>
-      <w:proofErr w:type="spellStart"/>
-      <w:r>
-        <w:rPr>
-          <w:lang w:val="en-GB"/>
-        </w:rPr>
-        <w:t>entropija</w:t>
-      </w:r>
-      <w:proofErr w:type="spellEnd"/>
-      <w:r>
-        <w:rPr>
-          <w:lang w:val="en-GB"/>
-        </w:rPr>
-        <w:t xml:space="preserve"> </w:t>
-      </w:r>
-      <w:proofErr w:type="spellStart"/>
-      <w:r>
-        <w:rPr>
-          <w:lang w:val="en-GB"/>
-        </w:rPr>
-        <w:t>sistema</w:t>
-      </w:r>
-      <w:proofErr w:type="spellEnd"/>
-      <w:r>
-        <w:rPr>
-          <w:lang w:val="en-GB"/>
-        </w:rPr>
-        <w:t xml:space="preserve"> </w:t>
-      </w:r>
-      <w:proofErr w:type="spellStart"/>
-      <w:r>
-        <w:rPr>
-          <w:lang w:val="en-GB"/>
-        </w:rPr>
-        <w:t>opada</w:t>
-      </w:r>
-      <w:proofErr w:type="spellEnd"/>
-      <w:r>
-        <w:rPr>
-          <w:lang w:val="en-GB"/>
-        </w:rPr>
-        <w:t xml:space="preserve">. </w:t>
-      </w:r>
-      <w:proofErr w:type="spellStart"/>
-      <w:r>
-        <w:rPr>
-          <w:lang w:val="en-GB"/>
-        </w:rPr>
-        <w:t>Trošak</w:t>
-      </w:r>
-      <w:proofErr w:type="spellEnd"/>
-      <w:r>
-        <w:rPr>
-          <w:lang w:val="en-GB"/>
-        </w:rPr>
-        <w:t xml:space="preserve"> se </w:t>
-      </w:r>
-      <w:proofErr w:type="spellStart"/>
-      <w:r>
-        <w:rPr>
-          <w:lang w:val="en-GB"/>
-        </w:rPr>
-        <w:t>računa</w:t>
-      </w:r>
-      <w:proofErr w:type="spellEnd"/>
-      <w:r>
-        <w:rPr>
-          <w:lang w:val="en-GB"/>
-        </w:rPr>
-        <w:t xml:space="preserve"> </w:t>
-      </w:r>
-      <w:proofErr w:type="spellStart"/>
-      <w:r>
-        <w:rPr>
-          <w:lang w:val="en-GB"/>
-        </w:rPr>
-        <w:t>kao</w:t>
-      </w:r>
-      <w:proofErr w:type="spellEnd"/>
-      <w:r>
-        <w:rPr>
-          <w:lang w:val="en-GB"/>
-        </w:rPr>
-        <w:t xml:space="preserve"> </w:t>
-      </w:r>
-      <w:proofErr w:type="spellStart"/>
-      <w:r>
-        <w:rPr>
-          <w:lang w:val="en-GB"/>
-        </w:rPr>
-        <w:t>razlika</w:t>
-      </w:r>
-      <w:proofErr w:type="spellEnd"/>
-      <w:r>
-        <w:rPr>
-          <w:lang w:val="en-GB"/>
-        </w:rPr>
-        <w:t xml:space="preserve"> u </w:t>
-      </w:r>
-      <w:proofErr w:type="spellStart"/>
-      <w:r>
-        <w:rPr>
-          <w:lang w:val="en-GB"/>
-        </w:rPr>
-        <w:t>entropiji</w:t>
-      </w:r>
-      <w:proofErr w:type="spellEnd"/>
-      <w:r>
-        <w:rPr>
-          <w:lang w:val="en-GB"/>
-        </w:rPr>
-        <w:t xml:space="preserve"> </w:t>
-      </w:r>
-      <w:proofErr w:type="spellStart"/>
-      <w:r>
-        <w:rPr>
-          <w:lang w:val="en-GB"/>
-        </w:rPr>
-        <w:t>našeg</w:t>
-      </w:r>
-      <w:proofErr w:type="spellEnd"/>
-      <w:r>
-        <w:rPr>
-          <w:lang w:val="en-GB"/>
-        </w:rPr>
-        <w:t xml:space="preserve"> </w:t>
-      </w:r>
-      <w:proofErr w:type="spellStart"/>
-      <w:r>
-        <w:rPr>
-          <w:lang w:val="en-GB"/>
-        </w:rPr>
-        <w:t>model</w:t>
-      </w:r>
-      <w:r>
-        <w:rPr>
-          <w:lang w:val="en-GB"/>
-        </w:rPr>
-        <w:t>a</w:t>
-      </w:r>
-      <w:proofErr w:type="spellEnd"/>
-      <w:r>
-        <w:rPr>
-          <w:lang w:val="en-GB"/>
-        </w:rPr>
-        <w:t xml:space="preserve"> </w:t>
-      </w:r>
-      <w:proofErr w:type="spellStart"/>
-      <w:r>
-        <w:rPr>
-          <w:lang w:val="en-GB"/>
-        </w:rPr>
-        <w:t>i</w:t>
-      </w:r>
-      <w:proofErr w:type="spellEnd"/>
-      <w:r>
-        <w:rPr>
-          <w:lang w:val="en-GB"/>
-        </w:rPr>
-        <w:t xml:space="preserve"> </w:t>
-      </w:r>
-      <w:proofErr w:type="spellStart"/>
-      <w:r>
-        <w:rPr>
-          <w:lang w:val="en-GB"/>
-        </w:rPr>
-        <w:t>baznog</w:t>
-      </w:r>
-      <w:proofErr w:type="spellEnd"/>
-      <w:r>
-        <w:rPr>
-          <w:lang w:val="en-GB"/>
-        </w:rPr>
-        <w:t xml:space="preserve"> </w:t>
-      </w:r>
-      <w:proofErr w:type="spellStart"/>
-      <w:r>
-        <w:rPr>
-          <w:lang w:val="en-GB"/>
-        </w:rPr>
-        <w:t>slučaja</w:t>
-      </w:r>
-      <w:proofErr w:type="spellEnd"/>
-      <w:r>
-        <w:rPr>
-          <w:lang w:val="en-GB"/>
-        </w:rPr>
-        <w:t xml:space="preserve"> </w:t>
-      </w:r>
-      <w:proofErr w:type="spellStart"/>
-      <w:r>
-        <w:rPr>
-          <w:lang w:val="en-GB"/>
-        </w:rPr>
-        <w:t>gdje</w:t>
-      </w:r>
-      <w:proofErr w:type="spellEnd"/>
-      <w:r>
-        <w:rPr>
-          <w:lang w:val="en-GB"/>
-        </w:rPr>
-        <w:t xml:space="preserve"> </w:t>
-      </w:r>
-      <w:proofErr w:type="spellStart"/>
-      <w:r>
-        <w:rPr>
-          <w:lang w:val="en-GB"/>
-        </w:rPr>
-        <w:t>su</w:t>
-      </w:r>
-      <w:proofErr w:type="spellEnd"/>
-      <w:r>
-        <w:rPr>
-          <w:lang w:val="en-GB"/>
-        </w:rPr>
-        <w:t xml:space="preserve"> </w:t>
-      </w:r>
-      <w:proofErr w:type="spellStart"/>
-      <w:r>
-        <w:rPr>
-          <w:lang w:val="en-GB"/>
-        </w:rPr>
-        <w:t>predikcije</w:t>
-      </w:r>
-      <w:proofErr w:type="spellEnd"/>
-      <w:r>
-        <w:rPr>
-          <w:lang w:val="en-GB"/>
-        </w:rPr>
-        <w:t xml:space="preserve"> </w:t>
-      </w:r>
-      <w:proofErr w:type="spellStart"/>
-      <w:r>
-        <w:rPr>
-          <w:lang w:val="en-GB"/>
-        </w:rPr>
-        <w:t>uvijek</w:t>
-      </w:r>
-      <w:proofErr w:type="spellEnd"/>
-      <w:r>
-        <w:rPr>
-          <w:lang w:val="en-GB"/>
-        </w:rPr>
-        <w:t xml:space="preserve"> </w:t>
-      </w:r>
-      <w:proofErr w:type="spellStart"/>
-      <w:r>
-        <w:rPr>
-          <w:lang w:val="en-GB"/>
-        </w:rPr>
-        <w:t>tačne</w:t>
-      </w:r>
-      <w:proofErr w:type="spellEnd"/>
-      <w:r>
-        <w:rPr>
-          <w:lang w:val="en-GB"/>
-        </w:rPr>
-        <w:t>.</w:t>
-      </w:r>
-      <w:r>
-        <w:t xml:space="preserve"> Krajnji cilj treniranje je svesti datu funkciju na što nižu vrijednost.</w:t>
-      </w:r>
-      <w:r>
-        <w:t xml:space="preserve"> </w:t>
-      </w:r>
-    </w:p>
-    <w:p>
-      <w:r>
-        <w:t>Optimizer</w:t>
-      </w:r>
-      <w:r>
-        <w:t xml:space="preserve">i </w:t>
-      </w:r>
-      <w:r>
-        <w:t xml:space="preserve">su algoritmi koji </w:t>
-      </w:r>
-      <w:r>
-        <w:t xml:space="preserve">modifikuju </w:t>
-      </w:r>
-      <w:r>
-        <w:t xml:space="preserve">parametre modela na osnovu funkcije troška. </w:t>
-      </w:r>
-      <w:r>
-        <w:rPr>
-          <w:lang w:val="en-US"/>
-        </w:rPr>
-        <w:t xml:space="preserve">Kao </w:t>
-      </w:r>
-      <w:proofErr w:type="spellStart"/>
-      <w:r>
-        <w:rPr>
-          <w:lang w:val="en-US"/>
-        </w:rPr>
-        <w:t>i</w:t>
-      </w:r>
-      <w:proofErr w:type="spellEnd"/>
-      <w:r>
-        <w:rPr>
-          <w:lang w:val="en-US"/>
-        </w:rPr>
-        <w:t xml:space="preserve"> funkcije </w:t>
-      </w:r>
-      <w:proofErr w:type="spellStart"/>
-      <w:r>
-        <w:rPr>
-          <w:lang w:val="en-US"/>
-        </w:rPr>
-        <w:t>troška</w:t>
-      </w:r>
-      <w:proofErr w:type="spellEnd"/>
-      <w:r>
-        <w:rPr>
-          <w:lang w:val="en-US"/>
-        </w:rPr>
-        <w:t xml:space="preserve"> imamo </w:t>
-      </w:r>
-      <w:proofErr w:type="spellStart"/>
-      <w:r>
-        <w:rPr>
-          <w:lang w:val="en-US"/>
-        </w:rPr>
-        <w:t>različite</w:t>
-      </w:r>
-      <w:proofErr w:type="spellEnd"/>
-      <w:r>
-        <w:rPr>
-          <w:lang w:val="en-US"/>
-        </w:rPr>
-        <w:t xml:space="preserve"> </w:t>
-      </w:r>
-      <w:proofErr w:type="spellStart"/>
-      <w:r>
-        <w:rPr>
-          <w:lang w:val="en-US"/>
-        </w:rPr>
-        <w:t>optimize</w:t>
-      </w:r>
-      <w:r>
-        <w:rPr>
-          <w:lang w:val="en-US"/>
-        </w:rPr>
-        <w:t>re</w:t>
-      </w:r>
-      <w:proofErr w:type="spellEnd"/>
-      <w:r>
-        <w:rPr>
-          <w:lang w:val="en-US"/>
-        </w:rPr>
-        <w:t xml:space="preserve"> </w:t>
-      </w:r>
-      <w:r>
-        <w:rPr>
-          <w:lang w:val="en-US"/>
-        </w:rPr>
-        <w:t xml:space="preserve">poput </w:t>
-      </w:r>
-      <w:proofErr w:type="spellStart"/>
-      <w:r>
-        <w:rPr>
-          <w:lang w:val="en-US"/>
-        </w:rPr>
-        <w:t>Stohastic</w:t>
-      </w:r>
-      <w:proofErr w:type="spellEnd"/>
-      <w:r>
-        <w:rPr>
-          <w:lang w:val="en-US"/>
-        </w:rPr>
-        <w:t xml:space="preserve"> </w:t>
-      </w:r>
-      <w:r>
-        <w:rPr>
-          <w:lang w:val="en-US"/>
-        </w:rPr>
-        <w:t xml:space="preserve">Gradient Descent, </w:t>
-      </w:r>
-      <w:proofErr w:type="spellStart"/>
-      <w:r>
-        <w:rPr>
-          <w:lang w:val="en-US"/>
-        </w:rPr>
-        <w:t>AdaGrad</w:t>
-      </w:r>
-      <w:proofErr w:type="spellEnd"/>
-      <w:r>
-        <w:rPr>
-          <w:lang w:val="en-US"/>
-        </w:rPr>
-        <w:t>, RMSprop, Ada</w:t>
-      </w:r>
-      <w:r>
-        <w:rPr>
-          <w:lang w:val="en-US"/>
-        </w:rPr>
-        <w:t>m</w:t>
-      </w:r>
-      <w:r>
-        <w:rPr>
-          <w:lang w:val="en-US"/>
-        </w:rPr>
-        <w:t xml:space="preserve">. </w:t>
-      </w:r>
-      <w:r>
-        <w:rPr>
-          <w:lang w:val="en-US"/>
-        </w:rPr>
-        <w:t xml:space="preserve">Za dati rad je </w:t>
-      </w:r>
-      <w:proofErr w:type="spellStart"/>
-      <w:r>
-        <w:rPr>
-          <w:lang w:val="en-US"/>
-        </w:rPr>
-        <w:t>odabran</w:t>
-      </w:r>
-      <w:proofErr w:type="spellEnd"/>
-      <w:r>
-        <w:rPr>
-          <w:lang w:val="en-US"/>
-        </w:rPr>
-        <w:t xml:space="preserve"> Adam optimizer. Ovo je </w:t>
-      </w:r>
-      <w:proofErr w:type="spellStart"/>
-      <w:r>
-        <w:rPr>
-          <w:lang w:val="en-US"/>
-        </w:rPr>
-        <w:t>defaultni</w:t>
-      </w:r>
-      <w:proofErr w:type="spellEnd"/>
-      <w:r>
-        <w:rPr>
-          <w:lang w:val="en-US"/>
-        </w:rPr>
-        <w:t xml:space="preserve"> optimizer koji se koristi u </w:t>
-      </w:r>
-      <w:proofErr w:type="spellStart"/>
-      <w:r>
-        <w:rPr>
-          <w:lang w:val="en-US"/>
-        </w:rPr>
-        <w:t>velikim</w:t>
-      </w:r>
-      <w:proofErr w:type="spellEnd"/>
-      <w:r>
-        <w:rPr>
-          <w:lang w:val="en-US"/>
-        </w:rPr>
-        <w:t xml:space="preserve"> </w:t>
-      </w:r>
-      <w:proofErr w:type="spellStart"/>
-      <w:r>
-        <w:rPr>
-          <w:lang w:val="en-US"/>
-        </w:rPr>
-        <w:t>bibliotekama</w:t>
-      </w:r>
-      <w:proofErr w:type="spellEnd"/>
-      <w:r>
-        <w:rPr>
-          <w:lang w:val="en-US"/>
-        </w:rPr>
-        <w:t xml:space="preserve"> </w:t>
-      </w:r>
-      <w:proofErr w:type="spellStart"/>
-      <w:r>
-        <w:rPr>
-          <w:lang w:val="en-US"/>
-        </w:rPr>
-        <w:t>i</w:t>
-      </w:r>
-      <w:proofErr w:type="spellEnd"/>
-      <w:r>
-        <w:rPr>
-          <w:lang w:val="en-US"/>
-        </w:rPr>
-        <w:t xml:space="preserve"> </w:t>
-      </w:r>
-      <w:proofErr w:type="spellStart"/>
-      <w:r>
-        <w:rPr>
-          <w:lang w:val="en-US"/>
-        </w:rPr>
-        <w:t>radi</w:t>
-      </w:r>
-      <w:proofErr w:type="spellEnd"/>
-      <w:r>
-        <w:rPr>
-          <w:lang w:val="en-US"/>
-        </w:rPr>
-        <w:t xml:space="preserve"> dobro </w:t>
-      </w:r>
-      <w:proofErr w:type="spellStart"/>
-      <w:r>
-        <w:rPr>
-          <w:lang w:val="en-US"/>
-        </w:rPr>
-        <w:t>na</w:t>
-      </w:r>
-      <w:proofErr w:type="spellEnd"/>
-      <w:r>
-        <w:rPr>
-          <w:lang w:val="en-US"/>
-        </w:rPr>
-        <w:t xml:space="preserve"> </w:t>
-      </w:r>
-      <w:proofErr w:type="spellStart"/>
-      <w:r>
-        <w:rPr>
-          <w:lang w:val="en-US"/>
-        </w:rPr>
-        <w:t>velikim</w:t>
-      </w:r>
-      <w:proofErr w:type="spellEnd"/>
-      <w:r>
-        <w:rPr>
-          <w:lang w:val="en-US"/>
-        </w:rPr>
-        <w:t xml:space="preserve"> </w:t>
-      </w:r>
-      <w:proofErr w:type="spellStart"/>
-      <w:r>
-        <w:rPr>
-          <w:lang w:val="en-US"/>
-        </w:rPr>
-        <w:t>sk</w:t>
-      </w:r>
-      <w:r>
-        <w:rPr>
-          <w:lang w:val="en-US"/>
-        </w:rPr>
-        <w:t>upovima</w:t>
-      </w:r>
-      <w:proofErr w:type="spellEnd"/>
-      <w:r>
-        <w:rPr>
-          <w:lang w:val="en-US"/>
-        </w:rPr>
-        <w:t xml:space="preserve"> </w:t>
-      </w:r>
-      <w:proofErr w:type="spellStart"/>
-      <w:r>
-        <w:rPr>
-          <w:lang w:val="en-US"/>
-        </w:rPr>
-        <w:t>podataka</w:t>
-      </w:r>
-      <w:proofErr w:type="spellEnd"/>
-      <w:r>
-        <w:rPr>
-          <w:lang w:val="en-US"/>
-        </w:rPr>
-        <w:t xml:space="preserve">. </w:t>
-      </w:r>
-    </w:p>
-    <w:p>
-      <w:pPr>
-        <w:rPr>
-          <w:lang w:val="en-US"/>
-        </w:rPr>
-      </w:pPr>
-      <w:r>
-        <w:rPr>
-          <w:lang w:val="en-US"/>
-        </w:rPr>
-        <w:t xml:space="preserve">Stopa </w:t>
-      </w:r>
-      <w:proofErr w:type="spellStart"/>
-      <w:r>
-        <w:rPr>
-          <w:lang w:val="en-US"/>
-        </w:rPr>
-        <w:t>učenja</w:t>
-      </w:r>
-      <w:proofErr w:type="spellEnd"/>
-      <w:r>
-        <w:rPr>
-          <w:lang w:val="en-US"/>
-        </w:rPr>
-        <w:t xml:space="preserve"> je </w:t>
-      </w:r>
-      <w:proofErr w:type="spellStart"/>
-      <w:r>
-        <w:rPr>
-          <w:lang w:val="en-US"/>
-        </w:rPr>
+        <w:t xml:space="preserve"> podataka. </w:t>
+      </w:r>
+    </w:p>
+    <w:p>
+      <w:r>
+        <w:t xml:space="preserve">Stopa učenja je </w:t>
+      </w:r>
+      <w:r>
         <w:t>hiper</w:t>
       </w:r>
       <w:r>
-        <w:rPr>
-          <w:lang w:val="en-US"/>
-        </w:rPr>
-        <w:t>parameter</w:t>
-      </w:r>
-      <w:proofErr w:type="spellEnd"/>
-      <w:r>
-        <w:rPr>
-          <w:lang w:val="en-US"/>
-        </w:rPr>
-        <w:t xml:space="preserve"> koji se koristi prilikom </w:t>
-      </w:r>
-      <w:proofErr w:type="spellStart"/>
-      <w:r>
-        <w:rPr>
-          <w:lang w:val="en-US"/>
-        </w:rPr>
-        <w:t>treniranje</w:t>
-      </w:r>
-      <w:proofErr w:type="spellEnd"/>
-      <w:r>
-        <w:rPr>
-          <w:lang w:val="en-US"/>
-        </w:rPr>
-        <w:t xml:space="preserve"> koji </w:t>
-      </w:r>
-      <w:proofErr w:type="spellStart"/>
-      <w:r>
-        <w:rPr>
-          <w:lang w:val="en-US"/>
-        </w:rPr>
-        <w:t>govori</w:t>
-      </w:r>
-      <w:proofErr w:type="spellEnd"/>
-      <w:r>
-        <w:rPr>
-          <w:lang w:val="en-US"/>
-        </w:rPr>
-        <w:t xml:space="preserve"> </w:t>
-      </w:r>
-      <w:proofErr w:type="spellStart"/>
-      <w:r>
-        <w:rPr>
-          <w:lang w:val="en-US"/>
-        </w:rPr>
-        <w:t>optimizeru</w:t>
-      </w:r>
-      <w:proofErr w:type="spellEnd"/>
-      <w:r>
-        <w:rPr>
-          <w:lang w:val="en-US"/>
-        </w:rPr>
-        <w:t xml:space="preserve"> </w:t>
-      </w:r>
-      <w:proofErr w:type="spellStart"/>
-      <w:r>
-        <w:rPr>
-          <w:lang w:val="en-US"/>
-        </w:rPr>
-        <w:t>koliko</w:t>
-      </w:r>
-      <w:proofErr w:type="spellEnd"/>
-      <w:r>
-        <w:rPr>
-          <w:lang w:val="en-US"/>
-        </w:rPr>
-        <w:t xml:space="preserve"> </w:t>
-      </w:r>
-      <w:proofErr w:type="spellStart"/>
-      <w:r>
-        <w:rPr>
-          <w:lang w:val="en-US"/>
-        </w:rPr>
-        <w:t>može</w:t>
-      </w:r>
-      <w:proofErr w:type="spellEnd"/>
-      <w:r>
-        <w:rPr>
-          <w:lang w:val="en-US"/>
-        </w:rPr>
-        <w:t xml:space="preserve"> da </w:t>
-      </w:r>
-      <w:proofErr w:type="spellStart"/>
-      <w:r>
-        <w:rPr>
-          <w:lang w:val="en-US"/>
-        </w:rPr>
-        <w:t>podešava</w:t>
-      </w:r>
-      <w:proofErr w:type="spellEnd"/>
-      <w:r>
-        <w:rPr>
-          <w:lang w:val="en-US"/>
-        </w:rPr>
-        <w:t xml:space="preserve"> </w:t>
-      </w:r>
-      <w:proofErr w:type="spellStart"/>
-      <w:r>
-        <w:rPr>
-          <w:lang w:val="en-US"/>
-        </w:rPr>
-        <w:t>parametre</w:t>
-      </w:r>
-      <w:proofErr w:type="spellEnd"/>
-      <w:r>
-        <w:rPr>
-          <w:lang w:val="en-US"/>
-        </w:rPr>
-        <w:t xml:space="preserve"> </w:t>
-      </w:r>
-      <w:proofErr w:type="spellStart"/>
-      <w:r>
-        <w:rPr>
-          <w:lang w:val="en-US"/>
-        </w:rPr>
-        <w:t>modela</w:t>
-      </w:r>
-      <w:proofErr w:type="spellEnd"/>
-      <w:r>
-        <w:rPr>
-          <w:lang w:val="en-US"/>
-        </w:rPr>
-        <w:t xml:space="preserve">. Stopa </w:t>
-      </w:r>
-      <w:proofErr w:type="spellStart"/>
-      <w:r>
-        <w:rPr>
-          <w:lang w:val="en-US"/>
-        </w:rPr>
-        <w:t>učenja</w:t>
-      </w:r>
-      <w:proofErr w:type="spellEnd"/>
-      <w:r>
-        <w:rPr>
-          <w:lang w:val="en-US"/>
-        </w:rPr>
-        <w:t xml:space="preserve"> je </w:t>
-      </w:r>
-      <w:proofErr w:type="spellStart"/>
-      <w:r>
-        <w:rPr>
-          <w:lang w:val="en-US"/>
-        </w:rPr>
-        <w:t>bitna</w:t>
-      </w:r>
-      <w:proofErr w:type="spellEnd"/>
-      <w:r>
-        <w:rPr>
-          <w:lang w:val="en-US"/>
-        </w:rPr>
-        <w:t xml:space="preserve"> </w:t>
-      </w:r>
-      <w:proofErr w:type="spellStart"/>
-      <w:r>
-        <w:rPr>
-          <w:lang w:val="en-US"/>
-        </w:rPr>
-        <w:t>jer</w:t>
-      </w:r>
-      <w:proofErr w:type="spellEnd"/>
-      <w:r>
-        <w:rPr>
-          <w:lang w:val="en-US"/>
-        </w:rPr>
-        <w:t xml:space="preserve"> </w:t>
-      </w:r>
-      <w:proofErr w:type="spellStart"/>
-      <w:r>
-        <w:rPr>
-          <w:lang w:val="en-US"/>
-        </w:rPr>
-        <w:t>ako</w:t>
-      </w:r>
-      <w:proofErr w:type="spellEnd"/>
-      <w:r>
-        <w:rPr>
-          <w:lang w:val="en-US"/>
-        </w:rPr>
-        <w:t xml:space="preserve"> je </w:t>
-      </w:r>
-      <w:proofErr w:type="spellStart"/>
-      <w:r>
-        <w:rPr>
-          <w:lang w:val="en-US"/>
-        </w:rPr>
-        <w:t>prevelika</w:t>
-      </w:r>
-      <w:proofErr w:type="spellEnd"/>
-      <w:r>
-        <w:rPr>
-          <w:lang w:val="en-US"/>
-        </w:rPr>
-        <w:t xml:space="preserve"> </w:t>
-      </w:r>
-      <w:proofErr w:type="spellStart"/>
-      <w:r>
-        <w:rPr>
-          <w:lang w:val="en-US"/>
-        </w:rPr>
-        <w:t>može</w:t>
-      </w:r>
-      <w:proofErr w:type="spellEnd"/>
-      <w:r>
-        <w:rPr>
-          <w:lang w:val="en-US"/>
-        </w:rPr>
-        <w:t xml:space="preserve"> se </w:t>
-      </w:r>
-      <w:proofErr w:type="spellStart"/>
-      <w:r>
-        <w:rPr>
-          <w:lang w:val="en-US"/>
-        </w:rPr>
-        <w:t>desiti</w:t>
-      </w:r>
-      <w:proofErr w:type="spellEnd"/>
-      <w:r>
-        <w:rPr>
-          <w:lang w:val="en-US"/>
-        </w:rPr>
-        <w:t xml:space="preserve"> da optimizer </w:t>
-      </w:r>
-      <w:proofErr w:type="spellStart"/>
-      <w:r>
-        <w:rPr>
-          <w:lang w:val="en-US"/>
-        </w:rPr>
-        <w:t>napravi</w:t>
-      </w:r>
-      <w:proofErr w:type="spellEnd"/>
-      <w:r>
-        <w:rPr>
-          <w:lang w:val="en-US"/>
-        </w:rPr>
-        <w:t xml:space="preserve"> </w:t>
-      </w:r>
-      <w:proofErr w:type="spellStart"/>
-      <w:r>
-        <w:rPr>
-          <w:lang w:val="en-US"/>
-        </w:rPr>
-        <w:t>prevelike</w:t>
-      </w:r>
-      <w:proofErr w:type="spellEnd"/>
-      <w:r>
-        <w:rPr>
-          <w:lang w:val="en-US"/>
-        </w:rPr>
-        <w:t xml:space="preserve"> </w:t>
-      </w:r>
-      <w:proofErr w:type="spellStart"/>
-      <w:r>
-        <w:rPr>
-          <w:lang w:val="en-US"/>
-        </w:rPr>
-        <w:t>korake</w:t>
-      </w:r>
-      <w:proofErr w:type="spellEnd"/>
-      <w:r>
-        <w:rPr>
-          <w:lang w:val="en-US"/>
-        </w:rPr>
-        <w:t xml:space="preserve"> prilikom </w:t>
-      </w:r>
-      <w:proofErr w:type="spellStart"/>
-      <w:r>
-        <w:rPr>
-          <w:lang w:val="en-US"/>
-        </w:rPr>
-        <w:t>podešavanja</w:t>
-      </w:r>
-      <w:proofErr w:type="spellEnd"/>
-      <w:r>
-        <w:rPr>
-          <w:lang w:val="en-US"/>
-        </w:rPr>
-        <w:t xml:space="preserve"> </w:t>
-      </w:r>
-      <w:proofErr w:type="spellStart"/>
-      <w:r>
-        <w:rPr>
-          <w:lang w:val="en-US"/>
-        </w:rPr>
-        <w:t>i</w:t>
-      </w:r>
-      <w:proofErr w:type="spellEnd"/>
-      <w:r>
-        <w:rPr>
-          <w:lang w:val="en-US"/>
-        </w:rPr>
-        <w:t xml:space="preserve"> </w:t>
-      </w:r>
-      <w:proofErr w:type="spellStart"/>
-      <w:r>
-        <w:rPr>
-          <w:lang w:val="en-US"/>
-        </w:rPr>
-        <w:t>preskoči</w:t>
-      </w:r>
-      <w:proofErr w:type="spellEnd"/>
-      <w:r>
-        <w:rPr>
-          <w:lang w:val="en-US"/>
-        </w:rPr>
-        <w:t xml:space="preserve"> </w:t>
-      </w:r>
-      <w:proofErr w:type="spellStart"/>
-      <w:r>
-        <w:rPr>
-          <w:lang w:val="en-US"/>
-        </w:rPr>
-        <w:t>globalni</w:t>
-      </w:r>
-      <w:proofErr w:type="spellEnd"/>
-      <w:r>
-        <w:rPr>
-          <w:lang w:val="en-US"/>
-        </w:rPr>
-        <w:t xml:space="preserve"> minimum funkcije </w:t>
-      </w:r>
-      <w:proofErr w:type="spellStart"/>
-      <w:r>
-        <w:rPr>
-          <w:lang w:val="en-US"/>
-        </w:rPr>
-        <w:t>troška</w:t>
-      </w:r>
-      <w:proofErr w:type="spellEnd"/>
-      <w:r>
-        <w:rPr>
-          <w:lang w:val="en-US"/>
-        </w:rPr>
-        <w:t xml:space="preserve">. Ukoliko je </w:t>
-      </w:r>
-      <w:proofErr w:type="spellStart"/>
-      <w:r>
-        <w:rPr>
-          <w:lang w:val="en-US"/>
-        </w:rPr>
-        <w:t>stopa</w:t>
-      </w:r>
-      <w:proofErr w:type="spellEnd"/>
-      <w:r>
-        <w:rPr>
-          <w:lang w:val="en-US"/>
-        </w:rPr>
-        <w:t xml:space="preserve"> </w:t>
-      </w:r>
-      <w:proofErr w:type="spellStart"/>
-      <w:r>
-        <w:rPr>
-          <w:lang w:val="en-US"/>
-        </w:rPr>
-        <w:t>učenja</w:t>
-      </w:r>
-      <w:proofErr w:type="spellEnd"/>
-      <w:r>
-        <w:rPr>
-          <w:lang w:val="en-US"/>
-        </w:rPr>
-        <w:t xml:space="preserve"> </w:t>
-      </w:r>
-      <w:proofErr w:type="spellStart"/>
-      <w:r>
-        <w:rPr>
-          <w:lang w:val="en-US"/>
-        </w:rPr>
-        <w:t>premala</w:t>
-      </w:r>
-      <w:proofErr w:type="spellEnd"/>
-      <w:r>
-        <w:rPr>
-          <w:lang w:val="en-US"/>
-        </w:rPr>
-        <w:t xml:space="preserve"> </w:t>
-      </w:r>
-      <w:proofErr w:type="spellStart"/>
-      <w:r>
-        <w:rPr>
-          <w:lang w:val="en-US"/>
-        </w:rPr>
-        <w:t>treniranje</w:t>
-      </w:r>
-      <w:proofErr w:type="spellEnd"/>
-      <w:r>
-        <w:rPr>
-          <w:lang w:val="en-US"/>
-        </w:rPr>
-        <w:t xml:space="preserve"> </w:t>
-      </w:r>
-      <w:proofErr w:type="spellStart"/>
-      <w:r>
-        <w:rPr>
-          <w:lang w:val="en-US"/>
-        </w:rPr>
-        <w:t>može</w:t>
-      </w:r>
-      <w:proofErr w:type="spellEnd"/>
-      <w:r>
-        <w:rPr>
-          <w:lang w:val="en-US"/>
-        </w:rPr>
-        <w:t xml:space="preserve"> </w:t>
-      </w:r>
-      <w:proofErr w:type="spellStart"/>
-      <w:r>
-        <w:rPr>
-          <w:lang w:val="en-US"/>
-        </w:rPr>
-        <w:t>trajati</w:t>
-      </w:r>
-      <w:proofErr w:type="spellEnd"/>
-      <w:r>
-        <w:rPr>
-          <w:lang w:val="en-US"/>
-        </w:rPr>
-        <w:t xml:space="preserve"> </w:t>
-      </w:r>
-      <w:proofErr w:type="spellStart"/>
-      <w:r>
-        <w:rPr>
-          <w:lang w:val="en-US"/>
-        </w:rPr>
-        <w:t>dosta</w:t>
-      </w:r>
-      <w:proofErr w:type="spellEnd"/>
-      <w:r>
-        <w:rPr>
-          <w:lang w:val="en-US"/>
-        </w:rPr>
-        <w:t xml:space="preserve"> </w:t>
-      </w:r>
-      <w:proofErr w:type="spellStart"/>
-      <w:r>
-        <w:rPr>
-          <w:lang w:val="en-US"/>
-        </w:rPr>
-        <w:t>duže</w:t>
-      </w:r>
-      <w:proofErr w:type="spellEnd"/>
-      <w:r>
-        <w:rPr>
-          <w:lang w:val="en-US"/>
-        </w:rPr>
-        <w:t xml:space="preserve"> nego potrebno. Za dati </w:t>
-      </w:r>
-      <w:proofErr w:type="spellStart"/>
-      <w:r>
-        <w:rPr>
-          <w:lang w:val="en-US"/>
-        </w:rPr>
-        <w:t>primjer</w:t>
-      </w:r>
-      <w:proofErr w:type="spellEnd"/>
-      <w:r>
-        <w:rPr>
-          <w:lang w:val="en-US"/>
-        </w:rPr>
-        <w:t xml:space="preserve"> je </w:t>
-      </w:r>
-      <w:proofErr w:type="spellStart"/>
-      <w:r>
-        <w:rPr>
-          <w:lang w:val="en-US"/>
-        </w:rPr>
-        <w:t>postavljena</w:t>
-      </w:r>
-      <w:proofErr w:type="spellEnd"/>
-      <w:r>
-        <w:rPr>
-          <w:lang w:val="en-US"/>
-        </w:rPr>
-        <w:t xml:space="preserve"> </w:t>
-      </w:r>
-      <w:proofErr w:type="spellStart"/>
-      <w:r>
-        <w:rPr>
-          <w:lang w:val="en-US"/>
-        </w:rPr>
-        <w:t>stopa</w:t>
-      </w:r>
-      <w:proofErr w:type="spellEnd"/>
-      <w:r>
-        <w:rPr>
-          <w:lang w:val="en-US"/>
-        </w:rPr>
-        <w:t xml:space="preserve"> </w:t>
-      </w:r>
-      <w:proofErr w:type="spellStart"/>
-      <w:r>
-        <w:rPr>
-          <w:lang w:val="en-US"/>
-        </w:rPr>
-        <w:t>učenja</w:t>
-      </w:r>
-      <w:proofErr w:type="spellEnd"/>
-      <w:r>
-        <w:rPr>
-          <w:lang w:val="en-US"/>
-        </w:rPr>
-        <w:t xml:space="preserve"> od 0.0001.</w:t>
-      </w:r>
-    </w:p>
-    <w:p>
-      <w:pPr>
-        <w:rPr>
-          <w:lang w:val="en-US"/>
-        </w:rPr>
-      </w:pPr>
-      <w:r>
-        <w:rPr>
-          <w:lang w:val="en-US"/>
-        </w:rPr>
+        <w:t xml:space="preserve">parameter koji se koristi prilikom treniranje koji govori optimizeru </w:t>
+      </w:r>
+      <w:r>
+        <w:t xml:space="preserve">koliko može da podešava </w:t>
+      </w:r>
+      <w:r>
+        <w:t>parametre modela. Stopa učenja je bitna jer ako je prevelika može se desiti da optimizer napravi prevelike korake prilikom podešavanja i preskoči</w:t>
+      </w:r>
+      <w:r>
+        <w:t xml:space="preserve"> globalni minimum funkcije troška</w:t>
+      </w:r>
+      <w:r>
+        <w:t>. Ukoliko je stopa učenja premala treniranje može trajati dosta duže nego potrebno. Za dati primjer je postavljena stopa učenja od 0.0001.</w:t>
+      </w:r>
+    </w:p>
+    <w:p>
+      <w:r>
         <w:t>S</w:t>
       </w:r>
       <w:r>
-        <w:rPr>
-          <w:lang w:val="en-US"/>
-        </w:rPr>
-        <w:t xml:space="preserve">topa </w:t>
-      </w:r>
-      <w:proofErr w:type="spellStart"/>
-      <w:r>
-        <w:rPr>
-          <w:lang w:val="en-US"/>
-        </w:rPr>
-        <w:t>učenja</w:t>
-      </w:r>
-      <w:proofErr w:type="spellEnd"/>
-      <w:r>
-        <w:rPr>
-          <w:lang w:val="en-US"/>
-        </w:rPr>
-        <w:t xml:space="preserve"> je </w:t>
-      </w:r>
-      <w:r>
-        <w:rPr>
-          <w:lang w:val="en-US"/>
-        </w:rPr>
-        <w:t xml:space="preserve">za </w:t>
-      </w:r>
-      <w:proofErr w:type="spellStart"/>
-      <w:r>
-        <w:rPr>
-          <w:lang w:val="en-US"/>
-        </w:rPr>
-        <w:t>naš</w:t>
-      </w:r>
-      <w:proofErr w:type="spellEnd"/>
-      <w:r>
-        <w:rPr>
-          <w:lang w:val="en-US"/>
-        </w:rPr>
-        <w:t xml:space="preserve"> slucaj </w:t>
-      </w:r>
-      <w:r>
-        <w:rPr>
-          <w:lang w:val="en-US"/>
-        </w:rPr>
-        <w:t xml:space="preserve">samo </w:t>
-      </w:r>
-      <w:proofErr w:type="spellStart"/>
-      <w:r>
-        <w:rPr>
-          <w:lang w:val="en-US"/>
-        </w:rPr>
-        <w:t>početna</w:t>
-      </w:r>
-      <w:proofErr w:type="spellEnd"/>
-      <w:r>
-        <w:rPr>
-          <w:lang w:val="en-US"/>
-        </w:rPr>
-        <w:t xml:space="preserve"> </w:t>
-      </w:r>
-      <w:proofErr w:type="spellStart"/>
-      <w:r>
-        <w:rPr>
-          <w:lang w:val="en-US"/>
-        </w:rPr>
-        <w:t>tačka</w:t>
-      </w:r>
-      <w:proofErr w:type="spellEnd"/>
-      <w:r>
-        <w:rPr>
-          <w:lang w:val="en-US"/>
-        </w:rPr>
-        <w:t xml:space="preserve">. </w:t>
-      </w:r>
-      <w:r>
-        <w:rPr>
-          <w:lang w:val="en-US"/>
-        </w:rPr>
-        <w:t xml:space="preserve">Optimizer koji </w:t>
-      </w:r>
-      <w:proofErr w:type="spellStart"/>
-      <w:r>
-        <w:rPr>
-          <w:lang w:val="en-US"/>
-        </w:rPr>
-        <w:t>koristimo</w:t>
-      </w:r>
-      <w:proofErr w:type="spellEnd"/>
-      <w:r>
-        <w:rPr>
-          <w:lang w:val="en-US"/>
-        </w:rPr>
-        <w:t xml:space="preserve">, Adam, </w:t>
-      </w:r>
-      <w:proofErr w:type="spellStart"/>
-      <w:r>
-        <w:rPr>
-          <w:lang w:val="en-US"/>
-        </w:rPr>
-        <w:t>će</w:t>
-      </w:r>
-      <w:proofErr w:type="spellEnd"/>
-      <w:r>
-        <w:rPr>
-          <w:lang w:val="en-US"/>
-        </w:rPr>
-        <w:t xml:space="preserve"> automatski promjeniti </w:t>
-      </w:r>
-      <w:proofErr w:type="spellStart"/>
-      <w:r>
-        <w:rPr>
-          <w:lang w:val="en-US"/>
-        </w:rPr>
-        <w:t>stopu</w:t>
-      </w:r>
-      <w:proofErr w:type="spellEnd"/>
-      <w:r>
-        <w:rPr>
-          <w:lang w:val="en-US"/>
-        </w:rPr>
-        <w:t xml:space="preserve"> </w:t>
-      </w:r>
-      <w:proofErr w:type="spellStart"/>
-      <w:r>
-        <w:rPr>
-          <w:lang w:val="en-US"/>
-        </w:rPr>
-        <w:t>učenja</w:t>
-      </w:r>
-      <w:proofErr w:type="spellEnd"/>
-      <w:r>
-        <w:rPr>
-          <w:lang w:val="en-US"/>
-        </w:rPr>
-        <w:t xml:space="preserve"> uko</w:t>
-      </w:r>
-      <w:r>
-        <w:rPr>
-          <w:lang w:val="en-US"/>
-        </w:rPr>
-        <w:t xml:space="preserve">liko potrebno. </w:t>
-      </w:r>
-    </w:p>
-    <w:p>
-      <w:pPr>
-        <w:rPr>
-          <w:lang w:val="en-US"/>
-        </w:rPr>
-      </w:pPr>
-    </w:p>
-    <w:p>
-      <w:pPr>
-        <w:rPr>
-          <w:lang w:val="en-US"/>
-        </w:rPr>
-      </w:pPr>
-    </w:p>
-    <w:p>
-      <w:pPr>
-        <w:rPr>
-          <w:lang w:val="en-US"/>
-        </w:rPr>
-      </w:pPr>
-    </w:p>
-    <w:p>
-      <w:pPr>
-        <w:rPr>
-          <w:lang w:val="en-US"/>
-        </w:rPr>
-      </w:pPr>
-    </w:p>
-    <w:p>
-      <w:pPr>
-        <w:rPr>
-          <w:lang w:val="en-US"/>
-        </w:rPr>
-      </w:pPr>
-    </w:p>
-    <w:p>
-      <w:pPr>
-        <w:rPr>
-          <w:lang w:val="en-US"/>
-        </w:rPr>
-      </w:pPr>
-    </w:p>
-    <w:p>
-      <w:pPr>
-        <w:rPr>
-          <w:lang w:val="en-US"/>
-        </w:rPr>
-      </w:pPr>
-    </w:p>
-    <w:p>
-      <w:pPr>
-        <w:rPr>
-          <w:lang w:val="en-US"/>
-        </w:rPr>
-      </w:pPr>
-    </w:p>
+        <w:t xml:space="preserve">topa učenja je </w:t>
+      </w:r>
+      <w:r>
+        <w:t xml:space="preserve">za naš slucaj </w:t>
+      </w:r>
+      <w:r>
+        <w:t xml:space="preserve">samo početna tačka. Optimizer koji koristimo, Adam, će automatski promjeniti stopu učenja ukoliko potrebno. </w:t>
+      </w:r>
+    </w:p>
+    <w:p/>
+    <w:p/>
+    <w:p/>
+    <w:p/>
+    <w:p/>
+    <w:p/>
+    <w:p/>
+    <w:p/>
     <w:p>
       <w:pPr>
         <w:pStyle w:val="Naslov3"/>
-        <w:rPr>
-          <w:lang w:val="en-US"/>
-        </w:rPr>
-      </w:pPr>
-      <w:proofErr w:type="spellStart"/>
-      <w:r>
-        <w:rPr>
-          <w:lang w:val="en-US"/>
-        </w:rPr>
-        <w:t>Orkestracija</w:t>
-      </w:r>
-      <w:proofErr w:type="spellEnd"/>
-      <w:r>
-        <w:rPr>
-          <w:lang w:val="en-US"/>
-        </w:rPr>
-        <w:t xml:space="preserve"> </w:t>
-      </w:r>
-      <w:proofErr w:type="spellStart"/>
-      <w:r>
-        <w:rPr>
-          <w:lang w:val="en-US"/>
-        </w:rPr>
-        <w:t>i</w:t>
-      </w:r>
-      <w:proofErr w:type="spellEnd"/>
-      <w:r>
-        <w:rPr>
-          <w:lang w:val="en-US"/>
-        </w:rPr>
-        <w:t xml:space="preserve"> .NET Aspire</w:t>
-      </w:r>
-    </w:p>
-    <w:p>
-      <w:pPr>
-        <w:rPr>
-          <w:lang w:val="en-US"/>
-        </w:rPr>
-      </w:pPr>
-    </w:p>
+      </w:pPr>
+      <w:r>
+        <w:t>Orkestracija i .NET Aspire</w:t>
+      </w:r>
+    </w:p>
+    <w:p/>
     <w:p>
       <w:r>
         <w:lastRenderedPageBreak/>
@@ -10984,4 +6341,16 @@
     </a:ext>
   </a:extLst>
 </a:theme>
+</file>
+
+<file path=customXml/item1.xml><?xml version="1.0" encoding="utf-8"?>
+<b:Sources xmlns:b="http://schemas.openxmlformats.org/officeDocument/2006/bibliography" xmlns="http://schemas.openxmlformats.org/officeDocument/2006/bibliography" SelectedStyle="\APASixthEditionOfficeOnline.xsl" StyleName="APA" Version="6"/>
+</file>
+
+<file path=customXml/itemProps1.xml><?xml version="1.0" encoding="utf-8"?>
+<ds:datastoreItem xmlns:ds="http://schemas.openxmlformats.org/officeDocument/2006/customXml" ds:itemID="{514CA2A3-EEDC-4F63-BF53-91AEE3E5C0A6}">
+  <ds:schemaRefs>
+    <ds:schemaRef ds:uri="http://schemas.openxmlformats.org/officeDocument/2006/bibliography"/>
+  </ds:schemaRefs>
+</ds:datastoreItem>
 </file>
--- a/1.docx
+++ b/1.docx
@@ -12,7 +12,15 @@
     </w:p>
     <w:p>
       <w:r>
-        <w:t>Prije razvoja mašinskog učenja mnoge probleme je bilo teško ili gotovo nemoguće rješiti klasičnim programiranjem. Mašinsko učenje nam omogućuje da rješavamo ogroman skup problema poput: dijagnoze medicinskih slika za prisustvo anomalija</w:t>
+        <w:t xml:space="preserve">Prije razvoja mašinskog učenja mnoge probleme je bilo teško ili gotovo nemoguće </w:t>
+      </w:r>
+      <w:proofErr w:type="spellStart"/>
+      <w:r>
+        <w:t>rješiti</w:t>
+      </w:r>
+      <w:proofErr w:type="spellEnd"/>
+      <w:r>
+        <w:t xml:space="preserve"> klasičnim programiranjem. Mašinsko učenje nam omogućuje da rješavamo ogroman skup problema poput: dijagnoze medicinskih slika za prisustvo anomalija</w:t>
       </w:r>
       <w:r>
         <w:t>,</w:t>
@@ -20,11 +28,24 @@
       <w:r>
         <w:t xml:space="preserve"> </w:t>
       </w:r>
-      <w:r>
-        <w:t>samovozeći automobili, generisanje sadržaja pomoću generativnih modela</w:t>
-      </w:r>
-      <w:r>
-        <w:t>, predviđanja cijena proizvoda i budućih prihoda</w:t>
+      <w:proofErr w:type="spellStart"/>
+      <w:r>
+        <w:t>samovozeći</w:t>
+      </w:r>
+      <w:proofErr w:type="spellEnd"/>
+      <w:r>
+        <w:t xml:space="preserve"> automobili, generisanje sadržaja pomoću generativnih modela</w:t>
+      </w:r>
+      <w:r>
+        <w:t xml:space="preserve">, </w:t>
+      </w:r>
+      <w:proofErr w:type="spellStart"/>
+      <w:r>
+        <w:t>predviđanja</w:t>
+      </w:r>
+      <w:proofErr w:type="spellEnd"/>
+      <w:r>
+        <w:t xml:space="preserve"> cijena proizvoda i budućih prihoda</w:t>
       </w:r>
       <w:r>
         <w:t xml:space="preserve"> te </w:t>
@@ -38,14 +59,35 @@
     </w:p>
     <w:p>
       <w:r>
-        <w:t>Algoritmi koji omogućavaju da se dati problemi rješe su veoma kompleksni</w:t>
+        <w:t xml:space="preserve">Algoritmi koji </w:t>
+      </w:r>
+      <w:proofErr w:type="spellStart"/>
+      <w:r>
+        <w:t>omogućavaju</w:t>
+      </w:r>
+      <w:proofErr w:type="spellEnd"/>
+      <w:r>
+        <w:t xml:space="preserve"> da se dati problemi </w:t>
+      </w:r>
+      <w:proofErr w:type="spellStart"/>
+      <w:r>
+        <w:t>rješe</w:t>
+      </w:r>
+      <w:proofErr w:type="spellEnd"/>
+      <w:r>
+        <w:t xml:space="preserve"> su veoma kompleksni</w:t>
       </w:r>
       <w:r>
         <w:t xml:space="preserve"> i bilo bi ih veoma teško implementirati</w:t>
       </w:r>
       <w:r>
-        <w:t xml:space="preserve"> iz početka</w:t>
-      </w:r>
+        <w:t xml:space="preserve"> iz </w:t>
+      </w:r>
+      <w:proofErr w:type="spellStart"/>
+      <w:r>
+        <w:t>početka</w:t>
+      </w:r>
+      <w:proofErr w:type="spellEnd"/>
       <w:r>
         <w:t xml:space="preserve">. </w:t>
       </w:r>
@@ -67,14 +109,24 @@
       <w:r>
         <w:t xml:space="preserve">uveliko </w:t>
       </w:r>
-      <w:r>
-        <w:t xml:space="preserve">olakšali </w:t>
+      <w:proofErr w:type="spellStart"/>
+      <w:r>
+        <w:t>olakšali</w:t>
+      </w:r>
+      <w:proofErr w:type="spellEnd"/>
+      <w:r>
+        <w:t xml:space="preserve"> </w:t>
       </w:r>
       <w:r>
         <w:t xml:space="preserve">korištenje </w:t>
       </w:r>
-      <w:r>
-        <w:t>datih algori</w:t>
+      <w:proofErr w:type="spellStart"/>
+      <w:r>
+        <w:t>datih</w:t>
+      </w:r>
+      <w:proofErr w:type="spellEnd"/>
+      <w:r>
+        <w:t xml:space="preserve"> algori</w:t>
       </w:r>
       <w:r>
         <w:t>tama</w:t>
@@ -82,8 +134,29 @@
       <w:r>
         <w:t xml:space="preserve"> poput </w:t>
       </w:r>
-      <w:r>
-        <w:t xml:space="preserve">PyTorch, Tensorflow i Keras. </w:t>
+      <w:proofErr w:type="spellStart"/>
+      <w:r>
+        <w:t>PyTorch</w:t>
+      </w:r>
+      <w:proofErr w:type="spellEnd"/>
+      <w:r>
+        <w:t xml:space="preserve">, </w:t>
+      </w:r>
+      <w:proofErr w:type="spellStart"/>
+      <w:r>
+        <w:t>Tensorflow</w:t>
+      </w:r>
+      <w:proofErr w:type="spellEnd"/>
+      <w:r>
+        <w:t xml:space="preserve"> i </w:t>
+      </w:r>
+      <w:proofErr w:type="spellStart"/>
+      <w:r>
+        <w:t>Keras</w:t>
+      </w:r>
+      <w:proofErr w:type="spellEnd"/>
+      <w:r>
+        <w:t xml:space="preserve">. </w:t>
       </w:r>
       <w:r>
         <w:t xml:space="preserve">Neki od algoritama koje </w:t>
@@ -92,30 +165,173 @@
         <w:t xml:space="preserve">nam </w:t>
       </w:r>
       <w:r>
-        <w:t>date biblioteke pružaju su: linearna regresija za predviđanje cijena, neuralne mreže za detekciju anomalija, logistička regresija za predviđanje spam majlova i mnogi drugi</w:t>
+        <w:t xml:space="preserve">date biblioteke pružaju su: linearna regresija za </w:t>
+      </w:r>
+      <w:proofErr w:type="spellStart"/>
+      <w:r>
+        <w:t>predviđanje</w:t>
+      </w:r>
+      <w:proofErr w:type="spellEnd"/>
+      <w:r>
+        <w:t xml:space="preserve"> cijena, </w:t>
+      </w:r>
+      <w:proofErr w:type="spellStart"/>
+      <w:r>
+        <w:t>neuralne</w:t>
+      </w:r>
+      <w:proofErr w:type="spellEnd"/>
+      <w:r>
+        <w:t xml:space="preserve"> mreže za detekciju anomalija, logistička regresija za </w:t>
+      </w:r>
+      <w:proofErr w:type="spellStart"/>
+      <w:r>
+        <w:t>predviđanje</w:t>
+      </w:r>
+      <w:proofErr w:type="spellEnd"/>
+      <w:r>
+        <w:t xml:space="preserve"> </w:t>
+      </w:r>
+      <w:proofErr w:type="spellStart"/>
+      <w:r>
+        <w:t>spam</w:t>
+      </w:r>
+      <w:proofErr w:type="spellEnd"/>
+      <w:r>
+        <w:t xml:space="preserve"> </w:t>
+      </w:r>
+      <w:proofErr w:type="spellStart"/>
+      <w:r>
+        <w:t>majlova</w:t>
+      </w:r>
+      <w:proofErr w:type="spellEnd"/>
+      <w:r>
+        <w:t xml:space="preserve"> i mnogi drugi</w:t>
       </w:r>
       <w:r>
         <w:t>.</w:t>
       </w:r>
     </w:p>
     <w:p>
-      <w:r>
-        <w:t>PyTorch, Tensorflow i Keras su dakle biblioteke koje nam omogućavaju korištenje datih kompleksnih algoritama i sve tri date bibloteke su implementirane u Python programskog jeziku te su javno dostupne na Github platformi. Pregledom nekih od datih projekata možemo da vidimo samu njihovu popularnost i samim time popularnost Python programskog jezika.</w:t>
-      </w:r>
-      <w:r>
-        <w:t xml:space="preserve"> </w:t>
-      </w:r>
-      <w:r>
-        <w:t xml:space="preserve">PyTorch projekat </w:t>
-      </w:r>
-      <w:r>
-        <w:t xml:space="preserve">ima preko 100 hiljada commita, 4000 </w:t>
-      </w:r>
+      <w:proofErr w:type="spellStart"/>
+      <w:r>
+        <w:t>PyTorch</w:t>
+      </w:r>
+      <w:proofErr w:type="spellEnd"/>
+      <w:r>
+        <w:t xml:space="preserve">, </w:t>
+      </w:r>
+      <w:proofErr w:type="spellStart"/>
+      <w:r>
+        <w:t>Tensorflow</w:t>
+      </w:r>
+      <w:proofErr w:type="spellEnd"/>
+      <w:r>
+        <w:t xml:space="preserve"> i </w:t>
+      </w:r>
+      <w:proofErr w:type="spellStart"/>
+      <w:r>
+        <w:t>Keras</w:t>
+      </w:r>
+      <w:proofErr w:type="spellEnd"/>
+      <w:r>
+        <w:t xml:space="preserve"> su dakle biblioteke koje nam </w:t>
+      </w:r>
+      <w:proofErr w:type="spellStart"/>
+      <w:r>
+        <w:t>omogućavaju</w:t>
+      </w:r>
+      <w:proofErr w:type="spellEnd"/>
+      <w:r>
+        <w:t xml:space="preserve"> korištenje </w:t>
+      </w:r>
+      <w:proofErr w:type="spellStart"/>
+      <w:r>
+        <w:t>datih</w:t>
+      </w:r>
+      <w:proofErr w:type="spellEnd"/>
+      <w:r>
+        <w:t xml:space="preserve"> kompleksnih algoritama i sve tri date </w:t>
+      </w:r>
+      <w:proofErr w:type="spellStart"/>
+      <w:r>
+        <w:t>bibloteke</w:t>
+      </w:r>
+      <w:proofErr w:type="spellEnd"/>
+      <w:r>
+        <w:t xml:space="preserve"> su implementirane u </w:t>
+      </w:r>
+      <w:proofErr w:type="spellStart"/>
+      <w:r>
+        <w:t>Python</w:t>
+      </w:r>
+      <w:proofErr w:type="spellEnd"/>
+      <w:r>
+        <w:t xml:space="preserve"> programskog jeziku te su javno dostupne na </w:t>
+      </w:r>
+      <w:proofErr w:type="spellStart"/>
+      <w:r>
+        <w:t>Github</w:t>
+      </w:r>
+      <w:proofErr w:type="spellEnd"/>
+      <w:r>
+        <w:t xml:space="preserve"> platformi. Pregledom nekih od </w:t>
+      </w:r>
+      <w:proofErr w:type="spellStart"/>
+      <w:r>
+        <w:t>datih</w:t>
+      </w:r>
+      <w:proofErr w:type="spellEnd"/>
+      <w:r>
+        <w:t xml:space="preserve"> projekata možemo da vidimo samu njihovu popularnost i samim time popularnost </w:t>
+      </w:r>
+      <w:proofErr w:type="spellStart"/>
+      <w:r>
+        <w:t>Python</w:t>
+      </w:r>
+      <w:proofErr w:type="spellEnd"/>
+      <w:r>
+        <w:t xml:space="preserve"> programskog jezika.</w:t>
+      </w:r>
+      <w:r>
+        <w:t xml:space="preserve"> </w:t>
+      </w:r>
+      <w:proofErr w:type="spellStart"/>
+      <w:r>
+        <w:t>PyTorch</w:t>
+      </w:r>
+      <w:proofErr w:type="spellEnd"/>
+      <w:r>
+        <w:t xml:space="preserve"> </w:t>
+      </w:r>
+      <w:proofErr w:type="spellStart"/>
+      <w:r>
+        <w:t>projekat</w:t>
+      </w:r>
+      <w:proofErr w:type="spellEnd"/>
+      <w:r>
+        <w:t xml:space="preserve"> </w:t>
+      </w:r>
+      <w:r>
+        <w:t xml:space="preserve">ima preko 100 hiljada </w:t>
+      </w:r>
+      <w:proofErr w:type="spellStart"/>
+      <w:r>
+        <w:t>commita</w:t>
+      </w:r>
+      <w:proofErr w:type="spellEnd"/>
+      <w:r>
+        <w:t xml:space="preserve">, 4000 </w:t>
+      </w:r>
+      <w:proofErr w:type="spellStart"/>
       <w:r>
         <w:t>k</w:t>
       </w:r>
       <w:r>
-        <w:t xml:space="preserve">ontributora i koristi se u 800 hiljada projekata. </w:t>
+        <w:t>ontributora</w:t>
+      </w:r>
+      <w:proofErr w:type="spellEnd"/>
+      <w:r>
+        <w:t xml:space="preserve"> i koristi se u 800 hiljada projekata. </w:t>
       </w:r>
       <w:r>
         <w:t>P</w:t>
@@ -123,8 +339,21 @@
       <w:r>
         <w:t xml:space="preserve">o </w:t>
       </w:r>
-      <w:r>
-        <w:t xml:space="preserve">github istraživanju </w:t>
+      <w:proofErr w:type="spellStart"/>
+      <w:r>
+        <w:t>github</w:t>
+      </w:r>
+      <w:proofErr w:type="spellEnd"/>
+      <w:r>
+        <w:t xml:space="preserve"> </w:t>
+      </w:r>
+      <w:proofErr w:type="spellStart"/>
+      <w:r>
+        <w:t>istraživanju</w:t>
+      </w:r>
+      <w:proofErr w:type="spellEnd"/>
+      <w:r>
+        <w:t xml:space="preserve"> </w:t>
       </w:r>
       <w:r>
         <w:t>iz 2025</w:t>
@@ -143,9 +372,19 @@
       <w:r>
         <w:t xml:space="preserve">) </w:t>
       </w:r>
-      <w:r>
-        <w:t>Python dominira u AI projektima i gotovo pola svih novih AI projekta su napisani u Pythonu</w:t>
-      </w:r>
+      <w:proofErr w:type="spellStart"/>
+      <w:r>
+        <w:t>Python</w:t>
+      </w:r>
+      <w:proofErr w:type="spellEnd"/>
+      <w:r>
+        <w:t xml:space="preserve"> dominira u AI projektima i gotovo pola svih novih AI projekta su napisani u </w:t>
+      </w:r>
+      <w:proofErr w:type="spellStart"/>
+      <w:r>
+        <w:t>Pythonu</w:t>
+      </w:r>
+      <w:proofErr w:type="spellEnd"/>
       <w:r>
         <w:t xml:space="preserve">. Možemo </w:t>
       </w:r>
@@ -153,7 +392,15 @@
         <w:t xml:space="preserve">dakle </w:t>
       </w:r>
       <w:r>
-        <w:t>reći da je Python najkorišteniji programski jezik za rješavanja problema mašinskog učenja</w:t>
+        <w:t xml:space="preserve">reći da je </w:t>
+      </w:r>
+      <w:proofErr w:type="spellStart"/>
+      <w:r>
+        <w:t>Python</w:t>
+      </w:r>
+      <w:proofErr w:type="spellEnd"/>
+      <w:r>
+        <w:t xml:space="preserve"> najkorišteniji programski jezik za rješavanja problema mašinskog učenja</w:t>
       </w:r>
       <w:r>
         <w:t>.</w:t>
@@ -161,14 +408,69 @@
     </w:p>
     <w:p>
       <w:r>
-        <w:t xml:space="preserve">Veliki broj developera ne koristi python programski jezik te veliki broj aplikacije nije napisano u pythonu </w:t>
-      </w:r>
+        <w:t xml:space="preserve">Veliki broj </w:t>
+      </w:r>
+      <w:proofErr w:type="spellStart"/>
+      <w:r>
+        <w:t>developera</w:t>
+      </w:r>
+      <w:proofErr w:type="spellEnd"/>
+      <w:r>
+        <w:t xml:space="preserve"> ne koristi </w:t>
+      </w:r>
+      <w:proofErr w:type="spellStart"/>
+      <w:r>
+        <w:t>python</w:t>
+      </w:r>
+      <w:proofErr w:type="spellEnd"/>
+      <w:r>
+        <w:t xml:space="preserve"> programski jezik te veliki broj aplikacije nije napisano u </w:t>
+      </w:r>
+      <w:proofErr w:type="spellStart"/>
+      <w:r>
+        <w:t>pythonu</w:t>
+      </w:r>
+      <w:proofErr w:type="spellEnd"/>
+      <w:r>
+        <w:t xml:space="preserve"> </w:t>
+      </w:r>
+      <w:proofErr w:type="spellStart"/>
       <w:r>
         <w:t>Python</w:t>
       </w:r>
-      <w:r>
-        <w:t>, te sa tim u vezi postoji mogućnosti korištenja datih algoritama i van Python okruženja</w:t>
-      </w:r>
+      <w:proofErr w:type="spellEnd"/>
+      <w:r>
+        <w:t xml:space="preserve">, te sa tim u vezi postoji </w:t>
+      </w:r>
+      <w:proofErr w:type="spellStart"/>
+      <w:r>
+        <w:t>mogućnosti</w:t>
+      </w:r>
+      <w:proofErr w:type="spellEnd"/>
+      <w:r>
+        <w:t xml:space="preserve"> korištenja </w:t>
+      </w:r>
+      <w:proofErr w:type="spellStart"/>
+      <w:r>
+        <w:t>datih</w:t>
+      </w:r>
+      <w:proofErr w:type="spellEnd"/>
+      <w:r>
+        <w:t xml:space="preserve"> algoritama i van </w:t>
+      </w:r>
+      <w:proofErr w:type="spellStart"/>
+      <w:r>
+        <w:t>Python</w:t>
+      </w:r>
+      <w:proofErr w:type="spellEnd"/>
+      <w:r>
+        <w:t xml:space="preserve"> </w:t>
+      </w:r>
+      <w:proofErr w:type="spellStart"/>
+      <w:r>
+        <w:t>okruženja</w:t>
+      </w:r>
+      <w:proofErr w:type="spellEnd"/>
       <w:r>
         <w:t xml:space="preserve">. </w:t>
       </w:r>
@@ -176,16 +478,29 @@
         <w:t xml:space="preserve">Alati koji smo naveli su </w:t>
       </w:r>
       <w:r>
-        <w:t>samo wrapper</w:t>
+        <w:t xml:space="preserve">samo </w:t>
+      </w:r>
+      <w:proofErr w:type="spellStart"/>
+      <w:r>
+        <w:t>wrapper</w:t>
       </w:r>
       <w:r>
         <w:t>i</w:t>
       </w:r>
-      <w:r>
-        <w:t xml:space="preserve"> </w:t>
-      </w:r>
-      <w:r>
-        <w:t xml:space="preserve">ili interfejski </w:t>
+      <w:proofErr w:type="spellEnd"/>
+      <w:r>
+        <w:t xml:space="preserve"> </w:t>
+      </w:r>
+      <w:r>
+        <w:t xml:space="preserve">ili </w:t>
+      </w:r>
+      <w:proofErr w:type="spellStart"/>
+      <w:r>
+        <w:t>interfejski</w:t>
+      </w:r>
+      <w:proofErr w:type="spellEnd"/>
+      <w:r>
+        <w:t xml:space="preserve"> </w:t>
       </w:r>
       <w:r>
         <w:t xml:space="preserve">za </w:t>
@@ -197,11 +512,16 @@
         <w:t>o</w:t>
       </w:r>
       <w:r>
-        <w:t xml:space="preserve"> performantn</w:t>
+        <w:t xml:space="preserve"> </w:t>
+      </w:r>
+      <w:proofErr w:type="spellStart"/>
+      <w:r>
+        <w:t>performantn</w:t>
       </w:r>
       <w:r>
         <w:t>e</w:t>
       </w:r>
+      <w:proofErr w:type="spellEnd"/>
       <w:r>
         <w:t xml:space="preserve"> </w:t>
       </w:r>
@@ -209,16 +529,96 @@
         <w:t>C++ bibliotek</w:t>
       </w:r>
       <w:r>
-        <w:t>e koje zapravo izvršavaju sve potrebne kalkulacije za korištenje datih algoritama</w:t>
+        <w:t xml:space="preserve">e koje zapravo izvršavaju sve potrebne kalkulacije za korištenje </w:t>
+      </w:r>
+      <w:proofErr w:type="spellStart"/>
+      <w:r>
+        <w:t>datih</w:t>
+      </w:r>
+      <w:proofErr w:type="spellEnd"/>
+      <w:r>
+        <w:t xml:space="preserve"> algoritama</w:t>
       </w:r>
       <w:r>
         <w:t xml:space="preserve">. </w:t>
       </w:r>
       <w:r>
-        <w:t xml:space="preserve">Na primjer, PyTorch je u biti Python interfejs za C++ biblioteku LibTorch koja je također implementirana </w:t>
-      </w:r>
-      <w:r>
-        <w:t>u drugim programskim jezicima poput TorchSharp za C#, TyTorch za Typescript/Javascript te tch-rs za Rust.</w:t>
+        <w:t xml:space="preserve">Na primjer, </w:t>
+      </w:r>
+      <w:proofErr w:type="spellStart"/>
+      <w:r>
+        <w:t>PyTorch</w:t>
+      </w:r>
+      <w:proofErr w:type="spellEnd"/>
+      <w:r>
+        <w:t xml:space="preserve"> je u biti </w:t>
+      </w:r>
+      <w:proofErr w:type="spellStart"/>
+      <w:r>
+        <w:t>Python</w:t>
+      </w:r>
+      <w:proofErr w:type="spellEnd"/>
+      <w:r>
+        <w:t xml:space="preserve"> interfejs za C++ biblioteku </w:t>
+      </w:r>
+      <w:proofErr w:type="spellStart"/>
+      <w:r>
+        <w:t>LibTorch</w:t>
+      </w:r>
+      <w:proofErr w:type="spellEnd"/>
+      <w:r>
+        <w:t xml:space="preserve"> koja je također implementirana </w:t>
+      </w:r>
+      <w:r>
+        <w:t xml:space="preserve">u drugim programskim jezicima poput </w:t>
+      </w:r>
+      <w:proofErr w:type="spellStart"/>
+      <w:r>
+        <w:t>TorchSharp</w:t>
+      </w:r>
+      <w:proofErr w:type="spellEnd"/>
+      <w:r>
+        <w:t xml:space="preserve"> za C#, </w:t>
+      </w:r>
+      <w:proofErr w:type="spellStart"/>
+      <w:r>
+        <w:t>TyTorch</w:t>
+      </w:r>
+      <w:proofErr w:type="spellEnd"/>
+      <w:r>
+        <w:t xml:space="preserve"> za </w:t>
+      </w:r>
+      <w:proofErr w:type="spellStart"/>
+      <w:r>
+        <w:t>Typescript</w:t>
+      </w:r>
+      <w:proofErr w:type="spellEnd"/>
+      <w:r>
+        <w:t>/</w:t>
+      </w:r>
+      <w:proofErr w:type="spellStart"/>
+      <w:r>
+        <w:t>Javascript</w:t>
+      </w:r>
+      <w:proofErr w:type="spellEnd"/>
+      <w:r>
+        <w:t xml:space="preserve"> te </w:t>
+      </w:r>
+      <w:proofErr w:type="spellStart"/>
+      <w:r>
+        <w:t>tch-rs</w:t>
+      </w:r>
+      <w:proofErr w:type="spellEnd"/>
+      <w:r>
+        <w:t xml:space="preserve"> za </w:t>
+      </w:r>
+      <w:proofErr w:type="spellStart"/>
+      <w:r>
+        <w:t>Rust</w:t>
+      </w:r>
+      <w:proofErr w:type="spellEnd"/>
+      <w:r>
+        <w:t>.</w:t>
       </w:r>
     </w:p>
     <w:p>
@@ -235,8 +635,13 @@
         <w:t xml:space="preserve"> i korištenju </w:t>
       </w:r>
       <w:r>
-        <w:t>algoritama mašinskog učenja kada se isti pozadinski kod(C++) poziva i koristi iz različitih okruženja</w:t>
-      </w:r>
+        <w:t xml:space="preserve">algoritama mašinskog učenja kada se isti pozadinski kod(C++) poziva i koristi iz različitih </w:t>
+      </w:r>
+      <w:proofErr w:type="spellStart"/>
+      <w:r>
+        <w:t>okruženja</w:t>
+      </w:r>
+      <w:proofErr w:type="spellEnd"/>
       <w:r>
         <w:t xml:space="preserve">. </w:t>
       </w:r>
@@ -250,8 +655,13 @@
       <w:r>
         <w:t xml:space="preserve"> papir </w:t>
       </w:r>
-      <w:r>
-        <w:t xml:space="preserve">poredi </w:t>
+      <w:proofErr w:type="spellStart"/>
+      <w:r>
+        <w:t>poredi</w:t>
+      </w:r>
+      <w:proofErr w:type="spellEnd"/>
+      <w:r>
+        <w:t xml:space="preserve"> </w:t>
       </w:r>
       <w:r>
         <w:t>dvije biblioteke</w:t>
@@ -259,8 +669,29 @@
       <w:r>
         <w:t xml:space="preserve">: </w:t>
       </w:r>
-      <w:r>
-        <w:t>PyTorch iz Python ekosistema i TorchSharp i</w:t>
+      <w:proofErr w:type="spellStart"/>
+      <w:r>
+        <w:t>PyTorch</w:t>
+      </w:r>
+      <w:proofErr w:type="spellEnd"/>
+      <w:r>
+        <w:t xml:space="preserve"> iz </w:t>
+      </w:r>
+      <w:proofErr w:type="spellStart"/>
+      <w:r>
+        <w:t>Python</w:t>
+      </w:r>
+      <w:proofErr w:type="spellEnd"/>
+      <w:r>
+        <w:t xml:space="preserve"> ekosistema i </w:t>
+      </w:r>
+      <w:proofErr w:type="spellStart"/>
+      <w:r>
+        <w:t>TorchSharp</w:t>
+      </w:r>
+      <w:proofErr w:type="spellEnd"/>
+      <w:r>
+        <w:t xml:space="preserve"> i</w:t>
       </w:r>
       <w:r>
         <w:t>z</w:t>
@@ -269,7 +700,15 @@
         <w:t xml:space="preserve"> C# odnosno .NET ekosistema.</w:t>
       </w:r>
       <w:r>
-        <w:t xml:space="preserve"> Konekretan model koji će biti treniran </w:t>
+        <w:t xml:space="preserve"> </w:t>
+      </w:r>
+      <w:proofErr w:type="spellStart"/>
+      <w:r>
+        <w:t>Konekretan</w:t>
+      </w:r>
+      <w:proofErr w:type="spellEnd"/>
+      <w:r>
+        <w:t xml:space="preserve"> model koji će biti treniran </w:t>
       </w:r>
       <w:r>
         <w:t xml:space="preserve">i analiziran </w:t>
@@ -278,7 +717,23 @@
         <w:t xml:space="preserve">je </w:t>
       </w:r>
       <w:r>
-        <w:t xml:space="preserve">duboka konvolucijska neuralna mreža treniranja na primjeru </w:t>
+        <w:t xml:space="preserve">duboka </w:t>
+      </w:r>
+      <w:proofErr w:type="spellStart"/>
+      <w:r>
+        <w:t>konvolucijska</w:t>
+      </w:r>
+      <w:proofErr w:type="spellEnd"/>
+      <w:r>
+        <w:t xml:space="preserve"> </w:t>
+      </w:r>
+      <w:proofErr w:type="spellStart"/>
+      <w:r>
+        <w:t>neuralna</w:t>
+      </w:r>
+      <w:proofErr w:type="spellEnd"/>
+      <w:r>
+        <w:t xml:space="preserve"> mreža treniranja na primjeru </w:t>
       </w:r>
       <w:r>
         <w:t>detekcija raka pluća na CT slikama pluća.</w:t>
@@ -314,24 +769,123 @@
         <w:pStyle w:val="Naslov3"/>
       </w:pPr>
       <w:r>
-        <w:t>Šta su neuralne mreže?</w:t>
-      </w:r>
-    </w:p>
-    <w:p/>
-    <w:p>
-      <w:r>
-        <w:t xml:space="preserve">Neuralne mreže su posebna klasa algoritma mašinskog učenja, inspirisane biološkim strukturama ljudskog mozga. Pomoću njih možemo riješiti veliki broj kompleksnih problema koje bi bilo vrlo teško riješiti klasičnim programiranjem poput klasifikacije slike ili predviđanja cijena. </w:t>
-      </w:r>
-    </w:p>
-    <w:p>
-      <w:r>
-        <w:t>Arhitektura neuralne mreže se zasiniva od slojeva (layers), gdje svaki sloj sadrži određeni broj neurona. Osnovna jedinica mreže je neuron koji predstavlja jednostavnu matematičku funkciju koja na osnovu ulaznih podataka računa odgovarajući izlaz.  Samim time, sama neuralna mreža se definiše kao kompleksna matematička funkcija koja mapira ulaz u željeni izlaz. Da bi neuralna mreža bila u mogućnosti da modelira komplikovane nelinearne probleme, poput klasifikacije medicinskih slika, ona mora sadržavati stotine ili hiljade neurone raspoređenih u višestruke slojeve.</w:t>
-      </w:r>
-    </w:p>
-    <w:p/>
-    <w:p>
-      <w:r>
-        <w:t>Sama arhitektura neuralne mreže može varirati zavisno od problema, ali generalni oblik se sastoji od:</w:t>
+        <w:t xml:space="preserve">Šta su </w:t>
+      </w:r>
+      <w:proofErr w:type="spellStart"/>
+      <w:r>
+        <w:t>neuralne</w:t>
+      </w:r>
+      <w:proofErr w:type="spellEnd"/>
+      <w:r>
+        <w:t xml:space="preserve"> mreže?</w:t>
+      </w:r>
+    </w:p>
+    <w:p/>
+    <w:p>
+      <w:proofErr w:type="spellStart"/>
+      <w:r>
+        <w:t>Neuralne</w:t>
+      </w:r>
+      <w:proofErr w:type="spellEnd"/>
+      <w:r>
+        <w:t xml:space="preserve"> mreže su posebna klasa algoritma mašinskog učenja, inspirisane biološkim strukturama ljudskog mozga. Pomoću njih možemo riješiti veliki broj kompleksnih problema koje bi bilo vrlo teško riješiti klasičnim programiranjem poput klasifikacije slike ili </w:t>
+      </w:r>
+      <w:proofErr w:type="spellStart"/>
+      <w:r>
+        <w:t>predviđanja</w:t>
+      </w:r>
+      <w:proofErr w:type="spellEnd"/>
+      <w:r>
+        <w:t xml:space="preserve"> cijena. </w:t>
+      </w:r>
+    </w:p>
+    <w:p>
+      <w:r>
+        <w:t xml:space="preserve">Arhitektura </w:t>
+      </w:r>
+      <w:proofErr w:type="spellStart"/>
+      <w:r>
+        <w:t>neuralne</w:t>
+      </w:r>
+      <w:proofErr w:type="spellEnd"/>
+      <w:r>
+        <w:t xml:space="preserve"> mreže se zasniva </w:t>
+      </w:r>
+      <w:r>
+        <w:t>na principu</w:t>
+      </w:r>
+      <w:r>
+        <w:t xml:space="preserve"> slojeva (</w:t>
+      </w:r>
+      <w:proofErr w:type="spellStart"/>
+      <w:r>
+        <w:t>eng</w:t>
+      </w:r>
+      <w:proofErr w:type="spellEnd"/>
+      <w:r>
+        <w:t xml:space="preserve">. </w:t>
+      </w:r>
+      <w:proofErr w:type="spellStart"/>
+      <w:r>
+        <w:t>layers</w:t>
+      </w:r>
+      <w:proofErr w:type="spellEnd"/>
+      <w:r>
+        <w:t xml:space="preserve">), gdje svaki sloj sadrži određeni broj neurona. Osnovna jedinica mreže je neuron koji predstavlja jednostavnu matematičku funkciju koja na osnovu ulaznih podataka računa odgovarajući izlaz.  Samim time, sama </w:t>
+      </w:r>
+      <w:proofErr w:type="spellStart"/>
+      <w:r>
+        <w:t>neuralna</w:t>
+      </w:r>
+      <w:proofErr w:type="spellEnd"/>
+      <w:r>
+        <w:t xml:space="preserve"> mreža se definiše kao kompleksna matematička funkcija koja </w:t>
+      </w:r>
+      <w:proofErr w:type="spellStart"/>
+      <w:r>
+        <w:t>mapira</w:t>
+      </w:r>
+      <w:proofErr w:type="spellEnd"/>
+      <w:r>
+        <w:t xml:space="preserve"> ulaz u željeni izlaz. Da bi </w:t>
+      </w:r>
+      <w:proofErr w:type="spellStart"/>
+      <w:r>
+        <w:t>neuralna</w:t>
+      </w:r>
+      <w:proofErr w:type="spellEnd"/>
+      <w:r>
+        <w:t xml:space="preserve"> mreža bila u </w:t>
+      </w:r>
+      <w:proofErr w:type="spellStart"/>
+      <w:r>
+        <w:t>mogućnosti</w:t>
+      </w:r>
+      <w:proofErr w:type="spellEnd"/>
+      <w:r>
+        <w:t xml:space="preserve"> da modelira komplikovane nelinearne probleme, poput klasifikacije medicinskih slika, ona mora sadržavati stotine ili hiljade neurone </w:t>
+      </w:r>
+      <w:proofErr w:type="spellStart"/>
+      <w:r>
+        <w:t>raspoređenih</w:t>
+      </w:r>
+      <w:proofErr w:type="spellEnd"/>
+      <w:r>
+        <w:t xml:space="preserve"> u višestruke slojeve.</w:t>
+      </w:r>
+    </w:p>
+    <w:p/>
+    <w:p>
+      <w:r>
+        <w:t xml:space="preserve">Sama arhitektura </w:t>
+      </w:r>
+      <w:proofErr w:type="spellStart"/>
+      <w:r>
+        <w:t>neuralne</w:t>
+      </w:r>
+      <w:proofErr w:type="spellEnd"/>
+      <w:r>
+        <w:t xml:space="preserve"> mreže može varirati zavisno od problema, ali generalni oblik se sastoji od:</w:t>
       </w:r>
     </w:p>
     <w:p>
@@ -343,7 +897,48 @@
         </w:numPr>
       </w:pPr>
       <w:r>
-        <w:t>Ulazni sloj (input layer) - predstavlja ulaz u našu neuralnu mrežu. Zavisno od problema mogu varirati, kod analize slike to su vrijednosti piksela, dok za predviđanje cijene proizvoda može predstavljati neke karakteristike proizvoda.</w:t>
+        <w:t>Ulazni sloj (</w:t>
+      </w:r>
+      <w:proofErr w:type="spellStart"/>
+      <w:r>
+        <w:t>eng</w:t>
+      </w:r>
+      <w:proofErr w:type="spellEnd"/>
+      <w:r>
+        <w:t xml:space="preserve">. </w:t>
+      </w:r>
+      <w:r>
+        <w:t xml:space="preserve">input </w:t>
+      </w:r>
+      <w:proofErr w:type="spellStart"/>
+      <w:r>
+        <w:t>layer</w:t>
+      </w:r>
+      <w:proofErr w:type="spellEnd"/>
+      <w:r>
+        <w:t xml:space="preserve">) - predstavlja ulaz u našu </w:t>
+      </w:r>
+      <w:proofErr w:type="spellStart"/>
+      <w:r>
+        <w:t>neuralnu</w:t>
+      </w:r>
+      <w:proofErr w:type="spellEnd"/>
+      <w:r>
+        <w:t xml:space="preserve"> mrežu. Zavisno od problema </w:t>
+      </w:r>
+      <w:r>
+        <w:t>može</w:t>
+      </w:r>
+      <w:r>
+        <w:t xml:space="preserve"> varirati, kod analize slike to su vrijednosti piksela, dok za </w:t>
+      </w:r>
+      <w:proofErr w:type="spellStart"/>
+      <w:r>
+        <w:t>predviđanje</w:t>
+      </w:r>
+      <w:proofErr w:type="spellEnd"/>
+      <w:r>
+        <w:t xml:space="preserve"> cijene proizvoda može predstavljati neke karakteristike proizvoda.</w:t>
       </w:r>
     </w:p>
     <w:p>
@@ -355,10 +950,134 @@
         </w:numPr>
       </w:pPr>
       <w:r>
-        <w:t>Skriveni slojevi (hidden layers) - ovi slojevi sadrže proizvoljan broj slojeva za proizvoljim brojem neurona u svakom sloju. U klasičnim neuralnim mrežama ovi slojevi su potpuno povezani (fully connected) što znači da neuron u jednom sloju za svoj ulaz ima vrijednost izlaza svih neurona iz predhodnog sloja.</w:t>
-      </w:r>
-      <w:r>
-        <w:t xml:space="preserve"> Kada neuralna mreža sadrži više ovakvih skrivenih slojeva koji omogućavaju obradu podataka kroz više nivoa abstrakcije, takav pristup se naziv duboko učenje (deep learning)</w:t>
+        <w:t>Skriveni slojevi (</w:t>
+      </w:r>
+      <w:proofErr w:type="spellStart"/>
+      <w:r>
+        <w:t>eng</w:t>
+      </w:r>
+      <w:proofErr w:type="spellEnd"/>
+      <w:r>
+        <w:t xml:space="preserve">. </w:t>
+      </w:r>
+      <w:proofErr w:type="spellStart"/>
+      <w:r>
+        <w:t>hidden</w:t>
+      </w:r>
+      <w:proofErr w:type="spellEnd"/>
+      <w:r>
+        <w:t xml:space="preserve"> </w:t>
+      </w:r>
+      <w:proofErr w:type="spellStart"/>
+      <w:r>
+        <w:t>layers</w:t>
+      </w:r>
+      <w:proofErr w:type="spellEnd"/>
+      <w:r>
+        <w:t>) - ovi slojevi sadrže proizvoljan broj slojeva za proizvolj</w:t>
+      </w:r>
+      <w:r>
+        <w:t>nim</w:t>
+      </w:r>
+      <w:r>
+        <w:t xml:space="preserve"> brojem neurona u svakom sloju. U klasičnim </w:t>
+      </w:r>
+      <w:proofErr w:type="spellStart"/>
+      <w:r>
+        <w:t>neuralnim</w:t>
+      </w:r>
+      <w:proofErr w:type="spellEnd"/>
+      <w:r>
+        <w:t xml:space="preserve"> mrežama ovi slojevi su potpuno povezani (</w:t>
+      </w:r>
+      <w:proofErr w:type="spellStart"/>
+      <w:r>
+        <w:t>eng</w:t>
+      </w:r>
+      <w:proofErr w:type="spellEnd"/>
+      <w:r>
+        <w:t xml:space="preserve">. </w:t>
+      </w:r>
+      <w:proofErr w:type="spellStart"/>
+      <w:r>
+        <w:t>fully</w:t>
+      </w:r>
+      <w:proofErr w:type="spellEnd"/>
+      <w:r>
+        <w:t xml:space="preserve"> </w:t>
+      </w:r>
+      <w:proofErr w:type="spellStart"/>
+      <w:r>
+        <w:t>connected</w:t>
+      </w:r>
+      <w:proofErr w:type="spellEnd"/>
+      <w:r>
+        <w:t xml:space="preserve">) što znači da neuron u jednom sloju za svoj ulaz ima vrijednost izlaza svih neurona iz </w:t>
+      </w:r>
+      <w:proofErr w:type="spellStart"/>
+      <w:r>
+        <w:t>predhodnog</w:t>
+      </w:r>
+      <w:proofErr w:type="spellEnd"/>
+      <w:r>
+        <w:t xml:space="preserve"> sloja.</w:t>
+      </w:r>
+      <w:r>
+        <w:t xml:space="preserve"> Kada </w:t>
+      </w:r>
+      <w:proofErr w:type="spellStart"/>
+      <w:r>
+        <w:t>neuralna</w:t>
+      </w:r>
+      <w:proofErr w:type="spellEnd"/>
+      <w:r>
+        <w:t xml:space="preserve"> mreža sadrži više ovakvih skrivenih slojeva koji </w:t>
+      </w:r>
+      <w:proofErr w:type="spellStart"/>
+      <w:r>
+        <w:t>omogućavaju</w:t>
+      </w:r>
+      <w:proofErr w:type="spellEnd"/>
+      <w:r>
+        <w:t xml:space="preserve"> obradu podataka kroz više nivoa </w:t>
+      </w:r>
+      <w:proofErr w:type="spellStart"/>
+      <w:r>
+        <w:t>abstrakcije</w:t>
+      </w:r>
+      <w:proofErr w:type="spellEnd"/>
+      <w:r>
+        <w:t>, takav pristup se naziv</w:t>
+      </w:r>
+      <w:r>
+        <w:t>a</w:t>
+      </w:r>
+      <w:r>
+        <w:t xml:space="preserve"> duboko učenje (</w:t>
+      </w:r>
+      <w:proofErr w:type="spellStart"/>
+      <w:r>
+        <w:t>eng</w:t>
+      </w:r>
+      <w:proofErr w:type="spellEnd"/>
+      <w:r>
+        <w:t xml:space="preserve">. </w:t>
+      </w:r>
+      <w:proofErr w:type="spellStart"/>
+      <w:r>
+        <w:t>deep</w:t>
+      </w:r>
+      <w:proofErr w:type="spellEnd"/>
+      <w:r>
+        <w:t xml:space="preserve"> </w:t>
+      </w:r>
+      <w:proofErr w:type="spellStart"/>
+      <w:r>
+        <w:t>learning</w:t>
+      </w:r>
+      <w:proofErr w:type="spellEnd"/>
+      <w:r>
+        <w:t>)</w:t>
       </w:r>
     </w:p>
     <w:p>
@@ -370,24 +1089,149 @@
         </w:numPr>
       </w:pPr>
       <w:r>
-        <w:t>Izlazni sloj (output layer) - dati sloj generiše konačni rezultat iz naše neuralne mreže odnosno predikciju mreže. Na osnovu izlaza iz datog sloja će se podešavati parametre mreže.</w:t>
-      </w:r>
-    </w:p>
-    <w:p/>
-    <w:p/>
-    <w:p>
-      <w:r>
-        <w:t>Kako neuralna mreža uči?</w:t>
-      </w:r>
-    </w:p>
-    <w:p/>
-    <w:p>
-      <w:r>
-        <w:t xml:space="preserve">Kao što smo spomenuli, svaki neuron obrađuje ulazne vrijednosti koje prima od neurona iz predhodnog sloja. Date vrijednost se množe sa odgovarajućim težinskim parametrima (w - weights), te se na njihovu sumu dodaje pomak ( b - bias). </w:t>
-      </w:r>
-    </w:p>
-    <w:p/>
-    <w:p/>
+        <w:t>Izlazni sloj (</w:t>
+      </w:r>
+      <w:proofErr w:type="spellStart"/>
+      <w:r>
+        <w:t>eng</w:t>
+      </w:r>
+      <w:proofErr w:type="spellEnd"/>
+      <w:r>
+        <w:t xml:space="preserve">. </w:t>
+      </w:r>
+      <w:proofErr w:type="spellStart"/>
+      <w:r>
+        <w:t>output</w:t>
+      </w:r>
+      <w:proofErr w:type="spellEnd"/>
+      <w:r>
+        <w:t xml:space="preserve"> </w:t>
+      </w:r>
+      <w:proofErr w:type="spellStart"/>
+      <w:r>
+        <w:t>layer</w:t>
+      </w:r>
+      <w:proofErr w:type="spellEnd"/>
+      <w:r>
+        <w:t xml:space="preserve">) - dati sloj generiše konačni rezultat iz naše </w:t>
+      </w:r>
+      <w:proofErr w:type="spellStart"/>
+      <w:r>
+        <w:t>neuralne</w:t>
+      </w:r>
+      <w:proofErr w:type="spellEnd"/>
+      <w:r>
+        <w:t xml:space="preserve"> mreže odnosno predikciju mreže. Na osnovu izlaza iz </w:t>
+      </w:r>
+      <w:proofErr w:type="spellStart"/>
+      <w:r>
+        <w:t>datog</w:t>
+      </w:r>
+      <w:proofErr w:type="spellEnd"/>
+      <w:r>
+        <w:t xml:space="preserve"> sloja će se </w:t>
+      </w:r>
+      <w:proofErr w:type="spellStart"/>
+      <w:r>
+        <w:t>podešavati</w:t>
+      </w:r>
+      <w:proofErr w:type="spellEnd"/>
+      <w:r>
+        <w:t xml:space="preserve"> parametr</w:t>
+      </w:r>
+      <w:r>
+        <w:t xml:space="preserve">i </w:t>
+      </w:r>
+      <w:r>
+        <w:t>mreže.</w:t>
+      </w:r>
+    </w:p>
+    <w:p/>
+    <w:p/>
+    <w:p/>
+    <w:p/>
+    <w:p/>
+    <w:p/>
+    <w:p/>
+    <w:p>
+      <w:r>
+        <w:lastRenderedPageBreak/>
+        <w:t xml:space="preserve">Kako </w:t>
+      </w:r>
+      <w:proofErr w:type="spellStart"/>
+      <w:r>
+        <w:t>neuralna</w:t>
+      </w:r>
+      <w:proofErr w:type="spellEnd"/>
+      <w:r>
+        <w:t xml:space="preserve"> mreža uči?</w:t>
+      </w:r>
+    </w:p>
+    <w:p>
+      <w:r>
+        <w:t xml:space="preserve">Kao što smo spomenuli, svaki neuron obrađuje ulazne vrijednosti koje prima od neurona iz </w:t>
+      </w:r>
+      <w:proofErr w:type="spellStart"/>
+      <w:r>
+        <w:t>predhodnog</w:t>
+      </w:r>
+      <w:proofErr w:type="spellEnd"/>
+      <w:r>
+        <w:t xml:space="preserve"> sloja. Date vrijednost se </w:t>
+      </w:r>
+      <w:proofErr w:type="spellStart"/>
+      <w:r>
+        <w:t>množe</w:t>
+      </w:r>
+      <w:proofErr w:type="spellEnd"/>
+      <w:r>
+        <w:t xml:space="preserve"> sa odgovarajućim težinskim parametrima </w:t>
+      </w:r>
+      <w:r>
+        <w:t xml:space="preserve">w </w:t>
+      </w:r>
+      <w:r>
+        <w:t>(</w:t>
+      </w:r>
+      <w:proofErr w:type="spellStart"/>
+      <w:r>
+        <w:t>eng</w:t>
+      </w:r>
+      <w:proofErr w:type="spellEnd"/>
+      <w:r>
+        <w:t xml:space="preserve">. </w:t>
+      </w:r>
+      <w:proofErr w:type="spellStart"/>
+      <w:r>
+        <w:t>weights</w:t>
+      </w:r>
+      <w:proofErr w:type="spellEnd"/>
+      <w:r>
+        <w:t>), te se na njihovu sumu dodaje pomak</w:t>
+      </w:r>
+      <w:r>
+        <w:t xml:space="preserve"> b</w:t>
+      </w:r>
+      <w:r>
+        <w:t xml:space="preserve"> (</w:t>
+      </w:r>
+      <w:proofErr w:type="spellStart"/>
+      <w:r>
+        <w:t>eng</w:t>
+      </w:r>
+      <w:proofErr w:type="spellEnd"/>
+      <w:r>
+        <w:t xml:space="preserve">. </w:t>
+      </w:r>
+      <w:proofErr w:type="spellStart"/>
+      <w:r>
+        <w:t>bias</w:t>
+      </w:r>
+      <w:proofErr w:type="spellEnd"/>
+      <w:r>
+        <w:t xml:space="preserve">). </w:t>
+      </w:r>
+    </w:p>
     <w:p>
       <w:r>
         <w:t>Izlaz iz jednog neurona se može zapisati kao:</w:t>
@@ -521,8 +1365,36 @@
     <w:p/>
     <w:p>
       <w:r>
-        <w:t>gdje xi</w:t>
-      </w:r>
+        <w:t xml:space="preserve">gdje </w:t>
+      </w:r>
+      <m:oMath>
+        <m:sSub>
+          <m:sSubPr>
+            <m:ctrlPr>
+              <w:rPr>
+                <w:rFonts w:ascii="Cambria Math" w:hAnsi="Cambria Math"/>
+                <w:i/>
+              </w:rPr>
+            </m:ctrlPr>
+          </m:sSubPr>
+          <m:e>
+            <m:r>
+              <w:rPr>
+                <w:rFonts w:ascii="Cambria Math" w:hAnsi="Cambria Math"/>
+              </w:rPr>
+              <m:t>x</m:t>
+            </m:r>
+          </m:e>
+          <m:sub>
+            <m:r>
+              <w:rPr>
+                <w:rFonts w:ascii="Cambria Math" w:hAnsi="Cambria Math"/>
+              </w:rPr>
+              <m:t>i</m:t>
+            </m:r>
+          </m:sub>
+        </m:sSub>
+      </m:oMath>
       <w:r>
         <w:rPr>
           <w:rFonts w:ascii="Arial" w:hAnsi="Arial" w:cs="Arial"/>
@@ -530,14 +1402,36 @@
         <w:t>​</w:t>
       </w:r>
       <w:r>
-        <w:t xml:space="preserve"> predstavlja ulaz iz prethodnog neurona, wi</w:t>
-      </w:r>
-      <w:r>
-        <w:rPr>
-          <w:rFonts w:ascii="Arial" w:hAnsi="Arial" w:cs="Arial"/>
-        </w:rPr>
-        <w:t>​</w:t>
-      </w:r>
+        <w:t xml:space="preserve"> predstavlja ulaz iz prethodnog neurona, </w:t>
+      </w:r>
+      <m:oMath>
+        <m:sSub>
+          <m:sSubPr>
+            <m:ctrlPr>
+              <w:rPr>
+                <w:rFonts w:ascii="Cambria Math" w:hAnsi="Cambria Math"/>
+                <w:i/>
+              </w:rPr>
+            </m:ctrlPr>
+          </m:sSubPr>
+          <m:e>
+            <m:r>
+              <w:rPr>
+                <w:rFonts w:ascii="Cambria Math" w:hAnsi="Cambria Math"/>
+              </w:rPr>
+              <m:t>w</m:t>
+            </m:r>
+          </m:e>
+          <m:sub>
+            <m:r>
+              <w:rPr>
+                <w:rFonts w:ascii="Cambria Math" w:hAnsi="Cambria Math"/>
+              </w:rPr>
+              <m:t>i</m:t>
+            </m:r>
+          </m:sub>
+        </m:sSub>
+      </m:oMath>
       <w:r>
         <w:t xml:space="preserve"> te</w:t>
       </w:r>
@@ -548,7 +1442,19 @@
         <w:t>ž</w:t>
       </w:r>
       <w:r>
-        <w:t>inski parametar, a b parametar pomaka (bias). Iz ove formule zaklju</w:t>
+        <w:t xml:space="preserve">inski parametar, </w:t>
+      </w:r>
+      <w:r>
+        <w:t>te</w:t>
+      </w:r>
+      <w:r>
+        <w:t xml:space="preserve"> b</w:t>
+      </w:r>
+      <w:r>
+        <w:t xml:space="preserve"> </w:t>
+      </w:r>
+      <w:r>
+        <w:t>pomak. Iz ove formule zaklju</w:t>
       </w:r>
       <w:r>
         <w:rPr>
@@ -572,23 +1478,197 @@
     <w:p/>
     <w:p>
       <w:r>
-        <w:t>Inicijalno su ovi parametri podešeni na nasumične vrijednosti, zbog čega će naša mreža u početku praviti vrlo loše predikcije. Za procjenu koliko su predikcije netačne koristi se funkcija troška (loss function), koja daje mjeru odstupanja rezultata od stvarnih, tačnih rezultata.</w:t>
-      </w:r>
-    </w:p>
-    <w:p/>
-    <w:p>
-      <w:r>
-        <w:t>Funkcija troška sama po sebi nam govori koliko je mreža netačna, ona nam ne govori kako ćemo izmjeniti parametre da mrežu poboljšamo. Za tu svrhu se koristi algoritam propagacije nazad (backpropagation) i optimizator (optimizer). Algoritam propagacije nazad prolazi kroz mrežu unazad i računa gradijente, odnosno koliko svaki parametar doprinosi netačnosti mreže.</w:t>
-      </w:r>
-    </w:p>
-    <w:p>
-      <w:r>
-        <w:t>Date informacije se proslijeđuju optimizeru (nrp. SGD ili Adam) koji na osnovu njih podešava parametre tako da smanji grešku.</w:t>
-      </w:r>
-    </w:p>
-    <w:p>
-      <w:r>
-        <w:t>Kroz ponavljanje ovog procesa (kroz višestruke epohe), mreža postepeno "uči" i optimizuje svoje predikcije.</w:t>
+        <w:t xml:space="preserve">Inicijalno su ovi parametri podešeni na nasumične vrijednosti, zbog čega će naša mreža u </w:t>
+      </w:r>
+      <w:proofErr w:type="spellStart"/>
+      <w:r>
+        <w:t>početku</w:t>
+      </w:r>
+      <w:proofErr w:type="spellEnd"/>
+      <w:r>
+        <w:t xml:space="preserve"> praviti vrlo loše predikcije. Za procjenu koliko su predikcije netačne koristi se funkcija troška (</w:t>
+      </w:r>
+      <w:proofErr w:type="spellStart"/>
+      <w:r>
+        <w:t>eng</w:t>
+      </w:r>
+      <w:proofErr w:type="spellEnd"/>
+      <w:r>
+        <w:t xml:space="preserve">. </w:t>
+      </w:r>
+      <w:proofErr w:type="spellStart"/>
+      <w:r>
+        <w:t>loss</w:t>
+      </w:r>
+      <w:proofErr w:type="spellEnd"/>
+      <w:r>
+        <w:t xml:space="preserve"> </w:t>
+      </w:r>
+      <w:proofErr w:type="spellStart"/>
+      <w:r>
+        <w:t>function</w:t>
+      </w:r>
+      <w:proofErr w:type="spellEnd"/>
+      <w:r>
+        <w:t xml:space="preserve">), koja daje mjeru odstupanja </w:t>
+      </w:r>
+      <w:r>
+        <w:t>predikcija</w:t>
+      </w:r>
+      <w:r>
+        <w:t xml:space="preserve"> od stvarnih, tačnih rezultata.</w:t>
+      </w:r>
+    </w:p>
+    <w:p/>
+    <w:p>
+      <w:r>
+        <w:t>Funkcija troška sama po sebi nam govori koliko je mreža</w:t>
+      </w:r>
+      <w:r>
+        <w:t xml:space="preserve"> neprecizna</w:t>
+      </w:r>
+      <w:r>
+        <w:t xml:space="preserve">, ona nam ne govori kako ćemo </w:t>
+      </w:r>
+      <w:proofErr w:type="spellStart"/>
+      <w:r>
+        <w:t>izmjeniti</w:t>
+      </w:r>
+      <w:proofErr w:type="spellEnd"/>
+      <w:r>
+        <w:t xml:space="preserve"> parametre da mrežu poboljšamo. Za tu svrhu se koristi algoritam propagacije nazad (</w:t>
+      </w:r>
+      <w:proofErr w:type="spellStart"/>
+      <w:r>
+        <w:t>eng</w:t>
+      </w:r>
+      <w:proofErr w:type="spellEnd"/>
+      <w:r>
+        <w:t xml:space="preserve">. </w:t>
+      </w:r>
+      <w:proofErr w:type="spellStart"/>
+      <w:r>
+        <w:t>backpropagation</w:t>
+      </w:r>
+      <w:proofErr w:type="spellEnd"/>
+      <w:r>
+        <w:t xml:space="preserve">) i </w:t>
+      </w:r>
+      <w:proofErr w:type="spellStart"/>
+      <w:r>
+        <w:t>optimizator</w:t>
+      </w:r>
+      <w:proofErr w:type="spellEnd"/>
+      <w:r>
+        <w:t xml:space="preserve"> (</w:t>
+      </w:r>
+      <w:proofErr w:type="spellStart"/>
+      <w:r>
+        <w:t>eng</w:t>
+      </w:r>
+      <w:proofErr w:type="spellEnd"/>
+      <w:r>
+        <w:t xml:space="preserve">. </w:t>
+      </w:r>
+      <w:proofErr w:type="spellStart"/>
+      <w:r>
+        <w:t>optimizer</w:t>
+      </w:r>
+      <w:proofErr w:type="spellEnd"/>
+      <w:r>
+        <w:t xml:space="preserve">). Algoritam propagacije nazad prolazi kroz mrežu unazad i računa gradijente, odnosno koliko svaki parametar doprinosi </w:t>
+      </w:r>
+      <w:proofErr w:type="spellStart"/>
+      <w:r>
+        <w:t>netačnosti</w:t>
+      </w:r>
+      <w:proofErr w:type="spellEnd"/>
+      <w:r>
+        <w:t xml:space="preserve"> mreže.</w:t>
+      </w:r>
+    </w:p>
+    <w:p>
+      <w:r>
+        <w:t xml:space="preserve">Date informacije se </w:t>
+      </w:r>
+      <w:proofErr w:type="spellStart"/>
+      <w:r>
+        <w:t>proslijeđuju</w:t>
+      </w:r>
+      <w:proofErr w:type="spellEnd"/>
+      <w:r>
+        <w:t xml:space="preserve"> </w:t>
+      </w:r>
+      <w:proofErr w:type="spellStart"/>
+      <w:r>
+        <w:t>optimizeru</w:t>
+      </w:r>
+      <w:proofErr w:type="spellEnd"/>
+      <w:r>
+        <w:t xml:space="preserve"> (</w:t>
+      </w:r>
+      <w:proofErr w:type="spellStart"/>
+      <w:r>
+        <w:t>Stohastic</w:t>
+      </w:r>
+      <w:proofErr w:type="spellEnd"/>
+      <w:r>
+        <w:t xml:space="preserve"> </w:t>
+      </w:r>
+      <w:proofErr w:type="spellStart"/>
+      <w:r>
+        <w:t>Gradient</w:t>
+      </w:r>
+      <w:proofErr w:type="spellEnd"/>
+      <w:r>
+        <w:t xml:space="preserve"> </w:t>
+      </w:r>
+      <w:proofErr w:type="spellStart"/>
+      <w:r>
+        <w:t>Deschent</w:t>
+      </w:r>
+      <w:proofErr w:type="spellEnd"/>
+      <w:r>
+        <w:t xml:space="preserve"> </w:t>
+      </w:r>
+      <w:r>
+        <w:t xml:space="preserve">ili Adam) koji na osnovu njih </w:t>
+      </w:r>
+      <w:proofErr w:type="spellStart"/>
+      <w:r>
+        <w:t>podešava</w:t>
+      </w:r>
+      <w:r>
+        <w:t>ju</w:t>
+      </w:r>
+      <w:proofErr w:type="spellEnd"/>
+      <w:r>
+        <w:t xml:space="preserve"> parametre tako da </w:t>
+      </w:r>
+      <w:r>
+        <w:t xml:space="preserve">se </w:t>
+      </w:r>
+      <w:r>
+        <w:t>smanji grešk</w:t>
+      </w:r>
+      <w:r>
+        <w:t>a</w:t>
+      </w:r>
+      <w:r>
+        <w:t>.</w:t>
+      </w:r>
+    </w:p>
+    <w:p>
+      <w:r>
+        <w:t xml:space="preserve">Kroz ponavljanje ovog procesa (kroz višestruke epohe), mreža postepeno "uči" i </w:t>
+      </w:r>
+      <w:proofErr w:type="spellStart"/>
+      <w:r>
+        <w:t>optimizuje</w:t>
+      </w:r>
+      <w:proofErr w:type="spellEnd"/>
+      <w:r>
+        <w:t xml:space="preserve"> svoje predikcije.</w:t>
       </w:r>
     </w:p>
     <w:p>
@@ -611,35 +1691,142 @@
     <w:p/>
     <w:p/>
     <w:p/>
-    <w:p/>
-    <w:p/>
-    <w:p/>
     <w:p>
       <w:pPr>
         <w:pStyle w:val="Naslov3"/>
       </w:pPr>
       <w:r>
+        <w:lastRenderedPageBreak/>
         <w:t>CNN</w:t>
       </w:r>
       <w:r>
-        <w:t xml:space="preserve"> – Konvolucijske neuralne mreže </w:t>
-      </w:r>
-    </w:p>
-    <w:p>
-      <w:r>
-        <w:t>Konvolucijske neuralne mreže (CNN) su posebna vrsta neuralnih mreža koje koriste algoritme specifično za rad sa podacima koji su predstavljani preko grida</w:t>
-      </w:r>
+        <w:t xml:space="preserve"> – </w:t>
+      </w:r>
+      <w:proofErr w:type="spellStart"/>
+      <w:r>
+        <w:t>Konvolucijske</w:t>
+      </w:r>
+      <w:proofErr w:type="spellEnd"/>
+      <w:r>
+        <w:t xml:space="preserve"> </w:t>
+      </w:r>
+      <w:proofErr w:type="spellStart"/>
+      <w:r>
+        <w:t>neuralne</w:t>
+      </w:r>
+      <w:proofErr w:type="spellEnd"/>
+      <w:r>
+        <w:t xml:space="preserve"> mreže </w:t>
+      </w:r>
+    </w:p>
+    <w:p>
+      <w:proofErr w:type="spellStart"/>
+      <w:r>
+        <w:t>Konvolucijske</w:t>
+      </w:r>
+      <w:proofErr w:type="spellEnd"/>
+      <w:r>
+        <w:t xml:space="preserve"> </w:t>
+      </w:r>
+      <w:proofErr w:type="spellStart"/>
+      <w:r>
+        <w:t>neuralne</w:t>
+      </w:r>
+      <w:proofErr w:type="spellEnd"/>
+      <w:r>
+        <w:t xml:space="preserve"> mreže (</w:t>
+      </w:r>
+      <w:proofErr w:type="spellStart"/>
+      <w:r>
+        <w:t>eng</w:t>
+      </w:r>
+      <w:proofErr w:type="spellEnd"/>
+      <w:r>
+        <w:t xml:space="preserve">. </w:t>
+      </w:r>
+      <w:proofErr w:type="spellStart"/>
+      <w:r>
+        <w:t>Convolutional</w:t>
+      </w:r>
+      <w:proofErr w:type="spellEnd"/>
+      <w:r>
+        <w:t xml:space="preserve"> </w:t>
+      </w:r>
+      <w:proofErr w:type="spellStart"/>
+      <w:r>
+        <w:t>neural</w:t>
+      </w:r>
+      <w:proofErr w:type="spellEnd"/>
+      <w:r>
+        <w:t xml:space="preserve"> </w:t>
+      </w:r>
+      <w:proofErr w:type="spellStart"/>
+      <w:r>
+        <w:t>Networks</w:t>
+      </w:r>
+      <w:proofErr w:type="spellEnd"/>
+      <w:r>
+        <w:t xml:space="preserve"> ili CNN</w:t>
+      </w:r>
+      <w:r>
+        <w:t xml:space="preserve">) su posebna vrsta </w:t>
+      </w:r>
+      <w:proofErr w:type="spellStart"/>
+      <w:r>
+        <w:t>neuralnih</w:t>
+      </w:r>
+      <w:proofErr w:type="spellEnd"/>
+      <w:r>
+        <w:t xml:space="preserve"> mreža koje koriste algoritme specifično za rad sa podacima koji su predstavljani preko </w:t>
+      </w:r>
+      <w:proofErr w:type="spellStart"/>
+      <w:r>
+        <w:t>grida</w:t>
+      </w:r>
+      <w:proofErr w:type="spellEnd"/>
       <w:r>
         <w:t xml:space="preserve"> ili matrice</w:t>
       </w:r>
       <w:r>
-        <w:t>, poput slika. Kao i obične neuralne mreže, konvolucijske neuralne mreže</w:t>
+        <w:t xml:space="preserve">, poput slika. Kao i obične </w:t>
+      </w:r>
+      <w:proofErr w:type="spellStart"/>
+      <w:r>
+        <w:t>neuralne</w:t>
+      </w:r>
+      <w:proofErr w:type="spellEnd"/>
+      <w:r>
+        <w:t xml:space="preserve"> mreže, </w:t>
+      </w:r>
+      <w:proofErr w:type="spellStart"/>
+      <w:r>
+        <w:t>konvolucijske</w:t>
+      </w:r>
+      <w:proofErr w:type="spellEnd"/>
+      <w:r>
+        <w:t xml:space="preserve"> </w:t>
+      </w:r>
+      <w:proofErr w:type="spellStart"/>
+      <w:r>
+        <w:t>neuralne</w:t>
+      </w:r>
+      <w:proofErr w:type="spellEnd"/>
+      <w:r>
+        <w:t xml:space="preserve"> mreže</w:t>
       </w:r>
       <w:r>
         <w:t xml:space="preserve"> su implementirane na principu više uzastopnih slojeva gdje izlaz iz jednog sloja postaje ulaz u slijedeći sloj. </w:t>
       </w:r>
       <w:r>
-        <w:t xml:space="preserve"> Prvi slojevi se obično koriste za detekciju jednostavih oblika poput ivica</w:t>
+        <w:t xml:space="preserve"> Prvi slojevi se obično koriste za detekciju </w:t>
+      </w:r>
+      <w:proofErr w:type="spellStart"/>
+      <w:r>
+        <w:t>jednostavih</w:t>
+      </w:r>
+      <w:proofErr w:type="spellEnd"/>
+      <w:r>
+        <w:t xml:space="preserve"> oblika poput ivica</w:t>
       </w:r>
       <w:r>
         <w:t xml:space="preserve">, </w:t>
@@ -661,8 +1848,21 @@
       </w:r>
     </w:p>
     <w:p>
-      <w:r>
-        <w:t>Konvolucijske neuralne mreže koriste posebne slojeve pomoću kojih se efikasno dobijaju informacije iz podataka.</w:t>
+      <w:proofErr w:type="spellStart"/>
+      <w:r>
+        <w:t>Konvolucijske</w:t>
+      </w:r>
+      <w:proofErr w:type="spellEnd"/>
+      <w:r>
+        <w:t xml:space="preserve"> </w:t>
+      </w:r>
+      <w:proofErr w:type="spellStart"/>
+      <w:r>
+        <w:t>neuralne</w:t>
+      </w:r>
+      <w:proofErr w:type="spellEnd"/>
+      <w:r>
+        <w:t xml:space="preserve"> mreže koriste posebne slojeve pomoću kojih se efikasno dobijaju informacije iz podataka.</w:t>
       </w:r>
     </w:p>
     <w:p>
@@ -678,8 +1878,117 @@
           <w:numId w:val="6"/>
         </w:numPr>
       </w:pPr>
-      <w:r>
-        <w:t>konvolucijski slojevi, koriste filtere ili kernele koji prelaze preko čitave slike i pomoće njih traže neki jedostavan oblik bilo to ivica ili boja. Kako računar sliku vidi kao metricu brojeva, kernel također predstavlja jednu manju matricu obično 3x3. Data matrica u sadrži težine (weights) koje množi za vrijednostima matrice direktno ispod, sabira ih te kao rezultat nam daje jedan broj. Rezultat iz konvolucijskog sloja će predstavljati lokacije gdje imamo date oblike prisutne.</w:t>
+      <w:proofErr w:type="spellStart"/>
+      <w:r>
+        <w:t>konvolucijski</w:t>
+      </w:r>
+      <w:proofErr w:type="spellEnd"/>
+      <w:r>
+        <w:t xml:space="preserve"> slojevi</w:t>
+      </w:r>
+      <w:r>
+        <w:t>(</w:t>
+      </w:r>
+      <w:proofErr w:type="spellStart"/>
+      <w:r>
+        <w:t>eng</w:t>
+      </w:r>
+      <w:proofErr w:type="spellEnd"/>
+      <w:r>
+        <w:t xml:space="preserve">. </w:t>
+      </w:r>
+      <w:proofErr w:type="spellStart"/>
+      <w:r>
+        <w:t>Convolutional</w:t>
+      </w:r>
+      <w:proofErr w:type="spellEnd"/>
+      <w:r>
+        <w:t xml:space="preserve"> </w:t>
+      </w:r>
+      <w:proofErr w:type="spellStart"/>
+      <w:r>
+        <w:t>layer</w:t>
+      </w:r>
+      <w:proofErr w:type="spellEnd"/>
+      <w:r>
+        <w:t xml:space="preserve">) - </w:t>
+      </w:r>
+      <w:r>
+        <w:t xml:space="preserve">koriste filtere ili </w:t>
+      </w:r>
+      <w:proofErr w:type="spellStart"/>
+      <w:r>
+        <w:t>kernele</w:t>
+      </w:r>
+      <w:proofErr w:type="spellEnd"/>
+      <w:r>
+        <w:t xml:space="preserve"> koji prelaze preko čitave slike i </w:t>
+      </w:r>
+      <w:proofErr w:type="spellStart"/>
+      <w:r>
+        <w:t>pomoće</w:t>
+      </w:r>
+      <w:proofErr w:type="spellEnd"/>
+      <w:r>
+        <w:t xml:space="preserve"> njih traže neki </w:t>
+      </w:r>
+      <w:proofErr w:type="spellStart"/>
+      <w:r>
+        <w:t>jedostavan</w:t>
+      </w:r>
+      <w:proofErr w:type="spellEnd"/>
+      <w:r>
+        <w:t xml:space="preserve"> oblik </w:t>
+      </w:r>
+      <w:r>
+        <w:t>poput ivice</w:t>
+      </w:r>
+      <w:r>
+        <w:t>. Kako računar sliku vidi kao m</w:t>
+      </w:r>
+      <w:r>
+        <w:t>a</w:t>
+      </w:r>
+      <w:r>
+        <w:t xml:space="preserve">tricu brojeva, </w:t>
+      </w:r>
+      <w:proofErr w:type="spellStart"/>
+      <w:r>
+        <w:t>kernel</w:t>
+      </w:r>
+      <w:proofErr w:type="spellEnd"/>
+      <w:r>
+        <w:t xml:space="preserve"> također predstavlja jednu manju matricu obično 3x3. Data matrica sadrži težine</w:t>
+      </w:r>
+      <w:r>
+        <w:t xml:space="preserve"> </w:t>
+      </w:r>
+      <w:r>
+        <w:t xml:space="preserve">koje </w:t>
+      </w:r>
+      <w:proofErr w:type="spellStart"/>
+      <w:r>
+        <w:t>množi</w:t>
+      </w:r>
+      <w:proofErr w:type="spellEnd"/>
+      <w:r>
+        <w:t xml:space="preserve"> za vrijednostima matrice direktno ispod, </w:t>
+      </w:r>
+      <w:proofErr w:type="spellStart"/>
+      <w:r>
+        <w:t>sabira</w:t>
+      </w:r>
+      <w:proofErr w:type="spellEnd"/>
+      <w:r>
+        <w:t xml:space="preserve"> ih te kao rezultat nam daje jedan broj. Rezultat iz </w:t>
+      </w:r>
+      <w:proofErr w:type="spellStart"/>
+      <w:r>
+        <w:t>konvolucijskog</w:t>
+      </w:r>
+      <w:proofErr w:type="spellEnd"/>
+      <w:r>
+        <w:t xml:space="preserve"> sloja će predstavljati lokacije gdje imamo date oblike prisutne.</w:t>
       </w:r>
       <w:r>
         <w:t xml:space="preserve"> </w:t>
@@ -694,11 +2003,43 @@
         </w:numPr>
       </w:pPr>
       <w:r>
-        <w:t xml:space="preserve">aktivacijski slojevi - aktivacijski sloj obično koristi </w:t>
-      </w:r>
+        <w:t xml:space="preserve">aktivacijski slojevi </w:t>
+      </w:r>
+      <w:r>
+        <w:t>(</w:t>
+      </w:r>
+      <w:proofErr w:type="spellStart"/>
+      <w:r>
+        <w:t>eng</w:t>
+      </w:r>
+      <w:proofErr w:type="spellEnd"/>
+      <w:r>
+        <w:t xml:space="preserve">. </w:t>
+      </w:r>
+      <w:proofErr w:type="spellStart"/>
+      <w:r>
+        <w:t>Activation</w:t>
+      </w:r>
+      <w:proofErr w:type="spellEnd"/>
+      <w:r>
+        <w:t xml:space="preserve"> </w:t>
+      </w:r>
+      <w:proofErr w:type="spellStart"/>
+      <w:r>
+        <w:t>layer</w:t>
+      </w:r>
+      <w:proofErr w:type="spellEnd"/>
+      <w:r>
+        <w:t xml:space="preserve">) </w:t>
+      </w:r>
+      <w:r>
+        <w:t xml:space="preserve">- aktivacijski sloj obično koristi </w:t>
+      </w:r>
+      <w:proofErr w:type="spellStart"/>
       <w:r>
         <w:t>ReLU</w:t>
       </w:r>
+      <w:proofErr w:type="spellEnd"/>
       <w:r>
         <w:t xml:space="preserve"> aktivacijsku funkcija koja uvodi nelinearnost u sistem. Ona će slabe signale odbaciti a jače ostaviti (negativni vrijednost se preslikavaju u 0, dok pozitivni se ne diraju).</w:t>
       </w:r>
@@ -712,7 +2053,115 @@
         </w:numPr>
       </w:pPr>
       <w:r>
-        <w:t>pooling slojevi (slojevi sažimanja), kao i konvolucijski slojevi koriste filtere ili kernel koji prelazi preko čitave slike ali pooling sloj nam daje neku informaciju o datom prostoru i smanjuje dimenzije slike. Recimo, imamo max pooling sloj koji će preći preko datog dijela slike (npr. 2x2 kernel) i izvući samo najveću vrijednost. Time se smanjuje računarsko opterećenje, a zadržavamo najvažnije informacije.</w:t>
+        <w:t>Slojevi sažimanja (</w:t>
+      </w:r>
+      <w:proofErr w:type="spellStart"/>
+      <w:r>
+        <w:t>eng</w:t>
+      </w:r>
+      <w:proofErr w:type="spellEnd"/>
+      <w:r>
+        <w:t xml:space="preserve">. </w:t>
+      </w:r>
+      <w:proofErr w:type="spellStart"/>
+      <w:r>
+        <w:t>Pooling</w:t>
+      </w:r>
+      <w:proofErr w:type="spellEnd"/>
+      <w:r>
+        <w:t xml:space="preserve"> </w:t>
+      </w:r>
+      <w:proofErr w:type="spellStart"/>
+      <w:r>
+        <w:t>layer</w:t>
+      </w:r>
+      <w:proofErr w:type="spellEnd"/>
+      <w:r>
+        <w:t xml:space="preserve">) </w:t>
+      </w:r>
+      <w:r>
+        <w:t>-</w:t>
+      </w:r>
+      <w:r>
+        <w:t xml:space="preserve"> kao i </w:t>
+      </w:r>
+      <w:proofErr w:type="spellStart"/>
+      <w:r>
+        <w:t>konvolucijski</w:t>
+      </w:r>
+      <w:proofErr w:type="spellEnd"/>
+      <w:r>
+        <w:t xml:space="preserve"> slojevi koriste filter ili </w:t>
+      </w:r>
+      <w:proofErr w:type="spellStart"/>
+      <w:r>
+        <w:t>kernel</w:t>
+      </w:r>
+      <w:proofErr w:type="spellEnd"/>
+      <w:r>
+        <w:t xml:space="preserve"> koji prelazi preko čitave slike ali sloj </w:t>
+      </w:r>
+      <w:r>
+        <w:t xml:space="preserve">sažimanja </w:t>
+      </w:r>
+      <w:r>
+        <w:t xml:space="preserve">nam daje neku informaciju o </w:t>
+      </w:r>
+      <w:proofErr w:type="spellStart"/>
+      <w:r>
+        <w:t>datom</w:t>
+      </w:r>
+      <w:proofErr w:type="spellEnd"/>
+      <w:r>
+        <w:t xml:space="preserve"> prostoru i smanjuje dimenzije slike. Recimo, imamo </w:t>
+      </w:r>
+      <w:proofErr w:type="spellStart"/>
+      <w:r>
+        <w:t>max</w:t>
+      </w:r>
+      <w:proofErr w:type="spellEnd"/>
+      <w:r>
+        <w:t xml:space="preserve"> </w:t>
+      </w:r>
+      <w:proofErr w:type="spellStart"/>
+      <w:r>
+        <w:t>pooling</w:t>
+      </w:r>
+      <w:proofErr w:type="spellEnd"/>
+      <w:r>
+        <w:t xml:space="preserve"> sloj koji će preći preko </w:t>
+      </w:r>
+      <w:proofErr w:type="spellStart"/>
+      <w:r>
+        <w:t>datog</w:t>
+      </w:r>
+      <w:proofErr w:type="spellEnd"/>
+      <w:r>
+        <w:t xml:space="preserve"> dijela slike (npr. 2x2 </w:t>
+      </w:r>
+      <w:proofErr w:type="spellStart"/>
+      <w:r>
+        <w:t>kernel</w:t>
+      </w:r>
+      <w:proofErr w:type="spellEnd"/>
+      <w:r>
+        <w:t xml:space="preserve">) i izvući samo najveću vrijednost. Time se smanjuje računarsko </w:t>
+      </w:r>
+      <w:proofErr w:type="spellStart"/>
+      <w:r>
+        <w:t>opterećenje</w:t>
+      </w:r>
+      <w:proofErr w:type="spellEnd"/>
+      <w:r>
+        <w:t xml:space="preserve">, a </w:t>
+      </w:r>
+      <w:proofErr w:type="spellStart"/>
+      <w:r>
+        <w:t>zadržavamo</w:t>
+      </w:r>
+      <w:proofErr w:type="spellEnd"/>
+      <w:r>
+        <w:t xml:space="preserve"> najvažnije informacije.</w:t>
       </w:r>
     </w:p>
     <w:p>
@@ -724,23 +2173,145 @@
         </w:numPr>
       </w:pPr>
       <w:r>
-        <w:t>potpuno povezani slojevi, kao što smo imali i u osnovnim neuralnim mrežama potpuno povezani slojevi će doći na kraju mreže. Oni nam tada mogu uzeti sve informacije o slici koje smo prethodno dobili i donijeti finalnu odluku, recimo da li se na slici nalazi maligno ili benigno tkivo.</w:t>
-      </w:r>
-    </w:p>
-    <w:p>
-      <w:r>
-        <w:t>Najveća razlika izmežu običnih neuralnih mreža i konvolucijskih mreža jeste arhitektura. Obične neuralne mreže sadrže isključivo potpuno povezani slojeve dok konvolucijske mreže sadrže konvolucijske, pooling i potpuno povezane slojeve.</w:t>
-      </w:r>
-    </w:p>
-    <w:p>
-      <w:r>
-        <w:t>Konvolucijske neuralne mreže su se pokazale kao veoma efikasne za riješavanje problema gdje su podaci strukturirani u grid</w:t>
-      </w:r>
-      <w:r>
-        <w:t xml:space="preserve"> ili matricu</w:t>
-      </w:r>
-      <w:r>
-        <w:t xml:space="preserve"> poput slika ali su se pokazale efkiasne i za različite vrste problema poput: </w:t>
+        <w:t>potpuno povezani slojevi</w:t>
+      </w:r>
+      <w:r>
+        <w:t>(</w:t>
+      </w:r>
+      <w:proofErr w:type="spellStart"/>
+      <w:r>
+        <w:t>eng.Fully</w:t>
+      </w:r>
+      <w:proofErr w:type="spellEnd"/>
+      <w:r>
+        <w:t xml:space="preserve"> </w:t>
+      </w:r>
+      <w:proofErr w:type="spellStart"/>
+      <w:r>
+        <w:t>connected</w:t>
+      </w:r>
+      <w:proofErr w:type="spellEnd"/>
+      <w:r>
+        <w:t xml:space="preserve"> </w:t>
+      </w:r>
+      <w:proofErr w:type="spellStart"/>
+      <w:r>
+        <w:t>layer</w:t>
+      </w:r>
+      <w:proofErr w:type="spellEnd"/>
+      <w:r>
+        <w:t>)</w:t>
+      </w:r>
+      <w:r>
+        <w:t xml:space="preserve">, kao što smo imali i u osnovnim </w:t>
+      </w:r>
+      <w:proofErr w:type="spellStart"/>
+      <w:r>
+        <w:t>neuralnim</w:t>
+      </w:r>
+      <w:proofErr w:type="spellEnd"/>
+      <w:r>
+        <w:t xml:space="preserve"> mrežama potpuno povezani slojevi će doći na kraju mreže. Oni nam tada mogu uzeti sve informacije o slici koje smo prethodno dobili i donijeti finalnu odluku, recimo da li se na slici nalazi maligno ili benigno tkivo.</w:t>
+      </w:r>
+    </w:p>
+    <w:p>
+      <w:r>
+        <w:t xml:space="preserve">Najveća razlika </w:t>
+      </w:r>
+      <w:proofErr w:type="spellStart"/>
+      <w:r>
+        <w:t>izmežu</w:t>
+      </w:r>
+      <w:proofErr w:type="spellEnd"/>
+      <w:r>
+        <w:t xml:space="preserve"> običnih </w:t>
+      </w:r>
+      <w:proofErr w:type="spellStart"/>
+      <w:r>
+        <w:t>neuralnih</w:t>
+      </w:r>
+      <w:proofErr w:type="spellEnd"/>
+      <w:r>
+        <w:t xml:space="preserve"> mreža i </w:t>
+      </w:r>
+      <w:proofErr w:type="spellStart"/>
+      <w:r>
+        <w:t>konvolucijskih</w:t>
+      </w:r>
+      <w:proofErr w:type="spellEnd"/>
+      <w:r>
+        <w:t xml:space="preserve"> mreža jeste arhitektura. Obične </w:t>
+      </w:r>
+      <w:proofErr w:type="spellStart"/>
+      <w:r>
+        <w:t>neuralne</w:t>
+      </w:r>
+      <w:proofErr w:type="spellEnd"/>
+      <w:r>
+        <w:t xml:space="preserve"> mreže sadrže isključivo potpuno povezani slojeve dok </w:t>
+      </w:r>
+      <w:proofErr w:type="spellStart"/>
+      <w:r>
+        <w:t>konvolucijske</w:t>
+      </w:r>
+      <w:proofErr w:type="spellEnd"/>
+      <w:r>
+        <w:t xml:space="preserve"> mreže sadrže </w:t>
+      </w:r>
+      <w:proofErr w:type="spellStart"/>
+      <w:r>
+        <w:t>konvolucijske</w:t>
+      </w:r>
+      <w:proofErr w:type="spellEnd"/>
+      <w:r>
+        <w:t xml:space="preserve">, </w:t>
+      </w:r>
+      <w:proofErr w:type="spellStart"/>
+      <w:r>
+        <w:t>pooling</w:t>
+      </w:r>
+      <w:proofErr w:type="spellEnd"/>
+      <w:r>
+        <w:t xml:space="preserve"> i potpuno povezane slojeve.</w:t>
+      </w:r>
+    </w:p>
+    <w:p>
+      <w:proofErr w:type="spellStart"/>
+      <w:r>
+        <w:t>Konvolucijske</w:t>
+      </w:r>
+      <w:proofErr w:type="spellEnd"/>
+      <w:r>
+        <w:t xml:space="preserve"> </w:t>
+      </w:r>
+      <w:proofErr w:type="spellStart"/>
+      <w:r>
+        <w:t>neuralne</w:t>
+      </w:r>
+      <w:proofErr w:type="spellEnd"/>
+      <w:r>
+        <w:t xml:space="preserve"> mreže su se pokazale kao veoma efikasne za </w:t>
+      </w:r>
+      <w:r>
+        <w:t>rješavanje</w:t>
+      </w:r>
+      <w:r>
+        <w:t xml:space="preserve"> problema gdje su podaci strukturirani u </w:t>
+      </w:r>
+      <w:r>
+        <w:t>matricu</w:t>
+      </w:r>
+      <w:r>
+        <w:t xml:space="preserve"> </w:t>
+      </w:r>
+      <w:r>
+        <w:t xml:space="preserve">poput slika ali su se pokazale </w:t>
+      </w:r>
+      <w:r>
+        <w:t>efikasn</w:t>
+      </w:r>
+      <w:r>
+        <w:t xml:space="preserve">e i za različite vrste problema poput: </w:t>
       </w:r>
     </w:p>
     <w:p>
@@ -752,7 +2323,40 @@
         </w:numPr>
       </w:pPr>
       <w:r>
-        <w:t>NLP (Natural Language Processing) problemi, gdje se tekst posmatra kao 1D slika, te CNN mogu analizirati sentiment teksta kao i prevod.</w:t>
+        <w:t>NLP (</w:t>
+      </w:r>
+      <w:proofErr w:type="spellStart"/>
+      <w:r>
+        <w:t>eng</w:t>
+      </w:r>
+      <w:proofErr w:type="spellEnd"/>
+      <w:r>
+        <w:t xml:space="preserve">. </w:t>
+      </w:r>
+      <w:r>
+        <w:t xml:space="preserve">Natural </w:t>
+      </w:r>
+      <w:proofErr w:type="spellStart"/>
+      <w:r>
+        <w:t>Language</w:t>
+      </w:r>
+      <w:proofErr w:type="spellEnd"/>
+      <w:r>
+        <w:t xml:space="preserve"> Processing) problemi,</w:t>
+      </w:r>
+      <w:r>
+        <w:t xml:space="preserve"> -</w:t>
+      </w:r>
+      <w:r>
+        <w:t xml:space="preserve">gdje se tekst </w:t>
+      </w:r>
+      <w:proofErr w:type="spellStart"/>
+      <w:r>
+        <w:t>posmatra</w:t>
+      </w:r>
+      <w:proofErr w:type="spellEnd"/>
+      <w:r>
+        <w:t xml:space="preserve"> kao 1D slika, te CNN mogu analizirati sentiment teksta kao i prevod.</w:t>
       </w:r>
     </w:p>
     <w:p>
@@ -764,7 +2368,13 @@
         </w:numPr>
       </w:pPr>
       <w:r>
-        <w:t>Analiza medicinskih slika, gdje se koriste za detekciju anomalija koje mogu predstavljati bolest.</w:t>
+        <w:t>Analiza medicinskih slika</w:t>
+      </w:r>
+      <w:r>
+        <w:t xml:space="preserve"> -</w:t>
+      </w:r>
+      <w:r>
+        <w:t xml:space="preserve"> gdje se koriste za detekciju anomalija koje mogu predstavljati bolest.</w:t>
       </w:r>
     </w:p>
     <w:p>
@@ -776,60 +2386,115 @@
         </w:numPr>
       </w:pPr>
       <w:r>
+        <w:t>Finansijsko modeliranje</w:t>
+      </w:r>
+      <w:r>
+        <w:t xml:space="preserve"> </w:t>
+      </w:r>
+      <w:r>
+        <w:t>-</w:t>
+      </w:r>
+      <w:r>
+        <w:t xml:space="preserve"> gdje se finansijski podaci tretiraju kao 1D slike, a CNN se mogu koristiti za prepoznavanje anomalija i </w:t>
+      </w:r>
+      <w:proofErr w:type="spellStart"/>
+      <w:r>
+        <w:t>predviđanje</w:t>
+      </w:r>
+      <w:proofErr w:type="spellEnd"/>
+      <w:r>
+        <w:t xml:space="preserve"> trendova.</w:t>
+      </w:r>
+    </w:p>
+    <w:p>
+      <w:pPr>
+        <w:pStyle w:val="Naslov3"/>
+      </w:pPr>
+      <w:proofErr w:type="spellStart"/>
+      <w:r>
         <w:lastRenderedPageBreak/>
-        <w:t>Finansijsko modeliranje, gdje se finansijski podaci tretiraju kao 1D slike, a CNN se mogu koristiti za prepoznavanje anomalija i predviđanje trendova.</w:t>
-      </w:r>
-    </w:p>
+        <w:t>PyTorch</w:t>
+      </w:r>
+      <w:proofErr w:type="spellEnd"/>
+      <w:r>
+        <w:t xml:space="preserve"> </w:t>
+      </w:r>
+      <w:proofErr w:type="spellStart"/>
+      <w:r>
+        <w:t>vs</w:t>
+      </w:r>
+      <w:proofErr w:type="spellEnd"/>
+      <w:r>
+        <w:t xml:space="preserve">. </w:t>
+      </w:r>
+      <w:proofErr w:type="spellStart"/>
+      <w:r>
+        <w:t>TorchSharp</w:t>
+      </w:r>
+      <w:proofErr w:type="spellEnd"/>
+    </w:p>
+    <w:p/>
+    <w:p/>
+    <w:p/>
+    <w:p/>
+    <w:p/>
+    <w:p/>
+    <w:p/>
+    <w:p/>
+    <w:p/>
+    <w:p/>
+    <w:p/>
+    <w:p/>
+    <w:p/>
+    <w:p/>
+    <w:p/>
+    <w:p/>
+    <w:p/>
+    <w:p/>
+    <w:p/>
+    <w:p/>
+    <w:p/>
+    <w:p/>
+    <w:p/>
+    <w:p/>
+    <w:p/>
+    <w:p/>
+    <w:p/>
+    <w:p/>
     <w:p>
       <w:pPr>
         <w:pStyle w:val="Naslov3"/>
       </w:pPr>
       <w:r>
-        <w:t>PyTorch vs. TorchSharp</w:t>
-      </w:r>
-    </w:p>
-    <w:p/>
-    <w:p/>
-    <w:p/>
-    <w:p/>
-    <w:p/>
-    <w:p/>
-    <w:p/>
-    <w:p/>
-    <w:p/>
-    <w:p/>
-    <w:p/>
-    <w:p/>
-    <w:p/>
-    <w:p/>
-    <w:p/>
-    <w:p/>
-    <w:p/>
-    <w:p/>
-    <w:p/>
-    <w:p/>
-    <w:p/>
-    <w:p/>
-    <w:p/>
-    <w:p/>
-    <w:p/>
-    <w:p/>
-    <w:p/>
-    <w:p/>
-    <w:p>
-      <w:pPr>
-        <w:pStyle w:val="Naslov3"/>
-      </w:pPr>
-      <w:r>
+        <w:lastRenderedPageBreak/>
         <w:t>Metrike modela</w:t>
       </w:r>
     </w:p>
     <w:p>
       <w:r>
-        <w:t xml:space="preserve">Da bismo mogli pravilno procjeniti mane i prednosti treniranja i korištenja modela u </w:t>
-      </w:r>
-      <w:r>
-        <w:t>Python i .NET okruženju,</w:t>
+        <w:t xml:space="preserve">Da bismo mogli pravilno </w:t>
+      </w:r>
+      <w:r>
+        <w:t>procijeniti</w:t>
+      </w:r>
+      <w:r>
+        <w:t xml:space="preserve"> mane i prednosti treniranja i korištenja modela u </w:t>
+      </w:r>
+      <w:proofErr w:type="spellStart"/>
+      <w:r>
+        <w:t>Python</w:t>
+      </w:r>
+      <w:proofErr w:type="spellEnd"/>
+      <w:r>
+        <w:t xml:space="preserve"> i .NET </w:t>
+      </w:r>
+      <w:proofErr w:type="spellStart"/>
+      <w:r>
+        <w:t>okruženjima</w:t>
+      </w:r>
+      <w:proofErr w:type="spellEnd"/>
+      <w:r>
+        <w:t>,</w:t>
       </w:r>
       <w:r>
         <w:t xml:space="preserve"> </w:t>
@@ -850,10 +2515,13 @@
         <w:t xml:space="preserve">koje će nam dati više informacija o </w:t>
       </w:r>
       <w:r>
-        <w:t>procesu treniranje</w:t>
-      </w:r>
-      <w:r>
-        <w:t xml:space="preserve"> i tačnosti samog modela</w:t>
+        <w:t>procesu treniranj</w:t>
+      </w:r>
+      <w:r>
+        <w:t xml:space="preserve">a </w:t>
+      </w:r>
+      <w:r>
+        <w:t>i tačnosti samog modela</w:t>
       </w:r>
       <w:r>
         <w:t>.</w:t>
@@ -861,50 +2529,86 @@
     </w:p>
     <w:p/>
     <w:p>
-      <w:pPr>
-        <w:rPr>
-          <w:b/>
-          <w:bCs/>
-        </w:rPr>
-      </w:pPr>
-      <w:r>
-        <w:rPr>
-          <w:b/>
-          <w:bCs/>
-        </w:rPr>
+      <w:r>
         <w:t>Brzina treniranja</w:t>
       </w:r>
     </w:p>
     <w:p>
       <w:r>
-        <w:t>Prva metrika koju ćemo analizirati jeste brzina treniranja. Prilikom treniranja neuralnih mreža obično se koriste GPU jedinice</w:t>
-      </w:r>
-      <w:r>
-        <w:t xml:space="preserve"> (Graphics Processing Units).</w:t>
-      </w:r>
-      <w:r>
-        <w:t xml:space="preserve"> GPU jedinice omogućavaju izvršavanje velikog broja operacija istovremeno poput množenja matrica</w:t>
+        <w:t xml:space="preserve">Prva metrika koju ćemo analizirati jeste brzina treniranja. Prilikom treniranja </w:t>
+      </w:r>
+      <w:proofErr w:type="spellStart"/>
+      <w:r>
+        <w:t>neuralnih</w:t>
+      </w:r>
+      <w:proofErr w:type="spellEnd"/>
+      <w:r>
+        <w:t xml:space="preserve"> mreža obično se koriste GPU jedinice</w:t>
+      </w:r>
+      <w:r>
+        <w:t xml:space="preserve"> (</w:t>
+      </w:r>
+      <w:proofErr w:type="spellStart"/>
+      <w:r>
+        <w:t>eng</w:t>
+      </w:r>
+      <w:proofErr w:type="spellEnd"/>
+      <w:r>
+        <w:t xml:space="preserve">. </w:t>
+      </w:r>
+      <w:proofErr w:type="spellStart"/>
+      <w:r>
+        <w:t>Graphics</w:t>
+      </w:r>
+      <w:proofErr w:type="spellEnd"/>
+      <w:r>
+        <w:t xml:space="preserve"> Processing </w:t>
+      </w:r>
+      <w:proofErr w:type="spellStart"/>
+      <w:r>
+        <w:t>Units</w:t>
+      </w:r>
+      <w:proofErr w:type="spellEnd"/>
+      <w:r>
+        <w:t>).</w:t>
+      </w:r>
+      <w:r>
+        <w:t xml:space="preserve"> GPU jedinice </w:t>
+      </w:r>
+      <w:proofErr w:type="spellStart"/>
+      <w:r>
+        <w:t>omogućavaju</w:t>
+      </w:r>
+      <w:proofErr w:type="spellEnd"/>
+      <w:r>
+        <w:t xml:space="preserve"> </w:t>
+      </w:r>
+      <w:proofErr w:type="spellStart"/>
+      <w:r>
+        <w:t>izvršavanje</w:t>
+      </w:r>
+      <w:proofErr w:type="spellEnd"/>
+      <w:r>
+        <w:t xml:space="preserve"> velikog broja operacija istovremeno poput </w:t>
+      </w:r>
+      <w:proofErr w:type="spellStart"/>
+      <w:r>
+        <w:t>množenja</w:t>
+      </w:r>
+      <w:proofErr w:type="spellEnd"/>
+      <w:r>
+        <w:t xml:space="preserve"> matrica</w:t>
       </w:r>
       <w:r>
         <w:t xml:space="preserve"> koje su ključne za treniranje kompleksnih modela</w:t>
       </w:r>
       <w:r>
-        <w:t xml:space="preserve">. Zbog toga treniranje će se raditi na NVIDIA GeForce RTX 5070 grafičkoj kartici. </w:t>
-      </w:r>
-    </w:p>
-    <w:p/>
-    <w:p>
-      <w:pPr>
-        <w:rPr>
-          <w:b/>
-          <w:bCs/>
-        </w:rPr>
-      </w:pPr>
-      <w:r>
-        <w:rPr>
-          <w:b/>
-          <w:bCs/>
-        </w:rPr>
+        <w:t xml:space="preserve">. </w:t>
+      </w:r>
+    </w:p>
+    <w:p/>
+    <w:p>
+      <w:r>
         <w:t>Klasifikacijske metrike</w:t>
       </w:r>
     </w:p>
@@ -913,7 +2617,15 @@
         <w:t xml:space="preserve">Da </w:t>
       </w:r>
       <w:r>
-        <w:t>bismo procijenili koliko je naš model pouzdan, koristimo metrike kao što su: preciznost, odziv i F1 skor. Za dobijanje ovih metrika prvo moramo definisati osnovne komponente klasifikacije</w:t>
+        <w:t xml:space="preserve">bismo procijenili koliko je naš model pouzdan, koristimo metrike kao što su: preciznost, odziv i F1 skor. Za </w:t>
+      </w:r>
+      <w:proofErr w:type="spellStart"/>
+      <w:r>
+        <w:t>dobijanje</w:t>
+      </w:r>
+      <w:proofErr w:type="spellEnd"/>
+      <w:r>
+        <w:t xml:space="preserve"> ovih metrika prvo moramo definisati osnovne komponente klasifikacije</w:t>
       </w:r>
       <w:r>
         <w:t>.</w:t>
@@ -928,7 +2640,46 @@
         </w:numPr>
       </w:pPr>
       <w:r>
-        <w:t>TP (True Positive - stvarno pozitivan): Predstavlja broj primjera gdje je naš model ispravno predvidio da je primjer maligni karcinom</w:t>
+        <w:t>TP (</w:t>
+      </w:r>
+      <w:r>
+        <w:t>stvarno pozitivan</w:t>
+      </w:r>
+      <w:r>
+        <w:t xml:space="preserve"> - </w:t>
+      </w:r>
+      <w:proofErr w:type="spellStart"/>
+      <w:r>
+        <w:t>eng</w:t>
+      </w:r>
+      <w:proofErr w:type="spellEnd"/>
+      <w:r>
+        <w:t xml:space="preserve">. </w:t>
+      </w:r>
+      <w:proofErr w:type="spellStart"/>
+      <w:r>
+        <w:t>True</w:t>
+      </w:r>
+      <w:proofErr w:type="spellEnd"/>
+      <w:r>
+        <w:t xml:space="preserve"> </w:t>
+      </w:r>
+      <w:proofErr w:type="spellStart"/>
+      <w:r>
+        <w:t>Positive</w:t>
+      </w:r>
+      <w:proofErr w:type="spellEnd"/>
+      <w:r>
+        <w:t>)</w:t>
+      </w:r>
+      <w:r>
+        <w:t xml:space="preserve"> -</w:t>
+      </w:r>
+      <w:r>
+        <w:t xml:space="preserve"> Predstavlja broj primjera gdje je naš model ispravno predvidio</w:t>
+      </w:r>
+      <w:r>
+        <w:t xml:space="preserve"> pozitivnu klasu (za dati rad je to maligno tkivo)</w:t>
       </w:r>
       <w:r>
         <w:t>.</w:t>
@@ -948,7 +2699,47 @@
         </w:numPr>
       </w:pPr>
       <w:r>
-        <w:t>FP (False Positive - lažno pozitivan): Predstavlja broj primjera gdje je naš model predvidio da je primjer maligni karcinom, ali je pogriješio (lažna uzbuna).</w:t>
+        <w:t>FP (</w:t>
+      </w:r>
+      <w:r>
+        <w:t>lažno pozitivan</w:t>
+      </w:r>
+      <w:r>
+        <w:t xml:space="preserve"> </w:t>
+      </w:r>
+      <w:r>
+        <w:t xml:space="preserve">- </w:t>
+      </w:r>
+      <w:proofErr w:type="spellStart"/>
+      <w:r>
+        <w:t>eng.</w:t>
+      </w:r>
+      <w:r>
+        <w:t>False</w:t>
+      </w:r>
+      <w:proofErr w:type="spellEnd"/>
+      <w:r>
+        <w:t xml:space="preserve"> </w:t>
+      </w:r>
+      <w:proofErr w:type="spellStart"/>
+      <w:r>
+        <w:t>Positive</w:t>
+      </w:r>
+      <w:proofErr w:type="spellEnd"/>
+      <w:r>
+        <w:t>)</w:t>
+      </w:r>
+      <w:r>
+        <w:t xml:space="preserve"> -</w:t>
+      </w:r>
+      <w:r>
+        <w:t xml:space="preserve"> Predstavlja broj primjera gdje je naš model predvidio da je</w:t>
+      </w:r>
+      <w:r>
+        <w:t xml:space="preserve"> pozitivna klasa</w:t>
+      </w:r>
+      <w:r>
+        <w:t>, ali je pogriješio (lažna uzbuna).</w:t>
       </w:r>
     </w:p>
     <w:p>
@@ -965,19 +2756,72 @@
         </w:numPr>
       </w:pPr>
       <w:r>
-        <w:t>FN (False Negative - lažno negativan): Predstavlja broj primjera gdje pacijent zaista ima maligni karcinom, ali je model pogriješio i predvidio da ga nema.</w:t>
-      </w:r>
-    </w:p>
-    <w:p/>
-    <w:p>
-      <w:r>
-        <w:t xml:space="preserve">Sa datim </w:t>
+        <w:t>FN (</w:t>
+      </w:r>
+      <w:r>
+        <w:t>lažno negativan</w:t>
+      </w:r>
+      <w:r>
+        <w:t xml:space="preserve"> </w:t>
+      </w:r>
+      <w:r>
+        <w:t xml:space="preserve">- </w:t>
+      </w:r>
+      <w:proofErr w:type="spellStart"/>
+      <w:r>
+        <w:t>eng</w:t>
+      </w:r>
+      <w:proofErr w:type="spellEnd"/>
+      <w:r>
+        <w:t xml:space="preserve">. </w:t>
+      </w:r>
+      <w:proofErr w:type="spellStart"/>
+      <w:r>
+        <w:t>False</w:t>
+      </w:r>
+      <w:proofErr w:type="spellEnd"/>
+      <w:r>
+        <w:t xml:space="preserve"> Negative)</w:t>
+      </w:r>
+      <w:r>
+        <w:t xml:space="preserve"> - </w:t>
+      </w:r>
+      <w:r>
+        <w:t>Predstavlja broj primjera gdje</w:t>
+      </w:r>
+      <w:r>
+        <w:t xml:space="preserve"> je klasa bila pozitivna</w:t>
+      </w:r>
+      <w:r>
+        <w:t>, ali je model pogriješio.</w:t>
+      </w:r>
+    </w:p>
+    <w:p/>
+    <w:p>
+      <w:r>
+        <w:t xml:space="preserve">Sa </w:t>
+      </w:r>
+      <w:proofErr w:type="spellStart"/>
+      <w:r>
+        <w:t>datim</w:t>
+      </w:r>
+      <w:proofErr w:type="spellEnd"/>
+      <w:r>
+        <w:t xml:space="preserve"> </w:t>
       </w:r>
       <w:r>
         <w:t>komponentama</w:t>
       </w:r>
       <w:r>
-        <w:t xml:space="preserve"> možemo definisati par metrika koje ćemo koristiti prilikom poređenja modela.</w:t>
+        <w:t xml:space="preserve"> možemo definisati par metrika koje ćemo koristiti prilikom </w:t>
+      </w:r>
+      <w:proofErr w:type="spellStart"/>
+      <w:r>
+        <w:t>poređenja</w:t>
+      </w:r>
+      <w:proofErr w:type="spellEnd"/>
+      <w:r>
+        <w:t xml:space="preserve"> modela.</w:t>
       </w:r>
     </w:p>
     <w:p>
@@ -992,7 +2836,15 @@
         <w:t>Preciznost</w:t>
       </w:r>
       <w:r>
-        <w:t>(Precision)</w:t>
+        <w:t>(</w:t>
+      </w:r>
+      <w:proofErr w:type="spellStart"/>
+      <w:r>
+        <w:t>Precision</w:t>
+      </w:r>
+      <w:proofErr w:type="spellEnd"/>
+      <w:r>
+        <w:t>)</w:t>
       </w:r>
       <w:r>
         <w:t>. Računa se pomoću formule</w:t>
@@ -1064,7 +2916,24 @@
         <w:ind w:left="720"/>
       </w:pPr>
       <w:r>
-        <w:t>Preciznost nam govori koliko često naš model daje lažne uzbune, odnosno koliko često vidi maligni karcinom kada on zapravo nije tu. Želimo da ova vrijednost bude što bliža broju 1.</w:t>
+        <w:t xml:space="preserve">Preciznost nam govori koliko često naš model daje lažne uzbune, odnosno koliko često </w:t>
+      </w:r>
+      <w:proofErr w:type="spellStart"/>
+      <w:r>
+        <w:t>predviđa</w:t>
+      </w:r>
+      <w:proofErr w:type="spellEnd"/>
+      <w:r>
+        <w:t xml:space="preserve"> pozitivnu klasu </w:t>
+      </w:r>
+      <w:r>
+        <w:t>kada</w:t>
+      </w:r>
+      <w:r>
+        <w:t xml:space="preserve"> i griješi</w:t>
+      </w:r>
+      <w:r>
+        <w:t>. Želimo da ova vrijednost bude što bliža broju 1.</w:t>
       </w:r>
     </w:p>
     <w:p/>
@@ -1104,7 +2973,6 @@
             <w:rPr>
               <w:rFonts w:ascii="Cambria Math" w:hAnsi="Cambria Math" w:cs="Cambria Math"/>
             </w:rPr>
-            <w:lastRenderedPageBreak/>
             <m:t>Odziv</m:t>
           </m:r>
           <m:r>
@@ -1160,7 +3028,17 @@
         <w:pStyle w:val="Paragrafspiska"/>
       </w:pPr>
       <w:r>
-        <w:t>Odziv nam govori koliko stvarnih slučajeva karcinoma naš model propusti da prepozna. U medicinskoj dijagnostici, ovaj broj želimo da je što bliži 1.</w:t>
+        <w:lastRenderedPageBreak/>
+        <w:t>Odziv nam govori koliko</w:t>
+      </w:r>
+      <w:r>
+        <w:t xml:space="preserve"> naš model ne uspije da prepozna pozitivan slučaj</w:t>
+      </w:r>
+      <w:r>
+        <w:t xml:space="preserve">. </w:t>
+      </w:r>
+      <w:r>
+        <w:t>Odziv također želimo da je što bliže 1.</w:t>
       </w:r>
     </w:p>
     <w:p>
@@ -1258,7 +3136,15 @@
         <w:pStyle w:val="Paragrafspiska"/>
       </w:pPr>
       <w:r>
-        <w:t xml:space="preserve">F1 Skor predstavlja harmonijsku sredinu između preciznosti i odziva. Ova metrika nam služi da procijenimo koliko je naš model generalno dobar i balansiran, jer kažnjava modele koji žrtvuju preciznost </w:t>
+        <w:t xml:space="preserve">F1 Skor predstavlja harmonijsku sredinu između preciznosti i odziva. Ova metrika nam služi da procijenimo koliko je naš model generalno dobar i balansiran, jer </w:t>
+      </w:r>
+      <w:proofErr w:type="spellStart"/>
+      <w:r>
+        <w:t>kažnjava</w:t>
+      </w:r>
+      <w:proofErr w:type="spellEnd"/>
+      <w:r>
+        <w:t xml:space="preserve"> modele koji žrtvuju preciznost </w:t>
       </w:r>
       <w:r>
         <w:t>za</w:t>
@@ -1296,7 +3182,24 @@
     </w:p>
     <w:p>
       <w:r>
-        <w:t>Navedene metrike su veoma korisne, ali se standardno računaju za pojedinačne klase. Kako se naš problem sastoji od 3 klase (normalno, benigno, maligno), moramo uvesti metrike koje sumiraju performanse kroz sve tri klase istovremeno.</w:t>
+        <w:t xml:space="preserve">Navedene metrike su veoma korisne, ali se standardno računaju za pojedinačne klase. </w:t>
+      </w:r>
+      <w:r>
+        <w:t xml:space="preserve">Dati rad </w:t>
+      </w:r>
+      <w:proofErr w:type="spellStart"/>
+      <w:r>
+        <w:t>posmatra</w:t>
+      </w:r>
+      <w:proofErr w:type="spellEnd"/>
+      <w:r>
+        <w:t xml:space="preserve"> problem </w:t>
+      </w:r>
+      <w:r>
+        <w:t xml:space="preserve">koji se </w:t>
+      </w:r>
+      <w:r>
+        <w:t>sastoji od 3 klase (normalno, benigno, maligno), moramo uvesti metrike koje sumiraju performanse kroz sve tri klase istovremeno.</w:t>
       </w:r>
     </w:p>
     <w:p/>
@@ -1312,13 +3215,29 @@
         <w:t>Makro metrike</w:t>
       </w:r>
       <w:r>
-        <w:t xml:space="preserve"> (Macro-Averaging)</w:t>
+        <w:t xml:space="preserve"> (</w:t>
+      </w:r>
+      <w:proofErr w:type="spellStart"/>
+      <w:r>
+        <w:t>Macro-Averaging</w:t>
+      </w:r>
+      <w:proofErr w:type="spellEnd"/>
+      <w:r>
+        <w:t>)</w:t>
       </w:r>
       <w:r>
         <w:t xml:space="preserve">. </w:t>
       </w:r>
       <w:r>
-        <w:t>Makro metrike se dobijaju izračunavanjem metrika za svaku pojedinačnu klasu, a zatim pronalaženjem njihovog aritmetičkog prosjeka:</w:t>
+        <w:t xml:space="preserve">Makro metrike se dobijaju </w:t>
+      </w:r>
+      <w:proofErr w:type="spellStart"/>
+      <w:r>
+        <w:t>izračunavanjem</w:t>
+      </w:r>
+      <w:proofErr w:type="spellEnd"/>
+      <w:r>
+        <w:t xml:space="preserve"> metrika za svaku pojedinačnu klasu, a zatim pronalaženjem njihovog aritmetičkog prosjeka:</w:t>
       </w:r>
     </w:p>
     <w:p>
@@ -1472,7 +3391,23 @@
         <w:ind w:left="720"/>
       </w:pPr>
       <w:r>
-        <w:t>Makro metrike tretiraju svaku klasu jednako, nezavisno od broja primjera u toj klasi. Kako naš skup podataka (dataset) ima nejednak broj primjera između klasa, ove metrike će nam biti najvažnije za posmatranje.</w:t>
+        <w:t>Makro metrike tretiraju svaku klasu jednako, nezavisno od broja primjera u toj klasi. Kako naš skup podataka (</w:t>
+      </w:r>
+      <w:proofErr w:type="spellStart"/>
+      <w:r>
+        <w:t>dataset</w:t>
+      </w:r>
+      <w:proofErr w:type="spellEnd"/>
+      <w:r>
+        <w:t xml:space="preserve">) ima nejednak broj primjera između klasa, ove metrike će nam biti najvažnije za </w:t>
+      </w:r>
+      <w:proofErr w:type="spellStart"/>
+      <w:r>
+        <w:t>posmatranje</w:t>
+      </w:r>
+      <w:proofErr w:type="spellEnd"/>
+      <w:r>
+        <w:t>.</w:t>
       </w:r>
     </w:p>
     <w:p>
@@ -1492,13 +3427,29 @@
         <w:t>Težinske metrike</w:t>
       </w:r>
       <w:r>
-        <w:t xml:space="preserve"> (Weighted-Averaging)</w:t>
+        <w:t xml:space="preserve"> (</w:t>
+      </w:r>
+      <w:proofErr w:type="spellStart"/>
+      <w:r>
+        <w:t>Weighted-Averaging</w:t>
+      </w:r>
+      <w:proofErr w:type="spellEnd"/>
+      <w:r>
+        <w:t>)</w:t>
       </w:r>
       <w:r>
         <w:t xml:space="preserve">. </w:t>
       </w:r>
       <w:r>
-        <w:t>Težinske metrike se računaju tako što se metrika svake pojedinačne klase pomnoži sa brojem primjera iz te klase, te se sve sabere i podijeli sa ukupnim brojem primjera u skupu podataka:</w:t>
+        <w:t xml:space="preserve">Težinske metrike se računaju tako što se metrika svake pojedinačne klase </w:t>
+      </w:r>
+      <w:proofErr w:type="spellStart"/>
+      <w:r>
+        <w:t>pomnoži</w:t>
+      </w:r>
+      <w:proofErr w:type="spellEnd"/>
+      <w:r>
+        <w:t xml:space="preserve"> sa brojem primjera iz te klase, te se sve sabere i podijeli sa ukupnim brojem primjera u skupu podataka:</w:t>
       </w:r>
     </w:p>
     <w:p>
@@ -1854,45 +3805,58 @@
         <w:t xml:space="preserve"> klasu gdje imamo 10000 primjera te jako malu preciznost za </w:t>
       </w:r>
       <w:r>
+        <w:t xml:space="preserve">drugu </w:t>
+      </w:r>
+      <w:r>
+        <w:t>klasu</w:t>
+      </w:r>
+      <w:r>
+        <w:t xml:space="preserve"> </w:t>
+      </w:r>
+      <w:r>
+        <w:t>(</w:t>
+      </w:r>
+      <w:r>
+        <w:t xml:space="preserve">koja nam je </w:t>
+      </w:r>
+      <w:r>
+        <w:t>važnij</w:t>
+      </w:r>
+      <w:r>
+        <w:t>a</w:t>
+      </w:r>
+      <w:r>
+        <w:t xml:space="preserve">) recimo 10% težinska preciznost će </w:t>
+      </w:r>
+      <w:proofErr w:type="spellStart"/>
+      <w:r>
+        <w:t>idalje</w:t>
+      </w:r>
+      <w:proofErr w:type="spellEnd"/>
+      <w:r>
+        <w:t xml:space="preserve"> </w:t>
+      </w:r>
+      <w:r>
+        <w:t xml:space="preserve">biti blizu 100%. </w:t>
+      </w:r>
+      <w:r>
+        <w:t xml:space="preserve">Zbog ovog efekta maskiranja slabe preciznosti na </w:t>
+      </w:r>
+      <w:proofErr w:type="spellStart"/>
+      <w:r>
+        <w:t>manjinkim</w:t>
+      </w:r>
+      <w:proofErr w:type="spellEnd"/>
+      <w:r>
+        <w:t xml:space="preserve"> klasama, za naš slučaju je data metrika manje korisna.</w:t>
+      </w:r>
+    </w:p>
+    <w:p>
+      <w:pPr>
+        <w:pStyle w:val="Naslov2"/>
+      </w:pPr>
+      <w:r>
         <w:lastRenderedPageBreak/>
-        <w:t xml:space="preserve">drugu </w:t>
-      </w:r>
-      <w:r>
-        <w:t>klasu</w:t>
-      </w:r>
-      <w:r>
-        <w:t xml:space="preserve"> </w:t>
-      </w:r>
-      <w:r>
-        <w:t>(</w:t>
-      </w:r>
-      <w:r>
-        <w:t xml:space="preserve">koja nam je </w:t>
-      </w:r>
-      <w:r>
-        <w:t>važnij</w:t>
-      </w:r>
-      <w:r>
-        <w:t>a</w:t>
-      </w:r>
-      <w:r>
-        <w:t xml:space="preserve">) recimo 10% težinska preciznost će </w:t>
-      </w:r>
-      <w:r>
-        <w:t xml:space="preserve">idalje </w:t>
-      </w:r>
-      <w:r>
-        <w:t xml:space="preserve">biti blizu 100%. </w:t>
-      </w:r>
-      <w:r>
-        <w:t>Zbog ovog efekta maskiranja slabe preciznosti na manjinkim klasama, za naš slučaju je data metrika manje korisna.</w:t>
-      </w:r>
-    </w:p>
-    <w:p>
-      <w:pPr>
-        <w:pStyle w:val="Naslov2"/>
-      </w:pPr>
-      <w:r>
         <w:t>Metodologija i implementacija</w:t>
       </w:r>
     </w:p>
@@ -1902,17 +3866,112 @@
         <w:pStyle w:val="Naslov3"/>
       </w:pPr>
       <w:r>
-        <w:t>Korišteni skup podataka (Dataset)</w:t>
-      </w:r>
-    </w:p>
-    <w:p>
-      <w:r>
-        <w:t xml:space="preserve">Da bismo bili u mogućnosti trenirati efikasan i precizan model mašinskog učenja, neophodni su nam podaci na kojima će model učiti i na kojim će se provjeravati njegova tačnost. Kvalitet i kvantitet podataka za treniranje će direktno diktirati koliko će naš model biti pouzdan i tačan. Podaci moraju biti ispravno obilježeni te moraju biti dovoljno opširni i raznovrsni da bi naš model mogao ispravno generalizirati problem bez prilagođavanja podacima (overfitting). </w:t>
-      </w:r>
-    </w:p>
-    <w:p>
-      <w:r>
-        <w:t>U ovu svrhu je korišten skup podataka sa stranice Kaggle. Kaggle je online platforma koja pruža korisnicima mogućnost preuzimanja dataset-ova za treniranje modela kao i poređenje istreniranih modela mašinskog učenja.</w:t>
+        <w:t>Korišteni skup podataka (</w:t>
+      </w:r>
+      <w:proofErr w:type="spellStart"/>
+      <w:r>
+        <w:t>Dataset</w:t>
+      </w:r>
+      <w:proofErr w:type="spellEnd"/>
+      <w:r>
+        <w:t>)</w:t>
+      </w:r>
+    </w:p>
+    <w:p>
+      <w:pPr>
+        <w:jc w:val="both"/>
+      </w:pPr>
+    </w:p>
+    <w:p>
+      <w:r>
+        <w:t xml:space="preserve">Da bismo bili u </w:t>
+      </w:r>
+      <w:proofErr w:type="spellStart"/>
+      <w:r>
+        <w:t>mogućnosti</w:t>
+      </w:r>
+      <w:proofErr w:type="spellEnd"/>
+      <w:r>
+        <w:t xml:space="preserve"> trenirati efikasan i precizan model mašinskog učenja, neophodni su nam podaci na kojima će model učiti i na kojim će se provjeravati njegova tačnost. </w:t>
+      </w:r>
+    </w:p>
+    <w:p>
+      <w:proofErr w:type="spellStart"/>
+      <w:r>
+        <w:t>Kvalitet</w:t>
+      </w:r>
+      <w:proofErr w:type="spellEnd"/>
+      <w:r>
+        <w:t xml:space="preserve"> i </w:t>
+      </w:r>
+      <w:proofErr w:type="spellStart"/>
+      <w:r>
+        <w:t>kvantitet</w:t>
+      </w:r>
+      <w:proofErr w:type="spellEnd"/>
+      <w:r>
+        <w:t xml:space="preserve"> podataka za treniranje će direktno diktirati koliko će naš model biti pouzdan i tačan. Podaci moraju biti ispravno obilježeni te moraju biti dovoljno opširni i raznovrsni da bi naš model mogao ispravno generalizirati problem bez prilagođavanja podacima (</w:t>
+      </w:r>
+      <w:proofErr w:type="spellStart"/>
+      <w:r>
+        <w:t>eng</w:t>
+      </w:r>
+      <w:proofErr w:type="spellEnd"/>
+      <w:r>
+        <w:t xml:space="preserve">. </w:t>
+      </w:r>
+      <w:proofErr w:type="spellStart"/>
+      <w:r>
+        <w:t>overfitting</w:t>
+      </w:r>
+      <w:proofErr w:type="spellEnd"/>
+      <w:r>
+        <w:t xml:space="preserve">). </w:t>
+      </w:r>
+    </w:p>
+    <w:p>
+      <w:r>
+        <w:t xml:space="preserve">U ovu svrhu je korišten skup podataka sa stranice </w:t>
+      </w:r>
+      <w:proofErr w:type="spellStart"/>
+      <w:r>
+        <w:t>Kaggle</w:t>
+      </w:r>
+      <w:proofErr w:type="spellEnd"/>
+      <w:r>
+        <w:t xml:space="preserve">. </w:t>
+      </w:r>
+      <w:proofErr w:type="spellStart"/>
+      <w:r>
+        <w:t>Kaggle</w:t>
+      </w:r>
+      <w:proofErr w:type="spellEnd"/>
+      <w:r>
+        <w:t xml:space="preserve"> je online platforma koja pruža korisnicima </w:t>
+      </w:r>
+      <w:proofErr w:type="spellStart"/>
+      <w:r>
+        <w:t>mogućnost</w:t>
+      </w:r>
+      <w:proofErr w:type="spellEnd"/>
+      <w:r>
+        <w:t xml:space="preserve"> preuzimanja </w:t>
+      </w:r>
+      <w:proofErr w:type="spellStart"/>
+      <w:r>
+        <w:t>dataset</w:t>
+      </w:r>
+      <w:proofErr w:type="spellEnd"/>
+      <w:r>
+        <w:t xml:space="preserve">-ova za treniranje modela kao i </w:t>
+      </w:r>
+      <w:proofErr w:type="spellStart"/>
+      <w:r>
+        <w:t>poređenje</w:t>
+      </w:r>
+      <w:proofErr w:type="spellEnd"/>
+      <w:r>
+        <w:t xml:space="preserve"> istreniranih modela mašinskog učenja.</w:t>
       </w:r>
     </w:p>
     <w:p>
@@ -1920,22 +3979,135 @@
         <w:t>Skup podataka koji je korišten za dati radi je IQ-OTH</w:t>
       </w:r>
       <w:r>
-        <w:t>/NCCD(Iraq</w:t>
-      </w:r>
-      <w:r>
-        <w:t>-Oncology Teaching Hospital</w:t>
-      </w:r>
-      <w:r>
-        <w:rPr>
-          <w:lang w:val="en-GB"/>
-        </w:rPr>
-        <w:t>/National Center for Cancer Diseases). Podaci su prikupljeni</w:t>
-      </w:r>
-      <w:r>
-        <w:rPr>
-          <w:lang w:val="en-GB"/>
-        </w:rPr>
-        <w:t xml:space="preserve"> u bolnicama u Iraku u periodu od </w:t>
+        <w:t>/NCCD(</w:t>
+      </w:r>
+      <w:proofErr w:type="spellStart"/>
+      <w:r>
+        <w:t>Iraq</w:t>
+      </w:r>
+      <w:r>
+        <w:t>-Oncology</w:t>
+      </w:r>
+      <w:proofErr w:type="spellEnd"/>
+      <w:r>
+        <w:t xml:space="preserve"> </w:t>
+      </w:r>
+      <w:proofErr w:type="spellStart"/>
+      <w:r>
+        <w:t>Teaching</w:t>
+      </w:r>
+      <w:proofErr w:type="spellEnd"/>
+      <w:r>
+        <w:t xml:space="preserve"> </w:t>
+      </w:r>
+      <w:proofErr w:type="spellStart"/>
+      <w:r>
+        <w:t>Hospital</w:t>
+      </w:r>
+      <w:proofErr w:type="spellEnd"/>
+      <w:r>
+        <w:rPr>
+          <w:lang w:val="en-GB"/>
+        </w:rPr>
+        <w:t xml:space="preserve">/National </w:t>
+      </w:r>
+      <w:proofErr w:type="spellStart"/>
+      <w:r>
+        <w:rPr>
+          <w:lang w:val="en-GB"/>
+        </w:rPr>
+        <w:t>Center</w:t>
+      </w:r>
+      <w:proofErr w:type="spellEnd"/>
+      <w:r>
+        <w:rPr>
+          <w:lang w:val="en-GB"/>
+        </w:rPr>
+        <w:t xml:space="preserve"> for Cancer Diseases). </w:t>
+      </w:r>
+      <w:proofErr w:type="spellStart"/>
+      <w:r>
+        <w:rPr>
+          <w:lang w:val="en-GB"/>
+        </w:rPr>
+        <w:t>Podaci</w:t>
+      </w:r>
+      <w:proofErr w:type="spellEnd"/>
+      <w:r>
+        <w:rPr>
+          <w:lang w:val="en-GB"/>
+        </w:rPr>
+        <w:t xml:space="preserve"> </w:t>
+      </w:r>
+      <w:proofErr w:type="spellStart"/>
+      <w:r>
+        <w:rPr>
+          <w:lang w:val="en-GB"/>
+        </w:rPr>
+        <w:t>su</w:t>
+      </w:r>
+      <w:proofErr w:type="spellEnd"/>
+      <w:r>
+        <w:rPr>
+          <w:lang w:val="en-GB"/>
+        </w:rPr>
+        <w:t xml:space="preserve"> </w:t>
+      </w:r>
+      <w:proofErr w:type="spellStart"/>
+      <w:r>
+        <w:rPr>
+          <w:lang w:val="en-GB"/>
+        </w:rPr>
+        <w:t>prikupljeni</w:t>
+      </w:r>
+      <w:proofErr w:type="spellEnd"/>
+      <w:r>
+        <w:rPr>
+          <w:lang w:val="en-GB"/>
+        </w:rPr>
+        <w:t xml:space="preserve"> u </w:t>
+      </w:r>
+      <w:proofErr w:type="spellStart"/>
+      <w:r>
+        <w:rPr>
+          <w:lang w:val="en-GB"/>
+        </w:rPr>
+        <w:t>bolnicama</w:t>
+      </w:r>
+      <w:proofErr w:type="spellEnd"/>
+      <w:r>
+        <w:rPr>
+          <w:lang w:val="en-GB"/>
+        </w:rPr>
+        <w:t xml:space="preserve"> u </w:t>
+      </w:r>
+      <w:proofErr w:type="spellStart"/>
+      <w:r>
+        <w:rPr>
+          <w:lang w:val="en-GB"/>
+        </w:rPr>
+        <w:t>Iraku</w:t>
+      </w:r>
+      <w:proofErr w:type="spellEnd"/>
+      <w:r>
+        <w:rPr>
+          <w:lang w:val="en-GB"/>
+        </w:rPr>
+        <w:t xml:space="preserve"> u </w:t>
+      </w:r>
+      <w:proofErr w:type="spellStart"/>
+      <w:r>
+        <w:rPr>
+          <w:lang w:val="en-GB"/>
+        </w:rPr>
+        <w:t>periodu</w:t>
+      </w:r>
+      <w:proofErr w:type="spellEnd"/>
+      <w:r>
+        <w:rPr>
+          <w:lang w:val="en-GB"/>
+        </w:rPr>
+        <w:t xml:space="preserve"> od </w:t>
       </w:r>
       <w:r>
         <w:rPr>
@@ -1943,20 +4115,61 @@
         </w:rPr>
         <w:t xml:space="preserve">tri </w:t>
       </w:r>
-      <w:r>
-        <w:rPr>
-          <w:lang w:val="en-GB"/>
-        </w:rPr>
-        <w:t>mjeseca u jes</w:t>
-      </w:r>
-      <w:r>
-        <w:rPr>
-          <w:lang w:val="en-GB"/>
-        </w:rPr>
-        <w:t>en 2019. godine. Sadr</w:t>
-      </w:r>
-      <w:r>
-        <w:t xml:space="preserve">ži CT snimke pacijenata sa rakom pluća u različitim fazama, kao i snimke zdravih pacijenata. </w:t>
+      <w:proofErr w:type="spellStart"/>
+      <w:r>
+        <w:rPr>
+          <w:lang w:val="en-GB"/>
+        </w:rPr>
+        <w:t>mjeseca</w:t>
+      </w:r>
+      <w:proofErr w:type="spellEnd"/>
+      <w:r>
+        <w:rPr>
+          <w:lang w:val="en-GB"/>
+        </w:rPr>
+        <w:t xml:space="preserve"> u </w:t>
+      </w:r>
+      <w:proofErr w:type="spellStart"/>
+      <w:r>
+        <w:rPr>
+          <w:lang w:val="en-GB"/>
+        </w:rPr>
+        <w:t>jes</w:t>
+      </w:r>
+      <w:r>
+        <w:rPr>
+          <w:lang w:val="en-GB"/>
+        </w:rPr>
+        <w:t>en</w:t>
+      </w:r>
+      <w:proofErr w:type="spellEnd"/>
+      <w:r>
+        <w:rPr>
+          <w:lang w:val="en-GB"/>
+        </w:rPr>
+        <w:t xml:space="preserve"> 2019. </w:t>
+      </w:r>
+      <w:proofErr w:type="spellStart"/>
+      <w:r>
+        <w:rPr>
+          <w:lang w:val="en-GB"/>
+        </w:rPr>
+        <w:t>godine</w:t>
+      </w:r>
+      <w:proofErr w:type="spellEnd"/>
+      <w:r>
+        <w:rPr>
+          <w:lang w:val="en-GB"/>
+        </w:rPr>
+        <w:t>. Sadr</w:t>
+      </w:r>
+      <w:proofErr w:type="spellStart"/>
+      <w:r>
+        <w:t>ži</w:t>
+      </w:r>
+      <w:proofErr w:type="spellEnd"/>
+      <w:r>
+        <w:t xml:space="preserve"> CT snimke pacijenata sa rakom pluća u različitim fazama, kao i snimke zdravih pacijenata. </w:t>
       </w:r>
     </w:p>
     <w:p>
@@ -2080,62 +4293,326 @@
       <w:pPr>
         <w:pStyle w:val="Naslov3"/>
       </w:pPr>
-      <w:r>
-        <w:t>Preprocesiranje slika (Image Preprocessing) i Augmentacija</w:t>
-      </w:r>
-    </w:p>
-    <w:p>
-      <w:r>
-        <w:t>Standardna praksa prilikom prilikom treniranja modela mašinskog učenja, nezavisno od domene, jeste da se izvrše određene operacije nad podacima prije samog treniranja. Cilj datih operacija jeste da se smanji opterećenje na računarske resurse prilikom treniranja kao i standardizacija ulaznih podataka na određeni uniformni format.</w:t>
-      </w:r>
-    </w:p>
-    <w:p>
-      <w:r>
-        <w:t>Naš skup podataka ili dataset se sastoji od 1190 CT slika pluća koje imaju dimenzije od 512x512 piksela i predstavljene su preko tri kanala (RGB format - crevna, zelana i plava). Kako bi se optimizirao proces treniranje obavljenje su slijedeće transformacije:</w:t>
-      </w:r>
-    </w:p>
-    <w:p/>
-    <w:p>
-      <w:r>
-        <w:t>1. Skaliranje dimenzija (Resizing)</w:t>
-      </w:r>
-    </w:p>
-    <w:p>
-      <w:r>
-        <w:t>Smanjenjem dimenzija slika sa 512x512 na 256x256 smanjuje se broj ulaznih parametara u neuralnu mrežu. Ovo smanjuje opterećenje na računarske resurse i omogućava modelu da istovremeno obrađuje više slika, što će samim time ubrzati proces treniranja. Dodatna prednost skaliranje dimezija slike jeste da sa datom operacijom osiguravamo konzistentnost dimenzija čitavog skupa podataka, u slučaju da neka slika u traning podacima ima različite dimenzije.</w:t>
-      </w:r>
-    </w:p>
-    <w:p/>
-    <w:p>
-      <w:r>
-        <w:t>2. Konverzija u nijanse sive (Grayscale Conversion)</w:t>
-      </w:r>
-    </w:p>
-    <w:p>
-      <w:r>
-        <w:t>Prilikom analiziranje CT slike za tumor pluća glavne karaketeristike su oblik, tekstura i nijansa sjena a ne sama boja piksela. Konvertovanjem slike iz 3 kanala (RGB) u jedan kanal (grayscale ili crno-bijelo) uklanjamo bespotrebne informacije te dobijamo sliče prednosti kao i prilikom smanjenja dimeznija. Dobijamo dosta brže treniranje, ali i manju mogućnosti overfitting ili mogućnost da naš model ne generalizira dobro.</w:t>
-      </w:r>
-    </w:p>
-    <w:p/>
-    <w:p>
-      <w:r>
-        <w:t>3. Normalizacija piksela (Normalization)</w:t>
-      </w:r>
-    </w:p>
-    <w:p>
-      <w:r>
-        <w:t>Konvertovanjem slike u jedan kanal dobijamo crno-bijelu sliku čije vrijednost su u responu od 0 do 255. Date vrijednost ćemo skalirati na raspon od 0 do 1 što stabilizira matematičke operacije što dovodi do mnogo brže konverzije modela.</w:t>
-      </w:r>
-    </w:p>
-    <w:p/>
-    <w:p>
-      <w:r>
-        <w:t>4. Proširivanje skupa podataka (Data Augmentation)</w:t>
-      </w:r>
-    </w:p>
-    <w:p>
-      <w:r>
-        <w:t>Zadnja operacija koju ćemo uraditi jeste da na naš skup podataka dodamo još slika uz određene transformacije. Kako je naš skup podataka relativno mal, cilj ove operacije jeste vještačko uvođenje raznolikosti u skup podataka, da smanjimo mogućnost overfitting i poboljšamo šanse da će naš model što bolje generalizirati problem. Ovo ćemo postići tako što ćemo za svaku sliku dodati još dvije slike gdje je jedna rotirana horizontalno dok je druga rotirana vertiklano.</w:t>
+      <w:proofErr w:type="spellStart"/>
+      <w:r>
+        <w:lastRenderedPageBreak/>
+        <w:t>Preprocesiranje</w:t>
+      </w:r>
+      <w:proofErr w:type="spellEnd"/>
+      <w:r>
+        <w:t xml:space="preserve"> slika (</w:t>
+      </w:r>
+      <w:proofErr w:type="spellStart"/>
+      <w:r>
+        <w:t>Image</w:t>
+      </w:r>
+      <w:proofErr w:type="spellEnd"/>
+      <w:r>
+        <w:t xml:space="preserve"> </w:t>
+      </w:r>
+      <w:proofErr w:type="spellStart"/>
+      <w:r>
+        <w:t>Preprocessing</w:t>
+      </w:r>
+      <w:proofErr w:type="spellEnd"/>
+      <w:r>
+        <w:t>) i Augmentacija</w:t>
+      </w:r>
+    </w:p>
+    <w:p>
+      <w:r>
+        <w:t xml:space="preserve">Standardna praksa prilikom prilikom treniranja modela mašinskog učenja, nezavisno od domene, jeste da se izvrše određene operacije nad podacima prije samog treniranja. Cilj </w:t>
+      </w:r>
+      <w:proofErr w:type="spellStart"/>
+      <w:r>
+        <w:t>datih</w:t>
+      </w:r>
+      <w:proofErr w:type="spellEnd"/>
+      <w:r>
+        <w:t xml:space="preserve"> operacija jeste da se smanji </w:t>
+      </w:r>
+      <w:proofErr w:type="spellStart"/>
+      <w:r>
+        <w:t>opterećenje</w:t>
+      </w:r>
+      <w:proofErr w:type="spellEnd"/>
+      <w:r>
+        <w:t xml:space="preserve"> na računarske resurse prilikom treniranja kao i standardizacija ulaznih podataka na određeni uniformni format.</w:t>
+      </w:r>
+    </w:p>
+    <w:p>
+      <w:r>
+        <w:t xml:space="preserve">Naš skup podataka ili </w:t>
+      </w:r>
+      <w:proofErr w:type="spellStart"/>
+      <w:r>
+        <w:t>dataset</w:t>
+      </w:r>
+      <w:proofErr w:type="spellEnd"/>
+      <w:r>
+        <w:t xml:space="preserve"> se sastoji od 1190 CT slika pluća koje imaju dimenzije od 512x512 piksela i predstavljene su preko tri kanala (RGB format - crevna, </w:t>
+      </w:r>
+      <w:proofErr w:type="spellStart"/>
+      <w:r>
+        <w:t>zelana</w:t>
+      </w:r>
+      <w:proofErr w:type="spellEnd"/>
+      <w:r>
+        <w:t xml:space="preserve"> i plava). Kako bi se optimizirao proces treniranje </w:t>
+      </w:r>
+      <w:proofErr w:type="spellStart"/>
+      <w:r>
+        <w:t>obavljenje</w:t>
+      </w:r>
+      <w:proofErr w:type="spellEnd"/>
+      <w:r>
+        <w:t xml:space="preserve"> su slijedeće transformacije:</w:t>
+      </w:r>
+    </w:p>
+    <w:p/>
+    <w:p>
+      <w:r>
+        <w:t xml:space="preserve">1. </w:t>
+      </w:r>
+      <w:proofErr w:type="spellStart"/>
+      <w:r>
+        <w:t>Skaliranje</w:t>
+      </w:r>
+      <w:proofErr w:type="spellEnd"/>
+      <w:r>
+        <w:t xml:space="preserve"> dimenzija (</w:t>
+      </w:r>
+      <w:proofErr w:type="spellStart"/>
+      <w:r>
+        <w:t>Resizing</w:t>
+      </w:r>
+      <w:proofErr w:type="spellEnd"/>
+      <w:r>
+        <w:t>)</w:t>
+      </w:r>
+    </w:p>
+    <w:p>
+      <w:r>
+        <w:t xml:space="preserve">Smanjenjem dimenzija slika sa 512x512 na 256x256 smanjuje se broj ulaznih parametara u </w:t>
+      </w:r>
+      <w:proofErr w:type="spellStart"/>
+      <w:r>
+        <w:t>neuralnu</w:t>
+      </w:r>
+      <w:proofErr w:type="spellEnd"/>
+      <w:r>
+        <w:t xml:space="preserve"> mrežu. Ovo smanjuje </w:t>
+      </w:r>
+      <w:proofErr w:type="spellStart"/>
+      <w:r>
+        <w:t>opterećenje</w:t>
+      </w:r>
+      <w:proofErr w:type="spellEnd"/>
+      <w:r>
+        <w:t xml:space="preserve"> na računarske resurse i </w:t>
+      </w:r>
+      <w:proofErr w:type="spellStart"/>
+      <w:r>
+        <w:t>omogućava</w:t>
+      </w:r>
+      <w:proofErr w:type="spellEnd"/>
+      <w:r>
+        <w:t xml:space="preserve"> modelu da istovremeno obrađuje više slika, što će samim time ubrzati proces treniranja. Dodatna prednost </w:t>
+      </w:r>
+      <w:proofErr w:type="spellStart"/>
+      <w:r>
+        <w:t>skaliranje</w:t>
+      </w:r>
+      <w:proofErr w:type="spellEnd"/>
+      <w:r>
+        <w:t xml:space="preserve"> </w:t>
+      </w:r>
+      <w:proofErr w:type="spellStart"/>
+      <w:r>
+        <w:t>dimezija</w:t>
+      </w:r>
+      <w:proofErr w:type="spellEnd"/>
+      <w:r>
+        <w:t xml:space="preserve"> slike jeste da sa </w:t>
+      </w:r>
+      <w:proofErr w:type="spellStart"/>
+      <w:r>
+        <w:t>datom</w:t>
+      </w:r>
+      <w:proofErr w:type="spellEnd"/>
+      <w:r>
+        <w:t xml:space="preserve"> operacijom osiguravamo konzistentnost dimenzija čitavog skupa podataka, u slučaju da neka slika u </w:t>
+      </w:r>
+      <w:proofErr w:type="spellStart"/>
+      <w:r>
+        <w:t>traning</w:t>
+      </w:r>
+      <w:proofErr w:type="spellEnd"/>
+      <w:r>
+        <w:t xml:space="preserve"> podacima ima različite dimenzije.</w:t>
+      </w:r>
+    </w:p>
+    <w:p/>
+    <w:p>
+      <w:r>
+        <w:t>2. Konverzija u nijanse sive (</w:t>
+      </w:r>
+      <w:proofErr w:type="spellStart"/>
+      <w:r>
+        <w:t>Grayscale</w:t>
+      </w:r>
+      <w:proofErr w:type="spellEnd"/>
+      <w:r>
+        <w:t xml:space="preserve"> </w:t>
+      </w:r>
+      <w:proofErr w:type="spellStart"/>
+      <w:r>
+        <w:t>Conversion</w:t>
+      </w:r>
+      <w:proofErr w:type="spellEnd"/>
+      <w:r>
+        <w:t>)</w:t>
+      </w:r>
+    </w:p>
+    <w:p>
+      <w:r>
+        <w:t xml:space="preserve">Prilikom analiziranje CT slike za tumor pluća glavne </w:t>
+      </w:r>
+      <w:proofErr w:type="spellStart"/>
+      <w:r>
+        <w:t>karaketeristike</w:t>
+      </w:r>
+      <w:proofErr w:type="spellEnd"/>
+      <w:r>
+        <w:t xml:space="preserve"> su oblik, tekstura i nijansa sjena a ne sama boja piksela. </w:t>
+      </w:r>
+      <w:proofErr w:type="spellStart"/>
+      <w:r>
+        <w:t>Konvertovanjem</w:t>
+      </w:r>
+      <w:proofErr w:type="spellEnd"/>
+      <w:r>
+        <w:t xml:space="preserve"> slike iz 3 kanala (RGB) u jedan kanal (</w:t>
+      </w:r>
+      <w:proofErr w:type="spellStart"/>
+      <w:r>
+        <w:t>grayscale</w:t>
+      </w:r>
+      <w:proofErr w:type="spellEnd"/>
+      <w:r>
+        <w:t xml:space="preserve"> ili crno-bijelo) uklanjamo bespotrebne informacije te dobijamo sliče prednosti kao i prilikom smanjenja </w:t>
+      </w:r>
+      <w:proofErr w:type="spellStart"/>
+      <w:r>
+        <w:t>dimeznija</w:t>
+      </w:r>
+      <w:proofErr w:type="spellEnd"/>
+      <w:r>
+        <w:t xml:space="preserve">. Dobijamo dosta brže treniranje, ali i manju </w:t>
+      </w:r>
+      <w:proofErr w:type="spellStart"/>
+      <w:r>
+        <w:t>mogućnosti</w:t>
+      </w:r>
+      <w:proofErr w:type="spellEnd"/>
+      <w:r>
+        <w:t xml:space="preserve"> </w:t>
+      </w:r>
+      <w:proofErr w:type="spellStart"/>
+      <w:r>
+        <w:t>overfitting</w:t>
+      </w:r>
+      <w:proofErr w:type="spellEnd"/>
+      <w:r>
+        <w:t xml:space="preserve"> ili </w:t>
+      </w:r>
+      <w:proofErr w:type="spellStart"/>
+      <w:r>
+        <w:t>mogućnost</w:t>
+      </w:r>
+      <w:proofErr w:type="spellEnd"/>
+      <w:r>
+        <w:t xml:space="preserve"> da naš model ne generalizira dobro.</w:t>
+      </w:r>
+    </w:p>
+    <w:p/>
+    <w:p>
+      <w:r>
+        <w:t>3. Normalizacija piksela (</w:t>
+      </w:r>
+      <w:proofErr w:type="spellStart"/>
+      <w:r>
+        <w:t>Normalization</w:t>
+      </w:r>
+      <w:proofErr w:type="spellEnd"/>
+      <w:r>
+        <w:t>)</w:t>
+      </w:r>
+    </w:p>
+    <w:p>
+      <w:proofErr w:type="spellStart"/>
+      <w:r>
+        <w:t>Konvertovanjem</w:t>
+      </w:r>
+      <w:proofErr w:type="spellEnd"/>
+      <w:r>
+        <w:t xml:space="preserve"> slike u jedan kanal dobijamo crno-bijelu sliku čije vrijednost su u </w:t>
+      </w:r>
+      <w:proofErr w:type="spellStart"/>
+      <w:r>
+        <w:t>responu</w:t>
+      </w:r>
+      <w:proofErr w:type="spellEnd"/>
+      <w:r>
+        <w:t xml:space="preserve"> od 0 do 255. Date vrijednost ćemo skalirati na raspon od 0 do 1 što stabilizira matematičke operacije što dovodi do mnogo brže konverzije modela.</w:t>
+      </w:r>
+    </w:p>
+    <w:p/>
+    <w:p>
+      <w:r>
+        <w:t xml:space="preserve">4. Proširivanje skupa podataka (Data </w:t>
+      </w:r>
+      <w:proofErr w:type="spellStart"/>
+      <w:r>
+        <w:t>Augmentation</w:t>
+      </w:r>
+      <w:proofErr w:type="spellEnd"/>
+      <w:r>
+        <w:t>)</w:t>
+      </w:r>
+    </w:p>
+    <w:p>
+      <w:r>
+        <w:t xml:space="preserve">Zadnja operacija koju ćemo uraditi jeste da na naš skup podataka dodamo još slika uz određene transformacije. Kako je naš skup podataka relativno mal, cilj ove operacije jeste vještačko uvođenje raznolikosti u skup podataka, da smanjimo </w:t>
+      </w:r>
+      <w:proofErr w:type="spellStart"/>
+      <w:r>
+        <w:t>mogućnost</w:t>
+      </w:r>
+      <w:proofErr w:type="spellEnd"/>
+      <w:r>
+        <w:t xml:space="preserve"> </w:t>
+      </w:r>
+      <w:proofErr w:type="spellStart"/>
+      <w:r>
+        <w:t>overfitting</w:t>
+      </w:r>
+      <w:proofErr w:type="spellEnd"/>
+      <w:r>
+        <w:t xml:space="preserve"> i poboljšamo šanse da će naš model što bolje generalizirati problem. Ovo ćemo postići tako što ćemo za svaku sliku dodati još dvije slike gdje je jedna rotirana horizontalno dok je druga rotirana </w:t>
+      </w:r>
+      <w:proofErr w:type="spellStart"/>
+      <w:r>
+        <w:t>vertiklano</w:t>
+      </w:r>
+      <w:proofErr w:type="spellEnd"/>
+      <w:r>
+        <w:t>.</w:t>
+      </w:r>
+    </w:p>
+    <w:p>
+      <w:r>
+        <w:br w:type="page"/>
       </w:r>
     </w:p>
     <w:p>
@@ -2144,21 +4621,328 @@
       </w:pPr>
       <w:r>
         <w:lastRenderedPageBreak/>
+        <w:t>Razdvajanje podataka na skup za treniranje i validaciju</w:t>
+      </w:r>
+    </w:p>
+    <w:p/>
+    <w:p>
+      <w:r>
+        <w:t>Podjela skupa podataka na dio za tr</w:t>
+      </w:r>
+      <w:r>
+        <w:t>e</w:t>
+      </w:r>
+      <w:r>
+        <w:t xml:space="preserve">ning i dio za validaciju je krucijalan korak u razvoju i </w:t>
+      </w:r>
+      <w:proofErr w:type="spellStart"/>
+      <w:r>
+        <w:t>evaluaciji</w:t>
+      </w:r>
+      <w:proofErr w:type="spellEnd"/>
+      <w:r>
+        <w:t xml:space="preserve"> modela mašinskog učenja. Prilikom procesa treniranje, uz pomoć funkcije funkcije troška i </w:t>
+      </w:r>
+      <w:proofErr w:type="spellStart"/>
+      <w:r>
+        <w:t>optimizatora</w:t>
+      </w:r>
+      <w:proofErr w:type="spellEnd"/>
+      <w:r>
+        <w:t xml:space="preserve">, </w:t>
+      </w:r>
+      <w:proofErr w:type="spellStart"/>
+      <w:r>
+        <w:t>neuralna</w:t>
+      </w:r>
+      <w:proofErr w:type="spellEnd"/>
+      <w:r>
+        <w:t xml:space="preserve"> mreža </w:t>
+      </w:r>
+      <w:r>
+        <w:t xml:space="preserve">iterativno mijenja </w:t>
+      </w:r>
+      <w:proofErr w:type="spellStart"/>
+      <w:r>
+        <w:t>parametare</w:t>
+      </w:r>
+      <w:proofErr w:type="spellEnd"/>
+      <w:r>
+        <w:t xml:space="preserve"> kako bi minimizirala grešku i davala što tačnije predikcije. Da bi ovo učenje bilo uspješno potrebni su nam ulazni podaci, te njihov broj i </w:t>
+      </w:r>
+      <w:proofErr w:type="spellStart"/>
+      <w:r>
+        <w:t>kvalitet</w:t>
+      </w:r>
+      <w:proofErr w:type="spellEnd"/>
+      <w:r>
+        <w:t xml:space="preserve"> će direktno uticati na </w:t>
+      </w:r>
+      <w:proofErr w:type="spellStart"/>
+      <w:r>
+        <w:t>kvalitet</w:t>
+      </w:r>
+      <w:proofErr w:type="spellEnd"/>
+      <w:r>
+        <w:t xml:space="preserve"> i tačnost konačnog modela. Iako intuitivno može djelovati logično</w:t>
+      </w:r>
+      <w:r>
+        <w:t xml:space="preserve"> </w:t>
+      </w:r>
+      <w:r>
+        <w:t>da se za treniranje iskoriste svi dostupni podaci, takav pristup je u praksi pogrešan.</w:t>
+      </w:r>
+    </w:p>
+    <w:p>
+      <w:r>
+        <w:t xml:space="preserve">Glavni cilj treniranja </w:t>
+      </w:r>
+      <w:proofErr w:type="spellStart"/>
+      <w:r>
+        <w:t>neuralne</w:t>
+      </w:r>
+      <w:proofErr w:type="spellEnd"/>
+      <w:r>
+        <w:t xml:space="preserve"> mreže nije da naša mreža dostigne vis</w:t>
+      </w:r>
+      <w:r>
+        <w:t>oku</w:t>
+      </w:r>
+      <w:r>
+        <w:t xml:space="preserve"> preciznost na podacima na kojima mreža uči (stvarne klase su nam već poznate), već stvaranje modela koji uspješno generalizira problem. To znači da model </w:t>
+      </w:r>
+      <w:r>
+        <w:t xml:space="preserve">daje </w:t>
+      </w:r>
+      <w:r>
+        <w:t>precizne i tačn</w:t>
+      </w:r>
+      <w:r>
+        <w:t>e</w:t>
+      </w:r>
+      <w:r>
+        <w:t xml:space="preserve"> rezultate na potpuno novim, neviđenim podacima.</w:t>
+      </w:r>
+    </w:p>
+    <w:p>
+      <w:r>
+        <w:t xml:space="preserve">Kada bismo sve podatke iskoristili u svrhu treniranja, izgubili bi način procjene sposobnosti generalizacije mreže. U takvim situacijama često dolazimo do od problem </w:t>
+      </w:r>
+      <w:proofErr w:type="spellStart"/>
+      <w:r>
+        <w:t>preprilagođavanja</w:t>
+      </w:r>
+      <w:proofErr w:type="spellEnd"/>
+      <w:r>
+        <w:t xml:space="preserve"> </w:t>
+      </w:r>
+      <w:r>
+        <w:t>(</w:t>
+      </w:r>
+      <w:proofErr w:type="spellStart"/>
+      <w:r>
+        <w:t>overfitting</w:t>
+      </w:r>
+      <w:proofErr w:type="spellEnd"/>
+      <w:r>
+        <w:t xml:space="preserve">). </w:t>
+      </w:r>
+      <w:proofErr w:type="spellStart"/>
+      <w:r>
+        <w:t>Preprilagođavanj</w:t>
+      </w:r>
+      <w:r>
+        <w:t>e</w:t>
+      </w:r>
+      <w:proofErr w:type="spellEnd"/>
+      <w:r>
+        <w:t xml:space="preserve"> se javlja kada model previše detaljno </w:t>
+      </w:r>
+      <w:proofErr w:type="spellStart"/>
+      <w:r>
+        <w:t>nauči</w:t>
+      </w:r>
+      <w:proofErr w:type="spellEnd"/>
+      <w:r>
+        <w:t xml:space="preserve"> specifičnosti iz trening</w:t>
+      </w:r>
+      <w:r>
+        <w:t xml:space="preserve"> skupa podataka</w:t>
+      </w:r>
+      <w:r>
+        <w:t>, te na njima ostvaruje odličnu preciznost, dok na novim podacima bilježi p</w:t>
+      </w:r>
+      <w:r>
+        <w:t>ad</w:t>
+      </w:r>
+      <w:r>
+        <w:t xml:space="preserve"> tačnosti.</w:t>
+      </w:r>
+    </w:p>
+    <w:p>
+      <w:r>
+        <w:t>Kako bi se ovaj problem spriječio, razdvajamo ukupan skup podatka na trening i validacijsk</w:t>
+      </w:r>
+      <w:r>
+        <w:t>i skup</w:t>
+      </w:r>
+      <w:r>
+        <w:t xml:space="preserve">. U </w:t>
+      </w:r>
+      <w:proofErr w:type="spellStart"/>
+      <w:r>
+        <w:t>datom</w:t>
+      </w:r>
+      <w:proofErr w:type="spellEnd"/>
+      <w:r>
+        <w:t xml:space="preserve"> radu </w:t>
+      </w:r>
+      <w:proofErr w:type="spellStart"/>
+      <w:r>
+        <w:t>primjenjena</w:t>
+      </w:r>
+      <w:proofErr w:type="spellEnd"/>
+      <w:r>
+        <w:t xml:space="preserve"> je podjela u omjeru 75% slika za treniranje i 25% slika za validaciju.</w:t>
+      </w:r>
+    </w:p>
+    <w:p/>
+    <w:p>
+      <w:proofErr w:type="spellStart"/>
+      <w:r>
+        <w:t>Optimizator</w:t>
+      </w:r>
+      <w:proofErr w:type="spellEnd"/>
+      <w:r>
+        <w:t xml:space="preserve"> prilagođavanja parametre modela isključivo</w:t>
+      </w:r>
+      <w:r>
+        <w:t xml:space="preserve"> koristeći</w:t>
+      </w:r>
+      <w:r>
+        <w:t xml:space="preserve"> trening </w:t>
+      </w:r>
+      <w:r>
+        <w:t>skup</w:t>
+      </w:r>
+      <w:r>
+        <w:t xml:space="preserve"> podataka, te je validacijski skup strogo izolovan.</w:t>
+      </w:r>
+    </w:p>
+    <w:p>
+      <w:r>
+        <w:t xml:space="preserve">Validacijski skup podataka se koristi za periodično testiranje mreže (na kraju svake epohe) za provjeru stvarne sposobnosti modela za generalizaciju i provjeru za </w:t>
+      </w:r>
+      <w:proofErr w:type="spellStart"/>
+      <w:r>
+        <w:t>potencijalo</w:t>
+      </w:r>
+      <w:proofErr w:type="spellEnd"/>
+      <w:r>
+        <w:t xml:space="preserve"> </w:t>
+      </w:r>
+      <w:proofErr w:type="spellStart"/>
+      <w:r>
+        <w:t>preprilag</w:t>
+      </w:r>
+      <w:r>
+        <w:t>o</w:t>
+      </w:r>
+      <w:r>
+        <w:t>đivanje</w:t>
+      </w:r>
+      <w:proofErr w:type="spellEnd"/>
+      <w:r>
+        <w:t>.</w:t>
+      </w:r>
+    </w:p>
+    <w:p>
+      <w:r>
+        <w:br w:type="page"/>
+      </w:r>
+    </w:p>
+    <w:p/>
+    <w:p>
+      <w:pPr>
+        <w:pStyle w:val="Naslov3"/>
+      </w:pPr>
+      <w:r>
         <w:t xml:space="preserve">Dizajn i arhitektura CNN modela, </w:t>
       </w:r>
       <w:r>
-        <w:t>Funkcija troška, Optimizator</w:t>
-      </w:r>
-    </w:p>
-    <w:p/>
-    <w:p>
-      <w:r>
-        <w:t xml:space="preserve">Da bi poređenje imalo smisla i bilo akademski validno, obje neuralne mreže su implementirane na isti način u Python i .NET okruženjima. Sastoji se od konvolucijskih, pooling, aktivacijskih i potpuno povezanih slojeva. </w:t>
-      </w:r>
-    </w:p>
-    <w:p>
-      <w:r>
-        <w:t>Pored navedenih, koristi se Flatten sloj</w:t>
+        <w:t xml:space="preserve">Funkcija troška, </w:t>
+      </w:r>
+      <w:proofErr w:type="spellStart"/>
+      <w:r>
+        <w:t>Optimizator</w:t>
+      </w:r>
+      <w:proofErr w:type="spellEnd"/>
+    </w:p>
+    <w:p/>
+    <w:p>
+      <w:r>
+        <w:t xml:space="preserve">Da bi </w:t>
+      </w:r>
+      <w:proofErr w:type="spellStart"/>
+      <w:r>
+        <w:t>poređenje</w:t>
+      </w:r>
+      <w:proofErr w:type="spellEnd"/>
+      <w:r>
+        <w:t xml:space="preserve"> imalo smisla i bilo akademski validno, obje </w:t>
+      </w:r>
+      <w:proofErr w:type="spellStart"/>
+      <w:r>
+        <w:t>neuralne</w:t>
+      </w:r>
+      <w:proofErr w:type="spellEnd"/>
+      <w:r>
+        <w:t xml:space="preserve"> mreže su implementirane na isti način u </w:t>
+      </w:r>
+      <w:proofErr w:type="spellStart"/>
+      <w:r>
+        <w:t>Python</w:t>
+      </w:r>
+      <w:proofErr w:type="spellEnd"/>
+      <w:r>
+        <w:t xml:space="preserve"> i .NET </w:t>
+      </w:r>
+      <w:proofErr w:type="spellStart"/>
+      <w:r>
+        <w:t>okruženjima</w:t>
+      </w:r>
+      <w:proofErr w:type="spellEnd"/>
+      <w:r>
+        <w:t xml:space="preserve">. Sastoji se od </w:t>
+      </w:r>
+      <w:proofErr w:type="spellStart"/>
+      <w:r>
+        <w:t>konvolucijskih</w:t>
+      </w:r>
+      <w:proofErr w:type="spellEnd"/>
+      <w:r>
+        <w:t xml:space="preserve">, </w:t>
+      </w:r>
+      <w:proofErr w:type="spellStart"/>
+      <w:r>
+        <w:t>pooling</w:t>
+      </w:r>
+      <w:proofErr w:type="spellEnd"/>
+      <w:r>
+        <w:t xml:space="preserve">, aktivacijskih i potpuno povezanih slojeva. </w:t>
+      </w:r>
+    </w:p>
+    <w:p>
+      <w:r>
+        <w:t xml:space="preserve">Pored navedenih, koristi se </w:t>
+      </w:r>
+      <w:proofErr w:type="spellStart"/>
+      <w:r>
+        <w:t>Flatten</w:t>
+      </w:r>
+      <w:proofErr w:type="spellEnd"/>
+      <w:r>
+        <w:t xml:space="preserve"> sloj</w:t>
       </w:r>
       <w:r>
         <w:t xml:space="preserve"> </w:t>
@@ -2170,7 +4954,23 @@
         <w:t xml:space="preserve">prethodnih </w:t>
       </w:r>
       <w:r>
-        <w:t xml:space="preserve">slojeva i pretvori je 1D niz. Ovaj sloj nam je potreban između konvolucijskog dijela mreže koji radi sa matricima i </w:t>
+        <w:t xml:space="preserve">slojeva i pretvori je 1D niz. Ovaj sloj nam je potreban između </w:t>
+      </w:r>
+      <w:proofErr w:type="spellStart"/>
+      <w:r>
+        <w:t>konvolucijskog</w:t>
+      </w:r>
+      <w:proofErr w:type="spellEnd"/>
+      <w:r>
+        <w:t xml:space="preserve"> dijela mreže koji radi sa </w:t>
+      </w:r>
+      <w:proofErr w:type="spellStart"/>
+      <w:r>
+        <w:t>matricima</w:t>
+      </w:r>
+      <w:proofErr w:type="spellEnd"/>
+      <w:r>
+        <w:t xml:space="preserve"> i </w:t>
       </w:r>
       <w:r>
         <w:t xml:space="preserve">potpuno </w:t>
@@ -2181,25 +4981,67 @@
     </w:p>
     <w:p>
       <w:r>
-        <w:t xml:space="preserve">Također, prilikom prolaska kroz prvi kovolucijskog sloj slika se transformiše iz jednog u 64. kanala. Ovo nam u biti daje 64 različite </w:t>
-      </w:r>
-      <w:r>
-        <w:t xml:space="preserve">transformisane </w:t>
-      </w:r>
-      <w:r>
-        <w:t>slike. Cilj ovoga jeste da povećavanje broj</w:t>
+        <w:t xml:space="preserve">Također, prilikom prolaska kroz prvi </w:t>
+      </w:r>
+      <w:proofErr w:type="spellStart"/>
+      <w:r>
+        <w:t>kovolucijskog</w:t>
+      </w:r>
+      <w:proofErr w:type="spellEnd"/>
+      <w:r>
+        <w:t xml:space="preserve"> sloj slika se transformiše iz jednog u 64. kanala. Ovo nam u biti daje 64 različite </w:t>
+      </w:r>
+      <w:proofErr w:type="spellStart"/>
+      <w:r>
+        <w:t>transformisane</w:t>
+      </w:r>
+      <w:proofErr w:type="spellEnd"/>
+      <w:r>
+        <w:t xml:space="preserve"> </w:t>
+      </w:r>
+      <w:r>
+        <w:t xml:space="preserve">slike. Cilj ovoga jeste da </w:t>
+      </w:r>
+      <w:proofErr w:type="spellStart"/>
+      <w:r>
+        <w:t>povećavanje</w:t>
+      </w:r>
+      <w:proofErr w:type="spellEnd"/>
+      <w:r>
+        <w:t xml:space="preserve"> broj</w:t>
       </w:r>
       <w:r>
         <w:t>a</w:t>
       </w:r>
       <w:r>
-        <w:t xml:space="preserve"> kernela</w:t>
-      </w:r>
+        <w:t xml:space="preserve"> </w:t>
+      </w:r>
+      <w:proofErr w:type="spellStart"/>
+      <w:r>
+        <w:t>kernela</w:t>
+      </w:r>
+      <w:proofErr w:type="spellEnd"/>
       <w:r>
         <w:t xml:space="preserve">, </w:t>
       </w:r>
       <w:r>
-        <w:t>samim time omogućavanje prepoznavanje više oblika recimo jedan kernel će tražiti vertikal</w:t>
+        <w:t xml:space="preserve">samim time </w:t>
+      </w:r>
+      <w:proofErr w:type="spellStart"/>
+      <w:r>
+        <w:t>omogućavanje</w:t>
+      </w:r>
+      <w:proofErr w:type="spellEnd"/>
+      <w:r>
+        <w:t xml:space="preserve"> prepoznavanje više oblika recimo jedan </w:t>
+      </w:r>
+      <w:proofErr w:type="spellStart"/>
+      <w:r>
+        <w:t>kernel</w:t>
+      </w:r>
+      <w:proofErr w:type="spellEnd"/>
+      <w:r>
+        <w:t xml:space="preserve"> će tražiti vertikal</w:t>
       </w:r>
       <w:r>
         <w:t xml:space="preserve">ne linije, drugi </w:t>
@@ -2222,11 +5064,47 @@
           <w:lang w:val="en-GB"/>
         </w:rPr>
       </w:pPr>
-      <w:r>
-        <w:rPr>
-          <w:lang w:val="en-GB"/>
-        </w:rPr>
-        <w:t>Čitava arhitektura se sastoji od:</w:t>
+      <w:proofErr w:type="spellStart"/>
+      <w:r>
+        <w:rPr>
+          <w:lang w:val="en-GB"/>
+        </w:rPr>
+        <w:t>Čitava</w:t>
+      </w:r>
+      <w:proofErr w:type="spellEnd"/>
+      <w:r>
+        <w:rPr>
+          <w:lang w:val="en-GB"/>
+        </w:rPr>
+        <w:t xml:space="preserve"> </w:t>
+      </w:r>
+      <w:proofErr w:type="spellStart"/>
+      <w:r>
+        <w:rPr>
+          <w:lang w:val="en-GB"/>
+        </w:rPr>
+        <w:t>arhitektura</w:t>
+      </w:r>
+      <w:proofErr w:type="spellEnd"/>
+      <w:r>
+        <w:rPr>
+          <w:lang w:val="en-GB"/>
+        </w:rPr>
+        <w:t xml:space="preserve"> se </w:t>
+      </w:r>
+      <w:proofErr w:type="spellStart"/>
+      <w:r>
+        <w:rPr>
+          <w:lang w:val="en-GB"/>
+        </w:rPr>
+        <w:t>sastoji</w:t>
+      </w:r>
+      <w:proofErr w:type="spellEnd"/>
+      <w:r>
+        <w:rPr>
+          <w:lang w:val="en-GB"/>
+        </w:rPr>
+        <w:t xml:space="preserve"> od:</w:t>
       </w:r>
     </w:p>
     <w:p>
@@ -2240,29 +5118,179 @@
           <w:lang w:val="en-GB"/>
         </w:rPr>
       </w:pPr>
-      <w:r>
-        <w:rPr>
-          <w:lang w:val="en-GB"/>
-        </w:rPr>
-        <w:t xml:space="preserve">Ulazni sloj. Nakon preprocesiranja slika dobijamo slike veličine 256x256 koje su </w:t>
-      </w:r>
+      <w:proofErr w:type="spellStart"/>
+      <w:r>
+        <w:rPr>
+          <w:lang w:val="en-GB"/>
+        </w:rPr>
+        <w:t>Ulazni</w:t>
+      </w:r>
+      <w:proofErr w:type="spellEnd"/>
+      <w:r>
+        <w:rPr>
+          <w:lang w:val="en-GB"/>
+        </w:rPr>
+        <w:t xml:space="preserve"> </w:t>
+      </w:r>
+      <w:proofErr w:type="spellStart"/>
+      <w:r>
+        <w:rPr>
+          <w:lang w:val="en-GB"/>
+        </w:rPr>
+        <w:t>sloj</w:t>
+      </w:r>
+      <w:proofErr w:type="spellEnd"/>
+      <w:r>
+        <w:rPr>
+          <w:lang w:val="en-GB"/>
+        </w:rPr>
+        <w:t xml:space="preserve">. </w:t>
+      </w:r>
+      <w:proofErr w:type="spellStart"/>
+      <w:r>
+        <w:rPr>
+          <w:lang w:val="en-GB"/>
+        </w:rPr>
+        <w:t>Nakon</w:t>
+      </w:r>
+      <w:proofErr w:type="spellEnd"/>
+      <w:r>
+        <w:rPr>
+          <w:lang w:val="en-GB"/>
+        </w:rPr>
+        <w:t xml:space="preserve"> </w:t>
+      </w:r>
+      <w:proofErr w:type="spellStart"/>
+      <w:r>
+        <w:rPr>
+          <w:lang w:val="en-GB"/>
+        </w:rPr>
+        <w:t>preprocesiranja</w:t>
+      </w:r>
+      <w:proofErr w:type="spellEnd"/>
+      <w:r>
+        <w:rPr>
+          <w:lang w:val="en-GB"/>
+        </w:rPr>
+        <w:t xml:space="preserve"> </w:t>
+      </w:r>
+      <w:proofErr w:type="spellStart"/>
+      <w:r>
+        <w:rPr>
+          <w:lang w:val="en-GB"/>
+        </w:rPr>
+        <w:t>slika</w:t>
+      </w:r>
+      <w:proofErr w:type="spellEnd"/>
+      <w:r>
+        <w:rPr>
+          <w:lang w:val="en-GB"/>
+        </w:rPr>
+        <w:t xml:space="preserve"> </w:t>
+      </w:r>
+      <w:proofErr w:type="spellStart"/>
+      <w:r>
+        <w:rPr>
+          <w:lang w:val="en-GB"/>
+        </w:rPr>
+        <w:t>dobijamo</w:t>
+      </w:r>
+      <w:proofErr w:type="spellEnd"/>
+      <w:r>
+        <w:rPr>
+          <w:lang w:val="en-GB"/>
+        </w:rPr>
+        <w:t xml:space="preserve"> </w:t>
+      </w:r>
+      <w:proofErr w:type="spellStart"/>
+      <w:r>
+        <w:rPr>
+          <w:lang w:val="en-GB"/>
+        </w:rPr>
+        <w:t>slike</w:t>
+      </w:r>
+      <w:proofErr w:type="spellEnd"/>
+      <w:r>
+        <w:rPr>
+          <w:lang w:val="en-GB"/>
+        </w:rPr>
+        <w:t xml:space="preserve"> </w:t>
+      </w:r>
+      <w:proofErr w:type="spellStart"/>
+      <w:r>
+        <w:rPr>
+          <w:lang w:val="en-GB"/>
+        </w:rPr>
+        <w:t>veličine</w:t>
+      </w:r>
+      <w:proofErr w:type="spellEnd"/>
+      <w:r>
+        <w:rPr>
+          <w:lang w:val="en-GB"/>
+        </w:rPr>
+        <w:t xml:space="preserve"> 256x256 </w:t>
+      </w:r>
+      <w:proofErr w:type="spellStart"/>
+      <w:r>
+        <w:rPr>
+          <w:lang w:val="en-GB"/>
+        </w:rPr>
+        <w:t>koje</w:t>
+      </w:r>
+      <w:proofErr w:type="spellEnd"/>
+      <w:r>
+        <w:rPr>
+          <w:lang w:val="en-GB"/>
+        </w:rPr>
+        <w:t xml:space="preserve"> </w:t>
+      </w:r>
+      <w:proofErr w:type="spellStart"/>
+      <w:r>
+        <w:rPr>
+          <w:lang w:val="en-GB"/>
+        </w:rPr>
+        <w:t>su</w:t>
+      </w:r>
+      <w:proofErr w:type="spellEnd"/>
+      <w:r>
+        <w:rPr>
+          <w:lang w:val="en-GB"/>
+        </w:rPr>
+        <w:t xml:space="preserve"> </w:t>
+      </w:r>
+      <w:proofErr w:type="spellStart"/>
       <w:r>
         <w:rPr>
           <w:lang w:val="en-GB"/>
         </w:rPr>
         <w:t>crno-bijele</w:t>
       </w:r>
-      <w:r>
-        <w:rPr>
-          <w:lang w:val="en-GB"/>
-        </w:rPr>
-        <w:t xml:space="preserve"> </w:t>
-      </w:r>
-      <w:r>
-        <w:rPr>
-          <w:lang w:val="en-GB"/>
-        </w:rPr>
-        <w:t>(1 kanal).</w:t>
+      <w:proofErr w:type="spellEnd"/>
+      <w:r>
+        <w:rPr>
+          <w:lang w:val="en-GB"/>
+        </w:rPr>
+        <w:t xml:space="preserve"> </w:t>
+      </w:r>
+      <w:r>
+        <w:rPr>
+          <w:lang w:val="en-GB"/>
+        </w:rPr>
+        <w:t xml:space="preserve">(1 </w:t>
+      </w:r>
+      <w:proofErr w:type="spellStart"/>
+      <w:r>
+        <w:rPr>
+          <w:lang w:val="en-GB"/>
+        </w:rPr>
+        <w:t>kanal</w:t>
+      </w:r>
+      <w:proofErr w:type="spellEnd"/>
+      <w:r>
+        <w:rPr>
+          <w:lang w:val="en-GB"/>
+        </w:rPr>
+        <w:t>).</w:t>
       </w:r>
     </w:p>
     <w:p>
@@ -2280,8 +5308,93 @@
         <w:rPr>
           <w:lang w:val="en-GB"/>
         </w:rPr>
-        <w:t xml:space="preserve">Prvi Konvolucijskih sloj. Dati sloj specificira kernel veličine 3x3 i </w:t>
-      </w:r>
+        <w:t xml:space="preserve">Prvi </w:t>
+      </w:r>
+      <w:proofErr w:type="spellStart"/>
+      <w:r>
+        <w:rPr>
+          <w:lang w:val="en-GB"/>
+        </w:rPr>
+        <w:t>Konvolucijskih</w:t>
+      </w:r>
+      <w:proofErr w:type="spellEnd"/>
+      <w:r>
+        <w:rPr>
+          <w:lang w:val="en-GB"/>
+        </w:rPr>
+        <w:t xml:space="preserve"> </w:t>
+      </w:r>
+      <w:proofErr w:type="spellStart"/>
+      <w:r>
+        <w:rPr>
+          <w:lang w:val="en-GB"/>
+        </w:rPr>
+        <w:t>sloj</w:t>
+      </w:r>
+      <w:proofErr w:type="spellEnd"/>
+      <w:r>
+        <w:rPr>
+          <w:lang w:val="en-GB"/>
+        </w:rPr>
+        <w:t xml:space="preserve">. Dati </w:t>
+      </w:r>
+      <w:proofErr w:type="spellStart"/>
+      <w:r>
+        <w:rPr>
+          <w:lang w:val="en-GB"/>
+        </w:rPr>
+        <w:t>sloj</w:t>
+      </w:r>
+      <w:proofErr w:type="spellEnd"/>
+      <w:r>
+        <w:rPr>
+          <w:lang w:val="en-GB"/>
+        </w:rPr>
+        <w:t xml:space="preserve"> </w:t>
+      </w:r>
+      <w:proofErr w:type="spellStart"/>
+      <w:r>
+        <w:rPr>
+          <w:lang w:val="en-GB"/>
+        </w:rPr>
+        <w:t>specificira</w:t>
+      </w:r>
+      <w:proofErr w:type="spellEnd"/>
+      <w:r>
+        <w:rPr>
+          <w:lang w:val="en-GB"/>
+        </w:rPr>
+        <w:t xml:space="preserve"> kernel </w:t>
+      </w:r>
+      <w:proofErr w:type="spellStart"/>
+      <w:r>
+        <w:rPr>
+          <w:lang w:val="en-GB"/>
+        </w:rPr>
+        <w:t>veličine</w:t>
+      </w:r>
+      <w:proofErr w:type="spellEnd"/>
+      <w:r>
+        <w:rPr>
+          <w:lang w:val="en-GB"/>
+        </w:rPr>
+        <w:t xml:space="preserve"> 3x3 </w:t>
+      </w:r>
+      <w:proofErr w:type="spellStart"/>
+      <w:r>
+        <w:rPr>
+          <w:lang w:val="en-GB"/>
+        </w:rPr>
+        <w:t>i</w:t>
+      </w:r>
+      <w:proofErr w:type="spellEnd"/>
+      <w:r>
+        <w:rPr>
+          <w:lang w:val="en-GB"/>
+        </w:rPr>
+        <w:t xml:space="preserve"> </w:t>
+      </w:r>
+      <w:proofErr w:type="spellStart"/>
       <w:r>
         <w:rPr>
           <w:lang w:val="en-GB"/>
@@ -2291,23 +5404,194 @@
       <w:r>
         <w:t>še</w:t>
       </w:r>
-      <w:r>
-        <w:rPr>
-          <w:lang w:val="en-GB"/>
-        </w:rPr>
-        <w:t xml:space="preserve"> 64 kanala. Time dobijamo 64 transformisane slike.  Prelazak slike kroz dati sloj će </w:t>
-      </w:r>
+      <w:proofErr w:type="spellEnd"/>
+      <w:r>
+        <w:rPr>
+          <w:lang w:val="en-GB"/>
+        </w:rPr>
+        <w:t xml:space="preserve"> 64 </w:t>
+      </w:r>
+      <w:proofErr w:type="spellStart"/>
+      <w:r>
+        <w:rPr>
+          <w:lang w:val="en-GB"/>
+        </w:rPr>
+        <w:t>kanala</w:t>
+      </w:r>
+      <w:proofErr w:type="spellEnd"/>
+      <w:r>
+        <w:rPr>
+          <w:lang w:val="en-GB"/>
+        </w:rPr>
+        <w:t xml:space="preserve">. Time </w:t>
+      </w:r>
+      <w:proofErr w:type="spellStart"/>
+      <w:r>
+        <w:rPr>
+          <w:lang w:val="en-GB"/>
+        </w:rPr>
+        <w:t>dobijamo</w:t>
+      </w:r>
+      <w:proofErr w:type="spellEnd"/>
+      <w:r>
+        <w:rPr>
+          <w:lang w:val="en-GB"/>
+        </w:rPr>
+        <w:t xml:space="preserve"> 64 </w:t>
+      </w:r>
+      <w:proofErr w:type="spellStart"/>
+      <w:r>
+        <w:rPr>
+          <w:lang w:val="en-GB"/>
+        </w:rPr>
+        <w:t>transformisane</w:t>
+      </w:r>
+      <w:proofErr w:type="spellEnd"/>
+      <w:r>
+        <w:rPr>
+          <w:lang w:val="en-GB"/>
+        </w:rPr>
+        <w:t xml:space="preserve"> </w:t>
+      </w:r>
+      <w:proofErr w:type="spellStart"/>
+      <w:r>
+        <w:rPr>
+          <w:lang w:val="en-GB"/>
+        </w:rPr>
+        <w:t>slike</w:t>
+      </w:r>
+      <w:proofErr w:type="spellEnd"/>
+      <w:r>
+        <w:rPr>
+          <w:lang w:val="en-GB"/>
+        </w:rPr>
+        <w:t xml:space="preserve">.  </w:t>
+      </w:r>
+      <w:proofErr w:type="spellStart"/>
+      <w:r>
+        <w:rPr>
+          <w:lang w:val="en-GB"/>
+        </w:rPr>
+        <w:t>Prelazak</w:t>
+      </w:r>
+      <w:proofErr w:type="spellEnd"/>
+      <w:r>
+        <w:rPr>
+          <w:lang w:val="en-GB"/>
+        </w:rPr>
+        <w:t xml:space="preserve"> </w:t>
+      </w:r>
+      <w:proofErr w:type="spellStart"/>
+      <w:r>
+        <w:rPr>
+          <w:lang w:val="en-GB"/>
+        </w:rPr>
+        <w:t>slike</w:t>
+      </w:r>
+      <w:proofErr w:type="spellEnd"/>
+      <w:r>
+        <w:rPr>
+          <w:lang w:val="en-GB"/>
+        </w:rPr>
+        <w:t xml:space="preserve"> </w:t>
+      </w:r>
+      <w:proofErr w:type="spellStart"/>
+      <w:r>
+        <w:rPr>
+          <w:lang w:val="en-GB"/>
+        </w:rPr>
+        <w:t>kroz</w:t>
+      </w:r>
+      <w:proofErr w:type="spellEnd"/>
+      <w:r>
+        <w:rPr>
+          <w:lang w:val="en-GB"/>
+        </w:rPr>
+        <w:t xml:space="preserve"> </w:t>
+      </w:r>
+      <w:proofErr w:type="spellStart"/>
+      <w:r>
+        <w:rPr>
+          <w:lang w:val="en-GB"/>
+        </w:rPr>
+        <w:t>dati</w:t>
+      </w:r>
+      <w:proofErr w:type="spellEnd"/>
+      <w:r>
+        <w:rPr>
+          <w:lang w:val="en-GB"/>
+        </w:rPr>
+        <w:t xml:space="preserve"> </w:t>
+      </w:r>
+      <w:proofErr w:type="spellStart"/>
+      <w:r>
+        <w:rPr>
+          <w:lang w:val="en-GB"/>
+        </w:rPr>
+        <w:t>sloj</w:t>
+      </w:r>
+      <w:proofErr w:type="spellEnd"/>
+      <w:r>
+        <w:rPr>
+          <w:lang w:val="en-GB"/>
+        </w:rPr>
+        <w:t xml:space="preserve"> </w:t>
+      </w:r>
+      <w:proofErr w:type="spellStart"/>
+      <w:r>
+        <w:rPr>
+          <w:lang w:val="en-GB"/>
+        </w:rPr>
+        <w:t>će</w:t>
+      </w:r>
+      <w:proofErr w:type="spellEnd"/>
+      <w:r>
+        <w:rPr>
+          <w:lang w:val="en-GB"/>
+        </w:rPr>
+        <w:t xml:space="preserve"> </w:t>
+      </w:r>
+      <w:proofErr w:type="spellStart"/>
       <w:r>
         <w:rPr>
           <w:lang w:val="en-GB"/>
         </w:rPr>
         <w:t>promjeniti</w:t>
       </w:r>
-      <w:r>
-        <w:rPr>
-          <w:lang w:val="en-GB"/>
-        </w:rPr>
-        <w:t xml:space="preserve"> dimenzije na 254x254.</w:t>
+      <w:proofErr w:type="spellEnd"/>
+      <w:r>
+        <w:rPr>
+          <w:lang w:val="en-GB"/>
+        </w:rPr>
+        <w:t xml:space="preserve"> </w:t>
+      </w:r>
+      <w:proofErr w:type="spellStart"/>
+      <w:r>
+        <w:rPr>
+          <w:lang w:val="en-GB"/>
+        </w:rPr>
+        <w:t>dimenzije</w:t>
+      </w:r>
+      <w:proofErr w:type="spellEnd"/>
+      <w:r>
+        <w:rPr>
+          <w:lang w:val="en-GB"/>
+        </w:rPr>
+        <w:t xml:space="preserve"> </w:t>
+      </w:r>
+      <w:proofErr w:type="spellStart"/>
+      <w:r>
+        <w:rPr>
+          <w:lang w:val="en-GB"/>
+        </w:rPr>
+        <w:t>na</w:t>
+      </w:r>
+      <w:proofErr w:type="spellEnd"/>
+      <w:r>
+        <w:rPr>
+          <w:lang w:val="en-GB"/>
+        </w:rPr>
+        <w:t xml:space="preserve"> 254x254.</w:t>
       </w:r>
     </w:p>
     <w:p>
@@ -2321,11 +5605,117 @@
           <w:lang w:val="en-GB"/>
         </w:rPr>
       </w:pPr>
-      <w:r>
-        <w:rPr>
-          <w:lang w:val="en-GB"/>
-        </w:rPr>
-        <w:t>ReLU sloj. Primjenjuje aktivacijsku funkciju te uvodi nelinearnost.</w:t>
+      <w:proofErr w:type="spellStart"/>
+      <w:r>
+        <w:rPr>
+          <w:lang w:val="en-GB"/>
+        </w:rPr>
+        <w:t>ReLU</w:t>
+      </w:r>
+      <w:proofErr w:type="spellEnd"/>
+      <w:r>
+        <w:rPr>
+          <w:lang w:val="en-GB"/>
+        </w:rPr>
+        <w:t xml:space="preserve"> </w:t>
+      </w:r>
+      <w:proofErr w:type="spellStart"/>
+      <w:r>
+        <w:rPr>
+          <w:lang w:val="en-GB"/>
+        </w:rPr>
+        <w:t>sloj</w:t>
+      </w:r>
+      <w:proofErr w:type="spellEnd"/>
+      <w:r>
+        <w:rPr>
+          <w:lang w:val="en-GB"/>
+        </w:rPr>
+        <w:t xml:space="preserve">. </w:t>
+      </w:r>
+      <w:proofErr w:type="spellStart"/>
+      <w:r>
+        <w:rPr>
+          <w:lang w:val="en-GB"/>
+        </w:rPr>
+        <w:t>Primjenjuje</w:t>
+      </w:r>
+      <w:proofErr w:type="spellEnd"/>
+      <w:r>
+        <w:rPr>
+          <w:lang w:val="en-GB"/>
+        </w:rPr>
+        <w:t xml:space="preserve"> </w:t>
+      </w:r>
+      <w:proofErr w:type="spellStart"/>
+      <w:r>
+        <w:rPr>
+          <w:lang w:val="en-GB"/>
+        </w:rPr>
+        <w:t>aktivacijsku</w:t>
+      </w:r>
+      <w:proofErr w:type="spellEnd"/>
+      <w:r>
+        <w:rPr>
+          <w:lang w:val="en-GB"/>
+        </w:rPr>
+        <w:t xml:space="preserve"> </w:t>
+      </w:r>
+      <w:proofErr w:type="spellStart"/>
+      <w:r>
+        <w:rPr>
+          <w:lang w:val="en-GB"/>
+        </w:rPr>
+        <w:t>funkciju</w:t>
+      </w:r>
+      <w:proofErr w:type="spellEnd"/>
+      <w:r>
+        <w:rPr>
+          <w:lang w:val="en-GB"/>
+        </w:rPr>
+        <w:t xml:space="preserve"> </w:t>
+      </w:r>
+      <w:proofErr w:type="spellStart"/>
+      <w:r>
+        <w:rPr>
+          <w:lang w:val="en-GB"/>
+        </w:rPr>
+        <w:t>te</w:t>
+      </w:r>
+      <w:proofErr w:type="spellEnd"/>
+      <w:r>
+        <w:rPr>
+          <w:lang w:val="en-GB"/>
+        </w:rPr>
+        <w:t xml:space="preserve"> </w:t>
+      </w:r>
+      <w:proofErr w:type="spellStart"/>
+      <w:r>
+        <w:rPr>
+          <w:lang w:val="en-GB"/>
+        </w:rPr>
+        <w:t>uvodi</w:t>
+      </w:r>
+      <w:proofErr w:type="spellEnd"/>
+      <w:r>
+        <w:rPr>
+          <w:lang w:val="en-GB"/>
+        </w:rPr>
+        <w:t xml:space="preserve"> </w:t>
+      </w:r>
+      <w:proofErr w:type="spellStart"/>
+      <w:r>
+        <w:rPr>
+          <w:lang w:val="en-GB"/>
+        </w:rPr>
+        <w:t>nelinearnost</w:t>
+      </w:r>
+      <w:proofErr w:type="spellEnd"/>
+      <w:r>
+        <w:rPr>
+          <w:lang w:val="en-GB"/>
+        </w:rPr>
+        <w:t>.</w:t>
       </w:r>
     </w:p>
     <w:p>
@@ -2343,7 +5733,287 @@
         <w:rPr>
           <w:lang w:val="en-GB"/>
         </w:rPr>
-        <w:t>Max Pooling sloj. Dati sloj specificira kernel 2x2 koji će smanjiti dimezije slike na 127x127 čime ćemo smanjiti količinu resursa potrebnih za treniranje dok ćemo zadržati najvažnije karakteristike.</w:t>
+        <w:t xml:space="preserve">Max Pooling </w:t>
+      </w:r>
+      <w:proofErr w:type="spellStart"/>
+      <w:r>
+        <w:rPr>
+          <w:lang w:val="en-GB"/>
+        </w:rPr>
+        <w:t>sloj</w:t>
+      </w:r>
+      <w:proofErr w:type="spellEnd"/>
+      <w:r>
+        <w:rPr>
+          <w:lang w:val="en-GB"/>
+        </w:rPr>
+        <w:t xml:space="preserve">. Dati </w:t>
+      </w:r>
+      <w:proofErr w:type="spellStart"/>
+      <w:r>
+        <w:rPr>
+          <w:lang w:val="en-GB"/>
+        </w:rPr>
+        <w:t>sloj</w:t>
+      </w:r>
+      <w:proofErr w:type="spellEnd"/>
+      <w:r>
+        <w:rPr>
+          <w:lang w:val="en-GB"/>
+        </w:rPr>
+        <w:t xml:space="preserve"> </w:t>
+      </w:r>
+      <w:proofErr w:type="spellStart"/>
+      <w:r>
+        <w:rPr>
+          <w:lang w:val="en-GB"/>
+        </w:rPr>
+        <w:t>specificira</w:t>
+      </w:r>
+      <w:proofErr w:type="spellEnd"/>
+      <w:r>
+        <w:rPr>
+          <w:lang w:val="en-GB"/>
+        </w:rPr>
+        <w:t xml:space="preserve"> kernel 2x2 koji </w:t>
+      </w:r>
+      <w:proofErr w:type="spellStart"/>
+      <w:r>
+        <w:rPr>
+          <w:lang w:val="en-GB"/>
+        </w:rPr>
+        <w:t>će</w:t>
+      </w:r>
+      <w:proofErr w:type="spellEnd"/>
+      <w:r>
+        <w:rPr>
+          <w:lang w:val="en-GB"/>
+        </w:rPr>
+        <w:t xml:space="preserve"> </w:t>
+      </w:r>
+      <w:proofErr w:type="spellStart"/>
+      <w:r>
+        <w:rPr>
+          <w:lang w:val="en-GB"/>
+        </w:rPr>
+        <w:t>smanjiti</w:t>
+      </w:r>
+      <w:proofErr w:type="spellEnd"/>
+      <w:r>
+        <w:rPr>
+          <w:lang w:val="en-GB"/>
+        </w:rPr>
+        <w:t xml:space="preserve"> </w:t>
+      </w:r>
+      <w:proofErr w:type="spellStart"/>
+      <w:r>
+        <w:rPr>
+          <w:lang w:val="en-GB"/>
+        </w:rPr>
+        <w:t>dimezije</w:t>
+      </w:r>
+      <w:proofErr w:type="spellEnd"/>
+      <w:r>
+        <w:rPr>
+          <w:lang w:val="en-GB"/>
+        </w:rPr>
+        <w:t xml:space="preserve"> </w:t>
+      </w:r>
+      <w:proofErr w:type="spellStart"/>
+      <w:r>
+        <w:rPr>
+          <w:lang w:val="en-GB"/>
+        </w:rPr>
+        <w:t>slike</w:t>
+      </w:r>
+      <w:proofErr w:type="spellEnd"/>
+      <w:r>
+        <w:rPr>
+          <w:lang w:val="en-GB"/>
+        </w:rPr>
+        <w:t xml:space="preserve"> </w:t>
+      </w:r>
+      <w:proofErr w:type="spellStart"/>
+      <w:r>
+        <w:rPr>
+          <w:lang w:val="en-GB"/>
+        </w:rPr>
+        <w:t>na</w:t>
+      </w:r>
+      <w:proofErr w:type="spellEnd"/>
+      <w:r>
+        <w:rPr>
+          <w:lang w:val="en-GB"/>
+        </w:rPr>
+        <w:t xml:space="preserve"> 127x127 </w:t>
+      </w:r>
+      <w:proofErr w:type="spellStart"/>
+      <w:r>
+        <w:rPr>
+          <w:lang w:val="en-GB"/>
+        </w:rPr>
+        <w:t>čime</w:t>
+      </w:r>
+      <w:proofErr w:type="spellEnd"/>
+      <w:r>
+        <w:rPr>
+          <w:lang w:val="en-GB"/>
+        </w:rPr>
+        <w:t xml:space="preserve"> </w:t>
+      </w:r>
+      <w:proofErr w:type="spellStart"/>
+      <w:r>
+        <w:rPr>
+          <w:lang w:val="en-GB"/>
+        </w:rPr>
+        <w:t>ćemo</w:t>
+      </w:r>
+      <w:proofErr w:type="spellEnd"/>
+      <w:r>
+        <w:rPr>
+          <w:lang w:val="en-GB"/>
+        </w:rPr>
+        <w:t xml:space="preserve"> </w:t>
+      </w:r>
+      <w:proofErr w:type="spellStart"/>
+      <w:r>
+        <w:rPr>
+          <w:lang w:val="en-GB"/>
+        </w:rPr>
+        <w:t>smanjiti</w:t>
+      </w:r>
+      <w:proofErr w:type="spellEnd"/>
+      <w:r>
+        <w:rPr>
+          <w:lang w:val="en-GB"/>
+        </w:rPr>
+        <w:t xml:space="preserve"> </w:t>
+      </w:r>
+      <w:proofErr w:type="spellStart"/>
+      <w:r>
+        <w:rPr>
+          <w:lang w:val="en-GB"/>
+        </w:rPr>
+        <w:t>količinu</w:t>
+      </w:r>
+      <w:proofErr w:type="spellEnd"/>
+      <w:r>
+        <w:rPr>
+          <w:lang w:val="en-GB"/>
+        </w:rPr>
+        <w:t xml:space="preserve"> </w:t>
+      </w:r>
+      <w:proofErr w:type="spellStart"/>
+      <w:r>
+        <w:rPr>
+          <w:lang w:val="en-GB"/>
+        </w:rPr>
+        <w:t>resursa</w:t>
+      </w:r>
+      <w:proofErr w:type="spellEnd"/>
+      <w:r>
+        <w:rPr>
+          <w:lang w:val="en-GB"/>
+        </w:rPr>
+        <w:t xml:space="preserve"> </w:t>
+      </w:r>
+      <w:proofErr w:type="spellStart"/>
+      <w:r>
+        <w:rPr>
+          <w:lang w:val="en-GB"/>
+        </w:rPr>
+        <w:t>potrebnih</w:t>
+      </w:r>
+      <w:proofErr w:type="spellEnd"/>
+      <w:r>
+        <w:rPr>
+          <w:lang w:val="en-GB"/>
+        </w:rPr>
+        <w:t xml:space="preserve"> za </w:t>
+      </w:r>
+      <w:proofErr w:type="spellStart"/>
+      <w:r>
+        <w:rPr>
+          <w:lang w:val="en-GB"/>
+        </w:rPr>
+        <w:t>treniranje</w:t>
+      </w:r>
+      <w:proofErr w:type="spellEnd"/>
+      <w:r>
+        <w:rPr>
+          <w:lang w:val="en-GB"/>
+        </w:rPr>
+        <w:t xml:space="preserve"> </w:t>
+      </w:r>
+      <w:proofErr w:type="spellStart"/>
+      <w:r>
+        <w:rPr>
+          <w:lang w:val="en-GB"/>
+        </w:rPr>
+        <w:t>dok</w:t>
+      </w:r>
+      <w:proofErr w:type="spellEnd"/>
+      <w:r>
+        <w:rPr>
+          <w:lang w:val="en-GB"/>
+        </w:rPr>
+        <w:t xml:space="preserve"> </w:t>
+      </w:r>
+      <w:proofErr w:type="spellStart"/>
+      <w:r>
+        <w:rPr>
+          <w:lang w:val="en-GB"/>
+        </w:rPr>
+        <w:t>ćemo</w:t>
+      </w:r>
+      <w:proofErr w:type="spellEnd"/>
+      <w:r>
+        <w:rPr>
+          <w:lang w:val="en-GB"/>
+        </w:rPr>
+        <w:t xml:space="preserve"> </w:t>
+      </w:r>
+      <w:proofErr w:type="spellStart"/>
+      <w:r>
+        <w:rPr>
+          <w:lang w:val="en-GB"/>
+        </w:rPr>
+        <w:t>zadržati</w:t>
+      </w:r>
+      <w:proofErr w:type="spellEnd"/>
+      <w:r>
+        <w:rPr>
+          <w:lang w:val="en-GB"/>
+        </w:rPr>
+        <w:t xml:space="preserve"> </w:t>
+      </w:r>
+      <w:proofErr w:type="spellStart"/>
+      <w:r>
+        <w:rPr>
+          <w:lang w:val="en-GB"/>
+        </w:rPr>
+        <w:t>najvažnije</w:t>
+      </w:r>
+      <w:proofErr w:type="spellEnd"/>
+      <w:r>
+        <w:rPr>
+          <w:lang w:val="en-GB"/>
+        </w:rPr>
+        <w:t xml:space="preserve"> </w:t>
+      </w:r>
+      <w:proofErr w:type="spellStart"/>
+      <w:r>
+        <w:rPr>
+          <w:lang w:val="en-GB"/>
+        </w:rPr>
+        <w:t>karakteristike</w:t>
+      </w:r>
+      <w:proofErr w:type="spellEnd"/>
+      <w:r>
+        <w:rPr>
+          <w:lang w:val="en-GB"/>
+        </w:rPr>
+        <w:t>.</w:t>
       </w:r>
     </w:p>
     <w:p>
@@ -2361,19 +6031,147 @@
         <w:rPr>
           <w:lang w:val="en-GB"/>
         </w:rPr>
-        <w:t xml:space="preserve">Drugi Konvolucijski sloj. Specificira novi set od 64 kernel dimenzija 3x3. Dati kernel će </w:t>
-      </w:r>
+        <w:t xml:space="preserve">Drugi </w:t>
+      </w:r>
+      <w:proofErr w:type="spellStart"/>
+      <w:r>
+        <w:rPr>
+          <w:lang w:val="en-GB"/>
+        </w:rPr>
+        <w:t>Konvolucijski</w:t>
+      </w:r>
+      <w:proofErr w:type="spellEnd"/>
+      <w:r>
+        <w:rPr>
+          <w:lang w:val="en-GB"/>
+        </w:rPr>
+        <w:t xml:space="preserve"> </w:t>
+      </w:r>
+      <w:proofErr w:type="spellStart"/>
+      <w:r>
+        <w:rPr>
+          <w:lang w:val="en-GB"/>
+        </w:rPr>
+        <w:t>sloj</w:t>
+      </w:r>
+      <w:proofErr w:type="spellEnd"/>
+      <w:r>
+        <w:rPr>
+          <w:lang w:val="en-GB"/>
+        </w:rPr>
+        <w:t xml:space="preserve">. </w:t>
+      </w:r>
+      <w:proofErr w:type="spellStart"/>
+      <w:r>
+        <w:rPr>
+          <w:lang w:val="en-GB"/>
+        </w:rPr>
+        <w:t>Specificira</w:t>
+      </w:r>
+      <w:proofErr w:type="spellEnd"/>
+      <w:r>
+        <w:rPr>
+          <w:lang w:val="en-GB"/>
+        </w:rPr>
+        <w:t xml:space="preserve"> novi set od 64 kernel </w:t>
+      </w:r>
+      <w:proofErr w:type="spellStart"/>
+      <w:r>
+        <w:rPr>
+          <w:lang w:val="en-GB"/>
+        </w:rPr>
+        <w:t>dimenzija</w:t>
+      </w:r>
+      <w:proofErr w:type="spellEnd"/>
+      <w:r>
+        <w:rPr>
+          <w:lang w:val="en-GB"/>
+        </w:rPr>
+        <w:t xml:space="preserve"> 3x3. Dati kernel </w:t>
+      </w:r>
+      <w:proofErr w:type="spellStart"/>
+      <w:r>
+        <w:rPr>
+          <w:lang w:val="en-GB"/>
+        </w:rPr>
+        <w:t>će</w:t>
+      </w:r>
+      <w:proofErr w:type="spellEnd"/>
+      <w:r>
+        <w:rPr>
+          <w:lang w:val="en-GB"/>
+        </w:rPr>
+        <w:t xml:space="preserve"> </w:t>
+      </w:r>
+      <w:proofErr w:type="spellStart"/>
       <w:r>
         <w:rPr>
           <w:lang w:val="en-GB"/>
         </w:rPr>
         <w:t>promjeniti</w:t>
       </w:r>
-      <w:r>
-        <w:rPr>
-          <w:lang w:val="en-GB"/>
-        </w:rPr>
-        <w:t xml:space="preserve"> dimenzije slike sa 127x127 na 125x125.</w:t>
+      <w:proofErr w:type="spellEnd"/>
+      <w:r>
+        <w:rPr>
+          <w:lang w:val="en-GB"/>
+        </w:rPr>
+        <w:t xml:space="preserve"> </w:t>
+      </w:r>
+      <w:proofErr w:type="spellStart"/>
+      <w:r>
+        <w:rPr>
+          <w:lang w:val="en-GB"/>
+        </w:rPr>
+        <w:t>dimenzije</w:t>
+      </w:r>
+      <w:proofErr w:type="spellEnd"/>
+      <w:r>
+        <w:rPr>
+          <w:lang w:val="en-GB"/>
+        </w:rPr>
+        <w:t xml:space="preserve"> </w:t>
+      </w:r>
+      <w:proofErr w:type="spellStart"/>
+      <w:r>
+        <w:rPr>
+          <w:lang w:val="en-GB"/>
+        </w:rPr>
+        <w:t>slike</w:t>
+      </w:r>
+      <w:proofErr w:type="spellEnd"/>
+      <w:r>
+        <w:rPr>
+          <w:lang w:val="en-GB"/>
+        </w:rPr>
+        <w:t xml:space="preserve"> </w:t>
+      </w:r>
+      <w:proofErr w:type="spellStart"/>
+      <w:r>
+        <w:rPr>
+          <w:lang w:val="en-GB"/>
+        </w:rPr>
+        <w:t>sa</w:t>
+      </w:r>
+      <w:proofErr w:type="spellEnd"/>
+      <w:r>
+        <w:rPr>
+          <w:lang w:val="en-GB"/>
+        </w:rPr>
+        <w:t xml:space="preserve"> 127x127 </w:t>
+      </w:r>
+      <w:proofErr w:type="spellStart"/>
+      <w:r>
+        <w:rPr>
+          <w:lang w:val="en-GB"/>
+        </w:rPr>
+        <w:t>na</w:t>
+      </w:r>
+      <w:proofErr w:type="spellEnd"/>
+      <w:r>
+        <w:rPr>
+          <w:lang w:val="en-GB"/>
+        </w:rPr>
+        <w:t xml:space="preserve"> 125x125.</w:t>
       </w:r>
     </w:p>
     <w:p>
@@ -2387,11 +6185,75 @@
           <w:lang w:val="en-GB"/>
         </w:rPr>
       </w:pPr>
-      <w:r>
-        <w:rPr>
-          <w:lang w:val="en-GB"/>
-        </w:rPr>
-        <w:t>ReLU sloj. Ponovna aktivacijska funkcija.</w:t>
+      <w:proofErr w:type="spellStart"/>
+      <w:r>
+        <w:rPr>
+          <w:lang w:val="en-GB"/>
+        </w:rPr>
+        <w:t>ReLU</w:t>
+      </w:r>
+      <w:proofErr w:type="spellEnd"/>
+      <w:r>
+        <w:rPr>
+          <w:lang w:val="en-GB"/>
+        </w:rPr>
+        <w:t xml:space="preserve"> </w:t>
+      </w:r>
+      <w:proofErr w:type="spellStart"/>
+      <w:r>
+        <w:rPr>
+          <w:lang w:val="en-GB"/>
+        </w:rPr>
+        <w:t>sloj</w:t>
+      </w:r>
+      <w:proofErr w:type="spellEnd"/>
+      <w:r>
+        <w:rPr>
+          <w:lang w:val="en-GB"/>
+        </w:rPr>
+        <w:t xml:space="preserve">. </w:t>
+      </w:r>
+      <w:proofErr w:type="spellStart"/>
+      <w:r>
+        <w:rPr>
+          <w:lang w:val="en-GB"/>
+        </w:rPr>
+        <w:t>Ponovna</w:t>
+      </w:r>
+      <w:proofErr w:type="spellEnd"/>
+      <w:r>
+        <w:rPr>
+          <w:lang w:val="en-GB"/>
+        </w:rPr>
+        <w:t xml:space="preserve"> </w:t>
+      </w:r>
+      <w:proofErr w:type="spellStart"/>
+      <w:r>
+        <w:rPr>
+          <w:lang w:val="en-GB"/>
+        </w:rPr>
+        <w:t>aktivacijska</w:t>
+      </w:r>
+      <w:proofErr w:type="spellEnd"/>
+      <w:r>
+        <w:rPr>
+          <w:lang w:val="en-GB"/>
+        </w:rPr>
+        <w:t xml:space="preserve"> </w:t>
+      </w:r>
+      <w:proofErr w:type="spellStart"/>
+      <w:r>
+        <w:rPr>
+          <w:lang w:val="en-GB"/>
+        </w:rPr>
+        <w:t>funkcija</w:t>
+      </w:r>
+      <w:proofErr w:type="spellEnd"/>
+      <w:r>
+        <w:rPr>
+          <w:lang w:val="en-GB"/>
+        </w:rPr>
+        <w:t>.</w:t>
       </w:r>
     </w:p>
     <w:p>
@@ -2409,19 +6271,275 @@
         <w:rPr>
           <w:lang w:val="en-GB"/>
         </w:rPr>
-        <w:t xml:space="preserve">Max Pooling sloj. Specificira kernel 2x2 koji smanjuje dimenzije slike na 63x63. (Napomena: Pytorch automatski radi </w:t>
-      </w:r>
-      <w:r>
-        <w:rPr>
-          <w:lang w:val="en-GB"/>
-        </w:rPr>
-        <w:t>zaokruživanje na donju vrijednost  na donju vrijednost sa</w:t>
-      </w:r>
-      <w:r>
-        <w:rPr>
-          <w:lang w:val="en-GB"/>
-        </w:rPr>
-        <w:t xml:space="preserve"> 63.5 na 63).</w:t>
+        <w:t xml:space="preserve">Max Pooling </w:t>
+      </w:r>
+      <w:proofErr w:type="spellStart"/>
+      <w:r>
+        <w:rPr>
+          <w:lang w:val="en-GB"/>
+        </w:rPr>
+        <w:t>sloj</w:t>
+      </w:r>
+      <w:proofErr w:type="spellEnd"/>
+      <w:r>
+        <w:rPr>
+          <w:lang w:val="en-GB"/>
+        </w:rPr>
+        <w:t xml:space="preserve">. </w:t>
+      </w:r>
+      <w:proofErr w:type="spellStart"/>
+      <w:r>
+        <w:rPr>
+          <w:lang w:val="en-GB"/>
+        </w:rPr>
+        <w:t>Specificira</w:t>
+      </w:r>
+      <w:proofErr w:type="spellEnd"/>
+      <w:r>
+        <w:rPr>
+          <w:lang w:val="en-GB"/>
+        </w:rPr>
+        <w:t xml:space="preserve"> kernel 2x2 koji </w:t>
+      </w:r>
+      <w:proofErr w:type="spellStart"/>
+      <w:r>
+        <w:rPr>
+          <w:lang w:val="en-GB"/>
+        </w:rPr>
+        <w:t>smanjuje</w:t>
+      </w:r>
+      <w:proofErr w:type="spellEnd"/>
+      <w:r>
+        <w:rPr>
+          <w:lang w:val="en-GB"/>
+        </w:rPr>
+        <w:t xml:space="preserve"> </w:t>
+      </w:r>
+      <w:proofErr w:type="spellStart"/>
+      <w:r>
+        <w:rPr>
+          <w:lang w:val="en-GB"/>
+        </w:rPr>
+        <w:t>dimenzije</w:t>
+      </w:r>
+      <w:proofErr w:type="spellEnd"/>
+      <w:r>
+        <w:rPr>
+          <w:lang w:val="en-GB"/>
+        </w:rPr>
+        <w:t xml:space="preserve"> </w:t>
+      </w:r>
+      <w:proofErr w:type="spellStart"/>
+      <w:r>
+        <w:rPr>
+          <w:lang w:val="en-GB"/>
+        </w:rPr>
+        <w:t>slike</w:t>
+      </w:r>
+      <w:proofErr w:type="spellEnd"/>
+      <w:r>
+        <w:rPr>
+          <w:lang w:val="en-GB"/>
+        </w:rPr>
+        <w:t xml:space="preserve"> </w:t>
+      </w:r>
+      <w:proofErr w:type="spellStart"/>
+      <w:r>
+        <w:rPr>
+          <w:lang w:val="en-GB"/>
+        </w:rPr>
+        <w:t>na</w:t>
+      </w:r>
+      <w:proofErr w:type="spellEnd"/>
+      <w:r>
+        <w:rPr>
+          <w:lang w:val="en-GB"/>
+        </w:rPr>
+        <w:t xml:space="preserve"> 63x63. (</w:t>
+      </w:r>
+      <w:proofErr w:type="spellStart"/>
+      <w:r>
+        <w:rPr>
+          <w:lang w:val="en-GB"/>
+        </w:rPr>
+        <w:t>Napomena</w:t>
+      </w:r>
+      <w:proofErr w:type="spellEnd"/>
+      <w:r>
+        <w:rPr>
+          <w:lang w:val="en-GB"/>
+        </w:rPr>
+        <w:t xml:space="preserve">: </w:t>
+      </w:r>
+      <w:proofErr w:type="spellStart"/>
+      <w:r>
+        <w:rPr>
+          <w:lang w:val="en-GB"/>
+        </w:rPr>
+        <w:t>Pytorch</w:t>
+      </w:r>
+      <w:proofErr w:type="spellEnd"/>
+      <w:r>
+        <w:rPr>
+          <w:lang w:val="en-GB"/>
+        </w:rPr>
+        <w:t xml:space="preserve"> </w:t>
+      </w:r>
+      <w:proofErr w:type="spellStart"/>
+      <w:r>
+        <w:rPr>
+          <w:lang w:val="en-GB"/>
+        </w:rPr>
+        <w:t>automatski</w:t>
+      </w:r>
+      <w:proofErr w:type="spellEnd"/>
+      <w:r>
+        <w:rPr>
+          <w:lang w:val="en-GB"/>
+        </w:rPr>
+        <w:t xml:space="preserve"> </w:t>
+      </w:r>
+      <w:proofErr w:type="spellStart"/>
+      <w:r>
+        <w:rPr>
+          <w:lang w:val="en-GB"/>
+        </w:rPr>
+        <w:t>radi</w:t>
+      </w:r>
+      <w:proofErr w:type="spellEnd"/>
+      <w:r>
+        <w:rPr>
+          <w:lang w:val="en-GB"/>
+        </w:rPr>
+        <w:t xml:space="preserve"> </w:t>
+      </w:r>
+      <w:proofErr w:type="spellStart"/>
+      <w:r>
+        <w:rPr>
+          <w:lang w:val="en-GB"/>
+        </w:rPr>
+        <w:t>zaokruživanje</w:t>
+      </w:r>
+      <w:proofErr w:type="spellEnd"/>
+      <w:r>
+        <w:rPr>
+          <w:lang w:val="en-GB"/>
+        </w:rPr>
+        <w:t xml:space="preserve"> </w:t>
+      </w:r>
+      <w:proofErr w:type="spellStart"/>
+      <w:r>
+        <w:rPr>
+          <w:lang w:val="en-GB"/>
+        </w:rPr>
+        <w:t>na</w:t>
+      </w:r>
+      <w:proofErr w:type="spellEnd"/>
+      <w:r>
+        <w:rPr>
+          <w:lang w:val="en-GB"/>
+        </w:rPr>
+        <w:t xml:space="preserve"> </w:t>
+      </w:r>
+      <w:proofErr w:type="spellStart"/>
+      <w:r>
+        <w:rPr>
+          <w:lang w:val="en-GB"/>
+        </w:rPr>
+        <w:t>donju</w:t>
+      </w:r>
+      <w:proofErr w:type="spellEnd"/>
+      <w:r>
+        <w:rPr>
+          <w:lang w:val="en-GB"/>
+        </w:rPr>
+        <w:t xml:space="preserve"> </w:t>
+      </w:r>
+      <w:proofErr w:type="spellStart"/>
+      <w:proofErr w:type="gramStart"/>
+      <w:r>
+        <w:rPr>
+          <w:lang w:val="en-GB"/>
+        </w:rPr>
+        <w:t>vrijednost</w:t>
+      </w:r>
+      <w:proofErr w:type="spellEnd"/>
+      <w:r>
+        <w:rPr>
+          <w:lang w:val="en-GB"/>
+        </w:rPr>
+        <w:t xml:space="preserve">  </w:t>
+      </w:r>
+      <w:proofErr w:type="spellStart"/>
+      <w:r>
+        <w:rPr>
+          <w:lang w:val="en-GB"/>
+        </w:rPr>
+        <w:t>na</w:t>
+      </w:r>
+      <w:proofErr w:type="spellEnd"/>
+      <w:proofErr w:type="gramEnd"/>
+      <w:r>
+        <w:rPr>
+          <w:lang w:val="en-GB"/>
+        </w:rPr>
+        <w:t xml:space="preserve"> </w:t>
+      </w:r>
+      <w:proofErr w:type="spellStart"/>
+      <w:r>
+        <w:rPr>
+          <w:lang w:val="en-GB"/>
+        </w:rPr>
+        <w:t>donju</w:t>
+      </w:r>
+      <w:proofErr w:type="spellEnd"/>
+      <w:r>
+        <w:rPr>
+          <w:lang w:val="en-GB"/>
+        </w:rPr>
+        <w:t xml:space="preserve"> </w:t>
+      </w:r>
+      <w:proofErr w:type="spellStart"/>
+      <w:r>
+        <w:rPr>
+          <w:lang w:val="en-GB"/>
+        </w:rPr>
+        <w:t>vrijednost</w:t>
+      </w:r>
+      <w:proofErr w:type="spellEnd"/>
+      <w:r>
+        <w:rPr>
+          <w:lang w:val="en-GB"/>
+        </w:rPr>
+        <w:t xml:space="preserve"> </w:t>
+      </w:r>
+      <w:proofErr w:type="spellStart"/>
+      <w:r>
+        <w:rPr>
+          <w:lang w:val="en-GB"/>
+        </w:rPr>
+        <w:t>sa</w:t>
+      </w:r>
+      <w:proofErr w:type="spellEnd"/>
+      <w:r>
+        <w:rPr>
+          <w:lang w:val="en-GB"/>
+        </w:rPr>
+        <w:t xml:space="preserve"> 63.5 </w:t>
+      </w:r>
+      <w:proofErr w:type="spellStart"/>
+      <w:r>
+        <w:rPr>
+          <w:lang w:val="en-GB"/>
+        </w:rPr>
+        <w:t>na</w:t>
+      </w:r>
+      <w:proofErr w:type="spellEnd"/>
+      <w:r>
+        <w:rPr>
+          <w:lang w:val="en-GB"/>
+        </w:rPr>
+        <w:t xml:space="preserve"> 63).</w:t>
       </w:r>
     </w:p>
     <w:p>
@@ -2465,11 +6583,75 @@
           <w:lang w:val="en-GB"/>
         </w:rPr>
       </w:pPr>
-      <w:r>
-        <w:rPr>
-          <w:lang w:val="en-GB"/>
-        </w:rPr>
-        <w:t>Potpuno povezani sloj sa 16 neurona.</w:t>
+      <w:proofErr w:type="spellStart"/>
+      <w:r>
+        <w:rPr>
+          <w:lang w:val="en-GB"/>
+        </w:rPr>
+        <w:t>Potpuno</w:t>
+      </w:r>
+      <w:proofErr w:type="spellEnd"/>
+      <w:r>
+        <w:rPr>
+          <w:lang w:val="en-GB"/>
+        </w:rPr>
+        <w:t xml:space="preserve"> </w:t>
+      </w:r>
+      <w:proofErr w:type="spellStart"/>
+      <w:r>
+        <w:rPr>
+          <w:lang w:val="en-GB"/>
+        </w:rPr>
+        <w:t>povezani</w:t>
+      </w:r>
+      <w:proofErr w:type="spellEnd"/>
+      <w:r>
+        <w:rPr>
+          <w:lang w:val="en-GB"/>
+        </w:rPr>
+        <w:t xml:space="preserve"> </w:t>
+      </w:r>
+      <w:proofErr w:type="spellStart"/>
+      <w:r>
+        <w:rPr>
+          <w:lang w:val="en-GB"/>
+        </w:rPr>
+        <w:t>sloj</w:t>
+      </w:r>
+      <w:proofErr w:type="spellEnd"/>
+      <w:r>
+        <w:rPr>
+          <w:lang w:val="en-GB"/>
+        </w:rPr>
+        <w:t xml:space="preserve"> </w:t>
+      </w:r>
+      <w:proofErr w:type="spellStart"/>
+      <w:r>
+        <w:rPr>
+          <w:lang w:val="en-GB"/>
+        </w:rPr>
+        <w:t>sa</w:t>
+      </w:r>
+      <w:proofErr w:type="spellEnd"/>
+      <w:r>
+        <w:rPr>
+          <w:lang w:val="en-GB"/>
+        </w:rPr>
+        <w:t xml:space="preserve"> 16 </w:t>
+      </w:r>
+      <w:proofErr w:type="spellStart"/>
+      <w:r>
+        <w:rPr>
+          <w:lang w:val="en-GB"/>
+        </w:rPr>
+        <w:t>neurona</w:t>
+      </w:r>
+      <w:proofErr w:type="spellEnd"/>
+      <w:r>
+        <w:rPr>
+          <w:lang w:val="en-GB"/>
+        </w:rPr>
+        <w:t>.</w:t>
       </w:r>
     </w:p>
     <w:p>
@@ -2483,11 +6665,131 @@
           <w:lang w:val="en-GB"/>
         </w:rPr>
       </w:pPr>
-      <w:r>
-        <w:rPr>
-          <w:lang w:val="en-GB"/>
-        </w:rPr>
-        <w:t>Potpuno povezani sloj sa 3 neurona koji nam daje krajnju klasifikaciju.</w:t>
+      <w:proofErr w:type="spellStart"/>
+      <w:r>
+        <w:rPr>
+          <w:lang w:val="en-GB"/>
+        </w:rPr>
+        <w:t>Potpuno</w:t>
+      </w:r>
+      <w:proofErr w:type="spellEnd"/>
+      <w:r>
+        <w:rPr>
+          <w:lang w:val="en-GB"/>
+        </w:rPr>
+        <w:t xml:space="preserve"> </w:t>
+      </w:r>
+      <w:proofErr w:type="spellStart"/>
+      <w:r>
+        <w:rPr>
+          <w:lang w:val="en-GB"/>
+        </w:rPr>
+        <w:t>povezani</w:t>
+      </w:r>
+      <w:proofErr w:type="spellEnd"/>
+      <w:r>
+        <w:rPr>
+          <w:lang w:val="en-GB"/>
+        </w:rPr>
+        <w:t xml:space="preserve"> </w:t>
+      </w:r>
+      <w:proofErr w:type="spellStart"/>
+      <w:r>
+        <w:rPr>
+          <w:lang w:val="en-GB"/>
+        </w:rPr>
+        <w:t>sloj</w:t>
+      </w:r>
+      <w:proofErr w:type="spellEnd"/>
+      <w:r>
+        <w:rPr>
+          <w:lang w:val="en-GB"/>
+        </w:rPr>
+        <w:t xml:space="preserve"> </w:t>
+      </w:r>
+      <w:proofErr w:type="spellStart"/>
+      <w:r>
+        <w:rPr>
+          <w:lang w:val="en-GB"/>
+        </w:rPr>
+        <w:t>sa</w:t>
+      </w:r>
+      <w:proofErr w:type="spellEnd"/>
+      <w:r>
+        <w:rPr>
+          <w:lang w:val="en-GB"/>
+        </w:rPr>
+        <w:t xml:space="preserve"> 3 </w:t>
+      </w:r>
+      <w:proofErr w:type="spellStart"/>
+      <w:r>
+        <w:rPr>
+          <w:lang w:val="en-GB"/>
+        </w:rPr>
+        <w:t>neurona</w:t>
+      </w:r>
+      <w:proofErr w:type="spellEnd"/>
+      <w:r>
+        <w:rPr>
+          <w:lang w:val="en-GB"/>
+        </w:rPr>
+        <w:t xml:space="preserve"> koji </w:t>
+      </w:r>
+      <w:proofErr w:type="spellStart"/>
+      <w:r>
+        <w:rPr>
+          <w:lang w:val="en-GB"/>
+        </w:rPr>
+        <w:t>nam</w:t>
+      </w:r>
+      <w:proofErr w:type="spellEnd"/>
+      <w:r>
+        <w:rPr>
+          <w:lang w:val="en-GB"/>
+        </w:rPr>
+        <w:t xml:space="preserve"> </w:t>
+      </w:r>
+      <w:proofErr w:type="spellStart"/>
+      <w:r>
+        <w:rPr>
+          <w:lang w:val="en-GB"/>
+        </w:rPr>
+        <w:t>daje</w:t>
+      </w:r>
+      <w:proofErr w:type="spellEnd"/>
+      <w:r>
+        <w:rPr>
+          <w:lang w:val="en-GB"/>
+        </w:rPr>
+        <w:t xml:space="preserve"> </w:t>
+      </w:r>
+      <w:proofErr w:type="spellStart"/>
+      <w:r>
+        <w:rPr>
+          <w:lang w:val="en-GB"/>
+        </w:rPr>
+        <w:t>krajnju</w:t>
+      </w:r>
+      <w:proofErr w:type="spellEnd"/>
+      <w:r>
+        <w:rPr>
+          <w:lang w:val="en-GB"/>
+        </w:rPr>
+        <w:t xml:space="preserve"> </w:t>
+      </w:r>
+      <w:proofErr w:type="spellStart"/>
+      <w:r>
+        <w:rPr>
+          <w:lang w:val="en-GB"/>
+        </w:rPr>
+        <w:t>klasifikaciju</w:t>
+      </w:r>
+      <w:proofErr w:type="spellEnd"/>
+      <w:r>
+        <w:rPr>
+          <w:lang w:val="en-GB"/>
+        </w:rPr>
+        <w:t>.</w:t>
       </w:r>
     </w:p>
     <w:p>
@@ -2508,7 +6810,329 @@
         <w:rPr>
           <w:lang w:val="en-GB"/>
         </w:rPr>
-        <w:t>Data arhitektura neuralne mreže bazirana je na praktičnom primjeru sa platforme Kaggle, gdje je slična topologija uspješno korištena upravo za problem predikcije raka pluća nad ovim specifičnim skupom podataka.</w:t>
+        <w:t xml:space="preserve">Data </w:t>
+      </w:r>
+      <w:proofErr w:type="spellStart"/>
+      <w:r>
+        <w:rPr>
+          <w:lang w:val="en-GB"/>
+        </w:rPr>
+        <w:t>arhitektura</w:t>
+      </w:r>
+      <w:proofErr w:type="spellEnd"/>
+      <w:r>
+        <w:rPr>
+          <w:lang w:val="en-GB"/>
+        </w:rPr>
+        <w:t xml:space="preserve"> </w:t>
+      </w:r>
+      <w:proofErr w:type="spellStart"/>
+      <w:r>
+        <w:rPr>
+          <w:lang w:val="en-GB"/>
+        </w:rPr>
+        <w:t>neuralne</w:t>
+      </w:r>
+      <w:proofErr w:type="spellEnd"/>
+      <w:r>
+        <w:rPr>
+          <w:lang w:val="en-GB"/>
+        </w:rPr>
+        <w:t xml:space="preserve"> </w:t>
+      </w:r>
+      <w:proofErr w:type="spellStart"/>
+      <w:r>
+        <w:rPr>
+          <w:lang w:val="en-GB"/>
+        </w:rPr>
+        <w:t>mreže</w:t>
+      </w:r>
+      <w:proofErr w:type="spellEnd"/>
+      <w:r>
+        <w:rPr>
+          <w:lang w:val="en-GB"/>
+        </w:rPr>
+        <w:t xml:space="preserve"> </w:t>
+      </w:r>
+      <w:proofErr w:type="spellStart"/>
+      <w:r>
+        <w:rPr>
+          <w:lang w:val="en-GB"/>
+        </w:rPr>
+        <w:t>bazirana</w:t>
+      </w:r>
+      <w:proofErr w:type="spellEnd"/>
+      <w:r>
+        <w:rPr>
+          <w:lang w:val="en-GB"/>
+        </w:rPr>
+        <w:t xml:space="preserve"> je </w:t>
+      </w:r>
+      <w:proofErr w:type="spellStart"/>
+      <w:r>
+        <w:rPr>
+          <w:lang w:val="en-GB"/>
+        </w:rPr>
+        <w:t>na</w:t>
+      </w:r>
+      <w:proofErr w:type="spellEnd"/>
+      <w:r>
+        <w:rPr>
+          <w:lang w:val="en-GB"/>
+        </w:rPr>
+        <w:t xml:space="preserve"> </w:t>
+      </w:r>
+      <w:proofErr w:type="spellStart"/>
+      <w:r>
+        <w:rPr>
+          <w:lang w:val="en-GB"/>
+        </w:rPr>
+        <w:t>praktičnom</w:t>
+      </w:r>
+      <w:proofErr w:type="spellEnd"/>
+      <w:r>
+        <w:rPr>
+          <w:lang w:val="en-GB"/>
+        </w:rPr>
+        <w:t xml:space="preserve"> </w:t>
+      </w:r>
+      <w:proofErr w:type="spellStart"/>
+      <w:r>
+        <w:rPr>
+          <w:lang w:val="en-GB"/>
+        </w:rPr>
+        <w:t>primjeru</w:t>
+      </w:r>
+      <w:proofErr w:type="spellEnd"/>
+      <w:r>
+        <w:rPr>
+          <w:lang w:val="en-GB"/>
+        </w:rPr>
+        <w:t xml:space="preserve"> </w:t>
+      </w:r>
+      <w:proofErr w:type="spellStart"/>
+      <w:r>
+        <w:rPr>
+          <w:lang w:val="en-GB"/>
+        </w:rPr>
+        <w:t>sa</w:t>
+      </w:r>
+      <w:proofErr w:type="spellEnd"/>
+      <w:r>
+        <w:rPr>
+          <w:lang w:val="en-GB"/>
+        </w:rPr>
+        <w:t xml:space="preserve"> </w:t>
+      </w:r>
+      <w:proofErr w:type="spellStart"/>
+      <w:r>
+        <w:rPr>
+          <w:lang w:val="en-GB"/>
+        </w:rPr>
+        <w:t>platforme</w:t>
+      </w:r>
+      <w:proofErr w:type="spellEnd"/>
+      <w:r>
+        <w:rPr>
+          <w:lang w:val="en-GB"/>
+        </w:rPr>
+        <w:t xml:space="preserve"> Kaggle, </w:t>
+      </w:r>
+      <w:proofErr w:type="spellStart"/>
+      <w:r>
+        <w:rPr>
+          <w:lang w:val="en-GB"/>
+        </w:rPr>
+        <w:t>gdje</w:t>
+      </w:r>
+      <w:proofErr w:type="spellEnd"/>
+      <w:r>
+        <w:rPr>
+          <w:lang w:val="en-GB"/>
+        </w:rPr>
+        <w:t xml:space="preserve"> je </w:t>
+      </w:r>
+      <w:proofErr w:type="spellStart"/>
+      <w:r>
+        <w:rPr>
+          <w:lang w:val="en-GB"/>
+        </w:rPr>
+        <w:t>slična</w:t>
+      </w:r>
+      <w:proofErr w:type="spellEnd"/>
+      <w:r>
+        <w:rPr>
+          <w:lang w:val="en-GB"/>
+        </w:rPr>
+        <w:t xml:space="preserve"> </w:t>
+      </w:r>
+      <w:proofErr w:type="spellStart"/>
+      <w:r>
+        <w:rPr>
+          <w:lang w:val="en-GB"/>
+        </w:rPr>
+        <w:t>topologija</w:t>
+      </w:r>
+      <w:proofErr w:type="spellEnd"/>
+      <w:r>
+        <w:rPr>
+          <w:lang w:val="en-GB"/>
+        </w:rPr>
+        <w:t xml:space="preserve"> </w:t>
+      </w:r>
+      <w:proofErr w:type="spellStart"/>
+      <w:r>
+        <w:rPr>
+          <w:lang w:val="en-GB"/>
+        </w:rPr>
+        <w:t>uspješno</w:t>
+      </w:r>
+      <w:proofErr w:type="spellEnd"/>
+      <w:r>
+        <w:rPr>
+          <w:lang w:val="en-GB"/>
+        </w:rPr>
+        <w:t xml:space="preserve"> </w:t>
+      </w:r>
+      <w:proofErr w:type="spellStart"/>
+      <w:r>
+        <w:rPr>
+          <w:lang w:val="en-GB"/>
+        </w:rPr>
+        <w:t>korištena</w:t>
+      </w:r>
+      <w:proofErr w:type="spellEnd"/>
+      <w:r>
+        <w:rPr>
+          <w:lang w:val="en-GB"/>
+        </w:rPr>
+        <w:t xml:space="preserve"> </w:t>
+      </w:r>
+      <w:proofErr w:type="spellStart"/>
+      <w:r>
+        <w:rPr>
+          <w:lang w:val="en-GB"/>
+        </w:rPr>
+        <w:t>upravo</w:t>
+      </w:r>
+      <w:proofErr w:type="spellEnd"/>
+      <w:r>
+        <w:rPr>
+          <w:lang w:val="en-GB"/>
+        </w:rPr>
+        <w:t xml:space="preserve"> za problem </w:t>
+      </w:r>
+      <w:proofErr w:type="spellStart"/>
+      <w:r>
+        <w:rPr>
+          <w:lang w:val="en-GB"/>
+        </w:rPr>
+        <w:t>predikcije</w:t>
+      </w:r>
+      <w:proofErr w:type="spellEnd"/>
+      <w:r>
+        <w:rPr>
+          <w:lang w:val="en-GB"/>
+        </w:rPr>
+        <w:t xml:space="preserve"> </w:t>
+      </w:r>
+      <w:proofErr w:type="spellStart"/>
+      <w:r>
+        <w:rPr>
+          <w:lang w:val="en-GB"/>
+        </w:rPr>
+        <w:t>raka</w:t>
+      </w:r>
+      <w:proofErr w:type="spellEnd"/>
+      <w:r>
+        <w:rPr>
+          <w:lang w:val="en-GB"/>
+        </w:rPr>
+        <w:t xml:space="preserve"> </w:t>
+      </w:r>
+      <w:proofErr w:type="spellStart"/>
+      <w:r>
+        <w:rPr>
+          <w:lang w:val="en-GB"/>
+        </w:rPr>
+        <w:t>pluća</w:t>
+      </w:r>
+      <w:proofErr w:type="spellEnd"/>
+      <w:r>
+        <w:rPr>
+          <w:lang w:val="en-GB"/>
+        </w:rPr>
+        <w:t xml:space="preserve"> </w:t>
+      </w:r>
+      <w:proofErr w:type="spellStart"/>
+      <w:r>
+        <w:rPr>
+          <w:lang w:val="en-GB"/>
+        </w:rPr>
+        <w:t>nad</w:t>
+      </w:r>
+      <w:proofErr w:type="spellEnd"/>
+      <w:r>
+        <w:rPr>
+          <w:lang w:val="en-GB"/>
+        </w:rPr>
+        <w:t xml:space="preserve"> </w:t>
+      </w:r>
+      <w:proofErr w:type="spellStart"/>
+      <w:r>
+        <w:rPr>
+          <w:lang w:val="en-GB"/>
+        </w:rPr>
+        <w:t>ovim</w:t>
+      </w:r>
+      <w:proofErr w:type="spellEnd"/>
+      <w:r>
+        <w:rPr>
+          <w:lang w:val="en-GB"/>
+        </w:rPr>
+        <w:t xml:space="preserve"> </w:t>
+      </w:r>
+      <w:proofErr w:type="spellStart"/>
+      <w:r>
+        <w:rPr>
+          <w:lang w:val="en-GB"/>
+        </w:rPr>
+        <w:t>specifičnim</w:t>
+      </w:r>
+      <w:proofErr w:type="spellEnd"/>
+      <w:r>
+        <w:rPr>
+          <w:lang w:val="en-GB"/>
+        </w:rPr>
+        <w:t xml:space="preserve"> </w:t>
+      </w:r>
+      <w:proofErr w:type="spellStart"/>
+      <w:r>
+        <w:rPr>
+          <w:lang w:val="en-GB"/>
+        </w:rPr>
+        <w:t>skupom</w:t>
+      </w:r>
+      <w:proofErr w:type="spellEnd"/>
+      <w:r>
+        <w:rPr>
+          <w:lang w:val="en-GB"/>
+        </w:rPr>
+        <w:t xml:space="preserve"> </w:t>
+      </w:r>
+      <w:proofErr w:type="spellStart"/>
+      <w:r>
+        <w:rPr>
+          <w:lang w:val="en-GB"/>
+        </w:rPr>
+        <w:t>podataka</w:t>
+      </w:r>
+      <w:proofErr w:type="spellEnd"/>
+      <w:r>
+        <w:rPr>
+          <w:lang w:val="en-GB"/>
+        </w:rPr>
+        <w:t>.</w:t>
       </w:r>
     </w:p>
     <w:p>
@@ -2529,335 +7153,2400 @@
         <w:rPr>
           <w:lang w:val="en-GB"/>
         </w:rPr>
+        <w:t xml:space="preserve">Osim </w:t>
+      </w:r>
+      <w:proofErr w:type="spellStart"/>
+      <w:r>
+        <w:rPr>
+          <w:lang w:val="en-GB"/>
+        </w:rPr>
+        <w:t>specificiranje</w:t>
+      </w:r>
+      <w:proofErr w:type="spellEnd"/>
+      <w:r>
+        <w:rPr>
+          <w:lang w:val="en-GB"/>
+        </w:rPr>
+        <w:t xml:space="preserve"> </w:t>
+      </w:r>
+      <w:proofErr w:type="spellStart"/>
+      <w:r>
+        <w:rPr>
+          <w:lang w:val="en-GB"/>
+        </w:rPr>
+        <w:t>slojeva</w:t>
+      </w:r>
+      <w:proofErr w:type="spellEnd"/>
+      <w:r>
+        <w:rPr>
+          <w:lang w:val="en-GB"/>
+        </w:rPr>
+        <w:t xml:space="preserve"> </w:t>
+      </w:r>
+      <w:proofErr w:type="spellStart"/>
+      <w:r>
+        <w:rPr>
+          <w:lang w:val="en-GB"/>
+        </w:rPr>
+        <w:t>neuralne</w:t>
+      </w:r>
+      <w:proofErr w:type="spellEnd"/>
+      <w:r>
+        <w:rPr>
+          <w:lang w:val="en-GB"/>
+        </w:rPr>
+        <w:t xml:space="preserve"> </w:t>
+      </w:r>
+      <w:proofErr w:type="spellStart"/>
+      <w:r>
+        <w:rPr>
+          <w:lang w:val="en-GB"/>
+        </w:rPr>
+        <w:t>mreže</w:t>
+      </w:r>
+      <w:proofErr w:type="spellEnd"/>
+      <w:r>
+        <w:rPr>
+          <w:lang w:val="en-GB"/>
+        </w:rPr>
+        <w:t xml:space="preserve"> </w:t>
+      </w:r>
+      <w:proofErr w:type="spellStart"/>
+      <w:r>
+        <w:rPr>
+          <w:lang w:val="en-GB"/>
+        </w:rPr>
+        <w:t>imamo</w:t>
+      </w:r>
+      <w:proofErr w:type="spellEnd"/>
+      <w:r>
+        <w:rPr>
+          <w:lang w:val="en-GB"/>
+        </w:rPr>
+        <w:t xml:space="preserve"> </w:t>
+      </w:r>
+      <w:proofErr w:type="spellStart"/>
+      <w:r>
+        <w:rPr>
+          <w:lang w:val="en-GB"/>
+        </w:rPr>
+        <w:t>još</w:t>
+      </w:r>
+      <w:proofErr w:type="spellEnd"/>
+      <w:r>
+        <w:rPr>
+          <w:lang w:val="en-GB"/>
+        </w:rPr>
+        <w:t xml:space="preserve"> par </w:t>
+      </w:r>
+      <w:proofErr w:type="spellStart"/>
+      <w:r>
+        <w:rPr>
+          <w:lang w:val="en-GB"/>
+        </w:rPr>
+        <w:t>hiperparametera</w:t>
+      </w:r>
+      <w:proofErr w:type="spellEnd"/>
+      <w:r>
+        <w:rPr>
+          <w:lang w:val="en-GB"/>
+        </w:rPr>
+        <w:t xml:space="preserve"> koji </w:t>
+      </w:r>
+      <w:proofErr w:type="spellStart"/>
+      <w:r>
+        <w:rPr>
+          <w:lang w:val="en-GB"/>
+        </w:rPr>
+        <w:t>moramo</w:t>
+      </w:r>
+      <w:proofErr w:type="spellEnd"/>
+      <w:r>
+        <w:rPr>
+          <w:lang w:val="en-GB"/>
+        </w:rPr>
+        <w:t xml:space="preserve"> </w:t>
+      </w:r>
+      <w:proofErr w:type="spellStart"/>
+      <w:r>
+        <w:rPr>
+          <w:lang w:val="en-GB"/>
+        </w:rPr>
+        <w:t>specificirati</w:t>
+      </w:r>
+      <w:proofErr w:type="spellEnd"/>
+      <w:r>
+        <w:rPr>
+          <w:lang w:val="en-GB"/>
+        </w:rPr>
+        <w:t xml:space="preserve"> </w:t>
+      </w:r>
+      <w:proofErr w:type="spellStart"/>
+      <w:r>
+        <w:rPr>
+          <w:lang w:val="en-GB"/>
+        </w:rPr>
+        <w:t>prilikom</w:t>
+      </w:r>
+      <w:proofErr w:type="spellEnd"/>
+      <w:r>
+        <w:rPr>
+          <w:lang w:val="en-GB"/>
+        </w:rPr>
+        <w:t xml:space="preserve"> </w:t>
+      </w:r>
+      <w:proofErr w:type="spellStart"/>
+      <w:r>
+        <w:rPr>
+          <w:lang w:val="en-GB"/>
+        </w:rPr>
+        <w:t>treniranje</w:t>
+      </w:r>
+      <w:proofErr w:type="spellEnd"/>
+      <w:r>
+        <w:rPr>
+          <w:lang w:val="en-GB"/>
+        </w:rPr>
+        <w:t xml:space="preserve">. To </w:t>
+      </w:r>
+      <w:proofErr w:type="spellStart"/>
+      <w:r>
+        <w:rPr>
+          <w:lang w:val="en-GB"/>
+        </w:rPr>
+        <w:t>su</w:t>
+      </w:r>
+      <w:proofErr w:type="spellEnd"/>
+      <w:r>
+        <w:rPr>
+          <w:lang w:val="en-GB"/>
+        </w:rPr>
+        <w:t xml:space="preserve"> </w:t>
+      </w:r>
+      <w:proofErr w:type="spellStart"/>
+      <w:r>
+        <w:rPr>
+          <w:lang w:val="en-GB"/>
+        </w:rPr>
+        <w:t>funkcija</w:t>
+      </w:r>
+      <w:proofErr w:type="spellEnd"/>
+      <w:r>
+        <w:rPr>
+          <w:lang w:val="en-GB"/>
+        </w:rPr>
+        <w:t xml:space="preserve"> </w:t>
+      </w:r>
+      <w:proofErr w:type="spellStart"/>
+      <w:r>
+        <w:rPr>
+          <w:lang w:val="en-GB"/>
+        </w:rPr>
+        <w:t>troška</w:t>
+      </w:r>
+      <w:proofErr w:type="spellEnd"/>
+      <w:r>
+        <w:rPr>
+          <w:lang w:val="en-GB"/>
+        </w:rPr>
+        <w:t xml:space="preserve">, optimizer I </w:t>
+      </w:r>
+      <w:proofErr w:type="spellStart"/>
+      <w:r>
+        <w:rPr>
+          <w:lang w:val="en-GB"/>
+        </w:rPr>
+        <w:t>stopa</w:t>
+      </w:r>
+      <w:proofErr w:type="spellEnd"/>
+      <w:r>
+        <w:rPr>
+          <w:lang w:val="en-GB"/>
+        </w:rPr>
+        <w:t xml:space="preserve"> </w:t>
+      </w:r>
+      <w:proofErr w:type="spellStart"/>
+      <w:r>
+        <w:rPr>
+          <w:lang w:val="en-GB"/>
+        </w:rPr>
+        <w:t>učenja</w:t>
+      </w:r>
+      <w:proofErr w:type="spellEnd"/>
+      <w:r>
+        <w:rPr>
+          <w:lang w:val="en-GB"/>
+        </w:rPr>
+        <w:t>.</w:t>
+      </w:r>
+    </w:p>
+    <w:p>
+      <w:pPr>
+        <w:rPr>
+          <w:lang w:val="en-GB"/>
+        </w:rPr>
+      </w:pPr>
+    </w:p>
+    <w:p>
+      <w:pPr>
+        <w:rPr>
+          <w:lang w:val="en-GB"/>
+        </w:rPr>
+      </w:pPr>
+      <w:proofErr w:type="spellStart"/>
+      <w:r>
+        <w:rPr>
+          <w:lang w:val="en-GB"/>
+        </w:rPr>
+        <w:t>Funkcija</w:t>
+      </w:r>
+      <w:proofErr w:type="spellEnd"/>
+      <w:r>
+        <w:rPr>
+          <w:lang w:val="en-GB"/>
+        </w:rPr>
+        <w:t xml:space="preserve"> </w:t>
+      </w:r>
+      <w:proofErr w:type="spellStart"/>
+      <w:r>
+        <w:rPr>
+          <w:lang w:val="en-GB"/>
+        </w:rPr>
+        <w:t>troška</w:t>
+      </w:r>
+      <w:proofErr w:type="spellEnd"/>
+      <w:r>
+        <w:rPr>
+          <w:lang w:val="en-GB"/>
+        </w:rPr>
+        <w:t xml:space="preserve"> (loss function) je </w:t>
+      </w:r>
+      <w:proofErr w:type="spellStart"/>
+      <w:r>
+        <w:rPr>
+          <w:lang w:val="en-GB"/>
+        </w:rPr>
+        <w:t>funkcija</w:t>
+      </w:r>
+      <w:proofErr w:type="spellEnd"/>
+      <w:r>
+        <w:rPr>
+          <w:lang w:val="en-GB"/>
+        </w:rPr>
+        <w:t xml:space="preserve"> </w:t>
+      </w:r>
+      <w:proofErr w:type="spellStart"/>
+      <w:r>
+        <w:rPr>
+          <w:lang w:val="en-GB"/>
+        </w:rPr>
+        <w:t>koja</w:t>
+      </w:r>
+      <w:proofErr w:type="spellEnd"/>
+      <w:r>
+        <w:rPr>
+          <w:lang w:val="en-GB"/>
+        </w:rPr>
+        <w:t xml:space="preserve"> </w:t>
+      </w:r>
+      <w:proofErr w:type="spellStart"/>
+      <w:r>
+        <w:rPr>
+          <w:lang w:val="en-GB"/>
+        </w:rPr>
+        <w:t>nam</w:t>
+      </w:r>
+      <w:proofErr w:type="spellEnd"/>
+      <w:r>
+        <w:rPr>
+          <w:lang w:val="en-GB"/>
+        </w:rPr>
+        <w:t xml:space="preserve"> </w:t>
+      </w:r>
+      <w:proofErr w:type="spellStart"/>
+      <w:r>
+        <w:rPr>
+          <w:lang w:val="en-GB"/>
+        </w:rPr>
+        <w:t>kvantitativno</w:t>
+      </w:r>
+      <w:proofErr w:type="spellEnd"/>
+      <w:r>
+        <w:rPr>
+          <w:lang w:val="en-GB"/>
+        </w:rPr>
+        <w:t xml:space="preserve"> </w:t>
+      </w:r>
+      <w:proofErr w:type="spellStart"/>
+      <w:r>
+        <w:rPr>
+          <w:lang w:val="en-GB"/>
+        </w:rPr>
+        <w:t>govori</w:t>
+      </w:r>
+      <w:proofErr w:type="spellEnd"/>
+      <w:r>
+        <w:rPr>
+          <w:lang w:val="en-GB"/>
+        </w:rPr>
+        <w:t xml:space="preserve"> </w:t>
+      </w:r>
+      <w:proofErr w:type="spellStart"/>
+      <w:r>
+        <w:rPr>
+          <w:lang w:val="en-GB"/>
+        </w:rPr>
+        <w:t>kvalitet</w:t>
+      </w:r>
+      <w:proofErr w:type="spellEnd"/>
+      <w:r>
+        <w:rPr>
+          <w:lang w:val="en-GB"/>
+        </w:rPr>
+        <w:t xml:space="preserve"> </w:t>
+      </w:r>
+      <w:proofErr w:type="spellStart"/>
+      <w:r>
+        <w:rPr>
+          <w:lang w:val="en-GB"/>
+        </w:rPr>
+        <w:t>našem</w:t>
+      </w:r>
+      <w:proofErr w:type="spellEnd"/>
+      <w:r>
+        <w:rPr>
+          <w:lang w:val="en-GB"/>
+        </w:rPr>
+        <w:t xml:space="preserve"> </w:t>
+      </w:r>
+      <w:proofErr w:type="spellStart"/>
+      <w:r>
+        <w:rPr>
+          <w:lang w:val="en-GB"/>
+        </w:rPr>
+        <w:t>modela</w:t>
+      </w:r>
+      <w:proofErr w:type="spellEnd"/>
+      <w:r>
+        <w:rPr>
+          <w:lang w:val="en-GB"/>
+        </w:rPr>
+        <w:t xml:space="preserve">, </w:t>
+      </w:r>
+      <w:proofErr w:type="spellStart"/>
+      <w:r>
+        <w:rPr>
+          <w:lang w:val="en-GB"/>
+        </w:rPr>
+        <w:t>odnosno</w:t>
+      </w:r>
+      <w:proofErr w:type="spellEnd"/>
+      <w:r>
+        <w:rPr>
+          <w:lang w:val="en-GB"/>
+        </w:rPr>
+        <w:t xml:space="preserve"> </w:t>
+      </w:r>
+      <w:proofErr w:type="spellStart"/>
+      <w:r>
+        <w:rPr>
+          <w:lang w:val="en-GB"/>
+        </w:rPr>
+        <w:t>koliko</w:t>
+      </w:r>
+      <w:proofErr w:type="spellEnd"/>
+      <w:r>
+        <w:rPr>
+          <w:lang w:val="en-GB"/>
+        </w:rPr>
+        <w:t xml:space="preserve"> dobro </w:t>
+      </w:r>
+      <w:proofErr w:type="spellStart"/>
+      <w:r>
+        <w:rPr>
+          <w:lang w:val="en-GB"/>
+        </w:rPr>
+        <w:t>naš</w:t>
+      </w:r>
+      <w:proofErr w:type="spellEnd"/>
+      <w:r>
+        <w:rPr>
+          <w:lang w:val="en-GB"/>
+        </w:rPr>
+        <w:t xml:space="preserve"> model </w:t>
+      </w:r>
+      <w:proofErr w:type="spellStart"/>
+      <w:r>
+        <w:rPr>
+          <w:lang w:val="en-GB"/>
+        </w:rPr>
+        <w:t>pravi</w:t>
+      </w:r>
+      <w:proofErr w:type="spellEnd"/>
+      <w:r>
+        <w:rPr>
+          <w:lang w:val="en-GB"/>
+        </w:rPr>
+        <w:t xml:space="preserve"> </w:t>
+      </w:r>
+      <w:proofErr w:type="spellStart"/>
+      <w:r>
+        <w:rPr>
+          <w:lang w:val="en-GB"/>
+        </w:rPr>
+        <w:t>predikcije</w:t>
+      </w:r>
+      <w:proofErr w:type="spellEnd"/>
+      <w:r>
+        <w:rPr>
+          <w:lang w:val="en-GB"/>
+        </w:rPr>
+        <w:t xml:space="preserve">. </w:t>
+      </w:r>
+      <w:proofErr w:type="spellStart"/>
+      <w:r>
+        <w:rPr>
+          <w:lang w:val="en-GB"/>
+        </w:rPr>
+        <w:t>Cilj</w:t>
+      </w:r>
+      <w:proofErr w:type="spellEnd"/>
+      <w:r>
+        <w:rPr>
+          <w:lang w:val="en-GB"/>
+        </w:rPr>
+        <w:t xml:space="preserve"> </w:t>
+      </w:r>
+      <w:proofErr w:type="spellStart"/>
+      <w:r>
+        <w:rPr>
+          <w:lang w:val="en-GB"/>
+        </w:rPr>
+        <w:t>prilikom</w:t>
+      </w:r>
+      <w:proofErr w:type="spellEnd"/>
+      <w:r>
+        <w:rPr>
+          <w:lang w:val="en-GB"/>
+        </w:rPr>
+        <w:t xml:space="preserve"> </w:t>
+      </w:r>
+      <w:proofErr w:type="spellStart"/>
+      <w:r>
+        <w:rPr>
+          <w:lang w:val="en-GB"/>
+        </w:rPr>
+        <w:t>treniranja</w:t>
+      </w:r>
+      <w:proofErr w:type="spellEnd"/>
+      <w:r>
+        <w:rPr>
+          <w:lang w:val="en-GB"/>
+        </w:rPr>
+        <w:t xml:space="preserve"> </w:t>
+      </w:r>
+      <w:proofErr w:type="spellStart"/>
+      <w:r>
+        <w:rPr>
+          <w:lang w:val="en-GB"/>
+        </w:rPr>
+        <w:t>jeste</w:t>
+      </w:r>
+      <w:proofErr w:type="spellEnd"/>
+      <w:r>
+        <w:rPr>
+          <w:lang w:val="en-GB"/>
+        </w:rPr>
+        <w:t xml:space="preserve"> da se </w:t>
+      </w:r>
+      <w:proofErr w:type="spellStart"/>
+      <w:r>
+        <w:rPr>
+          <w:lang w:val="en-GB"/>
+        </w:rPr>
+        <w:t>funkcija</w:t>
+      </w:r>
+      <w:proofErr w:type="spellEnd"/>
+      <w:r>
+        <w:rPr>
+          <w:lang w:val="en-GB"/>
+        </w:rPr>
+        <w:t xml:space="preserve"> </w:t>
+      </w:r>
+      <w:proofErr w:type="spellStart"/>
+      <w:r>
+        <w:rPr>
+          <w:lang w:val="en-GB"/>
+        </w:rPr>
+        <w:t>troška</w:t>
+      </w:r>
+      <w:proofErr w:type="spellEnd"/>
+      <w:r>
+        <w:rPr>
+          <w:lang w:val="en-GB"/>
+        </w:rPr>
+        <w:t xml:space="preserve"> </w:t>
+      </w:r>
+      <w:proofErr w:type="spellStart"/>
+      <w:r>
+        <w:rPr>
+          <w:lang w:val="en-GB"/>
+        </w:rPr>
+        <w:t>što</w:t>
+      </w:r>
+      <w:proofErr w:type="spellEnd"/>
+      <w:r>
+        <w:rPr>
+          <w:lang w:val="en-GB"/>
+        </w:rPr>
+        <w:t xml:space="preserve"> </w:t>
+      </w:r>
+      <w:proofErr w:type="spellStart"/>
+      <w:r>
+        <w:rPr>
+          <w:lang w:val="en-GB"/>
+        </w:rPr>
+        <w:t>više</w:t>
+      </w:r>
+      <w:proofErr w:type="spellEnd"/>
+      <w:r>
+        <w:rPr>
+          <w:lang w:val="en-GB"/>
+        </w:rPr>
+        <w:t xml:space="preserve"> </w:t>
+      </w:r>
+      <w:proofErr w:type="spellStart"/>
+      <w:r>
+        <w:rPr>
+          <w:lang w:val="en-GB"/>
+        </w:rPr>
+        <w:t>smanji</w:t>
+      </w:r>
+      <w:proofErr w:type="spellEnd"/>
+      <w:r>
+        <w:rPr>
+          <w:lang w:val="en-GB"/>
+        </w:rPr>
+        <w:t xml:space="preserve">. </w:t>
+      </w:r>
+      <w:proofErr w:type="spellStart"/>
+      <w:r>
+        <w:rPr>
+          <w:lang w:val="en-GB"/>
+        </w:rPr>
+        <w:t>Smanjenje</w:t>
+      </w:r>
+      <w:proofErr w:type="spellEnd"/>
+      <w:r>
+        <w:rPr>
+          <w:lang w:val="en-GB"/>
+        </w:rPr>
+        <w:t xml:space="preserve"> </w:t>
+      </w:r>
+      <w:proofErr w:type="spellStart"/>
+      <w:r>
+        <w:rPr>
+          <w:lang w:val="en-GB"/>
+        </w:rPr>
+        <w:t>funkcije</w:t>
+      </w:r>
+      <w:proofErr w:type="spellEnd"/>
+      <w:r>
+        <w:rPr>
+          <w:lang w:val="en-GB"/>
+        </w:rPr>
+        <w:t xml:space="preserve"> </w:t>
+      </w:r>
+      <w:proofErr w:type="spellStart"/>
+      <w:r>
+        <w:rPr>
+          <w:lang w:val="en-GB"/>
+        </w:rPr>
+        <w:t>troška</w:t>
+      </w:r>
+      <w:proofErr w:type="spellEnd"/>
+      <w:r>
+        <w:rPr>
+          <w:lang w:val="en-GB"/>
+        </w:rPr>
+        <w:t xml:space="preserve"> se </w:t>
+      </w:r>
+      <w:proofErr w:type="spellStart"/>
+      <w:r>
+        <w:rPr>
+          <w:lang w:val="en-GB"/>
+        </w:rPr>
+        <w:t>posti</w:t>
+      </w:r>
+      <w:r>
+        <w:rPr>
+          <w:lang w:val="en-GB"/>
+        </w:rPr>
+        <w:t>ž</w:t>
+      </w:r>
+      <w:r>
+        <w:rPr>
+          <w:lang w:val="en-GB"/>
+        </w:rPr>
+        <w:t>e</w:t>
+      </w:r>
+      <w:proofErr w:type="spellEnd"/>
+      <w:r>
+        <w:rPr>
+          <w:lang w:val="en-GB"/>
+        </w:rPr>
+        <w:t xml:space="preserve"> </w:t>
+      </w:r>
+      <w:proofErr w:type="spellStart"/>
+      <w:r>
+        <w:rPr>
+          <w:lang w:val="en-GB"/>
+        </w:rPr>
+        <w:t>izmjenom</w:t>
+      </w:r>
+      <w:proofErr w:type="spellEnd"/>
+      <w:r>
+        <w:rPr>
+          <w:lang w:val="en-GB"/>
+        </w:rPr>
+        <w:t xml:space="preserve"> </w:t>
+      </w:r>
+      <w:proofErr w:type="spellStart"/>
+      <w:r>
+        <w:rPr>
+          <w:lang w:val="en-GB"/>
+        </w:rPr>
+        <w:t>parametera</w:t>
+      </w:r>
+      <w:proofErr w:type="spellEnd"/>
+      <w:r>
+        <w:rPr>
+          <w:lang w:val="en-GB"/>
+        </w:rPr>
+        <w:t xml:space="preserve"> </w:t>
+      </w:r>
+      <w:proofErr w:type="spellStart"/>
+      <w:r>
+        <w:rPr>
+          <w:lang w:val="en-GB"/>
+        </w:rPr>
+        <w:t>samog</w:t>
+      </w:r>
+      <w:proofErr w:type="spellEnd"/>
+      <w:r>
+        <w:rPr>
+          <w:lang w:val="en-GB"/>
+        </w:rPr>
+        <w:t xml:space="preserve"> </w:t>
+      </w:r>
+      <w:proofErr w:type="spellStart"/>
+      <w:r>
+        <w:rPr>
+          <w:lang w:val="en-GB"/>
+        </w:rPr>
+        <w:t>modela</w:t>
+      </w:r>
+      <w:proofErr w:type="spellEnd"/>
+      <w:r>
+        <w:rPr>
+          <w:lang w:val="en-GB"/>
+        </w:rPr>
+        <w:t>.</w:t>
+      </w:r>
+    </w:p>
+    <w:p>
+      <w:pPr>
+        <w:rPr>
+          <w:lang w:val="en-GB"/>
+        </w:rPr>
+      </w:pPr>
+      <w:proofErr w:type="spellStart"/>
+      <w:r>
+        <w:rPr>
+          <w:lang w:val="en-GB"/>
+        </w:rPr>
+        <w:t>Zavisno</w:t>
+      </w:r>
+      <w:proofErr w:type="spellEnd"/>
+      <w:r>
+        <w:rPr>
+          <w:lang w:val="en-GB"/>
+        </w:rPr>
+        <w:t xml:space="preserve"> od </w:t>
+      </w:r>
+      <w:proofErr w:type="spellStart"/>
+      <w:r>
+        <w:rPr>
+          <w:lang w:val="en-GB"/>
+        </w:rPr>
+        <w:t>vrste</w:t>
+      </w:r>
+      <w:proofErr w:type="spellEnd"/>
+      <w:r>
+        <w:rPr>
+          <w:lang w:val="en-GB"/>
+        </w:rPr>
+        <w:t xml:space="preserve"> </w:t>
+      </w:r>
+      <w:proofErr w:type="spellStart"/>
+      <w:r>
+        <w:rPr>
+          <w:lang w:val="en-GB"/>
+        </w:rPr>
+        <w:t>problema</w:t>
+      </w:r>
+      <w:proofErr w:type="spellEnd"/>
+      <w:r>
+        <w:rPr>
+          <w:lang w:val="en-GB"/>
+        </w:rPr>
+        <w:t xml:space="preserve"> </w:t>
+      </w:r>
+      <w:proofErr w:type="spellStart"/>
+      <w:r>
+        <w:rPr>
+          <w:lang w:val="en-GB"/>
+        </w:rPr>
+        <w:t>koriste</w:t>
+      </w:r>
+      <w:proofErr w:type="spellEnd"/>
+      <w:r>
+        <w:rPr>
+          <w:lang w:val="en-GB"/>
+        </w:rPr>
+        <w:t xml:space="preserve"> se </w:t>
+      </w:r>
+      <w:proofErr w:type="spellStart"/>
+      <w:r>
+        <w:rPr>
+          <w:lang w:val="en-GB"/>
+        </w:rPr>
+        <w:t>različite</w:t>
+      </w:r>
+      <w:proofErr w:type="spellEnd"/>
+      <w:r>
+        <w:rPr>
+          <w:lang w:val="en-GB"/>
+        </w:rPr>
+        <w:t xml:space="preserve"> </w:t>
+      </w:r>
+      <w:proofErr w:type="spellStart"/>
+      <w:r>
+        <w:rPr>
+          <w:lang w:val="en-GB"/>
+        </w:rPr>
+        <w:t>funkcije</w:t>
+      </w:r>
+      <w:proofErr w:type="spellEnd"/>
+      <w:r>
+        <w:rPr>
+          <w:lang w:val="en-GB"/>
+        </w:rPr>
+        <w:t xml:space="preserve"> </w:t>
+      </w:r>
+      <w:proofErr w:type="spellStart"/>
+      <w:r>
+        <w:rPr>
+          <w:lang w:val="en-GB"/>
+        </w:rPr>
+        <w:t>troška</w:t>
+      </w:r>
+      <w:proofErr w:type="spellEnd"/>
+      <w:r>
+        <w:rPr>
+          <w:lang w:val="en-GB"/>
+        </w:rPr>
+        <w:t xml:space="preserve">. </w:t>
+      </w:r>
+      <w:r>
+        <w:rPr>
+          <w:lang w:val="en-GB"/>
+        </w:rPr>
+        <w:t xml:space="preserve">Kako je </w:t>
+      </w:r>
+      <w:proofErr w:type="spellStart"/>
+      <w:r>
+        <w:rPr>
+          <w:lang w:val="en-GB"/>
+        </w:rPr>
+        <w:t>cilj</w:t>
+      </w:r>
+      <w:proofErr w:type="spellEnd"/>
+      <w:r>
+        <w:rPr>
+          <w:lang w:val="en-GB"/>
+        </w:rPr>
+        <w:t xml:space="preserve"> </w:t>
+      </w:r>
+      <w:proofErr w:type="spellStart"/>
+      <w:r>
+        <w:rPr>
+          <w:lang w:val="en-GB"/>
+        </w:rPr>
+        <w:t>našeg</w:t>
+      </w:r>
+      <w:proofErr w:type="spellEnd"/>
+      <w:r>
+        <w:rPr>
+          <w:lang w:val="en-GB"/>
+        </w:rPr>
+        <w:t xml:space="preserve"> </w:t>
+      </w:r>
+      <w:proofErr w:type="spellStart"/>
+      <w:r>
+        <w:rPr>
+          <w:lang w:val="en-GB"/>
+        </w:rPr>
+        <w:t>modela</w:t>
+      </w:r>
+      <w:proofErr w:type="spellEnd"/>
+      <w:r>
+        <w:rPr>
+          <w:lang w:val="en-GB"/>
+        </w:rPr>
+        <w:t xml:space="preserve"> </w:t>
+      </w:r>
+      <w:proofErr w:type="spellStart"/>
+      <w:r>
+        <w:rPr>
+          <w:lang w:val="en-GB"/>
+        </w:rPr>
+        <w:t>klasifikacija</w:t>
+      </w:r>
+      <w:proofErr w:type="spellEnd"/>
+      <w:r>
+        <w:rPr>
+          <w:lang w:val="en-GB"/>
+        </w:rPr>
+        <w:t xml:space="preserve"> </w:t>
+      </w:r>
+      <w:proofErr w:type="spellStart"/>
+      <w:r>
+        <w:rPr>
+          <w:lang w:val="en-GB"/>
+        </w:rPr>
+        <w:t>raka</w:t>
+      </w:r>
+      <w:proofErr w:type="spellEnd"/>
+      <w:r>
+        <w:rPr>
+          <w:lang w:val="en-GB"/>
+        </w:rPr>
+        <w:t xml:space="preserve"> </w:t>
+      </w:r>
+      <w:proofErr w:type="spellStart"/>
+      <w:r>
+        <w:rPr>
+          <w:lang w:val="en-GB"/>
+        </w:rPr>
+        <w:t>pluća</w:t>
+      </w:r>
+      <w:proofErr w:type="spellEnd"/>
+      <w:r>
+        <w:rPr>
+          <w:lang w:val="en-GB"/>
+        </w:rPr>
+        <w:t xml:space="preserve"> </w:t>
+      </w:r>
+      <w:proofErr w:type="spellStart"/>
+      <w:r>
+        <w:rPr>
+          <w:lang w:val="en-GB"/>
+        </w:rPr>
+        <w:t>postoji</w:t>
+      </w:r>
+      <w:proofErr w:type="spellEnd"/>
+      <w:r>
+        <w:rPr>
+          <w:lang w:val="en-GB"/>
+        </w:rPr>
+        <w:t xml:space="preserve"> par </w:t>
+      </w:r>
+      <w:proofErr w:type="spellStart"/>
+      <w:r>
+        <w:rPr>
+          <w:lang w:val="en-GB"/>
+        </w:rPr>
+        <w:t>opcije</w:t>
+      </w:r>
+      <w:proofErr w:type="spellEnd"/>
+      <w:r>
+        <w:rPr>
+          <w:lang w:val="en-GB"/>
+        </w:rPr>
+        <w:t>: cross-entropy, binary cross-</w:t>
+      </w:r>
+      <w:proofErr w:type="spellStart"/>
+      <w:r>
+        <w:rPr>
+          <w:lang w:val="en-GB"/>
+        </w:rPr>
+        <w:t>entorpy</w:t>
+      </w:r>
+      <w:proofErr w:type="spellEnd"/>
+      <w:r>
+        <w:rPr>
+          <w:lang w:val="en-GB"/>
+        </w:rPr>
+        <w:t>, categorical cross-</w:t>
+      </w:r>
+      <w:proofErr w:type="spellStart"/>
+      <w:r>
+        <w:rPr>
+          <w:lang w:val="en-GB"/>
+        </w:rPr>
+        <w:t>entroy</w:t>
+      </w:r>
+      <w:proofErr w:type="spellEnd"/>
+      <w:r>
+        <w:rPr>
+          <w:lang w:val="en-GB"/>
+        </w:rPr>
+        <w:t>.</w:t>
+      </w:r>
+    </w:p>
+    <w:p>
+      <w:r>
+        <w:rPr>
+          <w:lang w:val="en-US"/>
+        </w:rPr>
+        <w:t xml:space="preserve">U </w:t>
+      </w:r>
+      <w:proofErr w:type="spellStart"/>
+      <w:r>
+        <w:rPr>
+          <w:lang w:val="en-US"/>
+        </w:rPr>
+        <w:t>ovom</w:t>
+      </w:r>
+      <w:proofErr w:type="spellEnd"/>
+      <w:r>
+        <w:rPr>
+          <w:lang w:val="en-US"/>
+        </w:rPr>
+        <w:t xml:space="preserve"> </w:t>
+      </w:r>
+      <w:proofErr w:type="spellStart"/>
+      <w:r>
+        <w:rPr>
+          <w:lang w:val="en-US"/>
+        </w:rPr>
+        <w:t>radu</w:t>
+      </w:r>
+      <w:proofErr w:type="spellEnd"/>
+      <w:r>
+        <w:rPr>
+          <w:lang w:val="en-US"/>
+        </w:rPr>
+        <w:t xml:space="preserve"> je </w:t>
+      </w:r>
+      <w:proofErr w:type="spellStart"/>
+      <w:r>
+        <w:rPr>
+          <w:lang w:val="en-US"/>
+        </w:rPr>
+        <w:t>odabrana</w:t>
+      </w:r>
+      <w:proofErr w:type="spellEnd"/>
+      <w:r>
+        <w:rPr>
+          <w:lang w:val="en-US"/>
+        </w:rPr>
+        <w:t xml:space="preserve"> cross-ent</w:t>
+      </w:r>
+      <w:r>
+        <w:rPr>
+          <w:lang w:val="en-US"/>
+        </w:rPr>
+        <w:t xml:space="preserve">ropy funkcija </w:t>
+      </w:r>
+      <w:proofErr w:type="spellStart"/>
+      <w:r>
+        <w:rPr>
+          <w:lang w:val="en-US"/>
+        </w:rPr>
+        <w:t>troška</w:t>
+      </w:r>
+      <w:proofErr w:type="spellEnd"/>
+      <w:r>
+        <w:rPr>
+          <w:lang w:val="en-US"/>
+        </w:rPr>
+        <w:t xml:space="preserve">. </w:t>
+      </w:r>
+      <w:r>
+        <w:rPr>
+          <w:lang w:val="en-GB"/>
+        </w:rPr>
+        <w:t xml:space="preserve">Za </w:t>
+      </w:r>
+      <w:proofErr w:type="spellStart"/>
+      <w:r>
+        <w:rPr>
+          <w:lang w:val="en-GB"/>
+        </w:rPr>
+        <w:t>probleme</w:t>
+      </w:r>
+      <w:proofErr w:type="spellEnd"/>
+      <w:r>
+        <w:rPr>
+          <w:lang w:val="en-GB"/>
+        </w:rPr>
+        <w:t xml:space="preserve"> </w:t>
+      </w:r>
+      <w:proofErr w:type="spellStart"/>
+      <w:r>
+        <w:rPr>
+          <w:lang w:val="en-GB"/>
+        </w:rPr>
+        <w:t>klasifikacije</w:t>
+      </w:r>
+      <w:proofErr w:type="spellEnd"/>
+      <w:r>
+        <w:rPr>
+          <w:lang w:val="en-GB"/>
+        </w:rPr>
+        <w:t xml:space="preserve"> </w:t>
+      </w:r>
+      <w:proofErr w:type="spellStart"/>
+      <w:r>
+        <w:rPr>
+          <w:lang w:val="en-GB"/>
+        </w:rPr>
+        <w:t>trošak</w:t>
+      </w:r>
+      <w:proofErr w:type="spellEnd"/>
+      <w:r>
+        <w:rPr>
+          <w:lang w:val="en-GB"/>
+        </w:rPr>
+        <w:t xml:space="preserve"> (loss) </w:t>
+      </w:r>
+      <w:r>
+        <w:rPr>
+          <w:lang w:val="en-GB"/>
+        </w:rPr>
+        <w:t xml:space="preserve">se </w:t>
+      </w:r>
+      <w:proofErr w:type="spellStart"/>
+      <w:r>
+        <w:rPr>
+          <w:lang w:val="en-GB"/>
+        </w:rPr>
+        <w:t>obično</w:t>
+      </w:r>
+      <w:proofErr w:type="spellEnd"/>
+      <w:r>
+        <w:rPr>
+          <w:lang w:val="en-GB"/>
+        </w:rPr>
+        <w:t xml:space="preserve"> </w:t>
+      </w:r>
+      <w:proofErr w:type="spellStart"/>
+      <w:r>
+        <w:rPr>
+          <w:lang w:val="en-GB"/>
+        </w:rPr>
+        <w:t>definiše</w:t>
+      </w:r>
+      <w:proofErr w:type="spellEnd"/>
+      <w:r>
+        <w:rPr>
+          <w:lang w:val="en-GB"/>
+        </w:rPr>
+        <w:t xml:space="preserve"> </w:t>
+      </w:r>
+      <w:proofErr w:type="spellStart"/>
+      <w:r>
+        <w:rPr>
+          <w:lang w:val="en-GB"/>
+        </w:rPr>
+        <w:t>kao</w:t>
+      </w:r>
+      <w:proofErr w:type="spellEnd"/>
+      <w:r>
+        <w:rPr>
+          <w:lang w:val="en-GB"/>
+        </w:rPr>
+        <w:t xml:space="preserve"> </w:t>
+      </w:r>
+      <w:proofErr w:type="spellStart"/>
+      <w:r>
+        <w:rPr>
+          <w:lang w:val="en-GB"/>
+        </w:rPr>
+        <w:t>entropija</w:t>
+      </w:r>
+      <w:proofErr w:type="spellEnd"/>
+      <w:r>
+        <w:rPr>
+          <w:lang w:val="en-GB"/>
+        </w:rPr>
+        <w:t xml:space="preserve">. </w:t>
+      </w:r>
+      <w:proofErr w:type="spellStart"/>
+      <w:r>
+        <w:rPr>
+          <w:lang w:val="en-GB"/>
+        </w:rPr>
+        <w:t>Entropija</w:t>
+      </w:r>
+      <w:proofErr w:type="spellEnd"/>
+      <w:r>
+        <w:rPr>
+          <w:lang w:val="en-GB"/>
+        </w:rPr>
+        <w:t xml:space="preserve"> </w:t>
+      </w:r>
+      <w:proofErr w:type="spellStart"/>
+      <w:r>
+        <w:rPr>
+          <w:lang w:val="en-GB"/>
+        </w:rPr>
+        <w:t>predstavlja</w:t>
+      </w:r>
+      <w:proofErr w:type="spellEnd"/>
+      <w:r>
+        <w:rPr>
+          <w:lang w:val="en-GB"/>
+        </w:rPr>
+        <w:t xml:space="preserve"> </w:t>
+      </w:r>
+      <w:proofErr w:type="spellStart"/>
+      <w:r>
+        <w:rPr>
+          <w:lang w:val="en-GB"/>
+        </w:rPr>
+        <w:t>stopu</w:t>
+      </w:r>
+      <w:proofErr w:type="spellEnd"/>
+      <w:r>
+        <w:rPr>
+          <w:lang w:val="en-GB"/>
+        </w:rPr>
+        <w:t xml:space="preserve"> </w:t>
+      </w:r>
+      <w:proofErr w:type="spellStart"/>
+      <w:r>
+        <w:rPr>
+          <w:lang w:val="en-GB"/>
+        </w:rPr>
+        <w:t>nesigurnosti</w:t>
+      </w:r>
+      <w:proofErr w:type="spellEnd"/>
+      <w:r>
+        <w:rPr>
+          <w:lang w:val="en-GB"/>
+        </w:rPr>
+        <w:t xml:space="preserve"> u </w:t>
+      </w:r>
+      <w:proofErr w:type="spellStart"/>
+      <w:r>
+        <w:rPr>
+          <w:lang w:val="en-GB"/>
+        </w:rPr>
+        <w:t>sistemu</w:t>
+      </w:r>
+      <w:proofErr w:type="spellEnd"/>
+      <w:r>
+        <w:rPr>
+          <w:lang w:val="en-GB"/>
+        </w:rPr>
+        <w:t xml:space="preserve">. </w:t>
+      </w:r>
+      <w:proofErr w:type="spellStart"/>
+      <w:r>
+        <w:rPr>
+          <w:lang w:val="en-GB"/>
+        </w:rPr>
+        <w:t>Što</w:t>
+      </w:r>
+      <w:proofErr w:type="spellEnd"/>
+      <w:r>
+        <w:rPr>
+          <w:lang w:val="en-GB"/>
+        </w:rPr>
+        <w:t xml:space="preserve"> </w:t>
+      </w:r>
+      <w:proofErr w:type="spellStart"/>
+      <w:r>
+        <w:rPr>
+          <w:lang w:val="en-GB"/>
+        </w:rPr>
+        <w:t>su</w:t>
+      </w:r>
+      <w:proofErr w:type="spellEnd"/>
+      <w:r>
+        <w:rPr>
+          <w:lang w:val="en-GB"/>
+        </w:rPr>
+        <w:t xml:space="preserve"> </w:t>
+      </w:r>
+      <w:proofErr w:type="spellStart"/>
+      <w:r>
+        <w:rPr>
+          <w:lang w:val="en-GB"/>
+        </w:rPr>
+        <w:t>predikcije</w:t>
+      </w:r>
+      <w:proofErr w:type="spellEnd"/>
+      <w:r>
+        <w:rPr>
+          <w:lang w:val="en-GB"/>
+        </w:rPr>
+        <w:t xml:space="preserve"> </w:t>
+      </w:r>
+      <w:proofErr w:type="spellStart"/>
+      <w:r>
+        <w:rPr>
+          <w:lang w:val="en-GB"/>
+        </w:rPr>
+        <w:t>koje</w:t>
+      </w:r>
+      <w:proofErr w:type="spellEnd"/>
+      <w:r>
+        <w:rPr>
+          <w:lang w:val="en-GB"/>
+        </w:rPr>
+        <w:t xml:space="preserve"> </w:t>
+      </w:r>
+      <w:proofErr w:type="spellStart"/>
+      <w:r>
+        <w:rPr>
+          <w:lang w:val="en-GB"/>
+        </w:rPr>
+        <w:t>naš</w:t>
+      </w:r>
+      <w:proofErr w:type="spellEnd"/>
+      <w:r>
+        <w:rPr>
+          <w:lang w:val="en-GB"/>
+        </w:rPr>
+        <w:t xml:space="preserve"> model </w:t>
+      </w:r>
+      <w:proofErr w:type="spellStart"/>
+      <w:r>
+        <w:rPr>
+          <w:lang w:val="en-GB"/>
+        </w:rPr>
+        <w:t>pravi</w:t>
+      </w:r>
+      <w:proofErr w:type="spellEnd"/>
+      <w:r>
+        <w:rPr>
+          <w:lang w:val="en-GB"/>
+        </w:rPr>
+        <w:t xml:space="preserve"> </w:t>
+      </w:r>
+      <w:proofErr w:type="spellStart"/>
+      <w:r>
+        <w:rPr>
+          <w:lang w:val="en-GB"/>
+        </w:rPr>
+        <w:t>tačnije</w:t>
+      </w:r>
+      <w:proofErr w:type="spellEnd"/>
+      <w:r>
+        <w:rPr>
+          <w:lang w:val="en-GB"/>
+        </w:rPr>
+        <w:t>,</w:t>
+      </w:r>
+      <w:r>
+        <w:rPr>
+          <w:lang w:val="en-GB"/>
+        </w:rPr>
+        <w:t xml:space="preserve"> </w:t>
+      </w:r>
+      <w:proofErr w:type="spellStart"/>
+      <w:r>
+        <w:rPr>
+          <w:lang w:val="en-GB"/>
+        </w:rPr>
+        <w:t>entropija</w:t>
+      </w:r>
+      <w:proofErr w:type="spellEnd"/>
+      <w:r>
+        <w:rPr>
+          <w:lang w:val="en-GB"/>
+        </w:rPr>
+        <w:t xml:space="preserve"> </w:t>
+      </w:r>
+      <w:proofErr w:type="spellStart"/>
+      <w:r>
+        <w:rPr>
+          <w:lang w:val="en-GB"/>
+        </w:rPr>
+        <w:t>sistema</w:t>
+      </w:r>
+      <w:proofErr w:type="spellEnd"/>
+      <w:r>
+        <w:rPr>
+          <w:lang w:val="en-GB"/>
+        </w:rPr>
+        <w:t xml:space="preserve"> </w:t>
+      </w:r>
+      <w:proofErr w:type="spellStart"/>
+      <w:r>
+        <w:rPr>
+          <w:lang w:val="en-GB"/>
+        </w:rPr>
+        <w:t>opada</w:t>
+      </w:r>
+      <w:proofErr w:type="spellEnd"/>
+      <w:r>
+        <w:rPr>
+          <w:lang w:val="en-GB"/>
+        </w:rPr>
+        <w:t xml:space="preserve">. </w:t>
+      </w:r>
+      <w:proofErr w:type="spellStart"/>
+      <w:r>
+        <w:rPr>
+          <w:lang w:val="en-GB"/>
+        </w:rPr>
+        <w:t>Trošak</w:t>
+      </w:r>
+      <w:proofErr w:type="spellEnd"/>
+      <w:r>
+        <w:rPr>
+          <w:lang w:val="en-GB"/>
+        </w:rPr>
+        <w:t xml:space="preserve"> se </w:t>
+      </w:r>
+      <w:proofErr w:type="spellStart"/>
+      <w:r>
+        <w:rPr>
+          <w:lang w:val="en-GB"/>
+        </w:rPr>
+        <w:t>računa</w:t>
+      </w:r>
+      <w:proofErr w:type="spellEnd"/>
+      <w:r>
+        <w:rPr>
+          <w:lang w:val="en-GB"/>
+        </w:rPr>
+        <w:t xml:space="preserve"> </w:t>
+      </w:r>
+      <w:proofErr w:type="spellStart"/>
+      <w:r>
+        <w:rPr>
+          <w:lang w:val="en-GB"/>
+        </w:rPr>
+        <w:t>kao</w:t>
+      </w:r>
+      <w:proofErr w:type="spellEnd"/>
+      <w:r>
+        <w:rPr>
+          <w:lang w:val="en-GB"/>
+        </w:rPr>
+        <w:t xml:space="preserve"> </w:t>
+      </w:r>
+      <w:proofErr w:type="spellStart"/>
+      <w:r>
+        <w:rPr>
+          <w:lang w:val="en-GB"/>
+        </w:rPr>
+        <w:t>razlika</w:t>
+      </w:r>
+      <w:proofErr w:type="spellEnd"/>
+      <w:r>
+        <w:rPr>
+          <w:lang w:val="en-GB"/>
+        </w:rPr>
+        <w:t xml:space="preserve"> u </w:t>
+      </w:r>
+      <w:proofErr w:type="spellStart"/>
+      <w:r>
+        <w:rPr>
+          <w:lang w:val="en-GB"/>
+        </w:rPr>
+        <w:t>entropiji</w:t>
+      </w:r>
+      <w:proofErr w:type="spellEnd"/>
+      <w:r>
+        <w:rPr>
+          <w:lang w:val="en-GB"/>
+        </w:rPr>
+        <w:t xml:space="preserve"> </w:t>
+      </w:r>
+      <w:proofErr w:type="spellStart"/>
+      <w:r>
+        <w:rPr>
+          <w:lang w:val="en-GB"/>
+        </w:rPr>
+        <w:t>našeg</w:t>
+      </w:r>
+      <w:proofErr w:type="spellEnd"/>
+      <w:r>
+        <w:rPr>
+          <w:lang w:val="en-GB"/>
+        </w:rPr>
+        <w:t xml:space="preserve"> </w:t>
+      </w:r>
+      <w:proofErr w:type="spellStart"/>
+      <w:r>
+        <w:rPr>
+          <w:lang w:val="en-GB"/>
+        </w:rPr>
+        <w:t>model</w:t>
+      </w:r>
+      <w:r>
+        <w:rPr>
+          <w:lang w:val="en-GB"/>
+        </w:rPr>
+        <w:t>a</w:t>
+      </w:r>
+      <w:proofErr w:type="spellEnd"/>
+      <w:r>
+        <w:rPr>
+          <w:lang w:val="en-GB"/>
+        </w:rPr>
+        <w:t xml:space="preserve"> </w:t>
+      </w:r>
+      <w:proofErr w:type="spellStart"/>
+      <w:r>
+        <w:rPr>
+          <w:lang w:val="en-GB"/>
+        </w:rPr>
+        <w:t>i</w:t>
+      </w:r>
+      <w:proofErr w:type="spellEnd"/>
+      <w:r>
+        <w:rPr>
+          <w:lang w:val="en-GB"/>
+        </w:rPr>
+        <w:t xml:space="preserve"> </w:t>
+      </w:r>
+      <w:proofErr w:type="spellStart"/>
+      <w:r>
+        <w:rPr>
+          <w:lang w:val="en-GB"/>
+        </w:rPr>
+        <w:t>baznog</w:t>
+      </w:r>
+      <w:proofErr w:type="spellEnd"/>
+      <w:r>
+        <w:rPr>
+          <w:lang w:val="en-GB"/>
+        </w:rPr>
+        <w:t xml:space="preserve"> </w:t>
+      </w:r>
+      <w:proofErr w:type="spellStart"/>
+      <w:r>
+        <w:rPr>
+          <w:lang w:val="en-GB"/>
+        </w:rPr>
+        <w:t>slučaja</w:t>
+      </w:r>
+      <w:proofErr w:type="spellEnd"/>
+      <w:r>
+        <w:rPr>
+          <w:lang w:val="en-GB"/>
+        </w:rPr>
+        <w:t xml:space="preserve"> </w:t>
+      </w:r>
+      <w:proofErr w:type="spellStart"/>
+      <w:r>
+        <w:rPr>
+          <w:lang w:val="en-GB"/>
+        </w:rPr>
+        <w:t>gdje</w:t>
+      </w:r>
+      <w:proofErr w:type="spellEnd"/>
+      <w:r>
+        <w:rPr>
+          <w:lang w:val="en-GB"/>
+        </w:rPr>
+        <w:t xml:space="preserve"> </w:t>
+      </w:r>
+      <w:proofErr w:type="spellStart"/>
+      <w:r>
+        <w:rPr>
+          <w:lang w:val="en-GB"/>
+        </w:rPr>
+        <w:t>su</w:t>
+      </w:r>
+      <w:proofErr w:type="spellEnd"/>
+      <w:r>
+        <w:rPr>
+          <w:lang w:val="en-GB"/>
+        </w:rPr>
+        <w:t xml:space="preserve"> </w:t>
+      </w:r>
+      <w:proofErr w:type="spellStart"/>
+      <w:r>
+        <w:rPr>
+          <w:lang w:val="en-GB"/>
+        </w:rPr>
+        <w:t>predikcije</w:t>
+      </w:r>
+      <w:proofErr w:type="spellEnd"/>
+      <w:r>
+        <w:rPr>
+          <w:lang w:val="en-GB"/>
+        </w:rPr>
+        <w:t xml:space="preserve"> </w:t>
+      </w:r>
+      <w:proofErr w:type="spellStart"/>
+      <w:r>
+        <w:rPr>
+          <w:lang w:val="en-GB"/>
+        </w:rPr>
+        <w:t>uvijek</w:t>
+      </w:r>
+      <w:proofErr w:type="spellEnd"/>
+      <w:r>
+        <w:rPr>
+          <w:lang w:val="en-GB"/>
+        </w:rPr>
+        <w:t xml:space="preserve"> </w:t>
+      </w:r>
+      <w:proofErr w:type="spellStart"/>
+      <w:r>
+        <w:rPr>
+          <w:lang w:val="en-GB"/>
+        </w:rPr>
+        <w:t>tačne</w:t>
+      </w:r>
+      <w:proofErr w:type="spellEnd"/>
+      <w:r>
+        <w:rPr>
+          <w:lang w:val="en-GB"/>
+        </w:rPr>
+        <w:t>.</w:t>
+      </w:r>
+      <w:r>
+        <w:t xml:space="preserve"> Krajnji cilj treniranje je svesti </w:t>
+      </w:r>
+      <w:proofErr w:type="spellStart"/>
+      <w:r>
+        <w:t>datu</w:t>
+      </w:r>
+      <w:proofErr w:type="spellEnd"/>
+      <w:r>
+        <w:t xml:space="preserve"> funkciju na što nižu vrijednost.</w:t>
+      </w:r>
+      <w:r>
+        <w:t xml:space="preserve"> </w:t>
+      </w:r>
+    </w:p>
+    <w:p>
+      <w:proofErr w:type="spellStart"/>
+      <w:r>
+        <w:t>Optimizer</w:t>
+      </w:r>
+      <w:r>
+        <w:t>i</w:t>
+      </w:r>
+      <w:proofErr w:type="spellEnd"/>
+      <w:r>
+        <w:t xml:space="preserve"> </w:t>
+      </w:r>
+      <w:r>
+        <w:t xml:space="preserve">su algoritmi koji </w:t>
+      </w:r>
+      <w:proofErr w:type="spellStart"/>
+      <w:r>
+        <w:t>modifikuju</w:t>
+      </w:r>
+      <w:proofErr w:type="spellEnd"/>
+      <w:r>
+        <w:t xml:space="preserve"> </w:t>
+      </w:r>
+      <w:r>
+        <w:t xml:space="preserve">parametre modela na osnovu funkcije troška. </w:t>
+      </w:r>
+      <w:r>
+        <w:rPr>
+          <w:lang w:val="en-US"/>
+        </w:rPr>
+        <w:t xml:space="preserve">Kao </w:t>
+      </w:r>
+      <w:proofErr w:type="spellStart"/>
+      <w:r>
+        <w:rPr>
+          <w:lang w:val="en-US"/>
+        </w:rPr>
+        <w:t>i</w:t>
+      </w:r>
+      <w:proofErr w:type="spellEnd"/>
+      <w:r>
+        <w:rPr>
+          <w:lang w:val="en-US"/>
+        </w:rPr>
+        <w:t xml:space="preserve"> funkcije </w:t>
+      </w:r>
+      <w:proofErr w:type="spellStart"/>
+      <w:r>
+        <w:rPr>
+          <w:lang w:val="en-US"/>
+        </w:rPr>
+        <w:t>troška</w:t>
+      </w:r>
+      <w:proofErr w:type="spellEnd"/>
+      <w:r>
+        <w:rPr>
+          <w:lang w:val="en-US"/>
+        </w:rPr>
+        <w:t xml:space="preserve"> imamo </w:t>
+      </w:r>
+      <w:proofErr w:type="spellStart"/>
+      <w:r>
+        <w:rPr>
+          <w:lang w:val="en-US"/>
+        </w:rPr>
+        <w:t>različite</w:t>
+      </w:r>
+      <w:proofErr w:type="spellEnd"/>
+      <w:r>
+        <w:rPr>
+          <w:lang w:val="en-US"/>
+        </w:rPr>
+        <w:t xml:space="preserve"> </w:t>
+      </w:r>
+      <w:proofErr w:type="spellStart"/>
+      <w:r>
+        <w:rPr>
+          <w:lang w:val="en-US"/>
+        </w:rPr>
+        <w:t>optimize</w:t>
+      </w:r>
+      <w:r>
+        <w:rPr>
+          <w:lang w:val="en-US"/>
+        </w:rPr>
+        <w:t>re</w:t>
+      </w:r>
+      <w:proofErr w:type="spellEnd"/>
+      <w:r>
+        <w:rPr>
+          <w:lang w:val="en-US"/>
+        </w:rPr>
+        <w:t xml:space="preserve"> </w:t>
+      </w:r>
+      <w:r>
+        <w:rPr>
+          <w:lang w:val="en-US"/>
+        </w:rPr>
+        <w:t xml:space="preserve">poput </w:t>
+      </w:r>
+      <w:proofErr w:type="spellStart"/>
+      <w:r>
+        <w:rPr>
+          <w:lang w:val="en-US"/>
+        </w:rPr>
+        <w:t>Stohastic</w:t>
+      </w:r>
+      <w:proofErr w:type="spellEnd"/>
+      <w:r>
+        <w:rPr>
+          <w:lang w:val="en-US"/>
+        </w:rPr>
+        <w:t xml:space="preserve"> </w:t>
+      </w:r>
+      <w:r>
+        <w:rPr>
+          <w:lang w:val="en-US"/>
+        </w:rPr>
+        <w:t xml:space="preserve">Gradient Descent, </w:t>
+      </w:r>
+      <w:proofErr w:type="spellStart"/>
+      <w:r>
+        <w:rPr>
+          <w:lang w:val="en-US"/>
+        </w:rPr>
+        <w:t>AdaGrad</w:t>
+      </w:r>
+      <w:proofErr w:type="spellEnd"/>
+      <w:r>
+        <w:rPr>
+          <w:lang w:val="en-US"/>
+        </w:rPr>
+        <w:t>, RMSprop, Ada</w:t>
+      </w:r>
+      <w:r>
+        <w:rPr>
+          <w:lang w:val="en-US"/>
+        </w:rPr>
+        <w:t>m</w:t>
+      </w:r>
+      <w:r>
+        <w:rPr>
+          <w:lang w:val="en-US"/>
+        </w:rPr>
+        <w:t xml:space="preserve">. </w:t>
+      </w:r>
+      <w:r>
+        <w:rPr>
+          <w:lang w:val="en-US"/>
+        </w:rPr>
+        <w:t xml:space="preserve">Za dati rad je </w:t>
+      </w:r>
+      <w:proofErr w:type="spellStart"/>
+      <w:r>
+        <w:rPr>
+          <w:lang w:val="en-US"/>
+        </w:rPr>
+        <w:t>odabran</w:t>
+      </w:r>
+      <w:proofErr w:type="spellEnd"/>
+      <w:r>
+        <w:rPr>
+          <w:lang w:val="en-US"/>
+        </w:rPr>
+        <w:t xml:space="preserve"> Adam optimizer. Ovo je </w:t>
+      </w:r>
+      <w:proofErr w:type="spellStart"/>
+      <w:r>
+        <w:rPr>
+          <w:lang w:val="en-US"/>
+        </w:rPr>
+        <w:t>defaultni</w:t>
+      </w:r>
+      <w:proofErr w:type="spellEnd"/>
+      <w:r>
+        <w:rPr>
+          <w:lang w:val="en-US"/>
+        </w:rPr>
+        <w:t xml:space="preserve"> optimizer koji se koristi u </w:t>
+      </w:r>
+      <w:proofErr w:type="spellStart"/>
+      <w:r>
+        <w:rPr>
+          <w:lang w:val="en-US"/>
+        </w:rPr>
+        <w:t>velikim</w:t>
+      </w:r>
+      <w:proofErr w:type="spellEnd"/>
+      <w:r>
+        <w:rPr>
+          <w:lang w:val="en-US"/>
+        </w:rPr>
+        <w:t xml:space="preserve"> </w:t>
+      </w:r>
+      <w:proofErr w:type="spellStart"/>
+      <w:r>
+        <w:rPr>
+          <w:lang w:val="en-US"/>
+        </w:rPr>
+        <w:t>bibliotekama</w:t>
+      </w:r>
+      <w:proofErr w:type="spellEnd"/>
+      <w:r>
+        <w:rPr>
+          <w:lang w:val="en-US"/>
+        </w:rPr>
+        <w:t xml:space="preserve"> </w:t>
+      </w:r>
+      <w:proofErr w:type="spellStart"/>
+      <w:r>
+        <w:rPr>
+          <w:lang w:val="en-US"/>
+        </w:rPr>
+        <w:t>i</w:t>
+      </w:r>
+      <w:proofErr w:type="spellEnd"/>
+      <w:r>
+        <w:rPr>
+          <w:lang w:val="en-US"/>
+        </w:rPr>
+        <w:t xml:space="preserve"> </w:t>
+      </w:r>
+      <w:proofErr w:type="spellStart"/>
+      <w:r>
+        <w:rPr>
+          <w:lang w:val="en-US"/>
+        </w:rPr>
+        <w:t>radi</w:t>
+      </w:r>
+      <w:proofErr w:type="spellEnd"/>
+      <w:r>
+        <w:rPr>
+          <w:lang w:val="en-US"/>
+        </w:rPr>
+        <w:t xml:space="preserve"> dobro </w:t>
+      </w:r>
+      <w:proofErr w:type="spellStart"/>
+      <w:r>
+        <w:rPr>
+          <w:lang w:val="en-US"/>
+        </w:rPr>
+        <w:t>na</w:t>
+      </w:r>
+      <w:proofErr w:type="spellEnd"/>
+      <w:r>
+        <w:rPr>
+          <w:lang w:val="en-US"/>
+        </w:rPr>
+        <w:t xml:space="preserve"> </w:t>
+      </w:r>
+      <w:proofErr w:type="spellStart"/>
+      <w:r>
+        <w:rPr>
+          <w:lang w:val="en-US"/>
+        </w:rPr>
+        <w:t>velikim</w:t>
+      </w:r>
+      <w:proofErr w:type="spellEnd"/>
+      <w:r>
+        <w:rPr>
+          <w:lang w:val="en-US"/>
+        </w:rPr>
+        <w:t xml:space="preserve"> </w:t>
+      </w:r>
+      <w:proofErr w:type="spellStart"/>
+      <w:r>
+        <w:rPr>
+          <w:lang w:val="en-US"/>
+        </w:rPr>
+        <w:t>sk</w:t>
+      </w:r>
+      <w:r>
+        <w:rPr>
+          <w:lang w:val="en-US"/>
+        </w:rPr>
+        <w:t>upovima</w:t>
+      </w:r>
+      <w:proofErr w:type="spellEnd"/>
+      <w:r>
+        <w:rPr>
+          <w:lang w:val="en-US"/>
+        </w:rPr>
+        <w:t xml:space="preserve"> </w:t>
+      </w:r>
+      <w:proofErr w:type="spellStart"/>
+      <w:r>
+        <w:rPr>
+          <w:lang w:val="en-US"/>
+        </w:rPr>
+        <w:t>podataka</w:t>
+      </w:r>
+      <w:proofErr w:type="spellEnd"/>
+      <w:r>
+        <w:rPr>
+          <w:lang w:val="en-US"/>
+        </w:rPr>
+        <w:t xml:space="preserve">. </w:t>
+      </w:r>
+    </w:p>
+    <w:p>
+      <w:r>
+        <w:t xml:space="preserve">Stopa učenja je </w:t>
+      </w:r>
+      <w:proofErr w:type="spellStart"/>
+      <w:r>
+        <w:t>hiper</w:t>
+      </w:r>
+      <w:r>
+        <w:t>parameter</w:t>
+      </w:r>
+      <w:proofErr w:type="spellEnd"/>
+      <w:r>
+        <w:t xml:space="preserve"> koji se koristi prilikom treniranje koji govori </w:t>
+      </w:r>
+      <w:proofErr w:type="spellStart"/>
+      <w:r>
+        <w:t>optimizeru</w:t>
+      </w:r>
+      <w:proofErr w:type="spellEnd"/>
+      <w:r>
+        <w:t xml:space="preserve"> </w:t>
+      </w:r>
+      <w:r>
+        <w:t xml:space="preserve">koliko može da </w:t>
+      </w:r>
+      <w:proofErr w:type="spellStart"/>
+      <w:r>
+        <w:t>podešava</w:t>
+      </w:r>
+      <w:proofErr w:type="spellEnd"/>
+      <w:r>
+        <w:t xml:space="preserve"> </w:t>
+      </w:r>
+      <w:r>
+        <w:t xml:space="preserve">parametre modela. Stopa učenja je bitna jer ako je prevelika može se desiti da </w:t>
+      </w:r>
+      <w:proofErr w:type="spellStart"/>
+      <w:r>
+        <w:t>optimizer</w:t>
+      </w:r>
+      <w:proofErr w:type="spellEnd"/>
+      <w:r>
+        <w:t xml:space="preserve"> napravi prevelike korake prilikom podešavanja i preskoči</w:t>
+      </w:r>
+      <w:r>
+        <w:t xml:space="preserve"> globalni minimum funkcije troška</w:t>
+      </w:r>
+      <w:r>
+        <w:t>. Ukoliko je stopa učenja premala treniranje može trajati dosta duže nego potrebno. Za dati primjer je postavljena stopa učenja od 0.0001.</w:t>
+      </w:r>
+    </w:p>
+    <w:p>
+      <w:r>
+        <w:t>S</w:t>
+      </w:r>
+      <w:r>
+        <w:t xml:space="preserve">topa učenja je </w:t>
+      </w:r>
+      <w:r>
+        <w:t xml:space="preserve">za naš </w:t>
+      </w:r>
+      <w:proofErr w:type="spellStart"/>
+      <w:r>
+        <w:t>slucaj</w:t>
+      </w:r>
+      <w:proofErr w:type="spellEnd"/>
+      <w:r>
+        <w:t xml:space="preserve"> </w:t>
+      </w:r>
+      <w:r>
+        <w:t xml:space="preserve">samo početna tačka. </w:t>
+      </w:r>
+      <w:proofErr w:type="spellStart"/>
+      <w:r>
+        <w:t>Optimizer</w:t>
+      </w:r>
+      <w:proofErr w:type="spellEnd"/>
+      <w:r>
+        <w:t xml:space="preserve"> koji koristimo, Adam, će automatski </w:t>
+      </w:r>
+      <w:proofErr w:type="spellStart"/>
+      <w:r>
+        <w:t>promjeniti</w:t>
+      </w:r>
+      <w:proofErr w:type="spellEnd"/>
+      <w:r>
+        <w:t xml:space="preserve"> stopu učenja ukoliko potrebno. </w:t>
+      </w:r>
+    </w:p>
+    <w:p/>
+    <w:p/>
+    <w:p/>
+    <w:p/>
+    <w:p/>
+    <w:p/>
+    <w:p/>
+    <w:p/>
+    <w:p>
+      <w:pPr>
+        <w:pStyle w:val="Naslov3"/>
+      </w:pPr>
+      <w:r>
         <w:lastRenderedPageBreak/>
-        <w:t>Osim specificiranje slojeva neuralne mreže imamo još par hiperparametera koji moramo specificirati prilikom treniranje. To su funkcija troška, optimizer I stopa učenja.</w:t>
-      </w:r>
-    </w:p>
-    <w:p>
-      <w:pPr>
-        <w:rPr>
-          <w:lang w:val="en-GB"/>
-        </w:rPr>
-      </w:pPr>
-    </w:p>
-    <w:p>
-      <w:pPr>
-        <w:rPr>
-          <w:lang w:val="en-GB"/>
-        </w:rPr>
-      </w:pPr>
-      <w:r>
-        <w:rPr>
-          <w:lang w:val="en-GB"/>
-        </w:rPr>
-        <w:t xml:space="preserve">Funkcija troška (loss function) je </w:t>
-      </w:r>
-      <w:r>
-        <w:rPr>
-          <w:lang w:val="en-GB"/>
-        </w:rPr>
-        <w:t>funkcija koja nam kvantitativno govori</w:t>
-      </w:r>
-      <w:r>
-        <w:rPr>
-          <w:lang w:val="en-GB"/>
-        </w:rPr>
-        <w:t xml:space="preserve"> kvalitet našem modela</w:t>
-      </w:r>
-      <w:r>
-        <w:rPr>
-          <w:lang w:val="en-GB"/>
-        </w:rPr>
-        <w:t>, odnosno</w:t>
-      </w:r>
-      <w:r>
-        <w:rPr>
-          <w:lang w:val="en-GB"/>
-        </w:rPr>
-        <w:t xml:space="preserve"> koliko dobro naš model pravi predikcije</w:t>
-      </w:r>
-      <w:r>
-        <w:rPr>
-          <w:lang w:val="en-GB"/>
-        </w:rPr>
+        <w:t xml:space="preserve">Orkestracija i .NET </w:t>
+      </w:r>
+      <w:proofErr w:type="spellStart"/>
+      <w:r>
+        <w:t>Aspire</w:t>
+      </w:r>
+      <w:proofErr w:type="spellEnd"/>
+    </w:p>
+    <w:p/>
+    <w:p>
+      <w:r>
+        <w:t xml:space="preserve">Za jednostavno treniranje, </w:t>
+      </w:r>
+      <w:proofErr w:type="spellStart"/>
+      <w:r>
+        <w:t>evaluaciju</w:t>
+      </w:r>
+      <w:proofErr w:type="spellEnd"/>
+      <w:r>
+        <w:t xml:space="preserve"> i direktno</w:t>
+      </w:r>
+      <w:r>
+        <w:t>g</w:t>
+      </w:r>
+      <w:r>
+        <w:t xml:space="preserve"> upoređivanja modela implementirana je web aplikacija. Kroz aplikaciju je moguće treniranje modela koristeći </w:t>
+      </w:r>
+      <w:proofErr w:type="spellStart"/>
+      <w:r>
+        <w:t>Python</w:t>
+      </w:r>
+      <w:proofErr w:type="spellEnd"/>
+      <w:r>
+        <w:t xml:space="preserve"> ekosistem (</w:t>
+      </w:r>
+      <w:proofErr w:type="spellStart"/>
+      <w:r>
+        <w:t>PyTorch</w:t>
+      </w:r>
+      <w:proofErr w:type="spellEnd"/>
+      <w:r>
+        <w:t>) ili .NET ekosistem (</w:t>
+      </w:r>
+      <w:proofErr w:type="spellStart"/>
+      <w:r>
+        <w:t>TorchSharp</w:t>
+      </w:r>
+      <w:proofErr w:type="spellEnd"/>
+      <w:r>
+        <w:t xml:space="preserve">). Nakon završenog treniranja, aplikacija pruža </w:t>
+      </w:r>
+      <w:proofErr w:type="spellStart"/>
+      <w:r>
+        <w:t>mogućnost</w:t>
+      </w:r>
+      <w:proofErr w:type="spellEnd"/>
+      <w:r>
+        <w:t xml:space="preserve"> u</w:t>
+      </w:r>
+      <w:r>
+        <w:t>s</w:t>
+      </w:r>
+      <w:r>
+        <w:t>poredbe svih ključnih metrika poput vremena treniranja, odziva i preciznosti.</w:t>
+      </w:r>
+    </w:p>
+    <w:p>
+      <w:r>
+        <w:t xml:space="preserve">Arhitektura aplikacije je implementirana kroz </w:t>
+      </w:r>
+      <w:proofErr w:type="spellStart"/>
+      <w:r>
+        <w:t>mikroservisni</w:t>
+      </w:r>
+      <w:proofErr w:type="spellEnd"/>
+      <w:r>
+        <w:t xml:space="preserve"> pristup i sastoji se od tri komponente:</w:t>
+      </w:r>
+    </w:p>
+    <w:p>
+      <w:r>
+        <w:t>- Korisnički interfejs (Web Aplikacija</w:t>
+      </w:r>
+      <w:r>
+        <w:t>)</w:t>
+      </w:r>
+    </w:p>
+    <w:p>
+      <w:r>
+        <w:t>- C# Web API servis</w:t>
+      </w:r>
+    </w:p>
+    <w:p>
+      <w:r>
+        <w:t xml:space="preserve">- </w:t>
+      </w:r>
+      <w:proofErr w:type="spellStart"/>
+      <w:r>
+        <w:t>Python</w:t>
+      </w:r>
+      <w:proofErr w:type="spellEnd"/>
+      <w:r>
+        <w:t xml:space="preserve"> Web API servis</w:t>
+      </w:r>
+    </w:p>
+    <w:p/>
+    <w:p>
+      <w:r>
+        <w:t xml:space="preserve">Korisnički interfejs je implementiran uz pomoć </w:t>
+      </w:r>
+      <w:proofErr w:type="spellStart"/>
+      <w:r>
+        <w:t>Blazor</w:t>
+      </w:r>
+      <w:proofErr w:type="spellEnd"/>
+      <w:r>
+        <w:t xml:space="preserve"> platforme koja </w:t>
+      </w:r>
+      <w:proofErr w:type="spellStart"/>
+      <w:r>
+        <w:t>omogućava</w:t>
+      </w:r>
+      <w:proofErr w:type="spellEnd"/>
+      <w:r>
+        <w:t xml:space="preserve"> efikasnu kreaciju interaktivnih web aplikacij</w:t>
+      </w:r>
+      <w:r>
+        <w:t>a</w:t>
+      </w:r>
+      <w:r>
+        <w:t xml:space="preserve"> koristeći .NET tehnologije.</w:t>
+      </w:r>
+      <w:r>
+        <w:t xml:space="preserve"> Ovaj dio je striktno implementiran kao prezentacijski sloj (</w:t>
+      </w:r>
+      <w:proofErr w:type="spellStart"/>
+      <w:r>
+        <w:t>frontend</w:t>
+      </w:r>
+      <w:proofErr w:type="spellEnd"/>
+      <w:r>
+        <w:t>) te ne sadrži logiku za treniranje ni analiziranje slika</w:t>
+      </w:r>
+      <w:r>
+        <w:t xml:space="preserve"> čime se prati praksa razdvajanja </w:t>
+      </w:r>
+      <w:proofErr w:type="spellStart"/>
+      <w:r>
+        <w:t>frontend</w:t>
+      </w:r>
+      <w:proofErr w:type="spellEnd"/>
+      <w:r>
+        <w:t xml:space="preserve"> i </w:t>
+      </w:r>
+      <w:proofErr w:type="spellStart"/>
+      <w:r>
+        <w:t>backend</w:t>
+      </w:r>
+      <w:proofErr w:type="spellEnd"/>
+      <w:r>
+        <w:t xml:space="preserve"> koda.</w:t>
+      </w:r>
+    </w:p>
+    <w:p>
+      <w:r>
+        <w:t xml:space="preserve">Logika za treniranje i analiziranje slika je implementirana pomoću posebnih Web </w:t>
+      </w:r>
+      <w:proofErr w:type="spellStart"/>
+      <w:r>
+        <w:t>Api</w:t>
+      </w:r>
+      <w:proofErr w:type="spellEnd"/>
+      <w:r>
+        <w:t xml:space="preserve"> servisa koji komuniciraju sa korisničkim interfejsom uz pomoć HTTP protokola. Treniranje preko .NET </w:t>
+      </w:r>
+      <w:proofErr w:type="spellStart"/>
+      <w:r>
+        <w:t>okruženja</w:t>
+      </w:r>
+      <w:proofErr w:type="spellEnd"/>
+      <w:r>
+        <w:t xml:space="preserve"> je omogućeno preko .NET Core Web API te za </w:t>
+      </w:r>
+      <w:proofErr w:type="spellStart"/>
+      <w:r>
+        <w:t>Python</w:t>
+      </w:r>
+      <w:proofErr w:type="spellEnd"/>
+      <w:r>
+        <w:t xml:space="preserve"> </w:t>
+      </w:r>
+      <w:proofErr w:type="spellStart"/>
+      <w:r>
+        <w:t>okruženje</w:t>
+      </w:r>
+      <w:proofErr w:type="spellEnd"/>
+      <w:r>
+        <w:t xml:space="preserve"> je korišten </w:t>
+      </w:r>
+      <w:proofErr w:type="spellStart"/>
+      <w:r>
+        <w:t>FastAPI</w:t>
+      </w:r>
+      <w:proofErr w:type="spellEnd"/>
+      <w:r>
+        <w:t xml:space="preserve">. Oba servisa su visoko </w:t>
+      </w:r>
+      <w:proofErr w:type="spellStart"/>
+      <w:r>
+        <w:t>performantna</w:t>
+      </w:r>
+      <w:proofErr w:type="spellEnd"/>
+      <w:r>
+        <w:t xml:space="preserve"> i moderna rješenja za komunikaciju između web aplikacija, te zajedno sa korisničkim interfejs pružaju korisniku sveobuhvatno rješenje za treniranje i analiziranja modela mašinskog učenja.</w:t>
+      </w:r>
+    </w:p>
+    <w:p>
+      <w:r>
+        <w:t>Kako se arhitektura</w:t>
+      </w:r>
+      <w:r>
+        <w:t xml:space="preserve"> aplikacije</w:t>
+      </w:r>
+      <w:r>
+        <w:t xml:space="preserve"> sastoji od više </w:t>
+      </w:r>
+      <w:r>
+        <w:t>komponenti</w:t>
+      </w:r>
+      <w:r>
+        <w:t xml:space="preserve"> napisanih u različitim programskim jezicima</w:t>
+      </w:r>
+      <w:r>
+        <w:t xml:space="preserve">, </w:t>
+      </w:r>
+      <w:r>
+        <w:t xml:space="preserve">te nam je potrebna efikasna </w:t>
+      </w:r>
+      <w:r>
+        <w:t xml:space="preserve">i brza </w:t>
+      </w:r>
+      <w:r>
+        <w:t>komunikacija između njih</w:t>
+      </w:r>
+      <w:r>
+        <w:t xml:space="preserve">, </w:t>
+      </w:r>
+      <w:r>
+        <w:t>is</w:t>
+      </w:r>
+      <w:r>
+        <w:t xml:space="preserve">korišten je .NET </w:t>
+      </w:r>
+      <w:proofErr w:type="spellStart"/>
+      <w:r>
+        <w:t>Aspire</w:t>
+      </w:r>
+      <w:proofErr w:type="spellEnd"/>
+      <w:r>
+        <w:t xml:space="preserve"> platforma</w:t>
+      </w:r>
+      <w:r>
+        <w:t>.</w:t>
+      </w:r>
+      <w:r>
+        <w:t xml:space="preserve"> </w:t>
+      </w:r>
+      <w:r>
+        <w:t xml:space="preserve">.NET </w:t>
+      </w:r>
+      <w:proofErr w:type="spellStart"/>
+      <w:r>
+        <w:t>Aspire</w:t>
+      </w:r>
+      <w:proofErr w:type="spellEnd"/>
+      <w:r>
+        <w:t xml:space="preserve"> je </w:t>
+      </w:r>
+      <w:r>
+        <w:t xml:space="preserve">moderna </w:t>
+      </w:r>
+      <w:r>
+        <w:t xml:space="preserve">platforma za .NET koja služi za </w:t>
+      </w:r>
+      <w:r>
+        <w:t>efikasno</w:t>
+      </w:r>
+      <w:r>
+        <w:t xml:space="preserve"> orkestriranje </w:t>
+      </w:r>
+      <w:proofErr w:type="spellStart"/>
+      <w:r>
+        <w:t>mikroservisnih</w:t>
+      </w:r>
+      <w:proofErr w:type="spellEnd"/>
+      <w:r>
+        <w:t xml:space="preserve"> arhitektura te </w:t>
+      </w:r>
+      <w:proofErr w:type="spellStart"/>
+      <w:r>
+        <w:t>omogućava</w:t>
+      </w:r>
+      <w:proofErr w:type="spellEnd"/>
+      <w:r>
+        <w:t xml:space="preserve"> jednostavan</w:t>
+      </w:r>
+      <w:r>
+        <w:t xml:space="preserve"> </w:t>
+      </w:r>
+      <w:r>
+        <w:t xml:space="preserve">vid </w:t>
+      </w:r>
+      <w:r>
+        <w:t>komunikacije između</w:t>
+      </w:r>
+      <w:r>
+        <w:t xml:space="preserve"> svih komponenti sistema. </w:t>
+      </w:r>
+    </w:p>
+    <w:p>
+      <w:r>
+        <w:t xml:space="preserve">Za trajnu pohranu podataka o modelima </w:t>
+      </w:r>
+      <w:r>
+        <w:t xml:space="preserve">korištena je </w:t>
+      </w:r>
+      <w:proofErr w:type="spellStart"/>
+      <w:r>
+        <w:t>SQLite</w:t>
+      </w:r>
+      <w:proofErr w:type="spellEnd"/>
+      <w:r>
+        <w:t xml:space="preserve"> baza podataka</w:t>
+      </w:r>
+      <w:r>
+        <w:t xml:space="preserve"> zajedno sa </w:t>
+      </w:r>
+      <w:proofErr w:type="spellStart"/>
+      <w:r>
+        <w:t>Entity</w:t>
+      </w:r>
+      <w:proofErr w:type="spellEnd"/>
+      <w:r>
+        <w:t xml:space="preserve"> Framework Core tehnologijom</w:t>
+      </w:r>
+      <w:r>
         <w:t xml:space="preserve">. </w:t>
       </w:r>
-      <w:r>
-        <w:rPr>
-          <w:lang w:val="en-GB"/>
-        </w:rPr>
-        <w:t>Cilj prilikom treniranja jeste da se funkcija troška što više smanji</w:t>
-      </w:r>
-      <w:r>
-        <w:rPr>
-          <w:lang w:val="en-GB"/>
-        </w:rPr>
-        <w:t>. Smanjenje funkcije troška se posti</w:t>
-      </w:r>
-      <w:r>
-        <w:rPr>
-          <w:lang w:val="en-GB"/>
-        </w:rPr>
-        <w:t>ž</w:t>
-      </w:r>
-      <w:r>
-        <w:rPr>
-          <w:lang w:val="en-GB"/>
-        </w:rPr>
-        <w:t>e izmjenom parametera samog modela.</w:t>
-      </w:r>
-    </w:p>
-    <w:p>
-      <w:pPr>
-        <w:rPr>
-          <w:lang w:val="en-GB"/>
-        </w:rPr>
-      </w:pPr>
-      <w:r>
-        <w:rPr>
-          <w:lang w:val="en-GB"/>
-        </w:rPr>
-        <w:t>Zavisno od vrste problema koriste se različite funkcije troška</w:t>
-      </w:r>
-      <w:r>
-        <w:rPr>
-          <w:lang w:val="en-GB"/>
-        </w:rPr>
-        <w:t xml:space="preserve">. </w:t>
-      </w:r>
-      <w:r>
-        <w:rPr>
-          <w:lang w:val="en-GB"/>
-        </w:rPr>
-        <w:t>Kako je cilj našeg modela klasifikacija raka pluća postoji par opcije</w:t>
-      </w:r>
-      <w:r>
-        <w:rPr>
-          <w:lang w:val="en-GB"/>
-        </w:rPr>
-        <w:t>: cross-entropy, binary cross-entorpy, categorical cross-entroy.</w:t>
-      </w:r>
-    </w:p>
-    <w:p>
-      <w:r>
-        <w:rPr>
-          <w:lang w:val="en-US"/>
-        </w:rPr>
-        <w:t>U ovom radu je odabrana cross-ent</w:t>
-      </w:r>
-      <w:r>
-        <w:rPr>
-          <w:lang w:val="en-US"/>
-        </w:rPr>
-        <w:t xml:space="preserve">ropy funkcija troška. </w:t>
-      </w:r>
-      <w:r>
-        <w:rPr>
-          <w:lang w:val="en-GB"/>
-        </w:rPr>
-        <w:t xml:space="preserve">Za probleme klasifikacije </w:t>
-      </w:r>
-      <w:r>
-        <w:rPr>
-          <w:lang w:val="en-GB"/>
-        </w:rPr>
-        <w:t xml:space="preserve">trošak (loss) </w:t>
-      </w:r>
-      <w:r>
-        <w:rPr>
-          <w:lang w:val="en-GB"/>
-        </w:rPr>
-        <w:t>se obično definiše kao entropija. Entropija predstavlja stopu nesigurnosti u sistemu. Što su predikcije koje naš model pravi tačnije</w:t>
-      </w:r>
-      <w:r>
-        <w:rPr>
-          <w:lang w:val="en-GB"/>
-        </w:rPr>
+      <w:proofErr w:type="spellStart"/>
+      <w:r>
+        <w:t>SQLite</w:t>
+      </w:r>
+      <w:proofErr w:type="spellEnd"/>
+      <w:r>
+        <w:t xml:space="preserve"> je odabrana zbog svoje jednostavnosti upotrebe i implementacije, s obzirom na to da sve podatke </w:t>
+      </w:r>
+      <w:r>
+        <w:t>sprema</w:t>
+      </w:r>
+      <w:r>
+        <w:t xml:space="preserve"> u jedan lokalni </w:t>
+      </w:r>
+      <w:proofErr w:type="spellStart"/>
+      <w:r>
+        <w:t>fajl</w:t>
+      </w:r>
+      <w:proofErr w:type="spellEnd"/>
+      <w:r>
+        <w:t>. Nakon treniranj</w:t>
+      </w:r>
+      <w:r>
+        <w:t>a</w:t>
+      </w:r>
+      <w:r>
+        <w:t xml:space="preserve"> </w:t>
+      </w:r>
+      <w:r>
+        <w:t>modela</w:t>
+      </w:r>
+      <w:r>
         <w:t>,</w:t>
       </w:r>
       <w:r>
-        <w:rPr>
-          <w:lang w:val="en-GB"/>
-        </w:rPr>
-        <w:t xml:space="preserve"> entropija</w:t>
-      </w:r>
-      <w:r>
-        <w:rPr>
-          <w:lang w:val="en-GB"/>
-        </w:rPr>
-        <w:t xml:space="preserve"> sistema</w:t>
-      </w:r>
-      <w:r>
-        <w:rPr>
-          <w:lang w:val="en-GB"/>
-        </w:rPr>
-        <w:t xml:space="preserve"> opada. Trošak se računa kao razlika u entropiji </w:t>
-      </w:r>
-      <w:r>
-        <w:rPr>
-          <w:lang w:val="en-GB"/>
-        </w:rPr>
-        <w:t xml:space="preserve">našeg </w:t>
-      </w:r>
-      <w:r>
-        <w:rPr>
-          <w:lang w:val="en-GB"/>
-        </w:rPr>
-        <w:t>model</w:t>
-      </w:r>
-      <w:r>
-        <w:rPr>
-          <w:lang w:val="en-GB"/>
-        </w:rPr>
-        <w:t>a</w:t>
-      </w:r>
-      <w:r>
-        <w:rPr>
-          <w:lang w:val="en-GB"/>
-        </w:rPr>
-        <w:t xml:space="preserve"> i baznog slučaja gdje su predikcije uvijek tačne.</w:t>
-      </w:r>
-      <w:r>
-        <w:t xml:space="preserve"> Krajnji cilj treniranje je svesti datu funkciju na što nižu vrijednost.</w:t>
-      </w:r>
-      <w:r>
-        <w:t xml:space="preserve"> </w:t>
-      </w:r>
-    </w:p>
-    <w:p>
-      <w:r>
-        <w:t>Optimizer</w:t>
-      </w:r>
-      <w:r>
-        <w:t xml:space="preserve">i </w:t>
-      </w:r>
-      <w:r>
-        <w:t xml:space="preserve">su algoritmi koji </w:t>
-      </w:r>
-      <w:r>
-        <w:t xml:space="preserve">modifikuju </w:t>
-      </w:r>
-      <w:r>
-        <w:t xml:space="preserve">parametre modela na osnovu funkcije troška. </w:t>
-      </w:r>
-      <w:r>
-        <w:rPr>
-          <w:lang w:val="en-US"/>
-        </w:rPr>
-        <w:t xml:space="preserve">Kao i funkcije troška imamo </w:t>
-      </w:r>
-      <w:r>
-        <w:rPr>
-          <w:lang w:val="en-US"/>
-        </w:rPr>
-        <w:t xml:space="preserve">različite </w:t>
-      </w:r>
-      <w:r>
-        <w:rPr>
-          <w:lang w:val="en-US"/>
-        </w:rPr>
-        <w:t>optimize</w:t>
-      </w:r>
-      <w:r>
-        <w:rPr>
-          <w:lang w:val="en-US"/>
-        </w:rPr>
-        <w:t>re</w:t>
-      </w:r>
-      <w:r>
-        <w:rPr>
-          <w:lang w:val="en-US"/>
-        </w:rPr>
-        <w:t xml:space="preserve"> </w:t>
-      </w:r>
-      <w:r>
-        <w:rPr>
-          <w:lang w:val="en-US"/>
-        </w:rPr>
-        <w:t xml:space="preserve">poput Stohastic </w:t>
-      </w:r>
-      <w:r>
-        <w:rPr>
-          <w:lang w:val="en-US"/>
-        </w:rPr>
-        <w:t>Gradient Descent, AdaGrad, RMSprop, Ada</w:t>
-      </w:r>
-      <w:r>
-        <w:rPr>
-          <w:lang w:val="en-US"/>
-        </w:rPr>
-        <w:t>m</w:t>
-      </w:r>
-      <w:r>
-        <w:rPr>
-          <w:lang w:val="en-US"/>
-        </w:rPr>
-        <w:t xml:space="preserve">. </w:t>
-      </w:r>
-      <w:r>
-        <w:rPr>
-          <w:lang w:val="en-US"/>
-        </w:rPr>
-        <w:t xml:space="preserve">Za dati rad je odabran Adam optimizer. Ovo je defaultni optimizer koji se koristi u velikim bibliotekama i radi dobro na velikim </w:t>
-      </w:r>
-      <w:r>
-        <w:rPr>
-          <w:lang w:val="en-US"/>
-        </w:rPr>
-        <w:t>sk</w:t>
-      </w:r>
-      <w:r>
-        <w:rPr>
-          <w:lang w:val="en-US"/>
-        </w:rPr>
-        <w:t>upovima</w:t>
-      </w:r>
-      <w:r>
-        <w:rPr>
-          <w:lang w:val="en-US"/>
-        </w:rPr>
-        <w:t xml:space="preserve"> podataka. </w:t>
-      </w:r>
-    </w:p>
-    <w:p>
-      <w:r>
-        <w:t xml:space="preserve">Stopa učenja je </w:t>
-      </w:r>
-      <w:r>
-        <w:t>hiper</w:t>
-      </w:r>
-      <w:r>
-        <w:t xml:space="preserve">parameter koji se koristi prilikom treniranje koji govori optimizeru </w:t>
-      </w:r>
-      <w:r>
-        <w:t xml:space="preserve">koliko može da podešava </w:t>
-      </w:r>
-      <w:r>
-        <w:t>parametre modela. Stopa učenja je bitna jer ako je prevelika može se desiti da optimizer napravi prevelike korake prilikom podešavanja i preskoči</w:t>
-      </w:r>
-      <w:r>
-        <w:t xml:space="preserve"> globalni minimum funkcije troška</w:t>
-      </w:r>
-      <w:r>
-        <w:t>. Ukoliko je stopa učenja premala treniranje može trajati dosta duže nego potrebno. Za dati primjer je postavljena stopa učenja od 0.0001.</w:t>
-      </w:r>
-    </w:p>
-    <w:p>
-      <w:r>
-        <w:t>S</w:t>
-      </w:r>
-      <w:r>
-        <w:t xml:space="preserve">topa učenja je </w:t>
-      </w:r>
-      <w:r>
-        <w:t xml:space="preserve">za naš slucaj </w:t>
-      </w:r>
-      <w:r>
-        <w:t xml:space="preserve">samo početna tačka. Optimizer koji koristimo, Adam, će automatski promjeniti stopu učenja ukoliko potrebno. </w:t>
-      </w:r>
-    </w:p>
-    <w:p/>
-    <w:p/>
+        <w:t xml:space="preserve"> </w:t>
+      </w:r>
+      <w:r>
+        <w:t xml:space="preserve">spremamo podatke poput vremena treniranje, preciznost i odziva </w:t>
+      </w:r>
+      <w:r>
+        <w:t>iz</w:t>
+      </w:r>
+      <w:r>
+        <w:t xml:space="preserve"> različiti</w:t>
+      </w:r>
+      <w:r>
+        <w:t>h</w:t>
+      </w:r>
+      <w:r>
+        <w:t xml:space="preserve"> epoha</w:t>
+      </w:r>
+      <w:r>
+        <w:t xml:space="preserve"> u bazu</w:t>
+      </w:r>
+      <w:r>
+        <w:t xml:space="preserve">, </w:t>
+      </w:r>
+      <w:r>
+        <w:t>te se ovi podaci koriste za direktnu usporedbu unutar korisničkog interfejsa</w:t>
+      </w:r>
+      <w:r>
+        <w:t>.</w:t>
+      </w:r>
+    </w:p>
     <w:p/>
     <w:p/>
     <w:p/>
@@ -2869,346 +9558,436 @@
         <w:pStyle w:val="Naslov3"/>
       </w:pPr>
       <w:r>
-        <w:t>Orkestracija i .NET Aspire</w:t>
-      </w:r>
-    </w:p>
+        <w:t>Korisnički interfejs</w:t>
+      </w:r>
+    </w:p>
+    <w:p/>
+    <w:p/>
+    <w:p/>
+    <w:p/>
+    <w:p/>
+    <w:p/>
+    <w:p/>
+    <w:p/>
+    <w:p/>
+    <w:p/>
+    <w:p/>
+    <w:p/>
+    <w:p/>
+    <w:p/>
+    <w:p/>
+    <w:p/>
+    <w:p/>
+    <w:p/>
+    <w:p/>
+    <w:p/>
+    <w:p/>
+    <w:p/>
+    <w:p/>
+    <w:p/>
+    <w:p/>
     <w:p/>
     <w:p>
       <w:r>
         <w:lastRenderedPageBreak/>
-        <w:t>Za jednostavno treniranje, evaluaciju i direktno</w:t>
-      </w:r>
-      <w:r>
-        <w:t>g</w:t>
-      </w:r>
-      <w:r>
-        <w:t xml:space="preserve"> upoređivanja modela implementirana je web aplikacija. Kroz aplikaciju je moguće treniranje modela koristeći Python ekosistem (PyTorch) ili .NET ekosistem (TorchSharp). Nakon završenog treniranja, aplikacija pruža mogućnost u</w:t>
-      </w:r>
-      <w:r>
-        <w:t>s</w:t>
-      </w:r>
-      <w:r>
-        <w:t>poredbe svih ključnih metrika poput vremena treniranja, odziva i preciznosti.</w:t>
-      </w:r>
-    </w:p>
-    <w:p>
-      <w:r>
-        <w:t>Arhitektura aplikacije je implementirana kroz mikroservisni pristup i sastoji se od tri komponente:</w:t>
-      </w:r>
-    </w:p>
-    <w:p>
-      <w:r>
-        <w:t>- Korisnički interfejs (Web Aplikacija</w:t>
-      </w:r>
-      <w:r>
-        <w:t>)</w:t>
-      </w:r>
-    </w:p>
-    <w:p>
-      <w:r>
-        <w:t>- C# Web API servis</w:t>
-      </w:r>
-    </w:p>
-    <w:p>
-      <w:r>
-        <w:t>- Python Web API servis</w:t>
-      </w:r>
-    </w:p>
-    <w:p/>
-    <w:p>
-      <w:r>
-        <w:t>Korisnički interfejs je implementiran uz pomoć Blazor platforme koja omogućava efikasnu kreaciju interaktivnih web aplikacij</w:t>
-      </w:r>
-      <w:r>
-        <w:t>a</w:t>
-      </w:r>
-      <w:r>
-        <w:t xml:space="preserve"> koristeći .NET tehnologije.</w:t>
-      </w:r>
-      <w:r>
-        <w:t xml:space="preserve"> Ovaj dio je striktno implementiran kao prezentacijski sloj (frontend) te ne sadrži logiku za treniranje ni analiziranje slika</w:t>
-      </w:r>
-      <w:r>
-        <w:t xml:space="preserve"> čime se prati praksa razdvajanja frontend i backend koda.</w:t>
-      </w:r>
-    </w:p>
-    <w:p>
-      <w:r>
-        <w:t>Logika za treniranje i analiziranje slika je implementirana pomoću posebnih Web Api servisa koji komuniciraju sa korisničkim interfejsom uz pomoć HTTP protokola. Treniranje preko .NET okruženja je omogućeno preko .NET Core Web API te za Python okruženje je korišten FastAPI. Oba servisa su visoko performantna i moderna rješenja za komunikaciju između web aplikacija, te zajedno sa korisničkim interfejs pružaju korisniku sveobuhvatno rješenje za treniranje i analiziranja modela mašinskog učenja.</w:t>
-      </w:r>
-    </w:p>
-    <w:p>
-      <w:r>
-        <w:t>Kako se arhitektura</w:t>
-      </w:r>
-      <w:r>
-        <w:t xml:space="preserve"> aplikacije</w:t>
-      </w:r>
-      <w:r>
-        <w:t xml:space="preserve"> sastoji od više </w:t>
-      </w:r>
-      <w:r>
-        <w:t>komponenti</w:t>
-      </w:r>
-      <w:r>
-        <w:t xml:space="preserve"> napisanih u različitim programskim jezicima</w:t>
-      </w:r>
-      <w:r>
-        <w:t xml:space="preserve">, </w:t>
-      </w:r>
-      <w:r>
-        <w:t xml:space="preserve">te nam je potrebna efikasna </w:t>
-      </w:r>
-      <w:r>
-        <w:t xml:space="preserve">i brza </w:t>
-      </w:r>
-      <w:r>
-        <w:t>komunikacija između njih</w:t>
-      </w:r>
-      <w:r>
-        <w:t xml:space="preserve">, </w:t>
-      </w:r>
-      <w:r>
-        <w:t>is</w:t>
-      </w:r>
-      <w:r>
-        <w:t>korišten je .NET Aspire</w:t>
-      </w:r>
-      <w:r>
-        <w:t xml:space="preserve"> platforma</w:t>
-      </w:r>
+        <w:t xml:space="preserve"> </w:t>
+      </w:r>
+    </w:p>
+    <w:p>
+      <w:pPr>
+        <w:pStyle w:val="Naslov2"/>
+      </w:pPr>
+      <w:r>
+        <w:t>Metodologija testiranja i kontrola varijabli</w:t>
+      </w:r>
+    </w:p>
+    <w:p/>
+    <w:p>
+      <w:r>
+        <w:t xml:space="preserve">Da bismo </w:t>
+      </w:r>
+      <w:proofErr w:type="spellStart"/>
+      <w:r>
+        <w:t>osiguralni</w:t>
+      </w:r>
+      <w:proofErr w:type="spellEnd"/>
+      <w:r>
+        <w:t xml:space="preserve"> što precizniji i objektivniji pristup prilikom </w:t>
+      </w:r>
+      <w:proofErr w:type="spellStart"/>
+      <w:r>
+        <w:t>poređenja</w:t>
+      </w:r>
+      <w:proofErr w:type="spellEnd"/>
+      <w:r>
+        <w:t xml:space="preserve"> metrika iz oba ekosistema, definisana je stroga metodologija testiranja. U cilju </w:t>
+      </w:r>
+      <w:proofErr w:type="spellStart"/>
+      <w:r>
+        <w:t>izolovacije</w:t>
+      </w:r>
+      <w:proofErr w:type="spellEnd"/>
+      <w:r>
+        <w:t xml:space="preserve"> uticaja C# i </w:t>
+      </w:r>
+      <w:proofErr w:type="spellStart"/>
+      <w:r>
+        <w:t>Python</w:t>
+      </w:r>
+      <w:proofErr w:type="spellEnd"/>
+      <w:r>
+        <w:t xml:space="preserve"> </w:t>
+      </w:r>
+      <w:proofErr w:type="spellStart"/>
+      <w:r>
+        <w:t>okruženja</w:t>
+      </w:r>
+      <w:proofErr w:type="spellEnd"/>
+      <w:r>
+        <w:t xml:space="preserve"> uvedeno je par pravila kojim će se pridržavati prilikom testiranja:</w:t>
+      </w:r>
+    </w:p>
+    <w:p/>
+    <w:p>
+      <w:r>
+        <w:t xml:space="preserve">1. Identična verzija </w:t>
+      </w:r>
+      <w:proofErr w:type="spellStart"/>
+      <w:r>
+        <w:t>LibTorch</w:t>
+      </w:r>
+      <w:proofErr w:type="spellEnd"/>
+      <w:r>
+        <w:t xml:space="preserve"> biblioteke </w:t>
+      </w:r>
+    </w:p>
+    <w:p>
+      <w:r>
+        <w:t xml:space="preserve">Da bi </w:t>
+      </w:r>
+      <w:proofErr w:type="spellStart"/>
+      <w:r>
+        <w:t>poređenje</w:t>
+      </w:r>
+      <w:proofErr w:type="spellEnd"/>
+      <w:r>
+        <w:t xml:space="preserve"> bilo validno moramo osigurati da i </w:t>
+      </w:r>
+      <w:proofErr w:type="spellStart"/>
+      <w:r>
+        <w:t>Python</w:t>
+      </w:r>
+      <w:proofErr w:type="spellEnd"/>
+      <w:r>
+        <w:t xml:space="preserve"> kao i .NET </w:t>
+      </w:r>
+      <w:proofErr w:type="spellStart"/>
+      <w:r>
+        <w:t>okruženje</w:t>
+      </w:r>
+      <w:proofErr w:type="spellEnd"/>
+      <w:r>
+        <w:t xml:space="preserve"> koristi istu verziju C++ biblioteke </w:t>
+      </w:r>
+      <w:proofErr w:type="spellStart"/>
+      <w:r>
+        <w:t>LibTorch</w:t>
+      </w:r>
+      <w:proofErr w:type="spellEnd"/>
+      <w:r>
+        <w:t xml:space="preserve"> koja zapravo radi sve kalkulacije.</w:t>
+      </w:r>
+    </w:p>
+    <w:p>
+      <w:proofErr w:type="spellStart"/>
+      <w:r>
+        <w:t>PyTorch</w:t>
+      </w:r>
+      <w:proofErr w:type="spellEnd"/>
+      <w:r>
+        <w:t xml:space="preserve"> verzija korištena je 2.10.0 koja koristi </w:t>
+      </w:r>
+      <w:proofErr w:type="spellStart"/>
+      <w:r>
+        <w:t>LibTorch</w:t>
+      </w:r>
+      <w:proofErr w:type="spellEnd"/>
+      <w:r>
+        <w:t xml:space="preserve"> verziju 2.10.0</w:t>
+      </w:r>
+    </w:p>
+    <w:p>
+      <w:proofErr w:type="spellStart"/>
+      <w:r>
+        <w:t>TorchSharp</w:t>
+      </w:r>
+      <w:proofErr w:type="spellEnd"/>
+      <w:r>
+        <w:t xml:space="preserve"> verzija korištena je 0.107.0 koja isto tako koristi </w:t>
+      </w:r>
+      <w:proofErr w:type="spellStart"/>
+      <w:r>
+        <w:t>LibTorch</w:t>
+      </w:r>
+      <w:proofErr w:type="spellEnd"/>
+      <w:r>
+        <w:t xml:space="preserve"> verziju 2.10.0.</w:t>
+      </w:r>
+    </w:p>
+    <w:p/>
+    <w:p>
+      <w:r>
+        <w:t xml:space="preserve">2. </w:t>
+      </w:r>
+      <w:proofErr w:type="spellStart"/>
+      <w:r>
+        <w:t>Hiperparametri</w:t>
+      </w:r>
+      <w:proofErr w:type="spellEnd"/>
+    </w:p>
+    <w:p>
+      <w:proofErr w:type="spellStart"/>
+      <w:r>
+        <w:t>Hiperparametri</w:t>
+      </w:r>
+      <w:proofErr w:type="spellEnd"/>
+      <w:r>
+        <w:t xml:space="preserve"> prilikom treniranje će znatno uticati na način i vrijeme treniranje kao i tačnost krajnjeg modela. U oba </w:t>
+      </w:r>
+      <w:proofErr w:type="spellStart"/>
+      <w:r>
+        <w:t>okruženja</w:t>
+      </w:r>
+      <w:proofErr w:type="spellEnd"/>
+      <w:r>
+        <w:t xml:space="preserve"> je implementirana ista CNN arhitektura, isti Adam </w:t>
+      </w:r>
+      <w:proofErr w:type="spellStart"/>
+      <w:r>
+        <w:t>optimizatorom</w:t>
+      </w:r>
+      <w:proofErr w:type="spellEnd"/>
+      <w:r>
+        <w:t xml:space="preserve"> sa istom stopom učenja od 0.00001, istom </w:t>
+      </w:r>
+      <w:proofErr w:type="spellStart"/>
+      <w:r>
+        <w:t>Cross</w:t>
+      </w:r>
+      <w:proofErr w:type="spellEnd"/>
+      <w:r>
+        <w:t xml:space="preserve"> </w:t>
+      </w:r>
+      <w:proofErr w:type="spellStart"/>
+      <w:r>
+        <w:t>Entropy</w:t>
+      </w:r>
+      <w:proofErr w:type="spellEnd"/>
+      <w:r>
+        <w:t xml:space="preserve"> funkcijom troška i istom veličinom serije od 8 primjera.</w:t>
+      </w:r>
+    </w:p>
+    <w:p/>
+    <w:p>
+      <w:r>
+        <w:t>3. Hardverski resursi</w:t>
+      </w:r>
+    </w:p>
+    <w:p>
+      <w:r>
+        <w:t xml:space="preserve">Samo treniranje i analiza slika će uveliko zavisiti od toga na kojem hardveru se model trenirana. Za eliminaciju hardverski razlika treniranje je u oba slučaju rađeno na istom fizičkoj mašini sa sličnim </w:t>
+      </w:r>
+      <w:proofErr w:type="spellStart"/>
+      <w:r>
+        <w:t>opterećenjem</w:t>
+      </w:r>
+      <w:proofErr w:type="spellEnd"/>
+      <w:r>
+        <w:t xml:space="preserve">. Korištena konfiguracija uključuje NVIDIA </w:t>
+      </w:r>
+      <w:proofErr w:type="spellStart"/>
+      <w:r>
+        <w:t>GeForce</w:t>
+      </w:r>
+      <w:proofErr w:type="spellEnd"/>
+      <w:r>
+        <w:t xml:space="preserve"> RTX 5070 grafičku karticu zaduženu za </w:t>
+      </w:r>
+      <w:proofErr w:type="spellStart"/>
+      <w:r>
+        <w:t>tenzorske</w:t>
+      </w:r>
+      <w:proofErr w:type="spellEnd"/>
+      <w:r>
+        <w:t xml:space="preserve"> operacije, te 32 GB DDR5 memorije.</w:t>
+      </w:r>
+    </w:p>
+    <w:p/>
+    <w:p>
+      <w:r>
+        <w:t>4. Deterministička inicijalizacija parametara</w:t>
+      </w:r>
+    </w:p>
+    <w:p>
+      <w:r>
+        <w:t xml:space="preserve">Na samom </w:t>
+      </w:r>
+      <w:proofErr w:type="spellStart"/>
+      <w:r>
+        <w:t>početku</w:t>
+      </w:r>
+      <w:proofErr w:type="spellEnd"/>
+      <w:r>
+        <w:t xml:space="preserve"> treniranje težine modela ili </w:t>
+      </w:r>
+      <w:proofErr w:type="spellStart"/>
+      <w:r>
+        <w:t>weights</w:t>
+      </w:r>
+      <w:proofErr w:type="spellEnd"/>
+      <w:r>
+        <w:t xml:space="preserve"> se obično </w:t>
+      </w:r>
+      <w:proofErr w:type="spellStart"/>
+      <w:r>
+        <w:t>postavljeju</w:t>
+      </w:r>
+      <w:proofErr w:type="spellEnd"/>
+      <w:r>
+        <w:t xml:space="preserve"> na nasumične vrijednosti. Zavisno od toga kako su ove vrijednost postavljene krajnji izgled modela može biti drugačiji što nam </w:t>
+      </w:r>
+      <w:proofErr w:type="spellStart"/>
+      <w:r>
+        <w:t>pogoršava</w:t>
+      </w:r>
+      <w:proofErr w:type="spellEnd"/>
+      <w:r>
+        <w:t xml:space="preserve"> objektivno </w:t>
+      </w:r>
+      <w:proofErr w:type="spellStart"/>
+      <w:r>
+        <w:t>poređenje</w:t>
+      </w:r>
+      <w:proofErr w:type="spellEnd"/>
+      <w:r>
+        <w:t xml:space="preserve">, jer jedan model može sasvim slučajno dobiti dobre početne vrijednosti blizu globalnog minimuma što nam ništa ne govori o </w:t>
+      </w:r>
+      <w:proofErr w:type="spellStart"/>
+      <w:r>
+        <w:t>okruženju</w:t>
+      </w:r>
+      <w:proofErr w:type="spellEnd"/>
+      <w:r>
+        <w:t xml:space="preserve"> treniranja. Fiksiranjem </w:t>
+      </w:r>
+      <w:proofErr w:type="spellStart"/>
+      <w:r>
+        <w:t>seed</w:t>
+      </w:r>
+      <w:proofErr w:type="spellEnd"/>
+      <w:r>
+        <w:t xml:space="preserve"> vrijednosti osigurava se da </w:t>
+      </w:r>
+      <w:proofErr w:type="spellStart"/>
+      <w:r>
+        <w:t>neuralne</w:t>
+      </w:r>
+      <w:proofErr w:type="spellEnd"/>
+      <w:r>
+        <w:t xml:space="preserve"> mreža uvijek krene iz iste početne tačke što eliminiše problem </w:t>
+      </w:r>
+      <w:proofErr w:type="spellStart"/>
+      <w:r>
+        <w:t>nasumičnosti</w:t>
+      </w:r>
+      <w:proofErr w:type="spellEnd"/>
       <w:r>
         <w:t>.</w:t>
       </w:r>
-      <w:r>
-        <w:t xml:space="preserve"> </w:t>
-      </w:r>
-      <w:r>
-        <w:t xml:space="preserve">.NET Aspire je </w:t>
-      </w:r>
-      <w:r>
-        <w:t xml:space="preserve">moderna </w:t>
-      </w:r>
-      <w:r>
-        <w:t xml:space="preserve">platforma za .NET koja služi za </w:t>
-      </w:r>
-      <w:r>
-        <w:t>efikasno</w:t>
-      </w:r>
-      <w:r>
-        <w:t xml:space="preserve"> orkestriranje </w:t>
-      </w:r>
-      <w:r>
-        <w:t>mikroservisnih arhitektura te omogućava jednostavan</w:t>
-      </w:r>
-      <w:r>
-        <w:t xml:space="preserve"> </w:t>
-      </w:r>
-      <w:r>
-        <w:t xml:space="preserve">vid </w:t>
-      </w:r>
-      <w:r>
-        <w:t>komunikacije između</w:t>
-      </w:r>
-      <w:r>
-        <w:t xml:space="preserve"> svih komponenti sistema. </w:t>
-      </w:r>
-    </w:p>
-    <w:p>
-      <w:r>
-        <w:t xml:space="preserve">Za trajnu pohranu podataka o modelima </w:t>
-      </w:r>
-      <w:r>
-        <w:t>korištena je SQLite baza podataka</w:t>
-      </w:r>
-      <w:r>
-        <w:t xml:space="preserve"> zajedno sa Entity Framework Core tehnologijom</w:t>
-      </w:r>
-      <w:r>
-        <w:t xml:space="preserve">. </w:t>
-      </w:r>
-      <w:r>
-        <w:t xml:space="preserve">SQLite je odabrana zbog svoje jednostavnosti upotrebe i implementacije, s obzirom na to da sve podatke </w:t>
-      </w:r>
-      <w:r>
-        <w:t>sprema</w:t>
-      </w:r>
-      <w:r>
-        <w:t xml:space="preserve"> u jedan lokalni fajl</w:t>
-      </w:r>
-      <w:r>
-        <w:t>. Nakon treniranj</w:t>
-      </w:r>
-      <w:r>
-        <w:t>a</w:t>
-      </w:r>
-      <w:r>
-        <w:t xml:space="preserve"> </w:t>
-      </w:r>
-      <w:r>
-        <w:t>modela</w:t>
-      </w:r>
-      <w:r>
-        <w:t>,</w:t>
-      </w:r>
-      <w:r>
-        <w:t xml:space="preserve"> </w:t>
-      </w:r>
-      <w:r>
-        <w:t xml:space="preserve">spremamo podatke poput vremena treniranje, preciznost i odziva </w:t>
-      </w:r>
-      <w:r>
-        <w:t>iz</w:t>
-      </w:r>
-      <w:r>
-        <w:t xml:space="preserve"> različiti</w:t>
-      </w:r>
-      <w:r>
-        <w:t>h</w:t>
-      </w:r>
-      <w:r>
-        <w:t xml:space="preserve"> epoha</w:t>
-      </w:r>
-      <w:r>
-        <w:t xml:space="preserve"> u bazu</w:t>
-      </w:r>
-      <w:r>
-        <w:t xml:space="preserve">, </w:t>
-      </w:r>
-      <w:r>
-        <w:t>te se ovi podaci koriste za direktnu usporedbu unutar korisničkog interfejsa</w:t>
-      </w:r>
-      <w:r>
-        <w:t>.</w:t>
-      </w:r>
-    </w:p>
-    <w:p/>
-    <w:p/>
-    <w:p/>
-    <w:p/>
-    <w:p/>
-    <w:p/>
-    <w:p>
-      <w:pPr>
-        <w:pStyle w:val="Naslov3"/>
-      </w:pPr>
-      <w:r>
-        <w:lastRenderedPageBreak/>
-        <w:t>Korisnički interfejs</w:t>
-      </w:r>
-    </w:p>
-    <w:p/>
-    <w:p/>
-    <w:p/>
-    <w:p/>
-    <w:p/>
-    <w:p/>
-    <w:p/>
-    <w:p/>
-    <w:p/>
-    <w:p/>
-    <w:p/>
-    <w:p/>
-    <w:p/>
-    <w:p/>
-    <w:p/>
-    <w:p/>
-    <w:p/>
-    <w:p/>
-    <w:p/>
-    <w:p/>
-    <w:p/>
-    <w:p/>
-    <w:p/>
-    <w:p/>
-    <w:p/>
-    <w:p/>
-    <w:p>
-      <w:r>
-        <w:t xml:space="preserve"> </w:t>
-      </w:r>
-    </w:p>
-    <w:p>
-      <w:pPr>
-        <w:pStyle w:val="Naslov2"/>
-      </w:pPr>
-      <w:r>
-        <w:lastRenderedPageBreak/>
-        <w:t>Metodologija testiranja i kontrola varijabli</w:t>
-      </w:r>
-    </w:p>
-    <w:p/>
-    <w:p>
-      <w:r>
-        <w:t>Da bismo osiguralni što precizniji i objektivniji pristup prilikom poređenja metrika iz oba ekosistema, definisana je stroga metodologija testiranja. U cilju izolovacije uticaja C# i Python okruženja uvedeno je par pravila kojim će se pridržavati prilikom testiranja:</w:t>
-      </w:r>
-    </w:p>
-    <w:p/>
-    <w:p>
-      <w:r>
-        <w:t xml:space="preserve">1. Identična verzija LibTorch biblioteke </w:t>
-      </w:r>
-    </w:p>
-    <w:p>
-      <w:r>
-        <w:t>Da bi poređenje bilo validno moramo osigurati da i Python kao i .NET okruženje koristi istu verziju C++ biblioteke LibTorch koja zapravo radi sve kalkulacije.</w:t>
-      </w:r>
-    </w:p>
-    <w:p>
-      <w:r>
-        <w:t>PyTorch verzija korištena je 2.10.0 koja koristi LibTorch verziju 2.10.0</w:t>
-      </w:r>
-    </w:p>
-    <w:p>
-      <w:r>
-        <w:t>TorchSharp verzija korištena je 0.107.0 koja isto tako koristi LibTorch verziju 2.10.0.</w:t>
-      </w:r>
-    </w:p>
-    <w:p/>
-    <w:p>
-      <w:r>
-        <w:t>2. Hiperparametri</w:t>
-      </w:r>
-    </w:p>
-    <w:p>
-      <w:r>
-        <w:t>Hiperparametri prilikom treniranje će znatno uticati na način i vrijeme treniranje kao i tačnost krajnjeg modela. U oba okruženja je implementirana ista CNN arhitektura, isti Adam optimizatorom sa istom stopom učenja od 0.00001, istom Cross Entropy funkcijom troška i istom veličinom serije od 8 primjera.</w:t>
-      </w:r>
-    </w:p>
-    <w:p/>
-    <w:p>
-      <w:r>
-        <w:t>3. Hardverski resursi</w:t>
-      </w:r>
-    </w:p>
-    <w:p>
-      <w:r>
-        <w:t>Samo treniranje i analiza slika će uveliko zavisiti od toga na kojem hardveru se model trenirana. Za eliminaciju hardverski razlika treniranje je u oba slučaju rađeno na istom fizičkoj mašini sa sličnim opterećenjem. Korištena konfiguracija uključuje NVIDIA GeForce RTX 5070 grafičku karticu zaduženu za tenzorske operacije, te 32 GB DDR5 memorije.</w:t>
-      </w:r>
-    </w:p>
-    <w:p/>
-    <w:p>
-      <w:r>
-        <w:t>4. Deterministička inicijalizacija parametara</w:t>
-      </w:r>
-    </w:p>
-    <w:p>
-      <w:r>
-        <w:t>Na samom početku treniranje težine modela ili weights se obično postavljeju na nasumične vrijednosti. Zavisno od toga kako su ove vrijednost postavljene krajnji izgled modela može biti drugačiji što nam pogoršava objektivno poređenje, jer jedan model može sasvim slučajno dobiti dobre početne vrijednosti blizu globalnog minimuma što nam ništa ne govori o okruženju treniranja. Fiksiranjem seed vrijednosti osigurava se da neuralne mreža uvijek krene iz iste početne tačke što eliminiše problem nasumičnosti.</w:t>
-      </w:r>
-    </w:p>
-    <w:p/>
-    <w:p/>
-    <w:p/>
-    <w:p>
-      <w:r>
-        <w:lastRenderedPageBreak/>
-        <w:t>5. Višestruke iteracije treniranja</w:t>
-      </w:r>
-    </w:p>
-    <w:p>
-      <w:r>
-        <w:t>Iako su početni parametri fiksirani, sam proces treniranja je veoma kompleksan i može doći do varijacije prilikom istovremenog izvršavanje operacija na grafikčkoj kartici. Da bismo imali što objektivniju sliku treniranja, proces treniranje (sa jednakim brojem epoha) je pokrenut u pet nezavisnih interacija u obe okruženja. Rezultati i metrike prikazani u ovom radu predstavljaju usrednjene (prosječne) vrijednosti dobijene iz tih iteracija, što garantuje visoku pouzdanost zaključka.</w:t>
+    </w:p>
+    <w:p/>
+    <w:p/>
+    <w:p/>
+    <w:p>
+      <w:r>
+        <w:t xml:space="preserve">5. Višestruke </w:t>
+      </w:r>
+      <w:proofErr w:type="spellStart"/>
+      <w:r>
+        <w:t>iteracije</w:t>
+      </w:r>
+      <w:proofErr w:type="spellEnd"/>
+      <w:r>
+        <w:t xml:space="preserve"> treniranja</w:t>
+      </w:r>
+    </w:p>
+    <w:p>
+      <w:r>
+        <w:t xml:space="preserve">Iako su početni parametri fiksirani, sam proces treniranja je veoma kompleksan i može doći do varijacije prilikom istovremenog </w:t>
+      </w:r>
+      <w:proofErr w:type="spellStart"/>
+      <w:r>
+        <w:t>izvršavanje</w:t>
+      </w:r>
+      <w:proofErr w:type="spellEnd"/>
+      <w:r>
+        <w:t xml:space="preserve"> operacija na </w:t>
+      </w:r>
+      <w:proofErr w:type="spellStart"/>
+      <w:r>
+        <w:t>grafikčkoj</w:t>
+      </w:r>
+      <w:proofErr w:type="spellEnd"/>
+      <w:r>
+        <w:t xml:space="preserve"> kartici. Da bismo imali što objektivniju sliku treniranja, proces treniranje (sa jednakim brojem epoha) je pokrenut u pet nezavisnih </w:t>
+      </w:r>
+      <w:proofErr w:type="spellStart"/>
+      <w:r>
+        <w:t>interacija</w:t>
+      </w:r>
+      <w:proofErr w:type="spellEnd"/>
+      <w:r>
+        <w:t xml:space="preserve"> u </w:t>
+      </w:r>
+      <w:proofErr w:type="spellStart"/>
+      <w:r>
+        <w:t>obe</w:t>
+      </w:r>
+      <w:proofErr w:type="spellEnd"/>
+      <w:r>
+        <w:t xml:space="preserve"> </w:t>
+      </w:r>
+      <w:proofErr w:type="spellStart"/>
+      <w:r>
+        <w:t>okruženja</w:t>
+      </w:r>
+      <w:proofErr w:type="spellEnd"/>
+      <w:r>
+        <w:t xml:space="preserve">. Rezultati i metrike prikazani u ovom radu predstavljaju </w:t>
+      </w:r>
+      <w:proofErr w:type="spellStart"/>
+      <w:r>
+        <w:t>usrednjene</w:t>
+      </w:r>
+      <w:proofErr w:type="spellEnd"/>
+      <w:r>
+        <w:t xml:space="preserve"> (prosječne) vrijednosti </w:t>
+      </w:r>
+      <w:proofErr w:type="spellStart"/>
+      <w:r>
+        <w:t>dobijene</w:t>
+      </w:r>
+      <w:proofErr w:type="spellEnd"/>
+      <w:r>
+        <w:t xml:space="preserve"> iz tih </w:t>
+      </w:r>
+      <w:proofErr w:type="spellStart"/>
+      <w:r>
+        <w:t>iteracija</w:t>
+      </w:r>
+      <w:proofErr w:type="spellEnd"/>
+      <w:r>
+        <w:t>, što garantuje visoku pouzdanost zaključka.</w:t>
       </w:r>
     </w:p>
     <w:p/>
@@ -6045,6 +12824,16 @@
       <w:shd w:val="clear" w:color="auto" w:fill="E1DFDD"/>
     </w:rPr>
   </w:style>
+  <w:style w:type="character" w:styleId="Tekstuvaramjesta">
+    <w:name w:val="Placeholder Text"/>
+    <w:basedOn w:val="Zadanifontparagrafa"/>
+    <w:uiPriority w:val="99"/>
+    <w:semiHidden/>
+    <w:rsid w:val="00DB4CEB"/>
+    <w:rPr>
+      <w:color w:val="666666"/>
+    </w:rPr>
+  </w:style>
 </w:styles>
 </file>
 

--- a/1.docx
+++ b/1.docx
@@ -18,7 +18,13 @@
     </w:p>
     <w:p>
       <w:r>
-        <w:t>Algoritmi koji rješavaju date probleme se odlikuju visokom matematičkom i računarskom kompleksnošću, što njihovu implementaciju "od nule" čini veoma zahtjevnom. Iz toga razloga, danas su razvijeni razni alati i biblioteke poput PyTorch-a, TensorFlow-a i Keras-a, koji kriju datu kompleksnost i pružaju lagan interfejs za korištenje naprednih algoritama. Kroz navedene biblioteke omogućena je primjena tehnika poput linearne regresije za predviđanje numeričkih vrijednosti, konvolucijskih neuralnih mreža za detekciju anomalija na slikama te logističke regresije za klasifikacijske probleme, kao što je detekcija spam pošte.</w:t>
+        <w:t xml:space="preserve">Algoritmi koji rješavaju date probleme se odlikuju visokom matematičkom i računarskom kompleksnošću, što njihovu implementaciju "od nule" čini veoma zahtjevnom. Iz toga razloga, danas su razvijeni razni alati i biblioteke poput PyTorch-a, TensorFlow-a i Keras-a, koji kriju datu kompleksnost i pružaju lagan interfejs za korištenje naprednih algoritama. Kroz navedene biblioteke omogućena je primjena tehnika poput linearne regresije za predviđanje numeričkih vrijednosti, konvolucijskih </w:t>
+      </w:r>
+      <w:r>
+        <w:t>neuronskih</w:t>
+      </w:r>
+      <w:r>
+        <w:t xml:space="preserve"> mreža za detekciju anomalija na slikama te logističke regresije za klasifikacijske probleme, kao što je detekcija spam pošte.</w:t>
       </w:r>
     </w:p>
     <w:p>
@@ -1015,17 +1021,32 @@
         <w:pStyle w:val="Heading2"/>
       </w:pPr>
       <w:r>
-        <w:t>Šta su neuralne mreže?</w:t>
-      </w:r>
-    </w:p>
-    <w:p>
-      <w:r>
-        <w:t>Neuralne mreže su posebna klasa algoritama mašinskog učenja, inspirisane biološkim strukturama ljudskog mozga. Pomoću njih je moguće riješiti veliki broj kompleksnih problema koje bi bilo vrlo teško riješiti klasičnim programiranjem, poput klasifikacije slika ili predviđanja cijena.</w:t>
-      </w:r>
-    </w:p>
-    <w:p>
-      <w:r>
-        <w:t xml:space="preserve">Arhitektura neuralne mreže se zasniva </w:t>
+        <w:t xml:space="preserve">Šta su </w:t>
+      </w:r>
+      <w:r>
+        <w:t>neuronske</w:t>
+      </w:r>
+      <w:r>
+        <w:t xml:space="preserve"> mreže?</w:t>
+      </w:r>
+    </w:p>
+    <w:p>
+      <w:r>
+        <w:t>Neuronske</w:t>
+      </w:r>
+      <w:r>
+        <w:t xml:space="preserve"> mreže su posebna klasa algoritama mašinskog učenja, inspirisane biološkim strukturama ljudskog mozga. Pomoću njih je moguće riješiti veliki broj kompleksnih problema koje bi bilo vrlo teško riješiti klasičnim programiranjem, poput klasifikacije slika ili predviđanja cijena.</w:t>
+      </w:r>
+    </w:p>
+    <w:p>
+      <w:r>
+        <w:t xml:space="preserve">Arhitektura </w:t>
+      </w:r>
+      <w:r>
+        <w:t>neuronske</w:t>
+      </w:r>
+      <w:r>
+        <w:t xml:space="preserve"> mreže se zasniva </w:t>
       </w:r>
       <w:r>
         <w:t>na principu</w:t>
@@ -1037,7 +1058,19 @@
         <w:t xml:space="preserve">eng. </w:t>
       </w:r>
       <w:r>
-        <w:t>layers), gdje svaki sloj sadrži određeni broj neurona. Osnovna jedinica mreže je neuron koji predstavlja jednostavnu matematičku funkciju koja na osnovu ulaznih podataka računa odgovarajući izlaz.  Samim time, sama neuralna mreža se definiše kao kompleksna matematička funkcija koja mapira ulaz u željeni izlaz. Da bi neuralna mreža bila u mogućnosti da modelira komplikovane nelinearne probleme, poput klasifikacije medicinskih slika, ona mora sadržavati stotine ili hiljade neuron</w:t>
+        <w:t xml:space="preserve">layers), gdje svaki sloj sadrži određeni broj neurona. Osnovna jedinica mreže je neuron koji predstavlja jednostavnu matematičku funkciju koja na osnovu ulaznih podataka računa odgovarajući izlaz.  Samim time, sama </w:t>
+      </w:r>
+      <w:r>
+        <w:t>neuronska</w:t>
+      </w:r>
+      <w:r>
+        <w:t xml:space="preserve"> mreža se definiše kao kompleksna matematička funkcija koja mapira ulaz u željeni izlaz. Da bi </w:t>
+      </w:r>
+      <w:r>
+        <w:t>neuronska</w:t>
+      </w:r>
+      <w:r>
+        <w:t xml:space="preserve"> mreža bila u mogućnosti da modelira komplikovane nelinearne probleme, poput klasifikacije medicinskih slika, ona mora sadržavati stotine ili hiljade neuron</w:t>
       </w:r>
       <w:r>
         <w:t xml:space="preserve">a </w:t>
@@ -1052,7 +1085,13 @@
         <w:t>A</w:t>
       </w:r>
       <w:r>
-        <w:t>rhitektura neuralne mreže može varirati zavisno od problema, ali generalni oblik se sastoji od:</w:t>
+        <w:t xml:space="preserve">rhitektura </w:t>
+      </w:r>
+      <w:r>
+        <w:t>neuronske</w:t>
+      </w:r>
+      <w:r>
+        <w:t xml:space="preserve"> mreže može varirati zavisno od problema, ali generalni oblik se sastoji od:</w:t>
       </w:r>
     </w:p>
     <w:p>
@@ -1070,7 +1109,13 @@
         <w:t xml:space="preserve">eng. </w:t>
       </w:r>
       <w:r>
-        <w:t xml:space="preserve">input layer) - predstavlja ulaz u neuralnu mrežu. Zavisno od problema </w:t>
+        <w:t xml:space="preserve">input layer) - predstavlja ulaz u </w:t>
+      </w:r>
+      <w:r>
+        <w:t>neuronsku</w:t>
+      </w:r>
+      <w:r>
+        <w:t xml:space="preserve"> mrežu. Zavisno od problema </w:t>
       </w:r>
       <w:r>
         <w:t>može</w:t>
@@ -1106,7 +1151,13 @@
         <w:t>nim</w:t>
       </w:r>
       <w:r>
-        <w:t xml:space="preserve"> brojem neurona u svakom sloju. U klasičnim neuralnim mrežama ovi slojevi su potpuno povezani (</w:t>
+        <w:t xml:space="preserve"> brojem neurona u svakom sloju. U klasičnim </w:t>
+      </w:r>
+      <w:r>
+        <w:t>neuronskim</w:t>
+      </w:r>
+      <w:r>
+        <w:t xml:space="preserve"> mrežama ovi slojevi su potpuno povezani (</w:t>
       </w:r>
       <w:r>
         <w:t xml:space="preserve">eng. </w:t>
@@ -1121,7 +1172,13 @@
         <w:t>hodnog sloja.</w:t>
       </w:r>
       <w:r>
-        <w:t xml:space="preserve"> Kada neuralna mreža sadrži više ovakvih skrivenih slojeva koji omogućavaju obradu podataka kroz više nivoa abstrakcije, takav pristup se naziv</w:t>
+        <w:t xml:space="preserve"> Kada </w:t>
+      </w:r>
+      <w:r>
+        <w:t>neuronska</w:t>
+      </w:r>
+      <w:r>
+        <w:t xml:space="preserve"> mreža sadrži više ovakvih skrivenih slojeva koji omogućavaju obradu podataka kroz više nivoa abstrakcije, takav pristup se naziv</w:t>
       </w:r>
       <w:r>
         <w:t>a</w:t>
@@ -1154,7 +1211,13 @@
         <w:t xml:space="preserve">eng. </w:t>
       </w:r>
       <w:r>
-        <w:t>output layer) - dati sloj generiše konačni rezultat iz neuralne mreže odnosno predikciju mreže. Na osnovu izlaza iz datog sloja će se podešavati parametr</w:t>
+        <w:t xml:space="preserve">output layer) - dati sloj generiše konačni rezultat iz </w:t>
+      </w:r>
+      <w:r>
+        <w:t>neuronske</w:t>
+      </w:r>
+      <w:r>
+        <w:t xml:space="preserve"> mreže odnosno predikciju mreže. Na osnovu izlaza iz datog sloja će se podešavati parametr</w:t>
       </w:r>
       <w:r>
         <w:t xml:space="preserve">i </w:t>
@@ -1170,7 +1233,13 @@
     </w:p>
     <w:p>
       <w:r>
-        <w:t>Kako neuralna mreža uči?</w:t>
+        <w:t xml:space="preserve">Kako </w:t>
+      </w:r>
+      <w:r>
+        <w:t>neuronska</w:t>
+      </w:r>
+      <w:r>
+        <w:t xml:space="preserve"> mreža uči?</w:t>
       </w:r>
     </w:p>
     <w:p>
@@ -1667,7 +1736,13 @@
         <w:t>Konvolucione</w:t>
       </w:r>
       <w:r>
-        <w:t xml:space="preserve"> neuralne mreže </w:t>
+        <w:t xml:space="preserve"> </w:t>
+      </w:r>
+      <w:r>
+        <w:t>neuronske</w:t>
+      </w:r>
+      <w:r>
+        <w:t xml:space="preserve"> mreže </w:t>
       </w:r>
     </w:p>
     <w:p>
@@ -1678,13 +1753,25 @@
         <w:t>one</w:t>
       </w:r>
       <w:r>
-        <w:t xml:space="preserve"> neuralne mreže (</w:t>
+        <w:t xml:space="preserve"> </w:t>
+      </w:r>
+      <w:r>
+        <w:t>neuronske</w:t>
+      </w:r>
+      <w:r>
+        <w:t xml:space="preserve"> mreže (</w:t>
       </w:r>
       <w:r>
         <w:t>eng. Convolutional neural Networks ili CNN</w:t>
       </w:r>
       <w:r>
-        <w:t>) su posebna vrsta neuralnih mreža koje koriste algoritme specifično</w:t>
+        <w:t xml:space="preserve">) su posebna vrsta </w:t>
+      </w:r>
+      <w:r>
+        <w:t>neuronskih</w:t>
+      </w:r>
+      <w:r>
+        <w:t xml:space="preserve"> mreža koje koriste algoritme specifično</w:t>
       </w:r>
       <w:r>
         <w:t xml:space="preserve"> dizajnirane</w:t>
@@ -1702,13 +1789,25 @@
         <w:t>matrice</w:t>
       </w:r>
       <w:r>
-        <w:t>, poput slika. Kao i obične neuralne mreže, konvoluci</w:t>
+        <w:t xml:space="preserve">, poput slika. Kao i obične </w:t>
+      </w:r>
+      <w:r>
+        <w:t>neuronske</w:t>
+      </w:r>
+      <w:r>
+        <w:t xml:space="preserve"> mreže, konvoluci</w:t>
       </w:r>
       <w:r>
         <w:t>one</w:t>
       </w:r>
       <w:r>
-        <w:t xml:space="preserve"> neuralne mreže</w:t>
+        <w:t xml:space="preserve"> </w:t>
+      </w:r>
+      <w:r>
+        <w:t>neuronske</w:t>
+      </w:r>
+      <w:r>
+        <w:t xml:space="preserve"> mreže</w:t>
       </w:r>
       <w:r>
         <w:t xml:space="preserve"> su </w:t>
@@ -1761,7 +1860,13 @@
         <w:t>one</w:t>
       </w:r>
       <w:r>
-        <w:t xml:space="preserve"> neuralne mreže koriste posebne slojeve pomoću kojih se efikasno dobijaju informacije iz podataka.</w:t>
+        <w:t xml:space="preserve"> </w:t>
+      </w:r>
+      <w:r>
+        <w:t>neuronske</w:t>
+      </w:r>
+      <w:r>
+        <w:t xml:space="preserve"> mreže koriste posebne slojeve pomoću kojih se efikasno dobijaju informacije iz podataka.</w:t>
       </w:r>
     </w:p>
     <w:p>
@@ -2006,7 +2111,13 @@
         <w:t>Na primjer</w:t>
       </w:r>
       <w:r>
-        <w:t xml:space="preserve">, imamo max pooling sloj koji će preći preko datog dijela slike (npr. </w:t>
+        <w:t xml:space="preserve">, </w:t>
+      </w:r>
+      <w:r>
+        <w:t>postoji</w:t>
+      </w:r>
+      <w:r>
+        <w:t xml:space="preserve"> max pooling sloj koji će preći preko datog dijela slike (npr. </w:t>
       </w:r>
       <w:r>
         <w:t xml:space="preserve">koristeći </w:t>
@@ -2078,10 +2189,7 @@
         <w:t xml:space="preserve">h </w:t>
       </w:r>
       <w:r>
-        <w:t>neuralni</w:t>
-      </w:r>
-      <w:r>
-        <w:t>h</w:t>
+        <w:t>neuronskih</w:t>
       </w:r>
       <w:r>
         <w:t xml:space="preserve"> mreža</w:t>
@@ -2122,10 +2230,19 @@
     </w:p>
     <w:p>
       <w:r>
-        <w:t>Najveća razlika izmežu običnih neuralnih mreža i konvoluci</w:t>
-      </w:r>
-      <w:r>
-        <w:t>onih neuralnih</w:t>
+        <w:t xml:space="preserve">Najveća razlika izmežu običnih </w:t>
+      </w:r>
+      <w:r>
+        <w:t>neuronskih</w:t>
+      </w:r>
+      <w:r>
+        <w:t xml:space="preserve"> mreža i konvoluci</w:t>
+      </w:r>
+      <w:r>
+        <w:t xml:space="preserve">onih </w:t>
+      </w:r>
+      <w:r>
+        <w:t>neuronskih</w:t>
       </w:r>
       <w:r>
         <w:t xml:space="preserve"> mreža jeste </w:t>
@@ -2134,7 +2251,13 @@
         <w:t xml:space="preserve">njihova </w:t>
       </w:r>
       <w:r>
-        <w:t>arhitektura. Obične neuralne mreže sadrže isključivo potpuno povezani slojeve</w:t>
+        <w:t xml:space="preserve">arhitektura. Obične </w:t>
+      </w:r>
+      <w:r>
+        <w:t>neuronske</w:t>
+      </w:r>
+      <w:r>
+        <w:t xml:space="preserve"> mreže sadrže isključivo potpuno povezani slojeve</w:t>
       </w:r>
       <w:r>
         <w:t xml:space="preserve">, </w:t>
@@ -2178,7 +2301,19 @@
         <w:t>one</w:t>
       </w:r>
       <w:r>
-        <w:t xml:space="preserve"> neuralne mreže su se </w:t>
+        <w:t xml:space="preserve"> </w:t>
+      </w:r>
+      <w:r>
+        <w:t>neuronske</w:t>
+      </w:r>
+      <w:r>
+        <w:t xml:space="preserve"> mreže </w:t>
+      </w:r>
+      <w:r>
+        <w:t xml:space="preserve">pokazale </w:t>
+      </w:r>
+      <w:r>
+        <w:t xml:space="preserve">su se </w:t>
       </w:r>
       <w:r>
         <w:t xml:space="preserve">izuzetno </w:t>
@@ -2984,16 +3119,7 @@
             <w:rPr>
               <w:rFonts w:ascii="Cambria Math" w:hAnsi="Cambria Math"/>
             </w:rPr>
-            <m:t>Tačnost</m:t>
-          </m:r>
-          <m:r>
-            <m:rPr>
-              <m:sty m:val="p"/>
-            </m:rPr>
-            <w:rPr>
-              <w:rFonts w:ascii="Cambria Math" w:hAnsi="Cambria Math"/>
-            </w:rPr>
-            <m:t xml:space="preserve"> </m:t>
+            <m:t xml:space="preserve">Tačnost </m:t>
           </m:r>
           <m:r>
             <m:rPr>
@@ -3030,14 +3156,7 @@
                   <w:rFonts w:ascii="Cambria Math" w:hAnsi="Cambria Math" w:cs="Cambria Math"/>
                   <w:lang w:val="en-US"/>
                 </w:rPr>
-                <m:t>TP+TN+FP+FN</m:t>
-              </m:r>
-              <m:r>
-                <w:rPr>
-                  <w:rFonts w:ascii="Cambria Math" w:hAnsi="Cambria Math" w:cs="Cambria Math"/>
-                  <w:lang w:val="en-US"/>
-                </w:rPr>
-                <m:t xml:space="preserve"> </m:t>
+                <m:t xml:space="preserve">TP+TN+FP+FN </m:t>
               </m:r>
             </m:den>
           </m:f>
@@ -3631,19 +3750,7 @@
                 <w:rPr>
                   <w:rFonts w:ascii="Cambria Math" w:eastAsia="Cambria Math" w:hAnsi="Cambria Math" w:cs="Cambria Math"/>
                 </w:rPr>
-                <m:t>i</m:t>
-              </m:r>
-              <m:r>
-                <w:rPr>
-                  <w:rFonts w:ascii="Cambria Math" w:eastAsia="Cambria Math" w:hAnsi="Cambria Math" w:cs="Cambria Math"/>
-                </w:rPr>
-                <m:t>=</m:t>
-              </m:r>
-              <m:r>
-                <w:rPr>
-                  <w:rFonts w:ascii="Cambria Math" w:eastAsia="Cambria Math" w:hAnsi="Cambria Math" w:cs="Cambria Math"/>
-                </w:rPr>
-                <m:t>1</m:t>
+                <m:t>i=1</m:t>
               </m:r>
             </m:sub>
             <m:sup>
@@ -3860,19 +3967,7 @@
                     <w:rPr>
                       <w:rFonts w:ascii="Cambria Math" w:eastAsia="Cambria Math" w:hAnsi="Cambria Math" w:cs="Cambria Math"/>
                     </w:rPr>
-                    <m:t>i</m:t>
-                  </m:r>
-                  <m:r>
-                    <w:rPr>
-                      <w:rFonts w:ascii="Cambria Math" w:eastAsia="Cambria Math" w:hAnsi="Cambria Math" w:cs="Cambria Math"/>
-                    </w:rPr>
-                    <m:t>=</m:t>
-                  </m:r>
-                  <m:r>
-                    <w:rPr>
-                      <w:rFonts w:ascii="Cambria Math" w:eastAsia="Cambria Math" w:hAnsi="Cambria Math" w:cs="Cambria Math"/>
-                    </w:rPr>
-                    <m:t>1</m:t>
+                    <m:t>i=1</m:t>
                   </m:r>
                 </m:sub>
                 <m:sup>
@@ -3929,14 +4024,7 @@
                       <w:rFonts w:ascii="Cambria Math" w:hAnsi="Cambria Math" w:cs="Cambria Math"/>
                       <w:lang w:val="en-US"/>
                     </w:rPr>
-                    <m:t>×</m:t>
-                  </m:r>
-                  <m:r>
-                    <w:rPr>
-                      <w:rFonts w:ascii="Cambria Math" w:hAnsi="Cambria Math" w:cs="Cambria Math"/>
-                      <w:lang w:val="en-US"/>
-                    </w:rPr>
-                    <m:t xml:space="preserve"> </m:t>
+                    <m:t xml:space="preserve">× </m:t>
                   </m:r>
                   <m:sSub>
                     <m:sSubPr>
@@ -4807,12 +4895,57 @@
     </w:p>
     <w:p>
       <w:r>
-        <w:t xml:space="preserve">Da bismo bili u mogućnosti trenirati efikasan i precizan model mašinskog učenja, neophodni su nam podaci na kojima će model učiti i na kojim će se provjeravati njegova tačnost. </w:t>
-      </w:r>
-    </w:p>
-    <w:p>
-      <w:r>
-        <w:t>Kvalitet i kvantitet podataka za treniranje će direktno diktirati koliko će naš model biti pouzdan i tačan. Podaci moraju biti ispravno obilježeni te moraju biti dovoljno opširni i raznovrsni da bi naš model mogao ispravno generalizirati problem bez prilagođavanja podacima (</w:t>
+        <w:t>Kako bi se o</w:t>
+      </w:r>
+      <w:r>
+        <w:t>moguć</w:t>
+      </w:r>
+      <w:r>
+        <w:t>ilo</w:t>
+      </w:r>
+      <w:r>
+        <w:t xml:space="preserve"> trenir</w:t>
+      </w:r>
+      <w:r>
+        <w:t xml:space="preserve">anje </w:t>
+      </w:r>
+      <w:r>
+        <w:t>efikas</w:t>
+      </w:r>
+      <w:r>
+        <w:t>nog</w:t>
+      </w:r>
+      <w:r>
+        <w:t xml:space="preserve"> i </w:t>
+      </w:r>
+      <w:r>
+        <w:t>preciznog</w:t>
+      </w:r>
+      <w:r>
+        <w:t xml:space="preserve"> model</w:t>
+      </w:r>
+      <w:r>
+        <w:t>a</w:t>
+      </w:r>
+      <w:r>
+        <w:t xml:space="preserve"> mašinskog učenja, neophodni su podaci na kojima će model učiti i na kojim</w:t>
+      </w:r>
+      <w:r>
+        <w:t>a</w:t>
+      </w:r>
+      <w:r>
+        <w:t xml:space="preserve"> će se provjeravati njegova tačnost. </w:t>
+      </w:r>
+    </w:p>
+    <w:p>
+      <w:r>
+        <w:t xml:space="preserve">Kvalitet i kvantitet podataka za treniranje će direktno diktirati koliko će model biti pouzdan i tačan. Podaci moraju biti ispravno obilježeni te moraju biti dovoljno opširni i raznovrsni da bi model mogao ispravno generalizirati problem bez </w:t>
+      </w:r>
+      <w:r>
+        <w:t xml:space="preserve">prekomjernog </w:t>
+      </w:r>
+      <w:r>
+        <w:t>prilagođavanja podacima (</w:t>
       </w:r>
       <w:r>
         <w:t xml:space="preserve">eng. </w:t>
@@ -4823,15 +4956,39 @@
     </w:p>
     <w:p>
       <w:r>
-        <w:t>U ovu svrhu je korišten skup podataka sa stranice Kaggle. Kaggle je online platforma koja pruža korisnicima mogućnost preuzimanja dataset-ova za treniranje modela kao i poređenje istreniranih modela mašinskog učenja.</w:t>
-      </w:r>
-    </w:p>
-    <w:p>
-      <w:r>
-        <w:t>Skup podataka koji je korišten za dati radi je IQ-OTH</w:t>
-      </w:r>
-      <w:r>
-        <w:t>/NCCD(Iraq</w:t>
+        <w:t xml:space="preserve">U ovu svrhu je korišten skup podataka sa stranice Kaggle. Kaggle je online platforma koja pruža korisnicima mogućnost preuzimanja </w:t>
+      </w:r>
+      <w:r>
+        <w:t>skupova podataka</w:t>
+      </w:r>
+      <w:r>
+        <w:t xml:space="preserve"> za treniranje modela</w:t>
+      </w:r>
+      <w:r>
+        <w:t>,</w:t>
+      </w:r>
+      <w:r>
+        <w:t xml:space="preserve"> kao i poređenje istreniranih modela mašinskog učenja.</w:t>
+      </w:r>
+    </w:p>
+    <w:p>
+      <w:r>
+        <w:t>Skup podataka koji je korišten za dati rad je IQ-OTH</w:t>
+      </w:r>
+      <w:r>
+        <w:t>/NCCD</w:t>
+      </w:r>
+      <w:r>
+        <w:t xml:space="preserve"> </w:t>
+      </w:r>
+      <w:r>
+        <w:t>(</w:t>
+      </w:r>
+      <w:r>
+        <w:t xml:space="preserve">eng. </w:t>
+      </w:r>
+      <w:r>
+        <w:t>Iraq</w:t>
       </w:r>
       <w:r>
         <w:t>-Oncology Teaching Hospital</w:t>
@@ -5093,15 +5250,32 @@
         <w:rPr>
           <w:lang w:val="de-DE"/>
         </w:rPr>
-        <w:t xml:space="preserve"> ukupno 1190 najrelevantnijih slika. Izdvajanje samo ključnih presjeka na kojima su promjene vidljive omogućava efikasnije treniranje modela bez šuma koji bi stvorile nerelevantne slike.</w:t>
-      </w:r>
-    </w:p>
-    <w:p>
-      <w:pPr>
+        <w:t xml:space="preserve"> ukupno 1190 najrelevantnijih slika. Izdvajanje samo ključnih presjeka na kojim</w:t>
+      </w:r>
+      <w:r>
         <w:rPr>
           <w:lang w:val="de-DE"/>
         </w:rPr>
-      </w:pPr>
+        <w:t>a</w:t>
+      </w:r>
+      <w:r>
+        <w:rPr>
+          <w:lang w:val="de-DE"/>
+        </w:rPr>
+        <w:t xml:space="preserve"> su promjene vidljive omogućava efikasnije treniranje modela bez šuma koj</w:t>
+      </w:r>
+      <w:r>
+        <w:rPr>
+          <w:lang w:val="de-DE"/>
+        </w:rPr>
+        <w:t>eg</w:t>
+      </w:r>
+      <w:r>
+        <w:rPr>
+          <w:lang w:val="de-DE"/>
+        </w:rPr>
+        <w:t xml:space="preserve"> bi stvorile nerelevantne slike.</w:t>
+      </w:r>
     </w:p>
     <w:p>
       <w:r>
@@ -5121,61 +5295,441 @@
       </w:pPr>
       <w:r>
         <w:lastRenderedPageBreak/>
-        <w:t>Preprocesiranje slika (Image Preprocessing) i Augmentacija</w:t>
-      </w:r>
-    </w:p>
-    <w:p>
-      <w:r>
-        <w:t>Standardna praksa prilikom prilikom treniranja modela mašinskog učenja, nezavisno od domene, jeste da se izvrše određene operacije nad podacima prije samog treniranja. Cilj datih operacija jeste da se smanji opterećenje na računarske resurse prilikom treniranja kao i standardizacija ulaznih podataka na određeni uniformni format.</w:t>
-      </w:r>
-    </w:p>
-    <w:p>
-      <w:r>
-        <w:t>Naš skup podataka ili dataset se sastoji od 1190 CT slika pluća koje imaju dimenzije od 512x512 piksela i predstavljene su preko tri kanala (RGB format - crevna, zelana i plava). Kako bi se optimizirao proces treniranje obavljenje su slijedeće transformacije:</w:t>
+        <w:t>Preprocesiranje slika (</w:t>
+      </w:r>
+      <w:r>
+        <w:t xml:space="preserve">eng. </w:t>
+      </w:r>
+      <w:r>
+        <w:t xml:space="preserve">Image Preprocessing) i </w:t>
+      </w:r>
+      <w:r>
+        <w:t>a</w:t>
+      </w:r>
+      <w:r>
+        <w:t>ugmentacija</w:t>
+      </w:r>
+    </w:p>
+    <w:p>
+      <w:r>
+        <w:t>Standardna praksa prilikom treniranja modela mašinskog učenja, nezavisno od domene, jeste da se izvrše određene operacije nad podacima prije samog treniranja. Cilj datih operacija jeste da se smanji opterećenje na računarske resurse prilikom treniranja</w:t>
+      </w:r>
+      <w:r>
+        <w:t>,</w:t>
+      </w:r>
+      <w:r>
+        <w:t xml:space="preserve"> kao i standardizacija ulaznih podataka na određeni uniformni format.</w:t>
+      </w:r>
+    </w:p>
+    <w:p>
+      <w:r>
+        <w:t>S</w:t>
+      </w:r>
+      <w:r>
+        <w:t xml:space="preserve">kup podataka </w:t>
+      </w:r>
+      <w:r>
+        <w:t xml:space="preserve">koji dati rad koristi </w:t>
+      </w:r>
+      <w:r>
+        <w:t xml:space="preserve">se sastoji od 1190 CT slika pluća koje </w:t>
+      </w:r>
+      <w:r>
+        <w:t xml:space="preserve">su </w:t>
+      </w:r>
+      <w:r>
+        <w:t xml:space="preserve">dimenzije od 512x512 piksela i predstavljene su preko tri kanala (RGB format - </w:t>
+      </w:r>
+      <w:r>
+        <w:t>crvena</w:t>
+      </w:r>
+      <w:r>
+        <w:t xml:space="preserve">, </w:t>
+      </w:r>
+      <w:r>
+        <w:t>zelena</w:t>
+      </w:r>
+      <w:r>
+        <w:t xml:space="preserve"> i plava). Kako bi se optimizirao proces treniranj</w:t>
+      </w:r>
+      <w:r>
+        <w:t>a</w:t>
+      </w:r>
+      <w:r>
+        <w:t>,</w:t>
+      </w:r>
+      <w:r>
+        <w:t xml:space="preserve"> </w:t>
+      </w:r>
+      <w:r>
+        <w:t>obavljene su sljedeće transformacije:</w:t>
       </w:r>
     </w:p>
     <w:p/>
     <w:p>
-      <w:r>
-        <w:t>1. Skaliranje dimenzija (Resizing)</w:t>
-      </w:r>
-    </w:p>
-    <w:p>
-      <w:r>
-        <w:t>Smanjenjem dimenzija slika sa 512x512 na 256x256 smanjuje se broj ulaznih parametara u neuralnu mrežu. Ovo smanjuje opterećenje na računarske resurse i omogućava modelu da istovremeno obrađuje više slika, što će samim time ubrzati proces treniranja. Dodatna prednost skaliranje dimezija slike jeste da sa datom operacijom osiguravamo konzistentnost dimenzija čitavog skupa podataka, u slučaju da neka slika u traning podacima ima različite dimenzije.</w:t>
-      </w:r>
-    </w:p>
-    <w:p/>
-    <w:p>
-      <w:r>
-        <w:t>2. Konverzija u nijanse sive (Grayscale Conversion)</w:t>
-      </w:r>
-    </w:p>
-    <w:p>
-      <w:r>
-        <w:t>Prilikom analiziranje CT slike za tumor pluća glavne karaketeristike su oblik, tekstura i nijansa sjena a ne sama boja piksela. Konvertovanjem slike iz 3 kanala (RGB) u jedan kanal (grayscale ili crno-bijelo) uklanjamo bespotrebne informacije te dobijamo sliče prednosti kao i prilikom smanjenja dimeznija. Dobijamo dosta brže treniranje, ali i manju mogućnosti overfitting ili mogućnost da naš model ne generalizira dobro.</w:t>
-      </w:r>
-    </w:p>
-    <w:p/>
-    <w:p>
-      <w:r>
-        <w:t>3. Normalizacija piksela (Normalization)</w:t>
-      </w:r>
-    </w:p>
-    <w:p>
-      <w:r>
-        <w:t>Konvertovanjem slike u jedan kanal dobijamo crno-bijelu sliku čije vrijednost su u responu od 0 do 255. Date vrijednost ćemo skalirati na raspon od 0 do 1 što stabilizira matematičke operacije što dovodi do mnogo brže konverzije modela.</w:t>
-      </w:r>
-    </w:p>
-    <w:p/>
-    <w:p>
-      <w:r>
-        <w:t>4. Proširivanje skupa podataka (Data Augmentation)</w:t>
-      </w:r>
-    </w:p>
-    <w:p>
-      <w:r>
-        <w:t>Zadnja operacija koju ćemo uraditi jeste da na naš skup podataka dodamo još slika uz određene transformacije. Kako je naš skup podataka relativno mal, cilj ove operacije jeste vještačko uvođenje raznolikosti u skup podataka, da smanjimo mogućnost overfitting i poboljšamo šanse da će naš model što bolje generalizirati problem. Ovo ćemo postići tako što ćemo za svaku sliku dodati još dvije slike gdje je jedna rotirana horizontalno dok je druga rotirana vertiklano.</w:t>
+      <w:pPr>
+        <w:pStyle w:val="ListParagraph"/>
+        <w:numPr>
+          <w:ilvl w:val="0"/>
+          <w:numId w:val="6"/>
+        </w:numPr>
+      </w:pPr>
+      <w:r>
+        <w:t xml:space="preserve"> Skaliranje dimenzija (</w:t>
+      </w:r>
+      <w:r>
+        <w:t xml:space="preserve">eng. </w:t>
+      </w:r>
+      <w:r>
+        <w:t>Resizing)</w:t>
+      </w:r>
+      <w:r>
+        <w:t xml:space="preserve"> - </w:t>
+      </w:r>
+      <w:r>
+        <w:t xml:space="preserve">Smanjenjem dimenzija slika sa 512x512 na 256x256 smanjuje se broj ulaznih parametara u </w:t>
+      </w:r>
+      <w:r>
+        <w:t>neuronsku</w:t>
+      </w:r>
+      <w:r>
+        <w:t xml:space="preserve"> mrežu. Ovo smanjuje opterećenje na računarske resurse i omogućava modelu da istovremeno obrađuje više slika, što će samim time ubrzati proces treniranja. Dodatna prednost skaliranj</w:t>
+      </w:r>
+      <w:r>
+        <w:t>a</w:t>
+      </w:r>
+      <w:r>
+        <w:t xml:space="preserve"> dime</w:t>
+      </w:r>
+      <w:r>
+        <w:t>n</w:t>
+      </w:r>
+      <w:r>
+        <w:t>zija slik</w:t>
+      </w:r>
+      <w:r>
+        <w:t>a</w:t>
+      </w:r>
+      <w:r>
+        <w:t xml:space="preserve"> jeste da s</w:t>
+      </w:r>
+      <w:r>
+        <w:t>e</w:t>
+      </w:r>
+      <w:r>
+        <w:t xml:space="preserve"> datom operacijom </w:t>
+      </w:r>
+      <w:r>
+        <w:t>osigurava</w:t>
+      </w:r>
+      <w:r>
+        <w:t xml:space="preserve"> konzistentnost dimenzija čitavog skupa podataka, u slučaju da neka slika u tr</w:t>
+      </w:r>
+      <w:r>
+        <w:t>e</w:t>
+      </w:r>
+      <w:r>
+        <w:t>ning podacima ima različite dimenzije.</w:t>
+      </w:r>
+    </w:p>
+    <w:p>
+      <w:pPr>
+        <w:pStyle w:val="ListParagraph"/>
+      </w:pPr>
+    </w:p>
+    <w:p>
+      <w:pPr>
+        <w:pStyle w:val="ListParagraph"/>
+        <w:numPr>
+          <w:ilvl w:val="0"/>
+          <w:numId w:val="6"/>
+        </w:numPr>
+      </w:pPr>
+      <w:r>
+        <w:t>Konverzija u nijanse sive (</w:t>
+      </w:r>
+      <w:r>
+        <w:t xml:space="preserve">eng. </w:t>
+      </w:r>
+      <w:r>
+        <w:t>Grayscale Conversion)</w:t>
+      </w:r>
+      <w:r>
+        <w:t xml:space="preserve"> - </w:t>
+      </w:r>
+      <w:r>
+        <w:t>Prilikom analiziranj</w:t>
+      </w:r>
+      <w:r>
+        <w:t>a</w:t>
+      </w:r>
+      <w:r>
+        <w:t xml:space="preserve"> CT slik</w:t>
+      </w:r>
+      <w:r>
+        <w:t>a</w:t>
+      </w:r>
+      <w:r>
+        <w:t xml:space="preserve"> tumor</w:t>
+      </w:r>
+      <w:r>
+        <w:t xml:space="preserve">a </w:t>
+      </w:r>
+      <w:r>
+        <w:t>pluća glavne karakteristike su oblik, tekstura i nijansa sjena</w:t>
+      </w:r>
+      <w:r>
+        <w:t>,</w:t>
+      </w:r>
+      <w:r>
+        <w:t xml:space="preserve"> a ne sama boja piksela. Konvertovanjem slike iz 3 kanala (RGB) u jedan kanal (</w:t>
+      </w:r>
+      <w:r>
+        <w:t xml:space="preserve">eng. </w:t>
+      </w:r>
+      <w:r>
+        <w:t>grayscale ili crno-bijelo) uklanj</w:t>
+      </w:r>
+      <w:r>
+        <w:t xml:space="preserve">aju se </w:t>
+      </w:r>
+      <w:r>
+        <w:t>bespotrebne informacije te</w:t>
+      </w:r>
+      <w:r>
+        <w:t xml:space="preserve"> se</w:t>
+      </w:r>
+      <w:r>
+        <w:t xml:space="preserve"> </w:t>
+      </w:r>
+      <w:r>
+        <w:t xml:space="preserve">dobijaju slične </w:t>
+      </w:r>
+      <w:r>
+        <w:t>prednosti kao i prilikom smanjenja dime</w:t>
+      </w:r>
+      <w:r>
+        <w:t>n</w:t>
+      </w:r>
+      <w:r>
+        <w:t xml:space="preserve">zija. </w:t>
+      </w:r>
+      <w:r>
+        <w:t xml:space="preserve">Treniranje postaje </w:t>
+      </w:r>
+      <w:r>
+        <w:t xml:space="preserve">dosta brže, </w:t>
+      </w:r>
+      <w:r>
+        <w:t xml:space="preserve">i </w:t>
+      </w:r>
+      <w:r>
+        <w:t>smanjuje se</w:t>
+      </w:r>
+      <w:r>
+        <w:t xml:space="preserve"> </w:t>
+      </w:r>
+      <w:r>
+        <w:t xml:space="preserve">mogućnost </w:t>
+      </w:r>
+      <w:r>
+        <w:t>prekomjernog prilagođavanja trening podacima.</w:t>
+      </w:r>
+    </w:p>
+    <w:p>
+      <w:pPr>
+        <w:pStyle w:val="ListParagraph"/>
+      </w:pPr>
+    </w:p>
+    <w:p>
+      <w:pPr>
+        <w:pStyle w:val="ListParagraph"/>
+        <w:numPr>
+          <w:ilvl w:val="0"/>
+          <w:numId w:val="6"/>
+        </w:numPr>
+      </w:pPr>
+      <w:r>
+        <w:t>Normalizacija piksela (</w:t>
+      </w:r>
+      <w:r>
+        <w:t xml:space="preserve">eng. </w:t>
+      </w:r>
+      <w:r>
+        <w:t>Normalization)</w:t>
+      </w:r>
+      <w:r>
+        <w:t xml:space="preserve"> - </w:t>
+      </w:r>
+      <w:r>
+        <w:t xml:space="preserve">Konvertovanjem slike u jedan kanal </w:t>
+      </w:r>
+      <w:r>
+        <w:t>se dobija</w:t>
+      </w:r>
+      <w:r>
+        <w:t xml:space="preserve"> crno-bijel</w:t>
+      </w:r>
+      <w:r>
+        <w:t>a</w:t>
+      </w:r>
+      <w:r>
+        <w:t xml:space="preserve"> slik</w:t>
+      </w:r>
+      <w:r>
+        <w:t>a</w:t>
+      </w:r>
+      <w:r>
+        <w:t xml:space="preserve"> čije</w:t>
+      </w:r>
+      <w:r>
+        <w:t xml:space="preserve"> su</w:t>
+      </w:r>
+      <w:r>
+        <w:t xml:space="preserve"> vrijednost</w:t>
+      </w:r>
+      <w:r>
+        <w:t>i u</w:t>
+      </w:r>
+      <w:r>
+        <w:t xml:space="preserve"> r</w:t>
+      </w:r>
+      <w:r>
+        <w:t>a</w:t>
+      </w:r>
+      <w:r>
+        <w:t>sponu od 0 do 255. Date vrijednost</w:t>
+      </w:r>
+      <w:r>
+        <w:t>i</w:t>
+      </w:r>
+      <w:r>
+        <w:t xml:space="preserve"> </w:t>
+      </w:r>
+      <w:r>
+        <w:t>će biti</w:t>
+      </w:r>
+      <w:r>
+        <w:t xml:space="preserve"> skalira</w:t>
+      </w:r>
+      <w:r>
+        <w:t>ne</w:t>
+      </w:r>
+      <w:r>
+        <w:t xml:space="preserve"> na raspon</w:t>
+      </w:r>
+      <w:r>
+        <w:t xml:space="preserve"> </w:t>
+      </w:r>
+      <w:r>
+        <w:t>od 0 do 1</w:t>
+      </w:r>
+      <w:r>
+        <w:t>,</w:t>
+      </w:r>
+      <w:r>
+        <w:t xml:space="preserve"> što stabilizira matematičke operacije </w:t>
+      </w:r>
+      <w:r>
+        <w:t>i</w:t>
+      </w:r>
+      <w:r>
+        <w:t xml:space="preserve"> dovodi do mnogo brže </w:t>
+      </w:r>
+      <w:r>
+        <w:t>konvergencije</w:t>
+      </w:r>
+      <w:r>
+        <w:t xml:space="preserve"> modela.</w:t>
+      </w:r>
+    </w:p>
+    <w:p>
+      <w:pPr>
+        <w:pStyle w:val="ListParagraph"/>
+      </w:pPr>
+    </w:p>
+    <w:p>
+      <w:pPr>
+        <w:pStyle w:val="ListParagraph"/>
+        <w:numPr>
+          <w:ilvl w:val="0"/>
+          <w:numId w:val="6"/>
+        </w:numPr>
+      </w:pPr>
+      <w:r>
+        <w:t>Proširivanje skupa podataka (</w:t>
+      </w:r>
+      <w:r>
+        <w:t xml:space="preserve">eng. </w:t>
+      </w:r>
+      <w:r>
+        <w:t>Data Augmentation)</w:t>
+      </w:r>
+      <w:r>
+        <w:t xml:space="preserve"> - </w:t>
+      </w:r>
+      <w:r>
+        <w:t xml:space="preserve">Zadnja operacija </w:t>
+      </w:r>
+      <w:r>
+        <w:t xml:space="preserve">koja će biti urađena </w:t>
+      </w:r>
+      <w:r>
+        <w:t xml:space="preserve">jeste </w:t>
+      </w:r>
+      <w:r>
+        <w:t>dodavanje dodatnih slika uz određene transformacije na skup podataka.</w:t>
+      </w:r>
+      <w:r>
+        <w:t xml:space="preserve"> Kako je skup podataka relativno mal</w:t>
+      </w:r>
+      <w:r>
+        <w:t>i</w:t>
+      </w:r>
+      <w:r>
+        <w:t xml:space="preserve">, cilj ove operacije jeste vještačko uvođenje raznolikosti u skup podataka, </w:t>
+      </w:r>
+      <w:r>
+        <w:t xml:space="preserve">radi </w:t>
+      </w:r>
+      <w:r>
+        <w:t xml:space="preserve">smanjenja </w:t>
+      </w:r>
+      <w:r>
+        <w:t>mogućnost</w:t>
+      </w:r>
+      <w:r>
+        <w:t>i</w:t>
+      </w:r>
+      <w:r>
+        <w:t xml:space="preserve"> </w:t>
+      </w:r>
+      <w:r>
+        <w:t xml:space="preserve">prekomjernog prilagođavanja </w:t>
+      </w:r>
+      <w:r>
+        <w:t>i poboljša</w:t>
+      </w:r>
+      <w:r>
+        <w:t xml:space="preserve">nja </w:t>
+      </w:r>
+      <w:r>
+        <w:t>šans</w:t>
+      </w:r>
+      <w:r>
+        <w:t>i</w:t>
+      </w:r>
+      <w:r>
+        <w:t xml:space="preserve"> da će </w:t>
+      </w:r>
+      <w:r>
+        <w:t xml:space="preserve">model uspjeti </w:t>
+      </w:r>
+      <w:r>
+        <w:t xml:space="preserve">generalizirati problem. Ovo </w:t>
+      </w:r>
+      <w:r>
+        <w:t>će biti postignuto rotiranjem postojećih slika vertikalno i horizontalno.</w:t>
       </w:r>
     </w:p>
     <w:p>
@@ -5195,36 +5749,200 @@
     <w:p/>
     <w:p>
       <w:r>
-        <w:t>Podjela skupa podataka na dio za trening i dio za validaciju je krucijalan korak u razvoju i evaluaciji modela mašinskog učenja. Prilikom procesa treniranje, uz pomoć funkcije funkcije troška i optimizatora, neuralna mreža iterativno mijenja parametare kako bi minimizirala grešku i davala što tačnije predikcije. Da bi ovo učenje bilo uspješno potrebni su nam ulazni podaci, te njihov broj i kvalitet će direktno uticati na kvalitet i tačnost konačnog modela. Iako intuitivno može djelovati logično da se za treniranje iskoriste svi dostupni podaci, takav pristup je u praksi pogrešan.</w:t>
-      </w:r>
-    </w:p>
-    <w:p>
-      <w:r>
-        <w:t>Glavni cilj treniranja neuralne mreže nije da naša mreža dostigne visoku preciznost na podacima na kojima mreža uči (stvarne klase su nam već poznate), već stvaranje modela koji uspješno generalizira problem. To znači da model daje precizne i tačne rezultate na potpuno novim, neviđenim podacima.</w:t>
-      </w:r>
-    </w:p>
-    <w:p>
-      <w:r>
-        <w:t>Kada bismo sve podatke iskoristili u svrhu treniranja, izgubili bi način procjene sposobnosti generalizacije mreže. U takvim situacijama često dolazimo do od problem preprilagođavanja (overfitting). Preprilagođavanje se javlja kada model previše detaljno nauči specifičnosti iz trening skupa podataka, te na njima ostvaruje odličnu preciznost, dok na novim podacima bilježi pad tačnosti.</w:t>
-      </w:r>
-    </w:p>
-    <w:p>
-      <w:r>
-        <w:t>Kako bi se ovaj problem spriječio, razdvajamo ukupan skup podatka na trening i validacijski skup. U datom radu primjenjena je podjela u omjeru 75% slika za treniranje i 25% slika za validaciju.</w:t>
-      </w:r>
-    </w:p>
-    <w:p/>
-    <w:p>
-      <w:r>
-        <w:t>Optimizator prilagođavanja parametre modela isključivo koristeći trening skup podataka, te je validacijski skup strogo izolovan.</w:t>
-      </w:r>
-    </w:p>
-    <w:p>
-      <w:r>
-        <w:t>Validacijski skup podataka se koristi za periodično testiranje mreže (na kraju svake epohe) za provjeru stvarne sposobnosti modela za generalizaciju i provjeru za potencijalo preprilagođivanje.</w:t>
-      </w:r>
-    </w:p>
-    <w:p>
+        <w:t xml:space="preserve">Podjela skupa podataka na </w:t>
+      </w:r>
+      <w:r>
+        <w:t>skup</w:t>
+      </w:r>
+      <w:r>
+        <w:t xml:space="preserve"> za trening i </w:t>
+      </w:r>
+      <w:r>
+        <w:t xml:space="preserve">skup </w:t>
+      </w:r>
+      <w:r>
+        <w:t xml:space="preserve">za validaciju </w:t>
+      </w:r>
+      <w:r>
+        <w:t xml:space="preserve">predstavlja </w:t>
+      </w:r>
+      <w:r>
+        <w:t>krucijalan korak u razvoju i evaluaciji modela mašinskog učenja. Prilikom procesa treniranj</w:t>
+      </w:r>
+      <w:r>
+        <w:t>a</w:t>
+      </w:r>
+      <w:r>
+        <w:t xml:space="preserve">, uz pomoć funkcije troška i optimizatora, </w:t>
+      </w:r>
+      <w:r>
+        <w:t>neuronska</w:t>
+      </w:r>
+      <w:r>
+        <w:t xml:space="preserve"> </w:t>
+      </w:r>
+      <w:r>
+        <w:t xml:space="preserve">mreža iterativno mijenja parametre </w:t>
+      </w:r>
+      <w:r>
+        <w:t xml:space="preserve">sa ciljem minimizacije </w:t>
+      </w:r>
+      <w:r>
+        <w:t>grešk</w:t>
+      </w:r>
+      <w:r>
+        <w:t>e</w:t>
+      </w:r>
+      <w:r>
+        <w:t xml:space="preserve"> i </w:t>
+      </w:r>
+      <w:r>
+        <w:t xml:space="preserve">pravljenja </w:t>
+      </w:r>
+      <w:r>
+        <w:t>što</w:t>
+      </w:r>
+      <w:r>
+        <w:t xml:space="preserve"> tačnijih predikcija</w:t>
+      </w:r>
+      <w:r>
+        <w:t>. Da bi ovo učenje bilo uspješno</w:t>
+      </w:r>
+      <w:r>
+        <w:t>,</w:t>
+      </w:r>
+      <w:r>
+        <w:t xml:space="preserve"> potrebni su ulazni podaci, te njihov broj i kvalitet će direktno uticati na kvalitet i tačnost konačnog modela. Iako intuitivno može djelovati logično da se za treniranje iskoriste svi dostupni podaci, takav pristup je u praksi pogrešan.</w:t>
+      </w:r>
+    </w:p>
+    <w:p>
+      <w:r>
+        <w:t xml:space="preserve">Glavni cilj treniranja </w:t>
+      </w:r>
+      <w:r>
+        <w:t>neuronske</w:t>
+      </w:r>
+      <w:r>
+        <w:t xml:space="preserve"> mreže nije da mreža </w:t>
+      </w:r>
+      <w:r>
+        <w:t xml:space="preserve">postigne </w:t>
+      </w:r>
+      <w:r>
+        <w:t xml:space="preserve">visoku preciznost na podacima na kojima </w:t>
+      </w:r>
+      <w:r>
+        <w:t xml:space="preserve">se </w:t>
+      </w:r>
+      <w:r>
+        <w:t xml:space="preserve">mreža </w:t>
+      </w:r>
+      <w:r>
+        <w:t xml:space="preserve">trenira </w:t>
+      </w:r>
+      <w:r>
+        <w:t xml:space="preserve">(stvarne klase </w:t>
+      </w:r>
+      <w:r>
+        <w:t xml:space="preserve">datih primjera </w:t>
+      </w:r>
+      <w:r>
+        <w:t>su već</w:t>
+      </w:r>
+      <w:r>
+        <w:t xml:space="preserve"> poznate</w:t>
+      </w:r>
+      <w:r>
+        <w:t>), već stvaranje modela koji uspješno generalizira problem</w:t>
+      </w:r>
+      <w:r>
+        <w:t xml:space="preserve">, odnosno </w:t>
+      </w:r>
+      <w:r>
+        <w:t>da model daje precizne i tačne rezultate na potpuno novim, neviđenim podacima.</w:t>
+      </w:r>
+    </w:p>
+    <w:p>
+      <w:r>
+        <w:t xml:space="preserve">Kada bi svi podaci bili iskorišteni u </w:t>
+      </w:r>
+      <w:r>
+        <w:t xml:space="preserve">svrhu treniranja, </w:t>
+      </w:r>
+      <w:r>
+        <w:t>ne</w:t>
+      </w:r>
+      <w:r>
+        <w:t xml:space="preserve"> </w:t>
+      </w:r>
+      <w:r>
+        <w:t xml:space="preserve">bi postojao način za testiranje mreže na sposobnostima </w:t>
+      </w:r>
+      <w:r>
+        <w:t>generalizacije</w:t>
+      </w:r>
+      <w:r>
+        <w:t xml:space="preserve"> problema</w:t>
+      </w:r>
+      <w:r>
+        <w:t xml:space="preserve">. </w:t>
+      </w:r>
+    </w:p>
+    <w:p>
+      <w:r>
+        <w:t xml:space="preserve">Upravo zbog toga se skup podataka dijeli na dvije različite skupine. Prvi skup su podaci za treniranje mreže, </w:t>
+      </w:r>
+      <w:r>
+        <w:t xml:space="preserve">što će </w:t>
+      </w:r>
+      <w:r>
+        <w:t>u datom radu to predstavlj</w:t>
+      </w:r>
+      <w:r>
+        <w:t>ati</w:t>
+      </w:r>
+      <w:r>
+        <w:t xml:space="preserve"> 75% svih primjera,</w:t>
+      </w:r>
+      <w:r>
+        <w:t xml:space="preserve"> a drugi skup je skup za validaciju u koji ulazi ostalih 25% primjera</w:t>
+      </w:r>
+      <w:r>
+        <w:t>. Trening set se koristi isključivo prilikom tre</w:t>
+      </w:r>
+      <w:r>
+        <w:t>n</w:t>
+      </w:r>
+      <w:r>
+        <w:t xml:space="preserve">iranja i pomoću njega mreža „uči“ i podešava parametre. Set za validaciju će predstavlja skup primjera koji mreža nikad nije „vidjela“ i koristi se periodično za testiranje mreže (na kraju svake </w:t>
+      </w:r>
+      <w:r>
+        <w:t>epohe</w:t>
+      </w:r>
+      <w:r>
+        <w:t>) za provjeru stvarne sposobnosti</w:t>
+      </w:r>
+      <w:r>
+        <w:t>ma</w:t>
+      </w:r>
+      <w:r>
+        <w:t xml:space="preserve"> mreže za generalizaciju. </w:t>
+      </w:r>
+    </w:p>
+    <w:p>
+      <w:r>
+        <w:t xml:space="preserve">S obzirom na to da u korištenom skupu podataka postoji debalans u broju slika između klasa, prilikom izdvajanja primjera primijenjena je metoda stratificirane podjele (eng. </w:t>
+      </w:r>
+      <w:r>
+        <w:rPr>
+          <w:i/>
+          <w:iCs/>
+        </w:rPr>
+        <w:t>Stratified split</w:t>
+      </w:r>
+      <w:r>
+        <w:t>). Ova metoda osigurava da omjer od 75% za trening i 25% za validaciju ne bude primijenjen isključivo na ukupan broj slika, već na svaku pojedinačnu klasu nezavisno. Ovim pristupom je zagarantovano da će oba skupa podataka zadržati identičnu originalnu distribuciju malignih, benignih i normalnih slučajeva, čime se sprečava situacija u kojoj bi manjinska klasa bila nedovoljno zastupljena ili potpuno izostavljena iz validacijskog skupa.</w:t>
+      </w:r>
       <w:r>
         <w:br w:type="page"/>
       </w:r>
@@ -5244,41 +5962,125 @@
     <w:p/>
     <w:p>
       <w:r>
-        <w:t xml:space="preserve">Da bi poređenje imalo smisla i bilo akademski validno, obje neuralne mreže su implementirane na isti način u Python i .NET okruženjima. Sastoji se od konvolucijskih, pooling, aktivacijskih i potpuno povezanih slojeva. </w:t>
-      </w:r>
-    </w:p>
-    <w:p>
-      <w:r>
-        <w:t>Pored navedenih, koristi se Flatten sloj</w:t>
-      </w:r>
-      <w:r>
-        <w:t xml:space="preserve"> </w:t>
-      </w:r>
-      <w:r>
-        <w:t xml:space="preserve">(sloj ispravljanja). Dati sloj uzima podatak iz više dimenzija recimo sliku koja je u 2D iz </w:t>
+        <w:t xml:space="preserve">Da bi poređenje imalo smisla i bilo akademski validno, obje </w:t>
+      </w:r>
+      <w:r>
+        <w:t>neuronske</w:t>
+      </w:r>
+      <w:r>
+        <w:t xml:space="preserve"> mreže su implementirane na isti način u Python i .NET okruženjima. Sastoj</w:t>
+      </w:r>
+      <w:r>
+        <w:t>e</w:t>
+      </w:r>
+      <w:r>
+        <w:t xml:space="preserve"> se od </w:t>
+      </w:r>
+      <w:r>
+        <w:t>konvolucionih</w:t>
+      </w:r>
+      <w:r>
+        <w:t xml:space="preserve">, pooling, aktivacijskih i potpuno povezanih slojeva. </w:t>
+      </w:r>
+    </w:p>
+    <w:p>
+      <w:r>
+        <w:t>Pored navedenih, koristi se sloj</w:t>
+      </w:r>
+      <w:r>
+        <w:t xml:space="preserve"> </w:t>
+      </w:r>
+      <w:r>
+        <w:t xml:space="preserve">ispravljanja </w:t>
+      </w:r>
+      <w:r>
+        <w:t>(</w:t>
+      </w:r>
+      <w:r>
+        <w:t>eng. Flatten sloj</w:t>
+      </w:r>
+      <w:r>
+        <w:t>). Dati sloj uzima podatak iz više dimenzija</w:t>
+      </w:r>
+      <w:r>
+        <w:t xml:space="preserve">, </w:t>
+      </w:r>
+      <w:r>
+        <w:t xml:space="preserve">recimo sliku koja je u 2D iz </w:t>
       </w:r>
       <w:r>
         <w:t xml:space="preserve">prethodnih </w:t>
       </w:r>
       <w:r>
-        <w:t xml:space="preserve">slojeva i pretvori je 1D niz. Ovaj sloj nam je potreban između konvolucijskog dijela mreže koji radi sa matricima i </w:t>
+        <w:t xml:space="preserve">slojeva i </w:t>
+      </w:r>
+      <w:r>
+        <w:t>konvertuje</w:t>
+      </w:r>
+      <w:r>
+        <w:t xml:space="preserve"> </w:t>
+      </w:r>
+      <w:r>
+        <w:t xml:space="preserve">je </w:t>
+      </w:r>
+      <w:r>
+        <w:t xml:space="preserve">u </w:t>
+      </w:r>
+      <w:r>
+        <w:t xml:space="preserve">1D niz. </w:t>
+      </w:r>
+      <w:r>
+        <w:t xml:space="preserve">Dati sloj </w:t>
+      </w:r>
+      <w:r>
+        <w:t xml:space="preserve">je potreban između </w:t>
+      </w:r>
+      <w:r>
+        <w:t xml:space="preserve">konvolucionog </w:t>
+      </w:r>
+      <w:r>
+        <w:t>dijela mreže koji radi sa matric</w:t>
+      </w:r>
+      <w:r>
+        <w:t>a</w:t>
+      </w:r>
+      <w:r>
+        <w:t xml:space="preserve">ma i </w:t>
       </w:r>
       <w:r>
         <w:t xml:space="preserve">potpuno </w:t>
       </w:r>
       <w:r>
-        <w:t>povezanog dijela koji radi sa 1D ulazima.</w:t>
-      </w:r>
-    </w:p>
-    <w:p>
-      <w:r>
-        <w:t xml:space="preserve">Također, prilikom prolaska kroz prvi kovolucijskog sloj slika se transformiše iz jednog u 64. kanala. Ovo nam u biti daje 64 različite </w:t>
+        <w:t xml:space="preserve">povezanog dijela koji radi sa </w:t>
+      </w:r>
+      <w:r>
+        <w:t>jednodimenzionalnim podacima</w:t>
+      </w:r>
+      <w:r>
+        <w:t>.</w:t>
+      </w:r>
+    </w:p>
+    <w:p>
+      <w:r>
+        <w:t xml:space="preserve">Također, prilikom prolaska kroz prvi </w:t>
+      </w:r>
+      <w:r>
+        <w:t xml:space="preserve">konvolucioni </w:t>
+      </w:r>
+      <w:r>
+        <w:t xml:space="preserve">sloj slika se transformiše iz jednog u 64 kanala. </w:t>
+      </w:r>
+      <w:r>
+        <w:t xml:space="preserve">Ovime se dobijaju </w:t>
+      </w:r>
+      <w:r>
+        <w:t xml:space="preserve">64 različite </w:t>
       </w:r>
       <w:r>
         <w:t xml:space="preserve">transformisane </w:t>
       </w:r>
       <w:r>
-        <w:t>slike. Cilj ovoga jeste da povećavanje broj</w:t>
+        <w:t>slike. Cilj ovoga jeste povećavanje broj</w:t>
       </w:r>
       <w:r>
         <w:t>a</w:t>
@@ -5290,13 +6092,34 @@
         <w:t xml:space="preserve">, </w:t>
       </w:r>
       <w:r>
-        <w:t>samim time omogućavanje prepoznavanje više oblika recimo jedan kernel će tražiti vertikal</w:t>
+        <w:t>samim time omogućava</w:t>
+      </w:r>
+      <w:r>
+        <w:t>nje</w:t>
+      </w:r>
+      <w:r>
+        <w:t xml:space="preserve"> prepoznavanj</w:t>
+      </w:r>
+      <w:r>
+        <w:t>a</w:t>
+      </w:r>
+      <w:r>
+        <w:t xml:space="preserve"> više oblika</w:t>
+      </w:r>
+      <w:r>
+        <w:t>; na primjer,</w:t>
+      </w:r>
+      <w:r>
+        <w:t xml:space="preserve"> jedan kernel će tražiti vertikal</w:t>
       </w:r>
       <w:r>
         <w:t xml:space="preserve">ne linije, drugi </w:t>
       </w:r>
       <w:r>
         <w:t>horizontalne linije</w:t>
+      </w:r>
+      <w:r>
+        <w:t>,</w:t>
       </w:r>
       <w:r>
         <w:t xml:space="preserve"> te treći krugove</w:t>
@@ -5393,7 +6216,7 @@
         <w:rPr>
           <w:lang w:val="en-GB"/>
         </w:rPr>
-        <w:t xml:space="preserve">. </w:t>
+        <w:t xml:space="preserve"> - </w:t>
       </w:r>
       <w:proofErr w:type="spellStart"/>
       <w:r>
@@ -5435,14 +6258,34 @@
         <w:rPr>
           <w:lang w:val="en-GB"/>
         </w:rPr>
-        <w:t xml:space="preserve"> </w:t>
-      </w:r>
-      <w:proofErr w:type="spellStart"/>
-      <w:r>
-        <w:rPr>
-          <w:lang w:val="en-GB"/>
-        </w:rPr>
-        <w:t>dobijamo</w:t>
+        <w:t>,</w:t>
+      </w:r>
+      <w:r>
+        <w:rPr>
+          <w:lang w:val="en-GB"/>
+        </w:rPr>
+        <w:t xml:space="preserve"> </w:t>
+      </w:r>
+      <w:proofErr w:type="spellStart"/>
+      <w:r>
+        <w:rPr>
+          <w:lang w:val="en-GB"/>
+        </w:rPr>
+        <w:t>ulaz</w:t>
+      </w:r>
+      <w:proofErr w:type="spellEnd"/>
+      <w:r>
+        <w:rPr>
+          <w:lang w:val="en-GB"/>
+        </w:rPr>
+        <w:t xml:space="preserve"> </w:t>
+      </w:r>
+      <w:proofErr w:type="spellStart"/>
+      <w:r>
+        <w:rPr>
+          <w:lang w:val="en-GB"/>
+        </w:rPr>
+        <w:t>predstavljaju</w:t>
       </w:r>
       <w:proofErr w:type="spellEnd"/>
       <w:r>
@@ -5572,7 +6415,7 @@
         <w:rPr>
           <w:lang w:val="en-GB"/>
         </w:rPr>
-        <w:t>Konvolucijskih</w:t>
+        <w:t>konvolucioni</w:t>
       </w:r>
       <w:proofErr w:type="spellEnd"/>
       <w:r>
@@ -5593,7 +6436,7 @@
         <w:rPr>
           <w:lang w:val="en-GB"/>
         </w:rPr>
-        <w:t xml:space="preserve">. </w:t>
+        <w:t xml:space="preserve"> - </w:t>
       </w:r>
       <w:proofErr w:type="spellStart"/>
       <w:r>
@@ -5696,12 +6539,18 @@
         </w:rPr>
         <w:t xml:space="preserve">. Time </w:t>
       </w:r>
-      <w:proofErr w:type="spellStart"/>
-      <w:r>
-        <w:rPr>
-          <w:lang w:val="en-GB"/>
-        </w:rPr>
-        <w:t>dobijamo</w:t>
+      <w:r>
+        <w:rPr>
+          <w:lang w:val="en-GB"/>
+        </w:rPr>
+        <w:t xml:space="preserve">se </w:t>
+      </w:r>
+      <w:proofErr w:type="spellStart"/>
+      <w:r>
+        <w:rPr>
+          <w:lang w:val="en-GB"/>
+        </w:rPr>
+        <w:t>dobijaju</w:t>
       </w:r>
       <w:proofErr w:type="spellEnd"/>
       <w:r>
@@ -5743,7 +6592,7 @@
         <w:rPr>
           <w:lang w:val="en-GB"/>
         </w:rPr>
-        <w:t>Prelazak</w:t>
+        <w:t>Prolazak</w:t>
       </w:r>
       <w:proofErr w:type="spellEnd"/>
       <w:r>
@@ -5827,7 +6676,19 @@
         <w:rPr>
           <w:lang w:val="en-GB"/>
         </w:rPr>
-        <w:t>promjeniti</w:t>
+        <w:t>prom</w:t>
+      </w:r>
+      <w:r>
+        <w:rPr>
+          <w:lang w:val="en-GB"/>
+        </w:rPr>
+        <w:t>i</w:t>
+      </w:r>
+      <w:r>
+        <w:rPr>
+          <w:lang w:val="en-GB"/>
+        </w:rPr>
+        <w:t>jeniti</w:t>
       </w:r>
       <w:proofErr w:type="spellEnd"/>
       <w:r>
@@ -5881,6 +6742,20 @@
         <w:rPr>
           <w:lang w:val="en-GB"/>
         </w:rPr>
+        <w:t>Prvi</w:t>
+      </w:r>
+      <w:proofErr w:type="spellEnd"/>
+      <w:r>
+        <w:rPr>
+          <w:lang w:val="en-GB"/>
+        </w:rPr>
+        <w:t xml:space="preserve"> </w:t>
+      </w:r>
+      <w:proofErr w:type="spellStart"/>
+      <w:r>
+        <w:rPr>
+          <w:lang w:val="en-GB"/>
+        </w:rPr>
         <w:t>ReLU</w:t>
       </w:r>
       <w:proofErr w:type="spellEnd"/>
@@ -5902,7 +6777,19 @@
         <w:rPr>
           <w:lang w:val="en-GB"/>
         </w:rPr>
-        <w:t xml:space="preserve">. </w:t>
+        <w:t xml:space="preserve"> </w:t>
+      </w:r>
+      <w:r>
+        <w:rPr>
+          <w:lang w:val="en-GB"/>
+        </w:rPr>
+        <w:t>-</w:t>
+      </w:r>
+      <w:r>
+        <w:rPr>
+          <w:lang w:val="en-GB"/>
+        </w:rPr>
+        <w:t xml:space="preserve"> </w:t>
       </w:r>
       <w:proofErr w:type="spellStart"/>
       <w:r>
@@ -5923,6 +6810,46 @@
         <w:rPr>
           <w:lang w:val="en-GB"/>
         </w:rPr>
+        <w:t>ReLU</w:t>
+      </w:r>
+      <w:proofErr w:type="spellEnd"/>
+      <w:r>
+        <w:rPr>
+          <w:lang w:val="en-GB"/>
+        </w:rPr>
+        <w:t xml:space="preserve"> (</w:t>
+      </w:r>
+      <w:proofErr w:type="spellStart"/>
+      <w:r>
+        <w:rPr>
+          <w:lang w:val="en-GB"/>
+        </w:rPr>
+        <w:t>eng.</w:t>
+      </w:r>
+      <w:proofErr w:type="spellEnd"/>
+      <w:r>
+        <w:rPr>
+          <w:lang w:val="en-GB"/>
+        </w:rPr>
+        <w:t xml:space="preserve"> Rectified Linear </w:t>
+      </w:r>
+      <w:r>
+        <w:rPr>
+          <w:lang w:val="en-GB"/>
+        </w:rPr>
+        <w:t>U</w:t>
+      </w:r>
+      <w:r>
+        <w:rPr>
+          <w:lang w:val="en-GB"/>
+        </w:rPr>
+        <w:t xml:space="preserve">nit) </w:t>
+      </w:r>
+      <w:proofErr w:type="spellStart"/>
+      <w:r>
+        <w:rPr>
+          <w:lang w:val="en-GB"/>
+        </w:rPr>
         <w:t>aktivacijsku</w:t>
       </w:r>
       <w:proofErr w:type="spellEnd"/>
@@ -5951,7 +6878,7 @@
         <w:rPr>
           <w:lang w:val="en-GB"/>
         </w:rPr>
-        <w:t>te</w:t>
+        <w:t>koja</w:t>
       </w:r>
       <w:proofErr w:type="spellEnd"/>
       <w:r>
@@ -5980,6 +6907,20 @@
           <w:lang w:val="en-GB"/>
         </w:rPr>
         <w:t>nelinearnost</w:t>
+      </w:r>
+      <w:proofErr w:type="spellEnd"/>
+      <w:r>
+        <w:rPr>
+          <w:lang w:val="en-GB"/>
+        </w:rPr>
+        <w:t xml:space="preserve"> u </w:t>
+      </w:r>
+      <w:proofErr w:type="spellStart"/>
+      <w:r>
+        <w:rPr>
+          <w:lang w:val="en-GB"/>
+        </w:rPr>
+        <w:t>sistem</w:t>
       </w:r>
       <w:proofErr w:type="spellEnd"/>
       <w:r>
@@ -6018,7 +6959,7 @@
         <w:rPr>
           <w:lang w:val="en-GB"/>
         </w:rPr>
-        <w:t xml:space="preserve">. </w:t>
+        <w:t xml:space="preserve"> - </w:t>
       </w:r>
       <w:proofErr w:type="spellStart"/>
       <w:r>
@@ -6095,7 +7036,19 @@
         <w:rPr>
           <w:lang w:val="en-GB"/>
         </w:rPr>
-        <w:t>dimezije</w:t>
+        <w:t>dime</w:t>
+      </w:r>
+      <w:r>
+        <w:rPr>
+          <w:lang w:val="en-GB"/>
+        </w:rPr>
+        <w:t>n</w:t>
+      </w:r>
+      <w:r>
+        <w:rPr>
+          <w:lang w:val="en-GB"/>
+        </w:rPr>
+        <w:t>zije</w:t>
       </w:r>
       <w:proofErr w:type="spellEnd"/>
       <w:r>
@@ -6146,40 +7099,44 @@
         </w:rPr>
         <w:t xml:space="preserve"> </w:t>
       </w:r>
-      <w:proofErr w:type="spellStart"/>
-      <w:r>
-        <w:rPr>
-          <w:lang w:val="en-GB"/>
-        </w:rPr>
-        <w:t>ćemo</w:t>
-      </w:r>
-      <w:proofErr w:type="spellEnd"/>
-      <w:r>
-        <w:rPr>
-          <w:lang w:val="en-GB"/>
-        </w:rPr>
-        <w:t xml:space="preserve"> </w:t>
-      </w:r>
-      <w:proofErr w:type="spellStart"/>
-      <w:r>
-        <w:rPr>
-          <w:lang w:val="en-GB"/>
-        </w:rPr>
-        <w:t>smanjiti</w:t>
-      </w:r>
-      <w:proofErr w:type="spellEnd"/>
-      <w:r>
-        <w:rPr>
-          <w:lang w:val="en-GB"/>
-        </w:rPr>
-        <w:t xml:space="preserve"> </w:t>
-      </w:r>
-      <w:proofErr w:type="spellStart"/>
-      <w:r>
-        <w:rPr>
-          <w:lang w:val="en-GB"/>
-        </w:rPr>
-        <w:t>količinu</w:t>
+      <w:r>
+        <w:rPr>
+          <w:lang w:val="en-GB"/>
+        </w:rPr>
+        <w:t xml:space="preserve">se </w:t>
+      </w:r>
+      <w:proofErr w:type="spellStart"/>
+      <w:r>
+        <w:rPr>
+          <w:lang w:val="en-GB"/>
+        </w:rPr>
+        <w:t>smanj</w:t>
+      </w:r>
+      <w:r>
+        <w:rPr>
+          <w:lang w:val="en-GB"/>
+        </w:rPr>
+        <w:t>uje</w:t>
+      </w:r>
+      <w:proofErr w:type="spellEnd"/>
+      <w:r>
+        <w:rPr>
+          <w:lang w:val="en-GB"/>
+        </w:rPr>
+        <w:t xml:space="preserve"> </w:t>
+      </w:r>
+      <w:proofErr w:type="spellStart"/>
+      <w:r>
+        <w:rPr>
+          <w:lang w:val="en-GB"/>
+        </w:rPr>
+        <w:t>količin</w:t>
+      </w:r>
+      <w:r>
+        <w:rPr>
+          <w:lang w:val="en-GB"/>
+        </w:rPr>
+        <w:t>a</w:t>
       </w:r>
       <w:proofErr w:type="spellEnd"/>
       <w:r>
@@ -6228,6 +7185,12 @@
         <w:rPr>
           <w:lang w:val="en-GB"/>
         </w:rPr>
+        <w:t>,</w:t>
+      </w:r>
+      <w:r>
+        <w:rPr>
+          <w:lang w:val="en-GB"/>
+        </w:rPr>
         <w:t xml:space="preserve"> </w:t>
       </w:r>
       <w:proofErr w:type="spellStart"/>
@@ -6244,26 +7207,24 @@
         </w:rPr>
         <w:t xml:space="preserve"> </w:t>
       </w:r>
-      <w:proofErr w:type="spellStart"/>
-      <w:r>
-        <w:rPr>
-          <w:lang w:val="en-GB"/>
-        </w:rPr>
-        <w:t>ćemo</w:t>
-      </w:r>
-      <w:proofErr w:type="spellEnd"/>
-      <w:r>
-        <w:rPr>
-          <w:lang w:val="en-GB"/>
-        </w:rPr>
-        <w:t xml:space="preserve"> </w:t>
-      </w:r>
-      <w:proofErr w:type="spellStart"/>
-      <w:r>
-        <w:rPr>
-          <w:lang w:val="en-GB"/>
-        </w:rPr>
-        <w:t>zadržati</w:t>
+      <w:r>
+        <w:rPr>
+          <w:lang w:val="en-GB"/>
+        </w:rPr>
+        <w:t xml:space="preserve">se </w:t>
+      </w:r>
+      <w:proofErr w:type="spellStart"/>
+      <w:r>
+        <w:rPr>
+          <w:lang w:val="en-GB"/>
+        </w:rPr>
+        <w:t>zadrža</w:t>
+      </w:r>
+      <w:r>
+        <w:rPr>
+          <w:lang w:val="en-GB"/>
+        </w:rPr>
+        <w:t>vaju</w:t>
       </w:r>
       <w:proofErr w:type="spellEnd"/>
       <w:r>
@@ -6292,6 +7253,20 @@
           <w:lang w:val="en-GB"/>
         </w:rPr>
         <w:t>karakteristike</w:t>
+      </w:r>
+      <w:proofErr w:type="spellEnd"/>
+      <w:r>
+        <w:rPr>
+          <w:lang w:val="en-GB"/>
+        </w:rPr>
+        <w:t xml:space="preserve"> </w:t>
+      </w:r>
+      <w:proofErr w:type="spellStart"/>
+      <w:r>
+        <w:rPr>
+          <w:lang w:val="en-GB"/>
+        </w:rPr>
+        <w:t>slike</w:t>
       </w:r>
       <w:proofErr w:type="spellEnd"/>
       <w:r>
@@ -6331,7 +7306,7 @@
         <w:rPr>
           <w:lang w:val="en-GB"/>
         </w:rPr>
-        <w:t>Konvolucijski</w:t>
+        <w:t>konvolucioni</w:t>
       </w:r>
       <w:proofErr w:type="spellEnd"/>
       <w:r>
@@ -6352,7 +7327,13 @@
         <w:rPr>
           <w:lang w:val="en-GB"/>
         </w:rPr>
-        <w:t xml:space="preserve">. </w:t>
+        <w:t xml:space="preserve"> -</w:t>
+      </w:r>
+      <w:r>
+        <w:rPr>
+          <w:lang w:val="en-GB"/>
+        </w:rPr>
+        <w:t xml:space="preserve"> </w:t>
       </w:r>
       <w:proofErr w:type="spellStart"/>
       <w:r>
@@ -6394,7 +7375,27 @@
         <w:rPr>
           <w:lang w:val="en-GB"/>
         </w:rPr>
-        <w:t xml:space="preserve"> 64 kernel </w:t>
+        <w:t xml:space="preserve"> 64 </w:t>
+      </w:r>
+      <w:proofErr w:type="spellStart"/>
+      <w:r>
+        <w:rPr>
+          <w:lang w:val="en-GB"/>
+        </w:rPr>
+        <w:t>kernel</w:t>
+      </w:r>
+      <w:r>
+        <w:rPr>
+          <w:lang w:val="en-GB"/>
+        </w:rPr>
+        <w:t>a</w:t>
+      </w:r>
+      <w:proofErr w:type="spellEnd"/>
+      <w:r>
+        <w:rPr>
+          <w:lang w:val="en-GB"/>
+        </w:rPr>
+        <w:t xml:space="preserve"> </w:t>
       </w:r>
       <w:proofErr w:type="spellStart"/>
       <w:r>
@@ -6443,7 +7444,19 @@
         <w:rPr>
           <w:lang w:val="en-GB"/>
         </w:rPr>
-        <w:t>promjeniti</w:t>
+        <w:t>prom</w:t>
+      </w:r>
+      <w:r>
+        <w:rPr>
+          <w:lang w:val="en-GB"/>
+        </w:rPr>
+        <w:t>i</w:t>
+      </w:r>
+      <w:r>
+        <w:rPr>
+          <w:lang w:val="en-GB"/>
+        </w:rPr>
+        <w:t>jeniti</w:t>
       </w:r>
       <w:proofErr w:type="spellEnd"/>
       <w:r>
@@ -6525,6 +7538,20 @@
         <w:rPr>
           <w:lang w:val="en-GB"/>
         </w:rPr>
+        <w:t>Drugi</w:t>
+      </w:r>
+      <w:proofErr w:type="spellEnd"/>
+      <w:r>
+        <w:rPr>
+          <w:lang w:val="en-GB"/>
+        </w:rPr>
+        <w:t xml:space="preserve"> </w:t>
+      </w:r>
+      <w:proofErr w:type="spellStart"/>
+      <w:r>
+        <w:rPr>
+          <w:lang w:val="en-GB"/>
+        </w:rPr>
         <w:t>ReLU</w:t>
       </w:r>
       <w:proofErr w:type="spellEnd"/>
@@ -6546,49 +7573,13 @@
         <w:rPr>
           <w:lang w:val="en-GB"/>
         </w:rPr>
-        <w:t xml:space="preserve">. </w:t>
-      </w:r>
-      <w:proofErr w:type="spellStart"/>
-      <w:r>
-        <w:rPr>
-          <w:lang w:val="en-GB"/>
-        </w:rPr>
-        <w:t>Ponovna</w:t>
-      </w:r>
-      <w:proofErr w:type="spellEnd"/>
-      <w:r>
-        <w:rPr>
-          <w:lang w:val="en-GB"/>
-        </w:rPr>
-        <w:t xml:space="preserve"> </w:t>
-      </w:r>
-      <w:proofErr w:type="spellStart"/>
-      <w:r>
-        <w:rPr>
-          <w:lang w:val="en-GB"/>
-        </w:rPr>
-        <w:t>aktivacijska</w:t>
-      </w:r>
-      <w:proofErr w:type="spellEnd"/>
-      <w:r>
-        <w:rPr>
-          <w:lang w:val="en-GB"/>
-        </w:rPr>
-        <w:t xml:space="preserve"> </w:t>
-      </w:r>
-      <w:proofErr w:type="spellStart"/>
-      <w:r>
-        <w:rPr>
-          <w:lang w:val="en-GB"/>
-        </w:rPr>
-        <w:t>funkcija</w:t>
-      </w:r>
-      <w:proofErr w:type="spellEnd"/>
-      <w:r>
-        <w:rPr>
-          <w:lang w:val="en-GB"/>
-        </w:rPr>
         <w:t>.</w:t>
+      </w:r>
+      <w:r>
+        <w:rPr>
+          <w:lang w:val="en-GB"/>
+        </w:rPr>
+        <w:t xml:space="preserve"> </w:t>
       </w:r>
     </w:p>
     <w:p>
@@ -6602,6 +7593,20 @@
           <w:lang w:val="en-GB"/>
         </w:rPr>
       </w:pPr>
+      <w:proofErr w:type="spellStart"/>
+      <w:r>
+        <w:rPr>
+          <w:lang w:val="en-GB"/>
+        </w:rPr>
+        <w:t>Drugi</w:t>
+      </w:r>
+      <w:proofErr w:type="spellEnd"/>
+      <w:r>
+        <w:rPr>
+          <w:lang w:val="en-GB"/>
+        </w:rPr>
+        <w:t xml:space="preserve"> </w:t>
+      </w:r>
       <w:r>
         <w:rPr>
           <w:lang w:val="en-GB"/>
@@ -6620,7 +7625,13 @@
         <w:rPr>
           <w:lang w:val="en-GB"/>
         </w:rPr>
-        <w:t xml:space="preserve">. </w:t>
+        <w:t xml:space="preserve"> -</w:t>
+      </w:r>
+      <w:r>
+        <w:rPr>
+          <w:lang w:val="en-GB"/>
+        </w:rPr>
+        <w:t xml:space="preserve"> </w:t>
       </w:r>
       <w:proofErr w:type="spellStart"/>
       <w:r>
@@ -6711,7 +7722,19 @@
         <w:rPr>
           <w:lang w:val="en-GB"/>
         </w:rPr>
-        <w:t>Pytorch</w:t>
+        <w:t>Py</w:t>
+      </w:r>
+      <w:r>
+        <w:rPr>
+          <w:lang w:val="en-GB"/>
+        </w:rPr>
+        <w:t>T</w:t>
+      </w:r>
+      <w:r>
+        <w:rPr>
+          <w:lang w:val="en-GB"/>
+        </w:rPr>
+        <w:t>orch</w:t>
       </w:r>
       <w:proofErr w:type="spellEnd"/>
       <w:r>
@@ -6810,52 +7833,10 @@
         <w:rPr>
           <w:lang w:val="en-GB"/>
         </w:rPr>
-        <w:t>na</w:t>
+        <w:t>sa</w:t>
       </w:r>
       <w:proofErr w:type="spellEnd"/>
       <w:proofErr w:type="gramEnd"/>
-      <w:r>
-        <w:rPr>
-          <w:lang w:val="en-GB"/>
-        </w:rPr>
-        <w:t xml:space="preserve"> </w:t>
-      </w:r>
-      <w:proofErr w:type="spellStart"/>
-      <w:r>
-        <w:rPr>
-          <w:lang w:val="en-GB"/>
-        </w:rPr>
-        <w:t>donju</w:t>
-      </w:r>
-      <w:proofErr w:type="spellEnd"/>
-      <w:r>
-        <w:rPr>
-          <w:lang w:val="en-GB"/>
-        </w:rPr>
-        <w:t xml:space="preserve"> </w:t>
-      </w:r>
-      <w:proofErr w:type="spellStart"/>
-      <w:r>
-        <w:rPr>
-          <w:lang w:val="en-GB"/>
-        </w:rPr>
-        <w:t>vrijednost</w:t>
-      </w:r>
-      <w:proofErr w:type="spellEnd"/>
-      <w:r>
-        <w:rPr>
-          <w:lang w:val="en-GB"/>
-        </w:rPr>
-        <w:t xml:space="preserve"> </w:t>
-      </w:r>
-      <w:proofErr w:type="spellStart"/>
-      <w:r>
-        <w:rPr>
-          <w:lang w:val="en-GB"/>
-        </w:rPr>
-        <w:t>sa</w:t>
-      </w:r>
-      <w:proofErr w:type="spellEnd"/>
       <w:r>
         <w:rPr>
           <w:lang w:val="en-GB"/>
@@ -6885,26 +7866,220 @@
           <w:numId w:val="12"/>
         </w:numPr>
         <w:rPr>
-          <w:lang w:val="de-DE"/>
-        </w:rPr>
-      </w:pPr>
-      <w:r>
-        <w:rPr>
-          <w:lang w:val="de-DE"/>
-        </w:rPr>
-        <w:t xml:space="preserve">Flatten sloj. Dati sloj uzima sve 64 transformisane slike i daje nam </w:t>
-      </w:r>
-      <w:r>
-        <w:rPr>
-          <w:lang w:val="de-DE"/>
-        </w:rPr>
-        <w:t xml:space="preserve">1D </w:t>
-      </w:r>
-      <w:r>
-        <w:rPr>
-          <w:lang w:val="de-DE"/>
-        </w:rPr>
-        <w:t>vektor sa 63x63x64 = 254016 vrijednosti.</w:t>
+          <w:lang w:val="en-GB"/>
+        </w:rPr>
+      </w:pPr>
+      <w:r>
+        <w:rPr>
+          <w:lang w:val="en-GB"/>
+        </w:rPr>
+        <w:t xml:space="preserve">Flatten </w:t>
+      </w:r>
+      <w:proofErr w:type="spellStart"/>
+      <w:r>
+        <w:rPr>
+          <w:lang w:val="en-GB"/>
+        </w:rPr>
+        <w:t>sloj</w:t>
+      </w:r>
+      <w:proofErr w:type="spellEnd"/>
+      <w:r>
+        <w:rPr>
+          <w:lang w:val="en-GB"/>
+        </w:rPr>
+        <w:t xml:space="preserve"> - </w:t>
+      </w:r>
+      <w:proofErr w:type="spellStart"/>
+      <w:r>
+        <w:rPr>
+          <w:lang w:val="en-GB"/>
+        </w:rPr>
+        <w:t>Dati</w:t>
+      </w:r>
+      <w:proofErr w:type="spellEnd"/>
+      <w:r>
+        <w:rPr>
+          <w:lang w:val="en-GB"/>
+        </w:rPr>
+        <w:t xml:space="preserve"> </w:t>
+      </w:r>
+      <w:proofErr w:type="spellStart"/>
+      <w:r>
+        <w:rPr>
+          <w:lang w:val="en-GB"/>
+        </w:rPr>
+        <w:t>sloj</w:t>
+      </w:r>
+      <w:proofErr w:type="spellEnd"/>
+      <w:r>
+        <w:rPr>
+          <w:lang w:val="en-GB"/>
+        </w:rPr>
+        <w:t xml:space="preserve"> </w:t>
+      </w:r>
+      <w:proofErr w:type="spellStart"/>
+      <w:r>
+        <w:rPr>
+          <w:lang w:val="en-GB"/>
+        </w:rPr>
+        <w:t>uzima</w:t>
+      </w:r>
+      <w:proofErr w:type="spellEnd"/>
+      <w:r>
+        <w:rPr>
+          <w:lang w:val="en-GB"/>
+        </w:rPr>
+        <w:t xml:space="preserve"> </w:t>
+      </w:r>
+      <w:proofErr w:type="spellStart"/>
+      <w:r>
+        <w:rPr>
+          <w:lang w:val="en-GB"/>
+        </w:rPr>
+        <w:t>sv</w:t>
+      </w:r>
+      <w:r>
+        <w:rPr>
+          <w:lang w:val="en-GB"/>
+        </w:rPr>
+        <w:t>e</w:t>
+      </w:r>
+      <w:proofErr w:type="spellEnd"/>
+      <w:r>
+        <w:rPr>
+          <w:lang w:val="en-GB"/>
+        </w:rPr>
+        <w:t xml:space="preserve"> </w:t>
+      </w:r>
+      <w:r>
+        <w:rPr>
+          <w:lang w:val="en-GB"/>
+        </w:rPr>
+        <w:t xml:space="preserve">64 </w:t>
+      </w:r>
+      <w:proofErr w:type="spellStart"/>
+      <w:r>
+        <w:rPr>
+          <w:lang w:val="en-GB"/>
+        </w:rPr>
+        <w:t>transformisan</w:t>
+      </w:r>
+      <w:r>
+        <w:rPr>
+          <w:lang w:val="en-GB"/>
+        </w:rPr>
+        <w:t>e</w:t>
+      </w:r>
+      <w:proofErr w:type="spellEnd"/>
+      <w:r>
+        <w:rPr>
+          <w:lang w:val="en-GB"/>
+        </w:rPr>
+        <w:t xml:space="preserve"> </w:t>
+      </w:r>
+      <w:proofErr w:type="spellStart"/>
+      <w:r>
+        <w:rPr>
+          <w:lang w:val="en-GB"/>
+        </w:rPr>
+        <w:t>slik</w:t>
+      </w:r>
+      <w:r>
+        <w:rPr>
+          <w:lang w:val="en-GB"/>
+        </w:rPr>
+        <w:t>e</w:t>
+      </w:r>
+      <w:proofErr w:type="spellEnd"/>
+      <w:r>
+        <w:rPr>
+          <w:lang w:val="en-GB"/>
+        </w:rPr>
+        <w:t xml:space="preserve"> </w:t>
+      </w:r>
+      <w:proofErr w:type="spellStart"/>
+      <w:r>
+        <w:rPr>
+          <w:lang w:val="en-GB"/>
+        </w:rPr>
+        <w:t>i</w:t>
+      </w:r>
+      <w:proofErr w:type="spellEnd"/>
+      <w:r>
+        <w:rPr>
+          <w:lang w:val="en-GB"/>
+        </w:rPr>
+        <w:t xml:space="preserve"> </w:t>
+      </w:r>
+      <w:proofErr w:type="spellStart"/>
+      <w:r>
+        <w:rPr>
+          <w:lang w:val="en-GB"/>
+        </w:rPr>
+        <w:t>generiše</w:t>
+      </w:r>
+      <w:proofErr w:type="spellEnd"/>
+      <w:r>
+        <w:rPr>
+          <w:lang w:val="en-GB"/>
+        </w:rPr>
+        <w:t xml:space="preserve"> </w:t>
+      </w:r>
+      <w:proofErr w:type="spellStart"/>
+      <w:r>
+        <w:rPr>
+          <w:lang w:val="en-GB"/>
+        </w:rPr>
+        <w:t>jednodimenzionalni</w:t>
+      </w:r>
+      <w:proofErr w:type="spellEnd"/>
+      <w:r>
+        <w:rPr>
+          <w:lang w:val="en-GB"/>
+        </w:rPr>
+        <w:t xml:space="preserve"> </w:t>
+      </w:r>
+      <w:proofErr w:type="spellStart"/>
+      <w:r>
+        <w:rPr>
+          <w:lang w:val="en-GB"/>
+        </w:rPr>
+        <w:t>niz</w:t>
+      </w:r>
+      <w:proofErr w:type="spellEnd"/>
+      <w:r>
+        <w:rPr>
+          <w:lang w:val="en-GB"/>
+        </w:rPr>
+        <w:t xml:space="preserve"> </w:t>
+      </w:r>
+      <w:proofErr w:type="spellStart"/>
+      <w:r>
+        <w:rPr>
+          <w:lang w:val="en-GB"/>
+        </w:rPr>
+        <w:t>sa</w:t>
+      </w:r>
+      <w:proofErr w:type="spellEnd"/>
+      <w:r>
+        <w:rPr>
+          <w:lang w:val="en-GB"/>
+        </w:rPr>
+        <w:t xml:space="preserve"> 63x63x64 = 254016 </w:t>
+      </w:r>
+      <w:proofErr w:type="spellStart"/>
+      <w:r>
+        <w:rPr>
+          <w:lang w:val="en-GB"/>
+        </w:rPr>
+        <w:t>vrijednosti</w:t>
+      </w:r>
+      <w:proofErr w:type="spellEnd"/>
+      <w:r>
+        <w:rPr>
+          <w:lang w:val="en-GB"/>
+        </w:rPr>
+        <w:t>.</w:t>
       </w:r>
     </w:p>
     <w:p>
@@ -7075,21 +8250,7 @@
         <w:rPr>
           <w:lang w:val="en-GB"/>
         </w:rPr>
-        <w:t>nam</w:t>
-      </w:r>
-      <w:proofErr w:type="spellEnd"/>
-      <w:r>
-        <w:rPr>
-          <w:lang w:val="en-GB"/>
-        </w:rPr>
-        <w:t xml:space="preserve"> </w:t>
-      </w:r>
-      <w:proofErr w:type="spellStart"/>
-      <w:r>
-        <w:rPr>
-          <w:lang w:val="en-GB"/>
-        </w:rPr>
-        <w:t>daje</w:t>
+        <w:t>generiše</w:t>
       </w:r>
       <w:proofErr w:type="spellEnd"/>
       <w:r>
@@ -7166,21 +8327,21 @@
         <w:rPr>
           <w:lang w:val="en-GB"/>
         </w:rPr>
-        <w:t>neuralne</w:t>
-      </w:r>
-      <w:proofErr w:type="spellEnd"/>
-      <w:r>
-        <w:rPr>
-          <w:lang w:val="en-GB"/>
-        </w:rPr>
-        <w:t xml:space="preserve"> </w:t>
-      </w:r>
-      <w:proofErr w:type="spellStart"/>
-      <w:r>
-        <w:rPr>
-          <w:lang w:val="en-GB"/>
-        </w:rPr>
-        <w:t>mreže</w:t>
+        <w:t>neuronske</w:t>
+      </w:r>
+      <w:proofErr w:type="spellEnd"/>
+      <w:r>
+        <w:rPr>
+          <w:lang w:val="en-GB"/>
+        </w:rPr>
+        <w:t xml:space="preserve"> m</w:t>
+      </w:r>
+      <w:proofErr w:type="spellStart"/>
+      <w:r>
+        <w:rPr>
+          <w:lang w:val="en-GB"/>
+        </w:rPr>
+        <w:t>reže</w:t>
       </w:r>
       <w:proofErr w:type="spellEnd"/>
       <w:r>
@@ -7217,28 +8378,47 @@
         </w:rPr>
         <w:t xml:space="preserve"> </w:t>
       </w:r>
-      <w:proofErr w:type="spellStart"/>
-      <w:r>
-        <w:rPr>
-          <w:lang w:val="en-GB"/>
-        </w:rPr>
-        <w:t>praktičnom</w:t>
-      </w:r>
-      <w:proofErr w:type="spellEnd"/>
-      <w:r>
-        <w:rPr>
-          <w:lang w:val="en-GB"/>
-        </w:rPr>
-        <w:t xml:space="preserve"> </w:t>
-      </w:r>
-      <w:proofErr w:type="spellStart"/>
-      <w:r>
-        <w:rPr>
-          <w:lang w:val="en-GB"/>
-        </w:rPr>
-        <w:t>primjeru</w:t>
-      </w:r>
-      <w:proofErr w:type="spellEnd"/>
+      <w:hyperlink r:id="rId6" w:history="1">
+        <w:proofErr w:type="spellStart"/>
+        <w:r>
+          <w:rPr>
+            <w:rStyle w:val="Hyperlink"/>
+            <w:lang w:val="en-GB"/>
+          </w:rPr>
+          <w:t>praktičn</w:t>
+        </w:r>
+        <w:r>
+          <w:rPr>
+            <w:rStyle w:val="Hyperlink"/>
+            <w:lang w:val="en-GB"/>
+          </w:rPr>
+          <w:t>o</w:t>
+        </w:r>
+        <w:r>
+          <w:rPr>
+            <w:rStyle w:val="Hyperlink"/>
+            <w:lang w:val="en-GB"/>
+          </w:rPr>
+          <w:t>m</w:t>
+        </w:r>
+        <w:proofErr w:type="spellEnd"/>
+        <w:r>
+          <w:rPr>
+            <w:rStyle w:val="Hyperlink"/>
+            <w:lang w:val="en-GB"/>
+          </w:rPr>
+          <w:t xml:space="preserve"> </w:t>
+        </w:r>
+        <w:proofErr w:type="spellStart"/>
+        <w:r>
+          <w:rPr>
+            <w:rStyle w:val="Hyperlink"/>
+            <w:lang w:val="en-GB"/>
+          </w:rPr>
+          <w:t>primjeru</w:t>
+        </w:r>
+        <w:proofErr w:type="spellEnd"/>
+      </w:hyperlink>
       <w:r>
         <w:rPr>
           <w:lang w:val="en-GB"/>
@@ -7404,35 +8584,7 @@
         <w:rPr>
           <w:lang w:val="en-GB"/>
         </w:rPr>
-        <w:t>nad</w:t>
-      </w:r>
-      <w:proofErr w:type="spellEnd"/>
-      <w:r>
-        <w:rPr>
-          <w:lang w:val="en-GB"/>
-        </w:rPr>
-        <w:t xml:space="preserve"> </w:t>
-      </w:r>
-      <w:proofErr w:type="spellStart"/>
-      <w:r>
-        <w:rPr>
-          <w:lang w:val="en-GB"/>
-        </w:rPr>
-        <w:t>ovim</w:t>
-      </w:r>
-      <w:proofErr w:type="spellEnd"/>
-      <w:r>
-        <w:rPr>
-          <w:lang w:val="en-GB"/>
-        </w:rPr>
-        <w:t xml:space="preserve"> </w:t>
-      </w:r>
-      <w:proofErr w:type="spellStart"/>
-      <w:r>
-        <w:rPr>
-          <w:lang w:val="en-GB"/>
-        </w:rPr>
-        <w:t>specifičnim</w:t>
+        <w:t>korištenim</w:t>
       </w:r>
       <w:proofErr w:type="spellEnd"/>
       <w:r>
@@ -7504,7 +8656,13 @@
         <w:rPr>
           <w:lang w:val="en-GB"/>
         </w:rPr>
-        <w:t>specificiranje</w:t>
+        <w:t>specificiranj</w:t>
+      </w:r>
+      <w:r>
+        <w:rPr>
+          <w:lang w:val="en-GB"/>
+        </w:rPr>
+        <w:t>a</w:t>
       </w:r>
       <w:proofErr w:type="spellEnd"/>
       <w:r>
@@ -7532,7 +8690,7 @@
         <w:rPr>
           <w:lang w:val="en-GB"/>
         </w:rPr>
-        <w:t>neuralne</w:t>
+        <w:t>neuronske</w:t>
       </w:r>
       <w:proofErr w:type="spellEnd"/>
       <w:r>
@@ -7553,42 +8711,60 @@
         <w:rPr>
           <w:lang w:val="en-GB"/>
         </w:rPr>
-        <w:t xml:space="preserve"> </w:t>
-      </w:r>
-      <w:proofErr w:type="spellStart"/>
-      <w:r>
-        <w:rPr>
-          <w:lang w:val="en-GB"/>
-        </w:rPr>
-        <w:t>imamo</w:t>
-      </w:r>
-      <w:proofErr w:type="spellEnd"/>
-      <w:r>
-        <w:rPr>
-          <w:lang w:val="en-GB"/>
-        </w:rPr>
-        <w:t xml:space="preserve"> </w:t>
-      </w:r>
-      <w:proofErr w:type="spellStart"/>
-      <w:r>
-        <w:rPr>
-          <w:lang w:val="en-GB"/>
-        </w:rPr>
-        <w:t>još</w:t>
-      </w:r>
-      <w:proofErr w:type="spellEnd"/>
-      <w:r>
-        <w:rPr>
-          <w:lang w:val="en-GB"/>
-        </w:rPr>
-        <w:t xml:space="preserve"> par </w:t>
-      </w:r>
-      <w:proofErr w:type="spellStart"/>
-      <w:r>
-        <w:rPr>
-          <w:lang w:val="en-GB"/>
-        </w:rPr>
-        <w:t>hiperparametera</w:t>
+        <w:t>,</w:t>
+      </w:r>
+      <w:r>
+        <w:rPr>
+          <w:lang w:val="en-GB"/>
+        </w:rPr>
+        <w:t xml:space="preserve"> </w:t>
+      </w:r>
+      <w:proofErr w:type="spellStart"/>
+      <w:r>
+        <w:rPr>
+          <w:lang w:val="en-GB"/>
+        </w:rPr>
+        <w:t>postoji</w:t>
+      </w:r>
+      <w:proofErr w:type="spellEnd"/>
+      <w:r>
+        <w:rPr>
+          <w:lang w:val="en-GB"/>
+        </w:rPr>
+        <w:t xml:space="preserve"> </w:t>
+      </w:r>
+      <w:proofErr w:type="spellStart"/>
+      <w:r>
+        <w:rPr>
+          <w:lang w:val="en-GB"/>
+        </w:rPr>
+        <w:t>nekoliko</w:t>
+      </w:r>
+      <w:proofErr w:type="spellEnd"/>
+      <w:r>
+        <w:rPr>
+          <w:lang w:val="en-GB"/>
+        </w:rPr>
+        <w:t xml:space="preserve"> </w:t>
+      </w:r>
+      <w:proofErr w:type="spellStart"/>
+      <w:r>
+        <w:rPr>
+          <w:lang w:val="en-GB"/>
+        </w:rPr>
+        <w:t>hiperparamet</w:t>
+      </w:r>
+      <w:r>
+        <w:rPr>
+          <w:lang w:val="en-GB"/>
+        </w:rPr>
+        <w:t>a</w:t>
+      </w:r>
+      <w:r>
+        <w:rPr>
+          <w:lang w:val="en-GB"/>
+        </w:rPr>
+        <w:t>ra</w:t>
       </w:r>
       <w:proofErr w:type="spellEnd"/>
       <w:r>
@@ -7597,12 +8773,18 @@
         </w:rPr>
         <w:t xml:space="preserve"> koji </w:t>
       </w:r>
-      <w:proofErr w:type="spellStart"/>
-      <w:r>
-        <w:rPr>
-          <w:lang w:val="en-GB"/>
-        </w:rPr>
-        <w:t>moramo</w:t>
+      <w:r>
+        <w:rPr>
+          <w:lang w:val="en-GB"/>
+        </w:rPr>
+        <w:t xml:space="preserve">se </w:t>
+      </w:r>
+      <w:proofErr w:type="spellStart"/>
+      <w:r>
+        <w:rPr>
+          <w:lang w:val="en-GB"/>
+        </w:rPr>
+        <w:t>moraju</w:t>
       </w:r>
       <w:proofErr w:type="spellEnd"/>
       <w:r>
@@ -7644,7 +8826,13 @@
         <w:rPr>
           <w:lang w:val="en-GB"/>
         </w:rPr>
-        <w:t>treniranje</w:t>
+        <w:t>treniranj</w:t>
+      </w:r>
+      <w:r>
+        <w:rPr>
+          <w:lang w:val="en-GB"/>
+        </w:rPr>
+        <w:t>a</w:t>
       </w:r>
       <w:proofErr w:type="spellEnd"/>
       <w:r>
@@ -7693,7 +8881,41 @@
         <w:rPr>
           <w:lang w:val="en-GB"/>
         </w:rPr>
-        <w:t xml:space="preserve">, optimizer I </w:t>
+        <w:t xml:space="preserve">, </w:t>
+      </w:r>
+      <w:proofErr w:type="spellStart"/>
+      <w:r>
+        <w:rPr>
+          <w:lang w:val="en-GB"/>
+        </w:rPr>
+        <w:t>optimiz</w:t>
+      </w:r>
+      <w:r>
+        <w:rPr>
+          <w:lang w:val="en-GB"/>
+        </w:rPr>
+        <w:t>ator</w:t>
+      </w:r>
+      <w:proofErr w:type="spellEnd"/>
+      <w:r>
+        <w:rPr>
+          <w:lang w:val="en-GB"/>
+        </w:rPr>
+        <w:t xml:space="preserve"> </w:t>
+      </w:r>
+      <w:proofErr w:type="spellStart"/>
+      <w:r>
+        <w:rPr>
+          <w:lang w:val="en-GB"/>
+        </w:rPr>
+        <w:t>i</w:t>
+      </w:r>
+      <w:proofErr w:type="spellEnd"/>
+      <w:r>
+        <w:rPr>
+          <w:lang w:val="en-GB"/>
+        </w:rPr>
+        <w:t xml:space="preserve"> </w:t>
       </w:r>
       <w:proofErr w:type="spellStart"/>
       <w:r>
@@ -7763,7 +8985,27 @@
         <w:rPr>
           <w:lang w:val="en-GB"/>
         </w:rPr>
-        <w:t xml:space="preserve"> (loss function) je </w:t>
+        <w:t xml:space="preserve"> (</w:t>
+      </w:r>
+      <w:proofErr w:type="spellStart"/>
+      <w:r>
+        <w:rPr>
+          <w:lang w:val="en-GB"/>
+        </w:rPr>
+        <w:t>eng.</w:t>
+      </w:r>
+      <w:proofErr w:type="spellEnd"/>
+      <w:r>
+        <w:rPr>
+          <w:lang w:val="en-GB"/>
+        </w:rPr>
+        <w:t xml:space="preserve"> </w:t>
+      </w:r>
+      <w:r>
+        <w:rPr>
+          <w:lang w:val="en-GB"/>
+        </w:rPr>
+        <w:t xml:space="preserve">loss function) je </w:t>
       </w:r>
       <w:proofErr w:type="spellStart"/>
       <w:r>
@@ -7798,20 +9040,6 @@
         <w:rPr>
           <w:lang w:val="en-GB"/>
         </w:rPr>
-        <w:t>nam</w:t>
-      </w:r>
-      <w:proofErr w:type="spellEnd"/>
-      <w:r>
-        <w:rPr>
-          <w:lang w:val="en-GB"/>
-        </w:rPr>
-        <w:t xml:space="preserve"> </w:t>
-      </w:r>
-      <w:proofErr w:type="spellStart"/>
-      <w:r>
-        <w:rPr>
-          <w:lang w:val="en-GB"/>
-        </w:rPr>
         <w:t>kvantitativno</w:t>
       </w:r>
       <w:proofErr w:type="spellEnd"/>
@@ -7826,7 +9054,7 @@
         <w:rPr>
           <w:lang w:val="en-GB"/>
         </w:rPr>
-        <w:t>govori</w:t>
+        <w:t>određuje</w:t>
       </w:r>
       <w:proofErr w:type="spellEnd"/>
       <w:r>
@@ -7854,20 +9082,6 @@
         <w:rPr>
           <w:lang w:val="en-GB"/>
         </w:rPr>
-        <w:t>našem</w:t>
-      </w:r>
-      <w:proofErr w:type="spellEnd"/>
-      <w:r>
-        <w:rPr>
-          <w:lang w:val="en-GB"/>
-        </w:rPr>
-        <w:t xml:space="preserve"> </w:t>
-      </w:r>
-      <w:proofErr w:type="spellStart"/>
-      <w:r>
-        <w:rPr>
-          <w:lang w:val="en-GB"/>
-        </w:rPr>
         <w:t>modela</w:t>
       </w:r>
       <w:proofErr w:type="spellEnd"/>
@@ -7903,14 +9117,785 @@
         <w:rPr>
           <w:lang w:val="en-GB"/>
         </w:rPr>
-        <w:t xml:space="preserve"> dobro </w:t>
-      </w:r>
-      <w:proofErr w:type="spellStart"/>
-      <w:r>
-        <w:rPr>
-          <w:lang w:val="en-GB"/>
-        </w:rPr>
-        <w:t>naš</w:t>
+        <w:t xml:space="preserve"> dobro model </w:t>
+      </w:r>
+      <w:proofErr w:type="spellStart"/>
+      <w:r>
+        <w:rPr>
+          <w:lang w:val="en-GB"/>
+        </w:rPr>
+        <w:t>pravi</w:t>
+      </w:r>
+      <w:proofErr w:type="spellEnd"/>
+      <w:r>
+        <w:rPr>
+          <w:lang w:val="en-GB"/>
+        </w:rPr>
+        <w:t xml:space="preserve"> </w:t>
+      </w:r>
+      <w:proofErr w:type="spellStart"/>
+      <w:r>
+        <w:rPr>
+          <w:lang w:val="en-GB"/>
+        </w:rPr>
+        <w:t>predikcije</w:t>
+      </w:r>
+      <w:proofErr w:type="spellEnd"/>
+      <w:r>
+        <w:rPr>
+          <w:lang w:val="en-GB"/>
+        </w:rPr>
+        <w:t xml:space="preserve">. </w:t>
+      </w:r>
+      <w:proofErr w:type="spellStart"/>
+      <w:r>
+        <w:rPr>
+          <w:lang w:val="en-GB"/>
+        </w:rPr>
+        <w:t>Cilj</w:t>
+      </w:r>
+      <w:proofErr w:type="spellEnd"/>
+      <w:r>
+        <w:rPr>
+          <w:lang w:val="en-GB"/>
+        </w:rPr>
+        <w:t xml:space="preserve"> </w:t>
+      </w:r>
+      <w:proofErr w:type="spellStart"/>
+      <w:r>
+        <w:rPr>
+          <w:lang w:val="en-GB"/>
+        </w:rPr>
+        <w:t>prilikom</w:t>
+      </w:r>
+      <w:proofErr w:type="spellEnd"/>
+      <w:r>
+        <w:rPr>
+          <w:lang w:val="en-GB"/>
+        </w:rPr>
+        <w:t xml:space="preserve"> </w:t>
+      </w:r>
+      <w:proofErr w:type="spellStart"/>
+      <w:r>
+        <w:rPr>
+          <w:lang w:val="en-GB"/>
+        </w:rPr>
+        <w:t>treniranja</w:t>
+      </w:r>
+      <w:proofErr w:type="spellEnd"/>
+      <w:r>
+        <w:rPr>
+          <w:lang w:val="en-GB"/>
+        </w:rPr>
+        <w:t xml:space="preserve"> </w:t>
+      </w:r>
+      <w:proofErr w:type="spellStart"/>
+      <w:r>
+        <w:rPr>
+          <w:lang w:val="en-GB"/>
+        </w:rPr>
+        <w:t>jeste</w:t>
+      </w:r>
+      <w:proofErr w:type="spellEnd"/>
+      <w:r>
+        <w:rPr>
+          <w:lang w:val="en-GB"/>
+        </w:rPr>
+        <w:t xml:space="preserve"> da se </w:t>
+      </w:r>
+      <w:proofErr w:type="spellStart"/>
+      <w:r>
+        <w:rPr>
+          <w:lang w:val="en-GB"/>
+        </w:rPr>
+        <w:t>funkcija</w:t>
+      </w:r>
+      <w:proofErr w:type="spellEnd"/>
+      <w:r>
+        <w:rPr>
+          <w:lang w:val="en-GB"/>
+        </w:rPr>
+        <w:t xml:space="preserve"> </w:t>
+      </w:r>
+      <w:proofErr w:type="spellStart"/>
+      <w:r>
+        <w:rPr>
+          <w:lang w:val="en-GB"/>
+        </w:rPr>
+        <w:t>troška</w:t>
+      </w:r>
+      <w:proofErr w:type="spellEnd"/>
+      <w:r>
+        <w:rPr>
+          <w:lang w:val="en-GB"/>
+        </w:rPr>
+        <w:t xml:space="preserve"> </w:t>
+      </w:r>
+      <w:proofErr w:type="spellStart"/>
+      <w:r>
+        <w:rPr>
+          <w:lang w:val="en-GB"/>
+        </w:rPr>
+        <w:t>što</w:t>
+      </w:r>
+      <w:proofErr w:type="spellEnd"/>
+      <w:r>
+        <w:rPr>
+          <w:lang w:val="en-GB"/>
+        </w:rPr>
+        <w:t xml:space="preserve"> </w:t>
+      </w:r>
+      <w:proofErr w:type="spellStart"/>
+      <w:r>
+        <w:rPr>
+          <w:lang w:val="en-GB"/>
+        </w:rPr>
+        <w:t>više</w:t>
+      </w:r>
+      <w:proofErr w:type="spellEnd"/>
+      <w:r>
+        <w:rPr>
+          <w:lang w:val="en-GB"/>
+        </w:rPr>
+        <w:t xml:space="preserve"> </w:t>
+      </w:r>
+      <w:proofErr w:type="spellStart"/>
+      <w:r>
+        <w:rPr>
+          <w:lang w:val="en-GB"/>
+        </w:rPr>
+        <w:t>smanji</w:t>
+      </w:r>
+      <w:proofErr w:type="spellEnd"/>
+      <w:r>
+        <w:rPr>
+          <w:lang w:val="en-GB"/>
+        </w:rPr>
+        <w:t xml:space="preserve">. </w:t>
+      </w:r>
+      <w:proofErr w:type="spellStart"/>
+      <w:r>
+        <w:rPr>
+          <w:lang w:val="en-GB"/>
+        </w:rPr>
+        <w:t>Smanjenje</w:t>
+      </w:r>
+      <w:proofErr w:type="spellEnd"/>
+      <w:r>
+        <w:rPr>
+          <w:lang w:val="en-GB"/>
+        </w:rPr>
+        <w:t xml:space="preserve"> </w:t>
+      </w:r>
+      <w:proofErr w:type="spellStart"/>
+      <w:r>
+        <w:rPr>
+          <w:lang w:val="en-GB"/>
+        </w:rPr>
+        <w:t>funkcije</w:t>
+      </w:r>
+      <w:proofErr w:type="spellEnd"/>
+      <w:r>
+        <w:rPr>
+          <w:lang w:val="en-GB"/>
+        </w:rPr>
+        <w:t xml:space="preserve"> </w:t>
+      </w:r>
+      <w:proofErr w:type="spellStart"/>
+      <w:r>
+        <w:rPr>
+          <w:lang w:val="en-GB"/>
+        </w:rPr>
+        <w:t>troška</w:t>
+      </w:r>
+      <w:proofErr w:type="spellEnd"/>
+      <w:r>
+        <w:rPr>
+          <w:lang w:val="en-GB"/>
+        </w:rPr>
+        <w:t xml:space="preserve"> se </w:t>
+      </w:r>
+      <w:proofErr w:type="spellStart"/>
+      <w:r>
+        <w:rPr>
+          <w:lang w:val="en-GB"/>
+        </w:rPr>
+        <w:t>posti</w:t>
+      </w:r>
+      <w:r>
+        <w:rPr>
+          <w:lang w:val="en-GB"/>
+        </w:rPr>
+        <w:t>ž</w:t>
+      </w:r>
+      <w:r>
+        <w:rPr>
+          <w:lang w:val="en-GB"/>
+        </w:rPr>
+        <w:t>e</w:t>
+      </w:r>
+      <w:proofErr w:type="spellEnd"/>
+      <w:r>
+        <w:rPr>
+          <w:lang w:val="en-GB"/>
+        </w:rPr>
+        <w:t xml:space="preserve"> </w:t>
+      </w:r>
+      <w:proofErr w:type="spellStart"/>
+      <w:r>
+        <w:rPr>
+          <w:lang w:val="en-GB"/>
+        </w:rPr>
+        <w:t>izmjenom</w:t>
+      </w:r>
+      <w:proofErr w:type="spellEnd"/>
+      <w:r>
+        <w:rPr>
+          <w:lang w:val="en-GB"/>
+        </w:rPr>
+        <w:t xml:space="preserve"> </w:t>
+      </w:r>
+      <w:proofErr w:type="spellStart"/>
+      <w:r>
+        <w:rPr>
+          <w:lang w:val="en-GB"/>
+        </w:rPr>
+        <w:t>paramet</w:t>
+      </w:r>
+      <w:r>
+        <w:rPr>
+          <w:lang w:val="en-GB"/>
+        </w:rPr>
+        <w:t>a</w:t>
+      </w:r>
+      <w:r>
+        <w:rPr>
+          <w:lang w:val="en-GB"/>
+        </w:rPr>
+        <w:t>ra</w:t>
+      </w:r>
+      <w:proofErr w:type="spellEnd"/>
+      <w:r>
+        <w:rPr>
+          <w:lang w:val="en-GB"/>
+        </w:rPr>
+        <w:t xml:space="preserve"> </w:t>
+      </w:r>
+      <w:proofErr w:type="spellStart"/>
+      <w:r>
+        <w:rPr>
+          <w:lang w:val="en-GB"/>
+        </w:rPr>
+        <w:t>samog</w:t>
+      </w:r>
+      <w:proofErr w:type="spellEnd"/>
+      <w:r>
+        <w:rPr>
+          <w:lang w:val="en-GB"/>
+        </w:rPr>
+        <w:t xml:space="preserve"> </w:t>
+      </w:r>
+      <w:proofErr w:type="spellStart"/>
+      <w:r>
+        <w:rPr>
+          <w:lang w:val="en-GB"/>
+        </w:rPr>
+        <w:t>modela</w:t>
+      </w:r>
+      <w:proofErr w:type="spellEnd"/>
+      <w:r>
+        <w:rPr>
+          <w:lang w:val="en-GB"/>
+        </w:rPr>
+        <w:t>.</w:t>
+      </w:r>
+    </w:p>
+    <w:p>
+      <w:pPr>
+        <w:rPr>
+          <w:lang w:val="en-GB"/>
+        </w:rPr>
+      </w:pPr>
+      <w:proofErr w:type="spellStart"/>
+      <w:r>
+        <w:rPr>
+          <w:lang w:val="en-GB"/>
+        </w:rPr>
+        <w:t>Zavisno</w:t>
+      </w:r>
+      <w:proofErr w:type="spellEnd"/>
+      <w:r>
+        <w:rPr>
+          <w:lang w:val="en-GB"/>
+        </w:rPr>
+        <w:t xml:space="preserve"> od </w:t>
+      </w:r>
+      <w:proofErr w:type="spellStart"/>
+      <w:r>
+        <w:rPr>
+          <w:lang w:val="en-GB"/>
+        </w:rPr>
+        <w:t>vrste</w:t>
+      </w:r>
+      <w:proofErr w:type="spellEnd"/>
+      <w:r>
+        <w:rPr>
+          <w:lang w:val="en-GB"/>
+        </w:rPr>
+        <w:t xml:space="preserve"> </w:t>
+      </w:r>
+      <w:proofErr w:type="spellStart"/>
+      <w:r>
+        <w:rPr>
+          <w:lang w:val="en-GB"/>
+        </w:rPr>
+        <w:t>problema</w:t>
+      </w:r>
+      <w:proofErr w:type="spellEnd"/>
+      <w:r>
+        <w:rPr>
+          <w:lang w:val="en-GB"/>
+        </w:rPr>
+        <w:t xml:space="preserve"> </w:t>
+      </w:r>
+      <w:proofErr w:type="spellStart"/>
+      <w:r>
+        <w:rPr>
+          <w:lang w:val="en-GB"/>
+        </w:rPr>
+        <w:t>koriste</w:t>
+      </w:r>
+      <w:proofErr w:type="spellEnd"/>
+      <w:r>
+        <w:rPr>
+          <w:lang w:val="en-GB"/>
+        </w:rPr>
+        <w:t xml:space="preserve"> se </w:t>
+      </w:r>
+      <w:proofErr w:type="spellStart"/>
+      <w:r>
+        <w:rPr>
+          <w:lang w:val="en-GB"/>
+        </w:rPr>
+        <w:t>različite</w:t>
+      </w:r>
+      <w:proofErr w:type="spellEnd"/>
+      <w:r>
+        <w:rPr>
+          <w:lang w:val="en-GB"/>
+        </w:rPr>
+        <w:t xml:space="preserve"> </w:t>
+      </w:r>
+      <w:proofErr w:type="spellStart"/>
+      <w:r>
+        <w:rPr>
+          <w:lang w:val="en-GB"/>
+        </w:rPr>
+        <w:t>funkcije</w:t>
+      </w:r>
+      <w:proofErr w:type="spellEnd"/>
+      <w:r>
+        <w:rPr>
+          <w:lang w:val="en-GB"/>
+        </w:rPr>
+        <w:t xml:space="preserve"> </w:t>
+      </w:r>
+      <w:proofErr w:type="spellStart"/>
+      <w:r>
+        <w:rPr>
+          <w:lang w:val="en-GB"/>
+        </w:rPr>
+        <w:t>troška</w:t>
+      </w:r>
+      <w:proofErr w:type="spellEnd"/>
+      <w:r>
+        <w:rPr>
+          <w:lang w:val="en-GB"/>
+        </w:rPr>
+        <w:t xml:space="preserve">. </w:t>
+      </w:r>
+      <w:proofErr w:type="spellStart"/>
+      <w:r>
+        <w:rPr>
+          <w:lang w:val="en-GB"/>
+        </w:rPr>
+        <w:t>Kako</w:t>
+      </w:r>
+      <w:proofErr w:type="spellEnd"/>
+      <w:r>
+        <w:rPr>
+          <w:lang w:val="en-GB"/>
+        </w:rPr>
+        <w:t xml:space="preserve"> je </w:t>
+      </w:r>
+      <w:proofErr w:type="spellStart"/>
+      <w:r>
+        <w:rPr>
+          <w:lang w:val="en-GB"/>
+        </w:rPr>
+        <w:t>cilj</w:t>
+      </w:r>
+      <w:proofErr w:type="spellEnd"/>
+      <w:r>
+        <w:rPr>
+          <w:lang w:val="en-GB"/>
+        </w:rPr>
+        <w:t xml:space="preserve"> </w:t>
+      </w:r>
+      <w:proofErr w:type="spellStart"/>
+      <w:r>
+        <w:rPr>
+          <w:lang w:val="en-GB"/>
+        </w:rPr>
+        <w:t>modela</w:t>
+      </w:r>
+      <w:proofErr w:type="spellEnd"/>
+      <w:r>
+        <w:rPr>
+          <w:lang w:val="en-GB"/>
+        </w:rPr>
+        <w:t xml:space="preserve"> </w:t>
+      </w:r>
+      <w:proofErr w:type="spellStart"/>
+      <w:r>
+        <w:rPr>
+          <w:lang w:val="en-GB"/>
+        </w:rPr>
+        <w:t>klasifikacija</w:t>
+      </w:r>
+      <w:proofErr w:type="spellEnd"/>
+      <w:r>
+        <w:rPr>
+          <w:lang w:val="en-GB"/>
+        </w:rPr>
+        <w:t xml:space="preserve"> </w:t>
+      </w:r>
+      <w:proofErr w:type="spellStart"/>
+      <w:r>
+        <w:rPr>
+          <w:lang w:val="en-GB"/>
+        </w:rPr>
+        <w:t>raka</w:t>
+      </w:r>
+      <w:proofErr w:type="spellEnd"/>
+      <w:r>
+        <w:rPr>
+          <w:lang w:val="en-GB"/>
+        </w:rPr>
+        <w:t xml:space="preserve"> </w:t>
+      </w:r>
+      <w:proofErr w:type="spellStart"/>
+      <w:r>
+        <w:rPr>
+          <w:lang w:val="en-GB"/>
+        </w:rPr>
+        <w:t>pluća</w:t>
+      </w:r>
+      <w:proofErr w:type="spellEnd"/>
+      <w:r>
+        <w:rPr>
+          <w:lang w:val="en-GB"/>
+        </w:rPr>
+        <w:t xml:space="preserve">, </w:t>
+      </w:r>
+      <w:proofErr w:type="spellStart"/>
+      <w:r>
+        <w:rPr>
+          <w:lang w:val="en-GB"/>
+        </w:rPr>
+        <w:t>postoji</w:t>
+      </w:r>
+      <w:proofErr w:type="spellEnd"/>
+      <w:r>
+        <w:rPr>
+          <w:lang w:val="en-GB"/>
+        </w:rPr>
+        <w:t xml:space="preserve"> </w:t>
+      </w:r>
+      <w:proofErr w:type="spellStart"/>
+      <w:r>
+        <w:rPr>
+          <w:lang w:val="en-GB"/>
+        </w:rPr>
+        <w:t>nekoliko</w:t>
+      </w:r>
+      <w:proofErr w:type="spellEnd"/>
+      <w:r>
+        <w:rPr>
+          <w:lang w:val="en-GB"/>
+        </w:rPr>
+        <w:t xml:space="preserve"> </w:t>
+      </w:r>
+      <w:proofErr w:type="spellStart"/>
+      <w:r>
+        <w:rPr>
+          <w:lang w:val="en-GB"/>
+        </w:rPr>
+        <w:t>opcij</w:t>
+      </w:r>
+      <w:r>
+        <w:rPr>
+          <w:lang w:val="en-GB"/>
+        </w:rPr>
+        <w:t>a</w:t>
+      </w:r>
+      <w:proofErr w:type="spellEnd"/>
+      <w:r>
+        <w:rPr>
+          <w:lang w:val="en-GB"/>
+        </w:rPr>
+        <w:t xml:space="preserve">: </w:t>
+      </w:r>
+      <w:r>
+        <w:t>cross-entropy, binary cross-entropy, categorical cross-entropy</w:t>
+      </w:r>
+      <w:r>
+        <w:t>.</w:t>
+      </w:r>
+    </w:p>
+    <w:p>
+      <w:r>
+        <w:rPr>
+          <w:lang w:val="en-US"/>
+        </w:rPr>
+        <w:t xml:space="preserve">U </w:t>
+      </w:r>
+      <w:proofErr w:type="spellStart"/>
+      <w:r>
+        <w:rPr>
+          <w:lang w:val="en-US"/>
+        </w:rPr>
+        <w:t>datom</w:t>
+      </w:r>
+      <w:proofErr w:type="spellEnd"/>
+      <w:r>
+        <w:rPr>
+          <w:lang w:val="en-US"/>
+        </w:rPr>
+        <w:t xml:space="preserve"> </w:t>
+      </w:r>
+      <w:proofErr w:type="spellStart"/>
+      <w:r>
+        <w:rPr>
+          <w:lang w:val="en-US"/>
+        </w:rPr>
+        <w:t>radu</w:t>
+      </w:r>
+      <w:proofErr w:type="spellEnd"/>
+      <w:r>
+        <w:rPr>
+          <w:lang w:val="en-US"/>
+        </w:rPr>
+        <w:t xml:space="preserve"> je </w:t>
+      </w:r>
+      <w:proofErr w:type="spellStart"/>
+      <w:r>
+        <w:rPr>
+          <w:lang w:val="en-US"/>
+        </w:rPr>
+        <w:t>odabrana</w:t>
+      </w:r>
+      <w:proofErr w:type="spellEnd"/>
+      <w:r>
+        <w:rPr>
+          <w:lang w:val="en-US"/>
+        </w:rPr>
+        <w:t xml:space="preserve"> </w:t>
+      </w:r>
+      <w:r>
+        <w:rPr>
+          <w:lang w:val="en-US"/>
+        </w:rPr>
+        <w:t>C</w:t>
+      </w:r>
+      <w:r>
+        <w:rPr>
+          <w:lang w:val="en-US"/>
+        </w:rPr>
+        <w:t>ross-</w:t>
+      </w:r>
+      <w:r>
+        <w:rPr>
+          <w:lang w:val="en-US"/>
+        </w:rPr>
+        <w:t>E</w:t>
+      </w:r>
+      <w:r>
+        <w:rPr>
+          <w:lang w:val="en-US"/>
+        </w:rPr>
+        <w:t>nt</w:t>
+      </w:r>
+      <w:r>
+        <w:rPr>
+          <w:lang w:val="en-US"/>
+        </w:rPr>
+        <w:t xml:space="preserve">ropy </w:t>
+      </w:r>
+      <w:proofErr w:type="spellStart"/>
+      <w:r>
+        <w:rPr>
+          <w:lang w:val="en-US"/>
+        </w:rPr>
+        <w:t>funkcija</w:t>
+      </w:r>
+      <w:proofErr w:type="spellEnd"/>
+      <w:r>
+        <w:rPr>
+          <w:lang w:val="en-US"/>
+        </w:rPr>
+        <w:t xml:space="preserve"> </w:t>
+      </w:r>
+      <w:proofErr w:type="spellStart"/>
+      <w:r>
+        <w:rPr>
+          <w:lang w:val="en-US"/>
+        </w:rPr>
+        <w:t>troška</w:t>
+      </w:r>
+      <w:proofErr w:type="spellEnd"/>
+      <w:r>
+        <w:rPr>
+          <w:lang w:val="en-US"/>
+        </w:rPr>
+        <w:t xml:space="preserve">. </w:t>
+      </w:r>
+      <w:r>
+        <w:rPr>
+          <w:lang w:val="de-DE"/>
+        </w:rPr>
+        <w:t xml:space="preserve">Za probleme klasifikacije </w:t>
+      </w:r>
+      <w:r>
+        <w:rPr>
+          <w:lang w:val="de-DE"/>
+        </w:rPr>
+        <w:t xml:space="preserve">trošak </w:t>
+      </w:r>
+      <w:r>
+        <w:rPr>
+          <w:lang w:val="de-DE"/>
+        </w:rPr>
+        <w:t xml:space="preserve">se obično definiše kao entropija. </w:t>
+      </w:r>
+      <w:proofErr w:type="spellStart"/>
+      <w:r>
+        <w:rPr>
+          <w:lang w:val="en-GB"/>
+        </w:rPr>
+        <w:t>Entropija</w:t>
+      </w:r>
+      <w:proofErr w:type="spellEnd"/>
+      <w:r>
+        <w:rPr>
+          <w:lang w:val="en-GB"/>
+        </w:rPr>
+        <w:t xml:space="preserve"> </w:t>
+      </w:r>
+      <w:proofErr w:type="spellStart"/>
+      <w:r>
+        <w:rPr>
+          <w:lang w:val="en-GB"/>
+        </w:rPr>
+        <w:t>predstavlja</w:t>
+      </w:r>
+      <w:proofErr w:type="spellEnd"/>
+      <w:r>
+        <w:rPr>
+          <w:lang w:val="en-GB"/>
+        </w:rPr>
+        <w:t xml:space="preserve"> </w:t>
+      </w:r>
+      <w:proofErr w:type="spellStart"/>
+      <w:r>
+        <w:rPr>
+          <w:lang w:val="en-GB"/>
+        </w:rPr>
+        <w:t>stopu</w:t>
+      </w:r>
+      <w:proofErr w:type="spellEnd"/>
+      <w:r>
+        <w:rPr>
+          <w:lang w:val="en-GB"/>
+        </w:rPr>
+        <w:t xml:space="preserve"> </w:t>
+      </w:r>
+      <w:proofErr w:type="spellStart"/>
+      <w:r>
+        <w:rPr>
+          <w:lang w:val="en-GB"/>
+        </w:rPr>
+        <w:t>nesigurnosti</w:t>
+      </w:r>
+      <w:proofErr w:type="spellEnd"/>
+      <w:r>
+        <w:rPr>
+          <w:lang w:val="en-GB"/>
+        </w:rPr>
+        <w:t xml:space="preserve"> u </w:t>
+      </w:r>
+      <w:proofErr w:type="spellStart"/>
+      <w:r>
+        <w:rPr>
+          <w:lang w:val="en-GB"/>
+        </w:rPr>
+        <w:t>sistemu</w:t>
+      </w:r>
+      <w:proofErr w:type="spellEnd"/>
+      <w:r>
+        <w:rPr>
+          <w:lang w:val="en-GB"/>
+        </w:rPr>
+        <w:t xml:space="preserve">. </w:t>
+      </w:r>
+      <w:proofErr w:type="spellStart"/>
+      <w:r>
+        <w:rPr>
+          <w:lang w:val="en-GB"/>
+        </w:rPr>
+        <w:t>Što</w:t>
+      </w:r>
+      <w:proofErr w:type="spellEnd"/>
+      <w:r>
+        <w:rPr>
+          <w:lang w:val="en-GB"/>
+        </w:rPr>
+        <w:t xml:space="preserve"> </w:t>
+      </w:r>
+      <w:proofErr w:type="spellStart"/>
+      <w:r>
+        <w:rPr>
+          <w:lang w:val="en-GB"/>
+        </w:rPr>
+        <w:t>su</w:t>
+      </w:r>
+      <w:proofErr w:type="spellEnd"/>
+      <w:r>
+        <w:rPr>
+          <w:lang w:val="en-GB"/>
+        </w:rPr>
+        <w:t xml:space="preserve"> </w:t>
+      </w:r>
+      <w:proofErr w:type="spellStart"/>
+      <w:r>
+        <w:rPr>
+          <w:lang w:val="en-GB"/>
+        </w:rPr>
+        <w:t>predikcije</w:t>
+      </w:r>
+      <w:proofErr w:type="spellEnd"/>
+      <w:r>
+        <w:rPr>
+          <w:lang w:val="en-GB"/>
+        </w:rPr>
+        <w:t xml:space="preserve"> </w:t>
+      </w:r>
+      <w:proofErr w:type="spellStart"/>
+      <w:r>
+        <w:rPr>
+          <w:lang w:val="en-GB"/>
+        </w:rPr>
+        <w:t>koje</w:t>
       </w:r>
       <w:proofErr w:type="spellEnd"/>
       <w:r>
@@ -7938,6 +9923,228 @@
         <w:rPr>
           <w:lang w:val="en-GB"/>
         </w:rPr>
+        <w:t>tačnije</w:t>
+      </w:r>
+      <w:proofErr w:type="spellEnd"/>
+      <w:r>
+        <w:rPr>
+          <w:lang w:val="en-GB"/>
+        </w:rPr>
+        <w:t>,</w:t>
+      </w:r>
+      <w:r>
+        <w:rPr>
+          <w:lang w:val="en-GB"/>
+        </w:rPr>
+        <w:t xml:space="preserve"> </w:t>
+      </w:r>
+      <w:proofErr w:type="spellStart"/>
+      <w:r>
+        <w:rPr>
+          <w:lang w:val="en-GB"/>
+        </w:rPr>
+        <w:t>entropija</w:t>
+      </w:r>
+      <w:proofErr w:type="spellEnd"/>
+      <w:r>
+        <w:rPr>
+          <w:lang w:val="en-GB"/>
+        </w:rPr>
+        <w:t xml:space="preserve"> </w:t>
+      </w:r>
+      <w:proofErr w:type="spellStart"/>
+      <w:r>
+        <w:rPr>
+          <w:lang w:val="en-GB"/>
+        </w:rPr>
+        <w:t>sistema</w:t>
+      </w:r>
+      <w:proofErr w:type="spellEnd"/>
+      <w:r>
+        <w:rPr>
+          <w:lang w:val="en-GB"/>
+        </w:rPr>
+        <w:t xml:space="preserve"> </w:t>
+      </w:r>
+      <w:proofErr w:type="spellStart"/>
+      <w:r>
+        <w:rPr>
+          <w:lang w:val="en-GB"/>
+        </w:rPr>
+        <w:t>opada</w:t>
+      </w:r>
+      <w:proofErr w:type="spellEnd"/>
+      <w:r>
+        <w:rPr>
+          <w:lang w:val="en-GB"/>
+        </w:rPr>
+        <w:t xml:space="preserve">. </w:t>
+      </w:r>
+      <w:proofErr w:type="spellStart"/>
+      <w:r>
+        <w:rPr>
+          <w:lang w:val="en-GB"/>
+        </w:rPr>
+        <w:t>Trošak</w:t>
+      </w:r>
+      <w:proofErr w:type="spellEnd"/>
+      <w:r>
+        <w:rPr>
+          <w:lang w:val="en-GB"/>
+        </w:rPr>
+        <w:t xml:space="preserve"> se </w:t>
+      </w:r>
+      <w:proofErr w:type="spellStart"/>
+      <w:r>
+        <w:rPr>
+          <w:lang w:val="en-GB"/>
+        </w:rPr>
+        <w:t>računa</w:t>
+      </w:r>
+      <w:proofErr w:type="spellEnd"/>
+      <w:r>
+        <w:rPr>
+          <w:lang w:val="en-GB"/>
+        </w:rPr>
+        <w:t xml:space="preserve"> </w:t>
+      </w:r>
+      <w:proofErr w:type="spellStart"/>
+      <w:r>
+        <w:rPr>
+          <w:lang w:val="en-GB"/>
+        </w:rPr>
+        <w:t>kao</w:t>
+      </w:r>
+      <w:proofErr w:type="spellEnd"/>
+      <w:r>
+        <w:rPr>
+          <w:lang w:val="en-GB"/>
+        </w:rPr>
+        <w:t xml:space="preserve"> </w:t>
+      </w:r>
+      <w:proofErr w:type="spellStart"/>
+      <w:r>
+        <w:rPr>
+          <w:lang w:val="en-GB"/>
+        </w:rPr>
+        <w:t>razlika</w:t>
+      </w:r>
+      <w:proofErr w:type="spellEnd"/>
+      <w:r>
+        <w:rPr>
+          <w:lang w:val="en-GB"/>
+        </w:rPr>
+        <w:t xml:space="preserve"> u </w:t>
+      </w:r>
+      <w:proofErr w:type="spellStart"/>
+      <w:r>
+        <w:rPr>
+          <w:lang w:val="en-GB"/>
+        </w:rPr>
+        <w:t>entropiji</w:t>
+      </w:r>
+      <w:proofErr w:type="spellEnd"/>
+      <w:r>
+        <w:rPr>
+          <w:lang w:val="en-GB"/>
+        </w:rPr>
+        <w:t xml:space="preserve"> </w:t>
+      </w:r>
+      <w:proofErr w:type="spellStart"/>
+      <w:r>
+        <w:rPr>
+          <w:lang w:val="en-GB"/>
+        </w:rPr>
+        <w:t>trenutnog</w:t>
+      </w:r>
+      <w:proofErr w:type="spellEnd"/>
+      <w:r>
+        <w:rPr>
+          <w:lang w:val="en-GB"/>
+        </w:rPr>
+        <w:t xml:space="preserve"> </w:t>
+      </w:r>
+      <w:proofErr w:type="spellStart"/>
+      <w:r>
+        <w:rPr>
+          <w:lang w:val="en-GB"/>
+        </w:rPr>
+        <w:t>model</w:t>
+      </w:r>
+      <w:r>
+        <w:rPr>
+          <w:lang w:val="en-GB"/>
+        </w:rPr>
+        <w:t>a</w:t>
+      </w:r>
+      <w:proofErr w:type="spellEnd"/>
+      <w:r>
+        <w:rPr>
+          <w:lang w:val="en-GB"/>
+        </w:rPr>
+        <w:t xml:space="preserve"> i </w:t>
+      </w:r>
+      <w:proofErr w:type="spellStart"/>
+      <w:r>
+        <w:rPr>
+          <w:lang w:val="en-GB"/>
+        </w:rPr>
+        <w:t>baznog</w:t>
+      </w:r>
+      <w:proofErr w:type="spellEnd"/>
+      <w:r>
+        <w:rPr>
+          <w:lang w:val="en-GB"/>
+        </w:rPr>
+        <w:t xml:space="preserve"> </w:t>
+      </w:r>
+      <w:proofErr w:type="spellStart"/>
+      <w:r>
+        <w:rPr>
+          <w:lang w:val="en-GB"/>
+        </w:rPr>
+        <w:t>slučaja</w:t>
+      </w:r>
+      <w:proofErr w:type="spellEnd"/>
+      <w:r>
+        <w:rPr>
+          <w:lang w:val="en-GB"/>
+        </w:rPr>
+        <w:t xml:space="preserve"> </w:t>
+      </w:r>
+      <w:proofErr w:type="spellStart"/>
+      <w:r>
+        <w:rPr>
+          <w:lang w:val="en-GB"/>
+        </w:rPr>
+        <w:t>gdje</w:t>
+      </w:r>
+      <w:proofErr w:type="spellEnd"/>
+      <w:r>
+        <w:rPr>
+          <w:lang w:val="en-GB"/>
+        </w:rPr>
+        <w:t xml:space="preserve"> </w:t>
+      </w:r>
+      <w:proofErr w:type="spellStart"/>
+      <w:r>
+        <w:rPr>
+          <w:lang w:val="en-GB"/>
+        </w:rPr>
+        <w:t>su</w:t>
+      </w:r>
+      <w:proofErr w:type="spellEnd"/>
+      <w:r>
+        <w:rPr>
+          <w:lang w:val="en-GB"/>
+        </w:rPr>
+        <w:t xml:space="preserve"> </w:t>
+      </w:r>
+      <w:proofErr w:type="spellStart"/>
+      <w:r>
+        <w:rPr>
+          <w:lang w:val="en-GB"/>
+        </w:rPr>
         <w:t>predikcije</w:t>
       </w:r>
       <w:proofErr w:type="spellEnd"/>
@@ -7945,1538 +10152,490 @@
         <w:rPr>
           <w:lang w:val="en-GB"/>
         </w:rPr>
+        <w:t xml:space="preserve"> </w:t>
+      </w:r>
+      <w:proofErr w:type="spellStart"/>
+      <w:r>
+        <w:rPr>
+          <w:lang w:val="en-GB"/>
+        </w:rPr>
+        <w:t>uvijek</w:t>
+      </w:r>
+      <w:proofErr w:type="spellEnd"/>
+      <w:r>
+        <w:rPr>
+          <w:lang w:val="en-GB"/>
+        </w:rPr>
+        <w:t xml:space="preserve"> </w:t>
+      </w:r>
+      <w:proofErr w:type="spellStart"/>
+      <w:r>
+        <w:rPr>
+          <w:lang w:val="en-GB"/>
+        </w:rPr>
+        <w:t>tačne</w:t>
+      </w:r>
+      <w:proofErr w:type="spellEnd"/>
+      <w:r>
+        <w:rPr>
+          <w:lang w:val="en-GB"/>
+        </w:rPr>
+        <w:t>.</w:t>
+      </w:r>
+      <w:r>
+        <w:t xml:space="preserve"> </w:t>
+      </w:r>
+    </w:p>
+    <w:p>
+      <w:r>
+        <w:t>Optimizatori</w:t>
+      </w:r>
+      <w:r>
+        <w:t xml:space="preserve"> </w:t>
+      </w:r>
+      <w:r>
+        <w:t xml:space="preserve">su algoritmi koji </w:t>
+      </w:r>
+      <w:r>
+        <w:t xml:space="preserve">modifikuju </w:t>
+      </w:r>
+      <w:r>
+        <w:t xml:space="preserve">parametre modela na osnovu funkcije troška. </w:t>
+      </w:r>
+      <w:r>
+        <w:rPr>
+          <w:lang w:val="en-US"/>
+        </w:rPr>
+        <w:t xml:space="preserve">Kao </w:t>
+      </w:r>
+      <w:proofErr w:type="spellStart"/>
+      <w:r>
+        <w:rPr>
+          <w:lang w:val="en-US"/>
+        </w:rPr>
+        <w:t>i</w:t>
+      </w:r>
+      <w:proofErr w:type="spellEnd"/>
+      <w:r>
+        <w:rPr>
+          <w:lang w:val="en-US"/>
+        </w:rPr>
+        <w:t xml:space="preserve"> </w:t>
+      </w:r>
+      <w:proofErr w:type="spellStart"/>
+      <w:r>
+        <w:rPr>
+          <w:lang w:val="en-US"/>
+        </w:rPr>
+        <w:t>kod</w:t>
+      </w:r>
+      <w:proofErr w:type="spellEnd"/>
+      <w:r>
+        <w:rPr>
+          <w:lang w:val="en-US"/>
+        </w:rPr>
+        <w:t xml:space="preserve"> </w:t>
+      </w:r>
+      <w:proofErr w:type="spellStart"/>
+      <w:r>
+        <w:rPr>
+          <w:lang w:val="en-US"/>
+        </w:rPr>
+        <w:t>funkcije</w:t>
+      </w:r>
+      <w:proofErr w:type="spellEnd"/>
+      <w:r>
+        <w:rPr>
+          <w:lang w:val="en-US"/>
+        </w:rPr>
+        <w:t xml:space="preserve"> </w:t>
+      </w:r>
+      <w:proofErr w:type="spellStart"/>
+      <w:r>
+        <w:rPr>
+          <w:lang w:val="en-US"/>
+        </w:rPr>
+        <w:t>troška</w:t>
+      </w:r>
+      <w:proofErr w:type="spellEnd"/>
+      <w:r>
+        <w:rPr>
+          <w:lang w:val="en-US"/>
+        </w:rPr>
+        <w:t>,</w:t>
+      </w:r>
+      <w:r>
+        <w:rPr>
+          <w:lang w:val="en-US"/>
+        </w:rPr>
+        <w:t xml:space="preserve"> </w:t>
+      </w:r>
+      <w:proofErr w:type="spellStart"/>
+      <w:r>
+        <w:rPr>
+          <w:lang w:val="en-US"/>
+        </w:rPr>
+        <w:t>postoje</w:t>
+      </w:r>
+      <w:proofErr w:type="spellEnd"/>
+      <w:r>
+        <w:rPr>
+          <w:lang w:val="en-US"/>
+        </w:rPr>
+        <w:t xml:space="preserve"> </w:t>
+      </w:r>
+      <w:proofErr w:type="spellStart"/>
+      <w:r>
+        <w:rPr>
+          <w:lang w:val="en-US"/>
+        </w:rPr>
+        <w:t>različit</w:t>
+      </w:r>
+      <w:r>
+        <w:rPr>
+          <w:lang w:val="en-US"/>
+        </w:rPr>
+        <w:t>i</w:t>
+      </w:r>
+      <w:proofErr w:type="spellEnd"/>
+      <w:r>
+        <w:rPr>
+          <w:lang w:val="en-US"/>
+        </w:rPr>
+        <w:t xml:space="preserve"> </w:t>
+      </w:r>
+      <w:proofErr w:type="spellStart"/>
+      <w:r>
+        <w:rPr>
+          <w:lang w:val="en-US"/>
+        </w:rPr>
+        <w:t>optimiz</w:t>
+      </w:r>
+      <w:r>
+        <w:rPr>
+          <w:lang w:val="en-US"/>
+        </w:rPr>
+        <w:t>atori</w:t>
+      </w:r>
+      <w:proofErr w:type="spellEnd"/>
+      <w:r>
+        <w:rPr>
+          <w:lang w:val="en-US"/>
+        </w:rPr>
+        <w:t xml:space="preserve"> </w:t>
+      </w:r>
+      <w:proofErr w:type="spellStart"/>
+      <w:r>
+        <w:rPr>
+          <w:lang w:val="en-US"/>
+        </w:rPr>
+        <w:t>poput</w:t>
+      </w:r>
+      <w:proofErr w:type="spellEnd"/>
+      <w:r>
+        <w:rPr>
+          <w:lang w:val="en-US"/>
+        </w:rPr>
+        <w:t xml:space="preserve"> </w:t>
+      </w:r>
+      <w:r>
+        <w:rPr>
+          <w:lang w:val="en-US"/>
+        </w:rPr>
+        <w:t xml:space="preserve">Stochastic Gradient Descent, </w:t>
+      </w:r>
+      <w:proofErr w:type="spellStart"/>
+      <w:r>
+        <w:rPr>
+          <w:lang w:val="en-US"/>
+        </w:rPr>
+        <w:t>AdaGrad</w:t>
+      </w:r>
+      <w:proofErr w:type="spellEnd"/>
+      <w:r>
+        <w:rPr>
+          <w:lang w:val="en-US"/>
+        </w:rPr>
+        <w:t>, RMSprop, Adam</w:t>
+      </w:r>
+      <w:r>
+        <w:rPr>
+          <w:lang w:val="en-US"/>
+        </w:rPr>
         <w:t xml:space="preserve">. </w:t>
       </w:r>
-      <w:proofErr w:type="spellStart"/>
-      <w:r>
-        <w:rPr>
-          <w:lang w:val="en-GB"/>
-        </w:rPr>
-        <w:t>Cilj</w:t>
-      </w:r>
-      <w:proofErr w:type="spellEnd"/>
-      <w:r>
-        <w:rPr>
-          <w:lang w:val="en-GB"/>
-        </w:rPr>
-        <w:t xml:space="preserve"> </w:t>
-      </w:r>
-      <w:proofErr w:type="spellStart"/>
-      <w:r>
-        <w:rPr>
-          <w:lang w:val="en-GB"/>
-        </w:rPr>
-        <w:t>prilikom</w:t>
-      </w:r>
-      <w:proofErr w:type="spellEnd"/>
-      <w:r>
-        <w:rPr>
-          <w:lang w:val="en-GB"/>
-        </w:rPr>
-        <w:t xml:space="preserve"> </w:t>
-      </w:r>
-      <w:proofErr w:type="spellStart"/>
-      <w:r>
-        <w:rPr>
-          <w:lang w:val="en-GB"/>
-        </w:rPr>
-        <w:t>treniranja</w:t>
-      </w:r>
-      <w:proofErr w:type="spellEnd"/>
-      <w:r>
-        <w:rPr>
-          <w:lang w:val="en-GB"/>
-        </w:rPr>
-        <w:t xml:space="preserve"> </w:t>
-      </w:r>
-      <w:proofErr w:type="spellStart"/>
-      <w:r>
-        <w:rPr>
-          <w:lang w:val="en-GB"/>
-        </w:rPr>
-        <w:t>jeste</w:t>
-      </w:r>
-      <w:proofErr w:type="spellEnd"/>
-      <w:r>
-        <w:rPr>
-          <w:lang w:val="en-GB"/>
-        </w:rPr>
-        <w:t xml:space="preserve"> da se </w:t>
-      </w:r>
-      <w:proofErr w:type="spellStart"/>
-      <w:r>
-        <w:rPr>
-          <w:lang w:val="en-GB"/>
-        </w:rPr>
-        <w:t>funkcija</w:t>
-      </w:r>
-      <w:proofErr w:type="spellEnd"/>
-      <w:r>
-        <w:rPr>
-          <w:lang w:val="en-GB"/>
-        </w:rPr>
-        <w:t xml:space="preserve"> </w:t>
-      </w:r>
-      <w:proofErr w:type="spellStart"/>
-      <w:r>
-        <w:rPr>
-          <w:lang w:val="en-GB"/>
-        </w:rPr>
-        <w:t>troška</w:t>
-      </w:r>
-      <w:proofErr w:type="spellEnd"/>
-      <w:r>
-        <w:rPr>
-          <w:lang w:val="en-GB"/>
-        </w:rPr>
-        <w:t xml:space="preserve"> </w:t>
-      </w:r>
-      <w:proofErr w:type="spellStart"/>
-      <w:r>
-        <w:rPr>
-          <w:lang w:val="en-GB"/>
-        </w:rPr>
-        <w:t>što</w:t>
-      </w:r>
-      <w:proofErr w:type="spellEnd"/>
-      <w:r>
-        <w:rPr>
-          <w:lang w:val="en-GB"/>
-        </w:rPr>
-        <w:t xml:space="preserve"> </w:t>
-      </w:r>
-      <w:proofErr w:type="spellStart"/>
-      <w:r>
-        <w:rPr>
-          <w:lang w:val="en-GB"/>
-        </w:rPr>
-        <w:t>više</w:t>
-      </w:r>
-      <w:proofErr w:type="spellEnd"/>
-      <w:r>
-        <w:rPr>
-          <w:lang w:val="en-GB"/>
-        </w:rPr>
-        <w:t xml:space="preserve"> </w:t>
-      </w:r>
-      <w:proofErr w:type="spellStart"/>
-      <w:r>
-        <w:rPr>
-          <w:lang w:val="en-GB"/>
-        </w:rPr>
-        <w:t>smanji</w:t>
-      </w:r>
-      <w:proofErr w:type="spellEnd"/>
-      <w:r>
-        <w:rPr>
-          <w:lang w:val="en-GB"/>
+      <w:r>
+        <w:rPr>
+          <w:lang w:val="en-US"/>
+        </w:rPr>
+        <w:t xml:space="preserve">Za </w:t>
+      </w:r>
+      <w:proofErr w:type="spellStart"/>
+      <w:r>
+        <w:rPr>
+          <w:lang w:val="en-US"/>
+        </w:rPr>
+        <w:t>dati</w:t>
+      </w:r>
+      <w:proofErr w:type="spellEnd"/>
+      <w:r>
+        <w:rPr>
+          <w:lang w:val="en-US"/>
+        </w:rPr>
+        <w:t xml:space="preserve"> rad je </w:t>
+      </w:r>
+      <w:proofErr w:type="spellStart"/>
+      <w:r>
+        <w:rPr>
+          <w:lang w:val="en-US"/>
+        </w:rPr>
+        <w:t>odabran</w:t>
+      </w:r>
+      <w:proofErr w:type="spellEnd"/>
+      <w:r>
+        <w:rPr>
+          <w:lang w:val="en-US"/>
+        </w:rPr>
+        <w:t xml:space="preserve"> Adam</w:t>
+      </w:r>
+      <w:r>
+        <w:rPr>
+          <w:lang w:val="en-US"/>
+        </w:rPr>
+        <w:t xml:space="preserve"> </w:t>
+      </w:r>
+      <w:proofErr w:type="spellStart"/>
+      <w:r>
+        <w:rPr>
+          <w:lang w:val="en-US"/>
+        </w:rPr>
+        <w:t>optimizator</w:t>
+      </w:r>
+      <w:proofErr w:type="spellEnd"/>
+      <w:r>
+        <w:rPr>
+          <w:lang w:val="en-US"/>
         </w:rPr>
         <w:t xml:space="preserve">. </w:t>
       </w:r>
-      <w:proofErr w:type="spellStart"/>
-      <w:r>
-        <w:rPr>
-          <w:lang w:val="en-GB"/>
-        </w:rPr>
-        <w:t>Smanjenje</w:t>
-      </w:r>
-      <w:proofErr w:type="spellEnd"/>
-      <w:r>
-        <w:rPr>
-          <w:lang w:val="en-GB"/>
-        </w:rPr>
-        <w:t xml:space="preserve"> </w:t>
-      </w:r>
-      <w:proofErr w:type="spellStart"/>
-      <w:r>
-        <w:rPr>
-          <w:lang w:val="en-GB"/>
-        </w:rPr>
-        <w:t>funkcije</w:t>
-      </w:r>
-      <w:proofErr w:type="spellEnd"/>
-      <w:r>
-        <w:rPr>
-          <w:lang w:val="en-GB"/>
-        </w:rPr>
-        <w:t xml:space="preserve"> </w:t>
-      </w:r>
-      <w:proofErr w:type="spellStart"/>
-      <w:r>
-        <w:rPr>
-          <w:lang w:val="en-GB"/>
-        </w:rPr>
-        <w:t>troška</w:t>
-      </w:r>
-      <w:proofErr w:type="spellEnd"/>
-      <w:r>
-        <w:rPr>
-          <w:lang w:val="en-GB"/>
-        </w:rPr>
-        <w:t xml:space="preserve"> se </w:t>
-      </w:r>
-      <w:proofErr w:type="spellStart"/>
-      <w:r>
-        <w:rPr>
-          <w:lang w:val="en-GB"/>
-        </w:rPr>
-        <w:t>posti</w:t>
-      </w:r>
-      <w:r>
-        <w:rPr>
-          <w:lang w:val="en-GB"/>
-        </w:rPr>
-        <w:t>ž</w:t>
-      </w:r>
-      <w:r>
-        <w:rPr>
-          <w:lang w:val="en-GB"/>
-        </w:rPr>
-        <w:t>e</w:t>
-      </w:r>
-      <w:proofErr w:type="spellEnd"/>
-      <w:r>
-        <w:rPr>
-          <w:lang w:val="en-GB"/>
-        </w:rPr>
-        <w:t xml:space="preserve"> </w:t>
-      </w:r>
-      <w:proofErr w:type="spellStart"/>
-      <w:r>
-        <w:rPr>
-          <w:lang w:val="en-GB"/>
-        </w:rPr>
-        <w:t>izmjenom</w:t>
-      </w:r>
-      <w:proofErr w:type="spellEnd"/>
-      <w:r>
-        <w:rPr>
-          <w:lang w:val="en-GB"/>
-        </w:rPr>
-        <w:t xml:space="preserve"> </w:t>
-      </w:r>
-      <w:proofErr w:type="spellStart"/>
-      <w:r>
-        <w:rPr>
-          <w:lang w:val="en-GB"/>
-        </w:rPr>
-        <w:t>parametera</w:t>
-      </w:r>
-      <w:proofErr w:type="spellEnd"/>
-      <w:r>
-        <w:rPr>
-          <w:lang w:val="en-GB"/>
-        </w:rPr>
-        <w:t xml:space="preserve"> </w:t>
-      </w:r>
-      <w:proofErr w:type="spellStart"/>
-      <w:r>
-        <w:rPr>
-          <w:lang w:val="en-GB"/>
-        </w:rPr>
-        <w:t>samog</w:t>
-      </w:r>
-      <w:proofErr w:type="spellEnd"/>
-      <w:r>
-        <w:rPr>
-          <w:lang w:val="en-GB"/>
-        </w:rPr>
-        <w:t xml:space="preserve"> </w:t>
-      </w:r>
-      <w:proofErr w:type="spellStart"/>
-      <w:r>
-        <w:rPr>
-          <w:lang w:val="en-GB"/>
-        </w:rPr>
-        <w:t>modela</w:t>
-      </w:r>
-      <w:proofErr w:type="spellEnd"/>
-      <w:r>
-        <w:rPr>
-          <w:lang w:val="en-GB"/>
-        </w:rPr>
-        <w:t>.</w:t>
-      </w:r>
-    </w:p>
-    <w:p>
-      <w:pPr>
-        <w:rPr>
-          <w:lang w:val="en-GB"/>
-        </w:rPr>
-      </w:pPr>
-      <w:proofErr w:type="spellStart"/>
-      <w:r>
-        <w:rPr>
-          <w:lang w:val="en-GB"/>
-        </w:rPr>
-        <w:t>Zavisno</w:t>
-      </w:r>
-      <w:proofErr w:type="spellEnd"/>
-      <w:r>
-        <w:rPr>
-          <w:lang w:val="en-GB"/>
-        </w:rPr>
-        <w:t xml:space="preserve"> od </w:t>
-      </w:r>
-      <w:proofErr w:type="spellStart"/>
-      <w:r>
-        <w:rPr>
-          <w:lang w:val="en-GB"/>
-        </w:rPr>
-        <w:t>vrste</w:t>
-      </w:r>
-      <w:proofErr w:type="spellEnd"/>
-      <w:r>
-        <w:rPr>
-          <w:lang w:val="en-GB"/>
-        </w:rPr>
-        <w:t xml:space="preserve"> </w:t>
-      </w:r>
-      <w:proofErr w:type="spellStart"/>
-      <w:r>
-        <w:rPr>
-          <w:lang w:val="en-GB"/>
-        </w:rPr>
-        <w:t>problema</w:t>
-      </w:r>
-      <w:proofErr w:type="spellEnd"/>
-      <w:r>
-        <w:rPr>
-          <w:lang w:val="en-GB"/>
-        </w:rPr>
-        <w:t xml:space="preserve"> </w:t>
-      </w:r>
-      <w:proofErr w:type="spellStart"/>
-      <w:r>
-        <w:rPr>
-          <w:lang w:val="en-GB"/>
-        </w:rPr>
-        <w:t>koriste</w:t>
-      </w:r>
-      <w:proofErr w:type="spellEnd"/>
-      <w:r>
-        <w:rPr>
-          <w:lang w:val="en-GB"/>
-        </w:rPr>
-        <w:t xml:space="preserve"> se </w:t>
-      </w:r>
-      <w:proofErr w:type="spellStart"/>
-      <w:r>
-        <w:rPr>
-          <w:lang w:val="en-GB"/>
-        </w:rPr>
-        <w:t>različite</w:t>
-      </w:r>
-      <w:proofErr w:type="spellEnd"/>
-      <w:r>
-        <w:rPr>
-          <w:lang w:val="en-GB"/>
-        </w:rPr>
-        <w:t xml:space="preserve"> </w:t>
-      </w:r>
-      <w:proofErr w:type="spellStart"/>
-      <w:r>
-        <w:rPr>
-          <w:lang w:val="en-GB"/>
-        </w:rPr>
-        <w:t>funkcije</w:t>
-      </w:r>
-      <w:proofErr w:type="spellEnd"/>
-      <w:r>
-        <w:rPr>
-          <w:lang w:val="en-GB"/>
-        </w:rPr>
-        <w:t xml:space="preserve"> </w:t>
-      </w:r>
-      <w:proofErr w:type="spellStart"/>
-      <w:r>
-        <w:rPr>
-          <w:lang w:val="en-GB"/>
-        </w:rPr>
-        <w:t>troška</w:t>
-      </w:r>
-      <w:proofErr w:type="spellEnd"/>
-      <w:r>
-        <w:rPr>
-          <w:lang w:val="en-GB"/>
+      <w:r>
+        <w:rPr>
+          <w:lang w:val="en-US"/>
+        </w:rPr>
+        <w:t xml:space="preserve">Ovo je </w:t>
+      </w:r>
+      <w:proofErr w:type="spellStart"/>
+      <w:r>
+        <w:rPr>
+          <w:lang w:val="en-US"/>
+        </w:rPr>
+        <w:t>standardni</w:t>
+      </w:r>
+      <w:proofErr w:type="spellEnd"/>
+      <w:r>
+        <w:rPr>
+          <w:lang w:val="en-US"/>
+        </w:rPr>
+        <w:t xml:space="preserve"> </w:t>
+      </w:r>
+      <w:proofErr w:type="spellStart"/>
+      <w:r>
+        <w:rPr>
+          <w:lang w:val="en-US"/>
+        </w:rPr>
+        <w:t>optimizator</w:t>
+      </w:r>
+      <w:proofErr w:type="spellEnd"/>
+      <w:r>
+        <w:rPr>
+          <w:lang w:val="en-US"/>
+        </w:rPr>
+        <w:t xml:space="preserve"> </w:t>
+      </w:r>
+      <w:r>
+        <w:rPr>
+          <w:lang w:val="en-US"/>
+        </w:rPr>
+        <w:t xml:space="preserve">koji se </w:t>
+      </w:r>
+      <w:proofErr w:type="spellStart"/>
+      <w:r>
+        <w:rPr>
+          <w:lang w:val="en-US"/>
+        </w:rPr>
+        <w:t>koristi</w:t>
+      </w:r>
+      <w:proofErr w:type="spellEnd"/>
+      <w:r>
+        <w:rPr>
+          <w:lang w:val="en-US"/>
+        </w:rPr>
+        <w:t xml:space="preserve"> u </w:t>
+      </w:r>
+      <w:proofErr w:type="spellStart"/>
+      <w:r>
+        <w:rPr>
+          <w:lang w:val="en-US"/>
+        </w:rPr>
+        <w:t>moderni</w:t>
+      </w:r>
+      <w:r>
+        <w:rPr>
+          <w:lang w:val="en-US"/>
+        </w:rPr>
+        <w:t>m</w:t>
+      </w:r>
+      <w:proofErr w:type="spellEnd"/>
+      <w:r>
+        <w:rPr>
+          <w:lang w:val="en-US"/>
+        </w:rPr>
+        <w:t xml:space="preserve"> </w:t>
+      </w:r>
+      <w:proofErr w:type="spellStart"/>
+      <w:r>
+        <w:rPr>
+          <w:lang w:val="en-US"/>
+        </w:rPr>
+        <w:t>bibliotekama</w:t>
+      </w:r>
+      <w:proofErr w:type="spellEnd"/>
+      <w:r>
+        <w:rPr>
+          <w:lang w:val="en-US"/>
+        </w:rPr>
+        <w:t xml:space="preserve"> </w:t>
+      </w:r>
+      <w:proofErr w:type="spellStart"/>
+      <w:r>
+        <w:rPr>
+          <w:lang w:val="en-US"/>
+        </w:rPr>
+        <w:t>jer</w:t>
+      </w:r>
+      <w:proofErr w:type="spellEnd"/>
+      <w:r>
+        <w:rPr>
+          <w:lang w:val="en-US"/>
+        </w:rPr>
+        <w:t xml:space="preserve"> </w:t>
+      </w:r>
+      <w:proofErr w:type="spellStart"/>
+      <w:r>
+        <w:rPr>
+          <w:lang w:val="en-US"/>
+        </w:rPr>
+        <w:t>konvergira</w:t>
+      </w:r>
+      <w:proofErr w:type="spellEnd"/>
+      <w:r>
+        <w:rPr>
+          <w:lang w:val="en-US"/>
+        </w:rPr>
+        <w:t xml:space="preserve"> </w:t>
+      </w:r>
+      <w:proofErr w:type="spellStart"/>
+      <w:r>
+        <w:rPr>
+          <w:lang w:val="en-US"/>
+        </w:rPr>
+        <w:t>br</w:t>
+      </w:r>
+      <w:proofErr w:type="spellEnd"/>
+      <w:r>
+        <w:t>že zahvaljujući adaptivnoj stopi učenja i robustan je u radu sa različitim veličinama skupova podataka</w:t>
+      </w:r>
+      <w:r>
+        <w:rPr>
+          <w:lang w:val="en-US"/>
         </w:rPr>
         <w:t xml:space="preserve">. </w:t>
       </w:r>
-      <w:proofErr w:type="spellStart"/>
-      <w:r>
-        <w:rPr>
-          <w:lang w:val="en-GB"/>
-        </w:rPr>
-        <w:t>Kako</w:t>
-      </w:r>
-      <w:proofErr w:type="spellEnd"/>
-      <w:r>
-        <w:rPr>
-          <w:lang w:val="en-GB"/>
-        </w:rPr>
-        <w:t xml:space="preserve"> je </w:t>
-      </w:r>
-      <w:proofErr w:type="spellStart"/>
-      <w:r>
-        <w:rPr>
-          <w:lang w:val="en-GB"/>
-        </w:rPr>
-        <w:t>cilj</w:t>
-      </w:r>
-      <w:proofErr w:type="spellEnd"/>
-      <w:r>
-        <w:rPr>
-          <w:lang w:val="en-GB"/>
-        </w:rPr>
-        <w:t xml:space="preserve"> </w:t>
-      </w:r>
-      <w:proofErr w:type="spellStart"/>
-      <w:r>
-        <w:rPr>
-          <w:lang w:val="en-GB"/>
-        </w:rPr>
-        <w:t>našeg</w:t>
-      </w:r>
-      <w:proofErr w:type="spellEnd"/>
-      <w:r>
-        <w:rPr>
-          <w:lang w:val="en-GB"/>
-        </w:rPr>
-        <w:t xml:space="preserve"> </w:t>
-      </w:r>
-      <w:proofErr w:type="spellStart"/>
-      <w:r>
-        <w:rPr>
-          <w:lang w:val="en-GB"/>
-        </w:rPr>
-        <w:t>modela</w:t>
-      </w:r>
-      <w:proofErr w:type="spellEnd"/>
-      <w:r>
-        <w:rPr>
-          <w:lang w:val="en-GB"/>
-        </w:rPr>
-        <w:t xml:space="preserve"> </w:t>
-      </w:r>
-      <w:proofErr w:type="spellStart"/>
-      <w:r>
-        <w:rPr>
-          <w:lang w:val="en-GB"/>
-        </w:rPr>
-        <w:t>klasifikacija</w:t>
-      </w:r>
-      <w:proofErr w:type="spellEnd"/>
-      <w:r>
-        <w:rPr>
-          <w:lang w:val="en-GB"/>
-        </w:rPr>
-        <w:t xml:space="preserve"> </w:t>
-      </w:r>
-      <w:proofErr w:type="spellStart"/>
-      <w:r>
-        <w:rPr>
-          <w:lang w:val="en-GB"/>
-        </w:rPr>
-        <w:t>raka</w:t>
-      </w:r>
-      <w:proofErr w:type="spellEnd"/>
-      <w:r>
-        <w:rPr>
-          <w:lang w:val="en-GB"/>
-        </w:rPr>
-        <w:t xml:space="preserve"> </w:t>
-      </w:r>
-      <w:proofErr w:type="spellStart"/>
-      <w:r>
-        <w:rPr>
-          <w:lang w:val="en-GB"/>
-        </w:rPr>
-        <w:t>pluća</w:t>
-      </w:r>
-      <w:proofErr w:type="spellEnd"/>
-      <w:r>
-        <w:rPr>
-          <w:lang w:val="en-GB"/>
-        </w:rPr>
-        <w:t xml:space="preserve"> </w:t>
-      </w:r>
-      <w:proofErr w:type="spellStart"/>
-      <w:r>
-        <w:rPr>
-          <w:lang w:val="en-GB"/>
-        </w:rPr>
-        <w:t>postoji</w:t>
-      </w:r>
-      <w:proofErr w:type="spellEnd"/>
-      <w:r>
-        <w:rPr>
-          <w:lang w:val="en-GB"/>
-        </w:rPr>
-        <w:t xml:space="preserve"> par </w:t>
-      </w:r>
-      <w:proofErr w:type="spellStart"/>
-      <w:r>
-        <w:rPr>
-          <w:lang w:val="en-GB"/>
-        </w:rPr>
-        <w:t>opcije</w:t>
-      </w:r>
-      <w:proofErr w:type="spellEnd"/>
-      <w:r>
-        <w:rPr>
-          <w:lang w:val="en-GB"/>
-        </w:rPr>
-        <w:t>: cross-entropy, binary cross-</w:t>
-      </w:r>
-      <w:proofErr w:type="spellStart"/>
-      <w:r>
-        <w:rPr>
-          <w:lang w:val="en-GB"/>
-        </w:rPr>
-        <w:t>entorpy</w:t>
-      </w:r>
-      <w:proofErr w:type="spellEnd"/>
-      <w:r>
-        <w:rPr>
-          <w:lang w:val="en-GB"/>
-        </w:rPr>
-        <w:t>, categorical cross-</w:t>
-      </w:r>
-      <w:proofErr w:type="spellStart"/>
-      <w:r>
-        <w:rPr>
-          <w:lang w:val="en-GB"/>
-        </w:rPr>
-        <w:t>entroy</w:t>
-      </w:r>
-      <w:proofErr w:type="spellEnd"/>
-      <w:r>
-        <w:rPr>
-          <w:lang w:val="en-GB"/>
-        </w:rPr>
-        <w:t>.</w:t>
-      </w:r>
-    </w:p>
-    <w:p>
-      <w:r>
-        <w:rPr>
-          <w:lang w:val="en-US"/>
-        </w:rPr>
-        <w:t xml:space="preserve">U </w:t>
-      </w:r>
-      <w:proofErr w:type="spellStart"/>
-      <w:r>
-        <w:rPr>
-          <w:lang w:val="en-US"/>
-        </w:rPr>
-        <w:t>ovom</w:t>
-      </w:r>
-      <w:proofErr w:type="spellEnd"/>
-      <w:r>
-        <w:rPr>
-          <w:lang w:val="en-US"/>
-        </w:rPr>
-        <w:t xml:space="preserve"> </w:t>
-      </w:r>
-      <w:proofErr w:type="spellStart"/>
-      <w:r>
-        <w:rPr>
-          <w:lang w:val="en-US"/>
-        </w:rPr>
-        <w:t>radu</w:t>
-      </w:r>
-      <w:proofErr w:type="spellEnd"/>
-      <w:r>
-        <w:rPr>
-          <w:lang w:val="en-US"/>
-        </w:rPr>
-        <w:t xml:space="preserve"> je </w:t>
-      </w:r>
-      <w:proofErr w:type="spellStart"/>
-      <w:r>
-        <w:rPr>
-          <w:lang w:val="en-US"/>
-        </w:rPr>
-        <w:t>odabrana</w:t>
-      </w:r>
-      <w:proofErr w:type="spellEnd"/>
-      <w:r>
-        <w:rPr>
-          <w:lang w:val="en-US"/>
-        </w:rPr>
-        <w:t xml:space="preserve"> cross-ent</w:t>
-      </w:r>
-      <w:r>
-        <w:rPr>
-          <w:lang w:val="en-US"/>
-        </w:rPr>
-        <w:t xml:space="preserve">ropy </w:t>
-      </w:r>
-      <w:proofErr w:type="spellStart"/>
-      <w:r>
-        <w:rPr>
-          <w:lang w:val="en-US"/>
-        </w:rPr>
-        <w:t>funkcija</w:t>
-      </w:r>
-      <w:proofErr w:type="spellEnd"/>
-      <w:r>
-        <w:rPr>
-          <w:lang w:val="en-US"/>
-        </w:rPr>
-        <w:t xml:space="preserve"> </w:t>
-      </w:r>
-      <w:proofErr w:type="spellStart"/>
-      <w:r>
-        <w:rPr>
-          <w:lang w:val="en-US"/>
-        </w:rPr>
-        <w:t>troška</w:t>
-      </w:r>
-      <w:proofErr w:type="spellEnd"/>
-      <w:r>
-        <w:rPr>
-          <w:lang w:val="en-US"/>
-        </w:rPr>
-        <w:t xml:space="preserve">. </w:t>
-      </w:r>
-      <w:r>
-        <w:rPr>
-          <w:lang w:val="en-GB"/>
-        </w:rPr>
-        <w:t xml:space="preserve">Za </w:t>
-      </w:r>
-      <w:proofErr w:type="spellStart"/>
-      <w:r>
-        <w:rPr>
-          <w:lang w:val="en-GB"/>
-        </w:rPr>
-        <w:t>probleme</w:t>
-      </w:r>
-      <w:proofErr w:type="spellEnd"/>
-      <w:r>
-        <w:rPr>
-          <w:lang w:val="en-GB"/>
-        </w:rPr>
-        <w:t xml:space="preserve"> </w:t>
-      </w:r>
-      <w:proofErr w:type="spellStart"/>
-      <w:r>
-        <w:rPr>
-          <w:lang w:val="en-GB"/>
-        </w:rPr>
-        <w:t>klasifikacije</w:t>
-      </w:r>
-      <w:proofErr w:type="spellEnd"/>
-      <w:r>
-        <w:rPr>
-          <w:lang w:val="en-GB"/>
-        </w:rPr>
-        <w:t xml:space="preserve"> </w:t>
-      </w:r>
-      <w:proofErr w:type="spellStart"/>
-      <w:r>
-        <w:rPr>
-          <w:lang w:val="en-GB"/>
-        </w:rPr>
-        <w:t>trošak</w:t>
-      </w:r>
-      <w:proofErr w:type="spellEnd"/>
-      <w:r>
-        <w:rPr>
-          <w:lang w:val="en-GB"/>
-        </w:rPr>
-        <w:t xml:space="preserve"> (loss) </w:t>
-      </w:r>
-      <w:r>
-        <w:rPr>
-          <w:lang w:val="en-GB"/>
-        </w:rPr>
-        <w:t xml:space="preserve">se </w:t>
-      </w:r>
-      <w:proofErr w:type="spellStart"/>
-      <w:r>
-        <w:rPr>
-          <w:lang w:val="en-GB"/>
-        </w:rPr>
-        <w:t>obično</w:t>
-      </w:r>
-      <w:proofErr w:type="spellEnd"/>
-      <w:r>
-        <w:rPr>
-          <w:lang w:val="en-GB"/>
-        </w:rPr>
-        <w:t xml:space="preserve"> </w:t>
-      </w:r>
-      <w:proofErr w:type="spellStart"/>
-      <w:r>
-        <w:rPr>
-          <w:lang w:val="en-GB"/>
-        </w:rPr>
-        <w:t>definiše</w:t>
-      </w:r>
-      <w:proofErr w:type="spellEnd"/>
-      <w:r>
-        <w:rPr>
-          <w:lang w:val="en-GB"/>
-        </w:rPr>
-        <w:t xml:space="preserve"> </w:t>
-      </w:r>
-      <w:proofErr w:type="spellStart"/>
-      <w:r>
-        <w:rPr>
-          <w:lang w:val="en-GB"/>
-        </w:rPr>
-        <w:t>kao</w:t>
-      </w:r>
-      <w:proofErr w:type="spellEnd"/>
-      <w:r>
-        <w:rPr>
-          <w:lang w:val="en-GB"/>
-        </w:rPr>
-        <w:t xml:space="preserve"> </w:t>
-      </w:r>
-      <w:proofErr w:type="spellStart"/>
-      <w:r>
-        <w:rPr>
-          <w:lang w:val="en-GB"/>
-        </w:rPr>
-        <w:t>entropija</w:t>
-      </w:r>
-      <w:proofErr w:type="spellEnd"/>
-      <w:r>
-        <w:rPr>
-          <w:lang w:val="en-GB"/>
-        </w:rPr>
-        <w:t xml:space="preserve">. </w:t>
-      </w:r>
-      <w:proofErr w:type="spellStart"/>
-      <w:r>
-        <w:rPr>
-          <w:lang w:val="en-GB"/>
-        </w:rPr>
-        <w:t>Entropija</w:t>
-      </w:r>
-      <w:proofErr w:type="spellEnd"/>
-      <w:r>
-        <w:rPr>
-          <w:lang w:val="en-GB"/>
-        </w:rPr>
-        <w:t xml:space="preserve"> </w:t>
-      </w:r>
-      <w:proofErr w:type="spellStart"/>
-      <w:r>
-        <w:rPr>
-          <w:lang w:val="en-GB"/>
-        </w:rPr>
-        <w:t>predstavlja</w:t>
-      </w:r>
-      <w:proofErr w:type="spellEnd"/>
-      <w:r>
-        <w:rPr>
-          <w:lang w:val="en-GB"/>
-        </w:rPr>
-        <w:t xml:space="preserve"> </w:t>
-      </w:r>
-      <w:proofErr w:type="spellStart"/>
-      <w:r>
-        <w:rPr>
-          <w:lang w:val="en-GB"/>
-        </w:rPr>
-        <w:t>stopu</w:t>
-      </w:r>
-      <w:proofErr w:type="spellEnd"/>
-      <w:r>
-        <w:rPr>
-          <w:lang w:val="en-GB"/>
-        </w:rPr>
-        <w:t xml:space="preserve"> </w:t>
-      </w:r>
-      <w:proofErr w:type="spellStart"/>
-      <w:r>
-        <w:rPr>
-          <w:lang w:val="en-GB"/>
-        </w:rPr>
-        <w:t>nesigurnosti</w:t>
-      </w:r>
-      <w:proofErr w:type="spellEnd"/>
-      <w:r>
-        <w:rPr>
-          <w:lang w:val="en-GB"/>
-        </w:rPr>
-        <w:t xml:space="preserve"> u </w:t>
-      </w:r>
-      <w:proofErr w:type="spellStart"/>
-      <w:r>
-        <w:rPr>
-          <w:lang w:val="en-GB"/>
-        </w:rPr>
-        <w:t>sistemu</w:t>
-      </w:r>
-      <w:proofErr w:type="spellEnd"/>
-      <w:r>
-        <w:rPr>
-          <w:lang w:val="en-GB"/>
-        </w:rPr>
-        <w:t xml:space="preserve">. </w:t>
-      </w:r>
-      <w:proofErr w:type="spellStart"/>
-      <w:r>
-        <w:rPr>
-          <w:lang w:val="en-GB"/>
-        </w:rPr>
-        <w:t>Što</w:t>
-      </w:r>
-      <w:proofErr w:type="spellEnd"/>
-      <w:r>
-        <w:rPr>
-          <w:lang w:val="en-GB"/>
-        </w:rPr>
-        <w:t xml:space="preserve"> </w:t>
-      </w:r>
-      <w:proofErr w:type="spellStart"/>
-      <w:r>
-        <w:rPr>
-          <w:lang w:val="en-GB"/>
-        </w:rPr>
-        <w:t>su</w:t>
-      </w:r>
-      <w:proofErr w:type="spellEnd"/>
-      <w:r>
-        <w:rPr>
-          <w:lang w:val="en-GB"/>
-        </w:rPr>
-        <w:t xml:space="preserve"> </w:t>
-      </w:r>
-      <w:proofErr w:type="spellStart"/>
-      <w:r>
-        <w:rPr>
-          <w:lang w:val="en-GB"/>
-        </w:rPr>
-        <w:t>predikcije</w:t>
-      </w:r>
-      <w:proofErr w:type="spellEnd"/>
-      <w:r>
-        <w:rPr>
-          <w:lang w:val="en-GB"/>
-        </w:rPr>
-        <w:t xml:space="preserve"> </w:t>
-      </w:r>
-      <w:proofErr w:type="spellStart"/>
-      <w:r>
-        <w:rPr>
-          <w:lang w:val="en-GB"/>
-        </w:rPr>
-        <w:t>koje</w:t>
-      </w:r>
-      <w:proofErr w:type="spellEnd"/>
-      <w:r>
-        <w:rPr>
-          <w:lang w:val="en-GB"/>
-        </w:rPr>
-        <w:t xml:space="preserve"> </w:t>
-      </w:r>
-      <w:proofErr w:type="spellStart"/>
-      <w:r>
-        <w:rPr>
-          <w:lang w:val="en-GB"/>
-        </w:rPr>
-        <w:t>naš</w:t>
-      </w:r>
-      <w:proofErr w:type="spellEnd"/>
-      <w:r>
-        <w:rPr>
-          <w:lang w:val="en-GB"/>
-        </w:rPr>
-        <w:t xml:space="preserve"> model </w:t>
-      </w:r>
-      <w:proofErr w:type="spellStart"/>
-      <w:r>
-        <w:rPr>
-          <w:lang w:val="en-GB"/>
-        </w:rPr>
-        <w:t>pravi</w:t>
-      </w:r>
-      <w:proofErr w:type="spellEnd"/>
-      <w:r>
-        <w:rPr>
-          <w:lang w:val="en-GB"/>
-        </w:rPr>
-        <w:t xml:space="preserve"> </w:t>
-      </w:r>
-      <w:proofErr w:type="spellStart"/>
-      <w:r>
-        <w:rPr>
-          <w:lang w:val="en-GB"/>
-        </w:rPr>
-        <w:t>tačnije</w:t>
-      </w:r>
-      <w:proofErr w:type="spellEnd"/>
-      <w:r>
-        <w:rPr>
-          <w:lang w:val="en-GB"/>
-        </w:rPr>
+    </w:p>
+    <w:p>
+      <w:r>
+        <w:t xml:space="preserve">Stopa učenja je </w:t>
+      </w:r>
+      <w:r>
+        <w:t>hiper</w:t>
+      </w:r>
+      <w:r>
+        <w:t>paramet</w:t>
+      </w:r>
+      <w:r>
+        <w:t>a</w:t>
+      </w:r>
+      <w:r>
+        <w:t>r koji se koristi prilikom treniranj</w:t>
+      </w:r>
+      <w:r>
+        <w:t>a</w:t>
+      </w:r>
+      <w:r>
+        <w:t xml:space="preserve"> koji govori </w:t>
+      </w:r>
+      <w:r>
+        <w:t xml:space="preserve">optimizatoru </w:t>
+      </w:r>
+      <w:r>
+        <w:t xml:space="preserve">koliko može da podešava </w:t>
+      </w:r>
+      <w:r>
+        <w:t>parametre modela. Stopa učenja je bitna jer</w:t>
+      </w:r>
+      <w:r>
         <w:t>,</w:t>
       </w:r>
       <w:r>
-        <w:rPr>
-          <w:lang w:val="en-GB"/>
-        </w:rPr>
-        <w:t xml:space="preserve"> </w:t>
-      </w:r>
-      <w:proofErr w:type="spellStart"/>
-      <w:r>
-        <w:rPr>
-          <w:lang w:val="en-GB"/>
-        </w:rPr>
-        <w:t>entropija</w:t>
-      </w:r>
-      <w:proofErr w:type="spellEnd"/>
-      <w:r>
-        <w:rPr>
-          <w:lang w:val="en-GB"/>
-        </w:rPr>
-        <w:t xml:space="preserve"> </w:t>
-      </w:r>
-      <w:proofErr w:type="spellStart"/>
-      <w:r>
-        <w:rPr>
-          <w:lang w:val="en-GB"/>
-        </w:rPr>
-        <w:t>sistema</w:t>
-      </w:r>
-      <w:proofErr w:type="spellEnd"/>
-      <w:r>
-        <w:rPr>
-          <w:lang w:val="en-GB"/>
-        </w:rPr>
-        <w:t xml:space="preserve"> </w:t>
-      </w:r>
-      <w:proofErr w:type="spellStart"/>
-      <w:r>
-        <w:rPr>
-          <w:lang w:val="en-GB"/>
-        </w:rPr>
-        <w:t>opada</w:t>
-      </w:r>
-      <w:proofErr w:type="spellEnd"/>
-      <w:r>
-        <w:rPr>
-          <w:lang w:val="en-GB"/>
-        </w:rPr>
-        <w:t xml:space="preserve">. </w:t>
-      </w:r>
-      <w:proofErr w:type="spellStart"/>
-      <w:r>
-        <w:rPr>
-          <w:lang w:val="en-GB"/>
-        </w:rPr>
-        <w:t>Trošak</w:t>
-      </w:r>
-      <w:proofErr w:type="spellEnd"/>
-      <w:r>
-        <w:rPr>
-          <w:lang w:val="en-GB"/>
-        </w:rPr>
-        <w:t xml:space="preserve"> se </w:t>
-      </w:r>
-      <w:proofErr w:type="spellStart"/>
-      <w:r>
-        <w:rPr>
-          <w:lang w:val="en-GB"/>
-        </w:rPr>
-        <w:t>računa</w:t>
-      </w:r>
-      <w:proofErr w:type="spellEnd"/>
-      <w:r>
-        <w:rPr>
-          <w:lang w:val="en-GB"/>
-        </w:rPr>
-        <w:t xml:space="preserve"> </w:t>
-      </w:r>
-      <w:proofErr w:type="spellStart"/>
-      <w:r>
-        <w:rPr>
-          <w:lang w:val="en-GB"/>
-        </w:rPr>
-        <w:t>kao</w:t>
-      </w:r>
-      <w:proofErr w:type="spellEnd"/>
-      <w:r>
-        <w:rPr>
-          <w:lang w:val="en-GB"/>
-        </w:rPr>
-        <w:t xml:space="preserve"> </w:t>
-      </w:r>
-      <w:proofErr w:type="spellStart"/>
-      <w:r>
-        <w:rPr>
-          <w:lang w:val="en-GB"/>
-        </w:rPr>
-        <w:t>razlika</w:t>
-      </w:r>
-      <w:proofErr w:type="spellEnd"/>
-      <w:r>
-        <w:rPr>
-          <w:lang w:val="en-GB"/>
-        </w:rPr>
-        <w:t xml:space="preserve"> u </w:t>
-      </w:r>
-      <w:proofErr w:type="spellStart"/>
-      <w:r>
-        <w:rPr>
-          <w:lang w:val="en-GB"/>
-        </w:rPr>
-        <w:t>entropiji</w:t>
-      </w:r>
-      <w:proofErr w:type="spellEnd"/>
-      <w:r>
-        <w:rPr>
-          <w:lang w:val="en-GB"/>
-        </w:rPr>
-        <w:t xml:space="preserve"> </w:t>
-      </w:r>
-      <w:proofErr w:type="spellStart"/>
-      <w:r>
-        <w:rPr>
-          <w:lang w:val="en-GB"/>
-        </w:rPr>
-        <w:t>našeg</w:t>
-      </w:r>
-      <w:proofErr w:type="spellEnd"/>
-      <w:r>
-        <w:rPr>
-          <w:lang w:val="en-GB"/>
-        </w:rPr>
-        <w:t xml:space="preserve"> </w:t>
-      </w:r>
-      <w:proofErr w:type="spellStart"/>
-      <w:r>
-        <w:rPr>
-          <w:lang w:val="en-GB"/>
-        </w:rPr>
-        <w:t>model</w:t>
-      </w:r>
-      <w:r>
-        <w:rPr>
-          <w:lang w:val="en-GB"/>
-        </w:rPr>
-        <w:t>a</w:t>
-      </w:r>
-      <w:proofErr w:type="spellEnd"/>
-      <w:r>
-        <w:rPr>
-          <w:lang w:val="en-GB"/>
-        </w:rPr>
-        <w:t xml:space="preserve"> </w:t>
-      </w:r>
-      <w:proofErr w:type="spellStart"/>
-      <w:r>
-        <w:rPr>
-          <w:lang w:val="en-GB"/>
-        </w:rPr>
-        <w:t>i</w:t>
-      </w:r>
-      <w:proofErr w:type="spellEnd"/>
-      <w:r>
-        <w:rPr>
-          <w:lang w:val="en-GB"/>
-        </w:rPr>
-        <w:t xml:space="preserve"> </w:t>
-      </w:r>
-      <w:proofErr w:type="spellStart"/>
-      <w:r>
-        <w:rPr>
-          <w:lang w:val="en-GB"/>
-        </w:rPr>
-        <w:t>baznog</w:t>
-      </w:r>
-      <w:proofErr w:type="spellEnd"/>
-      <w:r>
-        <w:rPr>
-          <w:lang w:val="en-GB"/>
-        </w:rPr>
-        <w:t xml:space="preserve"> </w:t>
-      </w:r>
-      <w:proofErr w:type="spellStart"/>
-      <w:r>
-        <w:rPr>
-          <w:lang w:val="en-GB"/>
-        </w:rPr>
-        <w:t>slučaja</w:t>
-      </w:r>
-      <w:proofErr w:type="spellEnd"/>
-      <w:r>
-        <w:rPr>
-          <w:lang w:val="en-GB"/>
-        </w:rPr>
-        <w:t xml:space="preserve"> </w:t>
-      </w:r>
-      <w:proofErr w:type="spellStart"/>
-      <w:r>
-        <w:rPr>
-          <w:lang w:val="en-GB"/>
-        </w:rPr>
-        <w:t>gdje</w:t>
-      </w:r>
-      <w:proofErr w:type="spellEnd"/>
-      <w:r>
-        <w:rPr>
-          <w:lang w:val="en-GB"/>
-        </w:rPr>
-        <w:t xml:space="preserve"> </w:t>
-      </w:r>
-      <w:proofErr w:type="spellStart"/>
-      <w:r>
-        <w:rPr>
-          <w:lang w:val="en-GB"/>
-        </w:rPr>
-        <w:t>su</w:t>
-      </w:r>
-      <w:proofErr w:type="spellEnd"/>
-      <w:r>
-        <w:rPr>
-          <w:lang w:val="en-GB"/>
-        </w:rPr>
-        <w:t xml:space="preserve"> </w:t>
-      </w:r>
-      <w:proofErr w:type="spellStart"/>
-      <w:r>
-        <w:rPr>
-          <w:lang w:val="en-GB"/>
-        </w:rPr>
-        <w:t>predikcije</w:t>
-      </w:r>
-      <w:proofErr w:type="spellEnd"/>
-      <w:r>
-        <w:rPr>
-          <w:lang w:val="en-GB"/>
-        </w:rPr>
-        <w:t xml:space="preserve"> </w:t>
-      </w:r>
-      <w:proofErr w:type="spellStart"/>
-      <w:r>
-        <w:rPr>
-          <w:lang w:val="en-GB"/>
-        </w:rPr>
-        <w:t>uvijek</w:t>
-      </w:r>
-      <w:proofErr w:type="spellEnd"/>
-      <w:r>
-        <w:rPr>
-          <w:lang w:val="en-GB"/>
-        </w:rPr>
-        <w:t xml:space="preserve"> </w:t>
-      </w:r>
-      <w:proofErr w:type="spellStart"/>
-      <w:r>
-        <w:rPr>
-          <w:lang w:val="en-GB"/>
-        </w:rPr>
-        <w:t>tačne</w:t>
-      </w:r>
-      <w:proofErr w:type="spellEnd"/>
-      <w:r>
-        <w:rPr>
-          <w:lang w:val="en-GB"/>
-        </w:rPr>
-        <w:t>.</w:t>
-      </w:r>
-      <w:r>
-        <w:t xml:space="preserve"> Krajnji cilj treniranje je svesti datu funkciju na što nižu vrijednost.</w:t>
-      </w:r>
-      <w:r>
-        <w:t xml:space="preserve"> </w:t>
-      </w:r>
-    </w:p>
-    <w:p>
-      <w:r>
-        <w:t>Optimizer</w:t>
-      </w:r>
-      <w:r>
-        <w:t xml:space="preserve">i </w:t>
-      </w:r>
-      <w:r>
-        <w:t xml:space="preserve">su algoritmi koji </w:t>
-      </w:r>
-      <w:r>
-        <w:t xml:space="preserve">modifikuju </w:t>
-      </w:r>
-      <w:r>
-        <w:t xml:space="preserve">parametre modela na osnovu funkcije troška. </w:t>
-      </w:r>
-      <w:r>
-        <w:rPr>
-          <w:lang w:val="en-US"/>
-        </w:rPr>
-        <w:t xml:space="preserve">Kao </w:t>
-      </w:r>
-      <w:proofErr w:type="spellStart"/>
-      <w:r>
-        <w:rPr>
-          <w:lang w:val="en-US"/>
-        </w:rPr>
-        <w:t>i</w:t>
-      </w:r>
-      <w:proofErr w:type="spellEnd"/>
-      <w:r>
-        <w:rPr>
-          <w:lang w:val="en-US"/>
-        </w:rPr>
-        <w:t xml:space="preserve"> </w:t>
-      </w:r>
-      <w:proofErr w:type="spellStart"/>
-      <w:r>
-        <w:rPr>
-          <w:lang w:val="en-US"/>
-        </w:rPr>
-        <w:t>funkcije</w:t>
-      </w:r>
-      <w:proofErr w:type="spellEnd"/>
-      <w:r>
-        <w:rPr>
-          <w:lang w:val="en-US"/>
-        </w:rPr>
-        <w:t xml:space="preserve"> </w:t>
-      </w:r>
-      <w:proofErr w:type="spellStart"/>
-      <w:r>
-        <w:rPr>
-          <w:lang w:val="en-US"/>
-        </w:rPr>
-        <w:t>troška</w:t>
-      </w:r>
-      <w:proofErr w:type="spellEnd"/>
-      <w:r>
-        <w:rPr>
-          <w:lang w:val="en-US"/>
-        </w:rPr>
-        <w:t xml:space="preserve"> </w:t>
-      </w:r>
-      <w:proofErr w:type="spellStart"/>
-      <w:r>
-        <w:rPr>
-          <w:lang w:val="en-US"/>
-        </w:rPr>
-        <w:t>imamo</w:t>
-      </w:r>
-      <w:proofErr w:type="spellEnd"/>
-      <w:r>
-        <w:rPr>
-          <w:lang w:val="en-US"/>
-        </w:rPr>
-        <w:t xml:space="preserve"> </w:t>
-      </w:r>
-      <w:proofErr w:type="spellStart"/>
-      <w:r>
-        <w:rPr>
-          <w:lang w:val="en-US"/>
-        </w:rPr>
-        <w:t>različite</w:t>
-      </w:r>
-      <w:proofErr w:type="spellEnd"/>
-      <w:r>
-        <w:rPr>
-          <w:lang w:val="en-US"/>
-        </w:rPr>
-        <w:t xml:space="preserve"> </w:t>
-      </w:r>
-      <w:proofErr w:type="spellStart"/>
-      <w:r>
-        <w:rPr>
-          <w:lang w:val="en-US"/>
-        </w:rPr>
-        <w:t>optimize</w:t>
-      </w:r>
-      <w:r>
-        <w:rPr>
-          <w:lang w:val="en-US"/>
-        </w:rPr>
-        <w:t>re</w:t>
-      </w:r>
-      <w:proofErr w:type="spellEnd"/>
-      <w:r>
-        <w:rPr>
-          <w:lang w:val="en-US"/>
-        </w:rPr>
-        <w:t xml:space="preserve"> </w:t>
-      </w:r>
-      <w:proofErr w:type="spellStart"/>
-      <w:r>
-        <w:rPr>
-          <w:lang w:val="en-US"/>
-        </w:rPr>
-        <w:t>poput</w:t>
-      </w:r>
-      <w:proofErr w:type="spellEnd"/>
-      <w:r>
-        <w:rPr>
-          <w:lang w:val="en-US"/>
-        </w:rPr>
-        <w:t xml:space="preserve"> </w:t>
-      </w:r>
-      <w:proofErr w:type="spellStart"/>
-      <w:r>
-        <w:rPr>
-          <w:lang w:val="en-US"/>
-        </w:rPr>
-        <w:t>Stohastic</w:t>
-      </w:r>
-      <w:proofErr w:type="spellEnd"/>
-      <w:r>
-        <w:rPr>
-          <w:lang w:val="en-US"/>
-        </w:rPr>
-        <w:t xml:space="preserve"> </w:t>
-      </w:r>
-      <w:r>
-        <w:rPr>
-          <w:lang w:val="en-US"/>
-        </w:rPr>
-        <w:t xml:space="preserve">Gradient Descent, </w:t>
-      </w:r>
-      <w:proofErr w:type="spellStart"/>
-      <w:r>
-        <w:rPr>
-          <w:lang w:val="en-US"/>
-        </w:rPr>
-        <w:t>AdaGrad</w:t>
-      </w:r>
-      <w:proofErr w:type="spellEnd"/>
-      <w:r>
-        <w:rPr>
-          <w:lang w:val="en-US"/>
-        </w:rPr>
-        <w:t>, RMSprop, Ada</w:t>
-      </w:r>
-      <w:r>
-        <w:rPr>
-          <w:lang w:val="en-US"/>
-        </w:rPr>
-        <w:t>m</w:t>
-      </w:r>
-      <w:r>
-        <w:rPr>
-          <w:lang w:val="en-US"/>
-        </w:rPr>
-        <w:t xml:space="preserve">. </w:t>
-      </w:r>
-      <w:r>
-        <w:rPr>
-          <w:lang w:val="en-US"/>
-        </w:rPr>
-        <w:t xml:space="preserve">Za </w:t>
-      </w:r>
-      <w:proofErr w:type="spellStart"/>
-      <w:r>
-        <w:rPr>
-          <w:lang w:val="en-US"/>
-        </w:rPr>
-        <w:t>dati</w:t>
-      </w:r>
-      <w:proofErr w:type="spellEnd"/>
-      <w:r>
-        <w:rPr>
-          <w:lang w:val="en-US"/>
-        </w:rPr>
-        <w:t xml:space="preserve"> rad je </w:t>
-      </w:r>
-      <w:proofErr w:type="spellStart"/>
-      <w:r>
-        <w:rPr>
-          <w:lang w:val="en-US"/>
-        </w:rPr>
-        <w:t>odabran</w:t>
-      </w:r>
-      <w:proofErr w:type="spellEnd"/>
-      <w:r>
-        <w:rPr>
-          <w:lang w:val="en-US"/>
-        </w:rPr>
-        <w:t xml:space="preserve"> Adam optimizer. Ovo je </w:t>
-      </w:r>
-      <w:proofErr w:type="spellStart"/>
-      <w:r>
-        <w:rPr>
-          <w:lang w:val="en-US"/>
-        </w:rPr>
-        <w:t>defaultni</w:t>
-      </w:r>
-      <w:proofErr w:type="spellEnd"/>
-      <w:r>
-        <w:rPr>
-          <w:lang w:val="en-US"/>
-        </w:rPr>
-        <w:t xml:space="preserve"> optimizer koji se </w:t>
-      </w:r>
-      <w:proofErr w:type="spellStart"/>
-      <w:r>
-        <w:rPr>
-          <w:lang w:val="en-US"/>
-        </w:rPr>
-        <w:t>koristi</w:t>
-      </w:r>
-      <w:proofErr w:type="spellEnd"/>
-      <w:r>
-        <w:rPr>
-          <w:lang w:val="en-US"/>
-        </w:rPr>
-        <w:t xml:space="preserve"> u </w:t>
-      </w:r>
-      <w:proofErr w:type="spellStart"/>
-      <w:r>
-        <w:rPr>
-          <w:lang w:val="en-US"/>
-        </w:rPr>
-        <w:t>velikim</w:t>
-      </w:r>
-      <w:proofErr w:type="spellEnd"/>
-      <w:r>
-        <w:rPr>
-          <w:lang w:val="en-US"/>
-        </w:rPr>
-        <w:t xml:space="preserve"> </w:t>
-      </w:r>
-      <w:proofErr w:type="spellStart"/>
-      <w:r>
-        <w:rPr>
-          <w:lang w:val="en-US"/>
-        </w:rPr>
-        <w:t>bibliotekama</w:t>
-      </w:r>
-      <w:proofErr w:type="spellEnd"/>
-      <w:r>
-        <w:rPr>
-          <w:lang w:val="en-US"/>
-        </w:rPr>
-        <w:t xml:space="preserve"> </w:t>
-      </w:r>
-      <w:proofErr w:type="spellStart"/>
-      <w:r>
-        <w:rPr>
-          <w:lang w:val="en-US"/>
-        </w:rPr>
-        <w:t>i</w:t>
-      </w:r>
-      <w:proofErr w:type="spellEnd"/>
-      <w:r>
-        <w:rPr>
-          <w:lang w:val="en-US"/>
-        </w:rPr>
-        <w:t xml:space="preserve"> </w:t>
-      </w:r>
-      <w:proofErr w:type="spellStart"/>
-      <w:r>
-        <w:rPr>
-          <w:lang w:val="en-US"/>
-        </w:rPr>
-        <w:t>radi</w:t>
-      </w:r>
-      <w:proofErr w:type="spellEnd"/>
-      <w:r>
-        <w:rPr>
-          <w:lang w:val="en-US"/>
-        </w:rPr>
-        <w:t xml:space="preserve"> dobro </w:t>
-      </w:r>
-      <w:proofErr w:type="spellStart"/>
-      <w:r>
-        <w:rPr>
-          <w:lang w:val="en-US"/>
-        </w:rPr>
-        <w:t>na</w:t>
-      </w:r>
-      <w:proofErr w:type="spellEnd"/>
-      <w:r>
-        <w:rPr>
-          <w:lang w:val="en-US"/>
-        </w:rPr>
-        <w:t xml:space="preserve"> </w:t>
-      </w:r>
-      <w:proofErr w:type="spellStart"/>
-      <w:r>
-        <w:rPr>
-          <w:lang w:val="en-US"/>
-        </w:rPr>
-        <w:t>velikim</w:t>
-      </w:r>
-      <w:proofErr w:type="spellEnd"/>
-      <w:r>
-        <w:rPr>
-          <w:lang w:val="en-US"/>
-        </w:rPr>
-        <w:t xml:space="preserve"> </w:t>
-      </w:r>
-      <w:proofErr w:type="spellStart"/>
-      <w:r>
-        <w:rPr>
-          <w:lang w:val="en-US"/>
-        </w:rPr>
-        <w:t>sk</w:t>
-      </w:r>
-      <w:r>
-        <w:rPr>
-          <w:lang w:val="en-US"/>
-        </w:rPr>
-        <w:t>upovima</w:t>
-      </w:r>
-      <w:proofErr w:type="spellEnd"/>
-      <w:r>
-        <w:rPr>
-          <w:lang w:val="en-US"/>
-        </w:rPr>
-        <w:t xml:space="preserve"> </w:t>
-      </w:r>
-      <w:proofErr w:type="spellStart"/>
-      <w:r>
-        <w:rPr>
-          <w:lang w:val="en-US"/>
-        </w:rPr>
-        <w:t>podataka</w:t>
-      </w:r>
-      <w:proofErr w:type="spellEnd"/>
-      <w:r>
-        <w:rPr>
-          <w:lang w:val="en-US"/>
-        </w:rPr>
-        <w:t xml:space="preserve">. </w:t>
-      </w:r>
-    </w:p>
-    <w:p>
-      <w:r>
-        <w:t xml:space="preserve">Stopa učenja je </w:t>
-      </w:r>
-      <w:r>
-        <w:t>hiper</w:t>
-      </w:r>
-      <w:r>
-        <w:t xml:space="preserve">parameter koji se koristi prilikom treniranje koji govori optimizeru </w:t>
-      </w:r>
-      <w:r>
-        <w:t xml:space="preserve">koliko može da podešava </w:t>
-      </w:r>
-      <w:r>
-        <w:t>parametre modela. Stopa učenja je bitna jer ako je prevelika može se desiti da optimizer napravi prevelike korake prilikom podešavanja i preskoči</w:t>
+        <w:t xml:space="preserve"> ako je prevelika</w:t>
+      </w:r>
+      <w:r>
+        <w:t>,</w:t>
+      </w:r>
+      <w:r>
+        <w:t xml:space="preserve"> može se desiti da </w:t>
+      </w:r>
+      <w:r>
+        <w:t xml:space="preserve">optimizator </w:t>
+      </w:r>
+      <w:r>
+        <w:t>napravi prevelike korake prilikom podešavanja i preskoči</w:t>
       </w:r>
       <w:r>
         <w:t xml:space="preserve"> globalni minimum funkcije troška</w:t>
       </w:r>
       <w:r>
-        <w:t>. Ukoliko je stopa učenja premala treniranje može trajati dosta duže nego potrebno. Za dati primjer je postavljena stopa učenja od 0.0001.</w:t>
-      </w:r>
-    </w:p>
-    <w:p>
-      <w:r>
-        <w:t>S</w:t>
-      </w:r>
-      <w:r>
-        <w:t xml:space="preserve">topa učenja je </w:t>
-      </w:r>
-      <w:r>
-        <w:t xml:space="preserve">za naš slucaj </w:t>
-      </w:r>
-      <w:r>
-        <w:t xml:space="preserve">samo početna tačka. Optimizer koji koristimo, Adam, će automatski promjeniti stopu učenja ukoliko potrebno. </w:t>
+        <w:t>. Ukoliko je stopa učenja premala</w:t>
+      </w:r>
+      <w:r>
+        <w:t>,</w:t>
+      </w:r>
+      <w:r>
+        <w:t xml:space="preserve"> treniranje može trajati dosta duže nego</w:t>
+      </w:r>
+      <w:r>
+        <w:t xml:space="preserve"> što je</w:t>
+      </w:r>
+      <w:r>
+        <w:t xml:space="preserve"> potrebno. Za dati primjer je </w:t>
+      </w:r>
+      <w:r>
+        <w:t xml:space="preserve">stopa učenja </w:t>
+      </w:r>
+      <w:r>
+        <w:t xml:space="preserve">postavljena </w:t>
+      </w:r>
+      <w:r>
+        <w:t xml:space="preserve">na vrijednost od </w:t>
+      </w:r>
+      <w:r>
+        <w:t xml:space="preserve">0.0001. </w:t>
+      </w:r>
+    </w:p>
+    <w:p/>
+    <w:p>
+      <w:r>
+        <w:t>Kako je dati problem višeklasni, obično se u zadnjem sloju ubacuje funkcija poput Softmax-a. Softmax funkcija uzima ulazne vrijednosti i transformiše ih na način da daju skup vrijednosti čija će suma biti 1. Ovo je vrlo korisno za višeklasne probleme jer se upravo takva funkcionalnost nastoji dobiti, odnosno opseg vjerovatnoća gdje će klasa sa najvećom vrijednošću biti klasa koju je model predvidio. Ipak, u datom radu se navedeni sloj ne ubacuje ručno. Funkcija troška Cross-Entropy Loss specifično je namijenjena za rad na višeklasnim problemima i ona automatski aplicira Softmax funkciju prilikom računanja troška.</w:t>
       </w:r>
     </w:p>
     <w:p/>
@@ -9485,10 +10644,6 @@
     <w:p/>
     <w:p/>
     <w:p/>
-    <w:p/>
-    <w:p/>
-    <w:p/>
-    <w:p/>
     <w:p>
       <w:pPr>
         <w:pStyle w:val="Heading2"/>
@@ -9516,12 +10671,45 @@
     <w:p/>
     <w:p>
       <w:r>
-        <w:t>Proces učenja neuralnih mreža zasniva se na ulaznim podacima, a odvija se uz pomoć funkcije troška, algoritma propagacije nazad i optimizatora. Svaka iteracija i predikcija koju mreža napravi uzrokuje vrlo minimalne promjene u parametrima samog modela, sa ciljem smanjenja greške i poboljšavanja performansi.</w:t>
-      </w:r>
-    </w:p>
-    <w:p>
-      <w:r>
-        <w:t>Pitanje je koje se postavlja jeste da li postoji optimalan broj iteracija - odnosno, koliko puta mreža treba da obradi ulazne podatke kako bi uspješno mapirala i riješila problema. U tu svrhu se definišu dva hiperparametra: broj eopha (eng. epochs) i veličina serije (eng. batch size).</w:t>
+        <w:t xml:space="preserve">Proces </w:t>
+      </w:r>
+      <w:r>
+        <w:t>treniranja</w:t>
+      </w:r>
+      <w:r>
+        <w:t xml:space="preserve"> </w:t>
+      </w:r>
+      <w:r>
+        <w:t>neuronski</w:t>
+      </w:r>
+      <w:r>
+        <w:t>h</w:t>
+      </w:r>
+      <w:r>
+        <w:t xml:space="preserve"> mreža zasniva se na ulaznim podacima, a odvija se uz pomoć funkcije troška, algoritma propagacije nazad i optimizatora. Svaka iteracija i predikcija koju mreža napravi uzrokuje vrlo minimalne promjene u parametrima samog modela, sa ciljem smanjenja greške i poboljša</w:t>
+      </w:r>
+      <w:r>
+        <w:t>nja</w:t>
+      </w:r>
+      <w:r>
+        <w:t xml:space="preserve"> performansi</w:t>
+      </w:r>
+      <w:r>
+        <w:t xml:space="preserve"> modela</w:t>
+      </w:r>
+      <w:r>
+        <w:t>.</w:t>
+      </w:r>
+    </w:p>
+    <w:p>
+      <w:r>
+        <w:t>Pitanje koje se postavlja jeste da li postoji optimalan broj iteracija - odnosno, koliko puta mreža treba da obradi ulazne podatke kako bi uspješno mapirala i riješila problem. U tu svrhu se definišu dva hiperparametra: broj e</w:t>
+      </w:r>
+      <w:r>
+        <w:t>poha</w:t>
+      </w:r>
+      <w:r>
+        <w:t xml:space="preserve"> (eng. epochs) i veličina serije (eng. batch size).</w:t>
       </w:r>
     </w:p>
     <w:p>
@@ -9533,7 +10721,31 @@
         </w:numPr>
       </w:pPr>
       <w:r>
-        <w:t xml:space="preserve">Epoha predstavlja jedan potpun prolaz neuralne mreže kroz čitavi skup trening podataka. Na primjeru od 1000 slika, jedna epoha znači da je svaka slika tačno jedom prošla kroz mrežu i učestvovala u procesu ažuriranje parametara. </w:t>
+        <w:t>Epoha predstavlja jedan potpun</w:t>
+      </w:r>
+      <w:r>
+        <w:t>i</w:t>
+      </w:r>
+      <w:r>
+        <w:t xml:space="preserve"> prolaz </w:t>
+      </w:r>
+      <w:r>
+        <w:t>neuronske</w:t>
+      </w:r>
+      <w:r>
+        <w:t xml:space="preserve"> mreže kroz čitavi skup trening podataka. Na primjeru od 1000 slika, jedna epoha znači da je svaka slika tačno jed</w:t>
+      </w:r>
+      <w:r>
+        <w:t>n</w:t>
+      </w:r>
+      <w:r>
+        <w:t>om prošla kroz mrežu i učestvovala u procesu ažuriranj</w:t>
+      </w:r>
+      <w:r>
+        <w:t>a</w:t>
+      </w:r>
+      <w:r>
+        <w:t xml:space="preserve"> parametara. </w:t>
       </w:r>
     </w:p>
     <w:p>
@@ -9545,18 +10757,84 @@
         </w:numPr>
       </w:pPr>
       <w:r>
-        <w:t>Veličina serije (eng. batch size) predstavlja broj ulaznih podataka koji se procesiraju u jednoj interaciji prije nego što se parametri ažuriraju. Zbog hardverskih ograničenja, najčešće nije moguće procesirati čitav skup podataka istovremeno. Zbog toga se podaci dijele u manje serije koje mreža paralelno razmatra.</w:t>
+        <w:t>Veličina serije (eng. batch size) predstavlja broj ulaznih podataka koji se procesiraju u jednoj iteraciji prije nego što se parametri ažuriraju. Zbog hardverskih ograničenja, najčešće nije moguće procesirati čitav skup podataka istovremeno. Zbog toga se podaci dijele u manje serije koje mreža paralelno razmatra.</w:t>
       </w:r>
     </w:p>
     <w:p/>
     <w:p>
       <w:r>
-        <w:t>U okviru ovog rada, broj epoha je postavljen na 100. Iako treniranje kroz veliki broj epoha može dovesti do preprilagođavanje (eng. overfitting), gdje model "napamet" nauči trening podatke čime gubi mogućnost generalizacije nad novih podacimato ne ugrožava cilj ovog istraživanja. S obzirom da je primarni cilj rada na komparativnoj analizi performansi i brzine treniranja izmežu Pyhthon i .NET okruženja a ne na maksimizaciji tačnosti samog modela - odabrani broj epoha je adekvatan za dobijanje odgovarajućih metrika.</w:t>
-      </w:r>
-    </w:p>
-    <w:p>
-      <w:r>
-        <w:t>Veličina serije je postavlja na 8, što predstavlja dobar balans s obzirom na relativno mal skup podataka (oko 1000 slika) i memorijske kapacitete.</w:t>
+        <w:t xml:space="preserve">U okviru ovog rada, broj epoha je postavljen na 100. Iako treniranje kroz veliki broj epoha može dovesti do </w:t>
+      </w:r>
+      <w:r>
+        <w:t>prekomjernog prilagođavanja</w:t>
+      </w:r>
+      <w:r>
+        <w:t xml:space="preserve"> (eng. overfitting), gdje model "napamet" nauči trening podatke čime gubi mogućnost generalizacije nad novi</w:t>
+      </w:r>
+      <w:r>
+        <w:t>m</w:t>
+      </w:r>
+      <w:r>
+        <w:t xml:space="preserve"> podacima</w:t>
+      </w:r>
+      <w:r>
+        <w:t xml:space="preserve">, </w:t>
+      </w:r>
+      <w:r>
+        <w:t xml:space="preserve">to ne ugrožava cilj ovog istraživanja. S obzirom </w:t>
+      </w:r>
+      <w:r>
+        <w:t xml:space="preserve">na to </w:t>
+      </w:r>
+      <w:r>
+        <w:t>da je primarni cilj rada komparat</w:t>
+      </w:r>
+      <w:r>
+        <w:t xml:space="preserve">ivna </w:t>
+      </w:r>
+      <w:r>
+        <w:t>analiz</w:t>
+      </w:r>
+      <w:r>
+        <w:t xml:space="preserve">a </w:t>
+      </w:r>
+      <w:r>
+        <w:t>performansi i brzine treniranja izme</w:t>
+      </w:r>
+      <w:r>
+        <w:t>đ</w:t>
+      </w:r>
+      <w:r>
+        <w:t>u Python i .NET okruženja</w:t>
+      </w:r>
+      <w:r>
+        <w:t>,</w:t>
+      </w:r>
+      <w:r>
+        <w:t xml:space="preserve"> a ne maksimizacij</w:t>
+      </w:r>
+      <w:r>
+        <w:t>a</w:t>
+      </w:r>
+      <w:r>
+        <w:t xml:space="preserve"> tačnosti samog modela - odabrani broj epoha je adekvatan za dobijanje odgovarajućih metrika.</w:t>
+      </w:r>
+    </w:p>
+    <w:p>
+      <w:r>
+        <w:t>Veličina serije je postavlj</w:t>
+      </w:r>
+      <w:r>
+        <w:t>ena</w:t>
+      </w:r>
+      <w:r>
+        <w:t xml:space="preserve"> na 8, što predstavlja dobar balans s obzirom na relativno mal</w:t>
+      </w:r>
+      <w:r>
+        <w:t xml:space="preserve">i </w:t>
+      </w:r>
+      <w:r>
+        <w:t>skup podataka (oko 1000 slika) i memorijske kapacitete.</w:t>
       </w:r>
     </w:p>
     <w:p/>
@@ -9954,7 +11232,19 @@
         <w:rPr>
           <w:lang w:val="de-DE"/>
         </w:rPr>
-        <w:t>S obzirom da hiperparametri direktno diktiraju način učenja i tačnost krajnjeg modela, u oba okruženja je implementirana ista arhitektura neuralne mreže sa preslikanim parametrima. To uključuje korištenje iste funkcije troška (Cross-Entropy Loss), istog optimizatora (Adam) sa stopom učenja (0.00001), isti broj epoha (100) te identičnu veličinu serije (8).</w:t>
+        <w:t xml:space="preserve">S obzirom da hiperparametri direktno diktiraju način učenja i tačnost krajnjeg modela, u oba okruženja je implementirana ista arhitektura </w:t>
+      </w:r>
+      <w:r>
+        <w:rPr>
+          <w:lang w:val="de-DE"/>
+        </w:rPr>
+        <w:t>neuronske</w:t>
+      </w:r>
+      <w:r>
+        <w:rPr>
+          <w:lang w:val="de-DE"/>
+        </w:rPr>
+        <w:t xml:space="preserve"> mreže sa preslikanim parametrima. To uključuje korištenje iste funkcije troška (Cross-Entropy Loss), istog optimizatora (Adam) sa stopom učenja (0.00001), isti broj epoha (100) te identičnu veličinu serije (8).</w:t>
       </w:r>
     </w:p>
     <w:p>
@@ -10769,21 +12059,21 @@
         <w:rPr>
           <w:lang w:val="en-US"/>
         </w:rPr>
-        <w:t>neuralna</w:t>
-      </w:r>
-      <w:proofErr w:type="spellEnd"/>
-      <w:r>
-        <w:rPr>
-          <w:lang w:val="en-US"/>
-        </w:rPr>
-        <w:t xml:space="preserve"> </w:t>
-      </w:r>
-      <w:proofErr w:type="spellStart"/>
-      <w:r>
-        <w:rPr>
-          <w:lang w:val="en-US"/>
-        </w:rPr>
-        <w:t>mreža</w:t>
+        <w:t>neuronska</w:t>
+      </w:r>
+      <w:proofErr w:type="spellEnd"/>
+      <w:r>
+        <w:rPr>
+          <w:lang w:val="en-US"/>
+        </w:rPr>
+        <w:t xml:space="preserve"> m</w:t>
+      </w:r>
+      <w:proofErr w:type="spellStart"/>
+      <w:r>
+        <w:rPr>
+          <w:lang w:val="en-US"/>
+        </w:rPr>
+        <w:t>reža</w:t>
       </w:r>
       <w:proofErr w:type="spellEnd"/>
       <w:r>
@@ -12758,8 +14048,8 @@
   <w:abstractNum w:abstractNumId="15" w15:restartNumberingAfterBreak="0">
     <w:nsid w:val="71B217DE"/>
     <w:multiLevelType w:val="hybridMultilevel"/>
-    <w:tmpl w:val="A838E6BC"/>
-    <w:lvl w:ilvl="0" w:tplc="ECA2A998">
+    <w:tmpl w:val="4142DE1E"/>
+    <w:lvl w:ilvl="0" w:tplc="DD803420">
       <w:start w:val="1"/>
       <w:numFmt w:val="decimal"/>
       <w:lvlText w:val="%1."/>
@@ -12769,6 +14059,7 @@
       </w:pPr>
       <w:rPr>
         <w:rFonts w:hint="default"/>
+        <w:lang w:val="en-GB"/>
       </w:rPr>
     </w:lvl>
     <w:lvl w:ilvl="1" w:tplc="04090019" w:tentative="1">

--- a/1.docx
+++ b/1.docx
@@ -1,10 +1,10 @@
 
 <file path=word/document.xml><?xml version="1.0" encoding="utf-8"?>
-<w:document xmlns:wpc="http://schemas.microsoft.com/office/word/2010/wordprocessingCanvas" xmlns:cx="http://schemas.microsoft.com/office/drawing/2014/chartex" xmlns:cx1="http://schemas.microsoft.com/office/drawing/2015/9/8/chartex" xmlns:cx2="http://schemas.microsoft.com/office/drawing/2015/10/21/chartex" xmlns:cx3="http://schemas.microsoft.com/office/drawing/2016/5/9/chartex" xmlns:cx4="http://schemas.microsoft.com/office/drawing/2016/5/10/chartex" xmlns:cx5="http://schemas.microsoft.com/office/drawing/2016/5/11/chartex" xmlns:cx6="http://schemas.microsoft.com/office/drawing/2016/5/12/chartex" xmlns:cx7="http://schemas.microsoft.com/office/drawing/2016/5/13/chartex" xmlns:cx8="http://schemas.microsoft.com/office/drawing/2016/5/14/chartex" xmlns:mc="http://schemas.openxmlformats.org/markup-compatibility/2006" xmlns:aink="http://schemas.microsoft.com/office/drawing/2016/ink" xmlns:am3d="http://schemas.microsoft.com/office/drawing/2017/model3d" xmlns:o="urn:schemas-microsoft-com:office:office" xmlns:r="http://schemas.openxmlformats.org/officeDocument/2006/relationships" xmlns:m="http://schemas.openxmlformats.org/officeDocument/2006/math" xmlns:v="urn:schemas-microsoft-com:vml" xmlns:wp14="http://schemas.microsoft.com/office/word/2010/wordprocessingDrawing" xmlns:wp="http://schemas.openxmlformats.org/drawingml/2006/wordprocessingDrawing" xmlns:w10="urn:schemas-microsoft-com:office:word" xmlns:w="http://schemas.openxmlformats.org/wordprocessingml/2006/main" xmlns:w14="http://schemas.microsoft.com/office/word/2010/wordml" xmlns:w15="http://schemas.microsoft.com/office/word/2012/wordml" xmlns:w16cex="http://schemas.microsoft.com/office/word/2018/wordml/cex" xmlns:w16cid="http://schemas.microsoft.com/office/word/2016/wordml/cid" xmlns:w16="http://schemas.microsoft.com/office/word/2018/wordml" xmlns:w16sdtdh="http://schemas.microsoft.com/office/word/2020/wordml/sdtdatahash" xmlns:w16se="http://schemas.microsoft.com/office/word/2015/wordml/symex" xmlns:wpg="http://schemas.microsoft.com/office/word/2010/wordprocessingGroup" xmlns:wpi="http://schemas.microsoft.com/office/word/2010/wordprocessingInk" xmlns:wne="http://schemas.microsoft.com/office/word/2006/wordml" xmlns:wps="http://schemas.microsoft.com/office/word/2010/wordprocessingShape" mc:Ignorable="w14 w15 w16se w16cid w16 w16cex w16sdtdh wp14">
+<w:document xmlns:wpc="http://schemas.microsoft.com/office/word/2010/wordprocessingCanvas" xmlns:cx="http://schemas.microsoft.com/office/drawing/2014/chartex" xmlns:cx1="http://schemas.microsoft.com/office/drawing/2015/9/8/chartex" xmlns:cx2="http://schemas.microsoft.com/office/drawing/2015/10/21/chartex" xmlns:cx3="http://schemas.microsoft.com/office/drawing/2016/5/9/chartex" xmlns:cx4="http://schemas.microsoft.com/office/drawing/2016/5/10/chartex" xmlns:cx5="http://schemas.microsoft.com/office/drawing/2016/5/11/chartex" xmlns:cx6="http://schemas.microsoft.com/office/drawing/2016/5/12/chartex" xmlns:cx7="http://schemas.microsoft.com/office/drawing/2016/5/13/chartex" xmlns:cx8="http://schemas.microsoft.com/office/drawing/2016/5/14/chartex" xmlns:mc="http://schemas.openxmlformats.org/markup-compatibility/2006" xmlns:aink="http://schemas.microsoft.com/office/drawing/2016/ink" xmlns:am3d="http://schemas.microsoft.com/office/drawing/2017/model3d" xmlns:o="urn:schemas-microsoft-com:office:office" xmlns:oel="http://schemas.microsoft.com/office/2019/extlst" xmlns:r="http://schemas.openxmlformats.org/officeDocument/2006/relationships" xmlns:m="http://schemas.openxmlformats.org/officeDocument/2006/math" xmlns:v="urn:schemas-microsoft-com:vml" xmlns:wp14="http://schemas.microsoft.com/office/word/2010/wordprocessingDrawing" xmlns:wp="http://schemas.openxmlformats.org/drawingml/2006/wordprocessingDrawing" xmlns:w10="urn:schemas-microsoft-com:office:word" xmlns:w="http://schemas.openxmlformats.org/wordprocessingml/2006/main" xmlns:w14="http://schemas.microsoft.com/office/word/2010/wordml" xmlns:w15="http://schemas.microsoft.com/office/word/2012/wordml" xmlns:w16cex="http://schemas.microsoft.com/office/word/2018/wordml/cex" xmlns:w16cid="http://schemas.microsoft.com/office/word/2016/wordml/cid" xmlns:w16="http://schemas.microsoft.com/office/word/2018/wordml" xmlns:w16du="http://schemas.microsoft.com/office/word/2023/wordml/word16du" xmlns:w16sdtdh="http://schemas.microsoft.com/office/word/2020/wordml/sdtdatahash" xmlns:w16sdtfl="http://schemas.microsoft.com/office/word/2024/wordml/sdtformatlock" xmlns:w16se="http://schemas.microsoft.com/office/word/2015/wordml/symex" xmlns:wpg="http://schemas.microsoft.com/office/word/2010/wordprocessingGroup" xmlns:wpi="http://schemas.microsoft.com/office/word/2010/wordprocessingInk" xmlns:wne="http://schemas.microsoft.com/office/word/2006/wordml" xmlns:wps="http://schemas.microsoft.com/office/word/2010/wordprocessingShape" mc:Ignorable="w14 w15 w16se w16cid w16 w16cex w16sdtdh w16sdtfl w16du wp14">
   <w:body>
     <w:p>
       <w:pPr>
-        <w:pStyle w:val="Heading1"/>
+        <w:pStyle w:val="Naslov1"/>
       </w:pPr>
       <w:r>
         <w:t>Uvod</w:t>
@@ -31,26 +31,26 @@
       <w:r>
         <w:t xml:space="preserve">Spomenute biblioteke su implementirane u Python programskom jeziku te su javno dostupne kao projekti otvorenog koda (eng. Open Source) na GitHub platformi. Analizom datih projekata može se uočiti dominacija Pythona u polju mašinskog učenja. Primjera radi, PyTorch repozitorij bilježi preko 100 hiljada izmjena koda (eng. commits), više od 4000 kontributora, te se koristi u preko 800 hiljada drugih projekata. Po </w:t>
       </w:r>
-      <w:r>
-        <w:fldChar w:fldCharType="begin"/>
-      </w:r>
-      <w:r>
-        <w:instrText xml:space="preserve"> HYPERLINK "https://github.blog/news-insights/octoverse/octoverse-a-new-developer-joins-github-every-second-as-ai-leads-typescript-to-1/" </w:instrText>
-      </w:r>
-      <w:r>
-        <w:fldChar w:fldCharType="separate"/>
-      </w:r>
-      <w:r>
-        <w:rPr>
-          <w:rStyle w:val="Hyperlink"/>
-        </w:rPr>
-        <w:t>istraživanjima</w:t>
-      </w:r>
-      <w:r>
-        <w:fldChar w:fldCharType="end"/>
-      </w:r>
-      <w:r>
-        <w:t xml:space="preserve"> stranice GitHub iz 2025. godine, Python zadržava vodeću poziciju, te je gotovo pola svih novih projekata iz oblasti mašinskog učenja napisana u Pythonu.</w:t>
+      <w:hyperlink r:id="rId6" w:history="1">
+        <w:proofErr w:type="spellStart"/>
+        <w:r>
+          <w:rPr>
+            <w:rStyle w:val="Hiperveza"/>
+          </w:rPr>
+          <w:t>istraživanjima</w:t>
+        </w:r>
+        <w:proofErr w:type="spellEnd"/>
+      </w:hyperlink>
+      <w:r>
+        <w:t xml:space="preserve"> stranice </w:t>
+      </w:r>
+      <w:proofErr w:type="spellStart"/>
+      <w:r>
+        <w:t>GitHub</w:t>
+      </w:r>
+      <w:proofErr w:type="spellEnd"/>
+      <w:r>
+        <w:t xml:space="preserve"> iz 2025. godine, Python zadržava vodeću poziciju, te je gotovo pola svih novih projekata iz oblasti mašinskog učenja napisana u Pythonu.</w:t>
       </w:r>
     </w:p>
     <w:p>
@@ -73,7 +73,7 @@
     <w:p/>
     <w:p>
       <w:pPr>
-        <w:pStyle w:val="Heading2"/>
+        <w:pStyle w:val="Naslov2"/>
       </w:pPr>
       <w:r>
         <w:t>Cilj Rada</w:t>
@@ -429,21 +429,7 @@
         <w:rPr>
           <w:lang w:val="en-US"/>
         </w:rPr>
-        <w:t xml:space="preserve"> u </w:t>
-      </w:r>
-      <w:proofErr w:type="spellStart"/>
-      <w:r>
-        <w:rPr>
-          <w:lang w:val="en-US"/>
-        </w:rPr>
-        <w:t>oba</w:t>
-      </w:r>
-      <w:proofErr w:type="spellEnd"/>
-      <w:r>
-        <w:rPr>
-          <w:lang w:val="en-US"/>
-        </w:rPr>
-        <w:t xml:space="preserve"> </w:t>
+        <w:t xml:space="preserve"> u oba </w:t>
       </w:r>
       <w:proofErr w:type="spellStart"/>
       <w:r>
@@ -492,21 +478,7 @@
         <w:rPr>
           <w:lang w:val="en-US"/>
         </w:rPr>
-        <w:t xml:space="preserve"> </w:t>
-      </w:r>
-      <w:proofErr w:type="spellStart"/>
-      <w:r>
-        <w:rPr>
-          <w:lang w:val="en-US"/>
-        </w:rPr>
-        <w:t>rada</w:t>
-      </w:r>
-      <w:proofErr w:type="spellEnd"/>
-      <w:r>
-        <w:rPr>
-          <w:lang w:val="en-US"/>
-        </w:rPr>
-        <w:t xml:space="preserve"> je </w:t>
+        <w:t xml:space="preserve"> rada je </w:t>
       </w:r>
       <w:proofErr w:type="spellStart"/>
       <w:r>
@@ -604,21 +576,7 @@
         <w:rPr>
           <w:lang w:val="en-US"/>
         </w:rPr>
-        <w:t xml:space="preserve"> </w:t>
-      </w:r>
-      <w:proofErr w:type="spellStart"/>
-      <w:r>
-        <w:rPr>
-          <w:lang w:val="en-US"/>
-        </w:rPr>
-        <w:t>Blazor</w:t>
-      </w:r>
-      <w:proofErr w:type="spellEnd"/>
-      <w:r>
-        <w:rPr>
-          <w:lang w:val="en-US"/>
-        </w:rPr>
-        <w:t xml:space="preserve"> </w:t>
+        <w:t xml:space="preserve"> Blazor </w:t>
       </w:r>
       <w:proofErr w:type="spellStart"/>
       <w:r>
@@ -1003,7 +961,7 @@
     <w:p/>
     <w:p>
       <w:pPr>
-        <w:pStyle w:val="Heading1"/>
+        <w:pStyle w:val="Naslov1"/>
       </w:pPr>
       <w:r>
         <w:lastRenderedPageBreak/>
@@ -1011,14 +969,14 @@
       </w:r>
       <w:r>
         <w:rPr>
-          <w:rStyle w:val="Heading2Char"/>
+          <w:rStyle w:val="Naslov2Znak"/>
         </w:rPr>
         <w:t>eorijska osnova</w:t>
       </w:r>
     </w:p>
     <w:p>
       <w:pPr>
-        <w:pStyle w:val="Heading2"/>
+        <w:pStyle w:val="Naslov2"/>
       </w:pPr>
       <w:r>
         <w:t xml:space="preserve">Šta su </w:t>
@@ -1096,7 +1054,7 @@
     </w:p>
     <w:p>
       <w:pPr>
-        <w:pStyle w:val="ListParagraph"/>
+        <w:pStyle w:val="Paragrafspiska"/>
         <w:numPr>
           <w:ilvl w:val="0"/>
           <w:numId w:val="15"/>
@@ -1132,7 +1090,7 @@
     </w:p>
     <w:p>
       <w:pPr>
-        <w:pStyle w:val="ListParagraph"/>
+        <w:pStyle w:val="Paragrafspiska"/>
         <w:numPr>
           <w:ilvl w:val="0"/>
           <w:numId w:val="15"/>
@@ -1198,7 +1156,7 @@
     </w:p>
     <w:p>
       <w:pPr>
-        <w:pStyle w:val="ListParagraph"/>
+        <w:pStyle w:val="Paragrafspiska"/>
         <w:numPr>
           <w:ilvl w:val="0"/>
           <w:numId w:val="15"/>
@@ -1416,6 +1374,7 @@
     <w:p/>
     <w:p>
       <w:r>
+        <w:lastRenderedPageBreak/>
         <w:t xml:space="preserve">gdje </w:t>
       </w:r>
       <m:oMath>
@@ -1525,7 +1484,6 @@
     </w:p>
     <w:p>
       <w:r>
-        <w:lastRenderedPageBreak/>
         <w:t>Kako bi mreža bila u mogućnosti da modelira kompleksne, nelinearne problem na dati izlaz se primjenjuje odgovarajuća aktivacijska funckija (eng. Activation function). Aktivacijske funkcije poput ReLU ili Softmax su same po sebi jednostavne (ReLU vraća 0 za negativne brojeve, te ne mijenja izlaz za pozitivne brojeve), ali one uvode nelinearnost u sistem.</w:t>
       </w:r>
     </w:p>
@@ -1596,25 +1554,36 @@
         <w:t xml:space="preserve"> u svrhu njezinog poboljšanja</w:t>
       </w:r>
       <w:r>
-        <w:t xml:space="preserve">. Za tu svrhu se koristi algoritam propagacije </w:t>
-      </w:r>
-      <w:r>
-        <w:t>unazad</w:t>
-      </w:r>
-      <w:r>
-        <w:t xml:space="preserve"> (</w:t>
+        <w:t>. Za tu svrhu se koristi algoritam p</w:t>
+      </w:r>
+      <w:r>
+        <w:t xml:space="preserve">ovratne propagacije </w:t>
+      </w:r>
+      <w:r>
+        <w:t>(</w:t>
+      </w:r>
+      <w:proofErr w:type="spellStart"/>
+      <w:r>
+        <w:t>eng</w:t>
+      </w:r>
+      <w:proofErr w:type="spellEnd"/>
+      <w:r>
+        <w:t xml:space="preserve">. </w:t>
+      </w:r>
+      <w:r>
+        <w:t>backpropagation) i optimizator (</w:t>
       </w:r>
       <w:r>
         <w:t xml:space="preserve">eng. </w:t>
       </w:r>
       <w:r>
-        <w:t>backpropagation) i optimizator (</w:t>
-      </w:r>
-      <w:r>
-        <w:t xml:space="preserve">eng. </w:t>
-      </w:r>
-      <w:r>
-        <w:t xml:space="preserve">optimizer). Algoritam propagacije nazad prolazi kroz mrežu unazad i računa gradijente, odnosno </w:t>
+        <w:t xml:space="preserve">optimizer). Algoritam </w:t>
+      </w:r>
+      <w:r>
+        <w:t xml:space="preserve">povratne </w:t>
+      </w:r>
+      <w:r>
+        <w:t xml:space="preserve">propagacije prolazi kroz mrežu unazad i računa gradijente, odnosno </w:t>
       </w:r>
       <w:r>
         <w:t xml:space="preserve">mjeri koliko </w:t>
@@ -1723,10 +1692,9 @@
     <w:p/>
     <w:p>
       <w:pPr>
-        <w:pStyle w:val="Heading2"/>
-      </w:pPr>
-      <w:r>
-        <w:lastRenderedPageBreak/>
+        <w:pStyle w:val="Naslov2"/>
+      </w:pPr>
+      <w:r>
         <w:t>CNN</w:t>
       </w:r>
       <w:r>
@@ -1876,7 +1844,7 @@
     </w:p>
     <w:p>
       <w:pPr>
-        <w:pStyle w:val="ListParagraph"/>
+        <w:pStyle w:val="Paragrafspiska"/>
         <w:numPr>
           <w:ilvl w:val="0"/>
           <w:numId w:val="6"/>
@@ -1972,7 +1940,7 @@
     </w:p>
     <w:p>
       <w:pPr>
-        <w:pStyle w:val="ListParagraph"/>
+        <w:pStyle w:val="Paragrafspiska"/>
         <w:numPr>
           <w:ilvl w:val="0"/>
           <w:numId w:val="6"/>
@@ -2035,7 +2003,7 @@
     </w:p>
     <w:p>
       <w:pPr>
-        <w:pStyle w:val="ListParagraph"/>
+        <w:pStyle w:val="Paragrafspiska"/>
         <w:numPr>
           <w:ilvl w:val="0"/>
           <w:numId w:val="6"/>
@@ -2140,7 +2108,7 @@
     </w:p>
     <w:p>
       <w:pPr>
-        <w:pStyle w:val="ListParagraph"/>
+        <w:pStyle w:val="Paragrafspiska"/>
         <w:numPr>
           <w:ilvl w:val="0"/>
           <w:numId w:val="6"/>
@@ -2363,7 +2331,7 @@
     </w:p>
     <w:p>
       <w:pPr>
-        <w:pStyle w:val="ListParagraph"/>
+        <w:pStyle w:val="Paragrafspiska"/>
         <w:numPr>
           <w:ilvl w:val="0"/>
           <w:numId w:val="6"/>
@@ -2417,13 +2385,14 @@
     </w:p>
     <w:p>
       <w:pPr>
-        <w:pStyle w:val="ListParagraph"/>
+        <w:pStyle w:val="Paragrafspiska"/>
         <w:numPr>
           <w:ilvl w:val="0"/>
           <w:numId w:val="6"/>
         </w:numPr>
       </w:pPr>
       <w:r>
+        <w:lastRenderedPageBreak/>
         <w:t>Finansijsko modeliranje</w:t>
       </w:r>
       <w:r>
@@ -2470,10 +2439,9 @@
     </w:p>
     <w:p>
       <w:pPr>
-        <w:pStyle w:val="Heading2"/>
-      </w:pPr>
-      <w:r>
-        <w:lastRenderedPageBreak/>
+        <w:pStyle w:val="Naslov2"/>
+      </w:pPr>
+      <w:r>
         <w:t>PyTorch vs. TorchSharp</w:t>
       </w:r>
     </w:p>
@@ -2507,10 +2475,9 @@
     <w:p/>
     <w:p>
       <w:pPr>
-        <w:pStyle w:val="Heading2"/>
-      </w:pPr>
-      <w:r>
-        <w:lastRenderedPageBreak/>
+        <w:pStyle w:val="Naslov2"/>
+      </w:pPr>
+      <w:r>
         <w:t>Metrike modela</w:t>
       </w:r>
     </w:p>
@@ -2546,7 +2513,7 @@
     <w:p/>
     <w:p>
       <w:pPr>
-        <w:pStyle w:val="Heading4"/>
+        <w:pStyle w:val="Naslov4"/>
       </w:pPr>
       <w:r>
         <w:t>Brzina treniranja</w:t>
@@ -2653,7 +2620,7 @@
     <w:p/>
     <w:p>
       <w:pPr>
-        <w:pStyle w:val="Heading4"/>
+        <w:pStyle w:val="Naslov4"/>
       </w:pPr>
       <w:r>
         <w:t>Klasifikacijske metrike</w:t>
@@ -2750,7 +2717,7 @@
     </w:p>
     <w:p>
       <w:pPr>
-        <w:pStyle w:val="ListParagraph"/>
+        <w:pStyle w:val="Paragrafspiska"/>
         <w:numPr>
           <w:ilvl w:val="0"/>
           <w:numId w:val="6"/>
@@ -2807,7 +2774,7 @@
     </w:p>
     <w:p>
       <w:pPr>
-        <w:pStyle w:val="ListParagraph"/>
+        <w:pStyle w:val="Paragrafspiska"/>
         <w:numPr>
           <w:ilvl w:val="0"/>
           <w:numId w:val="6"/>
@@ -2855,7 +2822,7 @@
     </w:p>
     <w:p>
       <w:pPr>
-        <w:pStyle w:val="ListParagraph"/>
+        <w:pStyle w:val="Paragrafspiska"/>
         <w:numPr>
           <w:ilvl w:val="0"/>
           <w:numId w:val="6"/>
@@ -2897,7 +2864,7 @@
     </w:p>
     <w:p>
       <w:pPr>
-        <w:pStyle w:val="ListParagraph"/>
+        <w:pStyle w:val="Paragrafspiska"/>
         <w:numPr>
           <w:ilvl w:val="0"/>
           <w:numId w:val="6"/>
@@ -2974,7 +2941,7 @@
     </w:p>
     <w:p>
       <w:pPr>
-        <w:pStyle w:val="ListParagraph"/>
+        <w:pStyle w:val="Paragrafspiska"/>
         <w:numPr>
           <w:ilvl w:val="0"/>
           <w:numId w:val="6"/>
@@ -3090,7 +3057,7 @@
     </w:p>
     <w:p>
       <w:pPr>
-        <w:pStyle w:val="ListParagraph"/>
+        <w:pStyle w:val="Paragrafspiska"/>
         <w:numPr>
           <w:ilvl w:val="0"/>
           <w:numId w:val="6"/>
@@ -3108,7 +3075,7 @@
     </w:p>
     <w:p>
       <w:pPr>
-        <w:pStyle w:val="ListParagraph"/>
+        <w:pStyle w:val="Paragrafspiska"/>
       </w:pPr>
       <m:oMathPara>
         <m:oMath>
@@ -3119,6 +3086,7 @@
             <w:rPr>
               <w:rFonts w:ascii="Cambria Math" w:hAnsi="Cambria Math"/>
             </w:rPr>
+            <w:lastRenderedPageBreak/>
             <m:t xml:space="preserve">Tačnost </m:t>
           </m:r>
           <m:r>
@@ -3183,7 +3151,7 @@
     </w:p>
     <w:p>
       <w:pPr>
-        <w:pStyle w:val="ListParagraph"/>
+        <w:pStyle w:val="Paragrafspiska"/>
         <w:numPr>
           <w:ilvl w:val="0"/>
           <w:numId w:val="6"/>
@@ -3256,15 +3224,15 @@
     </w:p>
     <w:p>
       <w:pPr>
-        <w:pStyle w:val="ListParagraph"/>
-      </w:pPr>
-      <w:r>
-        <w:t xml:space="preserve"> </w:t>
-      </w:r>
-    </w:p>
-    <w:p>
-      <w:pPr>
-        <w:pStyle w:val="ListParagraph"/>
+        <w:pStyle w:val="Paragrafspiska"/>
+      </w:pPr>
+      <w:r>
+        <w:t xml:space="preserve"> </w:t>
+      </w:r>
+    </w:p>
+    <w:p>
+      <w:pPr>
+        <w:pStyle w:val="Paragrafspiska"/>
       </w:pPr>
       <w:r>
         <w:t>Odziv govori koliko</w:t>
@@ -3305,17 +3273,17 @@
     </w:p>
     <w:p>
       <w:pPr>
-        <w:pStyle w:val="ListParagraph"/>
-      </w:pPr>
-    </w:p>
-    <w:p>
-      <w:pPr>
-        <w:pStyle w:val="ListParagraph"/>
-      </w:pPr>
-    </w:p>
-    <w:p>
-      <w:pPr>
-        <w:pStyle w:val="ListParagraph"/>
+        <w:pStyle w:val="Paragrafspiska"/>
+      </w:pPr>
+    </w:p>
+    <w:p>
+      <w:pPr>
+        <w:pStyle w:val="Paragrafspiska"/>
+      </w:pPr>
+    </w:p>
+    <w:p>
+      <w:pPr>
+        <w:pStyle w:val="Paragrafspiska"/>
         <w:numPr>
           <w:ilvl w:val="0"/>
           <w:numId w:val="6"/>
@@ -3333,7 +3301,7 @@
     </w:p>
     <w:p>
       <w:pPr>
-        <w:pStyle w:val="ListParagraph"/>
+        <w:pStyle w:val="Paragrafspiska"/>
         <w:rPr>
           <w:rFonts w:eastAsiaTheme="minorEastAsia"/>
           <w:iCs/>
@@ -3342,7 +3310,7 @@
     </w:p>
     <w:p>
       <w:pPr>
-        <w:pStyle w:val="ListParagraph"/>
+        <w:pStyle w:val="Paragrafspiska"/>
       </w:pPr>
       <m:oMathPara>
         <m:oMathParaPr>
@@ -3401,12 +3369,12 @@
     </w:p>
     <w:p>
       <w:pPr>
-        <w:pStyle w:val="ListParagraph"/>
-      </w:pPr>
-    </w:p>
-    <w:p>
-      <w:pPr>
-        <w:pStyle w:val="ListParagraph"/>
+        <w:pStyle w:val="Paragrafspiska"/>
+      </w:pPr>
+    </w:p>
+    <w:p>
+      <w:pPr>
+        <w:pStyle w:val="Paragrafspiska"/>
       </w:pPr>
       <w:r>
         <w:t xml:space="preserve">F1 </w:t>
@@ -3444,12 +3412,12 @@
     </w:p>
     <w:p>
       <w:pPr>
-        <w:pStyle w:val="ListParagraph"/>
-      </w:pPr>
-    </w:p>
-    <w:p>
-      <w:pPr>
-        <w:pStyle w:val="Heading4"/>
+        <w:pStyle w:val="Paragrafspiska"/>
+      </w:pPr>
+    </w:p>
+    <w:p>
+      <w:pPr>
+        <w:pStyle w:val="Naslov4"/>
       </w:pPr>
       <w:r>
         <w:t>Metrike za više</w:t>
@@ -3496,7 +3464,7 @@
     <w:p/>
     <w:p>
       <w:pPr>
-        <w:pStyle w:val="ListParagraph"/>
+        <w:pStyle w:val="Paragrafspiska"/>
         <w:numPr>
           <w:ilvl w:val="0"/>
           <w:numId w:val="6"/>
@@ -3514,12 +3482,12 @@
     </w:p>
     <w:p>
       <w:pPr>
-        <w:pStyle w:val="ListParagraph"/>
-      </w:pPr>
-    </w:p>
-    <w:p>
-      <w:pPr>
-        <w:pStyle w:val="ListParagraph"/>
+        <w:pStyle w:val="Paragrafspiska"/>
+      </w:pPr>
+    </w:p>
+    <w:p>
+      <w:pPr>
+        <w:pStyle w:val="Paragrafspiska"/>
       </w:pPr>
       <m:oMathPara>
         <m:oMathParaPr>
@@ -3628,17 +3596,17 @@
     </w:p>
     <w:p>
       <w:pPr>
-        <w:pStyle w:val="ListParagraph"/>
-      </w:pPr>
-    </w:p>
-    <w:p>
-      <w:pPr>
-        <w:pStyle w:val="ListParagraph"/>
-      </w:pPr>
-    </w:p>
-    <w:p>
-      <w:pPr>
-        <w:pStyle w:val="ListParagraph"/>
+        <w:pStyle w:val="Paragrafspiska"/>
+      </w:pPr>
+    </w:p>
+    <w:p>
+      <w:pPr>
+        <w:pStyle w:val="Paragrafspiska"/>
+      </w:pPr>
+    </w:p>
+    <w:p>
+      <w:pPr>
+        <w:pStyle w:val="Paragrafspiska"/>
         <w:numPr>
           <w:ilvl w:val="0"/>
           <w:numId w:val="6"/>
@@ -3683,12 +3651,12 @@
     </w:p>
     <w:p>
       <w:pPr>
-        <w:pStyle w:val="ListParagraph"/>
-      </w:pPr>
-    </w:p>
-    <w:p>
-      <w:pPr>
-        <w:pStyle w:val="ListParagraph"/>
+        <w:pStyle w:val="Paragrafspiska"/>
+      </w:pPr>
+    </w:p>
+    <w:p>
+      <w:pPr>
+        <w:pStyle w:val="Paragrafspiska"/>
       </w:pPr>
       <m:oMathPara>
         <m:oMathParaPr>
@@ -3699,6 +3667,7 @@
             <w:rPr>
               <w:rFonts w:ascii="Cambria Math" w:hAnsi="Cambria Math" w:cs="Cambria Math"/>
             </w:rPr>
+            <w:lastRenderedPageBreak/>
             <m:t>Makro Metrika</m:t>
           </m:r>
           <m:r>
@@ -3794,7 +3763,7 @@
     </w:p>
     <w:p>
       <w:pPr>
-        <w:pStyle w:val="ListParagraph"/>
+        <w:pStyle w:val="Paragrafspiska"/>
       </w:pPr>
     </w:p>
     <w:p>
@@ -3833,14 +3802,13 @@
     </w:p>
     <w:p>
       <w:pPr>
-        <w:pStyle w:val="ListParagraph"/>
+        <w:pStyle w:val="Paragrafspiska"/>
         <w:numPr>
           <w:ilvl w:val="0"/>
           <w:numId w:val="6"/>
         </w:numPr>
       </w:pPr>
       <w:r>
-        <w:lastRenderedPageBreak/>
         <w:t>Težinske metrike</w:t>
       </w:r>
       <w:r>
@@ -3916,12 +3884,12 @@
     </w:p>
     <w:p>
       <w:pPr>
-        <w:pStyle w:val="ListParagraph"/>
-      </w:pPr>
-    </w:p>
-    <w:p>
-      <w:pPr>
-        <w:pStyle w:val="ListParagraph"/>
+        <w:pStyle w:val="Paragrafspiska"/>
+      </w:pPr>
+    </w:p>
+    <w:p>
+      <w:pPr>
+        <w:pStyle w:val="Paragrafspiska"/>
       </w:pPr>
       <m:oMathPara>
         <m:oMathParaPr>
@@ -4231,19 +4199,11 @@
       <w:r>
         <w:t xml:space="preserve">Međutim, isključivo oslanjanje na odziv maligne klase može dovesti do nerealne procjene, jer bi model mogao postići maksimalan odziv jednostavnim klasifikovanjem svih snimaka kao malignih. </w:t>
       </w:r>
-      <w:proofErr w:type="spellStart"/>
-      <w:r>
-        <w:rPr>
-          <w:lang w:val="en-US"/>
-        </w:rPr>
-        <w:t>Zbog</w:t>
-      </w:r>
-      <w:proofErr w:type="spellEnd"/>
-      <w:r>
-        <w:rPr>
-          <w:lang w:val="en-US"/>
-        </w:rPr>
-        <w:t xml:space="preserve"> toga se </w:t>
+      <w:r>
+        <w:rPr>
+          <w:lang w:val="en-US"/>
+        </w:rPr>
+        <w:t xml:space="preserve">Zbog toga se </w:t>
       </w:r>
       <w:proofErr w:type="spellStart"/>
       <w:r>
@@ -4872,17 +4832,16 @@
     <w:p/>
     <w:p>
       <w:pPr>
-        <w:pStyle w:val="Heading1"/>
-      </w:pPr>
-      <w:r>
-        <w:lastRenderedPageBreak/>
+        <w:pStyle w:val="Naslov1"/>
+      </w:pPr>
+      <w:r>
         <w:t>Metodologija i implementacija</w:t>
       </w:r>
     </w:p>
     <w:p/>
     <w:p>
       <w:pPr>
-        <w:pStyle w:val="Heading2"/>
+        <w:pStyle w:val="Naslov2"/>
       </w:pPr>
       <w:r>
         <w:t>Korišteni skup podataka (Dataset)</w:t>
@@ -5162,7 +5121,7 @@
     </w:p>
     <w:p>
       <w:pPr>
-        <w:pStyle w:val="ListParagraph"/>
+        <w:pStyle w:val="Paragrafspiska"/>
         <w:numPr>
           <w:ilvl w:val="0"/>
           <w:numId w:val="6"/>
@@ -5180,7 +5139,7 @@
     </w:p>
     <w:p>
       <w:pPr>
-        <w:pStyle w:val="ListParagraph"/>
+        <w:pStyle w:val="Paragrafspiska"/>
         <w:numPr>
           <w:ilvl w:val="0"/>
           <w:numId w:val="6"/>
@@ -5195,7 +5154,7 @@
     </w:p>
     <w:p>
       <w:pPr>
-        <w:pStyle w:val="ListParagraph"/>
+        <w:pStyle w:val="Paragrafspiska"/>
         <w:numPr>
           <w:ilvl w:val="0"/>
           <w:numId w:val="6"/>
@@ -5282,6 +5241,7 @@
         <w:rPr>
           <w:lang w:val="de-DE"/>
         </w:rPr>
+        <w:lastRenderedPageBreak/>
         <w:t>Pacijenti unutar ovih 110 slučajeva variraju po spolu, starosti, stepenu obrazovanja, te mjestu stanovanja i socio-ekonomskom statusu, što doprinosi demografskoj raznovrsnosti samog skupa podataka.</w:t>
       </w:r>
     </w:p>
@@ -5291,10 +5251,9 @@
     <w:p/>
     <w:p>
       <w:pPr>
-        <w:pStyle w:val="Heading2"/>
-      </w:pPr>
-      <w:r>
-        <w:lastRenderedPageBreak/>
+        <w:pStyle w:val="Naslov2"/>
+      </w:pPr>
+      <w:r>
         <w:t>Preprocesiranje slika (</w:t>
       </w:r>
       <w:r>
@@ -5368,7 +5327,7 @@
     <w:p/>
     <w:p>
       <w:pPr>
-        <w:pStyle w:val="ListParagraph"/>
+        <w:pStyle w:val="Paragrafspiska"/>
         <w:numPr>
           <w:ilvl w:val="0"/>
           <w:numId w:val="6"/>
@@ -5434,12 +5393,12 @@
     </w:p>
     <w:p>
       <w:pPr>
-        <w:pStyle w:val="ListParagraph"/>
-      </w:pPr>
-    </w:p>
-    <w:p>
-      <w:pPr>
-        <w:pStyle w:val="ListParagraph"/>
+        <w:pStyle w:val="Paragrafspiska"/>
+      </w:pPr>
+    </w:p>
+    <w:p>
+      <w:pPr>
+        <w:pStyle w:val="Paragrafspiska"/>
         <w:numPr>
           <w:ilvl w:val="0"/>
           <w:numId w:val="6"/>
@@ -5538,12 +5497,12 @@
     </w:p>
     <w:p>
       <w:pPr>
-        <w:pStyle w:val="ListParagraph"/>
-      </w:pPr>
-    </w:p>
-    <w:p>
-      <w:pPr>
-        <w:pStyle w:val="ListParagraph"/>
+        <w:pStyle w:val="Paragrafspiska"/>
+      </w:pPr>
+    </w:p>
+    <w:p>
+      <w:pPr>
+        <w:pStyle w:val="Paragrafspiska"/>
         <w:numPr>
           <w:ilvl w:val="0"/>
           <w:numId w:val="6"/>
@@ -5645,12 +5604,12 @@
     </w:p>
     <w:p>
       <w:pPr>
-        <w:pStyle w:val="ListParagraph"/>
-      </w:pPr>
-    </w:p>
-    <w:p>
-      <w:pPr>
-        <w:pStyle w:val="ListParagraph"/>
+        <w:pStyle w:val="Paragrafspiska"/>
+      </w:pPr>
+    </w:p>
+    <w:p>
+      <w:pPr>
+        <w:pStyle w:val="Paragrafspiska"/>
         <w:numPr>
           <w:ilvl w:val="0"/>
           <w:numId w:val="6"/>
@@ -5714,6 +5673,7 @@
         <w:t xml:space="preserve">nja </w:t>
       </w:r>
       <w:r>
+        <w:lastRenderedPageBreak/>
         <w:t>šans</w:t>
       </w:r>
       <w:r>
@@ -5739,7 +5699,7 @@
     </w:p>
     <w:p>
       <w:pPr>
-        <w:pStyle w:val="Heading2"/>
+        <w:pStyle w:val="Naslov2"/>
       </w:pPr>
       <w:r>
         <w:lastRenderedPageBreak/>
@@ -5949,7 +5909,7 @@
     </w:p>
     <w:p>
       <w:pPr>
-        <w:pStyle w:val="Heading2"/>
+        <w:pStyle w:val="Naslov2"/>
       </w:pPr>
       <w:r>
         <w:lastRenderedPageBreak/>
@@ -6181,7 +6141,7 @@
     </w:p>
     <w:p>
       <w:pPr>
-        <w:pStyle w:val="ListParagraph"/>
+        <w:pStyle w:val="Paragrafspiska"/>
         <w:numPr>
           <w:ilvl w:val="0"/>
           <w:numId w:val="12"/>
@@ -6387,7 +6347,7 @@
     </w:p>
     <w:p>
       <w:pPr>
-        <w:pStyle w:val="ListParagraph"/>
+        <w:pStyle w:val="Paragrafspiska"/>
         <w:numPr>
           <w:ilvl w:val="0"/>
           <w:numId w:val="12"/>
@@ -6396,19 +6356,11 @@
           <w:lang w:val="en-GB"/>
         </w:rPr>
       </w:pPr>
-      <w:proofErr w:type="spellStart"/>
-      <w:r>
-        <w:rPr>
-          <w:lang w:val="en-GB"/>
-        </w:rPr>
-        <w:t>Prvi</w:t>
-      </w:r>
-      <w:proofErr w:type="spellEnd"/>
-      <w:r>
-        <w:rPr>
-          <w:lang w:val="en-GB"/>
-        </w:rPr>
-        <w:t xml:space="preserve"> </w:t>
+      <w:r>
+        <w:rPr>
+          <w:lang w:val="en-GB"/>
+        </w:rPr>
+        <w:t xml:space="preserve">Prvi </w:t>
       </w:r>
       <w:proofErr w:type="spellStart"/>
       <w:r>
@@ -6438,19 +6390,11 @@
         </w:rPr>
         <w:t xml:space="preserve"> - </w:t>
       </w:r>
-      <w:proofErr w:type="spellStart"/>
-      <w:r>
-        <w:rPr>
-          <w:lang w:val="en-GB"/>
-        </w:rPr>
-        <w:t>Dati</w:t>
-      </w:r>
-      <w:proofErr w:type="spellEnd"/>
-      <w:r>
-        <w:rPr>
-          <w:lang w:val="en-GB"/>
-        </w:rPr>
-        <w:t xml:space="preserve"> </w:t>
+      <w:r>
+        <w:rPr>
+          <w:lang w:val="en-GB"/>
+        </w:rPr>
+        <w:t xml:space="preserve">Dati </w:t>
       </w:r>
       <w:proofErr w:type="spellStart"/>
       <w:r>
@@ -6587,19 +6531,11 @@
         </w:rPr>
         <w:t xml:space="preserve">.  </w:t>
       </w:r>
-      <w:proofErr w:type="spellStart"/>
-      <w:r>
-        <w:rPr>
-          <w:lang w:val="en-GB"/>
-        </w:rPr>
-        <w:t>Prolazak</w:t>
-      </w:r>
-      <w:proofErr w:type="spellEnd"/>
-      <w:r>
-        <w:rPr>
-          <w:lang w:val="en-GB"/>
-        </w:rPr>
-        <w:t xml:space="preserve"> </w:t>
+      <w:r>
+        <w:rPr>
+          <w:lang w:val="en-GB"/>
+        </w:rPr>
+        <w:t xml:space="preserve">Prolazak </w:t>
       </w:r>
       <w:proofErr w:type="spellStart"/>
       <w:r>
@@ -6728,7 +6664,7 @@
     </w:p>
     <w:p>
       <w:pPr>
-        <w:pStyle w:val="ListParagraph"/>
+        <w:pStyle w:val="Paragrafspiska"/>
         <w:numPr>
           <w:ilvl w:val="0"/>
           <w:numId w:val="12"/>
@@ -6737,19 +6673,11 @@
           <w:lang w:val="en-GB"/>
         </w:rPr>
       </w:pPr>
-      <w:proofErr w:type="spellStart"/>
-      <w:r>
-        <w:rPr>
-          <w:lang w:val="en-GB"/>
-        </w:rPr>
-        <w:t>Prvi</w:t>
-      </w:r>
-      <w:proofErr w:type="spellEnd"/>
-      <w:r>
-        <w:rPr>
-          <w:lang w:val="en-GB"/>
-        </w:rPr>
-        <w:t xml:space="preserve"> </w:t>
+      <w:r>
+        <w:rPr>
+          <w:lang w:val="en-GB"/>
+        </w:rPr>
+        <w:t xml:space="preserve">Prvi </w:t>
       </w:r>
       <w:proofErr w:type="spellStart"/>
       <w:r>
@@ -6932,7 +6860,7 @@
     </w:p>
     <w:p>
       <w:pPr>
-        <w:pStyle w:val="ListParagraph"/>
+        <w:pStyle w:val="Paragrafspiska"/>
         <w:numPr>
           <w:ilvl w:val="0"/>
           <w:numId w:val="12"/>
@@ -6961,19 +6889,11 @@
         </w:rPr>
         <w:t xml:space="preserve"> - </w:t>
       </w:r>
-      <w:proofErr w:type="spellStart"/>
-      <w:r>
-        <w:rPr>
-          <w:lang w:val="en-GB"/>
-        </w:rPr>
-        <w:t>Dati</w:t>
-      </w:r>
-      <w:proofErr w:type="spellEnd"/>
-      <w:r>
-        <w:rPr>
-          <w:lang w:val="en-GB"/>
-        </w:rPr>
-        <w:t xml:space="preserve"> </w:t>
+      <w:r>
+        <w:rPr>
+          <w:lang w:val="en-GB"/>
+        </w:rPr>
+        <w:t xml:space="preserve">Dati </w:t>
       </w:r>
       <w:proofErr w:type="spellStart"/>
       <w:r>
@@ -7278,7 +7198,7 @@
     </w:p>
     <w:p>
       <w:pPr>
-        <w:pStyle w:val="ListParagraph"/>
+        <w:pStyle w:val="Paragrafspiska"/>
         <w:numPr>
           <w:ilvl w:val="0"/>
           <w:numId w:val="12"/>
@@ -7287,19 +7207,11 @@
           <w:lang w:val="en-GB"/>
         </w:rPr>
       </w:pPr>
-      <w:proofErr w:type="spellStart"/>
-      <w:r>
-        <w:rPr>
-          <w:lang w:val="en-GB"/>
-        </w:rPr>
-        <w:t>Drugi</w:t>
-      </w:r>
-      <w:proofErr w:type="spellEnd"/>
-      <w:r>
-        <w:rPr>
-          <w:lang w:val="en-GB"/>
-        </w:rPr>
-        <w:t xml:space="preserve"> </w:t>
+      <w:r>
+        <w:rPr>
+          <w:lang w:val="en-GB"/>
+        </w:rPr>
+        <w:t xml:space="preserve">Drugi </w:t>
       </w:r>
       <w:proofErr w:type="spellStart"/>
       <w:r>
@@ -7347,35 +7259,7 @@
         <w:rPr>
           <w:lang w:val="en-GB"/>
         </w:rPr>
-        <w:t xml:space="preserve"> </w:t>
-      </w:r>
-      <w:proofErr w:type="spellStart"/>
-      <w:r>
-        <w:rPr>
-          <w:lang w:val="en-GB"/>
-        </w:rPr>
-        <w:t>novi</w:t>
-      </w:r>
-      <w:proofErr w:type="spellEnd"/>
-      <w:r>
-        <w:rPr>
-          <w:lang w:val="en-GB"/>
-        </w:rPr>
-        <w:t xml:space="preserve"> set </w:t>
-      </w:r>
-      <w:proofErr w:type="spellStart"/>
-      <w:r>
-        <w:rPr>
-          <w:lang w:val="en-GB"/>
-        </w:rPr>
-        <w:t>od</w:t>
-      </w:r>
-      <w:proofErr w:type="spellEnd"/>
-      <w:r>
-        <w:rPr>
-          <w:lang w:val="en-GB"/>
-        </w:rPr>
-        <w:t xml:space="preserve"> 64 </w:t>
+        <w:t xml:space="preserve"> novi set od 64 </w:t>
       </w:r>
       <w:proofErr w:type="spellStart"/>
       <w:r>
@@ -7409,21 +7293,7 @@
         <w:rPr>
           <w:lang w:val="en-GB"/>
         </w:rPr>
-        <w:t xml:space="preserve"> 3x3. </w:t>
-      </w:r>
-      <w:proofErr w:type="spellStart"/>
-      <w:r>
-        <w:rPr>
-          <w:lang w:val="en-GB"/>
-        </w:rPr>
-        <w:t>Dati</w:t>
-      </w:r>
-      <w:proofErr w:type="spellEnd"/>
-      <w:r>
-        <w:rPr>
-          <w:lang w:val="en-GB"/>
-        </w:rPr>
-        <w:t xml:space="preserve"> kernel </w:t>
+        <w:t xml:space="preserve"> 3x3. Dati kernel </w:t>
       </w:r>
       <w:proofErr w:type="spellStart"/>
       <w:r>
@@ -7524,7 +7394,7 @@
     </w:p>
     <w:p>
       <w:pPr>
-        <w:pStyle w:val="ListParagraph"/>
+        <w:pStyle w:val="Paragrafspiska"/>
         <w:numPr>
           <w:ilvl w:val="0"/>
           <w:numId w:val="12"/>
@@ -7533,19 +7403,11 @@
           <w:lang w:val="en-GB"/>
         </w:rPr>
       </w:pPr>
-      <w:proofErr w:type="spellStart"/>
-      <w:r>
-        <w:rPr>
-          <w:lang w:val="en-GB"/>
-        </w:rPr>
-        <w:t>Drugi</w:t>
-      </w:r>
-      <w:proofErr w:type="spellEnd"/>
-      <w:r>
-        <w:rPr>
-          <w:lang w:val="en-GB"/>
-        </w:rPr>
-        <w:t xml:space="preserve"> </w:t>
+      <w:r>
+        <w:rPr>
+          <w:lang w:val="en-GB"/>
+        </w:rPr>
+        <w:t xml:space="preserve">Drugi </w:t>
       </w:r>
       <w:proofErr w:type="spellStart"/>
       <w:r>
@@ -7584,7 +7446,7 @@
     </w:p>
     <w:p>
       <w:pPr>
-        <w:pStyle w:val="ListParagraph"/>
+        <w:pStyle w:val="Paragrafspiska"/>
         <w:numPr>
           <w:ilvl w:val="0"/>
           <w:numId w:val="12"/>
@@ -7593,19 +7455,11 @@
           <w:lang w:val="en-GB"/>
         </w:rPr>
       </w:pPr>
-      <w:proofErr w:type="spellStart"/>
-      <w:r>
-        <w:rPr>
-          <w:lang w:val="en-GB"/>
-        </w:rPr>
-        <w:t>Drugi</w:t>
-      </w:r>
-      <w:proofErr w:type="spellEnd"/>
-      <w:r>
-        <w:rPr>
-          <w:lang w:val="en-GB"/>
-        </w:rPr>
-        <w:t xml:space="preserve"> </w:t>
+      <w:r>
+        <w:rPr>
+          <w:lang w:val="en-GB"/>
+        </w:rPr>
+        <w:t xml:space="preserve">Drugi </w:t>
       </w:r>
       <w:r>
         <w:rPr>
@@ -7814,7 +7668,6 @@
         <w:t xml:space="preserve"> </w:t>
       </w:r>
       <w:proofErr w:type="spellStart"/>
-      <w:proofErr w:type="gramStart"/>
       <w:r>
         <w:rPr>
           <w:lang w:val="en-GB"/>
@@ -7836,7 +7689,6 @@
         <w:t>sa</w:t>
       </w:r>
       <w:proofErr w:type="spellEnd"/>
-      <w:proofErr w:type="gramEnd"/>
       <w:r>
         <w:rPr>
           <w:lang w:val="en-GB"/>
@@ -7860,7 +7712,7 @@
     </w:p>
     <w:p>
       <w:pPr>
-        <w:pStyle w:val="ListParagraph"/>
+        <w:pStyle w:val="Paragrafspiska"/>
         <w:numPr>
           <w:ilvl w:val="0"/>
           <w:numId w:val="12"/>
@@ -7889,19 +7741,11 @@
         </w:rPr>
         <w:t xml:space="preserve"> - </w:t>
       </w:r>
-      <w:proofErr w:type="spellStart"/>
-      <w:r>
-        <w:rPr>
-          <w:lang w:val="en-GB"/>
-        </w:rPr>
-        <w:t>Dati</w:t>
-      </w:r>
-      <w:proofErr w:type="spellEnd"/>
-      <w:r>
-        <w:rPr>
-          <w:lang w:val="en-GB"/>
-        </w:rPr>
-        <w:t xml:space="preserve"> </w:t>
+      <w:r>
+        <w:rPr>
+          <w:lang w:val="en-GB"/>
+        </w:rPr>
+        <w:t xml:space="preserve">Dati </w:t>
       </w:r>
       <w:proofErr w:type="spellStart"/>
       <w:r>
@@ -8084,7 +7928,7 @@
     </w:p>
     <w:p>
       <w:pPr>
-        <w:pStyle w:val="ListParagraph"/>
+        <w:pStyle w:val="Paragrafspiska"/>
         <w:numPr>
           <w:ilvl w:val="0"/>
           <w:numId w:val="12"/>
@@ -8166,7 +8010,7 @@
     </w:p>
     <w:p>
       <w:pPr>
-        <w:pStyle w:val="ListParagraph"/>
+        <w:pStyle w:val="Paragrafspiska"/>
         <w:numPr>
           <w:ilvl w:val="0"/>
           <w:numId w:val="12"/>
@@ -8334,14 +8178,14 @@
         <w:rPr>
           <w:lang w:val="en-GB"/>
         </w:rPr>
-        <w:t xml:space="preserve"> m</w:t>
-      </w:r>
-      <w:proofErr w:type="spellStart"/>
-      <w:r>
-        <w:rPr>
-          <w:lang w:val="en-GB"/>
-        </w:rPr>
-        <w:t>reže</w:t>
+        <w:t xml:space="preserve"> </w:t>
+      </w:r>
+      <w:proofErr w:type="spellStart"/>
+      <w:r>
+        <w:rPr>
+          <w:lang w:val="en-GB"/>
+        </w:rPr>
+        <w:t>mreže</w:t>
       </w:r>
       <w:proofErr w:type="spellEnd"/>
       <w:r>
@@ -8378,33 +8222,19 @@
         </w:rPr>
         <w:t xml:space="preserve"> </w:t>
       </w:r>
-      <w:hyperlink r:id="rId6" w:history="1">
+      <w:hyperlink r:id="rId7" w:history="1">
         <w:proofErr w:type="spellStart"/>
         <w:r>
           <w:rPr>
-            <w:rStyle w:val="Hyperlink"/>
+            <w:rStyle w:val="Hiperveza"/>
             <w:lang w:val="en-GB"/>
           </w:rPr>
-          <w:t>praktičn</w:t>
-        </w:r>
-        <w:r>
-          <w:rPr>
-            <w:rStyle w:val="Hyperlink"/>
-            <w:lang w:val="en-GB"/>
-          </w:rPr>
-          <w:t>o</w:t>
-        </w:r>
-        <w:r>
-          <w:rPr>
-            <w:rStyle w:val="Hyperlink"/>
-            <w:lang w:val="en-GB"/>
-          </w:rPr>
-          <w:t>m</w:t>
+          <w:t>praktičnom</w:t>
         </w:r>
         <w:proofErr w:type="spellEnd"/>
         <w:r>
           <w:rPr>
-            <w:rStyle w:val="Hyperlink"/>
+            <w:rStyle w:val="Hiperveza"/>
             <w:lang w:val="en-GB"/>
           </w:rPr>
           <w:t xml:space="preserve"> </w:t>
@@ -8412,7 +8242,7 @@
         <w:proofErr w:type="spellStart"/>
         <w:r>
           <w:rPr>
-            <w:rStyle w:val="Hyperlink"/>
+            <w:rStyle w:val="Hiperveza"/>
             <w:lang w:val="en-GB"/>
           </w:rPr>
           <w:t>primjeru</w:t>
@@ -8636,20 +8466,12 @@
           <w:lang w:val="en-GB"/>
         </w:rPr>
       </w:pPr>
-      <w:proofErr w:type="spellStart"/>
       <w:r>
         <w:rPr>
           <w:lang w:val="en-GB"/>
         </w:rPr>
         <w:lastRenderedPageBreak/>
-        <w:t>Osim</w:t>
-      </w:r>
-      <w:proofErr w:type="spellEnd"/>
-      <w:r>
-        <w:rPr>
-          <w:lang w:val="en-GB"/>
-        </w:rPr>
-        <w:t xml:space="preserve"> </w:t>
+        <w:t xml:space="preserve">Osim </w:t>
       </w:r>
       <w:proofErr w:type="spellStart"/>
       <w:r>
@@ -9514,124 +9336,629 @@
         </w:rPr>
         <w:t xml:space="preserve">. </w:t>
       </w:r>
-      <w:proofErr w:type="spellStart"/>
-      <w:r>
-        <w:rPr>
-          <w:lang w:val="en-GB"/>
-        </w:rPr>
-        <w:t>Kako</w:t>
-      </w:r>
-      <w:proofErr w:type="spellEnd"/>
-      <w:r>
-        <w:rPr>
-          <w:lang w:val="en-GB"/>
+      <w:r>
+        <w:rPr>
+          <w:lang w:val="en-GB"/>
+        </w:rPr>
+        <w:t xml:space="preserve">Kako je </w:t>
+      </w:r>
+      <w:proofErr w:type="spellStart"/>
+      <w:r>
+        <w:rPr>
+          <w:lang w:val="en-GB"/>
+        </w:rPr>
+        <w:t>cilj</w:t>
+      </w:r>
+      <w:proofErr w:type="spellEnd"/>
+      <w:r>
+        <w:rPr>
+          <w:lang w:val="en-GB"/>
+        </w:rPr>
+        <w:t xml:space="preserve"> </w:t>
+      </w:r>
+      <w:proofErr w:type="spellStart"/>
+      <w:r>
+        <w:rPr>
+          <w:lang w:val="en-GB"/>
+        </w:rPr>
+        <w:t>modela</w:t>
+      </w:r>
+      <w:proofErr w:type="spellEnd"/>
+      <w:r>
+        <w:rPr>
+          <w:lang w:val="en-GB"/>
+        </w:rPr>
+        <w:t xml:space="preserve"> </w:t>
+      </w:r>
+      <w:proofErr w:type="spellStart"/>
+      <w:r>
+        <w:rPr>
+          <w:lang w:val="en-GB"/>
+        </w:rPr>
+        <w:t>klasifikacija</w:t>
+      </w:r>
+      <w:proofErr w:type="spellEnd"/>
+      <w:r>
+        <w:rPr>
+          <w:lang w:val="en-GB"/>
+        </w:rPr>
+        <w:t xml:space="preserve"> </w:t>
+      </w:r>
+      <w:proofErr w:type="spellStart"/>
+      <w:r>
+        <w:rPr>
+          <w:lang w:val="en-GB"/>
+        </w:rPr>
+        <w:t>raka</w:t>
+      </w:r>
+      <w:proofErr w:type="spellEnd"/>
+      <w:r>
+        <w:rPr>
+          <w:lang w:val="en-GB"/>
+        </w:rPr>
+        <w:t xml:space="preserve"> </w:t>
+      </w:r>
+      <w:proofErr w:type="spellStart"/>
+      <w:r>
+        <w:rPr>
+          <w:lang w:val="en-GB"/>
+        </w:rPr>
+        <w:t>pluća</w:t>
+      </w:r>
+      <w:proofErr w:type="spellEnd"/>
+      <w:r>
+        <w:rPr>
+          <w:lang w:val="en-GB"/>
+        </w:rPr>
+        <w:t xml:space="preserve">, </w:t>
+      </w:r>
+      <w:proofErr w:type="spellStart"/>
+      <w:r>
+        <w:rPr>
+          <w:lang w:val="en-GB"/>
+        </w:rPr>
+        <w:t>postoji</w:t>
+      </w:r>
+      <w:proofErr w:type="spellEnd"/>
+      <w:r>
+        <w:rPr>
+          <w:lang w:val="en-GB"/>
+        </w:rPr>
+        <w:t xml:space="preserve"> </w:t>
+      </w:r>
+      <w:proofErr w:type="spellStart"/>
+      <w:r>
+        <w:rPr>
+          <w:lang w:val="en-GB"/>
+        </w:rPr>
+        <w:t>nekoliko</w:t>
+      </w:r>
+      <w:proofErr w:type="spellEnd"/>
+      <w:r>
+        <w:rPr>
+          <w:lang w:val="en-GB"/>
+        </w:rPr>
+        <w:t xml:space="preserve"> </w:t>
+      </w:r>
+      <w:proofErr w:type="spellStart"/>
+      <w:r>
+        <w:rPr>
+          <w:lang w:val="en-GB"/>
+        </w:rPr>
+        <w:t>opcij</w:t>
+      </w:r>
+      <w:r>
+        <w:rPr>
+          <w:lang w:val="en-GB"/>
+        </w:rPr>
+        <w:t>a</w:t>
+      </w:r>
+      <w:proofErr w:type="spellEnd"/>
+      <w:r>
+        <w:rPr>
+          <w:lang w:val="en-GB"/>
+        </w:rPr>
+        <w:t xml:space="preserve">: </w:t>
+      </w:r>
+      <w:r>
+        <w:t>cross-entropy, binary cross-entropy, categorical cross-entropy.</w:t>
+      </w:r>
+    </w:p>
+    <w:p>
+      <w:r>
+        <w:rPr>
+          <w:lang w:val="en-US"/>
+        </w:rPr>
+        <w:t xml:space="preserve">U </w:t>
+      </w:r>
+      <w:proofErr w:type="spellStart"/>
+      <w:r>
+        <w:rPr>
+          <w:lang w:val="en-US"/>
+        </w:rPr>
+        <w:t>datom</w:t>
+      </w:r>
+      <w:proofErr w:type="spellEnd"/>
+      <w:r>
+        <w:rPr>
+          <w:lang w:val="en-US"/>
+        </w:rPr>
+        <w:t xml:space="preserve"> </w:t>
+      </w:r>
+      <w:proofErr w:type="spellStart"/>
+      <w:r>
+        <w:rPr>
+          <w:lang w:val="en-US"/>
+        </w:rPr>
+        <w:t>radu</w:t>
+      </w:r>
+      <w:proofErr w:type="spellEnd"/>
+      <w:r>
+        <w:rPr>
+          <w:lang w:val="en-US"/>
         </w:rPr>
         <w:t xml:space="preserve"> je </w:t>
       </w:r>
       <w:proofErr w:type="spellStart"/>
       <w:r>
         <w:rPr>
-          <w:lang w:val="en-GB"/>
-        </w:rPr>
-        <w:t>cilj</w:t>
-      </w:r>
-      <w:proofErr w:type="spellEnd"/>
-      <w:r>
-        <w:rPr>
-          <w:lang w:val="en-GB"/>
-        </w:rPr>
-        <w:t xml:space="preserve"> </w:t>
-      </w:r>
-      <w:proofErr w:type="spellStart"/>
-      <w:r>
-        <w:rPr>
-          <w:lang w:val="en-GB"/>
-        </w:rPr>
-        <w:t>modela</w:t>
-      </w:r>
-      <w:proofErr w:type="spellEnd"/>
-      <w:r>
-        <w:rPr>
-          <w:lang w:val="en-GB"/>
-        </w:rPr>
-        <w:t xml:space="preserve"> </w:t>
-      </w:r>
-      <w:proofErr w:type="spellStart"/>
-      <w:r>
-        <w:rPr>
-          <w:lang w:val="en-GB"/>
-        </w:rPr>
-        <w:t>klasifikacija</w:t>
-      </w:r>
-      <w:proofErr w:type="spellEnd"/>
-      <w:r>
-        <w:rPr>
-          <w:lang w:val="en-GB"/>
-        </w:rPr>
-        <w:t xml:space="preserve"> </w:t>
-      </w:r>
-      <w:proofErr w:type="spellStart"/>
-      <w:r>
-        <w:rPr>
-          <w:lang w:val="en-GB"/>
-        </w:rPr>
-        <w:t>raka</w:t>
-      </w:r>
-      <w:proofErr w:type="spellEnd"/>
-      <w:r>
-        <w:rPr>
-          <w:lang w:val="en-GB"/>
-        </w:rPr>
-        <w:t xml:space="preserve"> </w:t>
-      </w:r>
-      <w:proofErr w:type="spellStart"/>
-      <w:r>
-        <w:rPr>
-          <w:lang w:val="en-GB"/>
-        </w:rPr>
-        <w:t>pluća</w:t>
-      </w:r>
-      <w:proofErr w:type="spellEnd"/>
-      <w:r>
-        <w:rPr>
-          <w:lang w:val="en-GB"/>
-        </w:rPr>
-        <w:t xml:space="preserve">, </w:t>
-      </w:r>
-      <w:proofErr w:type="spellStart"/>
-      <w:r>
-        <w:rPr>
-          <w:lang w:val="en-GB"/>
-        </w:rPr>
-        <w:t>postoji</w:t>
-      </w:r>
-      <w:proofErr w:type="spellEnd"/>
-      <w:r>
-        <w:rPr>
-          <w:lang w:val="en-GB"/>
-        </w:rPr>
-        <w:t xml:space="preserve"> </w:t>
-      </w:r>
-      <w:proofErr w:type="spellStart"/>
-      <w:r>
-        <w:rPr>
-          <w:lang w:val="en-GB"/>
-        </w:rPr>
-        <w:t>nekoliko</w:t>
-      </w:r>
-      <w:proofErr w:type="spellEnd"/>
-      <w:r>
-        <w:rPr>
-          <w:lang w:val="en-GB"/>
-        </w:rPr>
-        <w:t xml:space="preserve"> </w:t>
-      </w:r>
-      <w:proofErr w:type="spellStart"/>
-      <w:r>
-        <w:rPr>
-          <w:lang w:val="en-GB"/>
-        </w:rPr>
-        <w:t>opcij</w:t>
+          <w:lang w:val="en-US"/>
+        </w:rPr>
+        <w:t>odabrana</w:t>
+      </w:r>
+      <w:proofErr w:type="spellEnd"/>
+      <w:r>
+        <w:rPr>
+          <w:lang w:val="en-US"/>
+        </w:rPr>
+        <w:t xml:space="preserve"> </w:t>
+      </w:r>
+      <w:r>
+        <w:rPr>
+          <w:lang w:val="en-US"/>
+        </w:rPr>
+        <w:t>C</w:t>
+      </w:r>
+      <w:r>
+        <w:rPr>
+          <w:lang w:val="en-US"/>
+        </w:rPr>
+        <w:t>ross-</w:t>
+      </w:r>
+      <w:r>
+        <w:rPr>
+          <w:lang w:val="en-US"/>
+        </w:rPr>
+        <w:t>E</w:t>
+      </w:r>
+      <w:r>
+        <w:rPr>
+          <w:lang w:val="en-US"/>
+        </w:rPr>
+        <w:t>nt</w:t>
+      </w:r>
+      <w:r>
+        <w:rPr>
+          <w:lang w:val="en-US"/>
+        </w:rPr>
+        <w:t xml:space="preserve">ropy funkcija </w:t>
+      </w:r>
+      <w:proofErr w:type="spellStart"/>
+      <w:r>
+        <w:rPr>
+          <w:lang w:val="en-US"/>
+        </w:rPr>
+        <w:t>troška</w:t>
+      </w:r>
+      <w:proofErr w:type="spellEnd"/>
+      <w:r>
+        <w:rPr>
+          <w:lang w:val="en-US"/>
+        </w:rPr>
+        <w:t xml:space="preserve">. </w:t>
+      </w:r>
+      <w:r>
+        <w:rPr>
+          <w:lang w:val="en-GB"/>
+        </w:rPr>
+        <w:t xml:space="preserve">Za </w:t>
+      </w:r>
+      <w:proofErr w:type="spellStart"/>
+      <w:r>
+        <w:rPr>
+          <w:lang w:val="en-GB"/>
+        </w:rPr>
+        <w:t>probleme</w:t>
+      </w:r>
+      <w:proofErr w:type="spellEnd"/>
+      <w:r>
+        <w:rPr>
+          <w:lang w:val="en-GB"/>
+        </w:rPr>
+        <w:t xml:space="preserve"> </w:t>
+      </w:r>
+      <w:proofErr w:type="spellStart"/>
+      <w:r>
+        <w:rPr>
+          <w:lang w:val="en-GB"/>
+        </w:rPr>
+        <w:t>klasifikacije</w:t>
+      </w:r>
+      <w:proofErr w:type="spellEnd"/>
+      <w:r>
+        <w:rPr>
+          <w:lang w:val="en-GB"/>
+        </w:rPr>
+        <w:t xml:space="preserve"> </w:t>
+      </w:r>
+      <w:proofErr w:type="spellStart"/>
+      <w:r>
+        <w:rPr>
+          <w:lang w:val="en-GB"/>
+        </w:rPr>
+        <w:t>trošak</w:t>
+      </w:r>
+      <w:proofErr w:type="spellEnd"/>
+      <w:r>
+        <w:rPr>
+          <w:lang w:val="en-GB"/>
+        </w:rPr>
+        <w:t xml:space="preserve"> </w:t>
+      </w:r>
+      <w:r>
+        <w:rPr>
+          <w:lang w:val="en-GB"/>
+        </w:rPr>
+        <w:t xml:space="preserve">se </w:t>
+      </w:r>
+      <w:proofErr w:type="spellStart"/>
+      <w:r>
+        <w:rPr>
+          <w:lang w:val="en-GB"/>
+        </w:rPr>
+        <w:t>obično</w:t>
+      </w:r>
+      <w:proofErr w:type="spellEnd"/>
+      <w:r>
+        <w:rPr>
+          <w:lang w:val="en-GB"/>
+        </w:rPr>
+        <w:t xml:space="preserve"> </w:t>
+      </w:r>
+      <w:proofErr w:type="spellStart"/>
+      <w:r>
+        <w:rPr>
+          <w:lang w:val="en-GB"/>
+        </w:rPr>
+        <w:t>definiše</w:t>
+      </w:r>
+      <w:proofErr w:type="spellEnd"/>
+      <w:r>
+        <w:rPr>
+          <w:lang w:val="en-GB"/>
+        </w:rPr>
+        <w:t xml:space="preserve"> </w:t>
+      </w:r>
+      <w:proofErr w:type="spellStart"/>
+      <w:r>
+        <w:rPr>
+          <w:lang w:val="en-GB"/>
+        </w:rPr>
+        <w:t>kao</w:t>
+      </w:r>
+      <w:proofErr w:type="spellEnd"/>
+      <w:r>
+        <w:rPr>
+          <w:lang w:val="en-GB"/>
+        </w:rPr>
+        <w:t xml:space="preserve"> </w:t>
+      </w:r>
+      <w:proofErr w:type="spellStart"/>
+      <w:r>
+        <w:rPr>
+          <w:lang w:val="en-GB"/>
+        </w:rPr>
+        <w:t>entropija</w:t>
+      </w:r>
+      <w:proofErr w:type="spellEnd"/>
+      <w:r>
+        <w:rPr>
+          <w:lang w:val="en-GB"/>
+        </w:rPr>
+        <w:t xml:space="preserve">. </w:t>
+      </w:r>
+      <w:proofErr w:type="spellStart"/>
+      <w:r>
+        <w:rPr>
+          <w:lang w:val="en-GB"/>
+        </w:rPr>
+        <w:t>Entropija</w:t>
+      </w:r>
+      <w:proofErr w:type="spellEnd"/>
+      <w:r>
+        <w:rPr>
+          <w:lang w:val="en-GB"/>
+        </w:rPr>
+        <w:t xml:space="preserve"> </w:t>
+      </w:r>
+      <w:proofErr w:type="spellStart"/>
+      <w:r>
+        <w:rPr>
+          <w:lang w:val="en-GB"/>
+        </w:rPr>
+        <w:t>predstavlja</w:t>
+      </w:r>
+      <w:proofErr w:type="spellEnd"/>
+      <w:r>
+        <w:rPr>
+          <w:lang w:val="en-GB"/>
+        </w:rPr>
+        <w:t xml:space="preserve"> </w:t>
+      </w:r>
+      <w:proofErr w:type="spellStart"/>
+      <w:r>
+        <w:rPr>
+          <w:lang w:val="en-GB"/>
+        </w:rPr>
+        <w:t>stopu</w:t>
+      </w:r>
+      <w:proofErr w:type="spellEnd"/>
+      <w:r>
+        <w:rPr>
+          <w:lang w:val="en-GB"/>
+        </w:rPr>
+        <w:t xml:space="preserve"> </w:t>
+      </w:r>
+      <w:proofErr w:type="spellStart"/>
+      <w:r>
+        <w:rPr>
+          <w:lang w:val="en-GB"/>
+        </w:rPr>
+        <w:t>nesigurnosti</w:t>
+      </w:r>
+      <w:proofErr w:type="spellEnd"/>
+      <w:r>
+        <w:rPr>
+          <w:lang w:val="en-GB"/>
+        </w:rPr>
+        <w:t xml:space="preserve"> u </w:t>
+      </w:r>
+      <w:proofErr w:type="spellStart"/>
+      <w:r>
+        <w:rPr>
+          <w:lang w:val="en-GB"/>
+        </w:rPr>
+        <w:t>sistemu</w:t>
+      </w:r>
+      <w:proofErr w:type="spellEnd"/>
+      <w:r>
+        <w:rPr>
+          <w:lang w:val="en-GB"/>
+        </w:rPr>
+        <w:t xml:space="preserve">. </w:t>
+      </w:r>
+      <w:proofErr w:type="spellStart"/>
+      <w:r>
+        <w:rPr>
+          <w:lang w:val="en-GB"/>
+        </w:rPr>
+        <w:t>Što</w:t>
+      </w:r>
+      <w:proofErr w:type="spellEnd"/>
+      <w:r>
+        <w:rPr>
+          <w:lang w:val="en-GB"/>
+        </w:rPr>
+        <w:t xml:space="preserve"> </w:t>
+      </w:r>
+      <w:proofErr w:type="spellStart"/>
+      <w:r>
+        <w:rPr>
+          <w:lang w:val="en-GB"/>
+        </w:rPr>
+        <w:t>su</w:t>
+      </w:r>
+      <w:proofErr w:type="spellEnd"/>
+      <w:r>
+        <w:rPr>
+          <w:lang w:val="en-GB"/>
+        </w:rPr>
+        <w:t xml:space="preserve"> </w:t>
+      </w:r>
+      <w:proofErr w:type="spellStart"/>
+      <w:r>
+        <w:rPr>
+          <w:lang w:val="en-GB"/>
+        </w:rPr>
+        <w:t>predikcije</w:t>
+      </w:r>
+      <w:proofErr w:type="spellEnd"/>
+      <w:r>
+        <w:rPr>
+          <w:lang w:val="en-GB"/>
+        </w:rPr>
+        <w:t xml:space="preserve"> </w:t>
+      </w:r>
+      <w:proofErr w:type="spellStart"/>
+      <w:r>
+        <w:rPr>
+          <w:lang w:val="en-GB"/>
+        </w:rPr>
+        <w:t>koje</w:t>
+      </w:r>
+      <w:proofErr w:type="spellEnd"/>
+      <w:r>
+        <w:rPr>
+          <w:lang w:val="en-GB"/>
+        </w:rPr>
+        <w:t xml:space="preserve"> model </w:t>
+      </w:r>
+      <w:proofErr w:type="spellStart"/>
+      <w:r>
+        <w:rPr>
+          <w:lang w:val="en-GB"/>
+        </w:rPr>
+        <w:t>pravi</w:t>
+      </w:r>
+      <w:proofErr w:type="spellEnd"/>
+      <w:r>
+        <w:rPr>
+          <w:lang w:val="en-GB"/>
+        </w:rPr>
+        <w:t xml:space="preserve"> </w:t>
+      </w:r>
+      <w:proofErr w:type="spellStart"/>
+      <w:r>
+        <w:rPr>
+          <w:lang w:val="en-GB"/>
+        </w:rPr>
+        <w:t>tačnije</w:t>
+      </w:r>
+      <w:proofErr w:type="spellEnd"/>
+      <w:r>
+        <w:rPr>
+          <w:lang w:val="en-GB"/>
+        </w:rPr>
+        <w:t>,</w:t>
+      </w:r>
+      <w:r>
+        <w:rPr>
+          <w:lang w:val="en-GB"/>
+        </w:rPr>
+        <w:t xml:space="preserve"> </w:t>
+      </w:r>
+      <w:proofErr w:type="spellStart"/>
+      <w:r>
+        <w:rPr>
+          <w:lang w:val="en-GB"/>
+        </w:rPr>
+        <w:t>entropija</w:t>
+      </w:r>
+      <w:proofErr w:type="spellEnd"/>
+      <w:r>
+        <w:rPr>
+          <w:lang w:val="en-GB"/>
+        </w:rPr>
+        <w:t xml:space="preserve"> </w:t>
+      </w:r>
+      <w:proofErr w:type="spellStart"/>
+      <w:r>
+        <w:rPr>
+          <w:lang w:val="en-GB"/>
+        </w:rPr>
+        <w:t>sistema</w:t>
+      </w:r>
+      <w:proofErr w:type="spellEnd"/>
+      <w:r>
+        <w:rPr>
+          <w:lang w:val="en-GB"/>
+        </w:rPr>
+        <w:t xml:space="preserve"> </w:t>
+      </w:r>
+      <w:proofErr w:type="spellStart"/>
+      <w:r>
+        <w:rPr>
+          <w:lang w:val="en-GB"/>
+        </w:rPr>
+        <w:t>opada</w:t>
+      </w:r>
+      <w:proofErr w:type="spellEnd"/>
+      <w:r>
+        <w:rPr>
+          <w:lang w:val="en-GB"/>
+        </w:rPr>
+        <w:t xml:space="preserve">. </w:t>
+      </w:r>
+      <w:proofErr w:type="spellStart"/>
+      <w:r>
+        <w:rPr>
+          <w:lang w:val="en-GB"/>
+        </w:rPr>
+        <w:t>Trošak</w:t>
+      </w:r>
+      <w:proofErr w:type="spellEnd"/>
+      <w:r>
+        <w:rPr>
+          <w:lang w:val="en-GB"/>
+        </w:rPr>
+        <w:t xml:space="preserve"> se </w:t>
+      </w:r>
+      <w:proofErr w:type="spellStart"/>
+      <w:r>
+        <w:rPr>
+          <w:lang w:val="en-GB"/>
+        </w:rPr>
+        <w:t>računa</w:t>
+      </w:r>
+      <w:proofErr w:type="spellEnd"/>
+      <w:r>
+        <w:rPr>
+          <w:lang w:val="en-GB"/>
+        </w:rPr>
+        <w:t xml:space="preserve"> </w:t>
+      </w:r>
+      <w:proofErr w:type="spellStart"/>
+      <w:r>
+        <w:rPr>
+          <w:lang w:val="en-GB"/>
+        </w:rPr>
+        <w:t>kao</w:t>
+      </w:r>
+      <w:proofErr w:type="spellEnd"/>
+      <w:r>
+        <w:rPr>
+          <w:lang w:val="en-GB"/>
+        </w:rPr>
+        <w:t xml:space="preserve"> </w:t>
+      </w:r>
+      <w:proofErr w:type="spellStart"/>
+      <w:r>
+        <w:rPr>
+          <w:lang w:val="en-GB"/>
+        </w:rPr>
+        <w:t>razlika</w:t>
+      </w:r>
+      <w:proofErr w:type="spellEnd"/>
+      <w:r>
+        <w:rPr>
+          <w:lang w:val="en-GB"/>
+        </w:rPr>
+        <w:t xml:space="preserve"> u </w:t>
+      </w:r>
+      <w:proofErr w:type="spellStart"/>
+      <w:r>
+        <w:rPr>
+          <w:lang w:val="en-GB"/>
+        </w:rPr>
+        <w:t>entropiji</w:t>
+      </w:r>
+      <w:proofErr w:type="spellEnd"/>
+      <w:r>
+        <w:rPr>
+          <w:lang w:val="en-GB"/>
+        </w:rPr>
+        <w:t xml:space="preserve"> </w:t>
+      </w:r>
+      <w:proofErr w:type="spellStart"/>
+      <w:r>
+        <w:rPr>
+          <w:lang w:val="en-GB"/>
+        </w:rPr>
+        <w:t>trenutnog</w:t>
+      </w:r>
+      <w:proofErr w:type="spellEnd"/>
+      <w:r>
+        <w:rPr>
+          <w:lang w:val="en-GB"/>
+        </w:rPr>
+        <w:t xml:space="preserve"> </w:t>
+      </w:r>
+      <w:proofErr w:type="spellStart"/>
+      <w:r>
+        <w:rPr>
+          <w:lang w:val="en-GB"/>
+        </w:rPr>
+        <w:t>model</w:t>
       </w:r>
       <w:r>
         <w:rPr>
@@ -9644,107 +9971,171 @@
         <w:rPr>
           <w:lang w:val="en-GB"/>
         </w:rPr>
-        <w:t xml:space="preserve">: </w:t>
-      </w:r>
-      <w:r>
-        <w:t>cross-entropy, binary cross-entropy, categorical cross-entropy</w:t>
-      </w:r>
-      <w:r>
+        <w:t xml:space="preserve"> </w:t>
+      </w:r>
+      <w:proofErr w:type="spellStart"/>
+      <w:r>
+        <w:rPr>
+          <w:lang w:val="en-GB"/>
+        </w:rPr>
+        <w:t>i</w:t>
+      </w:r>
+      <w:proofErr w:type="spellEnd"/>
+      <w:r>
+        <w:rPr>
+          <w:lang w:val="en-GB"/>
+        </w:rPr>
+        <w:t xml:space="preserve"> </w:t>
+      </w:r>
+      <w:proofErr w:type="spellStart"/>
+      <w:r>
+        <w:rPr>
+          <w:lang w:val="en-GB"/>
+        </w:rPr>
+        <w:t>baznog</w:t>
+      </w:r>
+      <w:proofErr w:type="spellEnd"/>
+      <w:r>
+        <w:rPr>
+          <w:lang w:val="en-GB"/>
+        </w:rPr>
+        <w:t xml:space="preserve"> </w:t>
+      </w:r>
+      <w:proofErr w:type="spellStart"/>
+      <w:r>
+        <w:rPr>
+          <w:lang w:val="en-GB"/>
+        </w:rPr>
+        <w:t>slučaja</w:t>
+      </w:r>
+      <w:proofErr w:type="spellEnd"/>
+      <w:r>
+        <w:rPr>
+          <w:lang w:val="en-GB"/>
+        </w:rPr>
+        <w:t xml:space="preserve"> </w:t>
+      </w:r>
+      <w:proofErr w:type="spellStart"/>
+      <w:r>
+        <w:rPr>
+          <w:lang w:val="en-GB"/>
+        </w:rPr>
+        <w:t>gdje</w:t>
+      </w:r>
+      <w:proofErr w:type="spellEnd"/>
+      <w:r>
+        <w:rPr>
+          <w:lang w:val="en-GB"/>
+        </w:rPr>
+        <w:t xml:space="preserve"> </w:t>
+      </w:r>
+      <w:proofErr w:type="spellStart"/>
+      <w:r>
+        <w:rPr>
+          <w:lang w:val="en-GB"/>
+        </w:rPr>
+        <w:t>su</w:t>
+      </w:r>
+      <w:proofErr w:type="spellEnd"/>
+      <w:r>
+        <w:rPr>
+          <w:lang w:val="en-GB"/>
+        </w:rPr>
+        <w:t xml:space="preserve"> </w:t>
+      </w:r>
+      <w:proofErr w:type="spellStart"/>
+      <w:r>
+        <w:rPr>
+          <w:lang w:val="en-GB"/>
+        </w:rPr>
+        <w:t>predikcije</w:t>
+      </w:r>
+      <w:proofErr w:type="spellEnd"/>
+      <w:r>
+        <w:rPr>
+          <w:lang w:val="en-GB"/>
+        </w:rPr>
+        <w:t xml:space="preserve"> </w:t>
+      </w:r>
+      <w:proofErr w:type="spellStart"/>
+      <w:r>
+        <w:rPr>
+          <w:lang w:val="en-GB"/>
+        </w:rPr>
+        <w:t>uvijek</w:t>
+      </w:r>
+      <w:proofErr w:type="spellEnd"/>
+      <w:r>
+        <w:rPr>
+          <w:lang w:val="en-GB"/>
+        </w:rPr>
+        <w:t xml:space="preserve"> </w:t>
+      </w:r>
+      <w:proofErr w:type="spellStart"/>
+      <w:r>
+        <w:rPr>
+          <w:lang w:val="en-GB"/>
+        </w:rPr>
+        <w:t>tačne</w:t>
+      </w:r>
+      <w:proofErr w:type="spellEnd"/>
+      <w:r>
+        <w:rPr>
+          <w:lang w:val="en-GB"/>
+        </w:rPr>
         <w:t>.</w:t>
       </w:r>
-    </w:p>
-    <w:p>
-      <w:r>
-        <w:rPr>
-          <w:lang w:val="en-US"/>
-        </w:rPr>
-        <w:t xml:space="preserve">U </w:t>
-      </w:r>
-      <w:proofErr w:type="spellStart"/>
-      <w:r>
-        <w:rPr>
-          <w:lang w:val="en-US"/>
-        </w:rPr>
-        <w:t>datom</w:t>
-      </w:r>
-      <w:proofErr w:type="spellEnd"/>
-      <w:r>
-        <w:rPr>
-          <w:lang w:val="en-US"/>
-        </w:rPr>
-        <w:t xml:space="preserve"> </w:t>
-      </w:r>
-      <w:proofErr w:type="spellStart"/>
-      <w:r>
-        <w:rPr>
-          <w:lang w:val="en-US"/>
-        </w:rPr>
-        <w:t>radu</w:t>
-      </w:r>
-      <w:proofErr w:type="spellEnd"/>
-      <w:r>
-        <w:rPr>
-          <w:lang w:val="en-US"/>
-        </w:rPr>
-        <w:t xml:space="preserve"> je </w:t>
-      </w:r>
-      <w:proofErr w:type="spellStart"/>
-      <w:r>
-        <w:rPr>
-          <w:lang w:val="en-US"/>
-        </w:rPr>
-        <w:t>odabrana</w:t>
-      </w:r>
-      <w:proofErr w:type="spellEnd"/>
-      <w:r>
-        <w:rPr>
-          <w:lang w:val="en-US"/>
-        </w:rPr>
-        <w:t xml:space="preserve"> </w:t>
-      </w:r>
-      <w:r>
-        <w:rPr>
-          <w:lang w:val="en-US"/>
-        </w:rPr>
-        <w:t>C</w:t>
-      </w:r>
-      <w:r>
-        <w:rPr>
-          <w:lang w:val="en-US"/>
-        </w:rPr>
-        <w:t>ross-</w:t>
-      </w:r>
-      <w:r>
-        <w:rPr>
-          <w:lang w:val="en-US"/>
-        </w:rPr>
-        <w:t>E</w:t>
-      </w:r>
-      <w:r>
-        <w:rPr>
-          <w:lang w:val="en-US"/>
-        </w:rPr>
-        <w:t>nt</w:t>
-      </w:r>
-      <w:r>
-        <w:rPr>
-          <w:lang w:val="en-US"/>
-        </w:rPr>
-        <w:t xml:space="preserve">ropy </w:t>
-      </w:r>
-      <w:proofErr w:type="spellStart"/>
-      <w:r>
-        <w:rPr>
-          <w:lang w:val="en-US"/>
-        </w:rPr>
-        <w:t>funkcija</w:t>
-      </w:r>
-      <w:proofErr w:type="spellEnd"/>
-      <w:r>
-        <w:rPr>
-          <w:lang w:val="en-US"/>
-        </w:rPr>
-        <w:t xml:space="preserve"> </w:t>
+      <w:r>
+        <w:t xml:space="preserve"> </w:t>
+      </w:r>
+    </w:p>
+    <w:p>
+      <w:r>
+        <w:t>Optimizatori</w:t>
+      </w:r>
+      <w:r>
+        <w:t xml:space="preserve"> </w:t>
+      </w:r>
+      <w:r>
+        <w:t xml:space="preserve">su algoritmi koji </w:t>
+      </w:r>
+      <w:r>
+        <w:t xml:space="preserve">modifikuju </w:t>
+      </w:r>
+      <w:r>
+        <w:t xml:space="preserve">parametre modela na osnovu funkcije troška. </w:t>
+      </w:r>
+      <w:r>
+        <w:rPr>
+          <w:lang w:val="en-US"/>
+        </w:rPr>
+        <w:t xml:space="preserve">Kao </w:t>
+      </w:r>
+      <w:proofErr w:type="spellStart"/>
+      <w:r>
+        <w:rPr>
+          <w:lang w:val="en-US"/>
+        </w:rPr>
+        <w:t>i</w:t>
+      </w:r>
+      <w:proofErr w:type="spellEnd"/>
+      <w:r>
+        <w:rPr>
+          <w:lang w:val="en-US"/>
+        </w:rPr>
+        <w:t xml:space="preserve"> </w:t>
+      </w:r>
+      <w:r>
+        <w:rPr>
+          <w:lang w:val="en-US"/>
+        </w:rPr>
+        <w:t xml:space="preserve">kod </w:t>
+      </w:r>
+      <w:r>
+        <w:rPr>
+          <w:lang w:val="en-US"/>
+        </w:rPr>
+        <w:t xml:space="preserve">funkcije </w:t>
       </w:r>
       <w:proofErr w:type="spellStart"/>
       <w:r>
@@ -9758,646 +10149,154 @@
         <w:rPr>
           <w:lang w:val="en-US"/>
         </w:rPr>
+        <w:t>,</w:t>
+      </w:r>
+      <w:r>
+        <w:rPr>
+          <w:lang w:val="en-US"/>
+        </w:rPr>
+        <w:t xml:space="preserve"> </w:t>
+      </w:r>
+      <w:proofErr w:type="spellStart"/>
+      <w:r>
+        <w:rPr>
+          <w:lang w:val="en-US"/>
+        </w:rPr>
+        <w:t>postoje</w:t>
+      </w:r>
+      <w:proofErr w:type="spellEnd"/>
+      <w:r>
+        <w:rPr>
+          <w:lang w:val="en-US"/>
+        </w:rPr>
+        <w:t xml:space="preserve"> </w:t>
+      </w:r>
+      <w:proofErr w:type="spellStart"/>
+      <w:r>
+        <w:rPr>
+          <w:lang w:val="en-US"/>
+        </w:rPr>
+        <w:t>različit</w:t>
+      </w:r>
+      <w:r>
+        <w:rPr>
+          <w:lang w:val="en-US"/>
+        </w:rPr>
+        <w:t>i</w:t>
+      </w:r>
+      <w:proofErr w:type="spellEnd"/>
+      <w:r>
+        <w:rPr>
+          <w:lang w:val="en-US"/>
+        </w:rPr>
+        <w:t xml:space="preserve"> </w:t>
+      </w:r>
+      <w:proofErr w:type="spellStart"/>
+      <w:r>
+        <w:rPr>
+          <w:lang w:val="en-US"/>
+        </w:rPr>
+        <w:t>optimiz</w:t>
+      </w:r>
+      <w:r>
+        <w:rPr>
+          <w:lang w:val="en-US"/>
+        </w:rPr>
+        <w:t>atori</w:t>
+      </w:r>
+      <w:proofErr w:type="spellEnd"/>
+      <w:r>
+        <w:rPr>
+          <w:lang w:val="en-US"/>
+        </w:rPr>
+        <w:t xml:space="preserve"> </w:t>
+      </w:r>
+      <w:r>
+        <w:rPr>
+          <w:lang w:val="en-US"/>
+        </w:rPr>
+        <w:t xml:space="preserve">poput </w:t>
+      </w:r>
+      <w:r>
+        <w:rPr>
+          <w:lang w:val="en-US"/>
+        </w:rPr>
+        <w:t xml:space="preserve">Stochastic Gradient Descent, </w:t>
+      </w:r>
+      <w:proofErr w:type="spellStart"/>
+      <w:r>
+        <w:rPr>
+          <w:lang w:val="en-US"/>
+        </w:rPr>
+        <w:t>AdaGrad</w:t>
+      </w:r>
+      <w:proofErr w:type="spellEnd"/>
+      <w:r>
+        <w:rPr>
+          <w:lang w:val="en-US"/>
+        </w:rPr>
+        <w:t>, RMSprop, Adam</w:t>
+      </w:r>
+      <w:r>
+        <w:rPr>
+          <w:lang w:val="en-US"/>
+        </w:rPr>
         <w:t xml:space="preserve">. </w:t>
       </w:r>
       <w:r>
         <w:rPr>
-          <w:lang w:val="de-DE"/>
-        </w:rPr>
-        <w:t xml:space="preserve">Za probleme klasifikacije </w:t>
-      </w:r>
-      <w:r>
-        <w:rPr>
-          <w:lang w:val="de-DE"/>
-        </w:rPr>
-        <w:t xml:space="preserve">trošak </w:t>
-      </w:r>
-      <w:r>
-        <w:rPr>
-          <w:lang w:val="de-DE"/>
-        </w:rPr>
-        <w:t xml:space="preserve">se obično definiše kao entropija. </w:t>
-      </w:r>
-      <w:proofErr w:type="spellStart"/>
-      <w:r>
-        <w:rPr>
-          <w:lang w:val="en-GB"/>
-        </w:rPr>
-        <w:t>Entropija</w:t>
-      </w:r>
-      <w:proofErr w:type="spellEnd"/>
-      <w:r>
-        <w:rPr>
-          <w:lang w:val="en-GB"/>
-        </w:rPr>
-        <w:t xml:space="preserve"> </w:t>
-      </w:r>
-      <w:proofErr w:type="spellStart"/>
-      <w:r>
-        <w:rPr>
-          <w:lang w:val="en-GB"/>
-        </w:rPr>
-        <w:t>predstavlja</w:t>
-      </w:r>
-      <w:proofErr w:type="spellEnd"/>
-      <w:r>
-        <w:rPr>
-          <w:lang w:val="en-GB"/>
-        </w:rPr>
-        <w:t xml:space="preserve"> </w:t>
-      </w:r>
-      <w:proofErr w:type="spellStart"/>
-      <w:r>
-        <w:rPr>
-          <w:lang w:val="en-GB"/>
-        </w:rPr>
-        <w:t>stopu</w:t>
-      </w:r>
-      <w:proofErr w:type="spellEnd"/>
-      <w:r>
-        <w:rPr>
-          <w:lang w:val="en-GB"/>
-        </w:rPr>
-        <w:t xml:space="preserve"> </w:t>
-      </w:r>
-      <w:proofErr w:type="spellStart"/>
-      <w:r>
-        <w:rPr>
-          <w:lang w:val="en-GB"/>
-        </w:rPr>
-        <w:t>nesigurnosti</w:t>
-      </w:r>
-      <w:proofErr w:type="spellEnd"/>
-      <w:r>
-        <w:rPr>
-          <w:lang w:val="en-GB"/>
-        </w:rPr>
-        <w:t xml:space="preserve"> u </w:t>
-      </w:r>
-      <w:proofErr w:type="spellStart"/>
-      <w:r>
-        <w:rPr>
-          <w:lang w:val="en-GB"/>
-        </w:rPr>
-        <w:t>sistemu</w:t>
-      </w:r>
-      <w:proofErr w:type="spellEnd"/>
-      <w:r>
-        <w:rPr>
-          <w:lang w:val="en-GB"/>
+          <w:lang w:val="en-US"/>
+        </w:rPr>
+        <w:t xml:space="preserve">Za dati rad je </w:t>
+      </w:r>
+      <w:proofErr w:type="spellStart"/>
+      <w:r>
+        <w:rPr>
+          <w:lang w:val="en-US"/>
+        </w:rPr>
+        <w:t>odabran</w:t>
+      </w:r>
+      <w:proofErr w:type="spellEnd"/>
+      <w:r>
+        <w:rPr>
+          <w:lang w:val="en-US"/>
+        </w:rPr>
+        <w:t xml:space="preserve"> Adam</w:t>
+      </w:r>
+      <w:r>
+        <w:rPr>
+          <w:lang w:val="en-US"/>
+        </w:rPr>
+        <w:t xml:space="preserve"> </w:t>
+      </w:r>
+      <w:proofErr w:type="spellStart"/>
+      <w:r>
+        <w:rPr>
+          <w:lang w:val="en-US"/>
+        </w:rPr>
+        <w:t>optimizator</w:t>
+      </w:r>
+      <w:proofErr w:type="spellEnd"/>
+      <w:r>
+        <w:rPr>
+          <w:lang w:val="en-US"/>
         </w:rPr>
         <w:t xml:space="preserve">. </w:t>
       </w:r>
-      <w:proofErr w:type="spellStart"/>
-      <w:r>
-        <w:rPr>
-          <w:lang w:val="en-GB"/>
-        </w:rPr>
-        <w:t>Što</w:t>
-      </w:r>
-      <w:proofErr w:type="spellEnd"/>
-      <w:r>
-        <w:rPr>
-          <w:lang w:val="en-GB"/>
-        </w:rPr>
-        <w:t xml:space="preserve"> </w:t>
-      </w:r>
-      <w:proofErr w:type="spellStart"/>
-      <w:r>
-        <w:rPr>
-          <w:lang w:val="en-GB"/>
-        </w:rPr>
-        <w:t>su</w:t>
-      </w:r>
-      <w:proofErr w:type="spellEnd"/>
-      <w:r>
-        <w:rPr>
-          <w:lang w:val="en-GB"/>
-        </w:rPr>
-        <w:t xml:space="preserve"> </w:t>
-      </w:r>
-      <w:proofErr w:type="spellStart"/>
-      <w:r>
-        <w:rPr>
-          <w:lang w:val="en-GB"/>
-        </w:rPr>
-        <w:t>predikcije</w:t>
-      </w:r>
-      <w:proofErr w:type="spellEnd"/>
-      <w:r>
-        <w:rPr>
-          <w:lang w:val="en-GB"/>
-        </w:rPr>
-        <w:t xml:space="preserve"> </w:t>
-      </w:r>
-      <w:proofErr w:type="spellStart"/>
-      <w:r>
-        <w:rPr>
-          <w:lang w:val="en-GB"/>
-        </w:rPr>
-        <w:t>koje</w:t>
-      </w:r>
-      <w:proofErr w:type="spellEnd"/>
-      <w:r>
-        <w:rPr>
-          <w:lang w:val="en-GB"/>
-        </w:rPr>
-        <w:t xml:space="preserve"> model </w:t>
-      </w:r>
-      <w:proofErr w:type="spellStart"/>
-      <w:r>
-        <w:rPr>
-          <w:lang w:val="en-GB"/>
-        </w:rPr>
-        <w:t>pravi</w:t>
-      </w:r>
-      <w:proofErr w:type="spellEnd"/>
-      <w:r>
-        <w:rPr>
-          <w:lang w:val="en-GB"/>
-        </w:rPr>
-        <w:t xml:space="preserve"> </w:t>
-      </w:r>
-      <w:proofErr w:type="spellStart"/>
-      <w:r>
-        <w:rPr>
-          <w:lang w:val="en-GB"/>
-        </w:rPr>
-        <w:t>tačnije</w:t>
-      </w:r>
-      <w:proofErr w:type="spellEnd"/>
-      <w:r>
-        <w:rPr>
-          <w:lang w:val="en-GB"/>
-        </w:rPr>
-        <w:t>,</w:t>
-      </w:r>
-      <w:r>
-        <w:rPr>
-          <w:lang w:val="en-GB"/>
-        </w:rPr>
-        <w:t xml:space="preserve"> </w:t>
-      </w:r>
-      <w:proofErr w:type="spellStart"/>
-      <w:r>
-        <w:rPr>
-          <w:lang w:val="en-GB"/>
-        </w:rPr>
-        <w:t>entropija</w:t>
-      </w:r>
-      <w:proofErr w:type="spellEnd"/>
-      <w:r>
-        <w:rPr>
-          <w:lang w:val="en-GB"/>
-        </w:rPr>
-        <w:t xml:space="preserve"> </w:t>
-      </w:r>
-      <w:proofErr w:type="spellStart"/>
-      <w:r>
-        <w:rPr>
-          <w:lang w:val="en-GB"/>
-        </w:rPr>
-        <w:t>sistema</w:t>
-      </w:r>
-      <w:proofErr w:type="spellEnd"/>
-      <w:r>
-        <w:rPr>
-          <w:lang w:val="en-GB"/>
-        </w:rPr>
-        <w:t xml:space="preserve"> </w:t>
-      </w:r>
-      <w:proofErr w:type="spellStart"/>
-      <w:r>
-        <w:rPr>
-          <w:lang w:val="en-GB"/>
-        </w:rPr>
-        <w:t>opada</w:t>
-      </w:r>
-      <w:proofErr w:type="spellEnd"/>
-      <w:r>
-        <w:rPr>
-          <w:lang w:val="en-GB"/>
-        </w:rPr>
-        <w:t xml:space="preserve">. </w:t>
-      </w:r>
-      <w:proofErr w:type="spellStart"/>
-      <w:r>
-        <w:rPr>
-          <w:lang w:val="en-GB"/>
-        </w:rPr>
-        <w:t>Trošak</w:t>
-      </w:r>
-      <w:proofErr w:type="spellEnd"/>
-      <w:r>
-        <w:rPr>
-          <w:lang w:val="en-GB"/>
-        </w:rPr>
-        <w:t xml:space="preserve"> se </w:t>
-      </w:r>
-      <w:proofErr w:type="spellStart"/>
-      <w:r>
-        <w:rPr>
-          <w:lang w:val="en-GB"/>
-        </w:rPr>
-        <w:t>računa</w:t>
-      </w:r>
-      <w:proofErr w:type="spellEnd"/>
-      <w:r>
-        <w:rPr>
-          <w:lang w:val="en-GB"/>
-        </w:rPr>
-        <w:t xml:space="preserve"> </w:t>
-      </w:r>
-      <w:proofErr w:type="spellStart"/>
-      <w:r>
-        <w:rPr>
-          <w:lang w:val="en-GB"/>
-        </w:rPr>
-        <w:t>kao</w:t>
-      </w:r>
-      <w:proofErr w:type="spellEnd"/>
-      <w:r>
-        <w:rPr>
-          <w:lang w:val="en-GB"/>
-        </w:rPr>
-        <w:t xml:space="preserve"> </w:t>
-      </w:r>
-      <w:proofErr w:type="spellStart"/>
-      <w:r>
-        <w:rPr>
-          <w:lang w:val="en-GB"/>
-        </w:rPr>
-        <w:t>razlika</w:t>
-      </w:r>
-      <w:proofErr w:type="spellEnd"/>
-      <w:r>
-        <w:rPr>
-          <w:lang w:val="en-GB"/>
-        </w:rPr>
-        <w:t xml:space="preserve"> u </w:t>
-      </w:r>
-      <w:proofErr w:type="spellStart"/>
-      <w:r>
-        <w:rPr>
-          <w:lang w:val="en-GB"/>
-        </w:rPr>
-        <w:t>entropiji</w:t>
-      </w:r>
-      <w:proofErr w:type="spellEnd"/>
-      <w:r>
-        <w:rPr>
-          <w:lang w:val="en-GB"/>
-        </w:rPr>
-        <w:t xml:space="preserve"> </w:t>
-      </w:r>
-      <w:proofErr w:type="spellStart"/>
-      <w:r>
-        <w:rPr>
-          <w:lang w:val="en-GB"/>
-        </w:rPr>
-        <w:t>trenutnog</w:t>
-      </w:r>
-      <w:proofErr w:type="spellEnd"/>
-      <w:r>
-        <w:rPr>
-          <w:lang w:val="en-GB"/>
-        </w:rPr>
-        <w:t xml:space="preserve"> </w:t>
-      </w:r>
-      <w:proofErr w:type="spellStart"/>
-      <w:r>
-        <w:rPr>
-          <w:lang w:val="en-GB"/>
-        </w:rPr>
-        <w:t>model</w:t>
-      </w:r>
-      <w:r>
-        <w:rPr>
-          <w:lang w:val="en-GB"/>
-        </w:rPr>
-        <w:t>a</w:t>
-      </w:r>
-      <w:proofErr w:type="spellEnd"/>
-      <w:r>
-        <w:rPr>
-          <w:lang w:val="en-GB"/>
-        </w:rPr>
-        <w:t xml:space="preserve"> i </w:t>
-      </w:r>
-      <w:proofErr w:type="spellStart"/>
-      <w:r>
-        <w:rPr>
-          <w:lang w:val="en-GB"/>
-        </w:rPr>
-        <w:t>baznog</w:t>
-      </w:r>
-      <w:proofErr w:type="spellEnd"/>
-      <w:r>
-        <w:rPr>
-          <w:lang w:val="en-GB"/>
-        </w:rPr>
-        <w:t xml:space="preserve"> </w:t>
-      </w:r>
-      <w:proofErr w: